--- a/output/tables/READ/READ_survival_summary.docx
+++ b/output/tables/READ/READ_survival_summary.docx
@@ -25,7 +25,7 @@
         <w:ind w:left="60" w:right="60" w:firstLine="0" w:firstLineChars="0"/>
       </w:pPr>
       <w:r>
-        <w:t xml:space="preserve">Overall survival by gene expression (High vs Low), TCGA-READ. HR from Cox regression; multivariable model adjusted for age (per 10 years), sex and pathologic stage. Sensitivity: stratified by tss. q = Benjamini–Hochberg across exploratory genes only; the primary gene (ROCK2) is reported with its unadjusted p. Time-split HRs (0–24 / &gt;24 months, adjusted) are shown only for genes whose expression term violated proportional hazards. RMST difference = High − Low restricted mean survival time up to 60 months.</w:t>
+        <w:t xml:space="preserve">Overall survival by gene expression (High vs Low), TCGA-READ. HR from Cox regression; multivariable model adjusted for age group, years, sex, pathologic stage group and pretreatment cea. Sensitivity: stratified by tss. q = Benjamini–Hochberg across exploratory genes only; the primary gene (ROCK2) is reported with its unadjusted p. Time-split HRs (0–24 / &gt;24 months, adjusted) are shown only for genes whose expression term violated proportional hazards. RMST difference = High − Low restricted mean survival time up to 60 months.</w:t>
       </w:r>
     </w:p>
     <w:tbl xmlns:a="http://schemas.openxmlformats.org/drawingml/2006/main" xmlns:pic="http://schemas.openxmlformats.org/drawingml/2006/picture">
@@ -913,7 +913,7 @@
           <w:p>
             <w:pPr>
               <w:pStyle w:val="Normal"/>
-              <w:jc w:val="left"/>
+              <w:jc w:val="right"/>
               <w:pBdr>
                 <w:bottom w:val="none" w:sz="0" w:space="0" w:color="000000"/>
                 <w:top w:val="none" w:sz="0" w:space="0" w:color="000000"/>
@@ -2214,7 +2214,7 @@
                 <w:szCs w:val="12"/>
                 <w:color w:val="000000"/>
               </w:rPr>
-              <w:t xml:space="preserve">0.62 (0.24–1.62)</w:t>
+              <w:t xml:space="preserve">0.41 (0.11–1.53)</w:t>
             </w:r>
           </w:p>
         </w:tc>
@@ -2269,7 +2269,7 @@
                 <w:szCs w:val="12"/>
                 <w:color w:val="000000"/>
               </w:rPr>
-              <w:t xml:space="preserve">0.332</w:t>
+              <w:t xml:space="preserve">0.184</w:t>
             </w:r>
           </w:p>
         </w:tc>
@@ -2379,7 +2379,7 @@
                 <w:szCs w:val="12"/>
                 <w:color w:val="000000"/>
               </w:rPr>
-              <w:t xml:space="preserve">5.8</w:t>
+              <w:t xml:space="preserve">2.6</w:t>
             </w:r>
           </w:p>
         </w:tc>
@@ -2403,38 +2403,38 @@
           <w:p>
             <w:pPr>
               <w:pStyle w:val="Normal"/>
-              <w:jc w:val="left"/>
-              <w:pBdr>
-                <w:bottom w:val="none" w:sz="0" w:space="0" w:color="000000"/>
-                <w:top w:val="none" w:sz="0" w:space="0" w:color="000000"/>
-                <w:left w:val="none" w:sz="0" w:space="0" w:color="000000"/>
-                <w:right w:val="none" w:sz="0" w:space="0" w:color="000000"/>
-              </w:pBdr>
-              <w:spacing w:after="100" w:before="100" w:line="240"/>
-              <w:ind w:left="100" w:right="100" w:firstLine="0" w:firstLineChars="0"/>
-              <w:rPr>
-                <w:rFonts w:ascii="Times New Roman" w:hAnsi="Times New Roman" w:eastAsia="Times New Roman" w:cs="Times New Roman"/>
-                <w:i w:val="false"/>
-                <w:b w:val="false"/>
-                <w:u w:val="none"/>
-                <w:strike w:val="false"/>
-                <w:sz w:val="12"/>
-                <w:szCs w:val="12"/>
-                <w:color w:val="000000"/>
-              </w:rPr>
-            </w:pPr>
-            <w:r>
-              <w:rPr>
-                <w:rFonts w:ascii="Times New Roman" w:hAnsi="Times New Roman" w:eastAsia="Times New Roman" w:cs="Times New Roman"/>
-                <w:i w:val="false"/>
-                <w:b w:val="false"/>
-                <w:u w:val="none"/>
-                <w:strike w:val="false"/>
-                <w:sz w:val="12"/>
-                <w:szCs w:val="12"/>
-                <w:color w:val="000000"/>
-              </w:rPr>
-              <w:t xml:space="preserve">I–II vs III–IV</w:t>
+              <w:jc w:val="right"/>
+              <w:pBdr>
+                <w:bottom w:val="none" w:sz="0" w:space="0" w:color="000000"/>
+                <w:top w:val="none" w:sz="0" w:space="0" w:color="000000"/>
+                <w:left w:val="none" w:sz="0" w:space="0" w:color="000000"/>
+                <w:right w:val="none" w:sz="0" w:space="0" w:color="000000"/>
+              </w:pBdr>
+              <w:spacing w:after="100" w:before="100" w:line="240"/>
+              <w:ind w:left="100" w:right="100" w:firstLine="0" w:firstLineChars="0"/>
+              <w:rPr>
+                <w:rFonts w:ascii="Times New Roman" w:hAnsi="Times New Roman" w:eastAsia="Times New Roman" w:cs="Times New Roman"/>
+                <w:i w:val="false"/>
+                <w:b w:val="false"/>
+                <w:u w:val="none"/>
+                <w:strike w:val="false"/>
+                <w:sz w:val="12"/>
+                <w:szCs w:val="12"/>
+                <w:color w:val="000000"/>
+              </w:rPr>
+            </w:pPr>
+            <w:r>
+              <w:rPr>
+                <w:rFonts w:ascii="Times New Roman" w:hAnsi="Times New Roman" w:eastAsia="Times New Roman" w:cs="Times New Roman"/>
+                <w:i w:val="false"/>
+                <w:b w:val="false"/>
+                <w:u w:val="none"/>
+                <w:strike w:val="false"/>
+                <w:sz w:val="12"/>
+                <w:szCs w:val="12"/>
+                <w:color w:val="000000"/>
+              </w:rPr>
+              <w:t xml:space="preserve"/>
             </w:r>
           </w:p>
         </w:tc>
@@ -2489,7 +2489,7 @@
                 <w:szCs w:val="12"/>
                 <w:color w:val="000000"/>
               </w:rPr>
-              <w:t xml:space="preserve">0.46 (0.16–1.34)</w:t>
+              <w:t xml:space="preserve">0.55 (0.14–2.14)</w:t>
             </w:r>
           </w:p>
         </w:tc>
@@ -2544,7 +2544,7 @@
                 <w:szCs w:val="12"/>
                 <w:color w:val="000000"/>
               </w:rPr>
-              <w:t xml:space="preserve">0.154</w:t>
+              <w:t xml:space="preserve">0.386</w:t>
             </w:r>
           </w:p>
         </w:tc>
@@ -2599,7 +2599,7 @@
                 <w:szCs w:val="12"/>
                 <w:color w:val="000000"/>
               </w:rPr>
-              <w:t xml:space="preserve">0.148</w:t>
+              <w:t xml:space="preserve">0.302</w:t>
             </w:r>
           </w:p>
         </w:tc>
@@ -3704,392 +3704,392 @@
                 <w:szCs w:val="12"/>
                 <w:color w:val="000000"/>
               </w:rPr>
-              <w:t xml:space="preserve">0.78 (0.33–1.84)</w:t>
-            </w:r>
-          </w:p>
-        </w:tc>
-        <w:tc>
-          <w:tcPr>
-            <w:tcBorders>
-              <w:bottom w:val="none" w:sz="0" w:space="0" w:color="000000"/>
-              <w:top w:val="none" w:sz="0" w:space="0" w:color="000000"/>
-              <w:left w:val="none" w:sz="0" w:space="0" w:color="000000"/>
-              <w:right w:val="none" w:sz="0" w:space="0" w:color="000000"/>
-            </w:tcBorders>
-            <w:shd w:val="clear" w:color="auto" w:fill="FFFFFF"/>
-            <w:tcMar>
-              <w:top w:w="0" w:type="dxa"/>
-              <w:bottom w:w="0" w:type="dxa"/>
-              <w:left w:w="0" w:type="dxa"/>
-              <w:right w:w="0" w:type="dxa"/>
-            </w:tcMar>
-            <w:vAlign w:val="center"/>
-          </w:tcPr>
-          <w:p>
-            <w:pPr>
-              <w:pStyle w:val="Normal"/>
-              <w:jc w:val="left"/>
-              <w:pBdr>
-                <w:bottom w:val="none" w:sz="0" w:space="0" w:color="000000"/>
-                <w:top w:val="none" w:sz="0" w:space="0" w:color="000000"/>
-                <w:left w:val="none" w:sz="0" w:space="0" w:color="000000"/>
-                <w:right w:val="none" w:sz="0" w:space="0" w:color="000000"/>
-              </w:pBdr>
-              <w:spacing w:after="100" w:before="100" w:line="240"/>
-              <w:ind w:left="100" w:right="100" w:firstLine="0" w:firstLineChars="0"/>
-              <w:rPr>
-                <w:rFonts w:ascii="Times New Roman" w:hAnsi="Times New Roman" w:eastAsia="Times New Roman" w:cs="Times New Roman"/>
-                <w:i w:val="false"/>
-                <w:b w:val="false"/>
-                <w:u w:val="none"/>
-                <w:strike w:val="false"/>
-                <w:sz w:val="12"/>
-                <w:szCs w:val="12"/>
-                <w:color w:val="000000"/>
-              </w:rPr>
-            </w:pPr>
-            <w:r>
-              <w:rPr>
-                <w:rFonts w:ascii="Times New Roman" w:hAnsi="Times New Roman" w:eastAsia="Times New Roman" w:cs="Times New Roman"/>
-                <w:i w:val="false"/>
-                <w:b w:val="false"/>
-                <w:u w:val="none"/>
-                <w:strike w:val="false"/>
-                <w:sz w:val="12"/>
-                <w:szCs w:val="12"/>
-                <w:color w:val="000000"/>
-              </w:rPr>
-              <w:t xml:space="preserve">0.573</w:t>
-            </w:r>
-          </w:p>
-        </w:tc>
-        <w:tc>
-          <w:tcPr>
-            <w:tcBorders>
-              <w:bottom w:val="none" w:sz="0" w:space="0" w:color="000000"/>
-              <w:top w:val="none" w:sz="0" w:space="0" w:color="000000"/>
-              <w:left w:val="none" w:sz="0" w:space="0" w:color="000000"/>
-              <w:right w:val="none" w:sz="0" w:space="0" w:color="000000"/>
-            </w:tcBorders>
-            <w:shd w:val="clear" w:color="auto" w:fill="FFFFFF"/>
-            <w:tcMar>
-              <w:top w:w="0" w:type="dxa"/>
-              <w:bottom w:w="0" w:type="dxa"/>
-              <w:left w:w="0" w:type="dxa"/>
-              <w:right w:w="0" w:type="dxa"/>
-            </w:tcMar>
-            <w:vAlign w:val="center"/>
-          </w:tcPr>
-          <w:p>
-            <w:pPr>
-              <w:pStyle w:val="Normal"/>
-              <w:jc w:val="left"/>
-              <w:pBdr>
-                <w:bottom w:val="none" w:sz="0" w:space="0" w:color="000000"/>
-                <w:top w:val="none" w:sz="0" w:space="0" w:color="000000"/>
-                <w:left w:val="none" w:sz="0" w:space="0" w:color="000000"/>
-                <w:right w:val="none" w:sz="0" w:space="0" w:color="000000"/>
-              </w:pBdr>
-              <w:spacing w:after="100" w:before="100" w:line="240"/>
-              <w:ind w:left="100" w:right="100" w:firstLine="0" w:firstLineChars="0"/>
-              <w:rPr>
-                <w:rFonts w:ascii="Times New Roman" w:hAnsi="Times New Roman" w:eastAsia="Times New Roman" w:cs="Times New Roman"/>
-                <w:i w:val="false"/>
-                <w:b w:val="false"/>
-                <w:u w:val="none"/>
-                <w:strike w:val="false"/>
-                <w:sz w:val="12"/>
-                <w:szCs w:val="12"/>
-                <w:color w:val="000000"/>
-              </w:rPr>
-            </w:pPr>
-            <w:r>
-              <w:rPr>
-                <w:rFonts w:ascii="Times New Roman" w:hAnsi="Times New Roman" w:eastAsia="Times New Roman" w:cs="Times New Roman"/>
-                <w:i w:val="false"/>
-                <w:b w:val="false"/>
-                <w:u w:val="none"/>
-                <w:strike w:val="false"/>
-                <w:sz w:val="12"/>
-                <w:szCs w:val="12"/>
-                <w:color w:val="000000"/>
-              </w:rPr>
-              <w:t xml:space="preserve">0.737</w:t>
-            </w:r>
-          </w:p>
-        </w:tc>
-        <w:tc>
-          <w:tcPr>
-            <w:tcBorders>
-              <w:bottom w:val="none" w:sz="0" w:space="0" w:color="000000"/>
-              <w:top w:val="none" w:sz="0" w:space="0" w:color="000000"/>
-              <w:left w:val="none" w:sz="0" w:space="0" w:color="000000"/>
-              <w:right w:val="none" w:sz="0" w:space="0" w:color="000000"/>
-            </w:tcBorders>
-            <w:shd w:val="clear" w:color="auto" w:fill="FFFFFF"/>
-            <w:tcMar>
-              <w:top w:w="0" w:type="dxa"/>
-              <w:bottom w:w="0" w:type="dxa"/>
-              <w:left w:w="0" w:type="dxa"/>
-              <w:right w:w="0" w:type="dxa"/>
-            </w:tcMar>
-            <w:vAlign w:val="center"/>
-          </w:tcPr>
-          <w:p>
-            <w:pPr>
-              <w:pStyle w:val="Normal"/>
-              <w:jc w:val="left"/>
-              <w:pBdr>
-                <w:bottom w:val="none" w:sz="0" w:space="0" w:color="000000"/>
-                <w:top w:val="none" w:sz="0" w:space="0" w:color="000000"/>
-                <w:left w:val="none" w:sz="0" w:space="0" w:color="000000"/>
-                <w:right w:val="none" w:sz="0" w:space="0" w:color="000000"/>
-              </w:pBdr>
-              <w:spacing w:after="100" w:before="100" w:line="240"/>
-              <w:ind w:left="100" w:right="100" w:firstLine="0" w:firstLineChars="0"/>
-              <w:rPr>
-                <w:rFonts w:ascii="Times New Roman" w:hAnsi="Times New Roman" w:eastAsia="Times New Roman" w:cs="Times New Roman"/>
-                <w:i w:val="false"/>
-                <w:b w:val="false"/>
-                <w:u w:val="none"/>
-                <w:strike w:val="false"/>
-                <w:sz w:val="12"/>
-                <w:szCs w:val="12"/>
-                <w:color w:val="000000"/>
-              </w:rPr>
-            </w:pPr>
-            <w:r>
-              <w:rPr>
-                <w:rFonts w:ascii="Times New Roman" w:hAnsi="Times New Roman" w:eastAsia="Times New Roman" w:cs="Times New Roman"/>
-                <w:i w:val="false"/>
-                <w:b w:val="false"/>
-                <w:u w:val="none"/>
-                <w:strike w:val="false"/>
-                <w:sz w:val="12"/>
-                <w:szCs w:val="12"/>
-                <w:color w:val="000000"/>
-              </w:rPr>
-              <w:t xml:space="preserve">5.8</w:t>
-            </w:r>
-          </w:p>
-        </w:tc>
-        <w:tc>
-          <w:tcPr>
-            <w:tcBorders>
-              <w:bottom w:val="none" w:sz="0" w:space="0" w:color="000000"/>
-              <w:top w:val="none" w:sz="0" w:space="0" w:color="000000"/>
-              <w:left w:val="none" w:sz="0" w:space="0" w:color="000000"/>
-              <w:right w:val="none" w:sz="0" w:space="0" w:color="000000"/>
-            </w:tcBorders>
-            <w:shd w:val="clear" w:color="auto" w:fill="FFFFFF"/>
-            <w:tcMar>
-              <w:top w:w="0" w:type="dxa"/>
-              <w:bottom w:w="0" w:type="dxa"/>
-              <w:left w:w="0" w:type="dxa"/>
-              <w:right w:w="0" w:type="dxa"/>
-            </w:tcMar>
-            <w:vAlign w:val="center"/>
-          </w:tcPr>
-          <w:p>
-            <w:pPr>
-              <w:pStyle w:val="Normal"/>
-              <w:jc w:val="left"/>
-              <w:pBdr>
-                <w:bottom w:val="none" w:sz="0" w:space="0" w:color="000000"/>
-                <w:top w:val="none" w:sz="0" w:space="0" w:color="000000"/>
-                <w:left w:val="none" w:sz="0" w:space="0" w:color="000000"/>
-                <w:right w:val="none" w:sz="0" w:space="0" w:color="000000"/>
-              </w:pBdr>
-              <w:spacing w:after="100" w:before="100" w:line="240"/>
-              <w:ind w:left="100" w:right="100" w:firstLine="0" w:firstLineChars="0"/>
-              <w:rPr>
-                <w:rFonts w:ascii="Times New Roman" w:hAnsi="Times New Roman" w:eastAsia="Times New Roman" w:cs="Times New Roman"/>
-                <w:i w:val="false"/>
-                <w:b w:val="false"/>
-                <w:u w:val="none"/>
-                <w:strike w:val="false"/>
-                <w:sz w:val="12"/>
-                <w:szCs w:val="12"/>
-                <w:color w:val="000000"/>
-              </w:rPr>
-            </w:pPr>
-            <w:r>
-              <w:rPr>
-                <w:rFonts w:ascii="Times New Roman" w:hAnsi="Times New Roman" w:eastAsia="Times New Roman" w:cs="Times New Roman"/>
-                <w:i w:val="false"/>
-                <w:b w:val="false"/>
-                <w:u w:val="none"/>
-                <w:strike w:val="false"/>
-                <w:sz w:val="12"/>
-                <w:szCs w:val="12"/>
-                <w:color w:val="000000"/>
-              </w:rPr>
-              <w:t xml:space="preserve">I–II vs III–IV</w:t>
-            </w:r>
-          </w:p>
-        </w:tc>
-        <w:tc>
-          <w:tcPr>
-            <w:tcBorders>
-              <w:bottom w:val="none" w:sz="0" w:space="0" w:color="000000"/>
-              <w:top w:val="none" w:sz="0" w:space="0" w:color="000000"/>
-              <w:left w:val="none" w:sz="0" w:space="0" w:color="000000"/>
-              <w:right w:val="none" w:sz="0" w:space="0" w:color="000000"/>
-            </w:tcBorders>
-            <w:shd w:val="clear" w:color="auto" w:fill="FFFFFF"/>
-            <w:tcMar>
-              <w:top w:w="0" w:type="dxa"/>
-              <w:bottom w:w="0" w:type="dxa"/>
-              <w:left w:w="0" w:type="dxa"/>
-              <w:right w:w="0" w:type="dxa"/>
-            </w:tcMar>
-            <w:vAlign w:val="center"/>
-          </w:tcPr>
-          <w:p>
-            <w:pPr>
-              <w:pStyle w:val="Normal"/>
-              <w:jc w:val="left"/>
-              <w:pBdr>
-                <w:bottom w:val="none" w:sz="0" w:space="0" w:color="000000"/>
-                <w:top w:val="none" w:sz="0" w:space="0" w:color="000000"/>
-                <w:left w:val="none" w:sz="0" w:space="0" w:color="000000"/>
-                <w:right w:val="none" w:sz="0" w:space="0" w:color="000000"/>
-              </w:pBdr>
-              <w:spacing w:after="100" w:before="100" w:line="240"/>
-              <w:ind w:left="100" w:right="100" w:firstLine="0" w:firstLineChars="0"/>
-              <w:rPr>
-                <w:rFonts w:ascii="Times New Roman" w:hAnsi="Times New Roman" w:eastAsia="Times New Roman" w:cs="Times New Roman"/>
-                <w:i w:val="false"/>
-                <w:b w:val="false"/>
-                <w:u w:val="none"/>
-                <w:strike w:val="false"/>
-                <w:sz w:val="12"/>
-                <w:szCs w:val="12"/>
-                <w:color w:val="000000"/>
-              </w:rPr>
-            </w:pPr>
-            <w:r>
-              <w:rPr>
-                <w:rFonts w:ascii="Times New Roman" w:hAnsi="Times New Roman" w:eastAsia="Times New Roman" w:cs="Times New Roman"/>
-                <w:i w:val="false"/>
-                <w:b w:val="false"/>
-                <w:u w:val="none"/>
-                <w:strike w:val="false"/>
-                <w:sz w:val="12"/>
-                <w:szCs w:val="12"/>
-                <w:color w:val="000000"/>
-              </w:rPr>
-              <w:t xml:space="preserve">0.70 (0.29–1.69)</w:t>
-            </w:r>
-          </w:p>
-        </w:tc>
-        <w:tc>
-          <w:tcPr>
-            <w:tcBorders>
-              <w:bottom w:val="none" w:sz="0" w:space="0" w:color="000000"/>
-              <w:top w:val="none" w:sz="0" w:space="0" w:color="000000"/>
-              <w:left w:val="none" w:sz="0" w:space="0" w:color="000000"/>
-              <w:right w:val="none" w:sz="0" w:space="0" w:color="000000"/>
-            </w:tcBorders>
-            <w:shd w:val="clear" w:color="auto" w:fill="FFFFFF"/>
-            <w:tcMar>
-              <w:top w:w="0" w:type="dxa"/>
-              <w:bottom w:w="0" w:type="dxa"/>
-              <w:left w:w="0" w:type="dxa"/>
-              <w:right w:w="0" w:type="dxa"/>
-            </w:tcMar>
-            <w:vAlign w:val="center"/>
-          </w:tcPr>
-          <w:p>
-            <w:pPr>
-              <w:pStyle w:val="Normal"/>
-              <w:jc w:val="left"/>
-              <w:pBdr>
-                <w:bottom w:val="none" w:sz="0" w:space="0" w:color="000000"/>
-                <w:top w:val="none" w:sz="0" w:space="0" w:color="000000"/>
-                <w:left w:val="none" w:sz="0" w:space="0" w:color="000000"/>
-                <w:right w:val="none" w:sz="0" w:space="0" w:color="000000"/>
-              </w:pBdr>
-              <w:spacing w:after="100" w:before="100" w:line="240"/>
-              <w:ind w:left="100" w:right="100" w:firstLine="0" w:firstLineChars="0"/>
-              <w:rPr>
-                <w:rFonts w:ascii="Times New Roman" w:hAnsi="Times New Roman" w:eastAsia="Times New Roman" w:cs="Times New Roman"/>
-                <w:i w:val="false"/>
-                <w:b w:val="false"/>
-                <w:u w:val="none"/>
-                <w:strike w:val="false"/>
-                <w:sz w:val="12"/>
-                <w:szCs w:val="12"/>
-                <w:color w:val="000000"/>
-              </w:rPr>
-            </w:pPr>
-            <w:r>
-              <w:rPr>
-                <w:rFonts w:ascii="Times New Roman" w:hAnsi="Times New Roman" w:eastAsia="Times New Roman" w:cs="Times New Roman"/>
-                <w:i w:val="false"/>
-                <w:b w:val="false"/>
-                <w:u w:val="none"/>
-                <w:strike w:val="false"/>
-                <w:sz w:val="12"/>
-                <w:szCs w:val="12"/>
-                <w:color w:val="000000"/>
-              </w:rPr>
-              <w:t xml:space="preserve">0.429</w:t>
-            </w:r>
-          </w:p>
-        </w:tc>
-        <w:tc>
-          <w:tcPr>
-            <w:tcBorders>
-              <w:bottom w:val="none" w:sz="0" w:space="0" w:color="000000"/>
-              <w:top w:val="none" w:sz="0" w:space="0" w:color="000000"/>
-              <w:left w:val="none" w:sz="0" w:space="0" w:color="000000"/>
-              <w:right w:val="none" w:sz="0" w:space="0" w:color="000000"/>
-            </w:tcBorders>
-            <w:shd w:val="clear" w:color="auto" w:fill="FFFFFF"/>
-            <w:tcMar>
-              <w:top w:w="0" w:type="dxa"/>
-              <w:bottom w:w="0" w:type="dxa"/>
-              <w:left w:w="0" w:type="dxa"/>
-              <w:right w:w="0" w:type="dxa"/>
-            </w:tcMar>
-            <w:vAlign w:val="center"/>
-          </w:tcPr>
-          <w:p>
-            <w:pPr>
-              <w:pStyle w:val="Normal"/>
-              <w:jc w:val="left"/>
-              <w:pBdr>
-                <w:bottom w:val="none" w:sz="0" w:space="0" w:color="000000"/>
-                <w:top w:val="none" w:sz="0" w:space="0" w:color="000000"/>
-                <w:left w:val="none" w:sz="0" w:space="0" w:color="000000"/>
-                <w:right w:val="none" w:sz="0" w:space="0" w:color="000000"/>
-              </w:pBdr>
-              <w:spacing w:after="100" w:before="100" w:line="240"/>
-              <w:ind w:left="100" w:right="100" w:firstLine="0" w:firstLineChars="0"/>
-              <w:rPr>
-                <w:rFonts w:ascii="Times New Roman" w:hAnsi="Times New Roman" w:eastAsia="Times New Roman" w:cs="Times New Roman"/>
-                <w:i w:val="false"/>
-                <w:b w:val="false"/>
-                <w:u w:val="none"/>
-                <w:strike w:val="false"/>
-                <w:sz w:val="12"/>
-                <w:szCs w:val="12"/>
-                <w:color w:val="000000"/>
-              </w:rPr>
-            </w:pPr>
-            <w:r>
-              <w:rPr>
-                <w:rFonts w:ascii="Times New Roman" w:hAnsi="Times New Roman" w:eastAsia="Times New Roman" w:cs="Times New Roman"/>
-                <w:i w:val="false"/>
-                <w:b w:val="false"/>
-                <w:u w:val="none"/>
-                <w:strike w:val="false"/>
-                <w:sz w:val="12"/>
-                <w:szCs w:val="12"/>
-                <w:color w:val="000000"/>
-              </w:rPr>
-              <w:t xml:space="preserve">0.663</w:t>
+              <w:t xml:space="preserve">0.54 (0.17–1.67)</w:t>
+            </w:r>
+          </w:p>
+        </w:tc>
+        <w:tc>
+          <w:tcPr>
+            <w:tcBorders>
+              <w:bottom w:val="none" w:sz="0" w:space="0" w:color="000000"/>
+              <w:top w:val="none" w:sz="0" w:space="0" w:color="000000"/>
+              <w:left w:val="none" w:sz="0" w:space="0" w:color="000000"/>
+              <w:right w:val="none" w:sz="0" w:space="0" w:color="000000"/>
+            </w:tcBorders>
+            <w:shd w:val="clear" w:color="auto" w:fill="FFFFFF"/>
+            <w:tcMar>
+              <w:top w:w="0" w:type="dxa"/>
+              <w:bottom w:w="0" w:type="dxa"/>
+              <w:left w:w="0" w:type="dxa"/>
+              <w:right w:w="0" w:type="dxa"/>
+            </w:tcMar>
+            <w:vAlign w:val="center"/>
+          </w:tcPr>
+          <w:p>
+            <w:pPr>
+              <w:pStyle w:val="Normal"/>
+              <w:jc w:val="left"/>
+              <w:pBdr>
+                <w:bottom w:val="none" w:sz="0" w:space="0" w:color="000000"/>
+                <w:top w:val="none" w:sz="0" w:space="0" w:color="000000"/>
+                <w:left w:val="none" w:sz="0" w:space="0" w:color="000000"/>
+                <w:right w:val="none" w:sz="0" w:space="0" w:color="000000"/>
+              </w:pBdr>
+              <w:spacing w:after="100" w:before="100" w:line="240"/>
+              <w:ind w:left="100" w:right="100" w:firstLine="0" w:firstLineChars="0"/>
+              <w:rPr>
+                <w:rFonts w:ascii="Times New Roman" w:hAnsi="Times New Roman" w:eastAsia="Times New Roman" w:cs="Times New Roman"/>
+                <w:i w:val="false"/>
+                <w:b w:val="false"/>
+                <w:u w:val="none"/>
+                <w:strike w:val="false"/>
+                <w:sz w:val="12"/>
+                <w:szCs w:val="12"/>
+                <w:color w:val="000000"/>
+              </w:rPr>
+            </w:pPr>
+            <w:r>
+              <w:rPr>
+                <w:rFonts w:ascii="Times New Roman" w:hAnsi="Times New Roman" w:eastAsia="Times New Roman" w:cs="Times New Roman"/>
+                <w:i w:val="false"/>
+                <w:b w:val="false"/>
+                <w:u w:val="none"/>
+                <w:strike w:val="false"/>
+                <w:sz w:val="12"/>
+                <w:szCs w:val="12"/>
+                <w:color w:val="000000"/>
+              </w:rPr>
+              <w:t xml:space="preserve">0.287</w:t>
+            </w:r>
+          </w:p>
+        </w:tc>
+        <w:tc>
+          <w:tcPr>
+            <w:tcBorders>
+              <w:bottom w:val="none" w:sz="0" w:space="0" w:color="000000"/>
+              <w:top w:val="none" w:sz="0" w:space="0" w:color="000000"/>
+              <w:left w:val="none" w:sz="0" w:space="0" w:color="000000"/>
+              <w:right w:val="none" w:sz="0" w:space="0" w:color="000000"/>
+            </w:tcBorders>
+            <w:shd w:val="clear" w:color="auto" w:fill="FFFFFF"/>
+            <w:tcMar>
+              <w:top w:w="0" w:type="dxa"/>
+              <w:bottom w:w="0" w:type="dxa"/>
+              <w:left w:w="0" w:type="dxa"/>
+              <w:right w:w="0" w:type="dxa"/>
+            </w:tcMar>
+            <w:vAlign w:val="center"/>
+          </w:tcPr>
+          <w:p>
+            <w:pPr>
+              <w:pStyle w:val="Normal"/>
+              <w:jc w:val="left"/>
+              <w:pBdr>
+                <w:bottom w:val="none" w:sz="0" w:space="0" w:color="000000"/>
+                <w:top w:val="none" w:sz="0" w:space="0" w:color="000000"/>
+                <w:left w:val="none" w:sz="0" w:space="0" w:color="000000"/>
+                <w:right w:val="none" w:sz="0" w:space="0" w:color="000000"/>
+              </w:pBdr>
+              <w:spacing w:after="100" w:before="100" w:line="240"/>
+              <w:ind w:left="100" w:right="100" w:firstLine="0" w:firstLineChars="0"/>
+              <w:rPr>
+                <w:rFonts w:ascii="Times New Roman" w:hAnsi="Times New Roman" w:eastAsia="Times New Roman" w:cs="Times New Roman"/>
+                <w:i w:val="false"/>
+                <w:b w:val="false"/>
+                <w:u w:val="none"/>
+                <w:strike w:val="false"/>
+                <w:sz w:val="12"/>
+                <w:szCs w:val="12"/>
+                <w:color w:val="000000"/>
+              </w:rPr>
+            </w:pPr>
+            <w:r>
+              <w:rPr>
+                <w:rFonts w:ascii="Times New Roman" w:hAnsi="Times New Roman" w:eastAsia="Times New Roman" w:cs="Times New Roman"/>
+                <w:i w:val="false"/>
+                <w:b w:val="false"/>
+                <w:u w:val="none"/>
+                <w:strike w:val="false"/>
+                <w:sz w:val="12"/>
+                <w:szCs w:val="12"/>
+                <w:color w:val="000000"/>
+              </w:rPr>
+              <w:t xml:space="preserve">0.368</w:t>
+            </w:r>
+          </w:p>
+        </w:tc>
+        <w:tc>
+          <w:tcPr>
+            <w:tcBorders>
+              <w:bottom w:val="none" w:sz="0" w:space="0" w:color="000000"/>
+              <w:top w:val="none" w:sz="0" w:space="0" w:color="000000"/>
+              <w:left w:val="none" w:sz="0" w:space="0" w:color="000000"/>
+              <w:right w:val="none" w:sz="0" w:space="0" w:color="000000"/>
+            </w:tcBorders>
+            <w:shd w:val="clear" w:color="auto" w:fill="FFFFFF"/>
+            <w:tcMar>
+              <w:top w:w="0" w:type="dxa"/>
+              <w:bottom w:w="0" w:type="dxa"/>
+              <w:left w:w="0" w:type="dxa"/>
+              <w:right w:w="0" w:type="dxa"/>
+            </w:tcMar>
+            <w:vAlign w:val="center"/>
+          </w:tcPr>
+          <w:p>
+            <w:pPr>
+              <w:pStyle w:val="Normal"/>
+              <w:jc w:val="left"/>
+              <w:pBdr>
+                <w:bottom w:val="none" w:sz="0" w:space="0" w:color="000000"/>
+                <w:top w:val="none" w:sz="0" w:space="0" w:color="000000"/>
+                <w:left w:val="none" w:sz="0" w:space="0" w:color="000000"/>
+                <w:right w:val="none" w:sz="0" w:space="0" w:color="000000"/>
+              </w:pBdr>
+              <w:spacing w:after="100" w:before="100" w:line="240"/>
+              <w:ind w:left="100" w:right="100" w:firstLine="0" w:firstLineChars="0"/>
+              <w:rPr>
+                <w:rFonts w:ascii="Times New Roman" w:hAnsi="Times New Roman" w:eastAsia="Times New Roman" w:cs="Times New Roman"/>
+                <w:i w:val="false"/>
+                <w:b w:val="false"/>
+                <w:u w:val="none"/>
+                <w:strike w:val="false"/>
+                <w:sz w:val="12"/>
+                <w:szCs w:val="12"/>
+                <w:color w:val="000000"/>
+              </w:rPr>
+            </w:pPr>
+            <w:r>
+              <w:rPr>
+                <w:rFonts w:ascii="Times New Roman" w:hAnsi="Times New Roman" w:eastAsia="Times New Roman" w:cs="Times New Roman"/>
+                <w:i w:val="false"/>
+                <w:b w:val="false"/>
+                <w:u w:val="none"/>
+                <w:strike w:val="false"/>
+                <w:sz w:val="12"/>
+                <w:szCs w:val="12"/>
+                <w:color w:val="000000"/>
+              </w:rPr>
+              <w:t xml:space="preserve">2.6</w:t>
+            </w:r>
+          </w:p>
+        </w:tc>
+        <w:tc>
+          <w:tcPr>
+            <w:tcBorders>
+              <w:bottom w:val="none" w:sz="0" w:space="0" w:color="000000"/>
+              <w:top w:val="none" w:sz="0" w:space="0" w:color="000000"/>
+              <w:left w:val="none" w:sz="0" w:space="0" w:color="000000"/>
+              <w:right w:val="none" w:sz="0" w:space="0" w:color="000000"/>
+            </w:tcBorders>
+            <w:shd w:val="clear" w:color="auto" w:fill="FFFFFF"/>
+            <w:tcMar>
+              <w:top w:w="0" w:type="dxa"/>
+              <w:bottom w:w="0" w:type="dxa"/>
+              <w:left w:w="0" w:type="dxa"/>
+              <w:right w:w="0" w:type="dxa"/>
+            </w:tcMar>
+            <w:vAlign w:val="center"/>
+          </w:tcPr>
+          <w:p>
+            <w:pPr>
+              <w:pStyle w:val="Normal"/>
+              <w:jc w:val="right"/>
+              <w:pBdr>
+                <w:bottom w:val="none" w:sz="0" w:space="0" w:color="000000"/>
+                <w:top w:val="none" w:sz="0" w:space="0" w:color="000000"/>
+                <w:left w:val="none" w:sz="0" w:space="0" w:color="000000"/>
+                <w:right w:val="none" w:sz="0" w:space="0" w:color="000000"/>
+              </w:pBdr>
+              <w:spacing w:after="100" w:before="100" w:line="240"/>
+              <w:ind w:left="100" w:right="100" w:firstLine="0" w:firstLineChars="0"/>
+              <w:rPr>
+                <w:rFonts w:ascii="Times New Roman" w:hAnsi="Times New Roman" w:eastAsia="Times New Roman" w:cs="Times New Roman"/>
+                <w:i w:val="false"/>
+                <w:b w:val="false"/>
+                <w:u w:val="none"/>
+                <w:strike w:val="false"/>
+                <w:sz w:val="12"/>
+                <w:szCs w:val="12"/>
+                <w:color w:val="000000"/>
+              </w:rPr>
+            </w:pPr>
+            <w:r>
+              <w:rPr>
+                <w:rFonts w:ascii="Times New Roman" w:hAnsi="Times New Roman" w:eastAsia="Times New Roman" w:cs="Times New Roman"/>
+                <w:i w:val="false"/>
+                <w:b w:val="false"/>
+                <w:u w:val="none"/>
+                <w:strike w:val="false"/>
+                <w:sz w:val="12"/>
+                <w:szCs w:val="12"/>
+                <w:color w:val="000000"/>
+              </w:rPr>
+              <w:t xml:space="preserve"/>
+            </w:r>
+          </w:p>
+        </w:tc>
+        <w:tc>
+          <w:tcPr>
+            <w:tcBorders>
+              <w:bottom w:val="none" w:sz="0" w:space="0" w:color="000000"/>
+              <w:top w:val="none" w:sz="0" w:space="0" w:color="000000"/>
+              <w:left w:val="none" w:sz="0" w:space="0" w:color="000000"/>
+              <w:right w:val="none" w:sz="0" w:space="0" w:color="000000"/>
+            </w:tcBorders>
+            <w:shd w:val="clear" w:color="auto" w:fill="FFFFFF"/>
+            <w:tcMar>
+              <w:top w:w="0" w:type="dxa"/>
+              <w:bottom w:w="0" w:type="dxa"/>
+              <w:left w:w="0" w:type="dxa"/>
+              <w:right w:w="0" w:type="dxa"/>
+            </w:tcMar>
+            <w:vAlign w:val="center"/>
+          </w:tcPr>
+          <w:p>
+            <w:pPr>
+              <w:pStyle w:val="Normal"/>
+              <w:jc w:val="left"/>
+              <w:pBdr>
+                <w:bottom w:val="none" w:sz="0" w:space="0" w:color="000000"/>
+                <w:top w:val="none" w:sz="0" w:space="0" w:color="000000"/>
+                <w:left w:val="none" w:sz="0" w:space="0" w:color="000000"/>
+                <w:right w:val="none" w:sz="0" w:space="0" w:color="000000"/>
+              </w:pBdr>
+              <w:spacing w:after="100" w:before="100" w:line="240"/>
+              <w:ind w:left="100" w:right="100" w:firstLine="0" w:firstLineChars="0"/>
+              <w:rPr>
+                <w:rFonts w:ascii="Times New Roman" w:hAnsi="Times New Roman" w:eastAsia="Times New Roman" w:cs="Times New Roman"/>
+                <w:i w:val="false"/>
+                <w:b w:val="false"/>
+                <w:u w:val="none"/>
+                <w:strike w:val="false"/>
+                <w:sz w:val="12"/>
+                <w:szCs w:val="12"/>
+                <w:color w:val="000000"/>
+              </w:rPr>
+            </w:pPr>
+            <w:r>
+              <w:rPr>
+                <w:rFonts w:ascii="Times New Roman" w:hAnsi="Times New Roman" w:eastAsia="Times New Roman" w:cs="Times New Roman"/>
+                <w:i w:val="false"/>
+                <w:b w:val="false"/>
+                <w:u w:val="none"/>
+                <w:strike w:val="false"/>
+                <w:sz w:val="12"/>
+                <w:szCs w:val="12"/>
+                <w:color w:val="000000"/>
+              </w:rPr>
+              <w:t xml:space="preserve">0.48 (0.15–1.55)</w:t>
+            </w:r>
+          </w:p>
+        </w:tc>
+        <w:tc>
+          <w:tcPr>
+            <w:tcBorders>
+              <w:bottom w:val="none" w:sz="0" w:space="0" w:color="000000"/>
+              <w:top w:val="none" w:sz="0" w:space="0" w:color="000000"/>
+              <w:left w:val="none" w:sz="0" w:space="0" w:color="000000"/>
+              <w:right w:val="none" w:sz="0" w:space="0" w:color="000000"/>
+            </w:tcBorders>
+            <w:shd w:val="clear" w:color="auto" w:fill="FFFFFF"/>
+            <w:tcMar>
+              <w:top w:w="0" w:type="dxa"/>
+              <w:bottom w:w="0" w:type="dxa"/>
+              <w:left w:w="0" w:type="dxa"/>
+              <w:right w:w="0" w:type="dxa"/>
+            </w:tcMar>
+            <w:vAlign w:val="center"/>
+          </w:tcPr>
+          <w:p>
+            <w:pPr>
+              <w:pStyle w:val="Normal"/>
+              <w:jc w:val="left"/>
+              <w:pBdr>
+                <w:bottom w:val="none" w:sz="0" w:space="0" w:color="000000"/>
+                <w:top w:val="none" w:sz="0" w:space="0" w:color="000000"/>
+                <w:left w:val="none" w:sz="0" w:space="0" w:color="000000"/>
+                <w:right w:val="none" w:sz="0" w:space="0" w:color="000000"/>
+              </w:pBdr>
+              <w:spacing w:after="100" w:before="100" w:line="240"/>
+              <w:ind w:left="100" w:right="100" w:firstLine="0" w:firstLineChars="0"/>
+              <w:rPr>
+                <w:rFonts w:ascii="Times New Roman" w:hAnsi="Times New Roman" w:eastAsia="Times New Roman" w:cs="Times New Roman"/>
+                <w:i w:val="false"/>
+                <w:b w:val="false"/>
+                <w:u w:val="none"/>
+                <w:strike w:val="false"/>
+                <w:sz w:val="12"/>
+                <w:szCs w:val="12"/>
+                <w:color w:val="000000"/>
+              </w:rPr>
+            </w:pPr>
+            <w:r>
+              <w:rPr>
+                <w:rFonts w:ascii="Times New Roman" w:hAnsi="Times New Roman" w:eastAsia="Times New Roman" w:cs="Times New Roman"/>
+                <w:i w:val="false"/>
+                <w:b w:val="false"/>
+                <w:u w:val="none"/>
+                <w:strike w:val="false"/>
+                <w:sz w:val="12"/>
+                <w:szCs w:val="12"/>
+                <w:color w:val="000000"/>
+              </w:rPr>
+              <w:t xml:space="preserve">0.218</w:t>
+            </w:r>
+          </w:p>
+        </w:tc>
+        <w:tc>
+          <w:tcPr>
+            <w:tcBorders>
+              <w:bottom w:val="none" w:sz="0" w:space="0" w:color="000000"/>
+              <w:top w:val="none" w:sz="0" w:space="0" w:color="000000"/>
+              <w:left w:val="none" w:sz="0" w:space="0" w:color="000000"/>
+              <w:right w:val="none" w:sz="0" w:space="0" w:color="000000"/>
+            </w:tcBorders>
+            <w:shd w:val="clear" w:color="auto" w:fill="FFFFFF"/>
+            <w:tcMar>
+              <w:top w:w="0" w:type="dxa"/>
+              <w:bottom w:w="0" w:type="dxa"/>
+              <w:left w:w="0" w:type="dxa"/>
+              <w:right w:w="0" w:type="dxa"/>
+            </w:tcMar>
+            <w:vAlign w:val="center"/>
+          </w:tcPr>
+          <w:p>
+            <w:pPr>
+              <w:pStyle w:val="Normal"/>
+              <w:jc w:val="left"/>
+              <w:pBdr>
+                <w:bottom w:val="none" w:sz="0" w:space="0" w:color="000000"/>
+                <w:top w:val="none" w:sz="0" w:space="0" w:color="000000"/>
+                <w:left w:val="none" w:sz="0" w:space="0" w:color="000000"/>
+                <w:right w:val="none" w:sz="0" w:space="0" w:color="000000"/>
+              </w:pBdr>
+              <w:spacing w:after="100" w:before="100" w:line="240"/>
+              <w:ind w:left="100" w:right="100" w:firstLine="0" w:firstLineChars="0"/>
+              <w:rPr>
+                <w:rFonts w:ascii="Times New Roman" w:hAnsi="Times New Roman" w:eastAsia="Times New Roman" w:cs="Times New Roman"/>
+                <w:i w:val="false"/>
+                <w:b w:val="false"/>
+                <w:u w:val="none"/>
+                <w:strike w:val="false"/>
+                <w:sz w:val="12"/>
+                <w:szCs w:val="12"/>
+                <w:color w:val="000000"/>
+              </w:rPr>
+            </w:pPr>
+            <w:r>
+              <w:rPr>
+                <w:rFonts w:ascii="Times New Roman" w:hAnsi="Times New Roman" w:eastAsia="Times New Roman" w:cs="Times New Roman"/>
+                <w:i w:val="false"/>
+                <w:b w:val="false"/>
+                <w:u w:val="none"/>
+                <w:strike w:val="false"/>
+                <w:sz w:val="12"/>
+                <w:szCs w:val="12"/>
+                <w:color w:val="000000"/>
+              </w:rPr>
+              <w:t xml:space="preserve">0.498</w:t>
             </w:r>
           </w:p>
         </w:tc>
@@ -5194,392 +5194,392 @@
                 <w:szCs w:val="12"/>
                 <w:color w:val="000000"/>
               </w:rPr>
-              <w:t xml:space="preserve">0.53 (0.22–1.30)</w:t>
-            </w:r>
-          </w:p>
-        </w:tc>
-        <w:tc>
-          <w:tcPr>
-            <w:tcBorders>
-              <w:bottom w:val="none" w:sz="0" w:space="0" w:color="000000"/>
-              <w:top w:val="none" w:sz="0" w:space="0" w:color="000000"/>
-              <w:left w:val="none" w:sz="0" w:space="0" w:color="000000"/>
-              <w:right w:val="none" w:sz="0" w:space="0" w:color="000000"/>
-            </w:tcBorders>
-            <w:shd w:val="clear" w:color="auto" w:fill="FFFFFF"/>
-            <w:tcMar>
-              <w:top w:w="0" w:type="dxa"/>
-              <w:bottom w:w="0" w:type="dxa"/>
-              <w:left w:w="0" w:type="dxa"/>
-              <w:right w:w="0" w:type="dxa"/>
-            </w:tcMar>
-            <w:vAlign w:val="center"/>
-          </w:tcPr>
-          <w:p>
-            <w:pPr>
-              <w:pStyle w:val="Normal"/>
-              <w:jc w:val="left"/>
-              <w:pBdr>
-                <w:bottom w:val="none" w:sz="0" w:space="0" w:color="000000"/>
-                <w:top w:val="none" w:sz="0" w:space="0" w:color="000000"/>
-                <w:left w:val="none" w:sz="0" w:space="0" w:color="000000"/>
-                <w:right w:val="none" w:sz="0" w:space="0" w:color="000000"/>
-              </w:pBdr>
-              <w:spacing w:after="100" w:before="100" w:line="240"/>
-              <w:ind w:left="100" w:right="100" w:firstLine="0" w:firstLineChars="0"/>
-              <w:rPr>
-                <w:rFonts w:ascii="Times New Roman" w:hAnsi="Times New Roman" w:eastAsia="Times New Roman" w:cs="Times New Roman"/>
-                <w:i w:val="false"/>
-                <w:b w:val="false"/>
-                <w:u w:val="none"/>
-                <w:strike w:val="false"/>
-                <w:sz w:val="12"/>
-                <w:szCs w:val="12"/>
-                <w:color w:val="000000"/>
-              </w:rPr>
-            </w:pPr>
-            <w:r>
-              <w:rPr>
-                <w:rFonts w:ascii="Times New Roman" w:hAnsi="Times New Roman" w:eastAsia="Times New Roman" w:cs="Times New Roman"/>
-                <w:i w:val="false"/>
-                <w:b w:val="false"/>
-                <w:u w:val="none"/>
-                <w:strike w:val="false"/>
-                <w:sz w:val="12"/>
-                <w:szCs w:val="12"/>
-                <w:color w:val="000000"/>
-              </w:rPr>
-              <w:t xml:space="preserve">0.167</w:t>
-            </w:r>
-          </w:p>
-        </w:tc>
-        <w:tc>
-          <w:tcPr>
-            <w:tcBorders>
-              <w:bottom w:val="none" w:sz="0" w:space="0" w:color="000000"/>
-              <w:top w:val="none" w:sz="0" w:space="0" w:color="000000"/>
-              <w:left w:val="none" w:sz="0" w:space="0" w:color="000000"/>
-              <w:right w:val="none" w:sz="0" w:space="0" w:color="000000"/>
-            </w:tcBorders>
-            <w:shd w:val="clear" w:color="auto" w:fill="FFFFFF"/>
-            <w:tcMar>
-              <w:top w:w="0" w:type="dxa"/>
-              <w:bottom w:w="0" w:type="dxa"/>
-              <w:left w:w="0" w:type="dxa"/>
-              <w:right w:w="0" w:type="dxa"/>
-            </w:tcMar>
-            <w:vAlign w:val="center"/>
-          </w:tcPr>
-          <w:p>
-            <w:pPr>
-              <w:pStyle w:val="Normal"/>
-              <w:jc w:val="left"/>
-              <w:pBdr>
-                <w:bottom w:val="none" w:sz="0" w:space="0" w:color="000000"/>
-                <w:top w:val="none" w:sz="0" w:space="0" w:color="000000"/>
-                <w:left w:val="none" w:sz="0" w:space="0" w:color="000000"/>
-                <w:right w:val="none" w:sz="0" w:space="0" w:color="000000"/>
-              </w:pBdr>
-              <w:spacing w:after="100" w:before="100" w:line="240"/>
-              <w:ind w:left="100" w:right="100" w:firstLine="0" w:firstLineChars="0"/>
-              <w:rPr>
-                <w:rFonts w:ascii="Times New Roman" w:hAnsi="Times New Roman" w:eastAsia="Times New Roman" w:cs="Times New Roman"/>
-                <w:i w:val="false"/>
-                <w:b w:val="false"/>
-                <w:u w:val="none"/>
-                <w:strike w:val="false"/>
-                <w:sz w:val="12"/>
-                <w:szCs w:val="12"/>
-                <w:color w:val="000000"/>
-              </w:rPr>
-            </w:pPr>
-            <w:r>
-              <w:rPr>
-                <w:rFonts w:ascii="Times New Roman" w:hAnsi="Times New Roman" w:eastAsia="Times New Roman" w:cs="Times New Roman"/>
-                <w:i w:val="false"/>
-                <w:b w:val="false"/>
-                <w:u w:val="none"/>
-                <w:strike w:val="false"/>
-                <w:sz w:val="12"/>
-                <w:szCs w:val="12"/>
-                <w:color w:val="000000"/>
-              </w:rPr>
-              <w:t xml:space="preserve">0.414</w:t>
-            </w:r>
-          </w:p>
-        </w:tc>
-        <w:tc>
-          <w:tcPr>
-            <w:tcBorders>
-              <w:bottom w:val="none" w:sz="0" w:space="0" w:color="000000"/>
-              <w:top w:val="none" w:sz="0" w:space="0" w:color="000000"/>
-              <w:left w:val="none" w:sz="0" w:space="0" w:color="000000"/>
-              <w:right w:val="none" w:sz="0" w:space="0" w:color="000000"/>
-            </w:tcBorders>
-            <w:shd w:val="clear" w:color="auto" w:fill="FFFFFF"/>
-            <w:tcMar>
-              <w:top w:w="0" w:type="dxa"/>
-              <w:bottom w:w="0" w:type="dxa"/>
-              <w:left w:w="0" w:type="dxa"/>
-              <w:right w:w="0" w:type="dxa"/>
-            </w:tcMar>
-            <w:vAlign w:val="center"/>
-          </w:tcPr>
-          <w:p>
-            <w:pPr>
-              <w:pStyle w:val="Normal"/>
-              <w:jc w:val="left"/>
-              <w:pBdr>
-                <w:bottom w:val="none" w:sz="0" w:space="0" w:color="000000"/>
-                <w:top w:val="none" w:sz="0" w:space="0" w:color="000000"/>
-                <w:left w:val="none" w:sz="0" w:space="0" w:color="000000"/>
-                <w:right w:val="none" w:sz="0" w:space="0" w:color="000000"/>
-              </w:pBdr>
-              <w:spacing w:after="100" w:before="100" w:line="240"/>
-              <w:ind w:left="100" w:right="100" w:firstLine="0" w:firstLineChars="0"/>
-              <w:rPr>
-                <w:rFonts w:ascii="Times New Roman" w:hAnsi="Times New Roman" w:eastAsia="Times New Roman" w:cs="Times New Roman"/>
-                <w:i w:val="false"/>
-                <w:b w:val="false"/>
-                <w:u w:val="none"/>
-                <w:strike w:val="false"/>
-                <w:sz w:val="12"/>
-                <w:szCs w:val="12"/>
-                <w:color w:val="000000"/>
-              </w:rPr>
-            </w:pPr>
-            <w:r>
-              <w:rPr>
-                <w:rFonts w:ascii="Times New Roman" w:hAnsi="Times New Roman" w:eastAsia="Times New Roman" w:cs="Times New Roman"/>
-                <w:i w:val="false"/>
-                <w:b w:val="false"/>
-                <w:u w:val="none"/>
-                <w:strike w:val="false"/>
-                <w:sz w:val="12"/>
-                <w:szCs w:val="12"/>
-                <w:color w:val="000000"/>
-              </w:rPr>
-              <w:t xml:space="preserve">5.8</w:t>
-            </w:r>
-          </w:p>
-        </w:tc>
-        <w:tc>
-          <w:tcPr>
-            <w:tcBorders>
-              <w:bottom w:val="none" w:sz="0" w:space="0" w:color="000000"/>
-              <w:top w:val="none" w:sz="0" w:space="0" w:color="000000"/>
-              <w:left w:val="none" w:sz="0" w:space="0" w:color="000000"/>
-              <w:right w:val="none" w:sz="0" w:space="0" w:color="000000"/>
-            </w:tcBorders>
-            <w:shd w:val="clear" w:color="auto" w:fill="FFFFFF"/>
-            <w:tcMar>
-              <w:top w:w="0" w:type="dxa"/>
-              <w:bottom w:w="0" w:type="dxa"/>
-              <w:left w:w="0" w:type="dxa"/>
-              <w:right w:w="0" w:type="dxa"/>
-            </w:tcMar>
-            <w:vAlign w:val="center"/>
-          </w:tcPr>
-          <w:p>
-            <w:pPr>
-              <w:pStyle w:val="Normal"/>
-              <w:jc w:val="left"/>
-              <w:pBdr>
-                <w:bottom w:val="none" w:sz="0" w:space="0" w:color="000000"/>
-                <w:top w:val="none" w:sz="0" w:space="0" w:color="000000"/>
-                <w:left w:val="none" w:sz="0" w:space="0" w:color="000000"/>
-                <w:right w:val="none" w:sz="0" w:space="0" w:color="000000"/>
-              </w:pBdr>
-              <w:spacing w:after="100" w:before="100" w:line="240"/>
-              <w:ind w:left="100" w:right="100" w:firstLine="0" w:firstLineChars="0"/>
-              <w:rPr>
-                <w:rFonts w:ascii="Times New Roman" w:hAnsi="Times New Roman" w:eastAsia="Times New Roman" w:cs="Times New Roman"/>
-                <w:i w:val="false"/>
-                <w:b w:val="false"/>
-                <w:u w:val="none"/>
-                <w:strike w:val="false"/>
-                <w:sz w:val="12"/>
-                <w:szCs w:val="12"/>
-                <w:color w:val="000000"/>
-              </w:rPr>
-            </w:pPr>
-            <w:r>
-              <w:rPr>
-                <w:rFonts w:ascii="Times New Roman" w:hAnsi="Times New Roman" w:eastAsia="Times New Roman" w:cs="Times New Roman"/>
-                <w:i w:val="false"/>
-                <w:b w:val="false"/>
-                <w:u w:val="none"/>
-                <w:strike w:val="false"/>
-                <w:sz w:val="12"/>
-                <w:szCs w:val="12"/>
-                <w:color w:val="000000"/>
-              </w:rPr>
-              <w:t xml:space="preserve">I–II vs III–IV</w:t>
-            </w:r>
-          </w:p>
-        </w:tc>
-        <w:tc>
-          <w:tcPr>
-            <w:tcBorders>
-              <w:bottom w:val="none" w:sz="0" w:space="0" w:color="000000"/>
-              <w:top w:val="none" w:sz="0" w:space="0" w:color="000000"/>
-              <w:left w:val="none" w:sz="0" w:space="0" w:color="000000"/>
-              <w:right w:val="none" w:sz="0" w:space="0" w:color="000000"/>
-            </w:tcBorders>
-            <w:shd w:val="clear" w:color="auto" w:fill="FFFFFF"/>
-            <w:tcMar>
-              <w:top w:w="0" w:type="dxa"/>
-              <w:bottom w:w="0" w:type="dxa"/>
-              <w:left w:w="0" w:type="dxa"/>
-              <w:right w:w="0" w:type="dxa"/>
-            </w:tcMar>
-            <w:vAlign w:val="center"/>
-          </w:tcPr>
-          <w:p>
-            <w:pPr>
-              <w:pStyle w:val="Normal"/>
-              <w:jc w:val="left"/>
-              <w:pBdr>
-                <w:bottom w:val="none" w:sz="0" w:space="0" w:color="000000"/>
-                <w:top w:val="none" w:sz="0" w:space="0" w:color="000000"/>
-                <w:left w:val="none" w:sz="0" w:space="0" w:color="000000"/>
-                <w:right w:val="none" w:sz="0" w:space="0" w:color="000000"/>
-              </w:pBdr>
-              <w:spacing w:after="100" w:before="100" w:line="240"/>
-              <w:ind w:left="100" w:right="100" w:firstLine="0" w:firstLineChars="0"/>
-              <w:rPr>
-                <w:rFonts w:ascii="Times New Roman" w:hAnsi="Times New Roman" w:eastAsia="Times New Roman" w:cs="Times New Roman"/>
-                <w:i w:val="false"/>
-                <w:b w:val="false"/>
-                <w:u w:val="none"/>
-                <w:strike w:val="false"/>
-                <w:sz w:val="12"/>
-                <w:szCs w:val="12"/>
-                <w:color w:val="000000"/>
-              </w:rPr>
-            </w:pPr>
-            <w:r>
-              <w:rPr>
-                <w:rFonts w:ascii="Times New Roman" w:hAnsi="Times New Roman" w:eastAsia="Times New Roman" w:cs="Times New Roman"/>
-                <w:i w:val="false"/>
-                <w:b w:val="false"/>
-                <w:u w:val="none"/>
-                <w:strike w:val="false"/>
-                <w:sz w:val="12"/>
-                <w:szCs w:val="12"/>
-                <w:color w:val="000000"/>
-              </w:rPr>
-              <w:t xml:space="preserve">0.57 (0.23–1.41)</w:t>
-            </w:r>
-          </w:p>
-        </w:tc>
-        <w:tc>
-          <w:tcPr>
-            <w:tcBorders>
-              <w:bottom w:val="none" w:sz="0" w:space="0" w:color="000000"/>
-              <w:top w:val="none" w:sz="0" w:space="0" w:color="000000"/>
-              <w:left w:val="none" w:sz="0" w:space="0" w:color="000000"/>
-              <w:right w:val="none" w:sz="0" w:space="0" w:color="000000"/>
-            </w:tcBorders>
-            <w:shd w:val="clear" w:color="auto" w:fill="FFFFFF"/>
-            <w:tcMar>
-              <w:top w:w="0" w:type="dxa"/>
-              <w:bottom w:w="0" w:type="dxa"/>
-              <w:left w:w="0" w:type="dxa"/>
-              <w:right w:w="0" w:type="dxa"/>
-            </w:tcMar>
-            <w:vAlign w:val="center"/>
-          </w:tcPr>
-          <w:p>
-            <w:pPr>
-              <w:pStyle w:val="Normal"/>
-              <w:jc w:val="left"/>
-              <w:pBdr>
-                <w:bottom w:val="none" w:sz="0" w:space="0" w:color="000000"/>
-                <w:top w:val="none" w:sz="0" w:space="0" w:color="000000"/>
-                <w:left w:val="none" w:sz="0" w:space="0" w:color="000000"/>
-                <w:right w:val="none" w:sz="0" w:space="0" w:color="000000"/>
-              </w:pBdr>
-              <w:spacing w:after="100" w:before="100" w:line="240"/>
-              <w:ind w:left="100" w:right="100" w:firstLine="0" w:firstLineChars="0"/>
-              <w:rPr>
-                <w:rFonts w:ascii="Times New Roman" w:hAnsi="Times New Roman" w:eastAsia="Times New Roman" w:cs="Times New Roman"/>
-                <w:i w:val="false"/>
-                <w:b w:val="false"/>
-                <w:u w:val="none"/>
-                <w:strike w:val="false"/>
-                <w:sz w:val="12"/>
-                <w:szCs w:val="12"/>
-                <w:color w:val="000000"/>
-              </w:rPr>
-            </w:pPr>
-            <w:r>
-              <w:rPr>
-                <w:rFonts w:ascii="Times New Roman" w:hAnsi="Times New Roman" w:eastAsia="Times New Roman" w:cs="Times New Roman"/>
-                <w:i w:val="false"/>
-                <w:b w:val="false"/>
-                <w:u w:val="none"/>
-                <w:strike w:val="false"/>
-                <w:sz w:val="12"/>
-                <w:szCs w:val="12"/>
-                <w:color w:val="000000"/>
-              </w:rPr>
-              <w:t xml:space="preserve">0.221</w:t>
-            </w:r>
-          </w:p>
-        </w:tc>
-        <w:tc>
-          <w:tcPr>
-            <w:tcBorders>
-              <w:bottom w:val="none" w:sz="0" w:space="0" w:color="000000"/>
-              <w:top w:val="none" w:sz="0" w:space="0" w:color="000000"/>
-              <w:left w:val="none" w:sz="0" w:space="0" w:color="000000"/>
-              <w:right w:val="none" w:sz="0" w:space="0" w:color="000000"/>
-            </w:tcBorders>
-            <w:shd w:val="clear" w:color="auto" w:fill="FFFFFF"/>
-            <w:tcMar>
-              <w:top w:w="0" w:type="dxa"/>
-              <w:bottom w:w="0" w:type="dxa"/>
-              <w:left w:w="0" w:type="dxa"/>
-              <w:right w:w="0" w:type="dxa"/>
-            </w:tcMar>
-            <w:vAlign w:val="center"/>
-          </w:tcPr>
-          <w:p>
-            <w:pPr>
-              <w:pStyle w:val="Normal"/>
-              <w:jc w:val="left"/>
-              <w:pBdr>
-                <w:bottom w:val="none" w:sz="0" w:space="0" w:color="000000"/>
-                <w:top w:val="none" w:sz="0" w:space="0" w:color="000000"/>
-                <w:left w:val="none" w:sz="0" w:space="0" w:color="000000"/>
-                <w:right w:val="none" w:sz="0" w:space="0" w:color="000000"/>
-              </w:pBdr>
-              <w:spacing w:after="100" w:before="100" w:line="240"/>
-              <w:ind w:left="100" w:right="100" w:firstLine="0" w:firstLineChars="0"/>
-              <w:rPr>
-                <w:rFonts w:ascii="Times New Roman" w:hAnsi="Times New Roman" w:eastAsia="Times New Roman" w:cs="Times New Roman"/>
-                <w:i w:val="false"/>
-                <w:b w:val="false"/>
-                <w:u w:val="none"/>
-                <w:strike w:val="false"/>
-                <w:sz w:val="12"/>
-                <w:szCs w:val="12"/>
-                <w:color w:val="000000"/>
-              </w:rPr>
-            </w:pPr>
-            <w:r>
-              <w:rPr>
-                <w:rFonts w:ascii="Times New Roman" w:hAnsi="Times New Roman" w:eastAsia="Times New Roman" w:cs="Times New Roman"/>
-                <w:i w:val="false"/>
-                <w:b w:val="false"/>
-                <w:u w:val="none"/>
-                <w:strike w:val="false"/>
-                <w:sz w:val="12"/>
-                <w:szCs w:val="12"/>
-                <w:color w:val="000000"/>
-              </w:rPr>
-              <w:t xml:space="preserve">0.378</w:t>
+              <w:t xml:space="preserve">0.48 (0.15–1.52)</w:t>
+            </w:r>
+          </w:p>
+        </w:tc>
+        <w:tc>
+          <w:tcPr>
+            <w:tcBorders>
+              <w:bottom w:val="none" w:sz="0" w:space="0" w:color="000000"/>
+              <w:top w:val="none" w:sz="0" w:space="0" w:color="000000"/>
+              <w:left w:val="none" w:sz="0" w:space="0" w:color="000000"/>
+              <w:right w:val="none" w:sz="0" w:space="0" w:color="000000"/>
+            </w:tcBorders>
+            <w:shd w:val="clear" w:color="auto" w:fill="FFFFFF"/>
+            <w:tcMar>
+              <w:top w:w="0" w:type="dxa"/>
+              <w:bottom w:w="0" w:type="dxa"/>
+              <w:left w:w="0" w:type="dxa"/>
+              <w:right w:w="0" w:type="dxa"/>
+            </w:tcMar>
+            <w:vAlign w:val="center"/>
+          </w:tcPr>
+          <w:p>
+            <w:pPr>
+              <w:pStyle w:val="Normal"/>
+              <w:jc w:val="left"/>
+              <w:pBdr>
+                <w:bottom w:val="none" w:sz="0" w:space="0" w:color="000000"/>
+                <w:top w:val="none" w:sz="0" w:space="0" w:color="000000"/>
+                <w:left w:val="none" w:sz="0" w:space="0" w:color="000000"/>
+                <w:right w:val="none" w:sz="0" w:space="0" w:color="000000"/>
+              </w:pBdr>
+              <w:spacing w:after="100" w:before="100" w:line="240"/>
+              <w:ind w:left="100" w:right="100" w:firstLine="0" w:firstLineChars="0"/>
+              <w:rPr>
+                <w:rFonts w:ascii="Times New Roman" w:hAnsi="Times New Roman" w:eastAsia="Times New Roman" w:cs="Times New Roman"/>
+                <w:i w:val="false"/>
+                <w:b w:val="false"/>
+                <w:u w:val="none"/>
+                <w:strike w:val="false"/>
+                <w:sz w:val="12"/>
+                <w:szCs w:val="12"/>
+                <w:color w:val="000000"/>
+              </w:rPr>
+            </w:pPr>
+            <w:r>
+              <w:rPr>
+                <w:rFonts w:ascii="Times New Roman" w:hAnsi="Times New Roman" w:eastAsia="Times New Roman" w:cs="Times New Roman"/>
+                <w:i w:val="false"/>
+                <w:b w:val="false"/>
+                <w:u w:val="none"/>
+                <w:strike w:val="false"/>
+                <w:sz w:val="12"/>
+                <w:szCs w:val="12"/>
+                <w:color w:val="000000"/>
+              </w:rPr>
+              <w:t xml:space="preserve">0.214</w:t>
+            </w:r>
+          </w:p>
+        </w:tc>
+        <w:tc>
+          <w:tcPr>
+            <w:tcBorders>
+              <w:bottom w:val="none" w:sz="0" w:space="0" w:color="000000"/>
+              <w:top w:val="none" w:sz="0" w:space="0" w:color="000000"/>
+              <w:left w:val="none" w:sz="0" w:space="0" w:color="000000"/>
+              <w:right w:val="none" w:sz="0" w:space="0" w:color="000000"/>
+            </w:tcBorders>
+            <w:shd w:val="clear" w:color="auto" w:fill="FFFFFF"/>
+            <w:tcMar>
+              <w:top w:w="0" w:type="dxa"/>
+              <w:bottom w:w="0" w:type="dxa"/>
+              <w:left w:w="0" w:type="dxa"/>
+              <w:right w:w="0" w:type="dxa"/>
+            </w:tcMar>
+            <w:vAlign w:val="center"/>
+          </w:tcPr>
+          <w:p>
+            <w:pPr>
+              <w:pStyle w:val="Normal"/>
+              <w:jc w:val="left"/>
+              <w:pBdr>
+                <w:bottom w:val="none" w:sz="0" w:space="0" w:color="000000"/>
+                <w:top w:val="none" w:sz="0" w:space="0" w:color="000000"/>
+                <w:left w:val="none" w:sz="0" w:space="0" w:color="000000"/>
+                <w:right w:val="none" w:sz="0" w:space="0" w:color="000000"/>
+              </w:pBdr>
+              <w:spacing w:after="100" w:before="100" w:line="240"/>
+              <w:ind w:left="100" w:right="100" w:firstLine="0" w:firstLineChars="0"/>
+              <w:rPr>
+                <w:rFonts w:ascii="Times New Roman" w:hAnsi="Times New Roman" w:eastAsia="Times New Roman" w:cs="Times New Roman"/>
+                <w:i w:val="false"/>
+                <w:b w:val="false"/>
+                <w:u w:val="none"/>
+                <w:strike w:val="false"/>
+                <w:sz w:val="12"/>
+                <w:szCs w:val="12"/>
+                <w:color w:val="000000"/>
+              </w:rPr>
+            </w:pPr>
+            <w:r>
+              <w:rPr>
+                <w:rFonts w:ascii="Times New Roman" w:hAnsi="Times New Roman" w:eastAsia="Times New Roman" w:cs="Times New Roman"/>
+                <w:i w:val="false"/>
+                <w:b w:val="false"/>
+                <w:u w:val="none"/>
+                <w:strike w:val="false"/>
+                <w:sz w:val="12"/>
+                <w:szCs w:val="12"/>
+                <w:color w:val="000000"/>
+              </w:rPr>
+              <w:t xml:space="preserve">0.321</w:t>
+            </w:r>
+          </w:p>
+        </w:tc>
+        <w:tc>
+          <w:tcPr>
+            <w:tcBorders>
+              <w:bottom w:val="none" w:sz="0" w:space="0" w:color="000000"/>
+              <w:top w:val="none" w:sz="0" w:space="0" w:color="000000"/>
+              <w:left w:val="none" w:sz="0" w:space="0" w:color="000000"/>
+              <w:right w:val="none" w:sz="0" w:space="0" w:color="000000"/>
+            </w:tcBorders>
+            <w:shd w:val="clear" w:color="auto" w:fill="FFFFFF"/>
+            <w:tcMar>
+              <w:top w:w="0" w:type="dxa"/>
+              <w:bottom w:w="0" w:type="dxa"/>
+              <w:left w:w="0" w:type="dxa"/>
+              <w:right w:w="0" w:type="dxa"/>
+            </w:tcMar>
+            <w:vAlign w:val="center"/>
+          </w:tcPr>
+          <w:p>
+            <w:pPr>
+              <w:pStyle w:val="Normal"/>
+              <w:jc w:val="left"/>
+              <w:pBdr>
+                <w:bottom w:val="none" w:sz="0" w:space="0" w:color="000000"/>
+                <w:top w:val="none" w:sz="0" w:space="0" w:color="000000"/>
+                <w:left w:val="none" w:sz="0" w:space="0" w:color="000000"/>
+                <w:right w:val="none" w:sz="0" w:space="0" w:color="000000"/>
+              </w:pBdr>
+              <w:spacing w:after="100" w:before="100" w:line="240"/>
+              <w:ind w:left="100" w:right="100" w:firstLine="0" w:firstLineChars="0"/>
+              <w:rPr>
+                <w:rFonts w:ascii="Times New Roman" w:hAnsi="Times New Roman" w:eastAsia="Times New Roman" w:cs="Times New Roman"/>
+                <w:i w:val="false"/>
+                <w:b w:val="false"/>
+                <w:u w:val="none"/>
+                <w:strike w:val="false"/>
+                <w:sz w:val="12"/>
+                <w:szCs w:val="12"/>
+                <w:color w:val="000000"/>
+              </w:rPr>
+            </w:pPr>
+            <w:r>
+              <w:rPr>
+                <w:rFonts w:ascii="Times New Roman" w:hAnsi="Times New Roman" w:eastAsia="Times New Roman" w:cs="Times New Roman"/>
+                <w:i w:val="false"/>
+                <w:b w:val="false"/>
+                <w:u w:val="none"/>
+                <w:strike w:val="false"/>
+                <w:sz w:val="12"/>
+                <w:szCs w:val="12"/>
+                <w:color w:val="000000"/>
+              </w:rPr>
+              <w:t xml:space="preserve">2.6</w:t>
+            </w:r>
+          </w:p>
+        </w:tc>
+        <w:tc>
+          <w:tcPr>
+            <w:tcBorders>
+              <w:bottom w:val="none" w:sz="0" w:space="0" w:color="000000"/>
+              <w:top w:val="none" w:sz="0" w:space="0" w:color="000000"/>
+              <w:left w:val="none" w:sz="0" w:space="0" w:color="000000"/>
+              <w:right w:val="none" w:sz="0" w:space="0" w:color="000000"/>
+            </w:tcBorders>
+            <w:shd w:val="clear" w:color="auto" w:fill="FFFFFF"/>
+            <w:tcMar>
+              <w:top w:w="0" w:type="dxa"/>
+              <w:bottom w:w="0" w:type="dxa"/>
+              <w:left w:w="0" w:type="dxa"/>
+              <w:right w:w="0" w:type="dxa"/>
+            </w:tcMar>
+            <w:vAlign w:val="center"/>
+          </w:tcPr>
+          <w:p>
+            <w:pPr>
+              <w:pStyle w:val="Normal"/>
+              <w:jc w:val="right"/>
+              <w:pBdr>
+                <w:bottom w:val="none" w:sz="0" w:space="0" w:color="000000"/>
+                <w:top w:val="none" w:sz="0" w:space="0" w:color="000000"/>
+                <w:left w:val="none" w:sz="0" w:space="0" w:color="000000"/>
+                <w:right w:val="none" w:sz="0" w:space="0" w:color="000000"/>
+              </w:pBdr>
+              <w:spacing w:after="100" w:before="100" w:line="240"/>
+              <w:ind w:left="100" w:right="100" w:firstLine="0" w:firstLineChars="0"/>
+              <w:rPr>
+                <w:rFonts w:ascii="Times New Roman" w:hAnsi="Times New Roman" w:eastAsia="Times New Roman" w:cs="Times New Roman"/>
+                <w:i w:val="false"/>
+                <w:b w:val="false"/>
+                <w:u w:val="none"/>
+                <w:strike w:val="false"/>
+                <w:sz w:val="12"/>
+                <w:szCs w:val="12"/>
+                <w:color w:val="000000"/>
+              </w:rPr>
+            </w:pPr>
+            <w:r>
+              <w:rPr>
+                <w:rFonts w:ascii="Times New Roman" w:hAnsi="Times New Roman" w:eastAsia="Times New Roman" w:cs="Times New Roman"/>
+                <w:i w:val="false"/>
+                <w:b w:val="false"/>
+                <w:u w:val="none"/>
+                <w:strike w:val="false"/>
+                <w:sz w:val="12"/>
+                <w:szCs w:val="12"/>
+                <w:color w:val="000000"/>
+              </w:rPr>
+              <w:t xml:space="preserve"/>
+            </w:r>
+          </w:p>
+        </w:tc>
+        <w:tc>
+          <w:tcPr>
+            <w:tcBorders>
+              <w:bottom w:val="none" w:sz="0" w:space="0" w:color="000000"/>
+              <w:top w:val="none" w:sz="0" w:space="0" w:color="000000"/>
+              <w:left w:val="none" w:sz="0" w:space="0" w:color="000000"/>
+              <w:right w:val="none" w:sz="0" w:space="0" w:color="000000"/>
+            </w:tcBorders>
+            <w:shd w:val="clear" w:color="auto" w:fill="FFFFFF"/>
+            <w:tcMar>
+              <w:top w:w="0" w:type="dxa"/>
+              <w:bottom w:w="0" w:type="dxa"/>
+              <w:left w:w="0" w:type="dxa"/>
+              <w:right w:w="0" w:type="dxa"/>
+            </w:tcMar>
+            <w:vAlign w:val="center"/>
+          </w:tcPr>
+          <w:p>
+            <w:pPr>
+              <w:pStyle w:val="Normal"/>
+              <w:jc w:val="left"/>
+              <w:pBdr>
+                <w:bottom w:val="none" w:sz="0" w:space="0" w:color="000000"/>
+                <w:top w:val="none" w:sz="0" w:space="0" w:color="000000"/>
+                <w:left w:val="none" w:sz="0" w:space="0" w:color="000000"/>
+                <w:right w:val="none" w:sz="0" w:space="0" w:color="000000"/>
+              </w:pBdr>
+              <w:spacing w:after="100" w:before="100" w:line="240"/>
+              <w:ind w:left="100" w:right="100" w:firstLine="0" w:firstLineChars="0"/>
+              <w:rPr>
+                <w:rFonts w:ascii="Times New Roman" w:hAnsi="Times New Roman" w:eastAsia="Times New Roman" w:cs="Times New Roman"/>
+                <w:i w:val="false"/>
+                <w:b w:val="false"/>
+                <w:u w:val="none"/>
+                <w:strike w:val="false"/>
+                <w:sz w:val="12"/>
+                <w:szCs w:val="12"/>
+                <w:color w:val="000000"/>
+              </w:rPr>
+            </w:pPr>
+            <w:r>
+              <w:rPr>
+                <w:rFonts w:ascii="Times New Roman" w:hAnsi="Times New Roman" w:eastAsia="Times New Roman" w:cs="Times New Roman"/>
+                <w:i w:val="false"/>
+                <w:b w:val="false"/>
+                <w:u w:val="none"/>
+                <w:strike w:val="false"/>
+                <w:sz w:val="12"/>
+                <w:szCs w:val="12"/>
+                <w:color w:val="000000"/>
+              </w:rPr>
+              <w:t xml:space="preserve">0.63 (0.20–1.96)</w:t>
+            </w:r>
+          </w:p>
+        </w:tc>
+        <w:tc>
+          <w:tcPr>
+            <w:tcBorders>
+              <w:bottom w:val="none" w:sz="0" w:space="0" w:color="000000"/>
+              <w:top w:val="none" w:sz="0" w:space="0" w:color="000000"/>
+              <w:left w:val="none" w:sz="0" w:space="0" w:color="000000"/>
+              <w:right w:val="none" w:sz="0" w:space="0" w:color="000000"/>
+            </w:tcBorders>
+            <w:shd w:val="clear" w:color="auto" w:fill="FFFFFF"/>
+            <w:tcMar>
+              <w:top w:w="0" w:type="dxa"/>
+              <w:bottom w:w="0" w:type="dxa"/>
+              <w:left w:w="0" w:type="dxa"/>
+              <w:right w:w="0" w:type="dxa"/>
+            </w:tcMar>
+            <w:vAlign w:val="center"/>
+          </w:tcPr>
+          <w:p>
+            <w:pPr>
+              <w:pStyle w:val="Normal"/>
+              <w:jc w:val="left"/>
+              <w:pBdr>
+                <w:bottom w:val="none" w:sz="0" w:space="0" w:color="000000"/>
+                <w:top w:val="none" w:sz="0" w:space="0" w:color="000000"/>
+                <w:left w:val="none" w:sz="0" w:space="0" w:color="000000"/>
+                <w:right w:val="none" w:sz="0" w:space="0" w:color="000000"/>
+              </w:pBdr>
+              <w:spacing w:after="100" w:before="100" w:line="240"/>
+              <w:ind w:left="100" w:right="100" w:firstLine="0" w:firstLineChars="0"/>
+              <w:rPr>
+                <w:rFonts w:ascii="Times New Roman" w:hAnsi="Times New Roman" w:eastAsia="Times New Roman" w:cs="Times New Roman"/>
+                <w:i w:val="false"/>
+                <w:b w:val="false"/>
+                <w:u w:val="none"/>
+                <w:strike w:val="false"/>
+                <w:sz w:val="12"/>
+                <w:szCs w:val="12"/>
+                <w:color w:val="000000"/>
+              </w:rPr>
+            </w:pPr>
+            <w:r>
+              <w:rPr>
+                <w:rFonts w:ascii="Times New Roman" w:hAnsi="Times New Roman" w:eastAsia="Times New Roman" w:cs="Times New Roman"/>
+                <w:i w:val="false"/>
+                <w:b w:val="false"/>
+                <w:u w:val="none"/>
+                <w:strike w:val="false"/>
+                <w:sz w:val="12"/>
+                <w:szCs w:val="12"/>
+                <w:color w:val="000000"/>
+              </w:rPr>
+              <w:t xml:space="preserve">0.425</w:t>
+            </w:r>
+          </w:p>
+        </w:tc>
+        <w:tc>
+          <w:tcPr>
+            <w:tcBorders>
+              <w:bottom w:val="none" w:sz="0" w:space="0" w:color="000000"/>
+              <w:top w:val="none" w:sz="0" w:space="0" w:color="000000"/>
+              <w:left w:val="none" w:sz="0" w:space="0" w:color="000000"/>
+              <w:right w:val="none" w:sz="0" w:space="0" w:color="000000"/>
+            </w:tcBorders>
+            <w:shd w:val="clear" w:color="auto" w:fill="FFFFFF"/>
+            <w:tcMar>
+              <w:top w:w="0" w:type="dxa"/>
+              <w:bottom w:w="0" w:type="dxa"/>
+              <w:left w:w="0" w:type="dxa"/>
+              <w:right w:w="0" w:type="dxa"/>
+            </w:tcMar>
+            <w:vAlign w:val="center"/>
+          </w:tcPr>
+          <w:p>
+            <w:pPr>
+              <w:pStyle w:val="Normal"/>
+              <w:jc w:val="left"/>
+              <w:pBdr>
+                <w:bottom w:val="none" w:sz="0" w:space="0" w:color="000000"/>
+                <w:top w:val="none" w:sz="0" w:space="0" w:color="000000"/>
+                <w:left w:val="none" w:sz="0" w:space="0" w:color="000000"/>
+                <w:right w:val="none" w:sz="0" w:space="0" w:color="000000"/>
+              </w:pBdr>
+              <w:spacing w:after="100" w:before="100" w:line="240"/>
+              <w:ind w:left="100" w:right="100" w:firstLine="0" w:firstLineChars="0"/>
+              <w:rPr>
+                <w:rFonts w:ascii="Times New Roman" w:hAnsi="Times New Roman" w:eastAsia="Times New Roman" w:cs="Times New Roman"/>
+                <w:i w:val="false"/>
+                <w:b w:val="false"/>
+                <w:u w:val="none"/>
+                <w:strike w:val="false"/>
+                <w:sz w:val="12"/>
+                <w:szCs w:val="12"/>
+                <w:color w:val="000000"/>
+              </w:rPr>
+            </w:pPr>
+            <w:r>
+              <w:rPr>
+                <w:rFonts w:ascii="Times New Roman" w:hAnsi="Times New Roman" w:eastAsia="Times New Roman" w:cs="Times New Roman"/>
+                <w:i w:val="false"/>
+                <w:b w:val="false"/>
+                <w:u w:val="none"/>
+                <w:strike w:val="false"/>
+                <w:sz w:val="12"/>
+                <w:szCs w:val="12"/>
+                <w:color w:val="000000"/>
+              </w:rPr>
+              <w:t xml:space="preserve">0.180</w:t>
             </w:r>
           </w:p>
         </w:tc>
@@ -6684,612 +6684,612 @@
                 <w:szCs w:val="12"/>
                 <w:color w:val="000000"/>
               </w:rPr>
-              <w:t xml:space="preserve">1.92 (0.76–4.85)</w:t>
-            </w:r>
-          </w:p>
-        </w:tc>
-        <w:tc>
-          <w:tcPr>
-            <w:tcBorders>
-              <w:bottom w:val="none" w:sz="0" w:space="0" w:color="000000"/>
-              <w:top w:val="none" w:sz="0" w:space="0" w:color="000000"/>
-              <w:left w:val="none" w:sz="0" w:space="0" w:color="000000"/>
-              <w:right w:val="none" w:sz="0" w:space="0" w:color="000000"/>
-            </w:tcBorders>
-            <w:shd w:val="clear" w:color="auto" w:fill="FFFFFF"/>
-            <w:tcMar>
-              <w:top w:w="0" w:type="dxa"/>
-              <w:bottom w:w="0" w:type="dxa"/>
-              <w:left w:w="0" w:type="dxa"/>
-              <w:right w:w="0" w:type="dxa"/>
-            </w:tcMar>
-            <w:vAlign w:val="center"/>
-          </w:tcPr>
-          <w:p>
-            <w:pPr>
-              <w:pStyle w:val="Normal"/>
-              <w:jc w:val="left"/>
-              <w:pBdr>
-                <w:bottom w:val="none" w:sz="0" w:space="0" w:color="000000"/>
-                <w:top w:val="none" w:sz="0" w:space="0" w:color="000000"/>
-                <w:left w:val="none" w:sz="0" w:space="0" w:color="000000"/>
-                <w:right w:val="none" w:sz="0" w:space="0" w:color="000000"/>
-              </w:pBdr>
-              <w:spacing w:after="100" w:before="100" w:line="240"/>
-              <w:ind w:left="100" w:right="100" w:firstLine="0" w:firstLineChars="0"/>
-              <w:rPr>
-                <w:rFonts w:ascii="Times New Roman" w:hAnsi="Times New Roman" w:eastAsia="Times New Roman" w:cs="Times New Roman"/>
-                <w:i w:val="false"/>
-                <w:b w:val="false"/>
-                <w:u w:val="none"/>
-                <w:strike w:val="false"/>
-                <w:sz w:val="12"/>
-                <w:szCs w:val="12"/>
-                <w:color w:val="000000"/>
-              </w:rPr>
-            </w:pPr>
-            <w:r>
-              <w:rPr>
-                <w:rFonts w:ascii="Times New Roman" w:hAnsi="Times New Roman" w:eastAsia="Times New Roman" w:cs="Times New Roman"/>
-                <w:i w:val="false"/>
-                <w:b w:val="false"/>
-                <w:u w:val="none"/>
-                <w:strike w:val="false"/>
-                <w:sz w:val="12"/>
-                <w:szCs w:val="12"/>
-                <w:color w:val="000000"/>
-              </w:rPr>
-              <w:t xml:space="preserve">0.169</w:t>
-            </w:r>
-          </w:p>
-        </w:tc>
-        <w:tc>
-          <w:tcPr>
-            <w:tcBorders>
-              <w:bottom w:val="none" w:sz="0" w:space="0" w:color="000000"/>
-              <w:top w:val="none" w:sz="0" w:space="0" w:color="000000"/>
-              <w:left w:val="none" w:sz="0" w:space="0" w:color="000000"/>
-              <w:right w:val="none" w:sz="0" w:space="0" w:color="000000"/>
-            </w:tcBorders>
-            <w:shd w:val="clear" w:color="auto" w:fill="FFFFFF"/>
-            <w:tcMar>
-              <w:top w:w="0" w:type="dxa"/>
-              <w:bottom w:w="0" w:type="dxa"/>
-              <w:left w:w="0" w:type="dxa"/>
-              <w:right w:w="0" w:type="dxa"/>
-            </w:tcMar>
-            <w:vAlign w:val="center"/>
-          </w:tcPr>
-          <w:p>
-            <w:pPr>
-              <w:pStyle w:val="Normal"/>
-              <w:jc w:val="left"/>
-              <w:pBdr>
-                <w:bottom w:val="none" w:sz="0" w:space="0" w:color="000000"/>
-                <w:top w:val="none" w:sz="0" w:space="0" w:color="000000"/>
-                <w:left w:val="none" w:sz="0" w:space="0" w:color="000000"/>
-                <w:right w:val="none" w:sz="0" w:space="0" w:color="000000"/>
-              </w:pBdr>
-              <w:spacing w:after="100" w:before="100" w:line="240"/>
-              <w:ind w:left="100" w:right="100" w:firstLine="0" w:firstLineChars="0"/>
-              <w:rPr>
-                <w:rFonts w:ascii="Times New Roman" w:hAnsi="Times New Roman" w:eastAsia="Times New Roman" w:cs="Times New Roman"/>
-                <w:i w:val="false"/>
-                <w:b w:val="false"/>
-                <w:u w:val="none"/>
-                <w:strike w:val="false"/>
-                <w:sz w:val="12"/>
-                <w:szCs w:val="12"/>
-                <w:color w:val="000000"/>
-              </w:rPr>
-            </w:pPr>
-            <w:r>
-              <w:rPr>
-                <w:rFonts w:ascii="Times New Roman" w:hAnsi="Times New Roman" w:eastAsia="Times New Roman" w:cs="Times New Roman"/>
-                <w:i w:val="false"/>
-                <w:b w:val="false"/>
-                <w:u w:val="none"/>
-                <w:strike w:val="false"/>
-                <w:sz w:val="12"/>
-                <w:szCs w:val="12"/>
-                <w:color w:val="000000"/>
-              </w:rPr>
-              <w:t xml:space="preserve">0.414</w:t>
-            </w:r>
-          </w:p>
-        </w:tc>
-        <w:tc>
-          <w:tcPr>
-            <w:tcBorders>
-              <w:bottom w:val="none" w:sz="0" w:space="0" w:color="000000"/>
-              <w:top w:val="none" w:sz="0" w:space="0" w:color="000000"/>
-              <w:left w:val="none" w:sz="0" w:space="0" w:color="000000"/>
-              <w:right w:val="none" w:sz="0" w:space="0" w:color="000000"/>
-            </w:tcBorders>
-            <w:shd w:val="clear" w:color="auto" w:fill="FFFFFF"/>
-            <w:tcMar>
-              <w:top w:w="0" w:type="dxa"/>
-              <w:bottom w:w="0" w:type="dxa"/>
-              <w:left w:w="0" w:type="dxa"/>
-              <w:right w:w="0" w:type="dxa"/>
-            </w:tcMar>
-            <w:vAlign w:val="center"/>
-          </w:tcPr>
-          <w:p>
-            <w:pPr>
-              <w:pStyle w:val="Normal"/>
-              <w:jc w:val="left"/>
-              <w:pBdr>
-                <w:bottom w:val="none" w:sz="0" w:space="0" w:color="000000"/>
-                <w:top w:val="none" w:sz="0" w:space="0" w:color="000000"/>
-                <w:left w:val="none" w:sz="0" w:space="0" w:color="000000"/>
-                <w:right w:val="none" w:sz="0" w:space="0" w:color="000000"/>
-              </w:pBdr>
-              <w:spacing w:after="100" w:before="100" w:line="240"/>
-              <w:ind w:left="100" w:right="100" w:firstLine="0" w:firstLineChars="0"/>
-              <w:rPr>
-                <w:rFonts w:ascii="Times New Roman" w:hAnsi="Times New Roman" w:eastAsia="Times New Roman" w:cs="Times New Roman"/>
-                <w:i w:val="false"/>
-                <w:b w:val="false"/>
-                <w:u w:val="none"/>
-                <w:strike w:val="false"/>
-                <w:sz w:val="12"/>
-                <w:szCs w:val="12"/>
-                <w:color w:val="000000"/>
-              </w:rPr>
-            </w:pPr>
-            <w:r>
-              <w:rPr>
-                <w:rFonts w:ascii="Times New Roman" w:hAnsi="Times New Roman" w:eastAsia="Times New Roman" w:cs="Times New Roman"/>
-                <w:i w:val="false"/>
-                <w:b w:val="false"/>
-                <w:u w:val="none"/>
-                <w:strike w:val="false"/>
-                <w:sz w:val="12"/>
-                <w:szCs w:val="12"/>
-                <w:color w:val="000000"/>
-              </w:rPr>
-              <w:t xml:space="preserve">5.8</w:t>
-            </w:r>
-          </w:p>
-        </w:tc>
-        <w:tc>
-          <w:tcPr>
-            <w:tcBorders>
-              <w:bottom w:val="none" w:sz="0" w:space="0" w:color="000000"/>
-              <w:top w:val="none" w:sz="0" w:space="0" w:color="000000"/>
-              <w:left w:val="none" w:sz="0" w:space="0" w:color="000000"/>
-              <w:right w:val="none" w:sz="0" w:space="0" w:color="000000"/>
-            </w:tcBorders>
-            <w:shd w:val="clear" w:color="auto" w:fill="FFFFFF"/>
-            <w:tcMar>
-              <w:top w:w="0" w:type="dxa"/>
-              <w:bottom w:w="0" w:type="dxa"/>
-              <w:left w:w="0" w:type="dxa"/>
-              <w:right w:w="0" w:type="dxa"/>
-            </w:tcMar>
-            <w:vAlign w:val="center"/>
-          </w:tcPr>
-          <w:p>
-            <w:pPr>
-              <w:pStyle w:val="Normal"/>
-              <w:jc w:val="left"/>
-              <w:pBdr>
-                <w:bottom w:val="none" w:sz="0" w:space="0" w:color="000000"/>
-                <w:top w:val="none" w:sz="0" w:space="0" w:color="000000"/>
-                <w:left w:val="none" w:sz="0" w:space="0" w:color="000000"/>
-                <w:right w:val="none" w:sz="0" w:space="0" w:color="000000"/>
-              </w:pBdr>
-              <w:spacing w:after="100" w:before="100" w:line="240"/>
-              <w:ind w:left="100" w:right="100" w:firstLine="0" w:firstLineChars="0"/>
-              <w:rPr>
-                <w:rFonts w:ascii="Times New Roman" w:hAnsi="Times New Roman" w:eastAsia="Times New Roman" w:cs="Times New Roman"/>
-                <w:i w:val="false"/>
-                <w:b w:val="false"/>
-                <w:u w:val="none"/>
-                <w:strike w:val="false"/>
-                <w:sz w:val="12"/>
-                <w:szCs w:val="12"/>
-                <w:color w:val="000000"/>
-              </w:rPr>
-            </w:pPr>
-            <w:r>
-              <w:rPr>
-                <w:rFonts w:ascii="Times New Roman" w:hAnsi="Times New Roman" w:eastAsia="Times New Roman" w:cs="Times New Roman"/>
-                <w:i w:val="false"/>
-                <w:b w:val="false"/>
-                <w:u w:val="none"/>
-                <w:strike w:val="false"/>
-                <w:sz w:val="12"/>
-                <w:szCs w:val="12"/>
-                <w:color w:val="000000"/>
-              </w:rPr>
-              <w:t xml:space="preserve">I–II vs III–IV</w:t>
-            </w:r>
-          </w:p>
-        </w:tc>
-        <w:tc>
-          <w:tcPr>
-            <w:tcBorders>
-              <w:bottom w:val="none" w:sz="0" w:space="0" w:color="000000"/>
-              <w:top w:val="none" w:sz="0" w:space="0" w:color="000000"/>
-              <w:left w:val="none" w:sz="0" w:space="0" w:color="000000"/>
-              <w:right w:val="none" w:sz="0" w:space="0" w:color="000000"/>
-            </w:tcBorders>
-            <w:shd w:val="clear" w:color="auto" w:fill="FFFFFF"/>
-            <w:tcMar>
-              <w:top w:w="0" w:type="dxa"/>
-              <w:bottom w:w="0" w:type="dxa"/>
-              <w:left w:w="0" w:type="dxa"/>
-              <w:right w:w="0" w:type="dxa"/>
-            </w:tcMar>
-            <w:vAlign w:val="center"/>
-          </w:tcPr>
-          <w:p>
-            <w:pPr>
-              <w:pStyle w:val="Normal"/>
-              <w:jc w:val="left"/>
-              <w:pBdr>
-                <w:bottom w:val="none" w:sz="0" w:space="0" w:color="000000"/>
-                <w:top w:val="none" w:sz="0" w:space="0" w:color="000000"/>
-                <w:left w:val="none" w:sz="0" w:space="0" w:color="000000"/>
-                <w:right w:val="none" w:sz="0" w:space="0" w:color="000000"/>
-              </w:pBdr>
-              <w:spacing w:after="100" w:before="100" w:line="240"/>
-              <w:ind w:left="100" w:right="100" w:firstLine="0" w:firstLineChars="0"/>
-              <w:rPr>
-                <w:rFonts w:ascii="Times New Roman" w:hAnsi="Times New Roman" w:eastAsia="Times New Roman" w:cs="Times New Roman"/>
-                <w:i w:val="false"/>
-                <w:b w:val="false"/>
-                <w:u w:val="none"/>
-                <w:strike w:val="false"/>
-                <w:sz w:val="12"/>
-                <w:szCs w:val="12"/>
-                <w:color w:val="000000"/>
-              </w:rPr>
-            </w:pPr>
-            <w:r>
-              <w:rPr>
-                <w:rFonts w:ascii="Times New Roman" w:hAnsi="Times New Roman" w:eastAsia="Times New Roman" w:cs="Times New Roman"/>
-                <w:i w:val="false"/>
-                <w:b w:val="false"/>
-                <w:u w:val="none"/>
-                <w:strike w:val="false"/>
-                <w:sz w:val="12"/>
-                <w:szCs w:val="12"/>
-                <w:color w:val="000000"/>
-              </w:rPr>
-              <w:t xml:space="preserve">1.75 (0.68–4.53)</w:t>
-            </w:r>
-          </w:p>
-        </w:tc>
-        <w:tc>
-          <w:tcPr>
-            <w:tcBorders>
-              <w:bottom w:val="none" w:sz="0" w:space="0" w:color="000000"/>
-              <w:top w:val="none" w:sz="0" w:space="0" w:color="000000"/>
-              <w:left w:val="none" w:sz="0" w:space="0" w:color="000000"/>
-              <w:right w:val="none" w:sz="0" w:space="0" w:color="000000"/>
-            </w:tcBorders>
-            <w:shd w:val="clear" w:color="auto" w:fill="FFFFFF"/>
-            <w:tcMar>
-              <w:top w:w="0" w:type="dxa"/>
-              <w:bottom w:w="0" w:type="dxa"/>
-              <w:left w:w="0" w:type="dxa"/>
-              <w:right w:w="0" w:type="dxa"/>
-            </w:tcMar>
-            <w:vAlign w:val="center"/>
-          </w:tcPr>
-          <w:p>
-            <w:pPr>
-              <w:pStyle w:val="Normal"/>
-              <w:jc w:val="left"/>
-              <w:pBdr>
-                <w:bottom w:val="none" w:sz="0" w:space="0" w:color="000000"/>
-                <w:top w:val="none" w:sz="0" w:space="0" w:color="000000"/>
-                <w:left w:val="none" w:sz="0" w:space="0" w:color="000000"/>
-                <w:right w:val="none" w:sz="0" w:space="0" w:color="000000"/>
-              </w:pBdr>
-              <w:spacing w:after="100" w:before="100" w:line="240"/>
-              <w:ind w:left="100" w:right="100" w:firstLine="0" w:firstLineChars="0"/>
-              <w:rPr>
-                <w:rFonts w:ascii="Times New Roman" w:hAnsi="Times New Roman" w:eastAsia="Times New Roman" w:cs="Times New Roman"/>
-                <w:i w:val="false"/>
-                <w:b w:val="false"/>
-                <w:u w:val="none"/>
-                <w:strike w:val="false"/>
-                <w:sz w:val="12"/>
-                <w:szCs w:val="12"/>
-                <w:color w:val="000000"/>
-              </w:rPr>
-            </w:pPr>
-            <w:r>
-              <w:rPr>
-                <w:rFonts w:ascii="Times New Roman" w:hAnsi="Times New Roman" w:eastAsia="Times New Roman" w:cs="Times New Roman"/>
-                <w:i w:val="false"/>
-                <w:b w:val="false"/>
-                <w:u w:val="none"/>
-                <w:strike w:val="false"/>
-                <w:sz w:val="12"/>
-                <w:szCs w:val="12"/>
-                <w:color w:val="000000"/>
-              </w:rPr>
-              <w:t xml:space="preserve">0.248</w:t>
-            </w:r>
-          </w:p>
-        </w:tc>
-        <w:tc>
-          <w:tcPr>
-            <w:tcBorders>
-              <w:bottom w:val="none" w:sz="0" w:space="0" w:color="000000"/>
-              <w:top w:val="none" w:sz="0" w:space="0" w:color="000000"/>
-              <w:left w:val="none" w:sz="0" w:space="0" w:color="000000"/>
-              <w:right w:val="none" w:sz="0" w:space="0" w:color="000000"/>
-            </w:tcBorders>
-            <w:shd w:val="clear" w:color="auto" w:fill="FFFFFF"/>
-            <w:tcMar>
-              <w:top w:w="0" w:type="dxa"/>
-              <w:bottom w:w="0" w:type="dxa"/>
-              <w:left w:w="0" w:type="dxa"/>
-              <w:right w:w="0" w:type="dxa"/>
-            </w:tcMar>
-            <w:vAlign w:val="center"/>
-          </w:tcPr>
-          <w:p>
-            <w:pPr>
-              <w:pStyle w:val="Normal"/>
-              <w:jc w:val="left"/>
-              <w:pBdr>
-                <w:bottom w:val="none" w:sz="0" w:space="0" w:color="000000"/>
-                <w:top w:val="none" w:sz="0" w:space="0" w:color="000000"/>
-                <w:left w:val="none" w:sz="0" w:space="0" w:color="000000"/>
-                <w:right w:val="none" w:sz="0" w:space="0" w:color="000000"/>
-              </w:pBdr>
-              <w:spacing w:after="100" w:before="100" w:line="240"/>
-              <w:ind w:left="100" w:right="100" w:firstLine="0" w:firstLineChars="0"/>
-              <w:rPr>
-                <w:rFonts w:ascii="Times New Roman" w:hAnsi="Times New Roman" w:eastAsia="Times New Roman" w:cs="Times New Roman"/>
-                <w:i w:val="false"/>
-                <w:b w:val="false"/>
-                <w:u w:val="none"/>
-                <w:strike w:val="false"/>
-                <w:sz w:val="12"/>
-                <w:szCs w:val="12"/>
-                <w:color w:val="000000"/>
-              </w:rPr>
-            </w:pPr>
-            <w:r>
-              <w:rPr>
-                <w:rFonts w:ascii="Times New Roman" w:hAnsi="Times New Roman" w:eastAsia="Times New Roman" w:cs="Times New Roman"/>
-                <w:i w:val="false"/>
-                <w:b w:val="false"/>
-                <w:u w:val="none"/>
-                <w:strike w:val="false"/>
-                <w:sz w:val="12"/>
-                <w:szCs w:val="12"/>
-                <w:color w:val="000000"/>
-              </w:rPr>
-              <w:t xml:space="preserve">0.171</w:t>
-            </w:r>
-          </w:p>
-        </w:tc>
-        <w:tc>
-          <w:tcPr>
-            <w:tcBorders>
-              <w:bottom w:val="none" w:sz="0" w:space="0" w:color="000000"/>
-              <w:top w:val="none" w:sz="0" w:space="0" w:color="000000"/>
-              <w:left w:val="none" w:sz="0" w:space="0" w:color="000000"/>
-              <w:right w:val="none" w:sz="0" w:space="0" w:color="000000"/>
-            </w:tcBorders>
-            <w:shd w:val="clear" w:color="auto" w:fill="FFFFFF"/>
-            <w:tcMar>
-              <w:top w:w="0" w:type="dxa"/>
-              <w:bottom w:w="0" w:type="dxa"/>
-              <w:left w:w="0" w:type="dxa"/>
-              <w:right w:w="0" w:type="dxa"/>
-            </w:tcMar>
-            <w:vAlign w:val="center"/>
-          </w:tcPr>
-          <w:p>
-            <w:pPr>
-              <w:pStyle w:val="Normal"/>
-              <w:jc w:val="left"/>
-              <w:pBdr>
-                <w:bottom w:val="none" w:sz="0" w:space="0" w:color="000000"/>
-                <w:top w:val="none" w:sz="0" w:space="0" w:color="000000"/>
-                <w:left w:val="none" w:sz="0" w:space="0" w:color="000000"/>
-                <w:right w:val="none" w:sz="0" w:space="0" w:color="000000"/>
-              </w:pBdr>
-              <w:spacing w:after="100" w:before="100" w:line="240"/>
-              <w:ind w:left="100" w:right="100" w:firstLine="0" w:firstLineChars="0"/>
-              <w:rPr>
-                <w:rFonts w:ascii="Times New Roman" w:hAnsi="Times New Roman" w:eastAsia="Times New Roman" w:cs="Times New Roman"/>
-                <w:i w:val="false"/>
-                <w:b w:val="false"/>
-                <w:u w:val="none"/>
-                <w:strike w:val="false"/>
-                <w:sz w:val="12"/>
-                <w:szCs w:val="12"/>
-                <w:color w:val="000000"/>
-              </w:rPr>
-            </w:pPr>
-            <w:r>
-              <w:rPr>
-                <w:rFonts w:ascii="Times New Roman" w:hAnsi="Times New Roman" w:eastAsia="Times New Roman" w:cs="Times New Roman"/>
-                <w:i w:val="false"/>
-                <w:b w:val="false"/>
-                <w:u w:val="none"/>
-                <w:strike w:val="false"/>
-                <w:sz w:val="12"/>
-                <w:szCs w:val="12"/>
-                <w:color w:val="000000"/>
-              </w:rPr>
-              <w:t xml:space="preserve">1.07 (0.35–3.35)</w:t>
-            </w:r>
-          </w:p>
-        </w:tc>
-        <w:tc>
-          <w:tcPr>
-            <w:tcBorders>
-              <w:bottom w:val="none" w:sz="0" w:space="0" w:color="000000"/>
-              <w:top w:val="none" w:sz="0" w:space="0" w:color="000000"/>
-              <w:left w:val="none" w:sz="0" w:space="0" w:color="000000"/>
-              <w:right w:val="none" w:sz="0" w:space="0" w:color="000000"/>
-            </w:tcBorders>
-            <w:shd w:val="clear" w:color="auto" w:fill="FFFFFF"/>
-            <w:tcMar>
-              <w:top w:w="0" w:type="dxa"/>
-              <w:bottom w:w="0" w:type="dxa"/>
-              <w:left w:w="0" w:type="dxa"/>
-              <w:right w:w="0" w:type="dxa"/>
-            </w:tcMar>
-            <w:vAlign w:val="center"/>
-          </w:tcPr>
-          <w:p>
-            <w:pPr>
-              <w:pStyle w:val="Normal"/>
-              <w:jc w:val="left"/>
-              <w:pBdr>
-                <w:bottom w:val="none" w:sz="0" w:space="0" w:color="000000"/>
-                <w:top w:val="none" w:sz="0" w:space="0" w:color="000000"/>
-                <w:left w:val="none" w:sz="0" w:space="0" w:color="000000"/>
-                <w:right w:val="none" w:sz="0" w:space="0" w:color="000000"/>
-              </w:pBdr>
-              <w:spacing w:after="100" w:before="100" w:line="240"/>
-              <w:ind w:left="100" w:right="100" w:firstLine="0" w:firstLineChars="0"/>
-              <w:rPr>
-                <w:rFonts w:ascii="Times New Roman" w:hAnsi="Times New Roman" w:eastAsia="Times New Roman" w:cs="Times New Roman"/>
-                <w:i w:val="false"/>
-                <w:b w:val="false"/>
-                <w:u w:val="none"/>
-                <w:strike w:val="false"/>
-                <w:sz w:val="12"/>
-                <w:szCs w:val="12"/>
-                <w:color w:val="000000"/>
-              </w:rPr>
-            </w:pPr>
-            <w:r>
-              <w:rPr>
-                <w:rFonts w:ascii="Times New Roman" w:hAnsi="Times New Roman" w:eastAsia="Times New Roman" w:cs="Times New Roman"/>
-                <w:i w:val="false"/>
-                <w:b w:val="false"/>
-                <w:u w:val="none"/>
-                <w:strike w:val="false"/>
-                <w:sz w:val="12"/>
-                <w:szCs w:val="12"/>
-                <w:color w:val="000000"/>
-              </w:rPr>
-              <w:t xml:space="preserve">0.901</w:t>
-            </w:r>
-          </w:p>
-        </w:tc>
-        <w:tc>
-          <w:tcPr>
-            <w:tcBorders>
-              <w:bottom w:val="none" w:sz="0" w:space="0" w:color="000000"/>
-              <w:top w:val="none" w:sz="0" w:space="0" w:color="000000"/>
-              <w:left w:val="none" w:sz="0" w:space="0" w:color="000000"/>
-              <w:right w:val="none" w:sz="0" w:space="0" w:color="000000"/>
-            </w:tcBorders>
-            <w:shd w:val="clear" w:color="auto" w:fill="FFFFFF"/>
-            <w:tcMar>
-              <w:top w:w="0" w:type="dxa"/>
-              <w:bottom w:w="0" w:type="dxa"/>
-              <w:left w:w="0" w:type="dxa"/>
-              <w:right w:w="0" w:type="dxa"/>
-            </w:tcMar>
-            <w:vAlign w:val="center"/>
-          </w:tcPr>
-          <w:p>
-            <w:pPr>
-              <w:pStyle w:val="Normal"/>
-              <w:jc w:val="left"/>
-              <w:pBdr>
-                <w:bottom w:val="none" w:sz="0" w:space="0" w:color="000000"/>
-                <w:top w:val="none" w:sz="0" w:space="0" w:color="000000"/>
-                <w:left w:val="none" w:sz="0" w:space="0" w:color="000000"/>
-                <w:right w:val="none" w:sz="0" w:space="0" w:color="000000"/>
-              </w:pBdr>
-              <w:spacing w:after="100" w:before="100" w:line="240"/>
-              <w:ind w:left="100" w:right="100" w:firstLine="0" w:firstLineChars="0"/>
-              <w:rPr>
-                <w:rFonts w:ascii="Times New Roman" w:hAnsi="Times New Roman" w:eastAsia="Times New Roman" w:cs="Times New Roman"/>
-                <w:i w:val="false"/>
-                <w:b w:val="false"/>
-                <w:u w:val="none"/>
-                <w:strike w:val="false"/>
-                <w:sz w:val="12"/>
-                <w:szCs w:val="12"/>
-                <w:color w:val="000000"/>
-              </w:rPr>
-            </w:pPr>
-            <w:r>
-              <w:rPr>
-                <w:rFonts w:ascii="Times New Roman" w:hAnsi="Times New Roman" w:eastAsia="Times New Roman" w:cs="Times New Roman"/>
-                <w:i w:val="false"/>
-                <w:b w:val="false"/>
-                <w:u w:val="none"/>
-                <w:strike w:val="false"/>
-                <w:sz w:val="12"/>
-                <w:szCs w:val="12"/>
-                <w:color w:val="000000"/>
-              </w:rPr>
-              <w:t xml:space="preserve">4.50 (0.92–21.99)</w:t>
-            </w:r>
-          </w:p>
-        </w:tc>
-        <w:tc>
-          <w:tcPr>
-            <w:tcBorders>
-              <w:bottom w:val="none" w:sz="0" w:space="0" w:color="000000"/>
-              <w:top w:val="none" w:sz="0" w:space="0" w:color="000000"/>
-              <w:left w:val="none" w:sz="0" w:space="0" w:color="000000"/>
-              <w:right w:val="none" w:sz="0" w:space="0" w:color="000000"/>
-            </w:tcBorders>
-            <w:shd w:val="clear" w:color="auto" w:fill="FFFFFF"/>
-            <w:tcMar>
-              <w:top w:w="0" w:type="dxa"/>
-              <w:bottom w:w="0" w:type="dxa"/>
-              <w:left w:w="0" w:type="dxa"/>
-              <w:right w:w="0" w:type="dxa"/>
-            </w:tcMar>
-            <w:vAlign w:val="center"/>
-          </w:tcPr>
-          <w:p>
-            <w:pPr>
-              <w:pStyle w:val="Normal"/>
-              <w:jc w:val="left"/>
-              <w:pBdr>
-                <w:bottom w:val="none" w:sz="0" w:space="0" w:color="000000"/>
-                <w:top w:val="none" w:sz="0" w:space="0" w:color="000000"/>
-                <w:left w:val="none" w:sz="0" w:space="0" w:color="000000"/>
-                <w:right w:val="none" w:sz="0" w:space="0" w:color="000000"/>
-              </w:pBdr>
-              <w:spacing w:after="100" w:before="100" w:line="240"/>
-              <w:ind w:left="100" w:right="100" w:firstLine="0" w:firstLineChars="0"/>
-              <w:rPr>
-                <w:rFonts w:ascii="Times New Roman" w:hAnsi="Times New Roman" w:eastAsia="Times New Roman" w:cs="Times New Roman"/>
-                <w:i w:val="false"/>
-                <w:b w:val="false"/>
-                <w:u w:val="none"/>
-                <w:strike w:val="false"/>
-                <w:sz w:val="12"/>
-                <w:szCs w:val="12"/>
-                <w:color w:val="000000"/>
-              </w:rPr>
-            </w:pPr>
-            <w:r>
-              <w:rPr>
-                <w:rFonts w:ascii="Times New Roman" w:hAnsi="Times New Roman" w:eastAsia="Times New Roman" w:cs="Times New Roman"/>
-                <w:i w:val="false"/>
-                <w:b w:val="false"/>
-                <w:u w:val="none"/>
-                <w:strike w:val="false"/>
-                <w:sz w:val="12"/>
-                <w:szCs w:val="12"/>
-                <w:color w:val="000000"/>
-              </w:rPr>
-              <w:t xml:space="preserve">0.063</w:t>
+              <w:t xml:space="preserve">3.56 (1.03–12.34)</w:t>
+            </w:r>
+          </w:p>
+        </w:tc>
+        <w:tc>
+          <w:tcPr>
+            <w:tcBorders>
+              <w:bottom w:val="none" w:sz="0" w:space="0" w:color="000000"/>
+              <w:top w:val="none" w:sz="0" w:space="0" w:color="000000"/>
+              <w:left w:val="none" w:sz="0" w:space="0" w:color="000000"/>
+              <w:right w:val="none" w:sz="0" w:space="0" w:color="000000"/>
+            </w:tcBorders>
+            <w:shd w:val="clear" w:color="auto" w:fill="FFFFFF"/>
+            <w:tcMar>
+              <w:top w:w="0" w:type="dxa"/>
+              <w:bottom w:w="0" w:type="dxa"/>
+              <w:left w:w="0" w:type="dxa"/>
+              <w:right w:w="0" w:type="dxa"/>
+            </w:tcMar>
+            <w:vAlign w:val="center"/>
+          </w:tcPr>
+          <w:p>
+            <w:pPr>
+              <w:pStyle w:val="Normal"/>
+              <w:jc w:val="left"/>
+              <w:pBdr>
+                <w:bottom w:val="none" w:sz="0" w:space="0" w:color="000000"/>
+                <w:top w:val="none" w:sz="0" w:space="0" w:color="000000"/>
+                <w:left w:val="none" w:sz="0" w:space="0" w:color="000000"/>
+                <w:right w:val="none" w:sz="0" w:space="0" w:color="000000"/>
+              </w:pBdr>
+              <w:spacing w:after="100" w:before="100" w:line="240"/>
+              <w:ind w:left="100" w:right="100" w:firstLine="0" w:firstLineChars="0"/>
+              <w:rPr>
+                <w:rFonts w:ascii="Times New Roman" w:hAnsi="Times New Roman" w:eastAsia="Times New Roman" w:cs="Times New Roman"/>
+                <w:i w:val="false"/>
+                <w:b w:val="false"/>
+                <w:u w:val="none"/>
+                <w:strike w:val="false"/>
+                <w:sz w:val="12"/>
+                <w:szCs w:val="12"/>
+                <w:color w:val="000000"/>
+              </w:rPr>
+            </w:pPr>
+            <w:r>
+              <w:rPr>
+                <w:rFonts w:ascii="Times New Roman" w:hAnsi="Times New Roman" w:eastAsia="Times New Roman" w:cs="Times New Roman"/>
+                <w:i w:val="false"/>
+                <w:b w:val="false"/>
+                <w:u w:val="none"/>
+                <w:strike w:val="false"/>
+                <w:sz w:val="12"/>
+                <w:szCs w:val="12"/>
+                <w:color w:val="000000"/>
+              </w:rPr>
+              <w:t xml:space="preserve">0.046</w:t>
+            </w:r>
+          </w:p>
+        </w:tc>
+        <w:tc>
+          <w:tcPr>
+            <w:tcBorders>
+              <w:bottom w:val="none" w:sz="0" w:space="0" w:color="000000"/>
+              <w:top w:val="none" w:sz="0" w:space="0" w:color="000000"/>
+              <w:left w:val="none" w:sz="0" w:space="0" w:color="000000"/>
+              <w:right w:val="none" w:sz="0" w:space="0" w:color="000000"/>
+            </w:tcBorders>
+            <w:shd w:val="clear" w:color="auto" w:fill="FFFFFF"/>
+            <w:tcMar>
+              <w:top w:w="0" w:type="dxa"/>
+              <w:bottom w:w="0" w:type="dxa"/>
+              <w:left w:w="0" w:type="dxa"/>
+              <w:right w:w="0" w:type="dxa"/>
+            </w:tcMar>
+            <w:vAlign w:val="center"/>
+          </w:tcPr>
+          <w:p>
+            <w:pPr>
+              <w:pStyle w:val="Normal"/>
+              <w:jc w:val="left"/>
+              <w:pBdr>
+                <w:bottom w:val="none" w:sz="0" w:space="0" w:color="000000"/>
+                <w:top w:val="none" w:sz="0" w:space="0" w:color="000000"/>
+                <w:left w:val="none" w:sz="0" w:space="0" w:color="000000"/>
+                <w:right w:val="none" w:sz="0" w:space="0" w:color="000000"/>
+              </w:pBdr>
+              <w:spacing w:after="100" w:before="100" w:line="240"/>
+              <w:ind w:left="100" w:right="100" w:firstLine="0" w:firstLineChars="0"/>
+              <w:rPr>
+                <w:rFonts w:ascii="Times New Roman" w:hAnsi="Times New Roman" w:eastAsia="Times New Roman" w:cs="Times New Roman"/>
+                <w:i w:val="false"/>
+                <w:b w:val="false"/>
+                <w:u w:val="none"/>
+                <w:strike w:val="false"/>
+                <w:sz w:val="12"/>
+                <w:szCs w:val="12"/>
+                <w:color w:val="000000"/>
+              </w:rPr>
+            </w:pPr>
+            <w:r>
+              <w:rPr>
+                <w:rFonts w:ascii="Times New Roman" w:hAnsi="Times New Roman" w:eastAsia="Times New Roman" w:cs="Times New Roman"/>
+                <w:i w:val="false"/>
+                <w:b w:val="false"/>
+                <w:u w:val="none"/>
+                <w:strike w:val="false"/>
+                <w:sz w:val="12"/>
+                <w:szCs w:val="12"/>
+                <w:color w:val="000000"/>
+              </w:rPr>
+              <w:t xml:space="preserve">0.137</w:t>
+            </w:r>
+          </w:p>
+        </w:tc>
+        <w:tc>
+          <w:tcPr>
+            <w:tcBorders>
+              <w:bottom w:val="none" w:sz="0" w:space="0" w:color="000000"/>
+              <w:top w:val="none" w:sz="0" w:space="0" w:color="000000"/>
+              <w:left w:val="none" w:sz="0" w:space="0" w:color="000000"/>
+              <w:right w:val="none" w:sz="0" w:space="0" w:color="000000"/>
+            </w:tcBorders>
+            <w:shd w:val="clear" w:color="auto" w:fill="FFFFFF"/>
+            <w:tcMar>
+              <w:top w:w="0" w:type="dxa"/>
+              <w:bottom w:w="0" w:type="dxa"/>
+              <w:left w:w="0" w:type="dxa"/>
+              <w:right w:w="0" w:type="dxa"/>
+            </w:tcMar>
+            <w:vAlign w:val="center"/>
+          </w:tcPr>
+          <w:p>
+            <w:pPr>
+              <w:pStyle w:val="Normal"/>
+              <w:jc w:val="left"/>
+              <w:pBdr>
+                <w:bottom w:val="none" w:sz="0" w:space="0" w:color="000000"/>
+                <w:top w:val="none" w:sz="0" w:space="0" w:color="000000"/>
+                <w:left w:val="none" w:sz="0" w:space="0" w:color="000000"/>
+                <w:right w:val="none" w:sz="0" w:space="0" w:color="000000"/>
+              </w:pBdr>
+              <w:spacing w:after="100" w:before="100" w:line="240"/>
+              <w:ind w:left="100" w:right="100" w:firstLine="0" w:firstLineChars="0"/>
+              <w:rPr>
+                <w:rFonts w:ascii="Times New Roman" w:hAnsi="Times New Roman" w:eastAsia="Times New Roman" w:cs="Times New Roman"/>
+                <w:i w:val="false"/>
+                <w:b w:val="false"/>
+                <w:u w:val="none"/>
+                <w:strike w:val="false"/>
+                <w:sz w:val="12"/>
+                <w:szCs w:val="12"/>
+                <w:color w:val="000000"/>
+              </w:rPr>
+            </w:pPr>
+            <w:r>
+              <w:rPr>
+                <w:rFonts w:ascii="Times New Roman" w:hAnsi="Times New Roman" w:eastAsia="Times New Roman" w:cs="Times New Roman"/>
+                <w:i w:val="false"/>
+                <w:b w:val="false"/>
+                <w:u w:val="none"/>
+                <w:strike w:val="false"/>
+                <w:sz w:val="12"/>
+                <w:szCs w:val="12"/>
+                <w:color w:val="000000"/>
+              </w:rPr>
+              <w:t xml:space="preserve">2.6</w:t>
+            </w:r>
+          </w:p>
+        </w:tc>
+        <w:tc>
+          <w:tcPr>
+            <w:tcBorders>
+              <w:bottom w:val="none" w:sz="0" w:space="0" w:color="000000"/>
+              <w:top w:val="none" w:sz="0" w:space="0" w:color="000000"/>
+              <w:left w:val="none" w:sz="0" w:space="0" w:color="000000"/>
+              <w:right w:val="none" w:sz="0" w:space="0" w:color="000000"/>
+            </w:tcBorders>
+            <w:shd w:val="clear" w:color="auto" w:fill="FFFFFF"/>
+            <w:tcMar>
+              <w:top w:w="0" w:type="dxa"/>
+              <w:bottom w:w="0" w:type="dxa"/>
+              <w:left w:w="0" w:type="dxa"/>
+              <w:right w:w="0" w:type="dxa"/>
+            </w:tcMar>
+            <w:vAlign w:val="center"/>
+          </w:tcPr>
+          <w:p>
+            <w:pPr>
+              <w:pStyle w:val="Normal"/>
+              <w:jc w:val="right"/>
+              <w:pBdr>
+                <w:bottom w:val="none" w:sz="0" w:space="0" w:color="000000"/>
+                <w:top w:val="none" w:sz="0" w:space="0" w:color="000000"/>
+                <w:left w:val="none" w:sz="0" w:space="0" w:color="000000"/>
+                <w:right w:val="none" w:sz="0" w:space="0" w:color="000000"/>
+              </w:pBdr>
+              <w:spacing w:after="100" w:before="100" w:line="240"/>
+              <w:ind w:left="100" w:right="100" w:firstLine="0" w:firstLineChars="0"/>
+              <w:rPr>
+                <w:rFonts w:ascii="Times New Roman" w:hAnsi="Times New Roman" w:eastAsia="Times New Roman" w:cs="Times New Roman"/>
+                <w:i w:val="false"/>
+                <w:b w:val="false"/>
+                <w:u w:val="none"/>
+                <w:strike w:val="false"/>
+                <w:sz w:val="12"/>
+                <w:szCs w:val="12"/>
+                <w:color w:val="000000"/>
+              </w:rPr>
+            </w:pPr>
+            <w:r>
+              <w:rPr>
+                <w:rFonts w:ascii="Times New Roman" w:hAnsi="Times New Roman" w:eastAsia="Times New Roman" w:cs="Times New Roman"/>
+                <w:i w:val="false"/>
+                <w:b w:val="false"/>
+                <w:u w:val="none"/>
+                <w:strike w:val="false"/>
+                <w:sz w:val="12"/>
+                <w:szCs w:val="12"/>
+                <w:color w:val="000000"/>
+              </w:rPr>
+              <w:t xml:space="preserve"/>
+            </w:r>
+          </w:p>
+        </w:tc>
+        <w:tc>
+          <w:tcPr>
+            <w:tcBorders>
+              <w:bottom w:val="none" w:sz="0" w:space="0" w:color="000000"/>
+              <w:top w:val="none" w:sz="0" w:space="0" w:color="000000"/>
+              <w:left w:val="none" w:sz="0" w:space="0" w:color="000000"/>
+              <w:right w:val="none" w:sz="0" w:space="0" w:color="000000"/>
+            </w:tcBorders>
+            <w:shd w:val="clear" w:color="auto" w:fill="FFFFFF"/>
+            <w:tcMar>
+              <w:top w:w="0" w:type="dxa"/>
+              <w:bottom w:w="0" w:type="dxa"/>
+              <w:left w:w="0" w:type="dxa"/>
+              <w:right w:w="0" w:type="dxa"/>
+            </w:tcMar>
+            <w:vAlign w:val="center"/>
+          </w:tcPr>
+          <w:p>
+            <w:pPr>
+              <w:pStyle w:val="Normal"/>
+              <w:jc w:val="left"/>
+              <w:pBdr>
+                <w:bottom w:val="none" w:sz="0" w:space="0" w:color="000000"/>
+                <w:top w:val="none" w:sz="0" w:space="0" w:color="000000"/>
+                <w:left w:val="none" w:sz="0" w:space="0" w:color="000000"/>
+                <w:right w:val="none" w:sz="0" w:space="0" w:color="000000"/>
+              </w:pBdr>
+              <w:spacing w:after="100" w:before="100" w:line="240"/>
+              <w:ind w:left="100" w:right="100" w:firstLine="0" w:firstLineChars="0"/>
+              <w:rPr>
+                <w:rFonts w:ascii="Times New Roman" w:hAnsi="Times New Roman" w:eastAsia="Times New Roman" w:cs="Times New Roman"/>
+                <w:i w:val="false"/>
+                <w:b w:val="false"/>
+                <w:u w:val="none"/>
+                <w:strike w:val="false"/>
+                <w:sz w:val="12"/>
+                <w:szCs w:val="12"/>
+                <w:color w:val="000000"/>
+              </w:rPr>
+            </w:pPr>
+            <w:r>
+              <w:rPr>
+                <w:rFonts w:ascii="Times New Roman" w:hAnsi="Times New Roman" w:eastAsia="Times New Roman" w:cs="Times New Roman"/>
+                <w:i w:val="false"/>
+                <w:b w:val="false"/>
+                <w:u w:val="none"/>
+                <w:strike w:val="false"/>
+                <w:sz w:val="12"/>
+                <w:szCs w:val="12"/>
+                <w:color w:val="000000"/>
+              </w:rPr>
+              <w:t xml:space="preserve">2.87 (0.81–10.22)</w:t>
+            </w:r>
+          </w:p>
+        </w:tc>
+        <w:tc>
+          <w:tcPr>
+            <w:tcBorders>
+              <w:bottom w:val="none" w:sz="0" w:space="0" w:color="000000"/>
+              <w:top w:val="none" w:sz="0" w:space="0" w:color="000000"/>
+              <w:left w:val="none" w:sz="0" w:space="0" w:color="000000"/>
+              <w:right w:val="none" w:sz="0" w:space="0" w:color="000000"/>
+            </w:tcBorders>
+            <w:shd w:val="clear" w:color="auto" w:fill="FFFFFF"/>
+            <w:tcMar>
+              <w:top w:w="0" w:type="dxa"/>
+              <w:bottom w:w="0" w:type="dxa"/>
+              <w:left w:w="0" w:type="dxa"/>
+              <w:right w:w="0" w:type="dxa"/>
+            </w:tcMar>
+            <w:vAlign w:val="center"/>
+          </w:tcPr>
+          <w:p>
+            <w:pPr>
+              <w:pStyle w:val="Normal"/>
+              <w:jc w:val="left"/>
+              <w:pBdr>
+                <w:bottom w:val="none" w:sz="0" w:space="0" w:color="000000"/>
+                <w:top w:val="none" w:sz="0" w:space="0" w:color="000000"/>
+                <w:left w:val="none" w:sz="0" w:space="0" w:color="000000"/>
+                <w:right w:val="none" w:sz="0" w:space="0" w:color="000000"/>
+              </w:pBdr>
+              <w:spacing w:after="100" w:before="100" w:line="240"/>
+              <w:ind w:left="100" w:right="100" w:firstLine="0" w:firstLineChars="0"/>
+              <w:rPr>
+                <w:rFonts w:ascii="Times New Roman" w:hAnsi="Times New Roman" w:eastAsia="Times New Roman" w:cs="Times New Roman"/>
+                <w:i w:val="false"/>
+                <w:b w:val="false"/>
+                <w:u w:val="none"/>
+                <w:strike w:val="false"/>
+                <w:sz w:val="12"/>
+                <w:szCs w:val="12"/>
+                <w:color w:val="000000"/>
+              </w:rPr>
+            </w:pPr>
+            <w:r>
+              <w:rPr>
+                <w:rFonts w:ascii="Times New Roman" w:hAnsi="Times New Roman" w:eastAsia="Times New Roman" w:cs="Times New Roman"/>
+                <w:i w:val="false"/>
+                <w:b w:val="false"/>
+                <w:u w:val="none"/>
+                <w:strike w:val="false"/>
+                <w:sz w:val="12"/>
+                <w:szCs w:val="12"/>
+                <w:color w:val="000000"/>
+              </w:rPr>
+              <w:t xml:space="preserve">0.103</w:t>
+            </w:r>
+          </w:p>
+        </w:tc>
+        <w:tc>
+          <w:tcPr>
+            <w:tcBorders>
+              <w:bottom w:val="none" w:sz="0" w:space="0" w:color="000000"/>
+              <w:top w:val="none" w:sz="0" w:space="0" w:color="000000"/>
+              <w:left w:val="none" w:sz="0" w:space="0" w:color="000000"/>
+              <w:right w:val="none" w:sz="0" w:space="0" w:color="000000"/>
+            </w:tcBorders>
+            <w:shd w:val="clear" w:color="auto" w:fill="FFFFFF"/>
+            <w:tcMar>
+              <w:top w:w="0" w:type="dxa"/>
+              <w:bottom w:w="0" w:type="dxa"/>
+              <w:left w:w="0" w:type="dxa"/>
+              <w:right w:w="0" w:type="dxa"/>
+            </w:tcMar>
+            <w:vAlign w:val="center"/>
+          </w:tcPr>
+          <w:p>
+            <w:pPr>
+              <w:pStyle w:val="Normal"/>
+              <w:jc w:val="left"/>
+              <w:pBdr>
+                <w:bottom w:val="none" w:sz="0" w:space="0" w:color="000000"/>
+                <w:top w:val="none" w:sz="0" w:space="0" w:color="000000"/>
+                <w:left w:val="none" w:sz="0" w:space="0" w:color="000000"/>
+                <w:right w:val="none" w:sz="0" w:space="0" w:color="000000"/>
+              </w:pBdr>
+              <w:spacing w:after="100" w:before="100" w:line="240"/>
+              <w:ind w:left="100" w:right="100" w:firstLine="0" w:firstLineChars="0"/>
+              <w:rPr>
+                <w:rFonts w:ascii="Times New Roman" w:hAnsi="Times New Roman" w:eastAsia="Times New Roman" w:cs="Times New Roman"/>
+                <w:i w:val="false"/>
+                <w:b w:val="false"/>
+                <w:u w:val="none"/>
+                <w:strike w:val="false"/>
+                <w:sz w:val="12"/>
+                <w:szCs w:val="12"/>
+                <w:color w:val="000000"/>
+              </w:rPr>
+            </w:pPr>
+            <w:r>
+              <w:rPr>
+                <w:rFonts w:ascii="Times New Roman" w:hAnsi="Times New Roman" w:eastAsia="Times New Roman" w:cs="Times New Roman"/>
+                <w:i w:val="false"/>
+                <w:b w:val="false"/>
+                <w:u w:val="none"/>
+                <w:strike w:val="false"/>
+                <w:sz w:val="12"/>
+                <w:szCs w:val="12"/>
+                <w:color w:val="000000"/>
+              </w:rPr>
+              <w:t xml:space="preserve">0.443</w:t>
+            </w:r>
+          </w:p>
+        </w:tc>
+        <w:tc>
+          <w:tcPr>
+            <w:tcBorders>
+              <w:bottom w:val="none" w:sz="0" w:space="0" w:color="000000"/>
+              <w:top w:val="none" w:sz="0" w:space="0" w:color="000000"/>
+              <w:left w:val="none" w:sz="0" w:space="0" w:color="000000"/>
+              <w:right w:val="none" w:sz="0" w:space="0" w:color="000000"/>
+            </w:tcBorders>
+            <w:shd w:val="clear" w:color="auto" w:fill="FFFFFF"/>
+            <w:tcMar>
+              <w:top w:w="0" w:type="dxa"/>
+              <w:bottom w:w="0" w:type="dxa"/>
+              <w:left w:w="0" w:type="dxa"/>
+              <w:right w:w="0" w:type="dxa"/>
+            </w:tcMar>
+            <w:vAlign w:val="center"/>
+          </w:tcPr>
+          <w:p>
+            <w:pPr>
+              <w:pStyle w:val="Normal"/>
+              <w:jc w:val="left"/>
+              <w:pBdr>
+                <w:bottom w:val="none" w:sz="0" w:space="0" w:color="000000"/>
+                <w:top w:val="none" w:sz="0" w:space="0" w:color="000000"/>
+                <w:left w:val="none" w:sz="0" w:space="0" w:color="000000"/>
+                <w:right w:val="none" w:sz="0" w:space="0" w:color="000000"/>
+              </w:pBdr>
+              <w:spacing w:after="100" w:before="100" w:line="240"/>
+              <w:ind w:left="100" w:right="100" w:firstLine="0" w:firstLineChars="0"/>
+              <w:rPr>
+                <w:rFonts w:ascii="Times New Roman" w:hAnsi="Times New Roman" w:eastAsia="Times New Roman" w:cs="Times New Roman"/>
+                <w:i w:val="false"/>
+                <w:b w:val="false"/>
+                <w:u w:val="none"/>
+                <w:strike w:val="false"/>
+                <w:sz w:val="12"/>
+                <w:szCs w:val="12"/>
+                <w:color w:val="000000"/>
+              </w:rPr>
+            </w:pPr>
+            <w:r>
+              <w:rPr>
+                <w:rFonts w:ascii="Times New Roman" w:hAnsi="Times New Roman" w:eastAsia="Times New Roman" w:cs="Times New Roman"/>
+                <w:i w:val="false"/>
+                <w:b w:val="false"/>
+                <w:u w:val="none"/>
+                <w:strike w:val="false"/>
+                <w:sz w:val="12"/>
+                <w:szCs w:val="12"/>
+                <w:color w:val="000000"/>
+              </w:rPr>
+              <w:t xml:space="preserve">2.96 (0.73–12.01)</w:t>
+            </w:r>
+          </w:p>
+        </w:tc>
+        <w:tc>
+          <w:tcPr>
+            <w:tcBorders>
+              <w:bottom w:val="none" w:sz="0" w:space="0" w:color="000000"/>
+              <w:top w:val="none" w:sz="0" w:space="0" w:color="000000"/>
+              <w:left w:val="none" w:sz="0" w:space="0" w:color="000000"/>
+              <w:right w:val="none" w:sz="0" w:space="0" w:color="000000"/>
+            </w:tcBorders>
+            <w:shd w:val="clear" w:color="auto" w:fill="FFFFFF"/>
+            <w:tcMar>
+              <w:top w:w="0" w:type="dxa"/>
+              <w:bottom w:w="0" w:type="dxa"/>
+              <w:left w:w="0" w:type="dxa"/>
+              <w:right w:w="0" w:type="dxa"/>
+            </w:tcMar>
+            <w:vAlign w:val="center"/>
+          </w:tcPr>
+          <w:p>
+            <w:pPr>
+              <w:pStyle w:val="Normal"/>
+              <w:jc w:val="left"/>
+              <w:pBdr>
+                <w:bottom w:val="none" w:sz="0" w:space="0" w:color="000000"/>
+                <w:top w:val="none" w:sz="0" w:space="0" w:color="000000"/>
+                <w:left w:val="none" w:sz="0" w:space="0" w:color="000000"/>
+                <w:right w:val="none" w:sz="0" w:space="0" w:color="000000"/>
+              </w:pBdr>
+              <w:spacing w:after="100" w:before="100" w:line="240"/>
+              <w:ind w:left="100" w:right="100" w:firstLine="0" w:firstLineChars="0"/>
+              <w:rPr>
+                <w:rFonts w:ascii="Times New Roman" w:hAnsi="Times New Roman" w:eastAsia="Times New Roman" w:cs="Times New Roman"/>
+                <w:i w:val="false"/>
+                <w:b w:val="false"/>
+                <w:u w:val="none"/>
+                <w:strike w:val="false"/>
+                <w:sz w:val="12"/>
+                <w:szCs w:val="12"/>
+                <w:color w:val="000000"/>
+              </w:rPr>
+            </w:pPr>
+            <w:r>
+              <w:rPr>
+                <w:rFonts w:ascii="Times New Roman" w:hAnsi="Times New Roman" w:eastAsia="Times New Roman" w:cs="Times New Roman"/>
+                <w:i w:val="false"/>
+                <w:b w:val="false"/>
+                <w:u w:val="none"/>
+                <w:strike w:val="false"/>
+                <w:sz w:val="12"/>
+                <w:szCs w:val="12"/>
+                <w:color w:val="000000"/>
+              </w:rPr>
+              <w:t xml:space="preserve">0.129</w:t>
+            </w:r>
+          </w:p>
+        </w:tc>
+        <w:tc>
+          <w:tcPr>
+            <w:tcBorders>
+              <w:bottom w:val="none" w:sz="0" w:space="0" w:color="000000"/>
+              <w:top w:val="none" w:sz="0" w:space="0" w:color="000000"/>
+              <w:left w:val="none" w:sz="0" w:space="0" w:color="000000"/>
+              <w:right w:val="none" w:sz="0" w:space="0" w:color="000000"/>
+            </w:tcBorders>
+            <w:shd w:val="clear" w:color="auto" w:fill="FFFFFF"/>
+            <w:tcMar>
+              <w:top w:w="0" w:type="dxa"/>
+              <w:bottom w:w="0" w:type="dxa"/>
+              <w:left w:w="0" w:type="dxa"/>
+              <w:right w:w="0" w:type="dxa"/>
+            </w:tcMar>
+            <w:vAlign w:val="center"/>
+          </w:tcPr>
+          <w:p>
+            <w:pPr>
+              <w:pStyle w:val="Normal"/>
+              <w:jc w:val="left"/>
+              <w:pBdr>
+                <w:bottom w:val="none" w:sz="0" w:space="0" w:color="000000"/>
+                <w:top w:val="none" w:sz="0" w:space="0" w:color="000000"/>
+                <w:left w:val="none" w:sz="0" w:space="0" w:color="000000"/>
+                <w:right w:val="none" w:sz="0" w:space="0" w:color="000000"/>
+              </w:pBdr>
+              <w:spacing w:after="100" w:before="100" w:line="240"/>
+              <w:ind w:left="100" w:right="100" w:firstLine="0" w:firstLineChars="0"/>
+              <w:rPr>
+                <w:rFonts w:ascii="Times New Roman" w:hAnsi="Times New Roman" w:eastAsia="Times New Roman" w:cs="Times New Roman"/>
+                <w:i w:val="false"/>
+                <w:b w:val="false"/>
+                <w:u w:val="none"/>
+                <w:strike w:val="false"/>
+                <w:sz w:val="12"/>
+                <w:szCs w:val="12"/>
+                <w:color w:val="000000"/>
+              </w:rPr>
+            </w:pPr>
+            <w:r>
+              <w:rPr>
+                <w:rFonts w:ascii="Times New Roman" w:hAnsi="Times New Roman" w:eastAsia="Times New Roman" w:cs="Times New Roman"/>
+                <w:i w:val="false"/>
+                <w:b w:val="false"/>
+                <w:u w:val="none"/>
+                <w:strike w:val="false"/>
+                <w:sz w:val="12"/>
+                <w:szCs w:val="12"/>
+                <w:color w:val="000000"/>
+              </w:rPr>
+              <w:t xml:space="preserve">5.79 (0.59–57.19)</w:t>
+            </w:r>
+          </w:p>
+        </w:tc>
+        <w:tc>
+          <w:tcPr>
+            <w:tcBorders>
+              <w:bottom w:val="none" w:sz="0" w:space="0" w:color="000000"/>
+              <w:top w:val="none" w:sz="0" w:space="0" w:color="000000"/>
+              <w:left w:val="none" w:sz="0" w:space="0" w:color="000000"/>
+              <w:right w:val="none" w:sz="0" w:space="0" w:color="000000"/>
+            </w:tcBorders>
+            <w:shd w:val="clear" w:color="auto" w:fill="FFFFFF"/>
+            <w:tcMar>
+              <w:top w:w="0" w:type="dxa"/>
+              <w:bottom w:w="0" w:type="dxa"/>
+              <w:left w:w="0" w:type="dxa"/>
+              <w:right w:w="0" w:type="dxa"/>
+            </w:tcMar>
+            <w:vAlign w:val="center"/>
+          </w:tcPr>
+          <w:p>
+            <w:pPr>
+              <w:pStyle w:val="Normal"/>
+              <w:jc w:val="left"/>
+              <w:pBdr>
+                <w:bottom w:val="none" w:sz="0" w:space="0" w:color="000000"/>
+                <w:top w:val="none" w:sz="0" w:space="0" w:color="000000"/>
+                <w:left w:val="none" w:sz="0" w:space="0" w:color="000000"/>
+                <w:right w:val="none" w:sz="0" w:space="0" w:color="000000"/>
+              </w:pBdr>
+              <w:spacing w:after="100" w:before="100" w:line="240"/>
+              <w:ind w:left="100" w:right="100" w:firstLine="0" w:firstLineChars="0"/>
+              <w:rPr>
+                <w:rFonts w:ascii="Times New Roman" w:hAnsi="Times New Roman" w:eastAsia="Times New Roman" w:cs="Times New Roman"/>
+                <w:i w:val="false"/>
+                <w:b w:val="false"/>
+                <w:u w:val="none"/>
+                <w:strike w:val="false"/>
+                <w:sz w:val="12"/>
+                <w:szCs w:val="12"/>
+                <w:color w:val="000000"/>
+              </w:rPr>
+            </w:pPr>
+            <w:r>
+              <w:rPr>
+                <w:rFonts w:ascii="Times New Roman" w:hAnsi="Times New Roman" w:eastAsia="Times New Roman" w:cs="Times New Roman"/>
+                <w:i w:val="false"/>
+                <w:b w:val="false"/>
+                <w:u w:val="none"/>
+                <w:strike w:val="false"/>
+                <w:sz w:val="12"/>
+                <w:szCs w:val="12"/>
+                <w:color w:val="000000"/>
+              </w:rPr>
+              <w:t xml:space="preserve">0.133</w:t>
             </w:r>
           </w:p>
         </w:tc>
@@ -8174,612 +8174,612 @@
                 <w:szCs w:val="12"/>
                 <w:color w:val="000000"/>
               </w:rPr>
-              <w:t xml:space="preserve">1.05 (0.44–2.49)</w:t>
-            </w:r>
-          </w:p>
-        </w:tc>
-        <w:tc>
-          <w:tcPr>
-            <w:tcBorders>
-              <w:bottom w:val="none" w:sz="0" w:space="0" w:color="000000"/>
-              <w:top w:val="none" w:sz="0" w:space="0" w:color="000000"/>
-              <w:left w:val="none" w:sz="0" w:space="0" w:color="000000"/>
-              <w:right w:val="none" w:sz="0" w:space="0" w:color="000000"/>
-            </w:tcBorders>
-            <w:shd w:val="clear" w:color="auto" w:fill="FFFFFF"/>
-            <w:tcMar>
-              <w:top w:w="0" w:type="dxa"/>
-              <w:bottom w:w="0" w:type="dxa"/>
-              <w:left w:w="0" w:type="dxa"/>
-              <w:right w:w="0" w:type="dxa"/>
-            </w:tcMar>
-            <w:vAlign w:val="center"/>
-          </w:tcPr>
-          <w:p>
-            <w:pPr>
-              <w:pStyle w:val="Normal"/>
-              <w:jc w:val="left"/>
-              <w:pBdr>
-                <w:bottom w:val="none" w:sz="0" w:space="0" w:color="000000"/>
-                <w:top w:val="none" w:sz="0" w:space="0" w:color="000000"/>
-                <w:left w:val="none" w:sz="0" w:space="0" w:color="000000"/>
-                <w:right w:val="none" w:sz="0" w:space="0" w:color="000000"/>
-              </w:pBdr>
-              <w:spacing w:after="100" w:before="100" w:line="240"/>
-              <w:ind w:left="100" w:right="100" w:firstLine="0" w:firstLineChars="0"/>
-              <w:rPr>
-                <w:rFonts w:ascii="Times New Roman" w:hAnsi="Times New Roman" w:eastAsia="Times New Roman" w:cs="Times New Roman"/>
-                <w:i w:val="false"/>
-                <w:b w:val="false"/>
-                <w:u w:val="none"/>
-                <w:strike w:val="false"/>
-                <w:sz w:val="12"/>
-                <w:szCs w:val="12"/>
-                <w:color w:val="000000"/>
-              </w:rPr>
-            </w:pPr>
-            <w:r>
-              <w:rPr>
-                <w:rFonts w:ascii="Times New Roman" w:hAnsi="Times New Roman" w:eastAsia="Times New Roman" w:cs="Times New Roman"/>
-                <w:i w:val="false"/>
-                <w:b w:val="false"/>
-                <w:u w:val="none"/>
-                <w:strike w:val="false"/>
-                <w:sz w:val="12"/>
-                <w:szCs w:val="12"/>
-                <w:color w:val="000000"/>
-              </w:rPr>
-              <w:t xml:space="preserve">0.915</w:t>
-            </w:r>
-          </w:p>
-        </w:tc>
-        <w:tc>
-          <w:tcPr>
-            <w:tcBorders>
-              <w:bottom w:val="none" w:sz="0" w:space="0" w:color="000000"/>
-              <w:top w:val="none" w:sz="0" w:space="0" w:color="000000"/>
-              <w:left w:val="none" w:sz="0" w:space="0" w:color="000000"/>
-              <w:right w:val="none" w:sz="0" w:space="0" w:color="000000"/>
-            </w:tcBorders>
-            <w:shd w:val="clear" w:color="auto" w:fill="FFFFFF"/>
-            <w:tcMar>
-              <w:top w:w="0" w:type="dxa"/>
-              <w:bottom w:w="0" w:type="dxa"/>
-              <w:left w:w="0" w:type="dxa"/>
-              <w:right w:w="0" w:type="dxa"/>
-            </w:tcMar>
-            <w:vAlign w:val="center"/>
-          </w:tcPr>
-          <w:p>
-            <w:pPr>
-              <w:pStyle w:val="Normal"/>
-              <w:jc w:val="left"/>
-              <w:pBdr>
-                <w:bottom w:val="none" w:sz="0" w:space="0" w:color="000000"/>
-                <w:top w:val="none" w:sz="0" w:space="0" w:color="000000"/>
-                <w:left w:val="none" w:sz="0" w:space="0" w:color="000000"/>
-                <w:right w:val="none" w:sz="0" w:space="0" w:color="000000"/>
-              </w:pBdr>
-              <w:spacing w:after="100" w:before="100" w:line="240"/>
-              <w:ind w:left="100" w:right="100" w:firstLine="0" w:firstLineChars="0"/>
-              <w:rPr>
-                <w:rFonts w:ascii="Times New Roman" w:hAnsi="Times New Roman" w:eastAsia="Times New Roman" w:cs="Times New Roman"/>
-                <w:i w:val="false"/>
-                <w:b w:val="false"/>
-                <w:u w:val="none"/>
-                <w:strike w:val="false"/>
-                <w:sz w:val="12"/>
-                <w:szCs w:val="12"/>
-                <w:color w:val="000000"/>
-              </w:rPr>
-            </w:pPr>
-            <w:r>
-              <w:rPr>
-                <w:rFonts w:ascii="Times New Roman" w:hAnsi="Times New Roman" w:eastAsia="Times New Roman" w:cs="Times New Roman"/>
-                <w:i w:val="false"/>
-                <w:b w:val="false"/>
-                <w:u w:val="none"/>
-                <w:strike w:val="false"/>
-                <w:sz w:val="12"/>
-                <w:szCs w:val="12"/>
-                <w:color w:val="000000"/>
-              </w:rPr>
-              <w:t xml:space="preserve">0.915</w:t>
-            </w:r>
-          </w:p>
-        </w:tc>
-        <w:tc>
-          <w:tcPr>
-            <w:tcBorders>
-              <w:bottom w:val="none" w:sz="0" w:space="0" w:color="000000"/>
-              <w:top w:val="none" w:sz="0" w:space="0" w:color="000000"/>
-              <w:left w:val="none" w:sz="0" w:space="0" w:color="000000"/>
-              <w:right w:val="none" w:sz="0" w:space="0" w:color="000000"/>
-            </w:tcBorders>
-            <w:shd w:val="clear" w:color="auto" w:fill="FFFFFF"/>
-            <w:tcMar>
-              <w:top w:w="0" w:type="dxa"/>
-              <w:bottom w:w="0" w:type="dxa"/>
-              <w:left w:w="0" w:type="dxa"/>
-              <w:right w:w="0" w:type="dxa"/>
-            </w:tcMar>
-            <w:vAlign w:val="center"/>
-          </w:tcPr>
-          <w:p>
-            <w:pPr>
-              <w:pStyle w:val="Normal"/>
-              <w:jc w:val="left"/>
-              <w:pBdr>
-                <w:bottom w:val="none" w:sz="0" w:space="0" w:color="000000"/>
-                <w:top w:val="none" w:sz="0" w:space="0" w:color="000000"/>
-                <w:left w:val="none" w:sz="0" w:space="0" w:color="000000"/>
-                <w:right w:val="none" w:sz="0" w:space="0" w:color="000000"/>
-              </w:pBdr>
-              <w:spacing w:after="100" w:before="100" w:line="240"/>
-              <w:ind w:left="100" w:right="100" w:firstLine="0" w:firstLineChars="0"/>
-              <w:rPr>
-                <w:rFonts w:ascii="Times New Roman" w:hAnsi="Times New Roman" w:eastAsia="Times New Roman" w:cs="Times New Roman"/>
-                <w:i w:val="false"/>
-                <w:b w:val="false"/>
-                <w:u w:val="none"/>
-                <w:strike w:val="false"/>
-                <w:sz w:val="12"/>
-                <w:szCs w:val="12"/>
-                <w:color w:val="000000"/>
-              </w:rPr>
-            </w:pPr>
-            <w:r>
-              <w:rPr>
-                <w:rFonts w:ascii="Times New Roman" w:hAnsi="Times New Roman" w:eastAsia="Times New Roman" w:cs="Times New Roman"/>
-                <w:i w:val="false"/>
-                <w:b w:val="false"/>
-                <w:u w:val="none"/>
-                <w:strike w:val="false"/>
-                <w:sz w:val="12"/>
-                <w:szCs w:val="12"/>
-                <w:color w:val="000000"/>
-              </w:rPr>
-              <w:t xml:space="preserve">5.8</w:t>
-            </w:r>
-          </w:p>
-        </w:tc>
-        <w:tc>
-          <w:tcPr>
-            <w:tcBorders>
-              <w:bottom w:val="none" w:sz="0" w:space="0" w:color="000000"/>
-              <w:top w:val="none" w:sz="0" w:space="0" w:color="000000"/>
-              <w:left w:val="none" w:sz="0" w:space="0" w:color="000000"/>
-              <w:right w:val="none" w:sz="0" w:space="0" w:color="000000"/>
-            </w:tcBorders>
-            <w:shd w:val="clear" w:color="auto" w:fill="FFFFFF"/>
-            <w:tcMar>
-              <w:top w:w="0" w:type="dxa"/>
-              <w:bottom w:w="0" w:type="dxa"/>
-              <w:left w:w="0" w:type="dxa"/>
-              <w:right w:w="0" w:type="dxa"/>
-            </w:tcMar>
-            <w:vAlign w:val="center"/>
-          </w:tcPr>
-          <w:p>
-            <w:pPr>
-              <w:pStyle w:val="Normal"/>
-              <w:jc w:val="left"/>
-              <w:pBdr>
-                <w:bottom w:val="none" w:sz="0" w:space="0" w:color="000000"/>
-                <w:top w:val="none" w:sz="0" w:space="0" w:color="000000"/>
-                <w:left w:val="none" w:sz="0" w:space="0" w:color="000000"/>
-                <w:right w:val="none" w:sz="0" w:space="0" w:color="000000"/>
-              </w:pBdr>
-              <w:spacing w:after="100" w:before="100" w:line="240"/>
-              <w:ind w:left="100" w:right="100" w:firstLine="0" w:firstLineChars="0"/>
-              <w:rPr>
-                <w:rFonts w:ascii="Times New Roman" w:hAnsi="Times New Roman" w:eastAsia="Times New Roman" w:cs="Times New Roman"/>
-                <w:i w:val="false"/>
-                <w:b w:val="false"/>
-                <w:u w:val="none"/>
-                <w:strike w:val="false"/>
-                <w:sz w:val="12"/>
-                <w:szCs w:val="12"/>
-                <w:color w:val="000000"/>
-              </w:rPr>
-            </w:pPr>
-            <w:r>
-              <w:rPr>
-                <w:rFonts w:ascii="Times New Roman" w:hAnsi="Times New Roman" w:eastAsia="Times New Roman" w:cs="Times New Roman"/>
-                <w:i w:val="false"/>
-                <w:b w:val="false"/>
-                <w:u w:val="none"/>
-                <w:strike w:val="false"/>
-                <w:sz w:val="12"/>
-                <w:szCs w:val="12"/>
-                <w:color w:val="000000"/>
-              </w:rPr>
-              <w:t xml:space="preserve">I–II vs III–IV</w:t>
-            </w:r>
-          </w:p>
-        </w:tc>
-        <w:tc>
-          <w:tcPr>
-            <w:tcBorders>
-              <w:bottom w:val="none" w:sz="0" w:space="0" w:color="000000"/>
-              <w:top w:val="none" w:sz="0" w:space="0" w:color="000000"/>
-              <w:left w:val="none" w:sz="0" w:space="0" w:color="000000"/>
-              <w:right w:val="none" w:sz="0" w:space="0" w:color="000000"/>
-            </w:tcBorders>
-            <w:shd w:val="clear" w:color="auto" w:fill="FFFFFF"/>
-            <w:tcMar>
-              <w:top w:w="0" w:type="dxa"/>
-              <w:bottom w:w="0" w:type="dxa"/>
-              <w:left w:w="0" w:type="dxa"/>
-              <w:right w:w="0" w:type="dxa"/>
-            </w:tcMar>
-            <w:vAlign w:val="center"/>
-          </w:tcPr>
-          <w:p>
-            <w:pPr>
-              <w:pStyle w:val="Normal"/>
-              <w:jc w:val="left"/>
-              <w:pBdr>
-                <w:bottom w:val="none" w:sz="0" w:space="0" w:color="000000"/>
-                <w:top w:val="none" w:sz="0" w:space="0" w:color="000000"/>
-                <w:left w:val="none" w:sz="0" w:space="0" w:color="000000"/>
-                <w:right w:val="none" w:sz="0" w:space="0" w:color="000000"/>
-              </w:pBdr>
-              <w:spacing w:after="100" w:before="100" w:line="240"/>
-              <w:ind w:left="100" w:right="100" w:firstLine="0" w:firstLineChars="0"/>
-              <w:rPr>
-                <w:rFonts w:ascii="Times New Roman" w:hAnsi="Times New Roman" w:eastAsia="Times New Roman" w:cs="Times New Roman"/>
-                <w:i w:val="false"/>
-                <w:b w:val="false"/>
-                <w:u w:val="none"/>
-                <w:strike w:val="false"/>
-                <w:sz w:val="12"/>
-                <w:szCs w:val="12"/>
-                <w:color w:val="000000"/>
-              </w:rPr>
-            </w:pPr>
-            <w:r>
-              <w:rPr>
-                <w:rFonts w:ascii="Times New Roman" w:hAnsi="Times New Roman" w:eastAsia="Times New Roman" w:cs="Times New Roman"/>
-                <w:i w:val="false"/>
-                <w:b w:val="false"/>
-                <w:u w:val="none"/>
-                <w:strike w:val="false"/>
-                <w:sz w:val="12"/>
-                <w:szCs w:val="12"/>
-                <w:color w:val="000000"/>
-              </w:rPr>
-              <w:t xml:space="preserve">0.90 (0.34–2.38)</w:t>
-            </w:r>
-          </w:p>
-        </w:tc>
-        <w:tc>
-          <w:tcPr>
-            <w:tcBorders>
-              <w:bottom w:val="none" w:sz="0" w:space="0" w:color="000000"/>
-              <w:top w:val="none" w:sz="0" w:space="0" w:color="000000"/>
-              <w:left w:val="none" w:sz="0" w:space="0" w:color="000000"/>
-              <w:right w:val="none" w:sz="0" w:space="0" w:color="000000"/>
-            </w:tcBorders>
-            <w:shd w:val="clear" w:color="auto" w:fill="FFFFFF"/>
-            <w:tcMar>
-              <w:top w:w="0" w:type="dxa"/>
-              <w:bottom w:w="0" w:type="dxa"/>
-              <w:left w:w="0" w:type="dxa"/>
-              <w:right w:w="0" w:type="dxa"/>
-            </w:tcMar>
-            <w:vAlign w:val="center"/>
-          </w:tcPr>
-          <w:p>
-            <w:pPr>
-              <w:pStyle w:val="Normal"/>
-              <w:jc w:val="left"/>
-              <w:pBdr>
-                <w:bottom w:val="none" w:sz="0" w:space="0" w:color="000000"/>
-                <w:top w:val="none" w:sz="0" w:space="0" w:color="000000"/>
-                <w:left w:val="none" w:sz="0" w:space="0" w:color="000000"/>
-                <w:right w:val="none" w:sz="0" w:space="0" w:color="000000"/>
-              </w:pBdr>
-              <w:spacing w:after="100" w:before="100" w:line="240"/>
-              <w:ind w:left="100" w:right="100" w:firstLine="0" w:firstLineChars="0"/>
-              <w:rPr>
-                <w:rFonts w:ascii="Times New Roman" w:hAnsi="Times New Roman" w:eastAsia="Times New Roman" w:cs="Times New Roman"/>
-                <w:i w:val="false"/>
-                <w:b w:val="false"/>
-                <w:u w:val="none"/>
-                <w:strike w:val="false"/>
-                <w:sz w:val="12"/>
-                <w:szCs w:val="12"/>
-                <w:color w:val="000000"/>
-              </w:rPr>
-            </w:pPr>
-            <w:r>
-              <w:rPr>
-                <w:rFonts w:ascii="Times New Roman" w:hAnsi="Times New Roman" w:eastAsia="Times New Roman" w:cs="Times New Roman"/>
-                <w:i w:val="false"/>
-                <w:b w:val="false"/>
-                <w:u w:val="none"/>
-                <w:strike w:val="false"/>
-                <w:sz w:val="12"/>
-                <w:szCs w:val="12"/>
-                <w:color w:val="000000"/>
-              </w:rPr>
-              <w:t xml:space="preserve">0.835</w:t>
-            </w:r>
-          </w:p>
-        </w:tc>
-        <w:tc>
-          <w:tcPr>
-            <w:tcBorders>
-              <w:bottom w:val="none" w:sz="0" w:space="0" w:color="000000"/>
-              <w:top w:val="none" w:sz="0" w:space="0" w:color="000000"/>
-              <w:left w:val="none" w:sz="0" w:space="0" w:color="000000"/>
-              <w:right w:val="none" w:sz="0" w:space="0" w:color="000000"/>
-            </w:tcBorders>
-            <w:shd w:val="clear" w:color="auto" w:fill="FFFFFF"/>
-            <w:tcMar>
-              <w:top w:w="0" w:type="dxa"/>
-              <w:bottom w:w="0" w:type="dxa"/>
-              <w:left w:w="0" w:type="dxa"/>
-              <w:right w:w="0" w:type="dxa"/>
-            </w:tcMar>
-            <w:vAlign w:val="center"/>
-          </w:tcPr>
-          <w:p>
-            <w:pPr>
-              <w:pStyle w:val="Normal"/>
-              <w:jc w:val="left"/>
-              <w:pBdr>
-                <w:bottom w:val="none" w:sz="0" w:space="0" w:color="000000"/>
-                <w:top w:val="none" w:sz="0" w:space="0" w:color="000000"/>
-                <w:left w:val="none" w:sz="0" w:space="0" w:color="000000"/>
-                <w:right w:val="none" w:sz="0" w:space="0" w:color="000000"/>
-              </w:pBdr>
-              <w:spacing w:after="100" w:before="100" w:line="240"/>
-              <w:ind w:left="100" w:right="100" w:firstLine="0" w:firstLineChars="0"/>
-              <w:rPr>
-                <w:rFonts w:ascii="Times New Roman" w:hAnsi="Times New Roman" w:eastAsia="Times New Roman" w:cs="Times New Roman"/>
-                <w:i w:val="false"/>
-                <w:b w:val="false"/>
-                <w:u w:val="none"/>
-                <w:strike w:val="false"/>
-                <w:sz w:val="12"/>
-                <w:szCs w:val="12"/>
-                <w:color w:val="000000"/>
-              </w:rPr>
-            </w:pPr>
-            <w:r>
-              <w:rPr>
-                <w:rFonts w:ascii="Times New Roman" w:hAnsi="Times New Roman" w:eastAsia="Times New Roman" w:cs="Times New Roman"/>
-                <w:i w:val="false"/>
-                <w:b w:val="false"/>
-                <w:u w:val="none"/>
-                <w:strike w:val="false"/>
-                <w:sz w:val="12"/>
-                <w:szCs w:val="12"/>
-                <w:color w:val="000000"/>
-              </w:rPr>
-              <w:t xml:space="preserve">0.207</w:t>
-            </w:r>
-          </w:p>
-        </w:tc>
-        <w:tc>
-          <w:tcPr>
-            <w:tcBorders>
-              <w:bottom w:val="none" w:sz="0" w:space="0" w:color="000000"/>
-              <w:top w:val="none" w:sz="0" w:space="0" w:color="000000"/>
-              <w:left w:val="none" w:sz="0" w:space="0" w:color="000000"/>
-              <w:right w:val="none" w:sz="0" w:space="0" w:color="000000"/>
-            </w:tcBorders>
-            <w:shd w:val="clear" w:color="auto" w:fill="FFFFFF"/>
-            <w:tcMar>
-              <w:top w:w="0" w:type="dxa"/>
-              <w:bottom w:w="0" w:type="dxa"/>
-              <w:left w:w="0" w:type="dxa"/>
-              <w:right w:w="0" w:type="dxa"/>
-            </w:tcMar>
-            <w:vAlign w:val="center"/>
-          </w:tcPr>
-          <w:p>
-            <w:pPr>
-              <w:pStyle w:val="Normal"/>
-              <w:jc w:val="left"/>
-              <w:pBdr>
-                <w:bottom w:val="none" w:sz="0" w:space="0" w:color="000000"/>
-                <w:top w:val="none" w:sz="0" w:space="0" w:color="000000"/>
-                <w:left w:val="none" w:sz="0" w:space="0" w:color="000000"/>
-                <w:right w:val="none" w:sz="0" w:space="0" w:color="000000"/>
-              </w:pBdr>
-              <w:spacing w:after="100" w:before="100" w:line="240"/>
-              <w:ind w:left="100" w:right="100" w:firstLine="0" w:firstLineChars="0"/>
-              <w:rPr>
-                <w:rFonts w:ascii="Times New Roman" w:hAnsi="Times New Roman" w:eastAsia="Times New Roman" w:cs="Times New Roman"/>
-                <w:i w:val="false"/>
-                <w:b w:val="false"/>
-                <w:u w:val="none"/>
-                <w:strike w:val="false"/>
-                <w:sz w:val="12"/>
-                <w:szCs w:val="12"/>
-                <w:color w:val="000000"/>
-              </w:rPr>
-            </w:pPr>
-            <w:r>
-              <w:rPr>
-                <w:rFonts w:ascii="Times New Roman" w:hAnsi="Times New Roman" w:eastAsia="Times New Roman" w:cs="Times New Roman"/>
-                <w:i w:val="false"/>
-                <w:b w:val="false"/>
-                <w:u w:val="none"/>
-                <w:strike w:val="false"/>
-                <w:sz w:val="12"/>
-                <w:szCs w:val="12"/>
-                <w:color w:val="000000"/>
-              </w:rPr>
-              <w:t xml:space="preserve">2.04 (0.65–6.41)</w:t>
-            </w:r>
-          </w:p>
-        </w:tc>
-        <w:tc>
-          <w:tcPr>
-            <w:tcBorders>
-              <w:bottom w:val="none" w:sz="0" w:space="0" w:color="000000"/>
-              <w:top w:val="none" w:sz="0" w:space="0" w:color="000000"/>
-              <w:left w:val="none" w:sz="0" w:space="0" w:color="000000"/>
-              <w:right w:val="none" w:sz="0" w:space="0" w:color="000000"/>
-            </w:tcBorders>
-            <w:shd w:val="clear" w:color="auto" w:fill="FFFFFF"/>
-            <w:tcMar>
-              <w:top w:w="0" w:type="dxa"/>
-              <w:bottom w:w="0" w:type="dxa"/>
-              <w:left w:w="0" w:type="dxa"/>
-              <w:right w:w="0" w:type="dxa"/>
-            </w:tcMar>
-            <w:vAlign w:val="center"/>
-          </w:tcPr>
-          <w:p>
-            <w:pPr>
-              <w:pStyle w:val="Normal"/>
-              <w:jc w:val="left"/>
-              <w:pBdr>
-                <w:bottom w:val="none" w:sz="0" w:space="0" w:color="000000"/>
-                <w:top w:val="none" w:sz="0" w:space="0" w:color="000000"/>
-                <w:left w:val="none" w:sz="0" w:space="0" w:color="000000"/>
-                <w:right w:val="none" w:sz="0" w:space="0" w:color="000000"/>
-              </w:pBdr>
-              <w:spacing w:after="100" w:before="100" w:line="240"/>
-              <w:ind w:left="100" w:right="100" w:firstLine="0" w:firstLineChars="0"/>
-              <w:rPr>
-                <w:rFonts w:ascii="Times New Roman" w:hAnsi="Times New Roman" w:eastAsia="Times New Roman" w:cs="Times New Roman"/>
-                <w:i w:val="false"/>
-                <w:b w:val="false"/>
-                <w:u w:val="none"/>
-                <w:strike w:val="false"/>
-                <w:sz w:val="12"/>
-                <w:szCs w:val="12"/>
-                <w:color w:val="000000"/>
-              </w:rPr>
-            </w:pPr>
-            <w:r>
-              <w:rPr>
-                <w:rFonts w:ascii="Times New Roman" w:hAnsi="Times New Roman" w:eastAsia="Times New Roman" w:cs="Times New Roman"/>
-                <w:i w:val="false"/>
-                <w:b w:val="false"/>
-                <w:u w:val="none"/>
-                <w:strike w:val="false"/>
-                <w:sz w:val="12"/>
-                <w:szCs w:val="12"/>
-                <w:color w:val="000000"/>
-              </w:rPr>
-              <w:t xml:space="preserve">0.221</w:t>
-            </w:r>
-          </w:p>
-        </w:tc>
-        <w:tc>
-          <w:tcPr>
-            <w:tcBorders>
-              <w:bottom w:val="none" w:sz="0" w:space="0" w:color="000000"/>
-              <w:top w:val="none" w:sz="0" w:space="0" w:color="000000"/>
-              <w:left w:val="none" w:sz="0" w:space="0" w:color="000000"/>
-              <w:right w:val="none" w:sz="0" w:space="0" w:color="000000"/>
-            </w:tcBorders>
-            <w:shd w:val="clear" w:color="auto" w:fill="FFFFFF"/>
-            <w:tcMar>
-              <w:top w:w="0" w:type="dxa"/>
-              <w:bottom w:w="0" w:type="dxa"/>
-              <w:left w:w="0" w:type="dxa"/>
-              <w:right w:w="0" w:type="dxa"/>
-            </w:tcMar>
-            <w:vAlign w:val="center"/>
-          </w:tcPr>
-          <w:p>
-            <w:pPr>
-              <w:pStyle w:val="Normal"/>
-              <w:jc w:val="left"/>
-              <w:pBdr>
-                <w:bottom w:val="none" w:sz="0" w:space="0" w:color="000000"/>
-                <w:top w:val="none" w:sz="0" w:space="0" w:color="000000"/>
-                <w:left w:val="none" w:sz="0" w:space="0" w:color="000000"/>
-                <w:right w:val="none" w:sz="0" w:space="0" w:color="000000"/>
-              </w:pBdr>
-              <w:spacing w:after="100" w:before="100" w:line="240"/>
-              <w:ind w:left="100" w:right="100" w:firstLine="0" w:firstLineChars="0"/>
-              <w:rPr>
-                <w:rFonts w:ascii="Times New Roman" w:hAnsi="Times New Roman" w:eastAsia="Times New Roman" w:cs="Times New Roman"/>
-                <w:i w:val="false"/>
-                <w:b w:val="false"/>
-                <w:u w:val="none"/>
-                <w:strike w:val="false"/>
-                <w:sz w:val="12"/>
-                <w:szCs w:val="12"/>
-                <w:color w:val="000000"/>
-              </w:rPr>
-            </w:pPr>
-            <w:r>
-              <w:rPr>
-                <w:rFonts w:ascii="Times New Roman" w:hAnsi="Times New Roman" w:eastAsia="Times New Roman" w:cs="Times New Roman"/>
-                <w:i w:val="false"/>
-                <w:b w:val="false"/>
-                <w:u w:val="none"/>
-                <w:strike w:val="false"/>
-                <w:sz w:val="12"/>
-                <w:szCs w:val="12"/>
-                <w:color w:val="000000"/>
-              </w:rPr>
-              <w:t xml:space="preserve">0.36 (0.07–1.77)</w:t>
-            </w:r>
-          </w:p>
-        </w:tc>
-        <w:tc>
-          <w:tcPr>
-            <w:tcBorders>
-              <w:bottom w:val="none" w:sz="0" w:space="0" w:color="000000"/>
-              <w:top w:val="none" w:sz="0" w:space="0" w:color="000000"/>
-              <w:left w:val="none" w:sz="0" w:space="0" w:color="000000"/>
-              <w:right w:val="none" w:sz="0" w:space="0" w:color="000000"/>
-            </w:tcBorders>
-            <w:shd w:val="clear" w:color="auto" w:fill="FFFFFF"/>
-            <w:tcMar>
-              <w:top w:w="0" w:type="dxa"/>
-              <w:bottom w:w="0" w:type="dxa"/>
-              <w:left w:w="0" w:type="dxa"/>
-              <w:right w:w="0" w:type="dxa"/>
-            </w:tcMar>
-            <w:vAlign w:val="center"/>
-          </w:tcPr>
-          <w:p>
-            <w:pPr>
-              <w:pStyle w:val="Normal"/>
-              <w:jc w:val="left"/>
-              <w:pBdr>
-                <w:bottom w:val="none" w:sz="0" w:space="0" w:color="000000"/>
-                <w:top w:val="none" w:sz="0" w:space="0" w:color="000000"/>
-                <w:left w:val="none" w:sz="0" w:space="0" w:color="000000"/>
-                <w:right w:val="none" w:sz="0" w:space="0" w:color="000000"/>
-              </w:pBdr>
-              <w:spacing w:after="100" w:before="100" w:line="240"/>
-              <w:ind w:left="100" w:right="100" w:firstLine="0" w:firstLineChars="0"/>
-              <w:rPr>
-                <w:rFonts w:ascii="Times New Roman" w:hAnsi="Times New Roman" w:eastAsia="Times New Roman" w:cs="Times New Roman"/>
-                <w:i w:val="false"/>
-                <w:b w:val="false"/>
-                <w:u w:val="none"/>
-                <w:strike w:val="false"/>
-                <w:sz w:val="12"/>
-                <w:szCs w:val="12"/>
-                <w:color w:val="000000"/>
-              </w:rPr>
-            </w:pPr>
-            <w:r>
-              <w:rPr>
-                <w:rFonts w:ascii="Times New Roman" w:hAnsi="Times New Roman" w:eastAsia="Times New Roman" w:cs="Times New Roman"/>
-                <w:i w:val="false"/>
-                <w:b w:val="false"/>
-                <w:u w:val="none"/>
-                <w:strike w:val="false"/>
-                <w:sz w:val="12"/>
-                <w:szCs w:val="12"/>
-                <w:color w:val="000000"/>
-              </w:rPr>
-              <w:t xml:space="preserve">0.210</w:t>
+              <w:t xml:space="preserve">0.70 (0.23–2.13)</w:t>
+            </w:r>
+          </w:p>
+        </w:tc>
+        <w:tc>
+          <w:tcPr>
+            <w:tcBorders>
+              <w:bottom w:val="none" w:sz="0" w:space="0" w:color="000000"/>
+              <w:top w:val="none" w:sz="0" w:space="0" w:color="000000"/>
+              <w:left w:val="none" w:sz="0" w:space="0" w:color="000000"/>
+              <w:right w:val="none" w:sz="0" w:space="0" w:color="000000"/>
+            </w:tcBorders>
+            <w:shd w:val="clear" w:color="auto" w:fill="FFFFFF"/>
+            <w:tcMar>
+              <w:top w:w="0" w:type="dxa"/>
+              <w:bottom w:w="0" w:type="dxa"/>
+              <w:left w:w="0" w:type="dxa"/>
+              <w:right w:w="0" w:type="dxa"/>
+            </w:tcMar>
+            <w:vAlign w:val="center"/>
+          </w:tcPr>
+          <w:p>
+            <w:pPr>
+              <w:pStyle w:val="Normal"/>
+              <w:jc w:val="left"/>
+              <w:pBdr>
+                <w:bottom w:val="none" w:sz="0" w:space="0" w:color="000000"/>
+                <w:top w:val="none" w:sz="0" w:space="0" w:color="000000"/>
+                <w:left w:val="none" w:sz="0" w:space="0" w:color="000000"/>
+                <w:right w:val="none" w:sz="0" w:space="0" w:color="000000"/>
+              </w:pBdr>
+              <w:spacing w:after="100" w:before="100" w:line="240"/>
+              <w:ind w:left="100" w:right="100" w:firstLine="0" w:firstLineChars="0"/>
+              <w:rPr>
+                <w:rFonts w:ascii="Times New Roman" w:hAnsi="Times New Roman" w:eastAsia="Times New Roman" w:cs="Times New Roman"/>
+                <w:i w:val="false"/>
+                <w:b w:val="false"/>
+                <w:u w:val="none"/>
+                <w:strike w:val="false"/>
+                <w:sz w:val="12"/>
+                <w:szCs w:val="12"/>
+                <w:color w:val="000000"/>
+              </w:rPr>
+            </w:pPr>
+            <w:r>
+              <w:rPr>
+                <w:rFonts w:ascii="Times New Roman" w:hAnsi="Times New Roman" w:eastAsia="Times New Roman" w:cs="Times New Roman"/>
+                <w:i w:val="false"/>
+                <w:b w:val="false"/>
+                <w:u w:val="none"/>
+                <w:strike w:val="false"/>
+                <w:sz w:val="12"/>
+                <w:szCs w:val="12"/>
+                <w:color w:val="000000"/>
+              </w:rPr>
+              <w:t xml:space="preserve">0.533</w:t>
+            </w:r>
+          </w:p>
+        </w:tc>
+        <w:tc>
+          <w:tcPr>
+            <w:tcBorders>
+              <w:bottom w:val="none" w:sz="0" w:space="0" w:color="000000"/>
+              <w:top w:val="none" w:sz="0" w:space="0" w:color="000000"/>
+              <w:left w:val="none" w:sz="0" w:space="0" w:color="000000"/>
+              <w:right w:val="none" w:sz="0" w:space="0" w:color="000000"/>
+            </w:tcBorders>
+            <w:shd w:val="clear" w:color="auto" w:fill="FFFFFF"/>
+            <w:tcMar>
+              <w:top w:w="0" w:type="dxa"/>
+              <w:bottom w:w="0" w:type="dxa"/>
+              <w:left w:w="0" w:type="dxa"/>
+              <w:right w:w="0" w:type="dxa"/>
+            </w:tcMar>
+            <w:vAlign w:val="center"/>
+          </w:tcPr>
+          <w:p>
+            <w:pPr>
+              <w:pStyle w:val="Normal"/>
+              <w:jc w:val="left"/>
+              <w:pBdr>
+                <w:bottom w:val="none" w:sz="0" w:space="0" w:color="000000"/>
+                <w:top w:val="none" w:sz="0" w:space="0" w:color="000000"/>
+                <w:left w:val="none" w:sz="0" w:space="0" w:color="000000"/>
+                <w:right w:val="none" w:sz="0" w:space="0" w:color="000000"/>
+              </w:pBdr>
+              <w:spacing w:after="100" w:before="100" w:line="240"/>
+              <w:ind w:left="100" w:right="100" w:firstLine="0" w:firstLineChars="0"/>
+              <w:rPr>
+                <w:rFonts w:ascii="Times New Roman" w:hAnsi="Times New Roman" w:eastAsia="Times New Roman" w:cs="Times New Roman"/>
+                <w:i w:val="false"/>
+                <w:b w:val="false"/>
+                <w:u w:val="none"/>
+                <w:strike w:val="false"/>
+                <w:sz w:val="12"/>
+                <w:szCs w:val="12"/>
+                <w:color w:val="000000"/>
+              </w:rPr>
+            </w:pPr>
+            <w:r>
+              <w:rPr>
+                <w:rFonts w:ascii="Times New Roman" w:hAnsi="Times New Roman" w:eastAsia="Times New Roman" w:cs="Times New Roman"/>
+                <w:i w:val="false"/>
+                <w:b w:val="false"/>
+                <w:u w:val="none"/>
+                <w:strike w:val="false"/>
+                <w:sz w:val="12"/>
+                <w:szCs w:val="12"/>
+                <w:color w:val="000000"/>
+              </w:rPr>
+              <w:t xml:space="preserve">0.599</w:t>
+            </w:r>
+          </w:p>
+        </w:tc>
+        <w:tc>
+          <w:tcPr>
+            <w:tcBorders>
+              <w:bottom w:val="none" w:sz="0" w:space="0" w:color="000000"/>
+              <w:top w:val="none" w:sz="0" w:space="0" w:color="000000"/>
+              <w:left w:val="none" w:sz="0" w:space="0" w:color="000000"/>
+              <w:right w:val="none" w:sz="0" w:space="0" w:color="000000"/>
+            </w:tcBorders>
+            <w:shd w:val="clear" w:color="auto" w:fill="FFFFFF"/>
+            <w:tcMar>
+              <w:top w:w="0" w:type="dxa"/>
+              <w:bottom w:w="0" w:type="dxa"/>
+              <w:left w:w="0" w:type="dxa"/>
+              <w:right w:w="0" w:type="dxa"/>
+            </w:tcMar>
+            <w:vAlign w:val="center"/>
+          </w:tcPr>
+          <w:p>
+            <w:pPr>
+              <w:pStyle w:val="Normal"/>
+              <w:jc w:val="left"/>
+              <w:pBdr>
+                <w:bottom w:val="none" w:sz="0" w:space="0" w:color="000000"/>
+                <w:top w:val="none" w:sz="0" w:space="0" w:color="000000"/>
+                <w:left w:val="none" w:sz="0" w:space="0" w:color="000000"/>
+                <w:right w:val="none" w:sz="0" w:space="0" w:color="000000"/>
+              </w:pBdr>
+              <w:spacing w:after="100" w:before="100" w:line="240"/>
+              <w:ind w:left="100" w:right="100" w:firstLine="0" w:firstLineChars="0"/>
+              <w:rPr>
+                <w:rFonts w:ascii="Times New Roman" w:hAnsi="Times New Roman" w:eastAsia="Times New Roman" w:cs="Times New Roman"/>
+                <w:i w:val="false"/>
+                <w:b w:val="false"/>
+                <w:u w:val="none"/>
+                <w:strike w:val="false"/>
+                <w:sz w:val="12"/>
+                <w:szCs w:val="12"/>
+                <w:color w:val="000000"/>
+              </w:rPr>
+            </w:pPr>
+            <w:r>
+              <w:rPr>
+                <w:rFonts w:ascii="Times New Roman" w:hAnsi="Times New Roman" w:eastAsia="Times New Roman" w:cs="Times New Roman"/>
+                <w:i w:val="false"/>
+                <w:b w:val="false"/>
+                <w:u w:val="none"/>
+                <w:strike w:val="false"/>
+                <w:sz w:val="12"/>
+                <w:szCs w:val="12"/>
+                <w:color w:val="000000"/>
+              </w:rPr>
+              <w:t xml:space="preserve">2.6</w:t>
+            </w:r>
+          </w:p>
+        </w:tc>
+        <w:tc>
+          <w:tcPr>
+            <w:tcBorders>
+              <w:bottom w:val="none" w:sz="0" w:space="0" w:color="000000"/>
+              <w:top w:val="none" w:sz="0" w:space="0" w:color="000000"/>
+              <w:left w:val="none" w:sz="0" w:space="0" w:color="000000"/>
+              <w:right w:val="none" w:sz="0" w:space="0" w:color="000000"/>
+            </w:tcBorders>
+            <w:shd w:val="clear" w:color="auto" w:fill="FFFFFF"/>
+            <w:tcMar>
+              <w:top w:w="0" w:type="dxa"/>
+              <w:bottom w:w="0" w:type="dxa"/>
+              <w:left w:w="0" w:type="dxa"/>
+              <w:right w:w="0" w:type="dxa"/>
+            </w:tcMar>
+            <w:vAlign w:val="center"/>
+          </w:tcPr>
+          <w:p>
+            <w:pPr>
+              <w:pStyle w:val="Normal"/>
+              <w:jc w:val="right"/>
+              <w:pBdr>
+                <w:bottom w:val="none" w:sz="0" w:space="0" w:color="000000"/>
+                <w:top w:val="none" w:sz="0" w:space="0" w:color="000000"/>
+                <w:left w:val="none" w:sz="0" w:space="0" w:color="000000"/>
+                <w:right w:val="none" w:sz="0" w:space="0" w:color="000000"/>
+              </w:pBdr>
+              <w:spacing w:after="100" w:before="100" w:line="240"/>
+              <w:ind w:left="100" w:right="100" w:firstLine="0" w:firstLineChars="0"/>
+              <w:rPr>
+                <w:rFonts w:ascii="Times New Roman" w:hAnsi="Times New Roman" w:eastAsia="Times New Roman" w:cs="Times New Roman"/>
+                <w:i w:val="false"/>
+                <w:b w:val="false"/>
+                <w:u w:val="none"/>
+                <w:strike w:val="false"/>
+                <w:sz w:val="12"/>
+                <w:szCs w:val="12"/>
+                <w:color w:val="000000"/>
+              </w:rPr>
+            </w:pPr>
+            <w:r>
+              <w:rPr>
+                <w:rFonts w:ascii="Times New Roman" w:hAnsi="Times New Roman" w:eastAsia="Times New Roman" w:cs="Times New Roman"/>
+                <w:i w:val="false"/>
+                <w:b w:val="false"/>
+                <w:u w:val="none"/>
+                <w:strike w:val="false"/>
+                <w:sz w:val="12"/>
+                <w:szCs w:val="12"/>
+                <w:color w:val="000000"/>
+              </w:rPr>
+              <w:t xml:space="preserve"/>
+            </w:r>
+          </w:p>
+        </w:tc>
+        <w:tc>
+          <w:tcPr>
+            <w:tcBorders>
+              <w:bottom w:val="none" w:sz="0" w:space="0" w:color="000000"/>
+              <w:top w:val="none" w:sz="0" w:space="0" w:color="000000"/>
+              <w:left w:val="none" w:sz="0" w:space="0" w:color="000000"/>
+              <w:right w:val="none" w:sz="0" w:space="0" w:color="000000"/>
+            </w:tcBorders>
+            <w:shd w:val="clear" w:color="auto" w:fill="FFFFFF"/>
+            <w:tcMar>
+              <w:top w:w="0" w:type="dxa"/>
+              <w:bottom w:w="0" w:type="dxa"/>
+              <w:left w:w="0" w:type="dxa"/>
+              <w:right w:w="0" w:type="dxa"/>
+            </w:tcMar>
+            <w:vAlign w:val="center"/>
+          </w:tcPr>
+          <w:p>
+            <w:pPr>
+              <w:pStyle w:val="Normal"/>
+              <w:jc w:val="left"/>
+              <w:pBdr>
+                <w:bottom w:val="none" w:sz="0" w:space="0" w:color="000000"/>
+                <w:top w:val="none" w:sz="0" w:space="0" w:color="000000"/>
+                <w:left w:val="none" w:sz="0" w:space="0" w:color="000000"/>
+                <w:right w:val="none" w:sz="0" w:space="0" w:color="000000"/>
+              </w:pBdr>
+              <w:spacing w:after="100" w:before="100" w:line="240"/>
+              <w:ind w:left="100" w:right="100" w:firstLine="0" w:firstLineChars="0"/>
+              <w:rPr>
+                <w:rFonts w:ascii="Times New Roman" w:hAnsi="Times New Roman" w:eastAsia="Times New Roman" w:cs="Times New Roman"/>
+                <w:i w:val="false"/>
+                <w:b w:val="false"/>
+                <w:u w:val="none"/>
+                <w:strike w:val="false"/>
+                <w:sz w:val="12"/>
+                <w:szCs w:val="12"/>
+                <w:color w:val="000000"/>
+              </w:rPr>
+            </w:pPr>
+            <w:r>
+              <w:rPr>
+                <w:rFonts w:ascii="Times New Roman" w:hAnsi="Times New Roman" w:eastAsia="Times New Roman" w:cs="Times New Roman"/>
+                <w:i w:val="false"/>
+                <w:b w:val="false"/>
+                <w:u w:val="none"/>
+                <w:strike w:val="false"/>
+                <w:sz w:val="12"/>
+                <w:szCs w:val="12"/>
+                <w:color w:val="000000"/>
+              </w:rPr>
+              <w:t xml:space="preserve">0.95 (0.29–3.15)</w:t>
+            </w:r>
+          </w:p>
+        </w:tc>
+        <w:tc>
+          <w:tcPr>
+            <w:tcBorders>
+              <w:bottom w:val="none" w:sz="0" w:space="0" w:color="000000"/>
+              <w:top w:val="none" w:sz="0" w:space="0" w:color="000000"/>
+              <w:left w:val="none" w:sz="0" w:space="0" w:color="000000"/>
+              <w:right w:val="none" w:sz="0" w:space="0" w:color="000000"/>
+            </w:tcBorders>
+            <w:shd w:val="clear" w:color="auto" w:fill="FFFFFF"/>
+            <w:tcMar>
+              <w:top w:w="0" w:type="dxa"/>
+              <w:bottom w:w="0" w:type="dxa"/>
+              <w:left w:w="0" w:type="dxa"/>
+              <w:right w:w="0" w:type="dxa"/>
+            </w:tcMar>
+            <w:vAlign w:val="center"/>
+          </w:tcPr>
+          <w:p>
+            <w:pPr>
+              <w:pStyle w:val="Normal"/>
+              <w:jc w:val="left"/>
+              <w:pBdr>
+                <w:bottom w:val="none" w:sz="0" w:space="0" w:color="000000"/>
+                <w:top w:val="none" w:sz="0" w:space="0" w:color="000000"/>
+                <w:left w:val="none" w:sz="0" w:space="0" w:color="000000"/>
+                <w:right w:val="none" w:sz="0" w:space="0" w:color="000000"/>
+              </w:pBdr>
+              <w:spacing w:after="100" w:before="100" w:line="240"/>
+              <w:ind w:left="100" w:right="100" w:firstLine="0" w:firstLineChars="0"/>
+              <w:rPr>
+                <w:rFonts w:ascii="Times New Roman" w:hAnsi="Times New Roman" w:eastAsia="Times New Roman" w:cs="Times New Roman"/>
+                <w:i w:val="false"/>
+                <w:b w:val="false"/>
+                <w:u w:val="none"/>
+                <w:strike w:val="false"/>
+                <w:sz w:val="12"/>
+                <w:szCs w:val="12"/>
+                <w:color w:val="000000"/>
+              </w:rPr>
+            </w:pPr>
+            <w:r>
+              <w:rPr>
+                <w:rFonts w:ascii="Times New Roman" w:hAnsi="Times New Roman" w:eastAsia="Times New Roman" w:cs="Times New Roman"/>
+                <w:i w:val="false"/>
+                <w:b w:val="false"/>
+                <w:u w:val="none"/>
+                <w:strike w:val="false"/>
+                <w:sz w:val="12"/>
+                <w:szCs w:val="12"/>
+                <w:color w:val="000000"/>
+              </w:rPr>
+              <w:t xml:space="preserve">0.933</w:t>
+            </w:r>
+          </w:p>
+        </w:tc>
+        <w:tc>
+          <w:tcPr>
+            <w:tcBorders>
+              <w:bottom w:val="none" w:sz="0" w:space="0" w:color="000000"/>
+              <w:top w:val="none" w:sz="0" w:space="0" w:color="000000"/>
+              <w:left w:val="none" w:sz="0" w:space="0" w:color="000000"/>
+              <w:right w:val="none" w:sz="0" w:space="0" w:color="000000"/>
+            </w:tcBorders>
+            <w:shd w:val="clear" w:color="auto" w:fill="FFFFFF"/>
+            <w:tcMar>
+              <w:top w:w="0" w:type="dxa"/>
+              <w:bottom w:w="0" w:type="dxa"/>
+              <w:left w:w="0" w:type="dxa"/>
+              <w:right w:w="0" w:type="dxa"/>
+            </w:tcMar>
+            <w:vAlign w:val="center"/>
+          </w:tcPr>
+          <w:p>
+            <w:pPr>
+              <w:pStyle w:val="Normal"/>
+              <w:jc w:val="left"/>
+              <w:pBdr>
+                <w:bottom w:val="none" w:sz="0" w:space="0" w:color="000000"/>
+                <w:top w:val="none" w:sz="0" w:space="0" w:color="000000"/>
+                <w:left w:val="none" w:sz="0" w:space="0" w:color="000000"/>
+                <w:right w:val="none" w:sz="0" w:space="0" w:color="000000"/>
+              </w:pBdr>
+              <w:spacing w:after="100" w:before="100" w:line="240"/>
+              <w:ind w:left="100" w:right="100" w:firstLine="0" w:firstLineChars="0"/>
+              <w:rPr>
+                <w:rFonts w:ascii="Times New Roman" w:hAnsi="Times New Roman" w:eastAsia="Times New Roman" w:cs="Times New Roman"/>
+                <w:i w:val="false"/>
+                <w:b w:val="false"/>
+                <w:u w:val="none"/>
+                <w:strike w:val="false"/>
+                <w:sz w:val="12"/>
+                <w:szCs w:val="12"/>
+                <w:color w:val="000000"/>
+              </w:rPr>
+            </w:pPr>
+            <w:r>
+              <w:rPr>
+                <w:rFonts w:ascii="Times New Roman" w:hAnsi="Times New Roman" w:eastAsia="Times New Roman" w:cs="Times New Roman"/>
+                <w:i w:val="false"/>
+                <w:b w:val="false"/>
+                <w:u w:val="none"/>
+                <w:strike w:val="false"/>
+                <w:sz w:val="12"/>
+                <w:szCs w:val="12"/>
+                <w:color w:val="000000"/>
+              </w:rPr>
+              <w:t xml:space="preserve">0.243</w:t>
+            </w:r>
+          </w:p>
+        </w:tc>
+        <w:tc>
+          <w:tcPr>
+            <w:tcBorders>
+              <w:bottom w:val="none" w:sz="0" w:space="0" w:color="000000"/>
+              <w:top w:val="none" w:sz="0" w:space="0" w:color="000000"/>
+              <w:left w:val="none" w:sz="0" w:space="0" w:color="000000"/>
+              <w:right w:val="none" w:sz="0" w:space="0" w:color="000000"/>
+            </w:tcBorders>
+            <w:shd w:val="clear" w:color="auto" w:fill="FFFFFF"/>
+            <w:tcMar>
+              <w:top w:w="0" w:type="dxa"/>
+              <w:bottom w:w="0" w:type="dxa"/>
+              <w:left w:w="0" w:type="dxa"/>
+              <w:right w:w="0" w:type="dxa"/>
+            </w:tcMar>
+            <w:vAlign w:val="center"/>
+          </w:tcPr>
+          <w:p>
+            <w:pPr>
+              <w:pStyle w:val="Normal"/>
+              <w:jc w:val="left"/>
+              <w:pBdr>
+                <w:bottom w:val="none" w:sz="0" w:space="0" w:color="000000"/>
+                <w:top w:val="none" w:sz="0" w:space="0" w:color="000000"/>
+                <w:left w:val="none" w:sz="0" w:space="0" w:color="000000"/>
+                <w:right w:val="none" w:sz="0" w:space="0" w:color="000000"/>
+              </w:pBdr>
+              <w:spacing w:after="100" w:before="100" w:line="240"/>
+              <w:ind w:left="100" w:right="100" w:firstLine="0" w:firstLineChars="0"/>
+              <w:rPr>
+                <w:rFonts w:ascii="Times New Roman" w:hAnsi="Times New Roman" w:eastAsia="Times New Roman" w:cs="Times New Roman"/>
+                <w:i w:val="false"/>
+                <w:b w:val="false"/>
+                <w:u w:val="none"/>
+                <w:strike w:val="false"/>
+                <w:sz w:val="12"/>
+                <w:szCs w:val="12"/>
+                <w:color w:val="000000"/>
+              </w:rPr>
+            </w:pPr>
+            <w:r>
+              <w:rPr>
+                <w:rFonts w:ascii="Times New Roman" w:hAnsi="Times New Roman" w:eastAsia="Times New Roman" w:cs="Times New Roman"/>
+                <w:i w:val="false"/>
+                <w:b w:val="false"/>
+                <w:u w:val="none"/>
+                <w:strike w:val="false"/>
+                <w:sz w:val="12"/>
+                <w:szCs w:val="12"/>
+                <w:color w:val="000000"/>
+              </w:rPr>
+              <w:t xml:space="preserve">1.15 (0.30–4.34)</w:t>
+            </w:r>
+          </w:p>
+        </w:tc>
+        <w:tc>
+          <w:tcPr>
+            <w:tcBorders>
+              <w:bottom w:val="none" w:sz="0" w:space="0" w:color="000000"/>
+              <w:top w:val="none" w:sz="0" w:space="0" w:color="000000"/>
+              <w:left w:val="none" w:sz="0" w:space="0" w:color="000000"/>
+              <w:right w:val="none" w:sz="0" w:space="0" w:color="000000"/>
+            </w:tcBorders>
+            <w:shd w:val="clear" w:color="auto" w:fill="FFFFFF"/>
+            <w:tcMar>
+              <w:top w:w="0" w:type="dxa"/>
+              <w:bottom w:w="0" w:type="dxa"/>
+              <w:left w:w="0" w:type="dxa"/>
+              <w:right w:w="0" w:type="dxa"/>
+            </w:tcMar>
+            <w:vAlign w:val="center"/>
+          </w:tcPr>
+          <w:p>
+            <w:pPr>
+              <w:pStyle w:val="Normal"/>
+              <w:jc w:val="left"/>
+              <w:pBdr>
+                <w:bottom w:val="none" w:sz="0" w:space="0" w:color="000000"/>
+                <w:top w:val="none" w:sz="0" w:space="0" w:color="000000"/>
+                <w:left w:val="none" w:sz="0" w:space="0" w:color="000000"/>
+                <w:right w:val="none" w:sz="0" w:space="0" w:color="000000"/>
+              </w:pBdr>
+              <w:spacing w:after="100" w:before="100" w:line="240"/>
+              <w:ind w:left="100" w:right="100" w:firstLine="0" w:firstLineChars="0"/>
+              <w:rPr>
+                <w:rFonts w:ascii="Times New Roman" w:hAnsi="Times New Roman" w:eastAsia="Times New Roman" w:cs="Times New Roman"/>
+                <w:i w:val="false"/>
+                <w:b w:val="false"/>
+                <w:u w:val="none"/>
+                <w:strike w:val="false"/>
+                <w:sz w:val="12"/>
+                <w:szCs w:val="12"/>
+                <w:color w:val="000000"/>
+              </w:rPr>
+            </w:pPr>
+            <w:r>
+              <w:rPr>
+                <w:rFonts w:ascii="Times New Roman" w:hAnsi="Times New Roman" w:eastAsia="Times New Roman" w:cs="Times New Roman"/>
+                <w:i w:val="false"/>
+                <w:b w:val="false"/>
+                <w:u w:val="none"/>
+                <w:strike w:val="false"/>
+                <w:sz w:val="12"/>
+                <w:szCs w:val="12"/>
+                <w:color w:val="000000"/>
+              </w:rPr>
+              <w:t xml:space="preserve">0.837</w:t>
+            </w:r>
+          </w:p>
+        </w:tc>
+        <w:tc>
+          <w:tcPr>
+            <w:tcBorders>
+              <w:bottom w:val="none" w:sz="0" w:space="0" w:color="000000"/>
+              <w:top w:val="none" w:sz="0" w:space="0" w:color="000000"/>
+              <w:left w:val="none" w:sz="0" w:space="0" w:color="000000"/>
+              <w:right w:val="none" w:sz="0" w:space="0" w:color="000000"/>
+            </w:tcBorders>
+            <w:shd w:val="clear" w:color="auto" w:fill="FFFFFF"/>
+            <w:tcMar>
+              <w:top w:w="0" w:type="dxa"/>
+              <w:bottom w:w="0" w:type="dxa"/>
+              <w:left w:w="0" w:type="dxa"/>
+              <w:right w:w="0" w:type="dxa"/>
+            </w:tcMar>
+            <w:vAlign w:val="center"/>
+          </w:tcPr>
+          <w:p>
+            <w:pPr>
+              <w:pStyle w:val="Normal"/>
+              <w:jc w:val="left"/>
+              <w:pBdr>
+                <w:bottom w:val="none" w:sz="0" w:space="0" w:color="000000"/>
+                <w:top w:val="none" w:sz="0" w:space="0" w:color="000000"/>
+                <w:left w:val="none" w:sz="0" w:space="0" w:color="000000"/>
+                <w:right w:val="none" w:sz="0" w:space="0" w:color="000000"/>
+              </w:pBdr>
+              <w:spacing w:after="100" w:before="100" w:line="240"/>
+              <w:ind w:left="100" w:right="100" w:firstLine="0" w:firstLineChars="0"/>
+              <w:rPr>
+                <w:rFonts w:ascii="Times New Roman" w:hAnsi="Times New Roman" w:eastAsia="Times New Roman" w:cs="Times New Roman"/>
+                <w:i w:val="false"/>
+                <w:b w:val="false"/>
+                <w:u w:val="none"/>
+                <w:strike w:val="false"/>
+                <w:sz w:val="12"/>
+                <w:szCs w:val="12"/>
+                <w:color w:val="000000"/>
+              </w:rPr>
+            </w:pPr>
+            <w:r>
+              <w:rPr>
+                <w:rFonts w:ascii="Times New Roman" w:hAnsi="Times New Roman" w:eastAsia="Times New Roman" w:cs="Times New Roman"/>
+                <w:i w:val="false"/>
+                <w:b w:val="false"/>
+                <w:u w:val="none"/>
+                <w:strike w:val="false"/>
+                <w:sz w:val="12"/>
+                <w:szCs w:val="12"/>
+                <w:color w:val="000000"/>
+              </w:rPr>
+              <w:t xml:space="preserve">0.21 (0.02–2.05)</w:t>
+            </w:r>
+          </w:p>
+        </w:tc>
+        <w:tc>
+          <w:tcPr>
+            <w:tcBorders>
+              <w:bottom w:val="none" w:sz="0" w:space="0" w:color="000000"/>
+              <w:top w:val="none" w:sz="0" w:space="0" w:color="000000"/>
+              <w:left w:val="none" w:sz="0" w:space="0" w:color="000000"/>
+              <w:right w:val="none" w:sz="0" w:space="0" w:color="000000"/>
+            </w:tcBorders>
+            <w:shd w:val="clear" w:color="auto" w:fill="FFFFFF"/>
+            <w:tcMar>
+              <w:top w:w="0" w:type="dxa"/>
+              <w:bottom w:w="0" w:type="dxa"/>
+              <w:left w:w="0" w:type="dxa"/>
+              <w:right w:w="0" w:type="dxa"/>
+            </w:tcMar>
+            <w:vAlign w:val="center"/>
+          </w:tcPr>
+          <w:p>
+            <w:pPr>
+              <w:pStyle w:val="Normal"/>
+              <w:jc w:val="left"/>
+              <w:pBdr>
+                <w:bottom w:val="none" w:sz="0" w:space="0" w:color="000000"/>
+                <w:top w:val="none" w:sz="0" w:space="0" w:color="000000"/>
+                <w:left w:val="none" w:sz="0" w:space="0" w:color="000000"/>
+                <w:right w:val="none" w:sz="0" w:space="0" w:color="000000"/>
+              </w:pBdr>
+              <w:spacing w:after="100" w:before="100" w:line="240"/>
+              <w:ind w:left="100" w:right="100" w:firstLine="0" w:firstLineChars="0"/>
+              <w:rPr>
+                <w:rFonts w:ascii="Times New Roman" w:hAnsi="Times New Roman" w:eastAsia="Times New Roman" w:cs="Times New Roman"/>
+                <w:i w:val="false"/>
+                <w:b w:val="false"/>
+                <w:u w:val="none"/>
+                <w:strike w:val="false"/>
+                <w:sz w:val="12"/>
+                <w:szCs w:val="12"/>
+                <w:color w:val="000000"/>
+              </w:rPr>
+            </w:pPr>
+            <w:r>
+              <w:rPr>
+                <w:rFonts w:ascii="Times New Roman" w:hAnsi="Times New Roman" w:eastAsia="Times New Roman" w:cs="Times New Roman"/>
+                <w:i w:val="false"/>
+                <w:b w:val="false"/>
+                <w:u w:val="none"/>
+                <w:strike w:val="false"/>
+                <w:sz w:val="12"/>
+                <w:szCs w:val="12"/>
+                <w:color w:val="000000"/>
+              </w:rPr>
+              <w:t xml:space="preserve">0.178</w:t>
             </w:r>
           </w:p>
         </w:tc>
@@ -9664,392 +9664,392 @@
                 <w:szCs w:val="12"/>
                 <w:color w:val="000000"/>
               </w:rPr>
-              <w:t xml:space="preserve">0.54 (0.22–1.34)</w:t>
-            </w:r>
-          </w:p>
-        </w:tc>
-        <w:tc>
-          <w:tcPr>
-            <w:tcBorders>
-              <w:bottom w:val="none" w:sz="0" w:space="0" w:color="000000"/>
-              <w:top w:val="none" w:sz="0" w:space="0" w:color="000000"/>
-              <w:left w:val="none" w:sz="0" w:space="0" w:color="000000"/>
-              <w:right w:val="none" w:sz="0" w:space="0" w:color="000000"/>
-            </w:tcBorders>
-            <w:shd w:val="clear" w:color="auto" w:fill="FFFFFF"/>
-            <w:tcMar>
-              <w:top w:w="0" w:type="dxa"/>
-              <w:bottom w:w="0" w:type="dxa"/>
-              <w:left w:w="0" w:type="dxa"/>
-              <w:right w:w="0" w:type="dxa"/>
-            </w:tcMar>
-            <w:vAlign w:val="center"/>
-          </w:tcPr>
-          <w:p>
-            <w:pPr>
-              <w:pStyle w:val="Normal"/>
-              <w:jc w:val="left"/>
-              <w:pBdr>
-                <w:bottom w:val="none" w:sz="0" w:space="0" w:color="000000"/>
-                <w:top w:val="none" w:sz="0" w:space="0" w:color="000000"/>
-                <w:left w:val="none" w:sz="0" w:space="0" w:color="000000"/>
-                <w:right w:val="none" w:sz="0" w:space="0" w:color="000000"/>
-              </w:pBdr>
-              <w:spacing w:after="100" w:before="100" w:line="240"/>
-              <w:ind w:left="100" w:right="100" w:firstLine="0" w:firstLineChars="0"/>
-              <w:rPr>
-                <w:rFonts w:ascii="Times New Roman" w:hAnsi="Times New Roman" w:eastAsia="Times New Roman" w:cs="Times New Roman"/>
-                <w:i w:val="false"/>
-                <w:b w:val="false"/>
-                <w:u w:val="none"/>
-                <w:strike w:val="false"/>
-                <w:sz w:val="12"/>
-                <w:szCs w:val="12"/>
-                <w:color w:val="000000"/>
-              </w:rPr>
-            </w:pPr>
-            <w:r>
-              <w:rPr>
-                <w:rFonts w:ascii="Times New Roman" w:hAnsi="Times New Roman" w:eastAsia="Times New Roman" w:cs="Times New Roman"/>
-                <w:i w:val="false"/>
-                <w:b w:val="false"/>
-                <w:u w:val="none"/>
-                <w:strike w:val="false"/>
-                <w:sz w:val="12"/>
-                <w:szCs w:val="12"/>
-                <w:color w:val="000000"/>
-              </w:rPr>
-              <w:t xml:space="preserve">0.184</w:t>
-            </w:r>
-          </w:p>
-        </w:tc>
-        <w:tc>
-          <w:tcPr>
-            <w:tcBorders>
-              <w:bottom w:val="none" w:sz="0" w:space="0" w:color="000000"/>
-              <w:top w:val="none" w:sz="0" w:space="0" w:color="000000"/>
-              <w:left w:val="none" w:sz="0" w:space="0" w:color="000000"/>
-              <w:right w:val="none" w:sz="0" w:space="0" w:color="000000"/>
-            </w:tcBorders>
-            <w:shd w:val="clear" w:color="auto" w:fill="FFFFFF"/>
-            <w:tcMar>
-              <w:top w:w="0" w:type="dxa"/>
-              <w:bottom w:w="0" w:type="dxa"/>
-              <w:left w:w="0" w:type="dxa"/>
-              <w:right w:w="0" w:type="dxa"/>
-            </w:tcMar>
-            <w:vAlign w:val="center"/>
-          </w:tcPr>
-          <w:p>
-            <w:pPr>
-              <w:pStyle w:val="Normal"/>
-              <w:jc w:val="left"/>
-              <w:pBdr>
-                <w:bottom w:val="none" w:sz="0" w:space="0" w:color="000000"/>
-                <w:top w:val="none" w:sz="0" w:space="0" w:color="000000"/>
-                <w:left w:val="none" w:sz="0" w:space="0" w:color="000000"/>
-                <w:right w:val="none" w:sz="0" w:space="0" w:color="000000"/>
-              </w:pBdr>
-              <w:spacing w:after="100" w:before="100" w:line="240"/>
-              <w:ind w:left="100" w:right="100" w:firstLine="0" w:firstLineChars="0"/>
-              <w:rPr>
-                <w:rFonts w:ascii="Times New Roman" w:hAnsi="Times New Roman" w:eastAsia="Times New Roman" w:cs="Times New Roman"/>
-                <w:i w:val="false"/>
-                <w:b w:val="false"/>
-                <w:u w:val="none"/>
-                <w:strike w:val="false"/>
-                <w:sz w:val="12"/>
-                <w:szCs w:val="12"/>
-                <w:color w:val="000000"/>
-              </w:rPr>
-            </w:pPr>
-            <w:r>
-              <w:rPr>
-                <w:rFonts w:ascii="Times New Roman" w:hAnsi="Times New Roman" w:eastAsia="Times New Roman" w:cs="Times New Roman"/>
-                <w:i w:val="false"/>
-                <w:b w:val="false"/>
-                <w:u w:val="none"/>
-                <w:strike w:val="false"/>
-                <w:sz w:val="12"/>
-                <w:szCs w:val="12"/>
-                <w:color w:val="000000"/>
-              </w:rPr>
-              <w:t xml:space="preserve">0.414</w:t>
-            </w:r>
-          </w:p>
-        </w:tc>
-        <w:tc>
-          <w:tcPr>
-            <w:tcBorders>
-              <w:bottom w:val="none" w:sz="0" w:space="0" w:color="000000"/>
-              <w:top w:val="none" w:sz="0" w:space="0" w:color="000000"/>
-              <w:left w:val="none" w:sz="0" w:space="0" w:color="000000"/>
-              <w:right w:val="none" w:sz="0" w:space="0" w:color="000000"/>
-            </w:tcBorders>
-            <w:shd w:val="clear" w:color="auto" w:fill="FFFFFF"/>
-            <w:tcMar>
-              <w:top w:w="0" w:type="dxa"/>
-              <w:bottom w:w="0" w:type="dxa"/>
-              <w:left w:w="0" w:type="dxa"/>
-              <w:right w:w="0" w:type="dxa"/>
-            </w:tcMar>
-            <w:vAlign w:val="center"/>
-          </w:tcPr>
-          <w:p>
-            <w:pPr>
-              <w:pStyle w:val="Normal"/>
-              <w:jc w:val="left"/>
-              <w:pBdr>
-                <w:bottom w:val="none" w:sz="0" w:space="0" w:color="000000"/>
-                <w:top w:val="none" w:sz="0" w:space="0" w:color="000000"/>
-                <w:left w:val="none" w:sz="0" w:space="0" w:color="000000"/>
-                <w:right w:val="none" w:sz="0" w:space="0" w:color="000000"/>
-              </w:pBdr>
-              <w:spacing w:after="100" w:before="100" w:line="240"/>
-              <w:ind w:left="100" w:right="100" w:firstLine="0" w:firstLineChars="0"/>
-              <w:rPr>
-                <w:rFonts w:ascii="Times New Roman" w:hAnsi="Times New Roman" w:eastAsia="Times New Roman" w:cs="Times New Roman"/>
-                <w:i w:val="false"/>
-                <w:b w:val="false"/>
-                <w:u w:val="none"/>
-                <w:strike w:val="false"/>
-                <w:sz w:val="12"/>
-                <w:szCs w:val="12"/>
-                <w:color w:val="000000"/>
-              </w:rPr>
-            </w:pPr>
-            <w:r>
-              <w:rPr>
-                <w:rFonts w:ascii="Times New Roman" w:hAnsi="Times New Roman" w:eastAsia="Times New Roman" w:cs="Times New Roman"/>
-                <w:i w:val="false"/>
-                <w:b w:val="false"/>
-                <w:u w:val="none"/>
-                <w:strike w:val="false"/>
-                <w:sz w:val="12"/>
-                <w:szCs w:val="12"/>
-                <w:color w:val="000000"/>
-              </w:rPr>
-              <w:t xml:space="preserve">5.8</w:t>
-            </w:r>
-          </w:p>
-        </w:tc>
-        <w:tc>
-          <w:tcPr>
-            <w:tcBorders>
-              <w:bottom w:val="none" w:sz="0" w:space="0" w:color="000000"/>
-              <w:top w:val="none" w:sz="0" w:space="0" w:color="000000"/>
-              <w:left w:val="none" w:sz="0" w:space="0" w:color="000000"/>
-              <w:right w:val="none" w:sz="0" w:space="0" w:color="000000"/>
-            </w:tcBorders>
-            <w:shd w:val="clear" w:color="auto" w:fill="FFFFFF"/>
-            <w:tcMar>
-              <w:top w:w="0" w:type="dxa"/>
-              <w:bottom w:w="0" w:type="dxa"/>
-              <w:left w:w="0" w:type="dxa"/>
-              <w:right w:w="0" w:type="dxa"/>
-            </w:tcMar>
-            <w:vAlign w:val="center"/>
-          </w:tcPr>
-          <w:p>
-            <w:pPr>
-              <w:pStyle w:val="Normal"/>
-              <w:jc w:val="left"/>
-              <w:pBdr>
-                <w:bottom w:val="none" w:sz="0" w:space="0" w:color="000000"/>
-                <w:top w:val="none" w:sz="0" w:space="0" w:color="000000"/>
-                <w:left w:val="none" w:sz="0" w:space="0" w:color="000000"/>
-                <w:right w:val="none" w:sz="0" w:space="0" w:color="000000"/>
-              </w:pBdr>
-              <w:spacing w:after="100" w:before="100" w:line="240"/>
-              <w:ind w:left="100" w:right="100" w:firstLine="0" w:firstLineChars="0"/>
-              <w:rPr>
-                <w:rFonts w:ascii="Times New Roman" w:hAnsi="Times New Roman" w:eastAsia="Times New Roman" w:cs="Times New Roman"/>
-                <w:i w:val="false"/>
-                <w:b w:val="false"/>
-                <w:u w:val="none"/>
-                <w:strike w:val="false"/>
-                <w:sz w:val="12"/>
-                <w:szCs w:val="12"/>
-                <w:color w:val="000000"/>
-              </w:rPr>
-            </w:pPr>
-            <w:r>
-              <w:rPr>
-                <w:rFonts w:ascii="Times New Roman" w:hAnsi="Times New Roman" w:eastAsia="Times New Roman" w:cs="Times New Roman"/>
-                <w:i w:val="false"/>
-                <w:b w:val="false"/>
-                <w:u w:val="none"/>
-                <w:strike w:val="false"/>
-                <w:sz w:val="12"/>
-                <w:szCs w:val="12"/>
-                <w:color w:val="000000"/>
-              </w:rPr>
-              <w:t xml:space="preserve">I–II vs III–IV</w:t>
-            </w:r>
-          </w:p>
-        </w:tc>
-        <w:tc>
-          <w:tcPr>
-            <w:tcBorders>
-              <w:bottom w:val="none" w:sz="0" w:space="0" w:color="000000"/>
-              <w:top w:val="none" w:sz="0" w:space="0" w:color="000000"/>
-              <w:left w:val="none" w:sz="0" w:space="0" w:color="000000"/>
-              <w:right w:val="none" w:sz="0" w:space="0" w:color="000000"/>
-            </w:tcBorders>
-            <w:shd w:val="clear" w:color="auto" w:fill="FFFFFF"/>
-            <w:tcMar>
-              <w:top w:w="0" w:type="dxa"/>
-              <w:bottom w:w="0" w:type="dxa"/>
-              <w:left w:w="0" w:type="dxa"/>
-              <w:right w:w="0" w:type="dxa"/>
-            </w:tcMar>
-            <w:vAlign w:val="center"/>
-          </w:tcPr>
-          <w:p>
-            <w:pPr>
-              <w:pStyle w:val="Normal"/>
-              <w:jc w:val="left"/>
-              <w:pBdr>
-                <w:bottom w:val="none" w:sz="0" w:space="0" w:color="000000"/>
-                <w:top w:val="none" w:sz="0" w:space="0" w:color="000000"/>
-                <w:left w:val="none" w:sz="0" w:space="0" w:color="000000"/>
-                <w:right w:val="none" w:sz="0" w:space="0" w:color="000000"/>
-              </w:pBdr>
-              <w:spacing w:after="100" w:before="100" w:line="240"/>
-              <w:ind w:left="100" w:right="100" w:firstLine="0" w:firstLineChars="0"/>
-              <w:rPr>
-                <w:rFonts w:ascii="Times New Roman" w:hAnsi="Times New Roman" w:eastAsia="Times New Roman" w:cs="Times New Roman"/>
-                <w:i w:val="false"/>
-                <w:b w:val="false"/>
-                <w:u w:val="none"/>
-                <w:strike w:val="false"/>
-                <w:sz w:val="12"/>
-                <w:szCs w:val="12"/>
-                <w:color w:val="000000"/>
-              </w:rPr>
-            </w:pPr>
-            <w:r>
-              <w:rPr>
-                <w:rFonts w:ascii="Times New Roman" w:hAnsi="Times New Roman" w:eastAsia="Times New Roman" w:cs="Times New Roman"/>
-                <w:i w:val="false"/>
-                <w:b w:val="false"/>
-                <w:u w:val="none"/>
-                <w:strike w:val="false"/>
-                <w:sz w:val="12"/>
-                <w:szCs w:val="12"/>
-                <w:color w:val="000000"/>
-              </w:rPr>
-              <w:t xml:space="preserve">0.44 (0.15–1.29)</w:t>
-            </w:r>
-          </w:p>
-        </w:tc>
-        <w:tc>
-          <w:tcPr>
-            <w:tcBorders>
-              <w:bottom w:val="none" w:sz="0" w:space="0" w:color="000000"/>
-              <w:top w:val="none" w:sz="0" w:space="0" w:color="000000"/>
-              <w:left w:val="none" w:sz="0" w:space="0" w:color="000000"/>
-              <w:right w:val="none" w:sz="0" w:space="0" w:color="000000"/>
-            </w:tcBorders>
-            <w:shd w:val="clear" w:color="auto" w:fill="FFFFFF"/>
-            <w:tcMar>
-              <w:top w:w="0" w:type="dxa"/>
-              <w:bottom w:w="0" w:type="dxa"/>
-              <w:left w:w="0" w:type="dxa"/>
-              <w:right w:w="0" w:type="dxa"/>
-            </w:tcMar>
-            <w:vAlign w:val="center"/>
-          </w:tcPr>
-          <w:p>
-            <w:pPr>
-              <w:pStyle w:val="Normal"/>
-              <w:jc w:val="left"/>
-              <w:pBdr>
-                <w:bottom w:val="none" w:sz="0" w:space="0" w:color="000000"/>
-                <w:top w:val="none" w:sz="0" w:space="0" w:color="000000"/>
-                <w:left w:val="none" w:sz="0" w:space="0" w:color="000000"/>
-                <w:right w:val="none" w:sz="0" w:space="0" w:color="000000"/>
-              </w:pBdr>
-              <w:spacing w:after="100" w:before="100" w:line="240"/>
-              <w:ind w:left="100" w:right="100" w:firstLine="0" w:firstLineChars="0"/>
-              <w:rPr>
-                <w:rFonts w:ascii="Times New Roman" w:hAnsi="Times New Roman" w:eastAsia="Times New Roman" w:cs="Times New Roman"/>
-                <w:i w:val="false"/>
-                <w:b w:val="false"/>
-                <w:u w:val="none"/>
-                <w:strike w:val="false"/>
-                <w:sz w:val="12"/>
-                <w:szCs w:val="12"/>
-                <w:color w:val="000000"/>
-              </w:rPr>
-            </w:pPr>
-            <w:r>
-              <w:rPr>
-                <w:rFonts w:ascii="Times New Roman" w:hAnsi="Times New Roman" w:eastAsia="Times New Roman" w:cs="Times New Roman"/>
-                <w:i w:val="false"/>
-                <w:b w:val="false"/>
-                <w:u w:val="none"/>
-                <w:strike w:val="false"/>
-                <w:sz w:val="12"/>
-                <w:szCs w:val="12"/>
-                <w:color w:val="000000"/>
-              </w:rPr>
-              <w:t xml:space="preserve">0.134</w:t>
-            </w:r>
-          </w:p>
-        </w:tc>
-        <w:tc>
-          <w:tcPr>
-            <w:tcBorders>
-              <w:bottom w:val="none" w:sz="0" w:space="0" w:color="000000"/>
-              <w:top w:val="none" w:sz="0" w:space="0" w:color="000000"/>
-              <w:left w:val="none" w:sz="0" w:space="0" w:color="000000"/>
-              <w:right w:val="none" w:sz="0" w:space="0" w:color="000000"/>
-            </w:tcBorders>
-            <w:shd w:val="clear" w:color="auto" w:fill="FFFFFF"/>
-            <w:tcMar>
-              <w:top w:w="0" w:type="dxa"/>
-              <w:bottom w:w="0" w:type="dxa"/>
-              <w:left w:w="0" w:type="dxa"/>
-              <w:right w:w="0" w:type="dxa"/>
-            </w:tcMar>
-            <w:vAlign w:val="center"/>
-          </w:tcPr>
-          <w:p>
-            <w:pPr>
-              <w:pStyle w:val="Normal"/>
-              <w:jc w:val="left"/>
-              <w:pBdr>
-                <w:bottom w:val="none" w:sz="0" w:space="0" w:color="000000"/>
-                <w:top w:val="none" w:sz="0" w:space="0" w:color="000000"/>
-                <w:left w:val="none" w:sz="0" w:space="0" w:color="000000"/>
-                <w:right w:val="none" w:sz="0" w:space="0" w:color="000000"/>
-              </w:pBdr>
-              <w:spacing w:after="100" w:before="100" w:line="240"/>
-              <w:ind w:left="100" w:right="100" w:firstLine="0" w:firstLineChars="0"/>
-              <w:rPr>
-                <w:rFonts w:ascii="Times New Roman" w:hAnsi="Times New Roman" w:eastAsia="Times New Roman" w:cs="Times New Roman"/>
-                <w:i w:val="false"/>
-                <w:b w:val="false"/>
-                <w:u w:val="none"/>
-                <w:strike w:val="false"/>
-                <w:sz w:val="12"/>
-                <w:szCs w:val="12"/>
-                <w:color w:val="000000"/>
-              </w:rPr>
-            </w:pPr>
-            <w:r>
-              <w:rPr>
-                <w:rFonts w:ascii="Times New Roman" w:hAnsi="Times New Roman" w:eastAsia="Times New Roman" w:cs="Times New Roman"/>
-                <w:i w:val="false"/>
-                <w:b w:val="false"/>
-                <w:u w:val="none"/>
-                <w:strike w:val="false"/>
-                <w:sz w:val="12"/>
-                <w:szCs w:val="12"/>
-                <w:color w:val="000000"/>
-              </w:rPr>
-              <w:t xml:space="preserve">0.291</w:t>
+              <w:t xml:space="preserve">0.34 (0.09–1.29)</w:t>
+            </w:r>
+          </w:p>
+        </w:tc>
+        <w:tc>
+          <w:tcPr>
+            <w:tcBorders>
+              <w:bottom w:val="none" w:sz="0" w:space="0" w:color="000000"/>
+              <w:top w:val="none" w:sz="0" w:space="0" w:color="000000"/>
+              <w:left w:val="none" w:sz="0" w:space="0" w:color="000000"/>
+              <w:right w:val="none" w:sz="0" w:space="0" w:color="000000"/>
+            </w:tcBorders>
+            <w:shd w:val="clear" w:color="auto" w:fill="FFFFFF"/>
+            <w:tcMar>
+              <w:top w:w="0" w:type="dxa"/>
+              <w:bottom w:w="0" w:type="dxa"/>
+              <w:left w:w="0" w:type="dxa"/>
+              <w:right w:w="0" w:type="dxa"/>
+            </w:tcMar>
+            <w:vAlign w:val="center"/>
+          </w:tcPr>
+          <w:p>
+            <w:pPr>
+              <w:pStyle w:val="Normal"/>
+              <w:jc w:val="left"/>
+              <w:pBdr>
+                <w:bottom w:val="none" w:sz="0" w:space="0" w:color="000000"/>
+                <w:top w:val="none" w:sz="0" w:space="0" w:color="000000"/>
+                <w:left w:val="none" w:sz="0" w:space="0" w:color="000000"/>
+                <w:right w:val="none" w:sz="0" w:space="0" w:color="000000"/>
+              </w:pBdr>
+              <w:spacing w:after="100" w:before="100" w:line="240"/>
+              <w:ind w:left="100" w:right="100" w:firstLine="0" w:firstLineChars="0"/>
+              <w:rPr>
+                <w:rFonts w:ascii="Times New Roman" w:hAnsi="Times New Roman" w:eastAsia="Times New Roman" w:cs="Times New Roman"/>
+                <w:i w:val="false"/>
+                <w:b w:val="false"/>
+                <w:u w:val="none"/>
+                <w:strike w:val="false"/>
+                <w:sz w:val="12"/>
+                <w:szCs w:val="12"/>
+                <w:color w:val="000000"/>
+              </w:rPr>
+            </w:pPr>
+            <w:r>
+              <w:rPr>
+                <w:rFonts w:ascii="Times New Roman" w:hAnsi="Times New Roman" w:eastAsia="Times New Roman" w:cs="Times New Roman"/>
+                <w:i w:val="false"/>
+                <w:b w:val="false"/>
+                <w:u w:val="none"/>
+                <w:strike w:val="false"/>
+                <w:sz w:val="12"/>
+                <w:szCs w:val="12"/>
+                <w:color w:val="000000"/>
+              </w:rPr>
+              <w:t xml:space="preserve">0.114</w:t>
+            </w:r>
+          </w:p>
+        </w:tc>
+        <w:tc>
+          <w:tcPr>
+            <w:tcBorders>
+              <w:bottom w:val="none" w:sz="0" w:space="0" w:color="000000"/>
+              <w:top w:val="none" w:sz="0" w:space="0" w:color="000000"/>
+              <w:left w:val="none" w:sz="0" w:space="0" w:color="000000"/>
+              <w:right w:val="none" w:sz="0" w:space="0" w:color="000000"/>
+            </w:tcBorders>
+            <w:shd w:val="clear" w:color="auto" w:fill="FFFFFF"/>
+            <w:tcMar>
+              <w:top w:w="0" w:type="dxa"/>
+              <w:bottom w:w="0" w:type="dxa"/>
+              <w:left w:w="0" w:type="dxa"/>
+              <w:right w:w="0" w:type="dxa"/>
+            </w:tcMar>
+            <w:vAlign w:val="center"/>
+          </w:tcPr>
+          <w:p>
+            <w:pPr>
+              <w:pStyle w:val="Normal"/>
+              <w:jc w:val="left"/>
+              <w:pBdr>
+                <w:bottom w:val="none" w:sz="0" w:space="0" w:color="000000"/>
+                <w:top w:val="none" w:sz="0" w:space="0" w:color="000000"/>
+                <w:left w:val="none" w:sz="0" w:space="0" w:color="000000"/>
+                <w:right w:val="none" w:sz="0" w:space="0" w:color="000000"/>
+              </w:pBdr>
+              <w:spacing w:after="100" w:before="100" w:line="240"/>
+              <w:ind w:left="100" w:right="100" w:firstLine="0" w:firstLineChars="0"/>
+              <w:rPr>
+                <w:rFonts w:ascii="Times New Roman" w:hAnsi="Times New Roman" w:eastAsia="Times New Roman" w:cs="Times New Roman"/>
+                <w:i w:val="false"/>
+                <w:b w:val="false"/>
+                <w:u w:val="none"/>
+                <w:strike w:val="false"/>
+                <w:sz w:val="12"/>
+                <w:szCs w:val="12"/>
+                <w:color w:val="000000"/>
+              </w:rPr>
+            </w:pPr>
+            <w:r>
+              <w:rPr>
+                <w:rFonts w:ascii="Times New Roman" w:hAnsi="Times New Roman" w:eastAsia="Times New Roman" w:cs="Times New Roman"/>
+                <w:i w:val="false"/>
+                <w:b w:val="false"/>
+                <w:u w:val="none"/>
+                <w:strike w:val="false"/>
+                <w:sz w:val="12"/>
+                <w:szCs w:val="12"/>
+                <w:color w:val="000000"/>
+              </w:rPr>
+              <w:t xml:space="preserve">0.256</w:t>
+            </w:r>
+          </w:p>
+        </w:tc>
+        <w:tc>
+          <w:tcPr>
+            <w:tcBorders>
+              <w:bottom w:val="none" w:sz="0" w:space="0" w:color="000000"/>
+              <w:top w:val="none" w:sz="0" w:space="0" w:color="000000"/>
+              <w:left w:val="none" w:sz="0" w:space="0" w:color="000000"/>
+              <w:right w:val="none" w:sz="0" w:space="0" w:color="000000"/>
+            </w:tcBorders>
+            <w:shd w:val="clear" w:color="auto" w:fill="FFFFFF"/>
+            <w:tcMar>
+              <w:top w:w="0" w:type="dxa"/>
+              <w:bottom w:w="0" w:type="dxa"/>
+              <w:left w:w="0" w:type="dxa"/>
+              <w:right w:w="0" w:type="dxa"/>
+            </w:tcMar>
+            <w:vAlign w:val="center"/>
+          </w:tcPr>
+          <w:p>
+            <w:pPr>
+              <w:pStyle w:val="Normal"/>
+              <w:jc w:val="left"/>
+              <w:pBdr>
+                <w:bottom w:val="none" w:sz="0" w:space="0" w:color="000000"/>
+                <w:top w:val="none" w:sz="0" w:space="0" w:color="000000"/>
+                <w:left w:val="none" w:sz="0" w:space="0" w:color="000000"/>
+                <w:right w:val="none" w:sz="0" w:space="0" w:color="000000"/>
+              </w:pBdr>
+              <w:spacing w:after="100" w:before="100" w:line="240"/>
+              <w:ind w:left="100" w:right="100" w:firstLine="0" w:firstLineChars="0"/>
+              <w:rPr>
+                <w:rFonts w:ascii="Times New Roman" w:hAnsi="Times New Roman" w:eastAsia="Times New Roman" w:cs="Times New Roman"/>
+                <w:i w:val="false"/>
+                <w:b w:val="false"/>
+                <w:u w:val="none"/>
+                <w:strike w:val="false"/>
+                <w:sz w:val="12"/>
+                <w:szCs w:val="12"/>
+                <w:color w:val="000000"/>
+              </w:rPr>
+            </w:pPr>
+            <w:r>
+              <w:rPr>
+                <w:rFonts w:ascii="Times New Roman" w:hAnsi="Times New Roman" w:eastAsia="Times New Roman" w:cs="Times New Roman"/>
+                <w:i w:val="false"/>
+                <w:b w:val="false"/>
+                <w:u w:val="none"/>
+                <w:strike w:val="false"/>
+                <w:sz w:val="12"/>
+                <w:szCs w:val="12"/>
+                <w:color w:val="000000"/>
+              </w:rPr>
+              <w:t xml:space="preserve">2.6</w:t>
+            </w:r>
+          </w:p>
+        </w:tc>
+        <w:tc>
+          <w:tcPr>
+            <w:tcBorders>
+              <w:bottom w:val="none" w:sz="0" w:space="0" w:color="000000"/>
+              <w:top w:val="none" w:sz="0" w:space="0" w:color="000000"/>
+              <w:left w:val="none" w:sz="0" w:space="0" w:color="000000"/>
+              <w:right w:val="none" w:sz="0" w:space="0" w:color="000000"/>
+            </w:tcBorders>
+            <w:shd w:val="clear" w:color="auto" w:fill="FFFFFF"/>
+            <w:tcMar>
+              <w:top w:w="0" w:type="dxa"/>
+              <w:bottom w:w="0" w:type="dxa"/>
+              <w:left w:w="0" w:type="dxa"/>
+              <w:right w:w="0" w:type="dxa"/>
+            </w:tcMar>
+            <w:vAlign w:val="center"/>
+          </w:tcPr>
+          <w:p>
+            <w:pPr>
+              <w:pStyle w:val="Normal"/>
+              <w:jc w:val="right"/>
+              <w:pBdr>
+                <w:bottom w:val="none" w:sz="0" w:space="0" w:color="000000"/>
+                <w:top w:val="none" w:sz="0" w:space="0" w:color="000000"/>
+                <w:left w:val="none" w:sz="0" w:space="0" w:color="000000"/>
+                <w:right w:val="none" w:sz="0" w:space="0" w:color="000000"/>
+              </w:pBdr>
+              <w:spacing w:after="100" w:before="100" w:line="240"/>
+              <w:ind w:left="100" w:right="100" w:firstLine="0" w:firstLineChars="0"/>
+              <w:rPr>
+                <w:rFonts w:ascii="Times New Roman" w:hAnsi="Times New Roman" w:eastAsia="Times New Roman" w:cs="Times New Roman"/>
+                <w:i w:val="false"/>
+                <w:b w:val="false"/>
+                <w:u w:val="none"/>
+                <w:strike w:val="false"/>
+                <w:sz w:val="12"/>
+                <w:szCs w:val="12"/>
+                <w:color w:val="000000"/>
+              </w:rPr>
+            </w:pPr>
+            <w:r>
+              <w:rPr>
+                <w:rFonts w:ascii="Times New Roman" w:hAnsi="Times New Roman" w:eastAsia="Times New Roman" w:cs="Times New Roman"/>
+                <w:i w:val="false"/>
+                <w:b w:val="false"/>
+                <w:u w:val="none"/>
+                <w:strike w:val="false"/>
+                <w:sz w:val="12"/>
+                <w:szCs w:val="12"/>
+                <w:color w:val="000000"/>
+              </w:rPr>
+              <w:t xml:space="preserve"/>
+            </w:r>
+          </w:p>
+        </w:tc>
+        <w:tc>
+          <w:tcPr>
+            <w:tcBorders>
+              <w:bottom w:val="none" w:sz="0" w:space="0" w:color="000000"/>
+              <w:top w:val="none" w:sz="0" w:space="0" w:color="000000"/>
+              <w:left w:val="none" w:sz="0" w:space="0" w:color="000000"/>
+              <w:right w:val="none" w:sz="0" w:space="0" w:color="000000"/>
+            </w:tcBorders>
+            <w:shd w:val="clear" w:color="auto" w:fill="FFFFFF"/>
+            <w:tcMar>
+              <w:top w:w="0" w:type="dxa"/>
+              <w:bottom w:w="0" w:type="dxa"/>
+              <w:left w:w="0" w:type="dxa"/>
+              <w:right w:w="0" w:type="dxa"/>
+            </w:tcMar>
+            <w:vAlign w:val="center"/>
+          </w:tcPr>
+          <w:p>
+            <w:pPr>
+              <w:pStyle w:val="Normal"/>
+              <w:jc w:val="left"/>
+              <w:pBdr>
+                <w:bottom w:val="none" w:sz="0" w:space="0" w:color="000000"/>
+                <w:top w:val="none" w:sz="0" w:space="0" w:color="000000"/>
+                <w:left w:val="none" w:sz="0" w:space="0" w:color="000000"/>
+                <w:right w:val="none" w:sz="0" w:space="0" w:color="000000"/>
+              </w:pBdr>
+              <w:spacing w:after="100" w:before="100" w:line="240"/>
+              <w:ind w:left="100" w:right="100" w:firstLine="0" w:firstLineChars="0"/>
+              <w:rPr>
+                <w:rFonts w:ascii="Times New Roman" w:hAnsi="Times New Roman" w:eastAsia="Times New Roman" w:cs="Times New Roman"/>
+                <w:i w:val="false"/>
+                <w:b w:val="false"/>
+                <w:u w:val="none"/>
+                <w:strike w:val="false"/>
+                <w:sz w:val="12"/>
+                <w:szCs w:val="12"/>
+                <w:color w:val="000000"/>
+              </w:rPr>
+            </w:pPr>
+            <w:r>
+              <w:rPr>
+                <w:rFonts w:ascii="Times New Roman" w:hAnsi="Times New Roman" w:eastAsia="Times New Roman" w:cs="Times New Roman"/>
+                <w:i w:val="false"/>
+                <w:b w:val="false"/>
+                <w:u w:val="none"/>
+                <w:strike w:val="false"/>
+                <w:sz w:val="12"/>
+                <w:szCs w:val="12"/>
+                <w:color w:val="000000"/>
+              </w:rPr>
+              <w:t xml:space="preserve">0.44 (0.12–1.65)</w:t>
+            </w:r>
+          </w:p>
+        </w:tc>
+        <w:tc>
+          <w:tcPr>
+            <w:tcBorders>
+              <w:bottom w:val="none" w:sz="0" w:space="0" w:color="000000"/>
+              <w:top w:val="none" w:sz="0" w:space="0" w:color="000000"/>
+              <w:left w:val="none" w:sz="0" w:space="0" w:color="000000"/>
+              <w:right w:val="none" w:sz="0" w:space="0" w:color="000000"/>
+            </w:tcBorders>
+            <w:shd w:val="clear" w:color="auto" w:fill="FFFFFF"/>
+            <w:tcMar>
+              <w:top w:w="0" w:type="dxa"/>
+              <w:bottom w:w="0" w:type="dxa"/>
+              <w:left w:w="0" w:type="dxa"/>
+              <w:right w:w="0" w:type="dxa"/>
+            </w:tcMar>
+            <w:vAlign w:val="center"/>
+          </w:tcPr>
+          <w:p>
+            <w:pPr>
+              <w:pStyle w:val="Normal"/>
+              <w:jc w:val="left"/>
+              <w:pBdr>
+                <w:bottom w:val="none" w:sz="0" w:space="0" w:color="000000"/>
+                <w:top w:val="none" w:sz="0" w:space="0" w:color="000000"/>
+                <w:left w:val="none" w:sz="0" w:space="0" w:color="000000"/>
+                <w:right w:val="none" w:sz="0" w:space="0" w:color="000000"/>
+              </w:pBdr>
+              <w:spacing w:after="100" w:before="100" w:line="240"/>
+              <w:ind w:left="100" w:right="100" w:firstLine="0" w:firstLineChars="0"/>
+              <w:rPr>
+                <w:rFonts w:ascii="Times New Roman" w:hAnsi="Times New Roman" w:eastAsia="Times New Roman" w:cs="Times New Roman"/>
+                <w:i w:val="false"/>
+                <w:b w:val="false"/>
+                <w:u w:val="none"/>
+                <w:strike w:val="false"/>
+                <w:sz w:val="12"/>
+                <w:szCs w:val="12"/>
+                <w:color w:val="000000"/>
+              </w:rPr>
+            </w:pPr>
+            <w:r>
+              <w:rPr>
+                <w:rFonts w:ascii="Times New Roman" w:hAnsi="Times New Roman" w:eastAsia="Times New Roman" w:cs="Times New Roman"/>
+                <w:i w:val="false"/>
+                <w:b w:val="false"/>
+                <w:u w:val="none"/>
+                <w:strike w:val="false"/>
+                <w:sz w:val="12"/>
+                <w:szCs w:val="12"/>
+                <w:color w:val="000000"/>
+              </w:rPr>
+              <w:t xml:space="preserve">0.223</w:t>
+            </w:r>
+          </w:p>
+        </w:tc>
+        <w:tc>
+          <w:tcPr>
+            <w:tcBorders>
+              <w:bottom w:val="none" w:sz="0" w:space="0" w:color="000000"/>
+              <w:top w:val="none" w:sz="0" w:space="0" w:color="000000"/>
+              <w:left w:val="none" w:sz="0" w:space="0" w:color="000000"/>
+              <w:right w:val="none" w:sz="0" w:space="0" w:color="000000"/>
+            </w:tcBorders>
+            <w:shd w:val="clear" w:color="auto" w:fill="FFFFFF"/>
+            <w:tcMar>
+              <w:top w:w="0" w:type="dxa"/>
+              <w:bottom w:w="0" w:type="dxa"/>
+              <w:left w:w="0" w:type="dxa"/>
+              <w:right w:w="0" w:type="dxa"/>
+            </w:tcMar>
+            <w:vAlign w:val="center"/>
+          </w:tcPr>
+          <w:p>
+            <w:pPr>
+              <w:pStyle w:val="Normal"/>
+              <w:jc w:val="left"/>
+              <w:pBdr>
+                <w:bottom w:val="none" w:sz="0" w:space="0" w:color="000000"/>
+                <w:top w:val="none" w:sz="0" w:space="0" w:color="000000"/>
+                <w:left w:val="none" w:sz="0" w:space="0" w:color="000000"/>
+                <w:right w:val="none" w:sz="0" w:space="0" w:color="000000"/>
+              </w:pBdr>
+              <w:spacing w:after="100" w:before="100" w:line="240"/>
+              <w:ind w:left="100" w:right="100" w:firstLine="0" w:firstLineChars="0"/>
+              <w:rPr>
+                <w:rFonts w:ascii="Times New Roman" w:hAnsi="Times New Roman" w:eastAsia="Times New Roman" w:cs="Times New Roman"/>
+                <w:i w:val="false"/>
+                <w:b w:val="false"/>
+                <w:u w:val="none"/>
+                <w:strike w:val="false"/>
+                <w:sz w:val="12"/>
+                <w:szCs w:val="12"/>
+                <w:color w:val="000000"/>
+              </w:rPr>
+            </w:pPr>
+            <w:r>
+              <w:rPr>
+                <w:rFonts w:ascii="Times New Roman" w:hAnsi="Times New Roman" w:eastAsia="Times New Roman" w:cs="Times New Roman"/>
+                <w:i w:val="false"/>
+                <w:b w:val="false"/>
+                <w:u w:val="none"/>
+                <w:strike w:val="false"/>
+                <w:sz w:val="12"/>
+                <w:szCs w:val="12"/>
+                <w:color w:val="000000"/>
+              </w:rPr>
+              <w:t xml:space="preserve">0.175</w:t>
             </w:r>
           </w:p>
         </w:tc>
@@ -11154,392 +11154,392 @@
                 <w:szCs w:val="12"/>
                 <w:color w:val="000000"/>
               </w:rPr>
-              <w:t xml:space="preserve">0.68 (0.28–1.65)</w:t>
-            </w:r>
-          </w:p>
-        </w:tc>
-        <w:tc>
-          <w:tcPr>
-            <w:tcBorders>
-              <w:bottom w:val="none" w:sz="0" w:space="0" w:color="000000"/>
-              <w:top w:val="none" w:sz="0" w:space="0" w:color="000000"/>
-              <w:left w:val="none" w:sz="0" w:space="0" w:color="000000"/>
-              <w:right w:val="none" w:sz="0" w:space="0" w:color="000000"/>
-            </w:tcBorders>
-            <w:shd w:val="clear" w:color="auto" w:fill="FFFFFF"/>
-            <w:tcMar>
-              <w:top w:w="0" w:type="dxa"/>
-              <w:bottom w:w="0" w:type="dxa"/>
-              <w:left w:w="0" w:type="dxa"/>
-              <w:right w:w="0" w:type="dxa"/>
-            </w:tcMar>
-            <w:vAlign w:val="center"/>
-          </w:tcPr>
-          <w:p>
-            <w:pPr>
-              <w:pStyle w:val="Normal"/>
-              <w:jc w:val="left"/>
-              <w:pBdr>
-                <w:bottom w:val="none" w:sz="0" w:space="0" w:color="000000"/>
-                <w:top w:val="none" w:sz="0" w:space="0" w:color="000000"/>
-                <w:left w:val="none" w:sz="0" w:space="0" w:color="000000"/>
-                <w:right w:val="none" w:sz="0" w:space="0" w:color="000000"/>
-              </w:pBdr>
-              <w:spacing w:after="100" w:before="100" w:line="240"/>
-              <w:ind w:left="100" w:right="100" w:firstLine="0" w:firstLineChars="0"/>
-              <w:rPr>
-                <w:rFonts w:ascii="Times New Roman" w:hAnsi="Times New Roman" w:eastAsia="Times New Roman" w:cs="Times New Roman"/>
-                <w:i w:val="false"/>
-                <w:b w:val="false"/>
-                <w:u w:val="none"/>
-                <w:strike w:val="false"/>
-                <w:sz w:val="12"/>
-                <w:szCs w:val="12"/>
-                <w:color w:val="000000"/>
-              </w:rPr>
-            </w:pPr>
-            <w:r>
-              <w:rPr>
-                <w:rFonts w:ascii="Times New Roman" w:hAnsi="Times New Roman" w:eastAsia="Times New Roman" w:cs="Times New Roman"/>
-                <w:i w:val="false"/>
-                <w:b w:val="false"/>
-                <w:u w:val="none"/>
-                <w:strike w:val="false"/>
-                <w:sz w:val="12"/>
-                <w:szCs w:val="12"/>
-                <w:color w:val="000000"/>
-              </w:rPr>
-              <w:t xml:space="preserve">0.398</w:t>
-            </w:r>
-          </w:p>
-        </w:tc>
-        <w:tc>
-          <w:tcPr>
-            <w:tcBorders>
-              <w:bottom w:val="none" w:sz="0" w:space="0" w:color="000000"/>
-              <w:top w:val="none" w:sz="0" w:space="0" w:color="000000"/>
-              <w:left w:val="none" w:sz="0" w:space="0" w:color="000000"/>
-              <w:right w:val="none" w:sz="0" w:space="0" w:color="000000"/>
-            </w:tcBorders>
-            <w:shd w:val="clear" w:color="auto" w:fill="FFFFFF"/>
-            <w:tcMar>
-              <w:top w:w="0" w:type="dxa"/>
-              <w:bottom w:w="0" w:type="dxa"/>
-              <w:left w:w="0" w:type="dxa"/>
-              <w:right w:w="0" w:type="dxa"/>
-            </w:tcMar>
-            <w:vAlign w:val="center"/>
-          </w:tcPr>
-          <w:p>
-            <w:pPr>
-              <w:pStyle w:val="Normal"/>
-              <w:jc w:val="left"/>
-              <w:pBdr>
-                <w:bottom w:val="none" w:sz="0" w:space="0" w:color="000000"/>
-                <w:top w:val="none" w:sz="0" w:space="0" w:color="000000"/>
-                <w:left w:val="none" w:sz="0" w:space="0" w:color="000000"/>
-                <w:right w:val="none" w:sz="0" w:space="0" w:color="000000"/>
-              </w:pBdr>
-              <w:spacing w:after="100" w:before="100" w:line="240"/>
-              <w:ind w:left="100" w:right="100" w:firstLine="0" w:firstLineChars="0"/>
-              <w:rPr>
-                <w:rFonts w:ascii="Times New Roman" w:hAnsi="Times New Roman" w:eastAsia="Times New Roman" w:cs="Times New Roman"/>
-                <w:i w:val="false"/>
-                <w:b w:val="false"/>
-                <w:u w:val="none"/>
-                <w:strike w:val="false"/>
-                <w:sz w:val="12"/>
-                <w:szCs w:val="12"/>
-                <w:color w:val="000000"/>
-              </w:rPr>
-            </w:pPr>
-            <w:r>
-              <w:rPr>
-                <w:rFonts w:ascii="Times New Roman" w:hAnsi="Times New Roman" w:eastAsia="Times New Roman" w:cs="Times New Roman"/>
-                <w:i w:val="false"/>
-                <w:b w:val="false"/>
-                <w:u w:val="none"/>
-                <w:strike w:val="false"/>
-                <w:sz w:val="12"/>
-                <w:szCs w:val="12"/>
-                <w:color w:val="000000"/>
-              </w:rPr>
-              <w:t xml:space="preserve">0.716</w:t>
-            </w:r>
-          </w:p>
-        </w:tc>
-        <w:tc>
-          <w:tcPr>
-            <w:tcBorders>
-              <w:bottom w:val="none" w:sz="0" w:space="0" w:color="000000"/>
-              <w:top w:val="none" w:sz="0" w:space="0" w:color="000000"/>
-              <w:left w:val="none" w:sz="0" w:space="0" w:color="000000"/>
-              <w:right w:val="none" w:sz="0" w:space="0" w:color="000000"/>
-            </w:tcBorders>
-            <w:shd w:val="clear" w:color="auto" w:fill="FFFFFF"/>
-            <w:tcMar>
-              <w:top w:w="0" w:type="dxa"/>
-              <w:bottom w:w="0" w:type="dxa"/>
-              <w:left w:w="0" w:type="dxa"/>
-              <w:right w:w="0" w:type="dxa"/>
-            </w:tcMar>
-            <w:vAlign w:val="center"/>
-          </w:tcPr>
-          <w:p>
-            <w:pPr>
-              <w:pStyle w:val="Normal"/>
-              <w:jc w:val="left"/>
-              <w:pBdr>
-                <w:bottom w:val="none" w:sz="0" w:space="0" w:color="000000"/>
-                <w:top w:val="none" w:sz="0" w:space="0" w:color="000000"/>
-                <w:left w:val="none" w:sz="0" w:space="0" w:color="000000"/>
-                <w:right w:val="none" w:sz="0" w:space="0" w:color="000000"/>
-              </w:pBdr>
-              <w:spacing w:after="100" w:before="100" w:line="240"/>
-              <w:ind w:left="100" w:right="100" w:firstLine="0" w:firstLineChars="0"/>
-              <w:rPr>
-                <w:rFonts w:ascii="Times New Roman" w:hAnsi="Times New Roman" w:eastAsia="Times New Roman" w:cs="Times New Roman"/>
-                <w:i w:val="false"/>
-                <w:b w:val="false"/>
-                <w:u w:val="none"/>
-                <w:strike w:val="false"/>
-                <w:sz w:val="12"/>
-                <w:szCs w:val="12"/>
-                <w:color w:val="000000"/>
-              </w:rPr>
-            </w:pPr>
-            <w:r>
-              <w:rPr>
-                <w:rFonts w:ascii="Times New Roman" w:hAnsi="Times New Roman" w:eastAsia="Times New Roman" w:cs="Times New Roman"/>
-                <w:i w:val="false"/>
-                <w:b w:val="false"/>
-                <w:u w:val="none"/>
-                <w:strike w:val="false"/>
-                <w:sz w:val="12"/>
-                <w:szCs w:val="12"/>
-                <w:color w:val="000000"/>
-              </w:rPr>
-              <w:t xml:space="preserve">5.8</w:t>
-            </w:r>
-          </w:p>
-        </w:tc>
-        <w:tc>
-          <w:tcPr>
-            <w:tcBorders>
-              <w:bottom w:val="none" w:sz="0" w:space="0" w:color="000000"/>
-              <w:top w:val="none" w:sz="0" w:space="0" w:color="000000"/>
-              <w:left w:val="none" w:sz="0" w:space="0" w:color="000000"/>
-              <w:right w:val="none" w:sz="0" w:space="0" w:color="000000"/>
-            </w:tcBorders>
-            <w:shd w:val="clear" w:color="auto" w:fill="FFFFFF"/>
-            <w:tcMar>
-              <w:top w:w="0" w:type="dxa"/>
-              <w:bottom w:w="0" w:type="dxa"/>
-              <w:left w:w="0" w:type="dxa"/>
-              <w:right w:w="0" w:type="dxa"/>
-            </w:tcMar>
-            <w:vAlign w:val="center"/>
-          </w:tcPr>
-          <w:p>
-            <w:pPr>
-              <w:pStyle w:val="Normal"/>
-              <w:jc w:val="left"/>
-              <w:pBdr>
-                <w:bottom w:val="none" w:sz="0" w:space="0" w:color="000000"/>
-                <w:top w:val="none" w:sz="0" w:space="0" w:color="000000"/>
-                <w:left w:val="none" w:sz="0" w:space="0" w:color="000000"/>
-                <w:right w:val="none" w:sz="0" w:space="0" w:color="000000"/>
-              </w:pBdr>
-              <w:spacing w:after="100" w:before="100" w:line="240"/>
-              <w:ind w:left="100" w:right="100" w:firstLine="0" w:firstLineChars="0"/>
-              <w:rPr>
-                <w:rFonts w:ascii="Times New Roman" w:hAnsi="Times New Roman" w:eastAsia="Times New Roman" w:cs="Times New Roman"/>
-                <w:i w:val="false"/>
-                <w:b w:val="false"/>
-                <w:u w:val="none"/>
-                <w:strike w:val="false"/>
-                <w:sz w:val="12"/>
-                <w:szCs w:val="12"/>
-                <w:color w:val="000000"/>
-              </w:rPr>
-            </w:pPr>
-            <w:r>
-              <w:rPr>
-                <w:rFonts w:ascii="Times New Roman" w:hAnsi="Times New Roman" w:eastAsia="Times New Roman" w:cs="Times New Roman"/>
-                <w:i w:val="false"/>
-                <w:b w:val="false"/>
-                <w:u w:val="none"/>
-                <w:strike w:val="false"/>
-                <w:sz w:val="12"/>
-                <w:szCs w:val="12"/>
-                <w:color w:val="000000"/>
-              </w:rPr>
-              <w:t xml:space="preserve">I–II vs III–IV</w:t>
-            </w:r>
-          </w:p>
-        </w:tc>
-        <w:tc>
-          <w:tcPr>
-            <w:tcBorders>
-              <w:bottom w:val="none" w:sz="0" w:space="0" w:color="000000"/>
-              <w:top w:val="none" w:sz="0" w:space="0" w:color="000000"/>
-              <w:left w:val="none" w:sz="0" w:space="0" w:color="000000"/>
-              <w:right w:val="none" w:sz="0" w:space="0" w:color="000000"/>
-            </w:tcBorders>
-            <w:shd w:val="clear" w:color="auto" w:fill="FFFFFF"/>
-            <w:tcMar>
-              <w:top w:w="0" w:type="dxa"/>
-              <w:bottom w:w="0" w:type="dxa"/>
-              <w:left w:w="0" w:type="dxa"/>
-              <w:right w:w="0" w:type="dxa"/>
-            </w:tcMar>
-            <w:vAlign w:val="center"/>
-          </w:tcPr>
-          <w:p>
-            <w:pPr>
-              <w:pStyle w:val="Normal"/>
-              <w:jc w:val="left"/>
-              <w:pBdr>
-                <w:bottom w:val="none" w:sz="0" w:space="0" w:color="000000"/>
-                <w:top w:val="none" w:sz="0" w:space="0" w:color="000000"/>
-                <w:left w:val="none" w:sz="0" w:space="0" w:color="000000"/>
-                <w:right w:val="none" w:sz="0" w:space="0" w:color="000000"/>
-              </w:pBdr>
-              <w:spacing w:after="100" w:before="100" w:line="240"/>
-              <w:ind w:left="100" w:right="100" w:firstLine="0" w:firstLineChars="0"/>
-              <w:rPr>
-                <w:rFonts w:ascii="Times New Roman" w:hAnsi="Times New Roman" w:eastAsia="Times New Roman" w:cs="Times New Roman"/>
-                <w:i w:val="false"/>
-                <w:b w:val="false"/>
-                <w:u w:val="none"/>
-                <w:strike w:val="false"/>
-                <w:sz w:val="12"/>
-                <w:szCs w:val="12"/>
-                <w:color w:val="000000"/>
-              </w:rPr>
-            </w:pPr>
-            <w:r>
-              <w:rPr>
-                <w:rFonts w:ascii="Times New Roman" w:hAnsi="Times New Roman" w:eastAsia="Times New Roman" w:cs="Times New Roman"/>
-                <w:i w:val="false"/>
-                <w:b w:val="false"/>
-                <w:u w:val="none"/>
-                <w:strike w:val="false"/>
-                <w:sz w:val="12"/>
-                <w:szCs w:val="12"/>
-                <w:color w:val="000000"/>
-              </w:rPr>
-              <w:t xml:space="preserve">0.61 (0.24–1.58)</w:t>
-            </w:r>
-          </w:p>
-        </w:tc>
-        <w:tc>
-          <w:tcPr>
-            <w:tcBorders>
-              <w:bottom w:val="none" w:sz="0" w:space="0" w:color="000000"/>
-              <w:top w:val="none" w:sz="0" w:space="0" w:color="000000"/>
-              <w:left w:val="none" w:sz="0" w:space="0" w:color="000000"/>
-              <w:right w:val="none" w:sz="0" w:space="0" w:color="000000"/>
-            </w:tcBorders>
-            <w:shd w:val="clear" w:color="auto" w:fill="FFFFFF"/>
-            <w:tcMar>
-              <w:top w:w="0" w:type="dxa"/>
-              <w:bottom w:w="0" w:type="dxa"/>
-              <w:left w:w="0" w:type="dxa"/>
-              <w:right w:w="0" w:type="dxa"/>
-            </w:tcMar>
-            <w:vAlign w:val="center"/>
-          </w:tcPr>
-          <w:p>
-            <w:pPr>
-              <w:pStyle w:val="Normal"/>
-              <w:jc w:val="left"/>
-              <w:pBdr>
-                <w:bottom w:val="none" w:sz="0" w:space="0" w:color="000000"/>
-                <w:top w:val="none" w:sz="0" w:space="0" w:color="000000"/>
-                <w:left w:val="none" w:sz="0" w:space="0" w:color="000000"/>
-                <w:right w:val="none" w:sz="0" w:space="0" w:color="000000"/>
-              </w:pBdr>
-              <w:spacing w:after="100" w:before="100" w:line="240"/>
-              <w:ind w:left="100" w:right="100" w:firstLine="0" w:firstLineChars="0"/>
-              <w:rPr>
-                <w:rFonts w:ascii="Times New Roman" w:hAnsi="Times New Roman" w:eastAsia="Times New Roman" w:cs="Times New Roman"/>
-                <w:i w:val="false"/>
-                <w:b w:val="false"/>
-                <w:u w:val="none"/>
-                <w:strike w:val="false"/>
-                <w:sz w:val="12"/>
-                <w:szCs w:val="12"/>
-                <w:color w:val="000000"/>
-              </w:rPr>
-            </w:pPr>
-            <w:r>
-              <w:rPr>
-                <w:rFonts w:ascii="Times New Roman" w:hAnsi="Times New Roman" w:eastAsia="Times New Roman" w:cs="Times New Roman"/>
-                <w:i w:val="false"/>
-                <w:b w:val="false"/>
-                <w:u w:val="none"/>
-                <w:strike w:val="false"/>
-                <w:sz w:val="12"/>
-                <w:szCs w:val="12"/>
-                <w:color w:val="000000"/>
-              </w:rPr>
-              <w:t xml:space="preserve">0.312</w:t>
-            </w:r>
-          </w:p>
-        </w:tc>
-        <w:tc>
-          <w:tcPr>
-            <w:tcBorders>
-              <w:bottom w:val="none" w:sz="0" w:space="0" w:color="000000"/>
-              <w:top w:val="none" w:sz="0" w:space="0" w:color="000000"/>
-              <w:left w:val="none" w:sz="0" w:space="0" w:color="000000"/>
-              <w:right w:val="none" w:sz="0" w:space="0" w:color="000000"/>
-            </w:tcBorders>
-            <w:shd w:val="clear" w:color="auto" w:fill="FFFFFF"/>
-            <w:tcMar>
-              <w:top w:w="0" w:type="dxa"/>
-              <w:bottom w:w="0" w:type="dxa"/>
-              <w:left w:w="0" w:type="dxa"/>
-              <w:right w:w="0" w:type="dxa"/>
-            </w:tcMar>
-            <w:vAlign w:val="center"/>
-          </w:tcPr>
-          <w:p>
-            <w:pPr>
-              <w:pStyle w:val="Normal"/>
-              <w:jc w:val="left"/>
-              <w:pBdr>
-                <w:bottom w:val="none" w:sz="0" w:space="0" w:color="000000"/>
-                <w:top w:val="none" w:sz="0" w:space="0" w:color="000000"/>
-                <w:left w:val="none" w:sz="0" w:space="0" w:color="000000"/>
-                <w:right w:val="none" w:sz="0" w:space="0" w:color="000000"/>
-              </w:pBdr>
-              <w:spacing w:after="100" w:before="100" w:line="240"/>
-              <w:ind w:left="100" w:right="100" w:firstLine="0" w:firstLineChars="0"/>
-              <w:rPr>
-                <w:rFonts w:ascii="Times New Roman" w:hAnsi="Times New Roman" w:eastAsia="Times New Roman" w:cs="Times New Roman"/>
-                <w:i w:val="false"/>
-                <w:b w:val="false"/>
-                <w:u w:val="none"/>
-                <w:strike w:val="false"/>
-                <w:sz w:val="12"/>
-                <w:szCs w:val="12"/>
-                <w:color w:val="000000"/>
-              </w:rPr>
-            </w:pPr>
-            <w:r>
-              <w:rPr>
-                <w:rFonts w:ascii="Times New Roman" w:hAnsi="Times New Roman" w:eastAsia="Times New Roman" w:cs="Times New Roman"/>
-                <w:i w:val="false"/>
-                <w:b w:val="false"/>
-                <w:u w:val="none"/>
-                <w:strike w:val="false"/>
-                <w:sz w:val="12"/>
-                <w:szCs w:val="12"/>
-                <w:color w:val="000000"/>
-              </w:rPr>
-              <w:t xml:space="preserve">0.582</w:t>
+              <w:t xml:space="preserve">0.21 (0.06–0.79)</w:t>
+            </w:r>
+          </w:p>
+        </w:tc>
+        <w:tc>
+          <w:tcPr>
+            <w:tcBorders>
+              <w:bottom w:val="none" w:sz="0" w:space="0" w:color="000000"/>
+              <w:top w:val="none" w:sz="0" w:space="0" w:color="000000"/>
+              <w:left w:val="none" w:sz="0" w:space="0" w:color="000000"/>
+              <w:right w:val="none" w:sz="0" w:space="0" w:color="000000"/>
+            </w:tcBorders>
+            <w:shd w:val="clear" w:color="auto" w:fill="FFFFFF"/>
+            <w:tcMar>
+              <w:top w:w="0" w:type="dxa"/>
+              <w:bottom w:w="0" w:type="dxa"/>
+              <w:left w:w="0" w:type="dxa"/>
+              <w:right w:w="0" w:type="dxa"/>
+            </w:tcMar>
+            <w:vAlign w:val="center"/>
+          </w:tcPr>
+          <w:p>
+            <w:pPr>
+              <w:pStyle w:val="Normal"/>
+              <w:jc w:val="left"/>
+              <w:pBdr>
+                <w:bottom w:val="none" w:sz="0" w:space="0" w:color="000000"/>
+                <w:top w:val="none" w:sz="0" w:space="0" w:color="000000"/>
+                <w:left w:val="none" w:sz="0" w:space="0" w:color="000000"/>
+                <w:right w:val="none" w:sz="0" w:space="0" w:color="000000"/>
+              </w:pBdr>
+              <w:spacing w:after="100" w:before="100" w:line="240"/>
+              <w:ind w:left="100" w:right="100" w:firstLine="0" w:firstLineChars="0"/>
+              <w:rPr>
+                <w:rFonts w:ascii="Times New Roman" w:hAnsi="Times New Roman" w:eastAsia="Times New Roman" w:cs="Times New Roman"/>
+                <w:i w:val="false"/>
+                <w:b w:val="false"/>
+                <w:u w:val="none"/>
+                <w:strike w:val="false"/>
+                <w:sz w:val="12"/>
+                <w:szCs w:val="12"/>
+                <w:color w:val="000000"/>
+              </w:rPr>
+            </w:pPr>
+            <w:r>
+              <w:rPr>
+                <w:rFonts w:ascii="Times New Roman" w:hAnsi="Times New Roman" w:eastAsia="Times New Roman" w:cs="Times New Roman"/>
+                <w:i w:val="false"/>
+                <w:b w:val="false"/>
+                <w:u w:val="none"/>
+                <w:strike w:val="false"/>
+                <w:sz w:val="12"/>
+                <w:szCs w:val="12"/>
+                <w:color w:val="000000"/>
+              </w:rPr>
+              <w:t xml:space="preserve">0.021</w:t>
+            </w:r>
+          </w:p>
+        </w:tc>
+        <w:tc>
+          <w:tcPr>
+            <w:tcBorders>
+              <w:bottom w:val="none" w:sz="0" w:space="0" w:color="000000"/>
+              <w:top w:val="none" w:sz="0" w:space="0" w:color="000000"/>
+              <w:left w:val="none" w:sz="0" w:space="0" w:color="000000"/>
+              <w:right w:val="none" w:sz="0" w:space="0" w:color="000000"/>
+            </w:tcBorders>
+            <w:shd w:val="clear" w:color="auto" w:fill="FFFFFF"/>
+            <w:tcMar>
+              <w:top w:w="0" w:type="dxa"/>
+              <w:bottom w:w="0" w:type="dxa"/>
+              <w:left w:w="0" w:type="dxa"/>
+              <w:right w:w="0" w:type="dxa"/>
+            </w:tcMar>
+            <w:vAlign w:val="center"/>
+          </w:tcPr>
+          <w:p>
+            <w:pPr>
+              <w:pStyle w:val="Normal"/>
+              <w:jc w:val="left"/>
+              <w:pBdr>
+                <w:bottom w:val="none" w:sz="0" w:space="0" w:color="000000"/>
+                <w:top w:val="none" w:sz="0" w:space="0" w:color="000000"/>
+                <w:left w:val="none" w:sz="0" w:space="0" w:color="000000"/>
+                <w:right w:val="none" w:sz="0" w:space="0" w:color="000000"/>
+              </w:pBdr>
+              <w:spacing w:after="100" w:before="100" w:line="240"/>
+              <w:ind w:left="100" w:right="100" w:firstLine="0" w:firstLineChars="0"/>
+              <w:rPr>
+                <w:rFonts w:ascii="Times New Roman" w:hAnsi="Times New Roman" w:eastAsia="Times New Roman" w:cs="Times New Roman"/>
+                <w:i w:val="false"/>
+                <w:b w:val="false"/>
+                <w:u w:val="none"/>
+                <w:strike w:val="false"/>
+                <w:sz w:val="12"/>
+                <w:szCs w:val="12"/>
+                <w:color w:val="000000"/>
+              </w:rPr>
+            </w:pPr>
+            <w:r>
+              <w:rPr>
+                <w:rFonts w:ascii="Times New Roman" w:hAnsi="Times New Roman" w:eastAsia="Times New Roman" w:cs="Times New Roman"/>
+                <w:i w:val="false"/>
+                <w:b w:val="false"/>
+                <w:u w:val="none"/>
+                <w:strike w:val="false"/>
+                <w:sz w:val="12"/>
+                <w:szCs w:val="12"/>
+                <w:color w:val="000000"/>
+              </w:rPr>
+              <w:t xml:space="preserve">0.096</w:t>
+            </w:r>
+          </w:p>
+        </w:tc>
+        <w:tc>
+          <w:tcPr>
+            <w:tcBorders>
+              <w:bottom w:val="none" w:sz="0" w:space="0" w:color="000000"/>
+              <w:top w:val="none" w:sz="0" w:space="0" w:color="000000"/>
+              <w:left w:val="none" w:sz="0" w:space="0" w:color="000000"/>
+              <w:right w:val="none" w:sz="0" w:space="0" w:color="000000"/>
+            </w:tcBorders>
+            <w:shd w:val="clear" w:color="auto" w:fill="FFFFFF"/>
+            <w:tcMar>
+              <w:top w:w="0" w:type="dxa"/>
+              <w:bottom w:w="0" w:type="dxa"/>
+              <w:left w:w="0" w:type="dxa"/>
+              <w:right w:w="0" w:type="dxa"/>
+            </w:tcMar>
+            <w:vAlign w:val="center"/>
+          </w:tcPr>
+          <w:p>
+            <w:pPr>
+              <w:pStyle w:val="Normal"/>
+              <w:jc w:val="left"/>
+              <w:pBdr>
+                <w:bottom w:val="none" w:sz="0" w:space="0" w:color="000000"/>
+                <w:top w:val="none" w:sz="0" w:space="0" w:color="000000"/>
+                <w:left w:val="none" w:sz="0" w:space="0" w:color="000000"/>
+                <w:right w:val="none" w:sz="0" w:space="0" w:color="000000"/>
+              </w:pBdr>
+              <w:spacing w:after="100" w:before="100" w:line="240"/>
+              <w:ind w:left="100" w:right="100" w:firstLine="0" w:firstLineChars="0"/>
+              <w:rPr>
+                <w:rFonts w:ascii="Times New Roman" w:hAnsi="Times New Roman" w:eastAsia="Times New Roman" w:cs="Times New Roman"/>
+                <w:i w:val="false"/>
+                <w:b w:val="false"/>
+                <w:u w:val="none"/>
+                <w:strike w:val="false"/>
+                <w:sz w:val="12"/>
+                <w:szCs w:val="12"/>
+                <w:color w:val="000000"/>
+              </w:rPr>
+            </w:pPr>
+            <w:r>
+              <w:rPr>
+                <w:rFonts w:ascii="Times New Roman" w:hAnsi="Times New Roman" w:eastAsia="Times New Roman" w:cs="Times New Roman"/>
+                <w:i w:val="false"/>
+                <w:b w:val="false"/>
+                <w:u w:val="none"/>
+                <w:strike w:val="false"/>
+                <w:sz w:val="12"/>
+                <w:szCs w:val="12"/>
+                <w:color w:val="000000"/>
+              </w:rPr>
+              <w:t xml:space="preserve">2.6</w:t>
+            </w:r>
+          </w:p>
+        </w:tc>
+        <w:tc>
+          <w:tcPr>
+            <w:tcBorders>
+              <w:bottom w:val="none" w:sz="0" w:space="0" w:color="000000"/>
+              <w:top w:val="none" w:sz="0" w:space="0" w:color="000000"/>
+              <w:left w:val="none" w:sz="0" w:space="0" w:color="000000"/>
+              <w:right w:val="none" w:sz="0" w:space="0" w:color="000000"/>
+            </w:tcBorders>
+            <w:shd w:val="clear" w:color="auto" w:fill="FFFFFF"/>
+            <w:tcMar>
+              <w:top w:w="0" w:type="dxa"/>
+              <w:bottom w:w="0" w:type="dxa"/>
+              <w:left w:w="0" w:type="dxa"/>
+              <w:right w:w="0" w:type="dxa"/>
+            </w:tcMar>
+            <w:vAlign w:val="center"/>
+          </w:tcPr>
+          <w:p>
+            <w:pPr>
+              <w:pStyle w:val="Normal"/>
+              <w:jc w:val="right"/>
+              <w:pBdr>
+                <w:bottom w:val="none" w:sz="0" w:space="0" w:color="000000"/>
+                <w:top w:val="none" w:sz="0" w:space="0" w:color="000000"/>
+                <w:left w:val="none" w:sz="0" w:space="0" w:color="000000"/>
+                <w:right w:val="none" w:sz="0" w:space="0" w:color="000000"/>
+              </w:pBdr>
+              <w:spacing w:after="100" w:before="100" w:line="240"/>
+              <w:ind w:left="100" w:right="100" w:firstLine="0" w:firstLineChars="0"/>
+              <w:rPr>
+                <w:rFonts w:ascii="Times New Roman" w:hAnsi="Times New Roman" w:eastAsia="Times New Roman" w:cs="Times New Roman"/>
+                <w:i w:val="false"/>
+                <w:b w:val="false"/>
+                <w:u w:val="none"/>
+                <w:strike w:val="false"/>
+                <w:sz w:val="12"/>
+                <w:szCs w:val="12"/>
+                <w:color w:val="000000"/>
+              </w:rPr>
+            </w:pPr>
+            <w:r>
+              <w:rPr>
+                <w:rFonts w:ascii="Times New Roman" w:hAnsi="Times New Roman" w:eastAsia="Times New Roman" w:cs="Times New Roman"/>
+                <w:i w:val="false"/>
+                <w:b w:val="false"/>
+                <w:u w:val="none"/>
+                <w:strike w:val="false"/>
+                <w:sz w:val="12"/>
+                <w:szCs w:val="12"/>
+                <w:color w:val="000000"/>
+              </w:rPr>
+              <w:t xml:space="preserve"/>
+            </w:r>
+          </w:p>
+        </w:tc>
+        <w:tc>
+          <w:tcPr>
+            <w:tcBorders>
+              <w:bottom w:val="none" w:sz="0" w:space="0" w:color="000000"/>
+              <w:top w:val="none" w:sz="0" w:space="0" w:color="000000"/>
+              <w:left w:val="none" w:sz="0" w:space="0" w:color="000000"/>
+              <w:right w:val="none" w:sz="0" w:space="0" w:color="000000"/>
+            </w:tcBorders>
+            <w:shd w:val="clear" w:color="auto" w:fill="FFFFFF"/>
+            <w:tcMar>
+              <w:top w:w="0" w:type="dxa"/>
+              <w:bottom w:w="0" w:type="dxa"/>
+              <w:left w:w="0" w:type="dxa"/>
+              <w:right w:w="0" w:type="dxa"/>
+            </w:tcMar>
+            <w:vAlign w:val="center"/>
+          </w:tcPr>
+          <w:p>
+            <w:pPr>
+              <w:pStyle w:val="Normal"/>
+              <w:jc w:val="left"/>
+              <w:pBdr>
+                <w:bottom w:val="none" w:sz="0" w:space="0" w:color="000000"/>
+                <w:top w:val="none" w:sz="0" w:space="0" w:color="000000"/>
+                <w:left w:val="none" w:sz="0" w:space="0" w:color="000000"/>
+                <w:right w:val="none" w:sz="0" w:space="0" w:color="000000"/>
+              </w:pBdr>
+              <w:spacing w:after="100" w:before="100" w:line="240"/>
+              <w:ind w:left="100" w:right="100" w:firstLine="0" w:firstLineChars="0"/>
+              <w:rPr>
+                <w:rFonts w:ascii="Times New Roman" w:hAnsi="Times New Roman" w:eastAsia="Times New Roman" w:cs="Times New Roman"/>
+                <w:i w:val="false"/>
+                <w:b w:val="false"/>
+                <w:u w:val="none"/>
+                <w:strike w:val="false"/>
+                <w:sz w:val="12"/>
+                <w:szCs w:val="12"/>
+                <w:color w:val="000000"/>
+              </w:rPr>
+            </w:pPr>
+            <w:r>
+              <w:rPr>
+                <w:rFonts w:ascii="Times New Roman" w:hAnsi="Times New Roman" w:eastAsia="Times New Roman" w:cs="Times New Roman"/>
+                <w:i w:val="false"/>
+                <w:b w:val="false"/>
+                <w:u w:val="none"/>
+                <w:strike w:val="false"/>
+                <w:sz w:val="12"/>
+                <w:szCs w:val="12"/>
+                <w:color w:val="000000"/>
+              </w:rPr>
+              <w:t xml:space="preserve">0.18 (0.03–1.06)</w:t>
+            </w:r>
+          </w:p>
+        </w:tc>
+        <w:tc>
+          <w:tcPr>
+            <w:tcBorders>
+              <w:bottom w:val="none" w:sz="0" w:space="0" w:color="000000"/>
+              <w:top w:val="none" w:sz="0" w:space="0" w:color="000000"/>
+              <w:left w:val="none" w:sz="0" w:space="0" w:color="000000"/>
+              <w:right w:val="none" w:sz="0" w:space="0" w:color="000000"/>
+            </w:tcBorders>
+            <w:shd w:val="clear" w:color="auto" w:fill="FFFFFF"/>
+            <w:tcMar>
+              <w:top w:w="0" w:type="dxa"/>
+              <w:bottom w:w="0" w:type="dxa"/>
+              <w:left w:w="0" w:type="dxa"/>
+              <w:right w:w="0" w:type="dxa"/>
+            </w:tcMar>
+            <w:vAlign w:val="center"/>
+          </w:tcPr>
+          <w:p>
+            <w:pPr>
+              <w:pStyle w:val="Normal"/>
+              <w:jc w:val="left"/>
+              <w:pBdr>
+                <w:bottom w:val="none" w:sz="0" w:space="0" w:color="000000"/>
+                <w:top w:val="none" w:sz="0" w:space="0" w:color="000000"/>
+                <w:left w:val="none" w:sz="0" w:space="0" w:color="000000"/>
+                <w:right w:val="none" w:sz="0" w:space="0" w:color="000000"/>
+              </w:pBdr>
+              <w:spacing w:after="100" w:before="100" w:line="240"/>
+              <w:ind w:left="100" w:right="100" w:firstLine="0" w:firstLineChars="0"/>
+              <w:rPr>
+                <w:rFonts w:ascii="Times New Roman" w:hAnsi="Times New Roman" w:eastAsia="Times New Roman" w:cs="Times New Roman"/>
+                <w:i w:val="false"/>
+                <w:b w:val="false"/>
+                <w:u w:val="none"/>
+                <w:strike w:val="false"/>
+                <w:sz w:val="12"/>
+                <w:szCs w:val="12"/>
+                <w:color w:val="000000"/>
+              </w:rPr>
+            </w:pPr>
+            <w:r>
+              <w:rPr>
+                <w:rFonts w:ascii="Times New Roman" w:hAnsi="Times New Roman" w:eastAsia="Times New Roman" w:cs="Times New Roman"/>
+                <w:i w:val="false"/>
+                <w:b w:val="false"/>
+                <w:u w:val="none"/>
+                <w:strike w:val="false"/>
+                <w:sz w:val="12"/>
+                <w:szCs w:val="12"/>
+                <w:color w:val="000000"/>
+              </w:rPr>
+              <w:t xml:space="preserve">0.058</w:t>
+            </w:r>
+          </w:p>
+        </w:tc>
+        <w:tc>
+          <w:tcPr>
+            <w:tcBorders>
+              <w:bottom w:val="none" w:sz="0" w:space="0" w:color="000000"/>
+              <w:top w:val="none" w:sz="0" w:space="0" w:color="000000"/>
+              <w:left w:val="none" w:sz="0" w:space="0" w:color="000000"/>
+              <w:right w:val="none" w:sz="0" w:space="0" w:color="000000"/>
+            </w:tcBorders>
+            <w:shd w:val="clear" w:color="auto" w:fill="FFFFFF"/>
+            <w:tcMar>
+              <w:top w:w="0" w:type="dxa"/>
+              <w:bottom w:w="0" w:type="dxa"/>
+              <w:left w:w="0" w:type="dxa"/>
+              <w:right w:w="0" w:type="dxa"/>
+            </w:tcMar>
+            <w:vAlign w:val="center"/>
+          </w:tcPr>
+          <w:p>
+            <w:pPr>
+              <w:pStyle w:val="Normal"/>
+              <w:jc w:val="left"/>
+              <w:pBdr>
+                <w:bottom w:val="none" w:sz="0" w:space="0" w:color="000000"/>
+                <w:top w:val="none" w:sz="0" w:space="0" w:color="000000"/>
+                <w:left w:val="none" w:sz="0" w:space="0" w:color="000000"/>
+                <w:right w:val="none" w:sz="0" w:space="0" w:color="000000"/>
+              </w:pBdr>
+              <w:spacing w:after="100" w:before="100" w:line="240"/>
+              <w:ind w:left="100" w:right="100" w:firstLine="0" w:firstLineChars="0"/>
+              <w:rPr>
+                <w:rFonts w:ascii="Times New Roman" w:hAnsi="Times New Roman" w:eastAsia="Times New Roman" w:cs="Times New Roman"/>
+                <w:i w:val="false"/>
+                <w:b w:val="false"/>
+                <w:u w:val="none"/>
+                <w:strike w:val="false"/>
+                <w:sz w:val="12"/>
+                <w:szCs w:val="12"/>
+                <w:color w:val="000000"/>
+              </w:rPr>
+            </w:pPr>
+            <w:r>
+              <w:rPr>
+                <w:rFonts w:ascii="Times New Roman" w:hAnsi="Times New Roman" w:eastAsia="Times New Roman" w:cs="Times New Roman"/>
+                <w:i w:val="false"/>
+                <w:b w:val="false"/>
+                <w:u w:val="none"/>
+                <w:strike w:val="false"/>
+                <w:sz w:val="12"/>
+                <w:szCs w:val="12"/>
+                <w:color w:val="000000"/>
+              </w:rPr>
+              <w:t xml:space="preserve">0.323</w:t>
             </w:r>
           </w:p>
         </w:tc>
@@ -12644,392 +12644,392 @@
                 <w:szCs w:val="12"/>
                 <w:color w:val="000000"/>
               </w:rPr>
-              <w:t xml:space="preserve">0.75 (0.30–1.87)</w:t>
-            </w:r>
-          </w:p>
-        </w:tc>
-        <w:tc>
-          <w:tcPr>
-            <w:tcBorders>
-              <w:bottom w:val="none" w:sz="0" w:space="0" w:color="000000"/>
-              <w:top w:val="none" w:sz="0" w:space="0" w:color="000000"/>
-              <w:left w:val="none" w:sz="0" w:space="0" w:color="000000"/>
-              <w:right w:val="none" w:sz="0" w:space="0" w:color="000000"/>
-            </w:tcBorders>
-            <w:shd w:val="clear" w:color="auto" w:fill="FFFFFF"/>
-            <w:tcMar>
-              <w:top w:w="0" w:type="dxa"/>
-              <w:bottom w:w="0" w:type="dxa"/>
-              <w:left w:w="0" w:type="dxa"/>
-              <w:right w:w="0" w:type="dxa"/>
-            </w:tcMar>
-            <w:vAlign w:val="center"/>
-          </w:tcPr>
-          <w:p>
-            <w:pPr>
-              <w:pStyle w:val="Normal"/>
-              <w:jc w:val="left"/>
-              <w:pBdr>
-                <w:bottom w:val="none" w:sz="0" w:space="0" w:color="000000"/>
-                <w:top w:val="none" w:sz="0" w:space="0" w:color="000000"/>
-                <w:left w:val="none" w:sz="0" w:space="0" w:color="000000"/>
-                <w:right w:val="none" w:sz="0" w:space="0" w:color="000000"/>
-              </w:pBdr>
-              <w:spacing w:after="100" w:before="100" w:line="240"/>
-              <w:ind w:left="100" w:right="100" w:firstLine="0" w:firstLineChars="0"/>
-              <w:rPr>
-                <w:rFonts w:ascii="Times New Roman" w:hAnsi="Times New Roman" w:eastAsia="Times New Roman" w:cs="Times New Roman"/>
-                <w:i w:val="false"/>
-                <w:b w:val="false"/>
-                <w:u w:val="none"/>
-                <w:strike w:val="false"/>
-                <w:sz w:val="12"/>
-                <w:szCs w:val="12"/>
-                <w:color w:val="000000"/>
-              </w:rPr>
-            </w:pPr>
-            <w:r>
-              <w:rPr>
-                <w:rFonts w:ascii="Times New Roman" w:hAnsi="Times New Roman" w:eastAsia="Times New Roman" w:cs="Times New Roman"/>
-                <w:i w:val="false"/>
-                <w:b w:val="false"/>
-                <w:u w:val="none"/>
-                <w:strike w:val="false"/>
-                <w:sz w:val="12"/>
-                <w:szCs w:val="12"/>
-                <w:color w:val="000000"/>
-              </w:rPr>
-              <w:t xml:space="preserve">0.539</w:t>
-            </w:r>
-          </w:p>
-        </w:tc>
-        <w:tc>
-          <w:tcPr>
-            <w:tcBorders>
-              <w:bottom w:val="none" w:sz="0" w:space="0" w:color="000000"/>
-              <w:top w:val="none" w:sz="0" w:space="0" w:color="000000"/>
-              <w:left w:val="none" w:sz="0" w:space="0" w:color="000000"/>
-              <w:right w:val="none" w:sz="0" w:space="0" w:color="000000"/>
-            </w:tcBorders>
-            <w:shd w:val="clear" w:color="auto" w:fill="FFFFFF"/>
-            <w:tcMar>
-              <w:top w:w="0" w:type="dxa"/>
-              <w:bottom w:w="0" w:type="dxa"/>
-              <w:left w:w="0" w:type="dxa"/>
-              <w:right w:w="0" w:type="dxa"/>
-            </w:tcMar>
-            <w:vAlign w:val="center"/>
-          </w:tcPr>
-          <w:p>
-            <w:pPr>
-              <w:pStyle w:val="Normal"/>
-              <w:jc w:val="left"/>
-              <w:pBdr>
-                <w:bottom w:val="none" w:sz="0" w:space="0" w:color="000000"/>
-                <w:top w:val="none" w:sz="0" w:space="0" w:color="000000"/>
-                <w:left w:val="none" w:sz="0" w:space="0" w:color="000000"/>
-                <w:right w:val="none" w:sz="0" w:space="0" w:color="000000"/>
-              </w:pBdr>
-              <w:spacing w:after="100" w:before="100" w:line="240"/>
-              <w:ind w:left="100" w:right="100" w:firstLine="0" w:firstLineChars="0"/>
-              <w:rPr>
-                <w:rFonts w:ascii="Times New Roman" w:hAnsi="Times New Roman" w:eastAsia="Times New Roman" w:cs="Times New Roman"/>
-                <w:i w:val="false"/>
-                <w:b w:val="false"/>
-                <w:u w:val="none"/>
-                <w:strike w:val="false"/>
-                <w:sz w:val="12"/>
-                <w:szCs w:val="12"/>
-                <w:color w:val="000000"/>
-              </w:rPr>
-            </w:pPr>
-            <w:r>
-              <w:rPr>
-                <w:rFonts w:ascii="Times New Roman" w:hAnsi="Times New Roman" w:eastAsia="Times New Roman" w:cs="Times New Roman"/>
-                <w:i w:val="false"/>
-                <w:b w:val="false"/>
-                <w:u w:val="none"/>
-                <w:strike w:val="false"/>
-                <w:sz w:val="12"/>
-                <w:szCs w:val="12"/>
-                <w:color w:val="000000"/>
-              </w:rPr>
-              <w:t xml:space="preserve">0.737</w:t>
-            </w:r>
-          </w:p>
-        </w:tc>
-        <w:tc>
-          <w:tcPr>
-            <w:tcBorders>
-              <w:bottom w:val="none" w:sz="0" w:space="0" w:color="000000"/>
-              <w:top w:val="none" w:sz="0" w:space="0" w:color="000000"/>
-              <w:left w:val="none" w:sz="0" w:space="0" w:color="000000"/>
-              <w:right w:val="none" w:sz="0" w:space="0" w:color="000000"/>
-            </w:tcBorders>
-            <w:shd w:val="clear" w:color="auto" w:fill="FFFFFF"/>
-            <w:tcMar>
-              <w:top w:w="0" w:type="dxa"/>
-              <w:bottom w:w="0" w:type="dxa"/>
-              <w:left w:w="0" w:type="dxa"/>
-              <w:right w:w="0" w:type="dxa"/>
-            </w:tcMar>
-            <w:vAlign w:val="center"/>
-          </w:tcPr>
-          <w:p>
-            <w:pPr>
-              <w:pStyle w:val="Normal"/>
-              <w:jc w:val="left"/>
-              <w:pBdr>
-                <w:bottom w:val="none" w:sz="0" w:space="0" w:color="000000"/>
-                <w:top w:val="none" w:sz="0" w:space="0" w:color="000000"/>
-                <w:left w:val="none" w:sz="0" w:space="0" w:color="000000"/>
-                <w:right w:val="none" w:sz="0" w:space="0" w:color="000000"/>
-              </w:pBdr>
-              <w:spacing w:after="100" w:before="100" w:line="240"/>
-              <w:ind w:left="100" w:right="100" w:firstLine="0" w:firstLineChars="0"/>
-              <w:rPr>
-                <w:rFonts w:ascii="Times New Roman" w:hAnsi="Times New Roman" w:eastAsia="Times New Roman" w:cs="Times New Roman"/>
-                <w:i w:val="false"/>
-                <w:b w:val="false"/>
-                <w:u w:val="none"/>
-                <w:strike w:val="false"/>
-                <w:sz w:val="12"/>
-                <w:szCs w:val="12"/>
-                <w:color w:val="000000"/>
-              </w:rPr>
-            </w:pPr>
-            <w:r>
-              <w:rPr>
-                <w:rFonts w:ascii="Times New Roman" w:hAnsi="Times New Roman" w:eastAsia="Times New Roman" w:cs="Times New Roman"/>
-                <w:i w:val="false"/>
-                <w:b w:val="false"/>
-                <w:u w:val="none"/>
-                <w:strike w:val="false"/>
-                <w:sz w:val="12"/>
-                <w:szCs w:val="12"/>
-                <w:color w:val="000000"/>
-              </w:rPr>
-              <w:t xml:space="preserve">5.5</w:t>
-            </w:r>
-          </w:p>
-        </w:tc>
-        <w:tc>
-          <w:tcPr>
-            <w:tcBorders>
-              <w:bottom w:val="none" w:sz="0" w:space="0" w:color="000000"/>
-              <w:top w:val="none" w:sz="0" w:space="0" w:color="000000"/>
-              <w:left w:val="none" w:sz="0" w:space="0" w:color="000000"/>
-              <w:right w:val="none" w:sz="0" w:space="0" w:color="000000"/>
-            </w:tcBorders>
-            <w:shd w:val="clear" w:color="auto" w:fill="FFFFFF"/>
-            <w:tcMar>
-              <w:top w:w="0" w:type="dxa"/>
-              <w:bottom w:w="0" w:type="dxa"/>
-              <w:left w:w="0" w:type="dxa"/>
-              <w:right w:w="0" w:type="dxa"/>
-            </w:tcMar>
-            <w:vAlign w:val="center"/>
-          </w:tcPr>
-          <w:p>
-            <w:pPr>
-              <w:pStyle w:val="Normal"/>
-              <w:jc w:val="left"/>
-              <w:pBdr>
-                <w:bottom w:val="none" w:sz="0" w:space="0" w:color="000000"/>
-                <w:top w:val="none" w:sz="0" w:space="0" w:color="000000"/>
-                <w:left w:val="none" w:sz="0" w:space="0" w:color="000000"/>
-                <w:right w:val="none" w:sz="0" w:space="0" w:color="000000"/>
-              </w:pBdr>
-              <w:spacing w:after="100" w:before="100" w:line="240"/>
-              <w:ind w:left="100" w:right="100" w:firstLine="0" w:firstLineChars="0"/>
-              <w:rPr>
-                <w:rFonts w:ascii="Times New Roman" w:hAnsi="Times New Roman" w:eastAsia="Times New Roman" w:cs="Times New Roman"/>
-                <w:i w:val="false"/>
-                <w:b w:val="false"/>
-                <w:u w:val="none"/>
-                <w:strike w:val="false"/>
-                <w:sz w:val="12"/>
-                <w:szCs w:val="12"/>
-                <w:color w:val="000000"/>
-              </w:rPr>
-            </w:pPr>
-            <w:r>
-              <w:rPr>
-                <w:rFonts w:ascii="Times New Roman" w:hAnsi="Times New Roman" w:eastAsia="Times New Roman" w:cs="Times New Roman"/>
-                <w:i w:val="false"/>
-                <w:b w:val="false"/>
-                <w:u w:val="none"/>
-                <w:strike w:val="false"/>
-                <w:sz w:val="12"/>
-                <w:szCs w:val="12"/>
-                <w:color w:val="000000"/>
-              </w:rPr>
-              <w:t xml:space="preserve">I–II vs III–IV</w:t>
-            </w:r>
-          </w:p>
-        </w:tc>
-        <w:tc>
-          <w:tcPr>
-            <w:tcBorders>
-              <w:bottom w:val="none" w:sz="0" w:space="0" w:color="000000"/>
-              <w:top w:val="none" w:sz="0" w:space="0" w:color="000000"/>
-              <w:left w:val="none" w:sz="0" w:space="0" w:color="000000"/>
-              <w:right w:val="none" w:sz="0" w:space="0" w:color="000000"/>
-            </w:tcBorders>
-            <w:shd w:val="clear" w:color="auto" w:fill="FFFFFF"/>
-            <w:tcMar>
-              <w:top w:w="0" w:type="dxa"/>
-              <w:bottom w:w="0" w:type="dxa"/>
-              <w:left w:w="0" w:type="dxa"/>
-              <w:right w:w="0" w:type="dxa"/>
-            </w:tcMar>
-            <w:vAlign w:val="center"/>
-          </w:tcPr>
-          <w:p>
-            <w:pPr>
-              <w:pStyle w:val="Normal"/>
-              <w:jc w:val="left"/>
-              <w:pBdr>
-                <w:bottom w:val="none" w:sz="0" w:space="0" w:color="000000"/>
-                <w:top w:val="none" w:sz="0" w:space="0" w:color="000000"/>
-                <w:left w:val="none" w:sz="0" w:space="0" w:color="000000"/>
-                <w:right w:val="none" w:sz="0" w:space="0" w:color="000000"/>
-              </w:pBdr>
-              <w:spacing w:after="100" w:before="100" w:line="240"/>
-              <w:ind w:left="100" w:right="100" w:firstLine="0" w:firstLineChars="0"/>
-              <w:rPr>
-                <w:rFonts w:ascii="Times New Roman" w:hAnsi="Times New Roman" w:eastAsia="Times New Roman" w:cs="Times New Roman"/>
-                <w:i w:val="false"/>
-                <w:b w:val="false"/>
-                <w:u w:val="none"/>
-                <w:strike w:val="false"/>
-                <w:sz w:val="12"/>
-                <w:szCs w:val="12"/>
-                <w:color w:val="000000"/>
-              </w:rPr>
-            </w:pPr>
-            <w:r>
-              <w:rPr>
-                <w:rFonts w:ascii="Times New Roman" w:hAnsi="Times New Roman" w:eastAsia="Times New Roman" w:cs="Times New Roman"/>
-                <w:i w:val="false"/>
-                <w:b w:val="false"/>
-                <w:u w:val="none"/>
-                <w:strike w:val="false"/>
-                <w:sz w:val="12"/>
-                <w:szCs w:val="12"/>
-                <w:color w:val="000000"/>
-              </w:rPr>
-              <w:t xml:space="preserve">0.66 (0.24–1.80)</w:t>
-            </w:r>
-          </w:p>
-        </w:tc>
-        <w:tc>
-          <w:tcPr>
-            <w:tcBorders>
-              <w:bottom w:val="none" w:sz="0" w:space="0" w:color="000000"/>
-              <w:top w:val="none" w:sz="0" w:space="0" w:color="000000"/>
-              <w:left w:val="none" w:sz="0" w:space="0" w:color="000000"/>
-              <w:right w:val="none" w:sz="0" w:space="0" w:color="000000"/>
-            </w:tcBorders>
-            <w:shd w:val="clear" w:color="auto" w:fill="FFFFFF"/>
-            <w:tcMar>
-              <w:top w:w="0" w:type="dxa"/>
-              <w:bottom w:w="0" w:type="dxa"/>
-              <w:left w:w="0" w:type="dxa"/>
-              <w:right w:w="0" w:type="dxa"/>
-            </w:tcMar>
-            <w:vAlign w:val="center"/>
-          </w:tcPr>
-          <w:p>
-            <w:pPr>
-              <w:pStyle w:val="Normal"/>
-              <w:jc w:val="left"/>
-              <w:pBdr>
-                <w:bottom w:val="none" w:sz="0" w:space="0" w:color="000000"/>
-                <w:top w:val="none" w:sz="0" w:space="0" w:color="000000"/>
-                <w:left w:val="none" w:sz="0" w:space="0" w:color="000000"/>
-                <w:right w:val="none" w:sz="0" w:space="0" w:color="000000"/>
-              </w:pBdr>
-              <w:spacing w:after="100" w:before="100" w:line="240"/>
-              <w:ind w:left="100" w:right="100" w:firstLine="0" w:firstLineChars="0"/>
-              <w:rPr>
-                <w:rFonts w:ascii="Times New Roman" w:hAnsi="Times New Roman" w:eastAsia="Times New Roman" w:cs="Times New Roman"/>
-                <w:i w:val="false"/>
-                <w:b w:val="false"/>
-                <w:u w:val="none"/>
-                <w:strike w:val="false"/>
-                <w:sz w:val="12"/>
-                <w:szCs w:val="12"/>
-                <w:color w:val="000000"/>
-              </w:rPr>
-            </w:pPr>
-            <w:r>
-              <w:rPr>
-                <w:rFonts w:ascii="Times New Roman" w:hAnsi="Times New Roman" w:eastAsia="Times New Roman" w:cs="Times New Roman"/>
-                <w:i w:val="false"/>
-                <w:b w:val="false"/>
-                <w:u w:val="none"/>
-                <w:strike w:val="false"/>
-                <w:sz w:val="12"/>
-                <w:szCs w:val="12"/>
-                <w:color w:val="000000"/>
-              </w:rPr>
-              <w:t xml:space="preserve">0.416</w:t>
-            </w:r>
-          </w:p>
-        </w:tc>
-        <w:tc>
-          <w:tcPr>
-            <w:tcBorders>
-              <w:bottom w:val="none" w:sz="0" w:space="0" w:color="000000"/>
-              <w:top w:val="none" w:sz="0" w:space="0" w:color="000000"/>
-              <w:left w:val="none" w:sz="0" w:space="0" w:color="000000"/>
-              <w:right w:val="none" w:sz="0" w:space="0" w:color="000000"/>
-            </w:tcBorders>
-            <w:shd w:val="clear" w:color="auto" w:fill="FFFFFF"/>
-            <w:tcMar>
-              <w:top w:w="0" w:type="dxa"/>
-              <w:bottom w:w="0" w:type="dxa"/>
-              <w:left w:w="0" w:type="dxa"/>
-              <w:right w:w="0" w:type="dxa"/>
-            </w:tcMar>
-            <w:vAlign w:val="center"/>
-          </w:tcPr>
-          <w:p>
-            <w:pPr>
-              <w:pStyle w:val="Normal"/>
-              <w:jc w:val="left"/>
-              <w:pBdr>
-                <w:bottom w:val="none" w:sz="0" w:space="0" w:color="000000"/>
-                <w:top w:val="none" w:sz="0" w:space="0" w:color="000000"/>
-                <w:left w:val="none" w:sz="0" w:space="0" w:color="000000"/>
-                <w:right w:val="none" w:sz="0" w:space="0" w:color="000000"/>
-              </w:pBdr>
-              <w:spacing w:after="100" w:before="100" w:line="240"/>
-              <w:ind w:left="100" w:right="100" w:firstLine="0" w:firstLineChars="0"/>
-              <w:rPr>
-                <w:rFonts w:ascii="Times New Roman" w:hAnsi="Times New Roman" w:eastAsia="Times New Roman" w:cs="Times New Roman"/>
-                <w:i w:val="false"/>
-                <w:b w:val="false"/>
-                <w:u w:val="none"/>
-                <w:strike w:val="false"/>
-                <w:sz w:val="12"/>
-                <w:szCs w:val="12"/>
-                <w:color w:val="000000"/>
-              </w:rPr>
-            </w:pPr>
-            <w:r>
-              <w:rPr>
-                <w:rFonts w:ascii="Times New Roman" w:hAnsi="Times New Roman" w:eastAsia="Times New Roman" w:cs="Times New Roman"/>
-                <w:i w:val="false"/>
-                <w:b w:val="false"/>
-                <w:u w:val="none"/>
-                <w:strike w:val="false"/>
-                <w:sz w:val="12"/>
-                <w:szCs w:val="12"/>
-                <w:color w:val="000000"/>
-              </w:rPr>
-              <w:t xml:space="preserve">0.465</w:t>
+              <w:t xml:space="preserve">0.42 (0.13–1.41)</w:t>
+            </w:r>
+          </w:p>
+        </w:tc>
+        <w:tc>
+          <w:tcPr>
+            <w:tcBorders>
+              <w:bottom w:val="none" w:sz="0" w:space="0" w:color="000000"/>
+              <w:top w:val="none" w:sz="0" w:space="0" w:color="000000"/>
+              <w:left w:val="none" w:sz="0" w:space="0" w:color="000000"/>
+              <w:right w:val="none" w:sz="0" w:space="0" w:color="000000"/>
+            </w:tcBorders>
+            <w:shd w:val="clear" w:color="auto" w:fill="FFFFFF"/>
+            <w:tcMar>
+              <w:top w:w="0" w:type="dxa"/>
+              <w:bottom w:w="0" w:type="dxa"/>
+              <w:left w:w="0" w:type="dxa"/>
+              <w:right w:w="0" w:type="dxa"/>
+            </w:tcMar>
+            <w:vAlign w:val="center"/>
+          </w:tcPr>
+          <w:p>
+            <w:pPr>
+              <w:pStyle w:val="Normal"/>
+              <w:jc w:val="left"/>
+              <w:pBdr>
+                <w:bottom w:val="none" w:sz="0" w:space="0" w:color="000000"/>
+                <w:top w:val="none" w:sz="0" w:space="0" w:color="000000"/>
+                <w:left w:val="none" w:sz="0" w:space="0" w:color="000000"/>
+                <w:right w:val="none" w:sz="0" w:space="0" w:color="000000"/>
+              </w:pBdr>
+              <w:spacing w:after="100" w:before="100" w:line="240"/>
+              <w:ind w:left="100" w:right="100" w:firstLine="0" w:firstLineChars="0"/>
+              <w:rPr>
+                <w:rFonts w:ascii="Times New Roman" w:hAnsi="Times New Roman" w:eastAsia="Times New Roman" w:cs="Times New Roman"/>
+                <w:i w:val="false"/>
+                <w:b w:val="false"/>
+                <w:u w:val="none"/>
+                <w:strike w:val="false"/>
+                <w:sz w:val="12"/>
+                <w:szCs w:val="12"/>
+                <w:color w:val="000000"/>
+              </w:rPr>
+            </w:pPr>
+            <w:r>
+              <w:rPr>
+                <w:rFonts w:ascii="Times New Roman" w:hAnsi="Times New Roman" w:eastAsia="Times New Roman" w:cs="Times New Roman"/>
+                <w:i w:val="false"/>
+                <w:b w:val="false"/>
+                <w:u w:val="none"/>
+                <w:strike w:val="false"/>
+                <w:sz w:val="12"/>
+                <w:szCs w:val="12"/>
+                <w:color w:val="000000"/>
+              </w:rPr>
+              <w:t xml:space="preserve">0.160</w:t>
+            </w:r>
+          </w:p>
+        </w:tc>
+        <w:tc>
+          <w:tcPr>
+            <w:tcBorders>
+              <w:bottom w:val="none" w:sz="0" w:space="0" w:color="000000"/>
+              <w:top w:val="none" w:sz="0" w:space="0" w:color="000000"/>
+              <w:left w:val="none" w:sz="0" w:space="0" w:color="000000"/>
+              <w:right w:val="none" w:sz="0" w:space="0" w:color="000000"/>
+            </w:tcBorders>
+            <w:shd w:val="clear" w:color="auto" w:fill="FFFFFF"/>
+            <w:tcMar>
+              <w:top w:w="0" w:type="dxa"/>
+              <w:bottom w:w="0" w:type="dxa"/>
+              <w:left w:w="0" w:type="dxa"/>
+              <w:right w:w="0" w:type="dxa"/>
+            </w:tcMar>
+            <w:vAlign w:val="center"/>
+          </w:tcPr>
+          <w:p>
+            <w:pPr>
+              <w:pStyle w:val="Normal"/>
+              <w:jc w:val="left"/>
+              <w:pBdr>
+                <w:bottom w:val="none" w:sz="0" w:space="0" w:color="000000"/>
+                <w:top w:val="none" w:sz="0" w:space="0" w:color="000000"/>
+                <w:left w:val="none" w:sz="0" w:space="0" w:color="000000"/>
+                <w:right w:val="none" w:sz="0" w:space="0" w:color="000000"/>
+              </w:pBdr>
+              <w:spacing w:after="100" w:before="100" w:line="240"/>
+              <w:ind w:left="100" w:right="100" w:firstLine="0" w:firstLineChars="0"/>
+              <w:rPr>
+                <w:rFonts w:ascii="Times New Roman" w:hAnsi="Times New Roman" w:eastAsia="Times New Roman" w:cs="Times New Roman"/>
+                <w:i w:val="false"/>
+                <w:b w:val="false"/>
+                <w:u w:val="none"/>
+                <w:strike w:val="false"/>
+                <w:sz w:val="12"/>
+                <w:szCs w:val="12"/>
+                <w:color w:val="000000"/>
+              </w:rPr>
+            </w:pPr>
+            <w:r>
+              <w:rPr>
+                <w:rFonts w:ascii="Times New Roman" w:hAnsi="Times New Roman" w:eastAsia="Times New Roman" w:cs="Times New Roman"/>
+                <w:i w:val="false"/>
+                <w:b w:val="false"/>
+                <w:u w:val="none"/>
+                <w:strike w:val="false"/>
+                <w:sz w:val="12"/>
+                <w:szCs w:val="12"/>
+                <w:color w:val="000000"/>
+              </w:rPr>
+              <w:t xml:space="preserve">0.289</w:t>
+            </w:r>
+          </w:p>
+        </w:tc>
+        <w:tc>
+          <w:tcPr>
+            <w:tcBorders>
+              <w:bottom w:val="none" w:sz="0" w:space="0" w:color="000000"/>
+              <w:top w:val="none" w:sz="0" w:space="0" w:color="000000"/>
+              <w:left w:val="none" w:sz="0" w:space="0" w:color="000000"/>
+              <w:right w:val="none" w:sz="0" w:space="0" w:color="000000"/>
+            </w:tcBorders>
+            <w:shd w:val="clear" w:color="auto" w:fill="FFFFFF"/>
+            <w:tcMar>
+              <w:top w:w="0" w:type="dxa"/>
+              <w:bottom w:w="0" w:type="dxa"/>
+              <w:left w:w="0" w:type="dxa"/>
+              <w:right w:w="0" w:type="dxa"/>
+            </w:tcMar>
+            <w:vAlign w:val="center"/>
+          </w:tcPr>
+          <w:p>
+            <w:pPr>
+              <w:pStyle w:val="Normal"/>
+              <w:jc w:val="left"/>
+              <w:pBdr>
+                <w:bottom w:val="none" w:sz="0" w:space="0" w:color="000000"/>
+                <w:top w:val="none" w:sz="0" w:space="0" w:color="000000"/>
+                <w:left w:val="none" w:sz="0" w:space="0" w:color="000000"/>
+                <w:right w:val="none" w:sz="0" w:space="0" w:color="000000"/>
+              </w:pBdr>
+              <w:spacing w:after="100" w:before="100" w:line="240"/>
+              <w:ind w:left="100" w:right="100" w:firstLine="0" w:firstLineChars="0"/>
+              <w:rPr>
+                <w:rFonts w:ascii="Times New Roman" w:hAnsi="Times New Roman" w:eastAsia="Times New Roman" w:cs="Times New Roman"/>
+                <w:i w:val="false"/>
+                <w:b w:val="false"/>
+                <w:u w:val="none"/>
+                <w:strike w:val="false"/>
+                <w:sz w:val="12"/>
+                <w:szCs w:val="12"/>
+                <w:color w:val="000000"/>
+              </w:rPr>
+            </w:pPr>
+            <w:r>
+              <w:rPr>
+                <w:rFonts w:ascii="Times New Roman" w:hAnsi="Times New Roman" w:eastAsia="Times New Roman" w:cs="Times New Roman"/>
+                <w:i w:val="false"/>
+                <w:b w:val="false"/>
+                <w:u w:val="none"/>
+                <w:strike w:val="false"/>
+                <w:sz w:val="12"/>
+                <w:szCs w:val="12"/>
+                <w:color w:val="000000"/>
+              </w:rPr>
+              <w:t xml:space="preserve">2.6</w:t>
+            </w:r>
+          </w:p>
+        </w:tc>
+        <w:tc>
+          <w:tcPr>
+            <w:tcBorders>
+              <w:bottom w:val="none" w:sz="0" w:space="0" w:color="000000"/>
+              <w:top w:val="none" w:sz="0" w:space="0" w:color="000000"/>
+              <w:left w:val="none" w:sz="0" w:space="0" w:color="000000"/>
+              <w:right w:val="none" w:sz="0" w:space="0" w:color="000000"/>
+            </w:tcBorders>
+            <w:shd w:val="clear" w:color="auto" w:fill="FFFFFF"/>
+            <w:tcMar>
+              <w:top w:w="0" w:type="dxa"/>
+              <w:bottom w:w="0" w:type="dxa"/>
+              <w:left w:w="0" w:type="dxa"/>
+              <w:right w:w="0" w:type="dxa"/>
+            </w:tcMar>
+            <w:vAlign w:val="center"/>
+          </w:tcPr>
+          <w:p>
+            <w:pPr>
+              <w:pStyle w:val="Normal"/>
+              <w:jc w:val="right"/>
+              <w:pBdr>
+                <w:bottom w:val="none" w:sz="0" w:space="0" w:color="000000"/>
+                <w:top w:val="none" w:sz="0" w:space="0" w:color="000000"/>
+                <w:left w:val="none" w:sz="0" w:space="0" w:color="000000"/>
+                <w:right w:val="none" w:sz="0" w:space="0" w:color="000000"/>
+              </w:pBdr>
+              <w:spacing w:after="100" w:before="100" w:line="240"/>
+              <w:ind w:left="100" w:right="100" w:firstLine="0" w:firstLineChars="0"/>
+              <w:rPr>
+                <w:rFonts w:ascii="Times New Roman" w:hAnsi="Times New Roman" w:eastAsia="Times New Roman" w:cs="Times New Roman"/>
+                <w:i w:val="false"/>
+                <w:b w:val="false"/>
+                <w:u w:val="none"/>
+                <w:strike w:val="false"/>
+                <w:sz w:val="12"/>
+                <w:szCs w:val="12"/>
+                <w:color w:val="000000"/>
+              </w:rPr>
+            </w:pPr>
+            <w:r>
+              <w:rPr>
+                <w:rFonts w:ascii="Times New Roman" w:hAnsi="Times New Roman" w:eastAsia="Times New Roman" w:cs="Times New Roman"/>
+                <w:i w:val="false"/>
+                <w:b w:val="false"/>
+                <w:u w:val="none"/>
+                <w:strike w:val="false"/>
+                <w:sz w:val="12"/>
+                <w:szCs w:val="12"/>
+                <w:color w:val="000000"/>
+              </w:rPr>
+              <w:t xml:space="preserve"/>
+            </w:r>
+          </w:p>
+        </w:tc>
+        <w:tc>
+          <w:tcPr>
+            <w:tcBorders>
+              <w:bottom w:val="none" w:sz="0" w:space="0" w:color="000000"/>
+              <w:top w:val="none" w:sz="0" w:space="0" w:color="000000"/>
+              <w:left w:val="none" w:sz="0" w:space="0" w:color="000000"/>
+              <w:right w:val="none" w:sz="0" w:space="0" w:color="000000"/>
+            </w:tcBorders>
+            <w:shd w:val="clear" w:color="auto" w:fill="FFFFFF"/>
+            <w:tcMar>
+              <w:top w:w="0" w:type="dxa"/>
+              <w:bottom w:w="0" w:type="dxa"/>
+              <w:left w:w="0" w:type="dxa"/>
+              <w:right w:w="0" w:type="dxa"/>
+            </w:tcMar>
+            <w:vAlign w:val="center"/>
+          </w:tcPr>
+          <w:p>
+            <w:pPr>
+              <w:pStyle w:val="Normal"/>
+              <w:jc w:val="left"/>
+              <w:pBdr>
+                <w:bottom w:val="none" w:sz="0" w:space="0" w:color="000000"/>
+                <w:top w:val="none" w:sz="0" w:space="0" w:color="000000"/>
+                <w:left w:val="none" w:sz="0" w:space="0" w:color="000000"/>
+                <w:right w:val="none" w:sz="0" w:space="0" w:color="000000"/>
+              </w:pBdr>
+              <w:spacing w:after="100" w:before="100" w:line="240"/>
+              <w:ind w:left="100" w:right="100" w:firstLine="0" w:firstLineChars="0"/>
+              <w:rPr>
+                <w:rFonts w:ascii="Times New Roman" w:hAnsi="Times New Roman" w:eastAsia="Times New Roman" w:cs="Times New Roman"/>
+                <w:i w:val="false"/>
+                <w:b w:val="false"/>
+                <w:u w:val="none"/>
+                <w:strike w:val="false"/>
+                <w:sz w:val="12"/>
+                <w:szCs w:val="12"/>
+                <w:color w:val="000000"/>
+              </w:rPr>
+            </w:pPr>
+            <w:r>
+              <w:rPr>
+                <w:rFonts w:ascii="Times New Roman" w:hAnsi="Times New Roman" w:eastAsia="Times New Roman" w:cs="Times New Roman"/>
+                <w:i w:val="false"/>
+                <w:b w:val="false"/>
+                <w:u w:val="none"/>
+                <w:strike w:val="false"/>
+                <w:sz w:val="12"/>
+                <w:szCs w:val="12"/>
+                <w:color w:val="000000"/>
+              </w:rPr>
+              <w:t xml:space="preserve">0.49 (0.13–1.77)</w:t>
+            </w:r>
+          </w:p>
+        </w:tc>
+        <w:tc>
+          <w:tcPr>
+            <w:tcBorders>
+              <w:bottom w:val="none" w:sz="0" w:space="0" w:color="000000"/>
+              <w:top w:val="none" w:sz="0" w:space="0" w:color="000000"/>
+              <w:left w:val="none" w:sz="0" w:space="0" w:color="000000"/>
+              <w:right w:val="none" w:sz="0" w:space="0" w:color="000000"/>
+            </w:tcBorders>
+            <w:shd w:val="clear" w:color="auto" w:fill="FFFFFF"/>
+            <w:tcMar>
+              <w:top w:w="0" w:type="dxa"/>
+              <w:bottom w:w="0" w:type="dxa"/>
+              <w:left w:w="0" w:type="dxa"/>
+              <w:right w:w="0" w:type="dxa"/>
+            </w:tcMar>
+            <w:vAlign w:val="center"/>
+          </w:tcPr>
+          <w:p>
+            <w:pPr>
+              <w:pStyle w:val="Normal"/>
+              <w:jc w:val="left"/>
+              <w:pBdr>
+                <w:bottom w:val="none" w:sz="0" w:space="0" w:color="000000"/>
+                <w:top w:val="none" w:sz="0" w:space="0" w:color="000000"/>
+                <w:left w:val="none" w:sz="0" w:space="0" w:color="000000"/>
+                <w:right w:val="none" w:sz="0" w:space="0" w:color="000000"/>
+              </w:pBdr>
+              <w:spacing w:after="100" w:before="100" w:line="240"/>
+              <w:ind w:left="100" w:right="100" w:firstLine="0" w:firstLineChars="0"/>
+              <w:rPr>
+                <w:rFonts w:ascii="Times New Roman" w:hAnsi="Times New Roman" w:eastAsia="Times New Roman" w:cs="Times New Roman"/>
+                <w:i w:val="false"/>
+                <w:b w:val="false"/>
+                <w:u w:val="none"/>
+                <w:strike w:val="false"/>
+                <w:sz w:val="12"/>
+                <w:szCs w:val="12"/>
+                <w:color w:val="000000"/>
+              </w:rPr>
+            </w:pPr>
+            <w:r>
+              <w:rPr>
+                <w:rFonts w:ascii="Times New Roman" w:hAnsi="Times New Roman" w:eastAsia="Times New Roman" w:cs="Times New Roman"/>
+                <w:i w:val="false"/>
+                <w:b w:val="false"/>
+                <w:u w:val="none"/>
+                <w:strike w:val="false"/>
+                <w:sz w:val="12"/>
+                <w:szCs w:val="12"/>
+                <w:color w:val="000000"/>
+              </w:rPr>
+              <w:t xml:space="preserve">0.275</w:t>
+            </w:r>
+          </w:p>
+        </w:tc>
+        <w:tc>
+          <w:tcPr>
+            <w:tcBorders>
+              <w:bottom w:val="none" w:sz="0" w:space="0" w:color="000000"/>
+              <w:top w:val="none" w:sz="0" w:space="0" w:color="000000"/>
+              <w:left w:val="none" w:sz="0" w:space="0" w:color="000000"/>
+              <w:right w:val="none" w:sz="0" w:space="0" w:color="000000"/>
+            </w:tcBorders>
+            <w:shd w:val="clear" w:color="auto" w:fill="FFFFFF"/>
+            <w:tcMar>
+              <w:top w:w="0" w:type="dxa"/>
+              <w:bottom w:w="0" w:type="dxa"/>
+              <w:left w:w="0" w:type="dxa"/>
+              <w:right w:w="0" w:type="dxa"/>
+            </w:tcMar>
+            <w:vAlign w:val="center"/>
+          </w:tcPr>
+          <w:p>
+            <w:pPr>
+              <w:pStyle w:val="Normal"/>
+              <w:jc w:val="left"/>
+              <w:pBdr>
+                <w:bottom w:val="none" w:sz="0" w:space="0" w:color="000000"/>
+                <w:top w:val="none" w:sz="0" w:space="0" w:color="000000"/>
+                <w:left w:val="none" w:sz="0" w:space="0" w:color="000000"/>
+                <w:right w:val="none" w:sz="0" w:space="0" w:color="000000"/>
+              </w:pBdr>
+              <w:spacing w:after="100" w:before="100" w:line="240"/>
+              <w:ind w:left="100" w:right="100" w:firstLine="0" w:firstLineChars="0"/>
+              <w:rPr>
+                <w:rFonts w:ascii="Times New Roman" w:hAnsi="Times New Roman" w:eastAsia="Times New Roman" w:cs="Times New Roman"/>
+                <w:i w:val="false"/>
+                <w:b w:val="false"/>
+                <w:u w:val="none"/>
+                <w:strike w:val="false"/>
+                <w:sz w:val="12"/>
+                <w:szCs w:val="12"/>
+                <w:color w:val="000000"/>
+              </w:rPr>
+            </w:pPr>
+            <w:r>
+              <w:rPr>
+                <w:rFonts w:ascii="Times New Roman" w:hAnsi="Times New Roman" w:eastAsia="Times New Roman" w:cs="Times New Roman"/>
+                <w:i w:val="false"/>
+                <w:b w:val="false"/>
+                <w:u w:val="none"/>
+                <w:strike w:val="false"/>
+                <w:sz w:val="12"/>
+                <w:szCs w:val="12"/>
+                <w:color w:val="000000"/>
+              </w:rPr>
+              <w:t xml:space="preserve">0.277</w:t>
             </w:r>
           </w:p>
         </w:tc>
@@ -14134,392 +14134,392 @@
                 <w:szCs w:val="12"/>
                 <w:color w:val="000000"/>
               </w:rPr>
-              <w:t xml:space="preserve">0.88 (0.37–2.08)</w:t>
-            </w:r>
-          </w:p>
-        </w:tc>
-        <w:tc>
-          <w:tcPr>
-            <w:tcBorders>
-              <w:bottom w:val="none" w:sz="0" w:space="0" w:color="000000"/>
-              <w:top w:val="none" w:sz="0" w:space="0" w:color="000000"/>
-              <w:left w:val="none" w:sz="0" w:space="0" w:color="000000"/>
-              <w:right w:val="none" w:sz="0" w:space="0" w:color="000000"/>
-            </w:tcBorders>
-            <w:shd w:val="clear" w:color="auto" w:fill="FFFFFF"/>
-            <w:tcMar>
-              <w:top w:w="0" w:type="dxa"/>
-              <w:bottom w:w="0" w:type="dxa"/>
-              <w:left w:w="0" w:type="dxa"/>
-              <w:right w:w="0" w:type="dxa"/>
-            </w:tcMar>
-            <w:vAlign w:val="center"/>
-          </w:tcPr>
-          <w:p>
-            <w:pPr>
-              <w:pStyle w:val="Normal"/>
-              <w:jc w:val="left"/>
-              <w:pBdr>
-                <w:bottom w:val="none" w:sz="0" w:space="0" w:color="000000"/>
-                <w:top w:val="none" w:sz="0" w:space="0" w:color="000000"/>
-                <w:left w:val="none" w:sz="0" w:space="0" w:color="000000"/>
-                <w:right w:val="none" w:sz="0" w:space="0" w:color="000000"/>
-              </w:pBdr>
-              <w:spacing w:after="100" w:before="100" w:line="240"/>
-              <w:ind w:left="100" w:right="100" w:firstLine="0" w:firstLineChars="0"/>
-              <w:rPr>
-                <w:rFonts w:ascii="Times New Roman" w:hAnsi="Times New Roman" w:eastAsia="Times New Roman" w:cs="Times New Roman"/>
-                <w:i w:val="false"/>
-                <w:b w:val="false"/>
-                <w:u w:val="none"/>
-                <w:strike w:val="false"/>
-                <w:sz w:val="12"/>
-                <w:szCs w:val="12"/>
-                <w:color w:val="000000"/>
-              </w:rPr>
-            </w:pPr>
-            <w:r>
-              <w:rPr>
-                <w:rFonts w:ascii="Times New Roman" w:hAnsi="Times New Roman" w:eastAsia="Times New Roman" w:cs="Times New Roman"/>
-                <w:i w:val="false"/>
-                <w:b w:val="false"/>
-                <w:u w:val="none"/>
-                <w:strike w:val="false"/>
-                <w:sz w:val="12"/>
-                <w:szCs w:val="12"/>
-                <w:color w:val="000000"/>
-              </w:rPr>
-              <w:t xml:space="preserve">0.772</w:t>
-            </w:r>
-          </w:p>
-        </w:tc>
-        <w:tc>
-          <w:tcPr>
-            <w:tcBorders>
-              <w:bottom w:val="none" w:sz="0" w:space="0" w:color="000000"/>
-              <w:top w:val="none" w:sz="0" w:space="0" w:color="000000"/>
-              <w:left w:val="none" w:sz="0" w:space="0" w:color="000000"/>
-              <w:right w:val="none" w:sz="0" w:space="0" w:color="000000"/>
-            </w:tcBorders>
-            <w:shd w:val="clear" w:color="auto" w:fill="FFFFFF"/>
-            <w:tcMar>
-              <w:top w:w="0" w:type="dxa"/>
-              <w:bottom w:w="0" w:type="dxa"/>
-              <w:left w:w="0" w:type="dxa"/>
-              <w:right w:w="0" w:type="dxa"/>
-            </w:tcMar>
-            <w:vAlign w:val="center"/>
-          </w:tcPr>
-          <w:p>
-            <w:pPr>
-              <w:pStyle w:val="Normal"/>
-              <w:jc w:val="left"/>
-              <w:pBdr>
-                <w:bottom w:val="none" w:sz="0" w:space="0" w:color="000000"/>
-                <w:top w:val="none" w:sz="0" w:space="0" w:color="000000"/>
-                <w:left w:val="none" w:sz="0" w:space="0" w:color="000000"/>
-                <w:right w:val="none" w:sz="0" w:space="0" w:color="000000"/>
-              </w:pBdr>
-              <w:spacing w:after="100" w:before="100" w:line="240"/>
-              <w:ind w:left="100" w:right="100" w:firstLine="0" w:firstLineChars="0"/>
-              <w:rPr>
-                <w:rFonts w:ascii="Times New Roman" w:hAnsi="Times New Roman" w:eastAsia="Times New Roman" w:cs="Times New Roman"/>
-                <w:i w:val="false"/>
-                <w:b w:val="false"/>
-                <w:u w:val="none"/>
-                <w:strike w:val="false"/>
-                <w:sz w:val="12"/>
-                <w:szCs w:val="12"/>
-                <w:color w:val="000000"/>
-              </w:rPr>
-            </w:pPr>
-            <w:r>
-              <w:rPr>
-                <w:rFonts w:ascii="Times New Roman" w:hAnsi="Times New Roman" w:eastAsia="Times New Roman" w:cs="Times New Roman"/>
-                <w:i w:val="false"/>
-                <w:b w:val="false"/>
-                <w:u w:val="none"/>
-                <w:strike w:val="false"/>
-                <w:sz w:val="12"/>
-                <w:szCs w:val="12"/>
-                <w:color w:val="000000"/>
-              </w:rPr>
-              <w:t xml:space="preserve">0.869</w:t>
-            </w:r>
-          </w:p>
-        </w:tc>
-        <w:tc>
-          <w:tcPr>
-            <w:tcBorders>
-              <w:bottom w:val="none" w:sz="0" w:space="0" w:color="000000"/>
-              <w:top w:val="none" w:sz="0" w:space="0" w:color="000000"/>
-              <w:left w:val="none" w:sz="0" w:space="0" w:color="000000"/>
-              <w:right w:val="none" w:sz="0" w:space="0" w:color="000000"/>
-            </w:tcBorders>
-            <w:shd w:val="clear" w:color="auto" w:fill="FFFFFF"/>
-            <w:tcMar>
-              <w:top w:w="0" w:type="dxa"/>
-              <w:bottom w:w="0" w:type="dxa"/>
-              <w:left w:w="0" w:type="dxa"/>
-              <w:right w:w="0" w:type="dxa"/>
-            </w:tcMar>
-            <w:vAlign w:val="center"/>
-          </w:tcPr>
-          <w:p>
-            <w:pPr>
-              <w:pStyle w:val="Normal"/>
-              <w:jc w:val="left"/>
-              <w:pBdr>
-                <w:bottom w:val="none" w:sz="0" w:space="0" w:color="000000"/>
-                <w:top w:val="none" w:sz="0" w:space="0" w:color="000000"/>
-                <w:left w:val="none" w:sz="0" w:space="0" w:color="000000"/>
-                <w:right w:val="none" w:sz="0" w:space="0" w:color="000000"/>
-              </w:pBdr>
-              <w:spacing w:after="100" w:before="100" w:line="240"/>
-              <w:ind w:left="100" w:right="100" w:firstLine="0" w:firstLineChars="0"/>
-              <w:rPr>
-                <w:rFonts w:ascii="Times New Roman" w:hAnsi="Times New Roman" w:eastAsia="Times New Roman" w:cs="Times New Roman"/>
-                <w:i w:val="false"/>
-                <w:b w:val="false"/>
-                <w:u w:val="none"/>
-                <w:strike w:val="false"/>
-                <w:sz w:val="12"/>
-                <w:szCs w:val="12"/>
-                <w:color w:val="000000"/>
-              </w:rPr>
-            </w:pPr>
-            <w:r>
-              <w:rPr>
-                <w:rFonts w:ascii="Times New Roman" w:hAnsi="Times New Roman" w:eastAsia="Times New Roman" w:cs="Times New Roman"/>
-                <w:i w:val="false"/>
-                <w:b w:val="false"/>
-                <w:u w:val="none"/>
-                <w:strike w:val="false"/>
-                <w:sz w:val="12"/>
-                <w:szCs w:val="12"/>
-                <w:color w:val="000000"/>
-              </w:rPr>
-              <w:t xml:space="preserve">5.5</w:t>
-            </w:r>
-          </w:p>
-        </w:tc>
-        <w:tc>
-          <w:tcPr>
-            <w:tcBorders>
-              <w:bottom w:val="none" w:sz="0" w:space="0" w:color="000000"/>
-              <w:top w:val="none" w:sz="0" w:space="0" w:color="000000"/>
-              <w:left w:val="none" w:sz="0" w:space="0" w:color="000000"/>
-              <w:right w:val="none" w:sz="0" w:space="0" w:color="000000"/>
-            </w:tcBorders>
-            <w:shd w:val="clear" w:color="auto" w:fill="FFFFFF"/>
-            <w:tcMar>
-              <w:top w:w="0" w:type="dxa"/>
-              <w:bottom w:w="0" w:type="dxa"/>
-              <w:left w:w="0" w:type="dxa"/>
-              <w:right w:w="0" w:type="dxa"/>
-            </w:tcMar>
-            <w:vAlign w:val="center"/>
-          </w:tcPr>
-          <w:p>
-            <w:pPr>
-              <w:pStyle w:val="Normal"/>
-              <w:jc w:val="left"/>
-              <w:pBdr>
-                <w:bottom w:val="none" w:sz="0" w:space="0" w:color="000000"/>
-                <w:top w:val="none" w:sz="0" w:space="0" w:color="000000"/>
-                <w:left w:val="none" w:sz="0" w:space="0" w:color="000000"/>
-                <w:right w:val="none" w:sz="0" w:space="0" w:color="000000"/>
-              </w:pBdr>
-              <w:spacing w:after="100" w:before="100" w:line="240"/>
-              <w:ind w:left="100" w:right="100" w:firstLine="0" w:firstLineChars="0"/>
-              <w:rPr>
-                <w:rFonts w:ascii="Times New Roman" w:hAnsi="Times New Roman" w:eastAsia="Times New Roman" w:cs="Times New Roman"/>
-                <w:i w:val="false"/>
-                <w:b w:val="false"/>
-                <w:u w:val="none"/>
-                <w:strike w:val="false"/>
-                <w:sz w:val="12"/>
-                <w:szCs w:val="12"/>
-                <w:color w:val="000000"/>
-              </w:rPr>
-            </w:pPr>
-            <w:r>
-              <w:rPr>
-                <w:rFonts w:ascii="Times New Roman" w:hAnsi="Times New Roman" w:eastAsia="Times New Roman" w:cs="Times New Roman"/>
-                <w:i w:val="false"/>
-                <w:b w:val="false"/>
-                <w:u w:val="none"/>
-                <w:strike w:val="false"/>
-                <w:sz w:val="12"/>
-                <w:szCs w:val="12"/>
-                <w:color w:val="000000"/>
-              </w:rPr>
-              <w:t xml:space="preserve">I–II vs III–IV</w:t>
-            </w:r>
-          </w:p>
-        </w:tc>
-        <w:tc>
-          <w:tcPr>
-            <w:tcBorders>
-              <w:bottom w:val="none" w:sz="0" w:space="0" w:color="000000"/>
-              <w:top w:val="none" w:sz="0" w:space="0" w:color="000000"/>
-              <w:left w:val="none" w:sz="0" w:space="0" w:color="000000"/>
-              <w:right w:val="none" w:sz="0" w:space="0" w:color="000000"/>
-            </w:tcBorders>
-            <w:shd w:val="clear" w:color="auto" w:fill="FFFFFF"/>
-            <w:tcMar>
-              <w:top w:w="0" w:type="dxa"/>
-              <w:bottom w:w="0" w:type="dxa"/>
-              <w:left w:w="0" w:type="dxa"/>
-              <w:right w:w="0" w:type="dxa"/>
-            </w:tcMar>
-            <w:vAlign w:val="center"/>
-          </w:tcPr>
-          <w:p>
-            <w:pPr>
-              <w:pStyle w:val="Normal"/>
-              <w:jc w:val="left"/>
-              <w:pBdr>
-                <w:bottom w:val="none" w:sz="0" w:space="0" w:color="000000"/>
-                <w:top w:val="none" w:sz="0" w:space="0" w:color="000000"/>
-                <w:left w:val="none" w:sz="0" w:space="0" w:color="000000"/>
-                <w:right w:val="none" w:sz="0" w:space="0" w:color="000000"/>
-              </w:pBdr>
-              <w:spacing w:after="100" w:before="100" w:line="240"/>
-              <w:ind w:left="100" w:right="100" w:firstLine="0" w:firstLineChars="0"/>
-              <w:rPr>
-                <w:rFonts w:ascii="Times New Roman" w:hAnsi="Times New Roman" w:eastAsia="Times New Roman" w:cs="Times New Roman"/>
-                <w:i w:val="false"/>
-                <w:b w:val="false"/>
-                <w:u w:val="none"/>
-                <w:strike w:val="false"/>
-                <w:sz w:val="12"/>
-                <w:szCs w:val="12"/>
-                <w:color w:val="000000"/>
-              </w:rPr>
-            </w:pPr>
-            <w:r>
-              <w:rPr>
-                <w:rFonts w:ascii="Times New Roman" w:hAnsi="Times New Roman" w:eastAsia="Times New Roman" w:cs="Times New Roman"/>
-                <w:i w:val="false"/>
-                <w:b w:val="false"/>
-                <w:u w:val="none"/>
-                <w:strike w:val="false"/>
-                <w:sz w:val="12"/>
-                <w:szCs w:val="12"/>
-                <w:color w:val="000000"/>
-              </w:rPr>
-              <w:t xml:space="preserve">1.01 (0.40–2.59)</w:t>
-            </w:r>
-          </w:p>
-        </w:tc>
-        <w:tc>
-          <w:tcPr>
-            <w:tcBorders>
-              <w:bottom w:val="none" w:sz="0" w:space="0" w:color="000000"/>
-              <w:top w:val="none" w:sz="0" w:space="0" w:color="000000"/>
-              <w:left w:val="none" w:sz="0" w:space="0" w:color="000000"/>
-              <w:right w:val="none" w:sz="0" w:space="0" w:color="000000"/>
-            </w:tcBorders>
-            <w:shd w:val="clear" w:color="auto" w:fill="FFFFFF"/>
-            <w:tcMar>
-              <w:top w:w="0" w:type="dxa"/>
-              <w:bottom w:w="0" w:type="dxa"/>
-              <w:left w:w="0" w:type="dxa"/>
-              <w:right w:w="0" w:type="dxa"/>
-            </w:tcMar>
-            <w:vAlign w:val="center"/>
-          </w:tcPr>
-          <w:p>
-            <w:pPr>
-              <w:pStyle w:val="Normal"/>
-              <w:jc w:val="left"/>
-              <w:pBdr>
-                <w:bottom w:val="none" w:sz="0" w:space="0" w:color="000000"/>
-                <w:top w:val="none" w:sz="0" w:space="0" w:color="000000"/>
-                <w:left w:val="none" w:sz="0" w:space="0" w:color="000000"/>
-                <w:right w:val="none" w:sz="0" w:space="0" w:color="000000"/>
-              </w:pBdr>
-              <w:spacing w:after="100" w:before="100" w:line="240"/>
-              <w:ind w:left="100" w:right="100" w:firstLine="0" w:firstLineChars="0"/>
-              <w:rPr>
-                <w:rFonts w:ascii="Times New Roman" w:hAnsi="Times New Roman" w:eastAsia="Times New Roman" w:cs="Times New Roman"/>
-                <w:i w:val="false"/>
-                <w:b w:val="false"/>
-                <w:u w:val="none"/>
-                <w:strike w:val="false"/>
-                <w:sz w:val="12"/>
-                <w:szCs w:val="12"/>
-                <w:color w:val="000000"/>
-              </w:rPr>
-            </w:pPr>
-            <w:r>
-              <w:rPr>
-                <w:rFonts w:ascii="Times New Roman" w:hAnsi="Times New Roman" w:eastAsia="Times New Roman" w:cs="Times New Roman"/>
-                <w:i w:val="false"/>
-                <w:b w:val="false"/>
-                <w:u w:val="none"/>
-                <w:strike w:val="false"/>
-                <w:sz w:val="12"/>
-                <w:szCs w:val="12"/>
-                <w:color w:val="000000"/>
-              </w:rPr>
-              <w:t xml:space="preserve">0.982</w:t>
-            </w:r>
-          </w:p>
-        </w:tc>
-        <w:tc>
-          <w:tcPr>
-            <w:tcBorders>
-              <w:bottom w:val="none" w:sz="0" w:space="0" w:color="000000"/>
-              <w:top w:val="none" w:sz="0" w:space="0" w:color="000000"/>
-              <w:left w:val="none" w:sz="0" w:space="0" w:color="000000"/>
-              <w:right w:val="none" w:sz="0" w:space="0" w:color="000000"/>
-            </w:tcBorders>
-            <w:shd w:val="clear" w:color="auto" w:fill="FFFFFF"/>
-            <w:tcMar>
-              <w:top w:w="0" w:type="dxa"/>
-              <w:bottom w:w="0" w:type="dxa"/>
-              <w:left w:w="0" w:type="dxa"/>
-              <w:right w:w="0" w:type="dxa"/>
-            </w:tcMar>
-            <w:vAlign w:val="center"/>
-          </w:tcPr>
-          <w:p>
-            <w:pPr>
-              <w:pStyle w:val="Normal"/>
-              <w:jc w:val="left"/>
-              <w:pBdr>
-                <w:bottom w:val="none" w:sz="0" w:space="0" w:color="000000"/>
-                <w:top w:val="none" w:sz="0" w:space="0" w:color="000000"/>
-                <w:left w:val="none" w:sz="0" w:space="0" w:color="000000"/>
-                <w:right w:val="none" w:sz="0" w:space="0" w:color="000000"/>
-              </w:pBdr>
-              <w:spacing w:after="100" w:before="100" w:line="240"/>
-              <w:ind w:left="100" w:right="100" w:firstLine="0" w:firstLineChars="0"/>
-              <w:rPr>
-                <w:rFonts w:ascii="Times New Roman" w:hAnsi="Times New Roman" w:eastAsia="Times New Roman" w:cs="Times New Roman"/>
-                <w:i w:val="false"/>
-                <w:b w:val="false"/>
-                <w:u w:val="none"/>
-                <w:strike w:val="false"/>
-                <w:sz w:val="12"/>
-                <w:szCs w:val="12"/>
-                <w:color w:val="000000"/>
-              </w:rPr>
-            </w:pPr>
-            <w:r>
-              <w:rPr>
-                <w:rFonts w:ascii="Times New Roman" w:hAnsi="Times New Roman" w:eastAsia="Times New Roman" w:cs="Times New Roman"/>
-                <w:i w:val="false"/>
-                <w:b w:val="false"/>
-                <w:u w:val="none"/>
-                <w:strike w:val="false"/>
-                <w:sz w:val="12"/>
-                <w:szCs w:val="12"/>
-                <w:color w:val="000000"/>
-              </w:rPr>
-              <w:t xml:space="preserve">0.693</w:t>
+              <w:t xml:space="preserve">0.87 (0.26–2.90)</w:t>
+            </w:r>
+          </w:p>
+        </w:tc>
+        <w:tc>
+          <w:tcPr>
+            <w:tcBorders>
+              <w:bottom w:val="none" w:sz="0" w:space="0" w:color="000000"/>
+              <w:top w:val="none" w:sz="0" w:space="0" w:color="000000"/>
+              <w:left w:val="none" w:sz="0" w:space="0" w:color="000000"/>
+              <w:right w:val="none" w:sz="0" w:space="0" w:color="000000"/>
+            </w:tcBorders>
+            <w:shd w:val="clear" w:color="auto" w:fill="FFFFFF"/>
+            <w:tcMar>
+              <w:top w:w="0" w:type="dxa"/>
+              <w:bottom w:w="0" w:type="dxa"/>
+              <w:left w:w="0" w:type="dxa"/>
+              <w:right w:w="0" w:type="dxa"/>
+            </w:tcMar>
+            <w:vAlign w:val="center"/>
+          </w:tcPr>
+          <w:p>
+            <w:pPr>
+              <w:pStyle w:val="Normal"/>
+              <w:jc w:val="left"/>
+              <w:pBdr>
+                <w:bottom w:val="none" w:sz="0" w:space="0" w:color="000000"/>
+                <w:top w:val="none" w:sz="0" w:space="0" w:color="000000"/>
+                <w:left w:val="none" w:sz="0" w:space="0" w:color="000000"/>
+                <w:right w:val="none" w:sz="0" w:space="0" w:color="000000"/>
+              </w:pBdr>
+              <w:spacing w:after="100" w:before="100" w:line="240"/>
+              <w:ind w:left="100" w:right="100" w:firstLine="0" w:firstLineChars="0"/>
+              <w:rPr>
+                <w:rFonts w:ascii="Times New Roman" w:hAnsi="Times New Roman" w:eastAsia="Times New Roman" w:cs="Times New Roman"/>
+                <w:i w:val="false"/>
+                <w:b w:val="false"/>
+                <w:u w:val="none"/>
+                <w:strike w:val="false"/>
+                <w:sz w:val="12"/>
+                <w:szCs w:val="12"/>
+                <w:color w:val="000000"/>
+              </w:rPr>
+            </w:pPr>
+            <w:r>
+              <w:rPr>
+                <w:rFonts w:ascii="Times New Roman" w:hAnsi="Times New Roman" w:eastAsia="Times New Roman" w:cs="Times New Roman"/>
+                <w:i w:val="false"/>
+                <w:b w:val="false"/>
+                <w:u w:val="none"/>
+                <w:strike w:val="false"/>
+                <w:sz w:val="12"/>
+                <w:szCs w:val="12"/>
+                <w:color w:val="000000"/>
+              </w:rPr>
+              <w:t xml:space="preserve">0.820</w:t>
+            </w:r>
+          </w:p>
+        </w:tc>
+        <w:tc>
+          <w:tcPr>
+            <w:tcBorders>
+              <w:bottom w:val="none" w:sz="0" w:space="0" w:color="000000"/>
+              <w:top w:val="none" w:sz="0" w:space="0" w:color="000000"/>
+              <w:left w:val="none" w:sz="0" w:space="0" w:color="000000"/>
+              <w:right w:val="none" w:sz="0" w:space="0" w:color="000000"/>
+            </w:tcBorders>
+            <w:shd w:val="clear" w:color="auto" w:fill="FFFFFF"/>
+            <w:tcMar>
+              <w:top w:w="0" w:type="dxa"/>
+              <w:bottom w:w="0" w:type="dxa"/>
+              <w:left w:w="0" w:type="dxa"/>
+              <w:right w:w="0" w:type="dxa"/>
+            </w:tcMar>
+            <w:vAlign w:val="center"/>
+          </w:tcPr>
+          <w:p>
+            <w:pPr>
+              <w:pStyle w:val="Normal"/>
+              <w:jc w:val="left"/>
+              <w:pBdr>
+                <w:bottom w:val="none" w:sz="0" w:space="0" w:color="000000"/>
+                <w:top w:val="none" w:sz="0" w:space="0" w:color="000000"/>
+                <w:left w:val="none" w:sz="0" w:space="0" w:color="000000"/>
+                <w:right w:val="none" w:sz="0" w:space="0" w:color="000000"/>
+              </w:pBdr>
+              <w:spacing w:after="100" w:before="100" w:line="240"/>
+              <w:ind w:left="100" w:right="100" w:firstLine="0" w:firstLineChars="0"/>
+              <w:rPr>
+                <w:rFonts w:ascii="Times New Roman" w:hAnsi="Times New Roman" w:eastAsia="Times New Roman" w:cs="Times New Roman"/>
+                <w:i w:val="false"/>
+                <w:b w:val="false"/>
+                <w:u w:val="none"/>
+                <w:strike w:val="false"/>
+                <w:sz w:val="12"/>
+                <w:szCs w:val="12"/>
+                <w:color w:val="000000"/>
+              </w:rPr>
+            </w:pPr>
+            <w:r>
+              <w:rPr>
+                <w:rFonts w:ascii="Times New Roman" w:hAnsi="Times New Roman" w:eastAsia="Times New Roman" w:cs="Times New Roman"/>
+                <w:i w:val="false"/>
+                <w:b w:val="false"/>
+                <w:u w:val="none"/>
+                <w:strike w:val="false"/>
+                <w:sz w:val="12"/>
+                <w:szCs w:val="12"/>
+                <w:color w:val="000000"/>
+              </w:rPr>
+              <w:t xml:space="preserve">0.820</w:t>
+            </w:r>
+          </w:p>
+        </w:tc>
+        <w:tc>
+          <w:tcPr>
+            <w:tcBorders>
+              <w:bottom w:val="none" w:sz="0" w:space="0" w:color="000000"/>
+              <w:top w:val="none" w:sz="0" w:space="0" w:color="000000"/>
+              <w:left w:val="none" w:sz="0" w:space="0" w:color="000000"/>
+              <w:right w:val="none" w:sz="0" w:space="0" w:color="000000"/>
+            </w:tcBorders>
+            <w:shd w:val="clear" w:color="auto" w:fill="FFFFFF"/>
+            <w:tcMar>
+              <w:top w:w="0" w:type="dxa"/>
+              <w:bottom w:w="0" w:type="dxa"/>
+              <w:left w:w="0" w:type="dxa"/>
+              <w:right w:w="0" w:type="dxa"/>
+            </w:tcMar>
+            <w:vAlign w:val="center"/>
+          </w:tcPr>
+          <w:p>
+            <w:pPr>
+              <w:pStyle w:val="Normal"/>
+              <w:jc w:val="left"/>
+              <w:pBdr>
+                <w:bottom w:val="none" w:sz="0" w:space="0" w:color="000000"/>
+                <w:top w:val="none" w:sz="0" w:space="0" w:color="000000"/>
+                <w:left w:val="none" w:sz="0" w:space="0" w:color="000000"/>
+                <w:right w:val="none" w:sz="0" w:space="0" w:color="000000"/>
+              </w:pBdr>
+              <w:spacing w:after="100" w:before="100" w:line="240"/>
+              <w:ind w:left="100" w:right="100" w:firstLine="0" w:firstLineChars="0"/>
+              <w:rPr>
+                <w:rFonts w:ascii="Times New Roman" w:hAnsi="Times New Roman" w:eastAsia="Times New Roman" w:cs="Times New Roman"/>
+                <w:i w:val="false"/>
+                <w:b w:val="false"/>
+                <w:u w:val="none"/>
+                <w:strike w:val="false"/>
+                <w:sz w:val="12"/>
+                <w:szCs w:val="12"/>
+                <w:color w:val="000000"/>
+              </w:rPr>
+            </w:pPr>
+            <w:r>
+              <w:rPr>
+                <w:rFonts w:ascii="Times New Roman" w:hAnsi="Times New Roman" w:eastAsia="Times New Roman" w:cs="Times New Roman"/>
+                <w:i w:val="false"/>
+                <w:b w:val="false"/>
+                <w:u w:val="none"/>
+                <w:strike w:val="false"/>
+                <w:sz w:val="12"/>
+                <w:szCs w:val="12"/>
+                <w:color w:val="000000"/>
+              </w:rPr>
+              <w:t xml:space="preserve">2.4</w:t>
+            </w:r>
+          </w:p>
+        </w:tc>
+        <w:tc>
+          <w:tcPr>
+            <w:tcBorders>
+              <w:bottom w:val="none" w:sz="0" w:space="0" w:color="000000"/>
+              <w:top w:val="none" w:sz="0" w:space="0" w:color="000000"/>
+              <w:left w:val="none" w:sz="0" w:space="0" w:color="000000"/>
+              <w:right w:val="none" w:sz="0" w:space="0" w:color="000000"/>
+            </w:tcBorders>
+            <w:shd w:val="clear" w:color="auto" w:fill="FFFFFF"/>
+            <w:tcMar>
+              <w:top w:w="0" w:type="dxa"/>
+              <w:bottom w:w="0" w:type="dxa"/>
+              <w:left w:w="0" w:type="dxa"/>
+              <w:right w:w="0" w:type="dxa"/>
+            </w:tcMar>
+            <w:vAlign w:val="center"/>
+          </w:tcPr>
+          <w:p>
+            <w:pPr>
+              <w:pStyle w:val="Normal"/>
+              <w:jc w:val="right"/>
+              <w:pBdr>
+                <w:bottom w:val="none" w:sz="0" w:space="0" w:color="000000"/>
+                <w:top w:val="none" w:sz="0" w:space="0" w:color="000000"/>
+                <w:left w:val="none" w:sz="0" w:space="0" w:color="000000"/>
+                <w:right w:val="none" w:sz="0" w:space="0" w:color="000000"/>
+              </w:pBdr>
+              <w:spacing w:after="100" w:before="100" w:line="240"/>
+              <w:ind w:left="100" w:right="100" w:firstLine="0" w:firstLineChars="0"/>
+              <w:rPr>
+                <w:rFonts w:ascii="Times New Roman" w:hAnsi="Times New Roman" w:eastAsia="Times New Roman" w:cs="Times New Roman"/>
+                <w:i w:val="false"/>
+                <w:b w:val="false"/>
+                <w:u w:val="none"/>
+                <w:strike w:val="false"/>
+                <w:sz w:val="12"/>
+                <w:szCs w:val="12"/>
+                <w:color w:val="000000"/>
+              </w:rPr>
+            </w:pPr>
+            <w:r>
+              <w:rPr>
+                <w:rFonts w:ascii="Times New Roman" w:hAnsi="Times New Roman" w:eastAsia="Times New Roman" w:cs="Times New Roman"/>
+                <w:i w:val="false"/>
+                <w:b w:val="false"/>
+                <w:u w:val="none"/>
+                <w:strike w:val="false"/>
+                <w:sz w:val="12"/>
+                <w:szCs w:val="12"/>
+                <w:color w:val="000000"/>
+              </w:rPr>
+              <w:t xml:space="preserve"/>
+            </w:r>
+          </w:p>
+        </w:tc>
+        <w:tc>
+          <w:tcPr>
+            <w:tcBorders>
+              <w:bottom w:val="none" w:sz="0" w:space="0" w:color="000000"/>
+              <w:top w:val="none" w:sz="0" w:space="0" w:color="000000"/>
+              <w:left w:val="none" w:sz="0" w:space="0" w:color="000000"/>
+              <w:right w:val="none" w:sz="0" w:space="0" w:color="000000"/>
+            </w:tcBorders>
+            <w:shd w:val="clear" w:color="auto" w:fill="FFFFFF"/>
+            <w:tcMar>
+              <w:top w:w="0" w:type="dxa"/>
+              <w:bottom w:w="0" w:type="dxa"/>
+              <w:left w:w="0" w:type="dxa"/>
+              <w:right w:w="0" w:type="dxa"/>
+            </w:tcMar>
+            <w:vAlign w:val="center"/>
+          </w:tcPr>
+          <w:p>
+            <w:pPr>
+              <w:pStyle w:val="Normal"/>
+              <w:jc w:val="left"/>
+              <w:pBdr>
+                <w:bottom w:val="none" w:sz="0" w:space="0" w:color="000000"/>
+                <w:top w:val="none" w:sz="0" w:space="0" w:color="000000"/>
+                <w:left w:val="none" w:sz="0" w:space="0" w:color="000000"/>
+                <w:right w:val="none" w:sz="0" w:space="0" w:color="000000"/>
+              </w:pBdr>
+              <w:spacing w:after="100" w:before="100" w:line="240"/>
+              <w:ind w:left="100" w:right="100" w:firstLine="0" w:firstLineChars="0"/>
+              <w:rPr>
+                <w:rFonts w:ascii="Times New Roman" w:hAnsi="Times New Roman" w:eastAsia="Times New Roman" w:cs="Times New Roman"/>
+                <w:i w:val="false"/>
+                <w:b w:val="false"/>
+                <w:u w:val="none"/>
+                <w:strike w:val="false"/>
+                <w:sz w:val="12"/>
+                <w:szCs w:val="12"/>
+                <w:color w:val="000000"/>
+              </w:rPr>
+            </w:pPr>
+            <w:r>
+              <w:rPr>
+                <w:rFonts w:ascii="Times New Roman" w:hAnsi="Times New Roman" w:eastAsia="Times New Roman" w:cs="Times New Roman"/>
+                <w:i w:val="false"/>
+                <w:b w:val="false"/>
+                <w:u w:val="none"/>
+                <w:strike w:val="false"/>
+                <w:sz w:val="12"/>
+                <w:szCs w:val="12"/>
+                <w:color w:val="000000"/>
+              </w:rPr>
+              <w:t xml:space="preserve">0.92 (0.23–3.66)</w:t>
+            </w:r>
+          </w:p>
+        </w:tc>
+        <w:tc>
+          <w:tcPr>
+            <w:tcBorders>
+              <w:bottom w:val="none" w:sz="0" w:space="0" w:color="000000"/>
+              <w:top w:val="none" w:sz="0" w:space="0" w:color="000000"/>
+              <w:left w:val="none" w:sz="0" w:space="0" w:color="000000"/>
+              <w:right w:val="none" w:sz="0" w:space="0" w:color="000000"/>
+            </w:tcBorders>
+            <w:shd w:val="clear" w:color="auto" w:fill="FFFFFF"/>
+            <w:tcMar>
+              <w:top w:w="0" w:type="dxa"/>
+              <w:bottom w:w="0" w:type="dxa"/>
+              <w:left w:w="0" w:type="dxa"/>
+              <w:right w:w="0" w:type="dxa"/>
+            </w:tcMar>
+            <w:vAlign w:val="center"/>
+          </w:tcPr>
+          <w:p>
+            <w:pPr>
+              <w:pStyle w:val="Normal"/>
+              <w:jc w:val="left"/>
+              <w:pBdr>
+                <w:bottom w:val="none" w:sz="0" w:space="0" w:color="000000"/>
+                <w:top w:val="none" w:sz="0" w:space="0" w:color="000000"/>
+                <w:left w:val="none" w:sz="0" w:space="0" w:color="000000"/>
+                <w:right w:val="none" w:sz="0" w:space="0" w:color="000000"/>
+              </w:pBdr>
+              <w:spacing w:after="100" w:before="100" w:line="240"/>
+              <w:ind w:left="100" w:right="100" w:firstLine="0" w:firstLineChars="0"/>
+              <w:rPr>
+                <w:rFonts w:ascii="Times New Roman" w:hAnsi="Times New Roman" w:eastAsia="Times New Roman" w:cs="Times New Roman"/>
+                <w:i w:val="false"/>
+                <w:b w:val="false"/>
+                <w:u w:val="none"/>
+                <w:strike w:val="false"/>
+                <w:sz w:val="12"/>
+                <w:szCs w:val="12"/>
+                <w:color w:val="000000"/>
+              </w:rPr>
+            </w:pPr>
+            <w:r>
+              <w:rPr>
+                <w:rFonts w:ascii="Times New Roman" w:hAnsi="Times New Roman" w:eastAsia="Times New Roman" w:cs="Times New Roman"/>
+                <w:i w:val="false"/>
+                <w:b w:val="false"/>
+                <w:u w:val="none"/>
+                <w:strike w:val="false"/>
+                <w:sz w:val="12"/>
+                <w:szCs w:val="12"/>
+                <w:color w:val="000000"/>
+              </w:rPr>
+              <w:t xml:space="preserve">0.907</w:t>
+            </w:r>
+          </w:p>
+        </w:tc>
+        <w:tc>
+          <w:tcPr>
+            <w:tcBorders>
+              <w:bottom w:val="none" w:sz="0" w:space="0" w:color="000000"/>
+              <w:top w:val="none" w:sz="0" w:space="0" w:color="000000"/>
+              <w:left w:val="none" w:sz="0" w:space="0" w:color="000000"/>
+              <w:right w:val="none" w:sz="0" w:space="0" w:color="000000"/>
+            </w:tcBorders>
+            <w:shd w:val="clear" w:color="auto" w:fill="FFFFFF"/>
+            <w:tcMar>
+              <w:top w:w="0" w:type="dxa"/>
+              <w:bottom w:w="0" w:type="dxa"/>
+              <w:left w:w="0" w:type="dxa"/>
+              <w:right w:w="0" w:type="dxa"/>
+            </w:tcMar>
+            <w:vAlign w:val="center"/>
+          </w:tcPr>
+          <w:p>
+            <w:pPr>
+              <w:pStyle w:val="Normal"/>
+              <w:jc w:val="left"/>
+              <w:pBdr>
+                <w:bottom w:val="none" w:sz="0" w:space="0" w:color="000000"/>
+                <w:top w:val="none" w:sz="0" w:space="0" w:color="000000"/>
+                <w:left w:val="none" w:sz="0" w:space="0" w:color="000000"/>
+                <w:right w:val="none" w:sz="0" w:space="0" w:color="000000"/>
+              </w:pBdr>
+              <w:spacing w:after="100" w:before="100" w:line="240"/>
+              <w:ind w:left="100" w:right="100" w:firstLine="0" w:firstLineChars="0"/>
+              <w:rPr>
+                <w:rFonts w:ascii="Times New Roman" w:hAnsi="Times New Roman" w:eastAsia="Times New Roman" w:cs="Times New Roman"/>
+                <w:i w:val="false"/>
+                <w:b w:val="false"/>
+                <w:u w:val="none"/>
+                <w:strike w:val="false"/>
+                <w:sz w:val="12"/>
+                <w:szCs w:val="12"/>
+                <w:color w:val="000000"/>
+              </w:rPr>
+            </w:pPr>
+            <w:r>
+              <w:rPr>
+                <w:rFonts w:ascii="Times New Roman" w:hAnsi="Times New Roman" w:eastAsia="Times New Roman" w:cs="Times New Roman"/>
+                <w:i w:val="false"/>
+                <w:b w:val="false"/>
+                <w:u w:val="none"/>
+                <w:strike w:val="false"/>
+                <w:sz w:val="12"/>
+                <w:szCs w:val="12"/>
+                <w:color w:val="000000"/>
+              </w:rPr>
+              <w:t xml:space="preserve">0.432</w:t>
             </w:r>
           </w:p>
         </w:tc>
@@ -15624,7 +15624,7 @@
                 <w:szCs w:val="12"/>
                 <w:color w:val="000000"/>
               </w:rPr>
-              <w:t xml:space="preserve">0.34 (0.13–0.89)</w:t>
+              <w:t xml:space="preserve">0.13 (0.03–0.48)</w:t>
             </w:r>
           </w:p>
         </w:tc>
@@ -15679,7 +15679,7 @@
                 <w:szCs w:val="12"/>
                 <w:color w:val="000000"/>
               </w:rPr>
-              <w:t xml:space="preserve">0.028</w:t>
+              <w:t xml:space="preserve">0.002</w:t>
             </w:r>
           </w:p>
         </w:tc>
@@ -15734,7 +15734,7 @@
                 <w:szCs w:val="12"/>
                 <w:color w:val="000000"/>
               </w:rPr>
-              <w:t xml:space="preserve">0.251</w:t>
+              <w:t xml:space="preserve">0.022</w:t>
             </w:r>
           </w:p>
         </w:tc>
@@ -15789,7 +15789,7 @@
                 <w:szCs w:val="12"/>
                 <w:color w:val="000000"/>
               </w:rPr>
-              <w:t xml:space="preserve">5.8</w:t>
+              <w:t xml:space="preserve">2.6</w:t>
             </w:r>
           </w:p>
         </w:tc>
@@ -15813,38 +15813,38 @@
           <w:p>
             <w:pPr>
               <w:pStyle w:val="Normal"/>
-              <w:jc w:val="left"/>
-              <w:pBdr>
-                <w:bottom w:val="none" w:sz="0" w:space="0" w:color="000000"/>
-                <w:top w:val="none" w:sz="0" w:space="0" w:color="000000"/>
-                <w:left w:val="none" w:sz="0" w:space="0" w:color="000000"/>
-                <w:right w:val="none" w:sz="0" w:space="0" w:color="000000"/>
-              </w:pBdr>
-              <w:spacing w:after="100" w:before="100" w:line="240"/>
-              <w:ind w:left="100" w:right="100" w:firstLine="0" w:firstLineChars="0"/>
-              <w:rPr>
-                <w:rFonts w:ascii="Times New Roman" w:hAnsi="Times New Roman" w:eastAsia="Times New Roman" w:cs="Times New Roman"/>
-                <w:i w:val="false"/>
-                <w:b w:val="false"/>
-                <w:u w:val="none"/>
-                <w:strike w:val="false"/>
-                <w:sz w:val="12"/>
-                <w:szCs w:val="12"/>
-                <w:color w:val="000000"/>
-              </w:rPr>
-            </w:pPr>
-            <w:r>
-              <w:rPr>
-                <w:rFonts w:ascii="Times New Roman" w:hAnsi="Times New Roman" w:eastAsia="Times New Roman" w:cs="Times New Roman"/>
-                <w:i w:val="false"/>
-                <w:b w:val="false"/>
-                <w:u w:val="none"/>
-                <w:strike w:val="false"/>
-                <w:sz w:val="12"/>
-                <w:szCs w:val="12"/>
-                <w:color w:val="000000"/>
-              </w:rPr>
-              <w:t xml:space="preserve">I–II vs III–IV</w:t>
+              <w:jc w:val="right"/>
+              <w:pBdr>
+                <w:bottom w:val="none" w:sz="0" w:space="0" w:color="000000"/>
+                <w:top w:val="none" w:sz="0" w:space="0" w:color="000000"/>
+                <w:left w:val="none" w:sz="0" w:space="0" w:color="000000"/>
+                <w:right w:val="none" w:sz="0" w:space="0" w:color="000000"/>
+              </w:pBdr>
+              <w:spacing w:after="100" w:before="100" w:line="240"/>
+              <w:ind w:left="100" w:right="100" w:firstLine="0" w:firstLineChars="0"/>
+              <w:rPr>
+                <w:rFonts w:ascii="Times New Roman" w:hAnsi="Times New Roman" w:eastAsia="Times New Roman" w:cs="Times New Roman"/>
+                <w:i w:val="false"/>
+                <w:b w:val="false"/>
+                <w:u w:val="none"/>
+                <w:strike w:val="false"/>
+                <w:sz w:val="12"/>
+                <w:szCs w:val="12"/>
+                <w:color w:val="000000"/>
+              </w:rPr>
+            </w:pPr>
+            <w:r>
+              <w:rPr>
+                <w:rFonts w:ascii="Times New Roman" w:hAnsi="Times New Roman" w:eastAsia="Times New Roman" w:cs="Times New Roman"/>
+                <w:i w:val="false"/>
+                <w:b w:val="false"/>
+                <w:u w:val="none"/>
+                <w:strike w:val="false"/>
+                <w:sz w:val="12"/>
+                <w:szCs w:val="12"/>
+                <w:color w:val="000000"/>
+              </w:rPr>
+              <w:t xml:space="preserve"/>
             </w:r>
           </w:p>
         </w:tc>
@@ -15899,7 +15899,7 @@
                 <w:szCs w:val="12"/>
                 <w:color w:val="000000"/>
               </w:rPr>
-              <w:t xml:space="preserve">0.21 (0.07–0.64)</w:t>
+              <w:t xml:space="preserve">0.09 (0.02–0.42)</w:t>
             </w:r>
           </w:p>
         </w:tc>
@@ -15954,7 +15954,7 @@
                 <w:szCs w:val="12"/>
                 <w:color w:val="000000"/>
               </w:rPr>
-              <w:t xml:space="preserve">0.006</w:t>
+              <w:t xml:space="preserve">0.002</w:t>
             </w:r>
           </w:p>
         </w:tc>
@@ -16009,7 +16009,7 @@
                 <w:szCs w:val="12"/>
                 <w:color w:val="000000"/>
               </w:rPr>
-              <w:t xml:space="preserve">0.474</w:t>
+              <w:t xml:space="preserve">0.064</w:t>
             </w:r>
           </w:p>
         </w:tc>

--- a/output/tables/READ/READ_survival_summary.docx
+++ b/output/tables/READ/READ_survival_summary.docx
@@ -25,7 +25,7 @@
         <w:ind w:left="60" w:right="60" w:firstLine="0" w:firstLineChars="0"/>
       </w:pPr>
       <w:r>
-        <w:t xml:space="preserve">Overall survival by gene expression (High vs Low), TCGA-READ. HR from Cox regression; multivariable model adjusted for age group, years, sex, pathologic stage group and pretreatment cea. Sensitivity: stratified by tss. q = Benjamini–Hochberg across exploratory genes only; the primary gene (ROCK2) is reported with its unadjusted p. Time-split HRs (0–24 / &gt;24 months, adjusted) are shown only for genes whose expression term violated proportional hazards. RMST difference = High − Low restricted mean survival time up to 60 months.</w:t>
+        <w:t xml:space="preserve">Overall survival by gene expression (High vs Low), TCGA-READ. HR from Cox regression; multivariable model adjusted for age (per 10 years), sex, pathologic stage group and pretreatment cea. Sensitivity: stratified by tss. q = Benjamini–Hochberg across exploratory genes only; the primary gene (ROCK2) is reported with its unadjusted p. Time-split HRs (0–24 / &gt;24 months, adjusted) are shown only for genes whose expression term violated proportional hazards. RMST difference = High − Low restricted mean survival time up to 60 months.</w:t>
       </w:r>
     </w:p>
     <w:tbl xmlns:a="http://schemas.openxmlformats.org/drawingml/2006/main" xmlns:pic="http://schemas.openxmlformats.org/drawingml/2006/picture">
@@ -2214,7 +2214,7 @@
                 <w:szCs w:val="12"/>
                 <w:color w:val="000000"/>
               </w:rPr>
-              <w:t xml:space="preserve">0.41 (0.11–1.53)</w:t>
+              <w:t xml:space="preserve">0.53 (0.13–2.09)</w:t>
             </w:r>
           </w:p>
         </w:tc>
@@ -2269,7 +2269,7 @@
                 <w:szCs w:val="12"/>
                 <w:color w:val="000000"/>
               </w:rPr>
-              <w:t xml:space="preserve">0.184</w:t>
+              <w:t xml:space="preserve">0.360</w:t>
             </w:r>
           </w:p>
         </w:tc>
@@ -2489,7 +2489,7 @@
                 <w:szCs w:val="12"/>
                 <w:color w:val="000000"/>
               </w:rPr>
-              <w:t xml:space="preserve">0.55 (0.14–2.14)</w:t>
+              <w:t xml:space="preserve">0.64 (0.16–2.61)</w:t>
             </w:r>
           </w:p>
         </w:tc>
@@ -2544,7 +2544,7 @@
                 <w:szCs w:val="12"/>
                 <w:color w:val="000000"/>
               </w:rPr>
-              <w:t xml:space="preserve">0.386</w:t>
+              <w:t xml:space="preserve">0.535</w:t>
             </w:r>
           </w:p>
         </w:tc>
@@ -2599,7 +2599,7 @@
                 <w:szCs w:val="12"/>
                 <w:color w:val="000000"/>
               </w:rPr>
-              <w:t xml:space="preserve">0.302</w:t>
+              <w:t xml:space="preserve">0.372</w:t>
             </w:r>
           </w:p>
         </w:tc>
@@ -3704,117 +3704,117 @@
                 <w:szCs w:val="12"/>
                 <w:color w:val="000000"/>
               </w:rPr>
-              <w:t xml:space="preserve">0.54 (0.17–1.67)</w:t>
-            </w:r>
-          </w:p>
-        </w:tc>
-        <w:tc>
-          <w:tcPr>
-            <w:tcBorders>
-              <w:bottom w:val="none" w:sz="0" w:space="0" w:color="000000"/>
-              <w:top w:val="none" w:sz="0" w:space="0" w:color="000000"/>
-              <w:left w:val="none" w:sz="0" w:space="0" w:color="000000"/>
-              <w:right w:val="none" w:sz="0" w:space="0" w:color="000000"/>
-            </w:tcBorders>
-            <w:shd w:val="clear" w:color="auto" w:fill="FFFFFF"/>
-            <w:tcMar>
-              <w:top w:w="0" w:type="dxa"/>
-              <w:bottom w:w="0" w:type="dxa"/>
-              <w:left w:w="0" w:type="dxa"/>
-              <w:right w:w="0" w:type="dxa"/>
-            </w:tcMar>
-            <w:vAlign w:val="center"/>
-          </w:tcPr>
-          <w:p>
-            <w:pPr>
-              <w:pStyle w:val="Normal"/>
-              <w:jc w:val="left"/>
-              <w:pBdr>
-                <w:bottom w:val="none" w:sz="0" w:space="0" w:color="000000"/>
-                <w:top w:val="none" w:sz="0" w:space="0" w:color="000000"/>
-                <w:left w:val="none" w:sz="0" w:space="0" w:color="000000"/>
-                <w:right w:val="none" w:sz="0" w:space="0" w:color="000000"/>
-              </w:pBdr>
-              <w:spacing w:after="100" w:before="100" w:line="240"/>
-              <w:ind w:left="100" w:right="100" w:firstLine="0" w:firstLineChars="0"/>
-              <w:rPr>
-                <w:rFonts w:ascii="Times New Roman" w:hAnsi="Times New Roman" w:eastAsia="Times New Roman" w:cs="Times New Roman"/>
-                <w:i w:val="false"/>
-                <w:b w:val="false"/>
-                <w:u w:val="none"/>
-                <w:strike w:val="false"/>
-                <w:sz w:val="12"/>
-                <w:szCs w:val="12"/>
-                <w:color w:val="000000"/>
-              </w:rPr>
-            </w:pPr>
-            <w:r>
-              <w:rPr>
-                <w:rFonts w:ascii="Times New Roman" w:hAnsi="Times New Roman" w:eastAsia="Times New Roman" w:cs="Times New Roman"/>
-                <w:i w:val="false"/>
-                <w:b w:val="false"/>
-                <w:u w:val="none"/>
-                <w:strike w:val="false"/>
-                <w:sz w:val="12"/>
-                <w:szCs w:val="12"/>
-                <w:color w:val="000000"/>
-              </w:rPr>
-              <w:t xml:space="preserve">0.287</w:t>
-            </w:r>
-          </w:p>
-        </w:tc>
-        <w:tc>
-          <w:tcPr>
-            <w:tcBorders>
-              <w:bottom w:val="none" w:sz="0" w:space="0" w:color="000000"/>
-              <w:top w:val="none" w:sz="0" w:space="0" w:color="000000"/>
-              <w:left w:val="none" w:sz="0" w:space="0" w:color="000000"/>
-              <w:right w:val="none" w:sz="0" w:space="0" w:color="000000"/>
-            </w:tcBorders>
-            <w:shd w:val="clear" w:color="auto" w:fill="FFFFFF"/>
-            <w:tcMar>
-              <w:top w:w="0" w:type="dxa"/>
-              <w:bottom w:w="0" w:type="dxa"/>
-              <w:left w:w="0" w:type="dxa"/>
-              <w:right w:w="0" w:type="dxa"/>
-            </w:tcMar>
-            <w:vAlign w:val="center"/>
-          </w:tcPr>
-          <w:p>
-            <w:pPr>
-              <w:pStyle w:val="Normal"/>
-              <w:jc w:val="left"/>
-              <w:pBdr>
-                <w:bottom w:val="none" w:sz="0" w:space="0" w:color="000000"/>
-                <w:top w:val="none" w:sz="0" w:space="0" w:color="000000"/>
-                <w:left w:val="none" w:sz="0" w:space="0" w:color="000000"/>
-                <w:right w:val="none" w:sz="0" w:space="0" w:color="000000"/>
-              </w:pBdr>
-              <w:spacing w:after="100" w:before="100" w:line="240"/>
-              <w:ind w:left="100" w:right="100" w:firstLine="0" w:firstLineChars="0"/>
-              <w:rPr>
-                <w:rFonts w:ascii="Times New Roman" w:hAnsi="Times New Roman" w:eastAsia="Times New Roman" w:cs="Times New Roman"/>
-                <w:i w:val="false"/>
-                <w:b w:val="false"/>
-                <w:u w:val="none"/>
-                <w:strike w:val="false"/>
-                <w:sz w:val="12"/>
-                <w:szCs w:val="12"/>
-                <w:color w:val="000000"/>
-              </w:rPr>
-            </w:pPr>
-            <w:r>
-              <w:rPr>
-                <w:rFonts w:ascii="Times New Roman" w:hAnsi="Times New Roman" w:eastAsia="Times New Roman" w:cs="Times New Roman"/>
-                <w:i w:val="false"/>
-                <w:b w:val="false"/>
-                <w:u w:val="none"/>
-                <w:strike w:val="false"/>
-                <w:sz w:val="12"/>
-                <w:szCs w:val="12"/>
-                <w:color w:val="000000"/>
-              </w:rPr>
-              <w:t xml:space="preserve">0.368</w:t>
+              <w:t xml:space="preserve">0.60 (0.19–1.93)</w:t>
+            </w:r>
+          </w:p>
+        </w:tc>
+        <w:tc>
+          <w:tcPr>
+            <w:tcBorders>
+              <w:bottom w:val="none" w:sz="0" w:space="0" w:color="000000"/>
+              <w:top w:val="none" w:sz="0" w:space="0" w:color="000000"/>
+              <w:left w:val="none" w:sz="0" w:space="0" w:color="000000"/>
+              <w:right w:val="none" w:sz="0" w:space="0" w:color="000000"/>
+            </w:tcBorders>
+            <w:shd w:val="clear" w:color="auto" w:fill="FFFFFF"/>
+            <w:tcMar>
+              <w:top w:w="0" w:type="dxa"/>
+              <w:bottom w:w="0" w:type="dxa"/>
+              <w:left w:w="0" w:type="dxa"/>
+              <w:right w:w="0" w:type="dxa"/>
+            </w:tcMar>
+            <w:vAlign w:val="center"/>
+          </w:tcPr>
+          <w:p>
+            <w:pPr>
+              <w:pStyle w:val="Normal"/>
+              <w:jc w:val="left"/>
+              <w:pBdr>
+                <w:bottom w:val="none" w:sz="0" w:space="0" w:color="000000"/>
+                <w:top w:val="none" w:sz="0" w:space="0" w:color="000000"/>
+                <w:left w:val="none" w:sz="0" w:space="0" w:color="000000"/>
+                <w:right w:val="none" w:sz="0" w:space="0" w:color="000000"/>
+              </w:pBdr>
+              <w:spacing w:after="100" w:before="100" w:line="240"/>
+              <w:ind w:left="100" w:right="100" w:firstLine="0" w:firstLineChars="0"/>
+              <w:rPr>
+                <w:rFonts w:ascii="Times New Roman" w:hAnsi="Times New Roman" w:eastAsia="Times New Roman" w:cs="Times New Roman"/>
+                <w:i w:val="false"/>
+                <w:b w:val="false"/>
+                <w:u w:val="none"/>
+                <w:strike w:val="false"/>
+                <w:sz w:val="12"/>
+                <w:szCs w:val="12"/>
+                <w:color w:val="000000"/>
+              </w:rPr>
+            </w:pPr>
+            <w:r>
+              <w:rPr>
+                <w:rFonts w:ascii="Times New Roman" w:hAnsi="Times New Roman" w:eastAsia="Times New Roman" w:cs="Times New Roman"/>
+                <w:i w:val="false"/>
+                <w:b w:val="false"/>
+                <w:u w:val="none"/>
+                <w:strike w:val="false"/>
+                <w:sz w:val="12"/>
+                <w:szCs w:val="12"/>
+                <w:color w:val="000000"/>
+              </w:rPr>
+              <w:t xml:space="preserve">0.395</w:t>
+            </w:r>
+          </w:p>
+        </w:tc>
+        <w:tc>
+          <w:tcPr>
+            <w:tcBorders>
+              <w:bottom w:val="none" w:sz="0" w:space="0" w:color="000000"/>
+              <w:top w:val="none" w:sz="0" w:space="0" w:color="000000"/>
+              <w:left w:val="none" w:sz="0" w:space="0" w:color="000000"/>
+              <w:right w:val="none" w:sz="0" w:space="0" w:color="000000"/>
+            </w:tcBorders>
+            <w:shd w:val="clear" w:color="auto" w:fill="FFFFFF"/>
+            <w:tcMar>
+              <w:top w:w="0" w:type="dxa"/>
+              <w:bottom w:w="0" w:type="dxa"/>
+              <w:left w:w="0" w:type="dxa"/>
+              <w:right w:w="0" w:type="dxa"/>
+            </w:tcMar>
+            <w:vAlign w:val="center"/>
+          </w:tcPr>
+          <w:p>
+            <w:pPr>
+              <w:pStyle w:val="Normal"/>
+              <w:jc w:val="left"/>
+              <w:pBdr>
+                <w:bottom w:val="none" w:sz="0" w:space="0" w:color="000000"/>
+                <w:top w:val="none" w:sz="0" w:space="0" w:color="000000"/>
+                <w:left w:val="none" w:sz="0" w:space="0" w:color="000000"/>
+                <w:right w:val="none" w:sz="0" w:space="0" w:color="000000"/>
+              </w:pBdr>
+              <w:spacing w:after="100" w:before="100" w:line="240"/>
+              <w:ind w:left="100" w:right="100" w:firstLine="0" w:firstLineChars="0"/>
+              <w:rPr>
+                <w:rFonts w:ascii="Times New Roman" w:hAnsi="Times New Roman" w:eastAsia="Times New Roman" w:cs="Times New Roman"/>
+                <w:i w:val="false"/>
+                <w:b w:val="false"/>
+                <w:u w:val="none"/>
+                <w:strike w:val="false"/>
+                <w:sz w:val="12"/>
+                <w:szCs w:val="12"/>
+                <w:color w:val="000000"/>
+              </w:rPr>
+            </w:pPr>
+            <w:r>
+              <w:rPr>
+                <w:rFonts w:ascii="Times New Roman" w:hAnsi="Times New Roman" w:eastAsia="Times New Roman" w:cs="Times New Roman"/>
+                <w:i w:val="false"/>
+                <w:b w:val="false"/>
+                <w:u w:val="none"/>
+                <w:strike w:val="false"/>
+                <w:sz w:val="12"/>
+                <w:szCs w:val="12"/>
+                <w:color w:val="000000"/>
+              </w:rPr>
+              <w:t xml:space="preserve">0.508</w:t>
             </w:r>
           </w:p>
         </w:tc>
@@ -3979,117 +3979,117 @@
                 <w:szCs w:val="12"/>
                 <w:color w:val="000000"/>
               </w:rPr>
-              <w:t xml:space="preserve">0.48 (0.15–1.55)</w:t>
-            </w:r>
-          </w:p>
-        </w:tc>
-        <w:tc>
-          <w:tcPr>
-            <w:tcBorders>
-              <w:bottom w:val="none" w:sz="0" w:space="0" w:color="000000"/>
-              <w:top w:val="none" w:sz="0" w:space="0" w:color="000000"/>
-              <w:left w:val="none" w:sz="0" w:space="0" w:color="000000"/>
-              <w:right w:val="none" w:sz="0" w:space="0" w:color="000000"/>
-            </w:tcBorders>
-            <w:shd w:val="clear" w:color="auto" w:fill="FFFFFF"/>
-            <w:tcMar>
-              <w:top w:w="0" w:type="dxa"/>
-              <w:bottom w:w="0" w:type="dxa"/>
-              <w:left w:w="0" w:type="dxa"/>
-              <w:right w:w="0" w:type="dxa"/>
-            </w:tcMar>
-            <w:vAlign w:val="center"/>
-          </w:tcPr>
-          <w:p>
-            <w:pPr>
-              <w:pStyle w:val="Normal"/>
-              <w:jc w:val="left"/>
-              <w:pBdr>
-                <w:bottom w:val="none" w:sz="0" w:space="0" w:color="000000"/>
-                <w:top w:val="none" w:sz="0" w:space="0" w:color="000000"/>
-                <w:left w:val="none" w:sz="0" w:space="0" w:color="000000"/>
-                <w:right w:val="none" w:sz="0" w:space="0" w:color="000000"/>
-              </w:pBdr>
-              <w:spacing w:after="100" w:before="100" w:line="240"/>
-              <w:ind w:left="100" w:right="100" w:firstLine="0" w:firstLineChars="0"/>
-              <w:rPr>
-                <w:rFonts w:ascii="Times New Roman" w:hAnsi="Times New Roman" w:eastAsia="Times New Roman" w:cs="Times New Roman"/>
-                <w:i w:val="false"/>
-                <w:b w:val="false"/>
-                <w:u w:val="none"/>
-                <w:strike w:val="false"/>
-                <w:sz w:val="12"/>
-                <w:szCs w:val="12"/>
-                <w:color w:val="000000"/>
-              </w:rPr>
-            </w:pPr>
-            <w:r>
-              <w:rPr>
-                <w:rFonts w:ascii="Times New Roman" w:hAnsi="Times New Roman" w:eastAsia="Times New Roman" w:cs="Times New Roman"/>
-                <w:i w:val="false"/>
-                <w:b w:val="false"/>
-                <w:u w:val="none"/>
-                <w:strike w:val="false"/>
-                <w:sz w:val="12"/>
-                <w:szCs w:val="12"/>
-                <w:color w:val="000000"/>
-              </w:rPr>
-              <w:t xml:space="preserve">0.218</w:t>
-            </w:r>
-          </w:p>
-        </w:tc>
-        <w:tc>
-          <w:tcPr>
-            <w:tcBorders>
-              <w:bottom w:val="none" w:sz="0" w:space="0" w:color="000000"/>
-              <w:top w:val="none" w:sz="0" w:space="0" w:color="000000"/>
-              <w:left w:val="none" w:sz="0" w:space="0" w:color="000000"/>
-              <w:right w:val="none" w:sz="0" w:space="0" w:color="000000"/>
-            </w:tcBorders>
-            <w:shd w:val="clear" w:color="auto" w:fill="FFFFFF"/>
-            <w:tcMar>
-              <w:top w:w="0" w:type="dxa"/>
-              <w:bottom w:w="0" w:type="dxa"/>
-              <w:left w:w="0" w:type="dxa"/>
-              <w:right w:w="0" w:type="dxa"/>
-            </w:tcMar>
-            <w:vAlign w:val="center"/>
-          </w:tcPr>
-          <w:p>
-            <w:pPr>
-              <w:pStyle w:val="Normal"/>
-              <w:jc w:val="left"/>
-              <w:pBdr>
-                <w:bottom w:val="none" w:sz="0" w:space="0" w:color="000000"/>
-                <w:top w:val="none" w:sz="0" w:space="0" w:color="000000"/>
-                <w:left w:val="none" w:sz="0" w:space="0" w:color="000000"/>
-                <w:right w:val="none" w:sz="0" w:space="0" w:color="000000"/>
-              </w:pBdr>
-              <w:spacing w:after="100" w:before="100" w:line="240"/>
-              <w:ind w:left="100" w:right="100" w:firstLine="0" w:firstLineChars="0"/>
-              <w:rPr>
-                <w:rFonts w:ascii="Times New Roman" w:hAnsi="Times New Roman" w:eastAsia="Times New Roman" w:cs="Times New Roman"/>
-                <w:i w:val="false"/>
-                <w:b w:val="false"/>
-                <w:u w:val="none"/>
-                <w:strike w:val="false"/>
-                <w:sz w:val="12"/>
-                <w:szCs w:val="12"/>
-                <w:color w:val="000000"/>
-              </w:rPr>
-            </w:pPr>
-            <w:r>
-              <w:rPr>
-                <w:rFonts w:ascii="Times New Roman" w:hAnsi="Times New Roman" w:eastAsia="Times New Roman" w:cs="Times New Roman"/>
-                <w:i w:val="false"/>
-                <w:b w:val="false"/>
-                <w:u w:val="none"/>
-                <w:strike w:val="false"/>
-                <w:sz w:val="12"/>
-                <w:szCs w:val="12"/>
-                <w:color w:val="000000"/>
-              </w:rPr>
-              <w:t xml:space="preserve">0.498</w:t>
+              <w:t xml:space="preserve">0.49 (0.14–1.72)</w:t>
+            </w:r>
+          </w:p>
+        </w:tc>
+        <w:tc>
+          <w:tcPr>
+            <w:tcBorders>
+              <w:bottom w:val="none" w:sz="0" w:space="0" w:color="000000"/>
+              <w:top w:val="none" w:sz="0" w:space="0" w:color="000000"/>
+              <w:left w:val="none" w:sz="0" w:space="0" w:color="000000"/>
+              <w:right w:val="none" w:sz="0" w:space="0" w:color="000000"/>
+            </w:tcBorders>
+            <w:shd w:val="clear" w:color="auto" w:fill="FFFFFF"/>
+            <w:tcMar>
+              <w:top w:w="0" w:type="dxa"/>
+              <w:bottom w:w="0" w:type="dxa"/>
+              <w:left w:w="0" w:type="dxa"/>
+              <w:right w:w="0" w:type="dxa"/>
+            </w:tcMar>
+            <w:vAlign w:val="center"/>
+          </w:tcPr>
+          <w:p>
+            <w:pPr>
+              <w:pStyle w:val="Normal"/>
+              <w:jc w:val="left"/>
+              <w:pBdr>
+                <w:bottom w:val="none" w:sz="0" w:space="0" w:color="000000"/>
+                <w:top w:val="none" w:sz="0" w:space="0" w:color="000000"/>
+                <w:left w:val="none" w:sz="0" w:space="0" w:color="000000"/>
+                <w:right w:val="none" w:sz="0" w:space="0" w:color="000000"/>
+              </w:pBdr>
+              <w:spacing w:after="100" w:before="100" w:line="240"/>
+              <w:ind w:left="100" w:right="100" w:firstLine="0" w:firstLineChars="0"/>
+              <w:rPr>
+                <w:rFonts w:ascii="Times New Roman" w:hAnsi="Times New Roman" w:eastAsia="Times New Roman" w:cs="Times New Roman"/>
+                <w:i w:val="false"/>
+                <w:b w:val="false"/>
+                <w:u w:val="none"/>
+                <w:strike w:val="false"/>
+                <w:sz w:val="12"/>
+                <w:szCs w:val="12"/>
+                <w:color w:val="000000"/>
+              </w:rPr>
+            </w:pPr>
+            <w:r>
+              <w:rPr>
+                <w:rFonts w:ascii="Times New Roman" w:hAnsi="Times New Roman" w:eastAsia="Times New Roman" w:cs="Times New Roman"/>
+                <w:i w:val="false"/>
+                <w:b w:val="false"/>
+                <w:u w:val="none"/>
+                <w:strike w:val="false"/>
+                <w:sz w:val="12"/>
+                <w:szCs w:val="12"/>
+                <w:color w:val="000000"/>
+              </w:rPr>
+              <w:t xml:space="preserve">0.264</w:t>
+            </w:r>
+          </w:p>
+        </w:tc>
+        <w:tc>
+          <w:tcPr>
+            <w:tcBorders>
+              <w:bottom w:val="none" w:sz="0" w:space="0" w:color="000000"/>
+              <w:top w:val="none" w:sz="0" w:space="0" w:color="000000"/>
+              <w:left w:val="none" w:sz="0" w:space="0" w:color="000000"/>
+              <w:right w:val="none" w:sz="0" w:space="0" w:color="000000"/>
+            </w:tcBorders>
+            <w:shd w:val="clear" w:color="auto" w:fill="FFFFFF"/>
+            <w:tcMar>
+              <w:top w:w="0" w:type="dxa"/>
+              <w:bottom w:w="0" w:type="dxa"/>
+              <w:left w:w="0" w:type="dxa"/>
+              <w:right w:w="0" w:type="dxa"/>
+            </w:tcMar>
+            <w:vAlign w:val="center"/>
+          </w:tcPr>
+          <w:p>
+            <w:pPr>
+              <w:pStyle w:val="Normal"/>
+              <w:jc w:val="left"/>
+              <w:pBdr>
+                <w:bottom w:val="none" w:sz="0" w:space="0" w:color="000000"/>
+                <w:top w:val="none" w:sz="0" w:space="0" w:color="000000"/>
+                <w:left w:val="none" w:sz="0" w:space="0" w:color="000000"/>
+                <w:right w:val="none" w:sz="0" w:space="0" w:color="000000"/>
+              </w:pBdr>
+              <w:spacing w:after="100" w:before="100" w:line="240"/>
+              <w:ind w:left="100" w:right="100" w:firstLine="0" w:firstLineChars="0"/>
+              <w:rPr>
+                <w:rFonts w:ascii="Times New Roman" w:hAnsi="Times New Roman" w:eastAsia="Times New Roman" w:cs="Times New Roman"/>
+                <w:i w:val="false"/>
+                <w:b w:val="false"/>
+                <w:u w:val="none"/>
+                <w:strike w:val="false"/>
+                <w:sz w:val="12"/>
+                <w:szCs w:val="12"/>
+                <w:color w:val="000000"/>
+              </w:rPr>
+            </w:pPr>
+            <w:r>
+              <w:rPr>
+                <w:rFonts w:ascii="Times New Roman" w:hAnsi="Times New Roman" w:eastAsia="Times New Roman" w:cs="Times New Roman"/>
+                <w:i w:val="false"/>
+                <w:b w:val="false"/>
+                <w:u w:val="none"/>
+                <w:strike w:val="false"/>
+                <w:sz w:val="12"/>
+                <w:szCs w:val="12"/>
+                <w:color w:val="000000"/>
+              </w:rPr>
+              <w:t xml:space="preserve">0.530</w:t>
             </w:r>
           </w:p>
         </w:tc>
@@ -5194,117 +5194,117 @@
                 <w:szCs w:val="12"/>
                 <w:color w:val="000000"/>
               </w:rPr>
-              <w:t xml:space="preserve">0.48 (0.15–1.52)</w:t>
-            </w:r>
-          </w:p>
-        </w:tc>
-        <w:tc>
-          <w:tcPr>
-            <w:tcBorders>
-              <w:bottom w:val="none" w:sz="0" w:space="0" w:color="000000"/>
-              <w:top w:val="none" w:sz="0" w:space="0" w:color="000000"/>
-              <w:left w:val="none" w:sz="0" w:space="0" w:color="000000"/>
-              <w:right w:val="none" w:sz="0" w:space="0" w:color="000000"/>
-            </w:tcBorders>
-            <w:shd w:val="clear" w:color="auto" w:fill="FFFFFF"/>
-            <w:tcMar>
-              <w:top w:w="0" w:type="dxa"/>
-              <w:bottom w:w="0" w:type="dxa"/>
-              <w:left w:w="0" w:type="dxa"/>
-              <w:right w:w="0" w:type="dxa"/>
-            </w:tcMar>
-            <w:vAlign w:val="center"/>
-          </w:tcPr>
-          <w:p>
-            <w:pPr>
-              <w:pStyle w:val="Normal"/>
-              <w:jc w:val="left"/>
-              <w:pBdr>
-                <w:bottom w:val="none" w:sz="0" w:space="0" w:color="000000"/>
-                <w:top w:val="none" w:sz="0" w:space="0" w:color="000000"/>
-                <w:left w:val="none" w:sz="0" w:space="0" w:color="000000"/>
-                <w:right w:val="none" w:sz="0" w:space="0" w:color="000000"/>
-              </w:pBdr>
-              <w:spacing w:after="100" w:before="100" w:line="240"/>
-              <w:ind w:left="100" w:right="100" w:firstLine="0" w:firstLineChars="0"/>
-              <w:rPr>
-                <w:rFonts w:ascii="Times New Roman" w:hAnsi="Times New Roman" w:eastAsia="Times New Roman" w:cs="Times New Roman"/>
-                <w:i w:val="false"/>
-                <w:b w:val="false"/>
-                <w:u w:val="none"/>
-                <w:strike w:val="false"/>
-                <w:sz w:val="12"/>
-                <w:szCs w:val="12"/>
-                <w:color w:val="000000"/>
-              </w:rPr>
-            </w:pPr>
-            <w:r>
-              <w:rPr>
-                <w:rFonts w:ascii="Times New Roman" w:hAnsi="Times New Roman" w:eastAsia="Times New Roman" w:cs="Times New Roman"/>
-                <w:i w:val="false"/>
-                <w:b w:val="false"/>
-                <w:u w:val="none"/>
-                <w:strike w:val="false"/>
-                <w:sz w:val="12"/>
-                <w:szCs w:val="12"/>
-                <w:color w:val="000000"/>
-              </w:rPr>
-              <w:t xml:space="preserve">0.214</w:t>
-            </w:r>
-          </w:p>
-        </w:tc>
-        <w:tc>
-          <w:tcPr>
-            <w:tcBorders>
-              <w:bottom w:val="none" w:sz="0" w:space="0" w:color="000000"/>
-              <w:top w:val="none" w:sz="0" w:space="0" w:color="000000"/>
-              <w:left w:val="none" w:sz="0" w:space="0" w:color="000000"/>
-              <w:right w:val="none" w:sz="0" w:space="0" w:color="000000"/>
-            </w:tcBorders>
-            <w:shd w:val="clear" w:color="auto" w:fill="FFFFFF"/>
-            <w:tcMar>
-              <w:top w:w="0" w:type="dxa"/>
-              <w:bottom w:w="0" w:type="dxa"/>
-              <w:left w:w="0" w:type="dxa"/>
-              <w:right w:w="0" w:type="dxa"/>
-            </w:tcMar>
-            <w:vAlign w:val="center"/>
-          </w:tcPr>
-          <w:p>
-            <w:pPr>
-              <w:pStyle w:val="Normal"/>
-              <w:jc w:val="left"/>
-              <w:pBdr>
-                <w:bottom w:val="none" w:sz="0" w:space="0" w:color="000000"/>
-                <w:top w:val="none" w:sz="0" w:space="0" w:color="000000"/>
-                <w:left w:val="none" w:sz="0" w:space="0" w:color="000000"/>
-                <w:right w:val="none" w:sz="0" w:space="0" w:color="000000"/>
-              </w:pBdr>
-              <w:spacing w:after="100" w:before="100" w:line="240"/>
-              <w:ind w:left="100" w:right="100" w:firstLine="0" w:firstLineChars="0"/>
-              <w:rPr>
-                <w:rFonts w:ascii="Times New Roman" w:hAnsi="Times New Roman" w:eastAsia="Times New Roman" w:cs="Times New Roman"/>
-                <w:i w:val="false"/>
-                <w:b w:val="false"/>
-                <w:u w:val="none"/>
-                <w:strike w:val="false"/>
-                <w:sz w:val="12"/>
-                <w:szCs w:val="12"/>
-                <w:color w:val="000000"/>
-              </w:rPr>
-            </w:pPr>
-            <w:r>
-              <w:rPr>
-                <w:rFonts w:ascii="Times New Roman" w:hAnsi="Times New Roman" w:eastAsia="Times New Roman" w:cs="Times New Roman"/>
-                <w:i w:val="false"/>
-                <w:b w:val="false"/>
-                <w:u w:val="none"/>
-                <w:strike w:val="false"/>
-                <w:sz w:val="12"/>
-                <w:szCs w:val="12"/>
-                <w:color w:val="000000"/>
-              </w:rPr>
-              <w:t xml:space="preserve">0.321</w:t>
+              <w:t xml:space="preserve">0.48 (0.15–1.54)</w:t>
+            </w:r>
+          </w:p>
+        </w:tc>
+        <w:tc>
+          <w:tcPr>
+            <w:tcBorders>
+              <w:bottom w:val="none" w:sz="0" w:space="0" w:color="000000"/>
+              <w:top w:val="none" w:sz="0" w:space="0" w:color="000000"/>
+              <w:left w:val="none" w:sz="0" w:space="0" w:color="000000"/>
+              <w:right w:val="none" w:sz="0" w:space="0" w:color="000000"/>
+            </w:tcBorders>
+            <w:shd w:val="clear" w:color="auto" w:fill="FFFFFF"/>
+            <w:tcMar>
+              <w:top w:w="0" w:type="dxa"/>
+              <w:bottom w:w="0" w:type="dxa"/>
+              <w:left w:w="0" w:type="dxa"/>
+              <w:right w:w="0" w:type="dxa"/>
+            </w:tcMar>
+            <w:vAlign w:val="center"/>
+          </w:tcPr>
+          <w:p>
+            <w:pPr>
+              <w:pStyle w:val="Normal"/>
+              <w:jc w:val="left"/>
+              <w:pBdr>
+                <w:bottom w:val="none" w:sz="0" w:space="0" w:color="000000"/>
+                <w:top w:val="none" w:sz="0" w:space="0" w:color="000000"/>
+                <w:left w:val="none" w:sz="0" w:space="0" w:color="000000"/>
+                <w:right w:val="none" w:sz="0" w:space="0" w:color="000000"/>
+              </w:pBdr>
+              <w:spacing w:after="100" w:before="100" w:line="240"/>
+              <w:ind w:left="100" w:right="100" w:firstLine="0" w:firstLineChars="0"/>
+              <w:rPr>
+                <w:rFonts w:ascii="Times New Roman" w:hAnsi="Times New Roman" w:eastAsia="Times New Roman" w:cs="Times New Roman"/>
+                <w:i w:val="false"/>
+                <w:b w:val="false"/>
+                <w:u w:val="none"/>
+                <w:strike w:val="false"/>
+                <w:sz w:val="12"/>
+                <w:szCs w:val="12"/>
+                <w:color w:val="000000"/>
+              </w:rPr>
+            </w:pPr>
+            <w:r>
+              <w:rPr>
+                <w:rFonts w:ascii="Times New Roman" w:hAnsi="Times New Roman" w:eastAsia="Times New Roman" w:cs="Times New Roman"/>
+                <w:i w:val="false"/>
+                <w:b w:val="false"/>
+                <w:u w:val="none"/>
+                <w:strike w:val="false"/>
+                <w:sz w:val="12"/>
+                <w:szCs w:val="12"/>
+                <w:color w:val="000000"/>
+              </w:rPr>
+              <w:t xml:space="preserve">0.215</w:t>
+            </w:r>
+          </w:p>
+        </w:tc>
+        <w:tc>
+          <w:tcPr>
+            <w:tcBorders>
+              <w:bottom w:val="none" w:sz="0" w:space="0" w:color="000000"/>
+              <w:top w:val="none" w:sz="0" w:space="0" w:color="000000"/>
+              <w:left w:val="none" w:sz="0" w:space="0" w:color="000000"/>
+              <w:right w:val="none" w:sz="0" w:space="0" w:color="000000"/>
+            </w:tcBorders>
+            <w:shd w:val="clear" w:color="auto" w:fill="FFFFFF"/>
+            <w:tcMar>
+              <w:top w:w="0" w:type="dxa"/>
+              <w:bottom w:w="0" w:type="dxa"/>
+              <w:left w:w="0" w:type="dxa"/>
+              <w:right w:w="0" w:type="dxa"/>
+            </w:tcMar>
+            <w:vAlign w:val="center"/>
+          </w:tcPr>
+          <w:p>
+            <w:pPr>
+              <w:pStyle w:val="Normal"/>
+              <w:jc w:val="left"/>
+              <w:pBdr>
+                <w:bottom w:val="none" w:sz="0" w:space="0" w:color="000000"/>
+                <w:top w:val="none" w:sz="0" w:space="0" w:color="000000"/>
+                <w:left w:val="none" w:sz="0" w:space="0" w:color="000000"/>
+                <w:right w:val="none" w:sz="0" w:space="0" w:color="000000"/>
+              </w:pBdr>
+              <w:spacing w:after="100" w:before="100" w:line="240"/>
+              <w:ind w:left="100" w:right="100" w:firstLine="0" w:firstLineChars="0"/>
+              <w:rPr>
+                <w:rFonts w:ascii="Times New Roman" w:hAnsi="Times New Roman" w:eastAsia="Times New Roman" w:cs="Times New Roman"/>
+                <w:i w:val="false"/>
+                <w:b w:val="false"/>
+                <w:u w:val="none"/>
+                <w:strike w:val="false"/>
+                <w:sz w:val="12"/>
+                <w:szCs w:val="12"/>
+                <w:color w:val="000000"/>
+              </w:rPr>
+            </w:pPr>
+            <w:r>
+              <w:rPr>
+                <w:rFonts w:ascii="Times New Roman" w:hAnsi="Times New Roman" w:eastAsia="Times New Roman" w:cs="Times New Roman"/>
+                <w:i w:val="false"/>
+                <w:b w:val="false"/>
+                <w:u w:val="none"/>
+                <w:strike w:val="false"/>
+                <w:sz w:val="12"/>
+                <w:szCs w:val="12"/>
+                <w:color w:val="000000"/>
+              </w:rPr>
+              <w:t xml:space="preserve">0.387</w:t>
             </w:r>
           </w:p>
         </w:tc>
@@ -5469,117 +5469,117 @@
                 <w:szCs w:val="12"/>
                 <w:color w:val="000000"/>
               </w:rPr>
-              <w:t xml:space="preserve">0.63 (0.20–1.96)</w:t>
-            </w:r>
-          </w:p>
-        </w:tc>
-        <w:tc>
-          <w:tcPr>
-            <w:tcBorders>
-              <w:bottom w:val="none" w:sz="0" w:space="0" w:color="000000"/>
-              <w:top w:val="none" w:sz="0" w:space="0" w:color="000000"/>
-              <w:left w:val="none" w:sz="0" w:space="0" w:color="000000"/>
-              <w:right w:val="none" w:sz="0" w:space="0" w:color="000000"/>
-            </w:tcBorders>
-            <w:shd w:val="clear" w:color="auto" w:fill="FFFFFF"/>
-            <w:tcMar>
-              <w:top w:w="0" w:type="dxa"/>
-              <w:bottom w:w="0" w:type="dxa"/>
-              <w:left w:w="0" w:type="dxa"/>
-              <w:right w:w="0" w:type="dxa"/>
-            </w:tcMar>
-            <w:vAlign w:val="center"/>
-          </w:tcPr>
-          <w:p>
-            <w:pPr>
-              <w:pStyle w:val="Normal"/>
-              <w:jc w:val="left"/>
-              <w:pBdr>
-                <w:bottom w:val="none" w:sz="0" w:space="0" w:color="000000"/>
-                <w:top w:val="none" w:sz="0" w:space="0" w:color="000000"/>
-                <w:left w:val="none" w:sz="0" w:space="0" w:color="000000"/>
-                <w:right w:val="none" w:sz="0" w:space="0" w:color="000000"/>
-              </w:pBdr>
-              <w:spacing w:after="100" w:before="100" w:line="240"/>
-              <w:ind w:left="100" w:right="100" w:firstLine="0" w:firstLineChars="0"/>
-              <w:rPr>
-                <w:rFonts w:ascii="Times New Roman" w:hAnsi="Times New Roman" w:eastAsia="Times New Roman" w:cs="Times New Roman"/>
-                <w:i w:val="false"/>
-                <w:b w:val="false"/>
-                <w:u w:val="none"/>
-                <w:strike w:val="false"/>
-                <w:sz w:val="12"/>
-                <w:szCs w:val="12"/>
-                <w:color w:val="000000"/>
-              </w:rPr>
-            </w:pPr>
-            <w:r>
-              <w:rPr>
-                <w:rFonts w:ascii="Times New Roman" w:hAnsi="Times New Roman" w:eastAsia="Times New Roman" w:cs="Times New Roman"/>
-                <w:i w:val="false"/>
-                <w:b w:val="false"/>
-                <w:u w:val="none"/>
-                <w:strike w:val="false"/>
-                <w:sz w:val="12"/>
-                <w:szCs w:val="12"/>
-                <w:color w:val="000000"/>
-              </w:rPr>
-              <w:t xml:space="preserve">0.425</w:t>
-            </w:r>
-          </w:p>
-        </w:tc>
-        <w:tc>
-          <w:tcPr>
-            <w:tcBorders>
-              <w:bottom w:val="none" w:sz="0" w:space="0" w:color="000000"/>
-              <w:top w:val="none" w:sz="0" w:space="0" w:color="000000"/>
-              <w:left w:val="none" w:sz="0" w:space="0" w:color="000000"/>
-              <w:right w:val="none" w:sz="0" w:space="0" w:color="000000"/>
-            </w:tcBorders>
-            <w:shd w:val="clear" w:color="auto" w:fill="FFFFFF"/>
-            <w:tcMar>
-              <w:top w:w="0" w:type="dxa"/>
-              <w:bottom w:w="0" w:type="dxa"/>
-              <w:left w:w="0" w:type="dxa"/>
-              <w:right w:w="0" w:type="dxa"/>
-            </w:tcMar>
-            <w:vAlign w:val="center"/>
-          </w:tcPr>
-          <w:p>
-            <w:pPr>
-              <w:pStyle w:val="Normal"/>
-              <w:jc w:val="left"/>
-              <w:pBdr>
-                <w:bottom w:val="none" w:sz="0" w:space="0" w:color="000000"/>
-                <w:top w:val="none" w:sz="0" w:space="0" w:color="000000"/>
-                <w:left w:val="none" w:sz="0" w:space="0" w:color="000000"/>
-                <w:right w:val="none" w:sz="0" w:space="0" w:color="000000"/>
-              </w:pBdr>
-              <w:spacing w:after="100" w:before="100" w:line="240"/>
-              <w:ind w:left="100" w:right="100" w:firstLine="0" w:firstLineChars="0"/>
-              <w:rPr>
-                <w:rFonts w:ascii="Times New Roman" w:hAnsi="Times New Roman" w:eastAsia="Times New Roman" w:cs="Times New Roman"/>
-                <w:i w:val="false"/>
-                <w:b w:val="false"/>
-                <w:u w:val="none"/>
-                <w:strike w:val="false"/>
-                <w:sz w:val="12"/>
-                <w:szCs w:val="12"/>
-                <w:color w:val="000000"/>
-              </w:rPr>
-            </w:pPr>
-            <w:r>
-              <w:rPr>
-                <w:rFonts w:ascii="Times New Roman" w:hAnsi="Times New Roman" w:eastAsia="Times New Roman" w:cs="Times New Roman"/>
-                <w:i w:val="false"/>
-                <w:b w:val="false"/>
-                <w:u w:val="none"/>
-                <w:strike w:val="false"/>
-                <w:sz w:val="12"/>
-                <w:szCs w:val="12"/>
-                <w:color w:val="000000"/>
-              </w:rPr>
-              <w:t xml:space="preserve">0.180</w:t>
+              <w:t xml:space="preserve">0.61 (0.19–1.95)</w:t>
+            </w:r>
+          </w:p>
+        </w:tc>
+        <w:tc>
+          <w:tcPr>
+            <w:tcBorders>
+              <w:bottom w:val="none" w:sz="0" w:space="0" w:color="000000"/>
+              <w:top w:val="none" w:sz="0" w:space="0" w:color="000000"/>
+              <w:left w:val="none" w:sz="0" w:space="0" w:color="000000"/>
+              <w:right w:val="none" w:sz="0" w:space="0" w:color="000000"/>
+            </w:tcBorders>
+            <w:shd w:val="clear" w:color="auto" w:fill="FFFFFF"/>
+            <w:tcMar>
+              <w:top w:w="0" w:type="dxa"/>
+              <w:bottom w:w="0" w:type="dxa"/>
+              <w:left w:w="0" w:type="dxa"/>
+              <w:right w:w="0" w:type="dxa"/>
+            </w:tcMar>
+            <w:vAlign w:val="center"/>
+          </w:tcPr>
+          <w:p>
+            <w:pPr>
+              <w:pStyle w:val="Normal"/>
+              <w:jc w:val="left"/>
+              <w:pBdr>
+                <w:bottom w:val="none" w:sz="0" w:space="0" w:color="000000"/>
+                <w:top w:val="none" w:sz="0" w:space="0" w:color="000000"/>
+                <w:left w:val="none" w:sz="0" w:space="0" w:color="000000"/>
+                <w:right w:val="none" w:sz="0" w:space="0" w:color="000000"/>
+              </w:pBdr>
+              <w:spacing w:after="100" w:before="100" w:line="240"/>
+              <w:ind w:left="100" w:right="100" w:firstLine="0" w:firstLineChars="0"/>
+              <w:rPr>
+                <w:rFonts w:ascii="Times New Roman" w:hAnsi="Times New Roman" w:eastAsia="Times New Roman" w:cs="Times New Roman"/>
+                <w:i w:val="false"/>
+                <w:b w:val="false"/>
+                <w:u w:val="none"/>
+                <w:strike w:val="false"/>
+                <w:sz w:val="12"/>
+                <w:szCs w:val="12"/>
+                <w:color w:val="000000"/>
+              </w:rPr>
+            </w:pPr>
+            <w:r>
+              <w:rPr>
+                <w:rFonts w:ascii="Times New Roman" w:hAnsi="Times New Roman" w:eastAsia="Times New Roman" w:cs="Times New Roman"/>
+                <w:i w:val="false"/>
+                <w:b w:val="false"/>
+                <w:u w:val="none"/>
+                <w:strike w:val="false"/>
+                <w:sz w:val="12"/>
+                <w:szCs w:val="12"/>
+                <w:color w:val="000000"/>
+              </w:rPr>
+              <w:t xml:space="preserve">0.406</w:t>
+            </w:r>
+          </w:p>
+        </w:tc>
+        <w:tc>
+          <w:tcPr>
+            <w:tcBorders>
+              <w:bottom w:val="none" w:sz="0" w:space="0" w:color="000000"/>
+              <w:top w:val="none" w:sz="0" w:space="0" w:color="000000"/>
+              <w:left w:val="none" w:sz="0" w:space="0" w:color="000000"/>
+              <w:right w:val="none" w:sz="0" w:space="0" w:color="000000"/>
+            </w:tcBorders>
+            <w:shd w:val="clear" w:color="auto" w:fill="FFFFFF"/>
+            <w:tcMar>
+              <w:top w:w="0" w:type="dxa"/>
+              <w:bottom w:w="0" w:type="dxa"/>
+              <w:left w:w="0" w:type="dxa"/>
+              <w:right w:w="0" w:type="dxa"/>
+            </w:tcMar>
+            <w:vAlign w:val="center"/>
+          </w:tcPr>
+          <w:p>
+            <w:pPr>
+              <w:pStyle w:val="Normal"/>
+              <w:jc w:val="left"/>
+              <w:pBdr>
+                <w:bottom w:val="none" w:sz="0" w:space="0" w:color="000000"/>
+                <w:top w:val="none" w:sz="0" w:space="0" w:color="000000"/>
+                <w:left w:val="none" w:sz="0" w:space="0" w:color="000000"/>
+                <w:right w:val="none" w:sz="0" w:space="0" w:color="000000"/>
+              </w:pBdr>
+              <w:spacing w:after="100" w:before="100" w:line="240"/>
+              <w:ind w:left="100" w:right="100" w:firstLine="0" w:firstLineChars="0"/>
+              <w:rPr>
+                <w:rFonts w:ascii="Times New Roman" w:hAnsi="Times New Roman" w:eastAsia="Times New Roman" w:cs="Times New Roman"/>
+                <w:i w:val="false"/>
+                <w:b w:val="false"/>
+                <w:u w:val="none"/>
+                <w:strike w:val="false"/>
+                <w:sz w:val="12"/>
+                <w:szCs w:val="12"/>
+                <w:color w:val="000000"/>
+              </w:rPr>
+            </w:pPr>
+            <w:r>
+              <w:rPr>
+                <w:rFonts w:ascii="Times New Roman" w:hAnsi="Times New Roman" w:eastAsia="Times New Roman" w:cs="Times New Roman"/>
+                <w:i w:val="false"/>
+                <w:b w:val="false"/>
+                <w:u w:val="none"/>
+                <w:strike w:val="false"/>
+                <w:sz w:val="12"/>
+                <w:szCs w:val="12"/>
+                <w:color w:val="000000"/>
+              </w:rPr>
+              <w:t xml:space="preserve">0.235</w:t>
             </w:r>
           </w:p>
         </w:tc>
@@ -6684,117 +6684,117 @@
                 <w:szCs w:val="12"/>
                 <w:color w:val="000000"/>
               </w:rPr>
-              <w:t xml:space="preserve">3.56 (1.03–12.34)</w:t>
-            </w:r>
-          </w:p>
-        </w:tc>
-        <w:tc>
-          <w:tcPr>
-            <w:tcBorders>
-              <w:bottom w:val="none" w:sz="0" w:space="0" w:color="000000"/>
-              <w:top w:val="none" w:sz="0" w:space="0" w:color="000000"/>
-              <w:left w:val="none" w:sz="0" w:space="0" w:color="000000"/>
-              <w:right w:val="none" w:sz="0" w:space="0" w:color="000000"/>
-            </w:tcBorders>
-            <w:shd w:val="clear" w:color="auto" w:fill="FFFFFF"/>
-            <w:tcMar>
-              <w:top w:w="0" w:type="dxa"/>
-              <w:bottom w:w="0" w:type="dxa"/>
-              <w:left w:w="0" w:type="dxa"/>
-              <w:right w:w="0" w:type="dxa"/>
-            </w:tcMar>
-            <w:vAlign w:val="center"/>
-          </w:tcPr>
-          <w:p>
-            <w:pPr>
-              <w:pStyle w:val="Normal"/>
-              <w:jc w:val="left"/>
-              <w:pBdr>
-                <w:bottom w:val="none" w:sz="0" w:space="0" w:color="000000"/>
-                <w:top w:val="none" w:sz="0" w:space="0" w:color="000000"/>
-                <w:left w:val="none" w:sz="0" w:space="0" w:color="000000"/>
-                <w:right w:val="none" w:sz="0" w:space="0" w:color="000000"/>
-              </w:pBdr>
-              <w:spacing w:after="100" w:before="100" w:line="240"/>
-              <w:ind w:left="100" w:right="100" w:firstLine="0" w:firstLineChars="0"/>
-              <w:rPr>
-                <w:rFonts w:ascii="Times New Roman" w:hAnsi="Times New Roman" w:eastAsia="Times New Roman" w:cs="Times New Roman"/>
-                <w:i w:val="false"/>
-                <w:b w:val="false"/>
-                <w:u w:val="none"/>
-                <w:strike w:val="false"/>
-                <w:sz w:val="12"/>
-                <w:szCs w:val="12"/>
-                <w:color w:val="000000"/>
-              </w:rPr>
-            </w:pPr>
-            <w:r>
-              <w:rPr>
-                <w:rFonts w:ascii="Times New Roman" w:hAnsi="Times New Roman" w:eastAsia="Times New Roman" w:cs="Times New Roman"/>
-                <w:i w:val="false"/>
-                <w:b w:val="false"/>
-                <w:u w:val="none"/>
-                <w:strike w:val="false"/>
-                <w:sz w:val="12"/>
-                <w:szCs w:val="12"/>
-                <w:color w:val="000000"/>
-              </w:rPr>
-              <w:t xml:space="preserve">0.046</w:t>
-            </w:r>
-          </w:p>
-        </w:tc>
-        <w:tc>
-          <w:tcPr>
-            <w:tcBorders>
-              <w:bottom w:val="none" w:sz="0" w:space="0" w:color="000000"/>
-              <w:top w:val="none" w:sz="0" w:space="0" w:color="000000"/>
-              <w:left w:val="none" w:sz="0" w:space="0" w:color="000000"/>
-              <w:right w:val="none" w:sz="0" w:space="0" w:color="000000"/>
-            </w:tcBorders>
-            <w:shd w:val="clear" w:color="auto" w:fill="FFFFFF"/>
-            <w:tcMar>
-              <w:top w:w="0" w:type="dxa"/>
-              <w:bottom w:w="0" w:type="dxa"/>
-              <w:left w:w="0" w:type="dxa"/>
-              <w:right w:w="0" w:type="dxa"/>
-            </w:tcMar>
-            <w:vAlign w:val="center"/>
-          </w:tcPr>
-          <w:p>
-            <w:pPr>
-              <w:pStyle w:val="Normal"/>
-              <w:jc w:val="left"/>
-              <w:pBdr>
-                <w:bottom w:val="none" w:sz="0" w:space="0" w:color="000000"/>
-                <w:top w:val="none" w:sz="0" w:space="0" w:color="000000"/>
-                <w:left w:val="none" w:sz="0" w:space="0" w:color="000000"/>
-                <w:right w:val="none" w:sz="0" w:space="0" w:color="000000"/>
-              </w:pBdr>
-              <w:spacing w:after="100" w:before="100" w:line="240"/>
-              <w:ind w:left="100" w:right="100" w:firstLine="0" w:firstLineChars="0"/>
-              <w:rPr>
-                <w:rFonts w:ascii="Times New Roman" w:hAnsi="Times New Roman" w:eastAsia="Times New Roman" w:cs="Times New Roman"/>
-                <w:i w:val="false"/>
-                <w:b w:val="false"/>
-                <w:u w:val="none"/>
-                <w:strike w:val="false"/>
-                <w:sz w:val="12"/>
-                <w:szCs w:val="12"/>
-                <w:color w:val="000000"/>
-              </w:rPr>
-            </w:pPr>
-            <w:r>
-              <w:rPr>
-                <w:rFonts w:ascii="Times New Roman" w:hAnsi="Times New Roman" w:eastAsia="Times New Roman" w:cs="Times New Roman"/>
-                <w:i w:val="false"/>
-                <w:b w:val="false"/>
-                <w:u w:val="none"/>
-                <w:strike w:val="false"/>
-                <w:sz w:val="12"/>
-                <w:szCs w:val="12"/>
-                <w:color w:val="000000"/>
-              </w:rPr>
-              <w:t xml:space="preserve">0.137</w:t>
+              <w:t xml:space="preserve">2.44 (0.73–8.08)</w:t>
+            </w:r>
+          </w:p>
+        </w:tc>
+        <w:tc>
+          <w:tcPr>
+            <w:tcBorders>
+              <w:bottom w:val="none" w:sz="0" w:space="0" w:color="000000"/>
+              <w:top w:val="none" w:sz="0" w:space="0" w:color="000000"/>
+              <w:left w:val="none" w:sz="0" w:space="0" w:color="000000"/>
+              <w:right w:val="none" w:sz="0" w:space="0" w:color="000000"/>
+            </w:tcBorders>
+            <w:shd w:val="clear" w:color="auto" w:fill="FFFFFF"/>
+            <w:tcMar>
+              <w:top w:w="0" w:type="dxa"/>
+              <w:bottom w:w="0" w:type="dxa"/>
+              <w:left w:w="0" w:type="dxa"/>
+              <w:right w:w="0" w:type="dxa"/>
+            </w:tcMar>
+            <w:vAlign w:val="center"/>
+          </w:tcPr>
+          <w:p>
+            <w:pPr>
+              <w:pStyle w:val="Normal"/>
+              <w:jc w:val="left"/>
+              <w:pBdr>
+                <w:bottom w:val="none" w:sz="0" w:space="0" w:color="000000"/>
+                <w:top w:val="none" w:sz="0" w:space="0" w:color="000000"/>
+                <w:left w:val="none" w:sz="0" w:space="0" w:color="000000"/>
+                <w:right w:val="none" w:sz="0" w:space="0" w:color="000000"/>
+              </w:pBdr>
+              <w:spacing w:after="100" w:before="100" w:line="240"/>
+              <w:ind w:left="100" w:right="100" w:firstLine="0" w:firstLineChars="0"/>
+              <w:rPr>
+                <w:rFonts w:ascii="Times New Roman" w:hAnsi="Times New Roman" w:eastAsia="Times New Roman" w:cs="Times New Roman"/>
+                <w:i w:val="false"/>
+                <w:b w:val="false"/>
+                <w:u w:val="none"/>
+                <w:strike w:val="false"/>
+                <w:sz w:val="12"/>
+                <w:szCs w:val="12"/>
+                <w:color w:val="000000"/>
+              </w:rPr>
+            </w:pPr>
+            <w:r>
+              <w:rPr>
+                <w:rFonts w:ascii="Times New Roman" w:hAnsi="Times New Roman" w:eastAsia="Times New Roman" w:cs="Times New Roman"/>
+                <w:i w:val="false"/>
+                <w:b w:val="false"/>
+                <w:u w:val="none"/>
+                <w:strike w:val="false"/>
+                <w:sz w:val="12"/>
+                <w:szCs w:val="12"/>
+                <w:color w:val="000000"/>
+              </w:rPr>
+              <w:t xml:space="preserve">0.146</w:t>
+            </w:r>
+          </w:p>
+        </w:tc>
+        <w:tc>
+          <w:tcPr>
+            <w:tcBorders>
+              <w:bottom w:val="none" w:sz="0" w:space="0" w:color="000000"/>
+              <w:top w:val="none" w:sz="0" w:space="0" w:color="000000"/>
+              <w:left w:val="none" w:sz="0" w:space="0" w:color="000000"/>
+              <w:right w:val="none" w:sz="0" w:space="0" w:color="000000"/>
+            </w:tcBorders>
+            <w:shd w:val="clear" w:color="auto" w:fill="FFFFFF"/>
+            <w:tcMar>
+              <w:top w:w="0" w:type="dxa"/>
+              <w:bottom w:w="0" w:type="dxa"/>
+              <w:left w:w="0" w:type="dxa"/>
+              <w:right w:w="0" w:type="dxa"/>
+            </w:tcMar>
+            <w:vAlign w:val="center"/>
+          </w:tcPr>
+          <w:p>
+            <w:pPr>
+              <w:pStyle w:val="Normal"/>
+              <w:jc w:val="left"/>
+              <w:pBdr>
+                <w:bottom w:val="none" w:sz="0" w:space="0" w:color="000000"/>
+                <w:top w:val="none" w:sz="0" w:space="0" w:color="000000"/>
+                <w:left w:val="none" w:sz="0" w:space="0" w:color="000000"/>
+                <w:right w:val="none" w:sz="0" w:space="0" w:color="000000"/>
+              </w:pBdr>
+              <w:spacing w:after="100" w:before="100" w:line="240"/>
+              <w:ind w:left="100" w:right="100" w:firstLine="0" w:firstLineChars="0"/>
+              <w:rPr>
+                <w:rFonts w:ascii="Times New Roman" w:hAnsi="Times New Roman" w:eastAsia="Times New Roman" w:cs="Times New Roman"/>
+                <w:i w:val="false"/>
+                <w:b w:val="false"/>
+                <w:u w:val="none"/>
+                <w:strike w:val="false"/>
+                <w:sz w:val="12"/>
+                <w:szCs w:val="12"/>
+                <w:color w:val="000000"/>
+              </w:rPr>
+            </w:pPr>
+            <w:r>
+              <w:rPr>
+                <w:rFonts w:ascii="Times New Roman" w:hAnsi="Times New Roman" w:eastAsia="Times New Roman" w:cs="Times New Roman"/>
+                <w:i w:val="false"/>
+                <w:b w:val="false"/>
+                <w:u w:val="none"/>
+                <w:strike w:val="false"/>
+                <w:sz w:val="12"/>
+                <w:szCs w:val="12"/>
+                <w:color w:val="000000"/>
+              </w:rPr>
+              <w:t xml:space="preserve">0.387</w:t>
             </w:r>
           </w:p>
         </w:tc>
@@ -6959,337 +6959,337 @@
                 <w:szCs w:val="12"/>
                 <w:color w:val="000000"/>
               </w:rPr>
-              <w:t xml:space="preserve">2.87 (0.81–10.22)</w:t>
-            </w:r>
-          </w:p>
-        </w:tc>
-        <w:tc>
-          <w:tcPr>
-            <w:tcBorders>
-              <w:bottom w:val="none" w:sz="0" w:space="0" w:color="000000"/>
-              <w:top w:val="none" w:sz="0" w:space="0" w:color="000000"/>
-              <w:left w:val="none" w:sz="0" w:space="0" w:color="000000"/>
-              <w:right w:val="none" w:sz="0" w:space="0" w:color="000000"/>
-            </w:tcBorders>
-            <w:shd w:val="clear" w:color="auto" w:fill="FFFFFF"/>
-            <w:tcMar>
-              <w:top w:w="0" w:type="dxa"/>
-              <w:bottom w:w="0" w:type="dxa"/>
-              <w:left w:w="0" w:type="dxa"/>
-              <w:right w:w="0" w:type="dxa"/>
-            </w:tcMar>
-            <w:vAlign w:val="center"/>
-          </w:tcPr>
-          <w:p>
-            <w:pPr>
-              <w:pStyle w:val="Normal"/>
-              <w:jc w:val="left"/>
-              <w:pBdr>
-                <w:bottom w:val="none" w:sz="0" w:space="0" w:color="000000"/>
-                <w:top w:val="none" w:sz="0" w:space="0" w:color="000000"/>
-                <w:left w:val="none" w:sz="0" w:space="0" w:color="000000"/>
-                <w:right w:val="none" w:sz="0" w:space="0" w:color="000000"/>
-              </w:pBdr>
-              <w:spacing w:after="100" w:before="100" w:line="240"/>
-              <w:ind w:left="100" w:right="100" w:firstLine="0" w:firstLineChars="0"/>
-              <w:rPr>
-                <w:rFonts w:ascii="Times New Roman" w:hAnsi="Times New Roman" w:eastAsia="Times New Roman" w:cs="Times New Roman"/>
-                <w:i w:val="false"/>
-                <w:b w:val="false"/>
-                <w:u w:val="none"/>
-                <w:strike w:val="false"/>
-                <w:sz w:val="12"/>
-                <w:szCs w:val="12"/>
-                <w:color w:val="000000"/>
-              </w:rPr>
-            </w:pPr>
-            <w:r>
-              <w:rPr>
-                <w:rFonts w:ascii="Times New Roman" w:hAnsi="Times New Roman" w:eastAsia="Times New Roman" w:cs="Times New Roman"/>
-                <w:i w:val="false"/>
-                <w:b w:val="false"/>
-                <w:u w:val="none"/>
-                <w:strike w:val="false"/>
-                <w:sz w:val="12"/>
-                <w:szCs w:val="12"/>
-                <w:color w:val="000000"/>
-              </w:rPr>
-              <w:t xml:space="preserve">0.103</w:t>
-            </w:r>
-          </w:p>
-        </w:tc>
-        <w:tc>
-          <w:tcPr>
-            <w:tcBorders>
-              <w:bottom w:val="none" w:sz="0" w:space="0" w:color="000000"/>
-              <w:top w:val="none" w:sz="0" w:space="0" w:color="000000"/>
-              <w:left w:val="none" w:sz="0" w:space="0" w:color="000000"/>
-              <w:right w:val="none" w:sz="0" w:space="0" w:color="000000"/>
-            </w:tcBorders>
-            <w:shd w:val="clear" w:color="auto" w:fill="FFFFFF"/>
-            <w:tcMar>
-              <w:top w:w="0" w:type="dxa"/>
-              <w:bottom w:w="0" w:type="dxa"/>
-              <w:left w:w="0" w:type="dxa"/>
-              <w:right w:w="0" w:type="dxa"/>
-            </w:tcMar>
-            <w:vAlign w:val="center"/>
-          </w:tcPr>
-          <w:p>
-            <w:pPr>
-              <w:pStyle w:val="Normal"/>
-              <w:jc w:val="left"/>
-              <w:pBdr>
-                <w:bottom w:val="none" w:sz="0" w:space="0" w:color="000000"/>
-                <w:top w:val="none" w:sz="0" w:space="0" w:color="000000"/>
-                <w:left w:val="none" w:sz="0" w:space="0" w:color="000000"/>
-                <w:right w:val="none" w:sz="0" w:space="0" w:color="000000"/>
-              </w:pBdr>
-              <w:spacing w:after="100" w:before="100" w:line="240"/>
-              <w:ind w:left="100" w:right="100" w:firstLine="0" w:firstLineChars="0"/>
-              <w:rPr>
-                <w:rFonts w:ascii="Times New Roman" w:hAnsi="Times New Roman" w:eastAsia="Times New Roman" w:cs="Times New Roman"/>
-                <w:i w:val="false"/>
-                <w:b w:val="false"/>
-                <w:u w:val="none"/>
-                <w:strike w:val="false"/>
-                <w:sz w:val="12"/>
-                <w:szCs w:val="12"/>
-                <w:color w:val="000000"/>
-              </w:rPr>
-            </w:pPr>
-            <w:r>
-              <w:rPr>
-                <w:rFonts w:ascii="Times New Roman" w:hAnsi="Times New Roman" w:eastAsia="Times New Roman" w:cs="Times New Roman"/>
-                <w:i w:val="false"/>
-                <w:b w:val="false"/>
-                <w:u w:val="none"/>
-                <w:strike w:val="false"/>
-                <w:sz w:val="12"/>
-                <w:szCs w:val="12"/>
-                <w:color w:val="000000"/>
-              </w:rPr>
-              <w:t xml:space="preserve">0.443</w:t>
-            </w:r>
-          </w:p>
-        </w:tc>
-        <w:tc>
-          <w:tcPr>
-            <w:tcBorders>
-              <w:bottom w:val="none" w:sz="0" w:space="0" w:color="000000"/>
-              <w:top w:val="none" w:sz="0" w:space="0" w:color="000000"/>
-              <w:left w:val="none" w:sz="0" w:space="0" w:color="000000"/>
-              <w:right w:val="none" w:sz="0" w:space="0" w:color="000000"/>
-            </w:tcBorders>
-            <w:shd w:val="clear" w:color="auto" w:fill="FFFFFF"/>
-            <w:tcMar>
-              <w:top w:w="0" w:type="dxa"/>
-              <w:bottom w:w="0" w:type="dxa"/>
-              <w:left w:w="0" w:type="dxa"/>
-              <w:right w:w="0" w:type="dxa"/>
-            </w:tcMar>
-            <w:vAlign w:val="center"/>
-          </w:tcPr>
-          <w:p>
-            <w:pPr>
-              <w:pStyle w:val="Normal"/>
-              <w:jc w:val="left"/>
-              <w:pBdr>
-                <w:bottom w:val="none" w:sz="0" w:space="0" w:color="000000"/>
-                <w:top w:val="none" w:sz="0" w:space="0" w:color="000000"/>
-                <w:left w:val="none" w:sz="0" w:space="0" w:color="000000"/>
-                <w:right w:val="none" w:sz="0" w:space="0" w:color="000000"/>
-              </w:pBdr>
-              <w:spacing w:after="100" w:before="100" w:line="240"/>
-              <w:ind w:left="100" w:right="100" w:firstLine="0" w:firstLineChars="0"/>
-              <w:rPr>
-                <w:rFonts w:ascii="Times New Roman" w:hAnsi="Times New Roman" w:eastAsia="Times New Roman" w:cs="Times New Roman"/>
-                <w:i w:val="false"/>
-                <w:b w:val="false"/>
-                <w:u w:val="none"/>
-                <w:strike w:val="false"/>
-                <w:sz w:val="12"/>
-                <w:szCs w:val="12"/>
-                <w:color w:val="000000"/>
-              </w:rPr>
-            </w:pPr>
-            <w:r>
-              <w:rPr>
-                <w:rFonts w:ascii="Times New Roman" w:hAnsi="Times New Roman" w:eastAsia="Times New Roman" w:cs="Times New Roman"/>
-                <w:i w:val="false"/>
-                <w:b w:val="false"/>
-                <w:u w:val="none"/>
-                <w:strike w:val="false"/>
-                <w:sz w:val="12"/>
-                <w:szCs w:val="12"/>
-                <w:color w:val="000000"/>
-              </w:rPr>
-              <w:t xml:space="preserve">2.96 (0.73–12.01)</w:t>
-            </w:r>
-          </w:p>
-        </w:tc>
-        <w:tc>
-          <w:tcPr>
-            <w:tcBorders>
-              <w:bottom w:val="none" w:sz="0" w:space="0" w:color="000000"/>
-              <w:top w:val="none" w:sz="0" w:space="0" w:color="000000"/>
-              <w:left w:val="none" w:sz="0" w:space="0" w:color="000000"/>
-              <w:right w:val="none" w:sz="0" w:space="0" w:color="000000"/>
-            </w:tcBorders>
-            <w:shd w:val="clear" w:color="auto" w:fill="FFFFFF"/>
-            <w:tcMar>
-              <w:top w:w="0" w:type="dxa"/>
-              <w:bottom w:w="0" w:type="dxa"/>
-              <w:left w:w="0" w:type="dxa"/>
-              <w:right w:w="0" w:type="dxa"/>
-            </w:tcMar>
-            <w:vAlign w:val="center"/>
-          </w:tcPr>
-          <w:p>
-            <w:pPr>
-              <w:pStyle w:val="Normal"/>
-              <w:jc w:val="left"/>
-              <w:pBdr>
-                <w:bottom w:val="none" w:sz="0" w:space="0" w:color="000000"/>
-                <w:top w:val="none" w:sz="0" w:space="0" w:color="000000"/>
-                <w:left w:val="none" w:sz="0" w:space="0" w:color="000000"/>
-                <w:right w:val="none" w:sz="0" w:space="0" w:color="000000"/>
-              </w:pBdr>
-              <w:spacing w:after="100" w:before="100" w:line="240"/>
-              <w:ind w:left="100" w:right="100" w:firstLine="0" w:firstLineChars="0"/>
-              <w:rPr>
-                <w:rFonts w:ascii="Times New Roman" w:hAnsi="Times New Roman" w:eastAsia="Times New Roman" w:cs="Times New Roman"/>
-                <w:i w:val="false"/>
-                <w:b w:val="false"/>
-                <w:u w:val="none"/>
-                <w:strike w:val="false"/>
-                <w:sz w:val="12"/>
-                <w:szCs w:val="12"/>
-                <w:color w:val="000000"/>
-              </w:rPr>
-            </w:pPr>
-            <w:r>
-              <w:rPr>
-                <w:rFonts w:ascii="Times New Roman" w:hAnsi="Times New Roman" w:eastAsia="Times New Roman" w:cs="Times New Roman"/>
-                <w:i w:val="false"/>
-                <w:b w:val="false"/>
-                <w:u w:val="none"/>
-                <w:strike w:val="false"/>
-                <w:sz w:val="12"/>
-                <w:szCs w:val="12"/>
-                <w:color w:val="000000"/>
-              </w:rPr>
-              <w:t xml:space="preserve">0.129</w:t>
-            </w:r>
-          </w:p>
-        </w:tc>
-        <w:tc>
-          <w:tcPr>
-            <w:tcBorders>
-              <w:bottom w:val="none" w:sz="0" w:space="0" w:color="000000"/>
-              <w:top w:val="none" w:sz="0" w:space="0" w:color="000000"/>
-              <w:left w:val="none" w:sz="0" w:space="0" w:color="000000"/>
-              <w:right w:val="none" w:sz="0" w:space="0" w:color="000000"/>
-            </w:tcBorders>
-            <w:shd w:val="clear" w:color="auto" w:fill="FFFFFF"/>
-            <w:tcMar>
-              <w:top w:w="0" w:type="dxa"/>
-              <w:bottom w:w="0" w:type="dxa"/>
-              <w:left w:w="0" w:type="dxa"/>
-              <w:right w:w="0" w:type="dxa"/>
-            </w:tcMar>
-            <w:vAlign w:val="center"/>
-          </w:tcPr>
-          <w:p>
-            <w:pPr>
-              <w:pStyle w:val="Normal"/>
-              <w:jc w:val="left"/>
-              <w:pBdr>
-                <w:bottom w:val="none" w:sz="0" w:space="0" w:color="000000"/>
-                <w:top w:val="none" w:sz="0" w:space="0" w:color="000000"/>
-                <w:left w:val="none" w:sz="0" w:space="0" w:color="000000"/>
-                <w:right w:val="none" w:sz="0" w:space="0" w:color="000000"/>
-              </w:pBdr>
-              <w:spacing w:after="100" w:before="100" w:line="240"/>
-              <w:ind w:left="100" w:right="100" w:firstLine="0" w:firstLineChars="0"/>
-              <w:rPr>
-                <w:rFonts w:ascii="Times New Roman" w:hAnsi="Times New Roman" w:eastAsia="Times New Roman" w:cs="Times New Roman"/>
-                <w:i w:val="false"/>
-                <w:b w:val="false"/>
-                <w:u w:val="none"/>
-                <w:strike w:val="false"/>
-                <w:sz w:val="12"/>
-                <w:szCs w:val="12"/>
-                <w:color w:val="000000"/>
-              </w:rPr>
-            </w:pPr>
-            <w:r>
-              <w:rPr>
-                <w:rFonts w:ascii="Times New Roman" w:hAnsi="Times New Roman" w:eastAsia="Times New Roman" w:cs="Times New Roman"/>
-                <w:i w:val="false"/>
-                <w:b w:val="false"/>
-                <w:u w:val="none"/>
-                <w:strike w:val="false"/>
-                <w:sz w:val="12"/>
-                <w:szCs w:val="12"/>
-                <w:color w:val="000000"/>
-              </w:rPr>
-              <w:t xml:space="preserve">5.79 (0.59–57.19)</w:t>
-            </w:r>
-          </w:p>
-        </w:tc>
-        <w:tc>
-          <w:tcPr>
-            <w:tcBorders>
-              <w:bottom w:val="none" w:sz="0" w:space="0" w:color="000000"/>
-              <w:top w:val="none" w:sz="0" w:space="0" w:color="000000"/>
-              <w:left w:val="none" w:sz="0" w:space="0" w:color="000000"/>
-              <w:right w:val="none" w:sz="0" w:space="0" w:color="000000"/>
-            </w:tcBorders>
-            <w:shd w:val="clear" w:color="auto" w:fill="FFFFFF"/>
-            <w:tcMar>
-              <w:top w:w="0" w:type="dxa"/>
-              <w:bottom w:w="0" w:type="dxa"/>
-              <w:left w:w="0" w:type="dxa"/>
-              <w:right w:w="0" w:type="dxa"/>
-            </w:tcMar>
-            <w:vAlign w:val="center"/>
-          </w:tcPr>
-          <w:p>
-            <w:pPr>
-              <w:pStyle w:val="Normal"/>
-              <w:jc w:val="left"/>
-              <w:pBdr>
-                <w:bottom w:val="none" w:sz="0" w:space="0" w:color="000000"/>
-                <w:top w:val="none" w:sz="0" w:space="0" w:color="000000"/>
-                <w:left w:val="none" w:sz="0" w:space="0" w:color="000000"/>
-                <w:right w:val="none" w:sz="0" w:space="0" w:color="000000"/>
-              </w:pBdr>
-              <w:spacing w:after="100" w:before="100" w:line="240"/>
-              <w:ind w:left="100" w:right="100" w:firstLine="0" w:firstLineChars="0"/>
-              <w:rPr>
-                <w:rFonts w:ascii="Times New Roman" w:hAnsi="Times New Roman" w:eastAsia="Times New Roman" w:cs="Times New Roman"/>
-                <w:i w:val="false"/>
-                <w:b w:val="false"/>
-                <w:u w:val="none"/>
-                <w:strike w:val="false"/>
-                <w:sz w:val="12"/>
-                <w:szCs w:val="12"/>
-                <w:color w:val="000000"/>
-              </w:rPr>
-            </w:pPr>
-            <w:r>
-              <w:rPr>
-                <w:rFonts w:ascii="Times New Roman" w:hAnsi="Times New Roman" w:eastAsia="Times New Roman" w:cs="Times New Roman"/>
-                <w:i w:val="false"/>
-                <w:b w:val="false"/>
-                <w:u w:val="none"/>
-                <w:strike w:val="false"/>
-                <w:sz w:val="12"/>
-                <w:szCs w:val="12"/>
-                <w:color w:val="000000"/>
-              </w:rPr>
-              <w:t xml:space="preserve">0.133</w:t>
+              <w:t xml:space="preserve">1.93 (0.57–6.54)</w:t>
+            </w:r>
+          </w:p>
+        </w:tc>
+        <w:tc>
+          <w:tcPr>
+            <w:tcBorders>
+              <w:bottom w:val="none" w:sz="0" w:space="0" w:color="000000"/>
+              <w:top w:val="none" w:sz="0" w:space="0" w:color="000000"/>
+              <w:left w:val="none" w:sz="0" w:space="0" w:color="000000"/>
+              <w:right w:val="none" w:sz="0" w:space="0" w:color="000000"/>
+            </w:tcBorders>
+            <w:shd w:val="clear" w:color="auto" w:fill="FFFFFF"/>
+            <w:tcMar>
+              <w:top w:w="0" w:type="dxa"/>
+              <w:bottom w:w="0" w:type="dxa"/>
+              <w:left w:w="0" w:type="dxa"/>
+              <w:right w:w="0" w:type="dxa"/>
+            </w:tcMar>
+            <w:vAlign w:val="center"/>
+          </w:tcPr>
+          <w:p>
+            <w:pPr>
+              <w:pStyle w:val="Normal"/>
+              <w:jc w:val="left"/>
+              <w:pBdr>
+                <w:bottom w:val="none" w:sz="0" w:space="0" w:color="000000"/>
+                <w:top w:val="none" w:sz="0" w:space="0" w:color="000000"/>
+                <w:left w:val="none" w:sz="0" w:space="0" w:color="000000"/>
+                <w:right w:val="none" w:sz="0" w:space="0" w:color="000000"/>
+              </w:pBdr>
+              <w:spacing w:after="100" w:before="100" w:line="240"/>
+              <w:ind w:left="100" w:right="100" w:firstLine="0" w:firstLineChars="0"/>
+              <w:rPr>
+                <w:rFonts w:ascii="Times New Roman" w:hAnsi="Times New Roman" w:eastAsia="Times New Roman" w:cs="Times New Roman"/>
+                <w:i w:val="false"/>
+                <w:b w:val="false"/>
+                <w:u w:val="none"/>
+                <w:strike w:val="false"/>
+                <w:sz w:val="12"/>
+                <w:szCs w:val="12"/>
+                <w:color w:val="000000"/>
+              </w:rPr>
+            </w:pPr>
+            <w:r>
+              <w:rPr>
+                <w:rFonts w:ascii="Times New Roman" w:hAnsi="Times New Roman" w:eastAsia="Times New Roman" w:cs="Times New Roman"/>
+                <w:i w:val="false"/>
+                <w:b w:val="false"/>
+                <w:u w:val="none"/>
+                <w:strike w:val="false"/>
+                <w:sz w:val="12"/>
+                <w:szCs w:val="12"/>
+                <w:color w:val="000000"/>
+              </w:rPr>
+              <w:t xml:space="preserve">0.292</w:t>
+            </w:r>
+          </w:p>
+        </w:tc>
+        <w:tc>
+          <w:tcPr>
+            <w:tcBorders>
+              <w:bottom w:val="none" w:sz="0" w:space="0" w:color="000000"/>
+              <w:top w:val="none" w:sz="0" w:space="0" w:color="000000"/>
+              <w:left w:val="none" w:sz="0" w:space="0" w:color="000000"/>
+              <w:right w:val="none" w:sz="0" w:space="0" w:color="000000"/>
+            </w:tcBorders>
+            <w:shd w:val="clear" w:color="auto" w:fill="FFFFFF"/>
+            <w:tcMar>
+              <w:top w:w="0" w:type="dxa"/>
+              <w:bottom w:w="0" w:type="dxa"/>
+              <w:left w:w="0" w:type="dxa"/>
+              <w:right w:w="0" w:type="dxa"/>
+            </w:tcMar>
+            <w:vAlign w:val="center"/>
+          </w:tcPr>
+          <w:p>
+            <w:pPr>
+              <w:pStyle w:val="Normal"/>
+              <w:jc w:val="left"/>
+              <w:pBdr>
+                <w:bottom w:val="none" w:sz="0" w:space="0" w:color="000000"/>
+                <w:top w:val="none" w:sz="0" w:space="0" w:color="000000"/>
+                <w:left w:val="none" w:sz="0" w:space="0" w:color="000000"/>
+                <w:right w:val="none" w:sz="0" w:space="0" w:color="000000"/>
+              </w:pBdr>
+              <w:spacing w:after="100" w:before="100" w:line="240"/>
+              <w:ind w:left="100" w:right="100" w:firstLine="0" w:firstLineChars="0"/>
+              <w:rPr>
+                <w:rFonts w:ascii="Times New Roman" w:hAnsi="Times New Roman" w:eastAsia="Times New Roman" w:cs="Times New Roman"/>
+                <w:i w:val="false"/>
+                <w:b w:val="false"/>
+                <w:u w:val="none"/>
+                <w:strike w:val="false"/>
+                <w:sz w:val="12"/>
+                <w:szCs w:val="12"/>
+                <w:color w:val="000000"/>
+              </w:rPr>
+            </w:pPr>
+            <w:r>
+              <w:rPr>
+                <w:rFonts w:ascii="Times New Roman" w:hAnsi="Times New Roman" w:eastAsia="Times New Roman" w:cs="Times New Roman"/>
+                <w:i w:val="false"/>
+                <w:b w:val="false"/>
+                <w:u w:val="none"/>
+                <w:strike w:val="false"/>
+                <w:sz w:val="12"/>
+                <w:szCs w:val="12"/>
+                <w:color w:val="000000"/>
+              </w:rPr>
+              <w:t xml:space="preserve">0.469</w:t>
+            </w:r>
+          </w:p>
+        </w:tc>
+        <w:tc>
+          <w:tcPr>
+            <w:tcBorders>
+              <w:bottom w:val="none" w:sz="0" w:space="0" w:color="000000"/>
+              <w:top w:val="none" w:sz="0" w:space="0" w:color="000000"/>
+              <w:left w:val="none" w:sz="0" w:space="0" w:color="000000"/>
+              <w:right w:val="none" w:sz="0" w:space="0" w:color="000000"/>
+            </w:tcBorders>
+            <w:shd w:val="clear" w:color="auto" w:fill="FFFFFF"/>
+            <w:tcMar>
+              <w:top w:w="0" w:type="dxa"/>
+              <w:bottom w:w="0" w:type="dxa"/>
+              <w:left w:w="0" w:type="dxa"/>
+              <w:right w:w="0" w:type="dxa"/>
+            </w:tcMar>
+            <w:vAlign w:val="center"/>
+          </w:tcPr>
+          <w:p>
+            <w:pPr>
+              <w:pStyle w:val="Normal"/>
+              <w:jc w:val="left"/>
+              <w:pBdr>
+                <w:bottom w:val="none" w:sz="0" w:space="0" w:color="000000"/>
+                <w:top w:val="none" w:sz="0" w:space="0" w:color="000000"/>
+                <w:left w:val="none" w:sz="0" w:space="0" w:color="000000"/>
+                <w:right w:val="none" w:sz="0" w:space="0" w:color="000000"/>
+              </w:pBdr>
+              <w:spacing w:after="100" w:before="100" w:line="240"/>
+              <w:ind w:left="100" w:right="100" w:firstLine="0" w:firstLineChars="0"/>
+              <w:rPr>
+                <w:rFonts w:ascii="Times New Roman" w:hAnsi="Times New Roman" w:eastAsia="Times New Roman" w:cs="Times New Roman"/>
+                <w:i w:val="false"/>
+                <w:b w:val="false"/>
+                <w:u w:val="none"/>
+                <w:strike w:val="false"/>
+                <w:sz w:val="12"/>
+                <w:szCs w:val="12"/>
+                <w:color w:val="000000"/>
+              </w:rPr>
+            </w:pPr>
+            <w:r>
+              <w:rPr>
+                <w:rFonts w:ascii="Times New Roman" w:hAnsi="Times New Roman" w:eastAsia="Times New Roman" w:cs="Times New Roman"/>
+                <w:i w:val="false"/>
+                <w:b w:val="false"/>
+                <w:u w:val="none"/>
+                <w:strike w:val="false"/>
+                <w:sz w:val="12"/>
+                <w:szCs w:val="12"/>
+                <w:color w:val="000000"/>
+              </w:rPr>
+              <w:t xml:space="preserve">2.03 (0.50–8.29)</w:t>
+            </w:r>
+          </w:p>
+        </w:tc>
+        <w:tc>
+          <w:tcPr>
+            <w:tcBorders>
+              <w:bottom w:val="none" w:sz="0" w:space="0" w:color="000000"/>
+              <w:top w:val="none" w:sz="0" w:space="0" w:color="000000"/>
+              <w:left w:val="none" w:sz="0" w:space="0" w:color="000000"/>
+              <w:right w:val="none" w:sz="0" w:space="0" w:color="000000"/>
+            </w:tcBorders>
+            <w:shd w:val="clear" w:color="auto" w:fill="FFFFFF"/>
+            <w:tcMar>
+              <w:top w:w="0" w:type="dxa"/>
+              <w:bottom w:w="0" w:type="dxa"/>
+              <w:left w:w="0" w:type="dxa"/>
+              <w:right w:w="0" w:type="dxa"/>
+            </w:tcMar>
+            <w:vAlign w:val="center"/>
+          </w:tcPr>
+          <w:p>
+            <w:pPr>
+              <w:pStyle w:val="Normal"/>
+              <w:jc w:val="left"/>
+              <w:pBdr>
+                <w:bottom w:val="none" w:sz="0" w:space="0" w:color="000000"/>
+                <w:top w:val="none" w:sz="0" w:space="0" w:color="000000"/>
+                <w:left w:val="none" w:sz="0" w:space="0" w:color="000000"/>
+                <w:right w:val="none" w:sz="0" w:space="0" w:color="000000"/>
+              </w:pBdr>
+              <w:spacing w:after="100" w:before="100" w:line="240"/>
+              <w:ind w:left="100" w:right="100" w:firstLine="0" w:firstLineChars="0"/>
+              <w:rPr>
+                <w:rFonts w:ascii="Times New Roman" w:hAnsi="Times New Roman" w:eastAsia="Times New Roman" w:cs="Times New Roman"/>
+                <w:i w:val="false"/>
+                <w:b w:val="false"/>
+                <w:u w:val="none"/>
+                <w:strike w:val="false"/>
+                <w:sz w:val="12"/>
+                <w:szCs w:val="12"/>
+                <w:color w:val="000000"/>
+              </w:rPr>
+            </w:pPr>
+            <w:r>
+              <w:rPr>
+                <w:rFonts w:ascii="Times New Roman" w:hAnsi="Times New Roman" w:eastAsia="Times New Roman" w:cs="Times New Roman"/>
+                <w:i w:val="false"/>
+                <w:b w:val="false"/>
+                <w:u w:val="none"/>
+                <w:strike w:val="false"/>
+                <w:sz w:val="12"/>
+                <w:szCs w:val="12"/>
+                <w:color w:val="000000"/>
+              </w:rPr>
+              <w:t xml:space="preserve">0.325</w:t>
+            </w:r>
+          </w:p>
+        </w:tc>
+        <w:tc>
+          <w:tcPr>
+            <w:tcBorders>
+              <w:bottom w:val="none" w:sz="0" w:space="0" w:color="000000"/>
+              <w:top w:val="none" w:sz="0" w:space="0" w:color="000000"/>
+              <w:left w:val="none" w:sz="0" w:space="0" w:color="000000"/>
+              <w:right w:val="none" w:sz="0" w:space="0" w:color="000000"/>
+            </w:tcBorders>
+            <w:shd w:val="clear" w:color="auto" w:fill="FFFFFF"/>
+            <w:tcMar>
+              <w:top w:w="0" w:type="dxa"/>
+              <w:bottom w:w="0" w:type="dxa"/>
+              <w:left w:w="0" w:type="dxa"/>
+              <w:right w:w="0" w:type="dxa"/>
+            </w:tcMar>
+            <w:vAlign w:val="center"/>
+          </w:tcPr>
+          <w:p>
+            <w:pPr>
+              <w:pStyle w:val="Normal"/>
+              <w:jc w:val="left"/>
+              <w:pBdr>
+                <w:bottom w:val="none" w:sz="0" w:space="0" w:color="000000"/>
+                <w:top w:val="none" w:sz="0" w:space="0" w:color="000000"/>
+                <w:left w:val="none" w:sz="0" w:space="0" w:color="000000"/>
+                <w:right w:val="none" w:sz="0" w:space="0" w:color="000000"/>
+              </w:pBdr>
+              <w:spacing w:after="100" w:before="100" w:line="240"/>
+              <w:ind w:left="100" w:right="100" w:firstLine="0" w:firstLineChars="0"/>
+              <w:rPr>
+                <w:rFonts w:ascii="Times New Roman" w:hAnsi="Times New Roman" w:eastAsia="Times New Roman" w:cs="Times New Roman"/>
+                <w:i w:val="false"/>
+                <w:b w:val="false"/>
+                <w:u w:val="none"/>
+                <w:strike w:val="false"/>
+                <w:sz w:val="12"/>
+                <w:szCs w:val="12"/>
+                <w:color w:val="000000"/>
+              </w:rPr>
+            </w:pPr>
+            <w:r>
+              <w:rPr>
+                <w:rFonts w:ascii="Times New Roman" w:hAnsi="Times New Roman" w:eastAsia="Times New Roman" w:cs="Times New Roman"/>
+                <w:i w:val="false"/>
+                <w:b w:val="false"/>
+                <w:u w:val="none"/>
+                <w:strike w:val="false"/>
+                <w:sz w:val="12"/>
+                <w:szCs w:val="12"/>
+                <w:color w:val="000000"/>
+              </w:rPr>
+              <w:t xml:space="preserve">3.69 (0.42–32.61)</w:t>
+            </w:r>
+          </w:p>
+        </w:tc>
+        <w:tc>
+          <w:tcPr>
+            <w:tcBorders>
+              <w:bottom w:val="none" w:sz="0" w:space="0" w:color="000000"/>
+              <w:top w:val="none" w:sz="0" w:space="0" w:color="000000"/>
+              <w:left w:val="none" w:sz="0" w:space="0" w:color="000000"/>
+              <w:right w:val="none" w:sz="0" w:space="0" w:color="000000"/>
+            </w:tcBorders>
+            <w:shd w:val="clear" w:color="auto" w:fill="FFFFFF"/>
+            <w:tcMar>
+              <w:top w:w="0" w:type="dxa"/>
+              <w:bottom w:w="0" w:type="dxa"/>
+              <w:left w:w="0" w:type="dxa"/>
+              <w:right w:w="0" w:type="dxa"/>
+            </w:tcMar>
+            <w:vAlign w:val="center"/>
+          </w:tcPr>
+          <w:p>
+            <w:pPr>
+              <w:pStyle w:val="Normal"/>
+              <w:jc w:val="left"/>
+              <w:pBdr>
+                <w:bottom w:val="none" w:sz="0" w:space="0" w:color="000000"/>
+                <w:top w:val="none" w:sz="0" w:space="0" w:color="000000"/>
+                <w:left w:val="none" w:sz="0" w:space="0" w:color="000000"/>
+                <w:right w:val="none" w:sz="0" w:space="0" w:color="000000"/>
+              </w:pBdr>
+              <w:spacing w:after="100" w:before="100" w:line="240"/>
+              <w:ind w:left="100" w:right="100" w:firstLine="0" w:firstLineChars="0"/>
+              <w:rPr>
+                <w:rFonts w:ascii="Times New Roman" w:hAnsi="Times New Roman" w:eastAsia="Times New Roman" w:cs="Times New Roman"/>
+                <w:i w:val="false"/>
+                <w:b w:val="false"/>
+                <w:u w:val="none"/>
+                <w:strike w:val="false"/>
+                <w:sz w:val="12"/>
+                <w:szCs w:val="12"/>
+                <w:color w:val="000000"/>
+              </w:rPr>
+            </w:pPr>
+            <w:r>
+              <w:rPr>
+                <w:rFonts w:ascii="Times New Roman" w:hAnsi="Times New Roman" w:eastAsia="Times New Roman" w:cs="Times New Roman"/>
+                <w:i w:val="false"/>
+                <w:b w:val="false"/>
+                <w:u w:val="none"/>
+                <w:strike w:val="false"/>
+                <w:sz w:val="12"/>
+                <w:szCs w:val="12"/>
+                <w:color w:val="000000"/>
+              </w:rPr>
+              <w:t xml:space="preserve">0.240</w:t>
             </w:r>
           </w:p>
         </w:tc>
@@ -8174,117 +8174,117 @@
                 <w:szCs w:val="12"/>
                 <w:color w:val="000000"/>
               </w:rPr>
-              <w:t xml:space="preserve">0.70 (0.23–2.13)</w:t>
-            </w:r>
-          </w:p>
-        </w:tc>
-        <w:tc>
-          <w:tcPr>
-            <w:tcBorders>
-              <w:bottom w:val="none" w:sz="0" w:space="0" w:color="000000"/>
-              <w:top w:val="none" w:sz="0" w:space="0" w:color="000000"/>
-              <w:left w:val="none" w:sz="0" w:space="0" w:color="000000"/>
-              <w:right w:val="none" w:sz="0" w:space="0" w:color="000000"/>
-            </w:tcBorders>
-            <w:shd w:val="clear" w:color="auto" w:fill="FFFFFF"/>
-            <w:tcMar>
-              <w:top w:w="0" w:type="dxa"/>
-              <w:bottom w:w="0" w:type="dxa"/>
-              <w:left w:w="0" w:type="dxa"/>
-              <w:right w:w="0" w:type="dxa"/>
-            </w:tcMar>
-            <w:vAlign w:val="center"/>
-          </w:tcPr>
-          <w:p>
-            <w:pPr>
-              <w:pStyle w:val="Normal"/>
-              <w:jc w:val="left"/>
-              <w:pBdr>
-                <w:bottom w:val="none" w:sz="0" w:space="0" w:color="000000"/>
-                <w:top w:val="none" w:sz="0" w:space="0" w:color="000000"/>
-                <w:left w:val="none" w:sz="0" w:space="0" w:color="000000"/>
-                <w:right w:val="none" w:sz="0" w:space="0" w:color="000000"/>
-              </w:pBdr>
-              <w:spacing w:after="100" w:before="100" w:line="240"/>
-              <w:ind w:left="100" w:right="100" w:firstLine="0" w:firstLineChars="0"/>
-              <w:rPr>
-                <w:rFonts w:ascii="Times New Roman" w:hAnsi="Times New Roman" w:eastAsia="Times New Roman" w:cs="Times New Roman"/>
-                <w:i w:val="false"/>
-                <w:b w:val="false"/>
-                <w:u w:val="none"/>
-                <w:strike w:val="false"/>
-                <w:sz w:val="12"/>
-                <w:szCs w:val="12"/>
-                <w:color w:val="000000"/>
-              </w:rPr>
-            </w:pPr>
-            <w:r>
-              <w:rPr>
-                <w:rFonts w:ascii="Times New Roman" w:hAnsi="Times New Roman" w:eastAsia="Times New Roman" w:cs="Times New Roman"/>
-                <w:i w:val="false"/>
-                <w:b w:val="false"/>
-                <w:u w:val="none"/>
-                <w:strike w:val="false"/>
-                <w:sz w:val="12"/>
-                <w:szCs w:val="12"/>
-                <w:color w:val="000000"/>
-              </w:rPr>
-              <w:t xml:space="preserve">0.533</w:t>
-            </w:r>
-          </w:p>
-        </w:tc>
-        <w:tc>
-          <w:tcPr>
-            <w:tcBorders>
-              <w:bottom w:val="none" w:sz="0" w:space="0" w:color="000000"/>
-              <w:top w:val="none" w:sz="0" w:space="0" w:color="000000"/>
-              <w:left w:val="none" w:sz="0" w:space="0" w:color="000000"/>
-              <w:right w:val="none" w:sz="0" w:space="0" w:color="000000"/>
-            </w:tcBorders>
-            <w:shd w:val="clear" w:color="auto" w:fill="FFFFFF"/>
-            <w:tcMar>
-              <w:top w:w="0" w:type="dxa"/>
-              <w:bottom w:w="0" w:type="dxa"/>
-              <w:left w:w="0" w:type="dxa"/>
-              <w:right w:w="0" w:type="dxa"/>
-            </w:tcMar>
-            <w:vAlign w:val="center"/>
-          </w:tcPr>
-          <w:p>
-            <w:pPr>
-              <w:pStyle w:val="Normal"/>
-              <w:jc w:val="left"/>
-              <w:pBdr>
-                <w:bottom w:val="none" w:sz="0" w:space="0" w:color="000000"/>
-                <w:top w:val="none" w:sz="0" w:space="0" w:color="000000"/>
-                <w:left w:val="none" w:sz="0" w:space="0" w:color="000000"/>
-                <w:right w:val="none" w:sz="0" w:space="0" w:color="000000"/>
-              </w:pBdr>
-              <w:spacing w:after="100" w:before="100" w:line="240"/>
-              <w:ind w:left="100" w:right="100" w:firstLine="0" w:firstLineChars="0"/>
-              <w:rPr>
-                <w:rFonts w:ascii="Times New Roman" w:hAnsi="Times New Roman" w:eastAsia="Times New Roman" w:cs="Times New Roman"/>
-                <w:i w:val="false"/>
-                <w:b w:val="false"/>
-                <w:u w:val="none"/>
-                <w:strike w:val="false"/>
-                <w:sz w:val="12"/>
-                <w:szCs w:val="12"/>
-                <w:color w:val="000000"/>
-              </w:rPr>
-            </w:pPr>
-            <w:r>
-              <w:rPr>
-                <w:rFonts w:ascii="Times New Roman" w:hAnsi="Times New Roman" w:eastAsia="Times New Roman" w:cs="Times New Roman"/>
-                <w:i w:val="false"/>
-                <w:b w:val="false"/>
-                <w:u w:val="none"/>
-                <w:strike w:val="false"/>
-                <w:sz w:val="12"/>
-                <w:szCs w:val="12"/>
-                <w:color w:val="000000"/>
-              </w:rPr>
-              <w:t xml:space="preserve">0.599</w:t>
+              <w:t xml:space="preserve">0.87 (0.28–2.68)</w:t>
+            </w:r>
+          </w:p>
+        </w:tc>
+        <w:tc>
+          <w:tcPr>
+            <w:tcBorders>
+              <w:bottom w:val="none" w:sz="0" w:space="0" w:color="000000"/>
+              <w:top w:val="none" w:sz="0" w:space="0" w:color="000000"/>
+              <w:left w:val="none" w:sz="0" w:space="0" w:color="000000"/>
+              <w:right w:val="none" w:sz="0" w:space="0" w:color="000000"/>
+            </w:tcBorders>
+            <w:shd w:val="clear" w:color="auto" w:fill="FFFFFF"/>
+            <w:tcMar>
+              <w:top w:w="0" w:type="dxa"/>
+              <w:bottom w:w="0" w:type="dxa"/>
+              <w:left w:w="0" w:type="dxa"/>
+              <w:right w:w="0" w:type="dxa"/>
+            </w:tcMar>
+            <w:vAlign w:val="center"/>
+          </w:tcPr>
+          <w:p>
+            <w:pPr>
+              <w:pStyle w:val="Normal"/>
+              <w:jc w:val="left"/>
+              <w:pBdr>
+                <w:bottom w:val="none" w:sz="0" w:space="0" w:color="000000"/>
+                <w:top w:val="none" w:sz="0" w:space="0" w:color="000000"/>
+                <w:left w:val="none" w:sz="0" w:space="0" w:color="000000"/>
+                <w:right w:val="none" w:sz="0" w:space="0" w:color="000000"/>
+              </w:pBdr>
+              <w:spacing w:after="100" w:before="100" w:line="240"/>
+              <w:ind w:left="100" w:right="100" w:firstLine="0" w:firstLineChars="0"/>
+              <w:rPr>
+                <w:rFonts w:ascii="Times New Roman" w:hAnsi="Times New Roman" w:eastAsia="Times New Roman" w:cs="Times New Roman"/>
+                <w:i w:val="false"/>
+                <w:b w:val="false"/>
+                <w:u w:val="none"/>
+                <w:strike w:val="false"/>
+                <w:sz w:val="12"/>
+                <w:szCs w:val="12"/>
+                <w:color w:val="000000"/>
+              </w:rPr>
+            </w:pPr>
+            <w:r>
+              <w:rPr>
+                <w:rFonts w:ascii="Times New Roman" w:hAnsi="Times New Roman" w:eastAsia="Times New Roman" w:cs="Times New Roman"/>
+                <w:i w:val="false"/>
+                <w:b w:val="false"/>
+                <w:u w:val="none"/>
+                <w:strike w:val="false"/>
+                <w:sz w:val="12"/>
+                <w:szCs w:val="12"/>
+                <w:color w:val="000000"/>
+              </w:rPr>
+              <w:t xml:space="preserve">0.804</w:t>
+            </w:r>
+          </w:p>
+        </w:tc>
+        <w:tc>
+          <w:tcPr>
+            <w:tcBorders>
+              <w:bottom w:val="none" w:sz="0" w:space="0" w:color="000000"/>
+              <w:top w:val="none" w:sz="0" w:space="0" w:color="000000"/>
+              <w:left w:val="none" w:sz="0" w:space="0" w:color="000000"/>
+              <w:right w:val="none" w:sz="0" w:space="0" w:color="000000"/>
+            </w:tcBorders>
+            <w:shd w:val="clear" w:color="auto" w:fill="FFFFFF"/>
+            <w:tcMar>
+              <w:top w:w="0" w:type="dxa"/>
+              <w:bottom w:w="0" w:type="dxa"/>
+              <w:left w:w="0" w:type="dxa"/>
+              <w:right w:w="0" w:type="dxa"/>
+            </w:tcMar>
+            <w:vAlign w:val="center"/>
+          </w:tcPr>
+          <w:p>
+            <w:pPr>
+              <w:pStyle w:val="Normal"/>
+              <w:jc w:val="left"/>
+              <w:pBdr>
+                <w:bottom w:val="none" w:sz="0" w:space="0" w:color="000000"/>
+                <w:top w:val="none" w:sz="0" w:space="0" w:color="000000"/>
+                <w:left w:val="none" w:sz="0" w:space="0" w:color="000000"/>
+                <w:right w:val="none" w:sz="0" w:space="0" w:color="000000"/>
+              </w:pBdr>
+              <w:spacing w:after="100" w:before="100" w:line="240"/>
+              <w:ind w:left="100" w:right="100" w:firstLine="0" w:firstLineChars="0"/>
+              <w:rPr>
+                <w:rFonts w:ascii="Times New Roman" w:hAnsi="Times New Roman" w:eastAsia="Times New Roman" w:cs="Times New Roman"/>
+                <w:i w:val="false"/>
+                <w:b w:val="false"/>
+                <w:u w:val="none"/>
+                <w:strike w:val="false"/>
+                <w:sz w:val="12"/>
+                <w:szCs w:val="12"/>
+                <w:color w:val="000000"/>
+              </w:rPr>
+            </w:pPr>
+            <w:r>
+              <w:rPr>
+                <w:rFonts w:ascii="Times New Roman" w:hAnsi="Times New Roman" w:eastAsia="Times New Roman" w:cs="Times New Roman"/>
+                <w:i w:val="false"/>
+                <w:b w:val="false"/>
+                <w:u w:val="none"/>
+                <w:strike w:val="false"/>
+                <w:sz w:val="12"/>
+                <w:szCs w:val="12"/>
+                <w:color w:val="000000"/>
+              </w:rPr>
+              <w:t xml:space="preserve">0.905</w:t>
             </w:r>
           </w:p>
         </w:tc>
@@ -8449,337 +8449,337 @@
                 <w:szCs w:val="12"/>
                 <w:color w:val="000000"/>
               </w:rPr>
-              <w:t xml:space="preserve">0.95 (0.29–3.15)</w:t>
-            </w:r>
-          </w:p>
-        </w:tc>
-        <w:tc>
-          <w:tcPr>
-            <w:tcBorders>
-              <w:bottom w:val="none" w:sz="0" w:space="0" w:color="000000"/>
-              <w:top w:val="none" w:sz="0" w:space="0" w:color="000000"/>
-              <w:left w:val="none" w:sz="0" w:space="0" w:color="000000"/>
-              <w:right w:val="none" w:sz="0" w:space="0" w:color="000000"/>
-            </w:tcBorders>
-            <w:shd w:val="clear" w:color="auto" w:fill="FFFFFF"/>
-            <w:tcMar>
-              <w:top w:w="0" w:type="dxa"/>
-              <w:bottom w:w="0" w:type="dxa"/>
-              <w:left w:w="0" w:type="dxa"/>
-              <w:right w:w="0" w:type="dxa"/>
-            </w:tcMar>
-            <w:vAlign w:val="center"/>
-          </w:tcPr>
-          <w:p>
-            <w:pPr>
-              <w:pStyle w:val="Normal"/>
-              <w:jc w:val="left"/>
-              <w:pBdr>
-                <w:bottom w:val="none" w:sz="0" w:space="0" w:color="000000"/>
-                <w:top w:val="none" w:sz="0" w:space="0" w:color="000000"/>
-                <w:left w:val="none" w:sz="0" w:space="0" w:color="000000"/>
-                <w:right w:val="none" w:sz="0" w:space="0" w:color="000000"/>
-              </w:pBdr>
-              <w:spacing w:after="100" w:before="100" w:line="240"/>
-              <w:ind w:left="100" w:right="100" w:firstLine="0" w:firstLineChars="0"/>
-              <w:rPr>
-                <w:rFonts w:ascii="Times New Roman" w:hAnsi="Times New Roman" w:eastAsia="Times New Roman" w:cs="Times New Roman"/>
-                <w:i w:val="false"/>
-                <w:b w:val="false"/>
-                <w:u w:val="none"/>
-                <w:strike w:val="false"/>
-                <w:sz w:val="12"/>
-                <w:szCs w:val="12"/>
-                <w:color w:val="000000"/>
-              </w:rPr>
-            </w:pPr>
-            <w:r>
-              <w:rPr>
-                <w:rFonts w:ascii="Times New Roman" w:hAnsi="Times New Roman" w:eastAsia="Times New Roman" w:cs="Times New Roman"/>
-                <w:i w:val="false"/>
-                <w:b w:val="false"/>
-                <w:u w:val="none"/>
-                <w:strike w:val="false"/>
-                <w:sz w:val="12"/>
-                <w:szCs w:val="12"/>
-                <w:color w:val="000000"/>
-              </w:rPr>
-              <w:t xml:space="preserve">0.933</w:t>
-            </w:r>
-          </w:p>
-        </w:tc>
-        <w:tc>
-          <w:tcPr>
-            <w:tcBorders>
-              <w:bottom w:val="none" w:sz="0" w:space="0" w:color="000000"/>
-              <w:top w:val="none" w:sz="0" w:space="0" w:color="000000"/>
-              <w:left w:val="none" w:sz="0" w:space="0" w:color="000000"/>
-              <w:right w:val="none" w:sz="0" w:space="0" w:color="000000"/>
-            </w:tcBorders>
-            <w:shd w:val="clear" w:color="auto" w:fill="FFFFFF"/>
-            <w:tcMar>
-              <w:top w:w="0" w:type="dxa"/>
-              <w:bottom w:w="0" w:type="dxa"/>
-              <w:left w:w="0" w:type="dxa"/>
-              <w:right w:w="0" w:type="dxa"/>
-            </w:tcMar>
-            <w:vAlign w:val="center"/>
-          </w:tcPr>
-          <w:p>
-            <w:pPr>
-              <w:pStyle w:val="Normal"/>
-              <w:jc w:val="left"/>
-              <w:pBdr>
-                <w:bottom w:val="none" w:sz="0" w:space="0" w:color="000000"/>
-                <w:top w:val="none" w:sz="0" w:space="0" w:color="000000"/>
-                <w:left w:val="none" w:sz="0" w:space="0" w:color="000000"/>
-                <w:right w:val="none" w:sz="0" w:space="0" w:color="000000"/>
-              </w:pBdr>
-              <w:spacing w:after="100" w:before="100" w:line="240"/>
-              <w:ind w:left="100" w:right="100" w:firstLine="0" w:firstLineChars="0"/>
-              <w:rPr>
-                <w:rFonts w:ascii="Times New Roman" w:hAnsi="Times New Roman" w:eastAsia="Times New Roman" w:cs="Times New Roman"/>
-                <w:i w:val="false"/>
-                <w:b w:val="false"/>
-                <w:u w:val="none"/>
-                <w:strike w:val="false"/>
-                <w:sz w:val="12"/>
-                <w:szCs w:val="12"/>
-                <w:color w:val="000000"/>
-              </w:rPr>
-            </w:pPr>
-            <w:r>
-              <w:rPr>
-                <w:rFonts w:ascii="Times New Roman" w:hAnsi="Times New Roman" w:eastAsia="Times New Roman" w:cs="Times New Roman"/>
-                <w:i w:val="false"/>
-                <w:b w:val="false"/>
-                <w:u w:val="none"/>
-                <w:strike w:val="false"/>
-                <w:sz w:val="12"/>
-                <w:szCs w:val="12"/>
-                <w:color w:val="000000"/>
-              </w:rPr>
-              <w:t xml:space="preserve">0.243</w:t>
-            </w:r>
-          </w:p>
-        </w:tc>
-        <w:tc>
-          <w:tcPr>
-            <w:tcBorders>
-              <w:bottom w:val="none" w:sz="0" w:space="0" w:color="000000"/>
-              <w:top w:val="none" w:sz="0" w:space="0" w:color="000000"/>
-              <w:left w:val="none" w:sz="0" w:space="0" w:color="000000"/>
-              <w:right w:val="none" w:sz="0" w:space="0" w:color="000000"/>
-            </w:tcBorders>
-            <w:shd w:val="clear" w:color="auto" w:fill="FFFFFF"/>
-            <w:tcMar>
-              <w:top w:w="0" w:type="dxa"/>
-              <w:bottom w:w="0" w:type="dxa"/>
-              <w:left w:w="0" w:type="dxa"/>
-              <w:right w:w="0" w:type="dxa"/>
-            </w:tcMar>
-            <w:vAlign w:val="center"/>
-          </w:tcPr>
-          <w:p>
-            <w:pPr>
-              <w:pStyle w:val="Normal"/>
-              <w:jc w:val="left"/>
-              <w:pBdr>
-                <w:bottom w:val="none" w:sz="0" w:space="0" w:color="000000"/>
-                <w:top w:val="none" w:sz="0" w:space="0" w:color="000000"/>
-                <w:left w:val="none" w:sz="0" w:space="0" w:color="000000"/>
-                <w:right w:val="none" w:sz="0" w:space="0" w:color="000000"/>
-              </w:pBdr>
-              <w:spacing w:after="100" w:before="100" w:line="240"/>
-              <w:ind w:left="100" w:right="100" w:firstLine="0" w:firstLineChars="0"/>
-              <w:rPr>
-                <w:rFonts w:ascii="Times New Roman" w:hAnsi="Times New Roman" w:eastAsia="Times New Roman" w:cs="Times New Roman"/>
-                <w:i w:val="false"/>
-                <w:b w:val="false"/>
-                <w:u w:val="none"/>
-                <w:strike w:val="false"/>
-                <w:sz w:val="12"/>
-                <w:szCs w:val="12"/>
-                <w:color w:val="000000"/>
-              </w:rPr>
-            </w:pPr>
-            <w:r>
-              <w:rPr>
-                <w:rFonts w:ascii="Times New Roman" w:hAnsi="Times New Roman" w:eastAsia="Times New Roman" w:cs="Times New Roman"/>
-                <w:i w:val="false"/>
-                <w:b w:val="false"/>
-                <w:u w:val="none"/>
-                <w:strike w:val="false"/>
-                <w:sz w:val="12"/>
-                <w:szCs w:val="12"/>
-                <w:color w:val="000000"/>
-              </w:rPr>
-              <w:t xml:space="preserve">1.15 (0.30–4.34)</w:t>
-            </w:r>
-          </w:p>
-        </w:tc>
-        <w:tc>
-          <w:tcPr>
-            <w:tcBorders>
-              <w:bottom w:val="none" w:sz="0" w:space="0" w:color="000000"/>
-              <w:top w:val="none" w:sz="0" w:space="0" w:color="000000"/>
-              <w:left w:val="none" w:sz="0" w:space="0" w:color="000000"/>
-              <w:right w:val="none" w:sz="0" w:space="0" w:color="000000"/>
-            </w:tcBorders>
-            <w:shd w:val="clear" w:color="auto" w:fill="FFFFFF"/>
-            <w:tcMar>
-              <w:top w:w="0" w:type="dxa"/>
-              <w:bottom w:w="0" w:type="dxa"/>
-              <w:left w:w="0" w:type="dxa"/>
-              <w:right w:w="0" w:type="dxa"/>
-            </w:tcMar>
-            <w:vAlign w:val="center"/>
-          </w:tcPr>
-          <w:p>
-            <w:pPr>
-              <w:pStyle w:val="Normal"/>
-              <w:jc w:val="left"/>
-              <w:pBdr>
-                <w:bottom w:val="none" w:sz="0" w:space="0" w:color="000000"/>
-                <w:top w:val="none" w:sz="0" w:space="0" w:color="000000"/>
-                <w:left w:val="none" w:sz="0" w:space="0" w:color="000000"/>
-                <w:right w:val="none" w:sz="0" w:space="0" w:color="000000"/>
-              </w:pBdr>
-              <w:spacing w:after="100" w:before="100" w:line="240"/>
-              <w:ind w:left="100" w:right="100" w:firstLine="0" w:firstLineChars="0"/>
-              <w:rPr>
-                <w:rFonts w:ascii="Times New Roman" w:hAnsi="Times New Roman" w:eastAsia="Times New Roman" w:cs="Times New Roman"/>
-                <w:i w:val="false"/>
-                <w:b w:val="false"/>
-                <w:u w:val="none"/>
-                <w:strike w:val="false"/>
-                <w:sz w:val="12"/>
-                <w:szCs w:val="12"/>
-                <w:color w:val="000000"/>
-              </w:rPr>
-            </w:pPr>
-            <w:r>
-              <w:rPr>
-                <w:rFonts w:ascii="Times New Roman" w:hAnsi="Times New Roman" w:eastAsia="Times New Roman" w:cs="Times New Roman"/>
-                <w:i w:val="false"/>
-                <w:b w:val="false"/>
-                <w:u w:val="none"/>
-                <w:strike w:val="false"/>
-                <w:sz w:val="12"/>
-                <w:szCs w:val="12"/>
-                <w:color w:val="000000"/>
-              </w:rPr>
-              <w:t xml:space="preserve">0.837</w:t>
-            </w:r>
-          </w:p>
-        </w:tc>
-        <w:tc>
-          <w:tcPr>
-            <w:tcBorders>
-              <w:bottom w:val="none" w:sz="0" w:space="0" w:color="000000"/>
-              <w:top w:val="none" w:sz="0" w:space="0" w:color="000000"/>
-              <w:left w:val="none" w:sz="0" w:space="0" w:color="000000"/>
-              <w:right w:val="none" w:sz="0" w:space="0" w:color="000000"/>
-            </w:tcBorders>
-            <w:shd w:val="clear" w:color="auto" w:fill="FFFFFF"/>
-            <w:tcMar>
-              <w:top w:w="0" w:type="dxa"/>
-              <w:bottom w:w="0" w:type="dxa"/>
-              <w:left w:w="0" w:type="dxa"/>
-              <w:right w:w="0" w:type="dxa"/>
-            </w:tcMar>
-            <w:vAlign w:val="center"/>
-          </w:tcPr>
-          <w:p>
-            <w:pPr>
-              <w:pStyle w:val="Normal"/>
-              <w:jc w:val="left"/>
-              <w:pBdr>
-                <w:bottom w:val="none" w:sz="0" w:space="0" w:color="000000"/>
-                <w:top w:val="none" w:sz="0" w:space="0" w:color="000000"/>
-                <w:left w:val="none" w:sz="0" w:space="0" w:color="000000"/>
-                <w:right w:val="none" w:sz="0" w:space="0" w:color="000000"/>
-              </w:pBdr>
-              <w:spacing w:after="100" w:before="100" w:line="240"/>
-              <w:ind w:left="100" w:right="100" w:firstLine="0" w:firstLineChars="0"/>
-              <w:rPr>
-                <w:rFonts w:ascii="Times New Roman" w:hAnsi="Times New Roman" w:eastAsia="Times New Roman" w:cs="Times New Roman"/>
-                <w:i w:val="false"/>
-                <w:b w:val="false"/>
-                <w:u w:val="none"/>
-                <w:strike w:val="false"/>
-                <w:sz w:val="12"/>
-                <w:szCs w:val="12"/>
-                <w:color w:val="000000"/>
-              </w:rPr>
-            </w:pPr>
-            <w:r>
-              <w:rPr>
-                <w:rFonts w:ascii="Times New Roman" w:hAnsi="Times New Roman" w:eastAsia="Times New Roman" w:cs="Times New Roman"/>
-                <w:i w:val="false"/>
-                <w:b w:val="false"/>
-                <w:u w:val="none"/>
-                <w:strike w:val="false"/>
-                <w:sz w:val="12"/>
-                <w:szCs w:val="12"/>
-                <w:color w:val="000000"/>
-              </w:rPr>
-              <w:t xml:space="preserve">0.21 (0.02–2.05)</w:t>
-            </w:r>
-          </w:p>
-        </w:tc>
-        <w:tc>
-          <w:tcPr>
-            <w:tcBorders>
-              <w:bottom w:val="none" w:sz="0" w:space="0" w:color="000000"/>
-              <w:top w:val="none" w:sz="0" w:space="0" w:color="000000"/>
-              <w:left w:val="none" w:sz="0" w:space="0" w:color="000000"/>
-              <w:right w:val="none" w:sz="0" w:space="0" w:color="000000"/>
-            </w:tcBorders>
-            <w:shd w:val="clear" w:color="auto" w:fill="FFFFFF"/>
-            <w:tcMar>
-              <w:top w:w="0" w:type="dxa"/>
-              <w:bottom w:w="0" w:type="dxa"/>
-              <w:left w:w="0" w:type="dxa"/>
-              <w:right w:w="0" w:type="dxa"/>
-            </w:tcMar>
-            <w:vAlign w:val="center"/>
-          </w:tcPr>
-          <w:p>
-            <w:pPr>
-              <w:pStyle w:val="Normal"/>
-              <w:jc w:val="left"/>
-              <w:pBdr>
-                <w:bottom w:val="none" w:sz="0" w:space="0" w:color="000000"/>
-                <w:top w:val="none" w:sz="0" w:space="0" w:color="000000"/>
-                <w:left w:val="none" w:sz="0" w:space="0" w:color="000000"/>
-                <w:right w:val="none" w:sz="0" w:space="0" w:color="000000"/>
-              </w:pBdr>
-              <w:spacing w:after="100" w:before="100" w:line="240"/>
-              <w:ind w:left="100" w:right="100" w:firstLine="0" w:firstLineChars="0"/>
-              <w:rPr>
-                <w:rFonts w:ascii="Times New Roman" w:hAnsi="Times New Roman" w:eastAsia="Times New Roman" w:cs="Times New Roman"/>
-                <w:i w:val="false"/>
-                <w:b w:val="false"/>
-                <w:u w:val="none"/>
-                <w:strike w:val="false"/>
-                <w:sz w:val="12"/>
-                <w:szCs w:val="12"/>
-                <w:color w:val="000000"/>
-              </w:rPr>
-            </w:pPr>
-            <w:r>
-              <w:rPr>
-                <w:rFonts w:ascii="Times New Roman" w:hAnsi="Times New Roman" w:eastAsia="Times New Roman" w:cs="Times New Roman"/>
-                <w:i w:val="false"/>
-                <w:b w:val="false"/>
-                <w:u w:val="none"/>
-                <w:strike w:val="false"/>
-                <w:sz w:val="12"/>
-                <w:szCs w:val="12"/>
-                <w:color w:val="000000"/>
-              </w:rPr>
-              <w:t xml:space="preserve">0.178</w:t>
+              <w:t xml:space="preserve">1.17 (0.34–4.05)</w:t>
+            </w:r>
+          </w:p>
+        </w:tc>
+        <w:tc>
+          <w:tcPr>
+            <w:tcBorders>
+              <w:bottom w:val="none" w:sz="0" w:space="0" w:color="000000"/>
+              <w:top w:val="none" w:sz="0" w:space="0" w:color="000000"/>
+              <w:left w:val="none" w:sz="0" w:space="0" w:color="000000"/>
+              <w:right w:val="none" w:sz="0" w:space="0" w:color="000000"/>
+            </w:tcBorders>
+            <w:shd w:val="clear" w:color="auto" w:fill="FFFFFF"/>
+            <w:tcMar>
+              <w:top w:w="0" w:type="dxa"/>
+              <w:bottom w:w="0" w:type="dxa"/>
+              <w:left w:w="0" w:type="dxa"/>
+              <w:right w:w="0" w:type="dxa"/>
+            </w:tcMar>
+            <w:vAlign w:val="center"/>
+          </w:tcPr>
+          <w:p>
+            <w:pPr>
+              <w:pStyle w:val="Normal"/>
+              <w:jc w:val="left"/>
+              <w:pBdr>
+                <w:bottom w:val="none" w:sz="0" w:space="0" w:color="000000"/>
+                <w:top w:val="none" w:sz="0" w:space="0" w:color="000000"/>
+                <w:left w:val="none" w:sz="0" w:space="0" w:color="000000"/>
+                <w:right w:val="none" w:sz="0" w:space="0" w:color="000000"/>
+              </w:pBdr>
+              <w:spacing w:after="100" w:before="100" w:line="240"/>
+              <w:ind w:left="100" w:right="100" w:firstLine="0" w:firstLineChars="0"/>
+              <w:rPr>
+                <w:rFonts w:ascii="Times New Roman" w:hAnsi="Times New Roman" w:eastAsia="Times New Roman" w:cs="Times New Roman"/>
+                <w:i w:val="false"/>
+                <w:b w:val="false"/>
+                <w:u w:val="none"/>
+                <w:strike w:val="false"/>
+                <w:sz w:val="12"/>
+                <w:szCs w:val="12"/>
+                <w:color w:val="000000"/>
+              </w:rPr>
+            </w:pPr>
+            <w:r>
+              <w:rPr>
+                <w:rFonts w:ascii="Times New Roman" w:hAnsi="Times New Roman" w:eastAsia="Times New Roman" w:cs="Times New Roman"/>
+                <w:i w:val="false"/>
+                <w:b w:val="false"/>
+                <w:u w:val="none"/>
+                <w:strike w:val="false"/>
+                <w:sz w:val="12"/>
+                <w:szCs w:val="12"/>
+                <w:color w:val="000000"/>
+              </w:rPr>
+              <w:t xml:space="preserve">0.801</w:t>
+            </w:r>
+          </w:p>
+        </w:tc>
+        <w:tc>
+          <w:tcPr>
+            <w:tcBorders>
+              <w:bottom w:val="none" w:sz="0" w:space="0" w:color="000000"/>
+              <w:top w:val="none" w:sz="0" w:space="0" w:color="000000"/>
+              <w:left w:val="none" w:sz="0" w:space="0" w:color="000000"/>
+              <w:right w:val="none" w:sz="0" w:space="0" w:color="000000"/>
+            </w:tcBorders>
+            <w:shd w:val="clear" w:color="auto" w:fill="FFFFFF"/>
+            <w:tcMar>
+              <w:top w:w="0" w:type="dxa"/>
+              <w:bottom w:w="0" w:type="dxa"/>
+              <w:left w:w="0" w:type="dxa"/>
+              <w:right w:w="0" w:type="dxa"/>
+            </w:tcMar>
+            <w:vAlign w:val="center"/>
+          </w:tcPr>
+          <w:p>
+            <w:pPr>
+              <w:pStyle w:val="Normal"/>
+              <w:jc w:val="left"/>
+              <w:pBdr>
+                <w:bottom w:val="none" w:sz="0" w:space="0" w:color="000000"/>
+                <w:top w:val="none" w:sz="0" w:space="0" w:color="000000"/>
+                <w:left w:val="none" w:sz="0" w:space="0" w:color="000000"/>
+                <w:right w:val="none" w:sz="0" w:space="0" w:color="000000"/>
+              </w:pBdr>
+              <w:spacing w:after="100" w:before="100" w:line="240"/>
+              <w:ind w:left="100" w:right="100" w:firstLine="0" w:firstLineChars="0"/>
+              <w:rPr>
+                <w:rFonts w:ascii="Times New Roman" w:hAnsi="Times New Roman" w:eastAsia="Times New Roman" w:cs="Times New Roman"/>
+                <w:i w:val="false"/>
+                <w:b w:val="false"/>
+                <w:u w:val="none"/>
+                <w:strike w:val="false"/>
+                <w:sz w:val="12"/>
+                <w:szCs w:val="12"/>
+                <w:color w:val="000000"/>
+              </w:rPr>
+            </w:pPr>
+            <w:r>
+              <w:rPr>
+                <w:rFonts w:ascii="Times New Roman" w:hAnsi="Times New Roman" w:eastAsia="Times New Roman" w:cs="Times New Roman"/>
+                <w:i w:val="false"/>
+                <w:b w:val="false"/>
+                <w:u w:val="none"/>
+                <w:strike w:val="false"/>
+                <w:sz w:val="12"/>
+                <w:szCs w:val="12"/>
+                <w:color w:val="000000"/>
+              </w:rPr>
+              <w:t xml:space="preserve">0.282</w:t>
+            </w:r>
+          </w:p>
+        </w:tc>
+        <w:tc>
+          <w:tcPr>
+            <w:tcBorders>
+              <w:bottom w:val="none" w:sz="0" w:space="0" w:color="000000"/>
+              <w:top w:val="none" w:sz="0" w:space="0" w:color="000000"/>
+              <w:left w:val="none" w:sz="0" w:space="0" w:color="000000"/>
+              <w:right w:val="none" w:sz="0" w:space="0" w:color="000000"/>
+            </w:tcBorders>
+            <w:shd w:val="clear" w:color="auto" w:fill="FFFFFF"/>
+            <w:tcMar>
+              <w:top w:w="0" w:type="dxa"/>
+              <w:bottom w:w="0" w:type="dxa"/>
+              <w:left w:w="0" w:type="dxa"/>
+              <w:right w:w="0" w:type="dxa"/>
+            </w:tcMar>
+            <w:vAlign w:val="center"/>
+          </w:tcPr>
+          <w:p>
+            <w:pPr>
+              <w:pStyle w:val="Normal"/>
+              <w:jc w:val="left"/>
+              <w:pBdr>
+                <w:bottom w:val="none" w:sz="0" w:space="0" w:color="000000"/>
+                <w:top w:val="none" w:sz="0" w:space="0" w:color="000000"/>
+                <w:left w:val="none" w:sz="0" w:space="0" w:color="000000"/>
+                <w:right w:val="none" w:sz="0" w:space="0" w:color="000000"/>
+              </w:pBdr>
+              <w:spacing w:after="100" w:before="100" w:line="240"/>
+              <w:ind w:left="100" w:right="100" w:firstLine="0" w:firstLineChars="0"/>
+              <w:rPr>
+                <w:rFonts w:ascii="Times New Roman" w:hAnsi="Times New Roman" w:eastAsia="Times New Roman" w:cs="Times New Roman"/>
+                <w:i w:val="false"/>
+                <w:b w:val="false"/>
+                <w:u w:val="none"/>
+                <w:strike w:val="false"/>
+                <w:sz w:val="12"/>
+                <w:szCs w:val="12"/>
+                <w:color w:val="000000"/>
+              </w:rPr>
+            </w:pPr>
+            <w:r>
+              <w:rPr>
+                <w:rFonts w:ascii="Times New Roman" w:hAnsi="Times New Roman" w:eastAsia="Times New Roman" w:cs="Times New Roman"/>
+                <w:i w:val="false"/>
+                <w:b w:val="false"/>
+                <w:u w:val="none"/>
+                <w:strike w:val="false"/>
+                <w:sz w:val="12"/>
+                <w:szCs w:val="12"/>
+                <w:color w:val="000000"/>
+              </w:rPr>
+              <w:t xml:space="preserve">1.36 (0.35–5.24)</w:t>
+            </w:r>
+          </w:p>
+        </w:tc>
+        <w:tc>
+          <w:tcPr>
+            <w:tcBorders>
+              <w:bottom w:val="none" w:sz="0" w:space="0" w:color="000000"/>
+              <w:top w:val="none" w:sz="0" w:space="0" w:color="000000"/>
+              <w:left w:val="none" w:sz="0" w:space="0" w:color="000000"/>
+              <w:right w:val="none" w:sz="0" w:space="0" w:color="000000"/>
+            </w:tcBorders>
+            <w:shd w:val="clear" w:color="auto" w:fill="FFFFFF"/>
+            <w:tcMar>
+              <w:top w:w="0" w:type="dxa"/>
+              <w:bottom w:w="0" w:type="dxa"/>
+              <w:left w:w="0" w:type="dxa"/>
+              <w:right w:w="0" w:type="dxa"/>
+            </w:tcMar>
+            <w:vAlign w:val="center"/>
+          </w:tcPr>
+          <w:p>
+            <w:pPr>
+              <w:pStyle w:val="Normal"/>
+              <w:jc w:val="left"/>
+              <w:pBdr>
+                <w:bottom w:val="none" w:sz="0" w:space="0" w:color="000000"/>
+                <w:top w:val="none" w:sz="0" w:space="0" w:color="000000"/>
+                <w:left w:val="none" w:sz="0" w:space="0" w:color="000000"/>
+                <w:right w:val="none" w:sz="0" w:space="0" w:color="000000"/>
+              </w:pBdr>
+              <w:spacing w:after="100" w:before="100" w:line="240"/>
+              <w:ind w:left="100" w:right="100" w:firstLine="0" w:firstLineChars="0"/>
+              <w:rPr>
+                <w:rFonts w:ascii="Times New Roman" w:hAnsi="Times New Roman" w:eastAsia="Times New Roman" w:cs="Times New Roman"/>
+                <w:i w:val="false"/>
+                <w:b w:val="false"/>
+                <w:u w:val="none"/>
+                <w:strike w:val="false"/>
+                <w:sz w:val="12"/>
+                <w:szCs w:val="12"/>
+                <w:color w:val="000000"/>
+              </w:rPr>
+            </w:pPr>
+            <w:r>
+              <w:rPr>
+                <w:rFonts w:ascii="Times New Roman" w:hAnsi="Times New Roman" w:eastAsia="Times New Roman" w:cs="Times New Roman"/>
+                <w:i w:val="false"/>
+                <w:b w:val="false"/>
+                <w:u w:val="none"/>
+                <w:strike w:val="false"/>
+                <w:sz w:val="12"/>
+                <w:szCs w:val="12"/>
+                <w:color w:val="000000"/>
+              </w:rPr>
+              <w:t xml:space="preserve">0.652</w:t>
+            </w:r>
+          </w:p>
+        </w:tc>
+        <w:tc>
+          <w:tcPr>
+            <w:tcBorders>
+              <w:bottom w:val="none" w:sz="0" w:space="0" w:color="000000"/>
+              <w:top w:val="none" w:sz="0" w:space="0" w:color="000000"/>
+              <w:left w:val="none" w:sz="0" w:space="0" w:color="000000"/>
+              <w:right w:val="none" w:sz="0" w:space="0" w:color="000000"/>
+            </w:tcBorders>
+            <w:shd w:val="clear" w:color="auto" w:fill="FFFFFF"/>
+            <w:tcMar>
+              <w:top w:w="0" w:type="dxa"/>
+              <w:bottom w:w="0" w:type="dxa"/>
+              <w:left w:w="0" w:type="dxa"/>
+              <w:right w:w="0" w:type="dxa"/>
+            </w:tcMar>
+            <w:vAlign w:val="center"/>
+          </w:tcPr>
+          <w:p>
+            <w:pPr>
+              <w:pStyle w:val="Normal"/>
+              <w:jc w:val="left"/>
+              <w:pBdr>
+                <w:bottom w:val="none" w:sz="0" w:space="0" w:color="000000"/>
+                <w:top w:val="none" w:sz="0" w:space="0" w:color="000000"/>
+                <w:left w:val="none" w:sz="0" w:space="0" w:color="000000"/>
+                <w:right w:val="none" w:sz="0" w:space="0" w:color="000000"/>
+              </w:pBdr>
+              <w:spacing w:after="100" w:before="100" w:line="240"/>
+              <w:ind w:left="100" w:right="100" w:firstLine="0" w:firstLineChars="0"/>
+              <w:rPr>
+                <w:rFonts w:ascii="Times New Roman" w:hAnsi="Times New Roman" w:eastAsia="Times New Roman" w:cs="Times New Roman"/>
+                <w:i w:val="false"/>
+                <w:b w:val="false"/>
+                <w:u w:val="none"/>
+                <w:strike w:val="false"/>
+                <w:sz w:val="12"/>
+                <w:szCs w:val="12"/>
+                <w:color w:val="000000"/>
+              </w:rPr>
+            </w:pPr>
+            <w:r>
+              <w:rPr>
+                <w:rFonts w:ascii="Times New Roman" w:hAnsi="Times New Roman" w:eastAsia="Times New Roman" w:cs="Times New Roman"/>
+                <w:i w:val="false"/>
+                <w:b w:val="false"/>
+                <w:u w:val="none"/>
+                <w:strike w:val="false"/>
+                <w:sz w:val="12"/>
+                <w:szCs w:val="12"/>
+                <w:color w:val="000000"/>
+              </w:rPr>
+              <w:t xml:space="preserve">0.28 (0.03–2.80)</w:t>
+            </w:r>
+          </w:p>
+        </w:tc>
+        <w:tc>
+          <w:tcPr>
+            <w:tcBorders>
+              <w:bottom w:val="none" w:sz="0" w:space="0" w:color="000000"/>
+              <w:top w:val="none" w:sz="0" w:space="0" w:color="000000"/>
+              <w:left w:val="none" w:sz="0" w:space="0" w:color="000000"/>
+              <w:right w:val="none" w:sz="0" w:space="0" w:color="000000"/>
+            </w:tcBorders>
+            <w:shd w:val="clear" w:color="auto" w:fill="FFFFFF"/>
+            <w:tcMar>
+              <w:top w:w="0" w:type="dxa"/>
+              <w:bottom w:w="0" w:type="dxa"/>
+              <w:left w:w="0" w:type="dxa"/>
+              <w:right w:w="0" w:type="dxa"/>
+            </w:tcMar>
+            <w:vAlign w:val="center"/>
+          </w:tcPr>
+          <w:p>
+            <w:pPr>
+              <w:pStyle w:val="Normal"/>
+              <w:jc w:val="left"/>
+              <w:pBdr>
+                <w:bottom w:val="none" w:sz="0" w:space="0" w:color="000000"/>
+                <w:top w:val="none" w:sz="0" w:space="0" w:color="000000"/>
+                <w:left w:val="none" w:sz="0" w:space="0" w:color="000000"/>
+                <w:right w:val="none" w:sz="0" w:space="0" w:color="000000"/>
+              </w:pBdr>
+              <w:spacing w:after="100" w:before="100" w:line="240"/>
+              <w:ind w:left="100" w:right="100" w:firstLine="0" w:firstLineChars="0"/>
+              <w:rPr>
+                <w:rFonts w:ascii="Times New Roman" w:hAnsi="Times New Roman" w:eastAsia="Times New Roman" w:cs="Times New Roman"/>
+                <w:i w:val="false"/>
+                <w:b w:val="false"/>
+                <w:u w:val="none"/>
+                <w:strike w:val="false"/>
+                <w:sz w:val="12"/>
+                <w:szCs w:val="12"/>
+                <w:color w:val="000000"/>
+              </w:rPr>
+            </w:pPr>
+            <w:r>
+              <w:rPr>
+                <w:rFonts w:ascii="Times New Roman" w:hAnsi="Times New Roman" w:eastAsia="Times New Roman" w:cs="Times New Roman"/>
+                <w:i w:val="false"/>
+                <w:b w:val="false"/>
+                <w:u w:val="none"/>
+                <w:strike w:val="false"/>
+                <w:sz w:val="12"/>
+                <w:szCs w:val="12"/>
+                <w:color w:val="000000"/>
+              </w:rPr>
+              <w:t xml:space="preserve">0.280</w:t>
             </w:r>
           </w:p>
         </w:tc>
@@ -9664,117 +9664,117 @@
                 <w:szCs w:val="12"/>
                 <w:color w:val="000000"/>
               </w:rPr>
-              <w:t xml:space="preserve">0.34 (0.09–1.29)</w:t>
-            </w:r>
-          </w:p>
-        </w:tc>
-        <w:tc>
-          <w:tcPr>
-            <w:tcBorders>
-              <w:bottom w:val="none" w:sz="0" w:space="0" w:color="000000"/>
-              <w:top w:val="none" w:sz="0" w:space="0" w:color="000000"/>
-              <w:left w:val="none" w:sz="0" w:space="0" w:color="000000"/>
-              <w:right w:val="none" w:sz="0" w:space="0" w:color="000000"/>
-            </w:tcBorders>
-            <w:shd w:val="clear" w:color="auto" w:fill="FFFFFF"/>
-            <w:tcMar>
-              <w:top w:w="0" w:type="dxa"/>
-              <w:bottom w:w="0" w:type="dxa"/>
-              <w:left w:w="0" w:type="dxa"/>
-              <w:right w:w="0" w:type="dxa"/>
-            </w:tcMar>
-            <w:vAlign w:val="center"/>
-          </w:tcPr>
-          <w:p>
-            <w:pPr>
-              <w:pStyle w:val="Normal"/>
-              <w:jc w:val="left"/>
-              <w:pBdr>
-                <w:bottom w:val="none" w:sz="0" w:space="0" w:color="000000"/>
-                <w:top w:val="none" w:sz="0" w:space="0" w:color="000000"/>
-                <w:left w:val="none" w:sz="0" w:space="0" w:color="000000"/>
-                <w:right w:val="none" w:sz="0" w:space="0" w:color="000000"/>
-              </w:pBdr>
-              <w:spacing w:after="100" w:before="100" w:line="240"/>
-              <w:ind w:left="100" w:right="100" w:firstLine="0" w:firstLineChars="0"/>
-              <w:rPr>
-                <w:rFonts w:ascii="Times New Roman" w:hAnsi="Times New Roman" w:eastAsia="Times New Roman" w:cs="Times New Roman"/>
-                <w:i w:val="false"/>
-                <w:b w:val="false"/>
-                <w:u w:val="none"/>
-                <w:strike w:val="false"/>
-                <w:sz w:val="12"/>
-                <w:szCs w:val="12"/>
-                <w:color w:val="000000"/>
-              </w:rPr>
-            </w:pPr>
-            <w:r>
-              <w:rPr>
-                <w:rFonts w:ascii="Times New Roman" w:hAnsi="Times New Roman" w:eastAsia="Times New Roman" w:cs="Times New Roman"/>
-                <w:i w:val="false"/>
-                <w:b w:val="false"/>
-                <w:u w:val="none"/>
-                <w:strike w:val="false"/>
-                <w:sz w:val="12"/>
-                <w:szCs w:val="12"/>
-                <w:color w:val="000000"/>
-              </w:rPr>
-              <w:t xml:space="preserve">0.114</w:t>
-            </w:r>
-          </w:p>
-        </w:tc>
-        <w:tc>
-          <w:tcPr>
-            <w:tcBorders>
-              <w:bottom w:val="none" w:sz="0" w:space="0" w:color="000000"/>
-              <w:top w:val="none" w:sz="0" w:space="0" w:color="000000"/>
-              <w:left w:val="none" w:sz="0" w:space="0" w:color="000000"/>
-              <w:right w:val="none" w:sz="0" w:space="0" w:color="000000"/>
-            </w:tcBorders>
-            <w:shd w:val="clear" w:color="auto" w:fill="FFFFFF"/>
-            <w:tcMar>
-              <w:top w:w="0" w:type="dxa"/>
-              <w:bottom w:w="0" w:type="dxa"/>
-              <w:left w:w="0" w:type="dxa"/>
-              <w:right w:w="0" w:type="dxa"/>
-            </w:tcMar>
-            <w:vAlign w:val="center"/>
-          </w:tcPr>
-          <w:p>
-            <w:pPr>
-              <w:pStyle w:val="Normal"/>
-              <w:jc w:val="left"/>
-              <w:pBdr>
-                <w:bottom w:val="none" w:sz="0" w:space="0" w:color="000000"/>
-                <w:top w:val="none" w:sz="0" w:space="0" w:color="000000"/>
-                <w:left w:val="none" w:sz="0" w:space="0" w:color="000000"/>
-                <w:right w:val="none" w:sz="0" w:space="0" w:color="000000"/>
-              </w:pBdr>
-              <w:spacing w:after="100" w:before="100" w:line="240"/>
-              <w:ind w:left="100" w:right="100" w:firstLine="0" w:firstLineChars="0"/>
-              <w:rPr>
-                <w:rFonts w:ascii="Times New Roman" w:hAnsi="Times New Roman" w:eastAsia="Times New Roman" w:cs="Times New Roman"/>
-                <w:i w:val="false"/>
-                <w:b w:val="false"/>
-                <w:u w:val="none"/>
-                <w:strike w:val="false"/>
-                <w:sz w:val="12"/>
-                <w:szCs w:val="12"/>
-                <w:color w:val="000000"/>
-              </w:rPr>
-            </w:pPr>
-            <w:r>
-              <w:rPr>
-                <w:rFonts w:ascii="Times New Roman" w:hAnsi="Times New Roman" w:eastAsia="Times New Roman" w:cs="Times New Roman"/>
-                <w:i w:val="false"/>
-                <w:b w:val="false"/>
-                <w:u w:val="none"/>
-                <w:strike w:val="false"/>
-                <w:sz w:val="12"/>
-                <w:szCs w:val="12"/>
-                <w:color w:val="000000"/>
-              </w:rPr>
-              <w:t xml:space="preserve">0.256</w:t>
+              <w:t xml:space="preserve">0.40 (0.11–1.53)</w:t>
+            </w:r>
+          </w:p>
+        </w:tc>
+        <w:tc>
+          <w:tcPr>
+            <w:tcBorders>
+              <w:bottom w:val="none" w:sz="0" w:space="0" w:color="000000"/>
+              <w:top w:val="none" w:sz="0" w:space="0" w:color="000000"/>
+              <w:left w:val="none" w:sz="0" w:space="0" w:color="000000"/>
+              <w:right w:val="none" w:sz="0" w:space="0" w:color="000000"/>
+            </w:tcBorders>
+            <w:shd w:val="clear" w:color="auto" w:fill="FFFFFF"/>
+            <w:tcMar>
+              <w:top w:w="0" w:type="dxa"/>
+              <w:bottom w:w="0" w:type="dxa"/>
+              <w:left w:w="0" w:type="dxa"/>
+              <w:right w:w="0" w:type="dxa"/>
+            </w:tcMar>
+            <w:vAlign w:val="center"/>
+          </w:tcPr>
+          <w:p>
+            <w:pPr>
+              <w:pStyle w:val="Normal"/>
+              <w:jc w:val="left"/>
+              <w:pBdr>
+                <w:bottom w:val="none" w:sz="0" w:space="0" w:color="000000"/>
+                <w:top w:val="none" w:sz="0" w:space="0" w:color="000000"/>
+                <w:left w:val="none" w:sz="0" w:space="0" w:color="000000"/>
+                <w:right w:val="none" w:sz="0" w:space="0" w:color="000000"/>
+              </w:pBdr>
+              <w:spacing w:after="100" w:before="100" w:line="240"/>
+              <w:ind w:left="100" w:right="100" w:firstLine="0" w:firstLineChars="0"/>
+              <w:rPr>
+                <w:rFonts w:ascii="Times New Roman" w:hAnsi="Times New Roman" w:eastAsia="Times New Roman" w:cs="Times New Roman"/>
+                <w:i w:val="false"/>
+                <w:b w:val="false"/>
+                <w:u w:val="none"/>
+                <w:strike w:val="false"/>
+                <w:sz w:val="12"/>
+                <w:szCs w:val="12"/>
+                <w:color w:val="000000"/>
+              </w:rPr>
+            </w:pPr>
+            <w:r>
+              <w:rPr>
+                <w:rFonts w:ascii="Times New Roman" w:hAnsi="Times New Roman" w:eastAsia="Times New Roman" w:cs="Times New Roman"/>
+                <w:i w:val="false"/>
+                <w:b w:val="false"/>
+                <w:u w:val="none"/>
+                <w:strike w:val="false"/>
+                <w:sz w:val="12"/>
+                <w:szCs w:val="12"/>
+                <w:color w:val="000000"/>
+              </w:rPr>
+              <w:t xml:space="preserve">0.181</w:t>
+            </w:r>
+          </w:p>
+        </w:tc>
+        <w:tc>
+          <w:tcPr>
+            <w:tcBorders>
+              <w:bottom w:val="none" w:sz="0" w:space="0" w:color="000000"/>
+              <w:top w:val="none" w:sz="0" w:space="0" w:color="000000"/>
+              <w:left w:val="none" w:sz="0" w:space="0" w:color="000000"/>
+              <w:right w:val="none" w:sz="0" w:space="0" w:color="000000"/>
+            </w:tcBorders>
+            <w:shd w:val="clear" w:color="auto" w:fill="FFFFFF"/>
+            <w:tcMar>
+              <w:top w:w="0" w:type="dxa"/>
+              <w:bottom w:w="0" w:type="dxa"/>
+              <w:left w:w="0" w:type="dxa"/>
+              <w:right w:w="0" w:type="dxa"/>
+            </w:tcMar>
+            <w:vAlign w:val="center"/>
+          </w:tcPr>
+          <w:p>
+            <w:pPr>
+              <w:pStyle w:val="Normal"/>
+              <w:jc w:val="left"/>
+              <w:pBdr>
+                <w:bottom w:val="none" w:sz="0" w:space="0" w:color="000000"/>
+                <w:top w:val="none" w:sz="0" w:space="0" w:color="000000"/>
+                <w:left w:val="none" w:sz="0" w:space="0" w:color="000000"/>
+                <w:right w:val="none" w:sz="0" w:space="0" w:color="000000"/>
+              </w:pBdr>
+              <w:spacing w:after="100" w:before="100" w:line="240"/>
+              <w:ind w:left="100" w:right="100" w:firstLine="0" w:firstLineChars="0"/>
+              <w:rPr>
+                <w:rFonts w:ascii="Times New Roman" w:hAnsi="Times New Roman" w:eastAsia="Times New Roman" w:cs="Times New Roman"/>
+                <w:i w:val="false"/>
+                <w:b w:val="false"/>
+                <w:u w:val="none"/>
+                <w:strike w:val="false"/>
+                <w:sz w:val="12"/>
+                <w:szCs w:val="12"/>
+                <w:color w:val="000000"/>
+              </w:rPr>
+            </w:pPr>
+            <w:r>
+              <w:rPr>
+                <w:rFonts w:ascii="Times New Roman" w:hAnsi="Times New Roman" w:eastAsia="Times New Roman" w:cs="Times New Roman"/>
+                <w:i w:val="false"/>
+                <w:b w:val="false"/>
+                <w:u w:val="none"/>
+                <w:strike w:val="false"/>
+                <w:sz w:val="12"/>
+                <w:szCs w:val="12"/>
+                <w:color w:val="000000"/>
+              </w:rPr>
+              <w:t xml:space="preserve">0.387</w:t>
             </w:r>
           </w:p>
         </w:tc>
@@ -9939,117 +9939,117 @@
                 <w:szCs w:val="12"/>
                 <w:color w:val="000000"/>
               </w:rPr>
-              <w:t xml:space="preserve">0.44 (0.12–1.65)</w:t>
-            </w:r>
-          </w:p>
-        </w:tc>
-        <w:tc>
-          <w:tcPr>
-            <w:tcBorders>
-              <w:bottom w:val="none" w:sz="0" w:space="0" w:color="000000"/>
-              <w:top w:val="none" w:sz="0" w:space="0" w:color="000000"/>
-              <w:left w:val="none" w:sz="0" w:space="0" w:color="000000"/>
-              <w:right w:val="none" w:sz="0" w:space="0" w:color="000000"/>
-            </w:tcBorders>
-            <w:shd w:val="clear" w:color="auto" w:fill="FFFFFF"/>
-            <w:tcMar>
-              <w:top w:w="0" w:type="dxa"/>
-              <w:bottom w:w="0" w:type="dxa"/>
-              <w:left w:w="0" w:type="dxa"/>
-              <w:right w:w="0" w:type="dxa"/>
-            </w:tcMar>
-            <w:vAlign w:val="center"/>
-          </w:tcPr>
-          <w:p>
-            <w:pPr>
-              <w:pStyle w:val="Normal"/>
-              <w:jc w:val="left"/>
-              <w:pBdr>
-                <w:bottom w:val="none" w:sz="0" w:space="0" w:color="000000"/>
-                <w:top w:val="none" w:sz="0" w:space="0" w:color="000000"/>
-                <w:left w:val="none" w:sz="0" w:space="0" w:color="000000"/>
-                <w:right w:val="none" w:sz="0" w:space="0" w:color="000000"/>
-              </w:pBdr>
-              <w:spacing w:after="100" w:before="100" w:line="240"/>
-              <w:ind w:left="100" w:right="100" w:firstLine="0" w:firstLineChars="0"/>
-              <w:rPr>
-                <w:rFonts w:ascii="Times New Roman" w:hAnsi="Times New Roman" w:eastAsia="Times New Roman" w:cs="Times New Roman"/>
-                <w:i w:val="false"/>
-                <w:b w:val="false"/>
-                <w:u w:val="none"/>
-                <w:strike w:val="false"/>
-                <w:sz w:val="12"/>
-                <w:szCs w:val="12"/>
-                <w:color w:val="000000"/>
-              </w:rPr>
-            </w:pPr>
-            <w:r>
-              <w:rPr>
-                <w:rFonts w:ascii="Times New Roman" w:hAnsi="Times New Roman" w:eastAsia="Times New Roman" w:cs="Times New Roman"/>
-                <w:i w:val="false"/>
-                <w:b w:val="false"/>
-                <w:u w:val="none"/>
-                <w:strike w:val="false"/>
-                <w:sz w:val="12"/>
-                <w:szCs w:val="12"/>
-                <w:color w:val="000000"/>
-              </w:rPr>
-              <w:t xml:space="preserve">0.223</w:t>
-            </w:r>
-          </w:p>
-        </w:tc>
-        <w:tc>
-          <w:tcPr>
-            <w:tcBorders>
-              <w:bottom w:val="none" w:sz="0" w:space="0" w:color="000000"/>
-              <w:top w:val="none" w:sz="0" w:space="0" w:color="000000"/>
-              <w:left w:val="none" w:sz="0" w:space="0" w:color="000000"/>
-              <w:right w:val="none" w:sz="0" w:space="0" w:color="000000"/>
-            </w:tcBorders>
-            <w:shd w:val="clear" w:color="auto" w:fill="FFFFFF"/>
-            <w:tcMar>
-              <w:top w:w="0" w:type="dxa"/>
-              <w:bottom w:w="0" w:type="dxa"/>
-              <w:left w:w="0" w:type="dxa"/>
-              <w:right w:w="0" w:type="dxa"/>
-            </w:tcMar>
-            <w:vAlign w:val="center"/>
-          </w:tcPr>
-          <w:p>
-            <w:pPr>
-              <w:pStyle w:val="Normal"/>
-              <w:jc w:val="left"/>
-              <w:pBdr>
-                <w:bottom w:val="none" w:sz="0" w:space="0" w:color="000000"/>
-                <w:top w:val="none" w:sz="0" w:space="0" w:color="000000"/>
-                <w:left w:val="none" w:sz="0" w:space="0" w:color="000000"/>
-                <w:right w:val="none" w:sz="0" w:space="0" w:color="000000"/>
-              </w:pBdr>
-              <w:spacing w:after="100" w:before="100" w:line="240"/>
-              <w:ind w:left="100" w:right="100" w:firstLine="0" w:firstLineChars="0"/>
-              <w:rPr>
-                <w:rFonts w:ascii="Times New Roman" w:hAnsi="Times New Roman" w:eastAsia="Times New Roman" w:cs="Times New Roman"/>
-                <w:i w:val="false"/>
-                <w:b w:val="false"/>
-                <w:u w:val="none"/>
-                <w:strike w:val="false"/>
-                <w:sz w:val="12"/>
-                <w:szCs w:val="12"/>
-                <w:color w:val="000000"/>
-              </w:rPr>
-            </w:pPr>
-            <w:r>
-              <w:rPr>
-                <w:rFonts w:ascii="Times New Roman" w:hAnsi="Times New Roman" w:eastAsia="Times New Roman" w:cs="Times New Roman"/>
-                <w:i w:val="false"/>
-                <w:b w:val="false"/>
-                <w:u w:val="none"/>
-                <w:strike w:val="false"/>
-                <w:sz w:val="12"/>
-                <w:szCs w:val="12"/>
-                <w:color w:val="000000"/>
-              </w:rPr>
-              <w:t xml:space="preserve">0.175</w:t>
+              <w:t xml:space="preserve">0.51 (0.13–2.00)</w:t>
+            </w:r>
+          </w:p>
+        </w:tc>
+        <w:tc>
+          <w:tcPr>
+            <w:tcBorders>
+              <w:bottom w:val="none" w:sz="0" w:space="0" w:color="000000"/>
+              <w:top w:val="none" w:sz="0" w:space="0" w:color="000000"/>
+              <w:left w:val="none" w:sz="0" w:space="0" w:color="000000"/>
+              <w:right w:val="none" w:sz="0" w:space="0" w:color="000000"/>
+            </w:tcBorders>
+            <w:shd w:val="clear" w:color="auto" w:fill="FFFFFF"/>
+            <w:tcMar>
+              <w:top w:w="0" w:type="dxa"/>
+              <w:bottom w:w="0" w:type="dxa"/>
+              <w:left w:w="0" w:type="dxa"/>
+              <w:right w:w="0" w:type="dxa"/>
+            </w:tcMar>
+            <w:vAlign w:val="center"/>
+          </w:tcPr>
+          <w:p>
+            <w:pPr>
+              <w:pStyle w:val="Normal"/>
+              <w:jc w:val="left"/>
+              <w:pBdr>
+                <w:bottom w:val="none" w:sz="0" w:space="0" w:color="000000"/>
+                <w:top w:val="none" w:sz="0" w:space="0" w:color="000000"/>
+                <w:left w:val="none" w:sz="0" w:space="0" w:color="000000"/>
+                <w:right w:val="none" w:sz="0" w:space="0" w:color="000000"/>
+              </w:pBdr>
+              <w:spacing w:after="100" w:before="100" w:line="240"/>
+              <w:ind w:left="100" w:right="100" w:firstLine="0" w:firstLineChars="0"/>
+              <w:rPr>
+                <w:rFonts w:ascii="Times New Roman" w:hAnsi="Times New Roman" w:eastAsia="Times New Roman" w:cs="Times New Roman"/>
+                <w:i w:val="false"/>
+                <w:b w:val="false"/>
+                <w:u w:val="none"/>
+                <w:strike w:val="false"/>
+                <w:sz w:val="12"/>
+                <w:szCs w:val="12"/>
+                <w:color w:val="000000"/>
+              </w:rPr>
+            </w:pPr>
+            <w:r>
+              <w:rPr>
+                <w:rFonts w:ascii="Times New Roman" w:hAnsi="Times New Roman" w:eastAsia="Times New Roman" w:cs="Times New Roman"/>
+                <w:i w:val="false"/>
+                <w:b w:val="false"/>
+                <w:u w:val="none"/>
+                <w:strike w:val="false"/>
+                <w:sz w:val="12"/>
+                <w:szCs w:val="12"/>
+                <w:color w:val="000000"/>
+              </w:rPr>
+              <w:t xml:space="preserve">0.333</w:t>
+            </w:r>
+          </w:p>
+        </w:tc>
+        <w:tc>
+          <w:tcPr>
+            <w:tcBorders>
+              <w:bottom w:val="none" w:sz="0" w:space="0" w:color="000000"/>
+              <w:top w:val="none" w:sz="0" w:space="0" w:color="000000"/>
+              <w:left w:val="none" w:sz="0" w:space="0" w:color="000000"/>
+              <w:right w:val="none" w:sz="0" w:space="0" w:color="000000"/>
+            </w:tcBorders>
+            <w:shd w:val="clear" w:color="auto" w:fill="FFFFFF"/>
+            <w:tcMar>
+              <w:top w:w="0" w:type="dxa"/>
+              <w:bottom w:w="0" w:type="dxa"/>
+              <w:left w:w="0" w:type="dxa"/>
+              <w:right w:w="0" w:type="dxa"/>
+            </w:tcMar>
+            <w:vAlign w:val="center"/>
+          </w:tcPr>
+          <w:p>
+            <w:pPr>
+              <w:pStyle w:val="Normal"/>
+              <w:jc w:val="left"/>
+              <w:pBdr>
+                <w:bottom w:val="none" w:sz="0" w:space="0" w:color="000000"/>
+                <w:top w:val="none" w:sz="0" w:space="0" w:color="000000"/>
+                <w:left w:val="none" w:sz="0" w:space="0" w:color="000000"/>
+                <w:right w:val="none" w:sz="0" w:space="0" w:color="000000"/>
+              </w:pBdr>
+              <w:spacing w:after="100" w:before="100" w:line="240"/>
+              <w:ind w:left="100" w:right="100" w:firstLine="0" w:firstLineChars="0"/>
+              <w:rPr>
+                <w:rFonts w:ascii="Times New Roman" w:hAnsi="Times New Roman" w:eastAsia="Times New Roman" w:cs="Times New Roman"/>
+                <w:i w:val="false"/>
+                <w:b w:val="false"/>
+                <w:u w:val="none"/>
+                <w:strike w:val="false"/>
+                <w:sz w:val="12"/>
+                <w:szCs w:val="12"/>
+                <w:color w:val="000000"/>
+              </w:rPr>
+            </w:pPr>
+            <w:r>
+              <w:rPr>
+                <w:rFonts w:ascii="Times New Roman" w:hAnsi="Times New Roman" w:eastAsia="Times New Roman" w:cs="Times New Roman"/>
+                <w:i w:val="false"/>
+                <w:b w:val="false"/>
+                <w:u w:val="none"/>
+                <w:strike w:val="false"/>
+                <w:sz w:val="12"/>
+                <w:szCs w:val="12"/>
+                <w:color w:val="000000"/>
+              </w:rPr>
+              <w:t xml:space="preserve">0.199</w:t>
             </w:r>
           </w:p>
         </w:tc>
@@ -11154,117 +11154,117 @@
                 <w:szCs w:val="12"/>
                 <w:color w:val="000000"/>
               </w:rPr>
-              <w:t xml:space="preserve">0.21 (0.06–0.79)</w:t>
-            </w:r>
-          </w:p>
-        </w:tc>
-        <w:tc>
-          <w:tcPr>
-            <w:tcBorders>
-              <w:bottom w:val="none" w:sz="0" w:space="0" w:color="000000"/>
-              <w:top w:val="none" w:sz="0" w:space="0" w:color="000000"/>
-              <w:left w:val="none" w:sz="0" w:space="0" w:color="000000"/>
-              <w:right w:val="none" w:sz="0" w:space="0" w:color="000000"/>
-            </w:tcBorders>
-            <w:shd w:val="clear" w:color="auto" w:fill="FFFFFF"/>
-            <w:tcMar>
-              <w:top w:w="0" w:type="dxa"/>
-              <w:bottom w:w="0" w:type="dxa"/>
-              <w:left w:w="0" w:type="dxa"/>
-              <w:right w:w="0" w:type="dxa"/>
-            </w:tcMar>
-            <w:vAlign w:val="center"/>
-          </w:tcPr>
-          <w:p>
-            <w:pPr>
-              <w:pStyle w:val="Normal"/>
-              <w:jc w:val="left"/>
-              <w:pBdr>
-                <w:bottom w:val="none" w:sz="0" w:space="0" w:color="000000"/>
-                <w:top w:val="none" w:sz="0" w:space="0" w:color="000000"/>
-                <w:left w:val="none" w:sz="0" w:space="0" w:color="000000"/>
-                <w:right w:val="none" w:sz="0" w:space="0" w:color="000000"/>
-              </w:pBdr>
-              <w:spacing w:after="100" w:before="100" w:line="240"/>
-              <w:ind w:left="100" w:right="100" w:firstLine="0" w:firstLineChars="0"/>
-              <w:rPr>
-                <w:rFonts w:ascii="Times New Roman" w:hAnsi="Times New Roman" w:eastAsia="Times New Roman" w:cs="Times New Roman"/>
-                <w:i w:val="false"/>
-                <w:b w:val="false"/>
-                <w:u w:val="none"/>
-                <w:strike w:val="false"/>
-                <w:sz w:val="12"/>
-                <w:szCs w:val="12"/>
-                <w:color w:val="000000"/>
-              </w:rPr>
-            </w:pPr>
-            <w:r>
-              <w:rPr>
-                <w:rFonts w:ascii="Times New Roman" w:hAnsi="Times New Roman" w:eastAsia="Times New Roman" w:cs="Times New Roman"/>
-                <w:i w:val="false"/>
-                <w:b w:val="false"/>
-                <w:u w:val="none"/>
-                <w:strike w:val="false"/>
-                <w:sz w:val="12"/>
-                <w:szCs w:val="12"/>
-                <w:color w:val="000000"/>
-              </w:rPr>
-              <w:t xml:space="preserve">0.021</w:t>
-            </w:r>
-          </w:p>
-        </w:tc>
-        <w:tc>
-          <w:tcPr>
-            <w:tcBorders>
-              <w:bottom w:val="none" w:sz="0" w:space="0" w:color="000000"/>
-              <w:top w:val="none" w:sz="0" w:space="0" w:color="000000"/>
-              <w:left w:val="none" w:sz="0" w:space="0" w:color="000000"/>
-              <w:right w:val="none" w:sz="0" w:space="0" w:color="000000"/>
-            </w:tcBorders>
-            <w:shd w:val="clear" w:color="auto" w:fill="FFFFFF"/>
-            <w:tcMar>
-              <w:top w:w="0" w:type="dxa"/>
-              <w:bottom w:w="0" w:type="dxa"/>
-              <w:left w:w="0" w:type="dxa"/>
-              <w:right w:w="0" w:type="dxa"/>
-            </w:tcMar>
-            <w:vAlign w:val="center"/>
-          </w:tcPr>
-          <w:p>
-            <w:pPr>
-              <w:pStyle w:val="Normal"/>
-              <w:jc w:val="left"/>
-              <w:pBdr>
-                <w:bottom w:val="none" w:sz="0" w:space="0" w:color="000000"/>
-                <w:top w:val="none" w:sz="0" w:space="0" w:color="000000"/>
-                <w:left w:val="none" w:sz="0" w:space="0" w:color="000000"/>
-                <w:right w:val="none" w:sz="0" w:space="0" w:color="000000"/>
-              </w:pBdr>
-              <w:spacing w:after="100" w:before="100" w:line="240"/>
-              <w:ind w:left="100" w:right="100" w:firstLine="0" w:firstLineChars="0"/>
-              <w:rPr>
-                <w:rFonts w:ascii="Times New Roman" w:hAnsi="Times New Roman" w:eastAsia="Times New Roman" w:cs="Times New Roman"/>
-                <w:i w:val="false"/>
-                <w:b w:val="false"/>
-                <w:u w:val="none"/>
-                <w:strike w:val="false"/>
-                <w:sz w:val="12"/>
-                <w:szCs w:val="12"/>
-                <w:color w:val="000000"/>
-              </w:rPr>
-            </w:pPr>
-            <w:r>
-              <w:rPr>
-                <w:rFonts w:ascii="Times New Roman" w:hAnsi="Times New Roman" w:eastAsia="Times New Roman" w:cs="Times New Roman"/>
-                <w:i w:val="false"/>
-                <w:b w:val="false"/>
-                <w:u w:val="none"/>
-                <w:strike w:val="false"/>
-                <w:sz w:val="12"/>
-                <w:szCs w:val="12"/>
-                <w:color w:val="000000"/>
-              </w:rPr>
-              <w:t xml:space="preserve">0.096</w:t>
+              <w:t xml:space="preserve">0.25 (0.06–0.94)</w:t>
+            </w:r>
+          </w:p>
+        </w:tc>
+        <w:tc>
+          <w:tcPr>
+            <w:tcBorders>
+              <w:bottom w:val="none" w:sz="0" w:space="0" w:color="000000"/>
+              <w:top w:val="none" w:sz="0" w:space="0" w:color="000000"/>
+              <w:left w:val="none" w:sz="0" w:space="0" w:color="000000"/>
+              <w:right w:val="none" w:sz="0" w:space="0" w:color="000000"/>
+            </w:tcBorders>
+            <w:shd w:val="clear" w:color="auto" w:fill="FFFFFF"/>
+            <w:tcMar>
+              <w:top w:w="0" w:type="dxa"/>
+              <w:bottom w:w="0" w:type="dxa"/>
+              <w:left w:w="0" w:type="dxa"/>
+              <w:right w:w="0" w:type="dxa"/>
+            </w:tcMar>
+            <w:vAlign w:val="center"/>
+          </w:tcPr>
+          <w:p>
+            <w:pPr>
+              <w:pStyle w:val="Normal"/>
+              <w:jc w:val="left"/>
+              <w:pBdr>
+                <w:bottom w:val="none" w:sz="0" w:space="0" w:color="000000"/>
+                <w:top w:val="none" w:sz="0" w:space="0" w:color="000000"/>
+                <w:left w:val="none" w:sz="0" w:space="0" w:color="000000"/>
+                <w:right w:val="none" w:sz="0" w:space="0" w:color="000000"/>
+              </w:pBdr>
+              <w:spacing w:after="100" w:before="100" w:line="240"/>
+              <w:ind w:left="100" w:right="100" w:firstLine="0" w:firstLineChars="0"/>
+              <w:rPr>
+                <w:rFonts w:ascii="Times New Roman" w:hAnsi="Times New Roman" w:eastAsia="Times New Roman" w:cs="Times New Roman"/>
+                <w:i w:val="false"/>
+                <w:b w:val="false"/>
+                <w:u w:val="none"/>
+                <w:strike w:val="false"/>
+                <w:sz w:val="12"/>
+                <w:szCs w:val="12"/>
+                <w:color w:val="000000"/>
+              </w:rPr>
+            </w:pPr>
+            <w:r>
+              <w:rPr>
+                <w:rFonts w:ascii="Times New Roman" w:hAnsi="Times New Roman" w:eastAsia="Times New Roman" w:cs="Times New Roman"/>
+                <w:i w:val="false"/>
+                <w:b w:val="false"/>
+                <w:u w:val="none"/>
+                <w:strike w:val="false"/>
+                <w:sz w:val="12"/>
+                <w:szCs w:val="12"/>
+                <w:color w:val="000000"/>
+              </w:rPr>
+              <w:t xml:space="preserve">0.041</w:t>
+            </w:r>
+          </w:p>
+        </w:tc>
+        <w:tc>
+          <w:tcPr>
+            <w:tcBorders>
+              <w:bottom w:val="none" w:sz="0" w:space="0" w:color="000000"/>
+              <w:top w:val="none" w:sz="0" w:space="0" w:color="000000"/>
+              <w:left w:val="none" w:sz="0" w:space="0" w:color="000000"/>
+              <w:right w:val="none" w:sz="0" w:space="0" w:color="000000"/>
+            </w:tcBorders>
+            <w:shd w:val="clear" w:color="auto" w:fill="FFFFFF"/>
+            <w:tcMar>
+              <w:top w:w="0" w:type="dxa"/>
+              <w:bottom w:w="0" w:type="dxa"/>
+              <w:left w:w="0" w:type="dxa"/>
+              <w:right w:w="0" w:type="dxa"/>
+            </w:tcMar>
+            <w:vAlign w:val="center"/>
+          </w:tcPr>
+          <w:p>
+            <w:pPr>
+              <w:pStyle w:val="Normal"/>
+              <w:jc w:val="left"/>
+              <w:pBdr>
+                <w:bottom w:val="none" w:sz="0" w:space="0" w:color="000000"/>
+                <w:top w:val="none" w:sz="0" w:space="0" w:color="000000"/>
+                <w:left w:val="none" w:sz="0" w:space="0" w:color="000000"/>
+                <w:right w:val="none" w:sz="0" w:space="0" w:color="000000"/>
+              </w:pBdr>
+              <w:spacing w:after="100" w:before="100" w:line="240"/>
+              <w:ind w:left="100" w:right="100" w:firstLine="0" w:firstLineChars="0"/>
+              <w:rPr>
+                <w:rFonts w:ascii="Times New Roman" w:hAnsi="Times New Roman" w:eastAsia="Times New Roman" w:cs="Times New Roman"/>
+                <w:i w:val="false"/>
+                <w:b w:val="false"/>
+                <w:u w:val="none"/>
+                <w:strike w:val="false"/>
+                <w:sz w:val="12"/>
+                <w:szCs w:val="12"/>
+                <w:color w:val="000000"/>
+              </w:rPr>
+            </w:pPr>
+            <w:r>
+              <w:rPr>
+                <w:rFonts w:ascii="Times New Roman" w:hAnsi="Times New Roman" w:eastAsia="Times New Roman" w:cs="Times New Roman"/>
+                <w:i w:val="false"/>
+                <w:b w:val="false"/>
+                <w:u w:val="none"/>
+                <w:strike w:val="false"/>
+                <w:sz w:val="12"/>
+                <w:szCs w:val="12"/>
+                <w:color w:val="000000"/>
+              </w:rPr>
+              <w:t xml:space="preserve">0.183</w:t>
             </w:r>
           </w:p>
         </w:tc>
@@ -11429,117 +11429,117 @@
                 <w:szCs w:val="12"/>
                 <w:color w:val="000000"/>
               </w:rPr>
-              <w:t xml:space="preserve">0.18 (0.03–1.06)</w:t>
-            </w:r>
-          </w:p>
-        </w:tc>
-        <w:tc>
-          <w:tcPr>
-            <w:tcBorders>
-              <w:bottom w:val="none" w:sz="0" w:space="0" w:color="000000"/>
-              <w:top w:val="none" w:sz="0" w:space="0" w:color="000000"/>
-              <w:left w:val="none" w:sz="0" w:space="0" w:color="000000"/>
-              <w:right w:val="none" w:sz="0" w:space="0" w:color="000000"/>
-            </w:tcBorders>
-            <w:shd w:val="clear" w:color="auto" w:fill="FFFFFF"/>
-            <w:tcMar>
-              <w:top w:w="0" w:type="dxa"/>
-              <w:bottom w:w="0" w:type="dxa"/>
-              <w:left w:w="0" w:type="dxa"/>
-              <w:right w:w="0" w:type="dxa"/>
-            </w:tcMar>
-            <w:vAlign w:val="center"/>
-          </w:tcPr>
-          <w:p>
-            <w:pPr>
-              <w:pStyle w:val="Normal"/>
-              <w:jc w:val="left"/>
-              <w:pBdr>
-                <w:bottom w:val="none" w:sz="0" w:space="0" w:color="000000"/>
-                <w:top w:val="none" w:sz="0" w:space="0" w:color="000000"/>
-                <w:left w:val="none" w:sz="0" w:space="0" w:color="000000"/>
-                <w:right w:val="none" w:sz="0" w:space="0" w:color="000000"/>
-              </w:pBdr>
-              <w:spacing w:after="100" w:before="100" w:line="240"/>
-              <w:ind w:left="100" w:right="100" w:firstLine="0" w:firstLineChars="0"/>
-              <w:rPr>
-                <w:rFonts w:ascii="Times New Roman" w:hAnsi="Times New Roman" w:eastAsia="Times New Roman" w:cs="Times New Roman"/>
-                <w:i w:val="false"/>
-                <w:b w:val="false"/>
-                <w:u w:val="none"/>
-                <w:strike w:val="false"/>
-                <w:sz w:val="12"/>
-                <w:szCs w:val="12"/>
-                <w:color w:val="000000"/>
-              </w:rPr>
-            </w:pPr>
-            <w:r>
-              <w:rPr>
-                <w:rFonts w:ascii="Times New Roman" w:hAnsi="Times New Roman" w:eastAsia="Times New Roman" w:cs="Times New Roman"/>
-                <w:i w:val="false"/>
-                <w:b w:val="false"/>
-                <w:u w:val="none"/>
-                <w:strike w:val="false"/>
-                <w:sz w:val="12"/>
-                <w:szCs w:val="12"/>
-                <w:color w:val="000000"/>
-              </w:rPr>
-              <w:t xml:space="preserve">0.058</w:t>
-            </w:r>
-          </w:p>
-        </w:tc>
-        <w:tc>
-          <w:tcPr>
-            <w:tcBorders>
-              <w:bottom w:val="none" w:sz="0" w:space="0" w:color="000000"/>
-              <w:top w:val="none" w:sz="0" w:space="0" w:color="000000"/>
-              <w:left w:val="none" w:sz="0" w:space="0" w:color="000000"/>
-              <w:right w:val="none" w:sz="0" w:space="0" w:color="000000"/>
-            </w:tcBorders>
-            <w:shd w:val="clear" w:color="auto" w:fill="FFFFFF"/>
-            <w:tcMar>
-              <w:top w:w="0" w:type="dxa"/>
-              <w:bottom w:w="0" w:type="dxa"/>
-              <w:left w:w="0" w:type="dxa"/>
-              <w:right w:w="0" w:type="dxa"/>
-            </w:tcMar>
-            <w:vAlign w:val="center"/>
-          </w:tcPr>
-          <w:p>
-            <w:pPr>
-              <w:pStyle w:val="Normal"/>
-              <w:jc w:val="left"/>
-              <w:pBdr>
-                <w:bottom w:val="none" w:sz="0" w:space="0" w:color="000000"/>
-                <w:top w:val="none" w:sz="0" w:space="0" w:color="000000"/>
-                <w:left w:val="none" w:sz="0" w:space="0" w:color="000000"/>
-                <w:right w:val="none" w:sz="0" w:space="0" w:color="000000"/>
-              </w:pBdr>
-              <w:spacing w:after="100" w:before="100" w:line="240"/>
-              <w:ind w:left="100" w:right="100" w:firstLine="0" w:firstLineChars="0"/>
-              <w:rPr>
-                <w:rFonts w:ascii="Times New Roman" w:hAnsi="Times New Roman" w:eastAsia="Times New Roman" w:cs="Times New Roman"/>
-                <w:i w:val="false"/>
-                <w:b w:val="false"/>
-                <w:u w:val="none"/>
-                <w:strike w:val="false"/>
-                <w:sz w:val="12"/>
-                <w:szCs w:val="12"/>
-                <w:color w:val="000000"/>
-              </w:rPr>
-            </w:pPr>
-            <w:r>
-              <w:rPr>
-                <w:rFonts w:ascii="Times New Roman" w:hAnsi="Times New Roman" w:eastAsia="Times New Roman" w:cs="Times New Roman"/>
-                <w:i w:val="false"/>
-                <w:b w:val="false"/>
-                <w:u w:val="none"/>
-                <w:strike w:val="false"/>
-                <w:sz w:val="12"/>
-                <w:szCs w:val="12"/>
-                <w:color w:val="000000"/>
-              </w:rPr>
-              <w:t xml:space="preserve">0.323</w:t>
+              <w:t xml:space="preserve">0.20 (0.03–1.19)</w:t>
+            </w:r>
+          </w:p>
+        </w:tc>
+        <w:tc>
+          <w:tcPr>
+            <w:tcBorders>
+              <w:bottom w:val="none" w:sz="0" w:space="0" w:color="000000"/>
+              <w:top w:val="none" w:sz="0" w:space="0" w:color="000000"/>
+              <w:left w:val="none" w:sz="0" w:space="0" w:color="000000"/>
+              <w:right w:val="none" w:sz="0" w:space="0" w:color="000000"/>
+            </w:tcBorders>
+            <w:shd w:val="clear" w:color="auto" w:fill="FFFFFF"/>
+            <w:tcMar>
+              <w:top w:w="0" w:type="dxa"/>
+              <w:bottom w:w="0" w:type="dxa"/>
+              <w:left w:w="0" w:type="dxa"/>
+              <w:right w:w="0" w:type="dxa"/>
+            </w:tcMar>
+            <w:vAlign w:val="center"/>
+          </w:tcPr>
+          <w:p>
+            <w:pPr>
+              <w:pStyle w:val="Normal"/>
+              <w:jc w:val="left"/>
+              <w:pBdr>
+                <w:bottom w:val="none" w:sz="0" w:space="0" w:color="000000"/>
+                <w:top w:val="none" w:sz="0" w:space="0" w:color="000000"/>
+                <w:left w:val="none" w:sz="0" w:space="0" w:color="000000"/>
+                <w:right w:val="none" w:sz="0" w:space="0" w:color="000000"/>
+              </w:pBdr>
+              <w:spacing w:after="100" w:before="100" w:line="240"/>
+              <w:ind w:left="100" w:right="100" w:firstLine="0" w:firstLineChars="0"/>
+              <w:rPr>
+                <w:rFonts w:ascii="Times New Roman" w:hAnsi="Times New Roman" w:eastAsia="Times New Roman" w:cs="Times New Roman"/>
+                <w:i w:val="false"/>
+                <w:b w:val="false"/>
+                <w:u w:val="none"/>
+                <w:strike w:val="false"/>
+                <w:sz w:val="12"/>
+                <w:szCs w:val="12"/>
+                <w:color w:val="000000"/>
+              </w:rPr>
+            </w:pPr>
+            <w:r>
+              <w:rPr>
+                <w:rFonts w:ascii="Times New Roman" w:hAnsi="Times New Roman" w:eastAsia="Times New Roman" w:cs="Times New Roman"/>
+                <w:i w:val="false"/>
+                <w:b w:val="false"/>
+                <w:u w:val="none"/>
+                <w:strike w:val="false"/>
+                <w:sz w:val="12"/>
+                <w:szCs w:val="12"/>
+                <w:color w:val="000000"/>
+              </w:rPr>
+              <w:t xml:space="preserve">0.077</w:t>
+            </w:r>
+          </w:p>
+        </w:tc>
+        <w:tc>
+          <w:tcPr>
+            <w:tcBorders>
+              <w:bottom w:val="none" w:sz="0" w:space="0" w:color="000000"/>
+              <w:top w:val="none" w:sz="0" w:space="0" w:color="000000"/>
+              <w:left w:val="none" w:sz="0" w:space="0" w:color="000000"/>
+              <w:right w:val="none" w:sz="0" w:space="0" w:color="000000"/>
+            </w:tcBorders>
+            <w:shd w:val="clear" w:color="auto" w:fill="FFFFFF"/>
+            <w:tcMar>
+              <w:top w:w="0" w:type="dxa"/>
+              <w:bottom w:w="0" w:type="dxa"/>
+              <w:left w:w="0" w:type="dxa"/>
+              <w:right w:w="0" w:type="dxa"/>
+            </w:tcMar>
+            <w:vAlign w:val="center"/>
+          </w:tcPr>
+          <w:p>
+            <w:pPr>
+              <w:pStyle w:val="Normal"/>
+              <w:jc w:val="left"/>
+              <w:pBdr>
+                <w:bottom w:val="none" w:sz="0" w:space="0" w:color="000000"/>
+                <w:top w:val="none" w:sz="0" w:space="0" w:color="000000"/>
+                <w:left w:val="none" w:sz="0" w:space="0" w:color="000000"/>
+                <w:right w:val="none" w:sz="0" w:space="0" w:color="000000"/>
+              </w:pBdr>
+              <w:spacing w:after="100" w:before="100" w:line="240"/>
+              <w:ind w:left="100" w:right="100" w:firstLine="0" w:firstLineChars="0"/>
+              <w:rPr>
+                <w:rFonts w:ascii="Times New Roman" w:hAnsi="Times New Roman" w:eastAsia="Times New Roman" w:cs="Times New Roman"/>
+                <w:i w:val="false"/>
+                <w:b w:val="false"/>
+                <w:u w:val="none"/>
+                <w:strike w:val="false"/>
+                <w:sz w:val="12"/>
+                <w:szCs w:val="12"/>
+                <w:color w:val="000000"/>
+              </w:rPr>
+            </w:pPr>
+            <w:r>
+              <w:rPr>
+                <w:rFonts w:ascii="Times New Roman" w:hAnsi="Times New Roman" w:eastAsia="Times New Roman" w:cs="Times New Roman"/>
+                <w:i w:val="false"/>
+                <w:b w:val="false"/>
+                <w:u w:val="none"/>
+                <w:strike w:val="false"/>
+                <w:sz w:val="12"/>
+                <w:szCs w:val="12"/>
+                <w:color w:val="000000"/>
+              </w:rPr>
+              <w:t xml:space="preserve">0.268</w:t>
             </w:r>
           </w:p>
         </w:tc>
@@ -12644,117 +12644,117 @@
                 <w:szCs w:val="12"/>
                 <w:color w:val="000000"/>
               </w:rPr>
-              <w:t xml:space="preserve">0.42 (0.13–1.41)</w:t>
-            </w:r>
-          </w:p>
-        </w:tc>
-        <w:tc>
-          <w:tcPr>
-            <w:tcBorders>
-              <w:bottom w:val="none" w:sz="0" w:space="0" w:color="000000"/>
-              <w:top w:val="none" w:sz="0" w:space="0" w:color="000000"/>
-              <w:left w:val="none" w:sz="0" w:space="0" w:color="000000"/>
-              <w:right w:val="none" w:sz="0" w:space="0" w:color="000000"/>
-            </w:tcBorders>
-            <w:shd w:val="clear" w:color="auto" w:fill="FFFFFF"/>
-            <w:tcMar>
-              <w:top w:w="0" w:type="dxa"/>
-              <w:bottom w:w="0" w:type="dxa"/>
-              <w:left w:w="0" w:type="dxa"/>
-              <w:right w:w="0" w:type="dxa"/>
-            </w:tcMar>
-            <w:vAlign w:val="center"/>
-          </w:tcPr>
-          <w:p>
-            <w:pPr>
-              <w:pStyle w:val="Normal"/>
-              <w:jc w:val="left"/>
-              <w:pBdr>
-                <w:bottom w:val="none" w:sz="0" w:space="0" w:color="000000"/>
-                <w:top w:val="none" w:sz="0" w:space="0" w:color="000000"/>
-                <w:left w:val="none" w:sz="0" w:space="0" w:color="000000"/>
-                <w:right w:val="none" w:sz="0" w:space="0" w:color="000000"/>
-              </w:pBdr>
-              <w:spacing w:after="100" w:before="100" w:line="240"/>
-              <w:ind w:left="100" w:right="100" w:firstLine="0" w:firstLineChars="0"/>
-              <w:rPr>
-                <w:rFonts w:ascii="Times New Roman" w:hAnsi="Times New Roman" w:eastAsia="Times New Roman" w:cs="Times New Roman"/>
-                <w:i w:val="false"/>
-                <w:b w:val="false"/>
-                <w:u w:val="none"/>
-                <w:strike w:val="false"/>
-                <w:sz w:val="12"/>
-                <w:szCs w:val="12"/>
-                <w:color w:val="000000"/>
-              </w:rPr>
-            </w:pPr>
-            <w:r>
-              <w:rPr>
-                <w:rFonts w:ascii="Times New Roman" w:hAnsi="Times New Roman" w:eastAsia="Times New Roman" w:cs="Times New Roman"/>
-                <w:i w:val="false"/>
-                <w:b w:val="false"/>
-                <w:u w:val="none"/>
-                <w:strike w:val="false"/>
-                <w:sz w:val="12"/>
-                <w:szCs w:val="12"/>
-                <w:color w:val="000000"/>
-              </w:rPr>
-              <w:t xml:space="preserve">0.160</w:t>
-            </w:r>
-          </w:p>
-        </w:tc>
-        <w:tc>
-          <w:tcPr>
-            <w:tcBorders>
-              <w:bottom w:val="none" w:sz="0" w:space="0" w:color="000000"/>
-              <w:top w:val="none" w:sz="0" w:space="0" w:color="000000"/>
-              <w:left w:val="none" w:sz="0" w:space="0" w:color="000000"/>
-              <w:right w:val="none" w:sz="0" w:space="0" w:color="000000"/>
-            </w:tcBorders>
-            <w:shd w:val="clear" w:color="auto" w:fill="FFFFFF"/>
-            <w:tcMar>
-              <w:top w:w="0" w:type="dxa"/>
-              <w:bottom w:w="0" w:type="dxa"/>
-              <w:left w:w="0" w:type="dxa"/>
-              <w:right w:w="0" w:type="dxa"/>
-            </w:tcMar>
-            <w:vAlign w:val="center"/>
-          </w:tcPr>
-          <w:p>
-            <w:pPr>
-              <w:pStyle w:val="Normal"/>
-              <w:jc w:val="left"/>
-              <w:pBdr>
-                <w:bottom w:val="none" w:sz="0" w:space="0" w:color="000000"/>
-                <w:top w:val="none" w:sz="0" w:space="0" w:color="000000"/>
-                <w:left w:val="none" w:sz="0" w:space="0" w:color="000000"/>
-                <w:right w:val="none" w:sz="0" w:space="0" w:color="000000"/>
-              </w:pBdr>
-              <w:spacing w:after="100" w:before="100" w:line="240"/>
-              <w:ind w:left="100" w:right="100" w:firstLine="0" w:firstLineChars="0"/>
-              <w:rPr>
-                <w:rFonts w:ascii="Times New Roman" w:hAnsi="Times New Roman" w:eastAsia="Times New Roman" w:cs="Times New Roman"/>
-                <w:i w:val="false"/>
-                <w:b w:val="false"/>
-                <w:u w:val="none"/>
-                <w:strike w:val="false"/>
-                <w:sz w:val="12"/>
-                <w:szCs w:val="12"/>
-                <w:color w:val="000000"/>
-              </w:rPr>
-            </w:pPr>
-            <w:r>
-              <w:rPr>
-                <w:rFonts w:ascii="Times New Roman" w:hAnsi="Times New Roman" w:eastAsia="Times New Roman" w:cs="Times New Roman"/>
-                <w:i w:val="false"/>
-                <w:b w:val="false"/>
-                <w:u w:val="none"/>
-                <w:strike w:val="false"/>
-                <w:sz w:val="12"/>
-                <w:szCs w:val="12"/>
-                <w:color w:val="000000"/>
-              </w:rPr>
-              <w:t xml:space="preserve">0.289</w:t>
+              <w:t xml:space="preserve">0.53 (0.15–1.82)</w:t>
+            </w:r>
+          </w:p>
+        </w:tc>
+        <w:tc>
+          <w:tcPr>
+            <w:tcBorders>
+              <w:bottom w:val="none" w:sz="0" w:space="0" w:color="000000"/>
+              <w:top w:val="none" w:sz="0" w:space="0" w:color="000000"/>
+              <w:left w:val="none" w:sz="0" w:space="0" w:color="000000"/>
+              <w:right w:val="none" w:sz="0" w:space="0" w:color="000000"/>
+            </w:tcBorders>
+            <w:shd w:val="clear" w:color="auto" w:fill="FFFFFF"/>
+            <w:tcMar>
+              <w:top w:w="0" w:type="dxa"/>
+              <w:bottom w:w="0" w:type="dxa"/>
+              <w:left w:w="0" w:type="dxa"/>
+              <w:right w:w="0" w:type="dxa"/>
+            </w:tcMar>
+            <w:vAlign w:val="center"/>
+          </w:tcPr>
+          <w:p>
+            <w:pPr>
+              <w:pStyle w:val="Normal"/>
+              <w:jc w:val="left"/>
+              <w:pBdr>
+                <w:bottom w:val="none" w:sz="0" w:space="0" w:color="000000"/>
+                <w:top w:val="none" w:sz="0" w:space="0" w:color="000000"/>
+                <w:left w:val="none" w:sz="0" w:space="0" w:color="000000"/>
+                <w:right w:val="none" w:sz="0" w:space="0" w:color="000000"/>
+              </w:pBdr>
+              <w:spacing w:after="100" w:before="100" w:line="240"/>
+              <w:ind w:left="100" w:right="100" w:firstLine="0" w:firstLineChars="0"/>
+              <w:rPr>
+                <w:rFonts w:ascii="Times New Roman" w:hAnsi="Times New Roman" w:eastAsia="Times New Roman" w:cs="Times New Roman"/>
+                <w:i w:val="false"/>
+                <w:b w:val="false"/>
+                <w:u w:val="none"/>
+                <w:strike w:val="false"/>
+                <w:sz w:val="12"/>
+                <w:szCs w:val="12"/>
+                <w:color w:val="000000"/>
+              </w:rPr>
+            </w:pPr>
+            <w:r>
+              <w:rPr>
+                <w:rFonts w:ascii="Times New Roman" w:hAnsi="Times New Roman" w:eastAsia="Times New Roman" w:cs="Times New Roman"/>
+                <w:i w:val="false"/>
+                <w:b w:val="false"/>
+                <w:u w:val="none"/>
+                <w:strike w:val="false"/>
+                <w:sz w:val="12"/>
+                <w:szCs w:val="12"/>
+                <w:color w:val="000000"/>
+              </w:rPr>
+              <w:t xml:space="preserve">0.312</w:t>
+            </w:r>
+          </w:p>
+        </w:tc>
+        <w:tc>
+          <w:tcPr>
+            <w:tcBorders>
+              <w:bottom w:val="none" w:sz="0" w:space="0" w:color="000000"/>
+              <w:top w:val="none" w:sz="0" w:space="0" w:color="000000"/>
+              <w:left w:val="none" w:sz="0" w:space="0" w:color="000000"/>
+              <w:right w:val="none" w:sz="0" w:space="0" w:color="000000"/>
+            </w:tcBorders>
+            <w:shd w:val="clear" w:color="auto" w:fill="FFFFFF"/>
+            <w:tcMar>
+              <w:top w:w="0" w:type="dxa"/>
+              <w:bottom w:w="0" w:type="dxa"/>
+              <w:left w:w="0" w:type="dxa"/>
+              <w:right w:w="0" w:type="dxa"/>
+            </w:tcMar>
+            <w:vAlign w:val="center"/>
+          </w:tcPr>
+          <w:p>
+            <w:pPr>
+              <w:pStyle w:val="Normal"/>
+              <w:jc w:val="left"/>
+              <w:pBdr>
+                <w:bottom w:val="none" w:sz="0" w:space="0" w:color="000000"/>
+                <w:top w:val="none" w:sz="0" w:space="0" w:color="000000"/>
+                <w:left w:val="none" w:sz="0" w:space="0" w:color="000000"/>
+                <w:right w:val="none" w:sz="0" w:space="0" w:color="000000"/>
+              </w:pBdr>
+              <w:spacing w:after="100" w:before="100" w:line="240"/>
+              <w:ind w:left="100" w:right="100" w:firstLine="0" w:firstLineChars="0"/>
+              <w:rPr>
+                <w:rFonts w:ascii="Times New Roman" w:hAnsi="Times New Roman" w:eastAsia="Times New Roman" w:cs="Times New Roman"/>
+                <w:i w:val="false"/>
+                <w:b w:val="false"/>
+                <w:u w:val="none"/>
+                <w:strike w:val="false"/>
+                <w:sz w:val="12"/>
+                <w:szCs w:val="12"/>
+                <w:color w:val="000000"/>
+              </w:rPr>
+            </w:pPr>
+            <w:r>
+              <w:rPr>
+                <w:rFonts w:ascii="Times New Roman" w:hAnsi="Times New Roman" w:eastAsia="Times New Roman" w:cs="Times New Roman"/>
+                <w:i w:val="false"/>
+                <w:b w:val="false"/>
+                <w:u w:val="none"/>
+                <w:strike w:val="false"/>
+                <w:sz w:val="12"/>
+                <w:szCs w:val="12"/>
+                <w:color w:val="000000"/>
+              </w:rPr>
+              <w:t xml:space="preserve">0.468</w:t>
             </w:r>
           </w:p>
         </w:tc>
@@ -12919,117 +12919,117 @@
                 <w:szCs w:val="12"/>
                 <w:color w:val="000000"/>
               </w:rPr>
-              <w:t xml:space="preserve">0.49 (0.13–1.77)</w:t>
-            </w:r>
-          </w:p>
-        </w:tc>
-        <w:tc>
-          <w:tcPr>
-            <w:tcBorders>
-              <w:bottom w:val="none" w:sz="0" w:space="0" w:color="000000"/>
-              <w:top w:val="none" w:sz="0" w:space="0" w:color="000000"/>
-              <w:left w:val="none" w:sz="0" w:space="0" w:color="000000"/>
-              <w:right w:val="none" w:sz="0" w:space="0" w:color="000000"/>
-            </w:tcBorders>
-            <w:shd w:val="clear" w:color="auto" w:fill="FFFFFF"/>
-            <w:tcMar>
-              <w:top w:w="0" w:type="dxa"/>
-              <w:bottom w:w="0" w:type="dxa"/>
-              <w:left w:w="0" w:type="dxa"/>
-              <w:right w:w="0" w:type="dxa"/>
-            </w:tcMar>
-            <w:vAlign w:val="center"/>
-          </w:tcPr>
-          <w:p>
-            <w:pPr>
-              <w:pStyle w:val="Normal"/>
-              <w:jc w:val="left"/>
-              <w:pBdr>
-                <w:bottom w:val="none" w:sz="0" w:space="0" w:color="000000"/>
-                <w:top w:val="none" w:sz="0" w:space="0" w:color="000000"/>
-                <w:left w:val="none" w:sz="0" w:space="0" w:color="000000"/>
-                <w:right w:val="none" w:sz="0" w:space="0" w:color="000000"/>
-              </w:pBdr>
-              <w:spacing w:after="100" w:before="100" w:line="240"/>
-              <w:ind w:left="100" w:right="100" w:firstLine="0" w:firstLineChars="0"/>
-              <w:rPr>
-                <w:rFonts w:ascii="Times New Roman" w:hAnsi="Times New Roman" w:eastAsia="Times New Roman" w:cs="Times New Roman"/>
-                <w:i w:val="false"/>
-                <w:b w:val="false"/>
-                <w:u w:val="none"/>
-                <w:strike w:val="false"/>
-                <w:sz w:val="12"/>
-                <w:szCs w:val="12"/>
-                <w:color w:val="000000"/>
-              </w:rPr>
-            </w:pPr>
-            <w:r>
-              <w:rPr>
-                <w:rFonts w:ascii="Times New Roman" w:hAnsi="Times New Roman" w:eastAsia="Times New Roman" w:cs="Times New Roman"/>
-                <w:i w:val="false"/>
-                <w:b w:val="false"/>
-                <w:u w:val="none"/>
-                <w:strike w:val="false"/>
-                <w:sz w:val="12"/>
-                <w:szCs w:val="12"/>
-                <w:color w:val="000000"/>
-              </w:rPr>
-              <w:t xml:space="preserve">0.275</w:t>
-            </w:r>
-          </w:p>
-        </w:tc>
-        <w:tc>
-          <w:tcPr>
-            <w:tcBorders>
-              <w:bottom w:val="none" w:sz="0" w:space="0" w:color="000000"/>
-              <w:top w:val="none" w:sz="0" w:space="0" w:color="000000"/>
-              <w:left w:val="none" w:sz="0" w:space="0" w:color="000000"/>
-              <w:right w:val="none" w:sz="0" w:space="0" w:color="000000"/>
-            </w:tcBorders>
-            <w:shd w:val="clear" w:color="auto" w:fill="FFFFFF"/>
-            <w:tcMar>
-              <w:top w:w="0" w:type="dxa"/>
-              <w:bottom w:w="0" w:type="dxa"/>
-              <w:left w:w="0" w:type="dxa"/>
-              <w:right w:w="0" w:type="dxa"/>
-            </w:tcMar>
-            <w:vAlign w:val="center"/>
-          </w:tcPr>
-          <w:p>
-            <w:pPr>
-              <w:pStyle w:val="Normal"/>
-              <w:jc w:val="left"/>
-              <w:pBdr>
-                <w:bottom w:val="none" w:sz="0" w:space="0" w:color="000000"/>
-                <w:top w:val="none" w:sz="0" w:space="0" w:color="000000"/>
-                <w:left w:val="none" w:sz="0" w:space="0" w:color="000000"/>
-                <w:right w:val="none" w:sz="0" w:space="0" w:color="000000"/>
-              </w:pBdr>
-              <w:spacing w:after="100" w:before="100" w:line="240"/>
-              <w:ind w:left="100" w:right="100" w:firstLine="0" w:firstLineChars="0"/>
-              <w:rPr>
-                <w:rFonts w:ascii="Times New Roman" w:hAnsi="Times New Roman" w:eastAsia="Times New Roman" w:cs="Times New Roman"/>
-                <w:i w:val="false"/>
-                <w:b w:val="false"/>
-                <w:u w:val="none"/>
-                <w:strike w:val="false"/>
-                <w:sz w:val="12"/>
-                <w:szCs w:val="12"/>
-                <w:color w:val="000000"/>
-              </w:rPr>
-            </w:pPr>
-            <w:r>
-              <w:rPr>
-                <w:rFonts w:ascii="Times New Roman" w:hAnsi="Times New Roman" w:eastAsia="Times New Roman" w:cs="Times New Roman"/>
-                <w:i w:val="false"/>
-                <w:b w:val="false"/>
-                <w:u w:val="none"/>
-                <w:strike w:val="false"/>
-                <w:sz w:val="12"/>
-                <w:szCs w:val="12"/>
-                <w:color w:val="000000"/>
-              </w:rPr>
-              <w:t xml:space="preserve">0.277</w:t>
+              <w:t xml:space="preserve">0.53 (0.15–1.93)</w:t>
+            </w:r>
+          </w:p>
+        </w:tc>
+        <w:tc>
+          <w:tcPr>
+            <w:tcBorders>
+              <w:bottom w:val="none" w:sz="0" w:space="0" w:color="000000"/>
+              <w:top w:val="none" w:sz="0" w:space="0" w:color="000000"/>
+              <w:left w:val="none" w:sz="0" w:space="0" w:color="000000"/>
+              <w:right w:val="none" w:sz="0" w:space="0" w:color="000000"/>
+            </w:tcBorders>
+            <w:shd w:val="clear" w:color="auto" w:fill="FFFFFF"/>
+            <w:tcMar>
+              <w:top w:w="0" w:type="dxa"/>
+              <w:bottom w:w="0" w:type="dxa"/>
+              <w:left w:w="0" w:type="dxa"/>
+              <w:right w:w="0" w:type="dxa"/>
+            </w:tcMar>
+            <w:vAlign w:val="center"/>
+          </w:tcPr>
+          <w:p>
+            <w:pPr>
+              <w:pStyle w:val="Normal"/>
+              <w:jc w:val="left"/>
+              <w:pBdr>
+                <w:bottom w:val="none" w:sz="0" w:space="0" w:color="000000"/>
+                <w:top w:val="none" w:sz="0" w:space="0" w:color="000000"/>
+                <w:left w:val="none" w:sz="0" w:space="0" w:color="000000"/>
+                <w:right w:val="none" w:sz="0" w:space="0" w:color="000000"/>
+              </w:pBdr>
+              <w:spacing w:after="100" w:before="100" w:line="240"/>
+              <w:ind w:left="100" w:right="100" w:firstLine="0" w:firstLineChars="0"/>
+              <w:rPr>
+                <w:rFonts w:ascii="Times New Roman" w:hAnsi="Times New Roman" w:eastAsia="Times New Roman" w:cs="Times New Roman"/>
+                <w:i w:val="false"/>
+                <w:b w:val="false"/>
+                <w:u w:val="none"/>
+                <w:strike w:val="false"/>
+                <w:sz w:val="12"/>
+                <w:szCs w:val="12"/>
+                <w:color w:val="000000"/>
+              </w:rPr>
+            </w:pPr>
+            <w:r>
+              <w:rPr>
+                <w:rFonts w:ascii="Times New Roman" w:hAnsi="Times New Roman" w:eastAsia="Times New Roman" w:cs="Times New Roman"/>
+                <w:i w:val="false"/>
+                <w:b w:val="false"/>
+                <w:u w:val="none"/>
+                <w:strike w:val="false"/>
+                <w:sz w:val="12"/>
+                <w:szCs w:val="12"/>
+                <w:color w:val="000000"/>
+              </w:rPr>
+              <w:t xml:space="preserve">0.339</w:t>
+            </w:r>
+          </w:p>
+        </w:tc>
+        <w:tc>
+          <w:tcPr>
+            <w:tcBorders>
+              <w:bottom w:val="none" w:sz="0" w:space="0" w:color="000000"/>
+              <w:top w:val="none" w:sz="0" w:space="0" w:color="000000"/>
+              <w:left w:val="none" w:sz="0" w:space="0" w:color="000000"/>
+              <w:right w:val="none" w:sz="0" w:space="0" w:color="000000"/>
+            </w:tcBorders>
+            <w:shd w:val="clear" w:color="auto" w:fill="FFFFFF"/>
+            <w:tcMar>
+              <w:top w:w="0" w:type="dxa"/>
+              <w:bottom w:w="0" w:type="dxa"/>
+              <w:left w:w="0" w:type="dxa"/>
+              <w:right w:w="0" w:type="dxa"/>
+            </w:tcMar>
+            <w:vAlign w:val="center"/>
+          </w:tcPr>
+          <w:p>
+            <w:pPr>
+              <w:pStyle w:val="Normal"/>
+              <w:jc w:val="left"/>
+              <w:pBdr>
+                <w:bottom w:val="none" w:sz="0" w:space="0" w:color="000000"/>
+                <w:top w:val="none" w:sz="0" w:space="0" w:color="000000"/>
+                <w:left w:val="none" w:sz="0" w:space="0" w:color="000000"/>
+                <w:right w:val="none" w:sz="0" w:space="0" w:color="000000"/>
+              </w:pBdr>
+              <w:spacing w:after="100" w:before="100" w:line="240"/>
+              <w:ind w:left="100" w:right="100" w:firstLine="0" w:firstLineChars="0"/>
+              <w:rPr>
+                <w:rFonts w:ascii="Times New Roman" w:hAnsi="Times New Roman" w:eastAsia="Times New Roman" w:cs="Times New Roman"/>
+                <w:i w:val="false"/>
+                <w:b w:val="false"/>
+                <w:u w:val="none"/>
+                <w:strike w:val="false"/>
+                <w:sz w:val="12"/>
+                <w:szCs w:val="12"/>
+                <w:color w:val="000000"/>
+              </w:rPr>
+            </w:pPr>
+            <w:r>
+              <w:rPr>
+                <w:rFonts w:ascii="Times New Roman" w:hAnsi="Times New Roman" w:eastAsia="Times New Roman" w:cs="Times New Roman"/>
+                <w:i w:val="false"/>
+                <w:b w:val="false"/>
+                <w:u w:val="none"/>
+                <w:strike w:val="false"/>
+                <w:sz w:val="12"/>
+                <w:szCs w:val="12"/>
+                <w:color w:val="000000"/>
+              </w:rPr>
+              <w:t xml:space="preserve">0.208</w:t>
             </w:r>
           </w:p>
         </w:tc>
@@ -14134,117 +14134,117 @@
                 <w:szCs w:val="12"/>
                 <w:color w:val="000000"/>
               </w:rPr>
-              <w:t xml:space="preserve">0.87 (0.26–2.90)</w:t>
-            </w:r>
-          </w:p>
-        </w:tc>
-        <w:tc>
-          <w:tcPr>
-            <w:tcBorders>
-              <w:bottom w:val="none" w:sz="0" w:space="0" w:color="000000"/>
-              <w:top w:val="none" w:sz="0" w:space="0" w:color="000000"/>
-              <w:left w:val="none" w:sz="0" w:space="0" w:color="000000"/>
-              <w:right w:val="none" w:sz="0" w:space="0" w:color="000000"/>
-            </w:tcBorders>
-            <w:shd w:val="clear" w:color="auto" w:fill="FFFFFF"/>
-            <w:tcMar>
-              <w:top w:w="0" w:type="dxa"/>
-              <w:bottom w:w="0" w:type="dxa"/>
-              <w:left w:w="0" w:type="dxa"/>
-              <w:right w:w="0" w:type="dxa"/>
-            </w:tcMar>
-            <w:vAlign w:val="center"/>
-          </w:tcPr>
-          <w:p>
-            <w:pPr>
-              <w:pStyle w:val="Normal"/>
-              <w:jc w:val="left"/>
-              <w:pBdr>
-                <w:bottom w:val="none" w:sz="0" w:space="0" w:color="000000"/>
-                <w:top w:val="none" w:sz="0" w:space="0" w:color="000000"/>
-                <w:left w:val="none" w:sz="0" w:space="0" w:color="000000"/>
-                <w:right w:val="none" w:sz="0" w:space="0" w:color="000000"/>
-              </w:pBdr>
-              <w:spacing w:after="100" w:before="100" w:line="240"/>
-              <w:ind w:left="100" w:right="100" w:firstLine="0" w:firstLineChars="0"/>
-              <w:rPr>
-                <w:rFonts w:ascii="Times New Roman" w:hAnsi="Times New Roman" w:eastAsia="Times New Roman" w:cs="Times New Roman"/>
-                <w:i w:val="false"/>
-                <w:b w:val="false"/>
-                <w:u w:val="none"/>
-                <w:strike w:val="false"/>
-                <w:sz w:val="12"/>
-                <w:szCs w:val="12"/>
-                <w:color w:val="000000"/>
-              </w:rPr>
-            </w:pPr>
-            <w:r>
-              <w:rPr>
-                <w:rFonts w:ascii="Times New Roman" w:hAnsi="Times New Roman" w:eastAsia="Times New Roman" w:cs="Times New Roman"/>
-                <w:i w:val="false"/>
-                <w:b w:val="false"/>
-                <w:u w:val="none"/>
-                <w:strike w:val="false"/>
-                <w:sz w:val="12"/>
-                <w:szCs w:val="12"/>
-                <w:color w:val="000000"/>
-              </w:rPr>
-              <w:t xml:space="preserve">0.820</w:t>
-            </w:r>
-          </w:p>
-        </w:tc>
-        <w:tc>
-          <w:tcPr>
-            <w:tcBorders>
-              <w:bottom w:val="none" w:sz="0" w:space="0" w:color="000000"/>
-              <w:top w:val="none" w:sz="0" w:space="0" w:color="000000"/>
-              <w:left w:val="none" w:sz="0" w:space="0" w:color="000000"/>
-              <w:right w:val="none" w:sz="0" w:space="0" w:color="000000"/>
-            </w:tcBorders>
-            <w:shd w:val="clear" w:color="auto" w:fill="FFFFFF"/>
-            <w:tcMar>
-              <w:top w:w="0" w:type="dxa"/>
-              <w:bottom w:w="0" w:type="dxa"/>
-              <w:left w:w="0" w:type="dxa"/>
-              <w:right w:w="0" w:type="dxa"/>
-            </w:tcMar>
-            <w:vAlign w:val="center"/>
-          </w:tcPr>
-          <w:p>
-            <w:pPr>
-              <w:pStyle w:val="Normal"/>
-              <w:jc w:val="left"/>
-              <w:pBdr>
-                <w:bottom w:val="none" w:sz="0" w:space="0" w:color="000000"/>
-                <w:top w:val="none" w:sz="0" w:space="0" w:color="000000"/>
-                <w:left w:val="none" w:sz="0" w:space="0" w:color="000000"/>
-                <w:right w:val="none" w:sz="0" w:space="0" w:color="000000"/>
-              </w:pBdr>
-              <w:spacing w:after="100" w:before="100" w:line="240"/>
-              <w:ind w:left="100" w:right="100" w:firstLine="0" w:firstLineChars="0"/>
-              <w:rPr>
-                <w:rFonts w:ascii="Times New Roman" w:hAnsi="Times New Roman" w:eastAsia="Times New Roman" w:cs="Times New Roman"/>
-                <w:i w:val="false"/>
-                <w:b w:val="false"/>
-                <w:u w:val="none"/>
-                <w:strike w:val="false"/>
-                <w:sz w:val="12"/>
-                <w:szCs w:val="12"/>
-                <w:color w:val="000000"/>
-              </w:rPr>
-            </w:pPr>
-            <w:r>
-              <w:rPr>
-                <w:rFonts w:ascii="Times New Roman" w:hAnsi="Times New Roman" w:eastAsia="Times New Roman" w:cs="Times New Roman"/>
-                <w:i w:val="false"/>
-                <w:b w:val="false"/>
-                <w:u w:val="none"/>
-                <w:strike w:val="false"/>
-                <w:sz w:val="12"/>
-                <w:szCs w:val="12"/>
-                <w:color w:val="000000"/>
-              </w:rPr>
-              <w:t xml:space="preserve">0.820</w:t>
+              <w:t xml:space="preserve">1.03 (0.31–3.46)</w:t>
+            </w:r>
+          </w:p>
+        </w:tc>
+        <w:tc>
+          <w:tcPr>
+            <w:tcBorders>
+              <w:bottom w:val="none" w:sz="0" w:space="0" w:color="000000"/>
+              <w:top w:val="none" w:sz="0" w:space="0" w:color="000000"/>
+              <w:left w:val="none" w:sz="0" w:space="0" w:color="000000"/>
+              <w:right w:val="none" w:sz="0" w:space="0" w:color="000000"/>
+            </w:tcBorders>
+            <w:shd w:val="clear" w:color="auto" w:fill="FFFFFF"/>
+            <w:tcMar>
+              <w:top w:w="0" w:type="dxa"/>
+              <w:bottom w:w="0" w:type="dxa"/>
+              <w:left w:w="0" w:type="dxa"/>
+              <w:right w:w="0" w:type="dxa"/>
+            </w:tcMar>
+            <w:vAlign w:val="center"/>
+          </w:tcPr>
+          <w:p>
+            <w:pPr>
+              <w:pStyle w:val="Normal"/>
+              <w:jc w:val="left"/>
+              <w:pBdr>
+                <w:bottom w:val="none" w:sz="0" w:space="0" w:color="000000"/>
+                <w:top w:val="none" w:sz="0" w:space="0" w:color="000000"/>
+                <w:left w:val="none" w:sz="0" w:space="0" w:color="000000"/>
+                <w:right w:val="none" w:sz="0" w:space="0" w:color="000000"/>
+              </w:pBdr>
+              <w:spacing w:after="100" w:before="100" w:line="240"/>
+              <w:ind w:left="100" w:right="100" w:firstLine="0" w:firstLineChars="0"/>
+              <w:rPr>
+                <w:rFonts w:ascii="Times New Roman" w:hAnsi="Times New Roman" w:eastAsia="Times New Roman" w:cs="Times New Roman"/>
+                <w:i w:val="false"/>
+                <w:b w:val="false"/>
+                <w:u w:val="none"/>
+                <w:strike w:val="false"/>
+                <w:sz w:val="12"/>
+                <w:szCs w:val="12"/>
+                <w:color w:val="000000"/>
+              </w:rPr>
+            </w:pPr>
+            <w:r>
+              <w:rPr>
+                <w:rFonts w:ascii="Times New Roman" w:hAnsi="Times New Roman" w:eastAsia="Times New Roman" w:cs="Times New Roman"/>
+                <w:i w:val="false"/>
+                <w:b w:val="false"/>
+                <w:u w:val="none"/>
+                <w:strike w:val="false"/>
+                <w:sz w:val="12"/>
+                <w:szCs w:val="12"/>
+                <w:color w:val="000000"/>
+              </w:rPr>
+              <w:t xml:space="preserve">0.957</w:t>
+            </w:r>
+          </w:p>
+        </w:tc>
+        <w:tc>
+          <w:tcPr>
+            <w:tcBorders>
+              <w:bottom w:val="none" w:sz="0" w:space="0" w:color="000000"/>
+              <w:top w:val="none" w:sz="0" w:space="0" w:color="000000"/>
+              <w:left w:val="none" w:sz="0" w:space="0" w:color="000000"/>
+              <w:right w:val="none" w:sz="0" w:space="0" w:color="000000"/>
+            </w:tcBorders>
+            <w:shd w:val="clear" w:color="auto" w:fill="FFFFFF"/>
+            <w:tcMar>
+              <w:top w:w="0" w:type="dxa"/>
+              <w:bottom w:w="0" w:type="dxa"/>
+              <w:left w:w="0" w:type="dxa"/>
+              <w:right w:w="0" w:type="dxa"/>
+            </w:tcMar>
+            <w:vAlign w:val="center"/>
+          </w:tcPr>
+          <w:p>
+            <w:pPr>
+              <w:pStyle w:val="Normal"/>
+              <w:jc w:val="left"/>
+              <w:pBdr>
+                <w:bottom w:val="none" w:sz="0" w:space="0" w:color="000000"/>
+                <w:top w:val="none" w:sz="0" w:space="0" w:color="000000"/>
+                <w:left w:val="none" w:sz="0" w:space="0" w:color="000000"/>
+                <w:right w:val="none" w:sz="0" w:space="0" w:color="000000"/>
+              </w:pBdr>
+              <w:spacing w:after="100" w:before="100" w:line="240"/>
+              <w:ind w:left="100" w:right="100" w:firstLine="0" w:firstLineChars="0"/>
+              <w:rPr>
+                <w:rFonts w:ascii="Times New Roman" w:hAnsi="Times New Roman" w:eastAsia="Times New Roman" w:cs="Times New Roman"/>
+                <w:i w:val="false"/>
+                <w:b w:val="false"/>
+                <w:u w:val="none"/>
+                <w:strike w:val="false"/>
+                <w:sz w:val="12"/>
+                <w:szCs w:val="12"/>
+                <w:color w:val="000000"/>
+              </w:rPr>
+            </w:pPr>
+            <w:r>
+              <w:rPr>
+                <w:rFonts w:ascii="Times New Roman" w:hAnsi="Times New Roman" w:eastAsia="Times New Roman" w:cs="Times New Roman"/>
+                <w:i w:val="false"/>
+                <w:b w:val="false"/>
+                <w:u w:val="none"/>
+                <w:strike w:val="false"/>
+                <w:sz w:val="12"/>
+                <w:szCs w:val="12"/>
+                <w:color w:val="000000"/>
+              </w:rPr>
+              <w:t xml:space="preserve">0.957</w:t>
             </w:r>
           </w:p>
         </w:tc>
@@ -14409,117 +14409,117 @@
                 <w:szCs w:val="12"/>
                 <w:color w:val="000000"/>
               </w:rPr>
-              <w:t xml:space="preserve">0.92 (0.23–3.66)</w:t>
-            </w:r>
-          </w:p>
-        </w:tc>
-        <w:tc>
-          <w:tcPr>
-            <w:tcBorders>
-              <w:bottom w:val="none" w:sz="0" w:space="0" w:color="000000"/>
-              <w:top w:val="none" w:sz="0" w:space="0" w:color="000000"/>
-              <w:left w:val="none" w:sz="0" w:space="0" w:color="000000"/>
-              <w:right w:val="none" w:sz="0" w:space="0" w:color="000000"/>
-            </w:tcBorders>
-            <w:shd w:val="clear" w:color="auto" w:fill="FFFFFF"/>
-            <w:tcMar>
-              <w:top w:w="0" w:type="dxa"/>
-              <w:bottom w:w="0" w:type="dxa"/>
-              <w:left w:w="0" w:type="dxa"/>
-              <w:right w:w="0" w:type="dxa"/>
-            </w:tcMar>
-            <w:vAlign w:val="center"/>
-          </w:tcPr>
-          <w:p>
-            <w:pPr>
-              <w:pStyle w:val="Normal"/>
-              <w:jc w:val="left"/>
-              <w:pBdr>
-                <w:bottom w:val="none" w:sz="0" w:space="0" w:color="000000"/>
-                <w:top w:val="none" w:sz="0" w:space="0" w:color="000000"/>
-                <w:left w:val="none" w:sz="0" w:space="0" w:color="000000"/>
-                <w:right w:val="none" w:sz="0" w:space="0" w:color="000000"/>
-              </w:pBdr>
-              <w:spacing w:after="100" w:before="100" w:line="240"/>
-              <w:ind w:left="100" w:right="100" w:firstLine="0" w:firstLineChars="0"/>
-              <w:rPr>
-                <w:rFonts w:ascii="Times New Roman" w:hAnsi="Times New Roman" w:eastAsia="Times New Roman" w:cs="Times New Roman"/>
-                <w:i w:val="false"/>
-                <w:b w:val="false"/>
-                <w:u w:val="none"/>
-                <w:strike w:val="false"/>
-                <w:sz w:val="12"/>
-                <w:szCs w:val="12"/>
-                <w:color w:val="000000"/>
-              </w:rPr>
-            </w:pPr>
-            <w:r>
-              <w:rPr>
-                <w:rFonts w:ascii="Times New Roman" w:hAnsi="Times New Roman" w:eastAsia="Times New Roman" w:cs="Times New Roman"/>
-                <w:i w:val="false"/>
-                <w:b w:val="false"/>
-                <w:u w:val="none"/>
-                <w:strike w:val="false"/>
-                <w:sz w:val="12"/>
-                <w:szCs w:val="12"/>
-                <w:color w:val="000000"/>
-              </w:rPr>
-              <w:t xml:space="preserve">0.907</w:t>
-            </w:r>
-          </w:p>
-        </w:tc>
-        <w:tc>
-          <w:tcPr>
-            <w:tcBorders>
-              <w:bottom w:val="none" w:sz="0" w:space="0" w:color="000000"/>
-              <w:top w:val="none" w:sz="0" w:space="0" w:color="000000"/>
-              <w:left w:val="none" w:sz="0" w:space="0" w:color="000000"/>
-              <w:right w:val="none" w:sz="0" w:space="0" w:color="000000"/>
-            </w:tcBorders>
-            <w:shd w:val="clear" w:color="auto" w:fill="FFFFFF"/>
-            <w:tcMar>
-              <w:top w:w="0" w:type="dxa"/>
-              <w:bottom w:w="0" w:type="dxa"/>
-              <w:left w:w="0" w:type="dxa"/>
-              <w:right w:w="0" w:type="dxa"/>
-            </w:tcMar>
-            <w:vAlign w:val="center"/>
-          </w:tcPr>
-          <w:p>
-            <w:pPr>
-              <w:pStyle w:val="Normal"/>
-              <w:jc w:val="left"/>
-              <w:pBdr>
-                <w:bottom w:val="none" w:sz="0" w:space="0" w:color="000000"/>
-                <w:top w:val="none" w:sz="0" w:space="0" w:color="000000"/>
-                <w:left w:val="none" w:sz="0" w:space="0" w:color="000000"/>
-                <w:right w:val="none" w:sz="0" w:space="0" w:color="000000"/>
-              </w:pBdr>
-              <w:spacing w:after="100" w:before="100" w:line="240"/>
-              <w:ind w:left="100" w:right="100" w:firstLine="0" w:firstLineChars="0"/>
-              <w:rPr>
-                <w:rFonts w:ascii="Times New Roman" w:hAnsi="Times New Roman" w:eastAsia="Times New Roman" w:cs="Times New Roman"/>
-                <w:i w:val="false"/>
-                <w:b w:val="false"/>
-                <w:u w:val="none"/>
-                <w:strike w:val="false"/>
-                <w:sz w:val="12"/>
-                <w:szCs w:val="12"/>
-                <w:color w:val="000000"/>
-              </w:rPr>
-            </w:pPr>
-            <w:r>
-              <w:rPr>
-                <w:rFonts w:ascii="Times New Roman" w:hAnsi="Times New Roman" w:eastAsia="Times New Roman" w:cs="Times New Roman"/>
-                <w:i w:val="false"/>
-                <w:b w:val="false"/>
-                <w:u w:val="none"/>
-                <w:strike w:val="false"/>
-                <w:sz w:val="12"/>
-                <w:szCs w:val="12"/>
-                <w:color w:val="000000"/>
-              </w:rPr>
-              <w:t xml:space="preserve">0.432</w:t>
+              <w:t xml:space="preserve">1.04 (0.25–4.37)</w:t>
+            </w:r>
+          </w:p>
+        </w:tc>
+        <w:tc>
+          <w:tcPr>
+            <w:tcBorders>
+              <w:bottom w:val="none" w:sz="0" w:space="0" w:color="000000"/>
+              <w:top w:val="none" w:sz="0" w:space="0" w:color="000000"/>
+              <w:left w:val="none" w:sz="0" w:space="0" w:color="000000"/>
+              <w:right w:val="none" w:sz="0" w:space="0" w:color="000000"/>
+            </w:tcBorders>
+            <w:shd w:val="clear" w:color="auto" w:fill="FFFFFF"/>
+            <w:tcMar>
+              <w:top w:w="0" w:type="dxa"/>
+              <w:bottom w:w="0" w:type="dxa"/>
+              <w:left w:w="0" w:type="dxa"/>
+              <w:right w:w="0" w:type="dxa"/>
+            </w:tcMar>
+            <w:vAlign w:val="center"/>
+          </w:tcPr>
+          <w:p>
+            <w:pPr>
+              <w:pStyle w:val="Normal"/>
+              <w:jc w:val="left"/>
+              <w:pBdr>
+                <w:bottom w:val="none" w:sz="0" w:space="0" w:color="000000"/>
+                <w:top w:val="none" w:sz="0" w:space="0" w:color="000000"/>
+                <w:left w:val="none" w:sz="0" w:space="0" w:color="000000"/>
+                <w:right w:val="none" w:sz="0" w:space="0" w:color="000000"/>
+              </w:pBdr>
+              <w:spacing w:after="100" w:before="100" w:line="240"/>
+              <w:ind w:left="100" w:right="100" w:firstLine="0" w:firstLineChars="0"/>
+              <w:rPr>
+                <w:rFonts w:ascii="Times New Roman" w:hAnsi="Times New Roman" w:eastAsia="Times New Roman" w:cs="Times New Roman"/>
+                <w:i w:val="false"/>
+                <w:b w:val="false"/>
+                <w:u w:val="none"/>
+                <w:strike w:val="false"/>
+                <w:sz w:val="12"/>
+                <w:szCs w:val="12"/>
+                <w:color w:val="000000"/>
+              </w:rPr>
+            </w:pPr>
+            <w:r>
+              <w:rPr>
+                <w:rFonts w:ascii="Times New Roman" w:hAnsi="Times New Roman" w:eastAsia="Times New Roman" w:cs="Times New Roman"/>
+                <w:i w:val="false"/>
+                <w:b w:val="false"/>
+                <w:u w:val="none"/>
+                <w:strike w:val="false"/>
+                <w:sz w:val="12"/>
+                <w:szCs w:val="12"/>
+                <w:color w:val="000000"/>
+              </w:rPr>
+              <w:t xml:space="preserve">0.957</w:t>
+            </w:r>
+          </w:p>
+        </w:tc>
+        <w:tc>
+          <w:tcPr>
+            <w:tcBorders>
+              <w:bottom w:val="none" w:sz="0" w:space="0" w:color="000000"/>
+              <w:top w:val="none" w:sz="0" w:space="0" w:color="000000"/>
+              <w:left w:val="none" w:sz="0" w:space="0" w:color="000000"/>
+              <w:right w:val="none" w:sz="0" w:space="0" w:color="000000"/>
+            </w:tcBorders>
+            <w:shd w:val="clear" w:color="auto" w:fill="FFFFFF"/>
+            <w:tcMar>
+              <w:top w:w="0" w:type="dxa"/>
+              <w:bottom w:w="0" w:type="dxa"/>
+              <w:left w:w="0" w:type="dxa"/>
+              <w:right w:w="0" w:type="dxa"/>
+            </w:tcMar>
+            <w:vAlign w:val="center"/>
+          </w:tcPr>
+          <w:p>
+            <w:pPr>
+              <w:pStyle w:val="Normal"/>
+              <w:jc w:val="left"/>
+              <w:pBdr>
+                <w:bottom w:val="none" w:sz="0" w:space="0" w:color="000000"/>
+                <w:top w:val="none" w:sz="0" w:space="0" w:color="000000"/>
+                <w:left w:val="none" w:sz="0" w:space="0" w:color="000000"/>
+                <w:right w:val="none" w:sz="0" w:space="0" w:color="000000"/>
+              </w:pBdr>
+              <w:spacing w:after="100" w:before="100" w:line="240"/>
+              <w:ind w:left="100" w:right="100" w:firstLine="0" w:firstLineChars="0"/>
+              <w:rPr>
+                <w:rFonts w:ascii="Times New Roman" w:hAnsi="Times New Roman" w:eastAsia="Times New Roman" w:cs="Times New Roman"/>
+                <w:i w:val="false"/>
+                <w:b w:val="false"/>
+                <w:u w:val="none"/>
+                <w:strike w:val="false"/>
+                <w:sz w:val="12"/>
+                <w:szCs w:val="12"/>
+                <w:color w:val="000000"/>
+              </w:rPr>
+            </w:pPr>
+            <w:r>
+              <w:rPr>
+                <w:rFonts w:ascii="Times New Roman" w:hAnsi="Times New Roman" w:eastAsia="Times New Roman" w:cs="Times New Roman"/>
+                <w:i w:val="false"/>
+                <w:b w:val="false"/>
+                <w:u w:val="none"/>
+                <w:strike w:val="false"/>
+                <w:sz w:val="12"/>
+                <w:szCs w:val="12"/>
+                <w:color w:val="000000"/>
+              </w:rPr>
+              <w:t xml:space="preserve">0.508</w:t>
             </w:r>
           </w:p>
         </w:tc>
@@ -15624,7 +15624,7 @@
                 <w:szCs w:val="12"/>
                 <w:color w:val="000000"/>
               </w:rPr>
-              <w:t xml:space="preserve">0.13 (0.03–0.48)</w:t>
+              <w:t xml:space="preserve">0.13 (0.03–0.52)</w:t>
             </w:r>
           </w:p>
         </w:tc>
@@ -15679,7 +15679,7 @@
                 <w:szCs w:val="12"/>
                 <w:color w:val="000000"/>
               </w:rPr>
-              <w:t xml:space="preserve">0.002</w:t>
+              <w:t xml:space="preserve">0.004</w:t>
             </w:r>
           </w:p>
         </w:tc>
@@ -15734,7 +15734,7 @@
                 <w:szCs w:val="12"/>
                 <w:color w:val="000000"/>
               </w:rPr>
-              <w:t xml:space="preserve">0.022</w:t>
+              <w:t xml:space="preserve">0.035</w:t>
             </w:r>
           </w:p>
         </w:tc>
@@ -15899,7 +15899,7 @@
                 <w:szCs w:val="12"/>
                 <w:color w:val="000000"/>
               </w:rPr>
-              <w:t xml:space="preserve">0.09 (0.02–0.42)</w:t>
+              <w:t xml:space="preserve">0.09 (0.02–0.48)</w:t>
             </w:r>
           </w:p>
         </w:tc>
@@ -15954,7 +15954,7 @@
                 <w:szCs w:val="12"/>
                 <w:color w:val="000000"/>
               </w:rPr>
-              <w:t xml:space="preserve">0.002</w:t>
+              <w:t xml:space="preserve">0.004</w:t>
             </w:r>
           </w:p>
         </w:tc>
@@ -16009,7 +16009,7 @@
                 <w:szCs w:val="12"/>
                 <w:color w:val="000000"/>
               </w:rPr>
-              <w:t xml:space="preserve">0.064</w:t>
+              <w:t xml:space="preserve">0.173</w:t>
             </w:r>
           </w:p>
         </w:tc>

--- a/output/tables/READ/READ_survival_summary.docx
+++ b/output/tables/READ/READ_survival_summary.docx
@@ -25,7 +25,7 @@
         <w:ind w:left="60" w:right="60" w:firstLine="0" w:firstLineChars="0"/>
       </w:pPr>
       <w:r>
-        <w:t xml:space="preserve">Overall survival by gene expression (High vs Low), TCGA-READ. HR from Cox regression; multivariable model adjusted for age (per 10 years), sex, pathologic stage group and pretreatment cea. Sensitivity: stratified by tss. q = Benjamini–Hochberg across exploratory genes only; the primary gene (ROCK2) is reported with its unadjusted p. Time-split HRs (0–24 / &gt;24 months, adjusted) are shown only for genes whose expression term violated proportional hazards. RMST difference = High − Low restricted mean survival time up to 60 months.</w:t>
+        <w:t xml:space="preserve">Overall survival by gene expression (High vs Low), TCGA-READ. HR from Cox regression; multivariable model adjusted for ageg, sex, pathologic stage group and pretreatment cea. Sensitivity: stratified by tss. q = Benjamini–Hochberg across exploratory genes only; the primary gene (HIST1H2AC) is reported with its unadjusted p. Time-split HRs (0–24 / &gt;24 months, adjusted) are shown only for genes whose expression term violated proportional hazards. RMST difference = High − Low restricted mean survival time up to 60 months.</w:t>
       </w:r>
     </w:p>
     <w:tbl xmlns:a="http://schemas.openxmlformats.org/drawingml/2006/main" xmlns:pic="http://schemas.openxmlformats.org/drawingml/2006/picture">
@@ -35,7 +35,7 @@
         <w:tblLook w:firstRow="1" w:lastRow="0" w:firstColumn="0" w:lastColumn="0" w:noHBand="0" w:noVBand="1"/>
       </w:tblPr>
       <w:tblGrid>
-        <w:gridCol w:w="831"/>
+        <w:gridCol w:w="1051"/>
         <w:gridCol w:w="964"/>
         <w:gridCol w:w="591"/>
         <w:gridCol w:w="757"/>
@@ -1609,7 +1609,7 @@
                 <w:szCs w:val="12"/>
                 <w:color w:val="000000"/>
               </w:rPr>
-              <w:t xml:space="preserve">ROCK2</w:t>
+              <w:t xml:space="preserve">HIST1H2AC</w:t>
             </w:r>
           </w:p>
         </w:tc>
@@ -1719,7 +1719,7 @@
                 <w:szCs w:val="12"/>
                 <w:color w:val="000000"/>
               </w:rPr>
-              <w:t xml:space="preserve">157</w:t>
+              <w:t xml:space="preserve">156</w:t>
             </w:r>
           </w:p>
         </w:tc>
@@ -1829,6 +1829,61 @@
                 <w:szCs w:val="12"/>
                 <w:color w:val="000000"/>
               </w:rPr>
+              <w:t xml:space="preserve">NR (57.2–NR)</w:t>
+            </w:r>
+          </w:p>
+        </w:tc>
+        <w:tc>
+          <w:tcPr>
+            <w:tcBorders>
+              <w:bottom w:val="none" w:sz="0" w:space="0" w:color="000000"/>
+              <w:top w:val="single" w:sz="12" w:space="0" w:color="666666"/>
+              <w:left w:val="none" w:sz="0" w:space="0" w:color="000000"/>
+              <w:right w:val="none" w:sz="0" w:space="0" w:color="000000"/>
+            </w:tcBorders>
+            <w:shd w:val="clear" w:color="auto" w:fill="FFFFFF"/>
+            <w:tcMar>
+              <w:top w:w="0" w:type="dxa"/>
+              <w:bottom w:w="0" w:type="dxa"/>
+              <w:left w:w="0" w:type="dxa"/>
+              <w:right w:w="0" w:type="dxa"/>
+            </w:tcMar>
+            <w:vAlign w:val="center"/>
+          </w:tcPr>
+          <w:p>
+            <w:pPr>
+              <w:pStyle w:val="Normal"/>
+              <w:jc w:val="left"/>
+              <w:pBdr>
+                <w:bottom w:val="none" w:sz="0" w:space="0" w:color="000000"/>
+                <w:top w:val="none" w:sz="0" w:space="0" w:color="000000"/>
+                <w:left w:val="none" w:sz="0" w:space="0" w:color="000000"/>
+                <w:right w:val="none" w:sz="0" w:space="0" w:color="000000"/>
+              </w:pBdr>
+              <w:spacing w:after="100" w:before="100" w:line="240"/>
+              <w:ind w:left="100" w:right="100" w:firstLine="0" w:firstLineChars="0"/>
+              <w:rPr>
+                <w:rFonts w:ascii="Times New Roman" w:hAnsi="Times New Roman" w:eastAsia="Times New Roman" w:cs="Times New Roman"/>
+                <w:i w:val="false"/>
+                <w:b w:val="false"/>
+                <w:u w:val="none"/>
+                <w:strike w:val="false"/>
+                <w:sz w:val="12"/>
+                <w:szCs w:val="12"/>
+                <w:color w:val="000000"/>
+              </w:rPr>
+            </w:pPr>
+            <w:r>
+              <w:rPr>
+                <w:rFonts w:ascii="Times New Roman" w:hAnsi="Times New Roman" w:eastAsia="Times New Roman" w:cs="Times New Roman"/>
+                <w:i w:val="false"/>
+                <w:b w:val="false"/>
+                <w:u w:val="none"/>
+                <w:strike w:val="false"/>
+                <w:sz w:val="12"/>
+                <w:szCs w:val="12"/>
+                <w:color w:val="000000"/>
+              </w:rPr>
               <w:t xml:space="preserve">51.4 (41.3–NR)</w:t>
             </w:r>
           </w:p>
@@ -1884,7 +1939,7 @@
                 <w:szCs w:val="12"/>
                 <w:color w:val="000000"/>
               </w:rPr>
-              <w:t xml:space="preserve">NR (NR–NR)</w:t>
+              <w:t xml:space="preserve">0.016</w:t>
             </w:r>
           </w:p>
         </w:tc>
@@ -1939,7 +1994,7 @@
                 <w:szCs w:val="12"/>
                 <w:color w:val="000000"/>
               </w:rPr>
-              <w:t xml:space="preserve">0.045</w:t>
+              <w:t xml:space="preserve">–</w:t>
             </w:r>
           </w:p>
         </w:tc>
@@ -1994,6 +2049,116 @@
                 <w:szCs w:val="12"/>
                 <w:color w:val="000000"/>
               </w:rPr>
+              <w:t xml:space="preserve">2.73 (1.17–6.40)</w:t>
+            </w:r>
+          </w:p>
+        </w:tc>
+        <w:tc>
+          <w:tcPr>
+            <w:tcBorders>
+              <w:bottom w:val="none" w:sz="0" w:space="0" w:color="000000"/>
+              <w:top w:val="single" w:sz="12" w:space="0" w:color="666666"/>
+              <w:left w:val="none" w:sz="0" w:space="0" w:color="000000"/>
+              <w:right w:val="none" w:sz="0" w:space="0" w:color="000000"/>
+            </w:tcBorders>
+            <w:shd w:val="clear" w:color="auto" w:fill="FFFFFF"/>
+            <w:tcMar>
+              <w:top w:w="0" w:type="dxa"/>
+              <w:bottom w:w="0" w:type="dxa"/>
+              <w:left w:w="0" w:type="dxa"/>
+              <w:right w:w="0" w:type="dxa"/>
+            </w:tcMar>
+            <w:vAlign w:val="center"/>
+          </w:tcPr>
+          <w:p>
+            <w:pPr>
+              <w:pStyle w:val="Normal"/>
+              <w:jc w:val="left"/>
+              <w:pBdr>
+                <w:bottom w:val="none" w:sz="0" w:space="0" w:color="000000"/>
+                <w:top w:val="none" w:sz="0" w:space="0" w:color="000000"/>
+                <w:left w:val="none" w:sz="0" w:space="0" w:color="000000"/>
+                <w:right w:val="none" w:sz="0" w:space="0" w:color="000000"/>
+              </w:pBdr>
+              <w:spacing w:after="100" w:before="100" w:line="240"/>
+              <w:ind w:left="100" w:right="100" w:firstLine="0" w:firstLineChars="0"/>
+              <w:rPr>
+                <w:rFonts w:ascii="Times New Roman" w:hAnsi="Times New Roman" w:eastAsia="Times New Roman" w:cs="Times New Roman"/>
+                <w:i w:val="false"/>
+                <w:b w:val="false"/>
+                <w:u w:val="none"/>
+                <w:strike w:val="false"/>
+                <w:sz w:val="12"/>
+                <w:szCs w:val="12"/>
+                <w:color w:val="000000"/>
+              </w:rPr>
+            </w:pPr>
+            <w:r>
+              <w:rPr>
+                <w:rFonts w:ascii="Times New Roman" w:hAnsi="Times New Roman" w:eastAsia="Times New Roman" w:cs="Times New Roman"/>
+                <w:i w:val="false"/>
+                <w:b w:val="false"/>
+                <w:u w:val="none"/>
+                <w:strike w:val="false"/>
+                <w:sz w:val="12"/>
+                <w:szCs w:val="12"/>
+                <w:color w:val="000000"/>
+              </w:rPr>
+              <w:t xml:space="preserve">0.021</w:t>
+            </w:r>
+          </w:p>
+        </w:tc>
+        <w:tc>
+          <w:tcPr>
+            <w:tcBorders>
+              <w:bottom w:val="none" w:sz="0" w:space="0" w:color="000000"/>
+              <w:top w:val="single" w:sz="12" w:space="0" w:color="666666"/>
+              <w:left w:val="none" w:sz="0" w:space="0" w:color="000000"/>
+              <w:right w:val="none" w:sz="0" w:space="0" w:color="000000"/>
+            </w:tcBorders>
+            <w:shd w:val="clear" w:color="auto" w:fill="FFFFFF"/>
+            <w:tcMar>
+              <w:top w:w="0" w:type="dxa"/>
+              <w:bottom w:w="0" w:type="dxa"/>
+              <w:left w:w="0" w:type="dxa"/>
+              <w:right w:w="0" w:type="dxa"/>
+            </w:tcMar>
+            <w:vAlign w:val="center"/>
+          </w:tcPr>
+          <w:p>
+            <w:pPr>
+              <w:pStyle w:val="Normal"/>
+              <w:jc w:val="left"/>
+              <w:pBdr>
+                <w:bottom w:val="none" w:sz="0" w:space="0" w:color="000000"/>
+                <w:top w:val="none" w:sz="0" w:space="0" w:color="000000"/>
+                <w:left w:val="none" w:sz="0" w:space="0" w:color="000000"/>
+                <w:right w:val="none" w:sz="0" w:space="0" w:color="000000"/>
+              </w:pBdr>
+              <w:spacing w:after="100" w:before="100" w:line="240"/>
+              <w:ind w:left="100" w:right="100" w:firstLine="0" w:firstLineChars="0"/>
+              <w:rPr>
+                <w:rFonts w:ascii="Times New Roman" w:hAnsi="Times New Roman" w:eastAsia="Times New Roman" w:cs="Times New Roman"/>
+                <w:i w:val="false"/>
+                <w:b w:val="false"/>
+                <w:u w:val="none"/>
+                <w:strike w:val="false"/>
+                <w:sz w:val="12"/>
+                <w:szCs w:val="12"/>
+                <w:color w:val="000000"/>
+              </w:rPr>
+            </w:pPr>
+            <w:r>
+              <w:rPr>
+                <w:rFonts w:ascii="Times New Roman" w:hAnsi="Times New Roman" w:eastAsia="Times New Roman" w:cs="Times New Roman"/>
+                <w:i w:val="false"/>
+                <w:b w:val="false"/>
+                <w:u w:val="none"/>
+                <w:strike w:val="false"/>
+                <w:sz w:val="12"/>
+                <w:szCs w:val="12"/>
+                <w:color w:val="000000"/>
+              </w:rPr>
               <w:t xml:space="preserve">–</w:t>
             </w:r>
           </w:p>
@@ -2049,7 +2214,7 @@
                 <w:szCs w:val="12"/>
                 <w:color w:val="000000"/>
               </w:rPr>
-              <w:t xml:space="preserve">0.44 (0.19–1.00)</w:t>
+              <w:t xml:space="preserve">2.62 (0.75–9.15)</w:t>
             </w:r>
           </w:p>
         </w:tc>
@@ -2104,7 +2269,7 @@
                 <w:szCs w:val="12"/>
                 <w:color w:val="000000"/>
               </w:rPr>
-              <w:t xml:space="preserve">0.049</w:t>
+              <w:t xml:space="preserve">0.131</w:t>
             </w:r>
           </w:p>
         </w:tc>
@@ -2214,7 +2379,7 @@
                 <w:szCs w:val="12"/>
                 <w:color w:val="000000"/>
               </w:rPr>
-              <w:t xml:space="preserve">0.53 (0.13–2.09)</w:t>
+              <w:t xml:space="preserve">3.2</w:t>
             </w:r>
           </w:p>
         </w:tc>
@@ -2238,38 +2403,38 @@
           <w:p>
             <w:pPr>
               <w:pStyle w:val="Normal"/>
-              <w:jc w:val="left"/>
-              <w:pBdr>
-                <w:bottom w:val="none" w:sz="0" w:space="0" w:color="000000"/>
-                <w:top w:val="none" w:sz="0" w:space="0" w:color="000000"/>
-                <w:left w:val="none" w:sz="0" w:space="0" w:color="000000"/>
-                <w:right w:val="none" w:sz="0" w:space="0" w:color="000000"/>
-              </w:pBdr>
-              <w:spacing w:after="100" w:before="100" w:line="240"/>
-              <w:ind w:left="100" w:right="100" w:firstLine="0" w:firstLineChars="0"/>
-              <w:rPr>
-                <w:rFonts w:ascii="Times New Roman" w:hAnsi="Times New Roman" w:eastAsia="Times New Roman" w:cs="Times New Roman"/>
-                <w:i w:val="false"/>
-                <w:b w:val="false"/>
-                <w:u w:val="none"/>
-                <w:strike w:val="false"/>
-                <w:sz w:val="12"/>
-                <w:szCs w:val="12"/>
-                <w:color w:val="000000"/>
-              </w:rPr>
-            </w:pPr>
-            <w:r>
-              <w:rPr>
-                <w:rFonts w:ascii="Times New Roman" w:hAnsi="Times New Roman" w:eastAsia="Times New Roman" w:cs="Times New Roman"/>
-                <w:i w:val="false"/>
-                <w:b w:val="false"/>
-                <w:u w:val="none"/>
-                <w:strike w:val="false"/>
-                <w:sz w:val="12"/>
-                <w:szCs w:val="12"/>
-                <w:color w:val="000000"/>
-              </w:rPr>
-              <w:t xml:space="preserve">0.360</w:t>
+              <w:jc w:val="right"/>
+              <w:pBdr>
+                <w:bottom w:val="none" w:sz="0" w:space="0" w:color="000000"/>
+                <w:top w:val="none" w:sz="0" w:space="0" w:color="000000"/>
+                <w:left w:val="none" w:sz="0" w:space="0" w:color="000000"/>
+                <w:right w:val="none" w:sz="0" w:space="0" w:color="000000"/>
+              </w:pBdr>
+              <w:spacing w:after="100" w:before="100" w:line="240"/>
+              <w:ind w:left="100" w:right="100" w:firstLine="0" w:firstLineChars="0"/>
+              <w:rPr>
+                <w:rFonts w:ascii="Times New Roman" w:hAnsi="Times New Roman" w:eastAsia="Times New Roman" w:cs="Times New Roman"/>
+                <w:i w:val="false"/>
+                <w:b w:val="false"/>
+                <w:u w:val="none"/>
+                <w:strike w:val="false"/>
+                <w:sz w:val="12"/>
+                <w:szCs w:val="12"/>
+                <w:color w:val="000000"/>
+              </w:rPr>
+            </w:pPr>
+            <w:r>
+              <w:rPr>
+                <w:rFonts w:ascii="Times New Roman" w:hAnsi="Times New Roman" w:eastAsia="Times New Roman" w:cs="Times New Roman"/>
+                <w:i w:val="false"/>
+                <w:b w:val="false"/>
+                <w:u w:val="none"/>
+                <w:strike w:val="false"/>
+                <w:sz w:val="12"/>
+                <w:szCs w:val="12"/>
+                <w:color w:val="000000"/>
+              </w:rPr>
+              <w:t xml:space="preserve"/>
             </w:r>
           </w:p>
         </w:tc>
@@ -2324,7 +2489,7 @@
                 <w:szCs w:val="12"/>
                 <w:color w:val="000000"/>
               </w:rPr>
-              <w:t xml:space="preserve">–</w:t>
+              <w:t xml:space="preserve">2.00 (0.57–7.08)</w:t>
             </w:r>
           </w:p>
         </w:tc>
@@ -2379,7 +2544,7 @@
                 <w:szCs w:val="12"/>
                 <w:color w:val="000000"/>
               </w:rPr>
-              <w:t xml:space="preserve">2.6</w:t>
+              <w:t xml:space="preserve">0.280</w:t>
             </w:r>
           </w:p>
         </w:tc>
@@ -2403,7 +2568,62 @@
           <w:p>
             <w:pPr>
               <w:pStyle w:val="Normal"/>
-              <w:jc w:val="right"/>
+              <w:jc w:val="left"/>
+              <w:pBdr>
+                <w:bottom w:val="none" w:sz="0" w:space="0" w:color="000000"/>
+                <w:top w:val="none" w:sz="0" w:space="0" w:color="000000"/>
+                <w:left w:val="none" w:sz="0" w:space="0" w:color="000000"/>
+                <w:right w:val="none" w:sz="0" w:space="0" w:color="000000"/>
+              </w:pBdr>
+              <w:spacing w:after="100" w:before="100" w:line="240"/>
+              <w:ind w:left="100" w:right="100" w:firstLine="0" w:firstLineChars="0"/>
+              <w:rPr>
+                <w:rFonts w:ascii="Times New Roman" w:hAnsi="Times New Roman" w:eastAsia="Times New Roman" w:cs="Times New Roman"/>
+                <w:i w:val="false"/>
+                <w:b w:val="false"/>
+                <w:u w:val="none"/>
+                <w:strike w:val="false"/>
+                <w:sz w:val="12"/>
+                <w:szCs w:val="12"/>
+                <w:color w:val="000000"/>
+              </w:rPr>
+            </w:pPr>
+            <w:r>
+              <w:rPr>
+                <w:rFonts w:ascii="Times New Roman" w:hAnsi="Times New Roman" w:eastAsia="Times New Roman" w:cs="Times New Roman"/>
+                <w:i w:val="false"/>
+                <w:b w:val="false"/>
+                <w:u w:val="none"/>
+                <w:strike w:val="false"/>
+                <w:sz w:val="12"/>
+                <w:szCs w:val="12"/>
+                <w:color w:val="000000"/>
+              </w:rPr>
+              <w:t xml:space="preserve">0.428</w:t>
+            </w:r>
+          </w:p>
+        </w:tc>
+        <w:tc>
+          <w:tcPr>
+            <w:tcBorders>
+              <w:bottom w:val="none" w:sz="0" w:space="0" w:color="000000"/>
+              <w:top w:val="single" w:sz="12" w:space="0" w:color="666666"/>
+              <w:left w:val="none" w:sz="0" w:space="0" w:color="000000"/>
+              <w:right w:val="none" w:sz="0" w:space="0" w:color="000000"/>
+            </w:tcBorders>
+            <w:shd w:val="clear" w:color="auto" w:fill="FFFFFF"/>
+            <w:tcMar>
+              <w:top w:w="0" w:type="dxa"/>
+              <w:bottom w:w="0" w:type="dxa"/>
+              <w:left w:w="0" w:type="dxa"/>
+              <w:right w:w="0" w:type="dxa"/>
+            </w:tcMar>
+            <w:vAlign w:val="center"/>
+          </w:tcPr>
+          <w:p>
+            <w:pPr>
+              <w:pStyle w:val="Normal"/>
+              <w:jc w:val="left"/>
               <w:pBdr>
                 <w:bottom w:val="none" w:sz="0" w:space="0" w:color="000000"/>
                 <w:top w:val="none" w:sz="0" w:space="0" w:color="000000"/>
@@ -2489,7 +2709,7 @@
                 <w:szCs w:val="12"/>
                 <w:color w:val="000000"/>
               </w:rPr>
-              <w:t xml:space="preserve">0.64 (0.16–2.61)</w:t>
+              <w:t xml:space="preserve"/>
             </w:r>
           </w:p>
         </w:tc>
@@ -2544,7 +2764,7 @@
                 <w:szCs w:val="12"/>
                 <w:color w:val="000000"/>
               </w:rPr>
-              <w:t xml:space="preserve">0.535</w:t>
+              <w:t xml:space="preserve"/>
             </w:r>
           </w:p>
         </w:tc>
@@ -2599,7 +2819,7 @@
                 <w:szCs w:val="12"/>
                 <w:color w:val="000000"/>
               </w:rPr>
-              <w:t xml:space="preserve">0.372</w:t>
+              <w:t xml:space="preserve"/>
             </w:r>
           </w:p>
         </w:tc>
@@ -2654,7 +2874,7 @@
                 <w:szCs w:val="12"/>
                 <w:color w:val="000000"/>
               </w:rPr>
-              <w:t xml:space="preserve"/>
+              <w:t xml:space="preserve">-9.23 (-16.12, -2.34)</w:t>
             </w:r>
           </w:p>
         </w:tc>
@@ -2709,227 +2929,7 @@
                 <w:szCs w:val="12"/>
                 <w:color w:val="000000"/>
               </w:rPr>
-              <w:t xml:space="preserve"/>
-            </w:r>
-          </w:p>
-        </w:tc>
-        <w:tc>
-          <w:tcPr>
-            <w:tcBorders>
-              <w:bottom w:val="none" w:sz="0" w:space="0" w:color="000000"/>
-              <w:top w:val="single" w:sz="12" w:space="0" w:color="666666"/>
-              <w:left w:val="none" w:sz="0" w:space="0" w:color="000000"/>
-              <w:right w:val="none" w:sz="0" w:space="0" w:color="000000"/>
-            </w:tcBorders>
-            <w:shd w:val="clear" w:color="auto" w:fill="FFFFFF"/>
-            <w:tcMar>
-              <w:top w:w="0" w:type="dxa"/>
-              <w:bottom w:w="0" w:type="dxa"/>
-              <w:left w:w="0" w:type="dxa"/>
-              <w:right w:w="0" w:type="dxa"/>
-            </w:tcMar>
-            <w:vAlign w:val="center"/>
-          </w:tcPr>
-          <w:p>
-            <w:pPr>
-              <w:pStyle w:val="Normal"/>
-              <w:jc w:val="left"/>
-              <w:pBdr>
-                <w:bottom w:val="none" w:sz="0" w:space="0" w:color="000000"/>
-                <w:top w:val="none" w:sz="0" w:space="0" w:color="000000"/>
-                <w:left w:val="none" w:sz="0" w:space="0" w:color="000000"/>
-                <w:right w:val="none" w:sz="0" w:space="0" w:color="000000"/>
-              </w:pBdr>
-              <w:spacing w:after="100" w:before="100" w:line="240"/>
-              <w:ind w:left="100" w:right="100" w:firstLine="0" w:firstLineChars="0"/>
-              <w:rPr>
-                <w:rFonts w:ascii="Times New Roman" w:hAnsi="Times New Roman" w:eastAsia="Times New Roman" w:cs="Times New Roman"/>
-                <w:i w:val="false"/>
-                <w:b w:val="false"/>
-                <w:u w:val="none"/>
-                <w:strike w:val="false"/>
-                <w:sz w:val="12"/>
-                <w:szCs w:val="12"/>
-                <w:color w:val="000000"/>
-              </w:rPr>
-            </w:pPr>
-            <w:r>
-              <w:rPr>
-                <w:rFonts w:ascii="Times New Roman" w:hAnsi="Times New Roman" w:eastAsia="Times New Roman" w:cs="Times New Roman"/>
-                <w:i w:val="false"/>
-                <w:b w:val="false"/>
-                <w:u w:val="none"/>
-                <w:strike w:val="false"/>
-                <w:sz w:val="12"/>
-                <w:szCs w:val="12"/>
-                <w:color w:val="000000"/>
-              </w:rPr>
-              <w:t xml:space="preserve"/>
-            </w:r>
-          </w:p>
-        </w:tc>
-        <w:tc>
-          <w:tcPr>
-            <w:tcBorders>
-              <w:bottom w:val="none" w:sz="0" w:space="0" w:color="000000"/>
-              <w:top w:val="single" w:sz="12" w:space="0" w:color="666666"/>
-              <w:left w:val="none" w:sz="0" w:space="0" w:color="000000"/>
-              <w:right w:val="none" w:sz="0" w:space="0" w:color="000000"/>
-            </w:tcBorders>
-            <w:shd w:val="clear" w:color="auto" w:fill="FFFFFF"/>
-            <w:tcMar>
-              <w:top w:w="0" w:type="dxa"/>
-              <w:bottom w:w="0" w:type="dxa"/>
-              <w:left w:w="0" w:type="dxa"/>
-              <w:right w:w="0" w:type="dxa"/>
-            </w:tcMar>
-            <w:vAlign w:val="center"/>
-          </w:tcPr>
-          <w:p>
-            <w:pPr>
-              <w:pStyle w:val="Normal"/>
-              <w:jc w:val="left"/>
-              <w:pBdr>
-                <w:bottom w:val="none" w:sz="0" w:space="0" w:color="000000"/>
-                <w:top w:val="none" w:sz="0" w:space="0" w:color="000000"/>
-                <w:left w:val="none" w:sz="0" w:space="0" w:color="000000"/>
-                <w:right w:val="none" w:sz="0" w:space="0" w:color="000000"/>
-              </w:pBdr>
-              <w:spacing w:after="100" w:before="100" w:line="240"/>
-              <w:ind w:left="100" w:right="100" w:firstLine="0" w:firstLineChars="0"/>
-              <w:rPr>
-                <w:rFonts w:ascii="Times New Roman" w:hAnsi="Times New Roman" w:eastAsia="Times New Roman" w:cs="Times New Roman"/>
-                <w:i w:val="false"/>
-                <w:b w:val="false"/>
-                <w:u w:val="none"/>
-                <w:strike w:val="false"/>
-                <w:sz w:val="12"/>
-                <w:szCs w:val="12"/>
-                <w:color w:val="000000"/>
-              </w:rPr>
-            </w:pPr>
-            <w:r>
-              <w:rPr>
-                <w:rFonts w:ascii="Times New Roman" w:hAnsi="Times New Roman" w:eastAsia="Times New Roman" w:cs="Times New Roman"/>
-                <w:i w:val="false"/>
-                <w:b w:val="false"/>
-                <w:u w:val="none"/>
-                <w:strike w:val="false"/>
-                <w:sz w:val="12"/>
-                <w:szCs w:val="12"/>
-                <w:color w:val="000000"/>
-              </w:rPr>
-              <w:t xml:space="preserve"/>
-            </w:r>
-          </w:p>
-        </w:tc>
-        <w:tc>
-          <w:tcPr>
-            <w:tcBorders>
-              <w:bottom w:val="none" w:sz="0" w:space="0" w:color="000000"/>
-              <w:top w:val="single" w:sz="12" w:space="0" w:color="666666"/>
-              <w:left w:val="none" w:sz="0" w:space="0" w:color="000000"/>
-              <w:right w:val="none" w:sz="0" w:space="0" w:color="000000"/>
-            </w:tcBorders>
-            <w:shd w:val="clear" w:color="auto" w:fill="FFFFFF"/>
-            <w:tcMar>
-              <w:top w:w="0" w:type="dxa"/>
-              <w:bottom w:w="0" w:type="dxa"/>
-              <w:left w:w="0" w:type="dxa"/>
-              <w:right w:w="0" w:type="dxa"/>
-            </w:tcMar>
-            <w:vAlign w:val="center"/>
-          </w:tcPr>
-          <w:p>
-            <w:pPr>
-              <w:pStyle w:val="Normal"/>
-              <w:jc w:val="left"/>
-              <w:pBdr>
-                <w:bottom w:val="none" w:sz="0" w:space="0" w:color="000000"/>
-                <w:top w:val="none" w:sz="0" w:space="0" w:color="000000"/>
-                <w:left w:val="none" w:sz="0" w:space="0" w:color="000000"/>
-                <w:right w:val="none" w:sz="0" w:space="0" w:color="000000"/>
-              </w:pBdr>
-              <w:spacing w:after="100" w:before="100" w:line="240"/>
-              <w:ind w:left="100" w:right="100" w:firstLine="0" w:firstLineChars="0"/>
-              <w:rPr>
-                <w:rFonts w:ascii="Times New Roman" w:hAnsi="Times New Roman" w:eastAsia="Times New Roman" w:cs="Times New Roman"/>
-                <w:i w:val="false"/>
-                <w:b w:val="false"/>
-                <w:u w:val="none"/>
-                <w:strike w:val="false"/>
-                <w:sz w:val="12"/>
-                <w:szCs w:val="12"/>
-                <w:color w:val="000000"/>
-              </w:rPr>
-            </w:pPr>
-            <w:r>
-              <w:rPr>
-                <w:rFonts w:ascii="Times New Roman" w:hAnsi="Times New Roman" w:eastAsia="Times New Roman" w:cs="Times New Roman"/>
-                <w:i w:val="false"/>
-                <w:b w:val="false"/>
-                <w:u w:val="none"/>
-                <w:strike w:val="false"/>
-                <w:sz w:val="12"/>
-                <w:szCs w:val="12"/>
-                <w:color w:val="000000"/>
-              </w:rPr>
-              <w:t xml:space="preserve">7.75 (0.66, 14.84)</w:t>
-            </w:r>
-          </w:p>
-        </w:tc>
-        <w:tc>
-          <w:tcPr>
-            <w:tcBorders>
-              <w:bottom w:val="none" w:sz="0" w:space="0" w:color="000000"/>
-              <w:top w:val="single" w:sz="12" w:space="0" w:color="666666"/>
-              <w:left w:val="none" w:sz="0" w:space="0" w:color="000000"/>
-              <w:right w:val="none" w:sz="0" w:space="0" w:color="000000"/>
-            </w:tcBorders>
-            <w:shd w:val="clear" w:color="auto" w:fill="FFFFFF"/>
-            <w:tcMar>
-              <w:top w:w="0" w:type="dxa"/>
-              <w:bottom w:w="0" w:type="dxa"/>
-              <w:left w:w="0" w:type="dxa"/>
-              <w:right w:w="0" w:type="dxa"/>
-            </w:tcMar>
-            <w:vAlign w:val="center"/>
-          </w:tcPr>
-          <w:p>
-            <w:pPr>
-              <w:pStyle w:val="Normal"/>
-              <w:jc w:val="left"/>
-              <w:pBdr>
-                <w:bottom w:val="none" w:sz="0" w:space="0" w:color="000000"/>
-                <w:top w:val="none" w:sz="0" w:space="0" w:color="000000"/>
-                <w:left w:val="none" w:sz="0" w:space="0" w:color="000000"/>
-                <w:right w:val="none" w:sz="0" w:space="0" w:color="000000"/>
-              </w:pBdr>
-              <w:spacing w:after="100" w:before="100" w:line="240"/>
-              <w:ind w:left="100" w:right="100" w:firstLine="0" w:firstLineChars="0"/>
-              <w:rPr>
-                <w:rFonts w:ascii="Times New Roman" w:hAnsi="Times New Roman" w:eastAsia="Times New Roman" w:cs="Times New Roman"/>
-                <w:i w:val="false"/>
-                <w:b w:val="false"/>
-                <w:u w:val="none"/>
-                <w:strike w:val="false"/>
-                <w:sz w:val="12"/>
-                <w:szCs w:val="12"/>
-                <w:color w:val="000000"/>
-              </w:rPr>
-            </w:pPr>
-            <w:r>
-              <w:rPr>
-                <w:rFonts w:ascii="Times New Roman" w:hAnsi="Times New Roman" w:eastAsia="Times New Roman" w:cs="Times New Roman"/>
-                <w:i w:val="false"/>
-                <w:b w:val="false"/>
-                <w:u w:val="none"/>
-                <w:strike w:val="false"/>
-                <w:sz w:val="12"/>
-                <w:szCs w:val="12"/>
-                <w:color w:val="000000"/>
-              </w:rPr>
-              <w:t xml:space="preserve">0.032</w:t>
+              <w:t xml:space="preserve">0.009</w:t>
             </w:r>
           </w:p>
         </w:tc>
@@ -3484,7 +3484,7 @@
                 <w:szCs w:val="12"/>
                 <w:color w:val="000000"/>
               </w:rPr>
-              <w:t xml:space="preserve">0.519</w:t>
+              <w:t xml:space="preserve">0.513</w:t>
             </w:r>
           </w:p>
         </w:tc>
@@ -3649,227 +3649,227 @@
                 <w:szCs w:val="12"/>
                 <w:color w:val="000000"/>
               </w:rPr>
-              <w:t xml:space="preserve">0.521</w:t>
-            </w:r>
-          </w:p>
-        </w:tc>
-        <w:tc>
-          <w:tcPr>
-            <w:tcBorders>
-              <w:bottom w:val="none" w:sz="0" w:space="0" w:color="000000"/>
-              <w:top w:val="none" w:sz="0" w:space="0" w:color="000000"/>
-              <w:left w:val="none" w:sz="0" w:space="0" w:color="000000"/>
-              <w:right w:val="none" w:sz="0" w:space="0" w:color="000000"/>
-            </w:tcBorders>
-            <w:shd w:val="clear" w:color="auto" w:fill="FFFFFF"/>
-            <w:tcMar>
-              <w:top w:w="0" w:type="dxa"/>
-              <w:bottom w:w="0" w:type="dxa"/>
-              <w:left w:w="0" w:type="dxa"/>
-              <w:right w:w="0" w:type="dxa"/>
-            </w:tcMar>
-            <w:vAlign w:val="center"/>
-          </w:tcPr>
-          <w:p>
-            <w:pPr>
-              <w:pStyle w:val="Normal"/>
-              <w:jc w:val="left"/>
-              <w:pBdr>
-                <w:bottom w:val="none" w:sz="0" w:space="0" w:color="000000"/>
-                <w:top w:val="none" w:sz="0" w:space="0" w:color="000000"/>
-                <w:left w:val="none" w:sz="0" w:space="0" w:color="000000"/>
-                <w:right w:val="none" w:sz="0" w:space="0" w:color="000000"/>
-              </w:pBdr>
-              <w:spacing w:after="100" w:before="100" w:line="240"/>
-              <w:ind w:left="100" w:right="100" w:firstLine="0" w:firstLineChars="0"/>
-              <w:rPr>
-                <w:rFonts w:ascii="Times New Roman" w:hAnsi="Times New Roman" w:eastAsia="Times New Roman" w:cs="Times New Roman"/>
-                <w:i w:val="false"/>
-                <w:b w:val="false"/>
-                <w:u w:val="none"/>
-                <w:strike w:val="false"/>
-                <w:sz w:val="12"/>
-                <w:szCs w:val="12"/>
-                <w:color w:val="000000"/>
-              </w:rPr>
-            </w:pPr>
-            <w:r>
-              <w:rPr>
-                <w:rFonts w:ascii="Times New Roman" w:hAnsi="Times New Roman" w:eastAsia="Times New Roman" w:cs="Times New Roman"/>
-                <w:i w:val="false"/>
-                <w:b w:val="false"/>
-                <w:u w:val="none"/>
-                <w:strike w:val="false"/>
-                <w:sz w:val="12"/>
-                <w:szCs w:val="12"/>
-                <w:color w:val="000000"/>
-              </w:rPr>
-              <w:t xml:space="preserve">0.60 (0.19–1.93)</w:t>
-            </w:r>
-          </w:p>
-        </w:tc>
-        <w:tc>
-          <w:tcPr>
-            <w:tcBorders>
-              <w:bottom w:val="none" w:sz="0" w:space="0" w:color="000000"/>
-              <w:top w:val="none" w:sz="0" w:space="0" w:color="000000"/>
-              <w:left w:val="none" w:sz="0" w:space="0" w:color="000000"/>
-              <w:right w:val="none" w:sz="0" w:space="0" w:color="000000"/>
-            </w:tcBorders>
-            <w:shd w:val="clear" w:color="auto" w:fill="FFFFFF"/>
-            <w:tcMar>
-              <w:top w:w="0" w:type="dxa"/>
-              <w:bottom w:w="0" w:type="dxa"/>
-              <w:left w:w="0" w:type="dxa"/>
-              <w:right w:w="0" w:type="dxa"/>
-            </w:tcMar>
-            <w:vAlign w:val="center"/>
-          </w:tcPr>
-          <w:p>
-            <w:pPr>
-              <w:pStyle w:val="Normal"/>
-              <w:jc w:val="left"/>
-              <w:pBdr>
-                <w:bottom w:val="none" w:sz="0" w:space="0" w:color="000000"/>
-                <w:top w:val="none" w:sz="0" w:space="0" w:color="000000"/>
-                <w:left w:val="none" w:sz="0" w:space="0" w:color="000000"/>
-                <w:right w:val="none" w:sz="0" w:space="0" w:color="000000"/>
-              </w:pBdr>
-              <w:spacing w:after="100" w:before="100" w:line="240"/>
-              <w:ind w:left="100" w:right="100" w:firstLine="0" w:firstLineChars="0"/>
-              <w:rPr>
-                <w:rFonts w:ascii="Times New Roman" w:hAnsi="Times New Roman" w:eastAsia="Times New Roman" w:cs="Times New Roman"/>
-                <w:i w:val="false"/>
-                <w:b w:val="false"/>
-                <w:u w:val="none"/>
-                <w:strike w:val="false"/>
-                <w:sz w:val="12"/>
-                <w:szCs w:val="12"/>
-                <w:color w:val="000000"/>
-              </w:rPr>
-            </w:pPr>
-            <w:r>
-              <w:rPr>
-                <w:rFonts w:ascii="Times New Roman" w:hAnsi="Times New Roman" w:eastAsia="Times New Roman" w:cs="Times New Roman"/>
-                <w:i w:val="false"/>
-                <w:b w:val="false"/>
-                <w:u w:val="none"/>
-                <w:strike w:val="false"/>
-                <w:sz w:val="12"/>
-                <w:szCs w:val="12"/>
-                <w:color w:val="000000"/>
-              </w:rPr>
-              <w:t xml:space="preserve">0.395</w:t>
-            </w:r>
-          </w:p>
-        </w:tc>
-        <w:tc>
-          <w:tcPr>
-            <w:tcBorders>
-              <w:bottom w:val="none" w:sz="0" w:space="0" w:color="000000"/>
-              <w:top w:val="none" w:sz="0" w:space="0" w:color="000000"/>
-              <w:left w:val="none" w:sz="0" w:space="0" w:color="000000"/>
-              <w:right w:val="none" w:sz="0" w:space="0" w:color="000000"/>
-            </w:tcBorders>
-            <w:shd w:val="clear" w:color="auto" w:fill="FFFFFF"/>
-            <w:tcMar>
-              <w:top w:w="0" w:type="dxa"/>
-              <w:bottom w:w="0" w:type="dxa"/>
-              <w:left w:w="0" w:type="dxa"/>
-              <w:right w:w="0" w:type="dxa"/>
-            </w:tcMar>
-            <w:vAlign w:val="center"/>
-          </w:tcPr>
-          <w:p>
-            <w:pPr>
-              <w:pStyle w:val="Normal"/>
-              <w:jc w:val="left"/>
-              <w:pBdr>
-                <w:bottom w:val="none" w:sz="0" w:space="0" w:color="000000"/>
-                <w:top w:val="none" w:sz="0" w:space="0" w:color="000000"/>
-                <w:left w:val="none" w:sz="0" w:space="0" w:color="000000"/>
-                <w:right w:val="none" w:sz="0" w:space="0" w:color="000000"/>
-              </w:pBdr>
-              <w:spacing w:after="100" w:before="100" w:line="240"/>
-              <w:ind w:left="100" w:right="100" w:firstLine="0" w:firstLineChars="0"/>
-              <w:rPr>
-                <w:rFonts w:ascii="Times New Roman" w:hAnsi="Times New Roman" w:eastAsia="Times New Roman" w:cs="Times New Roman"/>
-                <w:i w:val="false"/>
-                <w:b w:val="false"/>
-                <w:u w:val="none"/>
-                <w:strike w:val="false"/>
-                <w:sz w:val="12"/>
-                <w:szCs w:val="12"/>
-                <w:color w:val="000000"/>
-              </w:rPr>
-            </w:pPr>
-            <w:r>
-              <w:rPr>
-                <w:rFonts w:ascii="Times New Roman" w:hAnsi="Times New Roman" w:eastAsia="Times New Roman" w:cs="Times New Roman"/>
-                <w:i w:val="false"/>
-                <w:b w:val="false"/>
-                <w:u w:val="none"/>
-                <w:strike w:val="false"/>
-                <w:sz w:val="12"/>
-                <w:szCs w:val="12"/>
-                <w:color w:val="000000"/>
-              </w:rPr>
-              <w:t xml:space="preserve">0.508</w:t>
-            </w:r>
-          </w:p>
-        </w:tc>
-        <w:tc>
-          <w:tcPr>
-            <w:tcBorders>
-              <w:bottom w:val="none" w:sz="0" w:space="0" w:color="000000"/>
-              <w:top w:val="none" w:sz="0" w:space="0" w:color="000000"/>
-              <w:left w:val="none" w:sz="0" w:space="0" w:color="000000"/>
-              <w:right w:val="none" w:sz="0" w:space="0" w:color="000000"/>
-            </w:tcBorders>
-            <w:shd w:val="clear" w:color="auto" w:fill="FFFFFF"/>
-            <w:tcMar>
-              <w:top w:w="0" w:type="dxa"/>
-              <w:bottom w:w="0" w:type="dxa"/>
-              <w:left w:w="0" w:type="dxa"/>
-              <w:right w:w="0" w:type="dxa"/>
-            </w:tcMar>
-            <w:vAlign w:val="center"/>
-          </w:tcPr>
-          <w:p>
-            <w:pPr>
-              <w:pStyle w:val="Normal"/>
-              <w:jc w:val="left"/>
-              <w:pBdr>
-                <w:bottom w:val="none" w:sz="0" w:space="0" w:color="000000"/>
-                <w:top w:val="none" w:sz="0" w:space="0" w:color="000000"/>
-                <w:left w:val="none" w:sz="0" w:space="0" w:color="000000"/>
-                <w:right w:val="none" w:sz="0" w:space="0" w:color="000000"/>
-              </w:pBdr>
-              <w:spacing w:after="100" w:before="100" w:line="240"/>
-              <w:ind w:left="100" w:right="100" w:firstLine="0" w:firstLineChars="0"/>
-              <w:rPr>
-                <w:rFonts w:ascii="Times New Roman" w:hAnsi="Times New Roman" w:eastAsia="Times New Roman" w:cs="Times New Roman"/>
-                <w:i w:val="false"/>
-                <w:b w:val="false"/>
-                <w:u w:val="none"/>
-                <w:strike w:val="false"/>
-                <w:sz w:val="12"/>
-                <w:szCs w:val="12"/>
-                <w:color w:val="000000"/>
-              </w:rPr>
-            </w:pPr>
-            <w:r>
-              <w:rPr>
-                <w:rFonts w:ascii="Times New Roman" w:hAnsi="Times New Roman" w:eastAsia="Times New Roman" w:cs="Times New Roman"/>
-                <w:i w:val="false"/>
-                <w:b w:val="false"/>
-                <w:u w:val="none"/>
-                <w:strike w:val="false"/>
-                <w:sz w:val="12"/>
-                <w:szCs w:val="12"/>
-                <w:color w:val="000000"/>
-              </w:rPr>
-              <w:t xml:space="preserve">2.6</w:t>
+              <w:t xml:space="preserve">0.514</w:t>
+            </w:r>
+          </w:p>
+        </w:tc>
+        <w:tc>
+          <w:tcPr>
+            <w:tcBorders>
+              <w:bottom w:val="none" w:sz="0" w:space="0" w:color="000000"/>
+              <w:top w:val="none" w:sz="0" w:space="0" w:color="000000"/>
+              <w:left w:val="none" w:sz="0" w:space="0" w:color="000000"/>
+              <w:right w:val="none" w:sz="0" w:space="0" w:color="000000"/>
+            </w:tcBorders>
+            <w:shd w:val="clear" w:color="auto" w:fill="FFFFFF"/>
+            <w:tcMar>
+              <w:top w:w="0" w:type="dxa"/>
+              <w:bottom w:w="0" w:type="dxa"/>
+              <w:left w:w="0" w:type="dxa"/>
+              <w:right w:w="0" w:type="dxa"/>
+            </w:tcMar>
+            <w:vAlign w:val="center"/>
+          </w:tcPr>
+          <w:p>
+            <w:pPr>
+              <w:pStyle w:val="Normal"/>
+              <w:jc w:val="left"/>
+              <w:pBdr>
+                <w:bottom w:val="none" w:sz="0" w:space="0" w:color="000000"/>
+                <w:top w:val="none" w:sz="0" w:space="0" w:color="000000"/>
+                <w:left w:val="none" w:sz="0" w:space="0" w:color="000000"/>
+                <w:right w:val="none" w:sz="0" w:space="0" w:color="000000"/>
+              </w:pBdr>
+              <w:spacing w:after="100" w:before="100" w:line="240"/>
+              <w:ind w:left="100" w:right="100" w:firstLine="0" w:firstLineChars="0"/>
+              <w:rPr>
+                <w:rFonts w:ascii="Times New Roman" w:hAnsi="Times New Roman" w:eastAsia="Times New Roman" w:cs="Times New Roman"/>
+                <w:i w:val="false"/>
+                <w:b w:val="false"/>
+                <w:u w:val="none"/>
+                <w:strike w:val="false"/>
+                <w:sz w:val="12"/>
+                <w:szCs w:val="12"/>
+                <w:color w:val="000000"/>
+              </w:rPr>
+            </w:pPr>
+            <w:r>
+              <w:rPr>
+                <w:rFonts w:ascii="Times New Roman" w:hAnsi="Times New Roman" w:eastAsia="Times New Roman" w:cs="Times New Roman"/>
+                <w:i w:val="false"/>
+                <w:b w:val="false"/>
+                <w:u w:val="none"/>
+                <w:strike w:val="false"/>
+                <w:sz w:val="12"/>
+                <w:szCs w:val="12"/>
+                <w:color w:val="000000"/>
+              </w:rPr>
+              <w:t xml:space="preserve">0.46 (0.14–1.49)</w:t>
+            </w:r>
+          </w:p>
+        </w:tc>
+        <w:tc>
+          <w:tcPr>
+            <w:tcBorders>
+              <w:bottom w:val="none" w:sz="0" w:space="0" w:color="000000"/>
+              <w:top w:val="none" w:sz="0" w:space="0" w:color="000000"/>
+              <w:left w:val="none" w:sz="0" w:space="0" w:color="000000"/>
+              <w:right w:val="none" w:sz="0" w:space="0" w:color="000000"/>
+            </w:tcBorders>
+            <w:shd w:val="clear" w:color="auto" w:fill="FFFFFF"/>
+            <w:tcMar>
+              <w:top w:w="0" w:type="dxa"/>
+              <w:bottom w:w="0" w:type="dxa"/>
+              <w:left w:w="0" w:type="dxa"/>
+              <w:right w:w="0" w:type="dxa"/>
+            </w:tcMar>
+            <w:vAlign w:val="center"/>
+          </w:tcPr>
+          <w:p>
+            <w:pPr>
+              <w:pStyle w:val="Normal"/>
+              <w:jc w:val="left"/>
+              <w:pBdr>
+                <w:bottom w:val="none" w:sz="0" w:space="0" w:color="000000"/>
+                <w:top w:val="none" w:sz="0" w:space="0" w:color="000000"/>
+                <w:left w:val="none" w:sz="0" w:space="0" w:color="000000"/>
+                <w:right w:val="none" w:sz="0" w:space="0" w:color="000000"/>
+              </w:pBdr>
+              <w:spacing w:after="100" w:before="100" w:line="240"/>
+              <w:ind w:left="100" w:right="100" w:firstLine="0" w:firstLineChars="0"/>
+              <w:rPr>
+                <w:rFonts w:ascii="Times New Roman" w:hAnsi="Times New Roman" w:eastAsia="Times New Roman" w:cs="Times New Roman"/>
+                <w:i w:val="false"/>
+                <w:b w:val="false"/>
+                <w:u w:val="none"/>
+                <w:strike w:val="false"/>
+                <w:sz w:val="12"/>
+                <w:szCs w:val="12"/>
+                <w:color w:val="000000"/>
+              </w:rPr>
+            </w:pPr>
+            <w:r>
+              <w:rPr>
+                <w:rFonts w:ascii="Times New Roman" w:hAnsi="Times New Roman" w:eastAsia="Times New Roman" w:cs="Times New Roman"/>
+                <w:i w:val="false"/>
+                <w:b w:val="false"/>
+                <w:u w:val="none"/>
+                <w:strike w:val="false"/>
+                <w:sz w:val="12"/>
+                <w:szCs w:val="12"/>
+                <w:color w:val="000000"/>
+              </w:rPr>
+              <w:t xml:space="preserve">0.198</w:t>
+            </w:r>
+          </w:p>
+        </w:tc>
+        <w:tc>
+          <w:tcPr>
+            <w:tcBorders>
+              <w:bottom w:val="none" w:sz="0" w:space="0" w:color="000000"/>
+              <w:top w:val="none" w:sz="0" w:space="0" w:color="000000"/>
+              <w:left w:val="none" w:sz="0" w:space="0" w:color="000000"/>
+              <w:right w:val="none" w:sz="0" w:space="0" w:color="000000"/>
+            </w:tcBorders>
+            <w:shd w:val="clear" w:color="auto" w:fill="FFFFFF"/>
+            <w:tcMar>
+              <w:top w:w="0" w:type="dxa"/>
+              <w:bottom w:w="0" w:type="dxa"/>
+              <w:left w:w="0" w:type="dxa"/>
+              <w:right w:w="0" w:type="dxa"/>
+            </w:tcMar>
+            <w:vAlign w:val="center"/>
+          </w:tcPr>
+          <w:p>
+            <w:pPr>
+              <w:pStyle w:val="Normal"/>
+              <w:jc w:val="left"/>
+              <w:pBdr>
+                <w:bottom w:val="none" w:sz="0" w:space="0" w:color="000000"/>
+                <w:top w:val="none" w:sz="0" w:space="0" w:color="000000"/>
+                <w:left w:val="none" w:sz="0" w:space="0" w:color="000000"/>
+                <w:right w:val="none" w:sz="0" w:space="0" w:color="000000"/>
+              </w:pBdr>
+              <w:spacing w:after="100" w:before="100" w:line="240"/>
+              <w:ind w:left="100" w:right="100" w:firstLine="0" w:firstLineChars="0"/>
+              <w:rPr>
+                <w:rFonts w:ascii="Times New Roman" w:hAnsi="Times New Roman" w:eastAsia="Times New Roman" w:cs="Times New Roman"/>
+                <w:i w:val="false"/>
+                <w:b w:val="false"/>
+                <w:u w:val="none"/>
+                <w:strike w:val="false"/>
+                <w:sz w:val="12"/>
+                <w:szCs w:val="12"/>
+                <w:color w:val="000000"/>
+              </w:rPr>
+            </w:pPr>
+            <w:r>
+              <w:rPr>
+                <w:rFonts w:ascii="Times New Roman" w:hAnsi="Times New Roman" w:eastAsia="Times New Roman" w:cs="Times New Roman"/>
+                <w:i w:val="false"/>
+                <w:b w:val="false"/>
+                <w:u w:val="none"/>
+                <w:strike w:val="false"/>
+                <w:sz w:val="12"/>
+                <w:szCs w:val="12"/>
+                <w:color w:val="000000"/>
+              </w:rPr>
+              <w:t xml:space="preserve">0.248</w:t>
+            </w:r>
+          </w:p>
+        </w:tc>
+        <w:tc>
+          <w:tcPr>
+            <w:tcBorders>
+              <w:bottom w:val="none" w:sz="0" w:space="0" w:color="000000"/>
+              <w:top w:val="none" w:sz="0" w:space="0" w:color="000000"/>
+              <w:left w:val="none" w:sz="0" w:space="0" w:color="000000"/>
+              <w:right w:val="none" w:sz="0" w:space="0" w:color="000000"/>
+            </w:tcBorders>
+            <w:shd w:val="clear" w:color="auto" w:fill="FFFFFF"/>
+            <w:tcMar>
+              <w:top w:w="0" w:type="dxa"/>
+              <w:bottom w:w="0" w:type="dxa"/>
+              <w:left w:w="0" w:type="dxa"/>
+              <w:right w:w="0" w:type="dxa"/>
+            </w:tcMar>
+            <w:vAlign w:val="center"/>
+          </w:tcPr>
+          <w:p>
+            <w:pPr>
+              <w:pStyle w:val="Normal"/>
+              <w:jc w:val="left"/>
+              <w:pBdr>
+                <w:bottom w:val="none" w:sz="0" w:space="0" w:color="000000"/>
+                <w:top w:val="none" w:sz="0" w:space="0" w:color="000000"/>
+                <w:left w:val="none" w:sz="0" w:space="0" w:color="000000"/>
+                <w:right w:val="none" w:sz="0" w:space="0" w:color="000000"/>
+              </w:pBdr>
+              <w:spacing w:after="100" w:before="100" w:line="240"/>
+              <w:ind w:left="100" w:right="100" w:firstLine="0" w:firstLineChars="0"/>
+              <w:rPr>
+                <w:rFonts w:ascii="Times New Roman" w:hAnsi="Times New Roman" w:eastAsia="Times New Roman" w:cs="Times New Roman"/>
+                <w:i w:val="false"/>
+                <w:b w:val="false"/>
+                <w:u w:val="none"/>
+                <w:strike w:val="false"/>
+                <w:sz w:val="12"/>
+                <w:szCs w:val="12"/>
+                <w:color w:val="000000"/>
+              </w:rPr>
+            </w:pPr>
+            <w:r>
+              <w:rPr>
+                <w:rFonts w:ascii="Times New Roman" w:hAnsi="Times New Roman" w:eastAsia="Times New Roman" w:cs="Times New Roman"/>
+                <w:i w:val="false"/>
+                <w:b w:val="false"/>
+                <w:u w:val="none"/>
+                <w:strike w:val="false"/>
+                <w:sz w:val="12"/>
+                <w:szCs w:val="12"/>
+                <w:color w:val="000000"/>
+              </w:rPr>
+              <w:t xml:space="preserve">3.2</w:t>
             </w:r>
           </w:p>
         </w:tc>
@@ -3979,117 +3979,117 @@
                 <w:szCs w:val="12"/>
                 <w:color w:val="000000"/>
               </w:rPr>
-              <w:t xml:space="preserve">0.49 (0.14–1.72)</w:t>
-            </w:r>
-          </w:p>
-        </w:tc>
-        <w:tc>
-          <w:tcPr>
-            <w:tcBorders>
-              <w:bottom w:val="none" w:sz="0" w:space="0" w:color="000000"/>
-              <w:top w:val="none" w:sz="0" w:space="0" w:color="000000"/>
-              <w:left w:val="none" w:sz="0" w:space="0" w:color="000000"/>
-              <w:right w:val="none" w:sz="0" w:space="0" w:color="000000"/>
-            </w:tcBorders>
-            <w:shd w:val="clear" w:color="auto" w:fill="FFFFFF"/>
-            <w:tcMar>
-              <w:top w:w="0" w:type="dxa"/>
-              <w:bottom w:w="0" w:type="dxa"/>
-              <w:left w:w="0" w:type="dxa"/>
-              <w:right w:w="0" w:type="dxa"/>
-            </w:tcMar>
-            <w:vAlign w:val="center"/>
-          </w:tcPr>
-          <w:p>
-            <w:pPr>
-              <w:pStyle w:val="Normal"/>
-              <w:jc w:val="left"/>
-              <w:pBdr>
-                <w:bottom w:val="none" w:sz="0" w:space="0" w:color="000000"/>
-                <w:top w:val="none" w:sz="0" w:space="0" w:color="000000"/>
-                <w:left w:val="none" w:sz="0" w:space="0" w:color="000000"/>
-                <w:right w:val="none" w:sz="0" w:space="0" w:color="000000"/>
-              </w:pBdr>
-              <w:spacing w:after="100" w:before="100" w:line="240"/>
-              <w:ind w:left="100" w:right="100" w:firstLine="0" w:firstLineChars="0"/>
-              <w:rPr>
-                <w:rFonts w:ascii="Times New Roman" w:hAnsi="Times New Roman" w:eastAsia="Times New Roman" w:cs="Times New Roman"/>
-                <w:i w:val="false"/>
-                <w:b w:val="false"/>
-                <w:u w:val="none"/>
-                <w:strike w:val="false"/>
-                <w:sz w:val="12"/>
-                <w:szCs w:val="12"/>
-                <w:color w:val="000000"/>
-              </w:rPr>
-            </w:pPr>
-            <w:r>
-              <w:rPr>
-                <w:rFonts w:ascii="Times New Roman" w:hAnsi="Times New Roman" w:eastAsia="Times New Roman" w:cs="Times New Roman"/>
-                <w:i w:val="false"/>
-                <w:b w:val="false"/>
-                <w:u w:val="none"/>
-                <w:strike w:val="false"/>
-                <w:sz w:val="12"/>
-                <w:szCs w:val="12"/>
-                <w:color w:val="000000"/>
-              </w:rPr>
-              <w:t xml:space="preserve">0.264</w:t>
-            </w:r>
-          </w:p>
-        </w:tc>
-        <w:tc>
-          <w:tcPr>
-            <w:tcBorders>
-              <w:bottom w:val="none" w:sz="0" w:space="0" w:color="000000"/>
-              <w:top w:val="none" w:sz="0" w:space="0" w:color="000000"/>
-              <w:left w:val="none" w:sz="0" w:space="0" w:color="000000"/>
-              <w:right w:val="none" w:sz="0" w:space="0" w:color="000000"/>
-            </w:tcBorders>
-            <w:shd w:val="clear" w:color="auto" w:fill="FFFFFF"/>
-            <w:tcMar>
-              <w:top w:w="0" w:type="dxa"/>
-              <w:bottom w:w="0" w:type="dxa"/>
-              <w:left w:w="0" w:type="dxa"/>
-              <w:right w:w="0" w:type="dxa"/>
-            </w:tcMar>
-            <w:vAlign w:val="center"/>
-          </w:tcPr>
-          <w:p>
-            <w:pPr>
-              <w:pStyle w:val="Normal"/>
-              <w:jc w:val="left"/>
-              <w:pBdr>
-                <w:bottom w:val="none" w:sz="0" w:space="0" w:color="000000"/>
-                <w:top w:val="none" w:sz="0" w:space="0" w:color="000000"/>
-                <w:left w:val="none" w:sz="0" w:space="0" w:color="000000"/>
-                <w:right w:val="none" w:sz="0" w:space="0" w:color="000000"/>
-              </w:pBdr>
-              <w:spacing w:after="100" w:before="100" w:line="240"/>
-              <w:ind w:left="100" w:right="100" w:firstLine="0" w:firstLineChars="0"/>
-              <w:rPr>
-                <w:rFonts w:ascii="Times New Roman" w:hAnsi="Times New Roman" w:eastAsia="Times New Roman" w:cs="Times New Roman"/>
-                <w:i w:val="false"/>
-                <w:b w:val="false"/>
-                <w:u w:val="none"/>
-                <w:strike w:val="false"/>
-                <w:sz w:val="12"/>
-                <w:szCs w:val="12"/>
-                <w:color w:val="000000"/>
-              </w:rPr>
-            </w:pPr>
-            <w:r>
-              <w:rPr>
-                <w:rFonts w:ascii="Times New Roman" w:hAnsi="Times New Roman" w:eastAsia="Times New Roman" w:cs="Times New Roman"/>
-                <w:i w:val="false"/>
-                <w:b w:val="false"/>
-                <w:u w:val="none"/>
-                <w:strike w:val="false"/>
-                <w:sz w:val="12"/>
-                <w:szCs w:val="12"/>
-                <w:color w:val="000000"/>
-              </w:rPr>
-              <w:t xml:space="preserve">0.530</w:t>
+              <w:t xml:space="preserve">0.47 (0.14–1.54)</w:t>
+            </w:r>
+          </w:p>
+        </w:tc>
+        <w:tc>
+          <w:tcPr>
+            <w:tcBorders>
+              <w:bottom w:val="none" w:sz="0" w:space="0" w:color="000000"/>
+              <w:top w:val="none" w:sz="0" w:space="0" w:color="000000"/>
+              <w:left w:val="none" w:sz="0" w:space="0" w:color="000000"/>
+              <w:right w:val="none" w:sz="0" w:space="0" w:color="000000"/>
+            </w:tcBorders>
+            <w:shd w:val="clear" w:color="auto" w:fill="FFFFFF"/>
+            <w:tcMar>
+              <w:top w:w="0" w:type="dxa"/>
+              <w:bottom w:w="0" w:type="dxa"/>
+              <w:left w:w="0" w:type="dxa"/>
+              <w:right w:w="0" w:type="dxa"/>
+            </w:tcMar>
+            <w:vAlign w:val="center"/>
+          </w:tcPr>
+          <w:p>
+            <w:pPr>
+              <w:pStyle w:val="Normal"/>
+              <w:jc w:val="left"/>
+              <w:pBdr>
+                <w:bottom w:val="none" w:sz="0" w:space="0" w:color="000000"/>
+                <w:top w:val="none" w:sz="0" w:space="0" w:color="000000"/>
+                <w:left w:val="none" w:sz="0" w:space="0" w:color="000000"/>
+                <w:right w:val="none" w:sz="0" w:space="0" w:color="000000"/>
+              </w:pBdr>
+              <w:spacing w:after="100" w:before="100" w:line="240"/>
+              <w:ind w:left="100" w:right="100" w:firstLine="0" w:firstLineChars="0"/>
+              <w:rPr>
+                <w:rFonts w:ascii="Times New Roman" w:hAnsi="Times New Roman" w:eastAsia="Times New Roman" w:cs="Times New Roman"/>
+                <w:i w:val="false"/>
+                <w:b w:val="false"/>
+                <w:u w:val="none"/>
+                <w:strike w:val="false"/>
+                <w:sz w:val="12"/>
+                <w:szCs w:val="12"/>
+                <w:color w:val="000000"/>
+              </w:rPr>
+            </w:pPr>
+            <w:r>
+              <w:rPr>
+                <w:rFonts w:ascii="Times New Roman" w:hAnsi="Times New Roman" w:eastAsia="Times New Roman" w:cs="Times New Roman"/>
+                <w:i w:val="false"/>
+                <w:b w:val="false"/>
+                <w:u w:val="none"/>
+                <w:strike w:val="false"/>
+                <w:sz w:val="12"/>
+                <w:szCs w:val="12"/>
+                <w:color w:val="000000"/>
+              </w:rPr>
+              <w:t xml:space="preserve">0.213</w:t>
+            </w:r>
+          </w:p>
+        </w:tc>
+        <w:tc>
+          <w:tcPr>
+            <w:tcBorders>
+              <w:bottom w:val="none" w:sz="0" w:space="0" w:color="000000"/>
+              <w:top w:val="none" w:sz="0" w:space="0" w:color="000000"/>
+              <w:left w:val="none" w:sz="0" w:space="0" w:color="000000"/>
+              <w:right w:val="none" w:sz="0" w:space="0" w:color="000000"/>
+            </w:tcBorders>
+            <w:shd w:val="clear" w:color="auto" w:fill="FFFFFF"/>
+            <w:tcMar>
+              <w:top w:w="0" w:type="dxa"/>
+              <w:bottom w:w="0" w:type="dxa"/>
+              <w:left w:w="0" w:type="dxa"/>
+              <w:right w:w="0" w:type="dxa"/>
+            </w:tcMar>
+            <w:vAlign w:val="center"/>
+          </w:tcPr>
+          <w:p>
+            <w:pPr>
+              <w:pStyle w:val="Normal"/>
+              <w:jc w:val="left"/>
+              <w:pBdr>
+                <w:bottom w:val="none" w:sz="0" w:space="0" w:color="000000"/>
+                <w:top w:val="none" w:sz="0" w:space="0" w:color="000000"/>
+                <w:left w:val="none" w:sz="0" w:space="0" w:color="000000"/>
+                <w:right w:val="none" w:sz="0" w:space="0" w:color="000000"/>
+              </w:pBdr>
+              <w:spacing w:after="100" w:before="100" w:line="240"/>
+              <w:ind w:left="100" w:right="100" w:firstLine="0" w:firstLineChars="0"/>
+              <w:rPr>
+                <w:rFonts w:ascii="Times New Roman" w:hAnsi="Times New Roman" w:eastAsia="Times New Roman" w:cs="Times New Roman"/>
+                <w:i w:val="false"/>
+                <w:b w:val="false"/>
+                <w:u w:val="none"/>
+                <w:strike w:val="false"/>
+                <w:sz w:val="12"/>
+                <w:szCs w:val="12"/>
+                <w:color w:val="000000"/>
+              </w:rPr>
+            </w:pPr>
+            <w:r>
+              <w:rPr>
+                <w:rFonts w:ascii="Times New Roman" w:hAnsi="Times New Roman" w:eastAsia="Times New Roman" w:cs="Times New Roman"/>
+                <w:i w:val="false"/>
+                <w:b w:val="false"/>
+                <w:u w:val="none"/>
+                <w:strike w:val="false"/>
+                <w:sz w:val="12"/>
+                <w:szCs w:val="12"/>
+                <w:color w:val="000000"/>
+              </w:rPr>
+              <w:t xml:space="preserve">0.516</w:t>
             </w:r>
           </w:p>
         </w:tc>
@@ -4974,7 +4974,7 @@
                 <w:szCs w:val="12"/>
                 <w:color w:val="000000"/>
               </w:rPr>
-              <w:t xml:space="preserve">0.071</w:t>
+              <w:t xml:space="preserve">0.079</w:t>
             </w:r>
           </w:p>
         </w:tc>
@@ -5139,227 +5139,227 @@
                 <w:szCs w:val="12"/>
                 <w:color w:val="000000"/>
               </w:rPr>
-              <w:t xml:space="preserve">0.088</w:t>
-            </w:r>
-          </w:p>
-        </w:tc>
-        <w:tc>
-          <w:tcPr>
-            <w:tcBorders>
-              <w:bottom w:val="none" w:sz="0" w:space="0" w:color="000000"/>
-              <w:top w:val="none" w:sz="0" w:space="0" w:color="000000"/>
-              <w:left w:val="none" w:sz="0" w:space="0" w:color="000000"/>
-              <w:right w:val="none" w:sz="0" w:space="0" w:color="000000"/>
-            </w:tcBorders>
-            <w:shd w:val="clear" w:color="auto" w:fill="FFFFFF"/>
-            <w:tcMar>
-              <w:top w:w="0" w:type="dxa"/>
-              <w:bottom w:w="0" w:type="dxa"/>
-              <w:left w:w="0" w:type="dxa"/>
-              <w:right w:w="0" w:type="dxa"/>
-            </w:tcMar>
-            <w:vAlign w:val="center"/>
-          </w:tcPr>
-          <w:p>
-            <w:pPr>
-              <w:pStyle w:val="Normal"/>
-              <w:jc w:val="left"/>
-              <w:pBdr>
-                <w:bottom w:val="none" w:sz="0" w:space="0" w:color="000000"/>
-                <w:top w:val="none" w:sz="0" w:space="0" w:color="000000"/>
-                <w:left w:val="none" w:sz="0" w:space="0" w:color="000000"/>
-                <w:right w:val="none" w:sz="0" w:space="0" w:color="000000"/>
-              </w:pBdr>
-              <w:spacing w:after="100" w:before="100" w:line="240"/>
-              <w:ind w:left="100" w:right="100" w:firstLine="0" w:firstLineChars="0"/>
-              <w:rPr>
-                <w:rFonts w:ascii="Times New Roman" w:hAnsi="Times New Roman" w:eastAsia="Times New Roman" w:cs="Times New Roman"/>
-                <w:i w:val="false"/>
-                <w:b w:val="false"/>
-                <w:u w:val="none"/>
-                <w:strike w:val="false"/>
-                <w:sz w:val="12"/>
-                <w:szCs w:val="12"/>
-                <w:color w:val="000000"/>
-              </w:rPr>
-            </w:pPr>
-            <w:r>
-              <w:rPr>
-                <w:rFonts w:ascii="Times New Roman" w:hAnsi="Times New Roman" w:eastAsia="Times New Roman" w:cs="Times New Roman"/>
-                <w:i w:val="false"/>
-                <w:b w:val="false"/>
-                <w:u w:val="none"/>
-                <w:strike w:val="false"/>
-                <w:sz w:val="12"/>
-                <w:szCs w:val="12"/>
-                <w:color w:val="000000"/>
-              </w:rPr>
-              <w:t xml:space="preserve">0.48 (0.15–1.54)</w:t>
-            </w:r>
-          </w:p>
-        </w:tc>
-        <w:tc>
-          <w:tcPr>
-            <w:tcBorders>
-              <w:bottom w:val="none" w:sz="0" w:space="0" w:color="000000"/>
-              <w:top w:val="none" w:sz="0" w:space="0" w:color="000000"/>
-              <w:left w:val="none" w:sz="0" w:space="0" w:color="000000"/>
-              <w:right w:val="none" w:sz="0" w:space="0" w:color="000000"/>
-            </w:tcBorders>
-            <w:shd w:val="clear" w:color="auto" w:fill="FFFFFF"/>
-            <w:tcMar>
-              <w:top w:w="0" w:type="dxa"/>
-              <w:bottom w:w="0" w:type="dxa"/>
-              <w:left w:w="0" w:type="dxa"/>
-              <w:right w:w="0" w:type="dxa"/>
-            </w:tcMar>
-            <w:vAlign w:val="center"/>
-          </w:tcPr>
-          <w:p>
-            <w:pPr>
-              <w:pStyle w:val="Normal"/>
-              <w:jc w:val="left"/>
-              <w:pBdr>
-                <w:bottom w:val="none" w:sz="0" w:space="0" w:color="000000"/>
-                <w:top w:val="none" w:sz="0" w:space="0" w:color="000000"/>
-                <w:left w:val="none" w:sz="0" w:space="0" w:color="000000"/>
-                <w:right w:val="none" w:sz="0" w:space="0" w:color="000000"/>
-              </w:pBdr>
-              <w:spacing w:after="100" w:before="100" w:line="240"/>
-              <w:ind w:left="100" w:right="100" w:firstLine="0" w:firstLineChars="0"/>
-              <w:rPr>
-                <w:rFonts w:ascii="Times New Roman" w:hAnsi="Times New Roman" w:eastAsia="Times New Roman" w:cs="Times New Roman"/>
-                <w:i w:val="false"/>
-                <w:b w:val="false"/>
-                <w:u w:val="none"/>
-                <w:strike w:val="false"/>
-                <w:sz w:val="12"/>
-                <w:szCs w:val="12"/>
-                <w:color w:val="000000"/>
-              </w:rPr>
-            </w:pPr>
-            <w:r>
-              <w:rPr>
-                <w:rFonts w:ascii="Times New Roman" w:hAnsi="Times New Roman" w:eastAsia="Times New Roman" w:cs="Times New Roman"/>
-                <w:i w:val="false"/>
-                <w:b w:val="false"/>
-                <w:u w:val="none"/>
-                <w:strike w:val="false"/>
-                <w:sz w:val="12"/>
-                <w:szCs w:val="12"/>
-                <w:color w:val="000000"/>
-              </w:rPr>
-              <w:t xml:space="preserve">0.215</w:t>
-            </w:r>
-          </w:p>
-        </w:tc>
-        <w:tc>
-          <w:tcPr>
-            <w:tcBorders>
-              <w:bottom w:val="none" w:sz="0" w:space="0" w:color="000000"/>
-              <w:top w:val="none" w:sz="0" w:space="0" w:color="000000"/>
-              <w:left w:val="none" w:sz="0" w:space="0" w:color="000000"/>
-              <w:right w:val="none" w:sz="0" w:space="0" w:color="000000"/>
-            </w:tcBorders>
-            <w:shd w:val="clear" w:color="auto" w:fill="FFFFFF"/>
-            <w:tcMar>
-              <w:top w:w="0" w:type="dxa"/>
-              <w:bottom w:w="0" w:type="dxa"/>
-              <w:left w:w="0" w:type="dxa"/>
-              <w:right w:w="0" w:type="dxa"/>
-            </w:tcMar>
-            <w:vAlign w:val="center"/>
-          </w:tcPr>
-          <w:p>
-            <w:pPr>
-              <w:pStyle w:val="Normal"/>
-              <w:jc w:val="left"/>
-              <w:pBdr>
-                <w:bottom w:val="none" w:sz="0" w:space="0" w:color="000000"/>
-                <w:top w:val="none" w:sz="0" w:space="0" w:color="000000"/>
-                <w:left w:val="none" w:sz="0" w:space="0" w:color="000000"/>
-                <w:right w:val="none" w:sz="0" w:space="0" w:color="000000"/>
-              </w:pBdr>
-              <w:spacing w:after="100" w:before="100" w:line="240"/>
-              <w:ind w:left="100" w:right="100" w:firstLine="0" w:firstLineChars="0"/>
-              <w:rPr>
-                <w:rFonts w:ascii="Times New Roman" w:hAnsi="Times New Roman" w:eastAsia="Times New Roman" w:cs="Times New Roman"/>
-                <w:i w:val="false"/>
-                <w:b w:val="false"/>
-                <w:u w:val="none"/>
-                <w:strike w:val="false"/>
-                <w:sz w:val="12"/>
-                <w:szCs w:val="12"/>
-                <w:color w:val="000000"/>
-              </w:rPr>
-            </w:pPr>
-            <w:r>
-              <w:rPr>
-                <w:rFonts w:ascii="Times New Roman" w:hAnsi="Times New Roman" w:eastAsia="Times New Roman" w:cs="Times New Roman"/>
-                <w:i w:val="false"/>
-                <w:b w:val="false"/>
-                <w:u w:val="none"/>
-                <w:strike w:val="false"/>
-                <w:sz w:val="12"/>
-                <w:szCs w:val="12"/>
-                <w:color w:val="000000"/>
-              </w:rPr>
-              <w:t xml:space="preserve">0.387</w:t>
-            </w:r>
-          </w:p>
-        </w:tc>
-        <w:tc>
-          <w:tcPr>
-            <w:tcBorders>
-              <w:bottom w:val="none" w:sz="0" w:space="0" w:color="000000"/>
-              <w:top w:val="none" w:sz="0" w:space="0" w:color="000000"/>
-              <w:left w:val="none" w:sz="0" w:space="0" w:color="000000"/>
-              <w:right w:val="none" w:sz="0" w:space="0" w:color="000000"/>
-            </w:tcBorders>
-            <w:shd w:val="clear" w:color="auto" w:fill="FFFFFF"/>
-            <w:tcMar>
-              <w:top w:w="0" w:type="dxa"/>
-              <w:bottom w:w="0" w:type="dxa"/>
-              <w:left w:w="0" w:type="dxa"/>
-              <w:right w:w="0" w:type="dxa"/>
-            </w:tcMar>
-            <w:vAlign w:val="center"/>
-          </w:tcPr>
-          <w:p>
-            <w:pPr>
-              <w:pStyle w:val="Normal"/>
-              <w:jc w:val="left"/>
-              <w:pBdr>
-                <w:bottom w:val="none" w:sz="0" w:space="0" w:color="000000"/>
-                <w:top w:val="none" w:sz="0" w:space="0" w:color="000000"/>
-                <w:left w:val="none" w:sz="0" w:space="0" w:color="000000"/>
-                <w:right w:val="none" w:sz="0" w:space="0" w:color="000000"/>
-              </w:pBdr>
-              <w:spacing w:after="100" w:before="100" w:line="240"/>
-              <w:ind w:left="100" w:right="100" w:firstLine="0" w:firstLineChars="0"/>
-              <w:rPr>
-                <w:rFonts w:ascii="Times New Roman" w:hAnsi="Times New Roman" w:eastAsia="Times New Roman" w:cs="Times New Roman"/>
-                <w:i w:val="false"/>
-                <w:b w:val="false"/>
-                <w:u w:val="none"/>
-                <w:strike w:val="false"/>
-                <w:sz w:val="12"/>
-                <w:szCs w:val="12"/>
-                <w:color w:val="000000"/>
-              </w:rPr>
-            </w:pPr>
-            <w:r>
-              <w:rPr>
-                <w:rFonts w:ascii="Times New Roman" w:hAnsi="Times New Roman" w:eastAsia="Times New Roman" w:cs="Times New Roman"/>
-                <w:i w:val="false"/>
-                <w:b w:val="false"/>
-                <w:u w:val="none"/>
-                <w:strike w:val="false"/>
-                <w:sz w:val="12"/>
-                <w:szCs w:val="12"/>
-                <w:color w:val="000000"/>
-              </w:rPr>
-              <w:t xml:space="preserve">2.6</w:t>
+              <w:t xml:space="preserve">0.097</w:t>
+            </w:r>
+          </w:p>
+        </w:tc>
+        <w:tc>
+          <w:tcPr>
+            <w:tcBorders>
+              <w:bottom w:val="none" w:sz="0" w:space="0" w:color="000000"/>
+              <w:top w:val="none" w:sz="0" w:space="0" w:color="000000"/>
+              <w:left w:val="none" w:sz="0" w:space="0" w:color="000000"/>
+              <w:right w:val="none" w:sz="0" w:space="0" w:color="000000"/>
+            </w:tcBorders>
+            <w:shd w:val="clear" w:color="auto" w:fill="FFFFFF"/>
+            <w:tcMar>
+              <w:top w:w="0" w:type="dxa"/>
+              <w:bottom w:w="0" w:type="dxa"/>
+              <w:left w:w="0" w:type="dxa"/>
+              <w:right w:w="0" w:type="dxa"/>
+            </w:tcMar>
+            <w:vAlign w:val="center"/>
+          </w:tcPr>
+          <w:p>
+            <w:pPr>
+              <w:pStyle w:val="Normal"/>
+              <w:jc w:val="left"/>
+              <w:pBdr>
+                <w:bottom w:val="none" w:sz="0" w:space="0" w:color="000000"/>
+                <w:top w:val="none" w:sz="0" w:space="0" w:color="000000"/>
+                <w:left w:val="none" w:sz="0" w:space="0" w:color="000000"/>
+                <w:right w:val="none" w:sz="0" w:space="0" w:color="000000"/>
+              </w:pBdr>
+              <w:spacing w:after="100" w:before="100" w:line="240"/>
+              <w:ind w:left="100" w:right="100" w:firstLine="0" w:firstLineChars="0"/>
+              <w:rPr>
+                <w:rFonts w:ascii="Times New Roman" w:hAnsi="Times New Roman" w:eastAsia="Times New Roman" w:cs="Times New Roman"/>
+                <w:i w:val="false"/>
+                <w:b w:val="false"/>
+                <w:u w:val="none"/>
+                <w:strike w:val="false"/>
+                <w:sz w:val="12"/>
+                <w:szCs w:val="12"/>
+                <w:color w:val="000000"/>
+              </w:rPr>
+            </w:pPr>
+            <w:r>
+              <w:rPr>
+                <w:rFonts w:ascii="Times New Roman" w:hAnsi="Times New Roman" w:eastAsia="Times New Roman" w:cs="Times New Roman"/>
+                <w:i w:val="false"/>
+                <w:b w:val="false"/>
+                <w:u w:val="none"/>
+                <w:strike w:val="false"/>
+                <w:sz w:val="12"/>
+                <w:szCs w:val="12"/>
+                <w:color w:val="000000"/>
+              </w:rPr>
+              <w:t xml:space="preserve">0.42 (0.13–1.31)</w:t>
+            </w:r>
+          </w:p>
+        </w:tc>
+        <w:tc>
+          <w:tcPr>
+            <w:tcBorders>
+              <w:bottom w:val="none" w:sz="0" w:space="0" w:color="000000"/>
+              <w:top w:val="none" w:sz="0" w:space="0" w:color="000000"/>
+              <w:left w:val="none" w:sz="0" w:space="0" w:color="000000"/>
+              <w:right w:val="none" w:sz="0" w:space="0" w:color="000000"/>
+            </w:tcBorders>
+            <w:shd w:val="clear" w:color="auto" w:fill="FFFFFF"/>
+            <w:tcMar>
+              <w:top w:w="0" w:type="dxa"/>
+              <w:bottom w:w="0" w:type="dxa"/>
+              <w:left w:w="0" w:type="dxa"/>
+              <w:right w:w="0" w:type="dxa"/>
+            </w:tcMar>
+            <w:vAlign w:val="center"/>
+          </w:tcPr>
+          <w:p>
+            <w:pPr>
+              <w:pStyle w:val="Normal"/>
+              <w:jc w:val="left"/>
+              <w:pBdr>
+                <w:bottom w:val="none" w:sz="0" w:space="0" w:color="000000"/>
+                <w:top w:val="none" w:sz="0" w:space="0" w:color="000000"/>
+                <w:left w:val="none" w:sz="0" w:space="0" w:color="000000"/>
+                <w:right w:val="none" w:sz="0" w:space="0" w:color="000000"/>
+              </w:pBdr>
+              <w:spacing w:after="100" w:before="100" w:line="240"/>
+              <w:ind w:left="100" w:right="100" w:firstLine="0" w:firstLineChars="0"/>
+              <w:rPr>
+                <w:rFonts w:ascii="Times New Roman" w:hAnsi="Times New Roman" w:eastAsia="Times New Roman" w:cs="Times New Roman"/>
+                <w:i w:val="false"/>
+                <w:b w:val="false"/>
+                <w:u w:val="none"/>
+                <w:strike w:val="false"/>
+                <w:sz w:val="12"/>
+                <w:szCs w:val="12"/>
+                <w:color w:val="000000"/>
+              </w:rPr>
+            </w:pPr>
+            <w:r>
+              <w:rPr>
+                <w:rFonts w:ascii="Times New Roman" w:hAnsi="Times New Roman" w:eastAsia="Times New Roman" w:cs="Times New Roman"/>
+                <w:i w:val="false"/>
+                <w:b w:val="false"/>
+                <w:u w:val="none"/>
+                <w:strike w:val="false"/>
+                <w:sz w:val="12"/>
+                <w:szCs w:val="12"/>
+                <w:color w:val="000000"/>
+              </w:rPr>
+              <w:t xml:space="preserve">0.134</w:t>
+            </w:r>
+          </w:p>
+        </w:tc>
+        <w:tc>
+          <w:tcPr>
+            <w:tcBorders>
+              <w:bottom w:val="none" w:sz="0" w:space="0" w:color="000000"/>
+              <w:top w:val="none" w:sz="0" w:space="0" w:color="000000"/>
+              <w:left w:val="none" w:sz="0" w:space="0" w:color="000000"/>
+              <w:right w:val="none" w:sz="0" w:space="0" w:color="000000"/>
+            </w:tcBorders>
+            <w:shd w:val="clear" w:color="auto" w:fill="FFFFFF"/>
+            <w:tcMar>
+              <w:top w:w="0" w:type="dxa"/>
+              <w:bottom w:w="0" w:type="dxa"/>
+              <w:left w:w="0" w:type="dxa"/>
+              <w:right w:w="0" w:type="dxa"/>
+            </w:tcMar>
+            <w:vAlign w:val="center"/>
+          </w:tcPr>
+          <w:p>
+            <w:pPr>
+              <w:pStyle w:val="Normal"/>
+              <w:jc w:val="left"/>
+              <w:pBdr>
+                <w:bottom w:val="none" w:sz="0" w:space="0" w:color="000000"/>
+                <w:top w:val="none" w:sz="0" w:space="0" w:color="000000"/>
+                <w:left w:val="none" w:sz="0" w:space="0" w:color="000000"/>
+                <w:right w:val="none" w:sz="0" w:space="0" w:color="000000"/>
+              </w:pBdr>
+              <w:spacing w:after="100" w:before="100" w:line="240"/>
+              <w:ind w:left="100" w:right="100" w:firstLine="0" w:firstLineChars="0"/>
+              <w:rPr>
+                <w:rFonts w:ascii="Times New Roman" w:hAnsi="Times New Roman" w:eastAsia="Times New Roman" w:cs="Times New Roman"/>
+                <w:i w:val="false"/>
+                <w:b w:val="false"/>
+                <w:u w:val="none"/>
+                <w:strike w:val="false"/>
+                <w:sz w:val="12"/>
+                <w:szCs w:val="12"/>
+                <w:color w:val="000000"/>
+              </w:rPr>
+            </w:pPr>
+            <w:r>
+              <w:rPr>
+                <w:rFonts w:ascii="Times New Roman" w:hAnsi="Times New Roman" w:eastAsia="Times New Roman" w:cs="Times New Roman"/>
+                <w:i w:val="false"/>
+                <w:b w:val="false"/>
+                <w:u w:val="none"/>
+                <w:strike w:val="false"/>
+                <w:sz w:val="12"/>
+                <w:szCs w:val="12"/>
+                <w:color w:val="000000"/>
+              </w:rPr>
+              <w:t xml:space="preserve">0.223</w:t>
+            </w:r>
+          </w:p>
+        </w:tc>
+        <w:tc>
+          <w:tcPr>
+            <w:tcBorders>
+              <w:bottom w:val="none" w:sz="0" w:space="0" w:color="000000"/>
+              <w:top w:val="none" w:sz="0" w:space="0" w:color="000000"/>
+              <w:left w:val="none" w:sz="0" w:space="0" w:color="000000"/>
+              <w:right w:val="none" w:sz="0" w:space="0" w:color="000000"/>
+            </w:tcBorders>
+            <w:shd w:val="clear" w:color="auto" w:fill="FFFFFF"/>
+            <w:tcMar>
+              <w:top w:w="0" w:type="dxa"/>
+              <w:bottom w:w="0" w:type="dxa"/>
+              <w:left w:w="0" w:type="dxa"/>
+              <w:right w:w="0" w:type="dxa"/>
+            </w:tcMar>
+            <w:vAlign w:val="center"/>
+          </w:tcPr>
+          <w:p>
+            <w:pPr>
+              <w:pStyle w:val="Normal"/>
+              <w:jc w:val="left"/>
+              <w:pBdr>
+                <w:bottom w:val="none" w:sz="0" w:space="0" w:color="000000"/>
+                <w:top w:val="none" w:sz="0" w:space="0" w:color="000000"/>
+                <w:left w:val="none" w:sz="0" w:space="0" w:color="000000"/>
+                <w:right w:val="none" w:sz="0" w:space="0" w:color="000000"/>
+              </w:pBdr>
+              <w:spacing w:after="100" w:before="100" w:line="240"/>
+              <w:ind w:left="100" w:right="100" w:firstLine="0" w:firstLineChars="0"/>
+              <w:rPr>
+                <w:rFonts w:ascii="Times New Roman" w:hAnsi="Times New Roman" w:eastAsia="Times New Roman" w:cs="Times New Roman"/>
+                <w:i w:val="false"/>
+                <w:b w:val="false"/>
+                <w:u w:val="none"/>
+                <w:strike w:val="false"/>
+                <w:sz w:val="12"/>
+                <w:szCs w:val="12"/>
+                <w:color w:val="000000"/>
+              </w:rPr>
+            </w:pPr>
+            <w:r>
+              <w:rPr>
+                <w:rFonts w:ascii="Times New Roman" w:hAnsi="Times New Roman" w:eastAsia="Times New Roman" w:cs="Times New Roman"/>
+                <w:i w:val="false"/>
+                <w:b w:val="false"/>
+                <w:u w:val="none"/>
+                <w:strike w:val="false"/>
+                <w:sz w:val="12"/>
+                <w:szCs w:val="12"/>
+                <w:color w:val="000000"/>
+              </w:rPr>
+              <w:t xml:space="preserve">3.2</w:t>
             </w:r>
           </w:p>
         </w:tc>
@@ -5469,117 +5469,117 @@
                 <w:szCs w:val="12"/>
                 <w:color w:val="000000"/>
               </w:rPr>
-              <w:t xml:space="preserve">0.61 (0.19–1.95)</w:t>
-            </w:r>
-          </w:p>
-        </w:tc>
-        <w:tc>
-          <w:tcPr>
-            <w:tcBorders>
-              <w:bottom w:val="none" w:sz="0" w:space="0" w:color="000000"/>
-              <w:top w:val="none" w:sz="0" w:space="0" w:color="000000"/>
-              <w:left w:val="none" w:sz="0" w:space="0" w:color="000000"/>
-              <w:right w:val="none" w:sz="0" w:space="0" w:color="000000"/>
-            </w:tcBorders>
-            <w:shd w:val="clear" w:color="auto" w:fill="FFFFFF"/>
-            <w:tcMar>
-              <w:top w:w="0" w:type="dxa"/>
-              <w:bottom w:w="0" w:type="dxa"/>
-              <w:left w:w="0" w:type="dxa"/>
-              <w:right w:w="0" w:type="dxa"/>
-            </w:tcMar>
-            <w:vAlign w:val="center"/>
-          </w:tcPr>
-          <w:p>
-            <w:pPr>
-              <w:pStyle w:val="Normal"/>
-              <w:jc w:val="left"/>
-              <w:pBdr>
-                <w:bottom w:val="none" w:sz="0" w:space="0" w:color="000000"/>
-                <w:top w:val="none" w:sz="0" w:space="0" w:color="000000"/>
-                <w:left w:val="none" w:sz="0" w:space="0" w:color="000000"/>
-                <w:right w:val="none" w:sz="0" w:space="0" w:color="000000"/>
-              </w:pBdr>
-              <w:spacing w:after="100" w:before="100" w:line="240"/>
-              <w:ind w:left="100" w:right="100" w:firstLine="0" w:firstLineChars="0"/>
-              <w:rPr>
-                <w:rFonts w:ascii="Times New Roman" w:hAnsi="Times New Roman" w:eastAsia="Times New Roman" w:cs="Times New Roman"/>
-                <w:i w:val="false"/>
-                <w:b w:val="false"/>
-                <w:u w:val="none"/>
-                <w:strike w:val="false"/>
-                <w:sz w:val="12"/>
-                <w:szCs w:val="12"/>
-                <w:color w:val="000000"/>
-              </w:rPr>
-            </w:pPr>
-            <w:r>
-              <w:rPr>
-                <w:rFonts w:ascii="Times New Roman" w:hAnsi="Times New Roman" w:eastAsia="Times New Roman" w:cs="Times New Roman"/>
-                <w:i w:val="false"/>
-                <w:b w:val="false"/>
-                <w:u w:val="none"/>
-                <w:strike w:val="false"/>
-                <w:sz w:val="12"/>
-                <w:szCs w:val="12"/>
-                <w:color w:val="000000"/>
-              </w:rPr>
-              <w:t xml:space="preserve">0.406</w:t>
-            </w:r>
-          </w:p>
-        </w:tc>
-        <w:tc>
-          <w:tcPr>
-            <w:tcBorders>
-              <w:bottom w:val="none" w:sz="0" w:space="0" w:color="000000"/>
-              <w:top w:val="none" w:sz="0" w:space="0" w:color="000000"/>
-              <w:left w:val="none" w:sz="0" w:space="0" w:color="000000"/>
-              <w:right w:val="none" w:sz="0" w:space="0" w:color="000000"/>
-            </w:tcBorders>
-            <w:shd w:val="clear" w:color="auto" w:fill="FFFFFF"/>
-            <w:tcMar>
-              <w:top w:w="0" w:type="dxa"/>
-              <w:bottom w:w="0" w:type="dxa"/>
-              <w:left w:w="0" w:type="dxa"/>
-              <w:right w:w="0" w:type="dxa"/>
-            </w:tcMar>
-            <w:vAlign w:val="center"/>
-          </w:tcPr>
-          <w:p>
-            <w:pPr>
-              <w:pStyle w:val="Normal"/>
-              <w:jc w:val="left"/>
-              <w:pBdr>
-                <w:bottom w:val="none" w:sz="0" w:space="0" w:color="000000"/>
-                <w:top w:val="none" w:sz="0" w:space="0" w:color="000000"/>
-                <w:left w:val="none" w:sz="0" w:space="0" w:color="000000"/>
-                <w:right w:val="none" w:sz="0" w:space="0" w:color="000000"/>
-              </w:pBdr>
-              <w:spacing w:after="100" w:before="100" w:line="240"/>
-              <w:ind w:left="100" w:right="100" w:firstLine="0" w:firstLineChars="0"/>
-              <w:rPr>
-                <w:rFonts w:ascii="Times New Roman" w:hAnsi="Times New Roman" w:eastAsia="Times New Roman" w:cs="Times New Roman"/>
-                <w:i w:val="false"/>
-                <w:b w:val="false"/>
-                <w:u w:val="none"/>
-                <w:strike w:val="false"/>
-                <w:sz w:val="12"/>
-                <w:szCs w:val="12"/>
-                <w:color w:val="000000"/>
-              </w:rPr>
-            </w:pPr>
-            <w:r>
-              <w:rPr>
-                <w:rFonts w:ascii="Times New Roman" w:hAnsi="Times New Roman" w:eastAsia="Times New Roman" w:cs="Times New Roman"/>
-                <w:i w:val="false"/>
-                <w:b w:val="false"/>
-                <w:u w:val="none"/>
-                <w:strike w:val="false"/>
-                <w:sz w:val="12"/>
-                <w:szCs w:val="12"/>
-                <w:color w:val="000000"/>
-              </w:rPr>
-              <w:t xml:space="preserve">0.235</w:t>
+              <w:t xml:space="preserve">0.56 (0.18–1.74)</w:t>
+            </w:r>
+          </w:p>
+        </w:tc>
+        <w:tc>
+          <w:tcPr>
+            <w:tcBorders>
+              <w:bottom w:val="none" w:sz="0" w:space="0" w:color="000000"/>
+              <w:top w:val="none" w:sz="0" w:space="0" w:color="000000"/>
+              <w:left w:val="none" w:sz="0" w:space="0" w:color="000000"/>
+              <w:right w:val="none" w:sz="0" w:space="0" w:color="000000"/>
+            </w:tcBorders>
+            <w:shd w:val="clear" w:color="auto" w:fill="FFFFFF"/>
+            <w:tcMar>
+              <w:top w:w="0" w:type="dxa"/>
+              <w:bottom w:w="0" w:type="dxa"/>
+              <w:left w:w="0" w:type="dxa"/>
+              <w:right w:w="0" w:type="dxa"/>
+            </w:tcMar>
+            <w:vAlign w:val="center"/>
+          </w:tcPr>
+          <w:p>
+            <w:pPr>
+              <w:pStyle w:val="Normal"/>
+              <w:jc w:val="left"/>
+              <w:pBdr>
+                <w:bottom w:val="none" w:sz="0" w:space="0" w:color="000000"/>
+                <w:top w:val="none" w:sz="0" w:space="0" w:color="000000"/>
+                <w:left w:val="none" w:sz="0" w:space="0" w:color="000000"/>
+                <w:right w:val="none" w:sz="0" w:space="0" w:color="000000"/>
+              </w:pBdr>
+              <w:spacing w:after="100" w:before="100" w:line="240"/>
+              <w:ind w:left="100" w:right="100" w:firstLine="0" w:firstLineChars="0"/>
+              <w:rPr>
+                <w:rFonts w:ascii="Times New Roman" w:hAnsi="Times New Roman" w:eastAsia="Times New Roman" w:cs="Times New Roman"/>
+                <w:i w:val="false"/>
+                <w:b w:val="false"/>
+                <w:u w:val="none"/>
+                <w:strike w:val="false"/>
+                <w:sz w:val="12"/>
+                <w:szCs w:val="12"/>
+                <w:color w:val="000000"/>
+              </w:rPr>
+            </w:pPr>
+            <w:r>
+              <w:rPr>
+                <w:rFonts w:ascii="Times New Roman" w:hAnsi="Times New Roman" w:eastAsia="Times New Roman" w:cs="Times New Roman"/>
+                <w:i w:val="false"/>
+                <w:b w:val="false"/>
+                <w:u w:val="none"/>
+                <w:strike w:val="false"/>
+                <w:sz w:val="12"/>
+                <w:szCs w:val="12"/>
+                <w:color w:val="000000"/>
+              </w:rPr>
+              <w:t xml:space="preserve">0.320</w:t>
+            </w:r>
+          </w:p>
+        </w:tc>
+        <w:tc>
+          <w:tcPr>
+            <w:tcBorders>
+              <w:bottom w:val="none" w:sz="0" w:space="0" w:color="000000"/>
+              <w:top w:val="none" w:sz="0" w:space="0" w:color="000000"/>
+              <w:left w:val="none" w:sz="0" w:space="0" w:color="000000"/>
+              <w:right w:val="none" w:sz="0" w:space="0" w:color="000000"/>
+            </w:tcBorders>
+            <w:shd w:val="clear" w:color="auto" w:fill="FFFFFF"/>
+            <w:tcMar>
+              <w:top w:w="0" w:type="dxa"/>
+              <w:bottom w:w="0" w:type="dxa"/>
+              <w:left w:w="0" w:type="dxa"/>
+              <w:right w:w="0" w:type="dxa"/>
+            </w:tcMar>
+            <w:vAlign w:val="center"/>
+          </w:tcPr>
+          <w:p>
+            <w:pPr>
+              <w:pStyle w:val="Normal"/>
+              <w:jc w:val="left"/>
+              <w:pBdr>
+                <w:bottom w:val="none" w:sz="0" w:space="0" w:color="000000"/>
+                <w:top w:val="none" w:sz="0" w:space="0" w:color="000000"/>
+                <w:left w:val="none" w:sz="0" w:space="0" w:color="000000"/>
+                <w:right w:val="none" w:sz="0" w:space="0" w:color="000000"/>
+              </w:pBdr>
+              <w:spacing w:after="100" w:before="100" w:line="240"/>
+              <w:ind w:left="100" w:right="100" w:firstLine="0" w:firstLineChars="0"/>
+              <w:rPr>
+                <w:rFonts w:ascii="Times New Roman" w:hAnsi="Times New Roman" w:eastAsia="Times New Roman" w:cs="Times New Roman"/>
+                <w:i w:val="false"/>
+                <w:b w:val="false"/>
+                <w:u w:val="none"/>
+                <w:strike w:val="false"/>
+                <w:sz w:val="12"/>
+                <w:szCs w:val="12"/>
+                <w:color w:val="000000"/>
+              </w:rPr>
+            </w:pPr>
+            <w:r>
+              <w:rPr>
+                <w:rFonts w:ascii="Times New Roman" w:hAnsi="Times New Roman" w:eastAsia="Times New Roman" w:cs="Times New Roman"/>
+                <w:i w:val="false"/>
+                <w:b w:val="false"/>
+                <w:u w:val="none"/>
+                <w:strike w:val="false"/>
+                <w:sz w:val="12"/>
+                <w:szCs w:val="12"/>
+                <w:color w:val="000000"/>
+              </w:rPr>
+              <w:t xml:space="preserve">0.241</w:t>
             </w:r>
           </w:p>
         </w:tc>
@@ -6464,7 +6464,7 @@
                 <w:szCs w:val="12"/>
                 <w:color w:val="000000"/>
               </w:rPr>
-              <w:t xml:space="preserve">0.071</w:t>
+              <w:t xml:space="preserve">0.079</w:t>
             </w:r>
           </w:p>
         </w:tc>
@@ -6629,227 +6629,227 @@
                 <w:szCs w:val="12"/>
                 <w:color w:val="000000"/>
               </w:rPr>
-              <w:t xml:space="preserve">0.088</w:t>
-            </w:r>
-          </w:p>
-        </w:tc>
-        <w:tc>
-          <w:tcPr>
-            <w:tcBorders>
-              <w:bottom w:val="none" w:sz="0" w:space="0" w:color="000000"/>
-              <w:top w:val="none" w:sz="0" w:space="0" w:color="000000"/>
-              <w:left w:val="none" w:sz="0" w:space="0" w:color="000000"/>
-              <w:right w:val="none" w:sz="0" w:space="0" w:color="000000"/>
-            </w:tcBorders>
-            <w:shd w:val="clear" w:color="auto" w:fill="FFFFFF"/>
-            <w:tcMar>
-              <w:top w:w="0" w:type="dxa"/>
-              <w:bottom w:w="0" w:type="dxa"/>
-              <w:left w:w="0" w:type="dxa"/>
-              <w:right w:w="0" w:type="dxa"/>
-            </w:tcMar>
-            <w:vAlign w:val="center"/>
-          </w:tcPr>
-          <w:p>
-            <w:pPr>
-              <w:pStyle w:val="Normal"/>
-              <w:jc w:val="left"/>
-              <w:pBdr>
-                <w:bottom w:val="none" w:sz="0" w:space="0" w:color="000000"/>
-                <w:top w:val="none" w:sz="0" w:space="0" w:color="000000"/>
-                <w:left w:val="none" w:sz="0" w:space="0" w:color="000000"/>
-                <w:right w:val="none" w:sz="0" w:space="0" w:color="000000"/>
-              </w:pBdr>
-              <w:spacing w:after="100" w:before="100" w:line="240"/>
-              <w:ind w:left="100" w:right="100" w:firstLine="0" w:firstLineChars="0"/>
-              <w:rPr>
-                <w:rFonts w:ascii="Times New Roman" w:hAnsi="Times New Roman" w:eastAsia="Times New Roman" w:cs="Times New Roman"/>
-                <w:i w:val="false"/>
-                <w:b w:val="false"/>
-                <w:u w:val="none"/>
-                <w:strike w:val="false"/>
-                <w:sz w:val="12"/>
-                <w:szCs w:val="12"/>
-                <w:color w:val="000000"/>
-              </w:rPr>
-            </w:pPr>
-            <w:r>
-              <w:rPr>
-                <w:rFonts w:ascii="Times New Roman" w:hAnsi="Times New Roman" w:eastAsia="Times New Roman" w:cs="Times New Roman"/>
-                <w:i w:val="false"/>
-                <w:b w:val="false"/>
-                <w:u w:val="none"/>
-                <w:strike w:val="false"/>
-                <w:sz w:val="12"/>
-                <w:szCs w:val="12"/>
-                <w:color w:val="000000"/>
-              </w:rPr>
-              <w:t xml:space="preserve">2.44 (0.73–8.08)</w:t>
-            </w:r>
-          </w:p>
-        </w:tc>
-        <w:tc>
-          <w:tcPr>
-            <w:tcBorders>
-              <w:bottom w:val="none" w:sz="0" w:space="0" w:color="000000"/>
-              <w:top w:val="none" w:sz="0" w:space="0" w:color="000000"/>
-              <w:left w:val="none" w:sz="0" w:space="0" w:color="000000"/>
-              <w:right w:val="none" w:sz="0" w:space="0" w:color="000000"/>
-            </w:tcBorders>
-            <w:shd w:val="clear" w:color="auto" w:fill="FFFFFF"/>
-            <w:tcMar>
-              <w:top w:w="0" w:type="dxa"/>
-              <w:bottom w:w="0" w:type="dxa"/>
-              <w:left w:w="0" w:type="dxa"/>
-              <w:right w:w="0" w:type="dxa"/>
-            </w:tcMar>
-            <w:vAlign w:val="center"/>
-          </w:tcPr>
-          <w:p>
-            <w:pPr>
-              <w:pStyle w:val="Normal"/>
-              <w:jc w:val="left"/>
-              <w:pBdr>
-                <w:bottom w:val="none" w:sz="0" w:space="0" w:color="000000"/>
-                <w:top w:val="none" w:sz="0" w:space="0" w:color="000000"/>
-                <w:left w:val="none" w:sz="0" w:space="0" w:color="000000"/>
-                <w:right w:val="none" w:sz="0" w:space="0" w:color="000000"/>
-              </w:pBdr>
-              <w:spacing w:after="100" w:before="100" w:line="240"/>
-              <w:ind w:left="100" w:right="100" w:firstLine="0" w:firstLineChars="0"/>
-              <w:rPr>
-                <w:rFonts w:ascii="Times New Roman" w:hAnsi="Times New Roman" w:eastAsia="Times New Roman" w:cs="Times New Roman"/>
-                <w:i w:val="false"/>
-                <w:b w:val="false"/>
-                <w:u w:val="none"/>
-                <w:strike w:val="false"/>
-                <w:sz w:val="12"/>
-                <w:szCs w:val="12"/>
-                <w:color w:val="000000"/>
-              </w:rPr>
-            </w:pPr>
-            <w:r>
-              <w:rPr>
-                <w:rFonts w:ascii="Times New Roman" w:hAnsi="Times New Roman" w:eastAsia="Times New Roman" w:cs="Times New Roman"/>
-                <w:i w:val="false"/>
-                <w:b w:val="false"/>
-                <w:u w:val="none"/>
-                <w:strike w:val="false"/>
-                <w:sz w:val="12"/>
-                <w:szCs w:val="12"/>
-                <w:color w:val="000000"/>
-              </w:rPr>
-              <w:t xml:space="preserve">0.146</w:t>
-            </w:r>
-          </w:p>
-        </w:tc>
-        <w:tc>
-          <w:tcPr>
-            <w:tcBorders>
-              <w:bottom w:val="none" w:sz="0" w:space="0" w:color="000000"/>
-              <w:top w:val="none" w:sz="0" w:space="0" w:color="000000"/>
-              <w:left w:val="none" w:sz="0" w:space="0" w:color="000000"/>
-              <w:right w:val="none" w:sz="0" w:space="0" w:color="000000"/>
-            </w:tcBorders>
-            <w:shd w:val="clear" w:color="auto" w:fill="FFFFFF"/>
-            <w:tcMar>
-              <w:top w:w="0" w:type="dxa"/>
-              <w:bottom w:w="0" w:type="dxa"/>
-              <w:left w:w="0" w:type="dxa"/>
-              <w:right w:w="0" w:type="dxa"/>
-            </w:tcMar>
-            <w:vAlign w:val="center"/>
-          </w:tcPr>
-          <w:p>
-            <w:pPr>
-              <w:pStyle w:val="Normal"/>
-              <w:jc w:val="left"/>
-              <w:pBdr>
-                <w:bottom w:val="none" w:sz="0" w:space="0" w:color="000000"/>
-                <w:top w:val="none" w:sz="0" w:space="0" w:color="000000"/>
-                <w:left w:val="none" w:sz="0" w:space="0" w:color="000000"/>
-                <w:right w:val="none" w:sz="0" w:space="0" w:color="000000"/>
-              </w:pBdr>
-              <w:spacing w:after="100" w:before="100" w:line="240"/>
-              <w:ind w:left="100" w:right="100" w:firstLine="0" w:firstLineChars="0"/>
-              <w:rPr>
-                <w:rFonts w:ascii="Times New Roman" w:hAnsi="Times New Roman" w:eastAsia="Times New Roman" w:cs="Times New Roman"/>
-                <w:i w:val="false"/>
-                <w:b w:val="false"/>
-                <w:u w:val="none"/>
-                <w:strike w:val="false"/>
-                <w:sz w:val="12"/>
-                <w:szCs w:val="12"/>
-                <w:color w:val="000000"/>
-              </w:rPr>
-            </w:pPr>
-            <w:r>
-              <w:rPr>
-                <w:rFonts w:ascii="Times New Roman" w:hAnsi="Times New Roman" w:eastAsia="Times New Roman" w:cs="Times New Roman"/>
-                <w:i w:val="false"/>
-                <w:b w:val="false"/>
-                <w:u w:val="none"/>
-                <w:strike w:val="false"/>
-                <w:sz w:val="12"/>
-                <w:szCs w:val="12"/>
-                <w:color w:val="000000"/>
-              </w:rPr>
-              <w:t xml:space="preserve">0.387</w:t>
-            </w:r>
-          </w:p>
-        </w:tc>
-        <w:tc>
-          <w:tcPr>
-            <w:tcBorders>
-              <w:bottom w:val="none" w:sz="0" w:space="0" w:color="000000"/>
-              <w:top w:val="none" w:sz="0" w:space="0" w:color="000000"/>
-              <w:left w:val="none" w:sz="0" w:space="0" w:color="000000"/>
-              <w:right w:val="none" w:sz="0" w:space="0" w:color="000000"/>
-            </w:tcBorders>
-            <w:shd w:val="clear" w:color="auto" w:fill="FFFFFF"/>
-            <w:tcMar>
-              <w:top w:w="0" w:type="dxa"/>
-              <w:bottom w:w="0" w:type="dxa"/>
-              <w:left w:w="0" w:type="dxa"/>
-              <w:right w:w="0" w:type="dxa"/>
-            </w:tcMar>
-            <w:vAlign w:val="center"/>
-          </w:tcPr>
-          <w:p>
-            <w:pPr>
-              <w:pStyle w:val="Normal"/>
-              <w:jc w:val="left"/>
-              <w:pBdr>
-                <w:bottom w:val="none" w:sz="0" w:space="0" w:color="000000"/>
-                <w:top w:val="none" w:sz="0" w:space="0" w:color="000000"/>
-                <w:left w:val="none" w:sz="0" w:space="0" w:color="000000"/>
-                <w:right w:val="none" w:sz="0" w:space="0" w:color="000000"/>
-              </w:pBdr>
-              <w:spacing w:after="100" w:before="100" w:line="240"/>
-              <w:ind w:left="100" w:right="100" w:firstLine="0" w:firstLineChars="0"/>
-              <w:rPr>
-                <w:rFonts w:ascii="Times New Roman" w:hAnsi="Times New Roman" w:eastAsia="Times New Roman" w:cs="Times New Roman"/>
-                <w:i w:val="false"/>
-                <w:b w:val="false"/>
-                <w:u w:val="none"/>
-                <w:strike w:val="false"/>
-                <w:sz w:val="12"/>
-                <w:szCs w:val="12"/>
-                <w:color w:val="000000"/>
-              </w:rPr>
-            </w:pPr>
-            <w:r>
-              <w:rPr>
-                <w:rFonts w:ascii="Times New Roman" w:hAnsi="Times New Roman" w:eastAsia="Times New Roman" w:cs="Times New Roman"/>
-                <w:i w:val="false"/>
-                <w:b w:val="false"/>
-                <w:u w:val="none"/>
-                <w:strike w:val="false"/>
-                <w:sz w:val="12"/>
-                <w:szCs w:val="12"/>
-                <w:color w:val="000000"/>
-              </w:rPr>
-              <w:t xml:space="preserve">2.6</w:t>
+              <w:t xml:space="preserve">0.097</w:t>
+            </w:r>
+          </w:p>
+        </w:tc>
+        <w:tc>
+          <w:tcPr>
+            <w:tcBorders>
+              <w:bottom w:val="none" w:sz="0" w:space="0" w:color="000000"/>
+              <w:top w:val="none" w:sz="0" w:space="0" w:color="000000"/>
+              <w:left w:val="none" w:sz="0" w:space="0" w:color="000000"/>
+              <w:right w:val="none" w:sz="0" w:space="0" w:color="000000"/>
+            </w:tcBorders>
+            <w:shd w:val="clear" w:color="auto" w:fill="FFFFFF"/>
+            <w:tcMar>
+              <w:top w:w="0" w:type="dxa"/>
+              <w:bottom w:w="0" w:type="dxa"/>
+              <w:left w:w="0" w:type="dxa"/>
+              <w:right w:w="0" w:type="dxa"/>
+            </w:tcMar>
+            <w:vAlign w:val="center"/>
+          </w:tcPr>
+          <w:p>
+            <w:pPr>
+              <w:pStyle w:val="Normal"/>
+              <w:jc w:val="left"/>
+              <w:pBdr>
+                <w:bottom w:val="none" w:sz="0" w:space="0" w:color="000000"/>
+                <w:top w:val="none" w:sz="0" w:space="0" w:color="000000"/>
+                <w:left w:val="none" w:sz="0" w:space="0" w:color="000000"/>
+                <w:right w:val="none" w:sz="0" w:space="0" w:color="000000"/>
+              </w:pBdr>
+              <w:spacing w:after="100" w:before="100" w:line="240"/>
+              <w:ind w:left="100" w:right="100" w:firstLine="0" w:firstLineChars="0"/>
+              <w:rPr>
+                <w:rFonts w:ascii="Times New Roman" w:hAnsi="Times New Roman" w:eastAsia="Times New Roman" w:cs="Times New Roman"/>
+                <w:i w:val="false"/>
+                <w:b w:val="false"/>
+                <w:u w:val="none"/>
+                <w:strike w:val="false"/>
+                <w:sz w:val="12"/>
+                <w:szCs w:val="12"/>
+                <w:color w:val="000000"/>
+              </w:rPr>
+            </w:pPr>
+            <w:r>
+              <w:rPr>
+                <w:rFonts w:ascii="Times New Roman" w:hAnsi="Times New Roman" w:eastAsia="Times New Roman" w:cs="Times New Roman"/>
+                <w:i w:val="false"/>
+                <w:b w:val="false"/>
+                <w:u w:val="none"/>
+                <w:strike w:val="false"/>
+                <w:sz w:val="12"/>
+                <w:szCs w:val="12"/>
+                <w:color w:val="000000"/>
+              </w:rPr>
+              <w:t xml:space="preserve">2.26 (0.72–7.11)</w:t>
+            </w:r>
+          </w:p>
+        </w:tc>
+        <w:tc>
+          <w:tcPr>
+            <w:tcBorders>
+              <w:bottom w:val="none" w:sz="0" w:space="0" w:color="000000"/>
+              <w:top w:val="none" w:sz="0" w:space="0" w:color="000000"/>
+              <w:left w:val="none" w:sz="0" w:space="0" w:color="000000"/>
+              <w:right w:val="none" w:sz="0" w:space="0" w:color="000000"/>
+            </w:tcBorders>
+            <w:shd w:val="clear" w:color="auto" w:fill="FFFFFF"/>
+            <w:tcMar>
+              <w:top w:w="0" w:type="dxa"/>
+              <w:bottom w:w="0" w:type="dxa"/>
+              <w:left w:w="0" w:type="dxa"/>
+              <w:right w:w="0" w:type="dxa"/>
+            </w:tcMar>
+            <w:vAlign w:val="center"/>
+          </w:tcPr>
+          <w:p>
+            <w:pPr>
+              <w:pStyle w:val="Normal"/>
+              <w:jc w:val="left"/>
+              <w:pBdr>
+                <w:bottom w:val="none" w:sz="0" w:space="0" w:color="000000"/>
+                <w:top w:val="none" w:sz="0" w:space="0" w:color="000000"/>
+                <w:left w:val="none" w:sz="0" w:space="0" w:color="000000"/>
+                <w:right w:val="none" w:sz="0" w:space="0" w:color="000000"/>
+              </w:pBdr>
+              <w:spacing w:after="100" w:before="100" w:line="240"/>
+              <w:ind w:left="100" w:right="100" w:firstLine="0" w:firstLineChars="0"/>
+              <w:rPr>
+                <w:rFonts w:ascii="Times New Roman" w:hAnsi="Times New Roman" w:eastAsia="Times New Roman" w:cs="Times New Roman"/>
+                <w:i w:val="false"/>
+                <w:b w:val="false"/>
+                <w:u w:val="none"/>
+                <w:strike w:val="false"/>
+                <w:sz w:val="12"/>
+                <w:szCs w:val="12"/>
+                <w:color w:val="000000"/>
+              </w:rPr>
+            </w:pPr>
+            <w:r>
+              <w:rPr>
+                <w:rFonts w:ascii="Times New Roman" w:hAnsi="Times New Roman" w:eastAsia="Times New Roman" w:cs="Times New Roman"/>
+                <w:i w:val="false"/>
+                <w:b w:val="false"/>
+                <w:u w:val="none"/>
+                <w:strike w:val="false"/>
+                <w:sz w:val="12"/>
+                <w:szCs w:val="12"/>
+                <w:color w:val="000000"/>
+              </w:rPr>
+              <w:t xml:space="preserve">0.161</w:t>
+            </w:r>
+          </w:p>
+        </w:tc>
+        <w:tc>
+          <w:tcPr>
+            <w:tcBorders>
+              <w:bottom w:val="none" w:sz="0" w:space="0" w:color="000000"/>
+              <w:top w:val="none" w:sz="0" w:space="0" w:color="000000"/>
+              <w:left w:val="none" w:sz="0" w:space="0" w:color="000000"/>
+              <w:right w:val="none" w:sz="0" w:space="0" w:color="000000"/>
+            </w:tcBorders>
+            <w:shd w:val="clear" w:color="auto" w:fill="FFFFFF"/>
+            <w:tcMar>
+              <w:top w:w="0" w:type="dxa"/>
+              <w:bottom w:w="0" w:type="dxa"/>
+              <w:left w:w="0" w:type="dxa"/>
+              <w:right w:w="0" w:type="dxa"/>
+            </w:tcMar>
+            <w:vAlign w:val="center"/>
+          </w:tcPr>
+          <w:p>
+            <w:pPr>
+              <w:pStyle w:val="Normal"/>
+              <w:jc w:val="left"/>
+              <w:pBdr>
+                <w:bottom w:val="none" w:sz="0" w:space="0" w:color="000000"/>
+                <w:top w:val="none" w:sz="0" w:space="0" w:color="000000"/>
+                <w:left w:val="none" w:sz="0" w:space="0" w:color="000000"/>
+                <w:right w:val="none" w:sz="0" w:space="0" w:color="000000"/>
+              </w:pBdr>
+              <w:spacing w:after="100" w:before="100" w:line="240"/>
+              <w:ind w:left="100" w:right="100" w:firstLine="0" w:firstLineChars="0"/>
+              <w:rPr>
+                <w:rFonts w:ascii="Times New Roman" w:hAnsi="Times New Roman" w:eastAsia="Times New Roman" w:cs="Times New Roman"/>
+                <w:i w:val="false"/>
+                <w:b w:val="false"/>
+                <w:u w:val="none"/>
+                <w:strike w:val="false"/>
+                <w:sz w:val="12"/>
+                <w:szCs w:val="12"/>
+                <w:color w:val="000000"/>
+              </w:rPr>
+            </w:pPr>
+            <w:r>
+              <w:rPr>
+                <w:rFonts w:ascii="Times New Roman" w:hAnsi="Times New Roman" w:eastAsia="Times New Roman" w:cs="Times New Roman"/>
+                <w:i w:val="false"/>
+                <w:b w:val="false"/>
+                <w:u w:val="none"/>
+                <w:strike w:val="false"/>
+                <w:sz w:val="12"/>
+                <w:szCs w:val="12"/>
+                <w:color w:val="000000"/>
+              </w:rPr>
+              <w:t xml:space="preserve">0.231</w:t>
+            </w:r>
+          </w:p>
+        </w:tc>
+        <w:tc>
+          <w:tcPr>
+            <w:tcBorders>
+              <w:bottom w:val="none" w:sz="0" w:space="0" w:color="000000"/>
+              <w:top w:val="none" w:sz="0" w:space="0" w:color="000000"/>
+              <w:left w:val="none" w:sz="0" w:space="0" w:color="000000"/>
+              <w:right w:val="none" w:sz="0" w:space="0" w:color="000000"/>
+            </w:tcBorders>
+            <w:shd w:val="clear" w:color="auto" w:fill="FFFFFF"/>
+            <w:tcMar>
+              <w:top w:w="0" w:type="dxa"/>
+              <w:bottom w:w="0" w:type="dxa"/>
+              <w:left w:w="0" w:type="dxa"/>
+              <w:right w:w="0" w:type="dxa"/>
+            </w:tcMar>
+            <w:vAlign w:val="center"/>
+          </w:tcPr>
+          <w:p>
+            <w:pPr>
+              <w:pStyle w:val="Normal"/>
+              <w:jc w:val="left"/>
+              <w:pBdr>
+                <w:bottom w:val="none" w:sz="0" w:space="0" w:color="000000"/>
+                <w:top w:val="none" w:sz="0" w:space="0" w:color="000000"/>
+                <w:left w:val="none" w:sz="0" w:space="0" w:color="000000"/>
+                <w:right w:val="none" w:sz="0" w:space="0" w:color="000000"/>
+              </w:pBdr>
+              <w:spacing w:after="100" w:before="100" w:line="240"/>
+              <w:ind w:left="100" w:right="100" w:firstLine="0" w:firstLineChars="0"/>
+              <w:rPr>
+                <w:rFonts w:ascii="Times New Roman" w:hAnsi="Times New Roman" w:eastAsia="Times New Roman" w:cs="Times New Roman"/>
+                <w:i w:val="false"/>
+                <w:b w:val="false"/>
+                <w:u w:val="none"/>
+                <w:strike w:val="false"/>
+                <w:sz w:val="12"/>
+                <w:szCs w:val="12"/>
+                <w:color w:val="000000"/>
+              </w:rPr>
+            </w:pPr>
+            <w:r>
+              <w:rPr>
+                <w:rFonts w:ascii="Times New Roman" w:hAnsi="Times New Roman" w:eastAsia="Times New Roman" w:cs="Times New Roman"/>
+                <w:i w:val="false"/>
+                <w:b w:val="false"/>
+                <w:u w:val="none"/>
+                <w:strike w:val="false"/>
+                <w:sz w:val="12"/>
+                <w:szCs w:val="12"/>
+                <w:color w:val="000000"/>
+              </w:rPr>
+              <w:t xml:space="preserve">3.2</w:t>
             </w:r>
           </w:p>
         </w:tc>
@@ -6959,337 +6959,337 @@
                 <w:szCs w:val="12"/>
                 <w:color w:val="000000"/>
               </w:rPr>
-              <w:t xml:space="preserve">1.93 (0.57–6.54)</w:t>
-            </w:r>
-          </w:p>
-        </w:tc>
-        <w:tc>
-          <w:tcPr>
-            <w:tcBorders>
-              <w:bottom w:val="none" w:sz="0" w:space="0" w:color="000000"/>
-              <w:top w:val="none" w:sz="0" w:space="0" w:color="000000"/>
-              <w:left w:val="none" w:sz="0" w:space="0" w:color="000000"/>
-              <w:right w:val="none" w:sz="0" w:space="0" w:color="000000"/>
-            </w:tcBorders>
-            <w:shd w:val="clear" w:color="auto" w:fill="FFFFFF"/>
-            <w:tcMar>
-              <w:top w:w="0" w:type="dxa"/>
-              <w:bottom w:w="0" w:type="dxa"/>
-              <w:left w:w="0" w:type="dxa"/>
-              <w:right w:w="0" w:type="dxa"/>
-            </w:tcMar>
-            <w:vAlign w:val="center"/>
-          </w:tcPr>
-          <w:p>
-            <w:pPr>
-              <w:pStyle w:val="Normal"/>
-              <w:jc w:val="left"/>
-              <w:pBdr>
-                <w:bottom w:val="none" w:sz="0" w:space="0" w:color="000000"/>
-                <w:top w:val="none" w:sz="0" w:space="0" w:color="000000"/>
-                <w:left w:val="none" w:sz="0" w:space="0" w:color="000000"/>
-                <w:right w:val="none" w:sz="0" w:space="0" w:color="000000"/>
-              </w:pBdr>
-              <w:spacing w:after="100" w:before="100" w:line="240"/>
-              <w:ind w:left="100" w:right="100" w:firstLine="0" w:firstLineChars="0"/>
-              <w:rPr>
-                <w:rFonts w:ascii="Times New Roman" w:hAnsi="Times New Roman" w:eastAsia="Times New Roman" w:cs="Times New Roman"/>
-                <w:i w:val="false"/>
-                <w:b w:val="false"/>
-                <w:u w:val="none"/>
-                <w:strike w:val="false"/>
-                <w:sz w:val="12"/>
-                <w:szCs w:val="12"/>
-                <w:color w:val="000000"/>
-              </w:rPr>
-            </w:pPr>
-            <w:r>
-              <w:rPr>
-                <w:rFonts w:ascii="Times New Roman" w:hAnsi="Times New Roman" w:eastAsia="Times New Roman" w:cs="Times New Roman"/>
-                <w:i w:val="false"/>
-                <w:b w:val="false"/>
-                <w:u w:val="none"/>
-                <w:strike w:val="false"/>
-                <w:sz w:val="12"/>
-                <w:szCs w:val="12"/>
-                <w:color w:val="000000"/>
-              </w:rPr>
-              <w:t xml:space="preserve">0.292</w:t>
-            </w:r>
-          </w:p>
-        </w:tc>
-        <w:tc>
-          <w:tcPr>
-            <w:tcBorders>
-              <w:bottom w:val="none" w:sz="0" w:space="0" w:color="000000"/>
-              <w:top w:val="none" w:sz="0" w:space="0" w:color="000000"/>
-              <w:left w:val="none" w:sz="0" w:space="0" w:color="000000"/>
-              <w:right w:val="none" w:sz="0" w:space="0" w:color="000000"/>
-            </w:tcBorders>
-            <w:shd w:val="clear" w:color="auto" w:fill="FFFFFF"/>
-            <w:tcMar>
-              <w:top w:w="0" w:type="dxa"/>
-              <w:bottom w:w="0" w:type="dxa"/>
-              <w:left w:w="0" w:type="dxa"/>
-              <w:right w:w="0" w:type="dxa"/>
-            </w:tcMar>
-            <w:vAlign w:val="center"/>
-          </w:tcPr>
-          <w:p>
-            <w:pPr>
-              <w:pStyle w:val="Normal"/>
-              <w:jc w:val="left"/>
-              <w:pBdr>
-                <w:bottom w:val="none" w:sz="0" w:space="0" w:color="000000"/>
-                <w:top w:val="none" w:sz="0" w:space="0" w:color="000000"/>
-                <w:left w:val="none" w:sz="0" w:space="0" w:color="000000"/>
-                <w:right w:val="none" w:sz="0" w:space="0" w:color="000000"/>
-              </w:pBdr>
-              <w:spacing w:after="100" w:before="100" w:line="240"/>
-              <w:ind w:left="100" w:right="100" w:firstLine="0" w:firstLineChars="0"/>
-              <w:rPr>
-                <w:rFonts w:ascii="Times New Roman" w:hAnsi="Times New Roman" w:eastAsia="Times New Roman" w:cs="Times New Roman"/>
-                <w:i w:val="false"/>
-                <w:b w:val="false"/>
-                <w:u w:val="none"/>
-                <w:strike w:val="false"/>
-                <w:sz w:val="12"/>
-                <w:szCs w:val="12"/>
-                <w:color w:val="000000"/>
-              </w:rPr>
-            </w:pPr>
-            <w:r>
-              <w:rPr>
-                <w:rFonts w:ascii="Times New Roman" w:hAnsi="Times New Roman" w:eastAsia="Times New Roman" w:cs="Times New Roman"/>
-                <w:i w:val="false"/>
-                <w:b w:val="false"/>
-                <w:u w:val="none"/>
-                <w:strike w:val="false"/>
-                <w:sz w:val="12"/>
-                <w:szCs w:val="12"/>
-                <w:color w:val="000000"/>
-              </w:rPr>
-              <w:t xml:space="preserve">0.469</w:t>
-            </w:r>
-          </w:p>
-        </w:tc>
-        <w:tc>
-          <w:tcPr>
-            <w:tcBorders>
-              <w:bottom w:val="none" w:sz="0" w:space="0" w:color="000000"/>
-              <w:top w:val="none" w:sz="0" w:space="0" w:color="000000"/>
-              <w:left w:val="none" w:sz="0" w:space="0" w:color="000000"/>
-              <w:right w:val="none" w:sz="0" w:space="0" w:color="000000"/>
-            </w:tcBorders>
-            <w:shd w:val="clear" w:color="auto" w:fill="FFFFFF"/>
-            <w:tcMar>
-              <w:top w:w="0" w:type="dxa"/>
-              <w:bottom w:w="0" w:type="dxa"/>
-              <w:left w:w="0" w:type="dxa"/>
-              <w:right w:w="0" w:type="dxa"/>
-            </w:tcMar>
-            <w:vAlign w:val="center"/>
-          </w:tcPr>
-          <w:p>
-            <w:pPr>
-              <w:pStyle w:val="Normal"/>
-              <w:jc w:val="left"/>
-              <w:pBdr>
-                <w:bottom w:val="none" w:sz="0" w:space="0" w:color="000000"/>
-                <w:top w:val="none" w:sz="0" w:space="0" w:color="000000"/>
-                <w:left w:val="none" w:sz="0" w:space="0" w:color="000000"/>
-                <w:right w:val="none" w:sz="0" w:space="0" w:color="000000"/>
-              </w:pBdr>
-              <w:spacing w:after="100" w:before="100" w:line="240"/>
-              <w:ind w:left="100" w:right="100" w:firstLine="0" w:firstLineChars="0"/>
-              <w:rPr>
-                <w:rFonts w:ascii="Times New Roman" w:hAnsi="Times New Roman" w:eastAsia="Times New Roman" w:cs="Times New Roman"/>
-                <w:i w:val="false"/>
-                <w:b w:val="false"/>
-                <w:u w:val="none"/>
-                <w:strike w:val="false"/>
-                <w:sz w:val="12"/>
-                <w:szCs w:val="12"/>
-                <w:color w:val="000000"/>
-              </w:rPr>
-            </w:pPr>
-            <w:r>
-              <w:rPr>
-                <w:rFonts w:ascii="Times New Roman" w:hAnsi="Times New Roman" w:eastAsia="Times New Roman" w:cs="Times New Roman"/>
-                <w:i w:val="false"/>
-                <w:b w:val="false"/>
-                <w:u w:val="none"/>
-                <w:strike w:val="false"/>
-                <w:sz w:val="12"/>
-                <w:szCs w:val="12"/>
-                <w:color w:val="000000"/>
-              </w:rPr>
-              <w:t xml:space="preserve">2.03 (0.50–8.29)</w:t>
-            </w:r>
-          </w:p>
-        </w:tc>
-        <w:tc>
-          <w:tcPr>
-            <w:tcBorders>
-              <w:bottom w:val="none" w:sz="0" w:space="0" w:color="000000"/>
-              <w:top w:val="none" w:sz="0" w:space="0" w:color="000000"/>
-              <w:left w:val="none" w:sz="0" w:space="0" w:color="000000"/>
-              <w:right w:val="none" w:sz="0" w:space="0" w:color="000000"/>
-            </w:tcBorders>
-            <w:shd w:val="clear" w:color="auto" w:fill="FFFFFF"/>
-            <w:tcMar>
-              <w:top w:w="0" w:type="dxa"/>
-              <w:bottom w:w="0" w:type="dxa"/>
-              <w:left w:w="0" w:type="dxa"/>
-              <w:right w:w="0" w:type="dxa"/>
-            </w:tcMar>
-            <w:vAlign w:val="center"/>
-          </w:tcPr>
-          <w:p>
-            <w:pPr>
-              <w:pStyle w:val="Normal"/>
-              <w:jc w:val="left"/>
-              <w:pBdr>
-                <w:bottom w:val="none" w:sz="0" w:space="0" w:color="000000"/>
-                <w:top w:val="none" w:sz="0" w:space="0" w:color="000000"/>
-                <w:left w:val="none" w:sz="0" w:space="0" w:color="000000"/>
-                <w:right w:val="none" w:sz="0" w:space="0" w:color="000000"/>
-              </w:pBdr>
-              <w:spacing w:after="100" w:before="100" w:line="240"/>
-              <w:ind w:left="100" w:right="100" w:firstLine="0" w:firstLineChars="0"/>
-              <w:rPr>
-                <w:rFonts w:ascii="Times New Roman" w:hAnsi="Times New Roman" w:eastAsia="Times New Roman" w:cs="Times New Roman"/>
-                <w:i w:val="false"/>
-                <w:b w:val="false"/>
-                <w:u w:val="none"/>
-                <w:strike w:val="false"/>
-                <w:sz w:val="12"/>
-                <w:szCs w:val="12"/>
-                <w:color w:val="000000"/>
-              </w:rPr>
-            </w:pPr>
-            <w:r>
-              <w:rPr>
-                <w:rFonts w:ascii="Times New Roman" w:hAnsi="Times New Roman" w:eastAsia="Times New Roman" w:cs="Times New Roman"/>
-                <w:i w:val="false"/>
-                <w:b w:val="false"/>
-                <w:u w:val="none"/>
-                <w:strike w:val="false"/>
-                <w:sz w:val="12"/>
-                <w:szCs w:val="12"/>
-                <w:color w:val="000000"/>
-              </w:rPr>
-              <w:t xml:space="preserve">0.325</w:t>
-            </w:r>
-          </w:p>
-        </w:tc>
-        <w:tc>
-          <w:tcPr>
-            <w:tcBorders>
-              <w:bottom w:val="none" w:sz="0" w:space="0" w:color="000000"/>
-              <w:top w:val="none" w:sz="0" w:space="0" w:color="000000"/>
-              <w:left w:val="none" w:sz="0" w:space="0" w:color="000000"/>
-              <w:right w:val="none" w:sz="0" w:space="0" w:color="000000"/>
-            </w:tcBorders>
-            <w:shd w:val="clear" w:color="auto" w:fill="FFFFFF"/>
-            <w:tcMar>
-              <w:top w:w="0" w:type="dxa"/>
-              <w:bottom w:w="0" w:type="dxa"/>
-              <w:left w:w="0" w:type="dxa"/>
-              <w:right w:w="0" w:type="dxa"/>
-            </w:tcMar>
-            <w:vAlign w:val="center"/>
-          </w:tcPr>
-          <w:p>
-            <w:pPr>
-              <w:pStyle w:val="Normal"/>
-              <w:jc w:val="left"/>
-              <w:pBdr>
-                <w:bottom w:val="none" w:sz="0" w:space="0" w:color="000000"/>
-                <w:top w:val="none" w:sz="0" w:space="0" w:color="000000"/>
-                <w:left w:val="none" w:sz="0" w:space="0" w:color="000000"/>
-                <w:right w:val="none" w:sz="0" w:space="0" w:color="000000"/>
-              </w:pBdr>
-              <w:spacing w:after="100" w:before="100" w:line="240"/>
-              <w:ind w:left="100" w:right="100" w:firstLine="0" w:firstLineChars="0"/>
-              <w:rPr>
-                <w:rFonts w:ascii="Times New Roman" w:hAnsi="Times New Roman" w:eastAsia="Times New Roman" w:cs="Times New Roman"/>
-                <w:i w:val="false"/>
-                <w:b w:val="false"/>
-                <w:u w:val="none"/>
-                <w:strike w:val="false"/>
-                <w:sz w:val="12"/>
-                <w:szCs w:val="12"/>
-                <w:color w:val="000000"/>
-              </w:rPr>
-            </w:pPr>
-            <w:r>
-              <w:rPr>
-                <w:rFonts w:ascii="Times New Roman" w:hAnsi="Times New Roman" w:eastAsia="Times New Roman" w:cs="Times New Roman"/>
-                <w:i w:val="false"/>
-                <w:b w:val="false"/>
-                <w:u w:val="none"/>
-                <w:strike w:val="false"/>
-                <w:sz w:val="12"/>
-                <w:szCs w:val="12"/>
-                <w:color w:val="000000"/>
-              </w:rPr>
-              <w:t xml:space="preserve">3.69 (0.42–32.61)</w:t>
-            </w:r>
-          </w:p>
-        </w:tc>
-        <w:tc>
-          <w:tcPr>
-            <w:tcBorders>
-              <w:bottom w:val="none" w:sz="0" w:space="0" w:color="000000"/>
-              <w:top w:val="none" w:sz="0" w:space="0" w:color="000000"/>
-              <w:left w:val="none" w:sz="0" w:space="0" w:color="000000"/>
-              <w:right w:val="none" w:sz="0" w:space="0" w:color="000000"/>
-            </w:tcBorders>
-            <w:shd w:val="clear" w:color="auto" w:fill="FFFFFF"/>
-            <w:tcMar>
-              <w:top w:w="0" w:type="dxa"/>
-              <w:bottom w:w="0" w:type="dxa"/>
-              <w:left w:w="0" w:type="dxa"/>
-              <w:right w:w="0" w:type="dxa"/>
-            </w:tcMar>
-            <w:vAlign w:val="center"/>
-          </w:tcPr>
-          <w:p>
-            <w:pPr>
-              <w:pStyle w:val="Normal"/>
-              <w:jc w:val="left"/>
-              <w:pBdr>
-                <w:bottom w:val="none" w:sz="0" w:space="0" w:color="000000"/>
-                <w:top w:val="none" w:sz="0" w:space="0" w:color="000000"/>
-                <w:left w:val="none" w:sz="0" w:space="0" w:color="000000"/>
-                <w:right w:val="none" w:sz="0" w:space="0" w:color="000000"/>
-              </w:pBdr>
-              <w:spacing w:after="100" w:before="100" w:line="240"/>
-              <w:ind w:left="100" w:right="100" w:firstLine="0" w:firstLineChars="0"/>
-              <w:rPr>
-                <w:rFonts w:ascii="Times New Roman" w:hAnsi="Times New Roman" w:eastAsia="Times New Roman" w:cs="Times New Roman"/>
-                <w:i w:val="false"/>
-                <w:b w:val="false"/>
-                <w:u w:val="none"/>
-                <w:strike w:val="false"/>
-                <w:sz w:val="12"/>
-                <w:szCs w:val="12"/>
-                <w:color w:val="000000"/>
-              </w:rPr>
-            </w:pPr>
-            <w:r>
-              <w:rPr>
-                <w:rFonts w:ascii="Times New Roman" w:hAnsi="Times New Roman" w:eastAsia="Times New Roman" w:cs="Times New Roman"/>
-                <w:i w:val="false"/>
-                <w:b w:val="false"/>
-                <w:u w:val="none"/>
-                <w:strike w:val="false"/>
-                <w:sz w:val="12"/>
-                <w:szCs w:val="12"/>
-                <w:color w:val="000000"/>
-              </w:rPr>
-              <w:t xml:space="preserve">0.240</w:t>
+              <w:t xml:space="preserve">1.89 (0.59–6.09)</w:t>
+            </w:r>
+          </w:p>
+        </w:tc>
+        <w:tc>
+          <w:tcPr>
+            <w:tcBorders>
+              <w:bottom w:val="none" w:sz="0" w:space="0" w:color="000000"/>
+              <w:top w:val="none" w:sz="0" w:space="0" w:color="000000"/>
+              <w:left w:val="none" w:sz="0" w:space="0" w:color="000000"/>
+              <w:right w:val="none" w:sz="0" w:space="0" w:color="000000"/>
+            </w:tcBorders>
+            <w:shd w:val="clear" w:color="auto" w:fill="FFFFFF"/>
+            <w:tcMar>
+              <w:top w:w="0" w:type="dxa"/>
+              <w:bottom w:w="0" w:type="dxa"/>
+              <w:left w:w="0" w:type="dxa"/>
+              <w:right w:w="0" w:type="dxa"/>
+            </w:tcMar>
+            <w:vAlign w:val="center"/>
+          </w:tcPr>
+          <w:p>
+            <w:pPr>
+              <w:pStyle w:val="Normal"/>
+              <w:jc w:val="left"/>
+              <w:pBdr>
+                <w:bottom w:val="none" w:sz="0" w:space="0" w:color="000000"/>
+                <w:top w:val="none" w:sz="0" w:space="0" w:color="000000"/>
+                <w:left w:val="none" w:sz="0" w:space="0" w:color="000000"/>
+                <w:right w:val="none" w:sz="0" w:space="0" w:color="000000"/>
+              </w:pBdr>
+              <w:spacing w:after="100" w:before="100" w:line="240"/>
+              <w:ind w:left="100" w:right="100" w:firstLine="0" w:firstLineChars="0"/>
+              <w:rPr>
+                <w:rFonts w:ascii="Times New Roman" w:hAnsi="Times New Roman" w:eastAsia="Times New Roman" w:cs="Times New Roman"/>
+                <w:i w:val="false"/>
+                <w:b w:val="false"/>
+                <w:u w:val="none"/>
+                <w:strike w:val="false"/>
+                <w:sz w:val="12"/>
+                <w:szCs w:val="12"/>
+                <w:color w:val="000000"/>
+              </w:rPr>
+            </w:pPr>
+            <w:r>
+              <w:rPr>
+                <w:rFonts w:ascii="Times New Roman" w:hAnsi="Times New Roman" w:eastAsia="Times New Roman" w:cs="Times New Roman"/>
+                <w:i w:val="false"/>
+                <w:b w:val="false"/>
+                <w:u w:val="none"/>
+                <w:strike w:val="false"/>
+                <w:sz w:val="12"/>
+                <w:szCs w:val="12"/>
+                <w:color w:val="000000"/>
+              </w:rPr>
+              <w:t xml:space="preserve">0.286</w:t>
+            </w:r>
+          </w:p>
+        </w:tc>
+        <w:tc>
+          <w:tcPr>
+            <w:tcBorders>
+              <w:bottom w:val="none" w:sz="0" w:space="0" w:color="000000"/>
+              <w:top w:val="none" w:sz="0" w:space="0" w:color="000000"/>
+              <w:left w:val="none" w:sz="0" w:space="0" w:color="000000"/>
+              <w:right w:val="none" w:sz="0" w:space="0" w:color="000000"/>
+            </w:tcBorders>
+            <w:shd w:val="clear" w:color="auto" w:fill="FFFFFF"/>
+            <w:tcMar>
+              <w:top w:w="0" w:type="dxa"/>
+              <w:bottom w:w="0" w:type="dxa"/>
+              <w:left w:w="0" w:type="dxa"/>
+              <w:right w:w="0" w:type="dxa"/>
+            </w:tcMar>
+            <w:vAlign w:val="center"/>
+          </w:tcPr>
+          <w:p>
+            <w:pPr>
+              <w:pStyle w:val="Normal"/>
+              <w:jc w:val="left"/>
+              <w:pBdr>
+                <w:bottom w:val="none" w:sz="0" w:space="0" w:color="000000"/>
+                <w:top w:val="none" w:sz="0" w:space="0" w:color="000000"/>
+                <w:left w:val="none" w:sz="0" w:space="0" w:color="000000"/>
+                <w:right w:val="none" w:sz="0" w:space="0" w:color="000000"/>
+              </w:pBdr>
+              <w:spacing w:after="100" w:before="100" w:line="240"/>
+              <w:ind w:left="100" w:right="100" w:firstLine="0" w:firstLineChars="0"/>
+              <w:rPr>
+                <w:rFonts w:ascii="Times New Roman" w:hAnsi="Times New Roman" w:eastAsia="Times New Roman" w:cs="Times New Roman"/>
+                <w:i w:val="false"/>
+                <w:b w:val="false"/>
+                <w:u w:val="none"/>
+                <w:strike w:val="false"/>
+                <w:sz w:val="12"/>
+                <w:szCs w:val="12"/>
+                <w:color w:val="000000"/>
+              </w:rPr>
+            </w:pPr>
+            <w:r>
+              <w:rPr>
+                <w:rFonts w:ascii="Times New Roman" w:hAnsi="Times New Roman" w:eastAsia="Times New Roman" w:cs="Times New Roman"/>
+                <w:i w:val="false"/>
+                <w:b w:val="false"/>
+                <w:u w:val="none"/>
+                <w:strike w:val="false"/>
+                <w:sz w:val="12"/>
+                <w:szCs w:val="12"/>
+                <w:color w:val="000000"/>
+              </w:rPr>
+              <w:t xml:space="preserve">0.437</w:t>
+            </w:r>
+          </w:p>
+        </w:tc>
+        <w:tc>
+          <w:tcPr>
+            <w:tcBorders>
+              <w:bottom w:val="none" w:sz="0" w:space="0" w:color="000000"/>
+              <w:top w:val="none" w:sz="0" w:space="0" w:color="000000"/>
+              <w:left w:val="none" w:sz="0" w:space="0" w:color="000000"/>
+              <w:right w:val="none" w:sz="0" w:space="0" w:color="000000"/>
+            </w:tcBorders>
+            <w:shd w:val="clear" w:color="auto" w:fill="FFFFFF"/>
+            <w:tcMar>
+              <w:top w:w="0" w:type="dxa"/>
+              <w:bottom w:w="0" w:type="dxa"/>
+              <w:left w:w="0" w:type="dxa"/>
+              <w:right w:w="0" w:type="dxa"/>
+            </w:tcMar>
+            <w:vAlign w:val="center"/>
+          </w:tcPr>
+          <w:p>
+            <w:pPr>
+              <w:pStyle w:val="Normal"/>
+              <w:jc w:val="left"/>
+              <w:pBdr>
+                <w:bottom w:val="none" w:sz="0" w:space="0" w:color="000000"/>
+                <w:top w:val="none" w:sz="0" w:space="0" w:color="000000"/>
+                <w:left w:val="none" w:sz="0" w:space="0" w:color="000000"/>
+                <w:right w:val="none" w:sz="0" w:space="0" w:color="000000"/>
+              </w:pBdr>
+              <w:spacing w:after="100" w:before="100" w:line="240"/>
+              <w:ind w:left="100" w:right="100" w:firstLine="0" w:firstLineChars="0"/>
+              <w:rPr>
+                <w:rFonts w:ascii="Times New Roman" w:hAnsi="Times New Roman" w:eastAsia="Times New Roman" w:cs="Times New Roman"/>
+                <w:i w:val="false"/>
+                <w:b w:val="false"/>
+                <w:u w:val="none"/>
+                <w:strike w:val="false"/>
+                <w:sz w:val="12"/>
+                <w:szCs w:val="12"/>
+                <w:color w:val="000000"/>
+              </w:rPr>
+            </w:pPr>
+            <w:r>
+              <w:rPr>
+                <w:rFonts w:ascii="Times New Roman" w:hAnsi="Times New Roman" w:eastAsia="Times New Roman" w:cs="Times New Roman"/>
+                <w:i w:val="false"/>
+                <w:b w:val="false"/>
+                <w:u w:val="none"/>
+                <w:strike w:val="false"/>
+                <w:sz w:val="12"/>
+                <w:szCs w:val="12"/>
+                <w:color w:val="000000"/>
+              </w:rPr>
+              <w:t xml:space="preserve">2.49 (0.62–10.01)</w:t>
+            </w:r>
+          </w:p>
+        </w:tc>
+        <w:tc>
+          <w:tcPr>
+            <w:tcBorders>
+              <w:bottom w:val="none" w:sz="0" w:space="0" w:color="000000"/>
+              <w:top w:val="none" w:sz="0" w:space="0" w:color="000000"/>
+              <w:left w:val="none" w:sz="0" w:space="0" w:color="000000"/>
+              <w:right w:val="none" w:sz="0" w:space="0" w:color="000000"/>
+            </w:tcBorders>
+            <w:shd w:val="clear" w:color="auto" w:fill="FFFFFF"/>
+            <w:tcMar>
+              <w:top w:w="0" w:type="dxa"/>
+              <w:bottom w:w="0" w:type="dxa"/>
+              <w:left w:w="0" w:type="dxa"/>
+              <w:right w:w="0" w:type="dxa"/>
+            </w:tcMar>
+            <w:vAlign w:val="center"/>
+          </w:tcPr>
+          <w:p>
+            <w:pPr>
+              <w:pStyle w:val="Normal"/>
+              <w:jc w:val="left"/>
+              <w:pBdr>
+                <w:bottom w:val="none" w:sz="0" w:space="0" w:color="000000"/>
+                <w:top w:val="none" w:sz="0" w:space="0" w:color="000000"/>
+                <w:left w:val="none" w:sz="0" w:space="0" w:color="000000"/>
+                <w:right w:val="none" w:sz="0" w:space="0" w:color="000000"/>
+              </w:pBdr>
+              <w:spacing w:after="100" w:before="100" w:line="240"/>
+              <w:ind w:left="100" w:right="100" w:firstLine="0" w:firstLineChars="0"/>
+              <w:rPr>
+                <w:rFonts w:ascii="Times New Roman" w:hAnsi="Times New Roman" w:eastAsia="Times New Roman" w:cs="Times New Roman"/>
+                <w:i w:val="false"/>
+                <w:b w:val="false"/>
+                <w:u w:val="none"/>
+                <w:strike w:val="false"/>
+                <w:sz w:val="12"/>
+                <w:szCs w:val="12"/>
+                <w:color w:val="000000"/>
+              </w:rPr>
+            </w:pPr>
+            <w:r>
+              <w:rPr>
+                <w:rFonts w:ascii="Times New Roman" w:hAnsi="Times New Roman" w:eastAsia="Times New Roman" w:cs="Times New Roman"/>
+                <w:i w:val="false"/>
+                <w:b w:val="false"/>
+                <w:u w:val="none"/>
+                <w:strike w:val="false"/>
+                <w:sz w:val="12"/>
+                <w:szCs w:val="12"/>
+                <w:color w:val="000000"/>
+              </w:rPr>
+              <w:t xml:space="preserve">0.200</w:t>
+            </w:r>
+          </w:p>
+        </w:tc>
+        <w:tc>
+          <w:tcPr>
+            <w:tcBorders>
+              <w:bottom w:val="none" w:sz="0" w:space="0" w:color="000000"/>
+              <w:top w:val="none" w:sz="0" w:space="0" w:color="000000"/>
+              <w:left w:val="none" w:sz="0" w:space="0" w:color="000000"/>
+              <w:right w:val="none" w:sz="0" w:space="0" w:color="000000"/>
+            </w:tcBorders>
+            <w:shd w:val="clear" w:color="auto" w:fill="FFFFFF"/>
+            <w:tcMar>
+              <w:top w:w="0" w:type="dxa"/>
+              <w:bottom w:w="0" w:type="dxa"/>
+              <w:left w:w="0" w:type="dxa"/>
+              <w:right w:w="0" w:type="dxa"/>
+            </w:tcMar>
+            <w:vAlign w:val="center"/>
+          </w:tcPr>
+          <w:p>
+            <w:pPr>
+              <w:pStyle w:val="Normal"/>
+              <w:jc w:val="left"/>
+              <w:pBdr>
+                <w:bottom w:val="none" w:sz="0" w:space="0" w:color="000000"/>
+                <w:top w:val="none" w:sz="0" w:space="0" w:color="000000"/>
+                <w:left w:val="none" w:sz="0" w:space="0" w:color="000000"/>
+                <w:right w:val="none" w:sz="0" w:space="0" w:color="000000"/>
+              </w:pBdr>
+              <w:spacing w:after="100" w:before="100" w:line="240"/>
+              <w:ind w:left="100" w:right="100" w:firstLine="0" w:firstLineChars="0"/>
+              <w:rPr>
+                <w:rFonts w:ascii="Times New Roman" w:hAnsi="Times New Roman" w:eastAsia="Times New Roman" w:cs="Times New Roman"/>
+                <w:i w:val="false"/>
+                <w:b w:val="false"/>
+                <w:u w:val="none"/>
+                <w:strike w:val="false"/>
+                <w:sz w:val="12"/>
+                <w:szCs w:val="12"/>
+                <w:color w:val="000000"/>
+              </w:rPr>
+            </w:pPr>
+            <w:r>
+              <w:rPr>
+                <w:rFonts w:ascii="Times New Roman" w:hAnsi="Times New Roman" w:eastAsia="Times New Roman" w:cs="Times New Roman"/>
+                <w:i w:val="false"/>
+                <w:b w:val="false"/>
+                <w:u w:val="none"/>
+                <w:strike w:val="false"/>
+                <w:sz w:val="12"/>
+                <w:szCs w:val="12"/>
+                <w:color w:val="000000"/>
+              </w:rPr>
+              <w:t xml:space="preserve">1.85 (0.25–13.95)</w:t>
+            </w:r>
+          </w:p>
+        </w:tc>
+        <w:tc>
+          <w:tcPr>
+            <w:tcBorders>
+              <w:bottom w:val="none" w:sz="0" w:space="0" w:color="000000"/>
+              <w:top w:val="none" w:sz="0" w:space="0" w:color="000000"/>
+              <w:left w:val="none" w:sz="0" w:space="0" w:color="000000"/>
+              <w:right w:val="none" w:sz="0" w:space="0" w:color="000000"/>
+            </w:tcBorders>
+            <w:shd w:val="clear" w:color="auto" w:fill="FFFFFF"/>
+            <w:tcMar>
+              <w:top w:w="0" w:type="dxa"/>
+              <w:bottom w:w="0" w:type="dxa"/>
+              <w:left w:w="0" w:type="dxa"/>
+              <w:right w:w="0" w:type="dxa"/>
+            </w:tcMar>
+            <w:vAlign w:val="center"/>
+          </w:tcPr>
+          <w:p>
+            <w:pPr>
+              <w:pStyle w:val="Normal"/>
+              <w:jc w:val="left"/>
+              <w:pBdr>
+                <w:bottom w:val="none" w:sz="0" w:space="0" w:color="000000"/>
+                <w:top w:val="none" w:sz="0" w:space="0" w:color="000000"/>
+                <w:left w:val="none" w:sz="0" w:space="0" w:color="000000"/>
+                <w:right w:val="none" w:sz="0" w:space="0" w:color="000000"/>
+              </w:pBdr>
+              <w:spacing w:after="100" w:before="100" w:line="240"/>
+              <w:ind w:left="100" w:right="100" w:firstLine="0" w:firstLineChars="0"/>
+              <w:rPr>
+                <w:rFonts w:ascii="Times New Roman" w:hAnsi="Times New Roman" w:eastAsia="Times New Roman" w:cs="Times New Roman"/>
+                <w:i w:val="false"/>
+                <w:b w:val="false"/>
+                <w:u w:val="none"/>
+                <w:strike w:val="false"/>
+                <w:sz w:val="12"/>
+                <w:szCs w:val="12"/>
+                <w:color w:val="000000"/>
+              </w:rPr>
+            </w:pPr>
+            <w:r>
+              <w:rPr>
+                <w:rFonts w:ascii="Times New Roman" w:hAnsi="Times New Roman" w:eastAsia="Times New Roman" w:cs="Times New Roman"/>
+                <w:i w:val="false"/>
+                <w:b w:val="false"/>
+                <w:u w:val="none"/>
+                <w:strike w:val="false"/>
+                <w:sz w:val="12"/>
+                <w:szCs w:val="12"/>
+                <w:color w:val="000000"/>
+              </w:rPr>
+              <w:t xml:space="preserve">0.551</w:t>
             </w:r>
           </w:p>
         </w:tc>
@@ -7954,7 +7954,7 @@
                 <w:szCs w:val="12"/>
                 <w:color w:val="000000"/>
               </w:rPr>
-              <w:t xml:space="preserve">0.411</w:t>
+              <w:t xml:space="preserve">0.392</w:t>
             </w:r>
           </w:p>
         </w:tc>
@@ -8119,227 +8119,227 @@
                 <w:szCs w:val="12"/>
                 <w:color w:val="000000"/>
               </w:rPr>
-              <w:t xml:space="preserve">0.417</w:t>
-            </w:r>
-          </w:p>
-        </w:tc>
-        <w:tc>
-          <w:tcPr>
-            <w:tcBorders>
-              <w:bottom w:val="none" w:sz="0" w:space="0" w:color="000000"/>
-              <w:top w:val="none" w:sz="0" w:space="0" w:color="000000"/>
-              <w:left w:val="none" w:sz="0" w:space="0" w:color="000000"/>
-              <w:right w:val="none" w:sz="0" w:space="0" w:color="000000"/>
-            </w:tcBorders>
-            <w:shd w:val="clear" w:color="auto" w:fill="FFFFFF"/>
-            <w:tcMar>
-              <w:top w:w="0" w:type="dxa"/>
-              <w:bottom w:w="0" w:type="dxa"/>
-              <w:left w:w="0" w:type="dxa"/>
-              <w:right w:w="0" w:type="dxa"/>
-            </w:tcMar>
-            <w:vAlign w:val="center"/>
-          </w:tcPr>
-          <w:p>
-            <w:pPr>
-              <w:pStyle w:val="Normal"/>
-              <w:jc w:val="left"/>
-              <w:pBdr>
-                <w:bottom w:val="none" w:sz="0" w:space="0" w:color="000000"/>
-                <w:top w:val="none" w:sz="0" w:space="0" w:color="000000"/>
-                <w:left w:val="none" w:sz="0" w:space="0" w:color="000000"/>
-                <w:right w:val="none" w:sz="0" w:space="0" w:color="000000"/>
-              </w:pBdr>
-              <w:spacing w:after="100" w:before="100" w:line="240"/>
-              <w:ind w:left="100" w:right="100" w:firstLine="0" w:firstLineChars="0"/>
-              <w:rPr>
-                <w:rFonts w:ascii="Times New Roman" w:hAnsi="Times New Roman" w:eastAsia="Times New Roman" w:cs="Times New Roman"/>
-                <w:i w:val="false"/>
-                <w:b w:val="false"/>
-                <w:u w:val="none"/>
-                <w:strike w:val="false"/>
-                <w:sz w:val="12"/>
-                <w:szCs w:val="12"/>
-                <w:color w:val="000000"/>
-              </w:rPr>
-            </w:pPr>
-            <w:r>
-              <w:rPr>
-                <w:rFonts w:ascii="Times New Roman" w:hAnsi="Times New Roman" w:eastAsia="Times New Roman" w:cs="Times New Roman"/>
-                <w:i w:val="false"/>
-                <w:b w:val="false"/>
-                <w:u w:val="none"/>
-                <w:strike w:val="false"/>
-                <w:sz w:val="12"/>
-                <w:szCs w:val="12"/>
-                <w:color w:val="000000"/>
-              </w:rPr>
-              <w:t xml:space="preserve">0.87 (0.28–2.68)</w:t>
-            </w:r>
-          </w:p>
-        </w:tc>
-        <w:tc>
-          <w:tcPr>
-            <w:tcBorders>
-              <w:bottom w:val="none" w:sz="0" w:space="0" w:color="000000"/>
-              <w:top w:val="none" w:sz="0" w:space="0" w:color="000000"/>
-              <w:left w:val="none" w:sz="0" w:space="0" w:color="000000"/>
-              <w:right w:val="none" w:sz="0" w:space="0" w:color="000000"/>
-            </w:tcBorders>
-            <w:shd w:val="clear" w:color="auto" w:fill="FFFFFF"/>
-            <w:tcMar>
-              <w:top w:w="0" w:type="dxa"/>
-              <w:bottom w:w="0" w:type="dxa"/>
-              <w:left w:w="0" w:type="dxa"/>
-              <w:right w:w="0" w:type="dxa"/>
-            </w:tcMar>
-            <w:vAlign w:val="center"/>
-          </w:tcPr>
-          <w:p>
-            <w:pPr>
-              <w:pStyle w:val="Normal"/>
-              <w:jc w:val="left"/>
-              <w:pBdr>
-                <w:bottom w:val="none" w:sz="0" w:space="0" w:color="000000"/>
-                <w:top w:val="none" w:sz="0" w:space="0" w:color="000000"/>
-                <w:left w:val="none" w:sz="0" w:space="0" w:color="000000"/>
-                <w:right w:val="none" w:sz="0" w:space="0" w:color="000000"/>
-              </w:pBdr>
-              <w:spacing w:after="100" w:before="100" w:line="240"/>
-              <w:ind w:left="100" w:right="100" w:firstLine="0" w:firstLineChars="0"/>
-              <w:rPr>
-                <w:rFonts w:ascii="Times New Roman" w:hAnsi="Times New Roman" w:eastAsia="Times New Roman" w:cs="Times New Roman"/>
-                <w:i w:val="false"/>
-                <w:b w:val="false"/>
-                <w:u w:val="none"/>
-                <w:strike w:val="false"/>
-                <w:sz w:val="12"/>
-                <w:szCs w:val="12"/>
-                <w:color w:val="000000"/>
-              </w:rPr>
-            </w:pPr>
-            <w:r>
-              <w:rPr>
-                <w:rFonts w:ascii="Times New Roman" w:hAnsi="Times New Roman" w:eastAsia="Times New Roman" w:cs="Times New Roman"/>
-                <w:i w:val="false"/>
-                <w:b w:val="false"/>
-                <w:u w:val="none"/>
-                <w:strike w:val="false"/>
-                <w:sz w:val="12"/>
-                <w:szCs w:val="12"/>
-                <w:color w:val="000000"/>
-              </w:rPr>
-              <w:t xml:space="preserve">0.804</w:t>
-            </w:r>
-          </w:p>
-        </w:tc>
-        <w:tc>
-          <w:tcPr>
-            <w:tcBorders>
-              <w:bottom w:val="none" w:sz="0" w:space="0" w:color="000000"/>
-              <w:top w:val="none" w:sz="0" w:space="0" w:color="000000"/>
-              <w:left w:val="none" w:sz="0" w:space="0" w:color="000000"/>
-              <w:right w:val="none" w:sz="0" w:space="0" w:color="000000"/>
-            </w:tcBorders>
-            <w:shd w:val="clear" w:color="auto" w:fill="FFFFFF"/>
-            <w:tcMar>
-              <w:top w:w="0" w:type="dxa"/>
-              <w:bottom w:w="0" w:type="dxa"/>
-              <w:left w:w="0" w:type="dxa"/>
-              <w:right w:w="0" w:type="dxa"/>
-            </w:tcMar>
-            <w:vAlign w:val="center"/>
-          </w:tcPr>
-          <w:p>
-            <w:pPr>
-              <w:pStyle w:val="Normal"/>
-              <w:jc w:val="left"/>
-              <w:pBdr>
-                <w:bottom w:val="none" w:sz="0" w:space="0" w:color="000000"/>
-                <w:top w:val="none" w:sz="0" w:space="0" w:color="000000"/>
-                <w:left w:val="none" w:sz="0" w:space="0" w:color="000000"/>
-                <w:right w:val="none" w:sz="0" w:space="0" w:color="000000"/>
-              </w:pBdr>
-              <w:spacing w:after="100" w:before="100" w:line="240"/>
-              <w:ind w:left="100" w:right="100" w:firstLine="0" w:firstLineChars="0"/>
-              <w:rPr>
-                <w:rFonts w:ascii="Times New Roman" w:hAnsi="Times New Roman" w:eastAsia="Times New Roman" w:cs="Times New Roman"/>
-                <w:i w:val="false"/>
-                <w:b w:val="false"/>
-                <w:u w:val="none"/>
-                <w:strike w:val="false"/>
-                <w:sz w:val="12"/>
-                <w:szCs w:val="12"/>
-                <w:color w:val="000000"/>
-              </w:rPr>
-            </w:pPr>
-            <w:r>
-              <w:rPr>
-                <w:rFonts w:ascii="Times New Roman" w:hAnsi="Times New Roman" w:eastAsia="Times New Roman" w:cs="Times New Roman"/>
-                <w:i w:val="false"/>
-                <w:b w:val="false"/>
-                <w:u w:val="none"/>
-                <w:strike w:val="false"/>
-                <w:sz w:val="12"/>
-                <w:szCs w:val="12"/>
-                <w:color w:val="000000"/>
-              </w:rPr>
-              <w:t xml:space="preserve">0.905</w:t>
-            </w:r>
-          </w:p>
-        </w:tc>
-        <w:tc>
-          <w:tcPr>
-            <w:tcBorders>
-              <w:bottom w:val="none" w:sz="0" w:space="0" w:color="000000"/>
-              <w:top w:val="none" w:sz="0" w:space="0" w:color="000000"/>
-              <w:left w:val="none" w:sz="0" w:space="0" w:color="000000"/>
-              <w:right w:val="none" w:sz="0" w:space="0" w:color="000000"/>
-            </w:tcBorders>
-            <w:shd w:val="clear" w:color="auto" w:fill="FFFFFF"/>
-            <w:tcMar>
-              <w:top w:w="0" w:type="dxa"/>
-              <w:bottom w:w="0" w:type="dxa"/>
-              <w:left w:w="0" w:type="dxa"/>
-              <w:right w:w="0" w:type="dxa"/>
-            </w:tcMar>
-            <w:vAlign w:val="center"/>
-          </w:tcPr>
-          <w:p>
-            <w:pPr>
-              <w:pStyle w:val="Normal"/>
-              <w:jc w:val="left"/>
-              <w:pBdr>
-                <w:bottom w:val="none" w:sz="0" w:space="0" w:color="000000"/>
-                <w:top w:val="none" w:sz="0" w:space="0" w:color="000000"/>
-                <w:left w:val="none" w:sz="0" w:space="0" w:color="000000"/>
-                <w:right w:val="none" w:sz="0" w:space="0" w:color="000000"/>
-              </w:pBdr>
-              <w:spacing w:after="100" w:before="100" w:line="240"/>
-              <w:ind w:left="100" w:right="100" w:firstLine="0" w:firstLineChars="0"/>
-              <w:rPr>
-                <w:rFonts w:ascii="Times New Roman" w:hAnsi="Times New Roman" w:eastAsia="Times New Roman" w:cs="Times New Roman"/>
-                <w:i w:val="false"/>
-                <w:b w:val="false"/>
-                <w:u w:val="none"/>
-                <w:strike w:val="false"/>
-                <w:sz w:val="12"/>
-                <w:szCs w:val="12"/>
-                <w:color w:val="000000"/>
-              </w:rPr>
-            </w:pPr>
-            <w:r>
-              <w:rPr>
-                <w:rFonts w:ascii="Times New Roman" w:hAnsi="Times New Roman" w:eastAsia="Times New Roman" w:cs="Times New Roman"/>
-                <w:i w:val="false"/>
-                <w:b w:val="false"/>
-                <w:u w:val="none"/>
-                <w:strike w:val="false"/>
-                <w:sz w:val="12"/>
-                <w:szCs w:val="12"/>
-                <w:color w:val="000000"/>
-              </w:rPr>
-              <w:t xml:space="preserve">2.6</w:t>
+              <w:t xml:space="preserve">0.397</w:t>
+            </w:r>
+          </w:p>
+        </w:tc>
+        <w:tc>
+          <w:tcPr>
+            <w:tcBorders>
+              <w:bottom w:val="none" w:sz="0" w:space="0" w:color="000000"/>
+              <w:top w:val="none" w:sz="0" w:space="0" w:color="000000"/>
+              <w:left w:val="none" w:sz="0" w:space="0" w:color="000000"/>
+              <w:right w:val="none" w:sz="0" w:space="0" w:color="000000"/>
+            </w:tcBorders>
+            <w:shd w:val="clear" w:color="auto" w:fill="FFFFFF"/>
+            <w:tcMar>
+              <w:top w:w="0" w:type="dxa"/>
+              <w:bottom w:w="0" w:type="dxa"/>
+              <w:left w:w="0" w:type="dxa"/>
+              <w:right w:w="0" w:type="dxa"/>
+            </w:tcMar>
+            <w:vAlign w:val="center"/>
+          </w:tcPr>
+          <w:p>
+            <w:pPr>
+              <w:pStyle w:val="Normal"/>
+              <w:jc w:val="left"/>
+              <w:pBdr>
+                <w:bottom w:val="none" w:sz="0" w:space="0" w:color="000000"/>
+                <w:top w:val="none" w:sz="0" w:space="0" w:color="000000"/>
+                <w:left w:val="none" w:sz="0" w:space="0" w:color="000000"/>
+                <w:right w:val="none" w:sz="0" w:space="0" w:color="000000"/>
+              </w:pBdr>
+              <w:spacing w:after="100" w:before="100" w:line="240"/>
+              <w:ind w:left="100" w:right="100" w:firstLine="0" w:firstLineChars="0"/>
+              <w:rPr>
+                <w:rFonts w:ascii="Times New Roman" w:hAnsi="Times New Roman" w:eastAsia="Times New Roman" w:cs="Times New Roman"/>
+                <w:i w:val="false"/>
+                <w:b w:val="false"/>
+                <w:u w:val="none"/>
+                <w:strike w:val="false"/>
+                <w:sz w:val="12"/>
+                <w:szCs w:val="12"/>
+                <w:color w:val="000000"/>
+              </w:rPr>
+            </w:pPr>
+            <w:r>
+              <w:rPr>
+                <w:rFonts w:ascii="Times New Roman" w:hAnsi="Times New Roman" w:eastAsia="Times New Roman" w:cs="Times New Roman"/>
+                <w:i w:val="false"/>
+                <w:b w:val="false"/>
+                <w:u w:val="none"/>
+                <w:strike w:val="false"/>
+                <w:sz w:val="12"/>
+                <w:szCs w:val="12"/>
+                <w:color w:val="000000"/>
+              </w:rPr>
+              <w:t xml:space="preserve">0.67 (0.22–2.05)</w:t>
+            </w:r>
+          </w:p>
+        </w:tc>
+        <w:tc>
+          <w:tcPr>
+            <w:tcBorders>
+              <w:bottom w:val="none" w:sz="0" w:space="0" w:color="000000"/>
+              <w:top w:val="none" w:sz="0" w:space="0" w:color="000000"/>
+              <w:left w:val="none" w:sz="0" w:space="0" w:color="000000"/>
+              <w:right w:val="none" w:sz="0" w:space="0" w:color="000000"/>
+            </w:tcBorders>
+            <w:shd w:val="clear" w:color="auto" w:fill="FFFFFF"/>
+            <w:tcMar>
+              <w:top w:w="0" w:type="dxa"/>
+              <w:bottom w:w="0" w:type="dxa"/>
+              <w:left w:w="0" w:type="dxa"/>
+              <w:right w:w="0" w:type="dxa"/>
+            </w:tcMar>
+            <w:vAlign w:val="center"/>
+          </w:tcPr>
+          <w:p>
+            <w:pPr>
+              <w:pStyle w:val="Normal"/>
+              <w:jc w:val="left"/>
+              <w:pBdr>
+                <w:bottom w:val="none" w:sz="0" w:space="0" w:color="000000"/>
+                <w:top w:val="none" w:sz="0" w:space="0" w:color="000000"/>
+                <w:left w:val="none" w:sz="0" w:space="0" w:color="000000"/>
+                <w:right w:val="none" w:sz="0" w:space="0" w:color="000000"/>
+              </w:pBdr>
+              <w:spacing w:after="100" w:before="100" w:line="240"/>
+              <w:ind w:left="100" w:right="100" w:firstLine="0" w:firstLineChars="0"/>
+              <w:rPr>
+                <w:rFonts w:ascii="Times New Roman" w:hAnsi="Times New Roman" w:eastAsia="Times New Roman" w:cs="Times New Roman"/>
+                <w:i w:val="false"/>
+                <w:b w:val="false"/>
+                <w:u w:val="none"/>
+                <w:strike w:val="false"/>
+                <w:sz w:val="12"/>
+                <w:szCs w:val="12"/>
+                <w:color w:val="000000"/>
+              </w:rPr>
+            </w:pPr>
+            <w:r>
+              <w:rPr>
+                <w:rFonts w:ascii="Times New Roman" w:hAnsi="Times New Roman" w:eastAsia="Times New Roman" w:cs="Times New Roman"/>
+                <w:i w:val="false"/>
+                <w:b w:val="false"/>
+                <w:u w:val="none"/>
+                <w:strike w:val="false"/>
+                <w:sz w:val="12"/>
+                <w:szCs w:val="12"/>
+                <w:color w:val="000000"/>
+              </w:rPr>
+              <w:t xml:space="preserve">0.481</w:t>
+            </w:r>
+          </w:p>
+        </w:tc>
+        <w:tc>
+          <w:tcPr>
+            <w:tcBorders>
+              <w:bottom w:val="none" w:sz="0" w:space="0" w:color="000000"/>
+              <w:top w:val="none" w:sz="0" w:space="0" w:color="000000"/>
+              <w:left w:val="none" w:sz="0" w:space="0" w:color="000000"/>
+              <w:right w:val="none" w:sz="0" w:space="0" w:color="000000"/>
+            </w:tcBorders>
+            <w:shd w:val="clear" w:color="auto" w:fill="FFFFFF"/>
+            <w:tcMar>
+              <w:top w:w="0" w:type="dxa"/>
+              <w:bottom w:w="0" w:type="dxa"/>
+              <w:left w:w="0" w:type="dxa"/>
+              <w:right w:w="0" w:type="dxa"/>
+            </w:tcMar>
+            <w:vAlign w:val="center"/>
+          </w:tcPr>
+          <w:p>
+            <w:pPr>
+              <w:pStyle w:val="Normal"/>
+              <w:jc w:val="left"/>
+              <w:pBdr>
+                <w:bottom w:val="none" w:sz="0" w:space="0" w:color="000000"/>
+                <w:top w:val="none" w:sz="0" w:space="0" w:color="000000"/>
+                <w:left w:val="none" w:sz="0" w:space="0" w:color="000000"/>
+                <w:right w:val="none" w:sz="0" w:space="0" w:color="000000"/>
+              </w:pBdr>
+              <w:spacing w:after="100" w:before="100" w:line="240"/>
+              <w:ind w:left="100" w:right="100" w:firstLine="0" w:firstLineChars="0"/>
+              <w:rPr>
+                <w:rFonts w:ascii="Times New Roman" w:hAnsi="Times New Roman" w:eastAsia="Times New Roman" w:cs="Times New Roman"/>
+                <w:i w:val="false"/>
+                <w:b w:val="false"/>
+                <w:u w:val="none"/>
+                <w:strike w:val="false"/>
+                <w:sz w:val="12"/>
+                <w:szCs w:val="12"/>
+                <w:color w:val="000000"/>
+              </w:rPr>
+            </w:pPr>
+            <w:r>
+              <w:rPr>
+                <w:rFonts w:ascii="Times New Roman" w:hAnsi="Times New Roman" w:eastAsia="Times New Roman" w:cs="Times New Roman"/>
+                <w:i w:val="false"/>
+                <w:b w:val="false"/>
+                <w:u w:val="none"/>
+                <w:strike w:val="false"/>
+                <w:sz w:val="12"/>
+                <w:szCs w:val="12"/>
+                <w:color w:val="000000"/>
+              </w:rPr>
+              <w:t xml:space="preserve">0.535</w:t>
+            </w:r>
+          </w:p>
+        </w:tc>
+        <w:tc>
+          <w:tcPr>
+            <w:tcBorders>
+              <w:bottom w:val="none" w:sz="0" w:space="0" w:color="000000"/>
+              <w:top w:val="none" w:sz="0" w:space="0" w:color="000000"/>
+              <w:left w:val="none" w:sz="0" w:space="0" w:color="000000"/>
+              <w:right w:val="none" w:sz="0" w:space="0" w:color="000000"/>
+            </w:tcBorders>
+            <w:shd w:val="clear" w:color="auto" w:fill="FFFFFF"/>
+            <w:tcMar>
+              <w:top w:w="0" w:type="dxa"/>
+              <w:bottom w:w="0" w:type="dxa"/>
+              <w:left w:w="0" w:type="dxa"/>
+              <w:right w:w="0" w:type="dxa"/>
+            </w:tcMar>
+            <w:vAlign w:val="center"/>
+          </w:tcPr>
+          <w:p>
+            <w:pPr>
+              <w:pStyle w:val="Normal"/>
+              <w:jc w:val="left"/>
+              <w:pBdr>
+                <w:bottom w:val="none" w:sz="0" w:space="0" w:color="000000"/>
+                <w:top w:val="none" w:sz="0" w:space="0" w:color="000000"/>
+                <w:left w:val="none" w:sz="0" w:space="0" w:color="000000"/>
+                <w:right w:val="none" w:sz="0" w:space="0" w:color="000000"/>
+              </w:pBdr>
+              <w:spacing w:after="100" w:before="100" w:line="240"/>
+              <w:ind w:left="100" w:right="100" w:firstLine="0" w:firstLineChars="0"/>
+              <w:rPr>
+                <w:rFonts w:ascii="Times New Roman" w:hAnsi="Times New Roman" w:eastAsia="Times New Roman" w:cs="Times New Roman"/>
+                <w:i w:val="false"/>
+                <w:b w:val="false"/>
+                <w:u w:val="none"/>
+                <w:strike w:val="false"/>
+                <w:sz w:val="12"/>
+                <w:szCs w:val="12"/>
+                <w:color w:val="000000"/>
+              </w:rPr>
+            </w:pPr>
+            <w:r>
+              <w:rPr>
+                <w:rFonts w:ascii="Times New Roman" w:hAnsi="Times New Roman" w:eastAsia="Times New Roman" w:cs="Times New Roman"/>
+                <w:i w:val="false"/>
+                <w:b w:val="false"/>
+                <w:u w:val="none"/>
+                <w:strike w:val="false"/>
+                <w:sz w:val="12"/>
+                <w:szCs w:val="12"/>
+                <w:color w:val="000000"/>
+              </w:rPr>
+              <w:t xml:space="preserve">3.2</w:t>
             </w:r>
           </w:p>
         </w:tc>
@@ -8449,337 +8449,337 @@
                 <w:szCs w:val="12"/>
                 <w:color w:val="000000"/>
               </w:rPr>
-              <w:t xml:space="preserve">1.17 (0.34–4.05)</w:t>
-            </w:r>
-          </w:p>
-        </w:tc>
-        <w:tc>
-          <w:tcPr>
-            <w:tcBorders>
-              <w:bottom w:val="none" w:sz="0" w:space="0" w:color="000000"/>
-              <w:top w:val="none" w:sz="0" w:space="0" w:color="000000"/>
-              <w:left w:val="none" w:sz="0" w:space="0" w:color="000000"/>
-              <w:right w:val="none" w:sz="0" w:space="0" w:color="000000"/>
-            </w:tcBorders>
-            <w:shd w:val="clear" w:color="auto" w:fill="FFFFFF"/>
-            <w:tcMar>
-              <w:top w:w="0" w:type="dxa"/>
-              <w:bottom w:w="0" w:type="dxa"/>
-              <w:left w:w="0" w:type="dxa"/>
-              <w:right w:w="0" w:type="dxa"/>
-            </w:tcMar>
-            <w:vAlign w:val="center"/>
-          </w:tcPr>
-          <w:p>
-            <w:pPr>
-              <w:pStyle w:val="Normal"/>
-              <w:jc w:val="left"/>
-              <w:pBdr>
-                <w:bottom w:val="none" w:sz="0" w:space="0" w:color="000000"/>
-                <w:top w:val="none" w:sz="0" w:space="0" w:color="000000"/>
-                <w:left w:val="none" w:sz="0" w:space="0" w:color="000000"/>
-                <w:right w:val="none" w:sz="0" w:space="0" w:color="000000"/>
-              </w:pBdr>
-              <w:spacing w:after="100" w:before="100" w:line="240"/>
-              <w:ind w:left="100" w:right="100" w:firstLine="0" w:firstLineChars="0"/>
-              <w:rPr>
-                <w:rFonts w:ascii="Times New Roman" w:hAnsi="Times New Roman" w:eastAsia="Times New Roman" w:cs="Times New Roman"/>
-                <w:i w:val="false"/>
-                <w:b w:val="false"/>
-                <w:u w:val="none"/>
-                <w:strike w:val="false"/>
-                <w:sz w:val="12"/>
-                <w:szCs w:val="12"/>
-                <w:color w:val="000000"/>
-              </w:rPr>
-            </w:pPr>
-            <w:r>
-              <w:rPr>
-                <w:rFonts w:ascii="Times New Roman" w:hAnsi="Times New Roman" w:eastAsia="Times New Roman" w:cs="Times New Roman"/>
-                <w:i w:val="false"/>
-                <w:b w:val="false"/>
-                <w:u w:val="none"/>
-                <w:strike w:val="false"/>
-                <w:sz w:val="12"/>
-                <w:szCs w:val="12"/>
-                <w:color w:val="000000"/>
-              </w:rPr>
-              <w:t xml:space="preserve">0.801</w:t>
-            </w:r>
-          </w:p>
-        </w:tc>
-        <w:tc>
-          <w:tcPr>
-            <w:tcBorders>
-              <w:bottom w:val="none" w:sz="0" w:space="0" w:color="000000"/>
-              <w:top w:val="none" w:sz="0" w:space="0" w:color="000000"/>
-              <w:left w:val="none" w:sz="0" w:space="0" w:color="000000"/>
-              <w:right w:val="none" w:sz="0" w:space="0" w:color="000000"/>
-            </w:tcBorders>
-            <w:shd w:val="clear" w:color="auto" w:fill="FFFFFF"/>
-            <w:tcMar>
-              <w:top w:w="0" w:type="dxa"/>
-              <w:bottom w:w="0" w:type="dxa"/>
-              <w:left w:w="0" w:type="dxa"/>
-              <w:right w:w="0" w:type="dxa"/>
-            </w:tcMar>
-            <w:vAlign w:val="center"/>
-          </w:tcPr>
-          <w:p>
-            <w:pPr>
-              <w:pStyle w:val="Normal"/>
-              <w:jc w:val="left"/>
-              <w:pBdr>
-                <w:bottom w:val="none" w:sz="0" w:space="0" w:color="000000"/>
-                <w:top w:val="none" w:sz="0" w:space="0" w:color="000000"/>
-                <w:left w:val="none" w:sz="0" w:space="0" w:color="000000"/>
-                <w:right w:val="none" w:sz="0" w:space="0" w:color="000000"/>
-              </w:pBdr>
-              <w:spacing w:after="100" w:before="100" w:line="240"/>
-              <w:ind w:left="100" w:right="100" w:firstLine="0" w:firstLineChars="0"/>
-              <w:rPr>
-                <w:rFonts w:ascii="Times New Roman" w:hAnsi="Times New Roman" w:eastAsia="Times New Roman" w:cs="Times New Roman"/>
-                <w:i w:val="false"/>
-                <w:b w:val="false"/>
-                <w:u w:val="none"/>
-                <w:strike w:val="false"/>
-                <w:sz w:val="12"/>
-                <w:szCs w:val="12"/>
-                <w:color w:val="000000"/>
-              </w:rPr>
-            </w:pPr>
-            <w:r>
-              <w:rPr>
-                <w:rFonts w:ascii="Times New Roman" w:hAnsi="Times New Roman" w:eastAsia="Times New Roman" w:cs="Times New Roman"/>
-                <w:i w:val="false"/>
-                <w:b w:val="false"/>
-                <w:u w:val="none"/>
-                <w:strike w:val="false"/>
-                <w:sz w:val="12"/>
-                <w:szCs w:val="12"/>
-                <w:color w:val="000000"/>
-              </w:rPr>
-              <w:t xml:space="preserve">0.282</w:t>
-            </w:r>
-          </w:p>
-        </w:tc>
-        <w:tc>
-          <w:tcPr>
-            <w:tcBorders>
-              <w:bottom w:val="none" w:sz="0" w:space="0" w:color="000000"/>
-              <w:top w:val="none" w:sz="0" w:space="0" w:color="000000"/>
-              <w:left w:val="none" w:sz="0" w:space="0" w:color="000000"/>
-              <w:right w:val="none" w:sz="0" w:space="0" w:color="000000"/>
-            </w:tcBorders>
-            <w:shd w:val="clear" w:color="auto" w:fill="FFFFFF"/>
-            <w:tcMar>
-              <w:top w:w="0" w:type="dxa"/>
-              <w:bottom w:w="0" w:type="dxa"/>
-              <w:left w:w="0" w:type="dxa"/>
-              <w:right w:w="0" w:type="dxa"/>
-            </w:tcMar>
-            <w:vAlign w:val="center"/>
-          </w:tcPr>
-          <w:p>
-            <w:pPr>
-              <w:pStyle w:val="Normal"/>
-              <w:jc w:val="left"/>
-              <w:pBdr>
-                <w:bottom w:val="none" w:sz="0" w:space="0" w:color="000000"/>
-                <w:top w:val="none" w:sz="0" w:space="0" w:color="000000"/>
-                <w:left w:val="none" w:sz="0" w:space="0" w:color="000000"/>
-                <w:right w:val="none" w:sz="0" w:space="0" w:color="000000"/>
-              </w:pBdr>
-              <w:spacing w:after="100" w:before="100" w:line="240"/>
-              <w:ind w:left="100" w:right="100" w:firstLine="0" w:firstLineChars="0"/>
-              <w:rPr>
-                <w:rFonts w:ascii="Times New Roman" w:hAnsi="Times New Roman" w:eastAsia="Times New Roman" w:cs="Times New Roman"/>
-                <w:i w:val="false"/>
-                <w:b w:val="false"/>
-                <w:u w:val="none"/>
-                <w:strike w:val="false"/>
-                <w:sz w:val="12"/>
-                <w:szCs w:val="12"/>
-                <w:color w:val="000000"/>
-              </w:rPr>
-            </w:pPr>
-            <w:r>
-              <w:rPr>
-                <w:rFonts w:ascii="Times New Roman" w:hAnsi="Times New Roman" w:eastAsia="Times New Roman" w:cs="Times New Roman"/>
-                <w:i w:val="false"/>
-                <w:b w:val="false"/>
-                <w:u w:val="none"/>
-                <w:strike w:val="false"/>
-                <w:sz w:val="12"/>
-                <w:szCs w:val="12"/>
-                <w:color w:val="000000"/>
-              </w:rPr>
-              <w:t xml:space="preserve">1.36 (0.35–5.24)</w:t>
-            </w:r>
-          </w:p>
-        </w:tc>
-        <w:tc>
-          <w:tcPr>
-            <w:tcBorders>
-              <w:bottom w:val="none" w:sz="0" w:space="0" w:color="000000"/>
-              <w:top w:val="none" w:sz="0" w:space="0" w:color="000000"/>
-              <w:left w:val="none" w:sz="0" w:space="0" w:color="000000"/>
-              <w:right w:val="none" w:sz="0" w:space="0" w:color="000000"/>
-            </w:tcBorders>
-            <w:shd w:val="clear" w:color="auto" w:fill="FFFFFF"/>
-            <w:tcMar>
-              <w:top w:w="0" w:type="dxa"/>
-              <w:bottom w:w="0" w:type="dxa"/>
-              <w:left w:w="0" w:type="dxa"/>
-              <w:right w:w="0" w:type="dxa"/>
-            </w:tcMar>
-            <w:vAlign w:val="center"/>
-          </w:tcPr>
-          <w:p>
-            <w:pPr>
-              <w:pStyle w:val="Normal"/>
-              <w:jc w:val="left"/>
-              <w:pBdr>
-                <w:bottom w:val="none" w:sz="0" w:space="0" w:color="000000"/>
-                <w:top w:val="none" w:sz="0" w:space="0" w:color="000000"/>
-                <w:left w:val="none" w:sz="0" w:space="0" w:color="000000"/>
-                <w:right w:val="none" w:sz="0" w:space="0" w:color="000000"/>
-              </w:pBdr>
-              <w:spacing w:after="100" w:before="100" w:line="240"/>
-              <w:ind w:left="100" w:right="100" w:firstLine="0" w:firstLineChars="0"/>
-              <w:rPr>
-                <w:rFonts w:ascii="Times New Roman" w:hAnsi="Times New Roman" w:eastAsia="Times New Roman" w:cs="Times New Roman"/>
-                <w:i w:val="false"/>
-                <w:b w:val="false"/>
-                <w:u w:val="none"/>
-                <w:strike w:val="false"/>
-                <w:sz w:val="12"/>
-                <w:szCs w:val="12"/>
-                <w:color w:val="000000"/>
-              </w:rPr>
-            </w:pPr>
-            <w:r>
-              <w:rPr>
-                <w:rFonts w:ascii="Times New Roman" w:hAnsi="Times New Roman" w:eastAsia="Times New Roman" w:cs="Times New Roman"/>
-                <w:i w:val="false"/>
-                <w:b w:val="false"/>
-                <w:u w:val="none"/>
-                <w:strike w:val="false"/>
-                <w:sz w:val="12"/>
-                <w:szCs w:val="12"/>
-                <w:color w:val="000000"/>
-              </w:rPr>
-              <w:t xml:space="preserve">0.652</w:t>
-            </w:r>
-          </w:p>
-        </w:tc>
-        <w:tc>
-          <w:tcPr>
-            <w:tcBorders>
-              <w:bottom w:val="none" w:sz="0" w:space="0" w:color="000000"/>
-              <w:top w:val="none" w:sz="0" w:space="0" w:color="000000"/>
-              <w:left w:val="none" w:sz="0" w:space="0" w:color="000000"/>
-              <w:right w:val="none" w:sz="0" w:space="0" w:color="000000"/>
-            </w:tcBorders>
-            <w:shd w:val="clear" w:color="auto" w:fill="FFFFFF"/>
-            <w:tcMar>
-              <w:top w:w="0" w:type="dxa"/>
-              <w:bottom w:w="0" w:type="dxa"/>
-              <w:left w:w="0" w:type="dxa"/>
-              <w:right w:w="0" w:type="dxa"/>
-            </w:tcMar>
-            <w:vAlign w:val="center"/>
-          </w:tcPr>
-          <w:p>
-            <w:pPr>
-              <w:pStyle w:val="Normal"/>
-              <w:jc w:val="left"/>
-              <w:pBdr>
-                <w:bottom w:val="none" w:sz="0" w:space="0" w:color="000000"/>
-                <w:top w:val="none" w:sz="0" w:space="0" w:color="000000"/>
-                <w:left w:val="none" w:sz="0" w:space="0" w:color="000000"/>
-                <w:right w:val="none" w:sz="0" w:space="0" w:color="000000"/>
-              </w:pBdr>
-              <w:spacing w:after="100" w:before="100" w:line="240"/>
-              <w:ind w:left="100" w:right="100" w:firstLine="0" w:firstLineChars="0"/>
-              <w:rPr>
-                <w:rFonts w:ascii="Times New Roman" w:hAnsi="Times New Roman" w:eastAsia="Times New Roman" w:cs="Times New Roman"/>
-                <w:i w:val="false"/>
-                <w:b w:val="false"/>
-                <w:u w:val="none"/>
-                <w:strike w:val="false"/>
-                <w:sz w:val="12"/>
-                <w:szCs w:val="12"/>
-                <w:color w:val="000000"/>
-              </w:rPr>
-            </w:pPr>
-            <w:r>
-              <w:rPr>
-                <w:rFonts w:ascii="Times New Roman" w:hAnsi="Times New Roman" w:eastAsia="Times New Roman" w:cs="Times New Roman"/>
-                <w:i w:val="false"/>
-                <w:b w:val="false"/>
-                <w:u w:val="none"/>
-                <w:strike w:val="false"/>
-                <w:sz w:val="12"/>
-                <w:szCs w:val="12"/>
-                <w:color w:val="000000"/>
-              </w:rPr>
-              <w:t xml:space="preserve">0.28 (0.03–2.80)</w:t>
-            </w:r>
-          </w:p>
-        </w:tc>
-        <w:tc>
-          <w:tcPr>
-            <w:tcBorders>
-              <w:bottom w:val="none" w:sz="0" w:space="0" w:color="000000"/>
-              <w:top w:val="none" w:sz="0" w:space="0" w:color="000000"/>
-              <w:left w:val="none" w:sz="0" w:space="0" w:color="000000"/>
-              <w:right w:val="none" w:sz="0" w:space="0" w:color="000000"/>
-            </w:tcBorders>
-            <w:shd w:val="clear" w:color="auto" w:fill="FFFFFF"/>
-            <w:tcMar>
-              <w:top w:w="0" w:type="dxa"/>
-              <w:bottom w:w="0" w:type="dxa"/>
-              <w:left w:w="0" w:type="dxa"/>
-              <w:right w:w="0" w:type="dxa"/>
-            </w:tcMar>
-            <w:vAlign w:val="center"/>
-          </w:tcPr>
-          <w:p>
-            <w:pPr>
-              <w:pStyle w:val="Normal"/>
-              <w:jc w:val="left"/>
-              <w:pBdr>
-                <w:bottom w:val="none" w:sz="0" w:space="0" w:color="000000"/>
-                <w:top w:val="none" w:sz="0" w:space="0" w:color="000000"/>
-                <w:left w:val="none" w:sz="0" w:space="0" w:color="000000"/>
-                <w:right w:val="none" w:sz="0" w:space="0" w:color="000000"/>
-              </w:pBdr>
-              <w:spacing w:after="100" w:before="100" w:line="240"/>
-              <w:ind w:left="100" w:right="100" w:firstLine="0" w:firstLineChars="0"/>
-              <w:rPr>
-                <w:rFonts w:ascii="Times New Roman" w:hAnsi="Times New Roman" w:eastAsia="Times New Roman" w:cs="Times New Roman"/>
-                <w:i w:val="false"/>
-                <w:b w:val="false"/>
-                <w:u w:val="none"/>
-                <w:strike w:val="false"/>
-                <w:sz w:val="12"/>
-                <w:szCs w:val="12"/>
-                <w:color w:val="000000"/>
-              </w:rPr>
-            </w:pPr>
-            <w:r>
-              <w:rPr>
-                <w:rFonts w:ascii="Times New Roman" w:hAnsi="Times New Roman" w:eastAsia="Times New Roman" w:cs="Times New Roman"/>
-                <w:i w:val="false"/>
-                <w:b w:val="false"/>
-                <w:u w:val="none"/>
-                <w:strike w:val="false"/>
-                <w:sz w:val="12"/>
-                <w:szCs w:val="12"/>
-                <w:color w:val="000000"/>
-              </w:rPr>
-              <w:t xml:space="preserve">0.280</w:t>
+              <w:t xml:space="preserve">0.97 (0.29–3.27)</w:t>
+            </w:r>
+          </w:p>
+        </w:tc>
+        <w:tc>
+          <w:tcPr>
+            <w:tcBorders>
+              <w:bottom w:val="none" w:sz="0" w:space="0" w:color="000000"/>
+              <w:top w:val="none" w:sz="0" w:space="0" w:color="000000"/>
+              <w:left w:val="none" w:sz="0" w:space="0" w:color="000000"/>
+              <w:right w:val="none" w:sz="0" w:space="0" w:color="000000"/>
+            </w:tcBorders>
+            <w:shd w:val="clear" w:color="auto" w:fill="FFFFFF"/>
+            <w:tcMar>
+              <w:top w:w="0" w:type="dxa"/>
+              <w:bottom w:w="0" w:type="dxa"/>
+              <w:left w:w="0" w:type="dxa"/>
+              <w:right w:w="0" w:type="dxa"/>
+            </w:tcMar>
+            <w:vAlign w:val="center"/>
+          </w:tcPr>
+          <w:p>
+            <w:pPr>
+              <w:pStyle w:val="Normal"/>
+              <w:jc w:val="left"/>
+              <w:pBdr>
+                <w:bottom w:val="none" w:sz="0" w:space="0" w:color="000000"/>
+                <w:top w:val="none" w:sz="0" w:space="0" w:color="000000"/>
+                <w:left w:val="none" w:sz="0" w:space="0" w:color="000000"/>
+                <w:right w:val="none" w:sz="0" w:space="0" w:color="000000"/>
+              </w:pBdr>
+              <w:spacing w:after="100" w:before="100" w:line="240"/>
+              <w:ind w:left="100" w:right="100" w:firstLine="0" w:firstLineChars="0"/>
+              <w:rPr>
+                <w:rFonts w:ascii="Times New Roman" w:hAnsi="Times New Roman" w:eastAsia="Times New Roman" w:cs="Times New Roman"/>
+                <w:i w:val="false"/>
+                <w:b w:val="false"/>
+                <w:u w:val="none"/>
+                <w:strike w:val="false"/>
+                <w:sz w:val="12"/>
+                <w:szCs w:val="12"/>
+                <w:color w:val="000000"/>
+              </w:rPr>
+            </w:pPr>
+            <w:r>
+              <w:rPr>
+                <w:rFonts w:ascii="Times New Roman" w:hAnsi="Times New Roman" w:eastAsia="Times New Roman" w:cs="Times New Roman"/>
+                <w:i w:val="false"/>
+                <w:b w:val="false"/>
+                <w:u w:val="none"/>
+                <w:strike w:val="false"/>
+                <w:sz w:val="12"/>
+                <w:szCs w:val="12"/>
+                <w:color w:val="000000"/>
+              </w:rPr>
+              <w:t xml:space="preserve">0.960</w:t>
+            </w:r>
+          </w:p>
+        </w:tc>
+        <w:tc>
+          <w:tcPr>
+            <w:tcBorders>
+              <w:bottom w:val="none" w:sz="0" w:space="0" w:color="000000"/>
+              <w:top w:val="none" w:sz="0" w:space="0" w:color="000000"/>
+              <w:left w:val="none" w:sz="0" w:space="0" w:color="000000"/>
+              <w:right w:val="none" w:sz="0" w:space="0" w:color="000000"/>
+            </w:tcBorders>
+            <w:shd w:val="clear" w:color="auto" w:fill="FFFFFF"/>
+            <w:tcMar>
+              <w:top w:w="0" w:type="dxa"/>
+              <w:bottom w:w="0" w:type="dxa"/>
+              <w:left w:w="0" w:type="dxa"/>
+              <w:right w:w="0" w:type="dxa"/>
+            </w:tcMar>
+            <w:vAlign w:val="center"/>
+          </w:tcPr>
+          <w:p>
+            <w:pPr>
+              <w:pStyle w:val="Normal"/>
+              <w:jc w:val="left"/>
+              <w:pBdr>
+                <w:bottom w:val="none" w:sz="0" w:space="0" w:color="000000"/>
+                <w:top w:val="none" w:sz="0" w:space="0" w:color="000000"/>
+                <w:left w:val="none" w:sz="0" w:space="0" w:color="000000"/>
+                <w:right w:val="none" w:sz="0" w:space="0" w:color="000000"/>
+              </w:pBdr>
+              <w:spacing w:after="100" w:before="100" w:line="240"/>
+              <w:ind w:left="100" w:right="100" w:firstLine="0" w:firstLineChars="0"/>
+              <w:rPr>
+                <w:rFonts w:ascii="Times New Roman" w:hAnsi="Times New Roman" w:eastAsia="Times New Roman" w:cs="Times New Roman"/>
+                <w:i w:val="false"/>
+                <w:b w:val="false"/>
+                <w:u w:val="none"/>
+                <w:strike w:val="false"/>
+                <w:sz w:val="12"/>
+                <w:szCs w:val="12"/>
+                <w:color w:val="000000"/>
+              </w:rPr>
+            </w:pPr>
+            <w:r>
+              <w:rPr>
+                <w:rFonts w:ascii="Times New Roman" w:hAnsi="Times New Roman" w:eastAsia="Times New Roman" w:cs="Times New Roman"/>
+                <w:i w:val="false"/>
+                <w:b w:val="false"/>
+                <w:u w:val="none"/>
+                <w:strike w:val="false"/>
+                <w:sz w:val="12"/>
+                <w:szCs w:val="12"/>
+                <w:color w:val="000000"/>
+              </w:rPr>
+              <w:t xml:space="preserve">0.378</w:t>
+            </w:r>
+          </w:p>
+        </w:tc>
+        <w:tc>
+          <w:tcPr>
+            <w:tcBorders>
+              <w:bottom w:val="none" w:sz="0" w:space="0" w:color="000000"/>
+              <w:top w:val="none" w:sz="0" w:space="0" w:color="000000"/>
+              <w:left w:val="none" w:sz="0" w:space="0" w:color="000000"/>
+              <w:right w:val="none" w:sz="0" w:space="0" w:color="000000"/>
+            </w:tcBorders>
+            <w:shd w:val="clear" w:color="auto" w:fill="FFFFFF"/>
+            <w:tcMar>
+              <w:top w:w="0" w:type="dxa"/>
+              <w:bottom w:w="0" w:type="dxa"/>
+              <w:left w:w="0" w:type="dxa"/>
+              <w:right w:w="0" w:type="dxa"/>
+            </w:tcMar>
+            <w:vAlign w:val="center"/>
+          </w:tcPr>
+          <w:p>
+            <w:pPr>
+              <w:pStyle w:val="Normal"/>
+              <w:jc w:val="left"/>
+              <w:pBdr>
+                <w:bottom w:val="none" w:sz="0" w:space="0" w:color="000000"/>
+                <w:top w:val="none" w:sz="0" w:space="0" w:color="000000"/>
+                <w:left w:val="none" w:sz="0" w:space="0" w:color="000000"/>
+                <w:right w:val="none" w:sz="0" w:space="0" w:color="000000"/>
+              </w:pBdr>
+              <w:spacing w:after="100" w:before="100" w:line="240"/>
+              <w:ind w:left="100" w:right="100" w:firstLine="0" w:firstLineChars="0"/>
+              <w:rPr>
+                <w:rFonts w:ascii="Times New Roman" w:hAnsi="Times New Roman" w:eastAsia="Times New Roman" w:cs="Times New Roman"/>
+                <w:i w:val="false"/>
+                <w:b w:val="false"/>
+                <w:u w:val="none"/>
+                <w:strike w:val="false"/>
+                <w:sz w:val="12"/>
+                <w:szCs w:val="12"/>
+                <w:color w:val="000000"/>
+              </w:rPr>
+            </w:pPr>
+            <w:r>
+              <w:rPr>
+                <w:rFonts w:ascii="Times New Roman" w:hAnsi="Times New Roman" w:eastAsia="Times New Roman" w:cs="Times New Roman"/>
+                <w:i w:val="false"/>
+                <w:b w:val="false"/>
+                <w:u w:val="none"/>
+                <w:strike w:val="false"/>
+                <w:sz w:val="12"/>
+                <w:szCs w:val="12"/>
+                <w:color w:val="000000"/>
+              </w:rPr>
+              <w:t xml:space="preserve">1.03 (0.27–3.93)</w:t>
+            </w:r>
+          </w:p>
+        </w:tc>
+        <w:tc>
+          <w:tcPr>
+            <w:tcBorders>
+              <w:bottom w:val="none" w:sz="0" w:space="0" w:color="000000"/>
+              <w:top w:val="none" w:sz="0" w:space="0" w:color="000000"/>
+              <w:left w:val="none" w:sz="0" w:space="0" w:color="000000"/>
+              <w:right w:val="none" w:sz="0" w:space="0" w:color="000000"/>
+            </w:tcBorders>
+            <w:shd w:val="clear" w:color="auto" w:fill="FFFFFF"/>
+            <w:tcMar>
+              <w:top w:w="0" w:type="dxa"/>
+              <w:bottom w:w="0" w:type="dxa"/>
+              <w:left w:w="0" w:type="dxa"/>
+              <w:right w:w="0" w:type="dxa"/>
+            </w:tcMar>
+            <w:vAlign w:val="center"/>
+          </w:tcPr>
+          <w:p>
+            <w:pPr>
+              <w:pStyle w:val="Normal"/>
+              <w:jc w:val="left"/>
+              <w:pBdr>
+                <w:bottom w:val="none" w:sz="0" w:space="0" w:color="000000"/>
+                <w:top w:val="none" w:sz="0" w:space="0" w:color="000000"/>
+                <w:left w:val="none" w:sz="0" w:space="0" w:color="000000"/>
+                <w:right w:val="none" w:sz="0" w:space="0" w:color="000000"/>
+              </w:pBdr>
+              <w:spacing w:after="100" w:before="100" w:line="240"/>
+              <w:ind w:left="100" w:right="100" w:firstLine="0" w:firstLineChars="0"/>
+              <w:rPr>
+                <w:rFonts w:ascii="Times New Roman" w:hAnsi="Times New Roman" w:eastAsia="Times New Roman" w:cs="Times New Roman"/>
+                <w:i w:val="false"/>
+                <w:b w:val="false"/>
+                <w:u w:val="none"/>
+                <w:strike w:val="false"/>
+                <w:sz w:val="12"/>
+                <w:szCs w:val="12"/>
+                <w:color w:val="000000"/>
+              </w:rPr>
+            </w:pPr>
+            <w:r>
+              <w:rPr>
+                <w:rFonts w:ascii="Times New Roman" w:hAnsi="Times New Roman" w:eastAsia="Times New Roman" w:cs="Times New Roman"/>
+                <w:i w:val="false"/>
+                <w:b w:val="false"/>
+                <w:u w:val="none"/>
+                <w:strike w:val="false"/>
+                <w:sz w:val="12"/>
+                <w:szCs w:val="12"/>
+                <w:color w:val="000000"/>
+              </w:rPr>
+              <w:t xml:space="preserve">0.969</w:t>
+            </w:r>
+          </w:p>
+        </w:tc>
+        <w:tc>
+          <w:tcPr>
+            <w:tcBorders>
+              <w:bottom w:val="none" w:sz="0" w:space="0" w:color="000000"/>
+              <w:top w:val="none" w:sz="0" w:space="0" w:color="000000"/>
+              <w:left w:val="none" w:sz="0" w:space="0" w:color="000000"/>
+              <w:right w:val="none" w:sz="0" w:space="0" w:color="000000"/>
+            </w:tcBorders>
+            <w:shd w:val="clear" w:color="auto" w:fill="FFFFFF"/>
+            <w:tcMar>
+              <w:top w:w="0" w:type="dxa"/>
+              <w:bottom w:w="0" w:type="dxa"/>
+              <w:left w:w="0" w:type="dxa"/>
+              <w:right w:w="0" w:type="dxa"/>
+            </w:tcMar>
+            <w:vAlign w:val="center"/>
+          </w:tcPr>
+          <w:p>
+            <w:pPr>
+              <w:pStyle w:val="Normal"/>
+              <w:jc w:val="left"/>
+              <w:pBdr>
+                <w:bottom w:val="none" w:sz="0" w:space="0" w:color="000000"/>
+                <w:top w:val="none" w:sz="0" w:space="0" w:color="000000"/>
+                <w:left w:val="none" w:sz="0" w:space="0" w:color="000000"/>
+                <w:right w:val="none" w:sz="0" w:space="0" w:color="000000"/>
+              </w:pBdr>
+              <w:spacing w:after="100" w:before="100" w:line="240"/>
+              <w:ind w:left="100" w:right="100" w:firstLine="0" w:firstLineChars="0"/>
+              <w:rPr>
+                <w:rFonts w:ascii="Times New Roman" w:hAnsi="Times New Roman" w:eastAsia="Times New Roman" w:cs="Times New Roman"/>
+                <w:i w:val="false"/>
+                <w:b w:val="false"/>
+                <w:u w:val="none"/>
+                <w:strike w:val="false"/>
+                <w:sz w:val="12"/>
+                <w:szCs w:val="12"/>
+                <w:color w:val="000000"/>
+              </w:rPr>
+            </w:pPr>
+            <w:r>
+              <w:rPr>
+                <w:rFonts w:ascii="Times New Roman" w:hAnsi="Times New Roman" w:eastAsia="Times New Roman" w:cs="Times New Roman"/>
+                <w:i w:val="false"/>
+                <w:b w:val="false"/>
+                <w:u w:val="none"/>
+                <w:strike w:val="false"/>
+                <w:sz w:val="12"/>
+                <w:szCs w:val="12"/>
+                <w:color w:val="000000"/>
+              </w:rPr>
+              <w:t xml:space="preserve">0.22 (0.02–2.27)</w:t>
+            </w:r>
+          </w:p>
+        </w:tc>
+        <w:tc>
+          <w:tcPr>
+            <w:tcBorders>
+              <w:bottom w:val="none" w:sz="0" w:space="0" w:color="000000"/>
+              <w:top w:val="none" w:sz="0" w:space="0" w:color="000000"/>
+              <w:left w:val="none" w:sz="0" w:space="0" w:color="000000"/>
+              <w:right w:val="none" w:sz="0" w:space="0" w:color="000000"/>
+            </w:tcBorders>
+            <w:shd w:val="clear" w:color="auto" w:fill="FFFFFF"/>
+            <w:tcMar>
+              <w:top w:w="0" w:type="dxa"/>
+              <w:bottom w:w="0" w:type="dxa"/>
+              <w:left w:w="0" w:type="dxa"/>
+              <w:right w:w="0" w:type="dxa"/>
+            </w:tcMar>
+            <w:vAlign w:val="center"/>
+          </w:tcPr>
+          <w:p>
+            <w:pPr>
+              <w:pStyle w:val="Normal"/>
+              <w:jc w:val="left"/>
+              <w:pBdr>
+                <w:bottom w:val="none" w:sz="0" w:space="0" w:color="000000"/>
+                <w:top w:val="none" w:sz="0" w:space="0" w:color="000000"/>
+                <w:left w:val="none" w:sz="0" w:space="0" w:color="000000"/>
+                <w:right w:val="none" w:sz="0" w:space="0" w:color="000000"/>
+              </w:pBdr>
+              <w:spacing w:after="100" w:before="100" w:line="240"/>
+              <w:ind w:left="100" w:right="100" w:firstLine="0" w:firstLineChars="0"/>
+              <w:rPr>
+                <w:rFonts w:ascii="Times New Roman" w:hAnsi="Times New Roman" w:eastAsia="Times New Roman" w:cs="Times New Roman"/>
+                <w:i w:val="false"/>
+                <w:b w:val="false"/>
+                <w:u w:val="none"/>
+                <w:strike w:val="false"/>
+                <w:sz w:val="12"/>
+                <w:szCs w:val="12"/>
+                <w:color w:val="000000"/>
+              </w:rPr>
+            </w:pPr>
+            <w:r>
+              <w:rPr>
+                <w:rFonts w:ascii="Times New Roman" w:hAnsi="Times New Roman" w:eastAsia="Times New Roman" w:cs="Times New Roman"/>
+                <w:i w:val="false"/>
+                <w:b w:val="false"/>
+                <w:u w:val="none"/>
+                <w:strike w:val="false"/>
+                <w:sz w:val="12"/>
+                <w:szCs w:val="12"/>
+                <w:color w:val="000000"/>
+              </w:rPr>
+              <w:t xml:space="preserve">0.206</w:t>
             </w:r>
           </w:p>
         </w:tc>
@@ -9444,7 +9444,7 @@
                 <w:szCs w:val="12"/>
                 <w:color w:val="000000"/>
               </w:rPr>
-              <w:t xml:space="preserve">0.519</w:t>
+              <w:t xml:space="preserve">0.513</w:t>
             </w:r>
           </w:p>
         </w:tc>
@@ -9609,227 +9609,227 @@
                 <w:szCs w:val="12"/>
                 <w:color w:val="000000"/>
               </w:rPr>
-              <w:t xml:space="preserve">0.521</w:t>
-            </w:r>
-          </w:p>
-        </w:tc>
-        <w:tc>
-          <w:tcPr>
-            <w:tcBorders>
-              <w:bottom w:val="none" w:sz="0" w:space="0" w:color="000000"/>
-              <w:top w:val="none" w:sz="0" w:space="0" w:color="000000"/>
-              <w:left w:val="none" w:sz="0" w:space="0" w:color="000000"/>
-              <w:right w:val="none" w:sz="0" w:space="0" w:color="000000"/>
-            </w:tcBorders>
-            <w:shd w:val="clear" w:color="auto" w:fill="FFFFFF"/>
-            <w:tcMar>
-              <w:top w:w="0" w:type="dxa"/>
-              <w:bottom w:w="0" w:type="dxa"/>
-              <w:left w:w="0" w:type="dxa"/>
-              <w:right w:w="0" w:type="dxa"/>
-            </w:tcMar>
-            <w:vAlign w:val="center"/>
-          </w:tcPr>
-          <w:p>
-            <w:pPr>
-              <w:pStyle w:val="Normal"/>
-              <w:jc w:val="left"/>
-              <w:pBdr>
-                <w:bottom w:val="none" w:sz="0" w:space="0" w:color="000000"/>
-                <w:top w:val="none" w:sz="0" w:space="0" w:color="000000"/>
-                <w:left w:val="none" w:sz="0" w:space="0" w:color="000000"/>
-                <w:right w:val="none" w:sz="0" w:space="0" w:color="000000"/>
-              </w:pBdr>
-              <w:spacing w:after="100" w:before="100" w:line="240"/>
-              <w:ind w:left="100" w:right="100" w:firstLine="0" w:firstLineChars="0"/>
-              <w:rPr>
-                <w:rFonts w:ascii="Times New Roman" w:hAnsi="Times New Roman" w:eastAsia="Times New Roman" w:cs="Times New Roman"/>
-                <w:i w:val="false"/>
-                <w:b w:val="false"/>
-                <w:u w:val="none"/>
-                <w:strike w:val="false"/>
-                <w:sz w:val="12"/>
-                <w:szCs w:val="12"/>
-                <w:color w:val="000000"/>
-              </w:rPr>
-            </w:pPr>
-            <w:r>
-              <w:rPr>
-                <w:rFonts w:ascii="Times New Roman" w:hAnsi="Times New Roman" w:eastAsia="Times New Roman" w:cs="Times New Roman"/>
-                <w:i w:val="false"/>
-                <w:b w:val="false"/>
-                <w:u w:val="none"/>
-                <w:strike w:val="false"/>
-                <w:sz w:val="12"/>
-                <w:szCs w:val="12"/>
-                <w:color w:val="000000"/>
-              </w:rPr>
-              <w:t xml:space="preserve">0.40 (0.11–1.53)</w:t>
-            </w:r>
-          </w:p>
-        </w:tc>
-        <w:tc>
-          <w:tcPr>
-            <w:tcBorders>
-              <w:bottom w:val="none" w:sz="0" w:space="0" w:color="000000"/>
-              <w:top w:val="none" w:sz="0" w:space="0" w:color="000000"/>
-              <w:left w:val="none" w:sz="0" w:space="0" w:color="000000"/>
-              <w:right w:val="none" w:sz="0" w:space="0" w:color="000000"/>
-            </w:tcBorders>
-            <w:shd w:val="clear" w:color="auto" w:fill="FFFFFF"/>
-            <w:tcMar>
-              <w:top w:w="0" w:type="dxa"/>
-              <w:bottom w:w="0" w:type="dxa"/>
-              <w:left w:w="0" w:type="dxa"/>
-              <w:right w:w="0" w:type="dxa"/>
-            </w:tcMar>
-            <w:vAlign w:val="center"/>
-          </w:tcPr>
-          <w:p>
-            <w:pPr>
-              <w:pStyle w:val="Normal"/>
-              <w:jc w:val="left"/>
-              <w:pBdr>
-                <w:bottom w:val="none" w:sz="0" w:space="0" w:color="000000"/>
-                <w:top w:val="none" w:sz="0" w:space="0" w:color="000000"/>
-                <w:left w:val="none" w:sz="0" w:space="0" w:color="000000"/>
-                <w:right w:val="none" w:sz="0" w:space="0" w:color="000000"/>
-              </w:pBdr>
-              <w:spacing w:after="100" w:before="100" w:line="240"/>
-              <w:ind w:left="100" w:right="100" w:firstLine="0" w:firstLineChars="0"/>
-              <w:rPr>
-                <w:rFonts w:ascii="Times New Roman" w:hAnsi="Times New Roman" w:eastAsia="Times New Roman" w:cs="Times New Roman"/>
-                <w:i w:val="false"/>
-                <w:b w:val="false"/>
-                <w:u w:val="none"/>
-                <w:strike w:val="false"/>
-                <w:sz w:val="12"/>
-                <w:szCs w:val="12"/>
-                <w:color w:val="000000"/>
-              </w:rPr>
-            </w:pPr>
-            <w:r>
-              <w:rPr>
-                <w:rFonts w:ascii="Times New Roman" w:hAnsi="Times New Roman" w:eastAsia="Times New Roman" w:cs="Times New Roman"/>
-                <w:i w:val="false"/>
-                <w:b w:val="false"/>
-                <w:u w:val="none"/>
-                <w:strike w:val="false"/>
-                <w:sz w:val="12"/>
-                <w:szCs w:val="12"/>
-                <w:color w:val="000000"/>
-              </w:rPr>
-              <w:t xml:space="preserve">0.181</w:t>
-            </w:r>
-          </w:p>
-        </w:tc>
-        <w:tc>
-          <w:tcPr>
-            <w:tcBorders>
-              <w:bottom w:val="none" w:sz="0" w:space="0" w:color="000000"/>
-              <w:top w:val="none" w:sz="0" w:space="0" w:color="000000"/>
-              <w:left w:val="none" w:sz="0" w:space="0" w:color="000000"/>
-              <w:right w:val="none" w:sz="0" w:space="0" w:color="000000"/>
-            </w:tcBorders>
-            <w:shd w:val="clear" w:color="auto" w:fill="FFFFFF"/>
-            <w:tcMar>
-              <w:top w:w="0" w:type="dxa"/>
-              <w:bottom w:w="0" w:type="dxa"/>
-              <w:left w:w="0" w:type="dxa"/>
-              <w:right w:w="0" w:type="dxa"/>
-            </w:tcMar>
-            <w:vAlign w:val="center"/>
-          </w:tcPr>
-          <w:p>
-            <w:pPr>
-              <w:pStyle w:val="Normal"/>
-              <w:jc w:val="left"/>
-              <w:pBdr>
-                <w:bottom w:val="none" w:sz="0" w:space="0" w:color="000000"/>
-                <w:top w:val="none" w:sz="0" w:space="0" w:color="000000"/>
-                <w:left w:val="none" w:sz="0" w:space="0" w:color="000000"/>
-                <w:right w:val="none" w:sz="0" w:space="0" w:color="000000"/>
-              </w:pBdr>
-              <w:spacing w:after="100" w:before="100" w:line="240"/>
-              <w:ind w:left="100" w:right="100" w:firstLine="0" w:firstLineChars="0"/>
-              <w:rPr>
-                <w:rFonts w:ascii="Times New Roman" w:hAnsi="Times New Roman" w:eastAsia="Times New Roman" w:cs="Times New Roman"/>
-                <w:i w:val="false"/>
-                <w:b w:val="false"/>
-                <w:u w:val="none"/>
-                <w:strike w:val="false"/>
-                <w:sz w:val="12"/>
-                <w:szCs w:val="12"/>
-                <w:color w:val="000000"/>
-              </w:rPr>
-            </w:pPr>
-            <w:r>
-              <w:rPr>
-                <w:rFonts w:ascii="Times New Roman" w:hAnsi="Times New Roman" w:eastAsia="Times New Roman" w:cs="Times New Roman"/>
-                <w:i w:val="false"/>
-                <w:b w:val="false"/>
-                <w:u w:val="none"/>
-                <w:strike w:val="false"/>
-                <w:sz w:val="12"/>
-                <w:szCs w:val="12"/>
-                <w:color w:val="000000"/>
-              </w:rPr>
-              <w:t xml:space="preserve">0.387</w:t>
-            </w:r>
-          </w:p>
-        </w:tc>
-        <w:tc>
-          <w:tcPr>
-            <w:tcBorders>
-              <w:bottom w:val="none" w:sz="0" w:space="0" w:color="000000"/>
-              <w:top w:val="none" w:sz="0" w:space="0" w:color="000000"/>
-              <w:left w:val="none" w:sz="0" w:space="0" w:color="000000"/>
-              <w:right w:val="none" w:sz="0" w:space="0" w:color="000000"/>
-            </w:tcBorders>
-            <w:shd w:val="clear" w:color="auto" w:fill="FFFFFF"/>
-            <w:tcMar>
-              <w:top w:w="0" w:type="dxa"/>
-              <w:bottom w:w="0" w:type="dxa"/>
-              <w:left w:w="0" w:type="dxa"/>
-              <w:right w:w="0" w:type="dxa"/>
-            </w:tcMar>
-            <w:vAlign w:val="center"/>
-          </w:tcPr>
-          <w:p>
-            <w:pPr>
-              <w:pStyle w:val="Normal"/>
-              <w:jc w:val="left"/>
-              <w:pBdr>
-                <w:bottom w:val="none" w:sz="0" w:space="0" w:color="000000"/>
-                <w:top w:val="none" w:sz="0" w:space="0" w:color="000000"/>
-                <w:left w:val="none" w:sz="0" w:space="0" w:color="000000"/>
-                <w:right w:val="none" w:sz="0" w:space="0" w:color="000000"/>
-              </w:pBdr>
-              <w:spacing w:after="100" w:before="100" w:line="240"/>
-              <w:ind w:left="100" w:right="100" w:firstLine="0" w:firstLineChars="0"/>
-              <w:rPr>
-                <w:rFonts w:ascii="Times New Roman" w:hAnsi="Times New Roman" w:eastAsia="Times New Roman" w:cs="Times New Roman"/>
-                <w:i w:val="false"/>
-                <w:b w:val="false"/>
-                <w:u w:val="none"/>
-                <w:strike w:val="false"/>
-                <w:sz w:val="12"/>
-                <w:szCs w:val="12"/>
-                <w:color w:val="000000"/>
-              </w:rPr>
-            </w:pPr>
-            <w:r>
-              <w:rPr>
-                <w:rFonts w:ascii="Times New Roman" w:hAnsi="Times New Roman" w:eastAsia="Times New Roman" w:cs="Times New Roman"/>
-                <w:i w:val="false"/>
-                <w:b w:val="false"/>
-                <w:u w:val="none"/>
-                <w:strike w:val="false"/>
-                <w:sz w:val="12"/>
-                <w:szCs w:val="12"/>
-                <w:color w:val="000000"/>
-              </w:rPr>
-              <w:t xml:space="preserve">2.6</w:t>
+              <w:t xml:space="preserve">0.514</w:t>
+            </w:r>
+          </w:p>
+        </w:tc>
+        <w:tc>
+          <w:tcPr>
+            <w:tcBorders>
+              <w:bottom w:val="none" w:sz="0" w:space="0" w:color="000000"/>
+              <w:top w:val="none" w:sz="0" w:space="0" w:color="000000"/>
+              <w:left w:val="none" w:sz="0" w:space="0" w:color="000000"/>
+              <w:right w:val="none" w:sz="0" w:space="0" w:color="000000"/>
+            </w:tcBorders>
+            <w:shd w:val="clear" w:color="auto" w:fill="FFFFFF"/>
+            <w:tcMar>
+              <w:top w:w="0" w:type="dxa"/>
+              <w:bottom w:w="0" w:type="dxa"/>
+              <w:left w:w="0" w:type="dxa"/>
+              <w:right w:w="0" w:type="dxa"/>
+            </w:tcMar>
+            <w:vAlign w:val="center"/>
+          </w:tcPr>
+          <w:p>
+            <w:pPr>
+              <w:pStyle w:val="Normal"/>
+              <w:jc w:val="left"/>
+              <w:pBdr>
+                <w:bottom w:val="none" w:sz="0" w:space="0" w:color="000000"/>
+                <w:top w:val="none" w:sz="0" w:space="0" w:color="000000"/>
+                <w:left w:val="none" w:sz="0" w:space="0" w:color="000000"/>
+                <w:right w:val="none" w:sz="0" w:space="0" w:color="000000"/>
+              </w:pBdr>
+              <w:spacing w:after="100" w:before="100" w:line="240"/>
+              <w:ind w:left="100" w:right="100" w:firstLine="0" w:firstLineChars="0"/>
+              <w:rPr>
+                <w:rFonts w:ascii="Times New Roman" w:hAnsi="Times New Roman" w:eastAsia="Times New Roman" w:cs="Times New Roman"/>
+                <w:i w:val="false"/>
+                <w:b w:val="false"/>
+                <w:u w:val="none"/>
+                <w:strike w:val="false"/>
+                <w:sz w:val="12"/>
+                <w:szCs w:val="12"/>
+                <w:color w:val="000000"/>
+              </w:rPr>
+            </w:pPr>
+            <w:r>
+              <w:rPr>
+                <w:rFonts w:ascii="Times New Roman" w:hAnsi="Times New Roman" w:eastAsia="Times New Roman" w:cs="Times New Roman"/>
+                <w:i w:val="false"/>
+                <w:b w:val="false"/>
+                <w:u w:val="none"/>
+                <w:strike w:val="false"/>
+                <w:sz w:val="12"/>
+                <w:szCs w:val="12"/>
+                <w:color w:val="000000"/>
+              </w:rPr>
+              <w:t xml:space="preserve">0.31 (0.09–1.09)</w:t>
+            </w:r>
+          </w:p>
+        </w:tc>
+        <w:tc>
+          <w:tcPr>
+            <w:tcBorders>
+              <w:bottom w:val="none" w:sz="0" w:space="0" w:color="000000"/>
+              <w:top w:val="none" w:sz="0" w:space="0" w:color="000000"/>
+              <w:left w:val="none" w:sz="0" w:space="0" w:color="000000"/>
+              <w:right w:val="none" w:sz="0" w:space="0" w:color="000000"/>
+            </w:tcBorders>
+            <w:shd w:val="clear" w:color="auto" w:fill="FFFFFF"/>
+            <w:tcMar>
+              <w:top w:w="0" w:type="dxa"/>
+              <w:bottom w:w="0" w:type="dxa"/>
+              <w:left w:w="0" w:type="dxa"/>
+              <w:right w:w="0" w:type="dxa"/>
+            </w:tcMar>
+            <w:vAlign w:val="center"/>
+          </w:tcPr>
+          <w:p>
+            <w:pPr>
+              <w:pStyle w:val="Normal"/>
+              <w:jc w:val="left"/>
+              <w:pBdr>
+                <w:bottom w:val="none" w:sz="0" w:space="0" w:color="000000"/>
+                <w:top w:val="none" w:sz="0" w:space="0" w:color="000000"/>
+                <w:left w:val="none" w:sz="0" w:space="0" w:color="000000"/>
+                <w:right w:val="none" w:sz="0" w:space="0" w:color="000000"/>
+              </w:pBdr>
+              <w:spacing w:after="100" w:before="100" w:line="240"/>
+              <w:ind w:left="100" w:right="100" w:firstLine="0" w:firstLineChars="0"/>
+              <w:rPr>
+                <w:rFonts w:ascii="Times New Roman" w:hAnsi="Times New Roman" w:eastAsia="Times New Roman" w:cs="Times New Roman"/>
+                <w:i w:val="false"/>
+                <w:b w:val="false"/>
+                <w:u w:val="none"/>
+                <w:strike w:val="false"/>
+                <w:sz w:val="12"/>
+                <w:szCs w:val="12"/>
+                <w:color w:val="000000"/>
+              </w:rPr>
+            </w:pPr>
+            <w:r>
+              <w:rPr>
+                <w:rFonts w:ascii="Times New Roman" w:hAnsi="Times New Roman" w:eastAsia="Times New Roman" w:cs="Times New Roman"/>
+                <w:i w:val="false"/>
+                <w:b w:val="false"/>
+                <w:u w:val="none"/>
+                <w:strike w:val="false"/>
+                <w:sz w:val="12"/>
+                <w:szCs w:val="12"/>
+                <w:color w:val="000000"/>
+              </w:rPr>
+              <w:t xml:space="preserve">0.067</w:t>
+            </w:r>
+          </w:p>
+        </w:tc>
+        <w:tc>
+          <w:tcPr>
+            <w:tcBorders>
+              <w:bottom w:val="none" w:sz="0" w:space="0" w:color="000000"/>
+              <w:top w:val="none" w:sz="0" w:space="0" w:color="000000"/>
+              <w:left w:val="none" w:sz="0" w:space="0" w:color="000000"/>
+              <w:right w:val="none" w:sz="0" w:space="0" w:color="000000"/>
+            </w:tcBorders>
+            <w:shd w:val="clear" w:color="auto" w:fill="FFFFFF"/>
+            <w:tcMar>
+              <w:top w:w="0" w:type="dxa"/>
+              <w:bottom w:w="0" w:type="dxa"/>
+              <w:left w:w="0" w:type="dxa"/>
+              <w:right w:w="0" w:type="dxa"/>
+            </w:tcMar>
+            <w:vAlign w:val="center"/>
+          </w:tcPr>
+          <w:p>
+            <w:pPr>
+              <w:pStyle w:val="Normal"/>
+              <w:jc w:val="left"/>
+              <w:pBdr>
+                <w:bottom w:val="none" w:sz="0" w:space="0" w:color="000000"/>
+                <w:top w:val="none" w:sz="0" w:space="0" w:color="000000"/>
+                <w:left w:val="none" w:sz="0" w:space="0" w:color="000000"/>
+                <w:right w:val="none" w:sz="0" w:space="0" w:color="000000"/>
+              </w:pBdr>
+              <w:spacing w:after="100" w:before="100" w:line="240"/>
+              <w:ind w:left="100" w:right="100" w:firstLine="0" w:firstLineChars="0"/>
+              <w:rPr>
+                <w:rFonts w:ascii="Times New Roman" w:hAnsi="Times New Roman" w:eastAsia="Times New Roman" w:cs="Times New Roman"/>
+                <w:i w:val="false"/>
+                <w:b w:val="false"/>
+                <w:u w:val="none"/>
+                <w:strike w:val="false"/>
+                <w:sz w:val="12"/>
+                <w:szCs w:val="12"/>
+                <w:color w:val="000000"/>
+              </w:rPr>
+            </w:pPr>
+            <w:r>
+              <w:rPr>
+                <w:rFonts w:ascii="Times New Roman" w:hAnsi="Times New Roman" w:eastAsia="Times New Roman" w:cs="Times New Roman"/>
+                <w:i w:val="false"/>
+                <w:b w:val="false"/>
+                <w:u w:val="none"/>
+                <w:strike w:val="false"/>
+                <w:sz w:val="12"/>
+                <w:szCs w:val="12"/>
+                <w:color w:val="000000"/>
+              </w:rPr>
+              <w:t xml:space="preserve">0.168</w:t>
+            </w:r>
+          </w:p>
+        </w:tc>
+        <w:tc>
+          <w:tcPr>
+            <w:tcBorders>
+              <w:bottom w:val="none" w:sz="0" w:space="0" w:color="000000"/>
+              <w:top w:val="none" w:sz="0" w:space="0" w:color="000000"/>
+              <w:left w:val="none" w:sz="0" w:space="0" w:color="000000"/>
+              <w:right w:val="none" w:sz="0" w:space="0" w:color="000000"/>
+            </w:tcBorders>
+            <w:shd w:val="clear" w:color="auto" w:fill="FFFFFF"/>
+            <w:tcMar>
+              <w:top w:w="0" w:type="dxa"/>
+              <w:bottom w:w="0" w:type="dxa"/>
+              <w:left w:w="0" w:type="dxa"/>
+              <w:right w:w="0" w:type="dxa"/>
+            </w:tcMar>
+            <w:vAlign w:val="center"/>
+          </w:tcPr>
+          <w:p>
+            <w:pPr>
+              <w:pStyle w:val="Normal"/>
+              <w:jc w:val="left"/>
+              <w:pBdr>
+                <w:bottom w:val="none" w:sz="0" w:space="0" w:color="000000"/>
+                <w:top w:val="none" w:sz="0" w:space="0" w:color="000000"/>
+                <w:left w:val="none" w:sz="0" w:space="0" w:color="000000"/>
+                <w:right w:val="none" w:sz="0" w:space="0" w:color="000000"/>
+              </w:pBdr>
+              <w:spacing w:after="100" w:before="100" w:line="240"/>
+              <w:ind w:left="100" w:right="100" w:firstLine="0" w:firstLineChars="0"/>
+              <w:rPr>
+                <w:rFonts w:ascii="Times New Roman" w:hAnsi="Times New Roman" w:eastAsia="Times New Roman" w:cs="Times New Roman"/>
+                <w:i w:val="false"/>
+                <w:b w:val="false"/>
+                <w:u w:val="none"/>
+                <w:strike w:val="false"/>
+                <w:sz w:val="12"/>
+                <w:szCs w:val="12"/>
+                <w:color w:val="000000"/>
+              </w:rPr>
+            </w:pPr>
+            <w:r>
+              <w:rPr>
+                <w:rFonts w:ascii="Times New Roman" w:hAnsi="Times New Roman" w:eastAsia="Times New Roman" w:cs="Times New Roman"/>
+                <w:i w:val="false"/>
+                <w:b w:val="false"/>
+                <w:u w:val="none"/>
+                <w:strike w:val="false"/>
+                <w:sz w:val="12"/>
+                <w:szCs w:val="12"/>
+                <w:color w:val="000000"/>
+              </w:rPr>
+              <w:t xml:space="preserve">3.2</w:t>
             </w:r>
           </w:p>
         </w:tc>
@@ -9939,117 +9939,117 @@
                 <w:szCs w:val="12"/>
                 <w:color w:val="000000"/>
               </w:rPr>
-              <w:t xml:space="preserve">0.51 (0.13–2.00)</w:t>
-            </w:r>
-          </w:p>
-        </w:tc>
-        <w:tc>
-          <w:tcPr>
-            <w:tcBorders>
-              <w:bottom w:val="none" w:sz="0" w:space="0" w:color="000000"/>
-              <w:top w:val="none" w:sz="0" w:space="0" w:color="000000"/>
-              <w:left w:val="none" w:sz="0" w:space="0" w:color="000000"/>
-              <w:right w:val="none" w:sz="0" w:space="0" w:color="000000"/>
-            </w:tcBorders>
-            <w:shd w:val="clear" w:color="auto" w:fill="FFFFFF"/>
-            <w:tcMar>
-              <w:top w:w="0" w:type="dxa"/>
-              <w:bottom w:w="0" w:type="dxa"/>
-              <w:left w:w="0" w:type="dxa"/>
-              <w:right w:w="0" w:type="dxa"/>
-            </w:tcMar>
-            <w:vAlign w:val="center"/>
-          </w:tcPr>
-          <w:p>
-            <w:pPr>
-              <w:pStyle w:val="Normal"/>
-              <w:jc w:val="left"/>
-              <w:pBdr>
-                <w:bottom w:val="none" w:sz="0" w:space="0" w:color="000000"/>
-                <w:top w:val="none" w:sz="0" w:space="0" w:color="000000"/>
-                <w:left w:val="none" w:sz="0" w:space="0" w:color="000000"/>
-                <w:right w:val="none" w:sz="0" w:space="0" w:color="000000"/>
-              </w:pBdr>
-              <w:spacing w:after="100" w:before="100" w:line="240"/>
-              <w:ind w:left="100" w:right="100" w:firstLine="0" w:firstLineChars="0"/>
-              <w:rPr>
-                <w:rFonts w:ascii="Times New Roman" w:hAnsi="Times New Roman" w:eastAsia="Times New Roman" w:cs="Times New Roman"/>
-                <w:i w:val="false"/>
-                <w:b w:val="false"/>
-                <w:u w:val="none"/>
-                <w:strike w:val="false"/>
-                <w:sz w:val="12"/>
-                <w:szCs w:val="12"/>
-                <w:color w:val="000000"/>
-              </w:rPr>
-            </w:pPr>
-            <w:r>
-              <w:rPr>
-                <w:rFonts w:ascii="Times New Roman" w:hAnsi="Times New Roman" w:eastAsia="Times New Roman" w:cs="Times New Roman"/>
-                <w:i w:val="false"/>
-                <w:b w:val="false"/>
-                <w:u w:val="none"/>
-                <w:strike w:val="false"/>
-                <w:sz w:val="12"/>
-                <w:szCs w:val="12"/>
-                <w:color w:val="000000"/>
-              </w:rPr>
-              <w:t xml:space="preserve">0.333</w:t>
-            </w:r>
-          </w:p>
-        </w:tc>
-        <w:tc>
-          <w:tcPr>
-            <w:tcBorders>
-              <w:bottom w:val="none" w:sz="0" w:space="0" w:color="000000"/>
-              <w:top w:val="none" w:sz="0" w:space="0" w:color="000000"/>
-              <w:left w:val="none" w:sz="0" w:space="0" w:color="000000"/>
-              <w:right w:val="none" w:sz="0" w:space="0" w:color="000000"/>
-            </w:tcBorders>
-            <w:shd w:val="clear" w:color="auto" w:fill="FFFFFF"/>
-            <w:tcMar>
-              <w:top w:w="0" w:type="dxa"/>
-              <w:bottom w:w="0" w:type="dxa"/>
-              <w:left w:w="0" w:type="dxa"/>
-              <w:right w:w="0" w:type="dxa"/>
-            </w:tcMar>
-            <w:vAlign w:val="center"/>
-          </w:tcPr>
-          <w:p>
-            <w:pPr>
-              <w:pStyle w:val="Normal"/>
-              <w:jc w:val="left"/>
-              <w:pBdr>
-                <w:bottom w:val="none" w:sz="0" w:space="0" w:color="000000"/>
-                <w:top w:val="none" w:sz="0" w:space="0" w:color="000000"/>
-                <w:left w:val="none" w:sz="0" w:space="0" w:color="000000"/>
-                <w:right w:val="none" w:sz="0" w:space="0" w:color="000000"/>
-              </w:pBdr>
-              <w:spacing w:after="100" w:before="100" w:line="240"/>
-              <w:ind w:left="100" w:right="100" w:firstLine="0" w:firstLineChars="0"/>
-              <w:rPr>
-                <w:rFonts w:ascii="Times New Roman" w:hAnsi="Times New Roman" w:eastAsia="Times New Roman" w:cs="Times New Roman"/>
-                <w:i w:val="false"/>
-                <w:b w:val="false"/>
-                <w:u w:val="none"/>
-                <w:strike w:val="false"/>
-                <w:sz w:val="12"/>
-                <w:szCs w:val="12"/>
-                <w:color w:val="000000"/>
-              </w:rPr>
-            </w:pPr>
-            <w:r>
-              <w:rPr>
-                <w:rFonts w:ascii="Times New Roman" w:hAnsi="Times New Roman" w:eastAsia="Times New Roman" w:cs="Times New Roman"/>
-                <w:i w:val="false"/>
-                <w:b w:val="false"/>
-                <w:u w:val="none"/>
-                <w:strike w:val="false"/>
-                <w:sz w:val="12"/>
-                <w:szCs w:val="12"/>
-                <w:color w:val="000000"/>
-              </w:rPr>
-              <w:t xml:space="preserve">0.199</w:t>
+              <w:t xml:space="preserve">0.43 (0.13–1.51)</w:t>
+            </w:r>
+          </w:p>
+        </w:tc>
+        <w:tc>
+          <w:tcPr>
+            <w:tcBorders>
+              <w:bottom w:val="none" w:sz="0" w:space="0" w:color="000000"/>
+              <w:top w:val="none" w:sz="0" w:space="0" w:color="000000"/>
+              <w:left w:val="none" w:sz="0" w:space="0" w:color="000000"/>
+              <w:right w:val="none" w:sz="0" w:space="0" w:color="000000"/>
+            </w:tcBorders>
+            <w:shd w:val="clear" w:color="auto" w:fill="FFFFFF"/>
+            <w:tcMar>
+              <w:top w:w="0" w:type="dxa"/>
+              <w:bottom w:w="0" w:type="dxa"/>
+              <w:left w:w="0" w:type="dxa"/>
+              <w:right w:w="0" w:type="dxa"/>
+            </w:tcMar>
+            <w:vAlign w:val="center"/>
+          </w:tcPr>
+          <w:p>
+            <w:pPr>
+              <w:pStyle w:val="Normal"/>
+              <w:jc w:val="left"/>
+              <w:pBdr>
+                <w:bottom w:val="none" w:sz="0" w:space="0" w:color="000000"/>
+                <w:top w:val="none" w:sz="0" w:space="0" w:color="000000"/>
+                <w:left w:val="none" w:sz="0" w:space="0" w:color="000000"/>
+                <w:right w:val="none" w:sz="0" w:space="0" w:color="000000"/>
+              </w:pBdr>
+              <w:spacing w:after="100" w:before="100" w:line="240"/>
+              <w:ind w:left="100" w:right="100" w:firstLine="0" w:firstLineChars="0"/>
+              <w:rPr>
+                <w:rFonts w:ascii="Times New Roman" w:hAnsi="Times New Roman" w:eastAsia="Times New Roman" w:cs="Times New Roman"/>
+                <w:i w:val="false"/>
+                <w:b w:val="false"/>
+                <w:u w:val="none"/>
+                <w:strike w:val="false"/>
+                <w:sz w:val="12"/>
+                <w:szCs w:val="12"/>
+                <w:color w:val="000000"/>
+              </w:rPr>
+            </w:pPr>
+            <w:r>
+              <w:rPr>
+                <w:rFonts w:ascii="Times New Roman" w:hAnsi="Times New Roman" w:eastAsia="Times New Roman" w:cs="Times New Roman"/>
+                <w:i w:val="false"/>
+                <w:b w:val="false"/>
+                <w:u w:val="none"/>
+                <w:strike w:val="false"/>
+                <w:sz w:val="12"/>
+                <w:szCs w:val="12"/>
+                <w:color w:val="000000"/>
+              </w:rPr>
+              <w:t xml:space="preserve">0.189</w:t>
+            </w:r>
+          </w:p>
+        </w:tc>
+        <w:tc>
+          <w:tcPr>
+            <w:tcBorders>
+              <w:bottom w:val="none" w:sz="0" w:space="0" w:color="000000"/>
+              <w:top w:val="none" w:sz="0" w:space="0" w:color="000000"/>
+              <w:left w:val="none" w:sz="0" w:space="0" w:color="000000"/>
+              <w:right w:val="none" w:sz="0" w:space="0" w:color="000000"/>
+            </w:tcBorders>
+            <w:shd w:val="clear" w:color="auto" w:fill="FFFFFF"/>
+            <w:tcMar>
+              <w:top w:w="0" w:type="dxa"/>
+              <w:bottom w:w="0" w:type="dxa"/>
+              <w:left w:w="0" w:type="dxa"/>
+              <w:right w:w="0" w:type="dxa"/>
+            </w:tcMar>
+            <w:vAlign w:val="center"/>
+          </w:tcPr>
+          <w:p>
+            <w:pPr>
+              <w:pStyle w:val="Normal"/>
+              <w:jc w:val="left"/>
+              <w:pBdr>
+                <w:bottom w:val="none" w:sz="0" w:space="0" w:color="000000"/>
+                <w:top w:val="none" w:sz="0" w:space="0" w:color="000000"/>
+                <w:left w:val="none" w:sz="0" w:space="0" w:color="000000"/>
+                <w:right w:val="none" w:sz="0" w:space="0" w:color="000000"/>
+              </w:pBdr>
+              <w:spacing w:after="100" w:before="100" w:line="240"/>
+              <w:ind w:left="100" w:right="100" w:firstLine="0" w:firstLineChars="0"/>
+              <w:rPr>
+                <w:rFonts w:ascii="Times New Roman" w:hAnsi="Times New Roman" w:eastAsia="Times New Roman" w:cs="Times New Roman"/>
+                <w:i w:val="false"/>
+                <w:b w:val="false"/>
+                <w:u w:val="none"/>
+                <w:strike w:val="false"/>
+                <w:sz w:val="12"/>
+                <w:szCs w:val="12"/>
+                <w:color w:val="000000"/>
+              </w:rPr>
+            </w:pPr>
+            <w:r>
+              <w:rPr>
+                <w:rFonts w:ascii="Times New Roman" w:hAnsi="Times New Roman" w:eastAsia="Times New Roman" w:cs="Times New Roman"/>
+                <w:i w:val="false"/>
+                <w:b w:val="false"/>
+                <w:u w:val="none"/>
+                <w:strike w:val="false"/>
+                <w:sz w:val="12"/>
+                <w:szCs w:val="12"/>
+                <w:color w:val="000000"/>
+              </w:rPr>
+              <w:t xml:space="preserve">0.246</w:t>
             </w:r>
           </w:p>
         </w:tc>
@@ -10934,7 +10934,7 @@
                 <w:szCs w:val="12"/>
                 <w:color w:val="000000"/>
               </w:rPr>
-              <w:t xml:space="preserve">0.255</w:t>
+              <w:t xml:space="preserve">0.236</w:t>
             </w:r>
           </w:p>
         </w:tc>
@@ -11099,227 +11099,227 @@
                 <w:szCs w:val="12"/>
                 <w:color w:val="000000"/>
               </w:rPr>
-              <w:t xml:space="preserve">0.264</w:t>
-            </w:r>
-          </w:p>
-        </w:tc>
-        <w:tc>
-          <w:tcPr>
-            <w:tcBorders>
-              <w:bottom w:val="none" w:sz="0" w:space="0" w:color="000000"/>
-              <w:top w:val="none" w:sz="0" w:space="0" w:color="000000"/>
-              <w:left w:val="none" w:sz="0" w:space="0" w:color="000000"/>
-              <w:right w:val="none" w:sz="0" w:space="0" w:color="000000"/>
-            </w:tcBorders>
-            <w:shd w:val="clear" w:color="auto" w:fill="FFFFFF"/>
-            <w:tcMar>
-              <w:top w:w="0" w:type="dxa"/>
-              <w:bottom w:w="0" w:type="dxa"/>
-              <w:left w:w="0" w:type="dxa"/>
-              <w:right w:w="0" w:type="dxa"/>
-            </w:tcMar>
-            <w:vAlign w:val="center"/>
-          </w:tcPr>
-          <w:p>
-            <w:pPr>
-              <w:pStyle w:val="Normal"/>
-              <w:jc w:val="left"/>
-              <w:pBdr>
-                <w:bottom w:val="none" w:sz="0" w:space="0" w:color="000000"/>
-                <w:top w:val="none" w:sz="0" w:space="0" w:color="000000"/>
-                <w:left w:val="none" w:sz="0" w:space="0" w:color="000000"/>
-                <w:right w:val="none" w:sz="0" w:space="0" w:color="000000"/>
-              </w:pBdr>
-              <w:spacing w:after="100" w:before="100" w:line="240"/>
-              <w:ind w:left="100" w:right="100" w:firstLine="0" w:firstLineChars="0"/>
-              <w:rPr>
-                <w:rFonts w:ascii="Times New Roman" w:hAnsi="Times New Roman" w:eastAsia="Times New Roman" w:cs="Times New Roman"/>
-                <w:i w:val="false"/>
-                <w:b w:val="false"/>
-                <w:u w:val="none"/>
-                <w:strike w:val="false"/>
-                <w:sz w:val="12"/>
-                <w:szCs w:val="12"/>
-                <w:color w:val="000000"/>
-              </w:rPr>
-            </w:pPr>
-            <w:r>
-              <w:rPr>
-                <w:rFonts w:ascii="Times New Roman" w:hAnsi="Times New Roman" w:eastAsia="Times New Roman" w:cs="Times New Roman"/>
-                <w:i w:val="false"/>
-                <w:b w:val="false"/>
-                <w:u w:val="none"/>
-                <w:strike w:val="false"/>
-                <w:sz w:val="12"/>
-                <w:szCs w:val="12"/>
-                <w:color w:val="000000"/>
-              </w:rPr>
-              <w:t xml:space="preserve">0.25 (0.06–0.94)</w:t>
-            </w:r>
-          </w:p>
-        </w:tc>
-        <w:tc>
-          <w:tcPr>
-            <w:tcBorders>
-              <w:bottom w:val="none" w:sz="0" w:space="0" w:color="000000"/>
-              <w:top w:val="none" w:sz="0" w:space="0" w:color="000000"/>
-              <w:left w:val="none" w:sz="0" w:space="0" w:color="000000"/>
-              <w:right w:val="none" w:sz="0" w:space="0" w:color="000000"/>
-            </w:tcBorders>
-            <w:shd w:val="clear" w:color="auto" w:fill="FFFFFF"/>
-            <w:tcMar>
-              <w:top w:w="0" w:type="dxa"/>
-              <w:bottom w:w="0" w:type="dxa"/>
-              <w:left w:w="0" w:type="dxa"/>
-              <w:right w:w="0" w:type="dxa"/>
-            </w:tcMar>
-            <w:vAlign w:val="center"/>
-          </w:tcPr>
-          <w:p>
-            <w:pPr>
-              <w:pStyle w:val="Normal"/>
-              <w:jc w:val="left"/>
-              <w:pBdr>
-                <w:bottom w:val="none" w:sz="0" w:space="0" w:color="000000"/>
-                <w:top w:val="none" w:sz="0" w:space="0" w:color="000000"/>
-                <w:left w:val="none" w:sz="0" w:space="0" w:color="000000"/>
-                <w:right w:val="none" w:sz="0" w:space="0" w:color="000000"/>
-              </w:pBdr>
-              <w:spacing w:after="100" w:before="100" w:line="240"/>
-              <w:ind w:left="100" w:right="100" w:firstLine="0" w:firstLineChars="0"/>
-              <w:rPr>
-                <w:rFonts w:ascii="Times New Roman" w:hAnsi="Times New Roman" w:eastAsia="Times New Roman" w:cs="Times New Roman"/>
-                <w:i w:val="false"/>
-                <w:b w:val="false"/>
-                <w:u w:val="none"/>
-                <w:strike w:val="false"/>
-                <w:sz w:val="12"/>
-                <w:szCs w:val="12"/>
-                <w:color w:val="000000"/>
-              </w:rPr>
-            </w:pPr>
-            <w:r>
-              <w:rPr>
-                <w:rFonts w:ascii="Times New Roman" w:hAnsi="Times New Roman" w:eastAsia="Times New Roman" w:cs="Times New Roman"/>
-                <w:i w:val="false"/>
-                <w:b w:val="false"/>
-                <w:u w:val="none"/>
-                <w:strike w:val="false"/>
-                <w:sz w:val="12"/>
-                <w:szCs w:val="12"/>
-                <w:color w:val="000000"/>
-              </w:rPr>
-              <w:t xml:space="preserve">0.041</w:t>
-            </w:r>
-          </w:p>
-        </w:tc>
-        <w:tc>
-          <w:tcPr>
-            <w:tcBorders>
-              <w:bottom w:val="none" w:sz="0" w:space="0" w:color="000000"/>
-              <w:top w:val="none" w:sz="0" w:space="0" w:color="000000"/>
-              <w:left w:val="none" w:sz="0" w:space="0" w:color="000000"/>
-              <w:right w:val="none" w:sz="0" w:space="0" w:color="000000"/>
-            </w:tcBorders>
-            <w:shd w:val="clear" w:color="auto" w:fill="FFFFFF"/>
-            <w:tcMar>
-              <w:top w:w="0" w:type="dxa"/>
-              <w:bottom w:w="0" w:type="dxa"/>
-              <w:left w:w="0" w:type="dxa"/>
-              <w:right w:w="0" w:type="dxa"/>
-            </w:tcMar>
-            <w:vAlign w:val="center"/>
-          </w:tcPr>
-          <w:p>
-            <w:pPr>
-              <w:pStyle w:val="Normal"/>
-              <w:jc w:val="left"/>
-              <w:pBdr>
-                <w:bottom w:val="none" w:sz="0" w:space="0" w:color="000000"/>
-                <w:top w:val="none" w:sz="0" w:space="0" w:color="000000"/>
-                <w:left w:val="none" w:sz="0" w:space="0" w:color="000000"/>
-                <w:right w:val="none" w:sz="0" w:space="0" w:color="000000"/>
-              </w:pBdr>
-              <w:spacing w:after="100" w:before="100" w:line="240"/>
-              <w:ind w:left="100" w:right="100" w:firstLine="0" w:firstLineChars="0"/>
-              <w:rPr>
-                <w:rFonts w:ascii="Times New Roman" w:hAnsi="Times New Roman" w:eastAsia="Times New Roman" w:cs="Times New Roman"/>
-                <w:i w:val="false"/>
-                <w:b w:val="false"/>
-                <w:u w:val="none"/>
-                <w:strike w:val="false"/>
-                <w:sz w:val="12"/>
-                <w:szCs w:val="12"/>
-                <w:color w:val="000000"/>
-              </w:rPr>
-            </w:pPr>
-            <w:r>
-              <w:rPr>
-                <w:rFonts w:ascii="Times New Roman" w:hAnsi="Times New Roman" w:eastAsia="Times New Roman" w:cs="Times New Roman"/>
-                <w:i w:val="false"/>
-                <w:b w:val="false"/>
-                <w:u w:val="none"/>
-                <w:strike w:val="false"/>
-                <w:sz w:val="12"/>
-                <w:szCs w:val="12"/>
-                <w:color w:val="000000"/>
-              </w:rPr>
-              <w:t xml:space="preserve">0.183</w:t>
-            </w:r>
-          </w:p>
-        </w:tc>
-        <w:tc>
-          <w:tcPr>
-            <w:tcBorders>
-              <w:bottom w:val="none" w:sz="0" w:space="0" w:color="000000"/>
-              <w:top w:val="none" w:sz="0" w:space="0" w:color="000000"/>
-              <w:left w:val="none" w:sz="0" w:space="0" w:color="000000"/>
-              <w:right w:val="none" w:sz="0" w:space="0" w:color="000000"/>
-            </w:tcBorders>
-            <w:shd w:val="clear" w:color="auto" w:fill="FFFFFF"/>
-            <w:tcMar>
-              <w:top w:w="0" w:type="dxa"/>
-              <w:bottom w:w="0" w:type="dxa"/>
-              <w:left w:w="0" w:type="dxa"/>
-              <w:right w:w="0" w:type="dxa"/>
-            </w:tcMar>
-            <w:vAlign w:val="center"/>
-          </w:tcPr>
-          <w:p>
-            <w:pPr>
-              <w:pStyle w:val="Normal"/>
-              <w:jc w:val="left"/>
-              <w:pBdr>
-                <w:bottom w:val="none" w:sz="0" w:space="0" w:color="000000"/>
-                <w:top w:val="none" w:sz="0" w:space="0" w:color="000000"/>
-                <w:left w:val="none" w:sz="0" w:space="0" w:color="000000"/>
-                <w:right w:val="none" w:sz="0" w:space="0" w:color="000000"/>
-              </w:pBdr>
-              <w:spacing w:after="100" w:before="100" w:line="240"/>
-              <w:ind w:left="100" w:right="100" w:firstLine="0" w:firstLineChars="0"/>
-              <w:rPr>
-                <w:rFonts w:ascii="Times New Roman" w:hAnsi="Times New Roman" w:eastAsia="Times New Roman" w:cs="Times New Roman"/>
-                <w:i w:val="false"/>
-                <w:b w:val="false"/>
-                <w:u w:val="none"/>
-                <w:strike w:val="false"/>
-                <w:sz w:val="12"/>
-                <w:szCs w:val="12"/>
-                <w:color w:val="000000"/>
-              </w:rPr>
-            </w:pPr>
-            <w:r>
-              <w:rPr>
-                <w:rFonts w:ascii="Times New Roman" w:hAnsi="Times New Roman" w:eastAsia="Times New Roman" w:cs="Times New Roman"/>
-                <w:i w:val="false"/>
-                <w:b w:val="false"/>
-                <w:u w:val="none"/>
-                <w:strike w:val="false"/>
-                <w:sz w:val="12"/>
-                <w:szCs w:val="12"/>
-                <w:color w:val="000000"/>
-              </w:rPr>
-              <w:t xml:space="preserve">2.6</w:t>
+              <w:t xml:space="preserve">0.244</w:t>
+            </w:r>
+          </w:p>
+        </w:tc>
+        <w:tc>
+          <w:tcPr>
+            <w:tcBorders>
+              <w:bottom w:val="none" w:sz="0" w:space="0" w:color="000000"/>
+              <w:top w:val="none" w:sz="0" w:space="0" w:color="000000"/>
+              <w:left w:val="none" w:sz="0" w:space="0" w:color="000000"/>
+              <w:right w:val="none" w:sz="0" w:space="0" w:color="000000"/>
+            </w:tcBorders>
+            <w:shd w:val="clear" w:color="auto" w:fill="FFFFFF"/>
+            <w:tcMar>
+              <w:top w:w="0" w:type="dxa"/>
+              <w:bottom w:w="0" w:type="dxa"/>
+              <w:left w:w="0" w:type="dxa"/>
+              <w:right w:w="0" w:type="dxa"/>
+            </w:tcMar>
+            <w:vAlign w:val="center"/>
+          </w:tcPr>
+          <w:p>
+            <w:pPr>
+              <w:pStyle w:val="Normal"/>
+              <w:jc w:val="left"/>
+              <w:pBdr>
+                <w:bottom w:val="none" w:sz="0" w:space="0" w:color="000000"/>
+                <w:top w:val="none" w:sz="0" w:space="0" w:color="000000"/>
+                <w:left w:val="none" w:sz="0" w:space="0" w:color="000000"/>
+                <w:right w:val="none" w:sz="0" w:space="0" w:color="000000"/>
+              </w:pBdr>
+              <w:spacing w:after="100" w:before="100" w:line="240"/>
+              <w:ind w:left="100" w:right="100" w:firstLine="0" w:firstLineChars="0"/>
+              <w:rPr>
+                <w:rFonts w:ascii="Times New Roman" w:hAnsi="Times New Roman" w:eastAsia="Times New Roman" w:cs="Times New Roman"/>
+                <w:i w:val="false"/>
+                <w:b w:val="false"/>
+                <w:u w:val="none"/>
+                <w:strike w:val="false"/>
+                <w:sz w:val="12"/>
+                <w:szCs w:val="12"/>
+                <w:color w:val="000000"/>
+              </w:rPr>
+            </w:pPr>
+            <w:r>
+              <w:rPr>
+                <w:rFonts w:ascii="Times New Roman" w:hAnsi="Times New Roman" w:eastAsia="Times New Roman" w:cs="Times New Roman"/>
+                <w:i w:val="false"/>
+                <w:b w:val="false"/>
+                <w:u w:val="none"/>
+                <w:strike w:val="false"/>
+                <w:sz w:val="12"/>
+                <w:szCs w:val="12"/>
+                <w:color w:val="000000"/>
+              </w:rPr>
+              <w:t xml:space="preserve">0.19 (0.05–0.72)</w:t>
+            </w:r>
+          </w:p>
+        </w:tc>
+        <w:tc>
+          <w:tcPr>
+            <w:tcBorders>
+              <w:bottom w:val="none" w:sz="0" w:space="0" w:color="000000"/>
+              <w:top w:val="none" w:sz="0" w:space="0" w:color="000000"/>
+              <w:left w:val="none" w:sz="0" w:space="0" w:color="000000"/>
+              <w:right w:val="none" w:sz="0" w:space="0" w:color="000000"/>
+            </w:tcBorders>
+            <w:shd w:val="clear" w:color="auto" w:fill="FFFFFF"/>
+            <w:tcMar>
+              <w:top w:w="0" w:type="dxa"/>
+              <w:bottom w:w="0" w:type="dxa"/>
+              <w:left w:w="0" w:type="dxa"/>
+              <w:right w:w="0" w:type="dxa"/>
+            </w:tcMar>
+            <w:vAlign w:val="center"/>
+          </w:tcPr>
+          <w:p>
+            <w:pPr>
+              <w:pStyle w:val="Normal"/>
+              <w:jc w:val="left"/>
+              <w:pBdr>
+                <w:bottom w:val="none" w:sz="0" w:space="0" w:color="000000"/>
+                <w:top w:val="none" w:sz="0" w:space="0" w:color="000000"/>
+                <w:left w:val="none" w:sz="0" w:space="0" w:color="000000"/>
+                <w:right w:val="none" w:sz="0" w:space="0" w:color="000000"/>
+              </w:pBdr>
+              <w:spacing w:after="100" w:before="100" w:line="240"/>
+              <w:ind w:left="100" w:right="100" w:firstLine="0" w:firstLineChars="0"/>
+              <w:rPr>
+                <w:rFonts w:ascii="Times New Roman" w:hAnsi="Times New Roman" w:eastAsia="Times New Roman" w:cs="Times New Roman"/>
+                <w:i w:val="false"/>
+                <w:b w:val="false"/>
+                <w:u w:val="none"/>
+                <w:strike w:val="false"/>
+                <w:sz w:val="12"/>
+                <w:szCs w:val="12"/>
+                <w:color w:val="000000"/>
+              </w:rPr>
+            </w:pPr>
+            <w:r>
+              <w:rPr>
+                <w:rFonts w:ascii="Times New Roman" w:hAnsi="Times New Roman" w:eastAsia="Times New Roman" w:cs="Times New Roman"/>
+                <w:i w:val="false"/>
+                <w:b w:val="false"/>
+                <w:u w:val="none"/>
+                <w:strike w:val="false"/>
+                <w:sz w:val="12"/>
+                <w:szCs w:val="12"/>
+                <w:color w:val="000000"/>
+              </w:rPr>
+              <w:t xml:space="preserve">0.015</w:t>
+            </w:r>
+          </w:p>
+        </w:tc>
+        <w:tc>
+          <w:tcPr>
+            <w:tcBorders>
+              <w:bottom w:val="none" w:sz="0" w:space="0" w:color="000000"/>
+              <w:top w:val="none" w:sz="0" w:space="0" w:color="000000"/>
+              <w:left w:val="none" w:sz="0" w:space="0" w:color="000000"/>
+              <w:right w:val="none" w:sz="0" w:space="0" w:color="000000"/>
+            </w:tcBorders>
+            <w:shd w:val="clear" w:color="auto" w:fill="FFFFFF"/>
+            <w:tcMar>
+              <w:top w:w="0" w:type="dxa"/>
+              <w:bottom w:w="0" w:type="dxa"/>
+              <w:left w:w="0" w:type="dxa"/>
+              <w:right w:w="0" w:type="dxa"/>
+            </w:tcMar>
+            <w:vAlign w:val="center"/>
+          </w:tcPr>
+          <w:p>
+            <w:pPr>
+              <w:pStyle w:val="Normal"/>
+              <w:jc w:val="left"/>
+              <w:pBdr>
+                <w:bottom w:val="none" w:sz="0" w:space="0" w:color="000000"/>
+                <w:top w:val="none" w:sz="0" w:space="0" w:color="000000"/>
+                <w:left w:val="none" w:sz="0" w:space="0" w:color="000000"/>
+                <w:right w:val="none" w:sz="0" w:space="0" w:color="000000"/>
+              </w:pBdr>
+              <w:spacing w:after="100" w:before="100" w:line="240"/>
+              <w:ind w:left="100" w:right="100" w:firstLine="0" w:firstLineChars="0"/>
+              <w:rPr>
+                <w:rFonts w:ascii="Times New Roman" w:hAnsi="Times New Roman" w:eastAsia="Times New Roman" w:cs="Times New Roman"/>
+                <w:i w:val="false"/>
+                <w:b w:val="false"/>
+                <w:u w:val="none"/>
+                <w:strike w:val="false"/>
+                <w:sz w:val="12"/>
+                <w:szCs w:val="12"/>
+                <w:color w:val="000000"/>
+              </w:rPr>
+            </w:pPr>
+            <w:r>
+              <w:rPr>
+                <w:rFonts w:ascii="Times New Roman" w:hAnsi="Times New Roman" w:eastAsia="Times New Roman" w:cs="Times New Roman"/>
+                <w:i w:val="false"/>
+                <w:b w:val="false"/>
+                <w:u w:val="none"/>
+                <w:strike w:val="false"/>
+                <w:sz w:val="12"/>
+                <w:szCs w:val="12"/>
+                <w:color w:val="000000"/>
+              </w:rPr>
+              <w:t xml:space="preserve">0.074</w:t>
+            </w:r>
+          </w:p>
+        </w:tc>
+        <w:tc>
+          <w:tcPr>
+            <w:tcBorders>
+              <w:bottom w:val="none" w:sz="0" w:space="0" w:color="000000"/>
+              <w:top w:val="none" w:sz="0" w:space="0" w:color="000000"/>
+              <w:left w:val="none" w:sz="0" w:space="0" w:color="000000"/>
+              <w:right w:val="none" w:sz="0" w:space="0" w:color="000000"/>
+            </w:tcBorders>
+            <w:shd w:val="clear" w:color="auto" w:fill="FFFFFF"/>
+            <w:tcMar>
+              <w:top w:w="0" w:type="dxa"/>
+              <w:bottom w:w="0" w:type="dxa"/>
+              <w:left w:w="0" w:type="dxa"/>
+              <w:right w:w="0" w:type="dxa"/>
+            </w:tcMar>
+            <w:vAlign w:val="center"/>
+          </w:tcPr>
+          <w:p>
+            <w:pPr>
+              <w:pStyle w:val="Normal"/>
+              <w:jc w:val="left"/>
+              <w:pBdr>
+                <w:bottom w:val="none" w:sz="0" w:space="0" w:color="000000"/>
+                <w:top w:val="none" w:sz="0" w:space="0" w:color="000000"/>
+                <w:left w:val="none" w:sz="0" w:space="0" w:color="000000"/>
+                <w:right w:val="none" w:sz="0" w:space="0" w:color="000000"/>
+              </w:pBdr>
+              <w:spacing w:after="100" w:before="100" w:line="240"/>
+              <w:ind w:left="100" w:right="100" w:firstLine="0" w:firstLineChars="0"/>
+              <w:rPr>
+                <w:rFonts w:ascii="Times New Roman" w:hAnsi="Times New Roman" w:eastAsia="Times New Roman" w:cs="Times New Roman"/>
+                <w:i w:val="false"/>
+                <w:b w:val="false"/>
+                <w:u w:val="none"/>
+                <w:strike w:val="false"/>
+                <w:sz w:val="12"/>
+                <w:szCs w:val="12"/>
+                <w:color w:val="000000"/>
+              </w:rPr>
+            </w:pPr>
+            <w:r>
+              <w:rPr>
+                <w:rFonts w:ascii="Times New Roman" w:hAnsi="Times New Roman" w:eastAsia="Times New Roman" w:cs="Times New Roman"/>
+                <w:i w:val="false"/>
+                <w:b w:val="false"/>
+                <w:u w:val="none"/>
+                <w:strike w:val="false"/>
+                <w:sz w:val="12"/>
+                <w:szCs w:val="12"/>
+                <w:color w:val="000000"/>
+              </w:rPr>
+              <w:t xml:space="preserve">3.2</w:t>
             </w:r>
           </w:p>
         </w:tc>
@@ -11429,117 +11429,117 @@
                 <w:szCs w:val="12"/>
                 <w:color w:val="000000"/>
               </w:rPr>
-              <w:t xml:space="preserve">0.20 (0.03–1.19)</w:t>
-            </w:r>
-          </w:p>
-        </w:tc>
-        <w:tc>
-          <w:tcPr>
-            <w:tcBorders>
-              <w:bottom w:val="none" w:sz="0" w:space="0" w:color="000000"/>
-              <w:top w:val="none" w:sz="0" w:space="0" w:color="000000"/>
-              <w:left w:val="none" w:sz="0" w:space="0" w:color="000000"/>
-              <w:right w:val="none" w:sz="0" w:space="0" w:color="000000"/>
-            </w:tcBorders>
-            <w:shd w:val="clear" w:color="auto" w:fill="FFFFFF"/>
-            <w:tcMar>
-              <w:top w:w="0" w:type="dxa"/>
-              <w:bottom w:w="0" w:type="dxa"/>
-              <w:left w:w="0" w:type="dxa"/>
-              <w:right w:w="0" w:type="dxa"/>
-            </w:tcMar>
-            <w:vAlign w:val="center"/>
-          </w:tcPr>
-          <w:p>
-            <w:pPr>
-              <w:pStyle w:val="Normal"/>
-              <w:jc w:val="left"/>
-              <w:pBdr>
-                <w:bottom w:val="none" w:sz="0" w:space="0" w:color="000000"/>
-                <w:top w:val="none" w:sz="0" w:space="0" w:color="000000"/>
-                <w:left w:val="none" w:sz="0" w:space="0" w:color="000000"/>
-                <w:right w:val="none" w:sz="0" w:space="0" w:color="000000"/>
-              </w:pBdr>
-              <w:spacing w:after="100" w:before="100" w:line="240"/>
-              <w:ind w:left="100" w:right="100" w:firstLine="0" w:firstLineChars="0"/>
-              <w:rPr>
-                <w:rFonts w:ascii="Times New Roman" w:hAnsi="Times New Roman" w:eastAsia="Times New Roman" w:cs="Times New Roman"/>
-                <w:i w:val="false"/>
-                <w:b w:val="false"/>
-                <w:u w:val="none"/>
-                <w:strike w:val="false"/>
-                <w:sz w:val="12"/>
-                <w:szCs w:val="12"/>
-                <w:color w:val="000000"/>
-              </w:rPr>
-            </w:pPr>
-            <w:r>
-              <w:rPr>
-                <w:rFonts w:ascii="Times New Roman" w:hAnsi="Times New Roman" w:eastAsia="Times New Roman" w:cs="Times New Roman"/>
-                <w:i w:val="false"/>
-                <w:b w:val="false"/>
-                <w:u w:val="none"/>
-                <w:strike w:val="false"/>
-                <w:sz w:val="12"/>
-                <w:szCs w:val="12"/>
-                <w:color w:val="000000"/>
-              </w:rPr>
-              <w:t xml:space="preserve">0.077</w:t>
-            </w:r>
-          </w:p>
-        </w:tc>
-        <w:tc>
-          <w:tcPr>
-            <w:tcBorders>
-              <w:bottom w:val="none" w:sz="0" w:space="0" w:color="000000"/>
-              <w:top w:val="none" w:sz="0" w:space="0" w:color="000000"/>
-              <w:left w:val="none" w:sz="0" w:space="0" w:color="000000"/>
-              <w:right w:val="none" w:sz="0" w:space="0" w:color="000000"/>
-            </w:tcBorders>
-            <w:shd w:val="clear" w:color="auto" w:fill="FFFFFF"/>
-            <w:tcMar>
-              <w:top w:w="0" w:type="dxa"/>
-              <w:bottom w:w="0" w:type="dxa"/>
-              <w:left w:w="0" w:type="dxa"/>
-              <w:right w:w="0" w:type="dxa"/>
-            </w:tcMar>
-            <w:vAlign w:val="center"/>
-          </w:tcPr>
-          <w:p>
-            <w:pPr>
-              <w:pStyle w:val="Normal"/>
-              <w:jc w:val="left"/>
-              <w:pBdr>
-                <w:bottom w:val="none" w:sz="0" w:space="0" w:color="000000"/>
-                <w:top w:val="none" w:sz="0" w:space="0" w:color="000000"/>
-                <w:left w:val="none" w:sz="0" w:space="0" w:color="000000"/>
-                <w:right w:val="none" w:sz="0" w:space="0" w:color="000000"/>
-              </w:pBdr>
-              <w:spacing w:after="100" w:before="100" w:line="240"/>
-              <w:ind w:left="100" w:right="100" w:firstLine="0" w:firstLineChars="0"/>
-              <w:rPr>
-                <w:rFonts w:ascii="Times New Roman" w:hAnsi="Times New Roman" w:eastAsia="Times New Roman" w:cs="Times New Roman"/>
-                <w:i w:val="false"/>
-                <w:b w:val="false"/>
-                <w:u w:val="none"/>
-                <w:strike w:val="false"/>
-                <w:sz w:val="12"/>
-                <w:szCs w:val="12"/>
-                <w:color w:val="000000"/>
-              </w:rPr>
-            </w:pPr>
-            <w:r>
-              <w:rPr>
-                <w:rFonts w:ascii="Times New Roman" w:hAnsi="Times New Roman" w:eastAsia="Times New Roman" w:cs="Times New Roman"/>
-                <w:i w:val="false"/>
-                <w:b w:val="false"/>
-                <w:u w:val="none"/>
-                <w:strike w:val="false"/>
-                <w:sz w:val="12"/>
-                <w:szCs w:val="12"/>
-                <w:color w:val="000000"/>
-              </w:rPr>
-              <w:t xml:space="preserve">0.268</w:t>
+              <w:t xml:space="preserve">0.20 (0.04–1.07)</w:t>
+            </w:r>
+          </w:p>
+        </w:tc>
+        <w:tc>
+          <w:tcPr>
+            <w:tcBorders>
+              <w:bottom w:val="none" w:sz="0" w:space="0" w:color="000000"/>
+              <w:top w:val="none" w:sz="0" w:space="0" w:color="000000"/>
+              <w:left w:val="none" w:sz="0" w:space="0" w:color="000000"/>
+              <w:right w:val="none" w:sz="0" w:space="0" w:color="000000"/>
+            </w:tcBorders>
+            <w:shd w:val="clear" w:color="auto" w:fill="FFFFFF"/>
+            <w:tcMar>
+              <w:top w:w="0" w:type="dxa"/>
+              <w:bottom w:w="0" w:type="dxa"/>
+              <w:left w:w="0" w:type="dxa"/>
+              <w:right w:w="0" w:type="dxa"/>
+            </w:tcMar>
+            <w:vAlign w:val="center"/>
+          </w:tcPr>
+          <w:p>
+            <w:pPr>
+              <w:pStyle w:val="Normal"/>
+              <w:jc w:val="left"/>
+              <w:pBdr>
+                <w:bottom w:val="none" w:sz="0" w:space="0" w:color="000000"/>
+                <w:top w:val="none" w:sz="0" w:space="0" w:color="000000"/>
+                <w:left w:val="none" w:sz="0" w:space="0" w:color="000000"/>
+                <w:right w:val="none" w:sz="0" w:space="0" w:color="000000"/>
+              </w:pBdr>
+              <w:spacing w:after="100" w:before="100" w:line="240"/>
+              <w:ind w:left="100" w:right="100" w:firstLine="0" w:firstLineChars="0"/>
+              <w:rPr>
+                <w:rFonts w:ascii="Times New Roman" w:hAnsi="Times New Roman" w:eastAsia="Times New Roman" w:cs="Times New Roman"/>
+                <w:i w:val="false"/>
+                <w:b w:val="false"/>
+                <w:u w:val="none"/>
+                <w:strike w:val="false"/>
+                <w:sz w:val="12"/>
+                <w:szCs w:val="12"/>
+                <w:color w:val="000000"/>
+              </w:rPr>
+            </w:pPr>
+            <w:r>
+              <w:rPr>
+                <w:rFonts w:ascii="Times New Roman" w:hAnsi="Times New Roman" w:eastAsia="Times New Roman" w:cs="Times New Roman"/>
+                <w:i w:val="false"/>
+                <w:b w:val="false"/>
+                <w:u w:val="none"/>
+                <w:strike w:val="false"/>
+                <w:sz w:val="12"/>
+                <w:szCs w:val="12"/>
+                <w:color w:val="000000"/>
+              </w:rPr>
+              <w:t xml:space="preserve">0.060</w:t>
+            </w:r>
+          </w:p>
+        </w:tc>
+        <w:tc>
+          <w:tcPr>
+            <w:tcBorders>
+              <w:bottom w:val="none" w:sz="0" w:space="0" w:color="000000"/>
+              <w:top w:val="none" w:sz="0" w:space="0" w:color="000000"/>
+              <w:left w:val="none" w:sz="0" w:space="0" w:color="000000"/>
+              <w:right w:val="none" w:sz="0" w:space="0" w:color="000000"/>
+            </w:tcBorders>
+            <w:shd w:val="clear" w:color="auto" w:fill="FFFFFF"/>
+            <w:tcMar>
+              <w:top w:w="0" w:type="dxa"/>
+              <w:bottom w:w="0" w:type="dxa"/>
+              <w:left w:w="0" w:type="dxa"/>
+              <w:right w:w="0" w:type="dxa"/>
+            </w:tcMar>
+            <w:vAlign w:val="center"/>
+          </w:tcPr>
+          <w:p>
+            <w:pPr>
+              <w:pStyle w:val="Normal"/>
+              <w:jc w:val="left"/>
+              <w:pBdr>
+                <w:bottom w:val="none" w:sz="0" w:space="0" w:color="000000"/>
+                <w:top w:val="none" w:sz="0" w:space="0" w:color="000000"/>
+                <w:left w:val="none" w:sz="0" w:space="0" w:color="000000"/>
+                <w:right w:val="none" w:sz="0" w:space="0" w:color="000000"/>
+              </w:pBdr>
+              <w:spacing w:after="100" w:before="100" w:line="240"/>
+              <w:ind w:left="100" w:right="100" w:firstLine="0" w:firstLineChars="0"/>
+              <w:rPr>
+                <w:rFonts w:ascii="Times New Roman" w:hAnsi="Times New Roman" w:eastAsia="Times New Roman" w:cs="Times New Roman"/>
+                <w:i w:val="false"/>
+                <w:b w:val="false"/>
+                <w:u w:val="none"/>
+                <w:strike w:val="false"/>
+                <w:sz w:val="12"/>
+                <w:szCs w:val="12"/>
+                <w:color w:val="000000"/>
+              </w:rPr>
+            </w:pPr>
+            <w:r>
+              <w:rPr>
+                <w:rFonts w:ascii="Times New Roman" w:hAnsi="Times New Roman" w:eastAsia="Times New Roman" w:cs="Times New Roman"/>
+                <w:i w:val="false"/>
+                <w:b w:val="false"/>
+                <w:u w:val="none"/>
+                <w:strike w:val="false"/>
+                <w:sz w:val="12"/>
+                <w:szCs w:val="12"/>
+                <w:color w:val="000000"/>
+              </w:rPr>
+              <w:t xml:space="preserve">0.302</w:t>
             </w:r>
           </w:p>
         </w:tc>
@@ -12424,7 +12424,7 @@
                 <w:szCs w:val="12"/>
                 <w:color w:val="000000"/>
               </w:rPr>
-              <w:t xml:space="preserve">0.255</w:t>
+              <w:t xml:space="preserve">0.236</w:t>
             </w:r>
           </w:p>
         </w:tc>
@@ -12589,227 +12589,227 @@
                 <w:szCs w:val="12"/>
                 <w:color w:val="000000"/>
               </w:rPr>
-              <w:t xml:space="preserve">0.264</w:t>
-            </w:r>
-          </w:p>
-        </w:tc>
-        <w:tc>
-          <w:tcPr>
-            <w:tcBorders>
-              <w:bottom w:val="none" w:sz="0" w:space="0" w:color="000000"/>
-              <w:top w:val="none" w:sz="0" w:space="0" w:color="000000"/>
-              <w:left w:val="none" w:sz="0" w:space="0" w:color="000000"/>
-              <w:right w:val="none" w:sz="0" w:space="0" w:color="000000"/>
-            </w:tcBorders>
-            <w:shd w:val="clear" w:color="auto" w:fill="FFFFFF"/>
-            <w:tcMar>
-              <w:top w:w="0" w:type="dxa"/>
-              <w:bottom w:w="0" w:type="dxa"/>
-              <w:left w:w="0" w:type="dxa"/>
-              <w:right w:w="0" w:type="dxa"/>
-            </w:tcMar>
-            <w:vAlign w:val="center"/>
-          </w:tcPr>
-          <w:p>
-            <w:pPr>
-              <w:pStyle w:val="Normal"/>
-              <w:jc w:val="left"/>
-              <w:pBdr>
-                <w:bottom w:val="none" w:sz="0" w:space="0" w:color="000000"/>
-                <w:top w:val="none" w:sz="0" w:space="0" w:color="000000"/>
-                <w:left w:val="none" w:sz="0" w:space="0" w:color="000000"/>
-                <w:right w:val="none" w:sz="0" w:space="0" w:color="000000"/>
-              </w:pBdr>
-              <w:spacing w:after="100" w:before="100" w:line="240"/>
-              <w:ind w:left="100" w:right="100" w:firstLine="0" w:firstLineChars="0"/>
-              <w:rPr>
-                <w:rFonts w:ascii="Times New Roman" w:hAnsi="Times New Roman" w:eastAsia="Times New Roman" w:cs="Times New Roman"/>
-                <w:i w:val="false"/>
-                <w:b w:val="false"/>
-                <w:u w:val="none"/>
-                <w:strike w:val="false"/>
-                <w:sz w:val="12"/>
-                <w:szCs w:val="12"/>
-                <w:color w:val="000000"/>
-              </w:rPr>
-            </w:pPr>
-            <w:r>
-              <w:rPr>
-                <w:rFonts w:ascii="Times New Roman" w:hAnsi="Times New Roman" w:eastAsia="Times New Roman" w:cs="Times New Roman"/>
-                <w:i w:val="false"/>
-                <w:b w:val="false"/>
-                <w:u w:val="none"/>
-                <w:strike w:val="false"/>
-                <w:sz w:val="12"/>
-                <w:szCs w:val="12"/>
-                <w:color w:val="000000"/>
-              </w:rPr>
-              <w:t xml:space="preserve">0.53 (0.15–1.82)</w:t>
-            </w:r>
-          </w:p>
-        </w:tc>
-        <w:tc>
-          <w:tcPr>
-            <w:tcBorders>
-              <w:bottom w:val="none" w:sz="0" w:space="0" w:color="000000"/>
-              <w:top w:val="none" w:sz="0" w:space="0" w:color="000000"/>
-              <w:left w:val="none" w:sz="0" w:space="0" w:color="000000"/>
-              <w:right w:val="none" w:sz="0" w:space="0" w:color="000000"/>
-            </w:tcBorders>
-            <w:shd w:val="clear" w:color="auto" w:fill="FFFFFF"/>
-            <w:tcMar>
-              <w:top w:w="0" w:type="dxa"/>
-              <w:bottom w:w="0" w:type="dxa"/>
-              <w:left w:w="0" w:type="dxa"/>
-              <w:right w:w="0" w:type="dxa"/>
-            </w:tcMar>
-            <w:vAlign w:val="center"/>
-          </w:tcPr>
-          <w:p>
-            <w:pPr>
-              <w:pStyle w:val="Normal"/>
-              <w:jc w:val="left"/>
-              <w:pBdr>
-                <w:bottom w:val="none" w:sz="0" w:space="0" w:color="000000"/>
-                <w:top w:val="none" w:sz="0" w:space="0" w:color="000000"/>
-                <w:left w:val="none" w:sz="0" w:space="0" w:color="000000"/>
-                <w:right w:val="none" w:sz="0" w:space="0" w:color="000000"/>
-              </w:pBdr>
-              <w:spacing w:after="100" w:before="100" w:line="240"/>
-              <w:ind w:left="100" w:right="100" w:firstLine="0" w:firstLineChars="0"/>
-              <w:rPr>
-                <w:rFonts w:ascii="Times New Roman" w:hAnsi="Times New Roman" w:eastAsia="Times New Roman" w:cs="Times New Roman"/>
-                <w:i w:val="false"/>
-                <w:b w:val="false"/>
-                <w:u w:val="none"/>
-                <w:strike w:val="false"/>
-                <w:sz w:val="12"/>
-                <w:szCs w:val="12"/>
-                <w:color w:val="000000"/>
-              </w:rPr>
-            </w:pPr>
-            <w:r>
-              <w:rPr>
-                <w:rFonts w:ascii="Times New Roman" w:hAnsi="Times New Roman" w:eastAsia="Times New Roman" w:cs="Times New Roman"/>
-                <w:i w:val="false"/>
-                <w:b w:val="false"/>
-                <w:u w:val="none"/>
-                <w:strike w:val="false"/>
-                <w:sz w:val="12"/>
-                <w:szCs w:val="12"/>
-                <w:color w:val="000000"/>
-              </w:rPr>
-              <w:t xml:space="preserve">0.312</w:t>
-            </w:r>
-          </w:p>
-        </w:tc>
-        <w:tc>
-          <w:tcPr>
-            <w:tcBorders>
-              <w:bottom w:val="none" w:sz="0" w:space="0" w:color="000000"/>
-              <w:top w:val="none" w:sz="0" w:space="0" w:color="000000"/>
-              <w:left w:val="none" w:sz="0" w:space="0" w:color="000000"/>
-              <w:right w:val="none" w:sz="0" w:space="0" w:color="000000"/>
-            </w:tcBorders>
-            <w:shd w:val="clear" w:color="auto" w:fill="FFFFFF"/>
-            <w:tcMar>
-              <w:top w:w="0" w:type="dxa"/>
-              <w:bottom w:w="0" w:type="dxa"/>
-              <w:left w:w="0" w:type="dxa"/>
-              <w:right w:w="0" w:type="dxa"/>
-            </w:tcMar>
-            <w:vAlign w:val="center"/>
-          </w:tcPr>
-          <w:p>
-            <w:pPr>
-              <w:pStyle w:val="Normal"/>
-              <w:jc w:val="left"/>
-              <w:pBdr>
-                <w:bottom w:val="none" w:sz="0" w:space="0" w:color="000000"/>
-                <w:top w:val="none" w:sz="0" w:space="0" w:color="000000"/>
-                <w:left w:val="none" w:sz="0" w:space="0" w:color="000000"/>
-                <w:right w:val="none" w:sz="0" w:space="0" w:color="000000"/>
-              </w:pBdr>
-              <w:spacing w:after="100" w:before="100" w:line="240"/>
-              <w:ind w:left="100" w:right="100" w:firstLine="0" w:firstLineChars="0"/>
-              <w:rPr>
-                <w:rFonts w:ascii="Times New Roman" w:hAnsi="Times New Roman" w:eastAsia="Times New Roman" w:cs="Times New Roman"/>
-                <w:i w:val="false"/>
-                <w:b w:val="false"/>
-                <w:u w:val="none"/>
-                <w:strike w:val="false"/>
-                <w:sz w:val="12"/>
-                <w:szCs w:val="12"/>
-                <w:color w:val="000000"/>
-              </w:rPr>
-            </w:pPr>
-            <w:r>
-              <w:rPr>
-                <w:rFonts w:ascii="Times New Roman" w:hAnsi="Times New Roman" w:eastAsia="Times New Roman" w:cs="Times New Roman"/>
-                <w:i w:val="false"/>
-                <w:b w:val="false"/>
-                <w:u w:val="none"/>
-                <w:strike w:val="false"/>
-                <w:sz w:val="12"/>
-                <w:szCs w:val="12"/>
-                <w:color w:val="000000"/>
-              </w:rPr>
-              <w:t xml:space="preserve">0.468</w:t>
-            </w:r>
-          </w:p>
-        </w:tc>
-        <w:tc>
-          <w:tcPr>
-            <w:tcBorders>
-              <w:bottom w:val="none" w:sz="0" w:space="0" w:color="000000"/>
-              <w:top w:val="none" w:sz="0" w:space="0" w:color="000000"/>
-              <w:left w:val="none" w:sz="0" w:space="0" w:color="000000"/>
-              <w:right w:val="none" w:sz="0" w:space="0" w:color="000000"/>
-            </w:tcBorders>
-            <w:shd w:val="clear" w:color="auto" w:fill="FFFFFF"/>
-            <w:tcMar>
-              <w:top w:w="0" w:type="dxa"/>
-              <w:bottom w:w="0" w:type="dxa"/>
-              <w:left w:w="0" w:type="dxa"/>
-              <w:right w:w="0" w:type="dxa"/>
-            </w:tcMar>
-            <w:vAlign w:val="center"/>
-          </w:tcPr>
-          <w:p>
-            <w:pPr>
-              <w:pStyle w:val="Normal"/>
-              <w:jc w:val="left"/>
-              <w:pBdr>
-                <w:bottom w:val="none" w:sz="0" w:space="0" w:color="000000"/>
-                <w:top w:val="none" w:sz="0" w:space="0" w:color="000000"/>
-                <w:left w:val="none" w:sz="0" w:space="0" w:color="000000"/>
-                <w:right w:val="none" w:sz="0" w:space="0" w:color="000000"/>
-              </w:pBdr>
-              <w:spacing w:after="100" w:before="100" w:line="240"/>
-              <w:ind w:left="100" w:right="100" w:firstLine="0" w:firstLineChars="0"/>
-              <w:rPr>
-                <w:rFonts w:ascii="Times New Roman" w:hAnsi="Times New Roman" w:eastAsia="Times New Roman" w:cs="Times New Roman"/>
-                <w:i w:val="false"/>
-                <w:b w:val="false"/>
-                <w:u w:val="none"/>
-                <w:strike w:val="false"/>
-                <w:sz w:val="12"/>
-                <w:szCs w:val="12"/>
-                <w:color w:val="000000"/>
-              </w:rPr>
-            </w:pPr>
-            <w:r>
-              <w:rPr>
-                <w:rFonts w:ascii="Times New Roman" w:hAnsi="Times New Roman" w:eastAsia="Times New Roman" w:cs="Times New Roman"/>
-                <w:i w:val="false"/>
-                <w:b w:val="false"/>
-                <w:u w:val="none"/>
-                <w:strike w:val="false"/>
-                <w:sz w:val="12"/>
-                <w:szCs w:val="12"/>
-                <w:color w:val="000000"/>
-              </w:rPr>
-              <w:t xml:space="preserve">2.6</w:t>
+              <w:t xml:space="preserve">0.244</w:t>
+            </w:r>
+          </w:p>
+        </w:tc>
+        <w:tc>
+          <w:tcPr>
+            <w:tcBorders>
+              <w:bottom w:val="none" w:sz="0" w:space="0" w:color="000000"/>
+              <w:top w:val="none" w:sz="0" w:space="0" w:color="000000"/>
+              <w:left w:val="none" w:sz="0" w:space="0" w:color="000000"/>
+              <w:right w:val="none" w:sz="0" w:space="0" w:color="000000"/>
+            </w:tcBorders>
+            <w:shd w:val="clear" w:color="auto" w:fill="FFFFFF"/>
+            <w:tcMar>
+              <w:top w:w="0" w:type="dxa"/>
+              <w:bottom w:w="0" w:type="dxa"/>
+              <w:left w:w="0" w:type="dxa"/>
+              <w:right w:w="0" w:type="dxa"/>
+            </w:tcMar>
+            <w:vAlign w:val="center"/>
+          </w:tcPr>
+          <w:p>
+            <w:pPr>
+              <w:pStyle w:val="Normal"/>
+              <w:jc w:val="left"/>
+              <w:pBdr>
+                <w:bottom w:val="none" w:sz="0" w:space="0" w:color="000000"/>
+                <w:top w:val="none" w:sz="0" w:space="0" w:color="000000"/>
+                <w:left w:val="none" w:sz="0" w:space="0" w:color="000000"/>
+                <w:right w:val="none" w:sz="0" w:space="0" w:color="000000"/>
+              </w:pBdr>
+              <w:spacing w:after="100" w:before="100" w:line="240"/>
+              <w:ind w:left="100" w:right="100" w:firstLine="0" w:firstLineChars="0"/>
+              <w:rPr>
+                <w:rFonts w:ascii="Times New Roman" w:hAnsi="Times New Roman" w:eastAsia="Times New Roman" w:cs="Times New Roman"/>
+                <w:i w:val="false"/>
+                <w:b w:val="false"/>
+                <w:u w:val="none"/>
+                <w:strike w:val="false"/>
+                <w:sz w:val="12"/>
+                <w:szCs w:val="12"/>
+                <w:color w:val="000000"/>
+              </w:rPr>
+            </w:pPr>
+            <w:r>
+              <w:rPr>
+                <w:rFonts w:ascii="Times New Roman" w:hAnsi="Times New Roman" w:eastAsia="Times New Roman" w:cs="Times New Roman"/>
+                <w:i w:val="false"/>
+                <w:b w:val="false"/>
+                <w:u w:val="none"/>
+                <w:strike w:val="false"/>
+                <w:sz w:val="12"/>
+                <w:szCs w:val="12"/>
+                <w:color w:val="000000"/>
+              </w:rPr>
+              <w:t xml:space="preserve">0.35 (0.11–1.15)</w:t>
+            </w:r>
+          </w:p>
+        </w:tc>
+        <w:tc>
+          <w:tcPr>
+            <w:tcBorders>
+              <w:bottom w:val="none" w:sz="0" w:space="0" w:color="000000"/>
+              <w:top w:val="none" w:sz="0" w:space="0" w:color="000000"/>
+              <w:left w:val="none" w:sz="0" w:space="0" w:color="000000"/>
+              <w:right w:val="none" w:sz="0" w:space="0" w:color="000000"/>
+            </w:tcBorders>
+            <w:shd w:val="clear" w:color="auto" w:fill="FFFFFF"/>
+            <w:tcMar>
+              <w:top w:w="0" w:type="dxa"/>
+              <w:bottom w:w="0" w:type="dxa"/>
+              <w:left w:w="0" w:type="dxa"/>
+              <w:right w:w="0" w:type="dxa"/>
+            </w:tcMar>
+            <w:vAlign w:val="center"/>
+          </w:tcPr>
+          <w:p>
+            <w:pPr>
+              <w:pStyle w:val="Normal"/>
+              <w:jc w:val="left"/>
+              <w:pBdr>
+                <w:bottom w:val="none" w:sz="0" w:space="0" w:color="000000"/>
+                <w:top w:val="none" w:sz="0" w:space="0" w:color="000000"/>
+                <w:left w:val="none" w:sz="0" w:space="0" w:color="000000"/>
+                <w:right w:val="none" w:sz="0" w:space="0" w:color="000000"/>
+              </w:pBdr>
+              <w:spacing w:after="100" w:before="100" w:line="240"/>
+              <w:ind w:left="100" w:right="100" w:firstLine="0" w:firstLineChars="0"/>
+              <w:rPr>
+                <w:rFonts w:ascii="Times New Roman" w:hAnsi="Times New Roman" w:eastAsia="Times New Roman" w:cs="Times New Roman"/>
+                <w:i w:val="false"/>
+                <w:b w:val="false"/>
+                <w:u w:val="none"/>
+                <w:strike w:val="false"/>
+                <w:sz w:val="12"/>
+                <w:szCs w:val="12"/>
+                <w:color w:val="000000"/>
+              </w:rPr>
+            </w:pPr>
+            <w:r>
+              <w:rPr>
+                <w:rFonts w:ascii="Times New Roman" w:hAnsi="Times New Roman" w:eastAsia="Times New Roman" w:cs="Times New Roman"/>
+                <w:i w:val="false"/>
+                <w:b w:val="false"/>
+                <w:u w:val="none"/>
+                <w:strike w:val="false"/>
+                <w:sz w:val="12"/>
+                <w:szCs w:val="12"/>
+                <w:color w:val="000000"/>
+              </w:rPr>
+              <w:t xml:space="preserve">0.084</w:t>
+            </w:r>
+          </w:p>
+        </w:tc>
+        <w:tc>
+          <w:tcPr>
+            <w:tcBorders>
+              <w:bottom w:val="none" w:sz="0" w:space="0" w:color="000000"/>
+              <w:top w:val="none" w:sz="0" w:space="0" w:color="000000"/>
+              <w:left w:val="none" w:sz="0" w:space="0" w:color="000000"/>
+              <w:right w:val="none" w:sz="0" w:space="0" w:color="000000"/>
+            </w:tcBorders>
+            <w:shd w:val="clear" w:color="auto" w:fill="FFFFFF"/>
+            <w:tcMar>
+              <w:top w:w="0" w:type="dxa"/>
+              <w:bottom w:w="0" w:type="dxa"/>
+              <w:left w:w="0" w:type="dxa"/>
+              <w:right w:w="0" w:type="dxa"/>
+            </w:tcMar>
+            <w:vAlign w:val="center"/>
+          </w:tcPr>
+          <w:p>
+            <w:pPr>
+              <w:pStyle w:val="Normal"/>
+              <w:jc w:val="left"/>
+              <w:pBdr>
+                <w:bottom w:val="none" w:sz="0" w:space="0" w:color="000000"/>
+                <w:top w:val="none" w:sz="0" w:space="0" w:color="000000"/>
+                <w:left w:val="none" w:sz="0" w:space="0" w:color="000000"/>
+                <w:right w:val="none" w:sz="0" w:space="0" w:color="000000"/>
+              </w:pBdr>
+              <w:spacing w:after="100" w:before="100" w:line="240"/>
+              <w:ind w:left="100" w:right="100" w:firstLine="0" w:firstLineChars="0"/>
+              <w:rPr>
+                <w:rFonts w:ascii="Times New Roman" w:hAnsi="Times New Roman" w:eastAsia="Times New Roman" w:cs="Times New Roman"/>
+                <w:i w:val="false"/>
+                <w:b w:val="false"/>
+                <w:u w:val="none"/>
+                <w:strike w:val="false"/>
+                <w:sz w:val="12"/>
+                <w:szCs w:val="12"/>
+                <w:color w:val="000000"/>
+              </w:rPr>
+            </w:pPr>
+            <w:r>
+              <w:rPr>
+                <w:rFonts w:ascii="Times New Roman" w:hAnsi="Times New Roman" w:eastAsia="Times New Roman" w:cs="Times New Roman"/>
+                <w:i w:val="false"/>
+                <w:b w:val="false"/>
+                <w:u w:val="none"/>
+                <w:strike w:val="false"/>
+                <w:sz w:val="12"/>
+                <w:szCs w:val="12"/>
+                <w:color w:val="000000"/>
+              </w:rPr>
+              <w:t xml:space="preserve">0.168</w:t>
+            </w:r>
+          </w:p>
+        </w:tc>
+        <w:tc>
+          <w:tcPr>
+            <w:tcBorders>
+              <w:bottom w:val="none" w:sz="0" w:space="0" w:color="000000"/>
+              <w:top w:val="none" w:sz="0" w:space="0" w:color="000000"/>
+              <w:left w:val="none" w:sz="0" w:space="0" w:color="000000"/>
+              <w:right w:val="none" w:sz="0" w:space="0" w:color="000000"/>
+            </w:tcBorders>
+            <w:shd w:val="clear" w:color="auto" w:fill="FFFFFF"/>
+            <w:tcMar>
+              <w:top w:w="0" w:type="dxa"/>
+              <w:bottom w:w="0" w:type="dxa"/>
+              <w:left w:w="0" w:type="dxa"/>
+              <w:right w:w="0" w:type="dxa"/>
+            </w:tcMar>
+            <w:vAlign w:val="center"/>
+          </w:tcPr>
+          <w:p>
+            <w:pPr>
+              <w:pStyle w:val="Normal"/>
+              <w:jc w:val="left"/>
+              <w:pBdr>
+                <w:bottom w:val="none" w:sz="0" w:space="0" w:color="000000"/>
+                <w:top w:val="none" w:sz="0" w:space="0" w:color="000000"/>
+                <w:left w:val="none" w:sz="0" w:space="0" w:color="000000"/>
+                <w:right w:val="none" w:sz="0" w:space="0" w:color="000000"/>
+              </w:pBdr>
+              <w:spacing w:after="100" w:before="100" w:line="240"/>
+              <w:ind w:left="100" w:right="100" w:firstLine="0" w:firstLineChars="0"/>
+              <w:rPr>
+                <w:rFonts w:ascii="Times New Roman" w:hAnsi="Times New Roman" w:eastAsia="Times New Roman" w:cs="Times New Roman"/>
+                <w:i w:val="false"/>
+                <w:b w:val="false"/>
+                <w:u w:val="none"/>
+                <w:strike w:val="false"/>
+                <w:sz w:val="12"/>
+                <w:szCs w:val="12"/>
+                <w:color w:val="000000"/>
+              </w:rPr>
+            </w:pPr>
+            <w:r>
+              <w:rPr>
+                <w:rFonts w:ascii="Times New Roman" w:hAnsi="Times New Roman" w:eastAsia="Times New Roman" w:cs="Times New Roman"/>
+                <w:i w:val="false"/>
+                <w:b w:val="false"/>
+                <w:u w:val="none"/>
+                <w:strike w:val="false"/>
+                <w:sz w:val="12"/>
+                <w:szCs w:val="12"/>
+                <w:color w:val="000000"/>
+              </w:rPr>
+              <w:t xml:space="preserve">3.2</w:t>
             </w:r>
           </w:p>
         </w:tc>
@@ -12919,117 +12919,117 @@
                 <w:szCs w:val="12"/>
                 <w:color w:val="000000"/>
               </w:rPr>
-              <w:t xml:space="preserve">0.53 (0.15–1.93)</w:t>
-            </w:r>
-          </w:p>
-        </w:tc>
-        <w:tc>
-          <w:tcPr>
-            <w:tcBorders>
-              <w:bottom w:val="none" w:sz="0" w:space="0" w:color="000000"/>
-              <w:top w:val="none" w:sz="0" w:space="0" w:color="000000"/>
-              <w:left w:val="none" w:sz="0" w:space="0" w:color="000000"/>
-              <w:right w:val="none" w:sz="0" w:space="0" w:color="000000"/>
-            </w:tcBorders>
-            <w:shd w:val="clear" w:color="auto" w:fill="FFFFFF"/>
-            <w:tcMar>
-              <w:top w:w="0" w:type="dxa"/>
-              <w:bottom w:w="0" w:type="dxa"/>
-              <w:left w:w="0" w:type="dxa"/>
-              <w:right w:w="0" w:type="dxa"/>
-            </w:tcMar>
-            <w:vAlign w:val="center"/>
-          </w:tcPr>
-          <w:p>
-            <w:pPr>
-              <w:pStyle w:val="Normal"/>
-              <w:jc w:val="left"/>
-              <w:pBdr>
-                <w:bottom w:val="none" w:sz="0" w:space="0" w:color="000000"/>
-                <w:top w:val="none" w:sz="0" w:space="0" w:color="000000"/>
-                <w:left w:val="none" w:sz="0" w:space="0" w:color="000000"/>
-                <w:right w:val="none" w:sz="0" w:space="0" w:color="000000"/>
-              </w:pBdr>
-              <w:spacing w:after="100" w:before="100" w:line="240"/>
-              <w:ind w:left="100" w:right="100" w:firstLine="0" w:firstLineChars="0"/>
-              <w:rPr>
-                <w:rFonts w:ascii="Times New Roman" w:hAnsi="Times New Roman" w:eastAsia="Times New Roman" w:cs="Times New Roman"/>
-                <w:i w:val="false"/>
-                <w:b w:val="false"/>
-                <w:u w:val="none"/>
-                <w:strike w:val="false"/>
-                <w:sz w:val="12"/>
-                <w:szCs w:val="12"/>
-                <w:color w:val="000000"/>
-              </w:rPr>
-            </w:pPr>
-            <w:r>
-              <w:rPr>
-                <w:rFonts w:ascii="Times New Roman" w:hAnsi="Times New Roman" w:eastAsia="Times New Roman" w:cs="Times New Roman"/>
-                <w:i w:val="false"/>
-                <w:b w:val="false"/>
-                <w:u w:val="none"/>
-                <w:strike w:val="false"/>
-                <w:sz w:val="12"/>
-                <w:szCs w:val="12"/>
-                <w:color w:val="000000"/>
-              </w:rPr>
-              <w:t xml:space="preserve">0.339</w:t>
-            </w:r>
-          </w:p>
-        </w:tc>
-        <w:tc>
-          <w:tcPr>
-            <w:tcBorders>
-              <w:bottom w:val="none" w:sz="0" w:space="0" w:color="000000"/>
-              <w:top w:val="none" w:sz="0" w:space="0" w:color="000000"/>
-              <w:left w:val="none" w:sz="0" w:space="0" w:color="000000"/>
-              <w:right w:val="none" w:sz="0" w:space="0" w:color="000000"/>
-            </w:tcBorders>
-            <w:shd w:val="clear" w:color="auto" w:fill="FFFFFF"/>
-            <w:tcMar>
-              <w:top w:w="0" w:type="dxa"/>
-              <w:bottom w:w="0" w:type="dxa"/>
-              <w:left w:w="0" w:type="dxa"/>
-              <w:right w:w="0" w:type="dxa"/>
-            </w:tcMar>
-            <w:vAlign w:val="center"/>
-          </w:tcPr>
-          <w:p>
-            <w:pPr>
-              <w:pStyle w:val="Normal"/>
-              <w:jc w:val="left"/>
-              <w:pBdr>
-                <w:bottom w:val="none" w:sz="0" w:space="0" w:color="000000"/>
-                <w:top w:val="none" w:sz="0" w:space="0" w:color="000000"/>
-                <w:left w:val="none" w:sz="0" w:space="0" w:color="000000"/>
-                <w:right w:val="none" w:sz="0" w:space="0" w:color="000000"/>
-              </w:pBdr>
-              <w:spacing w:after="100" w:before="100" w:line="240"/>
-              <w:ind w:left="100" w:right="100" w:firstLine="0" w:firstLineChars="0"/>
-              <w:rPr>
-                <w:rFonts w:ascii="Times New Roman" w:hAnsi="Times New Roman" w:eastAsia="Times New Roman" w:cs="Times New Roman"/>
-                <w:i w:val="false"/>
-                <w:b w:val="false"/>
-                <w:u w:val="none"/>
-                <w:strike w:val="false"/>
-                <w:sz w:val="12"/>
-                <w:szCs w:val="12"/>
-                <w:color w:val="000000"/>
-              </w:rPr>
-            </w:pPr>
-            <w:r>
-              <w:rPr>
-                <w:rFonts w:ascii="Times New Roman" w:hAnsi="Times New Roman" w:eastAsia="Times New Roman" w:cs="Times New Roman"/>
-                <w:i w:val="false"/>
-                <w:b w:val="false"/>
-                <w:u w:val="none"/>
-                <w:strike w:val="false"/>
-                <w:sz w:val="12"/>
-                <w:szCs w:val="12"/>
-                <w:color w:val="000000"/>
-              </w:rPr>
-              <w:t xml:space="preserve">0.208</w:t>
+              <w:t xml:space="preserve">0.49 (0.13–1.77)</w:t>
+            </w:r>
+          </w:p>
+        </w:tc>
+        <w:tc>
+          <w:tcPr>
+            <w:tcBorders>
+              <w:bottom w:val="none" w:sz="0" w:space="0" w:color="000000"/>
+              <w:top w:val="none" w:sz="0" w:space="0" w:color="000000"/>
+              <w:left w:val="none" w:sz="0" w:space="0" w:color="000000"/>
+              <w:right w:val="none" w:sz="0" w:space="0" w:color="000000"/>
+            </w:tcBorders>
+            <w:shd w:val="clear" w:color="auto" w:fill="FFFFFF"/>
+            <w:tcMar>
+              <w:top w:w="0" w:type="dxa"/>
+              <w:bottom w:w="0" w:type="dxa"/>
+              <w:left w:w="0" w:type="dxa"/>
+              <w:right w:w="0" w:type="dxa"/>
+            </w:tcMar>
+            <w:vAlign w:val="center"/>
+          </w:tcPr>
+          <w:p>
+            <w:pPr>
+              <w:pStyle w:val="Normal"/>
+              <w:jc w:val="left"/>
+              <w:pBdr>
+                <w:bottom w:val="none" w:sz="0" w:space="0" w:color="000000"/>
+                <w:top w:val="none" w:sz="0" w:space="0" w:color="000000"/>
+                <w:left w:val="none" w:sz="0" w:space="0" w:color="000000"/>
+                <w:right w:val="none" w:sz="0" w:space="0" w:color="000000"/>
+              </w:pBdr>
+              <w:spacing w:after="100" w:before="100" w:line="240"/>
+              <w:ind w:left="100" w:right="100" w:firstLine="0" w:firstLineChars="0"/>
+              <w:rPr>
+                <w:rFonts w:ascii="Times New Roman" w:hAnsi="Times New Roman" w:eastAsia="Times New Roman" w:cs="Times New Roman"/>
+                <w:i w:val="false"/>
+                <w:b w:val="false"/>
+                <w:u w:val="none"/>
+                <w:strike w:val="false"/>
+                <w:sz w:val="12"/>
+                <w:szCs w:val="12"/>
+                <w:color w:val="000000"/>
+              </w:rPr>
+            </w:pPr>
+            <w:r>
+              <w:rPr>
+                <w:rFonts w:ascii="Times New Roman" w:hAnsi="Times New Roman" w:eastAsia="Times New Roman" w:cs="Times New Roman"/>
+                <w:i w:val="false"/>
+                <w:b w:val="false"/>
+                <w:u w:val="none"/>
+                <w:strike w:val="false"/>
+                <w:sz w:val="12"/>
+                <w:szCs w:val="12"/>
+                <w:color w:val="000000"/>
+              </w:rPr>
+              <w:t xml:space="preserve">0.274</w:t>
+            </w:r>
+          </w:p>
+        </w:tc>
+        <w:tc>
+          <w:tcPr>
+            <w:tcBorders>
+              <w:bottom w:val="none" w:sz="0" w:space="0" w:color="000000"/>
+              <w:top w:val="none" w:sz="0" w:space="0" w:color="000000"/>
+              <w:left w:val="none" w:sz="0" w:space="0" w:color="000000"/>
+              <w:right w:val="none" w:sz="0" w:space="0" w:color="000000"/>
+            </w:tcBorders>
+            <w:shd w:val="clear" w:color="auto" w:fill="FFFFFF"/>
+            <w:tcMar>
+              <w:top w:w="0" w:type="dxa"/>
+              <w:bottom w:w="0" w:type="dxa"/>
+              <w:left w:w="0" w:type="dxa"/>
+              <w:right w:w="0" w:type="dxa"/>
+            </w:tcMar>
+            <w:vAlign w:val="center"/>
+          </w:tcPr>
+          <w:p>
+            <w:pPr>
+              <w:pStyle w:val="Normal"/>
+              <w:jc w:val="left"/>
+              <w:pBdr>
+                <w:bottom w:val="none" w:sz="0" w:space="0" w:color="000000"/>
+                <w:top w:val="none" w:sz="0" w:space="0" w:color="000000"/>
+                <w:left w:val="none" w:sz="0" w:space="0" w:color="000000"/>
+                <w:right w:val="none" w:sz="0" w:space="0" w:color="000000"/>
+              </w:pBdr>
+              <w:spacing w:after="100" w:before="100" w:line="240"/>
+              <w:ind w:left="100" w:right="100" w:firstLine="0" w:firstLineChars="0"/>
+              <w:rPr>
+                <w:rFonts w:ascii="Times New Roman" w:hAnsi="Times New Roman" w:eastAsia="Times New Roman" w:cs="Times New Roman"/>
+                <w:i w:val="false"/>
+                <w:b w:val="false"/>
+                <w:u w:val="none"/>
+                <w:strike w:val="false"/>
+                <w:sz w:val="12"/>
+                <w:szCs w:val="12"/>
+                <w:color w:val="000000"/>
+              </w:rPr>
+            </w:pPr>
+            <w:r>
+              <w:rPr>
+                <w:rFonts w:ascii="Times New Roman" w:hAnsi="Times New Roman" w:eastAsia="Times New Roman" w:cs="Times New Roman"/>
+                <w:i w:val="false"/>
+                <w:b w:val="false"/>
+                <w:u w:val="none"/>
+                <w:strike w:val="false"/>
+                <w:sz w:val="12"/>
+                <w:szCs w:val="12"/>
+                <w:color w:val="000000"/>
+              </w:rPr>
+              <w:t xml:space="preserve">0.358</w:t>
             </w:r>
           </w:p>
         </w:tc>
@@ -14134,172 +14134,172 @@
                 <w:szCs w:val="12"/>
                 <w:color w:val="000000"/>
               </w:rPr>
-              <w:t xml:space="preserve">1.03 (0.31–3.46)</w:t>
-            </w:r>
-          </w:p>
-        </w:tc>
-        <w:tc>
-          <w:tcPr>
-            <w:tcBorders>
-              <w:bottom w:val="none" w:sz="0" w:space="0" w:color="000000"/>
-              <w:top w:val="none" w:sz="0" w:space="0" w:color="000000"/>
-              <w:left w:val="none" w:sz="0" w:space="0" w:color="000000"/>
-              <w:right w:val="none" w:sz="0" w:space="0" w:color="000000"/>
-            </w:tcBorders>
-            <w:shd w:val="clear" w:color="auto" w:fill="FFFFFF"/>
-            <w:tcMar>
-              <w:top w:w="0" w:type="dxa"/>
-              <w:bottom w:w="0" w:type="dxa"/>
-              <w:left w:w="0" w:type="dxa"/>
-              <w:right w:w="0" w:type="dxa"/>
-            </w:tcMar>
-            <w:vAlign w:val="center"/>
-          </w:tcPr>
-          <w:p>
-            <w:pPr>
-              <w:pStyle w:val="Normal"/>
-              <w:jc w:val="left"/>
-              <w:pBdr>
-                <w:bottom w:val="none" w:sz="0" w:space="0" w:color="000000"/>
-                <w:top w:val="none" w:sz="0" w:space="0" w:color="000000"/>
-                <w:left w:val="none" w:sz="0" w:space="0" w:color="000000"/>
-                <w:right w:val="none" w:sz="0" w:space="0" w:color="000000"/>
-              </w:pBdr>
-              <w:spacing w:after="100" w:before="100" w:line="240"/>
-              <w:ind w:left="100" w:right="100" w:firstLine="0" w:firstLineChars="0"/>
-              <w:rPr>
-                <w:rFonts w:ascii="Times New Roman" w:hAnsi="Times New Roman" w:eastAsia="Times New Roman" w:cs="Times New Roman"/>
-                <w:i w:val="false"/>
-                <w:b w:val="false"/>
-                <w:u w:val="none"/>
-                <w:strike w:val="false"/>
-                <w:sz w:val="12"/>
-                <w:szCs w:val="12"/>
-                <w:color w:val="000000"/>
-              </w:rPr>
-            </w:pPr>
-            <w:r>
-              <w:rPr>
-                <w:rFonts w:ascii="Times New Roman" w:hAnsi="Times New Roman" w:eastAsia="Times New Roman" w:cs="Times New Roman"/>
-                <w:i w:val="false"/>
-                <w:b w:val="false"/>
-                <w:u w:val="none"/>
-                <w:strike w:val="false"/>
-                <w:sz w:val="12"/>
-                <w:szCs w:val="12"/>
-                <w:color w:val="000000"/>
-              </w:rPr>
-              <w:t xml:space="preserve">0.957</w:t>
-            </w:r>
-          </w:p>
-        </w:tc>
-        <w:tc>
-          <w:tcPr>
-            <w:tcBorders>
-              <w:bottom w:val="none" w:sz="0" w:space="0" w:color="000000"/>
-              <w:top w:val="none" w:sz="0" w:space="0" w:color="000000"/>
-              <w:left w:val="none" w:sz="0" w:space="0" w:color="000000"/>
-              <w:right w:val="none" w:sz="0" w:space="0" w:color="000000"/>
-            </w:tcBorders>
-            <w:shd w:val="clear" w:color="auto" w:fill="FFFFFF"/>
-            <w:tcMar>
-              <w:top w:w="0" w:type="dxa"/>
-              <w:bottom w:w="0" w:type="dxa"/>
-              <w:left w:w="0" w:type="dxa"/>
-              <w:right w:w="0" w:type="dxa"/>
-            </w:tcMar>
-            <w:vAlign w:val="center"/>
-          </w:tcPr>
-          <w:p>
-            <w:pPr>
-              <w:pStyle w:val="Normal"/>
-              <w:jc w:val="left"/>
-              <w:pBdr>
-                <w:bottom w:val="none" w:sz="0" w:space="0" w:color="000000"/>
-                <w:top w:val="none" w:sz="0" w:space="0" w:color="000000"/>
-                <w:left w:val="none" w:sz="0" w:space="0" w:color="000000"/>
-                <w:right w:val="none" w:sz="0" w:space="0" w:color="000000"/>
-              </w:pBdr>
-              <w:spacing w:after="100" w:before="100" w:line="240"/>
-              <w:ind w:left="100" w:right="100" w:firstLine="0" w:firstLineChars="0"/>
-              <w:rPr>
-                <w:rFonts w:ascii="Times New Roman" w:hAnsi="Times New Roman" w:eastAsia="Times New Roman" w:cs="Times New Roman"/>
-                <w:i w:val="false"/>
-                <w:b w:val="false"/>
-                <w:u w:val="none"/>
-                <w:strike w:val="false"/>
-                <w:sz w:val="12"/>
-                <w:szCs w:val="12"/>
-                <w:color w:val="000000"/>
-              </w:rPr>
-            </w:pPr>
-            <w:r>
-              <w:rPr>
-                <w:rFonts w:ascii="Times New Roman" w:hAnsi="Times New Roman" w:eastAsia="Times New Roman" w:cs="Times New Roman"/>
-                <w:i w:val="false"/>
-                <w:b w:val="false"/>
-                <w:u w:val="none"/>
-                <w:strike w:val="false"/>
-                <w:sz w:val="12"/>
-                <w:szCs w:val="12"/>
-                <w:color w:val="000000"/>
-              </w:rPr>
-              <w:t xml:space="preserve">0.957</w:t>
-            </w:r>
-          </w:p>
-        </w:tc>
-        <w:tc>
-          <w:tcPr>
-            <w:tcBorders>
-              <w:bottom w:val="none" w:sz="0" w:space="0" w:color="000000"/>
-              <w:top w:val="none" w:sz="0" w:space="0" w:color="000000"/>
-              <w:left w:val="none" w:sz="0" w:space="0" w:color="000000"/>
-              <w:right w:val="none" w:sz="0" w:space="0" w:color="000000"/>
-            </w:tcBorders>
-            <w:shd w:val="clear" w:color="auto" w:fill="FFFFFF"/>
-            <w:tcMar>
-              <w:top w:w="0" w:type="dxa"/>
-              <w:bottom w:w="0" w:type="dxa"/>
-              <w:left w:w="0" w:type="dxa"/>
-              <w:right w:w="0" w:type="dxa"/>
-            </w:tcMar>
-            <w:vAlign w:val="center"/>
-          </w:tcPr>
-          <w:p>
-            <w:pPr>
-              <w:pStyle w:val="Normal"/>
-              <w:jc w:val="left"/>
-              <w:pBdr>
-                <w:bottom w:val="none" w:sz="0" w:space="0" w:color="000000"/>
-                <w:top w:val="none" w:sz="0" w:space="0" w:color="000000"/>
-                <w:left w:val="none" w:sz="0" w:space="0" w:color="000000"/>
-                <w:right w:val="none" w:sz="0" w:space="0" w:color="000000"/>
-              </w:pBdr>
-              <w:spacing w:after="100" w:before="100" w:line="240"/>
-              <w:ind w:left="100" w:right="100" w:firstLine="0" w:firstLineChars="0"/>
-              <w:rPr>
-                <w:rFonts w:ascii="Times New Roman" w:hAnsi="Times New Roman" w:eastAsia="Times New Roman" w:cs="Times New Roman"/>
-                <w:i w:val="false"/>
-                <w:b w:val="false"/>
-                <w:u w:val="none"/>
-                <w:strike w:val="false"/>
-                <w:sz w:val="12"/>
-                <w:szCs w:val="12"/>
-                <w:color w:val="000000"/>
-              </w:rPr>
-            </w:pPr>
-            <w:r>
-              <w:rPr>
-                <w:rFonts w:ascii="Times New Roman" w:hAnsi="Times New Roman" w:eastAsia="Times New Roman" w:cs="Times New Roman"/>
-                <w:i w:val="false"/>
-                <w:b w:val="false"/>
-                <w:u w:val="none"/>
-                <w:strike w:val="false"/>
-                <w:sz w:val="12"/>
-                <w:szCs w:val="12"/>
-                <w:color w:val="000000"/>
-              </w:rPr>
-              <w:t xml:space="preserve">2.4</w:t>
+              <w:t xml:space="preserve">0.83 (0.26–2.62)</w:t>
+            </w:r>
+          </w:p>
+        </w:tc>
+        <w:tc>
+          <w:tcPr>
+            <w:tcBorders>
+              <w:bottom w:val="none" w:sz="0" w:space="0" w:color="000000"/>
+              <w:top w:val="none" w:sz="0" w:space="0" w:color="000000"/>
+              <w:left w:val="none" w:sz="0" w:space="0" w:color="000000"/>
+              <w:right w:val="none" w:sz="0" w:space="0" w:color="000000"/>
+            </w:tcBorders>
+            <w:shd w:val="clear" w:color="auto" w:fill="FFFFFF"/>
+            <w:tcMar>
+              <w:top w:w="0" w:type="dxa"/>
+              <w:bottom w:w="0" w:type="dxa"/>
+              <w:left w:w="0" w:type="dxa"/>
+              <w:right w:w="0" w:type="dxa"/>
+            </w:tcMar>
+            <w:vAlign w:val="center"/>
+          </w:tcPr>
+          <w:p>
+            <w:pPr>
+              <w:pStyle w:val="Normal"/>
+              <w:jc w:val="left"/>
+              <w:pBdr>
+                <w:bottom w:val="none" w:sz="0" w:space="0" w:color="000000"/>
+                <w:top w:val="none" w:sz="0" w:space="0" w:color="000000"/>
+                <w:left w:val="none" w:sz="0" w:space="0" w:color="000000"/>
+                <w:right w:val="none" w:sz="0" w:space="0" w:color="000000"/>
+              </w:pBdr>
+              <w:spacing w:after="100" w:before="100" w:line="240"/>
+              <w:ind w:left="100" w:right="100" w:firstLine="0" w:firstLineChars="0"/>
+              <w:rPr>
+                <w:rFonts w:ascii="Times New Roman" w:hAnsi="Times New Roman" w:eastAsia="Times New Roman" w:cs="Times New Roman"/>
+                <w:i w:val="false"/>
+                <w:b w:val="false"/>
+                <w:u w:val="none"/>
+                <w:strike w:val="false"/>
+                <w:sz w:val="12"/>
+                <w:szCs w:val="12"/>
+                <w:color w:val="000000"/>
+              </w:rPr>
+            </w:pPr>
+            <w:r>
+              <w:rPr>
+                <w:rFonts w:ascii="Times New Roman" w:hAnsi="Times New Roman" w:eastAsia="Times New Roman" w:cs="Times New Roman"/>
+                <w:i w:val="false"/>
+                <w:b w:val="false"/>
+                <w:u w:val="none"/>
+                <w:strike w:val="false"/>
+                <w:sz w:val="12"/>
+                <w:szCs w:val="12"/>
+                <w:color w:val="000000"/>
+              </w:rPr>
+              <w:t xml:space="preserve">0.746</w:t>
+            </w:r>
+          </w:p>
+        </w:tc>
+        <w:tc>
+          <w:tcPr>
+            <w:tcBorders>
+              <w:bottom w:val="none" w:sz="0" w:space="0" w:color="000000"/>
+              <w:top w:val="none" w:sz="0" w:space="0" w:color="000000"/>
+              <w:left w:val="none" w:sz="0" w:space="0" w:color="000000"/>
+              <w:right w:val="none" w:sz="0" w:space="0" w:color="000000"/>
+            </w:tcBorders>
+            <w:shd w:val="clear" w:color="auto" w:fill="FFFFFF"/>
+            <w:tcMar>
+              <w:top w:w="0" w:type="dxa"/>
+              <w:bottom w:w="0" w:type="dxa"/>
+              <w:left w:w="0" w:type="dxa"/>
+              <w:right w:w="0" w:type="dxa"/>
+            </w:tcMar>
+            <w:vAlign w:val="center"/>
+          </w:tcPr>
+          <w:p>
+            <w:pPr>
+              <w:pStyle w:val="Normal"/>
+              <w:jc w:val="left"/>
+              <w:pBdr>
+                <w:bottom w:val="none" w:sz="0" w:space="0" w:color="000000"/>
+                <w:top w:val="none" w:sz="0" w:space="0" w:color="000000"/>
+                <w:left w:val="none" w:sz="0" w:space="0" w:color="000000"/>
+                <w:right w:val="none" w:sz="0" w:space="0" w:color="000000"/>
+              </w:pBdr>
+              <w:spacing w:after="100" w:before="100" w:line="240"/>
+              <w:ind w:left="100" w:right="100" w:firstLine="0" w:firstLineChars="0"/>
+              <w:rPr>
+                <w:rFonts w:ascii="Times New Roman" w:hAnsi="Times New Roman" w:eastAsia="Times New Roman" w:cs="Times New Roman"/>
+                <w:i w:val="false"/>
+                <w:b w:val="false"/>
+                <w:u w:val="none"/>
+                <w:strike w:val="false"/>
+                <w:sz w:val="12"/>
+                <w:szCs w:val="12"/>
+                <w:color w:val="000000"/>
+              </w:rPr>
+            </w:pPr>
+            <w:r>
+              <w:rPr>
+                <w:rFonts w:ascii="Times New Roman" w:hAnsi="Times New Roman" w:eastAsia="Times New Roman" w:cs="Times New Roman"/>
+                <w:i w:val="false"/>
+                <w:b w:val="false"/>
+                <w:u w:val="none"/>
+                <w:strike w:val="false"/>
+                <w:sz w:val="12"/>
+                <w:szCs w:val="12"/>
+                <w:color w:val="000000"/>
+              </w:rPr>
+              <w:t xml:space="preserve">0.746</w:t>
+            </w:r>
+          </w:p>
+        </w:tc>
+        <w:tc>
+          <w:tcPr>
+            <w:tcBorders>
+              <w:bottom w:val="none" w:sz="0" w:space="0" w:color="000000"/>
+              <w:top w:val="none" w:sz="0" w:space="0" w:color="000000"/>
+              <w:left w:val="none" w:sz="0" w:space="0" w:color="000000"/>
+              <w:right w:val="none" w:sz="0" w:space="0" w:color="000000"/>
+            </w:tcBorders>
+            <w:shd w:val="clear" w:color="auto" w:fill="FFFFFF"/>
+            <w:tcMar>
+              <w:top w:w="0" w:type="dxa"/>
+              <w:bottom w:w="0" w:type="dxa"/>
+              <w:left w:w="0" w:type="dxa"/>
+              <w:right w:w="0" w:type="dxa"/>
+            </w:tcMar>
+            <w:vAlign w:val="center"/>
+          </w:tcPr>
+          <w:p>
+            <w:pPr>
+              <w:pStyle w:val="Normal"/>
+              <w:jc w:val="left"/>
+              <w:pBdr>
+                <w:bottom w:val="none" w:sz="0" w:space="0" w:color="000000"/>
+                <w:top w:val="none" w:sz="0" w:space="0" w:color="000000"/>
+                <w:left w:val="none" w:sz="0" w:space="0" w:color="000000"/>
+                <w:right w:val="none" w:sz="0" w:space="0" w:color="000000"/>
+              </w:pBdr>
+              <w:spacing w:after="100" w:before="100" w:line="240"/>
+              <w:ind w:left="100" w:right="100" w:firstLine="0" w:firstLineChars="0"/>
+              <w:rPr>
+                <w:rFonts w:ascii="Times New Roman" w:hAnsi="Times New Roman" w:eastAsia="Times New Roman" w:cs="Times New Roman"/>
+                <w:i w:val="false"/>
+                <w:b w:val="false"/>
+                <w:u w:val="none"/>
+                <w:strike w:val="false"/>
+                <w:sz w:val="12"/>
+                <w:szCs w:val="12"/>
+                <w:color w:val="000000"/>
+              </w:rPr>
+            </w:pPr>
+            <w:r>
+              <w:rPr>
+                <w:rFonts w:ascii="Times New Roman" w:hAnsi="Times New Roman" w:eastAsia="Times New Roman" w:cs="Times New Roman"/>
+                <w:i w:val="false"/>
+                <w:b w:val="false"/>
+                <w:u w:val="none"/>
+                <w:strike w:val="false"/>
+                <w:sz w:val="12"/>
+                <w:szCs w:val="12"/>
+                <w:color w:val="000000"/>
+              </w:rPr>
+              <w:t xml:space="preserve">3.0</w:t>
             </w:r>
           </w:p>
         </w:tc>
@@ -14409,117 +14409,117 @@
                 <w:szCs w:val="12"/>
                 <w:color w:val="000000"/>
               </w:rPr>
-              <w:t xml:space="preserve">1.04 (0.25–4.37)</w:t>
-            </w:r>
-          </w:p>
-        </w:tc>
-        <w:tc>
-          <w:tcPr>
-            <w:tcBorders>
-              <w:bottom w:val="none" w:sz="0" w:space="0" w:color="000000"/>
-              <w:top w:val="none" w:sz="0" w:space="0" w:color="000000"/>
-              <w:left w:val="none" w:sz="0" w:space="0" w:color="000000"/>
-              <w:right w:val="none" w:sz="0" w:space="0" w:color="000000"/>
-            </w:tcBorders>
-            <w:shd w:val="clear" w:color="auto" w:fill="FFFFFF"/>
-            <w:tcMar>
-              <w:top w:w="0" w:type="dxa"/>
-              <w:bottom w:w="0" w:type="dxa"/>
-              <w:left w:w="0" w:type="dxa"/>
-              <w:right w:w="0" w:type="dxa"/>
-            </w:tcMar>
-            <w:vAlign w:val="center"/>
-          </w:tcPr>
-          <w:p>
-            <w:pPr>
-              <w:pStyle w:val="Normal"/>
-              <w:jc w:val="left"/>
-              <w:pBdr>
-                <w:bottom w:val="none" w:sz="0" w:space="0" w:color="000000"/>
-                <w:top w:val="none" w:sz="0" w:space="0" w:color="000000"/>
-                <w:left w:val="none" w:sz="0" w:space="0" w:color="000000"/>
-                <w:right w:val="none" w:sz="0" w:space="0" w:color="000000"/>
-              </w:pBdr>
-              <w:spacing w:after="100" w:before="100" w:line="240"/>
-              <w:ind w:left="100" w:right="100" w:firstLine="0" w:firstLineChars="0"/>
-              <w:rPr>
-                <w:rFonts w:ascii="Times New Roman" w:hAnsi="Times New Roman" w:eastAsia="Times New Roman" w:cs="Times New Roman"/>
-                <w:i w:val="false"/>
-                <w:b w:val="false"/>
-                <w:u w:val="none"/>
-                <w:strike w:val="false"/>
-                <w:sz w:val="12"/>
-                <w:szCs w:val="12"/>
-                <w:color w:val="000000"/>
-              </w:rPr>
-            </w:pPr>
-            <w:r>
-              <w:rPr>
-                <w:rFonts w:ascii="Times New Roman" w:hAnsi="Times New Roman" w:eastAsia="Times New Roman" w:cs="Times New Roman"/>
-                <w:i w:val="false"/>
-                <w:b w:val="false"/>
-                <w:u w:val="none"/>
-                <w:strike w:val="false"/>
-                <w:sz w:val="12"/>
-                <w:szCs w:val="12"/>
-                <w:color w:val="000000"/>
-              </w:rPr>
-              <w:t xml:space="preserve">0.957</w:t>
-            </w:r>
-          </w:p>
-        </w:tc>
-        <w:tc>
-          <w:tcPr>
-            <w:tcBorders>
-              <w:bottom w:val="none" w:sz="0" w:space="0" w:color="000000"/>
-              <w:top w:val="none" w:sz="0" w:space="0" w:color="000000"/>
-              <w:left w:val="none" w:sz="0" w:space="0" w:color="000000"/>
-              <w:right w:val="none" w:sz="0" w:space="0" w:color="000000"/>
-            </w:tcBorders>
-            <w:shd w:val="clear" w:color="auto" w:fill="FFFFFF"/>
-            <w:tcMar>
-              <w:top w:w="0" w:type="dxa"/>
-              <w:bottom w:w="0" w:type="dxa"/>
-              <w:left w:w="0" w:type="dxa"/>
-              <w:right w:w="0" w:type="dxa"/>
-            </w:tcMar>
-            <w:vAlign w:val="center"/>
-          </w:tcPr>
-          <w:p>
-            <w:pPr>
-              <w:pStyle w:val="Normal"/>
-              <w:jc w:val="left"/>
-              <w:pBdr>
-                <w:bottom w:val="none" w:sz="0" w:space="0" w:color="000000"/>
-                <w:top w:val="none" w:sz="0" w:space="0" w:color="000000"/>
-                <w:left w:val="none" w:sz="0" w:space="0" w:color="000000"/>
-                <w:right w:val="none" w:sz="0" w:space="0" w:color="000000"/>
-              </w:pBdr>
-              <w:spacing w:after="100" w:before="100" w:line="240"/>
-              <w:ind w:left="100" w:right="100" w:firstLine="0" w:firstLineChars="0"/>
-              <w:rPr>
-                <w:rFonts w:ascii="Times New Roman" w:hAnsi="Times New Roman" w:eastAsia="Times New Roman" w:cs="Times New Roman"/>
-                <w:i w:val="false"/>
-                <w:b w:val="false"/>
-                <w:u w:val="none"/>
-                <w:strike w:val="false"/>
-                <w:sz w:val="12"/>
-                <w:szCs w:val="12"/>
-                <w:color w:val="000000"/>
-              </w:rPr>
-            </w:pPr>
-            <w:r>
-              <w:rPr>
-                <w:rFonts w:ascii="Times New Roman" w:hAnsi="Times New Roman" w:eastAsia="Times New Roman" w:cs="Times New Roman"/>
-                <w:i w:val="false"/>
-                <w:b w:val="false"/>
-                <w:u w:val="none"/>
-                <w:strike w:val="false"/>
-                <w:sz w:val="12"/>
-                <w:szCs w:val="12"/>
-                <w:color w:val="000000"/>
-              </w:rPr>
-              <w:t xml:space="preserve">0.508</w:t>
+              <w:t xml:space="preserve">0.90 (0.27–3.00)</w:t>
+            </w:r>
+          </w:p>
+        </w:tc>
+        <w:tc>
+          <w:tcPr>
+            <w:tcBorders>
+              <w:bottom w:val="none" w:sz="0" w:space="0" w:color="000000"/>
+              <w:top w:val="none" w:sz="0" w:space="0" w:color="000000"/>
+              <w:left w:val="none" w:sz="0" w:space="0" w:color="000000"/>
+              <w:right w:val="none" w:sz="0" w:space="0" w:color="000000"/>
+            </w:tcBorders>
+            <w:shd w:val="clear" w:color="auto" w:fill="FFFFFF"/>
+            <w:tcMar>
+              <w:top w:w="0" w:type="dxa"/>
+              <w:bottom w:w="0" w:type="dxa"/>
+              <w:left w:w="0" w:type="dxa"/>
+              <w:right w:w="0" w:type="dxa"/>
+            </w:tcMar>
+            <w:vAlign w:val="center"/>
+          </w:tcPr>
+          <w:p>
+            <w:pPr>
+              <w:pStyle w:val="Normal"/>
+              <w:jc w:val="left"/>
+              <w:pBdr>
+                <w:bottom w:val="none" w:sz="0" w:space="0" w:color="000000"/>
+                <w:top w:val="none" w:sz="0" w:space="0" w:color="000000"/>
+                <w:left w:val="none" w:sz="0" w:space="0" w:color="000000"/>
+                <w:right w:val="none" w:sz="0" w:space="0" w:color="000000"/>
+              </w:pBdr>
+              <w:spacing w:after="100" w:before="100" w:line="240"/>
+              <w:ind w:left="100" w:right="100" w:firstLine="0" w:firstLineChars="0"/>
+              <w:rPr>
+                <w:rFonts w:ascii="Times New Roman" w:hAnsi="Times New Roman" w:eastAsia="Times New Roman" w:cs="Times New Roman"/>
+                <w:i w:val="false"/>
+                <w:b w:val="false"/>
+                <w:u w:val="none"/>
+                <w:strike w:val="false"/>
+                <w:sz w:val="12"/>
+                <w:szCs w:val="12"/>
+                <w:color w:val="000000"/>
+              </w:rPr>
+            </w:pPr>
+            <w:r>
+              <w:rPr>
+                <w:rFonts w:ascii="Times New Roman" w:hAnsi="Times New Roman" w:eastAsia="Times New Roman" w:cs="Times New Roman"/>
+                <w:i w:val="false"/>
+                <w:b w:val="false"/>
+                <w:u w:val="none"/>
+                <w:strike w:val="false"/>
+                <w:sz w:val="12"/>
+                <w:szCs w:val="12"/>
+                <w:color w:val="000000"/>
+              </w:rPr>
+              <w:t xml:space="preserve">0.867</w:t>
+            </w:r>
+          </w:p>
+        </w:tc>
+        <w:tc>
+          <w:tcPr>
+            <w:tcBorders>
+              <w:bottom w:val="none" w:sz="0" w:space="0" w:color="000000"/>
+              <w:top w:val="none" w:sz="0" w:space="0" w:color="000000"/>
+              <w:left w:val="none" w:sz="0" w:space="0" w:color="000000"/>
+              <w:right w:val="none" w:sz="0" w:space="0" w:color="000000"/>
+            </w:tcBorders>
+            <w:shd w:val="clear" w:color="auto" w:fill="FFFFFF"/>
+            <w:tcMar>
+              <w:top w:w="0" w:type="dxa"/>
+              <w:bottom w:w="0" w:type="dxa"/>
+              <w:left w:w="0" w:type="dxa"/>
+              <w:right w:w="0" w:type="dxa"/>
+            </w:tcMar>
+            <w:vAlign w:val="center"/>
+          </w:tcPr>
+          <w:p>
+            <w:pPr>
+              <w:pStyle w:val="Normal"/>
+              <w:jc w:val="left"/>
+              <w:pBdr>
+                <w:bottom w:val="none" w:sz="0" w:space="0" w:color="000000"/>
+                <w:top w:val="none" w:sz="0" w:space="0" w:color="000000"/>
+                <w:left w:val="none" w:sz="0" w:space="0" w:color="000000"/>
+                <w:right w:val="none" w:sz="0" w:space="0" w:color="000000"/>
+              </w:pBdr>
+              <w:spacing w:after="100" w:before="100" w:line="240"/>
+              <w:ind w:left="100" w:right="100" w:firstLine="0" w:firstLineChars="0"/>
+              <w:rPr>
+                <w:rFonts w:ascii="Times New Roman" w:hAnsi="Times New Roman" w:eastAsia="Times New Roman" w:cs="Times New Roman"/>
+                <w:i w:val="false"/>
+                <w:b w:val="false"/>
+                <w:u w:val="none"/>
+                <w:strike w:val="false"/>
+                <w:sz w:val="12"/>
+                <w:szCs w:val="12"/>
+                <w:color w:val="000000"/>
+              </w:rPr>
+            </w:pPr>
+            <w:r>
+              <w:rPr>
+                <w:rFonts w:ascii="Times New Roman" w:hAnsi="Times New Roman" w:eastAsia="Times New Roman" w:cs="Times New Roman"/>
+                <w:i w:val="false"/>
+                <w:b w:val="false"/>
+                <w:u w:val="none"/>
+                <w:strike w:val="false"/>
+                <w:sz w:val="12"/>
+                <w:szCs w:val="12"/>
+                <w:color w:val="000000"/>
+              </w:rPr>
+              <w:t xml:space="preserve">0.500</w:t>
             </w:r>
           </w:p>
         </w:tc>
@@ -14850,6 +14850,1496 @@
                 <w:color w:val="000000"/>
               </w:rPr>
               <w:t xml:space="preserve">0.984</w:t>
+            </w:r>
+          </w:p>
+        </w:tc>
+        <w:tc>
+          <w:tcPr>
+            <w:tcBorders>
+              <w:bottom w:val="none" w:sz="0" w:space="0" w:color="000000"/>
+              <w:top w:val="none" w:sz="0" w:space="0" w:color="000000"/>
+              <w:left w:val="none" w:sz="0" w:space="0" w:color="000000"/>
+              <w:right w:val="none" w:sz="0" w:space="0" w:color="000000"/>
+            </w:tcBorders>
+            <w:shd w:val="clear" w:color="auto" w:fill="FFFFFF"/>
+            <w:tcMar>
+              <w:top w:w="0" w:type="dxa"/>
+              <w:bottom w:w="0" w:type="dxa"/>
+              <w:left w:w="0" w:type="dxa"/>
+              <w:right w:w="0" w:type="dxa"/>
+            </w:tcMar>
+            <w:vAlign w:val="center"/>
+          </w:tcPr>
+          <w:p>
+            <w:pPr>
+              <w:pStyle w:val="Normal"/>
+              <w:jc w:val="right"/>
+              <w:pBdr>
+                <w:bottom w:val="none" w:sz="0" w:space="0" w:color="000000"/>
+                <w:top w:val="none" w:sz="0" w:space="0" w:color="000000"/>
+                <w:left w:val="none" w:sz="0" w:space="0" w:color="000000"/>
+                <w:right w:val="none" w:sz="0" w:space="0" w:color="000000"/>
+              </w:pBdr>
+              <w:spacing w:after="100" w:before="100" w:line="240"/>
+              <w:ind w:left="100" w:right="100" w:firstLine="0" w:firstLineChars="0"/>
+              <w:rPr>
+                <w:rFonts w:ascii="Times New Roman" w:hAnsi="Times New Roman" w:eastAsia="Times New Roman" w:cs="Times New Roman"/>
+                <w:i w:val="false"/>
+                <w:b w:val="false"/>
+                <w:u w:val="none"/>
+                <w:strike w:val="false"/>
+                <w:sz w:val="12"/>
+                <w:szCs w:val="12"/>
+                <w:color w:val="000000"/>
+              </w:rPr>
+            </w:pPr>
+            <w:r>
+              <w:rPr>
+                <w:rFonts w:ascii="Times New Roman" w:hAnsi="Times New Roman" w:eastAsia="Times New Roman" w:cs="Times New Roman"/>
+                <w:i w:val="false"/>
+                <w:b w:val="false"/>
+                <w:u w:val="none"/>
+                <w:strike w:val="false"/>
+                <w:sz w:val="12"/>
+                <w:szCs w:val="12"/>
+                <w:color w:val="000000"/>
+              </w:rPr>
+              <w:t xml:space="preserve">true</w:t>
+            </w:r>
+          </w:p>
+        </w:tc>
+        <w:tc>
+          <w:tcPr>
+            <w:tcBorders>
+              <w:bottom w:val="none" w:sz="0" w:space="0" w:color="000000"/>
+              <w:top w:val="none" w:sz="0" w:space="0" w:color="000000"/>
+              <w:left w:val="none" w:sz="0" w:space="0" w:color="000000"/>
+              <w:right w:val="none" w:sz="0" w:space="0" w:color="000000"/>
+            </w:tcBorders>
+            <w:shd w:val="clear" w:color="auto" w:fill="FFFFFF"/>
+            <w:tcMar>
+              <w:top w:w="0" w:type="dxa"/>
+              <w:bottom w:w="0" w:type="dxa"/>
+              <w:left w:w="0" w:type="dxa"/>
+              <w:right w:w="0" w:type="dxa"/>
+            </w:tcMar>
+            <w:vAlign w:val="center"/>
+          </w:tcPr>
+          <w:p>
+            <w:pPr>
+              <w:pStyle w:val="Normal"/>
+              <w:jc w:val="left"/>
+              <w:pBdr>
+                <w:bottom w:val="none" w:sz="0" w:space="0" w:color="000000"/>
+                <w:top w:val="none" w:sz="0" w:space="0" w:color="000000"/>
+                <w:left w:val="none" w:sz="0" w:space="0" w:color="000000"/>
+                <w:right w:val="none" w:sz="0" w:space="0" w:color="000000"/>
+              </w:pBdr>
+              <w:spacing w:after="100" w:before="100" w:line="240"/>
+              <w:ind w:left="100" w:right="100" w:firstLine="0" w:firstLineChars="0"/>
+              <w:rPr>
+                <w:rFonts w:ascii="Times New Roman" w:hAnsi="Times New Roman" w:eastAsia="Times New Roman" w:cs="Times New Roman"/>
+                <w:i w:val="false"/>
+                <w:b w:val="false"/>
+                <w:u w:val="none"/>
+                <w:strike w:val="false"/>
+                <w:sz w:val="12"/>
+                <w:szCs w:val="12"/>
+                <w:color w:val="000000"/>
+              </w:rPr>
+            </w:pPr>
+            <w:r>
+              <w:rPr>
+                <w:rFonts w:ascii="Times New Roman" w:hAnsi="Times New Roman" w:eastAsia="Times New Roman" w:cs="Times New Roman"/>
+                <w:i w:val="false"/>
+                <w:b w:val="false"/>
+                <w:u w:val="none"/>
+                <w:strike w:val="false"/>
+                <w:sz w:val="12"/>
+                <w:szCs w:val="12"/>
+                <w:color w:val="000000"/>
+              </w:rPr>
+              <w:t xml:space="preserve"/>
+            </w:r>
+          </w:p>
+        </w:tc>
+      </w:tr>
+      <w:tr>
+        <w:trPr>
+          <w:trHeight w:val="488" w:hRule="auto"/>
+        </w:trPr>
+        <w:tc>
+          <w:tcPr>
+            <w:tcBorders>
+              <w:bottom w:val="none" w:sz="0" w:space="0" w:color="000000"/>
+              <w:top w:val="none" w:sz="0" w:space="0" w:color="000000"/>
+              <w:left w:val="none" w:sz="0" w:space="0" w:color="000000"/>
+              <w:right w:val="none" w:sz="0" w:space="0" w:color="000000"/>
+            </w:tcBorders>
+            <w:shd w:val="clear" w:color="auto" w:fill="FFFFFF"/>
+            <w:tcMar>
+              <w:top w:w="0" w:type="dxa"/>
+              <w:bottom w:w="0" w:type="dxa"/>
+              <w:left w:w="0" w:type="dxa"/>
+              <w:right w:w="0" w:type="dxa"/>
+            </w:tcMar>
+            <w:vAlign w:val="center"/>
+          </w:tcPr>
+          <w:p>
+            <w:pPr>
+              <w:pStyle w:val="Normal"/>
+              <w:jc w:val="left"/>
+              <w:pBdr>
+                <w:bottom w:val="none" w:sz="0" w:space="0" w:color="000000"/>
+                <w:top w:val="none" w:sz="0" w:space="0" w:color="000000"/>
+                <w:left w:val="none" w:sz="0" w:space="0" w:color="000000"/>
+                <w:right w:val="none" w:sz="0" w:space="0" w:color="000000"/>
+              </w:pBdr>
+              <w:spacing w:after="100" w:before="100" w:line="240"/>
+              <w:ind w:left="100" w:right="100" w:firstLine="0" w:firstLineChars="0"/>
+              <w:rPr>
+                <w:rFonts w:ascii="Times New Roman" w:hAnsi="Times New Roman" w:eastAsia="Times New Roman" w:cs="Times New Roman"/>
+                <w:i w:val="false"/>
+                <w:b w:val="false"/>
+                <w:u w:val="none"/>
+                <w:strike w:val="false"/>
+                <w:sz w:val="12"/>
+                <w:szCs w:val="12"/>
+                <w:color w:val="000000"/>
+              </w:rPr>
+            </w:pPr>
+            <w:r>
+              <w:rPr>
+                <w:rFonts w:ascii="Times New Roman" w:hAnsi="Times New Roman" w:eastAsia="Times New Roman" w:cs="Times New Roman"/>
+                <w:i w:val="false"/>
+                <w:b w:val="false"/>
+                <w:u w:val="none"/>
+                <w:strike w:val="false"/>
+                <w:sz w:val="12"/>
+                <w:szCs w:val="12"/>
+                <w:color w:val="000000"/>
+              </w:rPr>
+              <w:t xml:space="preserve">ROCK2</w:t>
+            </w:r>
+          </w:p>
+        </w:tc>
+        <w:tc>
+          <w:tcPr>
+            <w:tcBorders>
+              <w:bottom w:val="none" w:sz="0" w:space="0" w:color="000000"/>
+              <w:top w:val="none" w:sz="0" w:space="0" w:color="000000"/>
+              <w:left w:val="none" w:sz="0" w:space="0" w:color="000000"/>
+              <w:right w:val="none" w:sz="0" w:space="0" w:color="000000"/>
+            </w:tcBorders>
+            <w:shd w:val="clear" w:color="auto" w:fill="FFFFFF"/>
+            <w:tcMar>
+              <w:top w:w="0" w:type="dxa"/>
+              <w:bottom w:w="0" w:type="dxa"/>
+              <w:left w:w="0" w:type="dxa"/>
+              <w:right w:w="0" w:type="dxa"/>
+            </w:tcMar>
+            <w:vAlign w:val="center"/>
+          </w:tcPr>
+          <w:p>
+            <w:pPr>
+              <w:pStyle w:val="Normal"/>
+              <w:jc w:val="left"/>
+              <w:pBdr>
+                <w:bottom w:val="none" w:sz="0" w:space="0" w:color="000000"/>
+                <w:top w:val="none" w:sz="0" w:space="0" w:color="000000"/>
+                <w:left w:val="none" w:sz="0" w:space="0" w:color="000000"/>
+                <w:right w:val="none" w:sz="0" w:space="0" w:color="000000"/>
+              </w:pBdr>
+              <w:spacing w:after="100" w:before="100" w:line="240"/>
+              <w:ind w:left="100" w:right="100" w:firstLine="0" w:firstLineChars="0"/>
+              <w:rPr>
+                <w:rFonts w:ascii="Times New Roman" w:hAnsi="Times New Roman" w:eastAsia="Times New Roman" w:cs="Times New Roman"/>
+                <w:i w:val="false"/>
+                <w:b w:val="false"/>
+                <w:u w:val="none"/>
+                <w:strike w:val="false"/>
+                <w:sz w:val="12"/>
+                <w:szCs w:val="12"/>
+                <w:color w:val="000000"/>
+              </w:rPr>
+            </w:pPr>
+            <w:r>
+              <w:rPr>
+                <w:rFonts w:ascii="Times New Roman" w:hAnsi="Times New Roman" w:eastAsia="Times New Roman" w:cs="Times New Roman"/>
+                <w:i w:val="false"/>
+                <w:b w:val="false"/>
+                <w:u w:val="none"/>
+                <w:strike w:val="false"/>
+                <w:sz w:val="12"/>
+                <w:szCs w:val="12"/>
+                <w:color w:val="000000"/>
+              </w:rPr>
+              <w:t xml:space="preserve">exploratory</w:t>
+            </w:r>
+          </w:p>
+        </w:tc>
+        <w:tc>
+          <w:tcPr>
+            <w:tcBorders>
+              <w:bottom w:val="none" w:sz="0" w:space="0" w:color="000000"/>
+              <w:top w:val="none" w:sz="0" w:space="0" w:color="000000"/>
+              <w:left w:val="none" w:sz="0" w:space="0" w:color="000000"/>
+              <w:right w:val="none" w:sz="0" w:space="0" w:color="000000"/>
+            </w:tcBorders>
+            <w:shd w:val="clear" w:color="auto" w:fill="FFFFFF"/>
+            <w:tcMar>
+              <w:top w:w="0" w:type="dxa"/>
+              <w:bottom w:w="0" w:type="dxa"/>
+              <w:left w:w="0" w:type="dxa"/>
+              <w:right w:w="0" w:type="dxa"/>
+            </w:tcMar>
+            <w:vAlign w:val="center"/>
+          </w:tcPr>
+          <w:p>
+            <w:pPr>
+              <w:pStyle w:val="Normal"/>
+              <w:jc w:val="right"/>
+              <w:pBdr>
+                <w:bottom w:val="none" w:sz="0" w:space="0" w:color="000000"/>
+                <w:top w:val="none" w:sz="0" w:space="0" w:color="000000"/>
+                <w:left w:val="none" w:sz="0" w:space="0" w:color="000000"/>
+                <w:right w:val="none" w:sz="0" w:space="0" w:color="000000"/>
+              </w:pBdr>
+              <w:spacing w:after="100" w:before="100" w:line="240"/>
+              <w:ind w:left="100" w:right="100" w:firstLine="0" w:firstLineChars="0"/>
+              <w:rPr>
+                <w:rFonts w:ascii="Times New Roman" w:hAnsi="Times New Roman" w:eastAsia="Times New Roman" w:cs="Times New Roman"/>
+                <w:i w:val="false"/>
+                <w:b w:val="false"/>
+                <w:u w:val="none"/>
+                <w:strike w:val="false"/>
+                <w:sz w:val="12"/>
+                <w:szCs w:val="12"/>
+                <w:color w:val="000000"/>
+              </w:rPr>
+            </w:pPr>
+            <w:r>
+              <w:rPr>
+                <w:rFonts w:ascii="Times New Roman" w:hAnsi="Times New Roman" w:eastAsia="Times New Roman" w:cs="Times New Roman"/>
+                <w:i w:val="false"/>
+                <w:b w:val="false"/>
+                <w:u w:val="none"/>
+                <w:strike w:val="false"/>
+                <w:sz w:val="12"/>
+                <w:szCs w:val="12"/>
+                <w:color w:val="000000"/>
+              </w:rPr>
+              <w:t xml:space="preserve">157</w:t>
+            </w:r>
+          </w:p>
+        </w:tc>
+        <w:tc>
+          <w:tcPr>
+            <w:tcBorders>
+              <w:bottom w:val="none" w:sz="0" w:space="0" w:color="000000"/>
+              <w:top w:val="none" w:sz="0" w:space="0" w:color="000000"/>
+              <w:left w:val="none" w:sz="0" w:space="0" w:color="000000"/>
+              <w:right w:val="none" w:sz="0" w:space="0" w:color="000000"/>
+            </w:tcBorders>
+            <w:shd w:val="clear" w:color="auto" w:fill="FFFFFF"/>
+            <w:tcMar>
+              <w:top w:w="0" w:type="dxa"/>
+              <w:bottom w:w="0" w:type="dxa"/>
+              <w:left w:w="0" w:type="dxa"/>
+              <w:right w:w="0" w:type="dxa"/>
+            </w:tcMar>
+            <w:vAlign w:val="center"/>
+          </w:tcPr>
+          <w:p>
+            <w:pPr>
+              <w:pStyle w:val="Normal"/>
+              <w:jc w:val="right"/>
+              <w:pBdr>
+                <w:bottom w:val="none" w:sz="0" w:space="0" w:color="000000"/>
+                <w:top w:val="none" w:sz="0" w:space="0" w:color="000000"/>
+                <w:left w:val="none" w:sz="0" w:space="0" w:color="000000"/>
+                <w:right w:val="none" w:sz="0" w:space="0" w:color="000000"/>
+              </w:pBdr>
+              <w:spacing w:after="100" w:before="100" w:line="240"/>
+              <w:ind w:left="100" w:right="100" w:firstLine="0" w:firstLineChars="0"/>
+              <w:rPr>
+                <w:rFonts w:ascii="Times New Roman" w:hAnsi="Times New Roman" w:eastAsia="Times New Roman" w:cs="Times New Roman"/>
+                <w:i w:val="false"/>
+                <w:b w:val="false"/>
+                <w:u w:val="none"/>
+                <w:strike w:val="false"/>
+                <w:sz w:val="12"/>
+                <w:szCs w:val="12"/>
+                <w:color w:val="000000"/>
+              </w:rPr>
+            </w:pPr>
+            <w:r>
+              <w:rPr>
+                <w:rFonts w:ascii="Times New Roman" w:hAnsi="Times New Roman" w:eastAsia="Times New Roman" w:cs="Times New Roman"/>
+                <w:i w:val="false"/>
+                <w:b w:val="false"/>
+                <w:u w:val="none"/>
+                <w:strike w:val="false"/>
+                <w:sz w:val="12"/>
+                <w:szCs w:val="12"/>
+                <w:color w:val="000000"/>
+              </w:rPr>
+              <w:t xml:space="preserve">25</w:t>
+            </w:r>
+          </w:p>
+        </w:tc>
+        <w:tc>
+          <w:tcPr>
+            <w:tcBorders>
+              <w:bottom w:val="none" w:sz="0" w:space="0" w:color="000000"/>
+              <w:top w:val="none" w:sz="0" w:space="0" w:color="000000"/>
+              <w:left w:val="none" w:sz="0" w:space="0" w:color="000000"/>
+              <w:right w:val="none" w:sz="0" w:space="0" w:color="000000"/>
+            </w:tcBorders>
+            <w:shd w:val="clear" w:color="auto" w:fill="FFFFFF"/>
+            <w:tcMar>
+              <w:top w:w="0" w:type="dxa"/>
+              <w:bottom w:w="0" w:type="dxa"/>
+              <w:left w:w="0" w:type="dxa"/>
+              <w:right w:w="0" w:type="dxa"/>
+            </w:tcMar>
+            <w:vAlign w:val="center"/>
+          </w:tcPr>
+          <w:p>
+            <w:pPr>
+              <w:pStyle w:val="Normal"/>
+              <w:jc w:val="left"/>
+              <w:pBdr>
+                <w:bottom w:val="none" w:sz="0" w:space="0" w:color="000000"/>
+                <w:top w:val="none" w:sz="0" w:space="0" w:color="000000"/>
+                <w:left w:val="none" w:sz="0" w:space="0" w:color="000000"/>
+                <w:right w:val="none" w:sz="0" w:space="0" w:color="000000"/>
+              </w:pBdr>
+              <w:spacing w:after="100" w:before="100" w:line="240"/>
+              <w:ind w:left="100" w:right="100" w:firstLine="0" w:firstLineChars="0"/>
+              <w:rPr>
+                <w:rFonts w:ascii="Times New Roman" w:hAnsi="Times New Roman" w:eastAsia="Times New Roman" w:cs="Times New Roman"/>
+                <w:i w:val="false"/>
+                <w:b w:val="false"/>
+                <w:u w:val="none"/>
+                <w:strike w:val="false"/>
+                <w:sz w:val="12"/>
+                <w:szCs w:val="12"/>
+                <w:color w:val="000000"/>
+              </w:rPr>
+            </w:pPr>
+            <w:r>
+              <w:rPr>
+                <w:rFonts w:ascii="Times New Roman" w:hAnsi="Times New Roman" w:eastAsia="Times New Roman" w:cs="Times New Roman"/>
+                <w:i w:val="false"/>
+                <w:b w:val="false"/>
+                <w:u w:val="none"/>
+                <w:strike w:val="false"/>
+                <w:sz w:val="12"/>
+                <w:szCs w:val="12"/>
+                <w:color w:val="000000"/>
+              </w:rPr>
+              <w:t xml:space="preserve">51.4 (41.3–NR)</w:t>
+            </w:r>
+          </w:p>
+        </w:tc>
+        <w:tc>
+          <w:tcPr>
+            <w:tcBorders>
+              <w:bottom w:val="none" w:sz="0" w:space="0" w:color="000000"/>
+              <w:top w:val="none" w:sz="0" w:space="0" w:color="000000"/>
+              <w:left w:val="none" w:sz="0" w:space="0" w:color="000000"/>
+              <w:right w:val="none" w:sz="0" w:space="0" w:color="000000"/>
+            </w:tcBorders>
+            <w:shd w:val="clear" w:color="auto" w:fill="FFFFFF"/>
+            <w:tcMar>
+              <w:top w:w="0" w:type="dxa"/>
+              <w:bottom w:w="0" w:type="dxa"/>
+              <w:left w:w="0" w:type="dxa"/>
+              <w:right w:w="0" w:type="dxa"/>
+            </w:tcMar>
+            <w:vAlign w:val="center"/>
+          </w:tcPr>
+          <w:p>
+            <w:pPr>
+              <w:pStyle w:val="Normal"/>
+              <w:jc w:val="left"/>
+              <w:pBdr>
+                <w:bottom w:val="none" w:sz="0" w:space="0" w:color="000000"/>
+                <w:top w:val="none" w:sz="0" w:space="0" w:color="000000"/>
+                <w:left w:val="none" w:sz="0" w:space="0" w:color="000000"/>
+                <w:right w:val="none" w:sz="0" w:space="0" w:color="000000"/>
+              </w:pBdr>
+              <w:spacing w:after="100" w:before="100" w:line="240"/>
+              <w:ind w:left="100" w:right="100" w:firstLine="0" w:firstLineChars="0"/>
+              <w:rPr>
+                <w:rFonts w:ascii="Times New Roman" w:hAnsi="Times New Roman" w:eastAsia="Times New Roman" w:cs="Times New Roman"/>
+                <w:i w:val="false"/>
+                <w:b w:val="false"/>
+                <w:u w:val="none"/>
+                <w:strike w:val="false"/>
+                <w:sz w:val="12"/>
+                <w:szCs w:val="12"/>
+                <w:color w:val="000000"/>
+              </w:rPr>
+            </w:pPr>
+            <w:r>
+              <w:rPr>
+                <w:rFonts w:ascii="Times New Roman" w:hAnsi="Times New Roman" w:eastAsia="Times New Roman" w:cs="Times New Roman"/>
+                <w:i w:val="false"/>
+                <w:b w:val="false"/>
+                <w:u w:val="none"/>
+                <w:strike w:val="false"/>
+                <w:sz w:val="12"/>
+                <w:szCs w:val="12"/>
+                <w:color w:val="000000"/>
+              </w:rPr>
+              <w:t xml:space="preserve">NR (NR–NR)</w:t>
+            </w:r>
+          </w:p>
+        </w:tc>
+        <w:tc>
+          <w:tcPr>
+            <w:tcBorders>
+              <w:bottom w:val="none" w:sz="0" w:space="0" w:color="000000"/>
+              <w:top w:val="none" w:sz="0" w:space="0" w:color="000000"/>
+              <w:left w:val="none" w:sz="0" w:space="0" w:color="000000"/>
+              <w:right w:val="none" w:sz="0" w:space="0" w:color="000000"/>
+            </w:tcBorders>
+            <w:shd w:val="clear" w:color="auto" w:fill="FFFFFF"/>
+            <w:tcMar>
+              <w:top w:w="0" w:type="dxa"/>
+              <w:bottom w:w="0" w:type="dxa"/>
+              <w:left w:w="0" w:type="dxa"/>
+              <w:right w:w="0" w:type="dxa"/>
+            </w:tcMar>
+            <w:vAlign w:val="center"/>
+          </w:tcPr>
+          <w:p>
+            <w:pPr>
+              <w:pStyle w:val="Normal"/>
+              <w:jc w:val="left"/>
+              <w:pBdr>
+                <w:bottom w:val="none" w:sz="0" w:space="0" w:color="000000"/>
+                <w:top w:val="none" w:sz="0" w:space="0" w:color="000000"/>
+                <w:left w:val="none" w:sz="0" w:space="0" w:color="000000"/>
+                <w:right w:val="none" w:sz="0" w:space="0" w:color="000000"/>
+              </w:pBdr>
+              <w:spacing w:after="100" w:before="100" w:line="240"/>
+              <w:ind w:left="100" w:right="100" w:firstLine="0" w:firstLineChars="0"/>
+              <w:rPr>
+                <w:rFonts w:ascii="Times New Roman" w:hAnsi="Times New Roman" w:eastAsia="Times New Roman" w:cs="Times New Roman"/>
+                <w:i w:val="false"/>
+                <w:b w:val="false"/>
+                <w:u w:val="none"/>
+                <w:strike w:val="false"/>
+                <w:sz w:val="12"/>
+                <w:szCs w:val="12"/>
+                <w:color w:val="000000"/>
+              </w:rPr>
+            </w:pPr>
+            <w:r>
+              <w:rPr>
+                <w:rFonts w:ascii="Times New Roman" w:hAnsi="Times New Roman" w:eastAsia="Times New Roman" w:cs="Times New Roman"/>
+                <w:i w:val="false"/>
+                <w:b w:val="false"/>
+                <w:u w:val="none"/>
+                <w:strike w:val="false"/>
+                <w:sz w:val="12"/>
+                <w:szCs w:val="12"/>
+                <w:color w:val="000000"/>
+              </w:rPr>
+              <w:t xml:space="preserve">0.045</w:t>
+            </w:r>
+          </w:p>
+        </w:tc>
+        <w:tc>
+          <w:tcPr>
+            <w:tcBorders>
+              <w:bottom w:val="none" w:sz="0" w:space="0" w:color="000000"/>
+              <w:top w:val="none" w:sz="0" w:space="0" w:color="000000"/>
+              <w:left w:val="none" w:sz="0" w:space="0" w:color="000000"/>
+              <w:right w:val="none" w:sz="0" w:space="0" w:color="000000"/>
+            </w:tcBorders>
+            <w:shd w:val="clear" w:color="auto" w:fill="FFFFFF"/>
+            <w:tcMar>
+              <w:top w:w="0" w:type="dxa"/>
+              <w:bottom w:w="0" w:type="dxa"/>
+              <w:left w:w="0" w:type="dxa"/>
+              <w:right w:w="0" w:type="dxa"/>
+            </w:tcMar>
+            <w:vAlign w:val="center"/>
+          </w:tcPr>
+          <w:p>
+            <w:pPr>
+              <w:pStyle w:val="Normal"/>
+              <w:jc w:val="left"/>
+              <w:pBdr>
+                <w:bottom w:val="none" w:sz="0" w:space="0" w:color="000000"/>
+                <w:top w:val="none" w:sz="0" w:space="0" w:color="000000"/>
+                <w:left w:val="none" w:sz="0" w:space="0" w:color="000000"/>
+                <w:right w:val="none" w:sz="0" w:space="0" w:color="000000"/>
+              </w:pBdr>
+              <w:spacing w:after="100" w:before="100" w:line="240"/>
+              <w:ind w:left="100" w:right="100" w:firstLine="0" w:firstLineChars="0"/>
+              <w:rPr>
+                <w:rFonts w:ascii="Times New Roman" w:hAnsi="Times New Roman" w:eastAsia="Times New Roman" w:cs="Times New Roman"/>
+                <w:i w:val="false"/>
+                <w:b w:val="false"/>
+                <w:u w:val="none"/>
+                <w:strike w:val="false"/>
+                <w:sz w:val="12"/>
+                <w:szCs w:val="12"/>
+                <w:color w:val="000000"/>
+              </w:rPr>
+            </w:pPr>
+            <w:r>
+              <w:rPr>
+                <w:rFonts w:ascii="Times New Roman" w:hAnsi="Times New Roman" w:eastAsia="Times New Roman" w:cs="Times New Roman"/>
+                <w:i w:val="false"/>
+                <w:b w:val="false"/>
+                <w:u w:val="none"/>
+                <w:strike w:val="false"/>
+                <w:sz w:val="12"/>
+                <w:szCs w:val="12"/>
+                <w:color w:val="000000"/>
+              </w:rPr>
+              <w:t xml:space="preserve">0.111</w:t>
+            </w:r>
+          </w:p>
+        </w:tc>
+        <w:tc>
+          <w:tcPr>
+            <w:tcBorders>
+              <w:bottom w:val="none" w:sz="0" w:space="0" w:color="000000"/>
+              <w:top w:val="none" w:sz="0" w:space="0" w:color="000000"/>
+              <w:left w:val="none" w:sz="0" w:space="0" w:color="000000"/>
+              <w:right w:val="none" w:sz="0" w:space="0" w:color="000000"/>
+            </w:tcBorders>
+            <w:shd w:val="clear" w:color="auto" w:fill="FFFFFF"/>
+            <w:tcMar>
+              <w:top w:w="0" w:type="dxa"/>
+              <w:bottom w:w="0" w:type="dxa"/>
+              <w:left w:w="0" w:type="dxa"/>
+              <w:right w:w="0" w:type="dxa"/>
+            </w:tcMar>
+            <w:vAlign w:val="center"/>
+          </w:tcPr>
+          <w:p>
+            <w:pPr>
+              <w:pStyle w:val="Normal"/>
+              <w:jc w:val="left"/>
+              <w:pBdr>
+                <w:bottom w:val="none" w:sz="0" w:space="0" w:color="000000"/>
+                <w:top w:val="none" w:sz="0" w:space="0" w:color="000000"/>
+                <w:left w:val="none" w:sz="0" w:space="0" w:color="000000"/>
+                <w:right w:val="none" w:sz="0" w:space="0" w:color="000000"/>
+              </w:pBdr>
+              <w:spacing w:after="100" w:before="100" w:line="240"/>
+              <w:ind w:left="100" w:right="100" w:firstLine="0" w:firstLineChars="0"/>
+              <w:rPr>
+                <w:rFonts w:ascii="Times New Roman" w:hAnsi="Times New Roman" w:eastAsia="Times New Roman" w:cs="Times New Roman"/>
+                <w:i w:val="false"/>
+                <w:b w:val="false"/>
+                <w:u w:val="none"/>
+                <w:strike w:val="false"/>
+                <w:sz w:val="12"/>
+                <w:szCs w:val="12"/>
+                <w:color w:val="000000"/>
+              </w:rPr>
+            </w:pPr>
+            <w:r>
+              <w:rPr>
+                <w:rFonts w:ascii="Times New Roman" w:hAnsi="Times New Roman" w:eastAsia="Times New Roman" w:cs="Times New Roman"/>
+                <w:i w:val="false"/>
+                <w:b w:val="false"/>
+                <w:u w:val="none"/>
+                <w:strike w:val="false"/>
+                <w:sz w:val="12"/>
+                <w:szCs w:val="12"/>
+                <w:color w:val="000000"/>
+              </w:rPr>
+              <w:t xml:space="preserve">0.44 (0.19–1.00)</w:t>
+            </w:r>
+          </w:p>
+        </w:tc>
+        <w:tc>
+          <w:tcPr>
+            <w:tcBorders>
+              <w:bottom w:val="none" w:sz="0" w:space="0" w:color="000000"/>
+              <w:top w:val="none" w:sz="0" w:space="0" w:color="000000"/>
+              <w:left w:val="none" w:sz="0" w:space="0" w:color="000000"/>
+              <w:right w:val="none" w:sz="0" w:space="0" w:color="000000"/>
+            </w:tcBorders>
+            <w:shd w:val="clear" w:color="auto" w:fill="FFFFFF"/>
+            <w:tcMar>
+              <w:top w:w="0" w:type="dxa"/>
+              <w:bottom w:w="0" w:type="dxa"/>
+              <w:left w:w="0" w:type="dxa"/>
+              <w:right w:w="0" w:type="dxa"/>
+            </w:tcMar>
+            <w:vAlign w:val="center"/>
+          </w:tcPr>
+          <w:p>
+            <w:pPr>
+              <w:pStyle w:val="Normal"/>
+              <w:jc w:val="left"/>
+              <w:pBdr>
+                <w:bottom w:val="none" w:sz="0" w:space="0" w:color="000000"/>
+                <w:top w:val="none" w:sz="0" w:space="0" w:color="000000"/>
+                <w:left w:val="none" w:sz="0" w:space="0" w:color="000000"/>
+                <w:right w:val="none" w:sz="0" w:space="0" w:color="000000"/>
+              </w:pBdr>
+              <w:spacing w:after="100" w:before="100" w:line="240"/>
+              <w:ind w:left="100" w:right="100" w:firstLine="0" w:firstLineChars="0"/>
+              <w:rPr>
+                <w:rFonts w:ascii="Times New Roman" w:hAnsi="Times New Roman" w:eastAsia="Times New Roman" w:cs="Times New Roman"/>
+                <w:i w:val="false"/>
+                <w:b w:val="false"/>
+                <w:u w:val="none"/>
+                <w:strike w:val="false"/>
+                <w:sz w:val="12"/>
+                <w:szCs w:val="12"/>
+                <w:color w:val="000000"/>
+              </w:rPr>
+            </w:pPr>
+            <w:r>
+              <w:rPr>
+                <w:rFonts w:ascii="Times New Roman" w:hAnsi="Times New Roman" w:eastAsia="Times New Roman" w:cs="Times New Roman"/>
+                <w:i w:val="false"/>
+                <w:b w:val="false"/>
+                <w:u w:val="none"/>
+                <w:strike w:val="false"/>
+                <w:sz w:val="12"/>
+                <w:szCs w:val="12"/>
+                <w:color w:val="000000"/>
+              </w:rPr>
+              <w:t xml:space="preserve">0.049</w:t>
+            </w:r>
+          </w:p>
+        </w:tc>
+        <w:tc>
+          <w:tcPr>
+            <w:tcBorders>
+              <w:bottom w:val="none" w:sz="0" w:space="0" w:color="000000"/>
+              <w:top w:val="none" w:sz="0" w:space="0" w:color="000000"/>
+              <w:left w:val="none" w:sz="0" w:space="0" w:color="000000"/>
+              <w:right w:val="none" w:sz="0" w:space="0" w:color="000000"/>
+            </w:tcBorders>
+            <w:shd w:val="clear" w:color="auto" w:fill="FFFFFF"/>
+            <w:tcMar>
+              <w:top w:w="0" w:type="dxa"/>
+              <w:bottom w:w="0" w:type="dxa"/>
+              <w:left w:w="0" w:type="dxa"/>
+              <w:right w:w="0" w:type="dxa"/>
+            </w:tcMar>
+            <w:vAlign w:val="center"/>
+          </w:tcPr>
+          <w:p>
+            <w:pPr>
+              <w:pStyle w:val="Normal"/>
+              <w:jc w:val="left"/>
+              <w:pBdr>
+                <w:bottom w:val="none" w:sz="0" w:space="0" w:color="000000"/>
+                <w:top w:val="none" w:sz="0" w:space="0" w:color="000000"/>
+                <w:left w:val="none" w:sz="0" w:space="0" w:color="000000"/>
+                <w:right w:val="none" w:sz="0" w:space="0" w:color="000000"/>
+              </w:pBdr>
+              <w:spacing w:after="100" w:before="100" w:line="240"/>
+              <w:ind w:left="100" w:right="100" w:firstLine="0" w:firstLineChars="0"/>
+              <w:rPr>
+                <w:rFonts w:ascii="Times New Roman" w:hAnsi="Times New Roman" w:eastAsia="Times New Roman" w:cs="Times New Roman"/>
+                <w:i w:val="false"/>
+                <w:b w:val="false"/>
+                <w:u w:val="none"/>
+                <w:strike w:val="false"/>
+                <w:sz w:val="12"/>
+                <w:szCs w:val="12"/>
+                <w:color w:val="000000"/>
+              </w:rPr>
+            </w:pPr>
+            <w:r>
+              <w:rPr>
+                <w:rFonts w:ascii="Times New Roman" w:hAnsi="Times New Roman" w:eastAsia="Times New Roman" w:cs="Times New Roman"/>
+                <w:i w:val="false"/>
+                <w:b w:val="false"/>
+                <w:u w:val="none"/>
+                <w:strike w:val="false"/>
+                <w:sz w:val="12"/>
+                <w:szCs w:val="12"/>
+                <w:color w:val="000000"/>
+              </w:rPr>
+              <w:t xml:space="preserve">0.123</w:t>
+            </w:r>
+          </w:p>
+        </w:tc>
+        <w:tc>
+          <w:tcPr>
+            <w:tcBorders>
+              <w:bottom w:val="none" w:sz="0" w:space="0" w:color="000000"/>
+              <w:top w:val="none" w:sz="0" w:space="0" w:color="000000"/>
+              <w:left w:val="none" w:sz="0" w:space="0" w:color="000000"/>
+              <w:right w:val="none" w:sz="0" w:space="0" w:color="000000"/>
+            </w:tcBorders>
+            <w:shd w:val="clear" w:color="auto" w:fill="FFFFFF"/>
+            <w:tcMar>
+              <w:top w:w="0" w:type="dxa"/>
+              <w:bottom w:w="0" w:type="dxa"/>
+              <w:left w:w="0" w:type="dxa"/>
+              <w:right w:w="0" w:type="dxa"/>
+            </w:tcMar>
+            <w:vAlign w:val="center"/>
+          </w:tcPr>
+          <w:p>
+            <w:pPr>
+              <w:pStyle w:val="Normal"/>
+              <w:jc w:val="left"/>
+              <w:pBdr>
+                <w:bottom w:val="none" w:sz="0" w:space="0" w:color="000000"/>
+                <w:top w:val="none" w:sz="0" w:space="0" w:color="000000"/>
+                <w:left w:val="none" w:sz="0" w:space="0" w:color="000000"/>
+                <w:right w:val="none" w:sz="0" w:space="0" w:color="000000"/>
+              </w:pBdr>
+              <w:spacing w:after="100" w:before="100" w:line="240"/>
+              <w:ind w:left="100" w:right="100" w:firstLine="0" w:firstLineChars="0"/>
+              <w:rPr>
+                <w:rFonts w:ascii="Times New Roman" w:hAnsi="Times New Roman" w:eastAsia="Times New Roman" w:cs="Times New Roman"/>
+                <w:i w:val="false"/>
+                <w:b w:val="false"/>
+                <w:u w:val="none"/>
+                <w:strike w:val="false"/>
+                <w:sz w:val="12"/>
+                <w:szCs w:val="12"/>
+                <w:color w:val="000000"/>
+              </w:rPr>
+            </w:pPr>
+            <w:r>
+              <w:rPr>
+                <w:rFonts w:ascii="Times New Roman" w:hAnsi="Times New Roman" w:eastAsia="Times New Roman" w:cs="Times New Roman"/>
+                <w:i w:val="false"/>
+                <w:b w:val="false"/>
+                <w:u w:val="none"/>
+                <w:strike w:val="false"/>
+                <w:sz w:val="12"/>
+                <w:szCs w:val="12"/>
+                <w:color w:val="000000"/>
+              </w:rPr>
+              <w:t xml:space="preserve">0.29 (0.08–1.02)</w:t>
+            </w:r>
+          </w:p>
+        </w:tc>
+        <w:tc>
+          <w:tcPr>
+            <w:tcBorders>
+              <w:bottom w:val="none" w:sz="0" w:space="0" w:color="000000"/>
+              <w:top w:val="none" w:sz="0" w:space="0" w:color="000000"/>
+              <w:left w:val="none" w:sz="0" w:space="0" w:color="000000"/>
+              <w:right w:val="none" w:sz="0" w:space="0" w:color="000000"/>
+            </w:tcBorders>
+            <w:shd w:val="clear" w:color="auto" w:fill="FFFFFF"/>
+            <w:tcMar>
+              <w:top w:w="0" w:type="dxa"/>
+              <w:bottom w:w="0" w:type="dxa"/>
+              <w:left w:w="0" w:type="dxa"/>
+              <w:right w:w="0" w:type="dxa"/>
+            </w:tcMar>
+            <w:vAlign w:val="center"/>
+          </w:tcPr>
+          <w:p>
+            <w:pPr>
+              <w:pStyle w:val="Normal"/>
+              <w:jc w:val="left"/>
+              <w:pBdr>
+                <w:bottom w:val="none" w:sz="0" w:space="0" w:color="000000"/>
+                <w:top w:val="none" w:sz="0" w:space="0" w:color="000000"/>
+                <w:left w:val="none" w:sz="0" w:space="0" w:color="000000"/>
+                <w:right w:val="none" w:sz="0" w:space="0" w:color="000000"/>
+              </w:pBdr>
+              <w:spacing w:after="100" w:before="100" w:line="240"/>
+              <w:ind w:left="100" w:right="100" w:firstLine="0" w:firstLineChars="0"/>
+              <w:rPr>
+                <w:rFonts w:ascii="Times New Roman" w:hAnsi="Times New Roman" w:eastAsia="Times New Roman" w:cs="Times New Roman"/>
+                <w:i w:val="false"/>
+                <w:b w:val="false"/>
+                <w:u w:val="none"/>
+                <w:strike w:val="false"/>
+                <w:sz w:val="12"/>
+                <w:szCs w:val="12"/>
+                <w:color w:val="000000"/>
+              </w:rPr>
+            </w:pPr>
+            <w:r>
+              <w:rPr>
+                <w:rFonts w:ascii="Times New Roman" w:hAnsi="Times New Roman" w:eastAsia="Times New Roman" w:cs="Times New Roman"/>
+                <w:i w:val="false"/>
+                <w:b w:val="false"/>
+                <w:u w:val="none"/>
+                <w:strike w:val="false"/>
+                <w:sz w:val="12"/>
+                <w:szCs w:val="12"/>
+                <w:color w:val="000000"/>
+              </w:rPr>
+              <w:t xml:space="preserve">0.053</w:t>
+            </w:r>
+          </w:p>
+        </w:tc>
+        <w:tc>
+          <w:tcPr>
+            <w:tcBorders>
+              <w:bottom w:val="none" w:sz="0" w:space="0" w:color="000000"/>
+              <w:top w:val="none" w:sz="0" w:space="0" w:color="000000"/>
+              <w:left w:val="none" w:sz="0" w:space="0" w:color="000000"/>
+              <w:right w:val="none" w:sz="0" w:space="0" w:color="000000"/>
+            </w:tcBorders>
+            <w:shd w:val="clear" w:color="auto" w:fill="FFFFFF"/>
+            <w:tcMar>
+              <w:top w:w="0" w:type="dxa"/>
+              <w:bottom w:w="0" w:type="dxa"/>
+              <w:left w:w="0" w:type="dxa"/>
+              <w:right w:w="0" w:type="dxa"/>
+            </w:tcMar>
+            <w:vAlign w:val="center"/>
+          </w:tcPr>
+          <w:p>
+            <w:pPr>
+              <w:pStyle w:val="Normal"/>
+              <w:jc w:val="left"/>
+              <w:pBdr>
+                <w:bottom w:val="none" w:sz="0" w:space="0" w:color="000000"/>
+                <w:top w:val="none" w:sz="0" w:space="0" w:color="000000"/>
+                <w:left w:val="none" w:sz="0" w:space="0" w:color="000000"/>
+                <w:right w:val="none" w:sz="0" w:space="0" w:color="000000"/>
+              </w:pBdr>
+              <w:spacing w:after="100" w:before="100" w:line="240"/>
+              <w:ind w:left="100" w:right="100" w:firstLine="0" w:firstLineChars="0"/>
+              <w:rPr>
+                <w:rFonts w:ascii="Times New Roman" w:hAnsi="Times New Roman" w:eastAsia="Times New Roman" w:cs="Times New Roman"/>
+                <w:i w:val="false"/>
+                <w:b w:val="false"/>
+                <w:u w:val="none"/>
+                <w:strike w:val="false"/>
+                <w:sz w:val="12"/>
+                <w:szCs w:val="12"/>
+                <w:color w:val="000000"/>
+              </w:rPr>
+            </w:pPr>
+            <w:r>
+              <w:rPr>
+                <w:rFonts w:ascii="Times New Roman" w:hAnsi="Times New Roman" w:eastAsia="Times New Roman" w:cs="Times New Roman"/>
+                <w:i w:val="false"/>
+                <w:b w:val="false"/>
+                <w:u w:val="none"/>
+                <w:strike w:val="false"/>
+                <w:sz w:val="12"/>
+                <w:szCs w:val="12"/>
+                <w:color w:val="000000"/>
+              </w:rPr>
+              <w:t xml:space="preserve">0.168</w:t>
+            </w:r>
+          </w:p>
+        </w:tc>
+        <w:tc>
+          <w:tcPr>
+            <w:tcBorders>
+              <w:bottom w:val="none" w:sz="0" w:space="0" w:color="000000"/>
+              <w:top w:val="none" w:sz="0" w:space="0" w:color="000000"/>
+              <w:left w:val="none" w:sz="0" w:space="0" w:color="000000"/>
+              <w:right w:val="none" w:sz="0" w:space="0" w:color="000000"/>
+            </w:tcBorders>
+            <w:shd w:val="clear" w:color="auto" w:fill="FFFFFF"/>
+            <w:tcMar>
+              <w:top w:w="0" w:type="dxa"/>
+              <w:bottom w:w="0" w:type="dxa"/>
+              <w:left w:w="0" w:type="dxa"/>
+              <w:right w:w="0" w:type="dxa"/>
+            </w:tcMar>
+            <w:vAlign w:val="center"/>
+          </w:tcPr>
+          <w:p>
+            <w:pPr>
+              <w:pStyle w:val="Normal"/>
+              <w:jc w:val="left"/>
+              <w:pBdr>
+                <w:bottom w:val="none" w:sz="0" w:space="0" w:color="000000"/>
+                <w:top w:val="none" w:sz="0" w:space="0" w:color="000000"/>
+                <w:left w:val="none" w:sz="0" w:space="0" w:color="000000"/>
+                <w:right w:val="none" w:sz="0" w:space="0" w:color="000000"/>
+              </w:pBdr>
+              <w:spacing w:after="100" w:before="100" w:line="240"/>
+              <w:ind w:left="100" w:right="100" w:firstLine="0" w:firstLineChars="0"/>
+              <w:rPr>
+                <w:rFonts w:ascii="Times New Roman" w:hAnsi="Times New Roman" w:eastAsia="Times New Roman" w:cs="Times New Roman"/>
+                <w:i w:val="false"/>
+                <w:b w:val="false"/>
+                <w:u w:val="none"/>
+                <w:strike w:val="false"/>
+                <w:sz w:val="12"/>
+                <w:szCs w:val="12"/>
+                <w:color w:val="000000"/>
+              </w:rPr>
+            </w:pPr>
+            <w:r>
+              <w:rPr>
+                <w:rFonts w:ascii="Times New Roman" w:hAnsi="Times New Roman" w:eastAsia="Times New Roman" w:cs="Times New Roman"/>
+                <w:i w:val="false"/>
+                <w:b w:val="false"/>
+                <w:u w:val="none"/>
+                <w:strike w:val="false"/>
+                <w:sz w:val="12"/>
+                <w:szCs w:val="12"/>
+                <w:color w:val="000000"/>
+              </w:rPr>
+              <w:t xml:space="preserve">3.2</w:t>
+            </w:r>
+          </w:p>
+        </w:tc>
+        <w:tc>
+          <w:tcPr>
+            <w:tcBorders>
+              <w:bottom w:val="none" w:sz="0" w:space="0" w:color="000000"/>
+              <w:top w:val="none" w:sz="0" w:space="0" w:color="000000"/>
+              <w:left w:val="none" w:sz="0" w:space="0" w:color="000000"/>
+              <w:right w:val="none" w:sz="0" w:space="0" w:color="000000"/>
+            </w:tcBorders>
+            <w:shd w:val="clear" w:color="auto" w:fill="FFFFFF"/>
+            <w:tcMar>
+              <w:top w:w="0" w:type="dxa"/>
+              <w:bottom w:w="0" w:type="dxa"/>
+              <w:left w:w="0" w:type="dxa"/>
+              <w:right w:w="0" w:type="dxa"/>
+            </w:tcMar>
+            <w:vAlign w:val="center"/>
+          </w:tcPr>
+          <w:p>
+            <w:pPr>
+              <w:pStyle w:val="Normal"/>
+              <w:jc w:val="right"/>
+              <w:pBdr>
+                <w:bottom w:val="none" w:sz="0" w:space="0" w:color="000000"/>
+                <w:top w:val="none" w:sz="0" w:space="0" w:color="000000"/>
+                <w:left w:val="none" w:sz="0" w:space="0" w:color="000000"/>
+                <w:right w:val="none" w:sz="0" w:space="0" w:color="000000"/>
+              </w:pBdr>
+              <w:spacing w:after="100" w:before="100" w:line="240"/>
+              <w:ind w:left="100" w:right="100" w:firstLine="0" w:firstLineChars="0"/>
+              <w:rPr>
+                <w:rFonts w:ascii="Times New Roman" w:hAnsi="Times New Roman" w:eastAsia="Times New Roman" w:cs="Times New Roman"/>
+                <w:i w:val="false"/>
+                <w:b w:val="false"/>
+                <w:u w:val="none"/>
+                <w:strike w:val="false"/>
+                <w:sz w:val="12"/>
+                <w:szCs w:val="12"/>
+                <w:color w:val="000000"/>
+              </w:rPr>
+            </w:pPr>
+            <w:r>
+              <w:rPr>
+                <w:rFonts w:ascii="Times New Roman" w:hAnsi="Times New Roman" w:eastAsia="Times New Roman" w:cs="Times New Roman"/>
+                <w:i w:val="false"/>
+                <w:b w:val="false"/>
+                <w:u w:val="none"/>
+                <w:strike w:val="false"/>
+                <w:sz w:val="12"/>
+                <w:szCs w:val="12"/>
+                <w:color w:val="000000"/>
+              </w:rPr>
+              <w:t xml:space="preserve"/>
+            </w:r>
+          </w:p>
+        </w:tc>
+        <w:tc>
+          <w:tcPr>
+            <w:tcBorders>
+              <w:bottom w:val="none" w:sz="0" w:space="0" w:color="000000"/>
+              <w:top w:val="none" w:sz="0" w:space="0" w:color="000000"/>
+              <w:left w:val="none" w:sz="0" w:space="0" w:color="000000"/>
+              <w:right w:val="none" w:sz="0" w:space="0" w:color="000000"/>
+            </w:tcBorders>
+            <w:shd w:val="clear" w:color="auto" w:fill="FFFFFF"/>
+            <w:tcMar>
+              <w:top w:w="0" w:type="dxa"/>
+              <w:bottom w:w="0" w:type="dxa"/>
+              <w:left w:w="0" w:type="dxa"/>
+              <w:right w:w="0" w:type="dxa"/>
+            </w:tcMar>
+            <w:vAlign w:val="center"/>
+          </w:tcPr>
+          <w:p>
+            <w:pPr>
+              <w:pStyle w:val="Normal"/>
+              <w:jc w:val="left"/>
+              <w:pBdr>
+                <w:bottom w:val="none" w:sz="0" w:space="0" w:color="000000"/>
+                <w:top w:val="none" w:sz="0" w:space="0" w:color="000000"/>
+                <w:left w:val="none" w:sz="0" w:space="0" w:color="000000"/>
+                <w:right w:val="none" w:sz="0" w:space="0" w:color="000000"/>
+              </w:pBdr>
+              <w:spacing w:after="100" w:before="100" w:line="240"/>
+              <w:ind w:left="100" w:right="100" w:firstLine="0" w:firstLineChars="0"/>
+              <w:rPr>
+                <w:rFonts w:ascii="Times New Roman" w:hAnsi="Times New Roman" w:eastAsia="Times New Roman" w:cs="Times New Roman"/>
+                <w:i w:val="false"/>
+                <w:b w:val="false"/>
+                <w:u w:val="none"/>
+                <w:strike w:val="false"/>
+                <w:sz w:val="12"/>
+                <w:szCs w:val="12"/>
+                <w:color w:val="000000"/>
+              </w:rPr>
+            </w:pPr>
+            <w:r>
+              <w:rPr>
+                <w:rFonts w:ascii="Times New Roman" w:hAnsi="Times New Roman" w:eastAsia="Times New Roman" w:cs="Times New Roman"/>
+                <w:i w:val="false"/>
+                <w:b w:val="false"/>
+                <w:u w:val="none"/>
+                <w:strike w:val="false"/>
+                <w:sz w:val="12"/>
+                <w:szCs w:val="12"/>
+                <w:color w:val="000000"/>
+              </w:rPr>
+              <w:t xml:space="preserve">0.42 (0.11–1.53)</w:t>
+            </w:r>
+          </w:p>
+        </w:tc>
+        <w:tc>
+          <w:tcPr>
+            <w:tcBorders>
+              <w:bottom w:val="none" w:sz="0" w:space="0" w:color="000000"/>
+              <w:top w:val="none" w:sz="0" w:space="0" w:color="000000"/>
+              <w:left w:val="none" w:sz="0" w:space="0" w:color="000000"/>
+              <w:right w:val="none" w:sz="0" w:space="0" w:color="000000"/>
+            </w:tcBorders>
+            <w:shd w:val="clear" w:color="auto" w:fill="FFFFFF"/>
+            <w:tcMar>
+              <w:top w:w="0" w:type="dxa"/>
+              <w:bottom w:w="0" w:type="dxa"/>
+              <w:left w:w="0" w:type="dxa"/>
+              <w:right w:w="0" w:type="dxa"/>
+            </w:tcMar>
+            <w:vAlign w:val="center"/>
+          </w:tcPr>
+          <w:p>
+            <w:pPr>
+              <w:pStyle w:val="Normal"/>
+              <w:jc w:val="left"/>
+              <w:pBdr>
+                <w:bottom w:val="none" w:sz="0" w:space="0" w:color="000000"/>
+                <w:top w:val="none" w:sz="0" w:space="0" w:color="000000"/>
+                <w:left w:val="none" w:sz="0" w:space="0" w:color="000000"/>
+                <w:right w:val="none" w:sz="0" w:space="0" w:color="000000"/>
+              </w:pBdr>
+              <w:spacing w:after="100" w:before="100" w:line="240"/>
+              <w:ind w:left="100" w:right="100" w:firstLine="0" w:firstLineChars="0"/>
+              <w:rPr>
+                <w:rFonts w:ascii="Times New Roman" w:hAnsi="Times New Roman" w:eastAsia="Times New Roman" w:cs="Times New Roman"/>
+                <w:i w:val="false"/>
+                <w:b w:val="false"/>
+                <w:u w:val="none"/>
+                <w:strike w:val="false"/>
+                <w:sz w:val="12"/>
+                <w:szCs w:val="12"/>
+                <w:color w:val="000000"/>
+              </w:rPr>
+            </w:pPr>
+            <w:r>
+              <w:rPr>
+                <w:rFonts w:ascii="Times New Roman" w:hAnsi="Times New Roman" w:eastAsia="Times New Roman" w:cs="Times New Roman"/>
+                <w:i w:val="false"/>
+                <w:b w:val="false"/>
+                <w:u w:val="none"/>
+                <w:strike w:val="false"/>
+                <w:sz w:val="12"/>
+                <w:szCs w:val="12"/>
+                <w:color w:val="000000"/>
+              </w:rPr>
+              <w:t xml:space="preserve">0.189</w:t>
+            </w:r>
+          </w:p>
+        </w:tc>
+        <w:tc>
+          <w:tcPr>
+            <w:tcBorders>
+              <w:bottom w:val="none" w:sz="0" w:space="0" w:color="000000"/>
+              <w:top w:val="none" w:sz="0" w:space="0" w:color="000000"/>
+              <w:left w:val="none" w:sz="0" w:space="0" w:color="000000"/>
+              <w:right w:val="none" w:sz="0" w:space="0" w:color="000000"/>
+            </w:tcBorders>
+            <w:shd w:val="clear" w:color="auto" w:fill="FFFFFF"/>
+            <w:tcMar>
+              <w:top w:w="0" w:type="dxa"/>
+              <w:bottom w:w="0" w:type="dxa"/>
+              <w:left w:w="0" w:type="dxa"/>
+              <w:right w:w="0" w:type="dxa"/>
+            </w:tcMar>
+            <w:vAlign w:val="center"/>
+          </w:tcPr>
+          <w:p>
+            <w:pPr>
+              <w:pStyle w:val="Normal"/>
+              <w:jc w:val="left"/>
+              <w:pBdr>
+                <w:bottom w:val="none" w:sz="0" w:space="0" w:color="000000"/>
+                <w:top w:val="none" w:sz="0" w:space="0" w:color="000000"/>
+                <w:left w:val="none" w:sz="0" w:space="0" w:color="000000"/>
+                <w:right w:val="none" w:sz="0" w:space="0" w:color="000000"/>
+              </w:pBdr>
+              <w:spacing w:after="100" w:before="100" w:line="240"/>
+              <w:ind w:left="100" w:right="100" w:firstLine="0" w:firstLineChars="0"/>
+              <w:rPr>
+                <w:rFonts w:ascii="Times New Roman" w:hAnsi="Times New Roman" w:eastAsia="Times New Roman" w:cs="Times New Roman"/>
+                <w:i w:val="false"/>
+                <w:b w:val="false"/>
+                <w:u w:val="none"/>
+                <w:strike w:val="false"/>
+                <w:sz w:val="12"/>
+                <w:szCs w:val="12"/>
+                <w:color w:val="000000"/>
+              </w:rPr>
+            </w:pPr>
+            <w:r>
+              <w:rPr>
+                <w:rFonts w:ascii="Times New Roman" w:hAnsi="Times New Roman" w:eastAsia="Times New Roman" w:cs="Times New Roman"/>
+                <w:i w:val="false"/>
+                <w:b w:val="false"/>
+                <w:u w:val="none"/>
+                <w:strike w:val="false"/>
+                <w:sz w:val="12"/>
+                <w:szCs w:val="12"/>
+                <w:color w:val="000000"/>
+              </w:rPr>
+              <w:t xml:space="preserve">0.347</w:t>
+            </w:r>
+          </w:p>
+        </w:tc>
+        <w:tc>
+          <w:tcPr>
+            <w:tcBorders>
+              <w:bottom w:val="none" w:sz="0" w:space="0" w:color="000000"/>
+              <w:top w:val="none" w:sz="0" w:space="0" w:color="000000"/>
+              <w:left w:val="none" w:sz="0" w:space="0" w:color="000000"/>
+              <w:right w:val="none" w:sz="0" w:space="0" w:color="000000"/>
+            </w:tcBorders>
+            <w:shd w:val="clear" w:color="auto" w:fill="FFFFFF"/>
+            <w:tcMar>
+              <w:top w:w="0" w:type="dxa"/>
+              <w:bottom w:w="0" w:type="dxa"/>
+              <w:left w:w="0" w:type="dxa"/>
+              <w:right w:w="0" w:type="dxa"/>
+            </w:tcMar>
+            <w:vAlign w:val="center"/>
+          </w:tcPr>
+          <w:p>
+            <w:pPr>
+              <w:pStyle w:val="Normal"/>
+              <w:jc w:val="left"/>
+              <w:pBdr>
+                <w:bottom w:val="none" w:sz="0" w:space="0" w:color="000000"/>
+                <w:top w:val="none" w:sz="0" w:space="0" w:color="000000"/>
+                <w:left w:val="none" w:sz="0" w:space="0" w:color="000000"/>
+                <w:right w:val="none" w:sz="0" w:space="0" w:color="000000"/>
+              </w:pBdr>
+              <w:spacing w:after="100" w:before="100" w:line="240"/>
+              <w:ind w:left="100" w:right="100" w:firstLine="0" w:firstLineChars="0"/>
+              <w:rPr>
+                <w:rFonts w:ascii="Times New Roman" w:hAnsi="Times New Roman" w:eastAsia="Times New Roman" w:cs="Times New Roman"/>
+                <w:i w:val="false"/>
+                <w:b w:val="false"/>
+                <w:u w:val="none"/>
+                <w:strike w:val="false"/>
+                <w:sz w:val="12"/>
+                <w:szCs w:val="12"/>
+                <w:color w:val="000000"/>
+              </w:rPr>
+            </w:pPr>
+            <w:r>
+              <w:rPr>
+                <w:rFonts w:ascii="Times New Roman" w:hAnsi="Times New Roman" w:eastAsia="Times New Roman" w:cs="Times New Roman"/>
+                <w:i w:val="false"/>
+                <w:b w:val="false"/>
+                <w:u w:val="none"/>
+                <w:strike w:val="false"/>
+                <w:sz w:val="12"/>
+                <w:szCs w:val="12"/>
+                <w:color w:val="000000"/>
+              </w:rPr>
+              <w:t xml:space="preserve"/>
+            </w:r>
+          </w:p>
+        </w:tc>
+        <w:tc>
+          <w:tcPr>
+            <w:tcBorders>
+              <w:bottom w:val="none" w:sz="0" w:space="0" w:color="000000"/>
+              <w:top w:val="none" w:sz="0" w:space="0" w:color="000000"/>
+              <w:left w:val="none" w:sz="0" w:space="0" w:color="000000"/>
+              <w:right w:val="none" w:sz="0" w:space="0" w:color="000000"/>
+            </w:tcBorders>
+            <w:shd w:val="clear" w:color="auto" w:fill="FFFFFF"/>
+            <w:tcMar>
+              <w:top w:w="0" w:type="dxa"/>
+              <w:bottom w:w="0" w:type="dxa"/>
+              <w:left w:w="0" w:type="dxa"/>
+              <w:right w:w="0" w:type="dxa"/>
+            </w:tcMar>
+            <w:vAlign w:val="center"/>
+          </w:tcPr>
+          <w:p>
+            <w:pPr>
+              <w:pStyle w:val="Normal"/>
+              <w:jc w:val="left"/>
+              <w:pBdr>
+                <w:bottom w:val="none" w:sz="0" w:space="0" w:color="000000"/>
+                <w:top w:val="none" w:sz="0" w:space="0" w:color="000000"/>
+                <w:left w:val="none" w:sz="0" w:space="0" w:color="000000"/>
+                <w:right w:val="none" w:sz="0" w:space="0" w:color="000000"/>
+              </w:pBdr>
+              <w:spacing w:after="100" w:before="100" w:line="240"/>
+              <w:ind w:left="100" w:right="100" w:firstLine="0" w:firstLineChars="0"/>
+              <w:rPr>
+                <w:rFonts w:ascii="Times New Roman" w:hAnsi="Times New Roman" w:eastAsia="Times New Roman" w:cs="Times New Roman"/>
+                <w:i w:val="false"/>
+                <w:b w:val="false"/>
+                <w:u w:val="none"/>
+                <w:strike w:val="false"/>
+                <w:sz w:val="12"/>
+                <w:szCs w:val="12"/>
+                <w:color w:val="000000"/>
+              </w:rPr>
+            </w:pPr>
+            <w:r>
+              <w:rPr>
+                <w:rFonts w:ascii="Times New Roman" w:hAnsi="Times New Roman" w:eastAsia="Times New Roman" w:cs="Times New Roman"/>
+                <w:i w:val="false"/>
+                <w:b w:val="false"/>
+                <w:u w:val="none"/>
+                <w:strike w:val="false"/>
+                <w:sz w:val="12"/>
+                <w:szCs w:val="12"/>
+                <w:color w:val="000000"/>
+              </w:rPr>
+              <w:t xml:space="preserve"/>
+            </w:r>
+          </w:p>
+        </w:tc>
+        <w:tc>
+          <w:tcPr>
+            <w:tcBorders>
+              <w:bottom w:val="none" w:sz="0" w:space="0" w:color="000000"/>
+              <w:top w:val="none" w:sz="0" w:space="0" w:color="000000"/>
+              <w:left w:val="none" w:sz="0" w:space="0" w:color="000000"/>
+              <w:right w:val="none" w:sz="0" w:space="0" w:color="000000"/>
+            </w:tcBorders>
+            <w:shd w:val="clear" w:color="auto" w:fill="FFFFFF"/>
+            <w:tcMar>
+              <w:top w:w="0" w:type="dxa"/>
+              <w:bottom w:w="0" w:type="dxa"/>
+              <w:left w:w="0" w:type="dxa"/>
+              <w:right w:w="0" w:type="dxa"/>
+            </w:tcMar>
+            <w:vAlign w:val="center"/>
+          </w:tcPr>
+          <w:p>
+            <w:pPr>
+              <w:pStyle w:val="Normal"/>
+              <w:jc w:val="left"/>
+              <w:pBdr>
+                <w:bottom w:val="none" w:sz="0" w:space="0" w:color="000000"/>
+                <w:top w:val="none" w:sz="0" w:space="0" w:color="000000"/>
+                <w:left w:val="none" w:sz="0" w:space="0" w:color="000000"/>
+                <w:right w:val="none" w:sz="0" w:space="0" w:color="000000"/>
+              </w:pBdr>
+              <w:spacing w:after="100" w:before="100" w:line="240"/>
+              <w:ind w:left="100" w:right="100" w:firstLine="0" w:firstLineChars="0"/>
+              <w:rPr>
+                <w:rFonts w:ascii="Times New Roman" w:hAnsi="Times New Roman" w:eastAsia="Times New Roman" w:cs="Times New Roman"/>
+                <w:i w:val="false"/>
+                <w:b w:val="false"/>
+                <w:u w:val="none"/>
+                <w:strike w:val="false"/>
+                <w:sz w:val="12"/>
+                <w:szCs w:val="12"/>
+                <w:color w:val="000000"/>
+              </w:rPr>
+            </w:pPr>
+            <w:r>
+              <w:rPr>
+                <w:rFonts w:ascii="Times New Roman" w:hAnsi="Times New Roman" w:eastAsia="Times New Roman" w:cs="Times New Roman"/>
+                <w:i w:val="false"/>
+                <w:b w:val="false"/>
+                <w:u w:val="none"/>
+                <w:strike w:val="false"/>
+                <w:sz w:val="12"/>
+                <w:szCs w:val="12"/>
+                <w:color w:val="000000"/>
+              </w:rPr>
+              <w:t xml:space="preserve"/>
+            </w:r>
+          </w:p>
+        </w:tc>
+        <w:tc>
+          <w:tcPr>
+            <w:tcBorders>
+              <w:bottom w:val="none" w:sz="0" w:space="0" w:color="000000"/>
+              <w:top w:val="none" w:sz="0" w:space="0" w:color="000000"/>
+              <w:left w:val="none" w:sz="0" w:space="0" w:color="000000"/>
+              <w:right w:val="none" w:sz="0" w:space="0" w:color="000000"/>
+            </w:tcBorders>
+            <w:shd w:val="clear" w:color="auto" w:fill="FFFFFF"/>
+            <w:tcMar>
+              <w:top w:w="0" w:type="dxa"/>
+              <w:bottom w:w="0" w:type="dxa"/>
+              <w:left w:w="0" w:type="dxa"/>
+              <w:right w:w="0" w:type="dxa"/>
+            </w:tcMar>
+            <w:vAlign w:val="center"/>
+          </w:tcPr>
+          <w:p>
+            <w:pPr>
+              <w:pStyle w:val="Normal"/>
+              <w:jc w:val="left"/>
+              <w:pBdr>
+                <w:bottom w:val="none" w:sz="0" w:space="0" w:color="000000"/>
+                <w:top w:val="none" w:sz="0" w:space="0" w:color="000000"/>
+                <w:left w:val="none" w:sz="0" w:space="0" w:color="000000"/>
+                <w:right w:val="none" w:sz="0" w:space="0" w:color="000000"/>
+              </w:pBdr>
+              <w:spacing w:after="100" w:before="100" w:line="240"/>
+              <w:ind w:left="100" w:right="100" w:firstLine="0" w:firstLineChars="0"/>
+              <w:rPr>
+                <w:rFonts w:ascii="Times New Roman" w:hAnsi="Times New Roman" w:eastAsia="Times New Roman" w:cs="Times New Roman"/>
+                <w:i w:val="false"/>
+                <w:b w:val="false"/>
+                <w:u w:val="none"/>
+                <w:strike w:val="false"/>
+                <w:sz w:val="12"/>
+                <w:szCs w:val="12"/>
+                <w:color w:val="000000"/>
+              </w:rPr>
+            </w:pPr>
+            <w:r>
+              <w:rPr>
+                <w:rFonts w:ascii="Times New Roman" w:hAnsi="Times New Roman" w:eastAsia="Times New Roman" w:cs="Times New Roman"/>
+                <w:i w:val="false"/>
+                <w:b w:val="false"/>
+                <w:u w:val="none"/>
+                <w:strike w:val="false"/>
+                <w:sz w:val="12"/>
+                <w:szCs w:val="12"/>
+                <w:color w:val="000000"/>
+              </w:rPr>
+              <w:t xml:space="preserve"/>
+            </w:r>
+          </w:p>
+        </w:tc>
+        <w:tc>
+          <w:tcPr>
+            <w:tcBorders>
+              <w:bottom w:val="none" w:sz="0" w:space="0" w:color="000000"/>
+              <w:top w:val="none" w:sz="0" w:space="0" w:color="000000"/>
+              <w:left w:val="none" w:sz="0" w:space="0" w:color="000000"/>
+              <w:right w:val="none" w:sz="0" w:space="0" w:color="000000"/>
+            </w:tcBorders>
+            <w:shd w:val="clear" w:color="auto" w:fill="FFFFFF"/>
+            <w:tcMar>
+              <w:top w:w="0" w:type="dxa"/>
+              <w:bottom w:w="0" w:type="dxa"/>
+              <w:left w:w="0" w:type="dxa"/>
+              <w:right w:w="0" w:type="dxa"/>
+            </w:tcMar>
+            <w:vAlign w:val="center"/>
+          </w:tcPr>
+          <w:p>
+            <w:pPr>
+              <w:pStyle w:val="Normal"/>
+              <w:jc w:val="left"/>
+              <w:pBdr>
+                <w:bottom w:val="none" w:sz="0" w:space="0" w:color="000000"/>
+                <w:top w:val="none" w:sz="0" w:space="0" w:color="000000"/>
+                <w:left w:val="none" w:sz="0" w:space="0" w:color="000000"/>
+                <w:right w:val="none" w:sz="0" w:space="0" w:color="000000"/>
+              </w:pBdr>
+              <w:spacing w:after="100" w:before="100" w:line="240"/>
+              <w:ind w:left="100" w:right="100" w:firstLine="0" w:firstLineChars="0"/>
+              <w:rPr>
+                <w:rFonts w:ascii="Times New Roman" w:hAnsi="Times New Roman" w:eastAsia="Times New Roman" w:cs="Times New Roman"/>
+                <w:i w:val="false"/>
+                <w:b w:val="false"/>
+                <w:u w:val="none"/>
+                <w:strike w:val="false"/>
+                <w:sz w:val="12"/>
+                <w:szCs w:val="12"/>
+                <w:color w:val="000000"/>
+              </w:rPr>
+            </w:pPr>
+            <w:r>
+              <w:rPr>
+                <w:rFonts w:ascii="Times New Roman" w:hAnsi="Times New Roman" w:eastAsia="Times New Roman" w:cs="Times New Roman"/>
+                <w:i w:val="false"/>
+                <w:b w:val="false"/>
+                <w:u w:val="none"/>
+                <w:strike w:val="false"/>
+                <w:sz w:val="12"/>
+                <w:szCs w:val="12"/>
+                <w:color w:val="000000"/>
+              </w:rPr>
+              <w:t xml:space="preserve">7.75 (0.66, 14.84)</w:t>
+            </w:r>
+          </w:p>
+        </w:tc>
+        <w:tc>
+          <w:tcPr>
+            <w:tcBorders>
+              <w:bottom w:val="none" w:sz="0" w:space="0" w:color="000000"/>
+              <w:top w:val="none" w:sz="0" w:space="0" w:color="000000"/>
+              <w:left w:val="none" w:sz="0" w:space="0" w:color="000000"/>
+              <w:right w:val="none" w:sz="0" w:space="0" w:color="000000"/>
+            </w:tcBorders>
+            <w:shd w:val="clear" w:color="auto" w:fill="FFFFFF"/>
+            <w:tcMar>
+              <w:top w:w="0" w:type="dxa"/>
+              <w:bottom w:w="0" w:type="dxa"/>
+              <w:left w:w="0" w:type="dxa"/>
+              <w:right w:w="0" w:type="dxa"/>
+            </w:tcMar>
+            <w:vAlign w:val="center"/>
+          </w:tcPr>
+          <w:p>
+            <w:pPr>
+              <w:pStyle w:val="Normal"/>
+              <w:jc w:val="left"/>
+              <w:pBdr>
+                <w:bottom w:val="none" w:sz="0" w:space="0" w:color="000000"/>
+                <w:top w:val="none" w:sz="0" w:space="0" w:color="000000"/>
+                <w:left w:val="none" w:sz="0" w:space="0" w:color="000000"/>
+                <w:right w:val="none" w:sz="0" w:space="0" w:color="000000"/>
+              </w:pBdr>
+              <w:spacing w:after="100" w:before="100" w:line="240"/>
+              <w:ind w:left="100" w:right="100" w:firstLine="0" w:firstLineChars="0"/>
+              <w:rPr>
+                <w:rFonts w:ascii="Times New Roman" w:hAnsi="Times New Roman" w:eastAsia="Times New Roman" w:cs="Times New Roman"/>
+                <w:i w:val="false"/>
+                <w:b w:val="false"/>
+                <w:u w:val="none"/>
+                <w:strike w:val="false"/>
+                <w:sz w:val="12"/>
+                <w:szCs w:val="12"/>
+                <w:color w:val="000000"/>
+              </w:rPr>
+            </w:pPr>
+            <w:r>
+              <w:rPr>
+                <w:rFonts w:ascii="Times New Roman" w:hAnsi="Times New Roman" w:eastAsia="Times New Roman" w:cs="Times New Roman"/>
+                <w:i w:val="false"/>
+                <w:b w:val="false"/>
+                <w:u w:val="none"/>
+                <w:strike w:val="false"/>
+                <w:sz w:val="12"/>
+                <w:szCs w:val="12"/>
+                <w:color w:val="000000"/>
+              </w:rPr>
+              <w:t xml:space="preserve">0.032</w:t>
             </w:r>
           </w:p>
         </w:tc>
@@ -15404,7 +16894,7 @@
                 <w:szCs w:val="12"/>
                 <w:color w:val="000000"/>
               </w:rPr>
-              <w:t xml:space="preserve">0.063</w:t>
+              <w:t xml:space="preserve">0.071</w:t>
             </w:r>
           </w:p>
         </w:tc>
@@ -15569,7 +17059,7 @@
                 <w:szCs w:val="12"/>
                 <w:color w:val="000000"/>
               </w:rPr>
-              <w:t xml:space="preserve">0.088</w:t>
+              <w:t xml:space="preserve">0.097</w:t>
             </w:r>
           </w:p>
         </w:tc>
@@ -15624,7 +17114,7 @@
                 <w:szCs w:val="12"/>
                 <w:color w:val="000000"/>
               </w:rPr>
-              <w:t xml:space="preserve">0.13 (0.03–0.52)</w:t>
+              <w:t xml:space="preserve">0.13 (0.03–0.51)</w:t>
             </w:r>
           </w:p>
         </w:tc>
@@ -15679,6 +17169,281 @@
                 <w:szCs w:val="12"/>
                 <w:color w:val="000000"/>
               </w:rPr>
+              <w:t xml:space="preserve">0.003</w:t>
+            </w:r>
+          </w:p>
+        </w:tc>
+        <w:tc>
+          <w:tcPr>
+            <w:tcBorders>
+              <w:bottom w:val="single" w:sz="12" w:space="0" w:color="666666"/>
+              <w:top w:val="none" w:sz="0" w:space="0" w:color="000000"/>
+              <w:left w:val="none" w:sz="0" w:space="0" w:color="000000"/>
+              <w:right w:val="none" w:sz="0" w:space="0" w:color="000000"/>
+            </w:tcBorders>
+            <w:shd w:val="clear" w:color="auto" w:fill="FFFFFF"/>
+            <w:tcMar>
+              <w:top w:w="0" w:type="dxa"/>
+              <w:bottom w:w="0" w:type="dxa"/>
+              <w:left w:w="0" w:type="dxa"/>
+              <w:right w:w="0" w:type="dxa"/>
+            </w:tcMar>
+            <w:vAlign w:val="center"/>
+          </w:tcPr>
+          <w:p>
+            <w:pPr>
+              <w:pStyle w:val="Normal"/>
+              <w:jc w:val="left"/>
+              <w:pBdr>
+                <w:bottom w:val="none" w:sz="0" w:space="0" w:color="000000"/>
+                <w:top w:val="none" w:sz="0" w:space="0" w:color="000000"/>
+                <w:left w:val="none" w:sz="0" w:space="0" w:color="000000"/>
+                <w:right w:val="none" w:sz="0" w:space="0" w:color="000000"/>
+              </w:pBdr>
+              <w:spacing w:after="100" w:before="100" w:line="240"/>
+              <w:ind w:left="100" w:right="100" w:firstLine="0" w:firstLineChars="0"/>
+              <w:rPr>
+                <w:rFonts w:ascii="Times New Roman" w:hAnsi="Times New Roman" w:eastAsia="Times New Roman" w:cs="Times New Roman"/>
+                <w:i w:val="false"/>
+                <w:b w:val="false"/>
+                <w:u w:val="none"/>
+                <w:strike w:val="false"/>
+                <w:sz w:val="12"/>
+                <w:szCs w:val="12"/>
+                <w:color w:val="000000"/>
+              </w:rPr>
+            </w:pPr>
+            <w:r>
+              <w:rPr>
+                <w:rFonts w:ascii="Times New Roman" w:hAnsi="Times New Roman" w:eastAsia="Times New Roman" w:cs="Times New Roman"/>
+                <w:i w:val="false"/>
+                <w:b w:val="false"/>
+                <w:u w:val="none"/>
+                <w:strike w:val="false"/>
+                <w:sz w:val="12"/>
+                <w:szCs w:val="12"/>
+                <w:color w:val="000000"/>
+              </w:rPr>
+              <w:t xml:space="preserve">0.032</w:t>
+            </w:r>
+          </w:p>
+        </w:tc>
+        <w:tc>
+          <w:tcPr>
+            <w:tcBorders>
+              <w:bottom w:val="single" w:sz="12" w:space="0" w:color="666666"/>
+              <w:top w:val="none" w:sz="0" w:space="0" w:color="000000"/>
+              <w:left w:val="none" w:sz="0" w:space="0" w:color="000000"/>
+              <w:right w:val="none" w:sz="0" w:space="0" w:color="000000"/>
+            </w:tcBorders>
+            <w:shd w:val="clear" w:color="auto" w:fill="FFFFFF"/>
+            <w:tcMar>
+              <w:top w:w="0" w:type="dxa"/>
+              <w:bottom w:w="0" w:type="dxa"/>
+              <w:left w:w="0" w:type="dxa"/>
+              <w:right w:w="0" w:type="dxa"/>
+            </w:tcMar>
+            <w:vAlign w:val="center"/>
+          </w:tcPr>
+          <w:p>
+            <w:pPr>
+              <w:pStyle w:val="Normal"/>
+              <w:jc w:val="left"/>
+              <w:pBdr>
+                <w:bottom w:val="none" w:sz="0" w:space="0" w:color="000000"/>
+                <w:top w:val="none" w:sz="0" w:space="0" w:color="000000"/>
+                <w:left w:val="none" w:sz="0" w:space="0" w:color="000000"/>
+                <w:right w:val="none" w:sz="0" w:space="0" w:color="000000"/>
+              </w:pBdr>
+              <w:spacing w:after="100" w:before="100" w:line="240"/>
+              <w:ind w:left="100" w:right="100" w:firstLine="0" w:firstLineChars="0"/>
+              <w:rPr>
+                <w:rFonts w:ascii="Times New Roman" w:hAnsi="Times New Roman" w:eastAsia="Times New Roman" w:cs="Times New Roman"/>
+                <w:i w:val="false"/>
+                <w:b w:val="false"/>
+                <w:u w:val="none"/>
+                <w:strike w:val="false"/>
+                <w:sz w:val="12"/>
+                <w:szCs w:val="12"/>
+                <w:color w:val="000000"/>
+              </w:rPr>
+            </w:pPr>
+            <w:r>
+              <w:rPr>
+                <w:rFonts w:ascii="Times New Roman" w:hAnsi="Times New Roman" w:eastAsia="Times New Roman" w:cs="Times New Roman"/>
+                <w:i w:val="false"/>
+                <w:b w:val="false"/>
+                <w:u w:val="none"/>
+                <w:strike w:val="false"/>
+                <w:sz w:val="12"/>
+                <w:szCs w:val="12"/>
+                <w:color w:val="000000"/>
+              </w:rPr>
+              <w:t xml:space="preserve">3.2</w:t>
+            </w:r>
+          </w:p>
+        </w:tc>
+        <w:tc>
+          <w:tcPr>
+            <w:tcBorders>
+              <w:bottom w:val="single" w:sz="12" w:space="0" w:color="666666"/>
+              <w:top w:val="none" w:sz="0" w:space="0" w:color="000000"/>
+              <w:left w:val="none" w:sz="0" w:space="0" w:color="000000"/>
+              <w:right w:val="none" w:sz="0" w:space="0" w:color="000000"/>
+            </w:tcBorders>
+            <w:shd w:val="clear" w:color="auto" w:fill="FFFFFF"/>
+            <w:tcMar>
+              <w:top w:w="0" w:type="dxa"/>
+              <w:bottom w:w="0" w:type="dxa"/>
+              <w:left w:w="0" w:type="dxa"/>
+              <w:right w:w="0" w:type="dxa"/>
+            </w:tcMar>
+            <w:vAlign w:val="center"/>
+          </w:tcPr>
+          <w:p>
+            <w:pPr>
+              <w:pStyle w:val="Normal"/>
+              <w:jc w:val="right"/>
+              <w:pBdr>
+                <w:bottom w:val="none" w:sz="0" w:space="0" w:color="000000"/>
+                <w:top w:val="none" w:sz="0" w:space="0" w:color="000000"/>
+                <w:left w:val="none" w:sz="0" w:space="0" w:color="000000"/>
+                <w:right w:val="none" w:sz="0" w:space="0" w:color="000000"/>
+              </w:pBdr>
+              <w:spacing w:after="100" w:before="100" w:line="240"/>
+              <w:ind w:left="100" w:right="100" w:firstLine="0" w:firstLineChars="0"/>
+              <w:rPr>
+                <w:rFonts w:ascii="Times New Roman" w:hAnsi="Times New Roman" w:eastAsia="Times New Roman" w:cs="Times New Roman"/>
+                <w:i w:val="false"/>
+                <w:b w:val="false"/>
+                <w:u w:val="none"/>
+                <w:strike w:val="false"/>
+                <w:sz w:val="12"/>
+                <w:szCs w:val="12"/>
+                <w:color w:val="000000"/>
+              </w:rPr>
+            </w:pPr>
+            <w:r>
+              <w:rPr>
+                <w:rFonts w:ascii="Times New Roman" w:hAnsi="Times New Roman" w:eastAsia="Times New Roman" w:cs="Times New Roman"/>
+                <w:i w:val="false"/>
+                <w:b w:val="false"/>
+                <w:u w:val="none"/>
+                <w:strike w:val="false"/>
+                <w:sz w:val="12"/>
+                <w:szCs w:val="12"/>
+                <w:color w:val="000000"/>
+              </w:rPr>
+              <w:t xml:space="preserve"/>
+            </w:r>
+          </w:p>
+        </w:tc>
+        <w:tc>
+          <w:tcPr>
+            <w:tcBorders>
+              <w:bottom w:val="single" w:sz="12" w:space="0" w:color="666666"/>
+              <w:top w:val="none" w:sz="0" w:space="0" w:color="000000"/>
+              <w:left w:val="none" w:sz="0" w:space="0" w:color="000000"/>
+              <w:right w:val="none" w:sz="0" w:space="0" w:color="000000"/>
+            </w:tcBorders>
+            <w:shd w:val="clear" w:color="auto" w:fill="FFFFFF"/>
+            <w:tcMar>
+              <w:top w:w="0" w:type="dxa"/>
+              <w:bottom w:w="0" w:type="dxa"/>
+              <w:left w:w="0" w:type="dxa"/>
+              <w:right w:w="0" w:type="dxa"/>
+            </w:tcMar>
+            <w:vAlign w:val="center"/>
+          </w:tcPr>
+          <w:p>
+            <w:pPr>
+              <w:pStyle w:val="Normal"/>
+              <w:jc w:val="left"/>
+              <w:pBdr>
+                <w:bottom w:val="none" w:sz="0" w:space="0" w:color="000000"/>
+                <w:top w:val="none" w:sz="0" w:space="0" w:color="000000"/>
+                <w:left w:val="none" w:sz="0" w:space="0" w:color="000000"/>
+                <w:right w:val="none" w:sz="0" w:space="0" w:color="000000"/>
+              </w:pBdr>
+              <w:spacing w:after="100" w:before="100" w:line="240"/>
+              <w:ind w:left="100" w:right="100" w:firstLine="0" w:firstLineChars="0"/>
+              <w:rPr>
+                <w:rFonts w:ascii="Times New Roman" w:hAnsi="Times New Roman" w:eastAsia="Times New Roman" w:cs="Times New Roman"/>
+                <w:i w:val="false"/>
+                <w:b w:val="false"/>
+                <w:u w:val="none"/>
+                <w:strike w:val="false"/>
+                <w:sz w:val="12"/>
+                <w:szCs w:val="12"/>
+                <w:color w:val="000000"/>
+              </w:rPr>
+            </w:pPr>
+            <w:r>
+              <w:rPr>
+                <w:rFonts w:ascii="Times New Roman" w:hAnsi="Times New Roman" w:eastAsia="Times New Roman" w:cs="Times New Roman"/>
+                <w:i w:val="false"/>
+                <w:b w:val="false"/>
+                <w:u w:val="none"/>
+                <w:strike w:val="false"/>
+                <w:sz w:val="12"/>
+                <w:szCs w:val="12"/>
+                <w:color w:val="000000"/>
+              </w:rPr>
+              <w:t xml:space="preserve">0.10 (0.02–0.48)</w:t>
+            </w:r>
+          </w:p>
+        </w:tc>
+        <w:tc>
+          <w:tcPr>
+            <w:tcBorders>
+              <w:bottom w:val="single" w:sz="12" w:space="0" w:color="666666"/>
+              <w:top w:val="none" w:sz="0" w:space="0" w:color="000000"/>
+              <w:left w:val="none" w:sz="0" w:space="0" w:color="000000"/>
+              <w:right w:val="none" w:sz="0" w:space="0" w:color="000000"/>
+            </w:tcBorders>
+            <w:shd w:val="clear" w:color="auto" w:fill="FFFFFF"/>
+            <w:tcMar>
+              <w:top w:w="0" w:type="dxa"/>
+              <w:bottom w:w="0" w:type="dxa"/>
+              <w:left w:w="0" w:type="dxa"/>
+              <w:right w:w="0" w:type="dxa"/>
+            </w:tcMar>
+            <w:vAlign w:val="center"/>
+          </w:tcPr>
+          <w:p>
+            <w:pPr>
+              <w:pStyle w:val="Normal"/>
+              <w:jc w:val="left"/>
+              <w:pBdr>
+                <w:bottom w:val="none" w:sz="0" w:space="0" w:color="000000"/>
+                <w:top w:val="none" w:sz="0" w:space="0" w:color="000000"/>
+                <w:left w:val="none" w:sz="0" w:space="0" w:color="000000"/>
+                <w:right w:val="none" w:sz="0" w:space="0" w:color="000000"/>
+              </w:pBdr>
+              <w:spacing w:after="100" w:before="100" w:line="240"/>
+              <w:ind w:left="100" w:right="100" w:firstLine="0" w:firstLineChars="0"/>
+              <w:rPr>
+                <w:rFonts w:ascii="Times New Roman" w:hAnsi="Times New Roman" w:eastAsia="Times New Roman" w:cs="Times New Roman"/>
+                <w:i w:val="false"/>
+                <w:b w:val="false"/>
+                <w:u w:val="none"/>
+                <w:strike w:val="false"/>
+                <w:sz w:val="12"/>
+                <w:szCs w:val="12"/>
+                <w:color w:val="000000"/>
+              </w:rPr>
+            </w:pPr>
+            <w:r>
+              <w:rPr>
+                <w:rFonts w:ascii="Times New Roman" w:hAnsi="Times New Roman" w:eastAsia="Times New Roman" w:cs="Times New Roman"/>
+                <w:i w:val="false"/>
+                <w:b w:val="false"/>
+                <w:u w:val="none"/>
+                <w:strike w:val="false"/>
+                <w:sz w:val="12"/>
+                <w:szCs w:val="12"/>
+                <w:color w:val="000000"/>
+              </w:rPr>
               <w:t xml:space="preserve">0.004</w:t>
             </w:r>
           </w:p>
@@ -15734,282 +17499,7 @@
                 <w:szCs w:val="12"/>
                 <w:color w:val="000000"/>
               </w:rPr>
-              <w:t xml:space="preserve">0.035</w:t>
-            </w:r>
-          </w:p>
-        </w:tc>
-        <w:tc>
-          <w:tcPr>
-            <w:tcBorders>
-              <w:bottom w:val="single" w:sz="12" w:space="0" w:color="666666"/>
-              <w:top w:val="none" w:sz="0" w:space="0" w:color="000000"/>
-              <w:left w:val="none" w:sz="0" w:space="0" w:color="000000"/>
-              <w:right w:val="none" w:sz="0" w:space="0" w:color="000000"/>
-            </w:tcBorders>
-            <w:shd w:val="clear" w:color="auto" w:fill="FFFFFF"/>
-            <w:tcMar>
-              <w:top w:w="0" w:type="dxa"/>
-              <w:bottom w:w="0" w:type="dxa"/>
-              <w:left w:w="0" w:type="dxa"/>
-              <w:right w:w="0" w:type="dxa"/>
-            </w:tcMar>
-            <w:vAlign w:val="center"/>
-          </w:tcPr>
-          <w:p>
-            <w:pPr>
-              <w:pStyle w:val="Normal"/>
-              <w:jc w:val="left"/>
-              <w:pBdr>
-                <w:bottom w:val="none" w:sz="0" w:space="0" w:color="000000"/>
-                <w:top w:val="none" w:sz="0" w:space="0" w:color="000000"/>
-                <w:left w:val="none" w:sz="0" w:space="0" w:color="000000"/>
-                <w:right w:val="none" w:sz="0" w:space="0" w:color="000000"/>
-              </w:pBdr>
-              <w:spacing w:after="100" w:before="100" w:line="240"/>
-              <w:ind w:left="100" w:right="100" w:firstLine="0" w:firstLineChars="0"/>
-              <w:rPr>
-                <w:rFonts w:ascii="Times New Roman" w:hAnsi="Times New Roman" w:eastAsia="Times New Roman" w:cs="Times New Roman"/>
-                <w:i w:val="false"/>
-                <w:b w:val="false"/>
-                <w:u w:val="none"/>
-                <w:strike w:val="false"/>
-                <w:sz w:val="12"/>
-                <w:szCs w:val="12"/>
-                <w:color w:val="000000"/>
-              </w:rPr>
-            </w:pPr>
-            <w:r>
-              <w:rPr>
-                <w:rFonts w:ascii="Times New Roman" w:hAnsi="Times New Roman" w:eastAsia="Times New Roman" w:cs="Times New Roman"/>
-                <w:i w:val="false"/>
-                <w:b w:val="false"/>
-                <w:u w:val="none"/>
-                <w:strike w:val="false"/>
-                <w:sz w:val="12"/>
-                <w:szCs w:val="12"/>
-                <w:color w:val="000000"/>
-              </w:rPr>
-              <w:t xml:space="preserve">2.6</w:t>
-            </w:r>
-          </w:p>
-        </w:tc>
-        <w:tc>
-          <w:tcPr>
-            <w:tcBorders>
-              <w:bottom w:val="single" w:sz="12" w:space="0" w:color="666666"/>
-              <w:top w:val="none" w:sz="0" w:space="0" w:color="000000"/>
-              <w:left w:val="none" w:sz="0" w:space="0" w:color="000000"/>
-              <w:right w:val="none" w:sz="0" w:space="0" w:color="000000"/>
-            </w:tcBorders>
-            <w:shd w:val="clear" w:color="auto" w:fill="FFFFFF"/>
-            <w:tcMar>
-              <w:top w:w="0" w:type="dxa"/>
-              <w:bottom w:w="0" w:type="dxa"/>
-              <w:left w:w="0" w:type="dxa"/>
-              <w:right w:w="0" w:type="dxa"/>
-            </w:tcMar>
-            <w:vAlign w:val="center"/>
-          </w:tcPr>
-          <w:p>
-            <w:pPr>
-              <w:pStyle w:val="Normal"/>
-              <w:jc w:val="right"/>
-              <w:pBdr>
-                <w:bottom w:val="none" w:sz="0" w:space="0" w:color="000000"/>
-                <w:top w:val="none" w:sz="0" w:space="0" w:color="000000"/>
-                <w:left w:val="none" w:sz="0" w:space="0" w:color="000000"/>
-                <w:right w:val="none" w:sz="0" w:space="0" w:color="000000"/>
-              </w:pBdr>
-              <w:spacing w:after="100" w:before="100" w:line="240"/>
-              <w:ind w:left="100" w:right="100" w:firstLine="0" w:firstLineChars="0"/>
-              <w:rPr>
-                <w:rFonts w:ascii="Times New Roman" w:hAnsi="Times New Roman" w:eastAsia="Times New Roman" w:cs="Times New Roman"/>
-                <w:i w:val="false"/>
-                <w:b w:val="false"/>
-                <w:u w:val="none"/>
-                <w:strike w:val="false"/>
-                <w:sz w:val="12"/>
-                <w:szCs w:val="12"/>
-                <w:color w:val="000000"/>
-              </w:rPr>
-            </w:pPr>
-            <w:r>
-              <w:rPr>
-                <w:rFonts w:ascii="Times New Roman" w:hAnsi="Times New Roman" w:eastAsia="Times New Roman" w:cs="Times New Roman"/>
-                <w:i w:val="false"/>
-                <w:b w:val="false"/>
-                <w:u w:val="none"/>
-                <w:strike w:val="false"/>
-                <w:sz w:val="12"/>
-                <w:szCs w:val="12"/>
-                <w:color w:val="000000"/>
-              </w:rPr>
-              <w:t xml:space="preserve"/>
-            </w:r>
-          </w:p>
-        </w:tc>
-        <w:tc>
-          <w:tcPr>
-            <w:tcBorders>
-              <w:bottom w:val="single" w:sz="12" w:space="0" w:color="666666"/>
-              <w:top w:val="none" w:sz="0" w:space="0" w:color="000000"/>
-              <w:left w:val="none" w:sz="0" w:space="0" w:color="000000"/>
-              <w:right w:val="none" w:sz="0" w:space="0" w:color="000000"/>
-            </w:tcBorders>
-            <w:shd w:val="clear" w:color="auto" w:fill="FFFFFF"/>
-            <w:tcMar>
-              <w:top w:w="0" w:type="dxa"/>
-              <w:bottom w:w="0" w:type="dxa"/>
-              <w:left w:w="0" w:type="dxa"/>
-              <w:right w:w="0" w:type="dxa"/>
-            </w:tcMar>
-            <w:vAlign w:val="center"/>
-          </w:tcPr>
-          <w:p>
-            <w:pPr>
-              <w:pStyle w:val="Normal"/>
-              <w:jc w:val="left"/>
-              <w:pBdr>
-                <w:bottom w:val="none" w:sz="0" w:space="0" w:color="000000"/>
-                <w:top w:val="none" w:sz="0" w:space="0" w:color="000000"/>
-                <w:left w:val="none" w:sz="0" w:space="0" w:color="000000"/>
-                <w:right w:val="none" w:sz="0" w:space="0" w:color="000000"/>
-              </w:pBdr>
-              <w:spacing w:after="100" w:before="100" w:line="240"/>
-              <w:ind w:left="100" w:right="100" w:firstLine="0" w:firstLineChars="0"/>
-              <w:rPr>
-                <w:rFonts w:ascii="Times New Roman" w:hAnsi="Times New Roman" w:eastAsia="Times New Roman" w:cs="Times New Roman"/>
-                <w:i w:val="false"/>
-                <w:b w:val="false"/>
-                <w:u w:val="none"/>
-                <w:strike w:val="false"/>
-                <w:sz w:val="12"/>
-                <w:szCs w:val="12"/>
-                <w:color w:val="000000"/>
-              </w:rPr>
-            </w:pPr>
-            <w:r>
-              <w:rPr>
-                <w:rFonts w:ascii="Times New Roman" w:hAnsi="Times New Roman" w:eastAsia="Times New Roman" w:cs="Times New Roman"/>
-                <w:i w:val="false"/>
-                <w:b w:val="false"/>
-                <w:u w:val="none"/>
-                <w:strike w:val="false"/>
-                <w:sz w:val="12"/>
-                <w:szCs w:val="12"/>
-                <w:color w:val="000000"/>
-              </w:rPr>
-              <w:t xml:space="preserve">0.09 (0.02–0.48)</w:t>
-            </w:r>
-          </w:p>
-        </w:tc>
-        <w:tc>
-          <w:tcPr>
-            <w:tcBorders>
-              <w:bottom w:val="single" w:sz="12" w:space="0" w:color="666666"/>
-              <w:top w:val="none" w:sz="0" w:space="0" w:color="000000"/>
-              <w:left w:val="none" w:sz="0" w:space="0" w:color="000000"/>
-              <w:right w:val="none" w:sz="0" w:space="0" w:color="000000"/>
-            </w:tcBorders>
-            <w:shd w:val="clear" w:color="auto" w:fill="FFFFFF"/>
-            <w:tcMar>
-              <w:top w:w="0" w:type="dxa"/>
-              <w:bottom w:w="0" w:type="dxa"/>
-              <w:left w:w="0" w:type="dxa"/>
-              <w:right w:w="0" w:type="dxa"/>
-            </w:tcMar>
-            <w:vAlign w:val="center"/>
-          </w:tcPr>
-          <w:p>
-            <w:pPr>
-              <w:pStyle w:val="Normal"/>
-              <w:jc w:val="left"/>
-              <w:pBdr>
-                <w:bottom w:val="none" w:sz="0" w:space="0" w:color="000000"/>
-                <w:top w:val="none" w:sz="0" w:space="0" w:color="000000"/>
-                <w:left w:val="none" w:sz="0" w:space="0" w:color="000000"/>
-                <w:right w:val="none" w:sz="0" w:space="0" w:color="000000"/>
-              </w:pBdr>
-              <w:spacing w:after="100" w:before="100" w:line="240"/>
-              <w:ind w:left="100" w:right="100" w:firstLine="0" w:firstLineChars="0"/>
-              <w:rPr>
-                <w:rFonts w:ascii="Times New Roman" w:hAnsi="Times New Roman" w:eastAsia="Times New Roman" w:cs="Times New Roman"/>
-                <w:i w:val="false"/>
-                <w:b w:val="false"/>
-                <w:u w:val="none"/>
-                <w:strike w:val="false"/>
-                <w:sz w:val="12"/>
-                <w:szCs w:val="12"/>
-                <w:color w:val="000000"/>
-              </w:rPr>
-            </w:pPr>
-            <w:r>
-              <w:rPr>
-                <w:rFonts w:ascii="Times New Roman" w:hAnsi="Times New Roman" w:eastAsia="Times New Roman" w:cs="Times New Roman"/>
-                <w:i w:val="false"/>
-                <w:b w:val="false"/>
-                <w:u w:val="none"/>
-                <w:strike w:val="false"/>
-                <w:sz w:val="12"/>
-                <w:szCs w:val="12"/>
-                <w:color w:val="000000"/>
-              </w:rPr>
-              <w:t xml:space="preserve">0.004</w:t>
-            </w:r>
-          </w:p>
-        </w:tc>
-        <w:tc>
-          <w:tcPr>
-            <w:tcBorders>
-              <w:bottom w:val="single" w:sz="12" w:space="0" w:color="666666"/>
-              <w:top w:val="none" w:sz="0" w:space="0" w:color="000000"/>
-              <w:left w:val="none" w:sz="0" w:space="0" w:color="000000"/>
-              <w:right w:val="none" w:sz="0" w:space="0" w:color="000000"/>
-            </w:tcBorders>
-            <w:shd w:val="clear" w:color="auto" w:fill="FFFFFF"/>
-            <w:tcMar>
-              <w:top w:w="0" w:type="dxa"/>
-              <w:bottom w:w="0" w:type="dxa"/>
-              <w:left w:w="0" w:type="dxa"/>
-              <w:right w:w="0" w:type="dxa"/>
-            </w:tcMar>
-            <w:vAlign w:val="center"/>
-          </w:tcPr>
-          <w:p>
-            <w:pPr>
-              <w:pStyle w:val="Normal"/>
-              <w:jc w:val="left"/>
-              <w:pBdr>
-                <w:bottom w:val="none" w:sz="0" w:space="0" w:color="000000"/>
-                <w:top w:val="none" w:sz="0" w:space="0" w:color="000000"/>
-                <w:left w:val="none" w:sz="0" w:space="0" w:color="000000"/>
-                <w:right w:val="none" w:sz="0" w:space="0" w:color="000000"/>
-              </w:pBdr>
-              <w:spacing w:after="100" w:before="100" w:line="240"/>
-              <w:ind w:left="100" w:right="100" w:firstLine="0" w:firstLineChars="0"/>
-              <w:rPr>
-                <w:rFonts w:ascii="Times New Roman" w:hAnsi="Times New Roman" w:eastAsia="Times New Roman" w:cs="Times New Roman"/>
-                <w:i w:val="false"/>
-                <w:b w:val="false"/>
-                <w:u w:val="none"/>
-                <w:strike w:val="false"/>
-                <w:sz w:val="12"/>
-                <w:szCs w:val="12"/>
-                <w:color w:val="000000"/>
-              </w:rPr>
-            </w:pPr>
-            <w:r>
-              <w:rPr>
-                <w:rFonts w:ascii="Times New Roman" w:hAnsi="Times New Roman" w:eastAsia="Times New Roman" w:cs="Times New Roman"/>
-                <w:i w:val="false"/>
-                <w:b w:val="false"/>
-                <w:u w:val="none"/>
-                <w:strike w:val="false"/>
-                <w:sz w:val="12"/>
-                <w:szCs w:val="12"/>
-                <w:color w:val="000000"/>
-              </w:rPr>
-              <w:t xml:space="preserve">0.173</w:t>
+              <w:t xml:space="preserve">0.189</w:t>
             </w:r>
           </w:p>
         </w:tc>

--- a/output/tables/READ/READ_survival_summary.docx
+++ b/output/tables/READ/READ_survival_summary.docx
@@ -25,7 +25,7 @@
         <w:ind w:left="60" w:right="60" w:firstLine="0" w:firstLineChars="0"/>
       </w:pPr>
       <w:r>
-        <w:t xml:space="preserve">Overall survival by gene expression (High vs Low), TCGA-READ. HR from Cox regression; multivariable model adjusted for ageg, sex, pathologic stage group and pretreatment cea. Sensitivity: stratified by tss. q = Benjamini–Hochberg across exploratory genes only; the primary gene (HIST1H2AC) is reported with its unadjusted p. Time-split HRs (0–24 / &gt;24 months, adjusted) are shown only for genes whose expression term violated proportional hazards. RMST difference = High − Low restricted mean survival time up to 60 months.</w:t>
+        <w:t xml:space="preserve">Overall survival by gene expression (High vs Low), TCGA-READ. HR from Cox regression; gene HRs (univariable, multivariable, strata, time-split) are per 1 log2 unit of expression; multivariable model adjusted for ageg, sex, pathologic stage group and pretreatment cea. Sensitivity: stratified by tss. q = Benjamini–Hochberg across exploratory genes only; the primary gene (HIST1H2AC) is reported with its unadjusted p. Time-split HRs (0–24 / &gt;24 months, adjusted) are shown only for genes whose expression term violated proportional hazards. RMST difference = High − Low restricted mean survival time up to 60 months.</w:t>
       </w:r>
     </w:p>
     <w:tbl xmlns:a="http://schemas.openxmlformats.org/drawingml/2006/main" xmlns:pic="http://schemas.openxmlformats.org/drawingml/2006/picture">
@@ -2049,7 +2049,7 @@
                 <w:szCs w:val="12"/>
                 <w:color w:val="000000"/>
               </w:rPr>
-              <w:t xml:space="preserve">2.73 (1.17–6.40)</w:t>
+              <w:t xml:space="preserve">1.36 (0.88–2.09)</w:t>
             </w:r>
           </w:p>
         </w:tc>
@@ -2104,7 +2104,7 @@
                 <w:szCs w:val="12"/>
                 <w:color w:val="000000"/>
               </w:rPr>
-              <w:t xml:space="preserve">0.021</w:t>
+              <w:t xml:space="preserve">0.165</w:t>
             </w:r>
           </w:p>
         </w:tc>
@@ -2214,7 +2214,7 @@
                 <w:szCs w:val="12"/>
                 <w:color w:val="000000"/>
               </w:rPr>
-              <w:t xml:space="preserve">2.62 (0.75–9.15)</w:t>
+              <w:t xml:space="preserve">1.17 (0.64–2.12)</w:t>
             </w:r>
           </w:p>
         </w:tc>
@@ -2269,7 +2269,7 @@
                 <w:szCs w:val="12"/>
                 <w:color w:val="000000"/>
               </w:rPr>
-              <w:t xml:space="preserve">0.131</w:t>
+              <w:t xml:space="preserve">0.611</w:t>
             </w:r>
           </w:p>
         </w:tc>
@@ -2489,7 +2489,7 @@
                 <w:szCs w:val="12"/>
                 <w:color w:val="000000"/>
               </w:rPr>
-              <w:t xml:space="preserve">2.00 (0.57–7.08)</w:t>
+              <w:t xml:space="preserve">1.07 (0.56–2.06)</w:t>
             </w:r>
           </w:p>
         </w:tc>
@@ -2544,7 +2544,7 @@
                 <w:szCs w:val="12"/>
                 <w:color w:val="000000"/>
               </w:rPr>
-              <w:t xml:space="preserve">0.280</w:t>
+              <w:t xml:space="preserve">0.828</w:t>
             </w:r>
           </w:p>
         </w:tc>
@@ -2599,7 +2599,7 @@
                 <w:szCs w:val="12"/>
                 <w:color w:val="000000"/>
               </w:rPr>
-              <w:t xml:space="preserve">0.428</w:t>
+              <w:t xml:space="preserve">0.465</w:t>
             </w:r>
           </w:p>
         </w:tc>
@@ -3539,282 +3539,282 @@
                 <w:szCs w:val="12"/>
                 <w:color w:val="000000"/>
               </w:rPr>
-              <w:t xml:space="preserve">0.74 (0.34–1.64)</w:t>
-            </w:r>
-          </w:p>
-        </w:tc>
-        <w:tc>
-          <w:tcPr>
-            <w:tcBorders>
-              <w:bottom w:val="none" w:sz="0" w:space="0" w:color="000000"/>
-              <w:top w:val="none" w:sz="0" w:space="0" w:color="000000"/>
-              <w:left w:val="none" w:sz="0" w:space="0" w:color="000000"/>
-              <w:right w:val="none" w:sz="0" w:space="0" w:color="000000"/>
-            </w:tcBorders>
-            <w:shd w:val="clear" w:color="auto" w:fill="FFFFFF"/>
-            <w:tcMar>
-              <w:top w:w="0" w:type="dxa"/>
-              <w:bottom w:w="0" w:type="dxa"/>
-              <w:left w:w="0" w:type="dxa"/>
-              <w:right w:w="0" w:type="dxa"/>
-            </w:tcMar>
-            <w:vAlign w:val="center"/>
-          </w:tcPr>
-          <w:p>
-            <w:pPr>
-              <w:pStyle w:val="Normal"/>
-              <w:jc w:val="left"/>
-              <w:pBdr>
-                <w:bottom w:val="none" w:sz="0" w:space="0" w:color="000000"/>
-                <w:top w:val="none" w:sz="0" w:space="0" w:color="000000"/>
-                <w:left w:val="none" w:sz="0" w:space="0" w:color="000000"/>
-                <w:right w:val="none" w:sz="0" w:space="0" w:color="000000"/>
-              </w:pBdr>
-              <w:spacing w:after="100" w:before="100" w:line="240"/>
-              <w:ind w:left="100" w:right="100" w:firstLine="0" w:firstLineChars="0"/>
-              <w:rPr>
-                <w:rFonts w:ascii="Times New Roman" w:hAnsi="Times New Roman" w:eastAsia="Times New Roman" w:cs="Times New Roman"/>
-                <w:i w:val="false"/>
-                <w:b w:val="false"/>
-                <w:u w:val="none"/>
-                <w:strike w:val="false"/>
-                <w:sz w:val="12"/>
-                <w:szCs w:val="12"/>
-                <w:color w:val="000000"/>
-              </w:rPr>
-            </w:pPr>
-            <w:r>
-              <w:rPr>
-                <w:rFonts w:ascii="Times New Roman" w:hAnsi="Times New Roman" w:eastAsia="Times New Roman" w:cs="Times New Roman"/>
-                <w:i w:val="false"/>
-                <w:b w:val="false"/>
-                <w:u w:val="none"/>
-                <w:strike w:val="false"/>
-                <w:sz w:val="12"/>
-                <w:szCs w:val="12"/>
-                <w:color w:val="000000"/>
-              </w:rPr>
-              <w:t xml:space="preserve">0.463</w:t>
-            </w:r>
-          </w:p>
-        </w:tc>
-        <w:tc>
-          <w:tcPr>
-            <w:tcBorders>
-              <w:bottom w:val="none" w:sz="0" w:space="0" w:color="000000"/>
-              <w:top w:val="none" w:sz="0" w:space="0" w:color="000000"/>
-              <w:left w:val="none" w:sz="0" w:space="0" w:color="000000"/>
-              <w:right w:val="none" w:sz="0" w:space="0" w:color="000000"/>
-            </w:tcBorders>
-            <w:shd w:val="clear" w:color="auto" w:fill="FFFFFF"/>
-            <w:tcMar>
-              <w:top w:w="0" w:type="dxa"/>
-              <w:bottom w:w="0" w:type="dxa"/>
-              <w:left w:w="0" w:type="dxa"/>
-              <w:right w:w="0" w:type="dxa"/>
-            </w:tcMar>
-            <w:vAlign w:val="center"/>
-          </w:tcPr>
-          <w:p>
-            <w:pPr>
-              <w:pStyle w:val="Normal"/>
-              <w:jc w:val="left"/>
-              <w:pBdr>
-                <w:bottom w:val="none" w:sz="0" w:space="0" w:color="000000"/>
-                <w:top w:val="none" w:sz="0" w:space="0" w:color="000000"/>
-                <w:left w:val="none" w:sz="0" w:space="0" w:color="000000"/>
-                <w:right w:val="none" w:sz="0" w:space="0" w:color="000000"/>
-              </w:pBdr>
-              <w:spacing w:after="100" w:before="100" w:line="240"/>
-              <w:ind w:left="100" w:right="100" w:firstLine="0" w:firstLineChars="0"/>
-              <w:rPr>
-                <w:rFonts w:ascii="Times New Roman" w:hAnsi="Times New Roman" w:eastAsia="Times New Roman" w:cs="Times New Roman"/>
-                <w:i w:val="false"/>
-                <w:b w:val="false"/>
-                <w:u w:val="none"/>
-                <w:strike w:val="false"/>
-                <w:sz w:val="12"/>
-                <w:szCs w:val="12"/>
-                <w:color w:val="000000"/>
-              </w:rPr>
-            </w:pPr>
-            <w:r>
-              <w:rPr>
-                <w:rFonts w:ascii="Times New Roman" w:hAnsi="Times New Roman" w:eastAsia="Times New Roman" w:cs="Times New Roman"/>
-                <w:i w:val="false"/>
-                <w:b w:val="false"/>
-                <w:u w:val="none"/>
-                <w:strike w:val="false"/>
-                <w:sz w:val="12"/>
-                <w:szCs w:val="12"/>
-                <w:color w:val="000000"/>
-              </w:rPr>
-              <w:t xml:space="preserve">0.514</w:t>
-            </w:r>
-          </w:p>
-        </w:tc>
-        <w:tc>
-          <w:tcPr>
-            <w:tcBorders>
-              <w:bottom w:val="none" w:sz="0" w:space="0" w:color="000000"/>
-              <w:top w:val="none" w:sz="0" w:space="0" w:color="000000"/>
-              <w:left w:val="none" w:sz="0" w:space="0" w:color="000000"/>
-              <w:right w:val="none" w:sz="0" w:space="0" w:color="000000"/>
-            </w:tcBorders>
-            <w:shd w:val="clear" w:color="auto" w:fill="FFFFFF"/>
-            <w:tcMar>
-              <w:top w:w="0" w:type="dxa"/>
-              <w:bottom w:w="0" w:type="dxa"/>
-              <w:left w:w="0" w:type="dxa"/>
-              <w:right w:w="0" w:type="dxa"/>
-            </w:tcMar>
-            <w:vAlign w:val="center"/>
-          </w:tcPr>
-          <w:p>
-            <w:pPr>
-              <w:pStyle w:val="Normal"/>
-              <w:jc w:val="left"/>
-              <w:pBdr>
-                <w:bottom w:val="none" w:sz="0" w:space="0" w:color="000000"/>
-                <w:top w:val="none" w:sz="0" w:space="0" w:color="000000"/>
-                <w:left w:val="none" w:sz="0" w:space="0" w:color="000000"/>
-                <w:right w:val="none" w:sz="0" w:space="0" w:color="000000"/>
-              </w:pBdr>
-              <w:spacing w:after="100" w:before="100" w:line="240"/>
-              <w:ind w:left="100" w:right="100" w:firstLine="0" w:firstLineChars="0"/>
-              <w:rPr>
-                <w:rFonts w:ascii="Times New Roman" w:hAnsi="Times New Roman" w:eastAsia="Times New Roman" w:cs="Times New Roman"/>
-                <w:i w:val="false"/>
-                <w:b w:val="false"/>
-                <w:u w:val="none"/>
-                <w:strike w:val="false"/>
-                <w:sz w:val="12"/>
-                <w:szCs w:val="12"/>
-                <w:color w:val="000000"/>
-              </w:rPr>
-            </w:pPr>
-            <w:r>
-              <w:rPr>
-                <w:rFonts w:ascii="Times New Roman" w:hAnsi="Times New Roman" w:eastAsia="Times New Roman" w:cs="Times New Roman"/>
-                <w:i w:val="false"/>
-                <w:b w:val="false"/>
-                <w:u w:val="none"/>
-                <w:strike w:val="false"/>
-                <w:sz w:val="12"/>
-                <w:szCs w:val="12"/>
-                <w:color w:val="000000"/>
-              </w:rPr>
-              <w:t xml:space="preserve">0.46 (0.14–1.49)</w:t>
-            </w:r>
-          </w:p>
-        </w:tc>
-        <w:tc>
-          <w:tcPr>
-            <w:tcBorders>
-              <w:bottom w:val="none" w:sz="0" w:space="0" w:color="000000"/>
-              <w:top w:val="none" w:sz="0" w:space="0" w:color="000000"/>
-              <w:left w:val="none" w:sz="0" w:space="0" w:color="000000"/>
-              <w:right w:val="none" w:sz="0" w:space="0" w:color="000000"/>
-            </w:tcBorders>
-            <w:shd w:val="clear" w:color="auto" w:fill="FFFFFF"/>
-            <w:tcMar>
-              <w:top w:w="0" w:type="dxa"/>
-              <w:bottom w:w="0" w:type="dxa"/>
-              <w:left w:w="0" w:type="dxa"/>
-              <w:right w:w="0" w:type="dxa"/>
-            </w:tcMar>
-            <w:vAlign w:val="center"/>
-          </w:tcPr>
-          <w:p>
-            <w:pPr>
-              <w:pStyle w:val="Normal"/>
-              <w:jc w:val="left"/>
-              <w:pBdr>
-                <w:bottom w:val="none" w:sz="0" w:space="0" w:color="000000"/>
-                <w:top w:val="none" w:sz="0" w:space="0" w:color="000000"/>
-                <w:left w:val="none" w:sz="0" w:space="0" w:color="000000"/>
-                <w:right w:val="none" w:sz="0" w:space="0" w:color="000000"/>
-              </w:pBdr>
-              <w:spacing w:after="100" w:before="100" w:line="240"/>
-              <w:ind w:left="100" w:right="100" w:firstLine="0" w:firstLineChars="0"/>
-              <w:rPr>
-                <w:rFonts w:ascii="Times New Roman" w:hAnsi="Times New Roman" w:eastAsia="Times New Roman" w:cs="Times New Roman"/>
-                <w:i w:val="false"/>
-                <w:b w:val="false"/>
-                <w:u w:val="none"/>
-                <w:strike w:val="false"/>
-                <w:sz w:val="12"/>
-                <w:szCs w:val="12"/>
-                <w:color w:val="000000"/>
-              </w:rPr>
-            </w:pPr>
-            <w:r>
-              <w:rPr>
-                <w:rFonts w:ascii="Times New Roman" w:hAnsi="Times New Roman" w:eastAsia="Times New Roman" w:cs="Times New Roman"/>
-                <w:i w:val="false"/>
-                <w:b w:val="false"/>
-                <w:u w:val="none"/>
-                <w:strike w:val="false"/>
-                <w:sz w:val="12"/>
-                <w:szCs w:val="12"/>
-                <w:color w:val="000000"/>
-              </w:rPr>
-              <w:t xml:space="preserve">0.198</w:t>
-            </w:r>
-          </w:p>
-        </w:tc>
-        <w:tc>
-          <w:tcPr>
-            <w:tcBorders>
-              <w:bottom w:val="none" w:sz="0" w:space="0" w:color="000000"/>
-              <w:top w:val="none" w:sz="0" w:space="0" w:color="000000"/>
-              <w:left w:val="none" w:sz="0" w:space="0" w:color="000000"/>
-              <w:right w:val="none" w:sz="0" w:space="0" w:color="000000"/>
-            </w:tcBorders>
-            <w:shd w:val="clear" w:color="auto" w:fill="FFFFFF"/>
-            <w:tcMar>
-              <w:top w:w="0" w:type="dxa"/>
-              <w:bottom w:w="0" w:type="dxa"/>
-              <w:left w:w="0" w:type="dxa"/>
-              <w:right w:w="0" w:type="dxa"/>
-            </w:tcMar>
-            <w:vAlign w:val="center"/>
-          </w:tcPr>
-          <w:p>
-            <w:pPr>
-              <w:pStyle w:val="Normal"/>
-              <w:jc w:val="left"/>
-              <w:pBdr>
-                <w:bottom w:val="none" w:sz="0" w:space="0" w:color="000000"/>
-                <w:top w:val="none" w:sz="0" w:space="0" w:color="000000"/>
-                <w:left w:val="none" w:sz="0" w:space="0" w:color="000000"/>
-                <w:right w:val="none" w:sz="0" w:space="0" w:color="000000"/>
-              </w:pBdr>
-              <w:spacing w:after="100" w:before="100" w:line="240"/>
-              <w:ind w:left="100" w:right="100" w:firstLine="0" w:firstLineChars="0"/>
-              <w:rPr>
-                <w:rFonts w:ascii="Times New Roman" w:hAnsi="Times New Roman" w:eastAsia="Times New Roman" w:cs="Times New Roman"/>
-                <w:i w:val="false"/>
-                <w:b w:val="false"/>
-                <w:u w:val="none"/>
-                <w:strike w:val="false"/>
-                <w:sz w:val="12"/>
-                <w:szCs w:val="12"/>
-                <w:color w:val="000000"/>
-              </w:rPr>
-            </w:pPr>
-            <w:r>
-              <w:rPr>
-                <w:rFonts w:ascii="Times New Roman" w:hAnsi="Times New Roman" w:eastAsia="Times New Roman" w:cs="Times New Roman"/>
-                <w:i w:val="false"/>
-                <w:b w:val="false"/>
-                <w:u w:val="none"/>
-                <w:strike w:val="false"/>
-                <w:sz w:val="12"/>
-                <w:szCs w:val="12"/>
-                <w:color w:val="000000"/>
-              </w:rPr>
-              <w:t xml:space="preserve">0.248</w:t>
+              <w:t xml:space="preserve">0.64 (0.26–1.58)</w:t>
+            </w:r>
+          </w:p>
+        </w:tc>
+        <w:tc>
+          <w:tcPr>
+            <w:tcBorders>
+              <w:bottom w:val="none" w:sz="0" w:space="0" w:color="000000"/>
+              <w:top w:val="none" w:sz="0" w:space="0" w:color="000000"/>
+              <w:left w:val="none" w:sz="0" w:space="0" w:color="000000"/>
+              <w:right w:val="none" w:sz="0" w:space="0" w:color="000000"/>
+            </w:tcBorders>
+            <w:shd w:val="clear" w:color="auto" w:fill="FFFFFF"/>
+            <w:tcMar>
+              <w:top w:w="0" w:type="dxa"/>
+              <w:bottom w:w="0" w:type="dxa"/>
+              <w:left w:w="0" w:type="dxa"/>
+              <w:right w:w="0" w:type="dxa"/>
+            </w:tcMar>
+            <w:vAlign w:val="center"/>
+          </w:tcPr>
+          <w:p>
+            <w:pPr>
+              <w:pStyle w:val="Normal"/>
+              <w:jc w:val="left"/>
+              <w:pBdr>
+                <w:bottom w:val="none" w:sz="0" w:space="0" w:color="000000"/>
+                <w:top w:val="none" w:sz="0" w:space="0" w:color="000000"/>
+                <w:left w:val="none" w:sz="0" w:space="0" w:color="000000"/>
+                <w:right w:val="none" w:sz="0" w:space="0" w:color="000000"/>
+              </w:pBdr>
+              <w:spacing w:after="100" w:before="100" w:line="240"/>
+              <w:ind w:left="100" w:right="100" w:firstLine="0" w:firstLineChars="0"/>
+              <w:rPr>
+                <w:rFonts w:ascii="Times New Roman" w:hAnsi="Times New Roman" w:eastAsia="Times New Roman" w:cs="Times New Roman"/>
+                <w:i w:val="false"/>
+                <w:b w:val="false"/>
+                <w:u w:val="none"/>
+                <w:strike w:val="false"/>
+                <w:sz w:val="12"/>
+                <w:szCs w:val="12"/>
+                <w:color w:val="000000"/>
+              </w:rPr>
+            </w:pPr>
+            <w:r>
+              <w:rPr>
+                <w:rFonts w:ascii="Times New Roman" w:hAnsi="Times New Roman" w:eastAsia="Times New Roman" w:cs="Times New Roman"/>
+                <w:i w:val="false"/>
+                <w:b w:val="false"/>
+                <w:u w:val="none"/>
+                <w:strike w:val="false"/>
+                <w:sz w:val="12"/>
+                <w:szCs w:val="12"/>
+                <w:color w:val="000000"/>
+              </w:rPr>
+              <w:t xml:space="preserve">0.335</w:t>
+            </w:r>
+          </w:p>
+        </w:tc>
+        <w:tc>
+          <w:tcPr>
+            <w:tcBorders>
+              <w:bottom w:val="none" w:sz="0" w:space="0" w:color="000000"/>
+              <w:top w:val="none" w:sz="0" w:space="0" w:color="000000"/>
+              <w:left w:val="none" w:sz="0" w:space="0" w:color="000000"/>
+              <w:right w:val="none" w:sz="0" w:space="0" w:color="000000"/>
+            </w:tcBorders>
+            <w:shd w:val="clear" w:color="auto" w:fill="FFFFFF"/>
+            <w:tcMar>
+              <w:top w:w="0" w:type="dxa"/>
+              <w:bottom w:w="0" w:type="dxa"/>
+              <w:left w:w="0" w:type="dxa"/>
+              <w:right w:w="0" w:type="dxa"/>
+            </w:tcMar>
+            <w:vAlign w:val="center"/>
+          </w:tcPr>
+          <w:p>
+            <w:pPr>
+              <w:pStyle w:val="Normal"/>
+              <w:jc w:val="left"/>
+              <w:pBdr>
+                <w:bottom w:val="none" w:sz="0" w:space="0" w:color="000000"/>
+                <w:top w:val="none" w:sz="0" w:space="0" w:color="000000"/>
+                <w:left w:val="none" w:sz="0" w:space="0" w:color="000000"/>
+                <w:right w:val="none" w:sz="0" w:space="0" w:color="000000"/>
+              </w:pBdr>
+              <w:spacing w:after="100" w:before="100" w:line="240"/>
+              <w:ind w:left="100" w:right="100" w:firstLine="0" w:firstLineChars="0"/>
+              <w:rPr>
+                <w:rFonts w:ascii="Times New Roman" w:hAnsi="Times New Roman" w:eastAsia="Times New Roman" w:cs="Times New Roman"/>
+                <w:i w:val="false"/>
+                <w:b w:val="false"/>
+                <w:u w:val="none"/>
+                <w:strike w:val="false"/>
+                <w:sz w:val="12"/>
+                <w:szCs w:val="12"/>
+                <w:color w:val="000000"/>
+              </w:rPr>
+            </w:pPr>
+            <w:r>
+              <w:rPr>
+                <w:rFonts w:ascii="Times New Roman" w:hAnsi="Times New Roman" w:eastAsia="Times New Roman" w:cs="Times New Roman"/>
+                <w:i w:val="false"/>
+                <w:b w:val="false"/>
+                <w:u w:val="none"/>
+                <w:strike w:val="false"/>
+                <w:sz w:val="12"/>
+                <w:szCs w:val="12"/>
+                <w:color w:val="000000"/>
+              </w:rPr>
+              <w:t xml:space="preserve">0.418</w:t>
+            </w:r>
+          </w:p>
+        </w:tc>
+        <w:tc>
+          <w:tcPr>
+            <w:tcBorders>
+              <w:bottom w:val="none" w:sz="0" w:space="0" w:color="000000"/>
+              <w:top w:val="none" w:sz="0" w:space="0" w:color="000000"/>
+              <w:left w:val="none" w:sz="0" w:space="0" w:color="000000"/>
+              <w:right w:val="none" w:sz="0" w:space="0" w:color="000000"/>
+            </w:tcBorders>
+            <w:shd w:val="clear" w:color="auto" w:fill="FFFFFF"/>
+            <w:tcMar>
+              <w:top w:w="0" w:type="dxa"/>
+              <w:bottom w:w="0" w:type="dxa"/>
+              <w:left w:w="0" w:type="dxa"/>
+              <w:right w:w="0" w:type="dxa"/>
+            </w:tcMar>
+            <w:vAlign w:val="center"/>
+          </w:tcPr>
+          <w:p>
+            <w:pPr>
+              <w:pStyle w:val="Normal"/>
+              <w:jc w:val="left"/>
+              <w:pBdr>
+                <w:bottom w:val="none" w:sz="0" w:space="0" w:color="000000"/>
+                <w:top w:val="none" w:sz="0" w:space="0" w:color="000000"/>
+                <w:left w:val="none" w:sz="0" w:space="0" w:color="000000"/>
+                <w:right w:val="none" w:sz="0" w:space="0" w:color="000000"/>
+              </w:pBdr>
+              <w:spacing w:after="100" w:before="100" w:line="240"/>
+              <w:ind w:left="100" w:right="100" w:firstLine="0" w:firstLineChars="0"/>
+              <w:rPr>
+                <w:rFonts w:ascii="Times New Roman" w:hAnsi="Times New Roman" w:eastAsia="Times New Roman" w:cs="Times New Roman"/>
+                <w:i w:val="false"/>
+                <w:b w:val="false"/>
+                <w:u w:val="none"/>
+                <w:strike w:val="false"/>
+                <w:sz w:val="12"/>
+                <w:szCs w:val="12"/>
+                <w:color w:val="000000"/>
+              </w:rPr>
+            </w:pPr>
+            <w:r>
+              <w:rPr>
+                <w:rFonts w:ascii="Times New Roman" w:hAnsi="Times New Roman" w:eastAsia="Times New Roman" w:cs="Times New Roman"/>
+                <w:i w:val="false"/>
+                <w:b w:val="false"/>
+                <w:u w:val="none"/>
+                <w:strike w:val="false"/>
+                <w:sz w:val="12"/>
+                <w:szCs w:val="12"/>
+                <w:color w:val="000000"/>
+              </w:rPr>
+              <w:t xml:space="preserve">0.79 (0.20–3.18)</w:t>
+            </w:r>
+          </w:p>
+        </w:tc>
+        <w:tc>
+          <w:tcPr>
+            <w:tcBorders>
+              <w:bottom w:val="none" w:sz="0" w:space="0" w:color="000000"/>
+              <w:top w:val="none" w:sz="0" w:space="0" w:color="000000"/>
+              <w:left w:val="none" w:sz="0" w:space="0" w:color="000000"/>
+              <w:right w:val="none" w:sz="0" w:space="0" w:color="000000"/>
+            </w:tcBorders>
+            <w:shd w:val="clear" w:color="auto" w:fill="FFFFFF"/>
+            <w:tcMar>
+              <w:top w:w="0" w:type="dxa"/>
+              <w:bottom w:w="0" w:type="dxa"/>
+              <w:left w:w="0" w:type="dxa"/>
+              <w:right w:w="0" w:type="dxa"/>
+            </w:tcMar>
+            <w:vAlign w:val="center"/>
+          </w:tcPr>
+          <w:p>
+            <w:pPr>
+              <w:pStyle w:val="Normal"/>
+              <w:jc w:val="left"/>
+              <w:pBdr>
+                <w:bottom w:val="none" w:sz="0" w:space="0" w:color="000000"/>
+                <w:top w:val="none" w:sz="0" w:space="0" w:color="000000"/>
+                <w:left w:val="none" w:sz="0" w:space="0" w:color="000000"/>
+                <w:right w:val="none" w:sz="0" w:space="0" w:color="000000"/>
+              </w:pBdr>
+              <w:spacing w:after="100" w:before="100" w:line="240"/>
+              <w:ind w:left="100" w:right="100" w:firstLine="0" w:firstLineChars="0"/>
+              <w:rPr>
+                <w:rFonts w:ascii="Times New Roman" w:hAnsi="Times New Roman" w:eastAsia="Times New Roman" w:cs="Times New Roman"/>
+                <w:i w:val="false"/>
+                <w:b w:val="false"/>
+                <w:u w:val="none"/>
+                <w:strike w:val="false"/>
+                <w:sz w:val="12"/>
+                <w:szCs w:val="12"/>
+                <w:color w:val="000000"/>
+              </w:rPr>
+            </w:pPr>
+            <w:r>
+              <w:rPr>
+                <w:rFonts w:ascii="Times New Roman" w:hAnsi="Times New Roman" w:eastAsia="Times New Roman" w:cs="Times New Roman"/>
+                <w:i w:val="false"/>
+                <w:b w:val="false"/>
+                <w:u w:val="none"/>
+                <w:strike w:val="false"/>
+                <w:sz w:val="12"/>
+                <w:szCs w:val="12"/>
+                <w:color w:val="000000"/>
+              </w:rPr>
+              <w:t xml:space="preserve">0.739</w:t>
+            </w:r>
+          </w:p>
+        </w:tc>
+        <w:tc>
+          <w:tcPr>
+            <w:tcBorders>
+              <w:bottom w:val="none" w:sz="0" w:space="0" w:color="000000"/>
+              <w:top w:val="none" w:sz="0" w:space="0" w:color="000000"/>
+              <w:left w:val="none" w:sz="0" w:space="0" w:color="000000"/>
+              <w:right w:val="none" w:sz="0" w:space="0" w:color="000000"/>
+            </w:tcBorders>
+            <w:shd w:val="clear" w:color="auto" w:fill="FFFFFF"/>
+            <w:tcMar>
+              <w:top w:w="0" w:type="dxa"/>
+              <w:bottom w:w="0" w:type="dxa"/>
+              <w:left w:w="0" w:type="dxa"/>
+              <w:right w:w="0" w:type="dxa"/>
+            </w:tcMar>
+            <w:vAlign w:val="center"/>
+          </w:tcPr>
+          <w:p>
+            <w:pPr>
+              <w:pStyle w:val="Normal"/>
+              <w:jc w:val="left"/>
+              <w:pBdr>
+                <w:bottom w:val="none" w:sz="0" w:space="0" w:color="000000"/>
+                <w:top w:val="none" w:sz="0" w:space="0" w:color="000000"/>
+                <w:left w:val="none" w:sz="0" w:space="0" w:color="000000"/>
+                <w:right w:val="none" w:sz="0" w:space="0" w:color="000000"/>
+              </w:pBdr>
+              <w:spacing w:after="100" w:before="100" w:line="240"/>
+              <w:ind w:left="100" w:right="100" w:firstLine="0" w:firstLineChars="0"/>
+              <w:rPr>
+                <w:rFonts w:ascii="Times New Roman" w:hAnsi="Times New Roman" w:eastAsia="Times New Roman" w:cs="Times New Roman"/>
+                <w:i w:val="false"/>
+                <w:b w:val="false"/>
+                <w:u w:val="none"/>
+                <w:strike w:val="false"/>
+                <w:sz w:val="12"/>
+                <w:szCs w:val="12"/>
+                <w:color w:val="000000"/>
+              </w:rPr>
+            </w:pPr>
+            <w:r>
+              <w:rPr>
+                <w:rFonts w:ascii="Times New Roman" w:hAnsi="Times New Roman" w:eastAsia="Times New Roman" w:cs="Times New Roman"/>
+                <w:i w:val="false"/>
+                <w:b w:val="false"/>
+                <w:u w:val="none"/>
+                <w:strike w:val="false"/>
+                <w:sz w:val="12"/>
+                <w:szCs w:val="12"/>
+                <w:color w:val="000000"/>
+              </w:rPr>
+              <w:t xml:space="preserve">0.739</w:t>
             </w:r>
           </w:p>
         </w:tc>
@@ -3979,117 +3979,117 @@
                 <w:szCs w:val="12"/>
                 <w:color w:val="000000"/>
               </w:rPr>
-              <w:t xml:space="preserve">0.47 (0.14–1.54)</w:t>
-            </w:r>
-          </w:p>
-        </w:tc>
-        <w:tc>
-          <w:tcPr>
-            <w:tcBorders>
-              <w:bottom w:val="none" w:sz="0" w:space="0" w:color="000000"/>
-              <w:top w:val="none" w:sz="0" w:space="0" w:color="000000"/>
-              <w:left w:val="none" w:sz="0" w:space="0" w:color="000000"/>
-              <w:right w:val="none" w:sz="0" w:space="0" w:color="000000"/>
-            </w:tcBorders>
-            <w:shd w:val="clear" w:color="auto" w:fill="FFFFFF"/>
-            <w:tcMar>
-              <w:top w:w="0" w:type="dxa"/>
-              <w:bottom w:w="0" w:type="dxa"/>
-              <w:left w:w="0" w:type="dxa"/>
-              <w:right w:w="0" w:type="dxa"/>
-            </w:tcMar>
-            <w:vAlign w:val="center"/>
-          </w:tcPr>
-          <w:p>
-            <w:pPr>
-              <w:pStyle w:val="Normal"/>
-              <w:jc w:val="left"/>
-              <w:pBdr>
-                <w:bottom w:val="none" w:sz="0" w:space="0" w:color="000000"/>
-                <w:top w:val="none" w:sz="0" w:space="0" w:color="000000"/>
-                <w:left w:val="none" w:sz="0" w:space="0" w:color="000000"/>
-                <w:right w:val="none" w:sz="0" w:space="0" w:color="000000"/>
-              </w:pBdr>
-              <w:spacing w:after="100" w:before="100" w:line="240"/>
-              <w:ind w:left="100" w:right="100" w:firstLine="0" w:firstLineChars="0"/>
-              <w:rPr>
-                <w:rFonts w:ascii="Times New Roman" w:hAnsi="Times New Roman" w:eastAsia="Times New Roman" w:cs="Times New Roman"/>
-                <w:i w:val="false"/>
-                <w:b w:val="false"/>
-                <w:u w:val="none"/>
-                <w:strike w:val="false"/>
-                <w:sz w:val="12"/>
-                <w:szCs w:val="12"/>
-                <w:color w:val="000000"/>
-              </w:rPr>
-            </w:pPr>
-            <w:r>
-              <w:rPr>
-                <w:rFonts w:ascii="Times New Roman" w:hAnsi="Times New Roman" w:eastAsia="Times New Roman" w:cs="Times New Roman"/>
-                <w:i w:val="false"/>
-                <w:b w:val="false"/>
-                <w:u w:val="none"/>
-                <w:strike w:val="false"/>
-                <w:sz w:val="12"/>
-                <w:szCs w:val="12"/>
-                <w:color w:val="000000"/>
-              </w:rPr>
-              <w:t xml:space="preserve">0.213</w:t>
-            </w:r>
-          </w:p>
-        </w:tc>
-        <w:tc>
-          <w:tcPr>
-            <w:tcBorders>
-              <w:bottom w:val="none" w:sz="0" w:space="0" w:color="000000"/>
-              <w:top w:val="none" w:sz="0" w:space="0" w:color="000000"/>
-              <w:left w:val="none" w:sz="0" w:space="0" w:color="000000"/>
-              <w:right w:val="none" w:sz="0" w:space="0" w:color="000000"/>
-            </w:tcBorders>
-            <w:shd w:val="clear" w:color="auto" w:fill="FFFFFF"/>
-            <w:tcMar>
-              <w:top w:w="0" w:type="dxa"/>
-              <w:bottom w:w="0" w:type="dxa"/>
-              <w:left w:w="0" w:type="dxa"/>
-              <w:right w:w="0" w:type="dxa"/>
-            </w:tcMar>
-            <w:vAlign w:val="center"/>
-          </w:tcPr>
-          <w:p>
-            <w:pPr>
-              <w:pStyle w:val="Normal"/>
-              <w:jc w:val="left"/>
-              <w:pBdr>
-                <w:bottom w:val="none" w:sz="0" w:space="0" w:color="000000"/>
-                <w:top w:val="none" w:sz="0" w:space="0" w:color="000000"/>
-                <w:left w:val="none" w:sz="0" w:space="0" w:color="000000"/>
-                <w:right w:val="none" w:sz="0" w:space="0" w:color="000000"/>
-              </w:pBdr>
-              <w:spacing w:after="100" w:before="100" w:line="240"/>
-              <w:ind w:left="100" w:right="100" w:firstLine="0" w:firstLineChars="0"/>
-              <w:rPr>
-                <w:rFonts w:ascii="Times New Roman" w:hAnsi="Times New Roman" w:eastAsia="Times New Roman" w:cs="Times New Roman"/>
-                <w:i w:val="false"/>
-                <w:b w:val="false"/>
-                <w:u w:val="none"/>
-                <w:strike w:val="false"/>
-                <w:sz w:val="12"/>
-                <w:szCs w:val="12"/>
-                <w:color w:val="000000"/>
-              </w:rPr>
-            </w:pPr>
-            <w:r>
-              <w:rPr>
-                <w:rFonts w:ascii="Times New Roman" w:hAnsi="Times New Roman" w:eastAsia="Times New Roman" w:cs="Times New Roman"/>
-                <w:i w:val="false"/>
-                <w:b w:val="false"/>
-                <w:u w:val="none"/>
-                <w:strike w:val="false"/>
-                <w:sz w:val="12"/>
-                <w:szCs w:val="12"/>
-                <w:color w:val="000000"/>
-              </w:rPr>
-              <w:t xml:space="preserve">0.516</w:t>
+              <w:t xml:space="preserve">0.93 (0.21–4.17)</w:t>
+            </w:r>
+          </w:p>
+        </w:tc>
+        <w:tc>
+          <w:tcPr>
+            <w:tcBorders>
+              <w:bottom w:val="none" w:sz="0" w:space="0" w:color="000000"/>
+              <w:top w:val="none" w:sz="0" w:space="0" w:color="000000"/>
+              <w:left w:val="none" w:sz="0" w:space="0" w:color="000000"/>
+              <w:right w:val="none" w:sz="0" w:space="0" w:color="000000"/>
+            </w:tcBorders>
+            <w:shd w:val="clear" w:color="auto" w:fill="FFFFFF"/>
+            <w:tcMar>
+              <w:top w:w="0" w:type="dxa"/>
+              <w:bottom w:w="0" w:type="dxa"/>
+              <w:left w:w="0" w:type="dxa"/>
+              <w:right w:w="0" w:type="dxa"/>
+            </w:tcMar>
+            <w:vAlign w:val="center"/>
+          </w:tcPr>
+          <w:p>
+            <w:pPr>
+              <w:pStyle w:val="Normal"/>
+              <w:jc w:val="left"/>
+              <w:pBdr>
+                <w:bottom w:val="none" w:sz="0" w:space="0" w:color="000000"/>
+                <w:top w:val="none" w:sz="0" w:space="0" w:color="000000"/>
+                <w:left w:val="none" w:sz="0" w:space="0" w:color="000000"/>
+                <w:right w:val="none" w:sz="0" w:space="0" w:color="000000"/>
+              </w:pBdr>
+              <w:spacing w:after="100" w:before="100" w:line="240"/>
+              <w:ind w:left="100" w:right="100" w:firstLine="0" w:firstLineChars="0"/>
+              <w:rPr>
+                <w:rFonts w:ascii="Times New Roman" w:hAnsi="Times New Roman" w:eastAsia="Times New Roman" w:cs="Times New Roman"/>
+                <w:i w:val="false"/>
+                <w:b w:val="false"/>
+                <w:u w:val="none"/>
+                <w:strike w:val="false"/>
+                <w:sz w:val="12"/>
+                <w:szCs w:val="12"/>
+                <w:color w:val="000000"/>
+              </w:rPr>
+            </w:pPr>
+            <w:r>
+              <w:rPr>
+                <w:rFonts w:ascii="Times New Roman" w:hAnsi="Times New Roman" w:eastAsia="Times New Roman" w:cs="Times New Roman"/>
+                <w:i w:val="false"/>
+                <w:b w:val="false"/>
+                <w:u w:val="none"/>
+                <w:strike w:val="false"/>
+                <w:sz w:val="12"/>
+                <w:szCs w:val="12"/>
+                <w:color w:val="000000"/>
+              </w:rPr>
+              <w:t xml:space="preserve">0.925</w:t>
+            </w:r>
+          </w:p>
+        </w:tc>
+        <w:tc>
+          <w:tcPr>
+            <w:tcBorders>
+              <w:bottom w:val="none" w:sz="0" w:space="0" w:color="000000"/>
+              <w:top w:val="none" w:sz="0" w:space="0" w:color="000000"/>
+              <w:left w:val="none" w:sz="0" w:space="0" w:color="000000"/>
+              <w:right w:val="none" w:sz="0" w:space="0" w:color="000000"/>
+            </w:tcBorders>
+            <w:shd w:val="clear" w:color="auto" w:fill="FFFFFF"/>
+            <w:tcMar>
+              <w:top w:w="0" w:type="dxa"/>
+              <w:bottom w:w="0" w:type="dxa"/>
+              <w:left w:w="0" w:type="dxa"/>
+              <w:right w:w="0" w:type="dxa"/>
+            </w:tcMar>
+            <w:vAlign w:val="center"/>
+          </w:tcPr>
+          <w:p>
+            <w:pPr>
+              <w:pStyle w:val="Normal"/>
+              <w:jc w:val="left"/>
+              <w:pBdr>
+                <w:bottom w:val="none" w:sz="0" w:space="0" w:color="000000"/>
+                <w:top w:val="none" w:sz="0" w:space="0" w:color="000000"/>
+                <w:left w:val="none" w:sz="0" w:space="0" w:color="000000"/>
+                <w:right w:val="none" w:sz="0" w:space="0" w:color="000000"/>
+              </w:pBdr>
+              <w:spacing w:after="100" w:before="100" w:line="240"/>
+              <w:ind w:left="100" w:right="100" w:firstLine="0" w:firstLineChars="0"/>
+              <w:rPr>
+                <w:rFonts w:ascii="Times New Roman" w:hAnsi="Times New Roman" w:eastAsia="Times New Roman" w:cs="Times New Roman"/>
+                <w:i w:val="false"/>
+                <w:b w:val="false"/>
+                <w:u w:val="none"/>
+                <w:strike w:val="false"/>
+                <w:sz w:val="12"/>
+                <w:szCs w:val="12"/>
+                <w:color w:val="000000"/>
+              </w:rPr>
+            </w:pPr>
+            <w:r>
+              <w:rPr>
+                <w:rFonts w:ascii="Times New Roman" w:hAnsi="Times New Roman" w:eastAsia="Times New Roman" w:cs="Times New Roman"/>
+                <w:i w:val="false"/>
+                <w:b w:val="false"/>
+                <w:u w:val="none"/>
+                <w:strike w:val="false"/>
+                <w:sz w:val="12"/>
+                <w:szCs w:val="12"/>
+                <w:color w:val="000000"/>
+              </w:rPr>
+              <w:t xml:space="preserve">0.392</w:t>
             </w:r>
           </w:p>
         </w:tc>
@@ -5029,282 +5029,282 @@
                 <w:szCs w:val="12"/>
                 <w:color w:val="000000"/>
               </w:rPr>
-              <w:t xml:space="preserve">0.38 (0.16–0.87)</w:t>
-            </w:r>
-          </w:p>
-        </w:tc>
-        <w:tc>
-          <w:tcPr>
-            <w:tcBorders>
-              <w:bottom w:val="none" w:sz="0" w:space="0" w:color="000000"/>
-              <w:top w:val="none" w:sz="0" w:space="0" w:color="000000"/>
-              <w:left w:val="none" w:sz="0" w:space="0" w:color="000000"/>
-              <w:right w:val="none" w:sz="0" w:space="0" w:color="000000"/>
-            </w:tcBorders>
-            <w:shd w:val="clear" w:color="auto" w:fill="FFFFFF"/>
-            <w:tcMar>
-              <w:top w:w="0" w:type="dxa"/>
-              <w:bottom w:w="0" w:type="dxa"/>
-              <w:left w:w="0" w:type="dxa"/>
-              <w:right w:w="0" w:type="dxa"/>
-            </w:tcMar>
-            <w:vAlign w:val="center"/>
-          </w:tcPr>
-          <w:p>
-            <w:pPr>
-              <w:pStyle w:val="Normal"/>
-              <w:jc w:val="left"/>
-              <w:pBdr>
-                <w:bottom w:val="none" w:sz="0" w:space="0" w:color="000000"/>
-                <w:top w:val="none" w:sz="0" w:space="0" w:color="000000"/>
-                <w:left w:val="none" w:sz="0" w:space="0" w:color="000000"/>
-                <w:right w:val="none" w:sz="0" w:space="0" w:color="000000"/>
-              </w:pBdr>
-              <w:spacing w:after="100" w:before="100" w:line="240"/>
-              <w:ind w:left="100" w:right="100" w:firstLine="0" w:firstLineChars="0"/>
-              <w:rPr>
-                <w:rFonts w:ascii="Times New Roman" w:hAnsi="Times New Roman" w:eastAsia="Times New Roman" w:cs="Times New Roman"/>
-                <w:i w:val="false"/>
-                <w:b w:val="false"/>
-                <w:u w:val="none"/>
-                <w:strike w:val="false"/>
-                <w:sz w:val="12"/>
-                <w:szCs w:val="12"/>
-                <w:color w:val="000000"/>
-              </w:rPr>
-            </w:pPr>
-            <w:r>
-              <w:rPr>
-                <w:rFonts w:ascii="Times New Roman" w:hAnsi="Times New Roman" w:eastAsia="Times New Roman" w:cs="Times New Roman"/>
-                <w:i w:val="false"/>
-                <w:b w:val="false"/>
-                <w:u w:val="none"/>
-                <w:strike w:val="false"/>
-                <w:sz w:val="12"/>
-                <w:szCs w:val="12"/>
-                <w:color w:val="000000"/>
-              </w:rPr>
-              <w:t xml:space="preserve">0.022</w:t>
-            </w:r>
-          </w:p>
-        </w:tc>
-        <w:tc>
-          <w:tcPr>
-            <w:tcBorders>
-              <w:bottom w:val="none" w:sz="0" w:space="0" w:color="000000"/>
-              <w:top w:val="none" w:sz="0" w:space="0" w:color="000000"/>
-              <w:left w:val="none" w:sz="0" w:space="0" w:color="000000"/>
-              <w:right w:val="none" w:sz="0" w:space="0" w:color="000000"/>
-            </w:tcBorders>
-            <w:shd w:val="clear" w:color="auto" w:fill="FFFFFF"/>
-            <w:tcMar>
-              <w:top w:w="0" w:type="dxa"/>
-              <w:bottom w:w="0" w:type="dxa"/>
-              <w:left w:w="0" w:type="dxa"/>
-              <w:right w:w="0" w:type="dxa"/>
-            </w:tcMar>
-            <w:vAlign w:val="center"/>
-          </w:tcPr>
-          <w:p>
-            <w:pPr>
-              <w:pStyle w:val="Normal"/>
-              <w:jc w:val="left"/>
-              <w:pBdr>
-                <w:bottom w:val="none" w:sz="0" w:space="0" w:color="000000"/>
-                <w:top w:val="none" w:sz="0" w:space="0" w:color="000000"/>
-                <w:left w:val="none" w:sz="0" w:space="0" w:color="000000"/>
-                <w:right w:val="none" w:sz="0" w:space="0" w:color="000000"/>
-              </w:pBdr>
-              <w:spacing w:after="100" w:before="100" w:line="240"/>
-              <w:ind w:left="100" w:right="100" w:firstLine="0" w:firstLineChars="0"/>
-              <w:rPr>
-                <w:rFonts w:ascii="Times New Roman" w:hAnsi="Times New Roman" w:eastAsia="Times New Roman" w:cs="Times New Roman"/>
-                <w:i w:val="false"/>
-                <w:b w:val="false"/>
-                <w:u w:val="none"/>
-                <w:strike w:val="false"/>
-                <w:sz w:val="12"/>
-                <w:szCs w:val="12"/>
-                <w:color w:val="000000"/>
-              </w:rPr>
-            </w:pPr>
-            <w:r>
-              <w:rPr>
-                <w:rFonts w:ascii="Times New Roman" w:hAnsi="Times New Roman" w:eastAsia="Times New Roman" w:cs="Times New Roman"/>
-                <w:i w:val="false"/>
-                <w:b w:val="false"/>
-                <w:u w:val="none"/>
-                <w:strike w:val="false"/>
-                <w:sz w:val="12"/>
-                <w:szCs w:val="12"/>
-                <w:color w:val="000000"/>
-              </w:rPr>
-              <w:t xml:space="preserve">0.097</w:t>
-            </w:r>
-          </w:p>
-        </w:tc>
-        <w:tc>
-          <w:tcPr>
-            <w:tcBorders>
-              <w:bottom w:val="none" w:sz="0" w:space="0" w:color="000000"/>
-              <w:top w:val="none" w:sz="0" w:space="0" w:color="000000"/>
-              <w:left w:val="none" w:sz="0" w:space="0" w:color="000000"/>
-              <w:right w:val="none" w:sz="0" w:space="0" w:color="000000"/>
-            </w:tcBorders>
-            <w:shd w:val="clear" w:color="auto" w:fill="FFFFFF"/>
-            <w:tcMar>
-              <w:top w:w="0" w:type="dxa"/>
-              <w:bottom w:w="0" w:type="dxa"/>
-              <w:left w:w="0" w:type="dxa"/>
-              <w:right w:w="0" w:type="dxa"/>
-            </w:tcMar>
-            <w:vAlign w:val="center"/>
-          </w:tcPr>
-          <w:p>
-            <w:pPr>
-              <w:pStyle w:val="Normal"/>
-              <w:jc w:val="left"/>
-              <w:pBdr>
-                <w:bottom w:val="none" w:sz="0" w:space="0" w:color="000000"/>
-                <w:top w:val="none" w:sz="0" w:space="0" w:color="000000"/>
-                <w:left w:val="none" w:sz="0" w:space="0" w:color="000000"/>
-                <w:right w:val="none" w:sz="0" w:space="0" w:color="000000"/>
-              </w:pBdr>
-              <w:spacing w:after="100" w:before="100" w:line="240"/>
-              <w:ind w:left="100" w:right="100" w:firstLine="0" w:firstLineChars="0"/>
-              <w:rPr>
-                <w:rFonts w:ascii="Times New Roman" w:hAnsi="Times New Roman" w:eastAsia="Times New Roman" w:cs="Times New Roman"/>
-                <w:i w:val="false"/>
-                <w:b w:val="false"/>
-                <w:u w:val="none"/>
-                <w:strike w:val="false"/>
-                <w:sz w:val="12"/>
-                <w:szCs w:val="12"/>
-                <w:color w:val="000000"/>
-              </w:rPr>
-            </w:pPr>
-            <w:r>
-              <w:rPr>
-                <w:rFonts w:ascii="Times New Roman" w:hAnsi="Times New Roman" w:eastAsia="Times New Roman" w:cs="Times New Roman"/>
-                <w:i w:val="false"/>
-                <w:b w:val="false"/>
-                <w:u w:val="none"/>
-                <w:strike w:val="false"/>
-                <w:sz w:val="12"/>
-                <w:szCs w:val="12"/>
-                <w:color w:val="000000"/>
-              </w:rPr>
-              <w:t xml:space="preserve">0.42 (0.13–1.31)</w:t>
-            </w:r>
-          </w:p>
-        </w:tc>
-        <w:tc>
-          <w:tcPr>
-            <w:tcBorders>
-              <w:bottom w:val="none" w:sz="0" w:space="0" w:color="000000"/>
-              <w:top w:val="none" w:sz="0" w:space="0" w:color="000000"/>
-              <w:left w:val="none" w:sz="0" w:space="0" w:color="000000"/>
-              <w:right w:val="none" w:sz="0" w:space="0" w:color="000000"/>
-            </w:tcBorders>
-            <w:shd w:val="clear" w:color="auto" w:fill="FFFFFF"/>
-            <w:tcMar>
-              <w:top w:w="0" w:type="dxa"/>
-              <w:bottom w:w="0" w:type="dxa"/>
-              <w:left w:w="0" w:type="dxa"/>
-              <w:right w:w="0" w:type="dxa"/>
-            </w:tcMar>
-            <w:vAlign w:val="center"/>
-          </w:tcPr>
-          <w:p>
-            <w:pPr>
-              <w:pStyle w:val="Normal"/>
-              <w:jc w:val="left"/>
-              <w:pBdr>
-                <w:bottom w:val="none" w:sz="0" w:space="0" w:color="000000"/>
-                <w:top w:val="none" w:sz="0" w:space="0" w:color="000000"/>
-                <w:left w:val="none" w:sz="0" w:space="0" w:color="000000"/>
-                <w:right w:val="none" w:sz="0" w:space="0" w:color="000000"/>
-              </w:pBdr>
-              <w:spacing w:after="100" w:before="100" w:line="240"/>
-              <w:ind w:left="100" w:right="100" w:firstLine="0" w:firstLineChars="0"/>
-              <w:rPr>
-                <w:rFonts w:ascii="Times New Roman" w:hAnsi="Times New Roman" w:eastAsia="Times New Roman" w:cs="Times New Roman"/>
-                <w:i w:val="false"/>
-                <w:b w:val="false"/>
-                <w:u w:val="none"/>
-                <w:strike w:val="false"/>
-                <w:sz w:val="12"/>
-                <w:szCs w:val="12"/>
-                <w:color w:val="000000"/>
-              </w:rPr>
-            </w:pPr>
-            <w:r>
-              <w:rPr>
-                <w:rFonts w:ascii="Times New Roman" w:hAnsi="Times New Roman" w:eastAsia="Times New Roman" w:cs="Times New Roman"/>
-                <w:i w:val="false"/>
-                <w:b w:val="false"/>
-                <w:u w:val="none"/>
-                <w:strike w:val="false"/>
-                <w:sz w:val="12"/>
-                <w:szCs w:val="12"/>
-                <w:color w:val="000000"/>
-              </w:rPr>
-              <w:t xml:space="preserve">0.134</w:t>
-            </w:r>
-          </w:p>
-        </w:tc>
-        <w:tc>
-          <w:tcPr>
-            <w:tcBorders>
-              <w:bottom w:val="none" w:sz="0" w:space="0" w:color="000000"/>
-              <w:top w:val="none" w:sz="0" w:space="0" w:color="000000"/>
-              <w:left w:val="none" w:sz="0" w:space="0" w:color="000000"/>
-              <w:right w:val="none" w:sz="0" w:space="0" w:color="000000"/>
-            </w:tcBorders>
-            <w:shd w:val="clear" w:color="auto" w:fill="FFFFFF"/>
-            <w:tcMar>
-              <w:top w:w="0" w:type="dxa"/>
-              <w:bottom w:w="0" w:type="dxa"/>
-              <w:left w:w="0" w:type="dxa"/>
-              <w:right w:w="0" w:type="dxa"/>
-            </w:tcMar>
-            <w:vAlign w:val="center"/>
-          </w:tcPr>
-          <w:p>
-            <w:pPr>
-              <w:pStyle w:val="Normal"/>
-              <w:jc w:val="left"/>
-              <w:pBdr>
-                <w:bottom w:val="none" w:sz="0" w:space="0" w:color="000000"/>
-                <w:top w:val="none" w:sz="0" w:space="0" w:color="000000"/>
-                <w:left w:val="none" w:sz="0" w:space="0" w:color="000000"/>
-                <w:right w:val="none" w:sz="0" w:space="0" w:color="000000"/>
-              </w:pBdr>
-              <w:spacing w:after="100" w:before="100" w:line="240"/>
-              <w:ind w:left="100" w:right="100" w:firstLine="0" w:firstLineChars="0"/>
-              <w:rPr>
-                <w:rFonts w:ascii="Times New Roman" w:hAnsi="Times New Roman" w:eastAsia="Times New Roman" w:cs="Times New Roman"/>
-                <w:i w:val="false"/>
-                <w:b w:val="false"/>
-                <w:u w:val="none"/>
-                <w:strike w:val="false"/>
-                <w:sz w:val="12"/>
-                <w:szCs w:val="12"/>
-                <w:color w:val="000000"/>
-              </w:rPr>
-            </w:pPr>
-            <w:r>
-              <w:rPr>
-                <w:rFonts w:ascii="Times New Roman" w:hAnsi="Times New Roman" w:eastAsia="Times New Roman" w:cs="Times New Roman"/>
-                <w:i w:val="false"/>
-                <w:b w:val="false"/>
-                <w:u w:val="none"/>
-                <w:strike w:val="false"/>
-                <w:sz w:val="12"/>
-                <w:szCs w:val="12"/>
-                <w:color w:val="000000"/>
-              </w:rPr>
-              <w:t xml:space="preserve">0.223</w:t>
+              <w:t xml:space="preserve">0.36 (0.19–0.69)</w:t>
+            </w:r>
+          </w:p>
+        </w:tc>
+        <w:tc>
+          <w:tcPr>
+            <w:tcBorders>
+              <w:bottom w:val="none" w:sz="0" w:space="0" w:color="000000"/>
+              <w:top w:val="none" w:sz="0" w:space="0" w:color="000000"/>
+              <w:left w:val="none" w:sz="0" w:space="0" w:color="000000"/>
+              <w:right w:val="none" w:sz="0" w:space="0" w:color="000000"/>
+            </w:tcBorders>
+            <w:shd w:val="clear" w:color="auto" w:fill="FFFFFF"/>
+            <w:tcMar>
+              <w:top w:w="0" w:type="dxa"/>
+              <w:bottom w:w="0" w:type="dxa"/>
+              <w:left w:w="0" w:type="dxa"/>
+              <w:right w:w="0" w:type="dxa"/>
+            </w:tcMar>
+            <w:vAlign w:val="center"/>
+          </w:tcPr>
+          <w:p>
+            <w:pPr>
+              <w:pStyle w:val="Normal"/>
+              <w:jc w:val="left"/>
+              <w:pBdr>
+                <w:bottom w:val="none" w:sz="0" w:space="0" w:color="000000"/>
+                <w:top w:val="none" w:sz="0" w:space="0" w:color="000000"/>
+                <w:left w:val="none" w:sz="0" w:space="0" w:color="000000"/>
+                <w:right w:val="none" w:sz="0" w:space="0" w:color="000000"/>
+              </w:pBdr>
+              <w:spacing w:after="100" w:before="100" w:line="240"/>
+              <w:ind w:left="100" w:right="100" w:firstLine="0" w:firstLineChars="0"/>
+              <w:rPr>
+                <w:rFonts w:ascii="Times New Roman" w:hAnsi="Times New Roman" w:eastAsia="Times New Roman" w:cs="Times New Roman"/>
+                <w:i w:val="false"/>
+                <w:b w:val="false"/>
+                <w:u w:val="none"/>
+                <w:strike w:val="false"/>
+                <w:sz w:val="12"/>
+                <w:szCs w:val="12"/>
+                <w:color w:val="000000"/>
+              </w:rPr>
+            </w:pPr>
+            <w:r>
+              <w:rPr>
+                <w:rFonts w:ascii="Times New Roman" w:hAnsi="Times New Roman" w:eastAsia="Times New Roman" w:cs="Times New Roman"/>
+                <w:i w:val="false"/>
+                <w:b w:val="false"/>
+                <w:u w:val="none"/>
+                <w:strike w:val="false"/>
+                <w:sz w:val="12"/>
+                <w:szCs w:val="12"/>
+                <w:color w:val="000000"/>
+              </w:rPr>
+              <w:t xml:space="preserve">0.002</w:t>
+            </w:r>
+          </w:p>
+        </w:tc>
+        <w:tc>
+          <w:tcPr>
+            <w:tcBorders>
+              <w:bottom w:val="none" w:sz="0" w:space="0" w:color="000000"/>
+              <w:top w:val="none" w:sz="0" w:space="0" w:color="000000"/>
+              <w:left w:val="none" w:sz="0" w:space="0" w:color="000000"/>
+              <w:right w:val="none" w:sz="0" w:space="0" w:color="000000"/>
+            </w:tcBorders>
+            <w:shd w:val="clear" w:color="auto" w:fill="FFFFFF"/>
+            <w:tcMar>
+              <w:top w:w="0" w:type="dxa"/>
+              <w:bottom w:w="0" w:type="dxa"/>
+              <w:left w:w="0" w:type="dxa"/>
+              <w:right w:w="0" w:type="dxa"/>
+            </w:tcMar>
+            <w:vAlign w:val="center"/>
+          </w:tcPr>
+          <w:p>
+            <w:pPr>
+              <w:pStyle w:val="Normal"/>
+              <w:jc w:val="left"/>
+              <w:pBdr>
+                <w:bottom w:val="none" w:sz="0" w:space="0" w:color="000000"/>
+                <w:top w:val="none" w:sz="0" w:space="0" w:color="000000"/>
+                <w:left w:val="none" w:sz="0" w:space="0" w:color="000000"/>
+                <w:right w:val="none" w:sz="0" w:space="0" w:color="000000"/>
+              </w:pBdr>
+              <w:spacing w:after="100" w:before="100" w:line="240"/>
+              <w:ind w:left="100" w:right="100" w:firstLine="0" w:firstLineChars="0"/>
+              <w:rPr>
+                <w:rFonts w:ascii="Times New Roman" w:hAnsi="Times New Roman" w:eastAsia="Times New Roman" w:cs="Times New Roman"/>
+                <w:i w:val="false"/>
+                <w:b w:val="false"/>
+                <w:u w:val="none"/>
+                <w:strike w:val="false"/>
+                <w:sz w:val="12"/>
+                <w:szCs w:val="12"/>
+                <w:color w:val="000000"/>
+              </w:rPr>
+            </w:pPr>
+            <w:r>
+              <w:rPr>
+                <w:rFonts w:ascii="Times New Roman" w:hAnsi="Times New Roman" w:eastAsia="Times New Roman" w:cs="Times New Roman"/>
+                <w:i w:val="false"/>
+                <w:b w:val="false"/>
+                <w:u w:val="none"/>
+                <w:strike w:val="false"/>
+                <w:sz w:val="12"/>
+                <w:szCs w:val="12"/>
+                <w:color w:val="000000"/>
+              </w:rPr>
+              <w:t xml:space="preserve">0.020</w:t>
+            </w:r>
+          </w:p>
+        </w:tc>
+        <w:tc>
+          <w:tcPr>
+            <w:tcBorders>
+              <w:bottom w:val="none" w:sz="0" w:space="0" w:color="000000"/>
+              <w:top w:val="none" w:sz="0" w:space="0" w:color="000000"/>
+              <w:left w:val="none" w:sz="0" w:space="0" w:color="000000"/>
+              <w:right w:val="none" w:sz="0" w:space="0" w:color="000000"/>
+            </w:tcBorders>
+            <w:shd w:val="clear" w:color="auto" w:fill="FFFFFF"/>
+            <w:tcMar>
+              <w:top w:w="0" w:type="dxa"/>
+              <w:bottom w:w="0" w:type="dxa"/>
+              <w:left w:w="0" w:type="dxa"/>
+              <w:right w:w="0" w:type="dxa"/>
+            </w:tcMar>
+            <w:vAlign w:val="center"/>
+          </w:tcPr>
+          <w:p>
+            <w:pPr>
+              <w:pStyle w:val="Normal"/>
+              <w:jc w:val="left"/>
+              <w:pBdr>
+                <w:bottom w:val="none" w:sz="0" w:space="0" w:color="000000"/>
+                <w:top w:val="none" w:sz="0" w:space="0" w:color="000000"/>
+                <w:left w:val="none" w:sz="0" w:space="0" w:color="000000"/>
+                <w:right w:val="none" w:sz="0" w:space="0" w:color="000000"/>
+              </w:pBdr>
+              <w:spacing w:after="100" w:before="100" w:line="240"/>
+              <w:ind w:left="100" w:right="100" w:firstLine="0" w:firstLineChars="0"/>
+              <w:rPr>
+                <w:rFonts w:ascii="Times New Roman" w:hAnsi="Times New Roman" w:eastAsia="Times New Roman" w:cs="Times New Roman"/>
+                <w:i w:val="false"/>
+                <w:b w:val="false"/>
+                <w:u w:val="none"/>
+                <w:strike w:val="false"/>
+                <w:sz w:val="12"/>
+                <w:szCs w:val="12"/>
+                <w:color w:val="000000"/>
+              </w:rPr>
+            </w:pPr>
+            <w:r>
+              <w:rPr>
+                <w:rFonts w:ascii="Times New Roman" w:hAnsi="Times New Roman" w:eastAsia="Times New Roman" w:cs="Times New Roman"/>
+                <w:i w:val="false"/>
+                <w:b w:val="false"/>
+                <w:u w:val="none"/>
+                <w:strike w:val="false"/>
+                <w:sz w:val="12"/>
+                <w:szCs w:val="12"/>
+                <w:color w:val="000000"/>
+              </w:rPr>
+              <w:t xml:space="preserve">0.43 (0.18–1.03)</w:t>
+            </w:r>
+          </w:p>
+        </w:tc>
+        <w:tc>
+          <w:tcPr>
+            <w:tcBorders>
+              <w:bottom w:val="none" w:sz="0" w:space="0" w:color="000000"/>
+              <w:top w:val="none" w:sz="0" w:space="0" w:color="000000"/>
+              <w:left w:val="none" w:sz="0" w:space="0" w:color="000000"/>
+              <w:right w:val="none" w:sz="0" w:space="0" w:color="000000"/>
+            </w:tcBorders>
+            <w:shd w:val="clear" w:color="auto" w:fill="FFFFFF"/>
+            <w:tcMar>
+              <w:top w:w="0" w:type="dxa"/>
+              <w:bottom w:w="0" w:type="dxa"/>
+              <w:left w:w="0" w:type="dxa"/>
+              <w:right w:w="0" w:type="dxa"/>
+            </w:tcMar>
+            <w:vAlign w:val="center"/>
+          </w:tcPr>
+          <w:p>
+            <w:pPr>
+              <w:pStyle w:val="Normal"/>
+              <w:jc w:val="left"/>
+              <w:pBdr>
+                <w:bottom w:val="none" w:sz="0" w:space="0" w:color="000000"/>
+                <w:top w:val="none" w:sz="0" w:space="0" w:color="000000"/>
+                <w:left w:val="none" w:sz="0" w:space="0" w:color="000000"/>
+                <w:right w:val="none" w:sz="0" w:space="0" w:color="000000"/>
+              </w:pBdr>
+              <w:spacing w:after="100" w:before="100" w:line="240"/>
+              <w:ind w:left="100" w:right="100" w:firstLine="0" w:firstLineChars="0"/>
+              <w:rPr>
+                <w:rFonts w:ascii="Times New Roman" w:hAnsi="Times New Roman" w:eastAsia="Times New Roman" w:cs="Times New Roman"/>
+                <w:i w:val="false"/>
+                <w:b w:val="false"/>
+                <w:u w:val="none"/>
+                <w:strike w:val="false"/>
+                <w:sz w:val="12"/>
+                <w:szCs w:val="12"/>
+                <w:color w:val="000000"/>
+              </w:rPr>
+            </w:pPr>
+            <w:r>
+              <w:rPr>
+                <w:rFonts w:ascii="Times New Roman" w:hAnsi="Times New Roman" w:eastAsia="Times New Roman" w:cs="Times New Roman"/>
+                <w:i w:val="false"/>
+                <w:b w:val="false"/>
+                <w:u w:val="none"/>
+                <w:strike w:val="false"/>
+                <w:sz w:val="12"/>
+                <w:szCs w:val="12"/>
+                <w:color w:val="000000"/>
+              </w:rPr>
+              <w:t xml:space="preserve">0.058</w:t>
+            </w:r>
+          </w:p>
+        </w:tc>
+        <w:tc>
+          <w:tcPr>
+            <w:tcBorders>
+              <w:bottom w:val="none" w:sz="0" w:space="0" w:color="000000"/>
+              <w:top w:val="none" w:sz="0" w:space="0" w:color="000000"/>
+              <w:left w:val="none" w:sz="0" w:space="0" w:color="000000"/>
+              <w:right w:val="none" w:sz="0" w:space="0" w:color="000000"/>
+            </w:tcBorders>
+            <w:shd w:val="clear" w:color="auto" w:fill="FFFFFF"/>
+            <w:tcMar>
+              <w:top w:w="0" w:type="dxa"/>
+              <w:bottom w:w="0" w:type="dxa"/>
+              <w:left w:w="0" w:type="dxa"/>
+              <w:right w:w="0" w:type="dxa"/>
+            </w:tcMar>
+            <w:vAlign w:val="center"/>
+          </w:tcPr>
+          <w:p>
+            <w:pPr>
+              <w:pStyle w:val="Normal"/>
+              <w:jc w:val="left"/>
+              <w:pBdr>
+                <w:bottom w:val="none" w:sz="0" w:space="0" w:color="000000"/>
+                <w:top w:val="none" w:sz="0" w:space="0" w:color="000000"/>
+                <w:left w:val="none" w:sz="0" w:space="0" w:color="000000"/>
+                <w:right w:val="none" w:sz="0" w:space="0" w:color="000000"/>
+              </w:pBdr>
+              <w:spacing w:after="100" w:before="100" w:line="240"/>
+              <w:ind w:left="100" w:right="100" w:firstLine="0" w:firstLineChars="0"/>
+              <w:rPr>
+                <w:rFonts w:ascii="Times New Roman" w:hAnsi="Times New Roman" w:eastAsia="Times New Roman" w:cs="Times New Roman"/>
+                <w:i w:val="false"/>
+                <w:b w:val="false"/>
+                <w:u w:val="none"/>
+                <w:strike w:val="false"/>
+                <w:sz w:val="12"/>
+                <w:szCs w:val="12"/>
+                <w:color w:val="000000"/>
+              </w:rPr>
+            </w:pPr>
+            <w:r>
+              <w:rPr>
+                <w:rFonts w:ascii="Times New Roman" w:hAnsi="Times New Roman" w:eastAsia="Times New Roman" w:cs="Times New Roman"/>
+                <w:i w:val="false"/>
+                <w:b w:val="false"/>
+                <w:u w:val="none"/>
+                <w:strike w:val="false"/>
+                <w:sz w:val="12"/>
+                <w:szCs w:val="12"/>
+                <w:color w:val="000000"/>
+              </w:rPr>
+              <w:t xml:space="preserve">0.237</w:t>
             </w:r>
           </w:p>
         </w:tc>
@@ -5469,117 +5469,117 @@
                 <w:szCs w:val="12"/>
                 <w:color w:val="000000"/>
               </w:rPr>
-              <w:t xml:space="preserve">0.56 (0.18–1.74)</w:t>
-            </w:r>
-          </w:p>
-        </w:tc>
-        <w:tc>
-          <w:tcPr>
-            <w:tcBorders>
-              <w:bottom w:val="none" w:sz="0" w:space="0" w:color="000000"/>
-              <w:top w:val="none" w:sz="0" w:space="0" w:color="000000"/>
-              <w:left w:val="none" w:sz="0" w:space="0" w:color="000000"/>
-              <w:right w:val="none" w:sz="0" w:space="0" w:color="000000"/>
-            </w:tcBorders>
-            <w:shd w:val="clear" w:color="auto" w:fill="FFFFFF"/>
-            <w:tcMar>
-              <w:top w:w="0" w:type="dxa"/>
-              <w:bottom w:w="0" w:type="dxa"/>
-              <w:left w:w="0" w:type="dxa"/>
-              <w:right w:w="0" w:type="dxa"/>
-            </w:tcMar>
-            <w:vAlign w:val="center"/>
-          </w:tcPr>
-          <w:p>
-            <w:pPr>
-              <w:pStyle w:val="Normal"/>
-              <w:jc w:val="left"/>
-              <w:pBdr>
-                <w:bottom w:val="none" w:sz="0" w:space="0" w:color="000000"/>
-                <w:top w:val="none" w:sz="0" w:space="0" w:color="000000"/>
-                <w:left w:val="none" w:sz="0" w:space="0" w:color="000000"/>
-                <w:right w:val="none" w:sz="0" w:space="0" w:color="000000"/>
-              </w:pBdr>
-              <w:spacing w:after="100" w:before="100" w:line="240"/>
-              <w:ind w:left="100" w:right="100" w:firstLine="0" w:firstLineChars="0"/>
-              <w:rPr>
-                <w:rFonts w:ascii="Times New Roman" w:hAnsi="Times New Roman" w:eastAsia="Times New Roman" w:cs="Times New Roman"/>
-                <w:i w:val="false"/>
-                <w:b w:val="false"/>
-                <w:u w:val="none"/>
-                <w:strike w:val="false"/>
-                <w:sz w:val="12"/>
-                <w:szCs w:val="12"/>
-                <w:color w:val="000000"/>
-              </w:rPr>
-            </w:pPr>
-            <w:r>
-              <w:rPr>
-                <w:rFonts w:ascii="Times New Roman" w:hAnsi="Times New Roman" w:eastAsia="Times New Roman" w:cs="Times New Roman"/>
-                <w:i w:val="false"/>
-                <w:b w:val="false"/>
-                <w:u w:val="none"/>
-                <w:strike w:val="false"/>
-                <w:sz w:val="12"/>
-                <w:szCs w:val="12"/>
-                <w:color w:val="000000"/>
-              </w:rPr>
-              <w:t xml:space="preserve">0.320</w:t>
-            </w:r>
-          </w:p>
-        </w:tc>
-        <w:tc>
-          <w:tcPr>
-            <w:tcBorders>
-              <w:bottom w:val="none" w:sz="0" w:space="0" w:color="000000"/>
-              <w:top w:val="none" w:sz="0" w:space="0" w:color="000000"/>
-              <w:left w:val="none" w:sz="0" w:space="0" w:color="000000"/>
-              <w:right w:val="none" w:sz="0" w:space="0" w:color="000000"/>
-            </w:tcBorders>
-            <w:shd w:val="clear" w:color="auto" w:fill="FFFFFF"/>
-            <w:tcMar>
-              <w:top w:w="0" w:type="dxa"/>
-              <w:bottom w:w="0" w:type="dxa"/>
-              <w:left w:w="0" w:type="dxa"/>
-              <w:right w:w="0" w:type="dxa"/>
-            </w:tcMar>
-            <w:vAlign w:val="center"/>
-          </w:tcPr>
-          <w:p>
-            <w:pPr>
-              <w:pStyle w:val="Normal"/>
-              <w:jc w:val="left"/>
-              <w:pBdr>
-                <w:bottom w:val="none" w:sz="0" w:space="0" w:color="000000"/>
-                <w:top w:val="none" w:sz="0" w:space="0" w:color="000000"/>
-                <w:left w:val="none" w:sz="0" w:space="0" w:color="000000"/>
-                <w:right w:val="none" w:sz="0" w:space="0" w:color="000000"/>
-              </w:pBdr>
-              <w:spacing w:after="100" w:before="100" w:line="240"/>
-              <w:ind w:left="100" w:right="100" w:firstLine="0" w:firstLineChars="0"/>
-              <w:rPr>
-                <w:rFonts w:ascii="Times New Roman" w:hAnsi="Times New Roman" w:eastAsia="Times New Roman" w:cs="Times New Roman"/>
-                <w:i w:val="false"/>
-                <w:b w:val="false"/>
-                <w:u w:val="none"/>
-                <w:strike w:val="false"/>
-                <w:sz w:val="12"/>
-                <w:szCs w:val="12"/>
-                <w:color w:val="000000"/>
-              </w:rPr>
-            </w:pPr>
-            <w:r>
-              <w:rPr>
-                <w:rFonts w:ascii="Times New Roman" w:hAnsi="Times New Roman" w:eastAsia="Times New Roman" w:cs="Times New Roman"/>
-                <w:i w:val="false"/>
-                <w:b w:val="false"/>
-                <w:u w:val="none"/>
-                <w:strike w:val="false"/>
-                <w:sz w:val="12"/>
-                <w:szCs w:val="12"/>
-                <w:color w:val="000000"/>
-              </w:rPr>
-              <w:t xml:space="preserve">0.241</w:t>
+              <w:t xml:space="preserve">0.51 (0.21–1.28)</w:t>
+            </w:r>
+          </w:p>
+        </w:tc>
+        <w:tc>
+          <w:tcPr>
+            <w:tcBorders>
+              <w:bottom w:val="none" w:sz="0" w:space="0" w:color="000000"/>
+              <w:top w:val="none" w:sz="0" w:space="0" w:color="000000"/>
+              <w:left w:val="none" w:sz="0" w:space="0" w:color="000000"/>
+              <w:right w:val="none" w:sz="0" w:space="0" w:color="000000"/>
+            </w:tcBorders>
+            <w:shd w:val="clear" w:color="auto" w:fill="FFFFFF"/>
+            <w:tcMar>
+              <w:top w:w="0" w:type="dxa"/>
+              <w:bottom w:w="0" w:type="dxa"/>
+              <w:left w:w="0" w:type="dxa"/>
+              <w:right w:w="0" w:type="dxa"/>
+            </w:tcMar>
+            <w:vAlign w:val="center"/>
+          </w:tcPr>
+          <w:p>
+            <w:pPr>
+              <w:pStyle w:val="Normal"/>
+              <w:jc w:val="left"/>
+              <w:pBdr>
+                <w:bottom w:val="none" w:sz="0" w:space="0" w:color="000000"/>
+                <w:top w:val="none" w:sz="0" w:space="0" w:color="000000"/>
+                <w:left w:val="none" w:sz="0" w:space="0" w:color="000000"/>
+                <w:right w:val="none" w:sz="0" w:space="0" w:color="000000"/>
+              </w:pBdr>
+              <w:spacing w:after="100" w:before="100" w:line="240"/>
+              <w:ind w:left="100" w:right="100" w:firstLine="0" w:firstLineChars="0"/>
+              <w:rPr>
+                <w:rFonts w:ascii="Times New Roman" w:hAnsi="Times New Roman" w:eastAsia="Times New Roman" w:cs="Times New Roman"/>
+                <w:i w:val="false"/>
+                <w:b w:val="false"/>
+                <w:u w:val="none"/>
+                <w:strike w:val="false"/>
+                <w:sz w:val="12"/>
+                <w:szCs w:val="12"/>
+                <w:color w:val="000000"/>
+              </w:rPr>
+            </w:pPr>
+            <w:r>
+              <w:rPr>
+                <w:rFonts w:ascii="Times New Roman" w:hAnsi="Times New Roman" w:eastAsia="Times New Roman" w:cs="Times New Roman"/>
+                <w:i w:val="false"/>
+                <w:b w:val="false"/>
+                <w:u w:val="none"/>
+                <w:strike w:val="false"/>
+                <w:sz w:val="12"/>
+                <w:szCs w:val="12"/>
+                <w:color w:val="000000"/>
+              </w:rPr>
+              <w:t xml:space="preserve">0.151</w:t>
+            </w:r>
+          </w:p>
+        </w:tc>
+        <w:tc>
+          <w:tcPr>
+            <w:tcBorders>
+              <w:bottom w:val="none" w:sz="0" w:space="0" w:color="000000"/>
+              <w:top w:val="none" w:sz="0" w:space="0" w:color="000000"/>
+              <w:left w:val="none" w:sz="0" w:space="0" w:color="000000"/>
+              <w:right w:val="none" w:sz="0" w:space="0" w:color="000000"/>
+            </w:tcBorders>
+            <w:shd w:val="clear" w:color="auto" w:fill="FFFFFF"/>
+            <w:tcMar>
+              <w:top w:w="0" w:type="dxa"/>
+              <w:bottom w:w="0" w:type="dxa"/>
+              <w:left w:w="0" w:type="dxa"/>
+              <w:right w:w="0" w:type="dxa"/>
+            </w:tcMar>
+            <w:vAlign w:val="center"/>
+          </w:tcPr>
+          <w:p>
+            <w:pPr>
+              <w:pStyle w:val="Normal"/>
+              <w:jc w:val="left"/>
+              <w:pBdr>
+                <w:bottom w:val="none" w:sz="0" w:space="0" w:color="000000"/>
+                <w:top w:val="none" w:sz="0" w:space="0" w:color="000000"/>
+                <w:left w:val="none" w:sz="0" w:space="0" w:color="000000"/>
+                <w:right w:val="none" w:sz="0" w:space="0" w:color="000000"/>
+              </w:pBdr>
+              <w:spacing w:after="100" w:before="100" w:line="240"/>
+              <w:ind w:left="100" w:right="100" w:firstLine="0" w:firstLineChars="0"/>
+              <w:rPr>
+                <w:rFonts w:ascii="Times New Roman" w:hAnsi="Times New Roman" w:eastAsia="Times New Roman" w:cs="Times New Roman"/>
+                <w:i w:val="false"/>
+                <w:b w:val="false"/>
+                <w:u w:val="none"/>
+                <w:strike w:val="false"/>
+                <w:sz w:val="12"/>
+                <w:szCs w:val="12"/>
+                <w:color w:val="000000"/>
+              </w:rPr>
+            </w:pPr>
+            <w:r>
+              <w:rPr>
+                <w:rFonts w:ascii="Times New Roman" w:hAnsi="Times New Roman" w:eastAsia="Times New Roman" w:cs="Times New Roman"/>
+                <w:i w:val="false"/>
+                <w:b w:val="false"/>
+                <w:u w:val="none"/>
+                <w:strike w:val="false"/>
+                <w:sz w:val="12"/>
+                <w:szCs w:val="12"/>
+                <w:color w:val="000000"/>
+              </w:rPr>
+              <w:t xml:space="preserve">0.303</w:t>
             </w:r>
           </w:p>
         </w:tc>
@@ -6519,282 +6519,282 @@
                 <w:szCs w:val="12"/>
                 <w:color w:val="000000"/>
               </w:rPr>
-              <w:t xml:space="preserve">2.58 (1.10–6.03)</w:t>
-            </w:r>
-          </w:p>
-        </w:tc>
-        <w:tc>
-          <w:tcPr>
-            <w:tcBorders>
-              <w:bottom w:val="none" w:sz="0" w:space="0" w:color="000000"/>
-              <w:top w:val="none" w:sz="0" w:space="0" w:color="000000"/>
-              <w:left w:val="none" w:sz="0" w:space="0" w:color="000000"/>
-              <w:right w:val="none" w:sz="0" w:space="0" w:color="000000"/>
-            </w:tcBorders>
-            <w:shd w:val="clear" w:color="auto" w:fill="FFFFFF"/>
-            <w:tcMar>
-              <w:top w:w="0" w:type="dxa"/>
-              <w:bottom w:w="0" w:type="dxa"/>
-              <w:left w:w="0" w:type="dxa"/>
-              <w:right w:w="0" w:type="dxa"/>
-            </w:tcMar>
-            <w:vAlign w:val="center"/>
-          </w:tcPr>
-          <w:p>
-            <w:pPr>
-              <w:pStyle w:val="Normal"/>
-              <w:jc w:val="left"/>
-              <w:pBdr>
-                <w:bottom w:val="none" w:sz="0" w:space="0" w:color="000000"/>
-                <w:top w:val="none" w:sz="0" w:space="0" w:color="000000"/>
-                <w:left w:val="none" w:sz="0" w:space="0" w:color="000000"/>
-                <w:right w:val="none" w:sz="0" w:space="0" w:color="000000"/>
-              </w:pBdr>
-              <w:spacing w:after="100" w:before="100" w:line="240"/>
-              <w:ind w:left="100" w:right="100" w:firstLine="0" w:firstLineChars="0"/>
-              <w:rPr>
-                <w:rFonts w:ascii="Times New Roman" w:hAnsi="Times New Roman" w:eastAsia="Times New Roman" w:cs="Times New Roman"/>
-                <w:i w:val="false"/>
-                <w:b w:val="false"/>
-                <w:u w:val="none"/>
-                <w:strike w:val="false"/>
-                <w:sz w:val="12"/>
-                <w:szCs w:val="12"/>
-                <w:color w:val="000000"/>
-              </w:rPr>
-            </w:pPr>
-            <w:r>
-              <w:rPr>
-                <w:rFonts w:ascii="Times New Roman" w:hAnsi="Times New Roman" w:eastAsia="Times New Roman" w:cs="Times New Roman"/>
-                <w:i w:val="false"/>
-                <w:b w:val="false"/>
-                <w:u w:val="none"/>
-                <w:strike w:val="false"/>
-                <w:sz w:val="12"/>
-                <w:szCs w:val="12"/>
-                <w:color w:val="000000"/>
-              </w:rPr>
-              <w:t xml:space="preserve">0.029</w:t>
-            </w:r>
-          </w:p>
-        </w:tc>
-        <w:tc>
-          <w:tcPr>
-            <w:tcBorders>
-              <w:bottom w:val="none" w:sz="0" w:space="0" w:color="000000"/>
-              <w:top w:val="none" w:sz="0" w:space="0" w:color="000000"/>
-              <w:left w:val="none" w:sz="0" w:space="0" w:color="000000"/>
-              <w:right w:val="none" w:sz="0" w:space="0" w:color="000000"/>
-            </w:tcBorders>
-            <w:shd w:val="clear" w:color="auto" w:fill="FFFFFF"/>
-            <w:tcMar>
-              <w:top w:w="0" w:type="dxa"/>
-              <w:bottom w:w="0" w:type="dxa"/>
-              <w:left w:w="0" w:type="dxa"/>
-              <w:right w:w="0" w:type="dxa"/>
-            </w:tcMar>
-            <w:vAlign w:val="center"/>
-          </w:tcPr>
-          <w:p>
-            <w:pPr>
-              <w:pStyle w:val="Normal"/>
-              <w:jc w:val="left"/>
-              <w:pBdr>
-                <w:bottom w:val="none" w:sz="0" w:space="0" w:color="000000"/>
-                <w:top w:val="none" w:sz="0" w:space="0" w:color="000000"/>
-                <w:left w:val="none" w:sz="0" w:space="0" w:color="000000"/>
-                <w:right w:val="none" w:sz="0" w:space="0" w:color="000000"/>
-              </w:pBdr>
-              <w:spacing w:after="100" w:before="100" w:line="240"/>
-              <w:ind w:left="100" w:right="100" w:firstLine="0" w:firstLineChars="0"/>
-              <w:rPr>
-                <w:rFonts w:ascii="Times New Roman" w:hAnsi="Times New Roman" w:eastAsia="Times New Roman" w:cs="Times New Roman"/>
-                <w:i w:val="false"/>
-                <w:b w:val="false"/>
-                <w:u w:val="none"/>
-                <w:strike w:val="false"/>
-                <w:sz w:val="12"/>
-                <w:szCs w:val="12"/>
-                <w:color w:val="000000"/>
-              </w:rPr>
-            </w:pPr>
-            <w:r>
-              <w:rPr>
-                <w:rFonts w:ascii="Times New Roman" w:hAnsi="Times New Roman" w:eastAsia="Times New Roman" w:cs="Times New Roman"/>
-                <w:i w:val="false"/>
-                <w:b w:val="false"/>
-                <w:u w:val="none"/>
-                <w:strike w:val="false"/>
-                <w:sz w:val="12"/>
-                <w:szCs w:val="12"/>
-                <w:color w:val="000000"/>
-              </w:rPr>
-              <w:t xml:space="preserve">0.097</w:t>
-            </w:r>
-          </w:p>
-        </w:tc>
-        <w:tc>
-          <w:tcPr>
-            <w:tcBorders>
-              <w:bottom w:val="none" w:sz="0" w:space="0" w:color="000000"/>
-              <w:top w:val="none" w:sz="0" w:space="0" w:color="000000"/>
-              <w:left w:val="none" w:sz="0" w:space="0" w:color="000000"/>
-              <w:right w:val="none" w:sz="0" w:space="0" w:color="000000"/>
-            </w:tcBorders>
-            <w:shd w:val="clear" w:color="auto" w:fill="FFFFFF"/>
-            <w:tcMar>
-              <w:top w:w="0" w:type="dxa"/>
-              <w:bottom w:w="0" w:type="dxa"/>
-              <w:left w:w="0" w:type="dxa"/>
-              <w:right w:w="0" w:type="dxa"/>
-            </w:tcMar>
-            <w:vAlign w:val="center"/>
-          </w:tcPr>
-          <w:p>
-            <w:pPr>
-              <w:pStyle w:val="Normal"/>
-              <w:jc w:val="left"/>
-              <w:pBdr>
-                <w:bottom w:val="none" w:sz="0" w:space="0" w:color="000000"/>
-                <w:top w:val="none" w:sz="0" w:space="0" w:color="000000"/>
-                <w:left w:val="none" w:sz="0" w:space="0" w:color="000000"/>
-                <w:right w:val="none" w:sz="0" w:space="0" w:color="000000"/>
-              </w:pBdr>
-              <w:spacing w:after="100" w:before="100" w:line="240"/>
-              <w:ind w:left="100" w:right="100" w:firstLine="0" w:firstLineChars="0"/>
-              <w:rPr>
-                <w:rFonts w:ascii="Times New Roman" w:hAnsi="Times New Roman" w:eastAsia="Times New Roman" w:cs="Times New Roman"/>
-                <w:i w:val="false"/>
-                <w:b w:val="false"/>
-                <w:u w:val="none"/>
-                <w:strike w:val="false"/>
-                <w:sz w:val="12"/>
-                <w:szCs w:val="12"/>
-                <w:color w:val="000000"/>
-              </w:rPr>
-            </w:pPr>
-            <w:r>
-              <w:rPr>
-                <w:rFonts w:ascii="Times New Roman" w:hAnsi="Times New Roman" w:eastAsia="Times New Roman" w:cs="Times New Roman"/>
-                <w:i w:val="false"/>
-                <w:b w:val="false"/>
-                <w:u w:val="none"/>
-                <w:strike w:val="false"/>
-                <w:sz w:val="12"/>
-                <w:szCs w:val="12"/>
-                <w:color w:val="000000"/>
-              </w:rPr>
-              <w:t xml:space="preserve">2.26 (0.72–7.11)</w:t>
-            </w:r>
-          </w:p>
-        </w:tc>
-        <w:tc>
-          <w:tcPr>
-            <w:tcBorders>
-              <w:bottom w:val="none" w:sz="0" w:space="0" w:color="000000"/>
-              <w:top w:val="none" w:sz="0" w:space="0" w:color="000000"/>
-              <w:left w:val="none" w:sz="0" w:space="0" w:color="000000"/>
-              <w:right w:val="none" w:sz="0" w:space="0" w:color="000000"/>
-            </w:tcBorders>
-            <w:shd w:val="clear" w:color="auto" w:fill="FFFFFF"/>
-            <w:tcMar>
-              <w:top w:w="0" w:type="dxa"/>
-              <w:bottom w:w="0" w:type="dxa"/>
-              <w:left w:w="0" w:type="dxa"/>
-              <w:right w:w="0" w:type="dxa"/>
-            </w:tcMar>
-            <w:vAlign w:val="center"/>
-          </w:tcPr>
-          <w:p>
-            <w:pPr>
-              <w:pStyle w:val="Normal"/>
-              <w:jc w:val="left"/>
-              <w:pBdr>
-                <w:bottom w:val="none" w:sz="0" w:space="0" w:color="000000"/>
-                <w:top w:val="none" w:sz="0" w:space="0" w:color="000000"/>
-                <w:left w:val="none" w:sz="0" w:space="0" w:color="000000"/>
-                <w:right w:val="none" w:sz="0" w:space="0" w:color="000000"/>
-              </w:pBdr>
-              <w:spacing w:after="100" w:before="100" w:line="240"/>
-              <w:ind w:left="100" w:right="100" w:firstLine="0" w:firstLineChars="0"/>
-              <w:rPr>
-                <w:rFonts w:ascii="Times New Roman" w:hAnsi="Times New Roman" w:eastAsia="Times New Roman" w:cs="Times New Roman"/>
-                <w:i w:val="false"/>
-                <w:b w:val="false"/>
-                <w:u w:val="none"/>
-                <w:strike w:val="false"/>
-                <w:sz w:val="12"/>
-                <w:szCs w:val="12"/>
-                <w:color w:val="000000"/>
-              </w:rPr>
-            </w:pPr>
-            <w:r>
-              <w:rPr>
-                <w:rFonts w:ascii="Times New Roman" w:hAnsi="Times New Roman" w:eastAsia="Times New Roman" w:cs="Times New Roman"/>
-                <w:i w:val="false"/>
-                <w:b w:val="false"/>
-                <w:u w:val="none"/>
-                <w:strike w:val="false"/>
-                <w:sz w:val="12"/>
-                <w:szCs w:val="12"/>
-                <w:color w:val="000000"/>
-              </w:rPr>
-              <w:t xml:space="preserve">0.161</w:t>
-            </w:r>
-          </w:p>
-        </w:tc>
-        <w:tc>
-          <w:tcPr>
-            <w:tcBorders>
-              <w:bottom w:val="none" w:sz="0" w:space="0" w:color="000000"/>
-              <w:top w:val="none" w:sz="0" w:space="0" w:color="000000"/>
-              <w:left w:val="none" w:sz="0" w:space="0" w:color="000000"/>
-              <w:right w:val="none" w:sz="0" w:space="0" w:color="000000"/>
-            </w:tcBorders>
-            <w:shd w:val="clear" w:color="auto" w:fill="FFFFFF"/>
-            <w:tcMar>
-              <w:top w:w="0" w:type="dxa"/>
-              <w:bottom w:w="0" w:type="dxa"/>
-              <w:left w:w="0" w:type="dxa"/>
-              <w:right w:w="0" w:type="dxa"/>
-            </w:tcMar>
-            <w:vAlign w:val="center"/>
-          </w:tcPr>
-          <w:p>
-            <w:pPr>
-              <w:pStyle w:val="Normal"/>
-              <w:jc w:val="left"/>
-              <w:pBdr>
-                <w:bottom w:val="none" w:sz="0" w:space="0" w:color="000000"/>
-                <w:top w:val="none" w:sz="0" w:space="0" w:color="000000"/>
-                <w:left w:val="none" w:sz="0" w:space="0" w:color="000000"/>
-                <w:right w:val="none" w:sz="0" w:space="0" w:color="000000"/>
-              </w:pBdr>
-              <w:spacing w:after="100" w:before="100" w:line="240"/>
-              <w:ind w:left="100" w:right="100" w:firstLine="0" w:firstLineChars="0"/>
-              <w:rPr>
-                <w:rFonts w:ascii="Times New Roman" w:hAnsi="Times New Roman" w:eastAsia="Times New Roman" w:cs="Times New Roman"/>
-                <w:i w:val="false"/>
-                <w:b w:val="false"/>
-                <w:u w:val="none"/>
-                <w:strike w:val="false"/>
-                <w:sz w:val="12"/>
-                <w:szCs w:val="12"/>
-                <w:color w:val="000000"/>
-              </w:rPr>
-            </w:pPr>
-            <w:r>
-              <w:rPr>
-                <w:rFonts w:ascii="Times New Roman" w:hAnsi="Times New Roman" w:eastAsia="Times New Roman" w:cs="Times New Roman"/>
-                <w:i w:val="false"/>
-                <w:b w:val="false"/>
-                <w:u w:val="none"/>
-                <w:strike w:val="false"/>
-                <w:sz w:val="12"/>
-                <w:szCs w:val="12"/>
-                <w:color w:val="000000"/>
-              </w:rPr>
-              <w:t xml:space="preserve">0.231</w:t>
+              <w:t xml:space="preserve">1.81 (1.16–2.82)</w:t>
+            </w:r>
+          </w:p>
+        </w:tc>
+        <w:tc>
+          <w:tcPr>
+            <w:tcBorders>
+              <w:bottom w:val="none" w:sz="0" w:space="0" w:color="000000"/>
+              <w:top w:val="none" w:sz="0" w:space="0" w:color="000000"/>
+              <w:left w:val="none" w:sz="0" w:space="0" w:color="000000"/>
+              <w:right w:val="none" w:sz="0" w:space="0" w:color="000000"/>
+            </w:tcBorders>
+            <w:shd w:val="clear" w:color="auto" w:fill="FFFFFF"/>
+            <w:tcMar>
+              <w:top w:w="0" w:type="dxa"/>
+              <w:bottom w:w="0" w:type="dxa"/>
+              <w:left w:w="0" w:type="dxa"/>
+              <w:right w:w="0" w:type="dxa"/>
+            </w:tcMar>
+            <w:vAlign w:val="center"/>
+          </w:tcPr>
+          <w:p>
+            <w:pPr>
+              <w:pStyle w:val="Normal"/>
+              <w:jc w:val="left"/>
+              <w:pBdr>
+                <w:bottom w:val="none" w:sz="0" w:space="0" w:color="000000"/>
+                <w:top w:val="none" w:sz="0" w:space="0" w:color="000000"/>
+                <w:left w:val="none" w:sz="0" w:space="0" w:color="000000"/>
+                <w:right w:val="none" w:sz="0" w:space="0" w:color="000000"/>
+              </w:pBdr>
+              <w:spacing w:after="100" w:before="100" w:line="240"/>
+              <w:ind w:left="100" w:right="100" w:firstLine="0" w:firstLineChars="0"/>
+              <w:rPr>
+                <w:rFonts w:ascii="Times New Roman" w:hAnsi="Times New Roman" w:eastAsia="Times New Roman" w:cs="Times New Roman"/>
+                <w:i w:val="false"/>
+                <w:b w:val="false"/>
+                <w:u w:val="none"/>
+                <w:strike w:val="false"/>
+                <w:sz w:val="12"/>
+                <w:szCs w:val="12"/>
+                <w:color w:val="000000"/>
+              </w:rPr>
+            </w:pPr>
+            <w:r>
+              <w:rPr>
+                <w:rFonts w:ascii="Times New Roman" w:hAnsi="Times New Roman" w:eastAsia="Times New Roman" w:cs="Times New Roman"/>
+                <w:i w:val="false"/>
+                <w:b w:val="false"/>
+                <w:u w:val="none"/>
+                <w:strike w:val="false"/>
+                <w:sz w:val="12"/>
+                <w:szCs w:val="12"/>
+                <w:color w:val="000000"/>
+              </w:rPr>
+              <w:t xml:space="preserve">0.009</w:t>
+            </w:r>
+          </w:p>
+        </w:tc>
+        <w:tc>
+          <w:tcPr>
+            <w:tcBorders>
+              <w:bottom w:val="none" w:sz="0" w:space="0" w:color="000000"/>
+              <w:top w:val="none" w:sz="0" w:space="0" w:color="000000"/>
+              <w:left w:val="none" w:sz="0" w:space="0" w:color="000000"/>
+              <w:right w:val="none" w:sz="0" w:space="0" w:color="000000"/>
+            </w:tcBorders>
+            <w:shd w:val="clear" w:color="auto" w:fill="FFFFFF"/>
+            <w:tcMar>
+              <w:top w:w="0" w:type="dxa"/>
+              <w:bottom w:w="0" w:type="dxa"/>
+              <w:left w:w="0" w:type="dxa"/>
+              <w:right w:w="0" w:type="dxa"/>
+            </w:tcMar>
+            <w:vAlign w:val="center"/>
+          </w:tcPr>
+          <w:p>
+            <w:pPr>
+              <w:pStyle w:val="Normal"/>
+              <w:jc w:val="left"/>
+              <w:pBdr>
+                <w:bottom w:val="none" w:sz="0" w:space="0" w:color="000000"/>
+                <w:top w:val="none" w:sz="0" w:space="0" w:color="000000"/>
+                <w:left w:val="none" w:sz="0" w:space="0" w:color="000000"/>
+                <w:right w:val="none" w:sz="0" w:space="0" w:color="000000"/>
+              </w:pBdr>
+              <w:spacing w:after="100" w:before="100" w:line="240"/>
+              <w:ind w:left="100" w:right="100" w:firstLine="0" w:firstLineChars="0"/>
+              <w:rPr>
+                <w:rFonts w:ascii="Times New Roman" w:hAnsi="Times New Roman" w:eastAsia="Times New Roman" w:cs="Times New Roman"/>
+                <w:i w:val="false"/>
+                <w:b w:val="false"/>
+                <w:u w:val="none"/>
+                <w:strike w:val="false"/>
+                <w:sz w:val="12"/>
+                <w:szCs w:val="12"/>
+                <w:color w:val="000000"/>
+              </w:rPr>
+            </w:pPr>
+            <w:r>
+              <w:rPr>
+                <w:rFonts w:ascii="Times New Roman" w:hAnsi="Times New Roman" w:eastAsia="Times New Roman" w:cs="Times New Roman"/>
+                <w:i w:val="false"/>
+                <w:b w:val="false"/>
+                <w:u w:val="none"/>
+                <w:strike w:val="false"/>
+                <w:sz w:val="12"/>
+                <w:szCs w:val="12"/>
+                <w:color w:val="000000"/>
+              </w:rPr>
+              <w:t xml:space="preserve">0.043</w:t>
+            </w:r>
+          </w:p>
+        </w:tc>
+        <w:tc>
+          <w:tcPr>
+            <w:tcBorders>
+              <w:bottom w:val="none" w:sz="0" w:space="0" w:color="000000"/>
+              <w:top w:val="none" w:sz="0" w:space="0" w:color="000000"/>
+              <w:left w:val="none" w:sz="0" w:space="0" w:color="000000"/>
+              <w:right w:val="none" w:sz="0" w:space="0" w:color="000000"/>
+            </w:tcBorders>
+            <w:shd w:val="clear" w:color="auto" w:fill="FFFFFF"/>
+            <w:tcMar>
+              <w:top w:w="0" w:type="dxa"/>
+              <w:bottom w:w="0" w:type="dxa"/>
+              <w:left w:w="0" w:type="dxa"/>
+              <w:right w:w="0" w:type="dxa"/>
+            </w:tcMar>
+            <w:vAlign w:val="center"/>
+          </w:tcPr>
+          <w:p>
+            <w:pPr>
+              <w:pStyle w:val="Normal"/>
+              <w:jc w:val="left"/>
+              <w:pBdr>
+                <w:bottom w:val="none" w:sz="0" w:space="0" w:color="000000"/>
+                <w:top w:val="none" w:sz="0" w:space="0" w:color="000000"/>
+                <w:left w:val="none" w:sz="0" w:space="0" w:color="000000"/>
+                <w:right w:val="none" w:sz="0" w:space="0" w:color="000000"/>
+              </w:pBdr>
+              <w:spacing w:after="100" w:before="100" w:line="240"/>
+              <w:ind w:left="100" w:right="100" w:firstLine="0" w:firstLineChars="0"/>
+              <w:rPr>
+                <w:rFonts w:ascii="Times New Roman" w:hAnsi="Times New Roman" w:eastAsia="Times New Roman" w:cs="Times New Roman"/>
+                <w:i w:val="false"/>
+                <w:b w:val="false"/>
+                <w:u w:val="none"/>
+                <w:strike w:val="false"/>
+                <w:sz w:val="12"/>
+                <w:szCs w:val="12"/>
+                <w:color w:val="000000"/>
+              </w:rPr>
+            </w:pPr>
+            <w:r>
+              <w:rPr>
+                <w:rFonts w:ascii="Times New Roman" w:hAnsi="Times New Roman" w:eastAsia="Times New Roman" w:cs="Times New Roman"/>
+                <w:i w:val="false"/>
+                <w:b w:val="false"/>
+                <w:u w:val="none"/>
+                <w:strike w:val="false"/>
+                <w:sz w:val="12"/>
+                <w:szCs w:val="12"/>
+                <w:color w:val="000000"/>
+              </w:rPr>
+              <w:t xml:space="preserve">1.48 (0.80–2.76)</w:t>
+            </w:r>
+          </w:p>
+        </w:tc>
+        <w:tc>
+          <w:tcPr>
+            <w:tcBorders>
+              <w:bottom w:val="none" w:sz="0" w:space="0" w:color="000000"/>
+              <w:top w:val="none" w:sz="0" w:space="0" w:color="000000"/>
+              <w:left w:val="none" w:sz="0" w:space="0" w:color="000000"/>
+              <w:right w:val="none" w:sz="0" w:space="0" w:color="000000"/>
+            </w:tcBorders>
+            <w:shd w:val="clear" w:color="auto" w:fill="FFFFFF"/>
+            <w:tcMar>
+              <w:top w:w="0" w:type="dxa"/>
+              <w:bottom w:w="0" w:type="dxa"/>
+              <w:left w:w="0" w:type="dxa"/>
+              <w:right w:w="0" w:type="dxa"/>
+            </w:tcMar>
+            <w:vAlign w:val="center"/>
+          </w:tcPr>
+          <w:p>
+            <w:pPr>
+              <w:pStyle w:val="Normal"/>
+              <w:jc w:val="left"/>
+              <w:pBdr>
+                <w:bottom w:val="none" w:sz="0" w:space="0" w:color="000000"/>
+                <w:top w:val="none" w:sz="0" w:space="0" w:color="000000"/>
+                <w:left w:val="none" w:sz="0" w:space="0" w:color="000000"/>
+                <w:right w:val="none" w:sz="0" w:space="0" w:color="000000"/>
+              </w:pBdr>
+              <w:spacing w:after="100" w:before="100" w:line="240"/>
+              <w:ind w:left="100" w:right="100" w:firstLine="0" w:firstLineChars="0"/>
+              <w:rPr>
+                <w:rFonts w:ascii="Times New Roman" w:hAnsi="Times New Roman" w:eastAsia="Times New Roman" w:cs="Times New Roman"/>
+                <w:i w:val="false"/>
+                <w:b w:val="false"/>
+                <w:u w:val="none"/>
+                <w:strike w:val="false"/>
+                <w:sz w:val="12"/>
+                <w:szCs w:val="12"/>
+                <w:color w:val="000000"/>
+              </w:rPr>
+            </w:pPr>
+            <w:r>
+              <w:rPr>
+                <w:rFonts w:ascii="Times New Roman" w:hAnsi="Times New Roman" w:eastAsia="Times New Roman" w:cs="Times New Roman"/>
+                <w:i w:val="false"/>
+                <w:b w:val="false"/>
+                <w:u w:val="none"/>
+                <w:strike w:val="false"/>
+                <w:sz w:val="12"/>
+                <w:szCs w:val="12"/>
+                <w:color w:val="000000"/>
+              </w:rPr>
+              <w:t xml:space="preserve">0.214</w:t>
+            </w:r>
+          </w:p>
+        </w:tc>
+        <w:tc>
+          <w:tcPr>
+            <w:tcBorders>
+              <w:bottom w:val="none" w:sz="0" w:space="0" w:color="000000"/>
+              <w:top w:val="none" w:sz="0" w:space="0" w:color="000000"/>
+              <w:left w:val="none" w:sz="0" w:space="0" w:color="000000"/>
+              <w:right w:val="none" w:sz="0" w:space="0" w:color="000000"/>
+            </w:tcBorders>
+            <w:shd w:val="clear" w:color="auto" w:fill="FFFFFF"/>
+            <w:tcMar>
+              <w:top w:w="0" w:type="dxa"/>
+              <w:bottom w:w="0" w:type="dxa"/>
+              <w:left w:w="0" w:type="dxa"/>
+              <w:right w:w="0" w:type="dxa"/>
+            </w:tcMar>
+            <w:vAlign w:val="center"/>
+          </w:tcPr>
+          <w:p>
+            <w:pPr>
+              <w:pStyle w:val="Normal"/>
+              <w:jc w:val="left"/>
+              <w:pBdr>
+                <w:bottom w:val="none" w:sz="0" w:space="0" w:color="000000"/>
+                <w:top w:val="none" w:sz="0" w:space="0" w:color="000000"/>
+                <w:left w:val="none" w:sz="0" w:space="0" w:color="000000"/>
+                <w:right w:val="none" w:sz="0" w:space="0" w:color="000000"/>
+              </w:pBdr>
+              <w:spacing w:after="100" w:before="100" w:line="240"/>
+              <w:ind w:left="100" w:right="100" w:firstLine="0" w:firstLineChars="0"/>
+              <w:rPr>
+                <w:rFonts w:ascii="Times New Roman" w:hAnsi="Times New Roman" w:eastAsia="Times New Roman" w:cs="Times New Roman"/>
+                <w:i w:val="false"/>
+                <w:b w:val="false"/>
+                <w:u w:val="none"/>
+                <w:strike w:val="false"/>
+                <w:sz w:val="12"/>
+                <w:szCs w:val="12"/>
+                <w:color w:val="000000"/>
+              </w:rPr>
+            </w:pPr>
+            <w:r>
+              <w:rPr>
+                <w:rFonts w:ascii="Times New Roman" w:hAnsi="Times New Roman" w:eastAsia="Times New Roman" w:cs="Times New Roman"/>
+                <w:i w:val="false"/>
+                <w:b w:val="false"/>
+                <w:u w:val="none"/>
+                <w:strike w:val="false"/>
+                <w:sz w:val="12"/>
+                <w:szCs w:val="12"/>
+                <w:color w:val="000000"/>
+              </w:rPr>
+              <w:t xml:space="preserve">0.369</w:t>
             </w:r>
           </w:p>
         </w:tc>
@@ -6959,337 +6959,337 @@
                 <w:szCs w:val="12"/>
                 <w:color w:val="000000"/>
               </w:rPr>
-              <w:t xml:space="preserve">1.89 (0.59–6.09)</w:t>
-            </w:r>
-          </w:p>
-        </w:tc>
-        <w:tc>
-          <w:tcPr>
-            <w:tcBorders>
-              <w:bottom w:val="none" w:sz="0" w:space="0" w:color="000000"/>
-              <w:top w:val="none" w:sz="0" w:space="0" w:color="000000"/>
-              <w:left w:val="none" w:sz="0" w:space="0" w:color="000000"/>
-              <w:right w:val="none" w:sz="0" w:space="0" w:color="000000"/>
-            </w:tcBorders>
-            <w:shd w:val="clear" w:color="auto" w:fill="FFFFFF"/>
-            <w:tcMar>
-              <w:top w:w="0" w:type="dxa"/>
-              <w:bottom w:w="0" w:type="dxa"/>
-              <w:left w:w="0" w:type="dxa"/>
-              <w:right w:w="0" w:type="dxa"/>
-            </w:tcMar>
-            <w:vAlign w:val="center"/>
-          </w:tcPr>
-          <w:p>
-            <w:pPr>
-              <w:pStyle w:val="Normal"/>
-              <w:jc w:val="left"/>
-              <w:pBdr>
-                <w:bottom w:val="none" w:sz="0" w:space="0" w:color="000000"/>
-                <w:top w:val="none" w:sz="0" w:space="0" w:color="000000"/>
-                <w:left w:val="none" w:sz="0" w:space="0" w:color="000000"/>
-                <w:right w:val="none" w:sz="0" w:space="0" w:color="000000"/>
-              </w:pBdr>
-              <w:spacing w:after="100" w:before="100" w:line="240"/>
-              <w:ind w:left="100" w:right="100" w:firstLine="0" w:firstLineChars="0"/>
-              <w:rPr>
-                <w:rFonts w:ascii="Times New Roman" w:hAnsi="Times New Roman" w:eastAsia="Times New Roman" w:cs="Times New Roman"/>
-                <w:i w:val="false"/>
-                <w:b w:val="false"/>
-                <w:u w:val="none"/>
-                <w:strike w:val="false"/>
-                <w:sz w:val="12"/>
-                <w:szCs w:val="12"/>
-                <w:color w:val="000000"/>
-              </w:rPr>
-            </w:pPr>
-            <w:r>
-              <w:rPr>
-                <w:rFonts w:ascii="Times New Roman" w:hAnsi="Times New Roman" w:eastAsia="Times New Roman" w:cs="Times New Roman"/>
-                <w:i w:val="false"/>
-                <w:b w:val="false"/>
-                <w:u w:val="none"/>
-                <w:strike w:val="false"/>
-                <w:sz w:val="12"/>
-                <w:szCs w:val="12"/>
-                <w:color w:val="000000"/>
-              </w:rPr>
-              <w:t xml:space="preserve">0.286</w:t>
-            </w:r>
-          </w:p>
-        </w:tc>
-        <w:tc>
-          <w:tcPr>
-            <w:tcBorders>
-              <w:bottom w:val="none" w:sz="0" w:space="0" w:color="000000"/>
-              <w:top w:val="none" w:sz="0" w:space="0" w:color="000000"/>
-              <w:left w:val="none" w:sz="0" w:space="0" w:color="000000"/>
-              <w:right w:val="none" w:sz="0" w:space="0" w:color="000000"/>
-            </w:tcBorders>
-            <w:shd w:val="clear" w:color="auto" w:fill="FFFFFF"/>
-            <w:tcMar>
-              <w:top w:w="0" w:type="dxa"/>
-              <w:bottom w:w="0" w:type="dxa"/>
-              <w:left w:w="0" w:type="dxa"/>
-              <w:right w:w="0" w:type="dxa"/>
-            </w:tcMar>
-            <w:vAlign w:val="center"/>
-          </w:tcPr>
-          <w:p>
-            <w:pPr>
-              <w:pStyle w:val="Normal"/>
-              <w:jc w:val="left"/>
-              <w:pBdr>
-                <w:bottom w:val="none" w:sz="0" w:space="0" w:color="000000"/>
-                <w:top w:val="none" w:sz="0" w:space="0" w:color="000000"/>
-                <w:left w:val="none" w:sz="0" w:space="0" w:color="000000"/>
-                <w:right w:val="none" w:sz="0" w:space="0" w:color="000000"/>
-              </w:pBdr>
-              <w:spacing w:after="100" w:before="100" w:line="240"/>
-              <w:ind w:left="100" w:right="100" w:firstLine="0" w:firstLineChars="0"/>
-              <w:rPr>
-                <w:rFonts w:ascii="Times New Roman" w:hAnsi="Times New Roman" w:eastAsia="Times New Roman" w:cs="Times New Roman"/>
-                <w:i w:val="false"/>
-                <w:b w:val="false"/>
-                <w:u w:val="none"/>
-                <w:strike w:val="false"/>
-                <w:sz w:val="12"/>
-                <w:szCs w:val="12"/>
-                <w:color w:val="000000"/>
-              </w:rPr>
-            </w:pPr>
-            <w:r>
-              <w:rPr>
-                <w:rFonts w:ascii="Times New Roman" w:hAnsi="Times New Roman" w:eastAsia="Times New Roman" w:cs="Times New Roman"/>
-                <w:i w:val="false"/>
-                <w:b w:val="false"/>
-                <w:u w:val="none"/>
-                <w:strike w:val="false"/>
-                <w:sz w:val="12"/>
-                <w:szCs w:val="12"/>
-                <w:color w:val="000000"/>
-              </w:rPr>
-              <w:t xml:space="preserve">0.437</w:t>
-            </w:r>
-          </w:p>
-        </w:tc>
-        <w:tc>
-          <w:tcPr>
-            <w:tcBorders>
-              <w:bottom w:val="none" w:sz="0" w:space="0" w:color="000000"/>
-              <w:top w:val="none" w:sz="0" w:space="0" w:color="000000"/>
-              <w:left w:val="none" w:sz="0" w:space="0" w:color="000000"/>
-              <w:right w:val="none" w:sz="0" w:space="0" w:color="000000"/>
-            </w:tcBorders>
-            <w:shd w:val="clear" w:color="auto" w:fill="FFFFFF"/>
-            <w:tcMar>
-              <w:top w:w="0" w:type="dxa"/>
-              <w:bottom w:w="0" w:type="dxa"/>
-              <w:left w:w="0" w:type="dxa"/>
-              <w:right w:w="0" w:type="dxa"/>
-            </w:tcMar>
-            <w:vAlign w:val="center"/>
-          </w:tcPr>
-          <w:p>
-            <w:pPr>
-              <w:pStyle w:val="Normal"/>
-              <w:jc w:val="left"/>
-              <w:pBdr>
-                <w:bottom w:val="none" w:sz="0" w:space="0" w:color="000000"/>
-                <w:top w:val="none" w:sz="0" w:space="0" w:color="000000"/>
-                <w:left w:val="none" w:sz="0" w:space="0" w:color="000000"/>
-                <w:right w:val="none" w:sz="0" w:space="0" w:color="000000"/>
-              </w:pBdr>
-              <w:spacing w:after="100" w:before="100" w:line="240"/>
-              <w:ind w:left="100" w:right="100" w:firstLine="0" w:firstLineChars="0"/>
-              <w:rPr>
-                <w:rFonts w:ascii="Times New Roman" w:hAnsi="Times New Roman" w:eastAsia="Times New Roman" w:cs="Times New Roman"/>
-                <w:i w:val="false"/>
-                <w:b w:val="false"/>
-                <w:u w:val="none"/>
-                <w:strike w:val="false"/>
-                <w:sz w:val="12"/>
-                <w:szCs w:val="12"/>
-                <w:color w:val="000000"/>
-              </w:rPr>
-            </w:pPr>
-            <w:r>
-              <w:rPr>
-                <w:rFonts w:ascii="Times New Roman" w:hAnsi="Times New Roman" w:eastAsia="Times New Roman" w:cs="Times New Roman"/>
-                <w:i w:val="false"/>
-                <w:b w:val="false"/>
-                <w:u w:val="none"/>
-                <w:strike w:val="false"/>
-                <w:sz w:val="12"/>
-                <w:szCs w:val="12"/>
-                <w:color w:val="000000"/>
-              </w:rPr>
-              <w:t xml:space="preserve">2.49 (0.62–10.01)</w:t>
-            </w:r>
-          </w:p>
-        </w:tc>
-        <w:tc>
-          <w:tcPr>
-            <w:tcBorders>
-              <w:bottom w:val="none" w:sz="0" w:space="0" w:color="000000"/>
-              <w:top w:val="none" w:sz="0" w:space="0" w:color="000000"/>
-              <w:left w:val="none" w:sz="0" w:space="0" w:color="000000"/>
-              <w:right w:val="none" w:sz="0" w:space="0" w:color="000000"/>
-            </w:tcBorders>
-            <w:shd w:val="clear" w:color="auto" w:fill="FFFFFF"/>
-            <w:tcMar>
-              <w:top w:w="0" w:type="dxa"/>
-              <w:bottom w:w="0" w:type="dxa"/>
-              <w:left w:w="0" w:type="dxa"/>
-              <w:right w:w="0" w:type="dxa"/>
-            </w:tcMar>
-            <w:vAlign w:val="center"/>
-          </w:tcPr>
-          <w:p>
-            <w:pPr>
-              <w:pStyle w:val="Normal"/>
-              <w:jc w:val="left"/>
-              <w:pBdr>
-                <w:bottom w:val="none" w:sz="0" w:space="0" w:color="000000"/>
-                <w:top w:val="none" w:sz="0" w:space="0" w:color="000000"/>
-                <w:left w:val="none" w:sz="0" w:space="0" w:color="000000"/>
-                <w:right w:val="none" w:sz="0" w:space="0" w:color="000000"/>
-              </w:pBdr>
-              <w:spacing w:after="100" w:before="100" w:line="240"/>
-              <w:ind w:left="100" w:right="100" w:firstLine="0" w:firstLineChars="0"/>
-              <w:rPr>
-                <w:rFonts w:ascii="Times New Roman" w:hAnsi="Times New Roman" w:eastAsia="Times New Roman" w:cs="Times New Roman"/>
-                <w:i w:val="false"/>
-                <w:b w:val="false"/>
-                <w:u w:val="none"/>
-                <w:strike w:val="false"/>
-                <w:sz w:val="12"/>
-                <w:szCs w:val="12"/>
-                <w:color w:val="000000"/>
-              </w:rPr>
-            </w:pPr>
-            <w:r>
-              <w:rPr>
-                <w:rFonts w:ascii="Times New Roman" w:hAnsi="Times New Roman" w:eastAsia="Times New Roman" w:cs="Times New Roman"/>
-                <w:i w:val="false"/>
-                <w:b w:val="false"/>
-                <w:u w:val="none"/>
-                <w:strike w:val="false"/>
-                <w:sz w:val="12"/>
-                <w:szCs w:val="12"/>
-                <w:color w:val="000000"/>
-              </w:rPr>
-              <w:t xml:space="preserve">0.200</w:t>
-            </w:r>
-          </w:p>
-        </w:tc>
-        <w:tc>
-          <w:tcPr>
-            <w:tcBorders>
-              <w:bottom w:val="none" w:sz="0" w:space="0" w:color="000000"/>
-              <w:top w:val="none" w:sz="0" w:space="0" w:color="000000"/>
-              <w:left w:val="none" w:sz="0" w:space="0" w:color="000000"/>
-              <w:right w:val="none" w:sz="0" w:space="0" w:color="000000"/>
-            </w:tcBorders>
-            <w:shd w:val="clear" w:color="auto" w:fill="FFFFFF"/>
-            <w:tcMar>
-              <w:top w:w="0" w:type="dxa"/>
-              <w:bottom w:w="0" w:type="dxa"/>
-              <w:left w:w="0" w:type="dxa"/>
-              <w:right w:w="0" w:type="dxa"/>
-            </w:tcMar>
-            <w:vAlign w:val="center"/>
-          </w:tcPr>
-          <w:p>
-            <w:pPr>
-              <w:pStyle w:val="Normal"/>
-              <w:jc w:val="left"/>
-              <w:pBdr>
-                <w:bottom w:val="none" w:sz="0" w:space="0" w:color="000000"/>
-                <w:top w:val="none" w:sz="0" w:space="0" w:color="000000"/>
-                <w:left w:val="none" w:sz="0" w:space="0" w:color="000000"/>
-                <w:right w:val="none" w:sz="0" w:space="0" w:color="000000"/>
-              </w:pBdr>
-              <w:spacing w:after="100" w:before="100" w:line="240"/>
-              <w:ind w:left="100" w:right="100" w:firstLine="0" w:firstLineChars="0"/>
-              <w:rPr>
-                <w:rFonts w:ascii="Times New Roman" w:hAnsi="Times New Roman" w:eastAsia="Times New Roman" w:cs="Times New Roman"/>
-                <w:i w:val="false"/>
-                <w:b w:val="false"/>
-                <w:u w:val="none"/>
-                <w:strike w:val="false"/>
-                <w:sz w:val="12"/>
-                <w:szCs w:val="12"/>
-                <w:color w:val="000000"/>
-              </w:rPr>
-            </w:pPr>
-            <w:r>
-              <w:rPr>
-                <w:rFonts w:ascii="Times New Roman" w:hAnsi="Times New Roman" w:eastAsia="Times New Roman" w:cs="Times New Roman"/>
-                <w:i w:val="false"/>
-                <w:b w:val="false"/>
-                <w:u w:val="none"/>
-                <w:strike w:val="false"/>
-                <w:sz w:val="12"/>
-                <w:szCs w:val="12"/>
-                <w:color w:val="000000"/>
-              </w:rPr>
-              <w:t xml:space="preserve">1.85 (0.25–13.95)</w:t>
-            </w:r>
-          </w:p>
-        </w:tc>
-        <w:tc>
-          <w:tcPr>
-            <w:tcBorders>
-              <w:bottom w:val="none" w:sz="0" w:space="0" w:color="000000"/>
-              <w:top w:val="none" w:sz="0" w:space="0" w:color="000000"/>
-              <w:left w:val="none" w:sz="0" w:space="0" w:color="000000"/>
-              <w:right w:val="none" w:sz="0" w:space="0" w:color="000000"/>
-            </w:tcBorders>
-            <w:shd w:val="clear" w:color="auto" w:fill="FFFFFF"/>
-            <w:tcMar>
-              <w:top w:w="0" w:type="dxa"/>
-              <w:bottom w:w="0" w:type="dxa"/>
-              <w:left w:w="0" w:type="dxa"/>
-              <w:right w:w="0" w:type="dxa"/>
-            </w:tcMar>
-            <w:vAlign w:val="center"/>
-          </w:tcPr>
-          <w:p>
-            <w:pPr>
-              <w:pStyle w:val="Normal"/>
-              <w:jc w:val="left"/>
-              <w:pBdr>
-                <w:bottom w:val="none" w:sz="0" w:space="0" w:color="000000"/>
-                <w:top w:val="none" w:sz="0" w:space="0" w:color="000000"/>
-                <w:left w:val="none" w:sz="0" w:space="0" w:color="000000"/>
-                <w:right w:val="none" w:sz="0" w:space="0" w:color="000000"/>
-              </w:pBdr>
-              <w:spacing w:after="100" w:before="100" w:line="240"/>
-              <w:ind w:left="100" w:right="100" w:firstLine="0" w:firstLineChars="0"/>
-              <w:rPr>
-                <w:rFonts w:ascii="Times New Roman" w:hAnsi="Times New Roman" w:eastAsia="Times New Roman" w:cs="Times New Roman"/>
-                <w:i w:val="false"/>
-                <w:b w:val="false"/>
-                <w:u w:val="none"/>
-                <w:strike w:val="false"/>
-                <w:sz w:val="12"/>
-                <w:szCs w:val="12"/>
-                <w:color w:val="000000"/>
-              </w:rPr>
-            </w:pPr>
-            <w:r>
-              <w:rPr>
-                <w:rFonts w:ascii="Times New Roman" w:hAnsi="Times New Roman" w:eastAsia="Times New Roman" w:cs="Times New Roman"/>
-                <w:i w:val="false"/>
-                <w:b w:val="false"/>
-                <w:u w:val="none"/>
-                <w:strike w:val="false"/>
-                <w:sz w:val="12"/>
-                <w:szCs w:val="12"/>
-                <w:color w:val="000000"/>
-              </w:rPr>
-              <w:t xml:space="preserve">0.551</w:t>
+              <w:t xml:space="preserve">1.40 (0.72–2.70)</w:t>
+            </w:r>
+          </w:p>
+        </w:tc>
+        <w:tc>
+          <w:tcPr>
+            <w:tcBorders>
+              <w:bottom w:val="none" w:sz="0" w:space="0" w:color="000000"/>
+              <w:top w:val="none" w:sz="0" w:space="0" w:color="000000"/>
+              <w:left w:val="none" w:sz="0" w:space="0" w:color="000000"/>
+              <w:right w:val="none" w:sz="0" w:space="0" w:color="000000"/>
+            </w:tcBorders>
+            <w:shd w:val="clear" w:color="auto" w:fill="FFFFFF"/>
+            <w:tcMar>
+              <w:top w:w="0" w:type="dxa"/>
+              <w:bottom w:w="0" w:type="dxa"/>
+              <w:left w:w="0" w:type="dxa"/>
+              <w:right w:w="0" w:type="dxa"/>
+            </w:tcMar>
+            <w:vAlign w:val="center"/>
+          </w:tcPr>
+          <w:p>
+            <w:pPr>
+              <w:pStyle w:val="Normal"/>
+              <w:jc w:val="left"/>
+              <w:pBdr>
+                <w:bottom w:val="none" w:sz="0" w:space="0" w:color="000000"/>
+                <w:top w:val="none" w:sz="0" w:space="0" w:color="000000"/>
+                <w:left w:val="none" w:sz="0" w:space="0" w:color="000000"/>
+                <w:right w:val="none" w:sz="0" w:space="0" w:color="000000"/>
+              </w:pBdr>
+              <w:spacing w:after="100" w:before="100" w:line="240"/>
+              <w:ind w:left="100" w:right="100" w:firstLine="0" w:firstLineChars="0"/>
+              <w:rPr>
+                <w:rFonts w:ascii="Times New Roman" w:hAnsi="Times New Roman" w:eastAsia="Times New Roman" w:cs="Times New Roman"/>
+                <w:i w:val="false"/>
+                <w:b w:val="false"/>
+                <w:u w:val="none"/>
+                <w:strike w:val="false"/>
+                <w:sz w:val="12"/>
+                <w:szCs w:val="12"/>
+                <w:color w:val="000000"/>
+              </w:rPr>
+            </w:pPr>
+            <w:r>
+              <w:rPr>
+                <w:rFonts w:ascii="Times New Roman" w:hAnsi="Times New Roman" w:eastAsia="Times New Roman" w:cs="Times New Roman"/>
+                <w:i w:val="false"/>
+                <w:b w:val="false"/>
+                <w:u w:val="none"/>
+                <w:strike w:val="false"/>
+                <w:sz w:val="12"/>
+                <w:szCs w:val="12"/>
+                <w:color w:val="000000"/>
+              </w:rPr>
+              <w:t xml:space="preserve">0.321</w:t>
+            </w:r>
+          </w:p>
+        </w:tc>
+        <w:tc>
+          <w:tcPr>
+            <w:tcBorders>
+              <w:bottom w:val="none" w:sz="0" w:space="0" w:color="000000"/>
+              <w:top w:val="none" w:sz="0" w:space="0" w:color="000000"/>
+              <w:left w:val="none" w:sz="0" w:space="0" w:color="000000"/>
+              <w:right w:val="none" w:sz="0" w:space="0" w:color="000000"/>
+            </w:tcBorders>
+            <w:shd w:val="clear" w:color="auto" w:fill="FFFFFF"/>
+            <w:tcMar>
+              <w:top w:w="0" w:type="dxa"/>
+              <w:bottom w:w="0" w:type="dxa"/>
+              <w:left w:w="0" w:type="dxa"/>
+              <w:right w:w="0" w:type="dxa"/>
+            </w:tcMar>
+            <w:vAlign w:val="center"/>
+          </w:tcPr>
+          <w:p>
+            <w:pPr>
+              <w:pStyle w:val="Normal"/>
+              <w:jc w:val="left"/>
+              <w:pBdr>
+                <w:bottom w:val="none" w:sz="0" w:space="0" w:color="000000"/>
+                <w:top w:val="none" w:sz="0" w:space="0" w:color="000000"/>
+                <w:left w:val="none" w:sz="0" w:space="0" w:color="000000"/>
+                <w:right w:val="none" w:sz="0" w:space="0" w:color="000000"/>
+              </w:pBdr>
+              <w:spacing w:after="100" w:before="100" w:line="240"/>
+              <w:ind w:left="100" w:right="100" w:firstLine="0" w:firstLineChars="0"/>
+              <w:rPr>
+                <w:rFonts w:ascii="Times New Roman" w:hAnsi="Times New Roman" w:eastAsia="Times New Roman" w:cs="Times New Roman"/>
+                <w:i w:val="false"/>
+                <w:b w:val="false"/>
+                <w:u w:val="none"/>
+                <w:strike w:val="false"/>
+                <w:sz w:val="12"/>
+                <w:szCs w:val="12"/>
+                <w:color w:val="000000"/>
+              </w:rPr>
+            </w:pPr>
+            <w:r>
+              <w:rPr>
+                <w:rFonts w:ascii="Times New Roman" w:hAnsi="Times New Roman" w:eastAsia="Times New Roman" w:cs="Times New Roman"/>
+                <w:i w:val="false"/>
+                <w:b w:val="false"/>
+                <w:u w:val="none"/>
+                <w:strike w:val="false"/>
+                <w:sz w:val="12"/>
+                <w:szCs w:val="12"/>
+                <w:color w:val="000000"/>
+              </w:rPr>
+              <w:t xml:space="preserve">0.520</w:t>
+            </w:r>
+          </w:p>
+        </w:tc>
+        <w:tc>
+          <w:tcPr>
+            <w:tcBorders>
+              <w:bottom w:val="none" w:sz="0" w:space="0" w:color="000000"/>
+              <w:top w:val="none" w:sz="0" w:space="0" w:color="000000"/>
+              <w:left w:val="none" w:sz="0" w:space="0" w:color="000000"/>
+              <w:right w:val="none" w:sz="0" w:space="0" w:color="000000"/>
+            </w:tcBorders>
+            <w:shd w:val="clear" w:color="auto" w:fill="FFFFFF"/>
+            <w:tcMar>
+              <w:top w:w="0" w:type="dxa"/>
+              <w:bottom w:w="0" w:type="dxa"/>
+              <w:left w:w="0" w:type="dxa"/>
+              <w:right w:w="0" w:type="dxa"/>
+            </w:tcMar>
+            <w:vAlign w:val="center"/>
+          </w:tcPr>
+          <w:p>
+            <w:pPr>
+              <w:pStyle w:val="Normal"/>
+              <w:jc w:val="left"/>
+              <w:pBdr>
+                <w:bottom w:val="none" w:sz="0" w:space="0" w:color="000000"/>
+                <w:top w:val="none" w:sz="0" w:space="0" w:color="000000"/>
+                <w:left w:val="none" w:sz="0" w:space="0" w:color="000000"/>
+                <w:right w:val="none" w:sz="0" w:space="0" w:color="000000"/>
+              </w:pBdr>
+              <w:spacing w:after="100" w:before="100" w:line="240"/>
+              <w:ind w:left="100" w:right="100" w:firstLine="0" w:firstLineChars="0"/>
+              <w:rPr>
+                <w:rFonts w:ascii="Times New Roman" w:hAnsi="Times New Roman" w:eastAsia="Times New Roman" w:cs="Times New Roman"/>
+                <w:i w:val="false"/>
+                <w:b w:val="false"/>
+                <w:u w:val="none"/>
+                <w:strike w:val="false"/>
+                <w:sz w:val="12"/>
+                <w:szCs w:val="12"/>
+                <w:color w:val="000000"/>
+              </w:rPr>
+            </w:pPr>
+            <w:r>
+              <w:rPr>
+                <w:rFonts w:ascii="Times New Roman" w:hAnsi="Times New Roman" w:eastAsia="Times New Roman" w:cs="Times New Roman"/>
+                <w:i w:val="false"/>
+                <w:b w:val="false"/>
+                <w:u w:val="none"/>
+                <w:strike w:val="false"/>
+                <w:sz w:val="12"/>
+                <w:szCs w:val="12"/>
+                <w:color w:val="000000"/>
+              </w:rPr>
+              <w:t xml:space="preserve">1.39 (0.69–2.80)</w:t>
+            </w:r>
+          </w:p>
+        </w:tc>
+        <w:tc>
+          <w:tcPr>
+            <w:tcBorders>
+              <w:bottom w:val="none" w:sz="0" w:space="0" w:color="000000"/>
+              <w:top w:val="none" w:sz="0" w:space="0" w:color="000000"/>
+              <w:left w:val="none" w:sz="0" w:space="0" w:color="000000"/>
+              <w:right w:val="none" w:sz="0" w:space="0" w:color="000000"/>
+            </w:tcBorders>
+            <w:shd w:val="clear" w:color="auto" w:fill="FFFFFF"/>
+            <w:tcMar>
+              <w:top w:w="0" w:type="dxa"/>
+              <w:bottom w:w="0" w:type="dxa"/>
+              <w:left w:w="0" w:type="dxa"/>
+              <w:right w:w="0" w:type="dxa"/>
+            </w:tcMar>
+            <w:vAlign w:val="center"/>
+          </w:tcPr>
+          <w:p>
+            <w:pPr>
+              <w:pStyle w:val="Normal"/>
+              <w:jc w:val="left"/>
+              <w:pBdr>
+                <w:bottom w:val="none" w:sz="0" w:space="0" w:color="000000"/>
+                <w:top w:val="none" w:sz="0" w:space="0" w:color="000000"/>
+                <w:left w:val="none" w:sz="0" w:space="0" w:color="000000"/>
+                <w:right w:val="none" w:sz="0" w:space="0" w:color="000000"/>
+              </w:pBdr>
+              <w:spacing w:after="100" w:before="100" w:line="240"/>
+              <w:ind w:left="100" w:right="100" w:firstLine="0" w:firstLineChars="0"/>
+              <w:rPr>
+                <w:rFonts w:ascii="Times New Roman" w:hAnsi="Times New Roman" w:eastAsia="Times New Roman" w:cs="Times New Roman"/>
+                <w:i w:val="false"/>
+                <w:b w:val="false"/>
+                <w:u w:val="none"/>
+                <w:strike w:val="false"/>
+                <w:sz w:val="12"/>
+                <w:szCs w:val="12"/>
+                <w:color w:val="000000"/>
+              </w:rPr>
+            </w:pPr>
+            <w:r>
+              <w:rPr>
+                <w:rFonts w:ascii="Times New Roman" w:hAnsi="Times New Roman" w:eastAsia="Times New Roman" w:cs="Times New Roman"/>
+                <w:i w:val="false"/>
+                <w:b w:val="false"/>
+                <w:u w:val="none"/>
+                <w:strike w:val="false"/>
+                <w:sz w:val="12"/>
+                <w:szCs w:val="12"/>
+                <w:color w:val="000000"/>
+              </w:rPr>
+              <w:t xml:space="preserve">0.364</w:t>
+            </w:r>
+          </w:p>
+        </w:tc>
+        <w:tc>
+          <w:tcPr>
+            <w:tcBorders>
+              <w:bottom w:val="none" w:sz="0" w:space="0" w:color="000000"/>
+              <w:top w:val="none" w:sz="0" w:space="0" w:color="000000"/>
+              <w:left w:val="none" w:sz="0" w:space="0" w:color="000000"/>
+              <w:right w:val="none" w:sz="0" w:space="0" w:color="000000"/>
+            </w:tcBorders>
+            <w:shd w:val="clear" w:color="auto" w:fill="FFFFFF"/>
+            <w:tcMar>
+              <w:top w:w="0" w:type="dxa"/>
+              <w:bottom w:w="0" w:type="dxa"/>
+              <w:left w:w="0" w:type="dxa"/>
+              <w:right w:w="0" w:type="dxa"/>
+            </w:tcMar>
+            <w:vAlign w:val="center"/>
+          </w:tcPr>
+          <w:p>
+            <w:pPr>
+              <w:pStyle w:val="Normal"/>
+              <w:jc w:val="left"/>
+              <w:pBdr>
+                <w:bottom w:val="none" w:sz="0" w:space="0" w:color="000000"/>
+                <w:top w:val="none" w:sz="0" w:space="0" w:color="000000"/>
+                <w:left w:val="none" w:sz="0" w:space="0" w:color="000000"/>
+                <w:right w:val="none" w:sz="0" w:space="0" w:color="000000"/>
+              </w:pBdr>
+              <w:spacing w:after="100" w:before="100" w:line="240"/>
+              <w:ind w:left="100" w:right="100" w:firstLine="0" w:firstLineChars="0"/>
+              <w:rPr>
+                <w:rFonts w:ascii="Times New Roman" w:hAnsi="Times New Roman" w:eastAsia="Times New Roman" w:cs="Times New Roman"/>
+                <w:i w:val="false"/>
+                <w:b w:val="false"/>
+                <w:u w:val="none"/>
+                <w:strike w:val="false"/>
+                <w:sz w:val="12"/>
+                <w:szCs w:val="12"/>
+                <w:color w:val="000000"/>
+              </w:rPr>
+            </w:pPr>
+            <w:r>
+              <w:rPr>
+                <w:rFonts w:ascii="Times New Roman" w:hAnsi="Times New Roman" w:eastAsia="Times New Roman" w:cs="Times New Roman"/>
+                <w:i w:val="false"/>
+                <w:b w:val="false"/>
+                <w:u w:val="none"/>
+                <w:strike w:val="false"/>
+                <w:sz w:val="12"/>
+                <w:szCs w:val="12"/>
+                <w:color w:val="000000"/>
+              </w:rPr>
+              <w:t xml:space="preserve">2.02 (0.43–9.36)</w:t>
+            </w:r>
+          </w:p>
+        </w:tc>
+        <w:tc>
+          <w:tcPr>
+            <w:tcBorders>
+              <w:bottom w:val="none" w:sz="0" w:space="0" w:color="000000"/>
+              <w:top w:val="none" w:sz="0" w:space="0" w:color="000000"/>
+              <w:left w:val="none" w:sz="0" w:space="0" w:color="000000"/>
+              <w:right w:val="none" w:sz="0" w:space="0" w:color="000000"/>
+            </w:tcBorders>
+            <w:shd w:val="clear" w:color="auto" w:fill="FFFFFF"/>
+            <w:tcMar>
+              <w:top w:w="0" w:type="dxa"/>
+              <w:bottom w:w="0" w:type="dxa"/>
+              <w:left w:w="0" w:type="dxa"/>
+              <w:right w:w="0" w:type="dxa"/>
+            </w:tcMar>
+            <w:vAlign w:val="center"/>
+          </w:tcPr>
+          <w:p>
+            <w:pPr>
+              <w:pStyle w:val="Normal"/>
+              <w:jc w:val="left"/>
+              <w:pBdr>
+                <w:bottom w:val="none" w:sz="0" w:space="0" w:color="000000"/>
+                <w:top w:val="none" w:sz="0" w:space="0" w:color="000000"/>
+                <w:left w:val="none" w:sz="0" w:space="0" w:color="000000"/>
+                <w:right w:val="none" w:sz="0" w:space="0" w:color="000000"/>
+              </w:pBdr>
+              <w:spacing w:after="100" w:before="100" w:line="240"/>
+              <w:ind w:left="100" w:right="100" w:firstLine="0" w:firstLineChars="0"/>
+              <w:rPr>
+                <w:rFonts w:ascii="Times New Roman" w:hAnsi="Times New Roman" w:eastAsia="Times New Roman" w:cs="Times New Roman"/>
+                <w:i w:val="false"/>
+                <w:b w:val="false"/>
+                <w:u w:val="none"/>
+                <w:strike w:val="false"/>
+                <w:sz w:val="12"/>
+                <w:szCs w:val="12"/>
+                <w:color w:val="000000"/>
+              </w:rPr>
+            </w:pPr>
+            <w:r>
+              <w:rPr>
+                <w:rFonts w:ascii="Times New Roman" w:hAnsi="Times New Roman" w:eastAsia="Times New Roman" w:cs="Times New Roman"/>
+                <w:i w:val="false"/>
+                <w:b w:val="false"/>
+                <w:u w:val="none"/>
+                <w:strike w:val="false"/>
+                <w:sz w:val="12"/>
+                <w:szCs w:val="12"/>
+                <w:color w:val="000000"/>
+              </w:rPr>
+              <w:t xml:space="preserve">0.371</w:t>
             </w:r>
           </w:p>
         </w:tc>
@@ -8009,282 +8009,282 @@
                 <w:szCs w:val="12"/>
                 <w:color w:val="000000"/>
               </w:rPr>
-              <w:t xml:space="preserve">0.64 (0.29–1.43)</w:t>
-            </w:r>
-          </w:p>
-        </w:tc>
-        <w:tc>
-          <w:tcPr>
-            <w:tcBorders>
-              <w:bottom w:val="none" w:sz="0" w:space="0" w:color="000000"/>
-              <w:top w:val="none" w:sz="0" w:space="0" w:color="000000"/>
-              <w:left w:val="none" w:sz="0" w:space="0" w:color="000000"/>
-              <w:right w:val="none" w:sz="0" w:space="0" w:color="000000"/>
-            </w:tcBorders>
-            <w:shd w:val="clear" w:color="auto" w:fill="FFFFFF"/>
-            <w:tcMar>
-              <w:top w:w="0" w:type="dxa"/>
-              <w:bottom w:w="0" w:type="dxa"/>
-              <w:left w:w="0" w:type="dxa"/>
-              <w:right w:w="0" w:type="dxa"/>
-            </w:tcMar>
-            <w:vAlign w:val="center"/>
-          </w:tcPr>
-          <w:p>
-            <w:pPr>
-              <w:pStyle w:val="Normal"/>
-              <w:jc w:val="left"/>
-              <w:pBdr>
-                <w:bottom w:val="none" w:sz="0" w:space="0" w:color="000000"/>
-                <w:top w:val="none" w:sz="0" w:space="0" w:color="000000"/>
-                <w:left w:val="none" w:sz="0" w:space="0" w:color="000000"/>
-                <w:right w:val="none" w:sz="0" w:space="0" w:color="000000"/>
-              </w:pBdr>
-              <w:spacing w:after="100" w:before="100" w:line="240"/>
-              <w:ind w:left="100" w:right="100" w:firstLine="0" w:firstLineChars="0"/>
-              <w:rPr>
-                <w:rFonts w:ascii="Times New Roman" w:hAnsi="Times New Roman" w:eastAsia="Times New Roman" w:cs="Times New Roman"/>
-                <w:i w:val="false"/>
-                <w:b w:val="false"/>
-                <w:u w:val="none"/>
-                <w:strike w:val="false"/>
-                <w:sz w:val="12"/>
-                <w:szCs w:val="12"/>
-                <w:color w:val="000000"/>
-              </w:rPr>
-            </w:pPr>
-            <w:r>
-              <w:rPr>
-                <w:rFonts w:ascii="Times New Roman" w:hAnsi="Times New Roman" w:eastAsia="Times New Roman" w:cs="Times New Roman"/>
-                <w:i w:val="false"/>
-                <w:b w:val="false"/>
-                <w:u w:val="none"/>
-                <w:strike w:val="false"/>
-                <w:sz w:val="12"/>
-                <w:szCs w:val="12"/>
-                <w:color w:val="000000"/>
-              </w:rPr>
-              <w:t xml:space="preserve">0.278</w:t>
-            </w:r>
-          </w:p>
-        </w:tc>
-        <w:tc>
-          <w:tcPr>
-            <w:tcBorders>
-              <w:bottom w:val="none" w:sz="0" w:space="0" w:color="000000"/>
-              <w:top w:val="none" w:sz="0" w:space="0" w:color="000000"/>
-              <w:left w:val="none" w:sz="0" w:space="0" w:color="000000"/>
-              <w:right w:val="none" w:sz="0" w:space="0" w:color="000000"/>
-            </w:tcBorders>
-            <w:shd w:val="clear" w:color="auto" w:fill="FFFFFF"/>
-            <w:tcMar>
-              <w:top w:w="0" w:type="dxa"/>
-              <w:bottom w:w="0" w:type="dxa"/>
-              <w:left w:w="0" w:type="dxa"/>
-              <w:right w:w="0" w:type="dxa"/>
-            </w:tcMar>
-            <w:vAlign w:val="center"/>
-          </w:tcPr>
-          <w:p>
-            <w:pPr>
-              <w:pStyle w:val="Normal"/>
-              <w:jc w:val="left"/>
-              <w:pBdr>
-                <w:bottom w:val="none" w:sz="0" w:space="0" w:color="000000"/>
-                <w:top w:val="none" w:sz="0" w:space="0" w:color="000000"/>
-                <w:left w:val="none" w:sz="0" w:space="0" w:color="000000"/>
-                <w:right w:val="none" w:sz="0" w:space="0" w:color="000000"/>
-              </w:pBdr>
-              <w:spacing w:after="100" w:before="100" w:line="240"/>
-              <w:ind w:left="100" w:right="100" w:firstLine="0" w:firstLineChars="0"/>
-              <w:rPr>
-                <w:rFonts w:ascii="Times New Roman" w:hAnsi="Times New Roman" w:eastAsia="Times New Roman" w:cs="Times New Roman"/>
-                <w:i w:val="false"/>
-                <w:b w:val="false"/>
-                <w:u w:val="none"/>
-                <w:strike w:val="false"/>
-                <w:sz w:val="12"/>
-                <w:szCs w:val="12"/>
-                <w:color w:val="000000"/>
-              </w:rPr>
-            </w:pPr>
-            <w:r>
-              <w:rPr>
-                <w:rFonts w:ascii="Times New Roman" w:hAnsi="Times New Roman" w:eastAsia="Times New Roman" w:cs="Times New Roman"/>
-                <w:i w:val="false"/>
-                <w:b w:val="false"/>
-                <w:u w:val="none"/>
-                <w:strike w:val="false"/>
-                <w:sz w:val="12"/>
-                <w:szCs w:val="12"/>
-                <w:color w:val="000000"/>
-              </w:rPr>
-              <w:t xml:space="preserve">0.397</w:t>
-            </w:r>
-          </w:p>
-        </w:tc>
-        <w:tc>
-          <w:tcPr>
-            <w:tcBorders>
-              <w:bottom w:val="none" w:sz="0" w:space="0" w:color="000000"/>
-              <w:top w:val="none" w:sz="0" w:space="0" w:color="000000"/>
-              <w:left w:val="none" w:sz="0" w:space="0" w:color="000000"/>
-              <w:right w:val="none" w:sz="0" w:space="0" w:color="000000"/>
-            </w:tcBorders>
-            <w:shd w:val="clear" w:color="auto" w:fill="FFFFFF"/>
-            <w:tcMar>
-              <w:top w:w="0" w:type="dxa"/>
-              <w:bottom w:w="0" w:type="dxa"/>
-              <w:left w:w="0" w:type="dxa"/>
-              <w:right w:w="0" w:type="dxa"/>
-            </w:tcMar>
-            <w:vAlign w:val="center"/>
-          </w:tcPr>
-          <w:p>
-            <w:pPr>
-              <w:pStyle w:val="Normal"/>
-              <w:jc w:val="left"/>
-              <w:pBdr>
-                <w:bottom w:val="none" w:sz="0" w:space="0" w:color="000000"/>
-                <w:top w:val="none" w:sz="0" w:space="0" w:color="000000"/>
-                <w:left w:val="none" w:sz="0" w:space="0" w:color="000000"/>
-                <w:right w:val="none" w:sz="0" w:space="0" w:color="000000"/>
-              </w:pBdr>
-              <w:spacing w:after="100" w:before="100" w:line="240"/>
-              <w:ind w:left="100" w:right="100" w:firstLine="0" w:firstLineChars="0"/>
-              <w:rPr>
-                <w:rFonts w:ascii="Times New Roman" w:hAnsi="Times New Roman" w:eastAsia="Times New Roman" w:cs="Times New Roman"/>
-                <w:i w:val="false"/>
-                <w:b w:val="false"/>
-                <w:u w:val="none"/>
-                <w:strike w:val="false"/>
-                <w:sz w:val="12"/>
-                <w:szCs w:val="12"/>
-                <w:color w:val="000000"/>
-              </w:rPr>
-            </w:pPr>
-            <w:r>
-              <w:rPr>
-                <w:rFonts w:ascii="Times New Roman" w:hAnsi="Times New Roman" w:eastAsia="Times New Roman" w:cs="Times New Roman"/>
-                <w:i w:val="false"/>
-                <w:b w:val="false"/>
-                <w:u w:val="none"/>
-                <w:strike w:val="false"/>
-                <w:sz w:val="12"/>
-                <w:szCs w:val="12"/>
-                <w:color w:val="000000"/>
-              </w:rPr>
-              <w:t xml:space="preserve">0.67 (0.22–2.05)</w:t>
-            </w:r>
-          </w:p>
-        </w:tc>
-        <w:tc>
-          <w:tcPr>
-            <w:tcBorders>
-              <w:bottom w:val="none" w:sz="0" w:space="0" w:color="000000"/>
-              <w:top w:val="none" w:sz="0" w:space="0" w:color="000000"/>
-              <w:left w:val="none" w:sz="0" w:space="0" w:color="000000"/>
-              <w:right w:val="none" w:sz="0" w:space="0" w:color="000000"/>
-            </w:tcBorders>
-            <w:shd w:val="clear" w:color="auto" w:fill="FFFFFF"/>
-            <w:tcMar>
-              <w:top w:w="0" w:type="dxa"/>
-              <w:bottom w:w="0" w:type="dxa"/>
-              <w:left w:w="0" w:type="dxa"/>
-              <w:right w:w="0" w:type="dxa"/>
-            </w:tcMar>
-            <w:vAlign w:val="center"/>
-          </w:tcPr>
-          <w:p>
-            <w:pPr>
-              <w:pStyle w:val="Normal"/>
-              <w:jc w:val="left"/>
-              <w:pBdr>
-                <w:bottom w:val="none" w:sz="0" w:space="0" w:color="000000"/>
-                <w:top w:val="none" w:sz="0" w:space="0" w:color="000000"/>
-                <w:left w:val="none" w:sz="0" w:space="0" w:color="000000"/>
-                <w:right w:val="none" w:sz="0" w:space="0" w:color="000000"/>
-              </w:pBdr>
-              <w:spacing w:after="100" w:before="100" w:line="240"/>
-              <w:ind w:left="100" w:right="100" w:firstLine="0" w:firstLineChars="0"/>
-              <w:rPr>
-                <w:rFonts w:ascii="Times New Roman" w:hAnsi="Times New Roman" w:eastAsia="Times New Roman" w:cs="Times New Roman"/>
-                <w:i w:val="false"/>
-                <w:b w:val="false"/>
-                <w:u w:val="none"/>
-                <w:strike w:val="false"/>
-                <w:sz w:val="12"/>
-                <w:szCs w:val="12"/>
-                <w:color w:val="000000"/>
-              </w:rPr>
-            </w:pPr>
-            <w:r>
-              <w:rPr>
-                <w:rFonts w:ascii="Times New Roman" w:hAnsi="Times New Roman" w:eastAsia="Times New Roman" w:cs="Times New Roman"/>
-                <w:i w:val="false"/>
-                <w:b w:val="false"/>
-                <w:u w:val="none"/>
-                <w:strike w:val="false"/>
-                <w:sz w:val="12"/>
-                <w:szCs w:val="12"/>
-                <w:color w:val="000000"/>
-              </w:rPr>
-              <w:t xml:space="preserve">0.481</w:t>
-            </w:r>
-          </w:p>
-        </w:tc>
-        <w:tc>
-          <w:tcPr>
-            <w:tcBorders>
-              <w:bottom w:val="none" w:sz="0" w:space="0" w:color="000000"/>
-              <w:top w:val="none" w:sz="0" w:space="0" w:color="000000"/>
-              <w:left w:val="none" w:sz="0" w:space="0" w:color="000000"/>
-              <w:right w:val="none" w:sz="0" w:space="0" w:color="000000"/>
-            </w:tcBorders>
-            <w:shd w:val="clear" w:color="auto" w:fill="FFFFFF"/>
-            <w:tcMar>
-              <w:top w:w="0" w:type="dxa"/>
-              <w:bottom w:w="0" w:type="dxa"/>
-              <w:left w:w="0" w:type="dxa"/>
-              <w:right w:w="0" w:type="dxa"/>
-            </w:tcMar>
-            <w:vAlign w:val="center"/>
-          </w:tcPr>
-          <w:p>
-            <w:pPr>
-              <w:pStyle w:val="Normal"/>
-              <w:jc w:val="left"/>
-              <w:pBdr>
-                <w:bottom w:val="none" w:sz="0" w:space="0" w:color="000000"/>
-                <w:top w:val="none" w:sz="0" w:space="0" w:color="000000"/>
-                <w:left w:val="none" w:sz="0" w:space="0" w:color="000000"/>
-                <w:right w:val="none" w:sz="0" w:space="0" w:color="000000"/>
-              </w:pBdr>
-              <w:spacing w:after="100" w:before="100" w:line="240"/>
-              <w:ind w:left="100" w:right="100" w:firstLine="0" w:firstLineChars="0"/>
-              <w:rPr>
-                <w:rFonts w:ascii="Times New Roman" w:hAnsi="Times New Roman" w:eastAsia="Times New Roman" w:cs="Times New Roman"/>
-                <w:i w:val="false"/>
-                <w:b w:val="false"/>
-                <w:u w:val="none"/>
-                <w:strike w:val="false"/>
-                <w:sz w:val="12"/>
-                <w:szCs w:val="12"/>
-                <w:color w:val="000000"/>
-              </w:rPr>
-            </w:pPr>
-            <w:r>
-              <w:rPr>
-                <w:rFonts w:ascii="Times New Roman" w:hAnsi="Times New Roman" w:eastAsia="Times New Roman" w:cs="Times New Roman"/>
-                <w:i w:val="false"/>
-                <w:b w:val="false"/>
-                <w:u w:val="none"/>
-                <w:strike w:val="false"/>
-                <w:sz w:val="12"/>
-                <w:szCs w:val="12"/>
-                <w:color w:val="000000"/>
-              </w:rPr>
-              <w:t xml:space="preserve">0.535</w:t>
+              <w:t xml:space="preserve">0.83 (0.53–1.30)</w:t>
+            </w:r>
+          </w:p>
+        </w:tc>
+        <w:tc>
+          <w:tcPr>
+            <w:tcBorders>
+              <w:bottom w:val="none" w:sz="0" w:space="0" w:color="000000"/>
+              <w:top w:val="none" w:sz="0" w:space="0" w:color="000000"/>
+              <w:left w:val="none" w:sz="0" w:space="0" w:color="000000"/>
+              <w:right w:val="none" w:sz="0" w:space="0" w:color="000000"/>
+            </w:tcBorders>
+            <w:shd w:val="clear" w:color="auto" w:fill="FFFFFF"/>
+            <w:tcMar>
+              <w:top w:w="0" w:type="dxa"/>
+              <w:bottom w:w="0" w:type="dxa"/>
+              <w:left w:w="0" w:type="dxa"/>
+              <w:right w:w="0" w:type="dxa"/>
+            </w:tcMar>
+            <w:vAlign w:val="center"/>
+          </w:tcPr>
+          <w:p>
+            <w:pPr>
+              <w:pStyle w:val="Normal"/>
+              <w:jc w:val="left"/>
+              <w:pBdr>
+                <w:bottom w:val="none" w:sz="0" w:space="0" w:color="000000"/>
+                <w:top w:val="none" w:sz="0" w:space="0" w:color="000000"/>
+                <w:left w:val="none" w:sz="0" w:space="0" w:color="000000"/>
+                <w:right w:val="none" w:sz="0" w:space="0" w:color="000000"/>
+              </w:pBdr>
+              <w:spacing w:after="100" w:before="100" w:line="240"/>
+              <w:ind w:left="100" w:right="100" w:firstLine="0" w:firstLineChars="0"/>
+              <w:rPr>
+                <w:rFonts w:ascii="Times New Roman" w:hAnsi="Times New Roman" w:eastAsia="Times New Roman" w:cs="Times New Roman"/>
+                <w:i w:val="false"/>
+                <w:b w:val="false"/>
+                <w:u w:val="none"/>
+                <w:strike w:val="false"/>
+                <w:sz w:val="12"/>
+                <w:szCs w:val="12"/>
+                <w:color w:val="000000"/>
+              </w:rPr>
+            </w:pPr>
+            <w:r>
+              <w:rPr>
+                <w:rFonts w:ascii="Times New Roman" w:hAnsi="Times New Roman" w:eastAsia="Times New Roman" w:cs="Times New Roman"/>
+                <w:i w:val="false"/>
+                <w:b w:val="false"/>
+                <w:u w:val="none"/>
+                <w:strike w:val="false"/>
+                <w:sz w:val="12"/>
+                <w:szCs w:val="12"/>
+                <w:color w:val="000000"/>
+              </w:rPr>
+              <w:t xml:space="preserve">0.416</w:t>
+            </w:r>
+          </w:p>
+        </w:tc>
+        <w:tc>
+          <w:tcPr>
+            <w:tcBorders>
+              <w:bottom w:val="none" w:sz="0" w:space="0" w:color="000000"/>
+              <w:top w:val="none" w:sz="0" w:space="0" w:color="000000"/>
+              <w:left w:val="none" w:sz="0" w:space="0" w:color="000000"/>
+              <w:right w:val="none" w:sz="0" w:space="0" w:color="000000"/>
+            </w:tcBorders>
+            <w:shd w:val="clear" w:color="auto" w:fill="FFFFFF"/>
+            <w:tcMar>
+              <w:top w:w="0" w:type="dxa"/>
+              <w:bottom w:w="0" w:type="dxa"/>
+              <w:left w:w="0" w:type="dxa"/>
+              <w:right w:w="0" w:type="dxa"/>
+            </w:tcMar>
+            <w:vAlign w:val="center"/>
+          </w:tcPr>
+          <w:p>
+            <w:pPr>
+              <w:pStyle w:val="Normal"/>
+              <w:jc w:val="left"/>
+              <w:pBdr>
+                <w:bottom w:val="none" w:sz="0" w:space="0" w:color="000000"/>
+                <w:top w:val="none" w:sz="0" w:space="0" w:color="000000"/>
+                <w:left w:val="none" w:sz="0" w:space="0" w:color="000000"/>
+                <w:right w:val="none" w:sz="0" w:space="0" w:color="000000"/>
+              </w:pBdr>
+              <w:spacing w:after="100" w:before="100" w:line="240"/>
+              <w:ind w:left="100" w:right="100" w:firstLine="0" w:firstLineChars="0"/>
+              <w:rPr>
+                <w:rFonts w:ascii="Times New Roman" w:hAnsi="Times New Roman" w:eastAsia="Times New Roman" w:cs="Times New Roman"/>
+                <w:i w:val="false"/>
+                <w:b w:val="false"/>
+                <w:u w:val="none"/>
+                <w:strike w:val="false"/>
+                <w:sz w:val="12"/>
+                <w:szCs w:val="12"/>
+                <w:color w:val="000000"/>
+              </w:rPr>
+            </w:pPr>
+            <w:r>
+              <w:rPr>
+                <w:rFonts w:ascii="Times New Roman" w:hAnsi="Times New Roman" w:eastAsia="Times New Roman" w:cs="Times New Roman"/>
+                <w:i w:val="false"/>
+                <w:b w:val="false"/>
+                <w:u w:val="none"/>
+                <w:strike w:val="false"/>
+                <w:sz w:val="12"/>
+                <w:szCs w:val="12"/>
+                <w:color w:val="000000"/>
+              </w:rPr>
+              <w:t xml:space="preserve">0.462</w:t>
+            </w:r>
+          </w:p>
+        </w:tc>
+        <w:tc>
+          <w:tcPr>
+            <w:tcBorders>
+              <w:bottom w:val="none" w:sz="0" w:space="0" w:color="000000"/>
+              <w:top w:val="none" w:sz="0" w:space="0" w:color="000000"/>
+              <w:left w:val="none" w:sz="0" w:space="0" w:color="000000"/>
+              <w:right w:val="none" w:sz="0" w:space="0" w:color="000000"/>
+            </w:tcBorders>
+            <w:shd w:val="clear" w:color="auto" w:fill="FFFFFF"/>
+            <w:tcMar>
+              <w:top w:w="0" w:type="dxa"/>
+              <w:bottom w:w="0" w:type="dxa"/>
+              <w:left w:w="0" w:type="dxa"/>
+              <w:right w:w="0" w:type="dxa"/>
+            </w:tcMar>
+            <w:vAlign w:val="center"/>
+          </w:tcPr>
+          <w:p>
+            <w:pPr>
+              <w:pStyle w:val="Normal"/>
+              <w:jc w:val="left"/>
+              <w:pBdr>
+                <w:bottom w:val="none" w:sz="0" w:space="0" w:color="000000"/>
+                <w:top w:val="none" w:sz="0" w:space="0" w:color="000000"/>
+                <w:left w:val="none" w:sz="0" w:space="0" w:color="000000"/>
+                <w:right w:val="none" w:sz="0" w:space="0" w:color="000000"/>
+              </w:pBdr>
+              <w:spacing w:after="100" w:before="100" w:line="240"/>
+              <w:ind w:left="100" w:right="100" w:firstLine="0" w:firstLineChars="0"/>
+              <w:rPr>
+                <w:rFonts w:ascii="Times New Roman" w:hAnsi="Times New Roman" w:eastAsia="Times New Roman" w:cs="Times New Roman"/>
+                <w:i w:val="false"/>
+                <w:b w:val="false"/>
+                <w:u w:val="none"/>
+                <w:strike w:val="false"/>
+                <w:sz w:val="12"/>
+                <w:szCs w:val="12"/>
+                <w:color w:val="000000"/>
+              </w:rPr>
+            </w:pPr>
+            <w:r>
+              <w:rPr>
+                <w:rFonts w:ascii="Times New Roman" w:hAnsi="Times New Roman" w:eastAsia="Times New Roman" w:cs="Times New Roman"/>
+                <w:i w:val="false"/>
+                <w:b w:val="false"/>
+                <w:u w:val="none"/>
+                <w:strike w:val="false"/>
+                <w:sz w:val="12"/>
+                <w:szCs w:val="12"/>
+                <w:color w:val="000000"/>
+              </w:rPr>
+              <w:t xml:space="preserve">0.76 (0.41–1.39)</w:t>
+            </w:r>
+          </w:p>
+        </w:tc>
+        <w:tc>
+          <w:tcPr>
+            <w:tcBorders>
+              <w:bottom w:val="none" w:sz="0" w:space="0" w:color="000000"/>
+              <w:top w:val="none" w:sz="0" w:space="0" w:color="000000"/>
+              <w:left w:val="none" w:sz="0" w:space="0" w:color="000000"/>
+              <w:right w:val="none" w:sz="0" w:space="0" w:color="000000"/>
+            </w:tcBorders>
+            <w:shd w:val="clear" w:color="auto" w:fill="FFFFFF"/>
+            <w:tcMar>
+              <w:top w:w="0" w:type="dxa"/>
+              <w:bottom w:w="0" w:type="dxa"/>
+              <w:left w:w="0" w:type="dxa"/>
+              <w:right w:w="0" w:type="dxa"/>
+            </w:tcMar>
+            <w:vAlign w:val="center"/>
+          </w:tcPr>
+          <w:p>
+            <w:pPr>
+              <w:pStyle w:val="Normal"/>
+              <w:jc w:val="left"/>
+              <w:pBdr>
+                <w:bottom w:val="none" w:sz="0" w:space="0" w:color="000000"/>
+                <w:top w:val="none" w:sz="0" w:space="0" w:color="000000"/>
+                <w:left w:val="none" w:sz="0" w:space="0" w:color="000000"/>
+                <w:right w:val="none" w:sz="0" w:space="0" w:color="000000"/>
+              </w:pBdr>
+              <w:spacing w:after="100" w:before="100" w:line="240"/>
+              <w:ind w:left="100" w:right="100" w:firstLine="0" w:firstLineChars="0"/>
+              <w:rPr>
+                <w:rFonts w:ascii="Times New Roman" w:hAnsi="Times New Roman" w:eastAsia="Times New Roman" w:cs="Times New Roman"/>
+                <w:i w:val="false"/>
+                <w:b w:val="false"/>
+                <w:u w:val="none"/>
+                <w:strike w:val="false"/>
+                <w:sz w:val="12"/>
+                <w:szCs w:val="12"/>
+                <w:color w:val="000000"/>
+              </w:rPr>
+            </w:pPr>
+            <w:r>
+              <w:rPr>
+                <w:rFonts w:ascii="Times New Roman" w:hAnsi="Times New Roman" w:eastAsia="Times New Roman" w:cs="Times New Roman"/>
+                <w:i w:val="false"/>
+                <w:b w:val="false"/>
+                <w:u w:val="none"/>
+                <w:strike w:val="false"/>
+                <w:sz w:val="12"/>
+                <w:szCs w:val="12"/>
+                <w:color w:val="000000"/>
+              </w:rPr>
+              <w:t xml:space="preserve">0.373</w:t>
+            </w:r>
+          </w:p>
+        </w:tc>
+        <w:tc>
+          <w:tcPr>
+            <w:tcBorders>
+              <w:bottom w:val="none" w:sz="0" w:space="0" w:color="000000"/>
+              <w:top w:val="none" w:sz="0" w:space="0" w:color="000000"/>
+              <w:left w:val="none" w:sz="0" w:space="0" w:color="000000"/>
+              <w:right w:val="none" w:sz="0" w:space="0" w:color="000000"/>
+            </w:tcBorders>
+            <w:shd w:val="clear" w:color="auto" w:fill="FFFFFF"/>
+            <w:tcMar>
+              <w:top w:w="0" w:type="dxa"/>
+              <w:bottom w:w="0" w:type="dxa"/>
+              <w:left w:w="0" w:type="dxa"/>
+              <w:right w:w="0" w:type="dxa"/>
+            </w:tcMar>
+            <w:vAlign w:val="center"/>
+          </w:tcPr>
+          <w:p>
+            <w:pPr>
+              <w:pStyle w:val="Normal"/>
+              <w:jc w:val="left"/>
+              <w:pBdr>
+                <w:bottom w:val="none" w:sz="0" w:space="0" w:color="000000"/>
+                <w:top w:val="none" w:sz="0" w:space="0" w:color="000000"/>
+                <w:left w:val="none" w:sz="0" w:space="0" w:color="000000"/>
+                <w:right w:val="none" w:sz="0" w:space="0" w:color="000000"/>
+              </w:pBdr>
+              <w:spacing w:after="100" w:before="100" w:line="240"/>
+              <w:ind w:left="100" w:right="100" w:firstLine="0" w:firstLineChars="0"/>
+              <w:rPr>
+                <w:rFonts w:ascii="Times New Roman" w:hAnsi="Times New Roman" w:eastAsia="Times New Roman" w:cs="Times New Roman"/>
+                <w:i w:val="false"/>
+                <w:b w:val="false"/>
+                <w:u w:val="none"/>
+                <w:strike w:val="false"/>
+                <w:sz w:val="12"/>
+                <w:szCs w:val="12"/>
+                <w:color w:val="000000"/>
+              </w:rPr>
+            </w:pPr>
+            <w:r>
+              <w:rPr>
+                <w:rFonts w:ascii="Times New Roman" w:hAnsi="Times New Roman" w:eastAsia="Times New Roman" w:cs="Times New Roman"/>
+                <w:i w:val="false"/>
+                <w:b w:val="false"/>
+                <w:u w:val="none"/>
+                <w:strike w:val="false"/>
+                <w:sz w:val="12"/>
+                <w:szCs w:val="12"/>
+                <w:color w:val="000000"/>
+              </w:rPr>
+              <w:t xml:space="preserve">0.477</w:t>
             </w:r>
           </w:p>
         </w:tc>
@@ -8449,337 +8449,337 @@
                 <w:szCs w:val="12"/>
                 <w:color w:val="000000"/>
               </w:rPr>
-              <w:t xml:space="preserve">0.97 (0.29–3.27)</w:t>
-            </w:r>
-          </w:p>
-        </w:tc>
-        <w:tc>
-          <w:tcPr>
-            <w:tcBorders>
-              <w:bottom w:val="none" w:sz="0" w:space="0" w:color="000000"/>
-              <w:top w:val="none" w:sz="0" w:space="0" w:color="000000"/>
-              <w:left w:val="none" w:sz="0" w:space="0" w:color="000000"/>
-              <w:right w:val="none" w:sz="0" w:space="0" w:color="000000"/>
-            </w:tcBorders>
-            <w:shd w:val="clear" w:color="auto" w:fill="FFFFFF"/>
-            <w:tcMar>
-              <w:top w:w="0" w:type="dxa"/>
-              <w:bottom w:w="0" w:type="dxa"/>
-              <w:left w:w="0" w:type="dxa"/>
-              <w:right w:w="0" w:type="dxa"/>
-            </w:tcMar>
-            <w:vAlign w:val="center"/>
-          </w:tcPr>
-          <w:p>
-            <w:pPr>
-              <w:pStyle w:val="Normal"/>
-              <w:jc w:val="left"/>
-              <w:pBdr>
-                <w:bottom w:val="none" w:sz="0" w:space="0" w:color="000000"/>
-                <w:top w:val="none" w:sz="0" w:space="0" w:color="000000"/>
-                <w:left w:val="none" w:sz="0" w:space="0" w:color="000000"/>
-                <w:right w:val="none" w:sz="0" w:space="0" w:color="000000"/>
-              </w:pBdr>
-              <w:spacing w:after="100" w:before="100" w:line="240"/>
-              <w:ind w:left="100" w:right="100" w:firstLine="0" w:firstLineChars="0"/>
-              <w:rPr>
-                <w:rFonts w:ascii="Times New Roman" w:hAnsi="Times New Roman" w:eastAsia="Times New Roman" w:cs="Times New Roman"/>
-                <w:i w:val="false"/>
-                <w:b w:val="false"/>
-                <w:u w:val="none"/>
-                <w:strike w:val="false"/>
-                <w:sz w:val="12"/>
-                <w:szCs w:val="12"/>
-                <w:color w:val="000000"/>
-              </w:rPr>
-            </w:pPr>
-            <w:r>
-              <w:rPr>
-                <w:rFonts w:ascii="Times New Roman" w:hAnsi="Times New Roman" w:eastAsia="Times New Roman" w:cs="Times New Roman"/>
-                <w:i w:val="false"/>
-                <w:b w:val="false"/>
-                <w:u w:val="none"/>
-                <w:strike w:val="false"/>
-                <w:sz w:val="12"/>
-                <w:szCs w:val="12"/>
-                <w:color w:val="000000"/>
-              </w:rPr>
-              <w:t xml:space="preserve">0.960</w:t>
-            </w:r>
-          </w:p>
-        </w:tc>
-        <w:tc>
-          <w:tcPr>
-            <w:tcBorders>
-              <w:bottom w:val="none" w:sz="0" w:space="0" w:color="000000"/>
-              <w:top w:val="none" w:sz="0" w:space="0" w:color="000000"/>
-              <w:left w:val="none" w:sz="0" w:space="0" w:color="000000"/>
-              <w:right w:val="none" w:sz="0" w:space="0" w:color="000000"/>
-            </w:tcBorders>
-            <w:shd w:val="clear" w:color="auto" w:fill="FFFFFF"/>
-            <w:tcMar>
-              <w:top w:w="0" w:type="dxa"/>
-              <w:bottom w:w="0" w:type="dxa"/>
-              <w:left w:w="0" w:type="dxa"/>
-              <w:right w:w="0" w:type="dxa"/>
-            </w:tcMar>
-            <w:vAlign w:val="center"/>
-          </w:tcPr>
-          <w:p>
-            <w:pPr>
-              <w:pStyle w:val="Normal"/>
-              <w:jc w:val="left"/>
-              <w:pBdr>
-                <w:bottom w:val="none" w:sz="0" w:space="0" w:color="000000"/>
-                <w:top w:val="none" w:sz="0" w:space="0" w:color="000000"/>
-                <w:left w:val="none" w:sz="0" w:space="0" w:color="000000"/>
-                <w:right w:val="none" w:sz="0" w:space="0" w:color="000000"/>
-              </w:pBdr>
-              <w:spacing w:after="100" w:before="100" w:line="240"/>
-              <w:ind w:left="100" w:right="100" w:firstLine="0" w:firstLineChars="0"/>
-              <w:rPr>
-                <w:rFonts w:ascii="Times New Roman" w:hAnsi="Times New Roman" w:eastAsia="Times New Roman" w:cs="Times New Roman"/>
-                <w:i w:val="false"/>
-                <w:b w:val="false"/>
-                <w:u w:val="none"/>
-                <w:strike w:val="false"/>
-                <w:sz w:val="12"/>
-                <w:szCs w:val="12"/>
-                <w:color w:val="000000"/>
-              </w:rPr>
-            </w:pPr>
-            <w:r>
-              <w:rPr>
-                <w:rFonts w:ascii="Times New Roman" w:hAnsi="Times New Roman" w:eastAsia="Times New Roman" w:cs="Times New Roman"/>
-                <w:i w:val="false"/>
-                <w:b w:val="false"/>
-                <w:u w:val="none"/>
-                <w:strike w:val="false"/>
-                <w:sz w:val="12"/>
-                <w:szCs w:val="12"/>
-                <w:color w:val="000000"/>
-              </w:rPr>
-              <w:t xml:space="preserve">0.378</w:t>
-            </w:r>
-          </w:p>
-        </w:tc>
-        <w:tc>
-          <w:tcPr>
-            <w:tcBorders>
-              <w:bottom w:val="none" w:sz="0" w:space="0" w:color="000000"/>
-              <w:top w:val="none" w:sz="0" w:space="0" w:color="000000"/>
-              <w:left w:val="none" w:sz="0" w:space="0" w:color="000000"/>
-              <w:right w:val="none" w:sz="0" w:space="0" w:color="000000"/>
-            </w:tcBorders>
-            <w:shd w:val="clear" w:color="auto" w:fill="FFFFFF"/>
-            <w:tcMar>
-              <w:top w:w="0" w:type="dxa"/>
-              <w:bottom w:w="0" w:type="dxa"/>
-              <w:left w:w="0" w:type="dxa"/>
-              <w:right w:w="0" w:type="dxa"/>
-            </w:tcMar>
-            <w:vAlign w:val="center"/>
-          </w:tcPr>
-          <w:p>
-            <w:pPr>
-              <w:pStyle w:val="Normal"/>
-              <w:jc w:val="left"/>
-              <w:pBdr>
-                <w:bottom w:val="none" w:sz="0" w:space="0" w:color="000000"/>
-                <w:top w:val="none" w:sz="0" w:space="0" w:color="000000"/>
-                <w:left w:val="none" w:sz="0" w:space="0" w:color="000000"/>
-                <w:right w:val="none" w:sz="0" w:space="0" w:color="000000"/>
-              </w:pBdr>
-              <w:spacing w:after="100" w:before="100" w:line="240"/>
-              <w:ind w:left="100" w:right="100" w:firstLine="0" w:firstLineChars="0"/>
-              <w:rPr>
-                <w:rFonts w:ascii="Times New Roman" w:hAnsi="Times New Roman" w:eastAsia="Times New Roman" w:cs="Times New Roman"/>
-                <w:i w:val="false"/>
-                <w:b w:val="false"/>
-                <w:u w:val="none"/>
-                <w:strike w:val="false"/>
-                <w:sz w:val="12"/>
-                <w:szCs w:val="12"/>
-                <w:color w:val="000000"/>
-              </w:rPr>
-            </w:pPr>
-            <w:r>
-              <w:rPr>
-                <w:rFonts w:ascii="Times New Roman" w:hAnsi="Times New Roman" w:eastAsia="Times New Roman" w:cs="Times New Roman"/>
-                <w:i w:val="false"/>
-                <w:b w:val="false"/>
-                <w:u w:val="none"/>
-                <w:strike w:val="false"/>
-                <w:sz w:val="12"/>
-                <w:szCs w:val="12"/>
-                <w:color w:val="000000"/>
-              </w:rPr>
-              <w:t xml:space="preserve">1.03 (0.27–3.93)</w:t>
-            </w:r>
-          </w:p>
-        </w:tc>
-        <w:tc>
-          <w:tcPr>
-            <w:tcBorders>
-              <w:bottom w:val="none" w:sz="0" w:space="0" w:color="000000"/>
-              <w:top w:val="none" w:sz="0" w:space="0" w:color="000000"/>
-              <w:left w:val="none" w:sz="0" w:space="0" w:color="000000"/>
-              <w:right w:val="none" w:sz="0" w:space="0" w:color="000000"/>
-            </w:tcBorders>
-            <w:shd w:val="clear" w:color="auto" w:fill="FFFFFF"/>
-            <w:tcMar>
-              <w:top w:w="0" w:type="dxa"/>
-              <w:bottom w:w="0" w:type="dxa"/>
-              <w:left w:w="0" w:type="dxa"/>
-              <w:right w:w="0" w:type="dxa"/>
-            </w:tcMar>
-            <w:vAlign w:val="center"/>
-          </w:tcPr>
-          <w:p>
-            <w:pPr>
-              <w:pStyle w:val="Normal"/>
-              <w:jc w:val="left"/>
-              <w:pBdr>
-                <w:bottom w:val="none" w:sz="0" w:space="0" w:color="000000"/>
-                <w:top w:val="none" w:sz="0" w:space="0" w:color="000000"/>
-                <w:left w:val="none" w:sz="0" w:space="0" w:color="000000"/>
-                <w:right w:val="none" w:sz="0" w:space="0" w:color="000000"/>
-              </w:pBdr>
-              <w:spacing w:after="100" w:before="100" w:line="240"/>
-              <w:ind w:left="100" w:right="100" w:firstLine="0" w:firstLineChars="0"/>
-              <w:rPr>
-                <w:rFonts w:ascii="Times New Roman" w:hAnsi="Times New Roman" w:eastAsia="Times New Roman" w:cs="Times New Roman"/>
-                <w:i w:val="false"/>
-                <w:b w:val="false"/>
-                <w:u w:val="none"/>
-                <w:strike w:val="false"/>
-                <w:sz w:val="12"/>
-                <w:szCs w:val="12"/>
-                <w:color w:val="000000"/>
-              </w:rPr>
-            </w:pPr>
-            <w:r>
-              <w:rPr>
-                <w:rFonts w:ascii="Times New Roman" w:hAnsi="Times New Roman" w:eastAsia="Times New Roman" w:cs="Times New Roman"/>
-                <w:i w:val="false"/>
-                <w:b w:val="false"/>
-                <w:u w:val="none"/>
-                <w:strike w:val="false"/>
-                <w:sz w:val="12"/>
-                <w:szCs w:val="12"/>
-                <w:color w:val="000000"/>
-              </w:rPr>
-              <w:t xml:space="preserve">0.969</w:t>
-            </w:r>
-          </w:p>
-        </w:tc>
-        <w:tc>
-          <w:tcPr>
-            <w:tcBorders>
-              <w:bottom w:val="none" w:sz="0" w:space="0" w:color="000000"/>
-              <w:top w:val="none" w:sz="0" w:space="0" w:color="000000"/>
-              <w:left w:val="none" w:sz="0" w:space="0" w:color="000000"/>
-              <w:right w:val="none" w:sz="0" w:space="0" w:color="000000"/>
-            </w:tcBorders>
-            <w:shd w:val="clear" w:color="auto" w:fill="FFFFFF"/>
-            <w:tcMar>
-              <w:top w:w="0" w:type="dxa"/>
-              <w:bottom w:w="0" w:type="dxa"/>
-              <w:left w:w="0" w:type="dxa"/>
-              <w:right w:w="0" w:type="dxa"/>
-            </w:tcMar>
-            <w:vAlign w:val="center"/>
-          </w:tcPr>
-          <w:p>
-            <w:pPr>
-              <w:pStyle w:val="Normal"/>
-              <w:jc w:val="left"/>
-              <w:pBdr>
-                <w:bottom w:val="none" w:sz="0" w:space="0" w:color="000000"/>
-                <w:top w:val="none" w:sz="0" w:space="0" w:color="000000"/>
-                <w:left w:val="none" w:sz="0" w:space="0" w:color="000000"/>
-                <w:right w:val="none" w:sz="0" w:space="0" w:color="000000"/>
-              </w:pBdr>
-              <w:spacing w:after="100" w:before="100" w:line="240"/>
-              <w:ind w:left="100" w:right="100" w:firstLine="0" w:firstLineChars="0"/>
-              <w:rPr>
-                <w:rFonts w:ascii="Times New Roman" w:hAnsi="Times New Roman" w:eastAsia="Times New Roman" w:cs="Times New Roman"/>
-                <w:i w:val="false"/>
-                <w:b w:val="false"/>
-                <w:u w:val="none"/>
-                <w:strike w:val="false"/>
-                <w:sz w:val="12"/>
-                <w:szCs w:val="12"/>
-                <w:color w:val="000000"/>
-              </w:rPr>
-            </w:pPr>
-            <w:r>
-              <w:rPr>
-                <w:rFonts w:ascii="Times New Roman" w:hAnsi="Times New Roman" w:eastAsia="Times New Roman" w:cs="Times New Roman"/>
-                <w:i w:val="false"/>
-                <w:b w:val="false"/>
-                <w:u w:val="none"/>
-                <w:strike w:val="false"/>
-                <w:sz w:val="12"/>
-                <w:szCs w:val="12"/>
-                <w:color w:val="000000"/>
-              </w:rPr>
-              <w:t xml:space="preserve">0.22 (0.02–2.27)</w:t>
-            </w:r>
-          </w:p>
-        </w:tc>
-        <w:tc>
-          <w:tcPr>
-            <w:tcBorders>
-              <w:bottom w:val="none" w:sz="0" w:space="0" w:color="000000"/>
-              <w:top w:val="none" w:sz="0" w:space="0" w:color="000000"/>
-              <w:left w:val="none" w:sz="0" w:space="0" w:color="000000"/>
-              <w:right w:val="none" w:sz="0" w:space="0" w:color="000000"/>
-            </w:tcBorders>
-            <w:shd w:val="clear" w:color="auto" w:fill="FFFFFF"/>
-            <w:tcMar>
-              <w:top w:w="0" w:type="dxa"/>
-              <w:bottom w:w="0" w:type="dxa"/>
-              <w:left w:w="0" w:type="dxa"/>
-              <w:right w:w="0" w:type="dxa"/>
-            </w:tcMar>
-            <w:vAlign w:val="center"/>
-          </w:tcPr>
-          <w:p>
-            <w:pPr>
-              <w:pStyle w:val="Normal"/>
-              <w:jc w:val="left"/>
-              <w:pBdr>
-                <w:bottom w:val="none" w:sz="0" w:space="0" w:color="000000"/>
-                <w:top w:val="none" w:sz="0" w:space="0" w:color="000000"/>
-                <w:left w:val="none" w:sz="0" w:space="0" w:color="000000"/>
-                <w:right w:val="none" w:sz="0" w:space="0" w:color="000000"/>
-              </w:pBdr>
-              <w:spacing w:after="100" w:before="100" w:line="240"/>
-              <w:ind w:left="100" w:right="100" w:firstLine="0" w:firstLineChars="0"/>
-              <w:rPr>
-                <w:rFonts w:ascii="Times New Roman" w:hAnsi="Times New Roman" w:eastAsia="Times New Roman" w:cs="Times New Roman"/>
-                <w:i w:val="false"/>
-                <w:b w:val="false"/>
-                <w:u w:val="none"/>
-                <w:strike w:val="false"/>
-                <w:sz w:val="12"/>
-                <w:szCs w:val="12"/>
-                <w:color w:val="000000"/>
-              </w:rPr>
-            </w:pPr>
-            <w:r>
-              <w:rPr>
-                <w:rFonts w:ascii="Times New Roman" w:hAnsi="Times New Roman" w:eastAsia="Times New Roman" w:cs="Times New Roman"/>
-                <w:i w:val="false"/>
-                <w:b w:val="false"/>
-                <w:u w:val="none"/>
-                <w:strike w:val="false"/>
-                <w:sz w:val="12"/>
-                <w:szCs w:val="12"/>
-                <w:color w:val="000000"/>
-              </w:rPr>
-              <w:t xml:space="preserve">0.206</w:t>
+              <w:t xml:space="preserve">0.93 (0.45–1.93)</w:t>
+            </w:r>
+          </w:p>
+        </w:tc>
+        <w:tc>
+          <w:tcPr>
+            <w:tcBorders>
+              <w:bottom w:val="none" w:sz="0" w:space="0" w:color="000000"/>
+              <w:top w:val="none" w:sz="0" w:space="0" w:color="000000"/>
+              <w:left w:val="none" w:sz="0" w:space="0" w:color="000000"/>
+              <w:right w:val="none" w:sz="0" w:space="0" w:color="000000"/>
+            </w:tcBorders>
+            <w:shd w:val="clear" w:color="auto" w:fill="FFFFFF"/>
+            <w:tcMar>
+              <w:top w:w="0" w:type="dxa"/>
+              <w:bottom w:w="0" w:type="dxa"/>
+              <w:left w:w="0" w:type="dxa"/>
+              <w:right w:w="0" w:type="dxa"/>
+            </w:tcMar>
+            <w:vAlign w:val="center"/>
+          </w:tcPr>
+          <w:p>
+            <w:pPr>
+              <w:pStyle w:val="Normal"/>
+              <w:jc w:val="left"/>
+              <w:pBdr>
+                <w:bottom w:val="none" w:sz="0" w:space="0" w:color="000000"/>
+                <w:top w:val="none" w:sz="0" w:space="0" w:color="000000"/>
+                <w:left w:val="none" w:sz="0" w:space="0" w:color="000000"/>
+                <w:right w:val="none" w:sz="0" w:space="0" w:color="000000"/>
+              </w:pBdr>
+              <w:spacing w:after="100" w:before="100" w:line="240"/>
+              <w:ind w:left="100" w:right="100" w:firstLine="0" w:firstLineChars="0"/>
+              <w:rPr>
+                <w:rFonts w:ascii="Times New Roman" w:hAnsi="Times New Roman" w:eastAsia="Times New Roman" w:cs="Times New Roman"/>
+                <w:i w:val="false"/>
+                <w:b w:val="false"/>
+                <w:u w:val="none"/>
+                <w:strike w:val="false"/>
+                <w:sz w:val="12"/>
+                <w:szCs w:val="12"/>
+                <w:color w:val="000000"/>
+              </w:rPr>
+            </w:pPr>
+            <w:r>
+              <w:rPr>
+                <w:rFonts w:ascii="Times New Roman" w:hAnsi="Times New Roman" w:eastAsia="Times New Roman" w:cs="Times New Roman"/>
+                <w:i w:val="false"/>
+                <w:b w:val="false"/>
+                <w:u w:val="none"/>
+                <w:strike w:val="false"/>
+                <w:sz w:val="12"/>
+                <w:szCs w:val="12"/>
+                <w:color w:val="000000"/>
+              </w:rPr>
+              <w:t xml:space="preserve">0.847</w:t>
+            </w:r>
+          </w:p>
+        </w:tc>
+        <w:tc>
+          <w:tcPr>
+            <w:tcBorders>
+              <w:bottom w:val="none" w:sz="0" w:space="0" w:color="000000"/>
+              <w:top w:val="none" w:sz="0" w:space="0" w:color="000000"/>
+              <w:left w:val="none" w:sz="0" w:space="0" w:color="000000"/>
+              <w:right w:val="none" w:sz="0" w:space="0" w:color="000000"/>
+            </w:tcBorders>
+            <w:shd w:val="clear" w:color="auto" w:fill="FFFFFF"/>
+            <w:tcMar>
+              <w:top w:w="0" w:type="dxa"/>
+              <w:bottom w:w="0" w:type="dxa"/>
+              <w:left w:w="0" w:type="dxa"/>
+              <w:right w:w="0" w:type="dxa"/>
+            </w:tcMar>
+            <w:vAlign w:val="center"/>
+          </w:tcPr>
+          <w:p>
+            <w:pPr>
+              <w:pStyle w:val="Normal"/>
+              <w:jc w:val="left"/>
+              <w:pBdr>
+                <w:bottom w:val="none" w:sz="0" w:space="0" w:color="000000"/>
+                <w:top w:val="none" w:sz="0" w:space="0" w:color="000000"/>
+                <w:left w:val="none" w:sz="0" w:space="0" w:color="000000"/>
+                <w:right w:val="none" w:sz="0" w:space="0" w:color="000000"/>
+              </w:pBdr>
+              <w:spacing w:after="100" w:before="100" w:line="240"/>
+              <w:ind w:left="100" w:right="100" w:firstLine="0" w:firstLineChars="0"/>
+              <w:rPr>
+                <w:rFonts w:ascii="Times New Roman" w:hAnsi="Times New Roman" w:eastAsia="Times New Roman" w:cs="Times New Roman"/>
+                <w:i w:val="false"/>
+                <w:b w:val="false"/>
+                <w:u w:val="none"/>
+                <w:strike w:val="false"/>
+                <w:sz w:val="12"/>
+                <w:szCs w:val="12"/>
+                <w:color w:val="000000"/>
+              </w:rPr>
+            </w:pPr>
+            <w:r>
+              <w:rPr>
+                <w:rFonts w:ascii="Times New Roman" w:hAnsi="Times New Roman" w:eastAsia="Times New Roman" w:cs="Times New Roman"/>
+                <w:i w:val="false"/>
+                <w:b w:val="false"/>
+                <w:u w:val="none"/>
+                <w:strike w:val="false"/>
+                <w:sz w:val="12"/>
+                <w:szCs w:val="12"/>
+                <w:color w:val="000000"/>
+              </w:rPr>
+              <w:t xml:space="preserve">0.125</w:t>
+            </w:r>
+          </w:p>
+        </w:tc>
+        <w:tc>
+          <w:tcPr>
+            <w:tcBorders>
+              <w:bottom w:val="none" w:sz="0" w:space="0" w:color="000000"/>
+              <w:top w:val="none" w:sz="0" w:space="0" w:color="000000"/>
+              <w:left w:val="none" w:sz="0" w:space="0" w:color="000000"/>
+              <w:right w:val="none" w:sz="0" w:space="0" w:color="000000"/>
+            </w:tcBorders>
+            <w:shd w:val="clear" w:color="auto" w:fill="FFFFFF"/>
+            <w:tcMar>
+              <w:top w:w="0" w:type="dxa"/>
+              <w:bottom w:w="0" w:type="dxa"/>
+              <w:left w:w="0" w:type="dxa"/>
+              <w:right w:w="0" w:type="dxa"/>
+            </w:tcMar>
+            <w:vAlign w:val="center"/>
+          </w:tcPr>
+          <w:p>
+            <w:pPr>
+              <w:pStyle w:val="Normal"/>
+              <w:jc w:val="left"/>
+              <w:pBdr>
+                <w:bottom w:val="none" w:sz="0" w:space="0" w:color="000000"/>
+                <w:top w:val="none" w:sz="0" w:space="0" w:color="000000"/>
+                <w:left w:val="none" w:sz="0" w:space="0" w:color="000000"/>
+                <w:right w:val="none" w:sz="0" w:space="0" w:color="000000"/>
+              </w:pBdr>
+              <w:spacing w:after="100" w:before="100" w:line="240"/>
+              <w:ind w:left="100" w:right="100" w:firstLine="0" w:firstLineChars="0"/>
+              <w:rPr>
+                <w:rFonts w:ascii="Times New Roman" w:hAnsi="Times New Roman" w:eastAsia="Times New Roman" w:cs="Times New Roman"/>
+                <w:i w:val="false"/>
+                <w:b w:val="false"/>
+                <w:u w:val="none"/>
+                <w:strike w:val="false"/>
+                <w:sz w:val="12"/>
+                <w:szCs w:val="12"/>
+                <w:color w:val="000000"/>
+              </w:rPr>
+            </w:pPr>
+            <w:r>
+              <w:rPr>
+                <w:rFonts w:ascii="Times New Roman" w:hAnsi="Times New Roman" w:eastAsia="Times New Roman" w:cs="Times New Roman"/>
+                <w:i w:val="false"/>
+                <w:b w:val="false"/>
+                <w:u w:val="none"/>
+                <w:strike w:val="false"/>
+                <w:sz w:val="12"/>
+                <w:szCs w:val="12"/>
+                <w:color w:val="000000"/>
+              </w:rPr>
+              <w:t xml:space="preserve">1.08 (0.47–2.49)</w:t>
+            </w:r>
+          </w:p>
+        </w:tc>
+        <w:tc>
+          <w:tcPr>
+            <w:tcBorders>
+              <w:bottom w:val="none" w:sz="0" w:space="0" w:color="000000"/>
+              <w:top w:val="none" w:sz="0" w:space="0" w:color="000000"/>
+              <w:left w:val="none" w:sz="0" w:space="0" w:color="000000"/>
+              <w:right w:val="none" w:sz="0" w:space="0" w:color="000000"/>
+            </w:tcBorders>
+            <w:shd w:val="clear" w:color="auto" w:fill="FFFFFF"/>
+            <w:tcMar>
+              <w:top w:w="0" w:type="dxa"/>
+              <w:bottom w:w="0" w:type="dxa"/>
+              <w:left w:w="0" w:type="dxa"/>
+              <w:right w:w="0" w:type="dxa"/>
+            </w:tcMar>
+            <w:vAlign w:val="center"/>
+          </w:tcPr>
+          <w:p>
+            <w:pPr>
+              <w:pStyle w:val="Normal"/>
+              <w:jc w:val="left"/>
+              <w:pBdr>
+                <w:bottom w:val="none" w:sz="0" w:space="0" w:color="000000"/>
+                <w:top w:val="none" w:sz="0" w:space="0" w:color="000000"/>
+                <w:left w:val="none" w:sz="0" w:space="0" w:color="000000"/>
+                <w:right w:val="none" w:sz="0" w:space="0" w:color="000000"/>
+              </w:pBdr>
+              <w:spacing w:after="100" w:before="100" w:line="240"/>
+              <w:ind w:left="100" w:right="100" w:firstLine="0" w:firstLineChars="0"/>
+              <w:rPr>
+                <w:rFonts w:ascii="Times New Roman" w:hAnsi="Times New Roman" w:eastAsia="Times New Roman" w:cs="Times New Roman"/>
+                <w:i w:val="false"/>
+                <w:b w:val="false"/>
+                <w:u w:val="none"/>
+                <w:strike w:val="false"/>
+                <w:sz w:val="12"/>
+                <w:szCs w:val="12"/>
+                <w:color w:val="000000"/>
+              </w:rPr>
+            </w:pPr>
+            <w:r>
+              <w:rPr>
+                <w:rFonts w:ascii="Times New Roman" w:hAnsi="Times New Roman" w:eastAsia="Times New Roman" w:cs="Times New Roman"/>
+                <w:i w:val="false"/>
+                <w:b w:val="false"/>
+                <w:u w:val="none"/>
+                <w:strike w:val="false"/>
+                <w:sz w:val="12"/>
+                <w:szCs w:val="12"/>
+                <w:color w:val="000000"/>
+              </w:rPr>
+              <w:t xml:space="preserve">0.853</w:t>
+            </w:r>
+          </w:p>
+        </w:tc>
+        <w:tc>
+          <w:tcPr>
+            <w:tcBorders>
+              <w:bottom w:val="none" w:sz="0" w:space="0" w:color="000000"/>
+              <w:top w:val="none" w:sz="0" w:space="0" w:color="000000"/>
+              <w:left w:val="none" w:sz="0" w:space="0" w:color="000000"/>
+              <w:right w:val="none" w:sz="0" w:space="0" w:color="000000"/>
+            </w:tcBorders>
+            <w:shd w:val="clear" w:color="auto" w:fill="FFFFFF"/>
+            <w:tcMar>
+              <w:top w:w="0" w:type="dxa"/>
+              <w:bottom w:w="0" w:type="dxa"/>
+              <w:left w:w="0" w:type="dxa"/>
+              <w:right w:w="0" w:type="dxa"/>
+            </w:tcMar>
+            <w:vAlign w:val="center"/>
+          </w:tcPr>
+          <w:p>
+            <w:pPr>
+              <w:pStyle w:val="Normal"/>
+              <w:jc w:val="left"/>
+              <w:pBdr>
+                <w:bottom w:val="none" w:sz="0" w:space="0" w:color="000000"/>
+                <w:top w:val="none" w:sz="0" w:space="0" w:color="000000"/>
+                <w:left w:val="none" w:sz="0" w:space="0" w:color="000000"/>
+                <w:right w:val="none" w:sz="0" w:space="0" w:color="000000"/>
+              </w:pBdr>
+              <w:spacing w:after="100" w:before="100" w:line="240"/>
+              <w:ind w:left="100" w:right="100" w:firstLine="0" w:firstLineChars="0"/>
+              <w:rPr>
+                <w:rFonts w:ascii="Times New Roman" w:hAnsi="Times New Roman" w:eastAsia="Times New Roman" w:cs="Times New Roman"/>
+                <w:i w:val="false"/>
+                <w:b w:val="false"/>
+                <w:u w:val="none"/>
+                <w:strike w:val="false"/>
+                <w:sz w:val="12"/>
+                <w:szCs w:val="12"/>
+                <w:color w:val="000000"/>
+              </w:rPr>
+            </w:pPr>
+            <w:r>
+              <w:rPr>
+                <w:rFonts w:ascii="Times New Roman" w:hAnsi="Times New Roman" w:eastAsia="Times New Roman" w:cs="Times New Roman"/>
+                <w:i w:val="false"/>
+                <w:b w:val="false"/>
+                <w:u w:val="none"/>
+                <w:strike w:val="false"/>
+                <w:sz w:val="12"/>
+                <w:szCs w:val="12"/>
+                <w:color w:val="000000"/>
+              </w:rPr>
+              <w:t xml:space="preserve">0.36 (0.13–1.01)</w:t>
+            </w:r>
+          </w:p>
+        </w:tc>
+        <w:tc>
+          <w:tcPr>
+            <w:tcBorders>
+              <w:bottom w:val="none" w:sz="0" w:space="0" w:color="000000"/>
+              <w:top w:val="none" w:sz="0" w:space="0" w:color="000000"/>
+              <w:left w:val="none" w:sz="0" w:space="0" w:color="000000"/>
+              <w:right w:val="none" w:sz="0" w:space="0" w:color="000000"/>
+            </w:tcBorders>
+            <w:shd w:val="clear" w:color="auto" w:fill="FFFFFF"/>
+            <w:tcMar>
+              <w:top w:w="0" w:type="dxa"/>
+              <w:bottom w:w="0" w:type="dxa"/>
+              <w:left w:w="0" w:type="dxa"/>
+              <w:right w:w="0" w:type="dxa"/>
+            </w:tcMar>
+            <w:vAlign w:val="center"/>
+          </w:tcPr>
+          <w:p>
+            <w:pPr>
+              <w:pStyle w:val="Normal"/>
+              <w:jc w:val="left"/>
+              <w:pBdr>
+                <w:bottom w:val="none" w:sz="0" w:space="0" w:color="000000"/>
+                <w:top w:val="none" w:sz="0" w:space="0" w:color="000000"/>
+                <w:left w:val="none" w:sz="0" w:space="0" w:color="000000"/>
+                <w:right w:val="none" w:sz="0" w:space="0" w:color="000000"/>
+              </w:pBdr>
+              <w:spacing w:after="100" w:before="100" w:line="240"/>
+              <w:ind w:left="100" w:right="100" w:firstLine="0" w:firstLineChars="0"/>
+              <w:rPr>
+                <w:rFonts w:ascii="Times New Roman" w:hAnsi="Times New Roman" w:eastAsia="Times New Roman" w:cs="Times New Roman"/>
+                <w:i w:val="false"/>
+                <w:b w:val="false"/>
+                <w:u w:val="none"/>
+                <w:strike w:val="false"/>
+                <w:sz w:val="12"/>
+                <w:szCs w:val="12"/>
+                <w:color w:val="000000"/>
+              </w:rPr>
+            </w:pPr>
+            <w:r>
+              <w:rPr>
+                <w:rFonts w:ascii="Times New Roman" w:hAnsi="Times New Roman" w:eastAsia="Times New Roman" w:cs="Times New Roman"/>
+                <w:i w:val="false"/>
+                <w:b w:val="false"/>
+                <w:u w:val="none"/>
+                <w:strike w:val="false"/>
+                <w:sz w:val="12"/>
+                <w:szCs w:val="12"/>
+                <w:color w:val="000000"/>
+              </w:rPr>
+              <w:t xml:space="preserve">0.052</w:t>
             </w:r>
           </w:p>
         </w:tc>
@@ -9499,282 +9499,282 @@
                 <w:szCs w:val="12"/>
                 <w:color w:val="000000"/>
               </w:rPr>
-              <w:t xml:space="preserve">0.73 (0.32–1.65)</w:t>
-            </w:r>
-          </w:p>
-        </w:tc>
-        <w:tc>
-          <w:tcPr>
-            <w:tcBorders>
-              <w:bottom w:val="none" w:sz="0" w:space="0" w:color="000000"/>
-              <w:top w:val="none" w:sz="0" w:space="0" w:color="000000"/>
-              <w:left w:val="none" w:sz="0" w:space="0" w:color="000000"/>
-              <w:right w:val="none" w:sz="0" w:space="0" w:color="000000"/>
-            </w:tcBorders>
-            <w:shd w:val="clear" w:color="auto" w:fill="FFFFFF"/>
-            <w:tcMar>
-              <w:top w:w="0" w:type="dxa"/>
-              <w:bottom w:w="0" w:type="dxa"/>
-              <w:left w:w="0" w:type="dxa"/>
-              <w:right w:w="0" w:type="dxa"/>
-            </w:tcMar>
-            <w:vAlign w:val="center"/>
-          </w:tcPr>
-          <w:p>
-            <w:pPr>
-              <w:pStyle w:val="Normal"/>
-              <w:jc w:val="left"/>
-              <w:pBdr>
-                <w:bottom w:val="none" w:sz="0" w:space="0" w:color="000000"/>
-                <w:top w:val="none" w:sz="0" w:space="0" w:color="000000"/>
-                <w:left w:val="none" w:sz="0" w:space="0" w:color="000000"/>
-                <w:right w:val="none" w:sz="0" w:space="0" w:color="000000"/>
-              </w:pBdr>
-              <w:spacing w:after="100" w:before="100" w:line="240"/>
-              <w:ind w:left="100" w:right="100" w:firstLine="0" w:firstLineChars="0"/>
-              <w:rPr>
-                <w:rFonts w:ascii="Times New Roman" w:hAnsi="Times New Roman" w:eastAsia="Times New Roman" w:cs="Times New Roman"/>
-                <w:i w:val="false"/>
-                <w:b w:val="false"/>
-                <w:u w:val="none"/>
-                <w:strike w:val="false"/>
-                <w:sz w:val="12"/>
-                <w:szCs w:val="12"/>
-                <w:color w:val="000000"/>
-              </w:rPr>
-            </w:pPr>
-            <w:r>
-              <w:rPr>
-                <w:rFonts w:ascii="Times New Roman" w:hAnsi="Times New Roman" w:eastAsia="Times New Roman" w:cs="Times New Roman"/>
-                <w:i w:val="false"/>
-                <w:b w:val="false"/>
-                <w:u w:val="none"/>
-                <w:strike w:val="false"/>
-                <w:sz w:val="12"/>
-                <w:szCs w:val="12"/>
-                <w:color w:val="000000"/>
-              </w:rPr>
-              <w:t xml:space="preserve">0.454</w:t>
-            </w:r>
-          </w:p>
-        </w:tc>
-        <w:tc>
-          <w:tcPr>
-            <w:tcBorders>
-              <w:bottom w:val="none" w:sz="0" w:space="0" w:color="000000"/>
-              <w:top w:val="none" w:sz="0" w:space="0" w:color="000000"/>
-              <w:left w:val="none" w:sz="0" w:space="0" w:color="000000"/>
-              <w:right w:val="none" w:sz="0" w:space="0" w:color="000000"/>
-            </w:tcBorders>
-            <w:shd w:val="clear" w:color="auto" w:fill="FFFFFF"/>
-            <w:tcMar>
-              <w:top w:w="0" w:type="dxa"/>
-              <w:bottom w:w="0" w:type="dxa"/>
-              <w:left w:w="0" w:type="dxa"/>
-              <w:right w:w="0" w:type="dxa"/>
-            </w:tcMar>
-            <w:vAlign w:val="center"/>
-          </w:tcPr>
-          <w:p>
-            <w:pPr>
-              <w:pStyle w:val="Normal"/>
-              <w:jc w:val="left"/>
-              <w:pBdr>
-                <w:bottom w:val="none" w:sz="0" w:space="0" w:color="000000"/>
-                <w:top w:val="none" w:sz="0" w:space="0" w:color="000000"/>
-                <w:left w:val="none" w:sz="0" w:space="0" w:color="000000"/>
-                <w:right w:val="none" w:sz="0" w:space="0" w:color="000000"/>
-              </w:pBdr>
-              <w:spacing w:after="100" w:before="100" w:line="240"/>
-              <w:ind w:left="100" w:right="100" w:firstLine="0" w:firstLineChars="0"/>
-              <w:rPr>
-                <w:rFonts w:ascii="Times New Roman" w:hAnsi="Times New Roman" w:eastAsia="Times New Roman" w:cs="Times New Roman"/>
-                <w:i w:val="false"/>
-                <w:b w:val="false"/>
-                <w:u w:val="none"/>
-                <w:strike w:val="false"/>
-                <w:sz w:val="12"/>
-                <w:szCs w:val="12"/>
-                <w:color w:val="000000"/>
-              </w:rPr>
-            </w:pPr>
-            <w:r>
-              <w:rPr>
-                <w:rFonts w:ascii="Times New Roman" w:hAnsi="Times New Roman" w:eastAsia="Times New Roman" w:cs="Times New Roman"/>
-                <w:i w:val="false"/>
-                <w:b w:val="false"/>
-                <w:u w:val="none"/>
-                <w:strike w:val="false"/>
-                <w:sz w:val="12"/>
-                <w:szCs w:val="12"/>
-                <w:color w:val="000000"/>
-              </w:rPr>
-              <w:t xml:space="preserve">0.514</w:t>
-            </w:r>
-          </w:p>
-        </w:tc>
-        <w:tc>
-          <w:tcPr>
-            <w:tcBorders>
-              <w:bottom w:val="none" w:sz="0" w:space="0" w:color="000000"/>
-              <w:top w:val="none" w:sz="0" w:space="0" w:color="000000"/>
-              <w:left w:val="none" w:sz="0" w:space="0" w:color="000000"/>
-              <w:right w:val="none" w:sz="0" w:space="0" w:color="000000"/>
-            </w:tcBorders>
-            <w:shd w:val="clear" w:color="auto" w:fill="FFFFFF"/>
-            <w:tcMar>
-              <w:top w:w="0" w:type="dxa"/>
-              <w:bottom w:w="0" w:type="dxa"/>
-              <w:left w:w="0" w:type="dxa"/>
-              <w:right w:w="0" w:type="dxa"/>
-            </w:tcMar>
-            <w:vAlign w:val="center"/>
-          </w:tcPr>
-          <w:p>
-            <w:pPr>
-              <w:pStyle w:val="Normal"/>
-              <w:jc w:val="left"/>
-              <w:pBdr>
-                <w:bottom w:val="none" w:sz="0" w:space="0" w:color="000000"/>
-                <w:top w:val="none" w:sz="0" w:space="0" w:color="000000"/>
-                <w:left w:val="none" w:sz="0" w:space="0" w:color="000000"/>
-                <w:right w:val="none" w:sz="0" w:space="0" w:color="000000"/>
-              </w:pBdr>
-              <w:spacing w:after="100" w:before="100" w:line="240"/>
-              <w:ind w:left="100" w:right="100" w:firstLine="0" w:firstLineChars="0"/>
-              <w:rPr>
-                <w:rFonts w:ascii="Times New Roman" w:hAnsi="Times New Roman" w:eastAsia="Times New Roman" w:cs="Times New Roman"/>
-                <w:i w:val="false"/>
-                <w:b w:val="false"/>
-                <w:u w:val="none"/>
-                <w:strike w:val="false"/>
-                <w:sz w:val="12"/>
-                <w:szCs w:val="12"/>
-                <w:color w:val="000000"/>
-              </w:rPr>
-            </w:pPr>
-            <w:r>
-              <w:rPr>
-                <w:rFonts w:ascii="Times New Roman" w:hAnsi="Times New Roman" w:eastAsia="Times New Roman" w:cs="Times New Roman"/>
-                <w:i w:val="false"/>
-                <w:b w:val="false"/>
-                <w:u w:val="none"/>
-                <w:strike w:val="false"/>
-                <w:sz w:val="12"/>
-                <w:szCs w:val="12"/>
-                <w:color w:val="000000"/>
-              </w:rPr>
-              <w:t xml:space="preserve">0.31 (0.09–1.09)</w:t>
-            </w:r>
-          </w:p>
-        </w:tc>
-        <w:tc>
-          <w:tcPr>
-            <w:tcBorders>
-              <w:bottom w:val="none" w:sz="0" w:space="0" w:color="000000"/>
-              <w:top w:val="none" w:sz="0" w:space="0" w:color="000000"/>
-              <w:left w:val="none" w:sz="0" w:space="0" w:color="000000"/>
-              <w:right w:val="none" w:sz="0" w:space="0" w:color="000000"/>
-            </w:tcBorders>
-            <w:shd w:val="clear" w:color="auto" w:fill="FFFFFF"/>
-            <w:tcMar>
-              <w:top w:w="0" w:type="dxa"/>
-              <w:bottom w:w="0" w:type="dxa"/>
-              <w:left w:w="0" w:type="dxa"/>
-              <w:right w:w="0" w:type="dxa"/>
-            </w:tcMar>
-            <w:vAlign w:val="center"/>
-          </w:tcPr>
-          <w:p>
-            <w:pPr>
-              <w:pStyle w:val="Normal"/>
-              <w:jc w:val="left"/>
-              <w:pBdr>
-                <w:bottom w:val="none" w:sz="0" w:space="0" w:color="000000"/>
-                <w:top w:val="none" w:sz="0" w:space="0" w:color="000000"/>
-                <w:left w:val="none" w:sz="0" w:space="0" w:color="000000"/>
-                <w:right w:val="none" w:sz="0" w:space="0" w:color="000000"/>
-              </w:pBdr>
-              <w:spacing w:after="100" w:before="100" w:line="240"/>
-              <w:ind w:left="100" w:right="100" w:firstLine="0" w:firstLineChars="0"/>
-              <w:rPr>
-                <w:rFonts w:ascii="Times New Roman" w:hAnsi="Times New Roman" w:eastAsia="Times New Roman" w:cs="Times New Roman"/>
-                <w:i w:val="false"/>
-                <w:b w:val="false"/>
-                <w:u w:val="none"/>
-                <w:strike w:val="false"/>
-                <w:sz w:val="12"/>
-                <w:szCs w:val="12"/>
-                <w:color w:val="000000"/>
-              </w:rPr>
-            </w:pPr>
-            <w:r>
-              <w:rPr>
-                <w:rFonts w:ascii="Times New Roman" w:hAnsi="Times New Roman" w:eastAsia="Times New Roman" w:cs="Times New Roman"/>
-                <w:i w:val="false"/>
-                <w:b w:val="false"/>
-                <w:u w:val="none"/>
-                <w:strike w:val="false"/>
-                <w:sz w:val="12"/>
-                <w:szCs w:val="12"/>
-                <w:color w:val="000000"/>
-              </w:rPr>
-              <w:t xml:space="preserve">0.067</w:t>
-            </w:r>
-          </w:p>
-        </w:tc>
-        <w:tc>
-          <w:tcPr>
-            <w:tcBorders>
-              <w:bottom w:val="none" w:sz="0" w:space="0" w:color="000000"/>
-              <w:top w:val="none" w:sz="0" w:space="0" w:color="000000"/>
-              <w:left w:val="none" w:sz="0" w:space="0" w:color="000000"/>
-              <w:right w:val="none" w:sz="0" w:space="0" w:color="000000"/>
-            </w:tcBorders>
-            <w:shd w:val="clear" w:color="auto" w:fill="FFFFFF"/>
-            <w:tcMar>
-              <w:top w:w="0" w:type="dxa"/>
-              <w:bottom w:w="0" w:type="dxa"/>
-              <w:left w:w="0" w:type="dxa"/>
-              <w:right w:w="0" w:type="dxa"/>
-            </w:tcMar>
-            <w:vAlign w:val="center"/>
-          </w:tcPr>
-          <w:p>
-            <w:pPr>
-              <w:pStyle w:val="Normal"/>
-              <w:jc w:val="left"/>
-              <w:pBdr>
-                <w:bottom w:val="none" w:sz="0" w:space="0" w:color="000000"/>
-                <w:top w:val="none" w:sz="0" w:space="0" w:color="000000"/>
-                <w:left w:val="none" w:sz="0" w:space="0" w:color="000000"/>
-                <w:right w:val="none" w:sz="0" w:space="0" w:color="000000"/>
-              </w:pBdr>
-              <w:spacing w:after="100" w:before="100" w:line="240"/>
-              <w:ind w:left="100" w:right="100" w:firstLine="0" w:firstLineChars="0"/>
-              <w:rPr>
-                <w:rFonts w:ascii="Times New Roman" w:hAnsi="Times New Roman" w:eastAsia="Times New Roman" w:cs="Times New Roman"/>
-                <w:i w:val="false"/>
-                <w:b w:val="false"/>
-                <w:u w:val="none"/>
-                <w:strike w:val="false"/>
-                <w:sz w:val="12"/>
-                <w:szCs w:val="12"/>
-                <w:color w:val="000000"/>
-              </w:rPr>
-            </w:pPr>
-            <w:r>
-              <w:rPr>
-                <w:rFonts w:ascii="Times New Roman" w:hAnsi="Times New Roman" w:eastAsia="Times New Roman" w:cs="Times New Roman"/>
-                <w:i w:val="false"/>
-                <w:b w:val="false"/>
-                <w:u w:val="none"/>
-                <w:strike w:val="false"/>
-                <w:sz w:val="12"/>
-                <w:szCs w:val="12"/>
-                <w:color w:val="000000"/>
-              </w:rPr>
-              <w:t xml:space="preserve">0.168</w:t>
+              <w:t xml:space="preserve">1.06 (0.45–2.53)</w:t>
+            </w:r>
+          </w:p>
+        </w:tc>
+        <w:tc>
+          <w:tcPr>
+            <w:tcBorders>
+              <w:bottom w:val="none" w:sz="0" w:space="0" w:color="000000"/>
+              <w:top w:val="none" w:sz="0" w:space="0" w:color="000000"/>
+              <w:left w:val="none" w:sz="0" w:space="0" w:color="000000"/>
+              <w:right w:val="none" w:sz="0" w:space="0" w:color="000000"/>
+            </w:tcBorders>
+            <w:shd w:val="clear" w:color="auto" w:fill="FFFFFF"/>
+            <w:tcMar>
+              <w:top w:w="0" w:type="dxa"/>
+              <w:bottom w:w="0" w:type="dxa"/>
+              <w:left w:w="0" w:type="dxa"/>
+              <w:right w:w="0" w:type="dxa"/>
+            </w:tcMar>
+            <w:vAlign w:val="center"/>
+          </w:tcPr>
+          <w:p>
+            <w:pPr>
+              <w:pStyle w:val="Normal"/>
+              <w:jc w:val="left"/>
+              <w:pBdr>
+                <w:bottom w:val="none" w:sz="0" w:space="0" w:color="000000"/>
+                <w:top w:val="none" w:sz="0" w:space="0" w:color="000000"/>
+                <w:left w:val="none" w:sz="0" w:space="0" w:color="000000"/>
+                <w:right w:val="none" w:sz="0" w:space="0" w:color="000000"/>
+              </w:pBdr>
+              <w:spacing w:after="100" w:before="100" w:line="240"/>
+              <w:ind w:left="100" w:right="100" w:firstLine="0" w:firstLineChars="0"/>
+              <w:rPr>
+                <w:rFonts w:ascii="Times New Roman" w:hAnsi="Times New Roman" w:eastAsia="Times New Roman" w:cs="Times New Roman"/>
+                <w:i w:val="false"/>
+                <w:b w:val="false"/>
+                <w:u w:val="none"/>
+                <w:strike w:val="false"/>
+                <w:sz w:val="12"/>
+                <w:szCs w:val="12"/>
+                <w:color w:val="000000"/>
+              </w:rPr>
+            </w:pPr>
+            <w:r>
+              <w:rPr>
+                <w:rFonts w:ascii="Times New Roman" w:hAnsi="Times New Roman" w:eastAsia="Times New Roman" w:cs="Times New Roman"/>
+                <w:i w:val="false"/>
+                <w:b w:val="false"/>
+                <w:u w:val="none"/>
+                <w:strike w:val="false"/>
+                <w:sz w:val="12"/>
+                <w:szCs w:val="12"/>
+                <w:color w:val="000000"/>
+              </w:rPr>
+              <w:t xml:space="preserve">0.888</w:t>
+            </w:r>
+          </w:p>
+        </w:tc>
+        <w:tc>
+          <w:tcPr>
+            <w:tcBorders>
+              <w:bottom w:val="none" w:sz="0" w:space="0" w:color="000000"/>
+              <w:top w:val="none" w:sz="0" w:space="0" w:color="000000"/>
+              <w:left w:val="none" w:sz="0" w:space="0" w:color="000000"/>
+              <w:right w:val="none" w:sz="0" w:space="0" w:color="000000"/>
+            </w:tcBorders>
+            <w:shd w:val="clear" w:color="auto" w:fill="FFFFFF"/>
+            <w:tcMar>
+              <w:top w:w="0" w:type="dxa"/>
+              <w:bottom w:w="0" w:type="dxa"/>
+              <w:left w:w="0" w:type="dxa"/>
+              <w:right w:w="0" w:type="dxa"/>
+            </w:tcMar>
+            <w:vAlign w:val="center"/>
+          </w:tcPr>
+          <w:p>
+            <w:pPr>
+              <w:pStyle w:val="Normal"/>
+              <w:jc w:val="left"/>
+              <w:pBdr>
+                <w:bottom w:val="none" w:sz="0" w:space="0" w:color="000000"/>
+                <w:top w:val="none" w:sz="0" w:space="0" w:color="000000"/>
+                <w:left w:val="none" w:sz="0" w:space="0" w:color="000000"/>
+                <w:right w:val="none" w:sz="0" w:space="0" w:color="000000"/>
+              </w:pBdr>
+              <w:spacing w:after="100" w:before="100" w:line="240"/>
+              <w:ind w:left="100" w:right="100" w:firstLine="0" w:firstLineChars="0"/>
+              <w:rPr>
+                <w:rFonts w:ascii="Times New Roman" w:hAnsi="Times New Roman" w:eastAsia="Times New Roman" w:cs="Times New Roman"/>
+                <w:i w:val="false"/>
+                <w:b w:val="false"/>
+                <w:u w:val="none"/>
+                <w:strike w:val="false"/>
+                <w:sz w:val="12"/>
+                <w:szCs w:val="12"/>
+                <w:color w:val="000000"/>
+              </w:rPr>
+            </w:pPr>
+            <w:r>
+              <w:rPr>
+                <w:rFonts w:ascii="Times New Roman" w:hAnsi="Times New Roman" w:eastAsia="Times New Roman" w:cs="Times New Roman"/>
+                <w:i w:val="false"/>
+                <w:b w:val="false"/>
+                <w:u w:val="none"/>
+                <w:strike w:val="false"/>
+                <w:sz w:val="12"/>
+                <w:szCs w:val="12"/>
+                <w:color w:val="000000"/>
+              </w:rPr>
+              <w:t xml:space="preserve">0.888</w:t>
+            </w:r>
+          </w:p>
+        </w:tc>
+        <w:tc>
+          <w:tcPr>
+            <w:tcBorders>
+              <w:bottom w:val="none" w:sz="0" w:space="0" w:color="000000"/>
+              <w:top w:val="none" w:sz="0" w:space="0" w:color="000000"/>
+              <w:left w:val="none" w:sz="0" w:space="0" w:color="000000"/>
+              <w:right w:val="none" w:sz="0" w:space="0" w:color="000000"/>
+            </w:tcBorders>
+            <w:shd w:val="clear" w:color="auto" w:fill="FFFFFF"/>
+            <w:tcMar>
+              <w:top w:w="0" w:type="dxa"/>
+              <w:bottom w:w="0" w:type="dxa"/>
+              <w:left w:w="0" w:type="dxa"/>
+              <w:right w:w="0" w:type="dxa"/>
+            </w:tcMar>
+            <w:vAlign w:val="center"/>
+          </w:tcPr>
+          <w:p>
+            <w:pPr>
+              <w:pStyle w:val="Normal"/>
+              <w:jc w:val="left"/>
+              <w:pBdr>
+                <w:bottom w:val="none" w:sz="0" w:space="0" w:color="000000"/>
+                <w:top w:val="none" w:sz="0" w:space="0" w:color="000000"/>
+                <w:left w:val="none" w:sz="0" w:space="0" w:color="000000"/>
+                <w:right w:val="none" w:sz="0" w:space="0" w:color="000000"/>
+              </w:pBdr>
+              <w:spacing w:after="100" w:before="100" w:line="240"/>
+              <w:ind w:left="100" w:right="100" w:firstLine="0" w:firstLineChars="0"/>
+              <w:rPr>
+                <w:rFonts w:ascii="Times New Roman" w:hAnsi="Times New Roman" w:eastAsia="Times New Roman" w:cs="Times New Roman"/>
+                <w:i w:val="false"/>
+                <w:b w:val="false"/>
+                <w:u w:val="none"/>
+                <w:strike w:val="false"/>
+                <w:sz w:val="12"/>
+                <w:szCs w:val="12"/>
+                <w:color w:val="000000"/>
+              </w:rPr>
+            </w:pPr>
+            <w:r>
+              <w:rPr>
+                <w:rFonts w:ascii="Times New Roman" w:hAnsi="Times New Roman" w:eastAsia="Times New Roman" w:cs="Times New Roman"/>
+                <w:i w:val="false"/>
+                <w:b w:val="false"/>
+                <w:u w:val="none"/>
+                <w:strike w:val="false"/>
+                <w:sz w:val="12"/>
+                <w:szCs w:val="12"/>
+                <w:color w:val="000000"/>
+              </w:rPr>
+              <w:t xml:space="preserve">0.36 (0.12–1.09)</w:t>
+            </w:r>
+          </w:p>
+        </w:tc>
+        <w:tc>
+          <w:tcPr>
+            <w:tcBorders>
+              <w:bottom w:val="none" w:sz="0" w:space="0" w:color="000000"/>
+              <w:top w:val="none" w:sz="0" w:space="0" w:color="000000"/>
+              <w:left w:val="none" w:sz="0" w:space="0" w:color="000000"/>
+              <w:right w:val="none" w:sz="0" w:space="0" w:color="000000"/>
+            </w:tcBorders>
+            <w:shd w:val="clear" w:color="auto" w:fill="FFFFFF"/>
+            <w:tcMar>
+              <w:top w:w="0" w:type="dxa"/>
+              <w:bottom w:w="0" w:type="dxa"/>
+              <w:left w:w="0" w:type="dxa"/>
+              <w:right w:w="0" w:type="dxa"/>
+            </w:tcMar>
+            <w:vAlign w:val="center"/>
+          </w:tcPr>
+          <w:p>
+            <w:pPr>
+              <w:pStyle w:val="Normal"/>
+              <w:jc w:val="left"/>
+              <w:pBdr>
+                <w:bottom w:val="none" w:sz="0" w:space="0" w:color="000000"/>
+                <w:top w:val="none" w:sz="0" w:space="0" w:color="000000"/>
+                <w:left w:val="none" w:sz="0" w:space="0" w:color="000000"/>
+                <w:right w:val="none" w:sz="0" w:space="0" w:color="000000"/>
+              </w:pBdr>
+              <w:spacing w:after="100" w:before="100" w:line="240"/>
+              <w:ind w:left="100" w:right="100" w:firstLine="0" w:firstLineChars="0"/>
+              <w:rPr>
+                <w:rFonts w:ascii="Times New Roman" w:hAnsi="Times New Roman" w:eastAsia="Times New Roman" w:cs="Times New Roman"/>
+                <w:i w:val="false"/>
+                <w:b w:val="false"/>
+                <w:u w:val="none"/>
+                <w:strike w:val="false"/>
+                <w:sz w:val="12"/>
+                <w:szCs w:val="12"/>
+                <w:color w:val="000000"/>
+              </w:rPr>
+            </w:pPr>
+            <w:r>
+              <w:rPr>
+                <w:rFonts w:ascii="Times New Roman" w:hAnsi="Times New Roman" w:eastAsia="Times New Roman" w:cs="Times New Roman"/>
+                <w:i w:val="false"/>
+                <w:b w:val="false"/>
+                <w:u w:val="none"/>
+                <w:strike w:val="false"/>
+                <w:sz w:val="12"/>
+                <w:szCs w:val="12"/>
+                <w:color w:val="000000"/>
+              </w:rPr>
+              <w:t xml:space="preserve">0.071</w:t>
+            </w:r>
+          </w:p>
+        </w:tc>
+        <w:tc>
+          <w:tcPr>
+            <w:tcBorders>
+              <w:bottom w:val="none" w:sz="0" w:space="0" w:color="000000"/>
+              <w:top w:val="none" w:sz="0" w:space="0" w:color="000000"/>
+              <w:left w:val="none" w:sz="0" w:space="0" w:color="000000"/>
+              <w:right w:val="none" w:sz="0" w:space="0" w:color="000000"/>
+            </w:tcBorders>
+            <w:shd w:val="clear" w:color="auto" w:fill="FFFFFF"/>
+            <w:tcMar>
+              <w:top w:w="0" w:type="dxa"/>
+              <w:bottom w:w="0" w:type="dxa"/>
+              <w:left w:w="0" w:type="dxa"/>
+              <w:right w:w="0" w:type="dxa"/>
+            </w:tcMar>
+            <w:vAlign w:val="center"/>
+          </w:tcPr>
+          <w:p>
+            <w:pPr>
+              <w:pStyle w:val="Normal"/>
+              <w:jc w:val="left"/>
+              <w:pBdr>
+                <w:bottom w:val="none" w:sz="0" w:space="0" w:color="000000"/>
+                <w:top w:val="none" w:sz="0" w:space="0" w:color="000000"/>
+                <w:left w:val="none" w:sz="0" w:space="0" w:color="000000"/>
+                <w:right w:val="none" w:sz="0" w:space="0" w:color="000000"/>
+              </w:pBdr>
+              <w:spacing w:after="100" w:before="100" w:line="240"/>
+              <w:ind w:left="100" w:right="100" w:firstLine="0" w:firstLineChars="0"/>
+              <w:rPr>
+                <w:rFonts w:ascii="Times New Roman" w:hAnsi="Times New Roman" w:eastAsia="Times New Roman" w:cs="Times New Roman"/>
+                <w:i w:val="false"/>
+                <w:b w:val="false"/>
+                <w:u w:val="none"/>
+                <w:strike w:val="false"/>
+                <w:sz w:val="12"/>
+                <w:szCs w:val="12"/>
+                <w:color w:val="000000"/>
+              </w:rPr>
+            </w:pPr>
+            <w:r>
+              <w:rPr>
+                <w:rFonts w:ascii="Times New Roman" w:hAnsi="Times New Roman" w:eastAsia="Times New Roman" w:cs="Times New Roman"/>
+                <w:i w:val="false"/>
+                <w:b w:val="false"/>
+                <w:u w:val="none"/>
+                <w:strike w:val="false"/>
+                <w:sz w:val="12"/>
+                <w:szCs w:val="12"/>
+                <w:color w:val="000000"/>
+              </w:rPr>
+              <w:t xml:space="preserve">0.237</w:t>
             </w:r>
           </w:p>
         </w:tc>
@@ -9939,117 +9939,117 @@
                 <w:szCs w:val="12"/>
                 <w:color w:val="000000"/>
               </w:rPr>
-              <w:t xml:space="preserve">0.43 (0.13–1.51)</w:t>
-            </w:r>
-          </w:p>
-        </w:tc>
-        <w:tc>
-          <w:tcPr>
-            <w:tcBorders>
-              <w:bottom w:val="none" w:sz="0" w:space="0" w:color="000000"/>
-              <w:top w:val="none" w:sz="0" w:space="0" w:color="000000"/>
-              <w:left w:val="none" w:sz="0" w:space="0" w:color="000000"/>
-              <w:right w:val="none" w:sz="0" w:space="0" w:color="000000"/>
-            </w:tcBorders>
-            <w:shd w:val="clear" w:color="auto" w:fill="FFFFFF"/>
-            <w:tcMar>
-              <w:top w:w="0" w:type="dxa"/>
-              <w:bottom w:w="0" w:type="dxa"/>
-              <w:left w:w="0" w:type="dxa"/>
-              <w:right w:w="0" w:type="dxa"/>
-            </w:tcMar>
-            <w:vAlign w:val="center"/>
-          </w:tcPr>
-          <w:p>
-            <w:pPr>
-              <w:pStyle w:val="Normal"/>
-              <w:jc w:val="left"/>
-              <w:pBdr>
-                <w:bottom w:val="none" w:sz="0" w:space="0" w:color="000000"/>
-                <w:top w:val="none" w:sz="0" w:space="0" w:color="000000"/>
-                <w:left w:val="none" w:sz="0" w:space="0" w:color="000000"/>
-                <w:right w:val="none" w:sz="0" w:space="0" w:color="000000"/>
-              </w:pBdr>
-              <w:spacing w:after="100" w:before="100" w:line="240"/>
-              <w:ind w:left="100" w:right="100" w:firstLine="0" w:firstLineChars="0"/>
-              <w:rPr>
-                <w:rFonts w:ascii="Times New Roman" w:hAnsi="Times New Roman" w:eastAsia="Times New Roman" w:cs="Times New Roman"/>
-                <w:i w:val="false"/>
-                <w:b w:val="false"/>
-                <w:u w:val="none"/>
-                <w:strike w:val="false"/>
-                <w:sz w:val="12"/>
-                <w:szCs w:val="12"/>
-                <w:color w:val="000000"/>
-              </w:rPr>
-            </w:pPr>
-            <w:r>
-              <w:rPr>
-                <w:rFonts w:ascii="Times New Roman" w:hAnsi="Times New Roman" w:eastAsia="Times New Roman" w:cs="Times New Roman"/>
-                <w:i w:val="false"/>
-                <w:b w:val="false"/>
-                <w:u w:val="none"/>
-                <w:strike w:val="false"/>
-                <w:sz w:val="12"/>
-                <w:szCs w:val="12"/>
-                <w:color w:val="000000"/>
-              </w:rPr>
-              <w:t xml:space="preserve">0.189</w:t>
-            </w:r>
-          </w:p>
-        </w:tc>
-        <w:tc>
-          <w:tcPr>
-            <w:tcBorders>
-              <w:bottom w:val="none" w:sz="0" w:space="0" w:color="000000"/>
-              <w:top w:val="none" w:sz="0" w:space="0" w:color="000000"/>
-              <w:left w:val="none" w:sz="0" w:space="0" w:color="000000"/>
-              <w:right w:val="none" w:sz="0" w:space="0" w:color="000000"/>
-            </w:tcBorders>
-            <w:shd w:val="clear" w:color="auto" w:fill="FFFFFF"/>
-            <w:tcMar>
-              <w:top w:w="0" w:type="dxa"/>
-              <w:bottom w:w="0" w:type="dxa"/>
-              <w:left w:w="0" w:type="dxa"/>
-              <w:right w:w="0" w:type="dxa"/>
-            </w:tcMar>
-            <w:vAlign w:val="center"/>
-          </w:tcPr>
-          <w:p>
-            <w:pPr>
-              <w:pStyle w:val="Normal"/>
-              <w:jc w:val="left"/>
-              <w:pBdr>
-                <w:bottom w:val="none" w:sz="0" w:space="0" w:color="000000"/>
-                <w:top w:val="none" w:sz="0" w:space="0" w:color="000000"/>
-                <w:left w:val="none" w:sz="0" w:space="0" w:color="000000"/>
-                <w:right w:val="none" w:sz="0" w:space="0" w:color="000000"/>
-              </w:pBdr>
-              <w:spacing w:after="100" w:before="100" w:line="240"/>
-              <w:ind w:left="100" w:right="100" w:firstLine="0" w:firstLineChars="0"/>
-              <w:rPr>
-                <w:rFonts w:ascii="Times New Roman" w:hAnsi="Times New Roman" w:eastAsia="Times New Roman" w:cs="Times New Roman"/>
-                <w:i w:val="false"/>
-                <w:b w:val="false"/>
-                <w:u w:val="none"/>
-                <w:strike w:val="false"/>
-                <w:sz w:val="12"/>
-                <w:szCs w:val="12"/>
-                <w:color w:val="000000"/>
-              </w:rPr>
-            </w:pPr>
-            <w:r>
-              <w:rPr>
-                <w:rFonts w:ascii="Times New Roman" w:hAnsi="Times New Roman" w:eastAsia="Times New Roman" w:cs="Times New Roman"/>
-                <w:i w:val="false"/>
-                <w:b w:val="false"/>
-                <w:u w:val="none"/>
-                <w:strike w:val="false"/>
-                <w:sz w:val="12"/>
-                <w:szCs w:val="12"/>
-                <w:color w:val="000000"/>
-              </w:rPr>
-              <w:t xml:space="preserve">0.246</w:t>
+              <w:t xml:space="preserve">0.42 (0.13–1.42)</w:t>
+            </w:r>
+          </w:p>
+        </w:tc>
+        <w:tc>
+          <w:tcPr>
+            <w:tcBorders>
+              <w:bottom w:val="none" w:sz="0" w:space="0" w:color="000000"/>
+              <w:top w:val="none" w:sz="0" w:space="0" w:color="000000"/>
+              <w:left w:val="none" w:sz="0" w:space="0" w:color="000000"/>
+              <w:right w:val="none" w:sz="0" w:space="0" w:color="000000"/>
+            </w:tcBorders>
+            <w:shd w:val="clear" w:color="auto" w:fill="FFFFFF"/>
+            <w:tcMar>
+              <w:top w:w="0" w:type="dxa"/>
+              <w:bottom w:w="0" w:type="dxa"/>
+              <w:left w:w="0" w:type="dxa"/>
+              <w:right w:w="0" w:type="dxa"/>
+            </w:tcMar>
+            <w:vAlign w:val="center"/>
+          </w:tcPr>
+          <w:p>
+            <w:pPr>
+              <w:pStyle w:val="Normal"/>
+              <w:jc w:val="left"/>
+              <w:pBdr>
+                <w:bottom w:val="none" w:sz="0" w:space="0" w:color="000000"/>
+                <w:top w:val="none" w:sz="0" w:space="0" w:color="000000"/>
+                <w:left w:val="none" w:sz="0" w:space="0" w:color="000000"/>
+                <w:right w:val="none" w:sz="0" w:space="0" w:color="000000"/>
+              </w:pBdr>
+              <w:spacing w:after="100" w:before="100" w:line="240"/>
+              <w:ind w:left="100" w:right="100" w:firstLine="0" w:firstLineChars="0"/>
+              <w:rPr>
+                <w:rFonts w:ascii="Times New Roman" w:hAnsi="Times New Roman" w:eastAsia="Times New Roman" w:cs="Times New Roman"/>
+                <w:i w:val="false"/>
+                <w:b w:val="false"/>
+                <w:u w:val="none"/>
+                <w:strike w:val="false"/>
+                <w:sz w:val="12"/>
+                <w:szCs w:val="12"/>
+                <w:color w:val="000000"/>
+              </w:rPr>
+            </w:pPr>
+            <w:r>
+              <w:rPr>
+                <w:rFonts w:ascii="Times New Roman" w:hAnsi="Times New Roman" w:eastAsia="Times New Roman" w:cs="Times New Roman"/>
+                <w:i w:val="false"/>
+                <w:b w:val="false"/>
+                <w:u w:val="none"/>
+                <w:strike w:val="false"/>
+                <w:sz w:val="12"/>
+                <w:szCs w:val="12"/>
+                <w:color w:val="000000"/>
+              </w:rPr>
+              <w:t xml:space="preserve">0.164</w:t>
+            </w:r>
+          </w:p>
+        </w:tc>
+        <w:tc>
+          <w:tcPr>
+            <w:tcBorders>
+              <w:bottom w:val="none" w:sz="0" w:space="0" w:color="000000"/>
+              <w:top w:val="none" w:sz="0" w:space="0" w:color="000000"/>
+              <w:left w:val="none" w:sz="0" w:space="0" w:color="000000"/>
+              <w:right w:val="none" w:sz="0" w:space="0" w:color="000000"/>
+            </w:tcBorders>
+            <w:shd w:val="clear" w:color="auto" w:fill="FFFFFF"/>
+            <w:tcMar>
+              <w:top w:w="0" w:type="dxa"/>
+              <w:bottom w:w="0" w:type="dxa"/>
+              <w:left w:w="0" w:type="dxa"/>
+              <w:right w:w="0" w:type="dxa"/>
+            </w:tcMar>
+            <w:vAlign w:val="center"/>
+          </w:tcPr>
+          <w:p>
+            <w:pPr>
+              <w:pStyle w:val="Normal"/>
+              <w:jc w:val="left"/>
+              <w:pBdr>
+                <w:bottom w:val="none" w:sz="0" w:space="0" w:color="000000"/>
+                <w:top w:val="none" w:sz="0" w:space="0" w:color="000000"/>
+                <w:left w:val="none" w:sz="0" w:space="0" w:color="000000"/>
+                <w:right w:val="none" w:sz="0" w:space="0" w:color="000000"/>
+              </w:pBdr>
+              <w:spacing w:after="100" w:before="100" w:line="240"/>
+              <w:ind w:left="100" w:right="100" w:firstLine="0" w:firstLineChars="0"/>
+              <w:rPr>
+                <w:rFonts w:ascii="Times New Roman" w:hAnsi="Times New Roman" w:eastAsia="Times New Roman" w:cs="Times New Roman"/>
+                <w:i w:val="false"/>
+                <w:b w:val="false"/>
+                <w:u w:val="none"/>
+                <w:strike w:val="false"/>
+                <w:sz w:val="12"/>
+                <w:szCs w:val="12"/>
+                <w:color w:val="000000"/>
+              </w:rPr>
+            </w:pPr>
+            <w:r>
+              <w:rPr>
+                <w:rFonts w:ascii="Times New Roman" w:hAnsi="Times New Roman" w:eastAsia="Times New Roman" w:cs="Times New Roman"/>
+                <w:i w:val="false"/>
+                <w:b w:val="false"/>
+                <w:u w:val="none"/>
+                <w:strike w:val="false"/>
+                <w:sz w:val="12"/>
+                <w:szCs w:val="12"/>
+                <w:color w:val="000000"/>
+              </w:rPr>
+              <w:t xml:space="preserve">0.218</w:t>
             </w:r>
           </w:p>
         </w:tc>
@@ -10989,282 +10989,282 @@
                 <w:szCs w:val="12"/>
                 <w:color w:val="000000"/>
               </w:rPr>
-              <w:t xml:space="preserve">0.55 (0.25–1.23)</w:t>
-            </w:r>
-          </w:p>
-        </w:tc>
-        <w:tc>
-          <w:tcPr>
-            <w:tcBorders>
-              <w:bottom w:val="none" w:sz="0" w:space="0" w:color="000000"/>
-              <w:top w:val="none" w:sz="0" w:space="0" w:color="000000"/>
-              <w:left w:val="none" w:sz="0" w:space="0" w:color="000000"/>
-              <w:right w:val="none" w:sz="0" w:space="0" w:color="000000"/>
-            </w:tcBorders>
-            <w:shd w:val="clear" w:color="auto" w:fill="FFFFFF"/>
-            <w:tcMar>
-              <w:top w:w="0" w:type="dxa"/>
-              <w:bottom w:w="0" w:type="dxa"/>
-              <w:left w:w="0" w:type="dxa"/>
-              <w:right w:w="0" w:type="dxa"/>
-            </w:tcMar>
-            <w:vAlign w:val="center"/>
-          </w:tcPr>
-          <w:p>
-            <w:pPr>
-              <w:pStyle w:val="Normal"/>
-              <w:jc w:val="left"/>
-              <w:pBdr>
-                <w:bottom w:val="none" w:sz="0" w:space="0" w:color="000000"/>
-                <w:top w:val="none" w:sz="0" w:space="0" w:color="000000"/>
-                <w:left w:val="none" w:sz="0" w:space="0" w:color="000000"/>
-                <w:right w:val="none" w:sz="0" w:space="0" w:color="000000"/>
-              </w:pBdr>
-              <w:spacing w:after="100" w:before="100" w:line="240"/>
-              <w:ind w:left="100" w:right="100" w:firstLine="0" w:firstLineChars="0"/>
-              <w:rPr>
-                <w:rFonts w:ascii="Times New Roman" w:hAnsi="Times New Roman" w:eastAsia="Times New Roman" w:cs="Times New Roman"/>
-                <w:i w:val="false"/>
-                <w:b w:val="false"/>
-                <w:u w:val="none"/>
-                <w:strike w:val="false"/>
-                <w:sz w:val="12"/>
-                <w:szCs w:val="12"/>
-                <w:color w:val="000000"/>
-              </w:rPr>
-            </w:pPr>
-            <w:r>
-              <w:rPr>
-                <w:rFonts w:ascii="Times New Roman" w:hAnsi="Times New Roman" w:eastAsia="Times New Roman" w:cs="Times New Roman"/>
-                <w:i w:val="false"/>
-                <w:b w:val="false"/>
-                <w:u w:val="none"/>
-                <w:strike w:val="false"/>
-                <w:sz w:val="12"/>
-                <w:szCs w:val="12"/>
-                <w:color w:val="000000"/>
-              </w:rPr>
-              <w:t xml:space="preserve">0.146</w:t>
-            </w:r>
-          </w:p>
-        </w:tc>
-        <w:tc>
-          <w:tcPr>
-            <w:tcBorders>
-              <w:bottom w:val="none" w:sz="0" w:space="0" w:color="000000"/>
-              <w:top w:val="none" w:sz="0" w:space="0" w:color="000000"/>
-              <w:left w:val="none" w:sz="0" w:space="0" w:color="000000"/>
-              <w:right w:val="none" w:sz="0" w:space="0" w:color="000000"/>
-            </w:tcBorders>
-            <w:shd w:val="clear" w:color="auto" w:fill="FFFFFF"/>
-            <w:tcMar>
-              <w:top w:w="0" w:type="dxa"/>
-              <w:bottom w:w="0" w:type="dxa"/>
-              <w:left w:w="0" w:type="dxa"/>
-              <w:right w:w="0" w:type="dxa"/>
-            </w:tcMar>
-            <w:vAlign w:val="center"/>
-          </w:tcPr>
-          <w:p>
-            <w:pPr>
-              <w:pStyle w:val="Normal"/>
-              <w:jc w:val="left"/>
-              <w:pBdr>
-                <w:bottom w:val="none" w:sz="0" w:space="0" w:color="000000"/>
-                <w:top w:val="none" w:sz="0" w:space="0" w:color="000000"/>
-                <w:left w:val="none" w:sz="0" w:space="0" w:color="000000"/>
-                <w:right w:val="none" w:sz="0" w:space="0" w:color="000000"/>
-              </w:pBdr>
-              <w:spacing w:after="100" w:before="100" w:line="240"/>
-              <w:ind w:left="100" w:right="100" w:firstLine="0" w:firstLineChars="0"/>
-              <w:rPr>
-                <w:rFonts w:ascii="Times New Roman" w:hAnsi="Times New Roman" w:eastAsia="Times New Roman" w:cs="Times New Roman"/>
-                <w:i w:val="false"/>
-                <w:b w:val="false"/>
-                <w:u w:val="none"/>
-                <w:strike w:val="false"/>
-                <w:sz w:val="12"/>
-                <w:szCs w:val="12"/>
-                <w:color w:val="000000"/>
-              </w:rPr>
-            </w:pPr>
-            <w:r>
-              <w:rPr>
-                <w:rFonts w:ascii="Times New Roman" w:hAnsi="Times New Roman" w:eastAsia="Times New Roman" w:cs="Times New Roman"/>
-                <w:i w:val="false"/>
-                <w:b w:val="false"/>
-                <w:u w:val="none"/>
-                <w:strike w:val="false"/>
-                <w:sz w:val="12"/>
-                <w:szCs w:val="12"/>
-                <w:color w:val="000000"/>
-              </w:rPr>
-              <w:t xml:space="preserve">0.244</w:t>
-            </w:r>
-          </w:p>
-        </w:tc>
-        <w:tc>
-          <w:tcPr>
-            <w:tcBorders>
-              <w:bottom w:val="none" w:sz="0" w:space="0" w:color="000000"/>
-              <w:top w:val="none" w:sz="0" w:space="0" w:color="000000"/>
-              <w:left w:val="none" w:sz="0" w:space="0" w:color="000000"/>
-              <w:right w:val="none" w:sz="0" w:space="0" w:color="000000"/>
-            </w:tcBorders>
-            <w:shd w:val="clear" w:color="auto" w:fill="FFFFFF"/>
-            <w:tcMar>
-              <w:top w:w="0" w:type="dxa"/>
-              <w:bottom w:w="0" w:type="dxa"/>
-              <w:left w:w="0" w:type="dxa"/>
-              <w:right w:w="0" w:type="dxa"/>
-            </w:tcMar>
-            <w:vAlign w:val="center"/>
-          </w:tcPr>
-          <w:p>
-            <w:pPr>
-              <w:pStyle w:val="Normal"/>
-              <w:jc w:val="left"/>
-              <w:pBdr>
-                <w:bottom w:val="none" w:sz="0" w:space="0" w:color="000000"/>
-                <w:top w:val="none" w:sz="0" w:space="0" w:color="000000"/>
-                <w:left w:val="none" w:sz="0" w:space="0" w:color="000000"/>
-                <w:right w:val="none" w:sz="0" w:space="0" w:color="000000"/>
-              </w:pBdr>
-              <w:spacing w:after="100" w:before="100" w:line="240"/>
-              <w:ind w:left="100" w:right="100" w:firstLine="0" w:firstLineChars="0"/>
-              <w:rPr>
-                <w:rFonts w:ascii="Times New Roman" w:hAnsi="Times New Roman" w:eastAsia="Times New Roman" w:cs="Times New Roman"/>
-                <w:i w:val="false"/>
-                <w:b w:val="false"/>
-                <w:u w:val="none"/>
-                <w:strike w:val="false"/>
-                <w:sz w:val="12"/>
-                <w:szCs w:val="12"/>
-                <w:color w:val="000000"/>
-              </w:rPr>
-            </w:pPr>
-            <w:r>
-              <w:rPr>
-                <w:rFonts w:ascii="Times New Roman" w:hAnsi="Times New Roman" w:eastAsia="Times New Roman" w:cs="Times New Roman"/>
-                <w:i w:val="false"/>
-                <w:b w:val="false"/>
-                <w:u w:val="none"/>
-                <w:strike w:val="false"/>
-                <w:sz w:val="12"/>
-                <w:szCs w:val="12"/>
-                <w:color w:val="000000"/>
-              </w:rPr>
-              <w:t xml:space="preserve">0.19 (0.05–0.72)</w:t>
-            </w:r>
-          </w:p>
-        </w:tc>
-        <w:tc>
-          <w:tcPr>
-            <w:tcBorders>
-              <w:bottom w:val="none" w:sz="0" w:space="0" w:color="000000"/>
-              <w:top w:val="none" w:sz="0" w:space="0" w:color="000000"/>
-              <w:left w:val="none" w:sz="0" w:space="0" w:color="000000"/>
-              <w:right w:val="none" w:sz="0" w:space="0" w:color="000000"/>
-            </w:tcBorders>
-            <w:shd w:val="clear" w:color="auto" w:fill="FFFFFF"/>
-            <w:tcMar>
-              <w:top w:w="0" w:type="dxa"/>
-              <w:bottom w:w="0" w:type="dxa"/>
-              <w:left w:w="0" w:type="dxa"/>
-              <w:right w:w="0" w:type="dxa"/>
-            </w:tcMar>
-            <w:vAlign w:val="center"/>
-          </w:tcPr>
-          <w:p>
-            <w:pPr>
-              <w:pStyle w:val="Normal"/>
-              <w:jc w:val="left"/>
-              <w:pBdr>
-                <w:bottom w:val="none" w:sz="0" w:space="0" w:color="000000"/>
-                <w:top w:val="none" w:sz="0" w:space="0" w:color="000000"/>
-                <w:left w:val="none" w:sz="0" w:space="0" w:color="000000"/>
-                <w:right w:val="none" w:sz="0" w:space="0" w:color="000000"/>
-              </w:pBdr>
-              <w:spacing w:after="100" w:before="100" w:line="240"/>
-              <w:ind w:left="100" w:right="100" w:firstLine="0" w:firstLineChars="0"/>
-              <w:rPr>
-                <w:rFonts w:ascii="Times New Roman" w:hAnsi="Times New Roman" w:eastAsia="Times New Roman" w:cs="Times New Roman"/>
-                <w:i w:val="false"/>
-                <w:b w:val="false"/>
-                <w:u w:val="none"/>
-                <w:strike w:val="false"/>
-                <w:sz w:val="12"/>
-                <w:szCs w:val="12"/>
-                <w:color w:val="000000"/>
-              </w:rPr>
-            </w:pPr>
-            <w:r>
-              <w:rPr>
-                <w:rFonts w:ascii="Times New Roman" w:hAnsi="Times New Roman" w:eastAsia="Times New Roman" w:cs="Times New Roman"/>
-                <w:i w:val="false"/>
-                <w:b w:val="false"/>
-                <w:u w:val="none"/>
-                <w:strike w:val="false"/>
-                <w:sz w:val="12"/>
-                <w:szCs w:val="12"/>
-                <w:color w:val="000000"/>
-              </w:rPr>
-              <w:t xml:space="preserve">0.015</w:t>
-            </w:r>
-          </w:p>
-        </w:tc>
-        <w:tc>
-          <w:tcPr>
-            <w:tcBorders>
-              <w:bottom w:val="none" w:sz="0" w:space="0" w:color="000000"/>
-              <w:top w:val="none" w:sz="0" w:space="0" w:color="000000"/>
-              <w:left w:val="none" w:sz="0" w:space="0" w:color="000000"/>
-              <w:right w:val="none" w:sz="0" w:space="0" w:color="000000"/>
-            </w:tcBorders>
-            <w:shd w:val="clear" w:color="auto" w:fill="FFFFFF"/>
-            <w:tcMar>
-              <w:top w:w="0" w:type="dxa"/>
-              <w:bottom w:w="0" w:type="dxa"/>
-              <w:left w:w="0" w:type="dxa"/>
-              <w:right w:w="0" w:type="dxa"/>
-            </w:tcMar>
-            <w:vAlign w:val="center"/>
-          </w:tcPr>
-          <w:p>
-            <w:pPr>
-              <w:pStyle w:val="Normal"/>
-              <w:jc w:val="left"/>
-              <w:pBdr>
-                <w:bottom w:val="none" w:sz="0" w:space="0" w:color="000000"/>
-                <w:top w:val="none" w:sz="0" w:space="0" w:color="000000"/>
-                <w:left w:val="none" w:sz="0" w:space="0" w:color="000000"/>
-                <w:right w:val="none" w:sz="0" w:space="0" w:color="000000"/>
-              </w:pBdr>
-              <w:spacing w:after="100" w:before="100" w:line="240"/>
-              <w:ind w:left="100" w:right="100" w:firstLine="0" w:firstLineChars="0"/>
-              <w:rPr>
-                <w:rFonts w:ascii="Times New Roman" w:hAnsi="Times New Roman" w:eastAsia="Times New Roman" w:cs="Times New Roman"/>
-                <w:i w:val="false"/>
-                <w:b w:val="false"/>
-                <w:u w:val="none"/>
-                <w:strike w:val="false"/>
-                <w:sz w:val="12"/>
-                <w:szCs w:val="12"/>
-                <w:color w:val="000000"/>
-              </w:rPr>
-            </w:pPr>
-            <w:r>
-              <w:rPr>
-                <w:rFonts w:ascii="Times New Roman" w:hAnsi="Times New Roman" w:eastAsia="Times New Roman" w:cs="Times New Roman"/>
-                <w:i w:val="false"/>
-                <w:b w:val="false"/>
-                <w:u w:val="none"/>
-                <w:strike w:val="false"/>
-                <w:sz w:val="12"/>
-                <w:szCs w:val="12"/>
-                <w:color w:val="000000"/>
-              </w:rPr>
-              <w:t xml:space="preserve">0.074</w:t>
+              <w:t xml:space="preserve">0.73 (0.43–1.24)</w:t>
+            </w:r>
+          </w:p>
+        </w:tc>
+        <w:tc>
+          <w:tcPr>
+            <w:tcBorders>
+              <w:bottom w:val="none" w:sz="0" w:space="0" w:color="000000"/>
+              <w:top w:val="none" w:sz="0" w:space="0" w:color="000000"/>
+              <w:left w:val="none" w:sz="0" w:space="0" w:color="000000"/>
+              <w:right w:val="none" w:sz="0" w:space="0" w:color="000000"/>
+            </w:tcBorders>
+            <w:shd w:val="clear" w:color="auto" w:fill="FFFFFF"/>
+            <w:tcMar>
+              <w:top w:w="0" w:type="dxa"/>
+              <w:bottom w:w="0" w:type="dxa"/>
+              <w:left w:w="0" w:type="dxa"/>
+              <w:right w:w="0" w:type="dxa"/>
+            </w:tcMar>
+            <w:vAlign w:val="center"/>
+          </w:tcPr>
+          <w:p>
+            <w:pPr>
+              <w:pStyle w:val="Normal"/>
+              <w:jc w:val="left"/>
+              <w:pBdr>
+                <w:bottom w:val="none" w:sz="0" w:space="0" w:color="000000"/>
+                <w:top w:val="none" w:sz="0" w:space="0" w:color="000000"/>
+                <w:left w:val="none" w:sz="0" w:space="0" w:color="000000"/>
+                <w:right w:val="none" w:sz="0" w:space="0" w:color="000000"/>
+              </w:pBdr>
+              <w:spacing w:after="100" w:before="100" w:line="240"/>
+              <w:ind w:left="100" w:right="100" w:firstLine="0" w:firstLineChars="0"/>
+              <w:rPr>
+                <w:rFonts w:ascii="Times New Roman" w:hAnsi="Times New Roman" w:eastAsia="Times New Roman" w:cs="Times New Roman"/>
+                <w:i w:val="false"/>
+                <w:b w:val="false"/>
+                <w:u w:val="none"/>
+                <w:strike w:val="false"/>
+                <w:sz w:val="12"/>
+                <w:szCs w:val="12"/>
+                <w:color w:val="000000"/>
+              </w:rPr>
+            </w:pPr>
+            <w:r>
+              <w:rPr>
+                <w:rFonts w:ascii="Times New Roman" w:hAnsi="Times New Roman" w:eastAsia="Times New Roman" w:cs="Times New Roman"/>
+                <w:i w:val="false"/>
+                <w:b w:val="false"/>
+                <w:u w:val="none"/>
+                <w:strike w:val="false"/>
+                <w:sz w:val="12"/>
+                <w:szCs w:val="12"/>
+                <w:color w:val="000000"/>
+              </w:rPr>
+              <w:t xml:space="preserve">0.246</w:t>
+            </w:r>
+          </w:p>
+        </w:tc>
+        <w:tc>
+          <w:tcPr>
+            <w:tcBorders>
+              <w:bottom w:val="none" w:sz="0" w:space="0" w:color="000000"/>
+              <w:top w:val="none" w:sz="0" w:space="0" w:color="000000"/>
+              <w:left w:val="none" w:sz="0" w:space="0" w:color="000000"/>
+              <w:right w:val="none" w:sz="0" w:space="0" w:color="000000"/>
+            </w:tcBorders>
+            <w:shd w:val="clear" w:color="auto" w:fill="FFFFFF"/>
+            <w:tcMar>
+              <w:top w:w="0" w:type="dxa"/>
+              <w:bottom w:w="0" w:type="dxa"/>
+              <w:left w:w="0" w:type="dxa"/>
+              <w:right w:w="0" w:type="dxa"/>
+            </w:tcMar>
+            <w:vAlign w:val="center"/>
+          </w:tcPr>
+          <w:p>
+            <w:pPr>
+              <w:pStyle w:val="Normal"/>
+              <w:jc w:val="left"/>
+              <w:pBdr>
+                <w:bottom w:val="none" w:sz="0" w:space="0" w:color="000000"/>
+                <w:top w:val="none" w:sz="0" w:space="0" w:color="000000"/>
+                <w:left w:val="none" w:sz="0" w:space="0" w:color="000000"/>
+                <w:right w:val="none" w:sz="0" w:space="0" w:color="000000"/>
+              </w:pBdr>
+              <w:spacing w:after="100" w:before="100" w:line="240"/>
+              <w:ind w:left="100" w:right="100" w:firstLine="0" w:firstLineChars="0"/>
+              <w:rPr>
+                <w:rFonts w:ascii="Times New Roman" w:hAnsi="Times New Roman" w:eastAsia="Times New Roman" w:cs="Times New Roman"/>
+                <w:i w:val="false"/>
+                <w:b w:val="false"/>
+                <w:u w:val="none"/>
+                <w:strike w:val="false"/>
+                <w:sz w:val="12"/>
+                <w:szCs w:val="12"/>
+                <w:color w:val="000000"/>
+              </w:rPr>
+            </w:pPr>
+            <w:r>
+              <w:rPr>
+                <w:rFonts w:ascii="Times New Roman" w:hAnsi="Times New Roman" w:eastAsia="Times New Roman" w:cs="Times New Roman"/>
+                <w:i w:val="false"/>
+                <w:b w:val="false"/>
+                <w:u w:val="none"/>
+                <w:strike w:val="false"/>
+                <w:sz w:val="12"/>
+                <w:szCs w:val="12"/>
+                <w:color w:val="000000"/>
+              </w:rPr>
+              <w:t xml:space="preserve">0.355</w:t>
+            </w:r>
+          </w:p>
+        </w:tc>
+        <w:tc>
+          <w:tcPr>
+            <w:tcBorders>
+              <w:bottom w:val="none" w:sz="0" w:space="0" w:color="000000"/>
+              <w:top w:val="none" w:sz="0" w:space="0" w:color="000000"/>
+              <w:left w:val="none" w:sz="0" w:space="0" w:color="000000"/>
+              <w:right w:val="none" w:sz="0" w:space="0" w:color="000000"/>
+            </w:tcBorders>
+            <w:shd w:val="clear" w:color="auto" w:fill="FFFFFF"/>
+            <w:tcMar>
+              <w:top w:w="0" w:type="dxa"/>
+              <w:bottom w:w="0" w:type="dxa"/>
+              <w:left w:w="0" w:type="dxa"/>
+              <w:right w:w="0" w:type="dxa"/>
+            </w:tcMar>
+            <w:vAlign w:val="center"/>
+          </w:tcPr>
+          <w:p>
+            <w:pPr>
+              <w:pStyle w:val="Normal"/>
+              <w:jc w:val="left"/>
+              <w:pBdr>
+                <w:bottom w:val="none" w:sz="0" w:space="0" w:color="000000"/>
+                <w:top w:val="none" w:sz="0" w:space="0" w:color="000000"/>
+                <w:left w:val="none" w:sz="0" w:space="0" w:color="000000"/>
+                <w:right w:val="none" w:sz="0" w:space="0" w:color="000000"/>
+              </w:pBdr>
+              <w:spacing w:after="100" w:before="100" w:line="240"/>
+              <w:ind w:left="100" w:right="100" w:firstLine="0" w:firstLineChars="0"/>
+              <w:rPr>
+                <w:rFonts w:ascii="Times New Roman" w:hAnsi="Times New Roman" w:eastAsia="Times New Roman" w:cs="Times New Roman"/>
+                <w:i w:val="false"/>
+                <w:b w:val="false"/>
+                <w:u w:val="none"/>
+                <w:strike w:val="false"/>
+                <w:sz w:val="12"/>
+                <w:szCs w:val="12"/>
+                <w:color w:val="000000"/>
+              </w:rPr>
+            </w:pPr>
+            <w:r>
+              <w:rPr>
+                <w:rFonts w:ascii="Times New Roman" w:hAnsi="Times New Roman" w:eastAsia="Times New Roman" w:cs="Times New Roman"/>
+                <w:i w:val="false"/>
+                <w:b w:val="false"/>
+                <w:u w:val="none"/>
+                <w:strike w:val="false"/>
+                <w:sz w:val="12"/>
+                <w:szCs w:val="12"/>
+                <w:color w:val="000000"/>
+              </w:rPr>
+              <w:t xml:space="preserve">0.57 (0.30–1.11)</w:t>
+            </w:r>
+          </w:p>
+        </w:tc>
+        <w:tc>
+          <w:tcPr>
+            <w:tcBorders>
+              <w:bottom w:val="none" w:sz="0" w:space="0" w:color="000000"/>
+              <w:top w:val="none" w:sz="0" w:space="0" w:color="000000"/>
+              <w:left w:val="none" w:sz="0" w:space="0" w:color="000000"/>
+              <w:right w:val="none" w:sz="0" w:space="0" w:color="000000"/>
+            </w:tcBorders>
+            <w:shd w:val="clear" w:color="auto" w:fill="FFFFFF"/>
+            <w:tcMar>
+              <w:top w:w="0" w:type="dxa"/>
+              <w:bottom w:w="0" w:type="dxa"/>
+              <w:left w:w="0" w:type="dxa"/>
+              <w:right w:w="0" w:type="dxa"/>
+            </w:tcMar>
+            <w:vAlign w:val="center"/>
+          </w:tcPr>
+          <w:p>
+            <w:pPr>
+              <w:pStyle w:val="Normal"/>
+              <w:jc w:val="left"/>
+              <w:pBdr>
+                <w:bottom w:val="none" w:sz="0" w:space="0" w:color="000000"/>
+                <w:top w:val="none" w:sz="0" w:space="0" w:color="000000"/>
+                <w:left w:val="none" w:sz="0" w:space="0" w:color="000000"/>
+                <w:right w:val="none" w:sz="0" w:space="0" w:color="000000"/>
+              </w:pBdr>
+              <w:spacing w:after="100" w:before="100" w:line="240"/>
+              <w:ind w:left="100" w:right="100" w:firstLine="0" w:firstLineChars="0"/>
+              <w:rPr>
+                <w:rFonts w:ascii="Times New Roman" w:hAnsi="Times New Roman" w:eastAsia="Times New Roman" w:cs="Times New Roman"/>
+                <w:i w:val="false"/>
+                <w:b w:val="false"/>
+                <w:u w:val="none"/>
+                <w:strike w:val="false"/>
+                <w:sz w:val="12"/>
+                <w:szCs w:val="12"/>
+                <w:color w:val="000000"/>
+              </w:rPr>
+            </w:pPr>
+            <w:r>
+              <w:rPr>
+                <w:rFonts w:ascii="Times New Roman" w:hAnsi="Times New Roman" w:eastAsia="Times New Roman" w:cs="Times New Roman"/>
+                <w:i w:val="false"/>
+                <w:b w:val="false"/>
+                <w:u w:val="none"/>
+                <w:strike w:val="false"/>
+                <w:sz w:val="12"/>
+                <w:szCs w:val="12"/>
+                <w:color w:val="000000"/>
+              </w:rPr>
+              <w:t xml:space="preserve">0.098</w:t>
+            </w:r>
+          </w:p>
+        </w:tc>
+        <w:tc>
+          <w:tcPr>
+            <w:tcBorders>
+              <w:bottom w:val="none" w:sz="0" w:space="0" w:color="000000"/>
+              <w:top w:val="none" w:sz="0" w:space="0" w:color="000000"/>
+              <w:left w:val="none" w:sz="0" w:space="0" w:color="000000"/>
+              <w:right w:val="none" w:sz="0" w:space="0" w:color="000000"/>
+            </w:tcBorders>
+            <w:shd w:val="clear" w:color="auto" w:fill="FFFFFF"/>
+            <w:tcMar>
+              <w:top w:w="0" w:type="dxa"/>
+              <w:bottom w:w="0" w:type="dxa"/>
+              <w:left w:w="0" w:type="dxa"/>
+              <w:right w:w="0" w:type="dxa"/>
+            </w:tcMar>
+            <w:vAlign w:val="center"/>
+          </w:tcPr>
+          <w:p>
+            <w:pPr>
+              <w:pStyle w:val="Normal"/>
+              <w:jc w:val="left"/>
+              <w:pBdr>
+                <w:bottom w:val="none" w:sz="0" w:space="0" w:color="000000"/>
+                <w:top w:val="none" w:sz="0" w:space="0" w:color="000000"/>
+                <w:left w:val="none" w:sz="0" w:space="0" w:color="000000"/>
+                <w:right w:val="none" w:sz="0" w:space="0" w:color="000000"/>
+              </w:pBdr>
+              <w:spacing w:after="100" w:before="100" w:line="240"/>
+              <w:ind w:left="100" w:right="100" w:firstLine="0" w:firstLineChars="0"/>
+              <w:rPr>
+                <w:rFonts w:ascii="Times New Roman" w:hAnsi="Times New Roman" w:eastAsia="Times New Roman" w:cs="Times New Roman"/>
+                <w:i w:val="false"/>
+                <w:b w:val="false"/>
+                <w:u w:val="none"/>
+                <w:strike w:val="false"/>
+                <w:sz w:val="12"/>
+                <w:szCs w:val="12"/>
+                <w:color w:val="000000"/>
+              </w:rPr>
+            </w:pPr>
+            <w:r>
+              <w:rPr>
+                <w:rFonts w:ascii="Times New Roman" w:hAnsi="Times New Roman" w:eastAsia="Times New Roman" w:cs="Times New Roman"/>
+                <w:i w:val="false"/>
+                <w:b w:val="false"/>
+                <w:u w:val="none"/>
+                <w:strike w:val="false"/>
+                <w:sz w:val="12"/>
+                <w:szCs w:val="12"/>
+                <w:color w:val="000000"/>
+              </w:rPr>
+              <w:t xml:space="preserve">0.246</w:t>
             </w:r>
           </w:p>
         </w:tc>
@@ -11429,337 +11429,337 @@
                 <w:szCs w:val="12"/>
                 <w:color w:val="000000"/>
               </w:rPr>
-              <w:t xml:space="preserve">0.20 (0.04–1.07)</w:t>
-            </w:r>
-          </w:p>
-        </w:tc>
-        <w:tc>
-          <w:tcPr>
-            <w:tcBorders>
-              <w:bottom w:val="none" w:sz="0" w:space="0" w:color="000000"/>
-              <w:top w:val="none" w:sz="0" w:space="0" w:color="000000"/>
-              <w:left w:val="none" w:sz="0" w:space="0" w:color="000000"/>
-              <w:right w:val="none" w:sz="0" w:space="0" w:color="000000"/>
-            </w:tcBorders>
-            <w:shd w:val="clear" w:color="auto" w:fill="FFFFFF"/>
-            <w:tcMar>
-              <w:top w:w="0" w:type="dxa"/>
-              <w:bottom w:w="0" w:type="dxa"/>
-              <w:left w:w="0" w:type="dxa"/>
-              <w:right w:w="0" w:type="dxa"/>
-            </w:tcMar>
-            <w:vAlign w:val="center"/>
-          </w:tcPr>
-          <w:p>
-            <w:pPr>
-              <w:pStyle w:val="Normal"/>
-              <w:jc w:val="left"/>
-              <w:pBdr>
-                <w:bottom w:val="none" w:sz="0" w:space="0" w:color="000000"/>
-                <w:top w:val="none" w:sz="0" w:space="0" w:color="000000"/>
-                <w:left w:val="none" w:sz="0" w:space="0" w:color="000000"/>
-                <w:right w:val="none" w:sz="0" w:space="0" w:color="000000"/>
-              </w:pBdr>
-              <w:spacing w:after="100" w:before="100" w:line="240"/>
-              <w:ind w:left="100" w:right="100" w:firstLine="0" w:firstLineChars="0"/>
-              <w:rPr>
-                <w:rFonts w:ascii="Times New Roman" w:hAnsi="Times New Roman" w:eastAsia="Times New Roman" w:cs="Times New Roman"/>
-                <w:i w:val="false"/>
-                <w:b w:val="false"/>
-                <w:u w:val="none"/>
-                <w:strike w:val="false"/>
-                <w:sz w:val="12"/>
-                <w:szCs w:val="12"/>
-                <w:color w:val="000000"/>
-              </w:rPr>
-            </w:pPr>
-            <w:r>
-              <w:rPr>
-                <w:rFonts w:ascii="Times New Roman" w:hAnsi="Times New Roman" w:eastAsia="Times New Roman" w:cs="Times New Roman"/>
-                <w:i w:val="false"/>
-                <w:b w:val="false"/>
-                <w:u w:val="none"/>
-                <w:strike w:val="false"/>
-                <w:sz w:val="12"/>
-                <w:szCs w:val="12"/>
-                <w:color w:val="000000"/>
-              </w:rPr>
-              <w:t xml:space="preserve">0.060</w:t>
-            </w:r>
-          </w:p>
-        </w:tc>
-        <w:tc>
-          <w:tcPr>
-            <w:tcBorders>
-              <w:bottom w:val="none" w:sz="0" w:space="0" w:color="000000"/>
-              <w:top w:val="none" w:sz="0" w:space="0" w:color="000000"/>
-              <w:left w:val="none" w:sz="0" w:space="0" w:color="000000"/>
-              <w:right w:val="none" w:sz="0" w:space="0" w:color="000000"/>
-            </w:tcBorders>
-            <w:shd w:val="clear" w:color="auto" w:fill="FFFFFF"/>
-            <w:tcMar>
-              <w:top w:w="0" w:type="dxa"/>
-              <w:bottom w:w="0" w:type="dxa"/>
-              <w:left w:w="0" w:type="dxa"/>
-              <w:right w:w="0" w:type="dxa"/>
-            </w:tcMar>
-            <w:vAlign w:val="center"/>
-          </w:tcPr>
-          <w:p>
-            <w:pPr>
-              <w:pStyle w:val="Normal"/>
-              <w:jc w:val="left"/>
-              <w:pBdr>
-                <w:bottom w:val="none" w:sz="0" w:space="0" w:color="000000"/>
-                <w:top w:val="none" w:sz="0" w:space="0" w:color="000000"/>
-                <w:left w:val="none" w:sz="0" w:space="0" w:color="000000"/>
-                <w:right w:val="none" w:sz="0" w:space="0" w:color="000000"/>
-              </w:pBdr>
-              <w:spacing w:after="100" w:before="100" w:line="240"/>
-              <w:ind w:left="100" w:right="100" w:firstLine="0" w:firstLineChars="0"/>
-              <w:rPr>
-                <w:rFonts w:ascii="Times New Roman" w:hAnsi="Times New Roman" w:eastAsia="Times New Roman" w:cs="Times New Roman"/>
-                <w:i w:val="false"/>
-                <w:b w:val="false"/>
-                <w:u w:val="none"/>
-                <w:strike w:val="false"/>
-                <w:sz w:val="12"/>
-                <w:szCs w:val="12"/>
-                <w:color w:val="000000"/>
-              </w:rPr>
-            </w:pPr>
-            <w:r>
-              <w:rPr>
-                <w:rFonts w:ascii="Times New Roman" w:hAnsi="Times New Roman" w:eastAsia="Times New Roman" w:cs="Times New Roman"/>
-                <w:i w:val="false"/>
-                <w:b w:val="false"/>
-                <w:u w:val="none"/>
-                <w:strike w:val="false"/>
-                <w:sz w:val="12"/>
-                <w:szCs w:val="12"/>
-                <w:color w:val="000000"/>
-              </w:rPr>
-              <w:t xml:space="preserve">0.302</w:t>
-            </w:r>
-          </w:p>
-        </w:tc>
-        <w:tc>
-          <w:tcPr>
-            <w:tcBorders>
-              <w:bottom w:val="none" w:sz="0" w:space="0" w:color="000000"/>
-              <w:top w:val="none" w:sz="0" w:space="0" w:color="000000"/>
-              <w:left w:val="none" w:sz="0" w:space="0" w:color="000000"/>
-              <w:right w:val="none" w:sz="0" w:space="0" w:color="000000"/>
-            </w:tcBorders>
-            <w:shd w:val="clear" w:color="auto" w:fill="FFFFFF"/>
-            <w:tcMar>
-              <w:top w:w="0" w:type="dxa"/>
-              <w:bottom w:w="0" w:type="dxa"/>
-              <w:left w:w="0" w:type="dxa"/>
-              <w:right w:w="0" w:type="dxa"/>
-            </w:tcMar>
-            <w:vAlign w:val="center"/>
-          </w:tcPr>
-          <w:p>
-            <w:pPr>
-              <w:pStyle w:val="Normal"/>
-              <w:jc w:val="left"/>
-              <w:pBdr>
-                <w:bottom w:val="none" w:sz="0" w:space="0" w:color="000000"/>
-                <w:top w:val="none" w:sz="0" w:space="0" w:color="000000"/>
-                <w:left w:val="none" w:sz="0" w:space="0" w:color="000000"/>
-                <w:right w:val="none" w:sz="0" w:space="0" w:color="000000"/>
-              </w:pBdr>
-              <w:spacing w:after="100" w:before="100" w:line="240"/>
-              <w:ind w:left="100" w:right="100" w:firstLine="0" w:firstLineChars="0"/>
-              <w:rPr>
-                <w:rFonts w:ascii="Times New Roman" w:hAnsi="Times New Roman" w:eastAsia="Times New Roman" w:cs="Times New Roman"/>
-                <w:i w:val="false"/>
-                <w:b w:val="false"/>
-                <w:u w:val="none"/>
-                <w:strike w:val="false"/>
-                <w:sz w:val="12"/>
-                <w:szCs w:val="12"/>
-                <w:color w:val="000000"/>
-              </w:rPr>
-            </w:pPr>
-            <w:r>
-              <w:rPr>
-                <w:rFonts w:ascii="Times New Roman" w:hAnsi="Times New Roman" w:eastAsia="Times New Roman" w:cs="Times New Roman"/>
-                <w:i w:val="false"/>
-                <w:b w:val="false"/>
-                <w:u w:val="none"/>
-                <w:strike w:val="false"/>
-                <w:sz w:val="12"/>
-                <w:szCs w:val="12"/>
-                <w:color w:val="000000"/>
-              </w:rPr>
-              <w:t xml:space="preserve"/>
-            </w:r>
-          </w:p>
-        </w:tc>
-        <w:tc>
-          <w:tcPr>
-            <w:tcBorders>
-              <w:bottom w:val="none" w:sz="0" w:space="0" w:color="000000"/>
-              <w:top w:val="none" w:sz="0" w:space="0" w:color="000000"/>
-              <w:left w:val="none" w:sz="0" w:space="0" w:color="000000"/>
-              <w:right w:val="none" w:sz="0" w:space="0" w:color="000000"/>
-            </w:tcBorders>
-            <w:shd w:val="clear" w:color="auto" w:fill="FFFFFF"/>
-            <w:tcMar>
-              <w:top w:w="0" w:type="dxa"/>
-              <w:bottom w:w="0" w:type="dxa"/>
-              <w:left w:w="0" w:type="dxa"/>
-              <w:right w:w="0" w:type="dxa"/>
-            </w:tcMar>
-            <w:vAlign w:val="center"/>
-          </w:tcPr>
-          <w:p>
-            <w:pPr>
-              <w:pStyle w:val="Normal"/>
-              <w:jc w:val="left"/>
-              <w:pBdr>
-                <w:bottom w:val="none" w:sz="0" w:space="0" w:color="000000"/>
-                <w:top w:val="none" w:sz="0" w:space="0" w:color="000000"/>
-                <w:left w:val="none" w:sz="0" w:space="0" w:color="000000"/>
-                <w:right w:val="none" w:sz="0" w:space="0" w:color="000000"/>
-              </w:pBdr>
-              <w:spacing w:after="100" w:before="100" w:line="240"/>
-              <w:ind w:left="100" w:right="100" w:firstLine="0" w:firstLineChars="0"/>
-              <w:rPr>
-                <w:rFonts w:ascii="Times New Roman" w:hAnsi="Times New Roman" w:eastAsia="Times New Roman" w:cs="Times New Roman"/>
-                <w:i w:val="false"/>
-                <w:b w:val="false"/>
-                <w:u w:val="none"/>
-                <w:strike w:val="false"/>
-                <w:sz w:val="12"/>
-                <w:szCs w:val="12"/>
-                <w:color w:val="000000"/>
-              </w:rPr>
-            </w:pPr>
-            <w:r>
-              <w:rPr>
-                <w:rFonts w:ascii="Times New Roman" w:hAnsi="Times New Roman" w:eastAsia="Times New Roman" w:cs="Times New Roman"/>
-                <w:i w:val="false"/>
-                <w:b w:val="false"/>
-                <w:u w:val="none"/>
-                <w:strike w:val="false"/>
-                <w:sz w:val="12"/>
-                <w:szCs w:val="12"/>
-                <w:color w:val="000000"/>
-              </w:rPr>
-              <w:t xml:space="preserve"/>
-            </w:r>
-          </w:p>
-        </w:tc>
-        <w:tc>
-          <w:tcPr>
-            <w:tcBorders>
-              <w:bottom w:val="none" w:sz="0" w:space="0" w:color="000000"/>
-              <w:top w:val="none" w:sz="0" w:space="0" w:color="000000"/>
-              <w:left w:val="none" w:sz="0" w:space="0" w:color="000000"/>
-              <w:right w:val="none" w:sz="0" w:space="0" w:color="000000"/>
-            </w:tcBorders>
-            <w:shd w:val="clear" w:color="auto" w:fill="FFFFFF"/>
-            <w:tcMar>
-              <w:top w:w="0" w:type="dxa"/>
-              <w:bottom w:w="0" w:type="dxa"/>
-              <w:left w:w="0" w:type="dxa"/>
-              <w:right w:w="0" w:type="dxa"/>
-            </w:tcMar>
-            <w:vAlign w:val="center"/>
-          </w:tcPr>
-          <w:p>
-            <w:pPr>
-              <w:pStyle w:val="Normal"/>
-              <w:jc w:val="left"/>
-              <w:pBdr>
-                <w:bottom w:val="none" w:sz="0" w:space="0" w:color="000000"/>
-                <w:top w:val="none" w:sz="0" w:space="0" w:color="000000"/>
-                <w:left w:val="none" w:sz="0" w:space="0" w:color="000000"/>
-                <w:right w:val="none" w:sz="0" w:space="0" w:color="000000"/>
-              </w:pBdr>
-              <w:spacing w:after="100" w:before="100" w:line="240"/>
-              <w:ind w:left="100" w:right="100" w:firstLine="0" w:firstLineChars="0"/>
-              <w:rPr>
-                <w:rFonts w:ascii="Times New Roman" w:hAnsi="Times New Roman" w:eastAsia="Times New Roman" w:cs="Times New Roman"/>
-                <w:i w:val="false"/>
-                <w:b w:val="false"/>
-                <w:u w:val="none"/>
-                <w:strike w:val="false"/>
-                <w:sz w:val="12"/>
-                <w:szCs w:val="12"/>
-                <w:color w:val="000000"/>
-              </w:rPr>
-            </w:pPr>
-            <w:r>
-              <w:rPr>
-                <w:rFonts w:ascii="Times New Roman" w:hAnsi="Times New Roman" w:eastAsia="Times New Roman" w:cs="Times New Roman"/>
-                <w:i w:val="false"/>
-                <w:b w:val="false"/>
-                <w:u w:val="none"/>
-                <w:strike w:val="false"/>
-                <w:sz w:val="12"/>
-                <w:szCs w:val="12"/>
-                <w:color w:val="000000"/>
-              </w:rPr>
-              <w:t xml:space="preserve"/>
-            </w:r>
-          </w:p>
-        </w:tc>
-        <w:tc>
-          <w:tcPr>
-            <w:tcBorders>
-              <w:bottom w:val="none" w:sz="0" w:space="0" w:color="000000"/>
-              <w:top w:val="none" w:sz="0" w:space="0" w:color="000000"/>
-              <w:left w:val="none" w:sz="0" w:space="0" w:color="000000"/>
-              <w:right w:val="none" w:sz="0" w:space="0" w:color="000000"/>
-            </w:tcBorders>
-            <w:shd w:val="clear" w:color="auto" w:fill="FFFFFF"/>
-            <w:tcMar>
-              <w:top w:w="0" w:type="dxa"/>
-              <w:bottom w:w="0" w:type="dxa"/>
-              <w:left w:w="0" w:type="dxa"/>
-              <w:right w:w="0" w:type="dxa"/>
-            </w:tcMar>
-            <w:vAlign w:val="center"/>
-          </w:tcPr>
-          <w:p>
-            <w:pPr>
-              <w:pStyle w:val="Normal"/>
-              <w:jc w:val="left"/>
-              <w:pBdr>
-                <w:bottom w:val="none" w:sz="0" w:space="0" w:color="000000"/>
-                <w:top w:val="none" w:sz="0" w:space="0" w:color="000000"/>
-                <w:left w:val="none" w:sz="0" w:space="0" w:color="000000"/>
-                <w:right w:val="none" w:sz="0" w:space="0" w:color="000000"/>
-              </w:pBdr>
-              <w:spacing w:after="100" w:before="100" w:line="240"/>
-              <w:ind w:left="100" w:right="100" w:firstLine="0" w:firstLineChars="0"/>
-              <w:rPr>
-                <w:rFonts w:ascii="Times New Roman" w:hAnsi="Times New Roman" w:eastAsia="Times New Roman" w:cs="Times New Roman"/>
-                <w:i w:val="false"/>
-                <w:b w:val="false"/>
-                <w:u w:val="none"/>
-                <w:strike w:val="false"/>
-                <w:sz w:val="12"/>
-                <w:szCs w:val="12"/>
-                <w:color w:val="000000"/>
-              </w:rPr>
-            </w:pPr>
-            <w:r>
-              <w:rPr>
-                <w:rFonts w:ascii="Times New Roman" w:hAnsi="Times New Roman" w:eastAsia="Times New Roman" w:cs="Times New Roman"/>
-                <w:i w:val="false"/>
-                <w:b w:val="false"/>
-                <w:u w:val="none"/>
-                <w:strike w:val="false"/>
-                <w:sz w:val="12"/>
-                <w:szCs w:val="12"/>
-                <w:color w:val="000000"/>
-              </w:rPr>
-              <w:t xml:space="preserve"/>
+              <w:t xml:space="preserve">0.67 (0.31–1.46)</w:t>
+            </w:r>
+          </w:p>
+        </w:tc>
+        <w:tc>
+          <w:tcPr>
+            <w:tcBorders>
+              <w:bottom w:val="none" w:sz="0" w:space="0" w:color="000000"/>
+              <w:top w:val="none" w:sz="0" w:space="0" w:color="000000"/>
+              <w:left w:val="none" w:sz="0" w:space="0" w:color="000000"/>
+              <w:right w:val="none" w:sz="0" w:space="0" w:color="000000"/>
+            </w:tcBorders>
+            <w:shd w:val="clear" w:color="auto" w:fill="FFFFFF"/>
+            <w:tcMar>
+              <w:top w:w="0" w:type="dxa"/>
+              <w:bottom w:w="0" w:type="dxa"/>
+              <w:left w:w="0" w:type="dxa"/>
+              <w:right w:w="0" w:type="dxa"/>
+            </w:tcMar>
+            <w:vAlign w:val="center"/>
+          </w:tcPr>
+          <w:p>
+            <w:pPr>
+              <w:pStyle w:val="Normal"/>
+              <w:jc w:val="left"/>
+              <w:pBdr>
+                <w:bottom w:val="none" w:sz="0" w:space="0" w:color="000000"/>
+                <w:top w:val="none" w:sz="0" w:space="0" w:color="000000"/>
+                <w:left w:val="none" w:sz="0" w:space="0" w:color="000000"/>
+                <w:right w:val="none" w:sz="0" w:space="0" w:color="000000"/>
+              </w:pBdr>
+              <w:spacing w:after="100" w:before="100" w:line="240"/>
+              <w:ind w:left="100" w:right="100" w:firstLine="0" w:firstLineChars="0"/>
+              <w:rPr>
+                <w:rFonts w:ascii="Times New Roman" w:hAnsi="Times New Roman" w:eastAsia="Times New Roman" w:cs="Times New Roman"/>
+                <w:i w:val="false"/>
+                <w:b w:val="false"/>
+                <w:u w:val="none"/>
+                <w:strike w:val="false"/>
+                <w:sz w:val="12"/>
+                <w:szCs w:val="12"/>
+                <w:color w:val="000000"/>
+              </w:rPr>
+            </w:pPr>
+            <w:r>
+              <w:rPr>
+                <w:rFonts w:ascii="Times New Roman" w:hAnsi="Times New Roman" w:eastAsia="Times New Roman" w:cs="Times New Roman"/>
+                <w:i w:val="false"/>
+                <w:b w:val="false"/>
+                <w:u w:val="none"/>
+                <w:strike w:val="false"/>
+                <w:sz w:val="12"/>
+                <w:szCs w:val="12"/>
+                <w:color w:val="000000"/>
+              </w:rPr>
+              <w:t xml:space="preserve">0.316</w:t>
+            </w:r>
+          </w:p>
+        </w:tc>
+        <w:tc>
+          <w:tcPr>
+            <w:tcBorders>
+              <w:bottom w:val="none" w:sz="0" w:space="0" w:color="000000"/>
+              <w:top w:val="none" w:sz="0" w:space="0" w:color="000000"/>
+              <w:left w:val="none" w:sz="0" w:space="0" w:color="000000"/>
+              <w:right w:val="none" w:sz="0" w:space="0" w:color="000000"/>
+            </w:tcBorders>
+            <w:shd w:val="clear" w:color="auto" w:fill="FFFFFF"/>
+            <w:tcMar>
+              <w:top w:w="0" w:type="dxa"/>
+              <w:bottom w:w="0" w:type="dxa"/>
+              <w:left w:w="0" w:type="dxa"/>
+              <w:right w:w="0" w:type="dxa"/>
+            </w:tcMar>
+            <w:vAlign w:val="center"/>
+          </w:tcPr>
+          <w:p>
+            <w:pPr>
+              <w:pStyle w:val="Normal"/>
+              <w:jc w:val="left"/>
+              <w:pBdr>
+                <w:bottom w:val="none" w:sz="0" w:space="0" w:color="000000"/>
+                <w:top w:val="none" w:sz="0" w:space="0" w:color="000000"/>
+                <w:left w:val="none" w:sz="0" w:space="0" w:color="000000"/>
+                <w:right w:val="none" w:sz="0" w:space="0" w:color="000000"/>
+              </w:pBdr>
+              <w:spacing w:after="100" w:before="100" w:line="240"/>
+              <w:ind w:left="100" w:right="100" w:firstLine="0" w:firstLineChars="0"/>
+              <w:rPr>
+                <w:rFonts w:ascii="Times New Roman" w:hAnsi="Times New Roman" w:eastAsia="Times New Roman" w:cs="Times New Roman"/>
+                <w:i w:val="false"/>
+                <w:b w:val="false"/>
+                <w:u w:val="none"/>
+                <w:strike w:val="false"/>
+                <w:sz w:val="12"/>
+                <w:szCs w:val="12"/>
+                <w:color w:val="000000"/>
+              </w:rPr>
+            </w:pPr>
+            <w:r>
+              <w:rPr>
+                <w:rFonts w:ascii="Times New Roman" w:hAnsi="Times New Roman" w:eastAsia="Times New Roman" w:cs="Times New Roman"/>
+                <w:i w:val="false"/>
+                <w:b w:val="false"/>
+                <w:u w:val="none"/>
+                <w:strike w:val="false"/>
+                <w:sz w:val="12"/>
+                <w:szCs w:val="12"/>
+                <w:color w:val="000000"/>
+              </w:rPr>
+              <w:t xml:space="preserve">0.158</w:t>
+            </w:r>
+          </w:p>
+        </w:tc>
+        <w:tc>
+          <w:tcPr>
+            <w:tcBorders>
+              <w:bottom w:val="none" w:sz="0" w:space="0" w:color="000000"/>
+              <w:top w:val="none" w:sz="0" w:space="0" w:color="000000"/>
+              <w:left w:val="none" w:sz="0" w:space="0" w:color="000000"/>
+              <w:right w:val="none" w:sz="0" w:space="0" w:color="000000"/>
+            </w:tcBorders>
+            <w:shd w:val="clear" w:color="auto" w:fill="FFFFFF"/>
+            <w:tcMar>
+              <w:top w:w="0" w:type="dxa"/>
+              <w:bottom w:w="0" w:type="dxa"/>
+              <w:left w:w="0" w:type="dxa"/>
+              <w:right w:w="0" w:type="dxa"/>
+            </w:tcMar>
+            <w:vAlign w:val="center"/>
+          </w:tcPr>
+          <w:p>
+            <w:pPr>
+              <w:pStyle w:val="Normal"/>
+              <w:jc w:val="left"/>
+              <w:pBdr>
+                <w:bottom w:val="none" w:sz="0" w:space="0" w:color="000000"/>
+                <w:top w:val="none" w:sz="0" w:space="0" w:color="000000"/>
+                <w:left w:val="none" w:sz="0" w:space="0" w:color="000000"/>
+                <w:right w:val="none" w:sz="0" w:space="0" w:color="000000"/>
+              </w:pBdr>
+              <w:spacing w:after="100" w:before="100" w:line="240"/>
+              <w:ind w:left="100" w:right="100" w:firstLine="0" w:firstLineChars="0"/>
+              <w:rPr>
+                <w:rFonts w:ascii="Times New Roman" w:hAnsi="Times New Roman" w:eastAsia="Times New Roman" w:cs="Times New Roman"/>
+                <w:i w:val="false"/>
+                <w:b w:val="false"/>
+                <w:u w:val="none"/>
+                <w:strike w:val="false"/>
+                <w:sz w:val="12"/>
+                <w:szCs w:val="12"/>
+                <w:color w:val="000000"/>
+              </w:rPr>
+            </w:pPr>
+            <w:r>
+              <w:rPr>
+                <w:rFonts w:ascii="Times New Roman" w:hAnsi="Times New Roman" w:eastAsia="Times New Roman" w:cs="Times New Roman"/>
+                <w:i w:val="false"/>
+                <w:b w:val="false"/>
+                <w:u w:val="none"/>
+                <w:strike w:val="false"/>
+                <w:sz w:val="12"/>
+                <w:szCs w:val="12"/>
+                <w:color w:val="000000"/>
+              </w:rPr>
+              <w:t xml:space="preserve">0.75 (0.33–1.71)</w:t>
+            </w:r>
+          </w:p>
+        </w:tc>
+        <w:tc>
+          <w:tcPr>
+            <w:tcBorders>
+              <w:bottom w:val="none" w:sz="0" w:space="0" w:color="000000"/>
+              <w:top w:val="none" w:sz="0" w:space="0" w:color="000000"/>
+              <w:left w:val="none" w:sz="0" w:space="0" w:color="000000"/>
+              <w:right w:val="none" w:sz="0" w:space="0" w:color="000000"/>
+            </w:tcBorders>
+            <w:shd w:val="clear" w:color="auto" w:fill="FFFFFF"/>
+            <w:tcMar>
+              <w:top w:w="0" w:type="dxa"/>
+              <w:bottom w:w="0" w:type="dxa"/>
+              <w:left w:w="0" w:type="dxa"/>
+              <w:right w:w="0" w:type="dxa"/>
+            </w:tcMar>
+            <w:vAlign w:val="center"/>
+          </w:tcPr>
+          <w:p>
+            <w:pPr>
+              <w:pStyle w:val="Normal"/>
+              <w:jc w:val="left"/>
+              <w:pBdr>
+                <w:bottom w:val="none" w:sz="0" w:space="0" w:color="000000"/>
+                <w:top w:val="none" w:sz="0" w:space="0" w:color="000000"/>
+                <w:left w:val="none" w:sz="0" w:space="0" w:color="000000"/>
+                <w:right w:val="none" w:sz="0" w:space="0" w:color="000000"/>
+              </w:pBdr>
+              <w:spacing w:after="100" w:before="100" w:line="240"/>
+              <w:ind w:left="100" w:right="100" w:firstLine="0" w:firstLineChars="0"/>
+              <w:rPr>
+                <w:rFonts w:ascii="Times New Roman" w:hAnsi="Times New Roman" w:eastAsia="Times New Roman" w:cs="Times New Roman"/>
+                <w:i w:val="false"/>
+                <w:b w:val="false"/>
+                <w:u w:val="none"/>
+                <w:strike w:val="false"/>
+                <w:sz w:val="12"/>
+                <w:szCs w:val="12"/>
+                <w:color w:val="000000"/>
+              </w:rPr>
+            </w:pPr>
+            <w:r>
+              <w:rPr>
+                <w:rFonts w:ascii="Times New Roman" w:hAnsi="Times New Roman" w:eastAsia="Times New Roman" w:cs="Times New Roman"/>
+                <w:i w:val="false"/>
+                <w:b w:val="false"/>
+                <w:u w:val="none"/>
+                <w:strike w:val="false"/>
+                <w:sz w:val="12"/>
+                <w:szCs w:val="12"/>
+                <w:color w:val="000000"/>
+              </w:rPr>
+              <w:t xml:space="preserve">0.495</w:t>
+            </w:r>
+          </w:p>
+        </w:tc>
+        <w:tc>
+          <w:tcPr>
+            <w:tcBorders>
+              <w:bottom w:val="none" w:sz="0" w:space="0" w:color="000000"/>
+              <w:top w:val="none" w:sz="0" w:space="0" w:color="000000"/>
+              <w:left w:val="none" w:sz="0" w:space="0" w:color="000000"/>
+              <w:right w:val="none" w:sz="0" w:space="0" w:color="000000"/>
+            </w:tcBorders>
+            <w:shd w:val="clear" w:color="auto" w:fill="FFFFFF"/>
+            <w:tcMar>
+              <w:top w:w="0" w:type="dxa"/>
+              <w:bottom w:w="0" w:type="dxa"/>
+              <w:left w:w="0" w:type="dxa"/>
+              <w:right w:w="0" w:type="dxa"/>
+            </w:tcMar>
+            <w:vAlign w:val="center"/>
+          </w:tcPr>
+          <w:p>
+            <w:pPr>
+              <w:pStyle w:val="Normal"/>
+              <w:jc w:val="left"/>
+              <w:pBdr>
+                <w:bottom w:val="none" w:sz="0" w:space="0" w:color="000000"/>
+                <w:top w:val="none" w:sz="0" w:space="0" w:color="000000"/>
+                <w:left w:val="none" w:sz="0" w:space="0" w:color="000000"/>
+                <w:right w:val="none" w:sz="0" w:space="0" w:color="000000"/>
+              </w:pBdr>
+              <w:spacing w:after="100" w:before="100" w:line="240"/>
+              <w:ind w:left="100" w:right="100" w:firstLine="0" w:firstLineChars="0"/>
+              <w:rPr>
+                <w:rFonts w:ascii="Times New Roman" w:hAnsi="Times New Roman" w:eastAsia="Times New Roman" w:cs="Times New Roman"/>
+                <w:i w:val="false"/>
+                <w:b w:val="false"/>
+                <w:u w:val="none"/>
+                <w:strike w:val="false"/>
+                <w:sz w:val="12"/>
+                <w:szCs w:val="12"/>
+                <w:color w:val="000000"/>
+              </w:rPr>
+            </w:pPr>
+            <w:r>
+              <w:rPr>
+                <w:rFonts w:ascii="Times New Roman" w:hAnsi="Times New Roman" w:eastAsia="Times New Roman" w:cs="Times New Roman"/>
+                <w:i w:val="false"/>
+                <w:b w:val="false"/>
+                <w:u w:val="none"/>
+                <w:strike w:val="false"/>
+                <w:sz w:val="12"/>
+                <w:szCs w:val="12"/>
+                <w:color w:val="000000"/>
+              </w:rPr>
+              <w:t xml:space="preserve">0.04 (0.00–0.84)</w:t>
+            </w:r>
+          </w:p>
+        </w:tc>
+        <w:tc>
+          <w:tcPr>
+            <w:tcBorders>
+              <w:bottom w:val="none" w:sz="0" w:space="0" w:color="000000"/>
+              <w:top w:val="none" w:sz="0" w:space="0" w:color="000000"/>
+              <w:left w:val="none" w:sz="0" w:space="0" w:color="000000"/>
+              <w:right w:val="none" w:sz="0" w:space="0" w:color="000000"/>
+            </w:tcBorders>
+            <w:shd w:val="clear" w:color="auto" w:fill="FFFFFF"/>
+            <w:tcMar>
+              <w:top w:w="0" w:type="dxa"/>
+              <w:bottom w:w="0" w:type="dxa"/>
+              <w:left w:w="0" w:type="dxa"/>
+              <w:right w:w="0" w:type="dxa"/>
+            </w:tcMar>
+            <w:vAlign w:val="center"/>
+          </w:tcPr>
+          <w:p>
+            <w:pPr>
+              <w:pStyle w:val="Normal"/>
+              <w:jc w:val="left"/>
+              <w:pBdr>
+                <w:bottom w:val="none" w:sz="0" w:space="0" w:color="000000"/>
+                <w:top w:val="none" w:sz="0" w:space="0" w:color="000000"/>
+                <w:left w:val="none" w:sz="0" w:space="0" w:color="000000"/>
+                <w:right w:val="none" w:sz="0" w:space="0" w:color="000000"/>
+              </w:pBdr>
+              <w:spacing w:after="100" w:before="100" w:line="240"/>
+              <w:ind w:left="100" w:right="100" w:firstLine="0" w:firstLineChars="0"/>
+              <w:rPr>
+                <w:rFonts w:ascii="Times New Roman" w:hAnsi="Times New Roman" w:eastAsia="Times New Roman" w:cs="Times New Roman"/>
+                <w:i w:val="false"/>
+                <w:b w:val="false"/>
+                <w:u w:val="none"/>
+                <w:strike w:val="false"/>
+                <w:sz w:val="12"/>
+                <w:szCs w:val="12"/>
+                <w:color w:val="000000"/>
+              </w:rPr>
+            </w:pPr>
+            <w:r>
+              <w:rPr>
+                <w:rFonts w:ascii="Times New Roman" w:hAnsi="Times New Roman" w:eastAsia="Times New Roman" w:cs="Times New Roman"/>
+                <w:i w:val="false"/>
+                <w:b w:val="false"/>
+                <w:u w:val="none"/>
+                <w:strike w:val="false"/>
+                <w:sz w:val="12"/>
+                <w:szCs w:val="12"/>
+                <w:color w:val="000000"/>
+              </w:rPr>
+              <w:t xml:space="preserve">0.039</w:t>
             </w:r>
           </w:p>
         </w:tc>
@@ -12479,227 +12479,7 @@
                 <w:szCs w:val="12"/>
                 <w:color w:val="000000"/>
               </w:rPr>
-              <w:t xml:space="preserve">0.54 (0.24–1.23)</w:t>
-            </w:r>
-          </w:p>
-        </w:tc>
-        <w:tc>
-          <w:tcPr>
-            <w:tcBorders>
-              <w:bottom w:val="none" w:sz="0" w:space="0" w:color="000000"/>
-              <w:top w:val="none" w:sz="0" w:space="0" w:color="000000"/>
-              <w:left w:val="none" w:sz="0" w:space="0" w:color="000000"/>
-              <w:right w:val="none" w:sz="0" w:space="0" w:color="000000"/>
-            </w:tcBorders>
-            <w:shd w:val="clear" w:color="auto" w:fill="FFFFFF"/>
-            <w:tcMar>
-              <w:top w:w="0" w:type="dxa"/>
-              <w:bottom w:w="0" w:type="dxa"/>
-              <w:left w:w="0" w:type="dxa"/>
-              <w:right w:w="0" w:type="dxa"/>
-            </w:tcMar>
-            <w:vAlign w:val="center"/>
-          </w:tcPr>
-          <w:p>
-            <w:pPr>
-              <w:pStyle w:val="Normal"/>
-              <w:jc w:val="left"/>
-              <w:pBdr>
-                <w:bottom w:val="none" w:sz="0" w:space="0" w:color="000000"/>
-                <w:top w:val="none" w:sz="0" w:space="0" w:color="000000"/>
-                <w:left w:val="none" w:sz="0" w:space="0" w:color="000000"/>
-                <w:right w:val="none" w:sz="0" w:space="0" w:color="000000"/>
-              </w:pBdr>
-              <w:spacing w:after="100" w:before="100" w:line="240"/>
-              <w:ind w:left="100" w:right="100" w:firstLine="0" w:firstLineChars="0"/>
-              <w:rPr>
-                <w:rFonts w:ascii="Times New Roman" w:hAnsi="Times New Roman" w:eastAsia="Times New Roman" w:cs="Times New Roman"/>
-                <w:i w:val="false"/>
-                <w:b w:val="false"/>
-                <w:u w:val="none"/>
-                <w:strike w:val="false"/>
-                <w:sz w:val="12"/>
-                <w:szCs w:val="12"/>
-                <w:color w:val="000000"/>
-              </w:rPr>
-            </w:pPr>
-            <w:r>
-              <w:rPr>
-                <w:rFonts w:ascii="Times New Roman" w:hAnsi="Times New Roman" w:eastAsia="Times New Roman" w:cs="Times New Roman"/>
-                <w:i w:val="false"/>
-                <w:b w:val="false"/>
-                <w:u w:val="none"/>
-                <w:strike w:val="false"/>
-                <w:sz w:val="12"/>
-                <w:szCs w:val="12"/>
-                <w:color w:val="000000"/>
-              </w:rPr>
-              <w:t xml:space="preserve">0.142</w:t>
-            </w:r>
-          </w:p>
-        </w:tc>
-        <w:tc>
-          <w:tcPr>
-            <w:tcBorders>
-              <w:bottom w:val="none" w:sz="0" w:space="0" w:color="000000"/>
-              <w:top w:val="none" w:sz="0" w:space="0" w:color="000000"/>
-              <w:left w:val="none" w:sz="0" w:space="0" w:color="000000"/>
-              <w:right w:val="none" w:sz="0" w:space="0" w:color="000000"/>
-            </w:tcBorders>
-            <w:shd w:val="clear" w:color="auto" w:fill="FFFFFF"/>
-            <w:tcMar>
-              <w:top w:w="0" w:type="dxa"/>
-              <w:bottom w:w="0" w:type="dxa"/>
-              <w:left w:w="0" w:type="dxa"/>
-              <w:right w:w="0" w:type="dxa"/>
-            </w:tcMar>
-            <w:vAlign w:val="center"/>
-          </w:tcPr>
-          <w:p>
-            <w:pPr>
-              <w:pStyle w:val="Normal"/>
-              <w:jc w:val="left"/>
-              <w:pBdr>
-                <w:bottom w:val="none" w:sz="0" w:space="0" w:color="000000"/>
-                <w:top w:val="none" w:sz="0" w:space="0" w:color="000000"/>
-                <w:left w:val="none" w:sz="0" w:space="0" w:color="000000"/>
-                <w:right w:val="none" w:sz="0" w:space="0" w:color="000000"/>
-              </w:pBdr>
-              <w:spacing w:after="100" w:before="100" w:line="240"/>
-              <w:ind w:left="100" w:right="100" w:firstLine="0" w:firstLineChars="0"/>
-              <w:rPr>
-                <w:rFonts w:ascii="Times New Roman" w:hAnsi="Times New Roman" w:eastAsia="Times New Roman" w:cs="Times New Roman"/>
-                <w:i w:val="false"/>
-                <w:b w:val="false"/>
-                <w:u w:val="none"/>
-                <w:strike w:val="false"/>
-                <w:sz w:val="12"/>
-                <w:szCs w:val="12"/>
-                <w:color w:val="000000"/>
-              </w:rPr>
-            </w:pPr>
-            <w:r>
-              <w:rPr>
-                <w:rFonts w:ascii="Times New Roman" w:hAnsi="Times New Roman" w:eastAsia="Times New Roman" w:cs="Times New Roman"/>
-                <w:i w:val="false"/>
-                <w:b w:val="false"/>
-                <w:u w:val="none"/>
-                <w:strike w:val="false"/>
-                <w:sz w:val="12"/>
-                <w:szCs w:val="12"/>
-                <w:color w:val="000000"/>
-              </w:rPr>
-              <w:t xml:space="preserve">0.244</w:t>
-            </w:r>
-          </w:p>
-        </w:tc>
-        <w:tc>
-          <w:tcPr>
-            <w:tcBorders>
-              <w:bottom w:val="none" w:sz="0" w:space="0" w:color="000000"/>
-              <w:top w:val="none" w:sz="0" w:space="0" w:color="000000"/>
-              <w:left w:val="none" w:sz="0" w:space="0" w:color="000000"/>
-              <w:right w:val="none" w:sz="0" w:space="0" w:color="000000"/>
-            </w:tcBorders>
-            <w:shd w:val="clear" w:color="auto" w:fill="FFFFFF"/>
-            <w:tcMar>
-              <w:top w:w="0" w:type="dxa"/>
-              <w:bottom w:w="0" w:type="dxa"/>
-              <w:left w:w="0" w:type="dxa"/>
-              <w:right w:w="0" w:type="dxa"/>
-            </w:tcMar>
-            <w:vAlign w:val="center"/>
-          </w:tcPr>
-          <w:p>
-            <w:pPr>
-              <w:pStyle w:val="Normal"/>
-              <w:jc w:val="left"/>
-              <w:pBdr>
-                <w:bottom w:val="none" w:sz="0" w:space="0" w:color="000000"/>
-                <w:top w:val="none" w:sz="0" w:space="0" w:color="000000"/>
-                <w:left w:val="none" w:sz="0" w:space="0" w:color="000000"/>
-                <w:right w:val="none" w:sz="0" w:space="0" w:color="000000"/>
-              </w:pBdr>
-              <w:spacing w:after="100" w:before="100" w:line="240"/>
-              <w:ind w:left="100" w:right="100" w:firstLine="0" w:firstLineChars="0"/>
-              <w:rPr>
-                <w:rFonts w:ascii="Times New Roman" w:hAnsi="Times New Roman" w:eastAsia="Times New Roman" w:cs="Times New Roman"/>
-                <w:i w:val="false"/>
-                <w:b w:val="false"/>
-                <w:u w:val="none"/>
-                <w:strike w:val="false"/>
-                <w:sz w:val="12"/>
-                <w:szCs w:val="12"/>
-                <w:color w:val="000000"/>
-              </w:rPr>
-            </w:pPr>
-            <w:r>
-              <w:rPr>
-                <w:rFonts w:ascii="Times New Roman" w:hAnsi="Times New Roman" w:eastAsia="Times New Roman" w:cs="Times New Roman"/>
-                <w:i w:val="false"/>
-                <w:b w:val="false"/>
-                <w:u w:val="none"/>
-                <w:strike w:val="false"/>
-                <w:sz w:val="12"/>
-                <w:szCs w:val="12"/>
-                <w:color w:val="000000"/>
-              </w:rPr>
-              <w:t xml:space="preserve">0.35 (0.11–1.15)</w:t>
-            </w:r>
-          </w:p>
-        </w:tc>
-        <w:tc>
-          <w:tcPr>
-            <w:tcBorders>
-              <w:bottom w:val="none" w:sz="0" w:space="0" w:color="000000"/>
-              <w:top w:val="none" w:sz="0" w:space="0" w:color="000000"/>
-              <w:left w:val="none" w:sz="0" w:space="0" w:color="000000"/>
-              <w:right w:val="none" w:sz="0" w:space="0" w:color="000000"/>
-            </w:tcBorders>
-            <w:shd w:val="clear" w:color="auto" w:fill="FFFFFF"/>
-            <w:tcMar>
-              <w:top w:w="0" w:type="dxa"/>
-              <w:bottom w:w="0" w:type="dxa"/>
-              <w:left w:w="0" w:type="dxa"/>
-              <w:right w:w="0" w:type="dxa"/>
-            </w:tcMar>
-            <w:vAlign w:val="center"/>
-          </w:tcPr>
-          <w:p>
-            <w:pPr>
-              <w:pStyle w:val="Normal"/>
-              <w:jc w:val="left"/>
-              <w:pBdr>
-                <w:bottom w:val="none" w:sz="0" w:space="0" w:color="000000"/>
-                <w:top w:val="none" w:sz="0" w:space="0" w:color="000000"/>
-                <w:left w:val="none" w:sz="0" w:space="0" w:color="000000"/>
-                <w:right w:val="none" w:sz="0" w:space="0" w:color="000000"/>
-              </w:pBdr>
-              <w:spacing w:after="100" w:before="100" w:line="240"/>
-              <w:ind w:left="100" w:right="100" w:firstLine="0" w:firstLineChars="0"/>
-              <w:rPr>
-                <w:rFonts w:ascii="Times New Roman" w:hAnsi="Times New Roman" w:eastAsia="Times New Roman" w:cs="Times New Roman"/>
-                <w:i w:val="false"/>
-                <w:b w:val="false"/>
-                <w:u w:val="none"/>
-                <w:strike w:val="false"/>
-                <w:sz w:val="12"/>
-                <w:szCs w:val="12"/>
-                <w:color w:val="000000"/>
-              </w:rPr>
-            </w:pPr>
-            <w:r>
-              <w:rPr>
-                <w:rFonts w:ascii="Times New Roman" w:hAnsi="Times New Roman" w:eastAsia="Times New Roman" w:cs="Times New Roman"/>
-                <w:i w:val="false"/>
-                <w:b w:val="false"/>
-                <w:u w:val="none"/>
-                <w:strike w:val="false"/>
-                <w:sz w:val="12"/>
-                <w:szCs w:val="12"/>
-                <w:color w:val="000000"/>
-              </w:rPr>
-              <w:t xml:space="preserve">0.084</w:t>
+              <w:t xml:space="preserve">0.62 (0.32–1.22)</w:t>
             </w:r>
           </w:p>
         </w:tc>
@@ -12809,6 +12589,226 @@
                 <w:szCs w:val="12"/>
                 <w:color w:val="000000"/>
               </w:rPr>
+              <w:t xml:space="preserve">0.337</w:t>
+            </w:r>
+          </w:p>
+        </w:tc>
+        <w:tc>
+          <w:tcPr>
+            <w:tcBorders>
+              <w:bottom w:val="none" w:sz="0" w:space="0" w:color="000000"/>
+              <w:top w:val="none" w:sz="0" w:space="0" w:color="000000"/>
+              <w:left w:val="none" w:sz="0" w:space="0" w:color="000000"/>
+              <w:right w:val="none" w:sz="0" w:space="0" w:color="000000"/>
+            </w:tcBorders>
+            <w:shd w:val="clear" w:color="auto" w:fill="FFFFFF"/>
+            <w:tcMar>
+              <w:top w:w="0" w:type="dxa"/>
+              <w:bottom w:w="0" w:type="dxa"/>
+              <w:left w:w="0" w:type="dxa"/>
+              <w:right w:w="0" w:type="dxa"/>
+            </w:tcMar>
+            <w:vAlign w:val="center"/>
+          </w:tcPr>
+          <w:p>
+            <w:pPr>
+              <w:pStyle w:val="Normal"/>
+              <w:jc w:val="left"/>
+              <w:pBdr>
+                <w:bottom w:val="none" w:sz="0" w:space="0" w:color="000000"/>
+                <w:top w:val="none" w:sz="0" w:space="0" w:color="000000"/>
+                <w:left w:val="none" w:sz="0" w:space="0" w:color="000000"/>
+                <w:right w:val="none" w:sz="0" w:space="0" w:color="000000"/>
+              </w:pBdr>
+              <w:spacing w:after="100" w:before="100" w:line="240"/>
+              <w:ind w:left="100" w:right="100" w:firstLine="0" w:firstLineChars="0"/>
+              <w:rPr>
+                <w:rFonts w:ascii="Times New Roman" w:hAnsi="Times New Roman" w:eastAsia="Times New Roman" w:cs="Times New Roman"/>
+                <w:i w:val="false"/>
+                <w:b w:val="false"/>
+                <w:u w:val="none"/>
+                <w:strike w:val="false"/>
+                <w:sz w:val="12"/>
+                <w:szCs w:val="12"/>
+                <w:color w:val="000000"/>
+              </w:rPr>
+            </w:pPr>
+            <w:r>
+              <w:rPr>
+                <w:rFonts w:ascii="Times New Roman" w:hAnsi="Times New Roman" w:eastAsia="Times New Roman" w:cs="Times New Roman"/>
+                <w:i w:val="false"/>
+                <w:b w:val="false"/>
+                <w:u w:val="none"/>
+                <w:strike w:val="false"/>
+                <w:sz w:val="12"/>
+                <w:szCs w:val="12"/>
+                <w:color w:val="000000"/>
+              </w:rPr>
+              <w:t xml:space="preserve">0.56 (0.23–1.41)</w:t>
+            </w:r>
+          </w:p>
+        </w:tc>
+        <w:tc>
+          <w:tcPr>
+            <w:tcBorders>
+              <w:bottom w:val="none" w:sz="0" w:space="0" w:color="000000"/>
+              <w:top w:val="none" w:sz="0" w:space="0" w:color="000000"/>
+              <w:left w:val="none" w:sz="0" w:space="0" w:color="000000"/>
+              <w:right w:val="none" w:sz="0" w:space="0" w:color="000000"/>
+            </w:tcBorders>
+            <w:shd w:val="clear" w:color="auto" w:fill="FFFFFF"/>
+            <w:tcMar>
+              <w:top w:w="0" w:type="dxa"/>
+              <w:bottom w:w="0" w:type="dxa"/>
+              <w:left w:w="0" w:type="dxa"/>
+              <w:right w:w="0" w:type="dxa"/>
+            </w:tcMar>
+            <w:vAlign w:val="center"/>
+          </w:tcPr>
+          <w:p>
+            <w:pPr>
+              <w:pStyle w:val="Normal"/>
+              <w:jc w:val="left"/>
+              <w:pBdr>
+                <w:bottom w:val="none" w:sz="0" w:space="0" w:color="000000"/>
+                <w:top w:val="none" w:sz="0" w:space="0" w:color="000000"/>
+                <w:left w:val="none" w:sz="0" w:space="0" w:color="000000"/>
+                <w:right w:val="none" w:sz="0" w:space="0" w:color="000000"/>
+              </w:pBdr>
+              <w:spacing w:after="100" w:before="100" w:line="240"/>
+              <w:ind w:left="100" w:right="100" w:firstLine="0" w:firstLineChars="0"/>
+              <w:rPr>
+                <w:rFonts w:ascii="Times New Roman" w:hAnsi="Times New Roman" w:eastAsia="Times New Roman" w:cs="Times New Roman"/>
+                <w:i w:val="false"/>
+                <w:b w:val="false"/>
+                <w:u w:val="none"/>
+                <w:strike w:val="false"/>
+                <w:sz w:val="12"/>
+                <w:szCs w:val="12"/>
+                <w:color w:val="000000"/>
+              </w:rPr>
+            </w:pPr>
+            <w:r>
+              <w:rPr>
+                <w:rFonts w:ascii="Times New Roman" w:hAnsi="Times New Roman" w:eastAsia="Times New Roman" w:cs="Times New Roman"/>
+                <w:i w:val="false"/>
+                <w:b w:val="false"/>
+                <w:u w:val="none"/>
+                <w:strike w:val="false"/>
+                <w:sz w:val="12"/>
+                <w:szCs w:val="12"/>
+                <w:color w:val="000000"/>
+              </w:rPr>
+              <w:t xml:space="preserve">0.222</w:t>
+            </w:r>
+          </w:p>
+        </w:tc>
+        <w:tc>
+          <w:tcPr>
+            <w:tcBorders>
+              <w:bottom w:val="none" w:sz="0" w:space="0" w:color="000000"/>
+              <w:top w:val="none" w:sz="0" w:space="0" w:color="000000"/>
+              <w:left w:val="none" w:sz="0" w:space="0" w:color="000000"/>
+              <w:right w:val="none" w:sz="0" w:space="0" w:color="000000"/>
+            </w:tcBorders>
+            <w:shd w:val="clear" w:color="auto" w:fill="FFFFFF"/>
+            <w:tcMar>
+              <w:top w:w="0" w:type="dxa"/>
+              <w:bottom w:w="0" w:type="dxa"/>
+              <w:left w:w="0" w:type="dxa"/>
+              <w:right w:w="0" w:type="dxa"/>
+            </w:tcMar>
+            <w:vAlign w:val="center"/>
+          </w:tcPr>
+          <w:p>
+            <w:pPr>
+              <w:pStyle w:val="Normal"/>
+              <w:jc w:val="left"/>
+              <w:pBdr>
+                <w:bottom w:val="none" w:sz="0" w:space="0" w:color="000000"/>
+                <w:top w:val="none" w:sz="0" w:space="0" w:color="000000"/>
+                <w:left w:val="none" w:sz="0" w:space="0" w:color="000000"/>
+                <w:right w:val="none" w:sz="0" w:space="0" w:color="000000"/>
+              </w:pBdr>
+              <w:spacing w:after="100" w:before="100" w:line="240"/>
+              <w:ind w:left="100" w:right="100" w:firstLine="0" w:firstLineChars="0"/>
+              <w:rPr>
+                <w:rFonts w:ascii="Times New Roman" w:hAnsi="Times New Roman" w:eastAsia="Times New Roman" w:cs="Times New Roman"/>
+                <w:i w:val="false"/>
+                <w:b w:val="false"/>
+                <w:u w:val="none"/>
+                <w:strike w:val="false"/>
+                <w:sz w:val="12"/>
+                <w:szCs w:val="12"/>
+                <w:color w:val="000000"/>
+              </w:rPr>
+            </w:pPr>
+            <w:r>
+              <w:rPr>
+                <w:rFonts w:ascii="Times New Roman" w:hAnsi="Times New Roman" w:eastAsia="Times New Roman" w:cs="Times New Roman"/>
+                <w:i w:val="false"/>
+                <w:b w:val="false"/>
+                <w:u w:val="none"/>
+                <w:strike w:val="false"/>
+                <w:sz w:val="12"/>
+                <w:szCs w:val="12"/>
+                <w:color w:val="000000"/>
+              </w:rPr>
+              <w:t xml:space="preserve">0.369</w:t>
+            </w:r>
+          </w:p>
+        </w:tc>
+        <w:tc>
+          <w:tcPr>
+            <w:tcBorders>
+              <w:bottom w:val="none" w:sz="0" w:space="0" w:color="000000"/>
+              <w:top w:val="none" w:sz="0" w:space="0" w:color="000000"/>
+              <w:left w:val="none" w:sz="0" w:space="0" w:color="000000"/>
+              <w:right w:val="none" w:sz="0" w:space="0" w:color="000000"/>
+            </w:tcBorders>
+            <w:shd w:val="clear" w:color="auto" w:fill="FFFFFF"/>
+            <w:tcMar>
+              <w:top w:w="0" w:type="dxa"/>
+              <w:bottom w:w="0" w:type="dxa"/>
+              <w:left w:w="0" w:type="dxa"/>
+              <w:right w:w="0" w:type="dxa"/>
+            </w:tcMar>
+            <w:vAlign w:val="center"/>
+          </w:tcPr>
+          <w:p>
+            <w:pPr>
+              <w:pStyle w:val="Normal"/>
+              <w:jc w:val="left"/>
+              <w:pBdr>
+                <w:bottom w:val="none" w:sz="0" w:space="0" w:color="000000"/>
+                <w:top w:val="none" w:sz="0" w:space="0" w:color="000000"/>
+                <w:left w:val="none" w:sz="0" w:space="0" w:color="000000"/>
+                <w:right w:val="none" w:sz="0" w:space="0" w:color="000000"/>
+              </w:pBdr>
+              <w:spacing w:after="100" w:before="100" w:line="240"/>
+              <w:ind w:left="100" w:right="100" w:firstLine="0" w:firstLineChars="0"/>
+              <w:rPr>
+                <w:rFonts w:ascii="Times New Roman" w:hAnsi="Times New Roman" w:eastAsia="Times New Roman" w:cs="Times New Roman"/>
+                <w:i w:val="false"/>
+                <w:b w:val="false"/>
+                <w:u w:val="none"/>
+                <w:strike w:val="false"/>
+                <w:sz w:val="12"/>
+                <w:szCs w:val="12"/>
+                <w:color w:val="000000"/>
+              </w:rPr>
+            </w:pPr>
+            <w:r>
+              <w:rPr>
+                <w:rFonts w:ascii="Times New Roman" w:hAnsi="Times New Roman" w:eastAsia="Times New Roman" w:cs="Times New Roman"/>
+                <w:i w:val="false"/>
+                <w:b w:val="false"/>
+                <w:u w:val="none"/>
+                <w:strike w:val="false"/>
+                <w:sz w:val="12"/>
+                <w:szCs w:val="12"/>
+                <w:color w:val="000000"/>
+              </w:rPr>
               <w:t xml:space="preserve">3.2</w:t>
             </w:r>
           </w:p>
@@ -12919,337 +12919,337 @@
                 <w:szCs w:val="12"/>
                 <w:color w:val="000000"/>
               </w:rPr>
-              <w:t xml:space="preserve">0.49 (0.13–1.77)</w:t>
-            </w:r>
-          </w:p>
-        </w:tc>
-        <w:tc>
-          <w:tcPr>
-            <w:tcBorders>
-              <w:bottom w:val="none" w:sz="0" w:space="0" w:color="000000"/>
-              <w:top w:val="none" w:sz="0" w:space="0" w:color="000000"/>
-              <w:left w:val="none" w:sz="0" w:space="0" w:color="000000"/>
-              <w:right w:val="none" w:sz="0" w:space="0" w:color="000000"/>
-            </w:tcBorders>
-            <w:shd w:val="clear" w:color="auto" w:fill="FFFFFF"/>
-            <w:tcMar>
-              <w:top w:w="0" w:type="dxa"/>
-              <w:bottom w:w="0" w:type="dxa"/>
-              <w:left w:w="0" w:type="dxa"/>
-              <w:right w:w="0" w:type="dxa"/>
-            </w:tcMar>
-            <w:vAlign w:val="center"/>
-          </w:tcPr>
-          <w:p>
-            <w:pPr>
-              <w:pStyle w:val="Normal"/>
-              <w:jc w:val="left"/>
-              <w:pBdr>
-                <w:bottom w:val="none" w:sz="0" w:space="0" w:color="000000"/>
-                <w:top w:val="none" w:sz="0" w:space="0" w:color="000000"/>
-                <w:left w:val="none" w:sz="0" w:space="0" w:color="000000"/>
-                <w:right w:val="none" w:sz="0" w:space="0" w:color="000000"/>
-              </w:pBdr>
-              <w:spacing w:after="100" w:before="100" w:line="240"/>
-              <w:ind w:left="100" w:right="100" w:firstLine="0" w:firstLineChars="0"/>
-              <w:rPr>
-                <w:rFonts w:ascii="Times New Roman" w:hAnsi="Times New Roman" w:eastAsia="Times New Roman" w:cs="Times New Roman"/>
-                <w:i w:val="false"/>
-                <w:b w:val="false"/>
-                <w:u w:val="none"/>
-                <w:strike w:val="false"/>
-                <w:sz w:val="12"/>
-                <w:szCs w:val="12"/>
-                <w:color w:val="000000"/>
-              </w:rPr>
-            </w:pPr>
-            <w:r>
-              <w:rPr>
-                <w:rFonts w:ascii="Times New Roman" w:hAnsi="Times New Roman" w:eastAsia="Times New Roman" w:cs="Times New Roman"/>
-                <w:i w:val="false"/>
-                <w:b w:val="false"/>
-                <w:u w:val="none"/>
-                <w:strike w:val="false"/>
-                <w:sz w:val="12"/>
-                <w:szCs w:val="12"/>
-                <w:color w:val="000000"/>
-              </w:rPr>
-              <w:t xml:space="preserve">0.274</w:t>
-            </w:r>
-          </w:p>
-        </w:tc>
-        <w:tc>
-          <w:tcPr>
-            <w:tcBorders>
-              <w:bottom w:val="none" w:sz="0" w:space="0" w:color="000000"/>
-              <w:top w:val="none" w:sz="0" w:space="0" w:color="000000"/>
-              <w:left w:val="none" w:sz="0" w:space="0" w:color="000000"/>
-              <w:right w:val="none" w:sz="0" w:space="0" w:color="000000"/>
-            </w:tcBorders>
-            <w:shd w:val="clear" w:color="auto" w:fill="FFFFFF"/>
-            <w:tcMar>
-              <w:top w:w="0" w:type="dxa"/>
-              <w:bottom w:w="0" w:type="dxa"/>
-              <w:left w:w="0" w:type="dxa"/>
-              <w:right w:w="0" w:type="dxa"/>
-            </w:tcMar>
-            <w:vAlign w:val="center"/>
-          </w:tcPr>
-          <w:p>
-            <w:pPr>
-              <w:pStyle w:val="Normal"/>
-              <w:jc w:val="left"/>
-              <w:pBdr>
-                <w:bottom w:val="none" w:sz="0" w:space="0" w:color="000000"/>
-                <w:top w:val="none" w:sz="0" w:space="0" w:color="000000"/>
-                <w:left w:val="none" w:sz="0" w:space="0" w:color="000000"/>
-                <w:right w:val="none" w:sz="0" w:space="0" w:color="000000"/>
-              </w:pBdr>
-              <w:spacing w:after="100" w:before="100" w:line="240"/>
-              <w:ind w:left="100" w:right="100" w:firstLine="0" w:firstLineChars="0"/>
-              <w:rPr>
-                <w:rFonts w:ascii="Times New Roman" w:hAnsi="Times New Roman" w:eastAsia="Times New Roman" w:cs="Times New Roman"/>
-                <w:i w:val="false"/>
-                <w:b w:val="false"/>
-                <w:u w:val="none"/>
-                <w:strike w:val="false"/>
-                <w:sz w:val="12"/>
-                <w:szCs w:val="12"/>
-                <w:color w:val="000000"/>
-              </w:rPr>
-            </w:pPr>
-            <w:r>
-              <w:rPr>
-                <w:rFonts w:ascii="Times New Roman" w:hAnsi="Times New Roman" w:eastAsia="Times New Roman" w:cs="Times New Roman"/>
-                <w:i w:val="false"/>
-                <w:b w:val="false"/>
-                <w:u w:val="none"/>
-                <w:strike w:val="false"/>
-                <w:sz w:val="12"/>
-                <w:szCs w:val="12"/>
-                <w:color w:val="000000"/>
-              </w:rPr>
-              <w:t xml:space="preserve">0.358</w:t>
-            </w:r>
-          </w:p>
-        </w:tc>
-        <w:tc>
-          <w:tcPr>
-            <w:tcBorders>
-              <w:bottom w:val="none" w:sz="0" w:space="0" w:color="000000"/>
-              <w:top w:val="none" w:sz="0" w:space="0" w:color="000000"/>
-              <w:left w:val="none" w:sz="0" w:space="0" w:color="000000"/>
-              <w:right w:val="none" w:sz="0" w:space="0" w:color="000000"/>
-            </w:tcBorders>
-            <w:shd w:val="clear" w:color="auto" w:fill="FFFFFF"/>
-            <w:tcMar>
-              <w:top w:w="0" w:type="dxa"/>
-              <w:bottom w:w="0" w:type="dxa"/>
-              <w:left w:w="0" w:type="dxa"/>
-              <w:right w:w="0" w:type="dxa"/>
-            </w:tcMar>
-            <w:vAlign w:val="center"/>
-          </w:tcPr>
-          <w:p>
-            <w:pPr>
-              <w:pStyle w:val="Normal"/>
-              <w:jc w:val="left"/>
-              <w:pBdr>
-                <w:bottom w:val="none" w:sz="0" w:space="0" w:color="000000"/>
-                <w:top w:val="none" w:sz="0" w:space="0" w:color="000000"/>
-                <w:left w:val="none" w:sz="0" w:space="0" w:color="000000"/>
-                <w:right w:val="none" w:sz="0" w:space="0" w:color="000000"/>
-              </w:pBdr>
-              <w:spacing w:after="100" w:before="100" w:line="240"/>
-              <w:ind w:left="100" w:right="100" w:firstLine="0" w:firstLineChars="0"/>
-              <w:rPr>
-                <w:rFonts w:ascii="Times New Roman" w:hAnsi="Times New Roman" w:eastAsia="Times New Roman" w:cs="Times New Roman"/>
-                <w:i w:val="false"/>
-                <w:b w:val="false"/>
-                <w:u w:val="none"/>
-                <w:strike w:val="false"/>
-                <w:sz w:val="12"/>
-                <w:szCs w:val="12"/>
-                <w:color w:val="000000"/>
-              </w:rPr>
-            </w:pPr>
-            <w:r>
-              <w:rPr>
-                <w:rFonts w:ascii="Times New Roman" w:hAnsi="Times New Roman" w:eastAsia="Times New Roman" w:cs="Times New Roman"/>
-                <w:i w:val="false"/>
-                <w:b w:val="false"/>
-                <w:u w:val="none"/>
-                <w:strike w:val="false"/>
-                <w:sz w:val="12"/>
-                <w:szCs w:val="12"/>
-                <w:color w:val="000000"/>
-              </w:rPr>
-              <w:t xml:space="preserve"/>
-            </w:r>
-          </w:p>
-        </w:tc>
-        <w:tc>
-          <w:tcPr>
-            <w:tcBorders>
-              <w:bottom w:val="none" w:sz="0" w:space="0" w:color="000000"/>
-              <w:top w:val="none" w:sz="0" w:space="0" w:color="000000"/>
-              <w:left w:val="none" w:sz="0" w:space="0" w:color="000000"/>
-              <w:right w:val="none" w:sz="0" w:space="0" w:color="000000"/>
-            </w:tcBorders>
-            <w:shd w:val="clear" w:color="auto" w:fill="FFFFFF"/>
-            <w:tcMar>
-              <w:top w:w="0" w:type="dxa"/>
-              <w:bottom w:w="0" w:type="dxa"/>
-              <w:left w:w="0" w:type="dxa"/>
-              <w:right w:w="0" w:type="dxa"/>
-            </w:tcMar>
-            <w:vAlign w:val="center"/>
-          </w:tcPr>
-          <w:p>
-            <w:pPr>
-              <w:pStyle w:val="Normal"/>
-              <w:jc w:val="left"/>
-              <w:pBdr>
-                <w:bottom w:val="none" w:sz="0" w:space="0" w:color="000000"/>
-                <w:top w:val="none" w:sz="0" w:space="0" w:color="000000"/>
-                <w:left w:val="none" w:sz="0" w:space="0" w:color="000000"/>
-                <w:right w:val="none" w:sz="0" w:space="0" w:color="000000"/>
-              </w:pBdr>
-              <w:spacing w:after="100" w:before="100" w:line="240"/>
-              <w:ind w:left="100" w:right="100" w:firstLine="0" w:firstLineChars="0"/>
-              <w:rPr>
-                <w:rFonts w:ascii="Times New Roman" w:hAnsi="Times New Roman" w:eastAsia="Times New Roman" w:cs="Times New Roman"/>
-                <w:i w:val="false"/>
-                <w:b w:val="false"/>
-                <w:u w:val="none"/>
-                <w:strike w:val="false"/>
-                <w:sz w:val="12"/>
-                <w:szCs w:val="12"/>
-                <w:color w:val="000000"/>
-              </w:rPr>
-            </w:pPr>
-            <w:r>
-              <w:rPr>
-                <w:rFonts w:ascii="Times New Roman" w:hAnsi="Times New Roman" w:eastAsia="Times New Roman" w:cs="Times New Roman"/>
-                <w:i w:val="false"/>
-                <w:b w:val="false"/>
-                <w:u w:val="none"/>
-                <w:strike w:val="false"/>
-                <w:sz w:val="12"/>
-                <w:szCs w:val="12"/>
-                <w:color w:val="000000"/>
-              </w:rPr>
-              <w:t xml:space="preserve"/>
-            </w:r>
-          </w:p>
-        </w:tc>
-        <w:tc>
-          <w:tcPr>
-            <w:tcBorders>
-              <w:bottom w:val="none" w:sz="0" w:space="0" w:color="000000"/>
-              <w:top w:val="none" w:sz="0" w:space="0" w:color="000000"/>
-              <w:left w:val="none" w:sz="0" w:space="0" w:color="000000"/>
-              <w:right w:val="none" w:sz="0" w:space="0" w:color="000000"/>
-            </w:tcBorders>
-            <w:shd w:val="clear" w:color="auto" w:fill="FFFFFF"/>
-            <w:tcMar>
-              <w:top w:w="0" w:type="dxa"/>
-              <w:bottom w:w="0" w:type="dxa"/>
-              <w:left w:w="0" w:type="dxa"/>
-              <w:right w:w="0" w:type="dxa"/>
-            </w:tcMar>
-            <w:vAlign w:val="center"/>
-          </w:tcPr>
-          <w:p>
-            <w:pPr>
-              <w:pStyle w:val="Normal"/>
-              <w:jc w:val="left"/>
-              <w:pBdr>
-                <w:bottom w:val="none" w:sz="0" w:space="0" w:color="000000"/>
-                <w:top w:val="none" w:sz="0" w:space="0" w:color="000000"/>
-                <w:left w:val="none" w:sz="0" w:space="0" w:color="000000"/>
-                <w:right w:val="none" w:sz="0" w:space="0" w:color="000000"/>
-              </w:pBdr>
-              <w:spacing w:after="100" w:before="100" w:line="240"/>
-              <w:ind w:left="100" w:right="100" w:firstLine="0" w:firstLineChars="0"/>
-              <w:rPr>
-                <w:rFonts w:ascii="Times New Roman" w:hAnsi="Times New Roman" w:eastAsia="Times New Roman" w:cs="Times New Roman"/>
-                <w:i w:val="false"/>
-                <w:b w:val="false"/>
-                <w:u w:val="none"/>
-                <w:strike w:val="false"/>
-                <w:sz w:val="12"/>
-                <w:szCs w:val="12"/>
-                <w:color w:val="000000"/>
-              </w:rPr>
-            </w:pPr>
-            <w:r>
-              <w:rPr>
-                <w:rFonts w:ascii="Times New Roman" w:hAnsi="Times New Roman" w:eastAsia="Times New Roman" w:cs="Times New Roman"/>
-                <w:i w:val="false"/>
-                <w:b w:val="false"/>
-                <w:u w:val="none"/>
-                <w:strike w:val="false"/>
-                <w:sz w:val="12"/>
-                <w:szCs w:val="12"/>
-                <w:color w:val="000000"/>
-              </w:rPr>
-              <w:t xml:space="preserve"/>
-            </w:r>
-          </w:p>
-        </w:tc>
-        <w:tc>
-          <w:tcPr>
-            <w:tcBorders>
-              <w:bottom w:val="none" w:sz="0" w:space="0" w:color="000000"/>
-              <w:top w:val="none" w:sz="0" w:space="0" w:color="000000"/>
-              <w:left w:val="none" w:sz="0" w:space="0" w:color="000000"/>
-              <w:right w:val="none" w:sz="0" w:space="0" w:color="000000"/>
-            </w:tcBorders>
-            <w:shd w:val="clear" w:color="auto" w:fill="FFFFFF"/>
-            <w:tcMar>
-              <w:top w:w="0" w:type="dxa"/>
-              <w:bottom w:w="0" w:type="dxa"/>
-              <w:left w:w="0" w:type="dxa"/>
-              <w:right w:w="0" w:type="dxa"/>
-            </w:tcMar>
-            <w:vAlign w:val="center"/>
-          </w:tcPr>
-          <w:p>
-            <w:pPr>
-              <w:pStyle w:val="Normal"/>
-              <w:jc w:val="left"/>
-              <w:pBdr>
-                <w:bottom w:val="none" w:sz="0" w:space="0" w:color="000000"/>
-                <w:top w:val="none" w:sz="0" w:space="0" w:color="000000"/>
-                <w:left w:val="none" w:sz="0" w:space="0" w:color="000000"/>
-                <w:right w:val="none" w:sz="0" w:space="0" w:color="000000"/>
-              </w:pBdr>
-              <w:spacing w:after="100" w:before="100" w:line="240"/>
-              <w:ind w:left="100" w:right="100" w:firstLine="0" w:firstLineChars="0"/>
-              <w:rPr>
-                <w:rFonts w:ascii="Times New Roman" w:hAnsi="Times New Roman" w:eastAsia="Times New Roman" w:cs="Times New Roman"/>
-                <w:i w:val="false"/>
-                <w:b w:val="false"/>
-                <w:u w:val="none"/>
-                <w:strike w:val="false"/>
-                <w:sz w:val="12"/>
-                <w:szCs w:val="12"/>
-                <w:color w:val="000000"/>
-              </w:rPr>
-            </w:pPr>
-            <w:r>
-              <w:rPr>
-                <w:rFonts w:ascii="Times New Roman" w:hAnsi="Times New Roman" w:eastAsia="Times New Roman" w:cs="Times New Roman"/>
-                <w:i w:val="false"/>
-                <w:b w:val="false"/>
-                <w:u w:val="none"/>
-                <w:strike w:val="false"/>
-                <w:sz w:val="12"/>
-                <w:szCs w:val="12"/>
-                <w:color w:val="000000"/>
-              </w:rPr>
-              <w:t xml:space="preserve"/>
+              <w:t xml:space="preserve">0.80 (0.28–2.31)</w:t>
+            </w:r>
+          </w:p>
+        </w:tc>
+        <w:tc>
+          <w:tcPr>
+            <w:tcBorders>
+              <w:bottom w:val="none" w:sz="0" w:space="0" w:color="000000"/>
+              <w:top w:val="none" w:sz="0" w:space="0" w:color="000000"/>
+              <w:left w:val="none" w:sz="0" w:space="0" w:color="000000"/>
+              <w:right w:val="none" w:sz="0" w:space="0" w:color="000000"/>
+            </w:tcBorders>
+            <w:shd w:val="clear" w:color="auto" w:fill="FFFFFF"/>
+            <w:tcMar>
+              <w:top w:w="0" w:type="dxa"/>
+              <w:bottom w:w="0" w:type="dxa"/>
+              <w:left w:w="0" w:type="dxa"/>
+              <w:right w:w="0" w:type="dxa"/>
+            </w:tcMar>
+            <w:vAlign w:val="center"/>
+          </w:tcPr>
+          <w:p>
+            <w:pPr>
+              <w:pStyle w:val="Normal"/>
+              <w:jc w:val="left"/>
+              <w:pBdr>
+                <w:bottom w:val="none" w:sz="0" w:space="0" w:color="000000"/>
+                <w:top w:val="none" w:sz="0" w:space="0" w:color="000000"/>
+                <w:left w:val="none" w:sz="0" w:space="0" w:color="000000"/>
+                <w:right w:val="none" w:sz="0" w:space="0" w:color="000000"/>
+              </w:pBdr>
+              <w:spacing w:after="100" w:before="100" w:line="240"/>
+              <w:ind w:left="100" w:right="100" w:firstLine="0" w:firstLineChars="0"/>
+              <w:rPr>
+                <w:rFonts w:ascii="Times New Roman" w:hAnsi="Times New Roman" w:eastAsia="Times New Roman" w:cs="Times New Roman"/>
+                <w:i w:val="false"/>
+                <w:b w:val="false"/>
+                <w:u w:val="none"/>
+                <w:strike w:val="false"/>
+                <w:sz w:val="12"/>
+                <w:szCs w:val="12"/>
+                <w:color w:val="000000"/>
+              </w:rPr>
+            </w:pPr>
+            <w:r>
+              <w:rPr>
+                <w:rFonts w:ascii="Times New Roman" w:hAnsi="Times New Roman" w:eastAsia="Times New Roman" w:cs="Times New Roman"/>
+                <w:i w:val="false"/>
+                <w:b w:val="false"/>
+                <w:u w:val="none"/>
+                <w:strike w:val="false"/>
+                <w:sz w:val="12"/>
+                <w:szCs w:val="12"/>
+                <w:color w:val="000000"/>
+              </w:rPr>
+              <w:t xml:space="preserve">0.678</w:t>
+            </w:r>
+          </w:p>
+        </w:tc>
+        <w:tc>
+          <w:tcPr>
+            <w:tcBorders>
+              <w:bottom w:val="none" w:sz="0" w:space="0" w:color="000000"/>
+              <w:top w:val="none" w:sz="0" w:space="0" w:color="000000"/>
+              <w:left w:val="none" w:sz="0" w:space="0" w:color="000000"/>
+              <w:right w:val="none" w:sz="0" w:space="0" w:color="000000"/>
+            </w:tcBorders>
+            <w:shd w:val="clear" w:color="auto" w:fill="FFFFFF"/>
+            <w:tcMar>
+              <w:top w:w="0" w:type="dxa"/>
+              <w:bottom w:w="0" w:type="dxa"/>
+              <w:left w:w="0" w:type="dxa"/>
+              <w:right w:w="0" w:type="dxa"/>
+            </w:tcMar>
+            <w:vAlign w:val="center"/>
+          </w:tcPr>
+          <w:p>
+            <w:pPr>
+              <w:pStyle w:val="Normal"/>
+              <w:jc w:val="left"/>
+              <w:pBdr>
+                <w:bottom w:val="none" w:sz="0" w:space="0" w:color="000000"/>
+                <w:top w:val="none" w:sz="0" w:space="0" w:color="000000"/>
+                <w:left w:val="none" w:sz="0" w:space="0" w:color="000000"/>
+                <w:right w:val="none" w:sz="0" w:space="0" w:color="000000"/>
+              </w:pBdr>
+              <w:spacing w:after="100" w:before="100" w:line="240"/>
+              <w:ind w:left="100" w:right="100" w:firstLine="0" w:firstLineChars="0"/>
+              <w:rPr>
+                <w:rFonts w:ascii="Times New Roman" w:hAnsi="Times New Roman" w:eastAsia="Times New Roman" w:cs="Times New Roman"/>
+                <w:i w:val="false"/>
+                <w:b w:val="false"/>
+                <w:u w:val="none"/>
+                <w:strike w:val="false"/>
+                <w:sz w:val="12"/>
+                <w:szCs w:val="12"/>
+                <w:color w:val="000000"/>
+              </w:rPr>
+            </w:pPr>
+            <w:r>
+              <w:rPr>
+                <w:rFonts w:ascii="Times New Roman" w:hAnsi="Times New Roman" w:eastAsia="Times New Roman" w:cs="Times New Roman"/>
+                <w:i w:val="false"/>
+                <w:b w:val="false"/>
+                <w:u w:val="none"/>
+                <w:strike w:val="false"/>
+                <w:sz w:val="12"/>
+                <w:szCs w:val="12"/>
+                <w:color w:val="000000"/>
+              </w:rPr>
+              <w:t xml:space="preserve">0.122</w:t>
+            </w:r>
+          </w:p>
+        </w:tc>
+        <w:tc>
+          <w:tcPr>
+            <w:tcBorders>
+              <w:bottom w:val="none" w:sz="0" w:space="0" w:color="000000"/>
+              <w:top w:val="none" w:sz="0" w:space="0" w:color="000000"/>
+              <w:left w:val="none" w:sz="0" w:space="0" w:color="000000"/>
+              <w:right w:val="none" w:sz="0" w:space="0" w:color="000000"/>
+            </w:tcBorders>
+            <w:shd w:val="clear" w:color="auto" w:fill="FFFFFF"/>
+            <w:tcMar>
+              <w:top w:w="0" w:type="dxa"/>
+              <w:bottom w:w="0" w:type="dxa"/>
+              <w:left w:w="0" w:type="dxa"/>
+              <w:right w:w="0" w:type="dxa"/>
+            </w:tcMar>
+            <w:vAlign w:val="center"/>
+          </w:tcPr>
+          <w:p>
+            <w:pPr>
+              <w:pStyle w:val="Normal"/>
+              <w:jc w:val="left"/>
+              <w:pBdr>
+                <w:bottom w:val="none" w:sz="0" w:space="0" w:color="000000"/>
+                <w:top w:val="none" w:sz="0" w:space="0" w:color="000000"/>
+                <w:left w:val="none" w:sz="0" w:space="0" w:color="000000"/>
+                <w:right w:val="none" w:sz="0" w:space="0" w:color="000000"/>
+              </w:pBdr>
+              <w:spacing w:after="100" w:before="100" w:line="240"/>
+              <w:ind w:left="100" w:right="100" w:firstLine="0" w:firstLineChars="0"/>
+              <w:rPr>
+                <w:rFonts w:ascii="Times New Roman" w:hAnsi="Times New Roman" w:eastAsia="Times New Roman" w:cs="Times New Roman"/>
+                <w:i w:val="false"/>
+                <w:b w:val="false"/>
+                <w:u w:val="none"/>
+                <w:strike w:val="false"/>
+                <w:sz w:val="12"/>
+                <w:szCs w:val="12"/>
+                <w:color w:val="000000"/>
+              </w:rPr>
+            </w:pPr>
+            <w:r>
+              <w:rPr>
+                <w:rFonts w:ascii="Times New Roman" w:hAnsi="Times New Roman" w:eastAsia="Times New Roman" w:cs="Times New Roman"/>
+                <w:i w:val="false"/>
+                <w:b w:val="false"/>
+                <w:u w:val="none"/>
+                <w:strike w:val="false"/>
+                <w:sz w:val="12"/>
+                <w:szCs w:val="12"/>
+                <w:color w:val="000000"/>
+              </w:rPr>
+              <w:t xml:space="preserve">0.85 (0.28–2.55)</w:t>
+            </w:r>
+          </w:p>
+        </w:tc>
+        <w:tc>
+          <w:tcPr>
+            <w:tcBorders>
+              <w:bottom w:val="none" w:sz="0" w:space="0" w:color="000000"/>
+              <w:top w:val="none" w:sz="0" w:space="0" w:color="000000"/>
+              <w:left w:val="none" w:sz="0" w:space="0" w:color="000000"/>
+              <w:right w:val="none" w:sz="0" w:space="0" w:color="000000"/>
+            </w:tcBorders>
+            <w:shd w:val="clear" w:color="auto" w:fill="FFFFFF"/>
+            <w:tcMar>
+              <w:top w:w="0" w:type="dxa"/>
+              <w:bottom w:w="0" w:type="dxa"/>
+              <w:left w:w="0" w:type="dxa"/>
+              <w:right w:w="0" w:type="dxa"/>
+            </w:tcMar>
+            <w:vAlign w:val="center"/>
+          </w:tcPr>
+          <w:p>
+            <w:pPr>
+              <w:pStyle w:val="Normal"/>
+              <w:jc w:val="left"/>
+              <w:pBdr>
+                <w:bottom w:val="none" w:sz="0" w:space="0" w:color="000000"/>
+                <w:top w:val="none" w:sz="0" w:space="0" w:color="000000"/>
+                <w:left w:val="none" w:sz="0" w:space="0" w:color="000000"/>
+                <w:right w:val="none" w:sz="0" w:space="0" w:color="000000"/>
+              </w:pBdr>
+              <w:spacing w:after="100" w:before="100" w:line="240"/>
+              <w:ind w:left="100" w:right="100" w:firstLine="0" w:firstLineChars="0"/>
+              <w:rPr>
+                <w:rFonts w:ascii="Times New Roman" w:hAnsi="Times New Roman" w:eastAsia="Times New Roman" w:cs="Times New Roman"/>
+                <w:i w:val="false"/>
+                <w:b w:val="false"/>
+                <w:u w:val="none"/>
+                <w:strike w:val="false"/>
+                <w:sz w:val="12"/>
+                <w:szCs w:val="12"/>
+                <w:color w:val="000000"/>
+              </w:rPr>
+            </w:pPr>
+            <w:r>
+              <w:rPr>
+                <w:rFonts w:ascii="Times New Roman" w:hAnsi="Times New Roman" w:eastAsia="Times New Roman" w:cs="Times New Roman"/>
+                <w:i w:val="false"/>
+                <w:b w:val="false"/>
+                <w:u w:val="none"/>
+                <w:strike w:val="false"/>
+                <w:sz w:val="12"/>
+                <w:szCs w:val="12"/>
+                <w:color w:val="000000"/>
+              </w:rPr>
+              <w:t xml:space="preserve">0.768</w:t>
+            </w:r>
+          </w:p>
+        </w:tc>
+        <w:tc>
+          <w:tcPr>
+            <w:tcBorders>
+              <w:bottom w:val="none" w:sz="0" w:space="0" w:color="000000"/>
+              <w:top w:val="none" w:sz="0" w:space="0" w:color="000000"/>
+              <w:left w:val="none" w:sz="0" w:space="0" w:color="000000"/>
+              <w:right w:val="none" w:sz="0" w:space="0" w:color="000000"/>
+            </w:tcBorders>
+            <w:shd w:val="clear" w:color="auto" w:fill="FFFFFF"/>
+            <w:tcMar>
+              <w:top w:w="0" w:type="dxa"/>
+              <w:bottom w:w="0" w:type="dxa"/>
+              <w:left w:w="0" w:type="dxa"/>
+              <w:right w:w="0" w:type="dxa"/>
+            </w:tcMar>
+            <w:vAlign w:val="center"/>
+          </w:tcPr>
+          <w:p>
+            <w:pPr>
+              <w:pStyle w:val="Normal"/>
+              <w:jc w:val="left"/>
+              <w:pBdr>
+                <w:bottom w:val="none" w:sz="0" w:space="0" w:color="000000"/>
+                <w:top w:val="none" w:sz="0" w:space="0" w:color="000000"/>
+                <w:left w:val="none" w:sz="0" w:space="0" w:color="000000"/>
+                <w:right w:val="none" w:sz="0" w:space="0" w:color="000000"/>
+              </w:pBdr>
+              <w:spacing w:after="100" w:before="100" w:line="240"/>
+              <w:ind w:left="100" w:right="100" w:firstLine="0" w:firstLineChars="0"/>
+              <w:rPr>
+                <w:rFonts w:ascii="Times New Roman" w:hAnsi="Times New Roman" w:eastAsia="Times New Roman" w:cs="Times New Roman"/>
+                <w:i w:val="false"/>
+                <w:b w:val="false"/>
+                <w:u w:val="none"/>
+                <w:strike w:val="false"/>
+                <w:sz w:val="12"/>
+                <w:szCs w:val="12"/>
+                <w:color w:val="000000"/>
+              </w:rPr>
+            </w:pPr>
+            <w:r>
+              <w:rPr>
+                <w:rFonts w:ascii="Times New Roman" w:hAnsi="Times New Roman" w:eastAsia="Times New Roman" w:cs="Times New Roman"/>
+                <w:i w:val="false"/>
+                <w:b w:val="false"/>
+                <w:u w:val="none"/>
+                <w:strike w:val="false"/>
+                <w:sz w:val="12"/>
+                <w:szCs w:val="12"/>
+                <w:color w:val="000000"/>
+              </w:rPr>
+              <w:t xml:space="preserve">0.03 (0.00–1.36)</w:t>
+            </w:r>
+          </w:p>
+        </w:tc>
+        <w:tc>
+          <w:tcPr>
+            <w:tcBorders>
+              <w:bottom w:val="none" w:sz="0" w:space="0" w:color="000000"/>
+              <w:top w:val="none" w:sz="0" w:space="0" w:color="000000"/>
+              <w:left w:val="none" w:sz="0" w:space="0" w:color="000000"/>
+              <w:right w:val="none" w:sz="0" w:space="0" w:color="000000"/>
+            </w:tcBorders>
+            <w:shd w:val="clear" w:color="auto" w:fill="FFFFFF"/>
+            <w:tcMar>
+              <w:top w:w="0" w:type="dxa"/>
+              <w:bottom w:w="0" w:type="dxa"/>
+              <w:left w:w="0" w:type="dxa"/>
+              <w:right w:w="0" w:type="dxa"/>
+            </w:tcMar>
+            <w:vAlign w:val="center"/>
+          </w:tcPr>
+          <w:p>
+            <w:pPr>
+              <w:pStyle w:val="Normal"/>
+              <w:jc w:val="left"/>
+              <w:pBdr>
+                <w:bottom w:val="none" w:sz="0" w:space="0" w:color="000000"/>
+                <w:top w:val="none" w:sz="0" w:space="0" w:color="000000"/>
+                <w:left w:val="none" w:sz="0" w:space="0" w:color="000000"/>
+                <w:right w:val="none" w:sz="0" w:space="0" w:color="000000"/>
+              </w:pBdr>
+              <w:spacing w:after="100" w:before="100" w:line="240"/>
+              <w:ind w:left="100" w:right="100" w:firstLine="0" w:firstLineChars="0"/>
+              <w:rPr>
+                <w:rFonts w:ascii="Times New Roman" w:hAnsi="Times New Roman" w:eastAsia="Times New Roman" w:cs="Times New Roman"/>
+                <w:i w:val="false"/>
+                <w:b w:val="false"/>
+                <w:u w:val="none"/>
+                <w:strike w:val="false"/>
+                <w:sz w:val="12"/>
+                <w:szCs w:val="12"/>
+                <w:color w:val="000000"/>
+              </w:rPr>
+            </w:pPr>
+            <w:r>
+              <w:rPr>
+                <w:rFonts w:ascii="Times New Roman" w:hAnsi="Times New Roman" w:eastAsia="Times New Roman" w:cs="Times New Roman"/>
+                <w:i w:val="false"/>
+                <w:b w:val="false"/>
+                <w:u w:val="none"/>
+                <w:strike w:val="false"/>
+                <w:sz w:val="12"/>
+                <w:szCs w:val="12"/>
+                <w:color w:val="000000"/>
+              </w:rPr>
+              <w:t xml:space="preserve">0.072</w:t>
             </w:r>
           </w:p>
         </w:tc>
@@ -13969,282 +13969,282 @@
                 <w:szCs w:val="12"/>
                 <w:color w:val="000000"/>
               </w:rPr>
-              <w:t xml:space="preserve">0.87 (0.39–1.94)</w:t>
-            </w:r>
-          </w:p>
-        </w:tc>
-        <w:tc>
-          <w:tcPr>
-            <w:tcBorders>
-              <w:bottom w:val="none" w:sz="0" w:space="0" w:color="000000"/>
-              <w:top w:val="none" w:sz="0" w:space="0" w:color="000000"/>
-              <w:left w:val="none" w:sz="0" w:space="0" w:color="000000"/>
-              <w:right w:val="none" w:sz="0" w:space="0" w:color="000000"/>
-            </w:tcBorders>
-            <w:shd w:val="clear" w:color="auto" w:fill="FFFFFF"/>
-            <w:tcMar>
-              <w:top w:w="0" w:type="dxa"/>
-              <w:bottom w:w="0" w:type="dxa"/>
-              <w:left w:w="0" w:type="dxa"/>
-              <w:right w:w="0" w:type="dxa"/>
-            </w:tcMar>
-            <w:vAlign w:val="center"/>
-          </w:tcPr>
-          <w:p>
-            <w:pPr>
-              <w:pStyle w:val="Normal"/>
-              <w:jc w:val="left"/>
-              <w:pBdr>
-                <w:bottom w:val="none" w:sz="0" w:space="0" w:color="000000"/>
-                <w:top w:val="none" w:sz="0" w:space="0" w:color="000000"/>
-                <w:left w:val="none" w:sz="0" w:space="0" w:color="000000"/>
-                <w:right w:val="none" w:sz="0" w:space="0" w:color="000000"/>
-              </w:pBdr>
-              <w:spacing w:after="100" w:before="100" w:line="240"/>
-              <w:ind w:left="100" w:right="100" w:firstLine="0" w:firstLineChars="0"/>
-              <w:rPr>
-                <w:rFonts w:ascii="Times New Roman" w:hAnsi="Times New Roman" w:eastAsia="Times New Roman" w:cs="Times New Roman"/>
-                <w:i w:val="false"/>
-                <w:b w:val="false"/>
-                <w:u w:val="none"/>
-                <w:strike w:val="false"/>
-                <w:sz w:val="12"/>
-                <w:szCs w:val="12"/>
-                <w:color w:val="000000"/>
-              </w:rPr>
-            </w:pPr>
-            <w:r>
-              <w:rPr>
-                <w:rFonts w:ascii="Times New Roman" w:hAnsi="Times New Roman" w:eastAsia="Times New Roman" w:cs="Times New Roman"/>
-                <w:i w:val="false"/>
-                <w:b w:val="false"/>
-                <w:u w:val="none"/>
-                <w:strike w:val="false"/>
-                <w:sz w:val="12"/>
-                <w:szCs w:val="12"/>
-                <w:color w:val="000000"/>
-              </w:rPr>
-              <w:t xml:space="preserve">0.729</w:t>
-            </w:r>
-          </w:p>
-        </w:tc>
-        <w:tc>
-          <w:tcPr>
-            <w:tcBorders>
-              <w:bottom w:val="none" w:sz="0" w:space="0" w:color="000000"/>
-              <w:top w:val="none" w:sz="0" w:space="0" w:color="000000"/>
-              <w:left w:val="none" w:sz="0" w:space="0" w:color="000000"/>
-              <w:right w:val="none" w:sz="0" w:space="0" w:color="000000"/>
-            </w:tcBorders>
-            <w:shd w:val="clear" w:color="auto" w:fill="FFFFFF"/>
-            <w:tcMar>
-              <w:top w:w="0" w:type="dxa"/>
-              <w:bottom w:w="0" w:type="dxa"/>
-              <w:left w:w="0" w:type="dxa"/>
-              <w:right w:w="0" w:type="dxa"/>
-            </w:tcMar>
-            <w:vAlign w:val="center"/>
-          </w:tcPr>
-          <w:p>
-            <w:pPr>
-              <w:pStyle w:val="Normal"/>
-              <w:jc w:val="left"/>
-              <w:pBdr>
-                <w:bottom w:val="none" w:sz="0" w:space="0" w:color="000000"/>
-                <w:top w:val="none" w:sz="0" w:space="0" w:color="000000"/>
-                <w:left w:val="none" w:sz="0" w:space="0" w:color="000000"/>
-                <w:right w:val="none" w:sz="0" w:space="0" w:color="000000"/>
-              </w:pBdr>
-              <w:spacing w:after="100" w:before="100" w:line="240"/>
-              <w:ind w:left="100" w:right="100" w:firstLine="0" w:firstLineChars="0"/>
-              <w:rPr>
-                <w:rFonts w:ascii="Times New Roman" w:hAnsi="Times New Roman" w:eastAsia="Times New Roman" w:cs="Times New Roman"/>
-                <w:i w:val="false"/>
-                <w:b w:val="false"/>
-                <w:u w:val="none"/>
-                <w:strike w:val="false"/>
-                <w:sz w:val="12"/>
-                <w:szCs w:val="12"/>
-                <w:color w:val="000000"/>
-              </w:rPr>
-            </w:pPr>
-            <w:r>
-              <w:rPr>
-                <w:rFonts w:ascii="Times New Roman" w:hAnsi="Times New Roman" w:eastAsia="Times New Roman" w:cs="Times New Roman"/>
-                <w:i w:val="false"/>
-                <w:b w:val="false"/>
-                <w:u w:val="none"/>
-                <w:strike w:val="false"/>
-                <w:sz w:val="12"/>
-                <w:szCs w:val="12"/>
-                <w:color w:val="000000"/>
-              </w:rPr>
-              <w:t xml:space="preserve">0.729</w:t>
-            </w:r>
-          </w:p>
-        </w:tc>
-        <w:tc>
-          <w:tcPr>
-            <w:tcBorders>
-              <w:bottom w:val="none" w:sz="0" w:space="0" w:color="000000"/>
-              <w:top w:val="none" w:sz="0" w:space="0" w:color="000000"/>
-              <w:left w:val="none" w:sz="0" w:space="0" w:color="000000"/>
-              <w:right w:val="none" w:sz="0" w:space="0" w:color="000000"/>
-            </w:tcBorders>
-            <w:shd w:val="clear" w:color="auto" w:fill="FFFFFF"/>
-            <w:tcMar>
-              <w:top w:w="0" w:type="dxa"/>
-              <w:bottom w:w="0" w:type="dxa"/>
-              <w:left w:w="0" w:type="dxa"/>
-              <w:right w:w="0" w:type="dxa"/>
-            </w:tcMar>
-            <w:vAlign w:val="center"/>
-          </w:tcPr>
-          <w:p>
-            <w:pPr>
-              <w:pStyle w:val="Normal"/>
-              <w:jc w:val="left"/>
-              <w:pBdr>
-                <w:bottom w:val="none" w:sz="0" w:space="0" w:color="000000"/>
-                <w:top w:val="none" w:sz="0" w:space="0" w:color="000000"/>
-                <w:left w:val="none" w:sz="0" w:space="0" w:color="000000"/>
-                <w:right w:val="none" w:sz="0" w:space="0" w:color="000000"/>
-              </w:pBdr>
-              <w:spacing w:after="100" w:before="100" w:line="240"/>
-              <w:ind w:left="100" w:right="100" w:firstLine="0" w:firstLineChars="0"/>
-              <w:rPr>
-                <w:rFonts w:ascii="Times New Roman" w:hAnsi="Times New Roman" w:eastAsia="Times New Roman" w:cs="Times New Roman"/>
-                <w:i w:val="false"/>
-                <w:b w:val="false"/>
-                <w:u w:val="none"/>
-                <w:strike w:val="false"/>
-                <w:sz w:val="12"/>
-                <w:szCs w:val="12"/>
-                <w:color w:val="000000"/>
-              </w:rPr>
-            </w:pPr>
-            <w:r>
-              <w:rPr>
-                <w:rFonts w:ascii="Times New Roman" w:hAnsi="Times New Roman" w:eastAsia="Times New Roman" w:cs="Times New Roman"/>
-                <w:i w:val="false"/>
-                <w:b w:val="false"/>
-                <w:u w:val="none"/>
-                <w:strike w:val="false"/>
-                <w:sz w:val="12"/>
-                <w:szCs w:val="12"/>
-                <w:color w:val="000000"/>
-              </w:rPr>
-              <w:t xml:space="preserve">0.83 (0.26–2.62)</w:t>
-            </w:r>
-          </w:p>
-        </w:tc>
-        <w:tc>
-          <w:tcPr>
-            <w:tcBorders>
-              <w:bottom w:val="none" w:sz="0" w:space="0" w:color="000000"/>
-              <w:top w:val="none" w:sz="0" w:space="0" w:color="000000"/>
-              <w:left w:val="none" w:sz="0" w:space="0" w:color="000000"/>
-              <w:right w:val="none" w:sz="0" w:space="0" w:color="000000"/>
-            </w:tcBorders>
-            <w:shd w:val="clear" w:color="auto" w:fill="FFFFFF"/>
-            <w:tcMar>
-              <w:top w:w="0" w:type="dxa"/>
-              <w:bottom w:w="0" w:type="dxa"/>
-              <w:left w:w="0" w:type="dxa"/>
-              <w:right w:w="0" w:type="dxa"/>
-            </w:tcMar>
-            <w:vAlign w:val="center"/>
-          </w:tcPr>
-          <w:p>
-            <w:pPr>
-              <w:pStyle w:val="Normal"/>
-              <w:jc w:val="left"/>
-              <w:pBdr>
-                <w:bottom w:val="none" w:sz="0" w:space="0" w:color="000000"/>
-                <w:top w:val="none" w:sz="0" w:space="0" w:color="000000"/>
-                <w:left w:val="none" w:sz="0" w:space="0" w:color="000000"/>
-                <w:right w:val="none" w:sz="0" w:space="0" w:color="000000"/>
-              </w:pBdr>
-              <w:spacing w:after="100" w:before="100" w:line="240"/>
-              <w:ind w:left="100" w:right="100" w:firstLine="0" w:firstLineChars="0"/>
-              <w:rPr>
-                <w:rFonts w:ascii="Times New Roman" w:hAnsi="Times New Roman" w:eastAsia="Times New Roman" w:cs="Times New Roman"/>
-                <w:i w:val="false"/>
-                <w:b w:val="false"/>
-                <w:u w:val="none"/>
-                <w:strike w:val="false"/>
-                <w:sz w:val="12"/>
-                <w:szCs w:val="12"/>
-                <w:color w:val="000000"/>
-              </w:rPr>
-            </w:pPr>
-            <w:r>
-              <w:rPr>
-                <w:rFonts w:ascii="Times New Roman" w:hAnsi="Times New Roman" w:eastAsia="Times New Roman" w:cs="Times New Roman"/>
-                <w:i w:val="false"/>
-                <w:b w:val="false"/>
-                <w:u w:val="none"/>
-                <w:strike w:val="false"/>
-                <w:sz w:val="12"/>
-                <w:szCs w:val="12"/>
-                <w:color w:val="000000"/>
-              </w:rPr>
-              <w:t xml:space="preserve">0.746</w:t>
-            </w:r>
-          </w:p>
-        </w:tc>
-        <w:tc>
-          <w:tcPr>
-            <w:tcBorders>
-              <w:bottom w:val="none" w:sz="0" w:space="0" w:color="000000"/>
-              <w:top w:val="none" w:sz="0" w:space="0" w:color="000000"/>
-              <w:left w:val="none" w:sz="0" w:space="0" w:color="000000"/>
-              <w:right w:val="none" w:sz="0" w:space="0" w:color="000000"/>
-            </w:tcBorders>
-            <w:shd w:val="clear" w:color="auto" w:fill="FFFFFF"/>
-            <w:tcMar>
-              <w:top w:w="0" w:type="dxa"/>
-              <w:bottom w:w="0" w:type="dxa"/>
-              <w:left w:w="0" w:type="dxa"/>
-              <w:right w:w="0" w:type="dxa"/>
-            </w:tcMar>
-            <w:vAlign w:val="center"/>
-          </w:tcPr>
-          <w:p>
-            <w:pPr>
-              <w:pStyle w:val="Normal"/>
-              <w:jc w:val="left"/>
-              <w:pBdr>
-                <w:bottom w:val="none" w:sz="0" w:space="0" w:color="000000"/>
-                <w:top w:val="none" w:sz="0" w:space="0" w:color="000000"/>
-                <w:left w:val="none" w:sz="0" w:space="0" w:color="000000"/>
-                <w:right w:val="none" w:sz="0" w:space="0" w:color="000000"/>
-              </w:pBdr>
-              <w:spacing w:after="100" w:before="100" w:line="240"/>
-              <w:ind w:left="100" w:right="100" w:firstLine="0" w:firstLineChars="0"/>
-              <w:rPr>
-                <w:rFonts w:ascii="Times New Roman" w:hAnsi="Times New Roman" w:eastAsia="Times New Roman" w:cs="Times New Roman"/>
-                <w:i w:val="false"/>
-                <w:b w:val="false"/>
-                <w:u w:val="none"/>
-                <w:strike w:val="false"/>
-                <w:sz w:val="12"/>
-                <w:szCs w:val="12"/>
-                <w:color w:val="000000"/>
-              </w:rPr>
-            </w:pPr>
-            <w:r>
-              <w:rPr>
-                <w:rFonts w:ascii="Times New Roman" w:hAnsi="Times New Roman" w:eastAsia="Times New Roman" w:cs="Times New Roman"/>
-                <w:i w:val="false"/>
-                <w:b w:val="false"/>
-                <w:u w:val="none"/>
-                <w:strike w:val="false"/>
-                <w:sz w:val="12"/>
-                <w:szCs w:val="12"/>
-                <w:color w:val="000000"/>
-              </w:rPr>
-              <w:t xml:space="preserve">0.746</w:t>
+              <w:t xml:space="preserve">1.22 (0.87–1.72)</w:t>
+            </w:r>
+          </w:p>
+        </w:tc>
+        <w:tc>
+          <w:tcPr>
+            <w:tcBorders>
+              <w:bottom w:val="none" w:sz="0" w:space="0" w:color="000000"/>
+              <w:top w:val="none" w:sz="0" w:space="0" w:color="000000"/>
+              <w:left w:val="none" w:sz="0" w:space="0" w:color="000000"/>
+              <w:right w:val="none" w:sz="0" w:space="0" w:color="000000"/>
+            </w:tcBorders>
+            <w:shd w:val="clear" w:color="auto" w:fill="FFFFFF"/>
+            <w:tcMar>
+              <w:top w:w="0" w:type="dxa"/>
+              <w:bottom w:w="0" w:type="dxa"/>
+              <w:left w:w="0" w:type="dxa"/>
+              <w:right w:w="0" w:type="dxa"/>
+            </w:tcMar>
+            <w:vAlign w:val="center"/>
+          </w:tcPr>
+          <w:p>
+            <w:pPr>
+              <w:pStyle w:val="Normal"/>
+              <w:jc w:val="left"/>
+              <w:pBdr>
+                <w:bottom w:val="none" w:sz="0" w:space="0" w:color="000000"/>
+                <w:top w:val="none" w:sz="0" w:space="0" w:color="000000"/>
+                <w:left w:val="none" w:sz="0" w:space="0" w:color="000000"/>
+                <w:right w:val="none" w:sz="0" w:space="0" w:color="000000"/>
+              </w:pBdr>
+              <w:spacing w:after="100" w:before="100" w:line="240"/>
+              <w:ind w:left="100" w:right="100" w:firstLine="0" w:firstLineChars="0"/>
+              <w:rPr>
+                <w:rFonts w:ascii="Times New Roman" w:hAnsi="Times New Roman" w:eastAsia="Times New Roman" w:cs="Times New Roman"/>
+                <w:i w:val="false"/>
+                <w:b w:val="false"/>
+                <w:u w:val="none"/>
+                <w:strike w:val="false"/>
+                <w:sz w:val="12"/>
+                <w:szCs w:val="12"/>
+                <w:color w:val="000000"/>
+              </w:rPr>
+            </w:pPr>
+            <w:r>
+              <w:rPr>
+                <w:rFonts w:ascii="Times New Roman" w:hAnsi="Times New Roman" w:eastAsia="Times New Roman" w:cs="Times New Roman"/>
+                <w:i w:val="false"/>
+                <w:b w:val="false"/>
+                <w:u w:val="none"/>
+                <w:strike w:val="false"/>
+                <w:sz w:val="12"/>
+                <w:szCs w:val="12"/>
+                <w:color w:val="000000"/>
+              </w:rPr>
+              <w:t xml:space="preserve">0.248</w:t>
+            </w:r>
+          </w:p>
+        </w:tc>
+        <w:tc>
+          <w:tcPr>
+            <w:tcBorders>
+              <w:bottom w:val="none" w:sz="0" w:space="0" w:color="000000"/>
+              <w:top w:val="none" w:sz="0" w:space="0" w:color="000000"/>
+              <w:left w:val="none" w:sz="0" w:space="0" w:color="000000"/>
+              <w:right w:val="none" w:sz="0" w:space="0" w:color="000000"/>
+            </w:tcBorders>
+            <w:shd w:val="clear" w:color="auto" w:fill="FFFFFF"/>
+            <w:tcMar>
+              <w:top w:w="0" w:type="dxa"/>
+              <w:bottom w:w="0" w:type="dxa"/>
+              <w:left w:w="0" w:type="dxa"/>
+              <w:right w:w="0" w:type="dxa"/>
+            </w:tcMar>
+            <w:vAlign w:val="center"/>
+          </w:tcPr>
+          <w:p>
+            <w:pPr>
+              <w:pStyle w:val="Normal"/>
+              <w:jc w:val="left"/>
+              <w:pBdr>
+                <w:bottom w:val="none" w:sz="0" w:space="0" w:color="000000"/>
+                <w:top w:val="none" w:sz="0" w:space="0" w:color="000000"/>
+                <w:left w:val="none" w:sz="0" w:space="0" w:color="000000"/>
+                <w:right w:val="none" w:sz="0" w:space="0" w:color="000000"/>
+              </w:pBdr>
+              <w:spacing w:after="100" w:before="100" w:line="240"/>
+              <w:ind w:left="100" w:right="100" w:firstLine="0" w:firstLineChars="0"/>
+              <w:rPr>
+                <w:rFonts w:ascii="Times New Roman" w:hAnsi="Times New Roman" w:eastAsia="Times New Roman" w:cs="Times New Roman"/>
+                <w:i w:val="false"/>
+                <w:b w:val="false"/>
+                <w:u w:val="none"/>
+                <w:strike w:val="false"/>
+                <w:sz w:val="12"/>
+                <w:szCs w:val="12"/>
+                <w:color w:val="000000"/>
+              </w:rPr>
+            </w:pPr>
+            <w:r>
+              <w:rPr>
+                <w:rFonts w:ascii="Times New Roman" w:hAnsi="Times New Roman" w:eastAsia="Times New Roman" w:cs="Times New Roman"/>
+                <w:i w:val="false"/>
+                <w:b w:val="false"/>
+                <w:u w:val="none"/>
+                <w:strike w:val="false"/>
+                <w:sz w:val="12"/>
+                <w:szCs w:val="12"/>
+                <w:color w:val="000000"/>
+              </w:rPr>
+              <w:t xml:space="preserve">0.355</w:t>
+            </w:r>
+          </w:p>
+        </w:tc>
+        <w:tc>
+          <w:tcPr>
+            <w:tcBorders>
+              <w:bottom w:val="none" w:sz="0" w:space="0" w:color="000000"/>
+              <w:top w:val="none" w:sz="0" w:space="0" w:color="000000"/>
+              <w:left w:val="none" w:sz="0" w:space="0" w:color="000000"/>
+              <w:right w:val="none" w:sz="0" w:space="0" w:color="000000"/>
+            </w:tcBorders>
+            <w:shd w:val="clear" w:color="auto" w:fill="FFFFFF"/>
+            <w:tcMar>
+              <w:top w:w="0" w:type="dxa"/>
+              <w:bottom w:w="0" w:type="dxa"/>
+              <w:left w:w="0" w:type="dxa"/>
+              <w:right w:w="0" w:type="dxa"/>
+            </w:tcMar>
+            <w:vAlign w:val="center"/>
+          </w:tcPr>
+          <w:p>
+            <w:pPr>
+              <w:pStyle w:val="Normal"/>
+              <w:jc w:val="left"/>
+              <w:pBdr>
+                <w:bottom w:val="none" w:sz="0" w:space="0" w:color="000000"/>
+                <w:top w:val="none" w:sz="0" w:space="0" w:color="000000"/>
+                <w:left w:val="none" w:sz="0" w:space="0" w:color="000000"/>
+                <w:right w:val="none" w:sz="0" w:space="0" w:color="000000"/>
+              </w:pBdr>
+              <w:spacing w:after="100" w:before="100" w:line="240"/>
+              <w:ind w:left="100" w:right="100" w:firstLine="0" w:firstLineChars="0"/>
+              <w:rPr>
+                <w:rFonts w:ascii="Times New Roman" w:hAnsi="Times New Roman" w:eastAsia="Times New Roman" w:cs="Times New Roman"/>
+                <w:i w:val="false"/>
+                <w:b w:val="false"/>
+                <w:u w:val="none"/>
+                <w:strike w:val="false"/>
+                <w:sz w:val="12"/>
+                <w:szCs w:val="12"/>
+                <w:color w:val="000000"/>
+              </w:rPr>
+            </w:pPr>
+            <w:r>
+              <w:rPr>
+                <w:rFonts w:ascii="Times New Roman" w:hAnsi="Times New Roman" w:eastAsia="Times New Roman" w:cs="Times New Roman"/>
+                <w:i w:val="false"/>
+                <w:b w:val="false"/>
+                <w:u w:val="none"/>
+                <w:strike w:val="false"/>
+                <w:sz w:val="12"/>
+                <w:szCs w:val="12"/>
+                <w:color w:val="000000"/>
+              </w:rPr>
+              <w:t xml:space="preserve">1.11 (0.71–1.73)</w:t>
+            </w:r>
+          </w:p>
+        </w:tc>
+        <w:tc>
+          <w:tcPr>
+            <w:tcBorders>
+              <w:bottom w:val="none" w:sz="0" w:space="0" w:color="000000"/>
+              <w:top w:val="none" w:sz="0" w:space="0" w:color="000000"/>
+              <w:left w:val="none" w:sz="0" w:space="0" w:color="000000"/>
+              <w:right w:val="none" w:sz="0" w:space="0" w:color="000000"/>
+            </w:tcBorders>
+            <w:shd w:val="clear" w:color="auto" w:fill="FFFFFF"/>
+            <w:tcMar>
+              <w:top w:w="0" w:type="dxa"/>
+              <w:bottom w:w="0" w:type="dxa"/>
+              <w:left w:w="0" w:type="dxa"/>
+              <w:right w:w="0" w:type="dxa"/>
+            </w:tcMar>
+            <w:vAlign w:val="center"/>
+          </w:tcPr>
+          <w:p>
+            <w:pPr>
+              <w:pStyle w:val="Normal"/>
+              <w:jc w:val="left"/>
+              <w:pBdr>
+                <w:bottom w:val="none" w:sz="0" w:space="0" w:color="000000"/>
+                <w:top w:val="none" w:sz="0" w:space="0" w:color="000000"/>
+                <w:left w:val="none" w:sz="0" w:space="0" w:color="000000"/>
+                <w:right w:val="none" w:sz="0" w:space="0" w:color="000000"/>
+              </w:pBdr>
+              <w:spacing w:after="100" w:before="100" w:line="240"/>
+              <w:ind w:left="100" w:right="100" w:firstLine="0" w:firstLineChars="0"/>
+              <w:rPr>
+                <w:rFonts w:ascii="Times New Roman" w:hAnsi="Times New Roman" w:eastAsia="Times New Roman" w:cs="Times New Roman"/>
+                <w:i w:val="false"/>
+                <w:b w:val="false"/>
+                <w:u w:val="none"/>
+                <w:strike w:val="false"/>
+                <w:sz w:val="12"/>
+                <w:szCs w:val="12"/>
+                <w:color w:val="000000"/>
+              </w:rPr>
+            </w:pPr>
+            <w:r>
+              <w:rPr>
+                <w:rFonts w:ascii="Times New Roman" w:hAnsi="Times New Roman" w:eastAsia="Times New Roman" w:cs="Times New Roman"/>
+                <w:i w:val="false"/>
+                <w:b w:val="false"/>
+                <w:u w:val="none"/>
+                <w:strike w:val="false"/>
+                <w:sz w:val="12"/>
+                <w:szCs w:val="12"/>
+                <w:color w:val="000000"/>
+              </w:rPr>
+              <w:t xml:space="preserve">0.640</w:t>
+            </w:r>
+          </w:p>
+        </w:tc>
+        <w:tc>
+          <w:tcPr>
+            <w:tcBorders>
+              <w:bottom w:val="none" w:sz="0" w:space="0" w:color="000000"/>
+              <w:top w:val="none" w:sz="0" w:space="0" w:color="000000"/>
+              <w:left w:val="none" w:sz="0" w:space="0" w:color="000000"/>
+              <w:right w:val="none" w:sz="0" w:space="0" w:color="000000"/>
+            </w:tcBorders>
+            <w:shd w:val="clear" w:color="auto" w:fill="FFFFFF"/>
+            <w:tcMar>
+              <w:top w:w="0" w:type="dxa"/>
+              <w:bottom w:w="0" w:type="dxa"/>
+              <w:left w:w="0" w:type="dxa"/>
+              <w:right w:w="0" w:type="dxa"/>
+            </w:tcMar>
+            <w:vAlign w:val="center"/>
+          </w:tcPr>
+          <w:p>
+            <w:pPr>
+              <w:pStyle w:val="Normal"/>
+              <w:jc w:val="left"/>
+              <w:pBdr>
+                <w:bottom w:val="none" w:sz="0" w:space="0" w:color="000000"/>
+                <w:top w:val="none" w:sz="0" w:space="0" w:color="000000"/>
+                <w:left w:val="none" w:sz="0" w:space="0" w:color="000000"/>
+                <w:right w:val="none" w:sz="0" w:space="0" w:color="000000"/>
+              </w:pBdr>
+              <w:spacing w:after="100" w:before="100" w:line="240"/>
+              <w:ind w:left="100" w:right="100" w:firstLine="0" w:firstLineChars="0"/>
+              <w:rPr>
+                <w:rFonts w:ascii="Times New Roman" w:hAnsi="Times New Roman" w:eastAsia="Times New Roman" w:cs="Times New Roman"/>
+                <w:i w:val="false"/>
+                <w:b w:val="false"/>
+                <w:u w:val="none"/>
+                <w:strike w:val="false"/>
+                <w:sz w:val="12"/>
+                <w:szCs w:val="12"/>
+                <w:color w:val="000000"/>
+              </w:rPr>
+            </w:pPr>
+            <w:r>
+              <w:rPr>
+                <w:rFonts w:ascii="Times New Roman" w:hAnsi="Times New Roman" w:eastAsia="Times New Roman" w:cs="Times New Roman"/>
+                <w:i w:val="false"/>
+                <w:b w:val="false"/>
+                <w:u w:val="none"/>
+                <w:strike w:val="false"/>
+                <w:sz w:val="12"/>
+                <w:szCs w:val="12"/>
+                <w:color w:val="000000"/>
+              </w:rPr>
+              <w:t xml:space="preserve">0.712</w:t>
             </w:r>
           </w:p>
         </w:tc>
@@ -14409,117 +14409,117 @@
                 <w:szCs w:val="12"/>
                 <w:color w:val="000000"/>
               </w:rPr>
-              <w:t xml:space="preserve">0.90 (0.27–3.00)</w:t>
-            </w:r>
-          </w:p>
-        </w:tc>
-        <w:tc>
-          <w:tcPr>
-            <w:tcBorders>
-              <w:bottom w:val="none" w:sz="0" w:space="0" w:color="000000"/>
-              <w:top w:val="none" w:sz="0" w:space="0" w:color="000000"/>
-              <w:left w:val="none" w:sz="0" w:space="0" w:color="000000"/>
-              <w:right w:val="none" w:sz="0" w:space="0" w:color="000000"/>
-            </w:tcBorders>
-            <w:shd w:val="clear" w:color="auto" w:fill="FFFFFF"/>
-            <w:tcMar>
-              <w:top w:w="0" w:type="dxa"/>
-              <w:bottom w:w="0" w:type="dxa"/>
-              <w:left w:w="0" w:type="dxa"/>
-              <w:right w:w="0" w:type="dxa"/>
-            </w:tcMar>
-            <w:vAlign w:val="center"/>
-          </w:tcPr>
-          <w:p>
-            <w:pPr>
-              <w:pStyle w:val="Normal"/>
-              <w:jc w:val="left"/>
-              <w:pBdr>
-                <w:bottom w:val="none" w:sz="0" w:space="0" w:color="000000"/>
-                <w:top w:val="none" w:sz="0" w:space="0" w:color="000000"/>
-                <w:left w:val="none" w:sz="0" w:space="0" w:color="000000"/>
-                <w:right w:val="none" w:sz="0" w:space="0" w:color="000000"/>
-              </w:pBdr>
-              <w:spacing w:after="100" w:before="100" w:line="240"/>
-              <w:ind w:left="100" w:right="100" w:firstLine="0" w:firstLineChars="0"/>
-              <w:rPr>
-                <w:rFonts w:ascii="Times New Roman" w:hAnsi="Times New Roman" w:eastAsia="Times New Roman" w:cs="Times New Roman"/>
-                <w:i w:val="false"/>
-                <w:b w:val="false"/>
-                <w:u w:val="none"/>
-                <w:strike w:val="false"/>
-                <w:sz w:val="12"/>
-                <w:szCs w:val="12"/>
-                <w:color w:val="000000"/>
-              </w:rPr>
-            </w:pPr>
-            <w:r>
-              <w:rPr>
-                <w:rFonts w:ascii="Times New Roman" w:hAnsi="Times New Roman" w:eastAsia="Times New Roman" w:cs="Times New Roman"/>
-                <w:i w:val="false"/>
-                <w:b w:val="false"/>
-                <w:u w:val="none"/>
-                <w:strike w:val="false"/>
-                <w:sz w:val="12"/>
-                <w:szCs w:val="12"/>
-                <w:color w:val="000000"/>
-              </w:rPr>
-              <w:t xml:space="preserve">0.867</w:t>
-            </w:r>
-          </w:p>
-        </w:tc>
-        <w:tc>
-          <w:tcPr>
-            <w:tcBorders>
-              <w:bottom w:val="none" w:sz="0" w:space="0" w:color="000000"/>
-              <w:top w:val="none" w:sz="0" w:space="0" w:color="000000"/>
-              <w:left w:val="none" w:sz="0" w:space="0" w:color="000000"/>
-              <w:right w:val="none" w:sz="0" w:space="0" w:color="000000"/>
-            </w:tcBorders>
-            <w:shd w:val="clear" w:color="auto" w:fill="FFFFFF"/>
-            <w:tcMar>
-              <w:top w:w="0" w:type="dxa"/>
-              <w:bottom w:w="0" w:type="dxa"/>
-              <w:left w:w="0" w:type="dxa"/>
-              <w:right w:w="0" w:type="dxa"/>
-            </w:tcMar>
-            <w:vAlign w:val="center"/>
-          </w:tcPr>
-          <w:p>
-            <w:pPr>
-              <w:pStyle w:val="Normal"/>
-              <w:jc w:val="left"/>
-              <w:pBdr>
-                <w:bottom w:val="none" w:sz="0" w:space="0" w:color="000000"/>
-                <w:top w:val="none" w:sz="0" w:space="0" w:color="000000"/>
-                <w:left w:val="none" w:sz="0" w:space="0" w:color="000000"/>
-                <w:right w:val="none" w:sz="0" w:space="0" w:color="000000"/>
-              </w:pBdr>
-              <w:spacing w:after="100" w:before="100" w:line="240"/>
-              <w:ind w:left="100" w:right="100" w:firstLine="0" w:firstLineChars="0"/>
-              <w:rPr>
-                <w:rFonts w:ascii="Times New Roman" w:hAnsi="Times New Roman" w:eastAsia="Times New Roman" w:cs="Times New Roman"/>
-                <w:i w:val="false"/>
-                <w:b w:val="false"/>
-                <w:u w:val="none"/>
-                <w:strike w:val="false"/>
-                <w:sz w:val="12"/>
-                <w:szCs w:val="12"/>
-                <w:color w:val="000000"/>
-              </w:rPr>
-            </w:pPr>
-            <w:r>
-              <w:rPr>
-                <w:rFonts w:ascii="Times New Roman" w:hAnsi="Times New Roman" w:eastAsia="Times New Roman" w:cs="Times New Roman"/>
-                <w:i w:val="false"/>
-                <w:b w:val="false"/>
-                <w:u w:val="none"/>
-                <w:strike w:val="false"/>
-                <w:sz w:val="12"/>
-                <w:szCs w:val="12"/>
-                <w:color w:val="000000"/>
-              </w:rPr>
-              <w:t xml:space="preserve">0.500</w:t>
+              <w:t xml:space="preserve">1.10 (0.68–1.77)</w:t>
+            </w:r>
+          </w:p>
+        </w:tc>
+        <w:tc>
+          <w:tcPr>
+            <w:tcBorders>
+              <w:bottom w:val="none" w:sz="0" w:space="0" w:color="000000"/>
+              <w:top w:val="none" w:sz="0" w:space="0" w:color="000000"/>
+              <w:left w:val="none" w:sz="0" w:space="0" w:color="000000"/>
+              <w:right w:val="none" w:sz="0" w:space="0" w:color="000000"/>
+            </w:tcBorders>
+            <w:shd w:val="clear" w:color="auto" w:fill="FFFFFF"/>
+            <w:tcMar>
+              <w:top w:w="0" w:type="dxa"/>
+              <w:bottom w:w="0" w:type="dxa"/>
+              <w:left w:w="0" w:type="dxa"/>
+              <w:right w:w="0" w:type="dxa"/>
+            </w:tcMar>
+            <w:vAlign w:val="center"/>
+          </w:tcPr>
+          <w:p>
+            <w:pPr>
+              <w:pStyle w:val="Normal"/>
+              <w:jc w:val="left"/>
+              <w:pBdr>
+                <w:bottom w:val="none" w:sz="0" w:space="0" w:color="000000"/>
+                <w:top w:val="none" w:sz="0" w:space="0" w:color="000000"/>
+                <w:left w:val="none" w:sz="0" w:space="0" w:color="000000"/>
+                <w:right w:val="none" w:sz="0" w:space="0" w:color="000000"/>
+              </w:pBdr>
+              <w:spacing w:after="100" w:before="100" w:line="240"/>
+              <w:ind w:left="100" w:right="100" w:firstLine="0" w:firstLineChars="0"/>
+              <w:rPr>
+                <w:rFonts w:ascii="Times New Roman" w:hAnsi="Times New Roman" w:eastAsia="Times New Roman" w:cs="Times New Roman"/>
+                <w:i w:val="false"/>
+                <w:b w:val="false"/>
+                <w:u w:val="none"/>
+                <w:strike w:val="false"/>
+                <w:sz w:val="12"/>
+                <w:szCs w:val="12"/>
+                <w:color w:val="000000"/>
+              </w:rPr>
+            </w:pPr>
+            <w:r>
+              <w:rPr>
+                <w:rFonts w:ascii="Times New Roman" w:hAnsi="Times New Roman" w:eastAsia="Times New Roman" w:cs="Times New Roman"/>
+                <w:i w:val="false"/>
+                <w:b w:val="false"/>
+                <w:u w:val="none"/>
+                <w:strike w:val="false"/>
+                <w:sz w:val="12"/>
+                <w:szCs w:val="12"/>
+                <w:color w:val="000000"/>
+              </w:rPr>
+              <w:t xml:space="preserve">0.699</w:t>
+            </w:r>
+          </w:p>
+        </w:tc>
+        <w:tc>
+          <w:tcPr>
+            <w:tcBorders>
+              <w:bottom w:val="none" w:sz="0" w:space="0" w:color="000000"/>
+              <w:top w:val="none" w:sz="0" w:space="0" w:color="000000"/>
+              <w:left w:val="none" w:sz="0" w:space="0" w:color="000000"/>
+              <w:right w:val="none" w:sz="0" w:space="0" w:color="000000"/>
+            </w:tcBorders>
+            <w:shd w:val="clear" w:color="auto" w:fill="FFFFFF"/>
+            <w:tcMar>
+              <w:top w:w="0" w:type="dxa"/>
+              <w:bottom w:w="0" w:type="dxa"/>
+              <w:left w:w="0" w:type="dxa"/>
+              <w:right w:w="0" w:type="dxa"/>
+            </w:tcMar>
+            <w:vAlign w:val="center"/>
+          </w:tcPr>
+          <w:p>
+            <w:pPr>
+              <w:pStyle w:val="Normal"/>
+              <w:jc w:val="left"/>
+              <w:pBdr>
+                <w:bottom w:val="none" w:sz="0" w:space="0" w:color="000000"/>
+                <w:top w:val="none" w:sz="0" w:space="0" w:color="000000"/>
+                <w:left w:val="none" w:sz="0" w:space="0" w:color="000000"/>
+                <w:right w:val="none" w:sz="0" w:space="0" w:color="000000"/>
+              </w:pBdr>
+              <w:spacing w:after="100" w:before="100" w:line="240"/>
+              <w:ind w:left="100" w:right="100" w:firstLine="0" w:firstLineChars="0"/>
+              <w:rPr>
+                <w:rFonts w:ascii="Times New Roman" w:hAnsi="Times New Roman" w:eastAsia="Times New Roman" w:cs="Times New Roman"/>
+                <w:i w:val="false"/>
+                <w:b w:val="false"/>
+                <w:u w:val="none"/>
+                <w:strike w:val="false"/>
+                <w:sz w:val="12"/>
+                <w:szCs w:val="12"/>
+                <w:color w:val="000000"/>
+              </w:rPr>
+            </w:pPr>
+            <w:r>
+              <w:rPr>
+                <w:rFonts w:ascii="Times New Roman" w:hAnsi="Times New Roman" w:eastAsia="Times New Roman" w:cs="Times New Roman"/>
+                <w:i w:val="false"/>
+                <w:b w:val="false"/>
+                <w:u w:val="none"/>
+                <w:strike w:val="false"/>
+                <w:sz w:val="12"/>
+                <w:szCs w:val="12"/>
+                <w:color w:val="000000"/>
+              </w:rPr>
+              <w:t xml:space="preserve">0.423</w:t>
             </w:r>
           </w:p>
         </w:tc>
@@ -15459,282 +15459,282 @@
                 <w:szCs w:val="12"/>
                 <w:color w:val="000000"/>
               </w:rPr>
-              <w:t xml:space="preserve">0.44 (0.19–1.00)</w:t>
-            </w:r>
-          </w:p>
-        </w:tc>
-        <w:tc>
-          <w:tcPr>
-            <w:tcBorders>
-              <w:bottom w:val="none" w:sz="0" w:space="0" w:color="000000"/>
-              <w:top w:val="none" w:sz="0" w:space="0" w:color="000000"/>
-              <w:left w:val="none" w:sz="0" w:space="0" w:color="000000"/>
-              <w:right w:val="none" w:sz="0" w:space="0" w:color="000000"/>
-            </w:tcBorders>
-            <w:shd w:val="clear" w:color="auto" w:fill="FFFFFF"/>
-            <w:tcMar>
-              <w:top w:w="0" w:type="dxa"/>
-              <w:bottom w:w="0" w:type="dxa"/>
-              <w:left w:w="0" w:type="dxa"/>
-              <w:right w:w="0" w:type="dxa"/>
-            </w:tcMar>
-            <w:vAlign w:val="center"/>
-          </w:tcPr>
-          <w:p>
-            <w:pPr>
-              <w:pStyle w:val="Normal"/>
-              <w:jc w:val="left"/>
-              <w:pBdr>
-                <w:bottom w:val="none" w:sz="0" w:space="0" w:color="000000"/>
-                <w:top w:val="none" w:sz="0" w:space="0" w:color="000000"/>
-                <w:left w:val="none" w:sz="0" w:space="0" w:color="000000"/>
-                <w:right w:val="none" w:sz="0" w:space="0" w:color="000000"/>
-              </w:pBdr>
-              <w:spacing w:after="100" w:before="100" w:line="240"/>
-              <w:ind w:left="100" w:right="100" w:firstLine="0" w:firstLineChars="0"/>
-              <w:rPr>
-                <w:rFonts w:ascii="Times New Roman" w:hAnsi="Times New Roman" w:eastAsia="Times New Roman" w:cs="Times New Roman"/>
-                <w:i w:val="false"/>
-                <w:b w:val="false"/>
-                <w:u w:val="none"/>
-                <w:strike w:val="false"/>
-                <w:sz w:val="12"/>
-                <w:szCs w:val="12"/>
-                <w:color w:val="000000"/>
-              </w:rPr>
-            </w:pPr>
-            <w:r>
-              <w:rPr>
-                <w:rFonts w:ascii="Times New Roman" w:hAnsi="Times New Roman" w:eastAsia="Times New Roman" w:cs="Times New Roman"/>
-                <w:i w:val="false"/>
-                <w:b w:val="false"/>
-                <w:u w:val="none"/>
-                <w:strike w:val="false"/>
-                <w:sz w:val="12"/>
-                <w:szCs w:val="12"/>
-                <w:color w:val="000000"/>
-              </w:rPr>
-              <w:t xml:space="preserve">0.049</w:t>
-            </w:r>
-          </w:p>
-        </w:tc>
-        <w:tc>
-          <w:tcPr>
-            <w:tcBorders>
-              <w:bottom w:val="none" w:sz="0" w:space="0" w:color="000000"/>
-              <w:top w:val="none" w:sz="0" w:space="0" w:color="000000"/>
-              <w:left w:val="none" w:sz="0" w:space="0" w:color="000000"/>
-              <w:right w:val="none" w:sz="0" w:space="0" w:color="000000"/>
-            </w:tcBorders>
-            <w:shd w:val="clear" w:color="auto" w:fill="FFFFFF"/>
-            <w:tcMar>
-              <w:top w:w="0" w:type="dxa"/>
-              <w:bottom w:w="0" w:type="dxa"/>
-              <w:left w:w="0" w:type="dxa"/>
-              <w:right w:w="0" w:type="dxa"/>
-            </w:tcMar>
-            <w:vAlign w:val="center"/>
-          </w:tcPr>
-          <w:p>
-            <w:pPr>
-              <w:pStyle w:val="Normal"/>
-              <w:jc w:val="left"/>
-              <w:pBdr>
-                <w:bottom w:val="none" w:sz="0" w:space="0" w:color="000000"/>
-                <w:top w:val="none" w:sz="0" w:space="0" w:color="000000"/>
-                <w:left w:val="none" w:sz="0" w:space="0" w:color="000000"/>
-                <w:right w:val="none" w:sz="0" w:space="0" w:color="000000"/>
-              </w:pBdr>
-              <w:spacing w:after="100" w:before="100" w:line="240"/>
-              <w:ind w:left="100" w:right="100" w:firstLine="0" w:firstLineChars="0"/>
-              <w:rPr>
-                <w:rFonts w:ascii="Times New Roman" w:hAnsi="Times New Roman" w:eastAsia="Times New Roman" w:cs="Times New Roman"/>
-                <w:i w:val="false"/>
-                <w:b w:val="false"/>
-                <w:u w:val="none"/>
-                <w:strike w:val="false"/>
-                <w:sz w:val="12"/>
-                <w:szCs w:val="12"/>
-                <w:color w:val="000000"/>
-              </w:rPr>
-            </w:pPr>
-            <w:r>
-              <w:rPr>
-                <w:rFonts w:ascii="Times New Roman" w:hAnsi="Times New Roman" w:eastAsia="Times New Roman" w:cs="Times New Roman"/>
-                <w:i w:val="false"/>
-                <w:b w:val="false"/>
-                <w:u w:val="none"/>
-                <w:strike w:val="false"/>
-                <w:sz w:val="12"/>
-                <w:szCs w:val="12"/>
-                <w:color w:val="000000"/>
-              </w:rPr>
-              <w:t xml:space="preserve">0.123</w:t>
-            </w:r>
-          </w:p>
-        </w:tc>
-        <w:tc>
-          <w:tcPr>
-            <w:tcBorders>
-              <w:bottom w:val="none" w:sz="0" w:space="0" w:color="000000"/>
-              <w:top w:val="none" w:sz="0" w:space="0" w:color="000000"/>
-              <w:left w:val="none" w:sz="0" w:space="0" w:color="000000"/>
-              <w:right w:val="none" w:sz="0" w:space="0" w:color="000000"/>
-            </w:tcBorders>
-            <w:shd w:val="clear" w:color="auto" w:fill="FFFFFF"/>
-            <w:tcMar>
-              <w:top w:w="0" w:type="dxa"/>
-              <w:bottom w:w="0" w:type="dxa"/>
-              <w:left w:w="0" w:type="dxa"/>
-              <w:right w:w="0" w:type="dxa"/>
-            </w:tcMar>
-            <w:vAlign w:val="center"/>
-          </w:tcPr>
-          <w:p>
-            <w:pPr>
-              <w:pStyle w:val="Normal"/>
-              <w:jc w:val="left"/>
-              <w:pBdr>
-                <w:bottom w:val="none" w:sz="0" w:space="0" w:color="000000"/>
-                <w:top w:val="none" w:sz="0" w:space="0" w:color="000000"/>
-                <w:left w:val="none" w:sz="0" w:space="0" w:color="000000"/>
-                <w:right w:val="none" w:sz="0" w:space="0" w:color="000000"/>
-              </w:pBdr>
-              <w:spacing w:after="100" w:before="100" w:line="240"/>
-              <w:ind w:left="100" w:right="100" w:firstLine="0" w:firstLineChars="0"/>
-              <w:rPr>
-                <w:rFonts w:ascii="Times New Roman" w:hAnsi="Times New Roman" w:eastAsia="Times New Roman" w:cs="Times New Roman"/>
-                <w:i w:val="false"/>
-                <w:b w:val="false"/>
-                <w:u w:val="none"/>
-                <w:strike w:val="false"/>
-                <w:sz w:val="12"/>
-                <w:szCs w:val="12"/>
-                <w:color w:val="000000"/>
-              </w:rPr>
-            </w:pPr>
-            <w:r>
-              <w:rPr>
-                <w:rFonts w:ascii="Times New Roman" w:hAnsi="Times New Roman" w:eastAsia="Times New Roman" w:cs="Times New Roman"/>
-                <w:i w:val="false"/>
-                <w:b w:val="false"/>
-                <w:u w:val="none"/>
-                <w:strike w:val="false"/>
-                <w:sz w:val="12"/>
-                <w:szCs w:val="12"/>
-                <w:color w:val="000000"/>
-              </w:rPr>
-              <w:t xml:space="preserve">0.29 (0.08–1.02)</w:t>
-            </w:r>
-          </w:p>
-        </w:tc>
-        <w:tc>
-          <w:tcPr>
-            <w:tcBorders>
-              <w:bottom w:val="none" w:sz="0" w:space="0" w:color="000000"/>
-              <w:top w:val="none" w:sz="0" w:space="0" w:color="000000"/>
-              <w:left w:val="none" w:sz="0" w:space="0" w:color="000000"/>
-              <w:right w:val="none" w:sz="0" w:space="0" w:color="000000"/>
-            </w:tcBorders>
-            <w:shd w:val="clear" w:color="auto" w:fill="FFFFFF"/>
-            <w:tcMar>
-              <w:top w:w="0" w:type="dxa"/>
-              <w:bottom w:w="0" w:type="dxa"/>
-              <w:left w:w="0" w:type="dxa"/>
-              <w:right w:w="0" w:type="dxa"/>
-            </w:tcMar>
-            <w:vAlign w:val="center"/>
-          </w:tcPr>
-          <w:p>
-            <w:pPr>
-              <w:pStyle w:val="Normal"/>
-              <w:jc w:val="left"/>
-              <w:pBdr>
-                <w:bottom w:val="none" w:sz="0" w:space="0" w:color="000000"/>
-                <w:top w:val="none" w:sz="0" w:space="0" w:color="000000"/>
-                <w:left w:val="none" w:sz="0" w:space="0" w:color="000000"/>
-                <w:right w:val="none" w:sz="0" w:space="0" w:color="000000"/>
-              </w:pBdr>
-              <w:spacing w:after="100" w:before="100" w:line="240"/>
-              <w:ind w:left="100" w:right="100" w:firstLine="0" w:firstLineChars="0"/>
-              <w:rPr>
-                <w:rFonts w:ascii="Times New Roman" w:hAnsi="Times New Roman" w:eastAsia="Times New Roman" w:cs="Times New Roman"/>
-                <w:i w:val="false"/>
-                <w:b w:val="false"/>
-                <w:u w:val="none"/>
-                <w:strike w:val="false"/>
-                <w:sz w:val="12"/>
-                <w:szCs w:val="12"/>
-                <w:color w:val="000000"/>
-              </w:rPr>
-            </w:pPr>
-            <w:r>
-              <w:rPr>
-                <w:rFonts w:ascii="Times New Roman" w:hAnsi="Times New Roman" w:eastAsia="Times New Roman" w:cs="Times New Roman"/>
-                <w:i w:val="false"/>
-                <w:b w:val="false"/>
-                <w:u w:val="none"/>
-                <w:strike w:val="false"/>
-                <w:sz w:val="12"/>
-                <w:szCs w:val="12"/>
-                <w:color w:val="000000"/>
-              </w:rPr>
-              <w:t xml:space="preserve">0.053</w:t>
-            </w:r>
-          </w:p>
-        </w:tc>
-        <w:tc>
-          <w:tcPr>
-            <w:tcBorders>
-              <w:bottom w:val="none" w:sz="0" w:space="0" w:color="000000"/>
-              <w:top w:val="none" w:sz="0" w:space="0" w:color="000000"/>
-              <w:left w:val="none" w:sz="0" w:space="0" w:color="000000"/>
-              <w:right w:val="none" w:sz="0" w:space="0" w:color="000000"/>
-            </w:tcBorders>
-            <w:shd w:val="clear" w:color="auto" w:fill="FFFFFF"/>
-            <w:tcMar>
-              <w:top w:w="0" w:type="dxa"/>
-              <w:bottom w:w="0" w:type="dxa"/>
-              <w:left w:w="0" w:type="dxa"/>
-              <w:right w:w="0" w:type="dxa"/>
-            </w:tcMar>
-            <w:vAlign w:val="center"/>
-          </w:tcPr>
-          <w:p>
-            <w:pPr>
-              <w:pStyle w:val="Normal"/>
-              <w:jc w:val="left"/>
-              <w:pBdr>
-                <w:bottom w:val="none" w:sz="0" w:space="0" w:color="000000"/>
-                <w:top w:val="none" w:sz="0" w:space="0" w:color="000000"/>
-                <w:left w:val="none" w:sz="0" w:space="0" w:color="000000"/>
-                <w:right w:val="none" w:sz="0" w:space="0" w:color="000000"/>
-              </w:pBdr>
-              <w:spacing w:after="100" w:before="100" w:line="240"/>
-              <w:ind w:left="100" w:right="100" w:firstLine="0" w:firstLineChars="0"/>
-              <w:rPr>
-                <w:rFonts w:ascii="Times New Roman" w:hAnsi="Times New Roman" w:eastAsia="Times New Roman" w:cs="Times New Roman"/>
-                <w:i w:val="false"/>
-                <w:b w:val="false"/>
-                <w:u w:val="none"/>
-                <w:strike w:val="false"/>
-                <w:sz w:val="12"/>
-                <w:szCs w:val="12"/>
-                <w:color w:val="000000"/>
-              </w:rPr>
-            </w:pPr>
-            <w:r>
-              <w:rPr>
-                <w:rFonts w:ascii="Times New Roman" w:hAnsi="Times New Roman" w:eastAsia="Times New Roman" w:cs="Times New Roman"/>
-                <w:i w:val="false"/>
-                <w:b w:val="false"/>
-                <w:u w:val="none"/>
-                <w:strike w:val="false"/>
-                <w:sz w:val="12"/>
-                <w:szCs w:val="12"/>
-                <w:color w:val="000000"/>
-              </w:rPr>
-              <w:t xml:space="preserve">0.168</w:t>
+              <w:t xml:space="preserve">0.72 (0.45–1.14)</w:t>
+            </w:r>
+          </w:p>
+        </w:tc>
+        <w:tc>
+          <w:tcPr>
+            <w:tcBorders>
+              <w:bottom w:val="none" w:sz="0" w:space="0" w:color="000000"/>
+              <w:top w:val="none" w:sz="0" w:space="0" w:color="000000"/>
+              <w:left w:val="none" w:sz="0" w:space="0" w:color="000000"/>
+              <w:right w:val="none" w:sz="0" w:space="0" w:color="000000"/>
+            </w:tcBorders>
+            <w:shd w:val="clear" w:color="auto" w:fill="FFFFFF"/>
+            <w:tcMar>
+              <w:top w:w="0" w:type="dxa"/>
+              <w:bottom w:w="0" w:type="dxa"/>
+              <w:left w:w="0" w:type="dxa"/>
+              <w:right w:w="0" w:type="dxa"/>
+            </w:tcMar>
+            <w:vAlign w:val="center"/>
+          </w:tcPr>
+          <w:p>
+            <w:pPr>
+              <w:pStyle w:val="Normal"/>
+              <w:jc w:val="left"/>
+              <w:pBdr>
+                <w:bottom w:val="none" w:sz="0" w:space="0" w:color="000000"/>
+                <w:top w:val="none" w:sz="0" w:space="0" w:color="000000"/>
+                <w:left w:val="none" w:sz="0" w:space="0" w:color="000000"/>
+                <w:right w:val="none" w:sz="0" w:space="0" w:color="000000"/>
+              </w:pBdr>
+              <w:spacing w:after="100" w:before="100" w:line="240"/>
+              <w:ind w:left="100" w:right="100" w:firstLine="0" w:firstLineChars="0"/>
+              <w:rPr>
+                <w:rFonts w:ascii="Times New Roman" w:hAnsi="Times New Roman" w:eastAsia="Times New Roman" w:cs="Times New Roman"/>
+                <w:i w:val="false"/>
+                <w:b w:val="false"/>
+                <w:u w:val="none"/>
+                <w:strike w:val="false"/>
+                <w:sz w:val="12"/>
+                <w:szCs w:val="12"/>
+                <w:color w:val="000000"/>
+              </w:rPr>
+            </w:pPr>
+            <w:r>
+              <w:rPr>
+                <w:rFonts w:ascii="Times New Roman" w:hAnsi="Times New Roman" w:eastAsia="Times New Roman" w:cs="Times New Roman"/>
+                <w:i w:val="false"/>
+                <w:b w:val="false"/>
+                <w:u w:val="none"/>
+                <w:strike w:val="false"/>
+                <w:sz w:val="12"/>
+                <w:szCs w:val="12"/>
+                <w:color w:val="000000"/>
+              </w:rPr>
+              <w:t xml:space="preserve">0.157</w:t>
+            </w:r>
+          </w:p>
+        </w:tc>
+        <w:tc>
+          <w:tcPr>
+            <w:tcBorders>
+              <w:bottom w:val="none" w:sz="0" w:space="0" w:color="000000"/>
+              <w:top w:val="none" w:sz="0" w:space="0" w:color="000000"/>
+              <w:left w:val="none" w:sz="0" w:space="0" w:color="000000"/>
+              <w:right w:val="none" w:sz="0" w:space="0" w:color="000000"/>
+            </w:tcBorders>
+            <w:shd w:val="clear" w:color="auto" w:fill="FFFFFF"/>
+            <w:tcMar>
+              <w:top w:w="0" w:type="dxa"/>
+              <w:bottom w:w="0" w:type="dxa"/>
+              <w:left w:w="0" w:type="dxa"/>
+              <w:right w:w="0" w:type="dxa"/>
+            </w:tcMar>
+            <w:vAlign w:val="center"/>
+          </w:tcPr>
+          <w:p>
+            <w:pPr>
+              <w:pStyle w:val="Normal"/>
+              <w:jc w:val="left"/>
+              <w:pBdr>
+                <w:bottom w:val="none" w:sz="0" w:space="0" w:color="000000"/>
+                <w:top w:val="none" w:sz="0" w:space="0" w:color="000000"/>
+                <w:left w:val="none" w:sz="0" w:space="0" w:color="000000"/>
+                <w:right w:val="none" w:sz="0" w:space="0" w:color="000000"/>
+              </w:pBdr>
+              <w:spacing w:after="100" w:before="100" w:line="240"/>
+              <w:ind w:left="100" w:right="100" w:firstLine="0" w:firstLineChars="0"/>
+              <w:rPr>
+                <w:rFonts w:ascii="Times New Roman" w:hAnsi="Times New Roman" w:eastAsia="Times New Roman" w:cs="Times New Roman"/>
+                <w:i w:val="false"/>
+                <w:b w:val="false"/>
+                <w:u w:val="none"/>
+                <w:strike w:val="false"/>
+                <w:sz w:val="12"/>
+                <w:szCs w:val="12"/>
+                <w:color w:val="000000"/>
+              </w:rPr>
+            </w:pPr>
+            <w:r>
+              <w:rPr>
+                <w:rFonts w:ascii="Times New Roman" w:hAnsi="Times New Roman" w:eastAsia="Times New Roman" w:cs="Times New Roman"/>
+                <w:i w:val="false"/>
+                <w:b w:val="false"/>
+                <w:u w:val="none"/>
+                <w:strike w:val="false"/>
+                <w:sz w:val="12"/>
+                <w:szCs w:val="12"/>
+                <w:color w:val="000000"/>
+              </w:rPr>
+              <w:t xml:space="preserve">0.337</w:t>
+            </w:r>
+          </w:p>
+        </w:tc>
+        <w:tc>
+          <w:tcPr>
+            <w:tcBorders>
+              <w:bottom w:val="none" w:sz="0" w:space="0" w:color="000000"/>
+              <w:top w:val="none" w:sz="0" w:space="0" w:color="000000"/>
+              <w:left w:val="none" w:sz="0" w:space="0" w:color="000000"/>
+              <w:right w:val="none" w:sz="0" w:space="0" w:color="000000"/>
+            </w:tcBorders>
+            <w:shd w:val="clear" w:color="auto" w:fill="FFFFFF"/>
+            <w:tcMar>
+              <w:top w:w="0" w:type="dxa"/>
+              <w:bottom w:w="0" w:type="dxa"/>
+              <w:left w:w="0" w:type="dxa"/>
+              <w:right w:w="0" w:type="dxa"/>
+            </w:tcMar>
+            <w:vAlign w:val="center"/>
+          </w:tcPr>
+          <w:p>
+            <w:pPr>
+              <w:pStyle w:val="Normal"/>
+              <w:jc w:val="left"/>
+              <w:pBdr>
+                <w:bottom w:val="none" w:sz="0" w:space="0" w:color="000000"/>
+                <w:top w:val="none" w:sz="0" w:space="0" w:color="000000"/>
+                <w:left w:val="none" w:sz="0" w:space="0" w:color="000000"/>
+                <w:right w:val="none" w:sz="0" w:space="0" w:color="000000"/>
+              </w:pBdr>
+              <w:spacing w:after="100" w:before="100" w:line="240"/>
+              <w:ind w:left="100" w:right="100" w:firstLine="0" w:firstLineChars="0"/>
+              <w:rPr>
+                <w:rFonts w:ascii="Times New Roman" w:hAnsi="Times New Roman" w:eastAsia="Times New Roman" w:cs="Times New Roman"/>
+                <w:i w:val="false"/>
+                <w:b w:val="false"/>
+                <w:u w:val="none"/>
+                <w:strike w:val="false"/>
+                <w:sz w:val="12"/>
+                <w:szCs w:val="12"/>
+                <w:color w:val="000000"/>
+              </w:rPr>
+            </w:pPr>
+            <w:r>
+              <w:rPr>
+                <w:rFonts w:ascii="Times New Roman" w:hAnsi="Times New Roman" w:eastAsia="Times New Roman" w:cs="Times New Roman"/>
+                <w:i w:val="false"/>
+                <w:b w:val="false"/>
+                <w:u w:val="none"/>
+                <w:strike w:val="false"/>
+                <w:sz w:val="12"/>
+                <w:szCs w:val="12"/>
+                <w:color w:val="000000"/>
+              </w:rPr>
+              <w:t xml:space="preserve">0.75 (0.39–1.43)</w:t>
+            </w:r>
+          </w:p>
+        </w:tc>
+        <w:tc>
+          <w:tcPr>
+            <w:tcBorders>
+              <w:bottom w:val="none" w:sz="0" w:space="0" w:color="000000"/>
+              <w:top w:val="none" w:sz="0" w:space="0" w:color="000000"/>
+              <w:left w:val="none" w:sz="0" w:space="0" w:color="000000"/>
+              <w:right w:val="none" w:sz="0" w:space="0" w:color="000000"/>
+            </w:tcBorders>
+            <w:shd w:val="clear" w:color="auto" w:fill="FFFFFF"/>
+            <w:tcMar>
+              <w:top w:w="0" w:type="dxa"/>
+              <w:bottom w:w="0" w:type="dxa"/>
+              <w:left w:w="0" w:type="dxa"/>
+              <w:right w:w="0" w:type="dxa"/>
+            </w:tcMar>
+            <w:vAlign w:val="center"/>
+          </w:tcPr>
+          <w:p>
+            <w:pPr>
+              <w:pStyle w:val="Normal"/>
+              <w:jc w:val="left"/>
+              <w:pBdr>
+                <w:bottom w:val="none" w:sz="0" w:space="0" w:color="000000"/>
+                <w:top w:val="none" w:sz="0" w:space="0" w:color="000000"/>
+                <w:left w:val="none" w:sz="0" w:space="0" w:color="000000"/>
+                <w:right w:val="none" w:sz="0" w:space="0" w:color="000000"/>
+              </w:pBdr>
+              <w:spacing w:after="100" w:before="100" w:line="240"/>
+              <w:ind w:left="100" w:right="100" w:firstLine="0" w:firstLineChars="0"/>
+              <w:rPr>
+                <w:rFonts w:ascii="Times New Roman" w:hAnsi="Times New Roman" w:eastAsia="Times New Roman" w:cs="Times New Roman"/>
+                <w:i w:val="false"/>
+                <w:b w:val="false"/>
+                <w:u w:val="none"/>
+                <w:strike w:val="false"/>
+                <w:sz w:val="12"/>
+                <w:szCs w:val="12"/>
+                <w:color w:val="000000"/>
+              </w:rPr>
+            </w:pPr>
+            <w:r>
+              <w:rPr>
+                <w:rFonts w:ascii="Times New Roman" w:hAnsi="Times New Roman" w:eastAsia="Times New Roman" w:cs="Times New Roman"/>
+                <w:i w:val="false"/>
+                <w:b w:val="false"/>
+                <w:u w:val="none"/>
+                <w:strike w:val="false"/>
+                <w:sz w:val="12"/>
+                <w:szCs w:val="12"/>
+                <w:color w:val="000000"/>
+              </w:rPr>
+              <w:t xml:space="preserve">0.382</w:t>
+            </w:r>
+          </w:p>
+        </w:tc>
+        <w:tc>
+          <w:tcPr>
+            <w:tcBorders>
+              <w:bottom w:val="none" w:sz="0" w:space="0" w:color="000000"/>
+              <w:top w:val="none" w:sz="0" w:space="0" w:color="000000"/>
+              <w:left w:val="none" w:sz="0" w:space="0" w:color="000000"/>
+              <w:right w:val="none" w:sz="0" w:space="0" w:color="000000"/>
+            </w:tcBorders>
+            <w:shd w:val="clear" w:color="auto" w:fill="FFFFFF"/>
+            <w:tcMar>
+              <w:top w:w="0" w:type="dxa"/>
+              <w:bottom w:w="0" w:type="dxa"/>
+              <w:left w:w="0" w:type="dxa"/>
+              <w:right w:w="0" w:type="dxa"/>
+            </w:tcMar>
+            <w:vAlign w:val="center"/>
+          </w:tcPr>
+          <w:p>
+            <w:pPr>
+              <w:pStyle w:val="Normal"/>
+              <w:jc w:val="left"/>
+              <w:pBdr>
+                <w:bottom w:val="none" w:sz="0" w:space="0" w:color="000000"/>
+                <w:top w:val="none" w:sz="0" w:space="0" w:color="000000"/>
+                <w:left w:val="none" w:sz="0" w:space="0" w:color="000000"/>
+                <w:right w:val="none" w:sz="0" w:space="0" w:color="000000"/>
+              </w:pBdr>
+              <w:spacing w:after="100" w:before="100" w:line="240"/>
+              <w:ind w:left="100" w:right="100" w:firstLine="0" w:firstLineChars="0"/>
+              <w:rPr>
+                <w:rFonts w:ascii="Times New Roman" w:hAnsi="Times New Roman" w:eastAsia="Times New Roman" w:cs="Times New Roman"/>
+                <w:i w:val="false"/>
+                <w:b w:val="false"/>
+                <w:u w:val="none"/>
+                <w:strike w:val="false"/>
+                <w:sz w:val="12"/>
+                <w:szCs w:val="12"/>
+                <w:color w:val="000000"/>
+              </w:rPr>
+            </w:pPr>
+            <w:r>
+              <w:rPr>
+                <w:rFonts w:ascii="Times New Roman" w:hAnsi="Times New Roman" w:eastAsia="Times New Roman" w:cs="Times New Roman"/>
+                <w:i w:val="false"/>
+                <w:b w:val="false"/>
+                <w:u w:val="none"/>
+                <w:strike w:val="false"/>
+                <w:sz w:val="12"/>
+                <w:szCs w:val="12"/>
+                <w:color w:val="000000"/>
+              </w:rPr>
+              <w:t xml:space="preserve">0.477</w:t>
             </w:r>
           </w:p>
         </w:tc>
@@ -15899,337 +15899,337 @@
                 <w:szCs w:val="12"/>
                 <w:color w:val="000000"/>
               </w:rPr>
-              <w:t xml:space="preserve">0.42 (0.11–1.53)</w:t>
-            </w:r>
-          </w:p>
-        </w:tc>
-        <w:tc>
-          <w:tcPr>
-            <w:tcBorders>
-              <w:bottom w:val="none" w:sz="0" w:space="0" w:color="000000"/>
-              <w:top w:val="none" w:sz="0" w:space="0" w:color="000000"/>
-              <w:left w:val="none" w:sz="0" w:space="0" w:color="000000"/>
-              <w:right w:val="none" w:sz="0" w:space="0" w:color="000000"/>
-            </w:tcBorders>
-            <w:shd w:val="clear" w:color="auto" w:fill="FFFFFF"/>
-            <w:tcMar>
-              <w:top w:w="0" w:type="dxa"/>
-              <w:bottom w:w="0" w:type="dxa"/>
-              <w:left w:w="0" w:type="dxa"/>
-              <w:right w:w="0" w:type="dxa"/>
-            </w:tcMar>
-            <w:vAlign w:val="center"/>
-          </w:tcPr>
-          <w:p>
-            <w:pPr>
-              <w:pStyle w:val="Normal"/>
-              <w:jc w:val="left"/>
-              <w:pBdr>
-                <w:bottom w:val="none" w:sz="0" w:space="0" w:color="000000"/>
-                <w:top w:val="none" w:sz="0" w:space="0" w:color="000000"/>
-                <w:left w:val="none" w:sz="0" w:space="0" w:color="000000"/>
-                <w:right w:val="none" w:sz="0" w:space="0" w:color="000000"/>
-              </w:pBdr>
-              <w:spacing w:after="100" w:before="100" w:line="240"/>
-              <w:ind w:left="100" w:right="100" w:firstLine="0" w:firstLineChars="0"/>
-              <w:rPr>
-                <w:rFonts w:ascii="Times New Roman" w:hAnsi="Times New Roman" w:eastAsia="Times New Roman" w:cs="Times New Roman"/>
-                <w:i w:val="false"/>
-                <w:b w:val="false"/>
-                <w:u w:val="none"/>
-                <w:strike w:val="false"/>
-                <w:sz w:val="12"/>
-                <w:szCs w:val="12"/>
-                <w:color w:val="000000"/>
-              </w:rPr>
-            </w:pPr>
-            <w:r>
-              <w:rPr>
-                <w:rFonts w:ascii="Times New Roman" w:hAnsi="Times New Roman" w:eastAsia="Times New Roman" w:cs="Times New Roman"/>
-                <w:i w:val="false"/>
-                <w:b w:val="false"/>
-                <w:u w:val="none"/>
-                <w:strike w:val="false"/>
-                <w:sz w:val="12"/>
-                <w:szCs w:val="12"/>
-                <w:color w:val="000000"/>
-              </w:rPr>
-              <w:t xml:space="preserve">0.189</w:t>
-            </w:r>
-          </w:p>
-        </w:tc>
-        <w:tc>
-          <w:tcPr>
-            <w:tcBorders>
-              <w:bottom w:val="none" w:sz="0" w:space="0" w:color="000000"/>
-              <w:top w:val="none" w:sz="0" w:space="0" w:color="000000"/>
-              <w:left w:val="none" w:sz="0" w:space="0" w:color="000000"/>
-              <w:right w:val="none" w:sz="0" w:space="0" w:color="000000"/>
-            </w:tcBorders>
-            <w:shd w:val="clear" w:color="auto" w:fill="FFFFFF"/>
-            <w:tcMar>
-              <w:top w:w="0" w:type="dxa"/>
-              <w:bottom w:w="0" w:type="dxa"/>
-              <w:left w:w="0" w:type="dxa"/>
-              <w:right w:w="0" w:type="dxa"/>
-            </w:tcMar>
-            <w:vAlign w:val="center"/>
-          </w:tcPr>
-          <w:p>
-            <w:pPr>
-              <w:pStyle w:val="Normal"/>
-              <w:jc w:val="left"/>
-              <w:pBdr>
-                <w:bottom w:val="none" w:sz="0" w:space="0" w:color="000000"/>
-                <w:top w:val="none" w:sz="0" w:space="0" w:color="000000"/>
-                <w:left w:val="none" w:sz="0" w:space="0" w:color="000000"/>
-                <w:right w:val="none" w:sz="0" w:space="0" w:color="000000"/>
-              </w:pBdr>
-              <w:spacing w:after="100" w:before="100" w:line="240"/>
-              <w:ind w:left="100" w:right="100" w:firstLine="0" w:firstLineChars="0"/>
-              <w:rPr>
-                <w:rFonts w:ascii="Times New Roman" w:hAnsi="Times New Roman" w:eastAsia="Times New Roman" w:cs="Times New Roman"/>
-                <w:i w:val="false"/>
-                <w:b w:val="false"/>
-                <w:u w:val="none"/>
-                <w:strike w:val="false"/>
-                <w:sz w:val="12"/>
-                <w:szCs w:val="12"/>
-                <w:color w:val="000000"/>
-              </w:rPr>
-            </w:pPr>
-            <w:r>
-              <w:rPr>
-                <w:rFonts w:ascii="Times New Roman" w:hAnsi="Times New Roman" w:eastAsia="Times New Roman" w:cs="Times New Roman"/>
-                <w:i w:val="false"/>
-                <w:b w:val="false"/>
-                <w:u w:val="none"/>
-                <w:strike w:val="false"/>
-                <w:sz w:val="12"/>
-                <w:szCs w:val="12"/>
-                <w:color w:val="000000"/>
-              </w:rPr>
-              <w:t xml:space="preserve">0.347</w:t>
-            </w:r>
-          </w:p>
-        </w:tc>
-        <w:tc>
-          <w:tcPr>
-            <w:tcBorders>
-              <w:bottom w:val="none" w:sz="0" w:space="0" w:color="000000"/>
-              <w:top w:val="none" w:sz="0" w:space="0" w:color="000000"/>
-              <w:left w:val="none" w:sz="0" w:space="0" w:color="000000"/>
-              <w:right w:val="none" w:sz="0" w:space="0" w:color="000000"/>
-            </w:tcBorders>
-            <w:shd w:val="clear" w:color="auto" w:fill="FFFFFF"/>
-            <w:tcMar>
-              <w:top w:w="0" w:type="dxa"/>
-              <w:bottom w:w="0" w:type="dxa"/>
-              <w:left w:w="0" w:type="dxa"/>
-              <w:right w:w="0" w:type="dxa"/>
-            </w:tcMar>
-            <w:vAlign w:val="center"/>
-          </w:tcPr>
-          <w:p>
-            <w:pPr>
-              <w:pStyle w:val="Normal"/>
-              <w:jc w:val="left"/>
-              <w:pBdr>
-                <w:bottom w:val="none" w:sz="0" w:space="0" w:color="000000"/>
-                <w:top w:val="none" w:sz="0" w:space="0" w:color="000000"/>
-                <w:left w:val="none" w:sz="0" w:space="0" w:color="000000"/>
-                <w:right w:val="none" w:sz="0" w:space="0" w:color="000000"/>
-              </w:pBdr>
-              <w:spacing w:after="100" w:before="100" w:line="240"/>
-              <w:ind w:left="100" w:right="100" w:firstLine="0" w:firstLineChars="0"/>
-              <w:rPr>
-                <w:rFonts w:ascii="Times New Roman" w:hAnsi="Times New Roman" w:eastAsia="Times New Roman" w:cs="Times New Roman"/>
-                <w:i w:val="false"/>
-                <w:b w:val="false"/>
-                <w:u w:val="none"/>
-                <w:strike w:val="false"/>
-                <w:sz w:val="12"/>
-                <w:szCs w:val="12"/>
-                <w:color w:val="000000"/>
-              </w:rPr>
-            </w:pPr>
-            <w:r>
-              <w:rPr>
-                <w:rFonts w:ascii="Times New Roman" w:hAnsi="Times New Roman" w:eastAsia="Times New Roman" w:cs="Times New Roman"/>
-                <w:i w:val="false"/>
-                <w:b w:val="false"/>
-                <w:u w:val="none"/>
-                <w:strike w:val="false"/>
-                <w:sz w:val="12"/>
-                <w:szCs w:val="12"/>
-                <w:color w:val="000000"/>
-              </w:rPr>
-              <w:t xml:space="preserve"/>
-            </w:r>
-          </w:p>
-        </w:tc>
-        <w:tc>
-          <w:tcPr>
-            <w:tcBorders>
-              <w:bottom w:val="none" w:sz="0" w:space="0" w:color="000000"/>
-              <w:top w:val="none" w:sz="0" w:space="0" w:color="000000"/>
-              <w:left w:val="none" w:sz="0" w:space="0" w:color="000000"/>
-              <w:right w:val="none" w:sz="0" w:space="0" w:color="000000"/>
-            </w:tcBorders>
-            <w:shd w:val="clear" w:color="auto" w:fill="FFFFFF"/>
-            <w:tcMar>
-              <w:top w:w="0" w:type="dxa"/>
-              <w:bottom w:w="0" w:type="dxa"/>
-              <w:left w:w="0" w:type="dxa"/>
-              <w:right w:w="0" w:type="dxa"/>
-            </w:tcMar>
-            <w:vAlign w:val="center"/>
-          </w:tcPr>
-          <w:p>
-            <w:pPr>
-              <w:pStyle w:val="Normal"/>
-              <w:jc w:val="left"/>
-              <w:pBdr>
-                <w:bottom w:val="none" w:sz="0" w:space="0" w:color="000000"/>
-                <w:top w:val="none" w:sz="0" w:space="0" w:color="000000"/>
-                <w:left w:val="none" w:sz="0" w:space="0" w:color="000000"/>
-                <w:right w:val="none" w:sz="0" w:space="0" w:color="000000"/>
-              </w:pBdr>
-              <w:spacing w:after="100" w:before="100" w:line="240"/>
-              <w:ind w:left="100" w:right="100" w:firstLine="0" w:firstLineChars="0"/>
-              <w:rPr>
-                <w:rFonts w:ascii="Times New Roman" w:hAnsi="Times New Roman" w:eastAsia="Times New Roman" w:cs="Times New Roman"/>
-                <w:i w:val="false"/>
-                <w:b w:val="false"/>
-                <w:u w:val="none"/>
-                <w:strike w:val="false"/>
-                <w:sz w:val="12"/>
-                <w:szCs w:val="12"/>
-                <w:color w:val="000000"/>
-              </w:rPr>
-            </w:pPr>
-            <w:r>
-              <w:rPr>
-                <w:rFonts w:ascii="Times New Roman" w:hAnsi="Times New Roman" w:eastAsia="Times New Roman" w:cs="Times New Roman"/>
-                <w:i w:val="false"/>
-                <w:b w:val="false"/>
-                <w:u w:val="none"/>
-                <w:strike w:val="false"/>
-                <w:sz w:val="12"/>
-                <w:szCs w:val="12"/>
-                <w:color w:val="000000"/>
-              </w:rPr>
-              <w:t xml:space="preserve"/>
-            </w:r>
-          </w:p>
-        </w:tc>
-        <w:tc>
-          <w:tcPr>
-            <w:tcBorders>
-              <w:bottom w:val="none" w:sz="0" w:space="0" w:color="000000"/>
-              <w:top w:val="none" w:sz="0" w:space="0" w:color="000000"/>
-              <w:left w:val="none" w:sz="0" w:space="0" w:color="000000"/>
-              <w:right w:val="none" w:sz="0" w:space="0" w:color="000000"/>
-            </w:tcBorders>
-            <w:shd w:val="clear" w:color="auto" w:fill="FFFFFF"/>
-            <w:tcMar>
-              <w:top w:w="0" w:type="dxa"/>
-              <w:bottom w:w="0" w:type="dxa"/>
-              <w:left w:w="0" w:type="dxa"/>
-              <w:right w:w="0" w:type="dxa"/>
-            </w:tcMar>
-            <w:vAlign w:val="center"/>
-          </w:tcPr>
-          <w:p>
-            <w:pPr>
-              <w:pStyle w:val="Normal"/>
-              <w:jc w:val="left"/>
-              <w:pBdr>
-                <w:bottom w:val="none" w:sz="0" w:space="0" w:color="000000"/>
-                <w:top w:val="none" w:sz="0" w:space="0" w:color="000000"/>
-                <w:left w:val="none" w:sz="0" w:space="0" w:color="000000"/>
-                <w:right w:val="none" w:sz="0" w:space="0" w:color="000000"/>
-              </w:pBdr>
-              <w:spacing w:after="100" w:before="100" w:line="240"/>
-              <w:ind w:left="100" w:right="100" w:firstLine="0" w:firstLineChars="0"/>
-              <w:rPr>
-                <w:rFonts w:ascii="Times New Roman" w:hAnsi="Times New Roman" w:eastAsia="Times New Roman" w:cs="Times New Roman"/>
-                <w:i w:val="false"/>
-                <w:b w:val="false"/>
-                <w:u w:val="none"/>
-                <w:strike w:val="false"/>
-                <w:sz w:val="12"/>
-                <w:szCs w:val="12"/>
-                <w:color w:val="000000"/>
-              </w:rPr>
-            </w:pPr>
-            <w:r>
-              <w:rPr>
-                <w:rFonts w:ascii="Times New Roman" w:hAnsi="Times New Roman" w:eastAsia="Times New Roman" w:cs="Times New Roman"/>
-                <w:i w:val="false"/>
-                <w:b w:val="false"/>
-                <w:u w:val="none"/>
-                <w:strike w:val="false"/>
-                <w:sz w:val="12"/>
-                <w:szCs w:val="12"/>
-                <w:color w:val="000000"/>
-              </w:rPr>
-              <w:t xml:space="preserve"/>
-            </w:r>
-          </w:p>
-        </w:tc>
-        <w:tc>
-          <w:tcPr>
-            <w:tcBorders>
-              <w:bottom w:val="none" w:sz="0" w:space="0" w:color="000000"/>
-              <w:top w:val="none" w:sz="0" w:space="0" w:color="000000"/>
-              <w:left w:val="none" w:sz="0" w:space="0" w:color="000000"/>
-              <w:right w:val="none" w:sz="0" w:space="0" w:color="000000"/>
-            </w:tcBorders>
-            <w:shd w:val="clear" w:color="auto" w:fill="FFFFFF"/>
-            <w:tcMar>
-              <w:top w:w="0" w:type="dxa"/>
-              <w:bottom w:w="0" w:type="dxa"/>
-              <w:left w:w="0" w:type="dxa"/>
-              <w:right w:w="0" w:type="dxa"/>
-            </w:tcMar>
-            <w:vAlign w:val="center"/>
-          </w:tcPr>
-          <w:p>
-            <w:pPr>
-              <w:pStyle w:val="Normal"/>
-              <w:jc w:val="left"/>
-              <w:pBdr>
-                <w:bottom w:val="none" w:sz="0" w:space="0" w:color="000000"/>
-                <w:top w:val="none" w:sz="0" w:space="0" w:color="000000"/>
-                <w:left w:val="none" w:sz="0" w:space="0" w:color="000000"/>
-                <w:right w:val="none" w:sz="0" w:space="0" w:color="000000"/>
-              </w:pBdr>
-              <w:spacing w:after="100" w:before="100" w:line="240"/>
-              <w:ind w:left="100" w:right="100" w:firstLine="0" w:firstLineChars="0"/>
-              <w:rPr>
-                <w:rFonts w:ascii="Times New Roman" w:hAnsi="Times New Roman" w:eastAsia="Times New Roman" w:cs="Times New Roman"/>
-                <w:i w:val="false"/>
-                <w:b w:val="false"/>
-                <w:u w:val="none"/>
-                <w:strike w:val="false"/>
-                <w:sz w:val="12"/>
-                <w:szCs w:val="12"/>
-                <w:color w:val="000000"/>
-              </w:rPr>
-            </w:pPr>
-            <w:r>
-              <w:rPr>
-                <w:rFonts w:ascii="Times New Roman" w:hAnsi="Times New Roman" w:eastAsia="Times New Roman" w:cs="Times New Roman"/>
-                <w:i w:val="false"/>
-                <w:b w:val="false"/>
-                <w:u w:val="none"/>
-                <w:strike w:val="false"/>
-                <w:sz w:val="12"/>
-                <w:szCs w:val="12"/>
-                <w:color w:val="000000"/>
-              </w:rPr>
-              <w:t xml:space="preserve"/>
+              <w:t xml:space="preserve">1.07 (0.45–2.51)</w:t>
+            </w:r>
+          </w:p>
+        </w:tc>
+        <w:tc>
+          <w:tcPr>
+            <w:tcBorders>
+              <w:bottom w:val="none" w:sz="0" w:space="0" w:color="000000"/>
+              <w:top w:val="none" w:sz="0" w:space="0" w:color="000000"/>
+              <w:left w:val="none" w:sz="0" w:space="0" w:color="000000"/>
+              <w:right w:val="none" w:sz="0" w:space="0" w:color="000000"/>
+            </w:tcBorders>
+            <w:shd w:val="clear" w:color="auto" w:fill="FFFFFF"/>
+            <w:tcMar>
+              <w:top w:w="0" w:type="dxa"/>
+              <w:bottom w:w="0" w:type="dxa"/>
+              <w:left w:w="0" w:type="dxa"/>
+              <w:right w:w="0" w:type="dxa"/>
+            </w:tcMar>
+            <w:vAlign w:val="center"/>
+          </w:tcPr>
+          <w:p>
+            <w:pPr>
+              <w:pStyle w:val="Normal"/>
+              <w:jc w:val="left"/>
+              <w:pBdr>
+                <w:bottom w:val="none" w:sz="0" w:space="0" w:color="000000"/>
+                <w:top w:val="none" w:sz="0" w:space="0" w:color="000000"/>
+                <w:left w:val="none" w:sz="0" w:space="0" w:color="000000"/>
+                <w:right w:val="none" w:sz="0" w:space="0" w:color="000000"/>
+              </w:pBdr>
+              <w:spacing w:after="100" w:before="100" w:line="240"/>
+              <w:ind w:left="100" w:right="100" w:firstLine="0" w:firstLineChars="0"/>
+              <w:rPr>
+                <w:rFonts w:ascii="Times New Roman" w:hAnsi="Times New Roman" w:eastAsia="Times New Roman" w:cs="Times New Roman"/>
+                <w:i w:val="false"/>
+                <w:b w:val="false"/>
+                <w:u w:val="none"/>
+                <w:strike w:val="false"/>
+                <w:sz w:val="12"/>
+                <w:szCs w:val="12"/>
+                <w:color w:val="000000"/>
+              </w:rPr>
+            </w:pPr>
+            <w:r>
+              <w:rPr>
+                <w:rFonts w:ascii="Times New Roman" w:hAnsi="Times New Roman" w:eastAsia="Times New Roman" w:cs="Times New Roman"/>
+                <w:i w:val="false"/>
+                <w:b w:val="false"/>
+                <w:u w:val="none"/>
+                <w:strike w:val="false"/>
+                <w:sz w:val="12"/>
+                <w:szCs w:val="12"/>
+                <w:color w:val="000000"/>
+              </w:rPr>
+              <w:t xml:space="preserve">0.881</w:t>
+            </w:r>
+          </w:p>
+        </w:tc>
+        <w:tc>
+          <w:tcPr>
+            <w:tcBorders>
+              <w:bottom w:val="none" w:sz="0" w:space="0" w:color="000000"/>
+              <w:top w:val="none" w:sz="0" w:space="0" w:color="000000"/>
+              <w:left w:val="none" w:sz="0" w:space="0" w:color="000000"/>
+              <w:right w:val="none" w:sz="0" w:space="0" w:color="000000"/>
+            </w:tcBorders>
+            <w:shd w:val="clear" w:color="auto" w:fill="FFFFFF"/>
+            <w:tcMar>
+              <w:top w:w="0" w:type="dxa"/>
+              <w:bottom w:w="0" w:type="dxa"/>
+              <w:left w:w="0" w:type="dxa"/>
+              <w:right w:w="0" w:type="dxa"/>
+            </w:tcMar>
+            <w:vAlign w:val="center"/>
+          </w:tcPr>
+          <w:p>
+            <w:pPr>
+              <w:pStyle w:val="Normal"/>
+              <w:jc w:val="left"/>
+              <w:pBdr>
+                <w:bottom w:val="none" w:sz="0" w:space="0" w:color="000000"/>
+                <w:top w:val="none" w:sz="0" w:space="0" w:color="000000"/>
+                <w:left w:val="none" w:sz="0" w:space="0" w:color="000000"/>
+                <w:right w:val="none" w:sz="0" w:space="0" w:color="000000"/>
+              </w:pBdr>
+              <w:spacing w:after="100" w:before="100" w:line="240"/>
+              <w:ind w:left="100" w:right="100" w:firstLine="0" w:firstLineChars="0"/>
+              <w:rPr>
+                <w:rFonts w:ascii="Times New Roman" w:hAnsi="Times New Roman" w:eastAsia="Times New Roman" w:cs="Times New Roman"/>
+                <w:i w:val="false"/>
+                <w:b w:val="false"/>
+                <w:u w:val="none"/>
+                <w:strike w:val="false"/>
+                <w:sz w:val="12"/>
+                <w:szCs w:val="12"/>
+                <w:color w:val="000000"/>
+              </w:rPr>
+            </w:pPr>
+            <w:r>
+              <w:rPr>
+                <w:rFonts w:ascii="Times New Roman" w:hAnsi="Times New Roman" w:eastAsia="Times New Roman" w:cs="Times New Roman"/>
+                <w:i w:val="false"/>
+                <w:b w:val="false"/>
+                <w:u w:val="none"/>
+                <w:strike w:val="false"/>
+                <w:sz w:val="12"/>
+                <w:szCs w:val="12"/>
+                <w:color w:val="000000"/>
+              </w:rPr>
+              <w:t xml:space="preserve">0.209</w:t>
+            </w:r>
+          </w:p>
+        </w:tc>
+        <w:tc>
+          <w:tcPr>
+            <w:tcBorders>
+              <w:bottom w:val="none" w:sz="0" w:space="0" w:color="000000"/>
+              <w:top w:val="none" w:sz="0" w:space="0" w:color="000000"/>
+              <w:left w:val="none" w:sz="0" w:space="0" w:color="000000"/>
+              <w:right w:val="none" w:sz="0" w:space="0" w:color="000000"/>
+            </w:tcBorders>
+            <w:shd w:val="clear" w:color="auto" w:fill="FFFFFF"/>
+            <w:tcMar>
+              <w:top w:w="0" w:type="dxa"/>
+              <w:bottom w:w="0" w:type="dxa"/>
+              <w:left w:w="0" w:type="dxa"/>
+              <w:right w:w="0" w:type="dxa"/>
+            </w:tcMar>
+            <w:vAlign w:val="center"/>
+          </w:tcPr>
+          <w:p>
+            <w:pPr>
+              <w:pStyle w:val="Normal"/>
+              <w:jc w:val="left"/>
+              <w:pBdr>
+                <w:bottom w:val="none" w:sz="0" w:space="0" w:color="000000"/>
+                <w:top w:val="none" w:sz="0" w:space="0" w:color="000000"/>
+                <w:left w:val="none" w:sz="0" w:space="0" w:color="000000"/>
+                <w:right w:val="none" w:sz="0" w:space="0" w:color="000000"/>
+              </w:pBdr>
+              <w:spacing w:after="100" w:before="100" w:line="240"/>
+              <w:ind w:left="100" w:right="100" w:firstLine="0" w:firstLineChars="0"/>
+              <w:rPr>
+                <w:rFonts w:ascii="Times New Roman" w:hAnsi="Times New Roman" w:eastAsia="Times New Roman" w:cs="Times New Roman"/>
+                <w:i w:val="false"/>
+                <w:b w:val="false"/>
+                <w:u w:val="none"/>
+                <w:strike w:val="false"/>
+                <w:sz w:val="12"/>
+                <w:szCs w:val="12"/>
+                <w:color w:val="000000"/>
+              </w:rPr>
+            </w:pPr>
+            <w:r>
+              <w:rPr>
+                <w:rFonts w:ascii="Times New Roman" w:hAnsi="Times New Roman" w:eastAsia="Times New Roman" w:cs="Times New Roman"/>
+                <w:i w:val="false"/>
+                <w:b w:val="false"/>
+                <w:u w:val="none"/>
+                <w:strike w:val="false"/>
+                <w:sz w:val="12"/>
+                <w:szCs w:val="12"/>
+                <w:color w:val="000000"/>
+              </w:rPr>
+              <w:t xml:space="preserve">0.91 (0.42–1.98)</w:t>
+            </w:r>
+          </w:p>
+        </w:tc>
+        <w:tc>
+          <w:tcPr>
+            <w:tcBorders>
+              <w:bottom w:val="none" w:sz="0" w:space="0" w:color="000000"/>
+              <w:top w:val="none" w:sz="0" w:space="0" w:color="000000"/>
+              <w:left w:val="none" w:sz="0" w:space="0" w:color="000000"/>
+              <w:right w:val="none" w:sz="0" w:space="0" w:color="000000"/>
+            </w:tcBorders>
+            <w:shd w:val="clear" w:color="auto" w:fill="FFFFFF"/>
+            <w:tcMar>
+              <w:top w:w="0" w:type="dxa"/>
+              <w:bottom w:w="0" w:type="dxa"/>
+              <w:left w:w="0" w:type="dxa"/>
+              <w:right w:w="0" w:type="dxa"/>
+            </w:tcMar>
+            <w:vAlign w:val="center"/>
+          </w:tcPr>
+          <w:p>
+            <w:pPr>
+              <w:pStyle w:val="Normal"/>
+              <w:jc w:val="left"/>
+              <w:pBdr>
+                <w:bottom w:val="none" w:sz="0" w:space="0" w:color="000000"/>
+                <w:top w:val="none" w:sz="0" w:space="0" w:color="000000"/>
+                <w:left w:val="none" w:sz="0" w:space="0" w:color="000000"/>
+                <w:right w:val="none" w:sz="0" w:space="0" w:color="000000"/>
+              </w:pBdr>
+              <w:spacing w:after="100" w:before="100" w:line="240"/>
+              <w:ind w:left="100" w:right="100" w:firstLine="0" w:firstLineChars="0"/>
+              <w:rPr>
+                <w:rFonts w:ascii="Times New Roman" w:hAnsi="Times New Roman" w:eastAsia="Times New Roman" w:cs="Times New Roman"/>
+                <w:i w:val="false"/>
+                <w:b w:val="false"/>
+                <w:u w:val="none"/>
+                <w:strike w:val="false"/>
+                <w:sz w:val="12"/>
+                <w:szCs w:val="12"/>
+                <w:color w:val="000000"/>
+              </w:rPr>
+            </w:pPr>
+            <w:r>
+              <w:rPr>
+                <w:rFonts w:ascii="Times New Roman" w:hAnsi="Times New Roman" w:eastAsia="Times New Roman" w:cs="Times New Roman"/>
+                <w:i w:val="false"/>
+                <w:b w:val="false"/>
+                <w:u w:val="none"/>
+                <w:strike w:val="false"/>
+                <w:sz w:val="12"/>
+                <w:szCs w:val="12"/>
+                <w:color w:val="000000"/>
+              </w:rPr>
+              <w:t xml:space="preserve">0.809</w:t>
+            </w:r>
+          </w:p>
+        </w:tc>
+        <w:tc>
+          <w:tcPr>
+            <w:tcBorders>
+              <w:bottom w:val="none" w:sz="0" w:space="0" w:color="000000"/>
+              <w:top w:val="none" w:sz="0" w:space="0" w:color="000000"/>
+              <w:left w:val="none" w:sz="0" w:space="0" w:color="000000"/>
+              <w:right w:val="none" w:sz="0" w:space="0" w:color="000000"/>
+            </w:tcBorders>
+            <w:shd w:val="clear" w:color="auto" w:fill="FFFFFF"/>
+            <w:tcMar>
+              <w:top w:w="0" w:type="dxa"/>
+              <w:bottom w:w="0" w:type="dxa"/>
+              <w:left w:w="0" w:type="dxa"/>
+              <w:right w:w="0" w:type="dxa"/>
+            </w:tcMar>
+            <w:vAlign w:val="center"/>
+          </w:tcPr>
+          <w:p>
+            <w:pPr>
+              <w:pStyle w:val="Normal"/>
+              <w:jc w:val="left"/>
+              <w:pBdr>
+                <w:bottom w:val="none" w:sz="0" w:space="0" w:color="000000"/>
+                <w:top w:val="none" w:sz="0" w:space="0" w:color="000000"/>
+                <w:left w:val="none" w:sz="0" w:space="0" w:color="000000"/>
+                <w:right w:val="none" w:sz="0" w:space="0" w:color="000000"/>
+              </w:pBdr>
+              <w:spacing w:after="100" w:before="100" w:line="240"/>
+              <w:ind w:left="100" w:right="100" w:firstLine="0" w:firstLineChars="0"/>
+              <w:rPr>
+                <w:rFonts w:ascii="Times New Roman" w:hAnsi="Times New Roman" w:eastAsia="Times New Roman" w:cs="Times New Roman"/>
+                <w:i w:val="false"/>
+                <w:b w:val="false"/>
+                <w:u w:val="none"/>
+                <w:strike w:val="false"/>
+                <w:sz w:val="12"/>
+                <w:szCs w:val="12"/>
+                <w:color w:val="000000"/>
+              </w:rPr>
+            </w:pPr>
+            <w:r>
+              <w:rPr>
+                <w:rFonts w:ascii="Times New Roman" w:hAnsi="Times New Roman" w:eastAsia="Times New Roman" w:cs="Times New Roman"/>
+                <w:i w:val="false"/>
+                <w:b w:val="false"/>
+                <w:u w:val="none"/>
+                <w:strike w:val="false"/>
+                <w:sz w:val="12"/>
+                <w:szCs w:val="12"/>
+                <w:color w:val="000000"/>
+              </w:rPr>
+              <w:t xml:space="preserve">0.22 (0.03–1.72)</w:t>
+            </w:r>
+          </w:p>
+        </w:tc>
+        <w:tc>
+          <w:tcPr>
+            <w:tcBorders>
+              <w:bottom w:val="none" w:sz="0" w:space="0" w:color="000000"/>
+              <w:top w:val="none" w:sz="0" w:space="0" w:color="000000"/>
+              <w:left w:val="none" w:sz="0" w:space="0" w:color="000000"/>
+              <w:right w:val="none" w:sz="0" w:space="0" w:color="000000"/>
+            </w:tcBorders>
+            <w:shd w:val="clear" w:color="auto" w:fill="FFFFFF"/>
+            <w:tcMar>
+              <w:top w:w="0" w:type="dxa"/>
+              <w:bottom w:w="0" w:type="dxa"/>
+              <w:left w:w="0" w:type="dxa"/>
+              <w:right w:w="0" w:type="dxa"/>
+            </w:tcMar>
+            <w:vAlign w:val="center"/>
+          </w:tcPr>
+          <w:p>
+            <w:pPr>
+              <w:pStyle w:val="Normal"/>
+              <w:jc w:val="left"/>
+              <w:pBdr>
+                <w:bottom w:val="none" w:sz="0" w:space="0" w:color="000000"/>
+                <w:top w:val="none" w:sz="0" w:space="0" w:color="000000"/>
+                <w:left w:val="none" w:sz="0" w:space="0" w:color="000000"/>
+                <w:right w:val="none" w:sz="0" w:space="0" w:color="000000"/>
+              </w:pBdr>
+              <w:spacing w:after="100" w:before="100" w:line="240"/>
+              <w:ind w:left="100" w:right="100" w:firstLine="0" w:firstLineChars="0"/>
+              <w:rPr>
+                <w:rFonts w:ascii="Times New Roman" w:hAnsi="Times New Roman" w:eastAsia="Times New Roman" w:cs="Times New Roman"/>
+                <w:i w:val="false"/>
+                <w:b w:val="false"/>
+                <w:u w:val="none"/>
+                <w:strike w:val="false"/>
+                <w:sz w:val="12"/>
+                <w:szCs w:val="12"/>
+                <w:color w:val="000000"/>
+              </w:rPr>
+            </w:pPr>
+            <w:r>
+              <w:rPr>
+                <w:rFonts w:ascii="Times New Roman" w:hAnsi="Times New Roman" w:eastAsia="Times New Roman" w:cs="Times New Roman"/>
+                <w:i w:val="false"/>
+                <w:b w:val="false"/>
+                <w:u w:val="none"/>
+                <w:strike w:val="false"/>
+                <w:sz w:val="12"/>
+                <w:szCs w:val="12"/>
+                <w:color w:val="000000"/>
+              </w:rPr>
+              <w:t xml:space="preserve">0.148</w:t>
             </w:r>
           </w:p>
         </w:tc>
@@ -16949,7 +16949,7 @@
                 <w:szCs w:val="12"/>
                 <w:color w:val="000000"/>
               </w:rPr>
-              <w:t xml:space="preserve">0.32 (0.13–0.77)</w:t>
+              <w:t xml:space="preserve">0.83 (0.68–1.01)</w:t>
             </w:r>
           </w:p>
         </w:tc>
@@ -17004,7 +17004,7 @@
                 <w:szCs w:val="12"/>
                 <w:color w:val="000000"/>
               </w:rPr>
-              <w:t xml:space="preserve">0.011</w:t>
+              <w:t xml:space="preserve">0.065</w:t>
             </w:r>
           </w:p>
         </w:tc>
@@ -17059,7 +17059,7 @@
                 <w:szCs w:val="12"/>
                 <w:color w:val="000000"/>
               </w:rPr>
-              <w:t xml:space="preserve">0.097</w:t>
+              <w:t xml:space="preserve">0.216</w:t>
             </w:r>
           </w:p>
         </w:tc>
@@ -17114,7 +17114,7 @@
                 <w:szCs w:val="12"/>
                 <w:color w:val="000000"/>
               </w:rPr>
-              <w:t xml:space="preserve">0.13 (0.03–0.51)</w:t>
+              <w:t xml:space="preserve">0.71 (0.51–0.98)</w:t>
             </w:r>
           </w:p>
         </w:tc>
@@ -17169,7 +17169,7 @@
                 <w:szCs w:val="12"/>
                 <w:color w:val="000000"/>
               </w:rPr>
-              <w:t xml:space="preserve">0.003</w:t>
+              <w:t xml:space="preserve">0.040</w:t>
             </w:r>
           </w:p>
         </w:tc>
@@ -17224,7 +17224,7 @@
                 <w:szCs w:val="12"/>
                 <w:color w:val="000000"/>
               </w:rPr>
-              <w:t xml:space="preserve">0.032</w:t>
+              <w:t xml:space="preserve">0.237</w:t>
             </w:r>
           </w:p>
         </w:tc>
@@ -17389,7 +17389,7 @@
                 <w:szCs w:val="12"/>
                 <w:color w:val="000000"/>
               </w:rPr>
-              <w:t xml:space="preserve">0.10 (0.02–0.48)</w:t>
+              <w:t xml:space="preserve">0.65 (0.45–0.92)</w:t>
             </w:r>
           </w:p>
         </w:tc>
@@ -17444,7 +17444,7 @@
                 <w:szCs w:val="12"/>
                 <w:color w:val="000000"/>
               </w:rPr>
-              <w:t xml:space="preserve">0.004</w:t>
+              <w:t xml:space="preserve">0.015</w:t>
             </w:r>
           </w:p>
         </w:tc>
@@ -17499,7 +17499,7 @@
                 <w:szCs w:val="12"/>
                 <w:color w:val="000000"/>
               </w:rPr>
-              <w:t xml:space="preserve">0.189</w:t>
+              <w:t xml:space="preserve">0.039</w:t>
             </w:r>
           </w:p>
         </w:tc>
@@ -17554,7 +17554,7 @@
                 <w:szCs w:val="12"/>
                 <w:color w:val="000000"/>
               </w:rPr>
-              <w:t xml:space="preserve"/>
+              <w:t xml:space="preserve">0.59 (0.39–0.90)</w:t>
             </w:r>
           </w:p>
         </w:tc>
@@ -17609,7 +17609,7 @@
                 <w:szCs w:val="12"/>
                 <w:color w:val="000000"/>
               </w:rPr>
-              <w:t xml:space="preserve"/>
+              <w:t xml:space="preserve">0.015</w:t>
             </w:r>
           </w:p>
         </w:tc>
@@ -17664,7 +17664,7 @@
                 <w:szCs w:val="12"/>
                 <w:color w:val="000000"/>
               </w:rPr>
-              <w:t xml:space="preserve"/>
+              <w:t xml:space="preserve">0.97 (0.56–1.70)</w:t>
             </w:r>
           </w:p>
         </w:tc>
@@ -17719,7 +17719,7 @@
                 <w:szCs w:val="12"/>
                 <w:color w:val="000000"/>
               </w:rPr>
-              <w:t xml:space="preserve"/>
+              <w:t xml:space="preserve">0.927</w:t>
             </w:r>
           </w:p>
         </w:tc>

--- a/output/tables/READ/READ_survival_summary.docx
+++ b/output/tables/READ/READ_survival_summary.docx
@@ -25,7 +25,7 @@
         <w:ind w:left="60" w:right="60" w:firstLine="0" w:firstLineChars="0"/>
       </w:pPr>
       <w:r>
-        <w:t xml:space="preserve">Overall survival by gene expression (High vs Low), TCGA-READ. HR from Cox regression; gene HRs (univariable, multivariable, strata, time-split) are per 1 log2 unit of expression; multivariable model adjusted for ageg, sex, pathologic stage group and pretreatment cea. Sensitivity: stratified by tss. q = Benjamini–Hochberg across exploratory genes only; the primary gene (HIST1H2AC) is reported with its unadjusted p. Time-split HRs (0–24 / &gt;24 months, adjusted) are shown only for genes whose expression term violated proportional hazards. RMST difference = High − Low restricted mean survival time up to 60 months.</w:t>
+        <w:t xml:space="preserve">Overall survival by gene expression (High vs Low), TCGA-READ. HR from Cox regression; gene HRs (univariable, multivariable, strata, time-split) are per 1 log2 unit of expression; multivariable model adjusted for ageg, sex, pathologic stage group and pretreatment cea. Sensitivity: stratified by tss. q = Benjamini–Hochberg across exploratory genes only; the primary gene (MAD2L1) is reported with its unadjusted p. Time-split HRs (0–24 / &gt;24 months, adjusted) are shown only for genes whose expression term violated proportional hazards. RMST difference = High − Low restricted mean survival time up to 60 months.</w:t>
       </w:r>
     </w:p>
     <w:tbl xmlns:a="http://schemas.openxmlformats.org/drawingml/2006/main" xmlns:pic="http://schemas.openxmlformats.org/drawingml/2006/picture">
@@ -1609,7 +1609,7 @@
                 <w:szCs w:val="12"/>
                 <w:color w:val="000000"/>
               </w:rPr>
-              <w:t xml:space="preserve">HIST1H2AC</w:t>
+              <w:t xml:space="preserve">MAD2L1</w:t>
             </w:r>
           </w:p>
         </w:tc>
@@ -1829,7 +1829,7 @@
                 <w:szCs w:val="12"/>
                 <w:color w:val="000000"/>
               </w:rPr>
-              <w:t xml:space="preserve">NR (57.2–NR)</w:t>
+              <w:t xml:space="preserve">47.0 (43.2–NR)</w:t>
             </w:r>
           </w:p>
         </w:tc>
@@ -1884,7 +1884,7 @@
                 <w:szCs w:val="12"/>
                 <w:color w:val="000000"/>
               </w:rPr>
-              <w:t xml:space="preserve">51.4 (41.3–NR)</w:t>
+              <w:t xml:space="preserve">NR (NR–NR)</w:t>
             </w:r>
           </w:p>
         </w:tc>
@@ -1939,7 +1939,7 @@
                 <w:szCs w:val="12"/>
                 <w:color w:val="000000"/>
               </w:rPr>
-              <w:t xml:space="preserve">0.016</w:t>
+              <w:t xml:space="preserve">0.027</w:t>
             </w:r>
           </w:p>
         </w:tc>
@@ -2049,7 +2049,7 @@
                 <w:szCs w:val="12"/>
                 <w:color w:val="000000"/>
               </w:rPr>
-              <w:t xml:space="preserve">1.36 (0.88–2.09)</w:t>
+              <w:t xml:space="preserve">0.59 (0.34–1.03)</w:t>
             </w:r>
           </w:p>
         </w:tc>
@@ -2104,7 +2104,7 @@
                 <w:szCs w:val="12"/>
                 <w:color w:val="000000"/>
               </w:rPr>
-              <w:t xml:space="preserve">0.165</w:t>
+              <w:t xml:space="preserve">0.061</w:t>
             </w:r>
           </w:p>
         </w:tc>
@@ -2214,7 +2214,7 @@
                 <w:szCs w:val="12"/>
                 <w:color w:val="000000"/>
               </w:rPr>
-              <w:t xml:space="preserve">1.17 (0.64–2.12)</w:t>
+              <w:t xml:space="preserve">0.70 (0.33–1.48)</w:t>
             </w:r>
           </w:p>
         </w:tc>
@@ -2269,7 +2269,7 @@
                 <w:szCs w:val="12"/>
                 <w:color w:val="000000"/>
               </w:rPr>
-              <w:t xml:space="preserve">0.611</w:t>
+              <w:t xml:space="preserve">0.350</w:t>
             </w:r>
           </w:p>
         </w:tc>
@@ -2489,7 +2489,7 @@
                 <w:szCs w:val="12"/>
                 <w:color w:val="000000"/>
               </w:rPr>
-              <w:t xml:space="preserve">1.07 (0.56–2.06)</w:t>
+              <w:t xml:space="preserve">0.73 (0.33–1.64)</w:t>
             </w:r>
           </w:p>
         </w:tc>
@@ -2544,7 +2544,7 @@
                 <w:szCs w:val="12"/>
                 <w:color w:val="000000"/>
               </w:rPr>
-              <w:t xml:space="preserve">0.828</w:t>
+              <w:t xml:space="preserve">0.451</w:t>
             </w:r>
           </w:p>
         </w:tc>
@@ -2599,7 +2599,7 @@
                 <w:szCs w:val="12"/>
                 <w:color w:val="000000"/>
               </w:rPr>
-              <w:t xml:space="preserve">0.465</w:t>
+              <w:t xml:space="preserve">0.221</w:t>
             </w:r>
           </w:p>
         </w:tc>
@@ -2874,7 +2874,7 @@
                 <w:szCs w:val="12"/>
                 <w:color w:val="000000"/>
               </w:rPr>
-              <w:t xml:space="preserve">-9.23 (-16.12, -2.34)</w:t>
+              <w:t xml:space="preserve">8.29 (1.38, 15.20)</w:t>
             </w:r>
           </w:p>
         </w:tc>
@@ -2929,7 +2929,7 @@
                 <w:szCs w:val="12"/>
                 <w:color w:val="000000"/>
               </w:rPr>
-              <w:t xml:space="preserve">0.009</w:t>
+              <w:t xml:space="preserve">0.019</w:t>
             </w:r>
           </w:p>
         </w:tc>
@@ -3484,7 +3484,7 @@
                 <w:szCs w:val="12"/>
                 <w:color w:val="000000"/>
               </w:rPr>
-              <w:t xml:space="preserve">0.513</w:t>
+              <w:t xml:space="preserve">0.508</w:t>
             </w:r>
           </w:p>
         </w:tc>
@@ -3649,7 +3649,7 @@
                 <w:szCs w:val="12"/>
                 <w:color w:val="000000"/>
               </w:rPr>
-              <w:t xml:space="preserve">0.418</w:t>
+              <w:t xml:space="preserve">0.409</w:t>
             </w:r>
           </w:p>
         </w:tc>
@@ -4974,7 +4974,7 @@
                 <w:szCs w:val="12"/>
                 <w:color w:val="000000"/>
               </w:rPr>
-              <w:t xml:space="preserve">0.079</w:t>
+              <w:t xml:space="preserve">0.064</w:t>
             </w:r>
           </w:p>
         </w:tc>
@@ -5139,7 +5139,7 @@
                 <w:szCs w:val="12"/>
                 <w:color w:val="000000"/>
               </w:rPr>
-              <w:t xml:space="preserve">0.020</w:t>
+              <w:t xml:space="preserve">0.022</w:t>
             </w:r>
           </w:p>
         </w:tc>
@@ -5304,7 +5304,7 @@
                 <w:szCs w:val="12"/>
                 <w:color w:val="000000"/>
               </w:rPr>
-              <w:t xml:space="preserve">0.237</w:t>
+              <w:t xml:space="preserve">0.261</w:t>
             </w:r>
           </w:p>
         </w:tc>
@@ -6464,7 +6464,7 @@
                 <w:szCs w:val="12"/>
                 <w:color w:val="000000"/>
               </w:rPr>
-              <w:t xml:space="preserve">0.079</w:t>
+              <w:t xml:space="preserve">0.066</w:t>
             </w:r>
           </w:p>
         </w:tc>
@@ -6629,7 +6629,7 @@
                 <w:szCs w:val="12"/>
                 <w:color w:val="000000"/>
               </w:rPr>
-              <w:t xml:space="preserve">0.043</w:t>
+              <w:t xml:space="preserve">0.047</w:t>
             </w:r>
           </w:p>
         </w:tc>
@@ -6794,7 +6794,7 @@
                 <w:szCs w:val="12"/>
                 <w:color w:val="000000"/>
               </w:rPr>
-              <w:t xml:space="preserve">0.369</w:t>
+              <w:t xml:space="preserve">0.406</w:t>
             </w:r>
           </w:p>
         </w:tc>
@@ -7954,7 +7954,7 @@
                 <w:szCs w:val="12"/>
                 <w:color w:val="000000"/>
               </w:rPr>
-              <w:t xml:space="preserve">0.392</w:t>
+              <w:t xml:space="preserve">0.377</w:t>
             </w:r>
           </w:p>
         </w:tc>
@@ -8119,7 +8119,7 @@
                 <w:szCs w:val="12"/>
                 <w:color w:val="000000"/>
               </w:rPr>
-              <w:t xml:space="preserve">0.462</w:t>
+              <w:t xml:space="preserve">0.457</w:t>
             </w:r>
           </w:p>
         </w:tc>
@@ -8284,7 +8284,7 @@
                 <w:szCs w:val="12"/>
                 <w:color w:val="000000"/>
               </w:rPr>
-              <w:t xml:space="preserve">0.477</w:t>
+              <w:t xml:space="preserve">0.525</w:t>
             </w:r>
           </w:p>
         </w:tc>
@@ -9444,7 +9444,7 @@
                 <w:szCs w:val="12"/>
                 <w:color w:val="000000"/>
               </w:rPr>
-              <w:t xml:space="preserve">0.513</w:t>
+              <w:t xml:space="preserve">0.508</w:t>
             </w:r>
           </w:p>
         </w:tc>
@@ -9774,7 +9774,7 @@
                 <w:szCs w:val="12"/>
                 <w:color w:val="000000"/>
               </w:rPr>
-              <w:t xml:space="preserve">0.237</w:t>
+              <w:t xml:space="preserve">0.261</w:t>
             </w:r>
           </w:p>
         </w:tc>
@@ -10934,7 +10934,7 @@
                 <w:szCs w:val="12"/>
                 <w:color w:val="000000"/>
               </w:rPr>
-              <w:t xml:space="preserve">0.236</w:t>
+              <w:t xml:space="preserve">0.223</w:t>
             </w:r>
           </w:p>
         </w:tc>
@@ -11099,7 +11099,7 @@
                 <w:szCs w:val="12"/>
                 <w:color w:val="000000"/>
               </w:rPr>
-              <w:t xml:space="preserve">0.355</w:t>
+              <w:t xml:space="preserve">0.342</w:t>
             </w:r>
           </w:p>
         </w:tc>
@@ -11264,7 +11264,7 @@
                 <w:szCs w:val="12"/>
                 <w:color w:val="000000"/>
               </w:rPr>
-              <w:t xml:space="preserve">0.246</w:t>
+              <w:t xml:space="preserve">0.271</w:t>
             </w:r>
           </w:p>
         </w:tc>
@@ -12424,7 +12424,7 @@
                 <w:szCs w:val="12"/>
                 <w:color w:val="000000"/>
               </w:rPr>
-              <w:t xml:space="preserve">0.236</w:t>
+              <w:t xml:space="preserve">0.223</w:t>
             </w:r>
           </w:p>
         </w:tc>
@@ -12589,7 +12589,7 @@
                 <w:szCs w:val="12"/>
                 <w:color w:val="000000"/>
               </w:rPr>
-              <w:t xml:space="preserve">0.337</w:t>
+              <w:t xml:space="preserve">0.309</w:t>
             </w:r>
           </w:p>
         </w:tc>
@@ -12754,7 +12754,7 @@
                 <w:szCs w:val="12"/>
                 <w:color w:val="000000"/>
               </w:rPr>
-              <w:t xml:space="preserve">0.369</w:t>
+              <w:t xml:space="preserve">0.406</w:t>
             </w:r>
           </w:p>
         </w:tc>
@@ -14079,7 +14079,7 @@
                 <w:szCs w:val="12"/>
                 <w:color w:val="000000"/>
               </w:rPr>
-              <w:t xml:space="preserve">0.355</w:t>
+              <w:t xml:space="preserve">0.342</w:t>
             </w:r>
           </w:p>
         </w:tc>
@@ -14244,7 +14244,7 @@
                 <w:szCs w:val="12"/>
                 <w:color w:val="000000"/>
               </w:rPr>
-              <w:t xml:space="preserve">0.712</w:t>
+              <w:t xml:space="preserve">0.704</w:t>
             </w:r>
           </w:p>
         </w:tc>
@@ -15404,7 +15404,7 @@
                 <w:szCs w:val="12"/>
                 <w:color w:val="000000"/>
               </w:rPr>
-              <w:t xml:space="preserve">0.111</w:t>
+              <w:t xml:space="preserve">0.098</w:t>
             </w:r>
           </w:p>
         </w:tc>
@@ -15569,7 +15569,7 @@
                 <w:szCs w:val="12"/>
                 <w:color w:val="000000"/>
               </w:rPr>
-              <w:t xml:space="preserve">0.337</w:t>
+              <w:t xml:space="preserve">0.309</w:t>
             </w:r>
           </w:p>
         </w:tc>
@@ -15734,7 +15734,7 @@
                 <w:szCs w:val="12"/>
                 <w:color w:val="000000"/>
               </w:rPr>
-              <w:t xml:space="preserve">0.477</w:t>
+              <w:t xml:space="preserve">0.525</w:t>
             </w:r>
           </w:p>
         </w:tc>
@@ -16340,6 +16340,1496 @@
                 <w:color w:val="000000"/>
               </w:rPr>
               <w:t xml:space="preserve">0.032</w:t>
+            </w:r>
+          </w:p>
+        </w:tc>
+        <w:tc>
+          <w:tcPr>
+            <w:tcBorders>
+              <w:bottom w:val="none" w:sz="0" w:space="0" w:color="000000"/>
+              <w:top w:val="none" w:sz="0" w:space="0" w:color="000000"/>
+              <w:left w:val="none" w:sz="0" w:space="0" w:color="000000"/>
+              <w:right w:val="none" w:sz="0" w:space="0" w:color="000000"/>
+            </w:tcBorders>
+            <w:shd w:val="clear" w:color="auto" w:fill="FFFFFF"/>
+            <w:tcMar>
+              <w:top w:w="0" w:type="dxa"/>
+              <w:bottom w:w="0" w:type="dxa"/>
+              <w:left w:w="0" w:type="dxa"/>
+              <w:right w:w="0" w:type="dxa"/>
+            </w:tcMar>
+            <w:vAlign w:val="center"/>
+          </w:tcPr>
+          <w:p>
+            <w:pPr>
+              <w:pStyle w:val="Normal"/>
+              <w:jc w:val="right"/>
+              <w:pBdr>
+                <w:bottom w:val="none" w:sz="0" w:space="0" w:color="000000"/>
+                <w:top w:val="none" w:sz="0" w:space="0" w:color="000000"/>
+                <w:left w:val="none" w:sz="0" w:space="0" w:color="000000"/>
+                <w:right w:val="none" w:sz="0" w:space="0" w:color="000000"/>
+              </w:pBdr>
+              <w:spacing w:after="100" w:before="100" w:line="240"/>
+              <w:ind w:left="100" w:right="100" w:firstLine="0" w:firstLineChars="0"/>
+              <w:rPr>
+                <w:rFonts w:ascii="Times New Roman" w:hAnsi="Times New Roman" w:eastAsia="Times New Roman" w:cs="Times New Roman"/>
+                <w:i w:val="false"/>
+                <w:b w:val="false"/>
+                <w:u w:val="none"/>
+                <w:strike w:val="false"/>
+                <w:sz w:val="12"/>
+                <w:szCs w:val="12"/>
+                <w:color w:val="000000"/>
+              </w:rPr>
+            </w:pPr>
+            <w:r>
+              <w:rPr>
+                <w:rFonts w:ascii="Times New Roman" w:hAnsi="Times New Roman" w:eastAsia="Times New Roman" w:cs="Times New Roman"/>
+                <w:i w:val="false"/>
+                <w:b w:val="false"/>
+                <w:u w:val="none"/>
+                <w:strike w:val="false"/>
+                <w:sz w:val="12"/>
+                <w:szCs w:val="12"/>
+                <w:color w:val="000000"/>
+              </w:rPr>
+              <w:t xml:space="preserve">true</w:t>
+            </w:r>
+          </w:p>
+        </w:tc>
+        <w:tc>
+          <w:tcPr>
+            <w:tcBorders>
+              <w:bottom w:val="none" w:sz="0" w:space="0" w:color="000000"/>
+              <w:top w:val="none" w:sz="0" w:space="0" w:color="000000"/>
+              <w:left w:val="none" w:sz="0" w:space="0" w:color="000000"/>
+              <w:right w:val="none" w:sz="0" w:space="0" w:color="000000"/>
+            </w:tcBorders>
+            <w:shd w:val="clear" w:color="auto" w:fill="FFFFFF"/>
+            <w:tcMar>
+              <w:top w:w="0" w:type="dxa"/>
+              <w:bottom w:w="0" w:type="dxa"/>
+              <w:left w:w="0" w:type="dxa"/>
+              <w:right w:w="0" w:type="dxa"/>
+            </w:tcMar>
+            <w:vAlign w:val="center"/>
+          </w:tcPr>
+          <w:p>
+            <w:pPr>
+              <w:pStyle w:val="Normal"/>
+              <w:jc w:val="left"/>
+              <w:pBdr>
+                <w:bottom w:val="none" w:sz="0" w:space="0" w:color="000000"/>
+                <w:top w:val="none" w:sz="0" w:space="0" w:color="000000"/>
+                <w:left w:val="none" w:sz="0" w:space="0" w:color="000000"/>
+                <w:right w:val="none" w:sz="0" w:space="0" w:color="000000"/>
+              </w:pBdr>
+              <w:spacing w:after="100" w:before="100" w:line="240"/>
+              <w:ind w:left="100" w:right="100" w:firstLine="0" w:firstLineChars="0"/>
+              <w:rPr>
+                <w:rFonts w:ascii="Times New Roman" w:hAnsi="Times New Roman" w:eastAsia="Times New Roman" w:cs="Times New Roman"/>
+                <w:i w:val="false"/>
+                <w:b w:val="false"/>
+                <w:u w:val="none"/>
+                <w:strike w:val="false"/>
+                <w:sz w:val="12"/>
+                <w:szCs w:val="12"/>
+                <w:color w:val="000000"/>
+              </w:rPr>
+            </w:pPr>
+            <w:r>
+              <w:rPr>
+                <w:rFonts w:ascii="Times New Roman" w:hAnsi="Times New Roman" w:eastAsia="Times New Roman" w:cs="Times New Roman"/>
+                <w:i w:val="false"/>
+                <w:b w:val="false"/>
+                <w:u w:val="none"/>
+                <w:strike w:val="false"/>
+                <w:sz w:val="12"/>
+                <w:szCs w:val="12"/>
+                <w:color w:val="000000"/>
+              </w:rPr>
+              <w:t xml:space="preserve"/>
+            </w:r>
+          </w:p>
+        </w:tc>
+      </w:tr>
+      <w:tr>
+        <w:trPr>
+          <w:trHeight w:val="488" w:hRule="auto"/>
+        </w:trPr>
+        <w:tc>
+          <w:tcPr>
+            <w:tcBorders>
+              <w:bottom w:val="none" w:sz="0" w:space="0" w:color="000000"/>
+              <w:top w:val="none" w:sz="0" w:space="0" w:color="000000"/>
+              <w:left w:val="none" w:sz="0" w:space="0" w:color="000000"/>
+              <w:right w:val="none" w:sz="0" w:space="0" w:color="000000"/>
+            </w:tcBorders>
+            <w:shd w:val="clear" w:color="auto" w:fill="FFFFFF"/>
+            <w:tcMar>
+              <w:top w:w="0" w:type="dxa"/>
+              <w:bottom w:w="0" w:type="dxa"/>
+              <w:left w:w="0" w:type="dxa"/>
+              <w:right w:w="0" w:type="dxa"/>
+            </w:tcMar>
+            <w:vAlign w:val="center"/>
+          </w:tcPr>
+          <w:p>
+            <w:pPr>
+              <w:pStyle w:val="Normal"/>
+              <w:jc w:val="left"/>
+              <w:pBdr>
+                <w:bottom w:val="none" w:sz="0" w:space="0" w:color="000000"/>
+                <w:top w:val="none" w:sz="0" w:space="0" w:color="000000"/>
+                <w:left w:val="none" w:sz="0" w:space="0" w:color="000000"/>
+                <w:right w:val="none" w:sz="0" w:space="0" w:color="000000"/>
+              </w:pBdr>
+              <w:spacing w:after="100" w:before="100" w:line="240"/>
+              <w:ind w:left="100" w:right="100" w:firstLine="0" w:firstLineChars="0"/>
+              <w:rPr>
+                <w:rFonts w:ascii="Times New Roman" w:hAnsi="Times New Roman" w:eastAsia="Times New Roman" w:cs="Times New Roman"/>
+                <w:i w:val="false"/>
+                <w:b w:val="false"/>
+                <w:u w:val="none"/>
+                <w:strike w:val="false"/>
+                <w:sz w:val="12"/>
+                <w:szCs w:val="12"/>
+                <w:color w:val="000000"/>
+              </w:rPr>
+            </w:pPr>
+            <w:r>
+              <w:rPr>
+                <w:rFonts w:ascii="Times New Roman" w:hAnsi="Times New Roman" w:eastAsia="Times New Roman" w:cs="Times New Roman"/>
+                <w:i w:val="false"/>
+                <w:b w:val="false"/>
+                <w:u w:val="none"/>
+                <w:strike w:val="false"/>
+                <w:sz w:val="12"/>
+                <w:szCs w:val="12"/>
+                <w:color w:val="000000"/>
+              </w:rPr>
+              <w:t xml:space="preserve">MS4A1</w:t>
+            </w:r>
+          </w:p>
+        </w:tc>
+        <w:tc>
+          <w:tcPr>
+            <w:tcBorders>
+              <w:bottom w:val="none" w:sz="0" w:space="0" w:color="000000"/>
+              <w:top w:val="none" w:sz="0" w:space="0" w:color="000000"/>
+              <w:left w:val="none" w:sz="0" w:space="0" w:color="000000"/>
+              <w:right w:val="none" w:sz="0" w:space="0" w:color="000000"/>
+            </w:tcBorders>
+            <w:shd w:val="clear" w:color="auto" w:fill="FFFFFF"/>
+            <w:tcMar>
+              <w:top w:w="0" w:type="dxa"/>
+              <w:bottom w:w="0" w:type="dxa"/>
+              <w:left w:w="0" w:type="dxa"/>
+              <w:right w:w="0" w:type="dxa"/>
+            </w:tcMar>
+            <w:vAlign w:val="center"/>
+          </w:tcPr>
+          <w:p>
+            <w:pPr>
+              <w:pStyle w:val="Normal"/>
+              <w:jc w:val="left"/>
+              <w:pBdr>
+                <w:bottom w:val="none" w:sz="0" w:space="0" w:color="000000"/>
+                <w:top w:val="none" w:sz="0" w:space="0" w:color="000000"/>
+                <w:left w:val="none" w:sz="0" w:space="0" w:color="000000"/>
+                <w:right w:val="none" w:sz="0" w:space="0" w:color="000000"/>
+              </w:pBdr>
+              <w:spacing w:after="100" w:before="100" w:line="240"/>
+              <w:ind w:left="100" w:right="100" w:firstLine="0" w:firstLineChars="0"/>
+              <w:rPr>
+                <w:rFonts w:ascii="Times New Roman" w:hAnsi="Times New Roman" w:eastAsia="Times New Roman" w:cs="Times New Roman"/>
+                <w:i w:val="false"/>
+                <w:b w:val="false"/>
+                <w:u w:val="none"/>
+                <w:strike w:val="false"/>
+                <w:sz w:val="12"/>
+                <w:szCs w:val="12"/>
+                <w:color w:val="000000"/>
+              </w:rPr>
+            </w:pPr>
+            <w:r>
+              <w:rPr>
+                <w:rFonts w:ascii="Times New Roman" w:hAnsi="Times New Roman" w:eastAsia="Times New Roman" w:cs="Times New Roman"/>
+                <w:i w:val="false"/>
+                <w:b w:val="false"/>
+                <w:u w:val="none"/>
+                <w:strike w:val="false"/>
+                <w:sz w:val="12"/>
+                <w:szCs w:val="12"/>
+                <w:color w:val="000000"/>
+              </w:rPr>
+              <w:t xml:space="preserve">exploratory</w:t>
+            </w:r>
+          </w:p>
+        </w:tc>
+        <w:tc>
+          <w:tcPr>
+            <w:tcBorders>
+              <w:bottom w:val="none" w:sz="0" w:space="0" w:color="000000"/>
+              <w:top w:val="none" w:sz="0" w:space="0" w:color="000000"/>
+              <w:left w:val="none" w:sz="0" w:space="0" w:color="000000"/>
+              <w:right w:val="none" w:sz="0" w:space="0" w:color="000000"/>
+            </w:tcBorders>
+            <w:shd w:val="clear" w:color="auto" w:fill="FFFFFF"/>
+            <w:tcMar>
+              <w:top w:w="0" w:type="dxa"/>
+              <w:bottom w:w="0" w:type="dxa"/>
+              <w:left w:w="0" w:type="dxa"/>
+              <w:right w:w="0" w:type="dxa"/>
+            </w:tcMar>
+            <w:vAlign w:val="center"/>
+          </w:tcPr>
+          <w:p>
+            <w:pPr>
+              <w:pStyle w:val="Normal"/>
+              <w:jc w:val="right"/>
+              <w:pBdr>
+                <w:bottom w:val="none" w:sz="0" w:space="0" w:color="000000"/>
+                <w:top w:val="none" w:sz="0" w:space="0" w:color="000000"/>
+                <w:left w:val="none" w:sz="0" w:space="0" w:color="000000"/>
+                <w:right w:val="none" w:sz="0" w:space="0" w:color="000000"/>
+              </w:pBdr>
+              <w:spacing w:after="100" w:before="100" w:line="240"/>
+              <w:ind w:left="100" w:right="100" w:firstLine="0" w:firstLineChars="0"/>
+              <w:rPr>
+                <w:rFonts w:ascii="Times New Roman" w:hAnsi="Times New Roman" w:eastAsia="Times New Roman" w:cs="Times New Roman"/>
+                <w:i w:val="false"/>
+                <w:b w:val="false"/>
+                <w:u w:val="none"/>
+                <w:strike w:val="false"/>
+                <w:sz w:val="12"/>
+                <w:szCs w:val="12"/>
+                <w:color w:val="000000"/>
+              </w:rPr>
+            </w:pPr>
+            <w:r>
+              <w:rPr>
+                <w:rFonts w:ascii="Times New Roman" w:hAnsi="Times New Roman" w:eastAsia="Times New Roman" w:cs="Times New Roman"/>
+                <w:i w:val="false"/>
+                <w:b w:val="false"/>
+                <w:u w:val="none"/>
+                <w:strike w:val="false"/>
+                <w:sz w:val="12"/>
+                <w:szCs w:val="12"/>
+                <w:color w:val="000000"/>
+              </w:rPr>
+              <w:t xml:space="preserve">156</w:t>
+            </w:r>
+          </w:p>
+        </w:tc>
+        <w:tc>
+          <w:tcPr>
+            <w:tcBorders>
+              <w:bottom w:val="none" w:sz="0" w:space="0" w:color="000000"/>
+              <w:top w:val="none" w:sz="0" w:space="0" w:color="000000"/>
+              <w:left w:val="none" w:sz="0" w:space="0" w:color="000000"/>
+              <w:right w:val="none" w:sz="0" w:space="0" w:color="000000"/>
+            </w:tcBorders>
+            <w:shd w:val="clear" w:color="auto" w:fill="FFFFFF"/>
+            <w:tcMar>
+              <w:top w:w="0" w:type="dxa"/>
+              <w:bottom w:w="0" w:type="dxa"/>
+              <w:left w:w="0" w:type="dxa"/>
+              <w:right w:w="0" w:type="dxa"/>
+            </w:tcMar>
+            <w:vAlign w:val="center"/>
+          </w:tcPr>
+          <w:p>
+            <w:pPr>
+              <w:pStyle w:val="Normal"/>
+              <w:jc w:val="right"/>
+              <w:pBdr>
+                <w:bottom w:val="none" w:sz="0" w:space="0" w:color="000000"/>
+                <w:top w:val="none" w:sz="0" w:space="0" w:color="000000"/>
+                <w:left w:val="none" w:sz="0" w:space="0" w:color="000000"/>
+                <w:right w:val="none" w:sz="0" w:space="0" w:color="000000"/>
+              </w:pBdr>
+              <w:spacing w:after="100" w:before="100" w:line="240"/>
+              <w:ind w:left="100" w:right="100" w:firstLine="0" w:firstLineChars="0"/>
+              <w:rPr>
+                <w:rFonts w:ascii="Times New Roman" w:hAnsi="Times New Roman" w:eastAsia="Times New Roman" w:cs="Times New Roman"/>
+                <w:i w:val="false"/>
+                <w:b w:val="false"/>
+                <w:u w:val="none"/>
+                <w:strike w:val="false"/>
+                <w:sz w:val="12"/>
+                <w:szCs w:val="12"/>
+                <w:color w:val="000000"/>
+              </w:rPr>
+            </w:pPr>
+            <w:r>
+              <w:rPr>
+                <w:rFonts w:ascii="Times New Roman" w:hAnsi="Times New Roman" w:eastAsia="Times New Roman" w:cs="Times New Roman"/>
+                <w:i w:val="false"/>
+                <w:b w:val="false"/>
+                <w:u w:val="none"/>
+                <w:strike w:val="false"/>
+                <w:sz w:val="12"/>
+                <w:szCs w:val="12"/>
+                <w:color w:val="000000"/>
+              </w:rPr>
+              <w:t xml:space="preserve">25</w:t>
+            </w:r>
+          </w:p>
+        </w:tc>
+        <w:tc>
+          <w:tcPr>
+            <w:tcBorders>
+              <w:bottom w:val="none" w:sz="0" w:space="0" w:color="000000"/>
+              <w:top w:val="none" w:sz="0" w:space="0" w:color="000000"/>
+              <w:left w:val="none" w:sz="0" w:space="0" w:color="000000"/>
+              <w:right w:val="none" w:sz="0" w:space="0" w:color="000000"/>
+            </w:tcBorders>
+            <w:shd w:val="clear" w:color="auto" w:fill="FFFFFF"/>
+            <w:tcMar>
+              <w:top w:w="0" w:type="dxa"/>
+              <w:bottom w:w="0" w:type="dxa"/>
+              <w:left w:w="0" w:type="dxa"/>
+              <w:right w:w="0" w:type="dxa"/>
+            </w:tcMar>
+            <w:vAlign w:val="center"/>
+          </w:tcPr>
+          <w:p>
+            <w:pPr>
+              <w:pStyle w:val="Normal"/>
+              <w:jc w:val="left"/>
+              <w:pBdr>
+                <w:bottom w:val="none" w:sz="0" w:space="0" w:color="000000"/>
+                <w:top w:val="none" w:sz="0" w:space="0" w:color="000000"/>
+                <w:left w:val="none" w:sz="0" w:space="0" w:color="000000"/>
+                <w:right w:val="none" w:sz="0" w:space="0" w:color="000000"/>
+              </w:pBdr>
+              <w:spacing w:after="100" w:before="100" w:line="240"/>
+              <w:ind w:left="100" w:right="100" w:firstLine="0" w:firstLineChars="0"/>
+              <w:rPr>
+                <w:rFonts w:ascii="Times New Roman" w:hAnsi="Times New Roman" w:eastAsia="Times New Roman" w:cs="Times New Roman"/>
+                <w:i w:val="false"/>
+                <w:b w:val="false"/>
+                <w:u w:val="none"/>
+                <w:strike w:val="false"/>
+                <w:sz w:val="12"/>
+                <w:szCs w:val="12"/>
+                <w:color w:val="000000"/>
+              </w:rPr>
+            </w:pPr>
+            <w:r>
+              <w:rPr>
+                <w:rFonts w:ascii="Times New Roman" w:hAnsi="Times New Roman" w:eastAsia="Times New Roman" w:cs="Times New Roman"/>
+                <w:i w:val="false"/>
+                <w:b w:val="false"/>
+                <w:u w:val="none"/>
+                <w:strike w:val="false"/>
+                <w:sz w:val="12"/>
+                <w:szCs w:val="12"/>
+                <w:color w:val="000000"/>
+              </w:rPr>
+              <w:t xml:space="preserve">51.4 (43.2–NR)</w:t>
+            </w:r>
+          </w:p>
+        </w:tc>
+        <w:tc>
+          <w:tcPr>
+            <w:tcBorders>
+              <w:bottom w:val="none" w:sz="0" w:space="0" w:color="000000"/>
+              <w:top w:val="none" w:sz="0" w:space="0" w:color="000000"/>
+              <w:left w:val="none" w:sz="0" w:space="0" w:color="000000"/>
+              <w:right w:val="none" w:sz="0" w:space="0" w:color="000000"/>
+            </w:tcBorders>
+            <w:shd w:val="clear" w:color="auto" w:fill="FFFFFF"/>
+            <w:tcMar>
+              <w:top w:w="0" w:type="dxa"/>
+              <w:bottom w:w="0" w:type="dxa"/>
+              <w:left w:w="0" w:type="dxa"/>
+              <w:right w:w="0" w:type="dxa"/>
+            </w:tcMar>
+            <w:vAlign w:val="center"/>
+          </w:tcPr>
+          <w:p>
+            <w:pPr>
+              <w:pStyle w:val="Normal"/>
+              <w:jc w:val="left"/>
+              <w:pBdr>
+                <w:bottom w:val="none" w:sz="0" w:space="0" w:color="000000"/>
+                <w:top w:val="none" w:sz="0" w:space="0" w:color="000000"/>
+                <w:left w:val="none" w:sz="0" w:space="0" w:color="000000"/>
+                <w:right w:val="none" w:sz="0" w:space="0" w:color="000000"/>
+              </w:pBdr>
+              <w:spacing w:after="100" w:before="100" w:line="240"/>
+              <w:ind w:left="100" w:right="100" w:firstLine="0" w:firstLineChars="0"/>
+              <w:rPr>
+                <w:rFonts w:ascii="Times New Roman" w:hAnsi="Times New Roman" w:eastAsia="Times New Roman" w:cs="Times New Roman"/>
+                <w:i w:val="false"/>
+                <w:b w:val="false"/>
+                <w:u w:val="none"/>
+                <w:strike w:val="false"/>
+                <w:sz w:val="12"/>
+                <w:szCs w:val="12"/>
+                <w:color w:val="000000"/>
+              </w:rPr>
+            </w:pPr>
+            <w:r>
+              <w:rPr>
+                <w:rFonts w:ascii="Times New Roman" w:hAnsi="Times New Roman" w:eastAsia="Times New Roman" w:cs="Times New Roman"/>
+                <w:i w:val="false"/>
+                <w:b w:val="false"/>
+                <w:u w:val="none"/>
+                <w:strike w:val="false"/>
+                <w:sz w:val="12"/>
+                <w:szCs w:val="12"/>
+                <w:color w:val="000000"/>
+              </w:rPr>
+              <w:t xml:space="preserve">NR (51.9–NR)</w:t>
+            </w:r>
+          </w:p>
+        </w:tc>
+        <w:tc>
+          <w:tcPr>
+            <w:tcBorders>
+              <w:bottom w:val="none" w:sz="0" w:space="0" w:color="000000"/>
+              <w:top w:val="none" w:sz="0" w:space="0" w:color="000000"/>
+              <w:left w:val="none" w:sz="0" w:space="0" w:color="000000"/>
+              <w:right w:val="none" w:sz="0" w:space="0" w:color="000000"/>
+            </w:tcBorders>
+            <w:shd w:val="clear" w:color="auto" w:fill="FFFFFF"/>
+            <w:tcMar>
+              <w:top w:w="0" w:type="dxa"/>
+              <w:bottom w:w="0" w:type="dxa"/>
+              <w:left w:w="0" w:type="dxa"/>
+              <w:right w:w="0" w:type="dxa"/>
+            </w:tcMar>
+            <w:vAlign w:val="center"/>
+          </w:tcPr>
+          <w:p>
+            <w:pPr>
+              <w:pStyle w:val="Normal"/>
+              <w:jc w:val="left"/>
+              <w:pBdr>
+                <w:bottom w:val="none" w:sz="0" w:space="0" w:color="000000"/>
+                <w:top w:val="none" w:sz="0" w:space="0" w:color="000000"/>
+                <w:left w:val="none" w:sz="0" w:space="0" w:color="000000"/>
+                <w:right w:val="none" w:sz="0" w:space="0" w:color="000000"/>
+              </w:pBdr>
+              <w:spacing w:after="100" w:before="100" w:line="240"/>
+              <w:ind w:left="100" w:right="100" w:firstLine="0" w:firstLineChars="0"/>
+              <w:rPr>
+                <w:rFonts w:ascii="Times New Roman" w:hAnsi="Times New Roman" w:eastAsia="Times New Roman" w:cs="Times New Roman"/>
+                <w:i w:val="false"/>
+                <w:b w:val="false"/>
+                <w:u w:val="none"/>
+                <w:strike w:val="false"/>
+                <w:sz w:val="12"/>
+                <w:szCs w:val="12"/>
+                <w:color w:val="000000"/>
+              </w:rPr>
+            </w:pPr>
+            <w:r>
+              <w:rPr>
+                <w:rFonts w:ascii="Times New Roman" w:hAnsi="Times New Roman" w:eastAsia="Times New Roman" w:cs="Times New Roman"/>
+                <w:i w:val="false"/>
+                <w:b w:val="false"/>
+                <w:u w:val="none"/>
+                <w:strike w:val="false"/>
+                <w:sz w:val="12"/>
+                <w:szCs w:val="12"/>
+                <w:color w:val="000000"/>
+              </w:rPr>
+              <w:t xml:space="preserve">0.007</w:t>
+            </w:r>
+          </w:p>
+        </w:tc>
+        <w:tc>
+          <w:tcPr>
+            <w:tcBorders>
+              <w:bottom w:val="none" w:sz="0" w:space="0" w:color="000000"/>
+              <w:top w:val="none" w:sz="0" w:space="0" w:color="000000"/>
+              <w:left w:val="none" w:sz="0" w:space="0" w:color="000000"/>
+              <w:right w:val="none" w:sz="0" w:space="0" w:color="000000"/>
+            </w:tcBorders>
+            <w:shd w:val="clear" w:color="auto" w:fill="FFFFFF"/>
+            <w:tcMar>
+              <w:top w:w="0" w:type="dxa"/>
+              <w:bottom w:w="0" w:type="dxa"/>
+              <w:left w:w="0" w:type="dxa"/>
+              <w:right w:w="0" w:type="dxa"/>
+            </w:tcMar>
+            <w:vAlign w:val="center"/>
+          </w:tcPr>
+          <w:p>
+            <w:pPr>
+              <w:pStyle w:val="Normal"/>
+              <w:jc w:val="left"/>
+              <w:pBdr>
+                <w:bottom w:val="none" w:sz="0" w:space="0" w:color="000000"/>
+                <w:top w:val="none" w:sz="0" w:space="0" w:color="000000"/>
+                <w:left w:val="none" w:sz="0" w:space="0" w:color="000000"/>
+                <w:right w:val="none" w:sz="0" w:space="0" w:color="000000"/>
+              </w:pBdr>
+              <w:spacing w:after="100" w:before="100" w:line="240"/>
+              <w:ind w:left="100" w:right="100" w:firstLine="0" w:firstLineChars="0"/>
+              <w:rPr>
+                <w:rFonts w:ascii="Times New Roman" w:hAnsi="Times New Roman" w:eastAsia="Times New Roman" w:cs="Times New Roman"/>
+                <w:i w:val="false"/>
+                <w:b w:val="false"/>
+                <w:u w:val="none"/>
+                <w:strike w:val="false"/>
+                <w:sz w:val="12"/>
+                <w:szCs w:val="12"/>
+                <w:color w:val="000000"/>
+              </w:rPr>
+            </w:pPr>
+            <w:r>
+              <w:rPr>
+                <w:rFonts w:ascii="Times New Roman" w:hAnsi="Times New Roman" w:eastAsia="Times New Roman" w:cs="Times New Roman"/>
+                <w:i w:val="false"/>
+                <w:b w:val="false"/>
+                <w:u w:val="none"/>
+                <w:strike w:val="false"/>
+                <w:sz w:val="12"/>
+                <w:szCs w:val="12"/>
+                <w:color w:val="000000"/>
+              </w:rPr>
+              <w:t xml:space="preserve">0.064</w:t>
+            </w:r>
+          </w:p>
+        </w:tc>
+        <w:tc>
+          <w:tcPr>
+            <w:tcBorders>
+              <w:bottom w:val="none" w:sz="0" w:space="0" w:color="000000"/>
+              <w:top w:val="none" w:sz="0" w:space="0" w:color="000000"/>
+              <w:left w:val="none" w:sz="0" w:space="0" w:color="000000"/>
+              <w:right w:val="none" w:sz="0" w:space="0" w:color="000000"/>
+            </w:tcBorders>
+            <w:shd w:val="clear" w:color="auto" w:fill="FFFFFF"/>
+            <w:tcMar>
+              <w:top w:w="0" w:type="dxa"/>
+              <w:bottom w:w="0" w:type="dxa"/>
+              <w:left w:w="0" w:type="dxa"/>
+              <w:right w:w="0" w:type="dxa"/>
+            </w:tcMar>
+            <w:vAlign w:val="center"/>
+          </w:tcPr>
+          <w:p>
+            <w:pPr>
+              <w:pStyle w:val="Normal"/>
+              <w:jc w:val="left"/>
+              <w:pBdr>
+                <w:bottom w:val="none" w:sz="0" w:space="0" w:color="000000"/>
+                <w:top w:val="none" w:sz="0" w:space="0" w:color="000000"/>
+                <w:left w:val="none" w:sz="0" w:space="0" w:color="000000"/>
+                <w:right w:val="none" w:sz="0" w:space="0" w:color="000000"/>
+              </w:pBdr>
+              <w:spacing w:after="100" w:before="100" w:line="240"/>
+              <w:ind w:left="100" w:right="100" w:firstLine="0" w:firstLineChars="0"/>
+              <w:rPr>
+                <w:rFonts w:ascii="Times New Roman" w:hAnsi="Times New Roman" w:eastAsia="Times New Roman" w:cs="Times New Roman"/>
+                <w:i w:val="false"/>
+                <w:b w:val="false"/>
+                <w:u w:val="none"/>
+                <w:strike w:val="false"/>
+                <w:sz w:val="12"/>
+                <w:szCs w:val="12"/>
+                <w:color w:val="000000"/>
+              </w:rPr>
+            </w:pPr>
+            <w:r>
+              <w:rPr>
+                <w:rFonts w:ascii="Times New Roman" w:hAnsi="Times New Roman" w:eastAsia="Times New Roman" w:cs="Times New Roman"/>
+                <w:i w:val="false"/>
+                <w:b w:val="false"/>
+                <w:u w:val="none"/>
+                <w:strike w:val="false"/>
+                <w:sz w:val="12"/>
+                <w:szCs w:val="12"/>
+                <w:color w:val="000000"/>
+              </w:rPr>
+              <w:t xml:space="preserve">0.83 (0.68–1.01)</w:t>
+            </w:r>
+          </w:p>
+        </w:tc>
+        <w:tc>
+          <w:tcPr>
+            <w:tcBorders>
+              <w:bottom w:val="none" w:sz="0" w:space="0" w:color="000000"/>
+              <w:top w:val="none" w:sz="0" w:space="0" w:color="000000"/>
+              <w:left w:val="none" w:sz="0" w:space="0" w:color="000000"/>
+              <w:right w:val="none" w:sz="0" w:space="0" w:color="000000"/>
+            </w:tcBorders>
+            <w:shd w:val="clear" w:color="auto" w:fill="FFFFFF"/>
+            <w:tcMar>
+              <w:top w:w="0" w:type="dxa"/>
+              <w:bottom w:w="0" w:type="dxa"/>
+              <w:left w:w="0" w:type="dxa"/>
+              <w:right w:w="0" w:type="dxa"/>
+            </w:tcMar>
+            <w:vAlign w:val="center"/>
+          </w:tcPr>
+          <w:p>
+            <w:pPr>
+              <w:pStyle w:val="Normal"/>
+              <w:jc w:val="left"/>
+              <w:pBdr>
+                <w:bottom w:val="none" w:sz="0" w:space="0" w:color="000000"/>
+                <w:top w:val="none" w:sz="0" w:space="0" w:color="000000"/>
+                <w:left w:val="none" w:sz="0" w:space="0" w:color="000000"/>
+                <w:right w:val="none" w:sz="0" w:space="0" w:color="000000"/>
+              </w:pBdr>
+              <w:spacing w:after="100" w:before="100" w:line="240"/>
+              <w:ind w:left="100" w:right="100" w:firstLine="0" w:firstLineChars="0"/>
+              <w:rPr>
+                <w:rFonts w:ascii="Times New Roman" w:hAnsi="Times New Roman" w:eastAsia="Times New Roman" w:cs="Times New Roman"/>
+                <w:i w:val="false"/>
+                <w:b w:val="false"/>
+                <w:u w:val="none"/>
+                <w:strike w:val="false"/>
+                <w:sz w:val="12"/>
+                <w:szCs w:val="12"/>
+                <w:color w:val="000000"/>
+              </w:rPr>
+            </w:pPr>
+            <w:r>
+              <w:rPr>
+                <w:rFonts w:ascii="Times New Roman" w:hAnsi="Times New Roman" w:eastAsia="Times New Roman" w:cs="Times New Roman"/>
+                <w:i w:val="false"/>
+                <w:b w:val="false"/>
+                <w:u w:val="none"/>
+                <w:strike w:val="false"/>
+                <w:sz w:val="12"/>
+                <w:szCs w:val="12"/>
+                <w:color w:val="000000"/>
+              </w:rPr>
+              <w:t xml:space="preserve">0.065</w:t>
+            </w:r>
+          </w:p>
+        </w:tc>
+        <w:tc>
+          <w:tcPr>
+            <w:tcBorders>
+              <w:bottom w:val="none" w:sz="0" w:space="0" w:color="000000"/>
+              <w:top w:val="none" w:sz="0" w:space="0" w:color="000000"/>
+              <w:left w:val="none" w:sz="0" w:space="0" w:color="000000"/>
+              <w:right w:val="none" w:sz="0" w:space="0" w:color="000000"/>
+            </w:tcBorders>
+            <w:shd w:val="clear" w:color="auto" w:fill="FFFFFF"/>
+            <w:tcMar>
+              <w:top w:w="0" w:type="dxa"/>
+              <w:bottom w:w="0" w:type="dxa"/>
+              <w:left w:w="0" w:type="dxa"/>
+              <w:right w:w="0" w:type="dxa"/>
+            </w:tcMar>
+            <w:vAlign w:val="center"/>
+          </w:tcPr>
+          <w:p>
+            <w:pPr>
+              <w:pStyle w:val="Normal"/>
+              <w:jc w:val="left"/>
+              <w:pBdr>
+                <w:bottom w:val="none" w:sz="0" w:space="0" w:color="000000"/>
+                <w:top w:val="none" w:sz="0" w:space="0" w:color="000000"/>
+                <w:left w:val="none" w:sz="0" w:space="0" w:color="000000"/>
+                <w:right w:val="none" w:sz="0" w:space="0" w:color="000000"/>
+              </w:pBdr>
+              <w:spacing w:after="100" w:before="100" w:line="240"/>
+              <w:ind w:left="100" w:right="100" w:firstLine="0" w:firstLineChars="0"/>
+              <w:rPr>
+                <w:rFonts w:ascii="Times New Roman" w:hAnsi="Times New Roman" w:eastAsia="Times New Roman" w:cs="Times New Roman"/>
+                <w:i w:val="false"/>
+                <w:b w:val="false"/>
+                <w:u w:val="none"/>
+                <w:strike w:val="false"/>
+                <w:sz w:val="12"/>
+                <w:szCs w:val="12"/>
+                <w:color w:val="000000"/>
+              </w:rPr>
+            </w:pPr>
+            <w:r>
+              <w:rPr>
+                <w:rFonts w:ascii="Times New Roman" w:hAnsi="Times New Roman" w:eastAsia="Times New Roman" w:cs="Times New Roman"/>
+                <w:i w:val="false"/>
+                <w:b w:val="false"/>
+                <w:u w:val="none"/>
+                <w:strike w:val="false"/>
+                <w:sz w:val="12"/>
+                <w:szCs w:val="12"/>
+                <w:color w:val="000000"/>
+              </w:rPr>
+              <w:t xml:space="preserve">0.238</w:t>
+            </w:r>
+          </w:p>
+        </w:tc>
+        <w:tc>
+          <w:tcPr>
+            <w:tcBorders>
+              <w:bottom w:val="none" w:sz="0" w:space="0" w:color="000000"/>
+              <w:top w:val="none" w:sz="0" w:space="0" w:color="000000"/>
+              <w:left w:val="none" w:sz="0" w:space="0" w:color="000000"/>
+              <w:right w:val="none" w:sz="0" w:space="0" w:color="000000"/>
+            </w:tcBorders>
+            <w:shd w:val="clear" w:color="auto" w:fill="FFFFFF"/>
+            <w:tcMar>
+              <w:top w:w="0" w:type="dxa"/>
+              <w:bottom w:w="0" w:type="dxa"/>
+              <w:left w:w="0" w:type="dxa"/>
+              <w:right w:w="0" w:type="dxa"/>
+            </w:tcMar>
+            <w:vAlign w:val="center"/>
+          </w:tcPr>
+          <w:p>
+            <w:pPr>
+              <w:pStyle w:val="Normal"/>
+              <w:jc w:val="left"/>
+              <w:pBdr>
+                <w:bottom w:val="none" w:sz="0" w:space="0" w:color="000000"/>
+                <w:top w:val="none" w:sz="0" w:space="0" w:color="000000"/>
+                <w:left w:val="none" w:sz="0" w:space="0" w:color="000000"/>
+                <w:right w:val="none" w:sz="0" w:space="0" w:color="000000"/>
+              </w:pBdr>
+              <w:spacing w:after="100" w:before="100" w:line="240"/>
+              <w:ind w:left="100" w:right="100" w:firstLine="0" w:firstLineChars="0"/>
+              <w:rPr>
+                <w:rFonts w:ascii="Times New Roman" w:hAnsi="Times New Roman" w:eastAsia="Times New Roman" w:cs="Times New Roman"/>
+                <w:i w:val="false"/>
+                <w:b w:val="false"/>
+                <w:u w:val="none"/>
+                <w:strike w:val="false"/>
+                <w:sz w:val="12"/>
+                <w:szCs w:val="12"/>
+                <w:color w:val="000000"/>
+              </w:rPr>
+            </w:pPr>
+            <w:r>
+              <w:rPr>
+                <w:rFonts w:ascii="Times New Roman" w:hAnsi="Times New Roman" w:eastAsia="Times New Roman" w:cs="Times New Roman"/>
+                <w:i w:val="false"/>
+                <w:b w:val="false"/>
+                <w:u w:val="none"/>
+                <w:strike w:val="false"/>
+                <w:sz w:val="12"/>
+                <w:szCs w:val="12"/>
+                <w:color w:val="000000"/>
+              </w:rPr>
+              <w:t xml:space="preserve">0.71 (0.51–0.98)</w:t>
+            </w:r>
+          </w:p>
+        </w:tc>
+        <w:tc>
+          <w:tcPr>
+            <w:tcBorders>
+              <w:bottom w:val="none" w:sz="0" w:space="0" w:color="000000"/>
+              <w:top w:val="none" w:sz="0" w:space="0" w:color="000000"/>
+              <w:left w:val="none" w:sz="0" w:space="0" w:color="000000"/>
+              <w:right w:val="none" w:sz="0" w:space="0" w:color="000000"/>
+            </w:tcBorders>
+            <w:shd w:val="clear" w:color="auto" w:fill="FFFFFF"/>
+            <w:tcMar>
+              <w:top w:w="0" w:type="dxa"/>
+              <w:bottom w:w="0" w:type="dxa"/>
+              <w:left w:w="0" w:type="dxa"/>
+              <w:right w:w="0" w:type="dxa"/>
+            </w:tcMar>
+            <w:vAlign w:val="center"/>
+          </w:tcPr>
+          <w:p>
+            <w:pPr>
+              <w:pStyle w:val="Normal"/>
+              <w:jc w:val="left"/>
+              <w:pBdr>
+                <w:bottom w:val="none" w:sz="0" w:space="0" w:color="000000"/>
+                <w:top w:val="none" w:sz="0" w:space="0" w:color="000000"/>
+                <w:left w:val="none" w:sz="0" w:space="0" w:color="000000"/>
+                <w:right w:val="none" w:sz="0" w:space="0" w:color="000000"/>
+              </w:pBdr>
+              <w:spacing w:after="100" w:before="100" w:line="240"/>
+              <w:ind w:left="100" w:right="100" w:firstLine="0" w:firstLineChars="0"/>
+              <w:rPr>
+                <w:rFonts w:ascii="Times New Roman" w:hAnsi="Times New Roman" w:eastAsia="Times New Roman" w:cs="Times New Roman"/>
+                <w:i w:val="false"/>
+                <w:b w:val="false"/>
+                <w:u w:val="none"/>
+                <w:strike w:val="false"/>
+                <w:sz w:val="12"/>
+                <w:szCs w:val="12"/>
+                <w:color w:val="000000"/>
+              </w:rPr>
+            </w:pPr>
+            <w:r>
+              <w:rPr>
+                <w:rFonts w:ascii="Times New Roman" w:hAnsi="Times New Roman" w:eastAsia="Times New Roman" w:cs="Times New Roman"/>
+                <w:i w:val="false"/>
+                <w:b w:val="false"/>
+                <w:u w:val="none"/>
+                <w:strike w:val="false"/>
+                <w:sz w:val="12"/>
+                <w:szCs w:val="12"/>
+                <w:color w:val="000000"/>
+              </w:rPr>
+              <w:t xml:space="preserve">0.040</w:t>
+            </w:r>
+          </w:p>
+        </w:tc>
+        <w:tc>
+          <w:tcPr>
+            <w:tcBorders>
+              <w:bottom w:val="none" w:sz="0" w:space="0" w:color="000000"/>
+              <w:top w:val="none" w:sz="0" w:space="0" w:color="000000"/>
+              <w:left w:val="none" w:sz="0" w:space="0" w:color="000000"/>
+              <w:right w:val="none" w:sz="0" w:space="0" w:color="000000"/>
+            </w:tcBorders>
+            <w:shd w:val="clear" w:color="auto" w:fill="FFFFFF"/>
+            <w:tcMar>
+              <w:top w:w="0" w:type="dxa"/>
+              <w:bottom w:w="0" w:type="dxa"/>
+              <w:left w:w="0" w:type="dxa"/>
+              <w:right w:w="0" w:type="dxa"/>
+            </w:tcMar>
+            <w:vAlign w:val="center"/>
+          </w:tcPr>
+          <w:p>
+            <w:pPr>
+              <w:pStyle w:val="Normal"/>
+              <w:jc w:val="left"/>
+              <w:pBdr>
+                <w:bottom w:val="none" w:sz="0" w:space="0" w:color="000000"/>
+                <w:top w:val="none" w:sz="0" w:space="0" w:color="000000"/>
+                <w:left w:val="none" w:sz="0" w:space="0" w:color="000000"/>
+                <w:right w:val="none" w:sz="0" w:space="0" w:color="000000"/>
+              </w:pBdr>
+              <w:spacing w:after="100" w:before="100" w:line="240"/>
+              <w:ind w:left="100" w:right="100" w:firstLine="0" w:firstLineChars="0"/>
+              <w:rPr>
+                <w:rFonts w:ascii="Times New Roman" w:hAnsi="Times New Roman" w:eastAsia="Times New Roman" w:cs="Times New Roman"/>
+                <w:i w:val="false"/>
+                <w:b w:val="false"/>
+                <w:u w:val="none"/>
+                <w:strike w:val="false"/>
+                <w:sz w:val="12"/>
+                <w:szCs w:val="12"/>
+                <w:color w:val="000000"/>
+              </w:rPr>
+            </w:pPr>
+            <w:r>
+              <w:rPr>
+                <w:rFonts w:ascii="Times New Roman" w:hAnsi="Times New Roman" w:eastAsia="Times New Roman" w:cs="Times New Roman"/>
+                <w:i w:val="false"/>
+                <w:b w:val="false"/>
+                <w:u w:val="none"/>
+                <w:strike w:val="false"/>
+                <w:sz w:val="12"/>
+                <w:szCs w:val="12"/>
+                <w:color w:val="000000"/>
+              </w:rPr>
+              <w:t xml:space="preserve">0.261</w:t>
+            </w:r>
+          </w:p>
+        </w:tc>
+        <w:tc>
+          <w:tcPr>
+            <w:tcBorders>
+              <w:bottom w:val="none" w:sz="0" w:space="0" w:color="000000"/>
+              <w:top w:val="none" w:sz="0" w:space="0" w:color="000000"/>
+              <w:left w:val="none" w:sz="0" w:space="0" w:color="000000"/>
+              <w:right w:val="none" w:sz="0" w:space="0" w:color="000000"/>
+            </w:tcBorders>
+            <w:shd w:val="clear" w:color="auto" w:fill="FFFFFF"/>
+            <w:tcMar>
+              <w:top w:w="0" w:type="dxa"/>
+              <w:bottom w:w="0" w:type="dxa"/>
+              <w:left w:w="0" w:type="dxa"/>
+              <w:right w:w="0" w:type="dxa"/>
+            </w:tcMar>
+            <w:vAlign w:val="center"/>
+          </w:tcPr>
+          <w:p>
+            <w:pPr>
+              <w:pStyle w:val="Normal"/>
+              <w:jc w:val="left"/>
+              <w:pBdr>
+                <w:bottom w:val="none" w:sz="0" w:space="0" w:color="000000"/>
+                <w:top w:val="none" w:sz="0" w:space="0" w:color="000000"/>
+                <w:left w:val="none" w:sz="0" w:space="0" w:color="000000"/>
+                <w:right w:val="none" w:sz="0" w:space="0" w:color="000000"/>
+              </w:pBdr>
+              <w:spacing w:after="100" w:before="100" w:line="240"/>
+              <w:ind w:left="100" w:right="100" w:firstLine="0" w:firstLineChars="0"/>
+              <w:rPr>
+                <w:rFonts w:ascii="Times New Roman" w:hAnsi="Times New Roman" w:eastAsia="Times New Roman" w:cs="Times New Roman"/>
+                <w:i w:val="false"/>
+                <w:b w:val="false"/>
+                <w:u w:val="none"/>
+                <w:strike w:val="false"/>
+                <w:sz w:val="12"/>
+                <w:szCs w:val="12"/>
+                <w:color w:val="000000"/>
+              </w:rPr>
+            </w:pPr>
+            <w:r>
+              <w:rPr>
+                <w:rFonts w:ascii="Times New Roman" w:hAnsi="Times New Roman" w:eastAsia="Times New Roman" w:cs="Times New Roman"/>
+                <w:i w:val="false"/>
+                <w:b w:val="false"/>
+                <w:u w:val="none"/>
+                <w:strike w:val="false"/>
+                <w:sz w:val="12"/>
+                <w:szCs w:val="12"/>
+                <w:color w:val="000000"/>
+              </w:rPr>
+              <w:t xml:space="preserve">3.2</w:t>
+            </w:r>
+          </w:p>
+        </w:tc>
+        <w:tc>
+          <w:tcPr>
+            <w:tcBorders>
+              <w:bottom w:val="none" w:sz="0" w:space="0" w:color="000000"/>
+              <w:top w:val="none" w:sz="0" w:space="0" w:color="000000"/>
+              <w:left w:val="none" w:sz="0" w:space="0" w:color="000000"/>
+              <w:right w:val="none" w:sz="0" w:space="0" w:color="000000"/>
+            </w:tcBorders>
+            <w:shd w:val="clear" w:color="auto" w:fill="FFFFFF"/>
+            <w:tcMar>
+              <w:top w:w="0" w:type="dxa"/>
+              <w:bottom w:w="0" w:type="dxa"/>
+              <w:left w:w="0" w:type="dxa"/>
+              <w:right w:w="0" w:type="dxa"/>
+            </w:tcMar>
+            <w:vAlign w:val="center"/>
+          </w:tcPr>
+          <w:p>
+            <w:pPr>
+              <w:pStyle w:val="Normal"/>
+              <w:jc w:val="right"/>
+              <w:pBdr>
+                <w:bottom w:val="none" w:sz="0" w:space="0" w:color="000000"/>
+                <w:top w:val="none" w:sz="0" w:space="0" w:color="000000"/>
+                <w:left w:val="none" w:sz="0" w:space="0" w:color="000000"/>
+                <w:right w:val="none" w:sz="0" w:space="0" w:color="000000"/>
+              </w:pBdr>
+              <w:spacing w:after="100" w:before="100" w:line="240"/>
+              <w:ind w:left="100" w:right="100" w:firstLine="0" w:firstLineChars="0"/>
+              <w:rPr>
+                <w:rFonts w:ascii="Times New Roman" w:hAnsi="Times New Roman" w:eastAsia="Times New Roman" w:cs="Times New Roman"/>
+                <w:i w:val="false"/>
+                <w:b w:val="false"/>
+                <w:u w:val="none"/>
+                <w:strike w:val="false"/>
+                <w:sz w:val="12"/>
+                <w:szCs w:val="12"/>
+                <w:color w:val="000000"/>
+              </w:rPr>
+            </w:pPr>
+            <w:r>
+              <w:rPr>
+                <w:rFonts w:ascii="Times New Roman" w:hAnsi="Times New Roman" w:eastAsia="Times New Roman" w:cs="Times New Roman"/>
+                <w:i w:val="false"/>
+                <w:b w:val="false"/>
+                <w:u w:val="none"/>
+                <w:strike w:val="false"/>
+                <w:sz w:val="12"/>
+                <w:szCs w:val="12"/>
+                <w:color w:val="000000"/>
+              </w:rPr>
+              <w:t xml:space="preserve"/>
+            </w:r>
+          </w:p>
+        </w:tc>
+        <w:tc>
+          <w:tcPr>
+            <w:tcBorders>
+              <w:bottom w:val="none" w:sz="0" w:space="0" w:color="000000"/>
+              <w:top w:val="none" w:sz="0" w:space="0" w:color="000000"/>
+              <w:left w:val="none" w:sz="0" w:space="0" w:color="000000"/>
+              <w:right w:val="none" w:sz="0" w:space="0" w:color="000000"/>
+            </w:tcBorders>
+            <w:shd w:val="clear" w:color="auto" w:fill="FFFFFF"/>
+            <w:tcMar>
+              <w:top w:w="0" w:type="dxa"/>
+              <w:bottom w:w="0" w:type="dxa"/>
+              <w:left w:w="0" w:type="dxa"/>
+              <w:right w:w="0" w:type="dxa"/>
+            </w:tcMar>
+            <w:vAlign w:val="center"/>
+          </w:tcPr>
+          <w:p>
+            <w:pPr>
+              <w:pStyle w:val="Normal"/>
+              <w:jc w:val="left"/>
+              <w:pBdr>
+                <w:bottom w:val="none" w:sz="0" w:space="0" w:color="000000"/>
+                <w:top w:val="none" w:sz="0" w:space="0" w:color="000000"/>
+                <w:left w:val="none" w:sz="0" w:space="0" w:color="000000"/>
+                <w:right w:val="none" w:sz="0" w:space="0" w:color="000000"/>
+              </w:pBdr>
+              <w:spacing w:after="100" w:before="100" w:line="240"/>
+              <w:ind w:left="100" w:right="100" w:firstLine="0" w:firstLineChars="0"/>
+              <w:rPr>
+                <w:rFonts w:ascii="Times New Roman" w:hAnsi="Times New Roman" w:eastAsia="Times New Roman" w:cs="Times New Roman"/>
+                <w:i w:val="false"/>
+                <w:b w:val="false"/>
+                <w:u w:val="none"/>
+                <w:strike w:val="false"/>
+                <w:sz w:val="12"/>
+                <w:szCs w:val="12"/>
+                <w:color w:val="000000"/>
+              </w:rPr>
+            </w:pPr>
+            <w:r>
+              <w:rPr>
+                <w:rFonts w:ascii="Times New Roman" w:hAnsi="Times New Roman" w:eastAsia="Times New Roman" w:cs="Times New Roman"/>
+                <w:i w:val="false"/>
+                <w:b w:val="false"/>
+                <w:u w:val="none"/>
+                <w:strike w:val="false"/>
+                <w:sz w:val="12"/>
+                <w:szCs w:val="12"/>
+                <w:color w:val="000000"/>
+              </w:rPr>
+              <w:t xml:space="preserve">0.65 (0.45–0.92)</w:t>
+            </w:r>
+          </w:p>
+        </w:tc>
+        <w:tc>
+          <w:tcPr>
+            <w:tcBorders>
+              <w:bottom w:val="none" w:sz="0" w:space="0" w:color="000000"/>
+              <w:top w:val="none" w:sz="0" w:space="0" w:color="000000"/>
+              <w:left w:val="none" w:sz="0" w:space="0" w:color="000000"/>
+              <w:right w:val="none" w:sz="0" w:space="0" w:color="000000"/>
+            </w:tcBorders>
+            <w:shd w:val="clear" w:color="auto" w:fill="FFFFFF"/>
+            <w:tcMar>
+              <w:top w:w="0" w:type="dxa"/>
+              <w:bottom w:w="0" w:type="dxa"/>
+              <w:left w:w="0" w:type="dxa"/>
+              <w:right w:w="0" w:type="dxa"/>
+            </w:tcMar>
+            <w:vAlign w:val="center"/>
+          </w:tcPr>
+          <w:p>
+            <w:pPr>
+              <w:pStyle w:val="Normal"/>
+              <w:jc w:val="left"/>
+              <w:pBdr>
+                <w:bottom w:val="none" w:sz="0" w:space="0" w:color="000000"/>
+                <w:top w:val="none" w:sz="0" w:space="0" w:color="000000"/>
+                <w:left w:val="none" w:sz="0" w:space="0" w:color="000000"/>
+                <w:right w:val="none" w:sz="0" w:space="0" w:color="000000"/>
+              </w:pBdr>
+              <w:spacing w:after="100" w:before="100" w:line="240"/>
+              <w:ind w:left="100" w:right="100" w:firstLine="0" w:firstLineChars="0"/>
+              <w:rPr>
+                <w:rFonts w:ascii="Times New Roman" w:hAnsi="Times New Roman" w:eastAsia="Times New Roman" w:cs="Times New Roman"/>
+                <w:i w:val="false"/>
+                <w:b w:val="false"/>
+                <w:u w:val="none"/>
+                <w:strike w:val="false"/>
+                <w:sz w:val="12"/>
+                <w:szCs w:val="12"/>
+                <w:color w:val="000000"/>
+              </w:rPr>
+            </w:pPr>
+            <w:r>
+              <w:rPr>
+                <w:rFonts w:ascii="Times New Roman" w:hAnsi="Times New Roman" w:eastAsia="Times New Roman" w:cs="Times New Roman"/>
+                <w:i w:val="false"/>
+                <w:b w:val="false"/>
+                <w:u w:val="none"/>
+                <w:strike w:val="false"/>
+                <w:sz w:val="12"/>
+                <w:szCs w:val="12"/>
+                <w:color w:val="000000"/>
+              </w:rPr>
+              <w:t xml:space="preserve">0.015</w:t>
+            </w:r>
+          </w:p>
+        </w:tc>
+        <w:tc>
+          <w:tcPr>
+            <w:tcBorders>
+              <w:bottom w:val="none" w:sz="0" w:space="0" w:color="000000"/>
+              <w:top w:val="none" w:sz="0" w:space="0" w:color="000000"/>
+              <w:left w:val="none" w:sz="0" w:space="0" w:color="000000"/>
+              <w:right w:val="none" w:sz="0" w:space="0" w:color="000000"/>
+            </w:tcBorders>
+            <w:shd w:val="clear" w:color="auto" w:fill="FFFFFF"/>
+            <w:tcMar>
+              <w:top w:w="0" w:type="dxa"/>
+              <w:bottom w:w="0" w:type="dxa"/>
+              <w:left w:w="0" w:type="dxa"/>
+              <w:right w:w="0" w:type="dxa"/>
+            </w:tcMar>
+            <w:vAlign w:val="center"/>
+          </w:tcPr>
+          <w:p>
+            <w:pPr>
+              <w:pStyle w:val="Normal"/>
+              <w:jc w:val="left"/>
+              <w:pBdr>
+                <w:bottom w:val="none" w:sz="0" w:space="0" w:color="000000"/>
+                <w:top w:val="none" w:sz="0" w:space="0" w:color="000000"/>
+                <w:left w:val="none" w:sz="0" w:space="0" w:color="000000"/>
+                <w:right w:val="none" w:sz="0" w:space="0" w:color="000000"/>
+              </w:pBdr>
+              <w:spacing w:after="100" w:before="100" w:line="240"/>
+              <w:ind w:left="100" w:right="100" w:firstLine="0" w:firstLineChars="0"/>
+              <w:rPr>
+                <w:rFonts w:ascii="Times New Roman" w:hAnsi="Times New Roman" w:eastAsia="Times New Roman" w:cs="Times New Roman"/>
+                <w:i w:val="false"/>
+                <w:b w:val="false"/>
+                <w:u w:val="none"/>
+                <w:strike w:val="false"/>
+                <w:sz w:val="12"/>
+                <w:szCs w:val="12"/>
+                <w:color w:val="000000"/>
+              </w:rPr>
+            </w:pPr>
+            <w:r>
+              <w:rPr>
+                <w:rFonts w:ascii="Times New Roman" w:hAnsi="Times New Roman" w:eastAsia="Times New Roman" w:cs="Times New Roman"/>
+                <w:i w:val="false"/>
+                <w:b w:val="false"/>
+                <w:u w:val="none"/>
+                <w:strike w:val="false"/>
+                <w:sz w:val="12"/>
+                <w:szCs w:val="12"/>
+                <w:color w:val="000000"/>
+              </w:rPr>
+              <w:t xml:space="preserve">0.039</w:t>
+            </w:r>
+          </w:p>
+        </w:tc>
+        <w:tc>
+          <w:tcPr>
+            <w:tcBorders>
+              <w:bottom w:val="none" w:sz="0" w:space="0" w:color="000000"/>
+              <w:top w:val="none" w:sz="0" w:space="0" w:color="000000"/>
+              <w:left w:val="none" w:sz="0" w:space="0" w:color="000000"/>
+              <w:right w:val="none" w:sz="0" w:space="0" w:color="000000"/>
+            </w:tcBorders>
+            <w:shd w:val="clear" w:color="auto" w:fill="FFFFFF"/>
+            <w:tcMar>
+              <w:top w:w="0" w:type="dxa"/>
+              <w:bottom w:w="0" w:type="dxa"/>
+              <w:left w:w="0" w:type="dxa"/>
+              <w:right w:w="0" w:type="dxa"/>
+            </w:tcMar>
+            <w:vAlign w:val="center"/>
+          </w:tcPr>
+          <w:p>
+            <w:pPr>
+              <w:pStyle w:val="Normal"/>
+              <w:jc w:val="left"/>
+              <w:pBdr>
+                <w:bottom w:val="none" w:sz="0" w:space="0" w:color="000000"/>
+                <w:top w:val="none" w:sz="0" w:space="0" w:color="000000"/>
+                <w:left w:val="none" w:sz="0" w:space="0" w:color="000000"/>
+                <w:right w:val="none" w:sz="0" w:space="0" w:color="000000"/>
+              </w:pBdr>
+              <w:spacing w:after="100" w:before="100" w:line="240"/>
+              <w:ind w:left="100" w:right="100" w:firstLine="0" w:firstLineChars="0"/>
+              <w:rPr>
+                <w:rFonts w:ascii="Times New Roman" w:hAnsi="Times New Roman" w:eastAsia="Times New Roman" w:cs="Times New Roman"/>
+                <w:i w:val="false"/>
+                <w:b w:val="false"/>
+                <w:u w:val="none"/>
+                <w:strike w:val="false"/>
+                <w:sz w:val="12"/>
+                <w:szCs w:val="12"/>
+                <w:color w:val="000000"/>
+              </w:rPr>
+            </w:pPr>
+            <w:r>
+              <w:rPr>
+                <w:rFonts w:ascii="Times New Roman" w:hAnsi="Times New Roman" w:eastAsia="Times New Roman" w:cs="Times New Roman"/>
+                <w:i w:val="false"/>
+                <w:b w:val="false"/>
+                <w:u w:val="none"/>
+                <w:strike w:val="false"/>
+                <w:sz w:val="12"/>
+                <w:szCs w:val="12"/>
+                <w:color w:val="000000"/>
+              </w:rPr>
+              <w:t xml:space="preserve">0.59 (0.39–0.90)</w:t>
+            </w:r>
+          </w:p>
+        </w:tc>
+        <w:tc>
+          <w:tcPr>
+            <w:tcBorders>
+              <w:bottom w:val="none" w:sz="0" w:space="0" w:color="000000"/>
+              <w:top w:val="none" w:sz="0" w:space="0" w:color="000000"/>
+              <w:left w:val="none" w:sz="0" w:space="0" w:color="000000"/>
+              <w:right w:val="none" w:sz="0" w:space="0" w:color="000000"/>
+            </w:tcBorders>
+            <w:shd w:val="clear" w:color="auto" w:fill="FFFFFF"/>
+            <w:tcMar>
+              <w:top w:w="0" w:type="dxa"/>
+              <w:bottom w:w="0" w:type="dxa"/>
+              <w:left w:w="0" w:type="dxa"/>
+              <w:right w:w="0" w:type="dxa"/>
+            </w:tcMar>
+            <w:vAlign w:val="center"/>
+          </w:tcPr>
+          <w:p>
+            <w:pPr>
+              <w:pStyle w:val="Normal"/>
+              <w:jc w:val="left"/>
+              <w:pBdr>
+                <w:bottom w:val="none" w:sz="0" w:space="0" w:color="000000"/>
+                <w:top w:val="none" w:sz="0" w:space="0" w:color="000000"/>
+                <w:left w:val="none" w:sz="0" w:space="0" w:color="000000"/>
+                <w:right w:val="none" w:sz="0" w:space="0" w:color="000000"/>
+              </w:pBdr>
+              <w:spacing w:after="100" w:before="100" w:line="240"/>
+              <w:ind w:left="100" w:right="100" w:firstLine="0" w:firstLineChars="0"/>
+              <w:rPr>
+                <w:rFonts w:ascii="Times New Roman" w:hAnsi="Times New Roman" w:eastAsia="Times New Roman" w:cs="Times New Roman"/>
+                <w:i w:val="false"/>
+                <w:b w:val="false"/>
+                <w:u w:val="none"/>
+                <w:strike w:val="false"/>
+                <w:sz w:val="12"/>
+                <w:szCs w:val="12"/>
+                <w:color w:val="000000"/>
+              </w:rPr>
+            </w:pPr>
+            <w:r>
+              <w:rPr>
+                <w:rFonts w:ascii="Times New Roman" w:hAnsi="Times New Roman" w:eastAsia="Times New Roman" w:cs="Times New Roman"/>
+                <w:i w:val="false"/>
+                <w:b w:val="false"/>
+                <w:u w:val="none"/>
+                <w:strike w:val="false"/>
+                <w:sz w:val="12"/>
+                <w:szCs w:val="12"/>
+                <w:color w:val="000000"/>
+              </w:rPr>
+              <w:t xml:space="preserve">0.015</w:t>
+            </w:r>
+          </w:p>
+        </w:tc>
+        <w:tc>
+          <w:tcPr>
+            <w:tcBorders>
+              <w:bottom w:val="none" w:sz="0" w:space="0" w:color="000000"/>
+              <w:top w:val="none" w:sz="0" w:space="0" w:color="000000"/>
+              <w:left w:val="none" w:sz="0" w:space="0" w:color="000000"/>
+              <w:right w:val="none" w:sz="0" w:space="0" w:color="000000"/>
+            </w:tcBorders>
+            <w:shd w:val="clear" w:color="auto" w:fill="FFFFFF"/>
+            <w:tcMar>
+              <w:top w:w="0" w:type="dxa"/>
+              <w:bottom w:w="0" w:type="dxa"/>
+              <w:left w:w="0" w:type="dxa"/>
+              <w:right w:w="0" w:type="dxa"/>
+            </w:tcMar>
+            <w:vAlign w:val="center"/>
+          </w:tcPr>
+          <w:p>
+            <w:pPr>
+              <w:pStyle w:val="Normal"/>
+              <w:jc w:val="left"/>
+              <w:pBdr>
+                <w:bottom w:val="none" w:sz="0" w:space="0" w:color="000000"/>
+                <w:top w:val="none" w:sz="0" w:space="0" w:color="000000"/>
+                <w:left w:val="none" w:sz="0" w:space="0" w:color="000000"/>
+                <w:right w:val="none" w:sz="0" w:space="0" w:color="000000"/>
+              </w:pBdr>
+              <w:spacing w:after="100" w:before="100" w:line="240"/>
+              <w:ind w:left="100" w:right="100" w:firstLine="0" w:firstLineChars="0"/>
+              <w:rPr>
+                <w:rFonts w:ascii="Times New Roman" w:hAnsi="Times New Roman" w:eastAsia="Times New Roman" w:cs="Times New Roman"/>
+                <w:i w:val="false"/>
+                <w:b w:val="false"/>
+                <w:u w:val="none"/>
+                <w:strike w:val="false"/>
+                <w:sz w:val="12"/>
+                <w:szCs w:val="12"/>
+                <w:color w:val="000000"/>
+              </w:rPr>
+            </w:pPr>
+            <w:r>
+              <w:rPr>
+                <w:rFonts w:ascii="Times New Roman" w:hAnsi="Times New Roman" w:eastAsia="Times New Roman" w:cs="Times New Roman"/>
+                <w:i w:val="false"/>
+                <w:b w:val="false"/>
+                <w:u w:val="none"/>
+                <w:strike w:val="false"/>
+                <w:sz w:val="12"/>
+                <w:szCs w:val="12"/>
+                <w:color w:val="000000"/>
+              </w:rPr>
+              <w:t xml:space="preserve">0.97 (0.56–1.70)</w:t>
+            </w:r>
+          </w:p>
+        </w:tc>
+        <w:tc>
+          <w:tcPr>
+            <w:tcBorders>
+              <w:bottom w:val="none" w:sz="0" w:space="0" w:color="000000"/>
+              <w:top w:val="none" w:sz="0" w:space="0" w:color="000000"/>
+              <w:left w:val="none" w:sz="0" w:space="0" w:color="000000"/>
+              <w:right w:val="none" w:sz="0" w:space="0" w:color="000000"/>
+            </w:tcBorders>
+            <w:shd w:val="clear" w:color="auto" w:fill="FFFFFF"/>
+            <w:tcMar>
+              <w:top w:w="0" w:type="dxa"/>
+              <w:bottom w:w="0" w:type="dxa"/>
+              <w:left w:w="0" w:type="dxa"/>
+              <w:right w:w="0" w:type="dxa"/>
+            </w:tcMar>
+            <w:vAlign w:val="center"/>
+          </w:tcPr>
+          <w:p>
+            <w:pPr>
+              <w:pStyle w:val="Normal"/>
+              <w:jc w:val="left"/>
+              <w:pBdr>
+                <w:bottom w:val="none" w:sz="0" w:space="0" w:color="000000"/>
+                <w:top w:val="none" w:sz="0" w:space="0" w:color="000000"/>
+                <w:left w:val="none" w:sz="0" w:space="0" w:color="000000"/>
+                <w:right w:val="none" w:sz="0" w:space="0" w:color="000000"/>
+              </w:pBdr>
+              <w:spacing w:after="100" w:before="100" w:line="240"/>
+              <w:ind w:left="100" w:right="100" w:firstLine="0" w:firstLineChars="0"/>
+              <w:rPr>
+                <w:rFonts w:ascii="Times New Roman" w:hAnsi="Times New Roman" w:eastAsia="Times New Roman" w:cs="Times New Roman"/>
+                <w:i w:val="false"/>
+                <w:b w:val="false"/>
+                <w:u w:val="none"/>
+                <w:strike w:val="false"/>
+                <w:sz w:val="12"/>
+                <w:szCs w:val="12"/>
+                <w:color w:val="000000"/>
+              </w:rPr>
+            </w:pPr>
+            <w:r>
+              <w:rPr>
+                <w:rFonts w:ascii="Times New Roman" w:hAnsi="Times New Roman" w:eastAsia="Times New Roman" w:cs="Times New Roman"/>
+                <w:i w:val="false"/>
+                <w:b w:val="false"/>
+                <w:u w:val="none"/>
+                <w:strike w:val="false"/>
+                <w:sz w:val="12"/>
+                <w:szCs w:val="12"/>
+                <w:color w:val="000000"/>
+              </w:rPr>
+              <w:t xml:space="preserve">0.927</w:t>
+            </w:r>
+          </w:p>
+        </w:tc>
+        <w:tc>
+          <w:tcPr>
+            <w:tcBorders>
+              <w:bottom w:val="none" w:sz="0" w:space="0" w:color="000000"/>
+              <w:top w:val="none" w:sz="0" w:space="0" w:color="000000"/>
+              <w:left w:val="none" w:sz="0" w:space="0" w:color="000000"/>
+              <w:right w:val="none" w:sz="0" w:space="0" w:color="000000"/>
+            </w:tcBorders>
+            <w:shd w:val="clear" w:color="auto" w:fill="FFFFFF"/>
+            <w:tcMar>
+              <w:top w:w="0" w:type="dxa"/>
+              <w:bottom w:w="0" w:type="dxa"/>
+              <w:left w:w="0" w:type="dxa"/>
+              <w:right w:w="0" w:type="dxa"/>
+            </w:tcMar>
+            <w:vAlign w:val="center"/>
+          </w:tcPr>
+          <w:p>
+            <w:pPr>
+              <w:pStyle w:val="Normal"/>
+              <w:jc w:val="left"/>
+              <w:pBdr>
+                <w:bottom w:val="none" w:sz="0" w:space="0" w:color="000000"/>
+                <w:top w:val="none" w:sz="0" w:space="0" w:color="000000"/>
+                <w:left w:val="none" w:sz="0" w:space="0" w:color="000000"/>
+                <w:right w:val="none" w:sz="0" w:space="0" w:color="000000"/>
+              </w:pBdr>
+              <w:spacing w:after="100" w:before="100" w:line="240"/>
+              <w:ind w:left="100" w:right="100" w:firstLine="0" w:firstLineChars="0"/>
+              <w:rPr>
+                <w:rFonts w:ascii="Times New Roman" w:hAnsi="Times New Roman" w:eastAsia="Times New Roman" w:cs="Times New Roman"/>
+                <w:i w:val="false"/>
+                <w:b w:val="false"/>
+                <w:u w:val="none"/>
+                <w:strike w:val="false"/>
+                <w:sz w:val="12"/>
+                <w:szCs w:val="12"/>
+                <w:color w:val="000000"/>
+              </w:rPr>
+            </w:pPr>
+            <w:r>
+              <w:rPr>
+                <w:rFonts w:ascii="Times New Roman" w:hAnsi="Times New Roman" w:eastAsia="Times New Roman" w:cs="Times New Roman"/>
+                <w:i w:val="false"/>
+                <w:b w:val="false"/>
+                <w:u w:val="none"/>
+                <w:strike w:val="false"/>
+                <w:sz w:val="12"/>
+                <w:szCs w:val="12"/>
+                <w:color w:val="000000"/>
+              </w:rPr>
+              <w:t xml:space="preserve">9.16 (2.22, 16.09)</w:t>
+            </w:r>
+          </w:p>
+        </w:tc>
+        <w:tc>
+          <w:tcPr>
+            <w:tcBorders>
+              <w:bottom w:val="none" w:sz="0" w:space="0" w:color="000000"/>
+              <w:top w:val="none" w:sz="0" w:space="0" w:color="000000"/>
+              <w:left w:val="none" w:sz="0" w:space="0" w:color="000000"/>
+              <w:right w:val="none" w:sz="0" w:space="0" w:color="000000"/>
+            </w:tcBorders>
+            <w:shd w:val="clear" w:color="auto" w:fill="FFFFFF"/>
+            <w:tcMar>
+              <w:top w:w="0" w:type="dxa"/>
+              <w:bottom w:w="0" w:type="dxa"/>
+              <w:left w:w="0" w:type="dxa"/>
+              <w:right w:w="0" w:type="dxa"/>
+            </w:tcMar>
+            <w:vAlign w:val="center"/>
+          </w:tcPr>
+          <w:p>
+            <w:pPr>
+              <w:pStyle w:val="Normal"/>
+              <w:jc w:val="left"/>
+              <w:pBdr>
+                <w:bottom w:val="none" w:sz="0" w:space="0" w:color="000000"/>
+                <w:top w:val="none" w:sz="0" w:space="0" w:color="000000"/>
+                <w:left w:val="none" w:sz="0" w:space="0" w:color="000000"/>
+                <w:right w:val="none" w:sz="0" w:space="0" w:color="000000"/>
+              </w:pBdr>
+              <w:spacing w:after="100" w:before="100" w:line="240"/>
+              <w:ind w:left="100" w:right="100" w:firstLine="0" w:firstLineChars="0"/>
+              <w:rPr>
+                <w:rFonts w:ascii="Times New Roman" w:hAnsi="Times New Roman" w:eastAsia="Times New Roman" w:cs="Times New Roman"/>
+                <w:i w:val="false"/>
+                <w:b w:val="false"/>
+                <w:u w:val="none"/>
+                <w:strike w:val="false"/>
+                <w:sz w:val="12"/>
+                <w:szCs w:val="12"/>
+                <w:color w:val="000000"/>
+              </w:rPr>
+            </w:pPr>
+            <w:r>
+              <w:rPr>
+                <w:rFonts w:ascii="Times New Roman" w:hAnsi="Times New Roman" w:eastAsia="Times New Roman" w:cs="Times New Roman"/>
+                <w:i w:val="false"/>
+                <w:b w:val="false"/>
+                <w:u w:val="none"/>
+                <w:strike w:val="false"/>
+                <w:sz w:val="12"/>
+                <w:szCs w:val="12"/>
+                <w:color w:val="000000"/>
+              </w:rPr>
+              <w:t xml:space="preserve">0.010</w:t>
             </w:r>
           </w:p>
         </w:tc>
@@ -16509,7 +17999,7 @@
                 <w:szCs w:val="12"/>
                 <w:color w:val="000000"/>
               </w:rPr>
-              <w:t xml:space="preserve">MS4A1</w:t>
+              <w:t xml:space="preserve">HIST1H2AC</w:t>
             </w:r>
           </w:p>
         </w:tc>
@@ -16729,7 +18219,7 @@
                 <w:szCs w:val="12"/>
                 <w:color w:val="000000"/>
               </w:rPr>
-              <w:t xml:space="preserve">51.4 (43.2–NR)</w:t>
+              <w:t xml:space="preserve">NR (57.2–NR)</w:t>
             </w:r>
           </w:p>
         </w:tc>
@@ -16784,7 +18274,7 @@
                 <w:szCs w:val="12"/>
                 <w:color w:val="000000"/>
               </w:rPr>
-              <w:t xml:space="preserve">NR (51.9–NR)</w:t>
+              <w:t xml:space="preserve">51.4 (41.3–NR)</w:t>
             </w:r>
           </w:p>
         </w:tc>
@@ -16839,7 +18329,7 @@
                 <w:szCs w:val="12"/>
                 <w:color w:val="000000"/>
               </w:rPr>
-              <w:t xml:space="preserve">0.007</w:t>
+              <w:t xml:space="preserve">0.016</w:t>
             </w:r>
           </w:p>
         </w:tc>
@@ -16894,7 +18384,7 @@
                 <w:szCs w:val="12"/>
                 <w:color w:val="000000"/>
               </w:rPr>
-              <w:t xml:space="preserve">0.071</w:t>
+              <w:t xml:space="preserve">0.064</w:t>
             </w:r>
           </w:p>
         </w:tc>
@@ -16949,7 +18439,7 @@
                 <w:szCs w:val="12"/>
                 <w:color w:val="000000"/>
               </w:rPr>
-              <w:t xml:space="preserve">0.83 (0.68–1.01)</w:t>
+              <w:t xml:space="preserve">1.36 (0.88–2.09)</w:t>
             </w:r>
           </w:p>
         </w:tc>
@@ -17004,7 +18494,7 @@
                 <w:szCs w:val="12"/>
                 <w:color w:val="000000"/>
               </w:rPr>
-              <w:t xml:space="preserve">0.065</w:t>
+              <w:t xml:space="preserve">0.165</w:t>
             </w:r>
           </w:p>
         </w:tc>
@@ -17059,7 +18549,7 @@
                 <w:szCs w:val="12"/>
                 <w:color w:val="000000"/>
               </w:rPr>
-              <w:t xml:space="preserve">0.216</w:t>
+              <w:t xml:space="preserve">0.309</w:t>
             </w:r>
           </w:p>
         </w:tc>
@@ -17114,7 +18604,7 @@
                 <w:szCs w:val="12"/>
                 <w:color w:val="000000"/>
               </w:rPr>
-              <w:t xml:space="preserve">0.71 (0.51–0.98)</w:t>
+              <w:t xml:space="preserve">1.17 (0.64–2.12)</w:t>
             </w:r>
           </w:p>
         </w:tc>
@@ -17169,7 +18659,7 @@
                 <w:szCs w:val="12"/>
                 <w:color w:val="000000"/>
               </w:rPr>
-              <w:t xml:space="preserve">0.040</w:t>
+              <w:t xml:space="preserve">0.611</w:t>
             </w:r>
           </w:p>
         </w:tc>
@@ -17224,7 +18714,7 @@
                 <w:szCs w:val="12"/>
                 <w:color w:val="000000"/>
               </w:rPr>
-              <w:t xml:space="preserve">0.237</w:t>
+              <w:t xml:space="preserve">0.704</w:t>
             </w:r>
           </w:p>
         </w:tc>
@@ -17389,7 +18879,7 @@
                 <w:szCs w:val="12"/>
                 <w:color w:val="000000"/>
               </w:rPr>
-              <w:t xml:space="preserve">0.65 (0.45–0.92)</w:t>
+              <w:t xml:space="preserve">1.07 (0.56–2.06)</w:t>
             </w:r>
           </w:p>
         </w:tc>
@@ -17444,7 +18934,7 @@
                 <w:szCs w:val="12"/>
                 <w:color w:val="000000"/>
               </w:rPr>
-              <w:t xml:space="preserve">0.015</w:t>
+              <w:t xml:space="preserve">0.828</w:t>
             </w:r>
           </w:p>
         </w:tc>
@@ -17499,7 +18989,7 @@
                 <w:szCs w:val="12"/>
                 <w:color w:val="000000"/>
               </w:rPr>
-              <w:t xml:space="preserve">0.039</w:t>
+              <w:t xml:space="preserve">0.465</w:t>
             </w:r>
           </w:p>
         </w:tc>
@@ -17554,7 +19044,7 @@
                 <w:szCs w:val="12"/>
                 <w:color w:val="000000"/>
               </w:rPr>
-              <w:t xml:space="preserve">0.59 (0.39–0.90)</w:t>
+              <w:t xml:space="preserve"/>
             </w:r>
           </w:p>
         </w:tc>
@@ -17609,7 +19099,7 @@
                 <w:szCs w:val="12"/>
                 <w:color w:val="000000"/>
               </w:rPr>
-              <w:t xml:space="preserve">0.015</w:t>
+              <w:t xml:space="preserve"/>
             </w:r>
           </w:p>
         </w:tc>
@@ -17664,7 +19154,7 @@
                 <w:szCs w:val="12"/>
                 <w:color w:val="000000"/>
               </w:rPr>
-              <w:t xml:space="preserve">0.97 (0.56–1.70)</w:t>
+              <w:t xml:space="preserve"/>
             </w:r>
           </w:p>
         </w:tc>
@@ -17719,7 +19209,7 @@
                 <w:szCs w:val="12"/>
                 <w:color w:val="000000"/>
               </w:rPr>
-              <w:t xml:space="preserve">0.927</w:t>
+              <w:t xml:space="preserve"/>
             </w:r>
           </w:p>
         </w:tc>
@@ -17774,7 +19264,7 @@
                 <w:szCs w:val="12"/>
                 <w:color w:val="000000"/>
               </w:rPr>
-              <w:t xml:space="preserve">9.16 (2.22, 16.09)</w:t>
+              <w:t xml:space="preserve">-9.23 (-16.12, -2.34)</w:t>
             </w:r>
           </w:p>
         </w:tc>
@@ -17829,7 +19319,7 @@
                 <w:szCs w:val="12"/>
                 <w:color w:val="000000"/>
               </w:rPr>
-              <w:t xml:space="preserve">0.010</w:t>
+              <w:t xml:space="preserve">0.009</w:t>
             </w:r>
           </w:p>
         </w:tc>

--- a/output/tables/READ/READ_survival_summary.docx
+++ b/output/tables/READ/READ_survival_summary.docx
@@ -25,7 +25,7 @@
         <w:ind w:left="60" w:right="60" w:firstLine="0" w:firstLineChars="0"/>
       </w:pPr>
       <w:r>
-        <w:t xml:space="preserve">Overall survival by gene expression (High vs Low), TCGA-READ. HR from Cox regression; gene HRs (univariable, multivariable, strata, time-split) are per 1 log2 unit of expression; multivariable model adjusted for ageg, sex, pathologic stage group and pretreatment cea. Sensitivity: stratified by tss. q = Benjamini–Hochberg across exploratory genes only; the primary gene (MAD2L1) is reported with its unadjusted p. Time-split HRs (0–24 / &gt;24 months, adjusted) are shown only for genes whose expression term violated proportional hazards. RMST difference = High − Low restricted mean survival time up to 60 months.</w:t>
+        <w:t xml:space="preserve">Overall survival by gene expression (High vs Low), TCGA-READ. HR from Cox regression; gene HRs (univariable, multivariable, strata, time-split) are per 1 log2 unit of expression; multivariable model adjusted for age group, years, sex, pathologic stage group and pretreatment cea. Sensitivity: stratified by tss. q = Benjamini–Hochberg across exploratory genes only; the primary gene (MAD2L1) is reported with its unadjusted p. Time-split HRs (0–24 / &gt;24 months, adjusted) are shown only for genes whose expression term violated proportional hazards. RMST difference = High − Low restricted mean survival time up to 60 months.</w:t>
       </w:r>
     </w:p>
     <w:tbl xmlns:a="http://schemas.openxmlformats.org/drawingml/2006/main" xmlns:pic="http://schemas.openxmlformats.org/drawingml/2006/picture">
@@ -2214,7 +2214,7 @@
                 <w:szCs w:val="12"/>
                 <w:color w:val="000000"/>
               </w:rPr>
-              <w:t xml:space="preserve">0.70 (0.33–1.48)</w:t>
+              <w:t xml:space="preserve">0.74 (0.35–1.59)</w:t>
             </w:r>
           </w:p>
         </w:tc>
@@ -2269,7 +2269,7 @@
                 <w:szCs w:val="12"/>
                 <w:color w:val="000000"/>
               </w:rPr>
-              <w:t xml:space="preserve">0.350</w:t>
+              <w:t xml:space="preserve">0.445</w:t>
             </w:r>
           </w:p>
         </w:tc>
@@ -2379,7 +2379,7 @@
                 <w:szCs w:val="12"/>
                 <w:color w:val="000000"/>
               </w:rPr>
-              <w:t xml:space="preserve">3.2</w:t>
+              <w:t xml:space="preserve">2.6</w:t>
             </w:r>
           </w:p>
         </w:tc>
@@ -2489,7 +2489,7 @@
                 <w:szCs w:val="12"/>
                 <w:color w:val="000000"/>
               </w:rPr>
-              <w:t xml:space="preserve">0.73 (0.33–1.64)</w:t>
+              <w:t xml:space="preserve">0.78 (0.34–1.79)</w:t>
             </w:r>
           </w:p>
         </w:tc>
@@ -2544,7 +2544,7 @@
                 <w:szCs w:val="12"/>
                 <w:color w:val="000000"/>
               </w:rPr>
-              <w:t xml:space="preserve">0.451</w:t>
+              <w:t xml:space="preserve">0.560</w:t>
             </w:r>
           </w:p>
         </w:tc>
@@ -2599,7 +2599,7 @@
                 <w:szCs w:val="12"/>
                 <w:color w:val="000000"/>
               </w:rPr>
-              <w:t xml:space="preserve">0.221</w:t>
+              <w:t xml:space="preserve">0.233</w:t>
             </w:r>
           </w:p>
         </w:tc>
@@ -3704,172 +3704,172 @@
                 <w:szCs w:val="12"/>
                 <w:color w:val="000000"/>
               </w:rPr>
-              <w:t xml:space="preserve">0.79 (0.20–3.18)</w:t>
-            </w:r>
-          </w:p>
-        </w:tc>
-        <w:tc>
-          <w:tcPr>
-            <w:tcBorders>
-              <w:bottom w:val="none" w:sz="0" w:space="0" w:color="000000"/>
-              <w:top w:val="none" w:sz="0" w:space="0" w:color="000000"/>
-              <w:left w:val="none" w:sz="0" w:space="0" w:color="000000"/>
-              <w:right w:val="none" w:sz="0" w:space="0" w:color="000000"/>
-            </w:tcBorders>
-            <w:shd w:val="clear" w:color="auto" w:fill="FFFFFF"/>
-            <w:tcMar>
-              <w:top w:w="0" w:type="dxa"/>
-              <w:bottom w:w="0" w:type="dxa"/>
-              <w:left w:w="0" w:type="dxa"/>
-              <w:right w:w="0" w:type="dxa"/>
-            </w:tcMar>
-            <w:vAlign w:val="center"/>
-          </w:tcPr>
-          <w:p>
-            <w:pPr>
-              <w:pStyle w:val="Normal"/>
-              <w:jc w:val="left"/>
-              <w:pBdr>
-                <w:bottom w:val="none" w:sz="0" w:space="0" w:color="000000"/>
-                <w:top w:val="none" w:sz="0" w:space="0" w:color="000000"/>
-                <w:left w:val="none" w:sz="0" w:space="0" w:color="000000"/>
-                <w:right w:val="none" w:sz="0" w:space="0" w:color="000000"/>
-              </w:pBdr>
-              <w:spacing w:after="100" w:before="100" w:line="240"/>
-              <w:ind w:left="100" w:right="100" w:firstLine="0" w:firstLineChars="0"/>
-              <w:rPr>
-                <w:rFonts w:ascii="Times New Roman" w:hAnsi="Times New Roman" w:eastAsia="Times New Roman" w:cs="Times New Roman"/>
-                <w:i w:val="false"/>
-                <w:b w:val="false"/>
-                <w:u w:val="none"/>
-                <w:strike w:val="false"/>
-                <w:sz w:val="12"/>
-                <w:szCs w:val="12"/>
-                <w:color w:val="000000"/>
-              </w:rPr>
-            </w:pPr>
-            <w:r>
-              <w:rPr>
-                <w:rFonts w:ascii="Times New Roman" w:hAnsi="Times New Roman" w:eastAsia="Times New Roman" w:cs="Times New Roman"/>
-                <w:i w:val="false"/>
-                <w:b w:val="false"/>
-                <w:u w:val="none"/>
-                <w:strike w:val="false"/>
-                <w:sz w:val="12"/>
-                <w:szCs w:val="12"/>
-                <w:color w:val="000000"/>
-              </w:rPr>
-              <w:t xml:space="preserve">0.739</w:t>
-            </w:r>
-          </w:p>
-        </w:tc>
-        <w:tc>
-          <w:tcPr>
-            <w:tcBorders>
-              <w:bottom w:val="none" w:sz="0" w:space="0" w:color="000000"/>
-              <w:top w:val="none" w:sz="0" w:space="0" w:color="000000"/>
-              <w:left w:val="none" w:sz="0" w:space="0" w:color="000000"/>
-              <w:right w:val="none" w:sz="0" w:space="0" w:color="000000"/>
-            </w:tcBorders>
-            <w:shd w:val="clear" w:color="auto" w:fill="FFFFFF"/>
-            <w:tcMar>
-              <w:top w:w="0" w:type="dxa"/>
-              <w:bottom w:w="0" w:type="dxa"/>
-              <w:left w:w="0" w:type="dxa"/>
-              <w:right w:w="0" w:type="dxa"/>
-            </w:tcMar>
-            <w:vAlign w:val="center"/>
-          </w:tcPr>
-          <w:p>
-            <w:pPr>
-              <w:pStyle w:val="Normal"/>
-              <w:jc w:val="left"/>
-              <w:pBdr>
-                <w:bottom w:val="none" w:sz="0" w:space="0" w:color="000000"/>
-                <w:top w:val="none" w:sz="0" w:space="0" w:color="000000"/>
-                <w:left w:val="none" w:sz="0" w:space="0" w:color="000000"/>
-                <w:right w:val="none" w:sz="0" w:space="0" w:color="000000"/>
-              </w:pBdr>
-              <w:spacing w:after="100" w:before="100" w:line="240"/>
-              <w:ind w:left="100" w:right="100" w:firstLine="0" w:firstLineChars="0"/>
-              <w:rPr>
-                <w:rFonts w:ascii="Times New Roman" w:hAnsi="Times New Roman" w:eastAsia="Times New Roman" w:cs="Times New Roman"/>
-                <w:i w:val="false"/>
-                <w:b w:val="false"/>
-                <w:u w:val="none"/>
-                <w:strike w:val="false"/>
-                <w:sz w:val="12"/>
-                <w:szCs w:val="12"/>
-                <w:color w:val="000000"/>
-              </w:rPr>
-            </w:pPr>
-            <w:r>
-              <w:rPr>
-                <w:rFonts w:ascii="Times New Roman" w:hAnsi="Times New Roman" w:eastAsia="Times New Roman" w:cs="Times New Roman"/>
-                <w:i w:val="false"/>
-                <w:b w:val="false"/>
-                <w:u w:val="none"/>
-                <w:strike w:val="false"/>
-                <w:sz w:val="12"/>
-                <w:szCs w:val="12"/>
-                <w:color w:val="000000"/>
-              </w:rPr>
-              <w:t xml:space="preserve">0.739</w:t>
-            </w:r>
-          </w:p>
-        </w:tc>
-        <w:tc>
-          <w:tcPr>
-            <w:tcBorders>
-              <w:bottom w:val="none" w:sz="0" w:space="0" w:color="000000"/>
-              <w:top w:val="none" w:sz="0" w:space="0" w:color="000000"/>
-              <w:left w:val="none" w:sz="0" w:space="0" w:color="000000"/>
-              <w:right w:val="none" w:sz="0" w:space="0" w:color="000000"/>
-            </w:tcBorders>
-            <w:shd w:val="clear" w:color="auto" w:fill="FFFFFF"/>
-            <w:tcMar>
-              <w:top w:w="0" w:type="dxa"/>
-              <w:bottom w:w="0" w:type="dxa"/>
-              <w:left w:w="0" w:type="dxa"/>
-              <w:right w:w="0" w:type="dxa"/>
-            </w:tcMar>
-            <w:vAlign w:val="center"/>
-          </w:tcPr>
-          <w:p>
-            <w:pPr>
-              <w:pStyle w:val="Normal"/>
-              <w:jc w:val="left"/>
-              <w:pBdr>
-                <w:bottom w:val="none" w:sz="0" w:space="0" w:color="000000"/>
-                <w:top w:val="none" w:sz="0" w:space="0" w:color="000000"/>
-                <w:left w:val="none" w:sz="0" w:space="0" w:color="000000"/>
-                <w:right w:val="none" w:sz="0" w:space="0" w:color="000000"/>
-              </w:pBdr>
-              <w:spacing w:after="100" w:before="100" w:line="240"/>
-              <w:ind w:left="100" w:right="100" w:firstLine="0" w:firstLineChars="0"/>
-              <w:rPr>
-                <w:rFonts w:ascii="Times New Roman" w:hAnsi="Times New Roman" w:eastAsia="Times New Roman" w:cs="Times New Roman"/>
-                <w:i w:val="false"/>
-                <w:b w:val="false"/>
-                <w:u w:val="none"/>
-                <w:strike w:val="false"/>
-                <w:sz w:val="12"/>
-                <w:szCs w:val="12"/>
-                <w:color w:val="000000"/>
-              </w:rPr>
-            </w:pPr>
-            <w:r>
-              <w:rPr>
-                <w:rFonts w:ascii="Times New Roman" w:hAnsi="Times New Roman" w:eastAsia="Times New Roman" w:cs="Times New Roman"/>
-                <w:i w:val="false"/>
-                <w:b w:val="false"/>
-                <w:u w:val="none"/>
-                <w:strike w:val="false"/>
-                <w:sz w:val="12"/>
-                <w:szCs w:val="12"/>
-                <w:color w:val="000000"/>
-              </w:rPr>
-              <w:t xml:space="preserve">3.2</w:t>
+              <w:t xml:space="preserve">0.96 (0.24–3.91)</w:t>
+            </w:r>
+          </w:p>
+        </w:tc>
+        <w:tc>
+          <w:tcPr>
+            <w:tcBorders>
+              <w:bottom w:val="none" w:sz="0" w:space="0" w:color="000000"/>
+              <w:top w:val="none" w:sz="0" w:space="0" w:color="000000"/>
+              <w:left w:val="none" w:sz="0" w:space="0" w:color="000000"/>
+              <w:right w:val="none" w:sz="0" w:space="0" w:color="000000"/>
+            </w:tcBorders>
+            <w:shd w:val="clear" w:color="auto" w:fill="FFFFFF"/>
+            <w:tcMar>
+              <w:top w:w="0" w:type="dxa"/>
+              <w:bottom w:w="0" w:type="dxa"/>
+              <w:left w:w="0" w:type="dxa"/>
+              <w:right w:w="0" w:type="dxa"/>
+            </w:tcMar>
+            <w:vAlign w:val="center"/>
+          </w:tcPr>
+          <w:p>
+            <w:pPr>
+              <w:pStyle w:val="Normal"/>
+              <w:jc w:val="left"/>
+              <w:pBdr>
+                <w:bottom w:val="none" w:sz="0" w:space="0" w:color="000000"/>
+                <w:top w:val="none" w:sz="0" w:space="0" w:color="000000"/>
+                <w:left w:val="none" w:sz="0" w:space="0" w:color="000000"/>
+                <w:right w:val="none" w:sz="0" w:space="0" w:color="000000"/>
+              </w:pBdr>
+              <w:spacing w:after="100" w:before="100" w:line="240"/>
+              <w:ind w:left="100" w:right="100" w:firstLine="0" w:firstLineChars="0"/>
+              <w:rPr>
+                <w:rFonts w:ascii="Times New Roman" w:hAnsi="Times New Roman" w:eastAsia="Times New Roman" w:cs="Times New Roman"/>
+                <w:i w:val="false"/>
+                <w:b w:val="false"/>
+                <w:u w:val="none"/>
+                <w:strike w:val="false"/>
+                <w:sz w:val="12"/>
+                <w:szCs w:val="12"/>
+                <w:color w:val="000000"/>
+              </w:rPr>
+            </w:pPr>
+            <w:r>
+              <w:rPr>
+                <w:rFonts w:ascii="Times New Roman" w:hAnsi="Times New Roman" w:eastAsia="Times New Roman" w:cs="Times New Roman"/>
+                <w:i w:val="false"/>
+                <w:b w:val="false"/>
+                <w:u w:val="none"/>
+                <w:strike w:val="false"/>
+                <w:sz w:val="12"/>
+                <w:szCs w:val="12"/>
+                <w:color w:val="000000"/>
+              </w:rPr>
+              <w:t xml:space="preserve">0.955</w:t>
+            </w:r>
+          </w:p>
+        </w:tc>
+        <w:tc>
+          <w:tcPr>
+            <w:tcBorders>
+              <w:bottom w:val="none" w:sz="0" w:space="0" w:color="000000"/>
+              <w:top w:val="none" w:sz="0" w:space="0" w:color="000000"/>
+              <w:left w:val="none" w:sz="0" w:space="0" w:color="000000"/>
+              <w:right w:val="none" w:sz="0" w:space="0" w:color="000000"/>
+            </w:tcBorders>
+            <w:shd w:val="clear" w:color="auto" w:fill="FFFFFF"/>
+            <w:tcMar>
+              <w:top w:w="0" w:type="dxa"/>
+              <w:bottom w:w="0" w:type="dxa"/>
+              <w:left w:w="0" w:type="dxa"/>
+              <w:right w:w="0" w:type="dxa"/>
+            </w:tcMar>
+            <w:vAlign w:val="center"/>
+          </w:tcPr>
+          <w:p>
+            <w:pPr>
+              <w:pStyle w:val="Normal"/>
+              <w:jc w:val="left"/>
+              <w:pBdr>
+                <w:bottom w:val="none" w:sz="0" w:space="0" w:color="000000"/>
+                <w:top w:val="none" w:sz="0" w:space="0" w:color="000000"/>
+                <w:left w:val="none" w:sz="0" w:space="0" w:color="000000"/>
+                <w:right w:val="none" w:sz="0" w:space="0" w:color="000000"/>
+              </w:pBdr>
+              <w:spacing w:after="100" w:before="100" w:line="240"/>
+              <w:ind w:left="100" w:right="100" w:firstLine="0" w:firstLineChars="0"/>
+              <w:rPr>
+                <w:rFonts w:ascii="Times New Roman" w:hAnsi="Times New Roman" w:eastAsia="Times New Roman" w:cs="Times New Roman"/>
+                <w:i w:val="false"/>
+                <w:b w:val="false"/>
+                <w:u w:val="none"/>
+                <w:strike w:val="false"/>
+                <w:sz w:val="12"/>
+                <w:szCs w:val="12"/>
+                <w:color w:val="000000"/>
+              </w:rPr>
+            </w:pPr>
+            <w:r>
+              <w:rPr>
+                <w:rFonts w:ascii="Times New Roman" w:hAnsi="Times New Roman" w:eastAsia="Times New Roman" w:cs="Times New Roman"/>
+                <w:i w:val="false"/>
+                <w:b w:val="false"/>
+                <w:u w:val="none"/>
+                <w:strike w:val="false"/>
+                <w:sz w:val="12"/>
+                <w:szCs w:val="12"/>
+                <w:color w:val="000000"/>
+              </w:rPr>
+              <w:t xml:space="preserve">0.955</w:t>
+            </w:r>
+          </w:p>
+        </w:tc>
+        <w:tc>
+          <w:tcPr>
+            <w:tcBorders>
+              <w:bottom w:val="none" w:sz="0" w:space="0" w:color="000000"/>
+              <w:top w:val="none" w:sz="0" w:space="0" w:color="000000"/>
+              <w:left w:val="none" w:sz="0" w:space="0" w:color="000000"/>
+              <w:right w:val="none" w:sz="0" w:space="0" w:color="000000"/>
+            </w:tcBorders>
+            <w:shd w:val="clear" w:color="auto" w:fill="FFFFFF"/>
+            <w:tcMar>
+              <w:top w:w="0" w:type="dxa"/>
+              <w:bottom w:w="0" w:type="dxa"/>
+              <w:left w:w="0" w:type="dxa"/>
+              <w:right w:w="0" w:type="dxa"/>
+            </w:tcMar>
+            <w:vAlign w:val="center"/>
+          </w:tcPr>
+          <w:p>
+            <w:pPr>
+              <w:pStyle w:val="Normal"/>
+              <w:jc w:val="left"/>
+              <w:pBdr>
+                <w:bottom w:val="none" w:sz="0" w:space="0" w:color="000000"/>
+                <w:top w:val="none" w:sz="0" w:space="0" w:color="000000"/>
+                <w:left w:val="none" w:sz="0" w:space="0" w:color="000000"/>
+                <w:right w:val="none" w:sz="0" w:space="0" w:color="000000"/>
+              </w:pBdr>
+              <w:spacing w:after="100" w:before="100" w:line="240"/>
+              <w:ind w:left="100" w:right="100" w:firstLine="0" w:firstLineChars="0"/>
+              <w:rPr>
+                <w:rFonts w:ascii="Times New Roman" w:hAnsi="Times New Roman" w:eastAsia="Times New Roman" w:cs="Times New Roman"/>
+                <w:i w:val="false"/>
+                <w:b w:val="false"/>
+                <w:u w:val="none"/>
+                <w:strike w:val="false"/>
+                <w:sz w:val="12"/>
+                <w:szCs w:val="12"/>
+                <w:color w:val="000000"/>
+              </w:rPr>
+            </w:pPr>
+            <w:r>
+              <w:rPr>
+                <w:rFonts w:ascii="Times New Roman" w:hAnsi="Times New Roman" w:eastAsia="Times New Roman" w:cs="Times New Roman"/>
+                <w:i w:val="false"/>
+                <w:b w:val="false"/>
+                <w:u w:val="none"/>
+                <w:strike w:val="false"/>
+                <w:sz w:val="12"/>
+                <w:szCs w:val="12"/>
+                <w:color w:val="000000"/>
+              </w:rPr>
+              <w:t xml:space="preserve">2.6</w:t>
             </w:r>
           </w:p>
         </w:tc>
@@ -3979,117 +3979,117 @@
                 <w:szCs w:val="12"/>
                 <w:color w:val="000000"/>
               </w:rPr>
-              <w:t xml:space="preserve">0.93 (0.21–4.17)</w:t>
-            </w:r>
-          </w:p>
-        </w:tc>
-        <w:tc>
-          <w:tcPr>
-            <w:tcBorders>
-              <w:bottom w:val="none" w:sz="0" w:space="0" w:color="000000"/>
-              <w:top w:val="none" w:sz="0" w:space="0" w:color="000000"/>
-              <w:left w:val="none" w:sz="0" w:space="0" w:color="000000"/>
-              <w:right w:val="none" w:sz="0" w:space="0" w:color="000000"/>
-            </w:tcBorders>
-            <w:shd w:val="clear" w:color="auto" w:fill="FFFFFF"/>
-            <w:tcMar>
-              <w:top w:w="0" w:type="dxa"/>
-              <w:bottom w:w="0" w:type="dxa"/>
-              <w:left w:w="0" w:type="dxa"/>
-              <w:right w:w="0" w:type="dxa"/>
-            </w:tcMar>
-            <w:vAlign w:val="center"/>
-          </w:tcPr>
-          <w:p>
-            <w:pPr>
-              <w:pStyle w:val="Normal"/>
-              <w:jc w:val="left"/>
-              <w:pBdr>
-                <w:bottom w:val="none" w:sz="0" w:space="0" w:color="000000"/>
-                <w:top w:val="none" w:sz="0" w:space="0" w:color="000000"/>
-                <w:left w:val="none" w:sz="0" w:space="0" w:color="000000"/>
-                <w:right w:val="none" w:sz="0" w:space="0" w:color="000000"/>
-              </w:pBdr>
-              <w:spacing w:after="100" w:before="100" w:line="240"/>
-              <w:ind w:left="100" w:right="100" w:firstLine="0" w:firstLineChars="0"/>
-              <w:rPr>
-                <w:rFonts w:ascii="Times New Roman" w:hAnsi="Times New Roman" w:eastAsia="Times New Roman" w:cs="Times New Roman"/>
-                <w:i w:val="false"/>
-                <w:b w:val="false"/>
-                <w:u w:val="none"/>
-                <w:strike w:val="false"/>
-                <w:sz w:val="12"/>
-                <w:szCs w:val="12"/>
-                <w:color w:val="000000"/>
-              </w:rPr>
-            </w:pPr>
-            <w:r>
-              <w:rPr>
-                <w:rFonts w:ascii="Times New Roman" w:hAnsi="Times New Roman" w:eastAsia="Times New Roman" w:cs="Times New Roman"/>
-                <w:i w:val="false"/>
-                <w:b w:val="false"/>
-                <w:u w:val="none"/>
-                <w:strike w:val="false"/>
-                <w:sz w:val="12"/>
-                <w:szCs w:val="12"/>
-                <w:color w:val="000000"/>
-              </w:rPr>
-              <w:t xml:space="preserve">0.925</w:t>
-            </w:r>
-          </w:p>
-        </w:tc>
-        <w:tc>
-          <w:tcPr>
-            <w:tcBorders>
-              <w:bottom w:val="none" w:sz="0" w:space="0" w:color="000000"/>
-              <w:top w:val="none" w:sz="0" w:space="0" w:color="000000"/>
-              <w:left w:val="none" w:sz="0" w:space="0" w:color="000000"/>
-              <w:right w:val="none" w:sz="0" w:space="0" w:color="000000"/>
-            </w:tcBorders>
-            <w:shd w:val="clear" w:color="auto" w:fill="FFFFFF"/>
-            <w:tcMar>
-              <w:top w:w="0" w:type="dxa"/>
-              <w:bottom w:w="0" w:type="dxa"/>
-              <w:left w:w="0" w:type="dxa"/>
-              <w:right w:w="0" w:type="dxa"/>
-            </w:tcMar>
-            <w:vAlign w:val="center"/>
-          </w:tcPr>
-          <w:p>
-            <w:pPr>
-              <w:pStyle w:val="Normal"/>
-              <w:jc w:val="left"/>
-              <w:pBdr>
-                <w:bottom w:val="none" w:sz="0" w:space="0" w:color="000000"/>
-                <w:top w:val="none" w:sz="0" w:space="0" w:color="000000"/>
-                <w:left w:val="none" w:sz="0" w:space="0" w:color="000000"/>
-                <w:right w:val="none" w:sz="0" w:space="0" w:color="000000"/>
-              </w:pBdr>
-              <w:spacing w:after="100" w:before="100" w:line="240"/>
-              <w:ind w:left="100" w:right="100" w:firstLine="0" w:firstLineChars="0"/>
-              <w:rPr>
-                <w:rFonts w:ascii="Times New Roman" w:hAnsi="Times New Roman" w:eastAsia="Times New Roman" w:cs="Times New Roman"/>
-                <w:i w:val="false"/>
-                <w:b w:val="false"/>
-                <w:u w:val="none"/>
-                <w:strike w:val="false"/>
-                <w:sz w:val="12"/>
-                <w:szCs w:val="12"/>
-                <w:color w:val="000000"/>
-              </w:rPr>
-            </w:pPr>
-            <w:r>
-              <w:rPr>
-                <w:rFonts w:ascii="Times New Roman" w:hAnsi="Times New Roman" w:eastAsia="Times New Roman" w:cs="Times New Roman"/>
-                <w:i w:val="false"/>
-                <w:b w:val="false"/>
-                <w:u w:val="none"/>
-                <w:strike w:val="false"/>
-                <w:sz w:val="12"/>
-                <w:szCs w:val="12"/>
-                <w:color w:val="000000"/>
-              </w:rPr>
-              <w:t xml:space="preserve">0.392</w:t>
+              <w:t xml:space="preserve">1.03 (0.23–4.60)</w:t>
+            </w:r>
+          </w:p>
+        </w:tc>
+        <w:tc>
+          <w:tcPr>
+            <w:tcBorders>
+              <w:bottom w:val="none" w:sz="0" w:space="0" w:color="000000"/>
+              <w:top w:val="none" w:sz="0" w:space="0" w:color="000000"/>
+              <w:left w:val="none" w:sz="0" w:space="0" w:color="000000"/>
+              <w:right w:val="none" w:sz="0" w:space="0" w:color="000000"/>
+            </w:tcBorders>
+            <w:shd w:val="clear" w:color="auto" w:fill="FFFFFF"/>
+            <w:tcMar>
+              <w:top w:w="0" w:type="dxa"/>
+              <w:bottom w:w="0" w:type="dxa"/>
+              <w:left w:w="0" w:type="dxa"/>
+              <w:right w:w="0" w:type="dxa"/>
+            </w:tcMar>
+            <w:vAlign w:val="center"/>
+          </w:tcPr>
+          <w:p>
+            <w:pPr>
+              <w:pStyle w:val="Normal"/>
+              <w:jc w:val="left"/>
+              <w:pBdr>
+                <w:bottom w:val="none" w:sz="0" w:space="0" w:color="000000"/>
+                <w:top w:val="none" w:sz="0" w:space="0" w:color="000000"/>
+                <w:left w:val="none" w:sz="0" w:space="0" w:color="000000"/>
+                <w:right w:val="none" w:sz="0" w:space="0" w:color="000000"/>
+              </w:pBdr>
+              <w:spacing w:after="100" w:before="100" w:line="240"/>
+              <w:ind w:left="100" w:right="100" w:firstLine="0" w:firstLineChars="0"/>
+              <w:rPr>
+                <w:rFonts w:ascii="Times New Roman" w:hAnsi="Times New Roman" w:eastAsia="Times New Roman" w:cs="Times New Roman"/>
+                <w:i w:val="false"/>
+                <w:b w:val="false"/>
+                <w:u w:val="none"/>
+                <w:strike w:val="false"/>
+                <w:sz w:val="12"/>
+                <w:szCs w:val="12"/>
+                <w:color w:val="000000"/>
+              </w:rPr>
+            </w:pPr>
+            <w:r>
+              <w:rPr>
+                <w:rFonts w:ascii="Times New Roman" w:hAnsi="Times New Roman" w:eastAsia="Times New Roman" w:cs="Times New Roman"/>
+                <w:i w:val="false"/>
+                <w:b w:val="false"/>
+                <w:u w:val="none"/>
+                <w:strike w:val="false"/>
+                <w:sz w:val="12"/>
+                <w:szCs w:val="12"/>
+                <w:color w:val="000000"/>
+              </w:rPr>
+              <w:t xml:space="preserve">0.971</w:t>
+            </w:r>
+          </w:p>
+        </w:tc>
+        <w:tc>
+          <w:tcPr>
+            <w:tcBorders>
+              <w:bottom w:val="none" w:sz="0" w:space="0" w:color="000000"/>
+              <w:top w:val="none" w:sz="0" w:space="0" w:color="000000"/>
+              <w:left w:val="none" w:sz="0" w:space="0" w:color="000000"/>
+              <w:right w:val="none" w:sz="0" w:space="0" w:color="000000"/>
+            </w:tcBorders>
+            <w:shd w:val="clear" w:color="auto" w:fill="FFFFFF"/>
+            <w:tcMar>
+              <w:top w:w="0" w:type="dxa"/>
+              <w:bottom w:w="0" w:type="dxa"/>
+              <w:left w:w="0" w:type="dxa"/>
+              <w:right w:w="0" w:type="dxa"/>
+            </w:tcMar>
+            <w:vAlign w:val="center"/>
+          </w:tcPr>
+          <w:p>
+            <w:pPr>
+              <w:pStyle w:val="Normal"/>
+              <w:jc w:val="left"/>
+              <w:pBdr>
+                <w:bottom w:val="none" w:sz="0" w:space="0" w:color="000000"/>
+                <w:top w:val="none" w:sz="0" w:space="0" w:color="000000"/>
+                <w:left w:val="none" w:sz="0" w:space="0" w:color="000000"/>
+                <w:right w:val="none" w:sz="0" w:space="0" w:color="000000"/>
+              </w:pBdr>
+              <w:spacing w:after="100" w:before="100" w:line="240"/>
+              <w:ind w:left="100" w:right="100" w:firstLine="0" w:firstLineChars="0"/>
+              <w:rPr>
+                <w:rFonts w:ascii="Times New Roman" w:hAnsi="Times New Roman" w:eastAsia="Times New Roman" w:cs="Times New Roman"/>
+                <w:i w:val="false"/>
+                <w:b w:val="false"/>
+                <w:u w:val="none"/>
+                <w:strike w:val="false"/>
+                <w:sz w:val="12"/>
+                <w:szCs w:val="12"/>
+                <w:color w:val="000000"/>
+              </w:rPr>
+            </w:pPr>
+            <w:r>
+              <w:rPr>
+                <w:rFonts w:ascii="Times New Roman" w:hAnsi="Times New Roman" w:eastAsia="Times New Roman" w:cs="Times New Roman"/>
+                <w:i w:val="false"/>
+                <w:b w:val="false"/>
+                <w:u w:val="none"/>
+                <w:strike w:val="false"/>
+                <w:sz w:val="12"/>
+                <w:szCs w:val="12"/>
+                <w:color w:val="000000"/>
+              </w:rPr>
+              <w:t xml:space="preserve">0.196</w:t>
             </w:r>
           </w:p>
         </w:tc>
@@ -5194,172 +5194,172 @@
                 <w:szCs w:val="12"/>
                 <w:color w:val="000000"/>
               </w:rPr>
-              <w:t xml:space="preserve">0.43 (0.18–1.03)</w:t>
-            </w:r>
-          </w:p>
-        </w:tc>
-        <w:tc>
-          <w:tcPr>
-            <w:tcBorders>
-              <w:bottom w:val="none" w:sz="0" w:space="0" w:color="000000"/>
-              <w:top w:val="none" w:sz="0" w:space="0" w:color="000000"/>
-              <w:left w:val="none" w:sz="0" w:space="0" w:color="000000"/>
-              <w:right w:val="none" w:sz="0" w:space="0" w:color="000000"/>
-            </w:tcBorders>
-            <w:shd w:val="clear" w:color="auto" w:fill="FFFFFF"/>
-            <w:tcMar>
-              <w:top w:w="0" w:type="dxa"/>
-              <w:bottom w:w="0" w:type="dxa"/>
-              <w:left w:w="0" w:type="dxa"/>
-              <w:right w:w="0" w:type="dxa"/>
-            </w:tcMar>
-            <w:vAlign w:val="center"/>
-          </w:tcPr>
-          <w:p>
-            <w:pPr>
-              <w:pStyle w:val="Normal"/>
-              <w:jc w:val="left"/>
-              <w:pBdr>
-                <w:bottom w:val="none" w:sz="0" w:space="0" w:color="000000"/>
-                <w:top w:val="none" w:sz="0" w:space="0" w:color="000000"/>
-                <w:left w:val="none" w:sz="0" w:space="0" w:color="000000"/>
-                <w:right w:val="none" w:sz="0" w:space="0" w:color="000000"/>
-              </w:pBdr>
-              <w:spacing w:after="100" w:before="100" w:line="240"/>
-              <w:ind w:left="100" w:right="100" w:firstLine="0" w:firstLineChars="0"/>
-              <w:rPr>
-                <w:rFonts w:ascii="Times New Roman" w:hAnsi="Times New Roman" w:eastAsia="Times New Roman" w:cs="Times New Roman"/>
-                <w:i w:val="false"/>
-                <w:b w:val="false"/>
-                <w:u w:val="none"/>
-                <w:strike w:val="false"/>
-                <w:sz w:val="12"/>
-                <w:szCs w:val="12"/>
-                <w:color w:val="000000"/>
-              </w:rPr>
-            </w:pPr>
-            <w:r>
-              <w:rPr>
-                <w:rFonts w:ascii="Times New Roman" w:hAnsi="Times New Roman" w:eastAsia="Times New Roman" w:cs="Times New Roman"/>
-                <w:i w:val="false"/>
-                <w:b w:val="false"/>
-                <w:u w:val="none"/>
-                <w:strike w:val="false"/>
-                <w:sz w:val="12"/>
-                <w:szCs w:val="12"/>
-                <w:color w:val="000000"/>
-              </w:rPr>
-              <w:t xml:space="preserve">0.058</w:t>
-            </w:r>
-          </w:p>
-        </w:tc>
-        <w:tc>
-          <w:tcPr>
-            <w:tcBorders>
-              <w:bottom w:val="none" w:sz="0" w:space="0" w:color="000000"/>
-              <w:top w:val="none" w:sz="0" w:space="0" w:color="000000"/>
-              <w:left w:val="none" w:sz="0" w:space="0" w:color="000000"/>
-              <w:right w:val="none" w:sz="0" w:space="0" w:color="000000"/>
-            </w:tcBorders>
-            <w:shd w:val="clear" w:color="auto" w:fill="FFFFFF"/>
-            <w:tcMar>
-              <w:top w:w="0" w:type="dxa"/>
-              <w:bottom w:w="0" w:type="dxa"/>
-              <w:left w:w="0" w:type="dxa"/>
-              <w:right w:w="0" w:type="dxa"/>
-            </w:tcMar>
-            <w:vAlign w:val="center"/>
-          </w:tcPr>
-          <w:p>
-            <w:pPr>
-              <w:pStyle w:val="Normal"/>
-              <w:jc w:val="left"/>
-              <w:pBdr>
-                <w:bottom w:val="none" w:sz="0" w:space="0" w:color="000000"/>
-                <w:top w:val="none" w:sz="0" w:space="0" w:color="000000"/>
-                <w:left w:val="none" w:sz="0" w:space="0" w:color="000000"/>
-                <w:right w:val="none" w:sz="0" w:space="0" w:color="000000"/>
-              </w:pBdr>
-              <w:spacing w:after="100" w:before="100" w:line="240"/>
-              <w:ind w:left="100" w:right="100" w:firstLine="0" w:firstLineChars="0"/>
-              <w:rPr>
-                <w:rFonts w:ascii="Times New Roman" w:hAnsi="Times New Roman" w:eastAsia="Times New Roman" w:cs="Times New Roman"/>
-                <w:i w:val="false"/>
-                <w:b w:val="false"/>
-                <w:u w:val="none"/>
-                <w:strike w:val="false"/>
-                <w:sz w:val="12"/>
-                <w:szCs w:val="12"/>
-                <w:color w:val="000000"/>
-              </w:rPr>
-            </w:pPr>
-            <w:r>
-              <w:rPr>
-                <w:rFonts w:ascii="Times New Roman" w:hAnsi="Times New Roman" w:eastAsia="Times New Roman" w:cs="Times New Roman"/>
-                <w:i w:val="false"/>
-                <w:b w:val="false"/>
-                <w:u w:val="none"/>
-                <w:strike w:val="false"/>
-                <w:sz w:val="12"/>
-                <w:szCs w:val="12"/>
-                <w:color w:val="000000"/>
-              </w:rPr>
-              <w:t xml:space="preserve">0.261</w:t>
-            </w:r>
-          </w:p>
-        </w:tc>
-        <w:tc>
-          <w:tcPr>
-            <w:tcBorders>
-              <w:bottom w:val="none" w:sz="0" w:space="0" w:color="000000"/>
-              <w:top w:val="none" w:sz="0" w:space="0" w:color="000000"/>
-              <w:left w:val="none" w:sz="0" w:space="0" w:color="000000"/>
-              <w:right w:val="none" w:sz="0" w:space="0" w:color="000000"/>
-            </w:tcBorders>
-            <w:shd w:val="clear" w:color="auto" w:fill="FFFFFF"/>
-            <w:tcMar>
-              <w:top w:w="0" w:type="dxa"/>
-              <w:bottom w:w="0" w:type="dxa"/>
-              <w:left w:w="0" w:type="dxa"/>
-              <w:right w:w="0" w:type="dxa"/>
-            </w:tcMar>
-            <w:vAlign w:val="center"/>
-          </w:tcPr>
-          <w:p>
-            <w:pPr>
-              <w:pStyle w:val="Normal"/>
-              <w:jc w:val="left"/>
-              <w:pBdr>
-                <w:bottom w:val="none" w:sz="0" w:space="0" w:color="000000"/>
-                <w:top w:val="none" w:sz="0" w:space="0" w:color="000000"/>
-                <w:left w:val="none" w:sz="0" w:space="0" w:color="000000"/>
-                <w:right w:val="none" w:sz="0" w:space="0" w:color="000000"/>
-              </w:pBdr>
-              <w:spacing w:after="100" w:before="100" w:line="240"/>
-              <w:ind w:left="100" w:right="100" w:firstLine="0" w:firstLineChars="0"/>
-              <w:rPr>
-                <w:rFonts w:ascii="Times New Roman" w:hAnsi="Times New Roman" w:eastAsia="Times New Roman" w:cs="Times New Roman"/>
-                <w:i w:val="false"/>
-                <w:b w:val="false"/>
-                <w:u w:val="none"/>
-                <w:strike w:val="false"/>
-                <w:sz w:val="12"/>
-                <w:szCs w:val="12"/>
-                <w:color w:val="000000"/>
-              </w:rPr>
-            </w:pPr>
-            <w:r>
-              <w:rPr>
-                <w:rFonts w:ascii="Times New Roman" w:hAnsi="Times New Roman" w:eastAsia="Times New Roman" w:cs="Times New Roman"/>
-                <w:i w:val="false"/>
-                <w:b w:val="false"/>
-                <w:u w:val="none"/>
-                <w:strike w:val="false"/>
-                <w:sz w:val="12"/>
-                <w:szCs w:val="12"/>
-                <w:color w:val="000000"/>
-              </w:rPr>
-              <w:t xml:space="preserve">3.2</w:t>
+              <w:t xml:space="preserve">0.50 (0.21–1.20)</w:t>
+            </w:r>
+          </w:p>
+        </w:tc>
+        <w:tc>
+          <w:tcPr>
+            <w:tcBorders>
+              <w:bottom w:val="none" w:sz="0" w:space="0" w:color="000000"/>
+              <w:top w:val="none" w:sz="0" w:space="0" w:color="000000"/>
+              <w:left w:val="none" w:sz="0" w:space="0" w:color="000000"/>
+              <w:right w:val="none" w:sz="0" w:space="0" w:color="000000"/>
+            </w:tcBorders>
+            <w:shd w:val="clear" w:color="auto" w:fill="FFFFFF"/>
+            <w:tcMar>
+              <w:top w:w="0" w:type="dxa"/>
+              <w:bottom w:w="0" w:type="dxa"/>
+              <w:left w:w="0" w:type="dxa"/>
+              <w:right w:w="0" w:type="dxa"/>
+            </w:tcMar>
+            <w:vAlign w:val="center"/>
+          </w:tcPr>
+          <w:p>
+            <w:pPr>
+              <w:pStyle w:val="Normal"/>
+              <w:jc w:val="left"/>
+              <w:pBdr>
+                <w:bottom w:val="none" w:sz="0" w:space="0" w:color="000000"/>
+                <w:top w:val="none" w:sz="0" w:space="0" w:color="000000"/>
+                <w:left w:val="none" w:sz="0" w:space="0" w:color="000000"/>
+                <w:right w:val="none" w:sz="0" w:space="0" w:color="000000"/>
+              </w:pBdr>
+              <w:spacing w:after="100" w:before="100" w:line="240"/>
+              <w:ind w:left="100" w:right="100" w:firstLine="0" w:firstLineChars="0"/>
+              <w:rPr>
+                <w:rFonts w:ascii="Times New Roman" w:hAnsi="Times New Roman" w:eastAsia="Times New Roman" w:cs="Times New Roman"/>
+                <w:i w:val="false"/>
+                <w:b w:val="false"/>
+                <w:u w:val="none"/>
+                <w:strike w:val="false"/>
+                <w:sz w:val="12"/>
+                <w:szCs w:val="12"/>
+                <w:color w:val="000000"/>
+              </w:rPr>
+            </w:pPr>
+            <w:r>
+              <w:rPr>
+                <w:rFonts w:ascii="Times New Roman" w:hAnsi="Times New Roman" w:eastAsia="Times New Roman" w:cs="Times New Roman"/>
+                <w:i w:val="false"/>
+                <w:b w:val="false"/>
+                <w:u w:val="none"/>
+                <w:strike w:val="false"/>
+                <w:sz w:val="12"/>
+                <w:szCs w:val="12"/>
+                <w:color w:val="000000"/>
+              </w:rPr>
+              <w:t xml:space="preserve">0.121</w:t>
+            </w:r>
+          </w:p>
+        </w:tc>
+        <w:tc>
+          <w:tcPr>
+            <w:tcBorders>
+              <w:bottom w:val="none" w:sz="0" w:space="0" w:color="000000"/>
+              <w:top w:val="none" w:sz="0" w:space="0" w:color="000000"/>
+              <w:left w:val="none" w:sz="0" w:space="0" w:color="000000"/>
+              <w:right w:val="none" w:sz="0" w:space="0" w:color="000000"/>
+            </w:tcBorders>
+            <w:shd w:val="clear" w:color="auto" w:fill="FFFFFF"/>
+            <w:tcMar>
+              <w:top w:w="0" w:type="dxa"/>
+              <w:bottom w:w="0" w:type="dxa"/>
+              <w:left w:w="0" w:type="dxa"/>
+              <w:right w:w="0" w:type="dxa"/>
+            </w:tcMar>
+            <w:vAlign w:val="center"/>
+          </w:tcPr>
+          <w:p>
+            <w:pPr>
+              <w:pStyle w:val="Normal"/>
+              <w:jc w:val="left"/>
+              <w:pBdr>
+                <w:bottom w:val="none" w:sz="0" w:space="0" w:color="000000"/>
+                <w:top w:val="none" w:sz="0" w:space="0" w:color="000000"/>
+                <w:left w:val="none" w:sz="0" w:space="0" w:color="000000"/>
+                <w:right w:val="none" w:sz="0" w:space="0" w:color="000000"/>
+              </w:pBdr>
+              <w:spacing w:after="100" w:before="100" w:line="240"/>
+              <w:ind w:left="100" w:right="100" w:firstLine="0" w:firstLineChars="0"/>
+              <w:rPr>
+                <w:rFonts w:ascii="Times New Roman" w:hAnsi="Times New Roman" w:eastAsia="Times New Roman" w:cs="Times New Roman"/>
+                <w:i w:val="false"/>
+                <w:b w:val="false"/>
+                <w:u w:val="none"/>
+                <w:strike w:val="false"/>
+                <w:sz w:val="12"/>
+                <w:szCs w:val="12"/>
+                <w:color w:val="000000"/>
+              </w:rPr>
+            </w:pPr>
+            <w:r>
+              <w:rPr>
+                <w:rFonts w:ascii="Times New Roman" w:hAnsi="Times New Roman" w:eastAsia="Times New Roman" w:cs="Times New Roman"/>
+                <w:i w:val="false"/>
+                <w:b w:val="false"/>
+                <w:u w:val="none"/>
+                <w:strike w:val="false"/>
+                <w:sz w:val="12"/>
+                <w:szCs w:val="12"/>
+                <w:color w:val="000000"/>
+              </w:rPr>
+              <w:t xml:space="preserve">0.379</w:t>
+            </w:r>
+          </w:p>
+        </w:tc>
+        <w:tc>
+          <w:tcPr>
+            <w:tcBorders>
+              <w:bottom w:val="none" w:sz="0" w:space="0" w:color="000000"/>
+              <w:top w:val="none" w:sz="0" w:space="0" w:color="000000"/>
+              <w:left w:val="none" w:sz="0" w:space="0" w:color="000000"/>
+              <w:right w:val="none" w:sz="0" w:space="0" w:color="000000"/>
+            </w:tcBorders>
+            <w:shd w:val="clear" w:color="auto" w:fill="FFFFFF"/>
+            <w:tcMar>
+              <w:top w:w="0" w:type="dxa"/>
+              <w:bottom w:w="0" w:type="dxa"/>
+              <w:left w:w="0" w:type="dxa"/>
+              <w:right w:w="0" w:type="dxa"/>
+            </w:tcMar>
+            <w:vAlign w:val="center"/>
+          </w:tcPr>
+          <w:p>
+            <w:pPr>
+              <w:pStyle w:val="Normal"/>
+              <w:jc w:val="left"/>
+              <w:pBdr>
+                <w:bottom w:val="none" w:sz="0" w:space="0" w:color="000000"/>
+                <w:top w:val="none" w:sz="0" w:space="0" w:color="000000"/>
+                <w:left w:val="none" w:sz="0" w:space="0" w:color="000000"/>
+                <w:right w:val="none" w:sz="0" w:space="0" w:color="000000"/>
+              </w:pBdr>
+              <w:spacing w:after="100" w:before="100" w:line="240"/>
+              <w:ind w:left="100" w:right="100" w:firstLine="0" w:firstLineChars="0"/>
+              <w:rPr>
+                <w:rFonts w:ascii="Times New Roman" w:hAnsi="Times New Roman" w:eastAsia="Times New Roman" w:cs="Times New Roman"/>
+                <w:i w:val="false"/>
+                <w:b w:val="false"/>
+                <w:u w:val="none"/>
+                <w:strike w:val="false"/>
+                <w:sz w:val="12"/>
+                <w:szCs w:val="12"/>
+                <w:color w:val="000000"/>
+              </w:rPr>
+            </w:pPr>
+            <w:r>
+              <w:rPr>
+                <w:rFonts w:ascii="Times New Roman" w:hAnsi="Times New Roman" w:eastAsia="Times New Roman" w:cs="Times New Roman"/>
+                <w:i w:val="false"/>
+                <w:b w:val="false"/>
+                <w:u w:val="none"/>
+                <w:strike w:val="false"/>
+                <w:sz w:val="12"/>
+                <w:szCs w:val="12"/>
+                <w:color w:val="000000"/>
+              </w:rPr>
+              <w:t xml:space="preserve">2.6</w:t>
             </w:r>
           </w:p>
         </w:tc>
@@ -5469,117 +5469,117 @@
                 <w:szCs w:val="12"/>
                 <w:color w:val="000000"/>
               </w:rPr>
-              <w:t xml:space="preserve">0.51 (0.21–1.28)</w:t>
-            </w:r>
-          </w:p>
-        </w:tc>
-        <w:tc>
-          <w:tcPr>
-            <w:tcBorders>
-              <w:bottom w:val="none" w:sz="0" w:space="0" w:color="000000"/>
-              <w:top w:val="none" w:sz="0" w:space="0" w:color="000000"/>
-              <w:left w:val="none" w:sz="0" w:space="0" w:color="000000"/>
-              <w:right w:val="none" w:sz="0" w:space="0" w:color="000000"/>
-            </w:tcBorders>
-            <w:shd w:val="clear" w:color="auto" w:fill="FFFFFF"/>
-            <w:tcMar>
-              <w:top w:w="0" w:type="dxa"/>
-              <w:bottom w:w="0" w:type="dxa"/>
-              <w:left w:w="0" w:type="dxa"/>
-              <w:right w:w="0" w:type="dxa"/>
-            </w:tcMar>
-            <w:vAlign w:val="center"/>
-          </w:tcPr>
-          <w:p>
-            <w:pPr>
-              <w:pStyle w:val="Normal"/>
-              <w:jc w:val="left"/>
-              <w:pBdr>
-                <w:bottom w:val="none" w:sz="0" w:space="0" w:color="000000"/>
-                <w:top w:val="none" w:sz="0" w:space="0" w:color="000000"/>
-                <w:left w:val="none" w:sz="0" w:space="0" w:color="000000"/>
-                <w:right w:val="none" w:sz="0" w:space="0" w:color="000000"/>
-              </w:pBdr>
-              <w:spacing w:after="100" w:before="100" w:line="240"/>
-              <w:ind w:left="100" w:right="100" w:firstLine="0" w:firstLineChars="0"/>
-              <w:rPr>
-                <w:rFonts w:ascii="Times New Roman" w:hAnsi="Times New Roman" w:eastAsia="Times New Roman" w:cs="Times New Roman"/>
-                <w:i w:val="false"/>
-                <w:b w:val="false"/>
-                <w:u w:val="none"/>
-                <w:strike w:val="false"/>
-                <w:sz w:val="12"/>
-                <w:szCs w:val="12"/>
-                <w:color w:val="000000"/>
-              </w:rPr>
-            </w:pPr>
-            <w:r>
-              <w:rPr>
-                <w:rFonts w:ascii="Times New Roman" w:hAnsi="Times New Roman" w:eastAsia="Times New Roman" w:cs="Times New Roman"/>
-                <w:i w:val="false"/>
-                <w:b w:val="false"/>
-                <w:u w:val="none"/>
-                <w:strike w:val="false"/>
-                <w:sz w:val="12"/>
-                <w:szCs w:val="12"/>
-                <w:color w:val="000000"/>
-              </w:rPr>
-              <w:t xml:space="preserve">0.151</w:t>
-            </w:r>
-          </w:p>
-        </w:tc>
-        <w:tc>
-          <w:tcPr>
-            <w:tcBorders>
-              <w:bottom w:val="none" w:sz="0" w:space="0" w:color="000000"/>
-              <w:top w:val="none" w:sz="0" w:space="0" w:color="000000"/>
-              <w:left w:val="none" w:sz="0" w:space="0" w:color="000000"/>
-              <w:right w:val="none" w:sz="0" w:space="0" w:color="000000"/>
-            </w:tcBorders>
-            <w:shd w:val="clear" w:color="auto" w:fill="FFFFFF"/>
-            <w:tcMar>
-              <w:top w:w="0" w:type="dxa"/>
-              <w:bottom w:w="0" w:type="dxa"/>
-              <w:left w:w="0" w:type="dxa"/>
-              <w:right w:w="0" w:type="dxa"/>
-            </w:tcMar>
-            <w:vAlign w:val="center"/>
-          </w:tcPr>
-          <w:p>
-            <w:pPr>
-              <w:pStyle w:val="Normal"/>
-              <w:jc w:val="left"/>
-              <w:pBdr>
-                <w:bottom w:val="none" w:sz="0" w:space="0" w:color="000000"/>
-                <w:top w:val="none" w:sz="0" w:space="0" w:color="000000"/>
-                <w:left w:val="none" w:sz="0" w:space="0" w:color="000000"/>
-                <w:right w:val="none" w:sz="0" w:space="0" w:color="000000"/>
-              </w:pBdr>
-              <w:spacing w:after="100" w:before="100" w:line="240"/>
-              <w:ind w:left="100" w:right="100" w:firstLine="0" w:firstLineChars="0"/>
-              <w:rPr>
-                <w:rFonts w:ascii="Times New Roman" w:hAnsi="Times New Roman" w:eastAsia="Times New Roman" w:cs="Times New Roman"/>
-                <w:i w:val="false"/>
-                <w:b w:val="false"/>
-                <w:u w:val="none"/>
-                <w:strike w:val="false"/>
-                <w:sz w:val="12"/>
-                <w:szCs w:val="12"/>
-                <w:color w:val="000000"/>
-              </w:rPr>
-            </w:pPr>
-            <w:r>
-              <w:rPr>
-                <w:rFonts w:ascii="Times New Roman" w:hAnsi="Times New Roman" w:eastAsia="Times New Roman" w:cs="Times New Roman"/>
-                <w:i w:val="false"/>
-                <w:b w:val="false"/>
-                <w:u w:val="none"/>
-                <w:strike w:val="false"/>
-                <w:sz w:val="12"/>
-                <w:szCs w:val="12"/>
-                <w:color w:val="000000"/>
-              </w:rPr>
-              <w:t xml:space="preserve">0.303</w:t>
+              <w:t xml:space="preserve">0.57 (0.23–1.42)</w:t>
+            </w:r>
+          </w:p>
+        </w:tc>
+        <w:tc>
+          <w:tcPr>
+            <w:tcBorders>
+              <w:bottom w:val="none" w:sz="0" w:space="0" w:color="000000"/>
+              <w:top w:val="none" w:sz="0" w:space="0" w:color="000000"/>
+              <w:left w:val="none" w:sz="0" w:space="0" w:color="000000"/>
+              <w:right w:val="none" w:sz="0" w:space="0" w:color="000000"/>
+            </w:tcBorders>
+            <w:shd w:val="clear" w:color="auto" w:fill="FFFFFF"/>
+            <w:tcMar>
+              <w:top w:w="0" w:type="dxa"/>
+              <w:bottom w:w="0" w:type="dxa"/>
+              <w:left w:w="0" w:type="dxa"/>
+              <w:right w:w="0" w:type="dxa"/>
+            </w:tcMar>
+            <w:vAlign w:val="center"/>
+          </w:tcPr>
+          <w:p>
+            <w:pPr>
+              <w:pStyle w:val="Normal"/>
+              <w:jc w:val="left"/>
+              <w:pBdr>
+                <w:bottom w:val="none" w:sz="0" w:space="0" w:color="000000"/>
+                <w:top w:val="none" w:sz="0" w:space="0" w:color="000000"/>
+                <w:left w:val="none" w:sz="0" w:space="0" w:color="000000"/>
+                <w:right w:val="none" w:sz="0" w:space="0" w:color="000000"/>
+              </w:pBdr>
+              <w:spacing w:after="100" w:before="100" w:line="240"/>
+              <w:ind w:left="100" w:right="100" w:firstLine="0" w:firstLineChars="0"/>
+              <w:rPr>
+                <w:rFonts w:ascii="Times New Roman" w:hAnsi="Times New Roman" w:eastAsia="Times New Roman" w:cs="Times New Roman"/>
+                <w:i w:val="false"/>
+                <w:b w:val="false"/>
+                <w:u w:val="none"/>
+                <w:strike w:val="false"/>
+                <w:sz w:val="12"/>
+                <w:szCs w:val="12"/>
+                <w:color w:val="000000"/>
+              </w:rPr>
+            </w:pPr>
+            <w:r>
+              <w:rPr>
+                <w:rFonts w:ascii="Times New Roman" w:hAnsi="Times New Roman" w:eastAsia="Times New Roman" w:cs="Times New Roman"/>
+                <w:i w:val="false"/>
+                <w:b w:val="false"/>
+                <w:u w:val="none"/>
+                <w:strike w:val="false"/>
+                <w:sz w:val="12"/>
+                <w:szCs w:val="12"/>
+                <w:color w:val="000000"/>
+              </w:rPr>
+              <w:t xml:space="preserve">0.229</w:t>
+            </w:r>
+          </w:p>
+        </w:tc>
+        <w:tc>
+          <w:tcPr>
+            <w:tcBorders>
+              <w:bottom w:val="none" w:sz="0" w:space="0" w:color="000000"/>
+              <w:top w:val="none" w:sz="0" w:space="0" w:color="000000"/>
+              <w:left w:val="none" w:sz="0" w:space="0" w:color="000000"/>
+              <w:right w:val="none" w:sz="0" w:space="0" w:color="000000"/>
+            </w:tcBorders>
+            <w:shd w:val="clear" w:color="auto" w:fill="FFFFFF"/>
+            <w:tcMar>
+              <w:top w:w="0" w:type="dxa"/>
+              <w:bottom w:w="0" w:type="dxa"/>
+              <w:left w:w="0" w:type="dxa"/>
+              <w:right w:w="0" w:type="dxa"/>
+            </w:tcMar>
+            <w:vAlign w:val="center"/>
+          </w:tcPr>
+          <w:p>
+            <w:pPr>
+              <w:pStyle w:val="Normal"/>
+              <w:jc w:val="left"/>
+              <w:pBdr>
+                <w:bottom w:val="none" w:sz="0" w:space="0" w:color="000000"/>
+                <w:top w:val="none" w:sz="0" w:space="0" w:color="000000"/>
+                <w:left w:val="none" w:sz="0" w:space="0" w:color="000000"/>
+                <w:right w:val="none" w:sz="0" w:space="0" w:color="000000"/>
+              </w:pBdr>
+              <w:spacing w:after="100" w:before="100" w:line="240"/>
+              <w:ind w:left="100" w:right="100" w:firstLine="0" w:firstLineChars="0"/>
+              <w:rPr>
+                <w:rFonts w:ascii="Times New Roman" w:hAnsi="Times New Roman" w:eastAsia="Times New Roman" w:cs="Times New Roman"/>
+                <w:i w:val="false"/>
+                <w:b w:val="false"/>
+                <w:u w:val="none"/>
+                <w:strike w:val="false"/>
+                <w:sz w:val="12"/>
+                <w:szCs w:val="12"/>
+                <w:color w:val="000000"/>
+              </w:rPr>
+            </w:pPr>
+            <w:r>
+              <w:rPr>
+                <w:rFonts w:ascii="Times New Roman" w:hAnsi="Times New Roman" w:eastAsia="Times New Roman" w:cs="Times New Roman"/>
+                <w:i w:val="false"/>
+                <w:b w:val="false"/>
+                <w:u w:val="none"/>
+                <w:strike w:val="false"/>
+                <w:sz w:val="12"/>
+                <w:szCs w:val="12"/>
+                <w:color w:val="000000"/>
+              </w:rPr>
+              <w:t xml:space="preserve">0.305</w:t>
             </w:r>
           </w:p>
         </w:tc>
@@ -6684,172 +6684,172 @@
                 <w:szCs w:val="12"/>
                 <w:color w:val="000000"/>
               </w:rPr>
-              <w:t xml:space="preserve">1.48 (0.80–2.76)</w:t>
-            </w:r>
-          </w:p>
-        </w:tc>
-        <w:tc>
-          <w:tcPr>
-            <w:tcBorders>
-              <w:bottom w:val="none" w:sz="0" w:space="0" w:color="000000"/>
-              <w:top w:val="none" w:sz="0" w:space="0" w:color="000000"/>
-              <w:left w:val="none" w:sz="0" w:space="0" w:color="000000"/>
-              <w:right w:val="none" w:sz="0" w:space="0" w:color="000000"/>
-            </w:tcBorders>
-            <w:shd w:val="clear" w:color="auto" w:fill="FFFFFF"/>
-            <w:tcMar>
-              <w:top w:w="0" w:type="dxa"/>
-              <w:bottom w:w="0" w:type="dxa"/>
-              <w:left w:w="0" w:type="dxa"/>
-              <w:right w:w="0" w:type="dxa"/>
-            </w:tcMar>
-            <w:vAlign w:val="center"/>
-          </w:tcPr>
-          <w:p>
-            <w:pPr>
-              <w:pStyle w:val="Normal"/>
-              <w:jc w:val="left"/>
-              <w:pBdr>
-                <w:bottom w:val="none" w:sz="0" w:space="0" w:color="000000"/>
-                <w:top w:val="none" w:sz="0" w:space="0" w:color="000000"/>
-                <w:left w:val="none" w:sz="0" w:space="0" w:color="000000"/>
-                <w:right w:val="none" w:sz="0" w:space="0" w:color="000000"/>
-              </w:pBdr>
-              <w:spacing w:after="100" w:before="100" w:line="240"/>
-              <w:ind w:left="100" w:right="100" w:firstLine="0" w:firstLineChars="0"/>
-              <w:rPr>
-                <w:rFonts w:ascii="Times New Roman" w:hAnsi="Times New Roman" w:eastAsia="Times New Roman" w:cs="Times New Roman"/>
-                <w:i w:val="false"/>
-                <w:b w:val="false"/>
-                <w:u w:val="none"/>
-                <w:strike w:val="false"/>
-                <w:sz w:val="12"/>
-                <w:szCs w:val="12"/>
-                <w:color w:val="000000"/>
-              </w:rPr>
-            </w:pPr>
-            <w:r>
-              <w:rPr>
-                <w:rFonts w:ascii="Times New Roman" w:hAnsi="Times New Roman" w:eastAsia="Times New Roman" w:cs="Times New Roman"/>
-                <w:i w:val="false"/>
-                <w:b w:val="false"/>
-                <w:u w:val="none"/>
-                <w:strike w:val="false"/>
-                <w:sz w:val="12"/>
-                <w:szCs w:val="12"/>
-                <w:color w:val="000000"/>
-              </w:rPr>
-              <w:t xml:space="preserve">0.214</w:t>
-            </w:r>
-          </w:p>
-        </w:tc>
-        <w:tc>
-          <w:tcPr>
-            <w:tcBorders>
-              <w:bottom w:val="none" w:sz="0" w:space="0" w:color="000000"/>
-              <w:top w:val="none" w:sz="0" w:space="0" w:color="000000"/>
-              <w:left w:val="none" w:sz="0" w:space="0" w:color="000000"/>
-              <w:right w:val="none" w:sz="0" w:space="0" w:color="000000"/>
-            </w:tcBorders>
-            <w:shd w:val="clear" w:color="auto" w:fill="FFFFFF"/>
-            <w:tcMar>
-              <w:top w:w="0" w:type="dxa"/>
-              <w:bottom w:w="0" w:type="dxa"/>
-              <w:left w:w="0" w:type="dxa"/>
-              <w:right w:w="0" w:type="dxa"/>
-            </w:tcMar>
-            <w:vAlign w:val="center"/>
-          </w:tcPr>
-          <w:p>
-            <w:pPr>
-              <w:pStyle w:val="Normal"/>
-              <w:jc w:val="left"/>
-              <w:pBdr>
-                <w:bottom w:val="none" w:sz="0" w:space="0" w:color="000000"/>
-                <w:top w:val="none" w:sz="0" w:space="0" w:color="000000"/>
-                <w:left w:val="none" w:sz="0" w:space="0" w:color="000000"/>
-                <w:right w:val="none" w:sz="0" w:space="0" w:color="000000"/>
-              </w:pBdr>
-              <w:spacing w:after="100" w:before="100" w:line="240"/>
-              <w:ind w:left="100" w:right="100" w:firstLine="0" w:firstLineChars="0"/>
-              <w:rPr>
-                <w:rFonts w:ascii="Times New Roman" w:hAnsi="Times New Roman" w:eastAsia="Times New Roman" w:cs="Times New Roman"/>
-                <w:i w:val="false"/>
-                <w:b w:val="false"/>
-                <w:u w:val="none"/>
-                <w:strike w:val="false"/>
-                <w:sz w:val="12"/>
-                <w:szCs w:val="12"/>
-                <w:color w:val="000000"/>
-              </w:rPr>
-            </w:pPr>
-            <w:r>
-              <w:rPr>
-                <w:rFonts w:ascii="Times New Roman" w:hAnsi="Times New Roman" w:eastAsia="Times New Roman" w:cs="Times New Roman"/>
-                <w:i w:val="false"/>
-                <w:b w:val="false"/>
-                <w:u w:val="none"/>
-                <w:strike w:val="false"/>
-                <w:sz w:val="12"/>
-                <w:szCs w:val="12"/>
-                <w:color w:val="000000"/>
-              </w:rPr>
-              <w:t xml:space="preserve">0.406</w:t>
-            </w:r>
-          </w:p>
-        </w:tc>
-        <w:tc>
-          <w:tcPr>
-            <w:tcBorders>
-              <w:bottom w:val="none" w:sz="0" w:space="0" w:color="000000"/>
-              <w:top w:val="none" w:sz="0" w:space="0" w:color="000000"/>
-              <w:left w:val="none" w:sz="0" w:space="0" w:color="000000"/>
-              <w:right w:val="none" w:sz="0" w:space="0" w:color="000000"/>
-            </w:tcBorders>
-            <w:shd w:val="clear" w:color="auto" w:fill="FFFFFF"/>
-            <w:tcMar>
-              <w:top w:w="0" w:type="dxa"/>
-              <w:bottom w:w="0" w:type="dxa"/>
-              <w:left w:w="0" w:type="dxa"/>
-              <w:right w:w="0" w:type="dxa"/>
-            </w:tcMar>
-            <w:vAlign w:val="center"/>
-          </w:tcPr>
-          <w:p>
-            <w:pPr>
-              <w:pStyle w:val="Normal"/>
-              <w:jc w:val="left"/>
-              <w:pBdr>
-                <w:bottom w:val="none" w:sz="0" w:space="0" w:color="000000"/>
-                <w:top w:val="none" w:sz="0" w:space="0" w:color="000000"/>
-                <w:left w:val="none" w:sz="0" w:space="0" w:color="000000"/>
-                <w:right w:val="none" w:sz="0" w:space="0" w:color="000000"/>
-              </w:pBdr>
-              <w:spacing w:after="100" w:before="100" w:line="240"/>
-              <w:ind w:left="100" w:right="100" w:firstLine="0" w:firstLineChars="0"/>
-              <w:rPr>
-                <w:rFonts w:ascii="Times New Roman" w:hAnsi="Times New Roman" w:eastAsia="Times New Roman" w:cs="Times New Roman"/>
-                <w:i w:val="false"/>
-                <w:b w:val="false"/>
-                <w:u w:val="none"/>
-                <w:strike w:val="false"/>
-                <w:sz w:val="12"/>
-                <w:szCs w:val="12"/>
-                <w:color w:val="000000"/>
-              </w:rPr>
-            </w:pPr>
-            <w:r>
-              <w:rPr>
-                <w:rFonts w:ascii="Times New Roman" w:hAnsi="Times New Roman" w:eastAsia="Times New Roman" w:cs="Times New Roman"/>
-                <w:i w:val="false"/>
-                <w:b w:val="false"/>
-                <w:u w:val="none"/>
-                <w:strike w:val="false"/>
-                <w:sz w:val="12"/>
-                <w:szCs w:val="12"/>
-                <w:color w:val="000000"/>
-              </w:rPr>
-              <w:t xml:space="preserve">3.2</w:t>
+              <w:t xml:space="preserve">1.76 (0.92–3.40)</w:t>
+            </w:r>
+          </w:p>
+        </w:tc>
+        <w:tc>
+          <w:tcPr>
+            <w:tcBorders>
+              <w:bottom w:val="none" w:sz="0" w:space="0" w:color="000000"/>
+              <w:top w:val="none" w:sz="0" w:space="0" w:color="000000"/>
+              <w:left w:val="none" w:sz="0" w:space="0" w:color="000000"/>
+              <w:right w:val="none" w:sz="0" w:space="0" w:color="000000"/>
+            </w:tcBorders>
+            <w:shd w:val="clear" w:color="auto" w:fill="FFFFFF"/>
+            <w:tcMar>
+              <w:top w:w="0" w:type="dxa"/>
+              <w:bottom w:w="0" w:type="dxa"/>
+              <w:left w:w="0" w:type="dxa"/>
+              <w:right w:w="0" w:type="dxa"/>
+            </w:tcMar>
+            <w:vAlign w:val="center"/>
+          </w:tcPr>
+          <w:p>
+            <w:pPr>
+              <w:pStyle w:val="Normal"/>
+              <w:jc w:val="left"/>
+              <w:pBdr>
+                <w:bottom w:val="none" w:sz="0" w:space="0" w:color="000000"/>
+                <w:top w:val="none" w:sz="0" w:space="0" w:color="000000"/>
+                <w:left w:val="none" w:sz="0" w:space="0" w:color="000000"/>
+                <w:right w:val="none" w:sz="0" w:space="0" w:color="000000"/>
+              </w:pBdr>
+              <w:spacing w:after="100" w:before="100" w:line="240"/>
+              <w:ind w:left="100" w:right="100" w:firstLine="0" w:firstLineChars="0"/>
+              <w:rPr>
+                <w:rFonts w:ascii="Times New Roman" w:hAnsi="Times New Roman" w:eastAsia="Times New Roman" w:cs="Times New Roman"/>
+                <w:i w:val="false"/>
+                <w:b w:val="false"/>
+                <w:u w:val="none"/>
+                <w:strike w:val="false"/>
+                <w:sz w:val="12"/>
+                <w:szCs w:val="12"/>
+                <w:color w:val="000000"/>
+              </w:rPr>
+            </w:pPr>
+            <w:r>
+              <w:rPr>
+                <w:rFonts w:ascii="Times New Roman" w:hAnsi="Times New Roman" w:eastAsia="Times New Roman" w:cs="Times New Roman"/>
+                <w:i w:val="false"/>
+                <w:b w:val="false"/>
+                <w:u w:val="none"/>
+                <w:strike w:val="false"/>
+                <w:sz w:val="12"/>
+                <w:szCs w:val="12"/>
+                <w:color w:val="000000"/>
+              </w:rPr>
+              <w:t xml:space="preserve">0.090</w:t>
+            </w:r>
+          </w:p>
+        </w:tc>
+        <w:tc>
+          <w:tcPr>
+            <w:tcBorders>
+              <w:bottom w:val="none" w:sz="0" w:space="0" w:color="000000"/>
+              <w:top w:val="none" w:sz="0" w:space="0" w:color="000000"/>
+              <w:left w:val="none" w:sz="0" w:space="0" w:color="000000"/>
+              <w:right w:val="none" w:sz="0" w:space="0" w:color="000000"/>
+            </w:tcBorders>
+            <w:shd w:val="clear" w:color="auto" w:fill="FFFFFF"/>
+            <w:tcMar>
+              <w:top w:w="0" w:type="dxa"/>
+              <w:bottom w:w="0" w:type="dxa"/>
+              <w:left w:w="0" w:type="dxa"/>
+              <w:right w:w="0" w:type="dxa"/>
+            </w:tcMar>
+            <w:vAlign w:val="center"/>
+          </w:tcPr>
+          <w:p>
+            <w:pPr>
+              <w:pStyle w:val="Normal"/>
+              <w:jc w:val="left"/>
+              <w:pBdr>
+                <w:bottom w:val="none" w:sz="0" w:space="0" w:color="000000"/>
+                <w:top w:val="none" w:sz="0" w:space="0" w:color="000000"/>
+                <w:left w:val="none" w:sz="0" w:space="0" w:color="000000"/>
+                <w:right w:val="none" w:sz="0" w:space="0" w:color="000000"/>
+              </w:pBdr>
+              <w:spacing w:after="100" w:before="100" w:line="240"/>
+              <w:ind w:left="100" w:right="100" w:firstLine="0" w:firstLineChars="0"/>
+              <w:rPr>
+                <w:rFonts w:ascii="Times New Roman" w:hAnsi="Times New Roman" w:eastAsia="Times New Roman" w:cs="Times New Roman"/>
+                <w:i w:val="false"/>
+                <w:b w:val="false"/>
+                <w:u w:val="none"/>
+                <w:strike w:val="false"/>
+                <w:sz w:val="12"/>
+                <w:szCs w:val="12"/>
+                <w:color w:val="000000"/>
+              </w:rPr>
+            </w:pPr>
+            <w:r>
+              <w:rPr>
+                <w:rFonts w:ascii="Times New Roman" w:hAnsi="Times New Roman" w:eastAsia="Times New Roman" w:cs="Times New Roman"/>
+                <w:i w:val="false"/>
+                <w:b w:val="false"/>
+                <w:u w:val="none"/>
+                <w:strike w:val="false"/>
+                <w:sz w:val="12"/>
+                <w:szCs w:val="12"/>
+                <w:color w:val="000000"/>
+              </w:rPr>
+              <w:t xml:space="preserve">0.379</w:t>
+            </w:r>
+          </w:p>
+        </w:tc>
+        <w:tc>
+          <w:tcPr>
+            <w:tcBorders>
+              <w:bottom w:val="none" w:sz="0" w:space="0" w:color="000000"/>
+              <w:top w:val="none" w:sz="0" w:space="0" w:color="000000"/>
+              <w:left w:val="none" w:sz="0" w:space="0" w:color="000000"/>
+              <w:right w:val="none" w:sz="0" w:space="0" w:color="000000"/>
+            </w:tcBorders>
+            <w:shd w:val="clear" w:color="auto" w:fill="FFFFFF"/>
+            <w:tcMar>
+              <w:top w:w="0" w:type="dxa"/>
+              <w:bottom w:w="0" w:type="dxa"/>
+              <w:left w:w="0" w:type="dxa"/>
+              <w:right w:w="0" w:type="dxa"/>
+            </w:tcMar>
+            <w:vAlign w:val="center"/>
+          </w:tcPr>
+          <w:p>
+            <w:pPr>
+              <w:pStyle w:val="Normal"/>
+              <w:jc w:val="left"/>
+              <w:pBdr>
+                <w:bottom w:val="none" w:sz="0" w:space="0" w:color="000000"/>
+                <w:top w:val="none" w:sz="0" w:space="0" w:color="000000"/>
+                <w:left w:val="none" w:sz="0" w:space="0" w:color="000000"/>
+                <w:right w:val="none" w:sz="0" w:space="0" w:color="000000"/>
+              </w:pBdr>
+              <w:spacing w:after="100" w:before="100" w:line="240"/>
+              <w:ind w:left="100" w:right="100" w:firstLine="0" w:firstLineChars="0"/>
+              <w:rPr>
+                <w:rFonts w:ascii="Times New Roman" w:hAnsi="Times New Roman" w:eastAsia="Times New Roman" w:cs="Times New Roman"/>
+                <w:i w:val="false"/>
+                <w:b w:val="false"/>
+                <w:u w:val="none"/>
+                <w:strike w:val="false"/>
+                <w:sz w:val="12"/>
+                <w:szCs w:val="12"/>
+                <w:color w:val="000000"/>
+              </w:rPr>
+            </w:pPr>
+            <w:r>
+              <w:rPr>
+                <w:rFonts w:ascii="Times New Roman" w:hAnsi="Times New Roman" w:eastAsia="Times New Roman" w:cs="Times New Roman"/>
+                <w:i w:val="false"/>
+                <w:b w:val="false"/>
+                <w:u w:val="none"/>
+                <w:strike w:val="false"/>
+                <w:sz w:val="12"/>
+                <w:szCs w:val="12"/>
+                <w:color w:val="000000"/>
+              </w:rPr>
+              <w:t xml:space="preserve">2.6</w:t>
             </w:r>
           </w:p>
         </w:tc>
@@ -6959,337 +6959,337 @@
                 <w:szCs w:val="12"/>
                 <w:color w:val="000000"/>
               </w:rPr>
-              <w:t xml:space="preserve">1.40 (0.72–2.70)</w:t>
-            </w:r>
-          </w:p>
-        </w:tc>
-        <w:tc>
-          <w:tcPr>
-            <w:tcBorders>
-              <w:bottom w:val="none" w:sz="0" w:space="0" w:color="000000"/>
-              <w:top w:val="none" w:sz="0" w:space="0" w:color="000000"/>
-              <w:left w:val="none" w:sz="0" w:space="0" w:color="000000"/>
-              <w:right w:val="none" w:sz="0" w:space="0" w:color="000000"/>
-            </w:tcBorders>
-            <w:shd w:val="clear" w:color="auto" w:fill="FFFFFF"/>
-            <w:tcMar>
-              <w:top w:w="0" w:type="dxa"/>
-              <w:bottom w:w="0" w:type="dxa"/>
-              <w:left w:w="0" w:type="dxa"/>
-              <w:right w:w="0" w:type="dxa"/>
-            </w:tcMar>
-            <w:vAlign w:val="center"/>
-          </w:tcPr>
-          <w:p>
-            <w:pPr>
-              <w:pStyle w:val="Normal"/>
-              <w:jc w:val="left"/>
-              <w:pBdr>
-                <w:bottom w:val="none" w:sz="0" w:space="0" w:color="000000"/>
-                <w:top w:val="none" w:sz="0" w:space="0" w:color="000000"/>
-                <w:left w:val="none" w:sz="0" w:space="0" w:color="000000"/>
-                <w:right w:val="none" w:sz="0" w:space="0" w:color="000000"/>
-              </w:pBdr>
-              <w:spacing w:after="100" w:before="100" w:line="240"/>
-              <w:ind w:left="100" w:right="100" w:firstLine="0" w:firstLineChars="0"/>
-              <w:rPr>
-                <w:rFonts w:ascii="Times New Roman" w:hAnsi="Times New Roman" w:eastAsia="Times New Roman" w:cs="Times New Roman"/>
-                <w:i w:val="false"/>
-                <w:b w:val="false"/>
-                <w:u w:val="none"/>
-                <w:strike w:val="false"/>
-                <w:sz w:val="12"/>
-                <w:szCs w:val="12"/>
-                <w:color w:val="000000"/>
-              </w:rPr>
-            </w:pPr>
-            <w:r>
-              <w:rPr>
-                <w:rFonts w:ascii="Times New Roman" w:hAnsi="Times New Roman" w:eastAsia="Times New Roman" w:cs="Times New Roman"/>
-                <w:i w:val="false"/>
-                <w:b w:val="false"/>
-                <w:u w:val="none"/>
-                <w:strike w:val="false"/>
-                <w:sz w:val="12"/>
-                <w:szCs w:val="12"/>
-                <w:color w:val="000000"/>
-              </w:rPr>
-              <w:t xml:space="preserve">0.321</w:t>
-            </w:r>
-          </w:p>
-        </w:tc>
-        <w:tc>
-          <w:tcPr>
-            <w:tcBorders>
-              <w:bottom w:val="none" w:sz="0" w:space="0" w:color="000000"/>
-              <w:top w:val="none" w:sz="0" w:space="0" w:color="000000"/>
-              <w:left w:val="none" w:sz="0" w:space="0" w:color="000000"/>
-              <w:right w:val="none" w:sz="0" w:space="0" w:color="000000"/>
-            </w:tcBorders>
-            <w:shd w:val="clear" w:color="auto" w:fill="FFFFFF"/>
-            <w:tcMar>
-              <w:top w:w="0" w:type="dxa"/>
-              <w:bottom w:w="0" w:type="dxa"/>
-              <w:left w:w="0" w:type="dxa"/>
-              <w:right w:w="0" w:type="dxa"/>
-            </w:tcMar>
-            <w:vAlign w:val="center"/>
-          </w:tcPr>
-          <w:p>
-            <w:pPr>
-              <w:pStyle w:val="Normal"/>
-              <w:jc w:val="left"/>
-              <w:pBdr>
-                <w:bottom w:val="none" w:sz="0" w:space="0" w:color="000000"/>
-                <w:top w:val="none" w:sz="0" w:space="0" w:color="000000"/>
-                <w:left w:val="none" w:sz="0" w:space="0" w:color="000000"/>
-                <w:right w:val="none" w:sz="0" w:space="0" w:color="000000"/>
-              </w:pBdr>
-              <w:spacing w:after="100" w:before="100" w:line="240"/>
-              <w:ind w:left="100" w:right="100" w:firstLine="0" w:firstLineChars="0"/>
-              <w:rPr>
-                <w:rFonts w:ascii="Times New Roman" w:hAnsi="Times New Roman" w:eastAsia="Times New Roman" w:cs="Times New Roman"/>
-                <w:i w:val="false"/>
-                <w:b w:val="false"/>
-                <w:u w:val="none"/>
-                <w:strike w:val="false"/>
-                <w:sz w:val="12"/>
-                <w:szCs w:val="12"/>
-                <w:color w:val="000000"/>
-              </w:rPr>
-            </w:pPr>
-            <w:r>
-              <w:rPr>
-                <w:rFonts w:ascii="Times New Roman" w:hAnsi="Times New Roman" w:eastAsia="Times New Roman" w:cs="Times New Roman"/>
-                <w:i w:val="false"/>
-                <w:b w:val="false"/>
-                <w:u w:val="none"/>
-                <w:strike w:val="false"/>
-                <w:sz w:val="12"/>
-                <w:szCs w:val="12"/>
-                <w:color w:val="000000"/>
-              </w:rPr>
-              <w:t xml:space="preserve">0.520</w:t>
-            </w:r>
-          </w:p>
-        </w:tc>
-        <w:tc>
-          <w:tcPr>
-            <w:tcBorders>
-              <w:bottom w:val="none" w:sz="0" w:space="0" w:color="000000"/>
-              <w:top w:val="none" w:sz="0" w:space="0" w:color="000000"/>
-              <w:left w:val="none" w:sz="0" w:space="0" w:color="000000"/>
-              <w:right w:val="none" w:sz="0" w:space="0" w:color="000000"/>
-            </w:tcBorders>
-            <w:shd w:val="clear" w:color="auto" w:fill="FFFFFF"/>
-            <w:tcMar>
-              <w:top w:w="0" w:type="dxa"/>
-              <w:bottom w:w="0" w:type="dxa"/>
-              <w:left w:w="0" w:type="dxa"/>
-              <w:right w:w="0" w:type="dxa"/>
-            </w:tcMar>
-            <w:vAlign w:val="center"/>
-          </w:tcPr>
-          <w:p>
-            <w:pPr>
-              <w:pStyle w:val="Normal"/>
-              <w:jc w:val="left"/>
-              <w:pBdr>
-                <w:bottom w:val="none" w:sz="0" w:space="0" w:color="000000"/>
-                <w:top w:val="none" w:sz="0" w:space="0" w:color="000000"/>
-                <w:left w:val="none" w:sz="0" w:space="0" w:color="000000"/>
-                <w:right w:val="none" w:sz="0" w:space="0" w:color="000000"/>
-              </w:pBdr>
-              <w:spacing w:after="100" w:before="100" w:line="240"/>
-              <w:ind w:left="100" w:right="100" w:firstLine="0" w:firstLineChars="0"/>
-              <w:rPr>
-                <w:rFonts w:ascii="Times New Roman" w:hAnsi="Times New Roman" w:eastAsia="Times New Roman" w:cs="Times New Roman"/>
-                <w:i w:val="false"/>
-                <w:b w:val="false"/>
-                <w:u w:val="none"/>
-                <w:strike w:val="false"/>
-                <w:sz w:val="12"/>
-                <w:szCs w:val="12"/>
-                <w:color w:val="000000"/>
-              </w:rPr>
-            </w:pPr>
-            <w:r>
-              <w:rPr>
-                <w:rFonts w:ascii="Times New Roman" w:hAnsi="Times New Roman" w:eastAsia="Times New Roman" w:cs="Times New Roman"/>
-                <w:i w:val="false"/>
-                <w:b w:val="false"/>
-                <w:u w:val="none"/>
-                <w:strike w:val="false"/>
-                <w:sz w:val="12"/>
-                <w:szCs w:val="12"/>
-                <w:color w:val="000000"/>
-              </w:rPr>
-              <w:t xml:space="preserve">1.39 (0.69–2.80)</w:t>
-            </w:r>
-          </w:p>
-        </w:tc>
-        <w:tc>
-          <w:tcPr>
-            <w:tcBorders>
-              <w:bottom w:val="none" w:sz="0" w:space="0" w:color="000000"/>
-              <w:top w:val="none" w:sz="0" w:space="0" w:color="000000"/>
-              <w:left w:val="none" w:sz="0" w:space="0" w:color="000000"/>
-              <w:right w:val="none" w:sz="0" w:space="0" w:color="000000"/>
-            </w:tcBorders>
-            <w:shd w:val="clear" w:color="auto" w:fill="FFFFFF"/>
-            <w:tcMar>
-              <w:top w:w="0" w:type="dxa"/>
-              <w:bottom w:w="0" w:type="dxa"/>
-              <w:left w:w="0" w:type="dxa"/>
-              <w:right w:w="0" w:type="dxa"/>
-            </w:tcMar>
-            <w:vAlign w:val="center"/>
-          </w:tcPr>
-          <w:p>
-            <w:pPr>
-              <w:pStyle w:val="Normal"/>
-              <w:jc w:val="left"/>
-              <w:pBdr>
-                <w:bottom w:val="none" w:sz="0" w:space="0" w:color="000000"/>
-                <w:top w:val="none" w:sz="0" w:space="0" w:color="000000"/>
-                <w:left w:val="none" w:sz="0" w:space="0" w:color="000000"/>
-                <w:right w:val="none" w:sz="0" w:space="0" w:color="000000"/>
-              </w:pBdr>
-              <w:spacing w:after="100" w:before="100" w:line="240"/>
-              <w:ind w:left="100" w:right="100" w:firstLine="0" w:firstLineChars="0"/>
-              <w:rPr>
-                <w:rFonts w:ascii="Times New Roman" w:hAnsi="Times New Roman" w:eastAsia="Times New Roman" w:cs="Times New Roman"/>
-                <w:i w:val="false"/>
-                <w:b w:val="false"/>
-                <w:u w:val="none"/>
-                <w:strike w:val="false"/>
-                <w:sz w:val="12"/>
-                <w:szCs w:val="12"/>
-                <w:color w:val="000000"/>
-              </w:rPr>
-            </w:pPr>
-            <w:r>
-              <w:rPr>
-                <w:rFonts w:ascii="Times New Roman" w:hAnsi="Times New Roman" w:eastAsia="Times New Roman" w:cs="Times New Roman"/>
-                <w:i w:val="false"/>
-                <w:b w:val="false"/>
-                <w:u w:val="none"/>
-                <w:strike w:val="false"/>
-                <w:sz w:val="12"/>
-                <w:szCs w:val="12"/>
-                <w:color w:val="000000"/>
-              </w:rPr>
-              <w:t xml:space="preserve">0.364</w:t>
-            </w:r>
-          </w:p>
-        </w:tc>
-        <w:tc>
-          <w:tcPr>
-            <w:tcBorders>
-              <w:bottom w:val="none" w:sz="0" w:space="0" w:color="000000"/>
-              <w:top w:val="none" w:sz="0" w:space="0" w:color="000000"/>
-              <w:left w:val="none" w:sz="0" w:space="0" w:color="000000"/>
-              <w:right w:val="none" w:sz="0" w:space="0" w:color="000000"/>
-            </w:tcBorders>
-            <w:shd w:val="clear" w:color="auto" w:fill="FFFFFF"/>
-            <w:tcMar>
-              <w:top w:w="0" w:type="dxa"/>
-              <w:bottom w:w="0" w:type="dxa"/>
-              <w:left w:w="0" w:type="dxa"/>
-              <w:right w:w="0" w:type="dxa"/>
-            </w:tcMar>
-            <w:vAlign w:val="center"/>
-          </w:tcPr>
-          <w:p>
-            <w:pPr>
-              <w:pStyle w:val="Normal"/>
-              <w:jc w:val="left"/>
-              <w:pBdr>
-                <w:bottom w:val="none" w:sz="0" w:space="0" w:color="000000"/>
-                <w:top w:val="none" w:sz="0" w:space="0" w:color="000000"/>
-                <w:left w:val="none" w:sz="0" w:space="0" w:color="000000"/>
-                <w:right w:val="none" w:sz="0" w:space="0" w:color="000000"/>
-              </w:pBdr>
-              <w:spacing w:after="100" w:before="100" w:line="240"/>
-              <w:ind w:left="100" w:right="100" w:firstLine="0" w:firstLineChars="0"/>
-              <w:rPr>
-                <w:rFonts w:ascii="Times New Roman" w:hAnsi="Times New Roman" w:eastAsia="Times New Roman" w:cs="Times New Roman"/>
-                <w:i w:val="false"/>
-                <w:b w:val="false"/>
-                <w:u w:val="none"/>
-                <w:strike w:val="false"/>
-                <w:sz w:val="12"/>
-                <w:szCs w:val="12"/>
-                <w:color w:val="000000"/>
-              </w:rPr>
-            </w:pPr>
-            <w:r>
-              <w:rPr>
-                <w:rFonts w:ascii="Times New Roman" w:hAnsi="Times New Roman" w:eastAsia="Times New Roman" w:cs="Times New Roman"/>
-                <w:i w:val="false"/>
-                <w:b w:val="false"/>
-                <w:u w:val="none"/>
-                <w:strike w:val="false"/>
-                <w:sz w:val="12"/>
-                <w:szCs w:val="12"/>
-                <w:color w:val="000000"/>
-              </w:rPr>
-              <w:t xml:space="preserve">2.02 (0.43–9.36)</w:t>
-            </w:r>
-          </w:p>
-        </w:tc>
-        <w:tc>
-          <w:tcPr>
-            <w:tcBorders>
-              <w:bottom w:val="none" w:sz="0" w:space="0" w:color="000000"/>
-              <w:top w:val="none" w:sz="0" w:space="0" w:color="000000"/>
-              <w:left w:val="none" w:sz="0" w:space="0" w:color="000000"/>
-              <w:right w:val="none" w:sz="0" w:space="0" w:color="000000"/>
-            </w:tcBorders>
-            <w:shd w:val="clear" w:color="auto" w:fill="FFFFFF"/>
-            <w:tcMar>
-              <w:top w:w="0" w:type="dxa"/>
-              <w:bottom w:w="0" w:type="dxa"/>
-              <w:left w:w="0" w:type="dxa"/>
-              <w:right w:w="0" w:type="dxa"/>
-            </w:tcMar>
-            <w:vAlign w:val="center"/>
-          </w:tcPr>
-          <w:p>
-            <w:pPr>
-              <w:pStyle w:val="Normal"/>
-              <w:jc w:val="left"/>
-              <w:pBdr>
-                <w:bottom w:val="none" w:sz="0" w:space="0" w:color="000000"/>
-                <w:top w:val="none" w:sz="0" w:space="0" w:color="000000"/>
-                <w:left w:val="none" w:sz="0" w:space="0" w:color="000000"/>
-                <w:right w:val="none" w:sz="0" w:space="0" w:color="000000"/>
-              </w:pBdr>
-              <w:spacing w:after="100" w:before="100" w:line="240"/>
-              <w:ind w:left="100" w:right="100" w:firstLine="0" w:firstLineChars="0"/>
-              <w:rPr>
-                <w:rFonts w:ascii="Times New Roman" w:hAnsi="Times New Roman" w:eastAsia="Times New Roman" w:cs="Times New Roman"/>
-                <w:i w:val="false"/>
-                <w:b w:val="false"/>
-                <w:u w:val="none"/>
-                <w:strike w:val="false"/>
-                <w:sz w:val="12"/>
-                <w:szCs w:val="12"/>
-                <w:color w:val="000000"/>
-              </w:rPr>
-            </w:pPr>
-            <w:r>
-              <w:rPr>
-                <w:rFonts w:ascii="Times New Roman" w:hAnsi="Times New Roman" w:eastAsia="Times New Roman" w:cs="Times New Roman"/>
-                <w:i w:val="false"/>
-                <w:b w:val="false"/>
-                <w:u w:val="none"/>
-                <w:strike w:val="false"/>
-                <w:sz w:val="12"/>
-                <w:szCs w:val="12"/>
-                <w:color w:val="000000"/>
-              </w:rPr>
-              <w:t xml:space="preserve">0.371</w:t>
+              <w:t xml:space="preserve">1.60 (0.82–3.11)</w:t>
+            </w:r>
+          </w:p>
+        </w:tc>
+        <w:tc>
+          <w:tcPr>
+            <w:tcBorders>
+              <w:bottom w:val="none" w:sz="0" w:space="0" w:color="000000"/>
+              <w:top w:val="none" w:sz="0" w:space="0" w:color="000000"/>
+              <w:left w:val="none" w:sz="0" w:space="0" w:color="000000"/>
+              <w:right w:val="none" w:sz="0" w:space="0" w:color="000000"/>
+            </w:tcBorders>
+            <w:shd w:val="clear" w:color="auto" w:fill="FFFFFF"/>
+            <w:tcMar>
+              <w:top w:w="0" w:type="dxa"/>
+              <w:bottom w:w="0" w:type="dxa"/>
+              <w:left w:w="0" w:type="dxa"/>
+              <w:right w:w="0" w:type="dxa"/>
+            </w:tcMar>
+            <w:vAlign w:val="center"/>
+          </w:tcPr>
+          <w:p>
+            <w:pPr>
+              <w:pStyle w:val="Normal"/>
+              <w:jc w:val="left"/>
+              <w:pBdr>
+                <w:bottom w:val="none" w:sz="0" w:space="0" w:color="000000"/>
+                <w:top w:val="none" w:sz="0" w:space="0" w:color="000000"/>
+                <w:left w:val="none" w:sz="0" w:space="0" w:color="000000"/>
+                <w:right w:val="none" w:sz="0" w:space="0" w:color="000000"/>
+              </w:pBdr>
+              <w:spacing w:after="100" w:before="100" w:line="240"/>
+              <w:ind w:left="100" w:right="100" w:firstLine="0" w:firstLineChars="0"/>
+              <w:rPr>
+                <w:rFonts w:ascii="Times New Roman" w:hAnsi="Times New Roman" w:eastAsia="Times New Roman" w:cs="Times New Roman"/>
+                <w:i w:val="false"/>
+                <w:b w:val="false"/>
+                <w:u w:val="none"/>
+                <w:strike w:val="false"/>
+                <w:sz w:val="12"/>
+                <w:szCs w:val="12"/>
+                <w:color w:val="000000"/>
+              </w:rPr>
+            </w:pPr>
+            <w:r>
+              <w:rPr>
+                <w:rFonts w:ascii="Times New Roman" w:hAnsi="Times New Roman" w:eastAsia="Times New Roman" w:cs="Times New Roman"/>
+                <w:i w:val="false"/>
+                <w:b w:val="false"/>
+                <w:u w:val="none"/>
+                <w:strike w:val="false"/>
+                <w:sz w:val="12"/>
+                <w:szCs w:val="12"/>
+                <w:color w:val="000000"/>
+              </w:rPr>
+              <w:t xml:space="preserve">0.164</w:t>
+            </w:r>
+          </w:p>
+        </w:tc>
+        <w:tc>
+          <w:tcPr>
+            <w:tcBorders>
+              <w:bottom w:val="none" w:sz="0" w:space="0" w:color="000000"/>
+              <w:top w:val="none" w:sz="0" w:space="0" w:color="000000"/>
+              <w:left w:val="none" w:sz="0" w:space="0" w:color="000000"/>
+              <w:right w:val="none" w:sz="0" w:space="0" w:color="000000"/>
+            </w:tcBorders>
+            <w:shd w:val="clear" w:color="auto" w:fill="FFFFFF"/>
+            <w:tcMar>
+              <w:top w:w="0" w:type="dxa"/>
+              <w:bottom w:w="0" w:type="dxa"/>
+              <w:left w:w="0" w:type="dxa"/>
+              <w:right w:w="0" w:type="dxa"/>
+            </w:tcMar>
+            <w:vAlign w:val="center"/>
+          </w:tcPr>
+          <w:p>
+            <w:pPr>
+              <w:pStyle w:val="Normal"/>
+              <w:jc w:val="left"/>
+              <w:pBdr>
+                <w:bottom w:val="none" w:sz="0" w:space="0" w:color="000000"/>
+                <w:top w:val="none" w:sz="0" w:space="0" w:color="000000"/>
+                <w:left w:val="none" w:sz="0" w:space="0" w:color="000000"/>
+                <w:right w:val="none" w:sz="0" w:space="0" w:color="000000"/>
+              </w:pBdr>
+              <w:spacing w:after="100" w:before="100" w:line="240"/>
+              <w:ind w:left="100" w:right="100" w:firstLine="0" w:firstLineChars="0"/>
+              <w:rPr>
+                <w:rFonts w:ascii="Times New Roman" w:hAnsi="Times New Roman" w:eastAsia="Times New Roman" w:cs="Times New Roman"/>
+                <w:i w:val="false"/>
+                <w:b w:val="false"/>
+                <w:u w:val="none"/>
+                <w:strike w:val="false"/>
+                <w:sz w:val="12"/>
+                <w:szCs w:val="12"/>
+                <w:color w:val="000000"/>
+              </w:rPr>
+            </w:pPr>
+            <w:r>
+              <w:rPr>
+                <w:rFonts w:ascii="Times New Roman" w:hAnsi="Times New Roman" w:eastAsia="Times New Roman" w:cs="Times New Roman"/>
+                <w:i w:val="false"/>
+                <w:b w:val="false"/>
+                <w:u w:val="none"/>
+                <w:strike w:val="false"/>
+                <w:sz w:val="12"/>
+                <w:szCs w:val="12"/>
+                <w:color w:val="000000"/>
+              </w:rPr>
+              <w:t xml:space="preserve">0.432</w:t>
+            </w:r>
+          </w:p>
+        </w:tc>
+        <w:tc>
+          <w:tcPr>
+            <w:tcBorders>
+              <w:bottom w:val="none" w:sz="0" w:space="0" w:color="000000"/>
+              <w:top w:val="none" w:sz="0" w:space="0" w:color="000000"/>
+              <w:left w:val="none" w:sz="0" w:space="0" w:color="000000"/>
+              <w:right w:val="none" w:sz="0" w:space="0" w:color="000000"/>
+            </w:tcBorders>
+            <w:shd w:val="clear" w:color="auto" w:fill="FFFFFF"/>
+            <w:tcMar>
+              <w:top w:w="0" w:type="dxa"/>
+              <w:bottom w:w="0" w:type="dxa"/>
+              <w:left w:w="0" w:type="dxa"/>
+              <w:right w:w="0" w:type="dxa"/>
+            </w:tcMar>
+            <w:vAlign w:val="center"/>
+          </w:tcPr>
+          <w:p>
+            <w:pPr>
+              <w:pStyle w:val="Normal"/>
+              <w:jc w:val="left"/>
+              <w:pBdr>
+                <w:bottom w:val="none" w:sz="0" w:space="0" w:color="000000"/>
+                <w:top w:val="none" w:sz="0" w:space="0" w:color="000000"/>
+                <w:left w:val="none" w:sz="0" w:space="0" w:color="000000"/>
+                <w:right w:val="none" w:sz="0" w:space="0" w:color="000000"/>
+              </w:pBdr>
+              <w:spacing w:after="100" w:before="100" w:line="240"/>
+              <w:ind w:left="100" w:right="100" w:firstLine="0" w:firstLineChars="0"/>
+              <w:rPr>
+                <w:rFonts w:ascii="Times New Roman" w:hAnsi="Times New Roman" w:eastAsia="Times New Roman" w:cs="Times New Roman"/>
+                <w:i w:val="false"/>
+                <w:b w:val="false"/>
+                <w:u w:val="none"/>
+                <w:strike w:val="false"/>
+                <w:sz w:val="12"/>
+                <w:szCs w:val="12"/>
+                <w:color w:val="000000"/>
+              </w:rPr>
+            </w:pPr>
+            <w:r>
+              <w:rPr>
+                <w:rFonts w:ascii="Times New Roman" w:hAnsi="Times New Roman" w:eastAsia="Times New Roman" w:cs="Times New Roman"/>
+                <w:i w:val="false"/>
+                <w:b w:val="false"/>
+                <w:u w:val="none"/>
+                <w:strike w:val="false"/>
+                <w:sz w:val="12"/>
+                <w:szCs w:val="12"/>
+                <w:color w:val="000000"/>
+              </w:rPr>
+              <w:t xml:space="preserve">1.58 (0.76–3.30)</w:t>
+            </w:r>
+          </w:p>
+        </w:tc>
+        <w:tc>
+          <w:tcPr>
+            <w:tcBorders>
+              <w:bottom w:val="none" w:sz="0" w:space="0" w:color="000000"/>
+              <w:top w:val="none" w:sz="0" w:space="0" w:color="000000"/>
+              <w:left w:val="none" w:sz="0" w:space="0" w:color="000000"/>
+              <w:right w:val="none" w:sz="0" w:space="0" w:color="000000"/>
+            </w:tcBorders>
+            <w:shd w:val="clear" w:color="auto" w:fill="FFFFFF"/>
+            <w:tcMar>
+              <w:top w:w="0" w:type="dxa"/>
+              <w:bottom w:w="0" w:type="dxa"/>
+              <w:left w:w="0" w:type="dxa"/>
+              <w:right w:w="0" w:type="dxa"/>
+            </w:tcMar>
+            <w:vAlign w:val="center"/>
+          </w:tcPr>
+          <w:p>
+            <w:pPr>
+              <w:pStyle w:val="Normal"/>
+              <w:jc w:val="left"/>
+              <w:pBdr>
+                <w:bottom w:val="none" w:sz="0" w:space="0" w:color="000000"/>
+                <w:top w:val="none" w:sz="0" w:space="0" w:color="000000"/>
+                <w:left w:val="none" w:sz="0" w:space="0" w:color="000000"/>
+                <w:right w:val="none" w:sz="0" w:space="0" w:color="000000"/>
+              </w:pBdr>
+              <w:spacing w:after="100" w:before="100" w:line="240"/>
+              <w:ind w:left="100" w:right="100" w:firstLine="0" w:firstLineChars="0"/>
+              <w:rPr>
+                <w:rFonts w:ascii="Times New Roman" w:hAnsi="Times New Roman" w:eastAsia="Times New Roman" w:cs="Times New Roman"/>
+                <w:i w:val="false"/>
+                <w:b w:val="false"/>
+                <w:u w:val="none"/>
+                <w:strike w:val="false"/>
+                <w:sz w:val="12"/>
+                <w:szCs w:val="12"/>
+                <w:color w:val="000000"/>
+              </w:rPr>
+            </w:pPr>
+            <w:r>
+              <w:rPr>
+                <w:rFonts w:ascii="Times New Roman" w:hAnsi="Times New Roman" w:eastAsia="Times New Roman" w:cs="Times New Roman"/>
+                <w:i w:val="false"/>
+                <w:b w:val="false"/>
+                <w:u w:val="none"/>
+                <w:strike w:val="false"/>
+                <w:sz w:val="12"/>
+                <w:szCs w:val="12"/>
+                <w:color w:val="000000"/>
+              </w:rPr>
+              <w:t xml:space="preserve">0.225</w:t>
+            </w:r>
+          </w:p>
+        </w:tc>
+        <w:tc>
+          <w:tcPr>
+            <w:tcBorders>
+              <w:bottom w:val="none" w:sz="0" w:space="0" w:color="000000"/>
+              <w:top w:val="none" w:sz="0" w:space="0" w:color="000000"/>
+              <w:left w:val="none" w:sz="0" w:space="0" w:color="000000"/>
+              <w:right w:val="none" w:sz="0" w:space="0" w:color="000000"/>
+            </w:tcBorders>
+            <w:shd w:val="clear" w:color="auto" w:fill="FFFFFF"/>
+            <w:tcMar>
+              <w:top w:w="0" w:type="dxa"/>
+              <w:bottom w:w="0" w:type="dxa"/>
+              <w:left w:w="0" w:type="dxa"/>
+              <w:right w:w="0" w:type="dxa"/>
+            </w:tcMar>
+            <w:vAlign w:val="center"/>
+          </w:tcPr>
+          <w:p>
+            <w:pPr>
+              <w:pStyle w:val="Normal"/>
+              <w:jc w:val="left"/>
+              <w:pBdr>
+                <w:bottom w:val="none" w:sz="0" w:space="0" w:color="000000"/>
+                <w:top w:val="none" w:sz="0" w:space="0" w:color="000000"/>
+                <w:left w:val="none" w:sz="0" w:space="0" w:color="000000"/>
+                <w:right w:val="none" w:sz="0" w:space="0" w:color="000000"/>
+              </w:pBdr>
+              <w:spacing w:after="100" w:before="100" w:line="240"/>
+              <w:ind w:left="100" w:right="100" w:firstLine="0" w:firstLineChars="0"/>
+              <w:rPr>
+                <w:rFonts w:ascii="Times New Roman" w:hAnsi="Times New Roman" w:eastAsia="Times New Roman" w:cs="Times New Roman"/>
+                <w:i w:val="false"/>
+                <w:b w:val="false"/>
+                <w:u w:val="none"/>
+                <w:strike w:val="false"/>
+                <w:sz w:val="12"/>
+                <w:szCs w:val="12"/>
+                <w:color w:val="000000"/>
+              </w:rPr>
+            </w:pPr>
+            <w:r>
+              <w:rPr>
+                <w:rFonts w:ascii="Times New Roman" w:hAnsi="Times New Roman" w:eastAsia="Times New Roman" w:cs="Times New Roman"/>
+                <w:i w:val="false"/>
+                <w:b w:val="false"/>
+                <w:u w:val="none"/>
+                <w:strike w:val="false"/>
+                <w:sz w:val="12"/>
+                <w:szCs w:val="12"/>
+                <w:color w:val="000000"/>
+              </w:rPr>
+              <w:t xml:space="preserve">3.04 (0.60–15.54)</w:t>
+            </w:r>
+          </w:p>
+        </w:tc>
+        <w:tc>
+          <w:tcPr>
+            <w:tcBorders>
+              <w:bottom w:val="none" w:sz="0" w:space="0" w:color="000000"/>
+              <w:top w:val="none" w:sz="0" w:space="0" w:color="000000"/>
+              <w:left w:val="none" w:sz="0" w:space="0" w:color="000000"/>
+              <w:right w:val="none" w:sz="0" w:space="0" w:color="000000"/>
+            </w:tcBorders>
+            <w:shd w:val="clear" w:color="auto" w:fill="FFFFFF"/>
+            <w:tcMar>
+              <w:top w:w="0" w:type="dxa"/>
+              <w:bottom w:w="0" w:type="dxa"/>
+              <w:left w:w="0" w:type="dxa"/>
+              <w:right w:w="0" w:type="dxa"/>
+            </w:tcMar>
+            <w:vAlign w:val="center"/>
+          </w:tcPr>
+          <w:p>
+            <w:pPr>
+              <w:pStyle w:val="Normal"/>
+              <w:jc w:val="left"/>
+              <w:pBdr>
+                <w:bottom w:val="none" w:sz="0" w:space="0" w:color="000000"/>
+                <w:top w:val="none" w:sz="0" w:space="0" w:color="000000"/>
+                <w:left w:val="none" w:sz="0" w:space="0" w:color="000000"/>
+                <w:right w:val="none" w:sz="0" w:space="0" w:color="000000"/>
+              </w:pBdr>
+              <w:spacing w:after="100" w:before="100" w:line="240"/>
+              <w:ind w:left="100" w:right="100" w:firstLine="0" w:firstLineChars="0"/>
+              <w:rPr>
+                <w:rFonts w:ascii="Times New Roman" w:hAnsi="Times New Roman" w:eastAsia="Times New Roman" w:cs="Times New Roman"/>
+                <w:i w:val="false"/>
+                <w:b w:val="false"/>
+                <w:u w:val="none"/>
+                <w:strike w:val="false"/>
+                <w:sz w:val="12"/>
+                <w:szCs w:val="12"/>
+                <w:color w:val="000000"/>
+              </w:rPr>
+            </w:pPr>
+            <w:r>
+              <w:rPr>
+                <w:rFonts w:ascii="Times New Roman" w:hAnsi="Times New Roman" w:eastAsia="Times New Roman" w:cs="Times New Roman"/>
+                <w:i w:val="false"/>
+                <w:b w:val="false"/>
+                <w:u w:val="none"/>
+                <w:strike w:val="false"/>
+                <w:sz w:val="12"/>
+                <w:szCs w:val="12"/>
+                <w:color w:val="000000"/>
+              </w:rPr>
+              <w:t xml:space="preserve">0.181</w:t>
             </w:r>
           </w:p>
         </w:tc>
@@ -8174,172 +8174,172 @@
                 <w:szCs w:val="12"/>
                 <w:color w:val="000000"/>
               </w:rPr>
-              <w:t xml:space="preserve">0.76 (0.41–1.39)</w:t>
-            </w:r>
-          </w:p>
-        </w:tc>
-        <w:tc>
-          <w:tcPr>
-            <w:tcBorders>
-              <w:bottom w:val="none" w:sz="0" w:space="0" w:color="000000"/>
-              <w:top w:val="none" w:sz="0" w:space="0" w:color="000000"/>
-              <w:left w:val="none" w:sz="0" w:space="0" w:color="000000"/>
-              <w:right w:val="none" w:sz="0" w:space="0" w:color="000000"/>
-            </w:tcBorders>
-            <w:shd w:val="clear" w:color="auto" w:fill="FFFFFF"/>
-            <w:tcMar>
-              <w:top w:w="0" w:type="dxa"/>
-              <w:bottom w:w="0" w:type="dxa"/>
-              <w:left w:w="0" w:type="dxa"/>
-              <w:right w:w="0" w:type="dxa"/>
-            </w:tcMar>
-            <w:vAlign w:val="center"/>
-          </w:tcPr>
-          <w:p>
-            <w:pPr>
-              <w:pStyle w:val="Normal"/>
-              <w:jc w:val="left"/>
-              <w:pBdr>
-                <w:bottom w:val="none" w:sz="0" w:space="0" w:color="000000"/>
-                <w:top w:val="none" w:sz="0" w:space="0" w:color="000000"/>
-                <w:left w:val="none" w:sz="0" w:space="0" w:color="000000"/>
-                <w:right w:val="none" w:sz="0" w:space="0" w:color="000000"/>
-              </w:pBdr>
-              <w:spacing w:after="100" w:before="100" w:line="240"/>
-              <w:ind w:left="100" w:right="100" w:firstLine="0" w:firstLineChars="0"/>
-              <w:rPr>
-                <w:rFonts w:ascii="Times New Roman" w:hAnsi="Times New Roman" w:eastAsia="Times New Roman" w:cs="Times New Roman"/>
-                <w:i w:val="false"/>
-                <w:b w:val="false"/>
-                <w:u w:val="none"/>
-                <w:strike w:val="false"/>
-                <w:sz w:val="12"/>
-                <w:szCs w:val="12"/>
-                <w:color w:val="000000"/>
-              </w:rPr>
-            </w:pPr>
-            <w:r>
-              <w:rPr>
-                <w:rFonts w:ascii="Times New Roman" w:hAnsi="Times New Roman" w:eastAsia="Times New Roman" w:cs="Times New Roman"/>
-                <w:i w:val="false"/>
-                <w:b w:val="false"/>
-                <w:u w:val="none"/>
-                <w:strike w:val="false"/>
-                <w:sz w:val="12"/>
-                <w:szCs w:val="12"/>
-                <w:color w:val="000000"/>
-              </w:rPr>
-              <w:t xml:space="preserve">0.373</w:t>
-            </w:r>
-          </w:p>
-        </w:tc>
-        <w:tc>
-          <w:tcPr>
-            <w:tcBorders>
-              <w:bottom w:val="none" w:sz="0" w:space="0" w:color="000000"/>
-              <w:top w:val="none" w:sz="0" w:space="0" w:color="000000"/>
-              <w:left w:val="none" w:sz="0" w:space="0" w:color="000000"/>
-              <w:right w:val="none" w:sz="0" w:space="0" w:color="000000"/>
-            </w:tcBorders>
-            <w:shd w:val="clear" w:color="auto" w:fill="FFFFFF"/>
-            <w:tcMar>
-              <w:top w:w="0" w:type="dxa"/>
-              <w:bottom w:w="0" w:type="dxa"/>
-              <w:left w:w="0" w:type="dxa"/>
-              <w:right w:w="0" w:type="dxa"/>
-            </w:tcMar>
-            <w:vAlign w:val="center"/>
-          </w:tcPr>
-          <w:p>
-            <w:pPr>
-              <w:pStyle w:val="Normal"/>
-              <w:jc w:val="left"/>
-              <w:pBdr>
-                <w:bottom w:val="none" w:sz="0" w:space="0" w:color="000000"/>
-                <w:top w:val="none" w:sz="0" w:space="0" w:color="000000"/>
-                <w:left w:val="none" w:sz="0" w:space="0" w:color="000000"/>
-                <w:right w:val="none" w:sz="0" w:space="0" w:color="000000"/>
-              </w:pBdr>
-              <w:spacing w:after="100" w:before="100" w:line="240"/>
-              <w:ind w:left="100" w:right="100" w:firstLine="0" w:firstLineChars="0"/>
-              <w:rPr>
-                <w:rFonts w:ascii="Times New Roman" w:hAnsi="Times New Roman" w:eastAsia="Times New Roman" w:cs="Times New Roman"/>
-                <w:i w:val="false"/>
-                <w:b w:val="false"/>
-                <w:u w:val="none"/>
-                <w:strike w:val="false"/>
-                <w:sz w:val="12"/>
-                <w:szCs w:val="12"/>
-                <w:color w:val="000000"/>
-              </w:rPr>
-            </w:pPr>
-            <w:r>
-              <w:rPr>
-                <w:rFonts w:ascii="Times New Roman" w:hAnsi="Times New Roman" w:eastAsia="Times New Roman" w:cs="Times New Roman"/>
-                <w:i w:val="false"/>
-                <w:b w:val="false"/>
-                <w:u w:val="none"/>
-                <w:strike w:val="false"/>
-                <w:sz w:val="12"/>
-                <w:szCs w:val="12"/>
-                <w:color w:val="000000"/>
-              </w:rPr>
-              <w:t xml:space="preserve">0.525</w:t>
-            </w:r>
-          </w:p>
-        </w:tc>
-        <w:tc>
-          <w:tcPr>
-            <w:tcBorders>
-              <w:bottom w:val="none" w:sz="0" w:space="0" w:color="000000"/>
-              <w:top w:val="none" w:sz="0" w:space="0" w:color="000000"/>
-              <w:left w:val="none" w:sz="0" w:space="0" w:color="000000"/>
-              <w:right w:val="none" w:sz="0" w:space="0" w:color="000000"/>
-            </w:tcBorders>
-            <w:shd w:val="clear" w:color="auto" w:fill="FFFFFF"/>
-            <w:tcMar>
-              <w:top w:w="0" w:type="dxa"/>
-              <w:bottom w:w="0" w:type="dxa"/>
-              <w:left w:w="0" w:type="dxa"/>
-              <w:right w:w="0" w:type="dxa"/>
-            </w:tcMar>
-            <w:vAlign w:val="center"/>
-          </w:tcPr>
-          <w:p>
-            <w:pPr>
-              <w:pStyle w:val="Normal"/>
-              <w:jc w:val="left"/>
-              <w:pBdr>
-                <w:bottom w:val="none" w:sz="0" w:space="0" w:color="000000"/>
-                <w:top w:val="none" w:sz="0" w:space="0" w:color="000000"/>
-                <w:left w:val="none" w:sz="0" w:space="0" w:color="000000"/>
-                <w:right w:val="none" w:sz="0" w:space="0" w:color="000000"/>
-              </w:pBdr>
-              <w:spacing w:after="100" w:before="100" w:line="240"/>
-              <w:ind w:left="100" w:right="100" w:firstLine="0" w:firstLineChars="0"/>
-              <w:rPr>
-                <w:rFonts w:ascii="Times New Roman" w:hAnsi="Times New Roman" w:eastAsia="Times New Roman" w:cs="Times New Roman"/>
-                <w:i w:val="false"/>
-                <w:b w:val="false"/>
-                <w:u w:val="none"/>
-                <w:strike w:val="false"/>
-                <w:sz w:val="12"/>
-                <w:szCs w:val="12"/>
-                <w:color w:val="000000"/>
-              </w:rPr>
-            </w:pPr>
-            <w:r>
-              <w:rPr>
-                <w:rFonts w:ascii="Times New Roman" w:hAnsi="Times New Roman" w:eastAsia="Times New Roman" w:cs="Times New Roman"/>
-                <w:i w:val="false"/>
-                <w:b w:val="false"/>
-                <w:u w:val="none"/>
-                <w:strike w:val="false"/>
-                <w:sz w:val="12"/>
-                <w:szCs w:val="12"/>
-                <w:color w:val="000000"/>
-              </w:rPr>
-              <w:t xml:space="preserve">3.2</w:t>
+              <w:t xml:space="preserve">0.86 (0.48–1.53)</w:t>
+            </w:r>
+          </w:p>
+        </w:tc>
+        <w:tc>
+          <w:tcPr>
+            <w:tcBorders>
+              <w:bottom w:val="none" w:sz="0" w:space="0" w:color="000000"/>
+              <w:top w:val="none" w:sz="0" w:space="0" w:color="000000"/>
+              <w:left w:val="none" w:sz="0" w:space="0" w:color="000000"/>
+              <w:right w:val="none" w:sz="0" w:space="0" w:color="000000"/>
+            </w:tcBorders>
+            <w:shd w:val="clear" w:color="auto" w:fill="FFFFFF"/>
+            <w:tcMar>
+              <w:top w:w="0" w:type="dxa"/>
+              <w:bottom w:w="0" w:type="dxa"/>
+              <w:left w:w="0" w:type="dxa"/>
+              <w:right w:w="0" w:type="dxa"/>
+            </w:tcMar>
+            <w:vAlign w:val="center"/>
+          </w:tcPr>
+          <w:p>
+            <w:pPr>
+              <w:pStyle w:val="Normal"/>
+              <w:jc w:val="left"/>
+              <w:pBdr>
+                <w:bottom w:val="none" w:sz="0" w:space="0" w:color="000000"/>
+                <w:top w:val="none" w:sz="0" w:space="0" w:color="000000"/>
+                <w:left w:val="none" w:sz="0" w:space="0" w:color="000000"/>
+                <w:right w:val="none" w:sz="0" w:space="0" w:color="000000"/>
+              </w:pBdr>
+              <w:spacing w:after="100" w:before="100" w:line="240"/>
+              <w:ind w:left="100" w:right="100" w:firstLine="0" w:firstLineChars="0"/>
+              <w:rPr>
+                <w:rFonts w:ascii="Times New Roman" w:hAnsi="Times New Roman" w:eastAsia="Times New Roman" w:cs="Times New Roman"/>
+                <w:i w:val="false"/>
+                <w:b w:val="false"/>
+                <w:u w:val="none"/>
+                <w:strike w:val="false"/>
+                <w:sz w:val="12"/>
+                <w:szCs w:val="12"/>
+                <w:color w:val="000000"/>
+              </w:rPr>
+            </w:pPr>
+            <w:r>
+              <w:rPr>
+                <w:rFonts w:ascii="Times New Roman" w:hAnsi="Times New Roman" w:eastAsia="Times New Roman" w:cs="Times New Roman"/>
+                <w:i w:val="false"/>
+                <w:b w:val="false"/>
+                <w:u w:val="none"/>
+                <w:strike w:val="false"/>
+                <w:sz w:val="12"/>
+                <w:szCs w:val="12"/>
+                <w:color w:val="000000"/>
+              </w:rPr>
+              <w:t xml:space="preserve">0.606</w:t>
+            </w:r>
+          </w:p>
+        </w:tc>
+        <w:tc>
+          <w:tcPr>
+            <w:tcBorders>
+              <w:bottom w:val="none" w:sz="0" w:space="0" w:color="000000"/>
+              <w:top w:val="none" w:sz="0" w:space="0" w:color="000000"/>
+              <w:left w:val="none" w:sz="0" w:space="0" w:color="000000"/>
+              <w:right w:val="none" w:sz="0" w:space="0" w:color="000000"/>
+            </w:tcBorders>
+            <w:shd w:val="clear" w:color="auto" w:fill="FFFFFF"/>
+            <w:tcMar>
+              <w:top w:w="0" w:type="dxa"/>
+              <w:bottom w:w="0" w:type="dxa"/>
+              <w:left w:w="0" w:type="dxa"/>
+              <w:right w:w="0" w:type="dxa"/>
+            </w:tcMar>
+            <w:vAlign w:val="center"/>
+          </w:tcPr>
+          <w:p>
+            <w:pPr>
+              <w:pStyle w:val="Normal"/>
+              <w:jc w:val="left"/>
+              <w:pBdr>
+                <w:bottom w:val="none" w:sz="0" w:space="0" w:color="000000"/>
+                <w:top w:val="none" w:sz="0" w:space="0" w:color="000000"/>
+                <w:left w:val="none" w:sz="0" w:space="0" w:color="000000"/>
+                <w:right w:val="none" w:sz="0" w:space="0" w:color="000000"/>
+              </w:pBdr>
+              <w:spacing w:after="100" w:before="100" w:line="240"/>
+              <w:ind w:left="100" w:right="100" w:firstLine="0" w:firstLineChars="0"/>
+              <w:rPr>
+                <w:rFonts w:ascii="Times New Roman" w:hAnsi="Times New Roman" w:eastAsia="Times New Roman" w:cs="Times New Roman"/>
+                <w:i w:val="false"/>
+                <w:b w:val="false"/>
+                <w:u w:val="none"/>
+                <w:strike w:val="false"/>
+                <w:sz w:val="12"/>
+                <w:szCs w:val="12"/>
+                <w:color w:val="000000"/>
+              </w:rPr>
+            </w:pPr>
+            <w:r>
+              <w:rPr>
+                <w:rFonts w:ascii="Times New Roman" w:hAnsi="Times New Roman" w:eastAsia="Times New Roman" w:cs="Times New Roman"/>
+                <w:i w:val="false"/>
+                <w:b w:val="false"/>
+                <w:u w:val="none"/>
+                <w:strike w:val="false"/>
+                <w:sz w:val="12"/>
+                <w:szCs w:val="12"/>
+                <w:color w:val="000000"/>
+              </w:rPr>
+              <w:t xml:space="preserve">0.741</w:t>
+            </w:r>
+          </w:p>
+        </w:tc>
+        <w:tc>
+          <w:tcPr>
+            <w:tcBorders>
+              <w:bottom w:val="none" w:sz="0" w:space="0" w:color="000000"/>
+              <w:top w:val="none" w:sz="0" w:space="0" w:color="000000"/>
+              <w:left w:val="none" w:sz="0" w:space="0" w:color="000000"/>
+              <w:right w:val="none" w:sz="0" w:space="0" w:color="000000"/>
+            </w:tcBorders>
+            <w:shd w:val="clear" w:color="auto" w:fill="FFFFFF"/>
+            <w:tcMar>
+              <w:top w:w="0" w:type="dxa"/>
+              <w:bottom w:w="0" w:type="dxa"/>
+              <w:left w:w="0" w:type="dxa"/>
+              <w:right w:w="0" w:type="dxa"/>
+            </w:tcMar>
+            <w:vAlign w:val="center"/>
+          </w:tcPr>
+          <w:p>
+            <w:pPr>
+              <w:pStyle w:val="Normal"/>
+              <w:jc w:val="left"/>
+              <w:pBdr>
+                <w:bottom w:val="none" w:sz="0" w:space="0" w:color="000000"/>
+                <w:top w:val="none" w:sz="0" w:space="0" w:color="000000"/>
+                <w:left w:val="none" w:sz="0" w:space="0" w:color="000000"/>
+                <w:right w:val="none" w:sz="0" w:space="0" w:color="000000"/>
+              </w:pBdr>
+              <w:spacing w:after="100" w:before="100" w:line="240"/>
+              <w:ind w:left="100" w:right="100" w:firstLine="0" w:firstLineChars="0"/>
+              <w:rPr>
+                <w:rFonts w:ascii="Times New Roman" w:hAnsi="Times New Roman" w:eastAsia="Times New Roman" w:cs="Times New Roman"/>
+                <w:i w:val="false"/>
+                <w:b w:val="false"/>
+                <w:u w:val="none"/>
+                <w:strike w:val="false"/>
+                <w:sz w:val="12"/>
+                <w:szCs w:val="12"/>
+                <w:color w:val="000000"/>
+              </w:rPr>
+            </w:pPr>
+            <w:r>
+              <w:rPr>
+                <w:rFonts w:ascii="Times New Roman" w:hAnsi="Times New Roman" w:eastAsia="Times New Roman" w:cs="Times New Roman"/>
+                <w:i w:val="false"/>
+                <w:b w:val="false"/>
+                <w:u w:val="none"/>
+                <w:strike w:val="false"/>
+                <w:sz w:val="12"/>
+                <w:szCs w:val="12"/>
+                <w:color w:val="000000"/>
+              </w:rPr>
+              <w:t xml:space="preserve">2.6</w:t>
             </w:r>
           </w:p>
         </w:tc>
@@ -8449,337 +8449,337 @@
                 <w:szCs w:val="12"/>
                 <w:color w:val="000000"/>
               </w:rPr>
-              <w:t xml:space="preserve">0.93 (0.45–1.93)</w:t>
-            </w:r>
-          </w:p>
-        </w:tc>
-        <w:tc>
-          <w:tcPr>
-            <w:tcBorders>
-              <w:bottom w:val="none" w:sz="0" w:space="0" w:color="000000"/>
-              <w:top w:val="none" w:sz="0" w:space="0" w:color="000000"/>
-              <w:left w:val="none" w:sz="0" w:space="0" w:color="000000"/>
-              <w:right w:val="none" w:sz="0" w:space="0" w:color="000000"/>
-            </w:tcBorders>
-            <w:shd w:val="clear" w:color="auto" w:fill="FFFFFF"/>
-            <w:tcMar>
-              <w:top w:w="0" w:type="dxa"/>
-              <w:bottom w:w="0" w:type="dxa"/>
-              <w:left w:w="0" w:type="dxa"/>
-              <w:right w:w="0" w:type="dxa"/>
-            </w:tcMar>
-            <w:vAlign w:val="center"/>
-          </w:tcPr>
-          <w:p>
-            <w:pPr>
-              <w:pStyle w:val="Normal"/>
-              <w:jc w:val="left"/>
-              <w:pBdr>
-                <w:bottom w:val="none" w:sz="0" w:space="0" w:color="000000"/>
-                <w:top w:val="none" w:sz="0" w:space="0" w:color="000000"/>
-                <w:left w:val="none" w:sz="0" w:space="0" w:color="000000"/>
-                <w:right w:val="none" w:sz="0" w:space="0" w:color="000000"/>
-              </w:pBdr>
-              <w:spacing w:after="100" w:before="100" w:line="240"/>
-              <w:ind w:left="100" w:right="100" w:firstLine="0" w:firstLineChars="0"/>
-              <w:rPr>
-                <w:rFonts w:ascii="Times New Roman" w:hAnsi="Times New Roman" w:eastAsia="Times New Roman" w:cs="Times New Roman"/>
-                <w:i w:val="false"/>
-                <w:b w:val="false"/>
-                <w:u w:val="none"/>
-                <w:strike w:val="false"/>
-                <w:sz w:val="12"/>
-                <w:szCs w:val="12"/>
-                <w:color w:val="000000"/>
-              </w:rPr>
-            </w:pPr>
-            <w:r>
-              <w:rPr>
-                <w:rFonts w:ascii="Times New Roman" w:hAnsi="Times New Roman" w:eastAsia="Times New Roman" w:cs="Times New Roman"/>
-                <w:i w:val="false"/>
-                <w:b w:val="false"/>
-                <w:u w:val="none"/>
-                <w:strike w:val="false"/>
-                <w:sz w:val="12"/>
-                <w:szCs w:val="12"/>
-                <w:color w:val="000000"/>
-              </w:rPr>
-              <w:t xml:space="preserve">0.847</w:t>
-            </w:r>
-          </w:p>
-        </w:tc>
-        <w:tc>
-          <w:tcPr>
-            <w:tcBorders>
-              <w:bottom w:val="none" w:sz="0" w:space="0" w:color="000000"/>
-              <w:top w:val="none" w:sz="0" w:space="0" w:color="000000"/>
-              <w:left w:val="none" w:sz="0" w:space="0" w:color="000000"/>
-              <w:right w:val="none" w:sz="0" w:space="0" w:color="000000"/>
-            </w:tcBorders>
-            <w:shd w:val="clear" w:color="auto" w:fill="FFFFFF"/>
-            <w:tcMar>
-              <w:top w:w="0" w:type="dxa"/>
-              <w:bottom w:w="0" w:type="dxa"/>
-              <w:left w:w="0" w:type="dxa"/>
-              <w:right w:w="0" w:type="dxa"/>
-            </w:tcMar>
-            <w:vAlign w:val="center"/>
-          </w:tcPr>
-          <w:p>
-            <w:pPr>
-              <w:pStyle w:val="Normal"/>
-              <w:jc w:val="left"/>
-              <w:pBdr>
-                <w:bottom w:val="none" w:sz="0" w:space="0" w:color="000000"/>
-                <w:top w:val="none" w:sz="0" w:space="0" w:color="000000"/>
-                <w:left w:val="none" w:sz="0" w:space="0" w:color="000000"/>
-                <w:right w:val="none" w:sz="0" w:space="0" w:color="000000"/>
-              </w:pBdr>
-              <w:spacing w:after="100" w:before="100" w:line="240"/>
-              <w:ind w:left="100" w:right="100" w:firstLine="0" w:firstLineChars="0"/>
-              <w:rPr>
-                <w:rFonts w:ascii="Times New Roman" w:hAnsi="Times New Roman" w:eastAsia="Times New Roman" w:cs="Times New Roman"/>
-                <w:i w:val="false"/>
-                <w:b w:val="false"/>
-                <w:u w:val="none"/>
-                <w:strike w:val="false"/>
-                <w:sz w:val="12"/>
-                <w:szCs w:val="12"/>
-                <w:color w:val="000000"/>
-              </w:rPr>
-            </w:pPr>
-            <w:r>
-              <w:rPr>
-                <w:rFonts w:ascii="Times New Roman" w:hAnsi="Times New Roman" w:eastAsia="Times New Roman" w:cs="Times New Roman"/>
-                <w:i w:val="false"/>
-                <w:b w:val="false"/>
-                <w:u w:val="none"/>
-                <w:strike w:val="false"/>
-                <w:sz w:val="12"/>
-                <w:szCs w:val="12"/>
-                <w:color w:val="000000"/>
-              </w:rPr>
-              <w:t xml:space="preserve">0.125</w:t>
-            </w:r>
-          </w:p>
-        </w:tc>
-        <w:tc>
-          <w:tcPr>
-            <w:tcBorders>
-              <w:bottom w:val="none" w:sz="0" w:space="0" w:color="000000"/>
-              <w:top w:val="none" w:sz="0" w:space="0" w:color="000000"/>
-              <w:left w:val="none" w:sz="0" w:space="0" w:color="000000"/>
-              <w:right w:val="none" w:sz="0" w:space="0" w:color="000000"/>
-            </w:tcBorders>
-            <w:shd w:val="clear" w:color="auto" w:fill="FFFFFF"/>
-            <w:tcMar>
-              <w:top w:w="0" w:type="dxa"/>
-              <w:bottom w:w="0" w:type="dxa"/>
-              <w:left w:w="0" w:type="dxa"/>
-              <w:right w:w="0" w:type="dxa"/>
-            </w:tcMar>
-            <w:vAlign w:val="center"/>
-          </w:tcPr>
-          <w:p>
-            <w:pPr>
-              <w:pStyle w:val="Normal"/>
-              <w:jc w:val="left"/>
-              <w:pBdr>
-                <w:bottom w:val="none" w:sz="0" w:space="0" w:color="000000"/>
-                <w:top w:val="none" w:sz="0" w:space="0" w:color="000000"/>
-                <w:left w:val="none" w:sz="0" w:space="0" w:color="000000"/>
-                <w:right w:val="none" w:sz="0" w:space="0" w:color="000000"/>
-              </w:pBdr>
-              <w:spacing w:after="100" w:before="100" w:line="240"/>
-              <w:ind w:left="100" w:right="100" w:firstLine="0" w:firstLineChars="0"/>
-              <w:rPr>
-                <w:rFonts w:ascii="Times New Roman" w:hAnsi="Times New Roman" w:eastAsia="Times New Roman" w:cs="Times New Roman"/>
-                <w:i w:val="false"/>
-                <w:b w:val="false"/>
-                <w:u w:val="none"/>
-                <w:strike w:val="false"/>
-                <w:sz w:val="12"/>
-                <w:szCs w:val="12"/>
-                <w:color w:val="000000"/>
-              </w:rPr>
-            </w:pPr>
-            <w:r>
-              <w:rPr>
-                <w:rFonts w:ascii="Times New Roman" w:hAnsi="Times New Roman" w:eastAsia="Times New Roman" w:cs="Times New Roman"/>
-                <w:i w:val="false"/>
-                <w:b w:val="false"/>
-                <w:u w:val="none"/>
-                <w:strike w:val="false"/>
-                <w:sz w:val="12"/>
-                <w:szCs w:val="12"/>
-                <w:color w:val="000000"/>
-              </w:rPr>
-              <w:t xml:space="preserve">1.08 (0.47–2.49)</w:t>
-            </w:r>
-          </w:p>
-        </w:tc>
-        <w:tc>
-          <w:tcPr>
-            <w:tcBorders>
-              <w:bottom w:val="none" w:sz="0" w:space="0" w:color="000000"/>
-              <w:top w:val="none" w:sz="0" w:space="0" w:color="000000"/>
-              <w:left w:val="none" w:sz="0" w:space="0" w:color="000000"/>
-              <w:right w:val="none" w:sz="0" w:space="0" w:color="000000"/>
-            </w:tcBorders>
-            <w:shd w:val="clear" w:color="auto" w:fill="FFFFFF"/>
-            <w:tcMar>
-              <w:top w:w="0" w:type="dxa"/>
-              <w:bottom w:w="0" w:type="dxa"/>
-              <w:left w:w="0" w:type="dxa"/>
-              <w:right w:w="0" w:type="dxa"/>
-            </w:tcMar>
-            <w:vAlign w:val="center"/>
-          </w:tcPr>
-          <w:p>
-            <w:pPr>
-              <w:pStyle w:val="Normal"/>
-              <w:jc w:val="left"/>
-              <w:pBdr>
-                <w:bottom w:val="none" w:sz="0" w:space="0" w:color="000000"/>
-                <w:top w:val="none" w:sz="0" w:space="0" w:color="000000"/>
-                <w:left w:val="none" w:sz="0" w:space="0" w:color="000000"/>
-                <w:right w:val="none" w:sz="0" w:space="0" w:color="000000"/>
-              </w:pBdr>
-              <w:spacing w:after="100" w:before="100" w:line="240"/>
-              <w:ind w:left="100" w:right="100" w:firstLine="0" w:firstLineChars="0"/>
-              <w:rPr>
-                <w:rFonts w:ascii="Times New Roman" w:hAnsi="Times New Roman" w:eastAsia="Times New Roman" w:cs="Times New Roman"/>
-                <w:i w:val="false"/>
-                <w:b w:val="false"/>
-                <w:u w:val="none"/>
-                <w:strike w:val="false"/>
-                <w:sz w:val="12"/>
-                <w:szCs w:val="12"/>
-                <w:color w:val="000000"/>
-              </w:rPr>
-            </w:pPr>
-            <w:r>
-              <w:rPr>
-                <w:rFonts w:ascii="Times New Roman" w:hAnsi="Times New Roman" w:eastAsia="Times New Roman" w:cs="Times New Roman"/>
-                <w:i w:val="false"/>
-                <w:b w:val="false"/>
-                <w:u w:val="none"/>
-                <w:strike w:val="false"/>
-                <w:sz w:val="12"/>
-                <w:szCs w:val="12"/>
-                <w:color w:val="000000"/>
-              </w:rPr>
-              <w:t xml:space="preserve">0.853</w:t>
-            </w:r>
-          </w:p>
-        </w:tc>
-        <w:tc>
-          <w:tcPr>
-            <w:tcBorders>
-              <w:bottom w:val="none" w:sz="0" w:space="0" w:color="000000"/>
-              <w:top w:val="none" w:sz="0" w:space="0" w:color="000000"/>
-              <w:left w:val="none" w:sz="0" w:space="0" w:color="000000"/>
-              <w:right w:val="none" w:sz="0" w:space="0" w:color="000000"/>
-            </w:tcBorders>
-            <w:shd w:val="clear" w:color="auto" w:fill="FFFFFF"/>
-            <w:tcMar>
-              <w:top w:w="0" w:type="dxa"/>
-              <w:bottom w:w="0" w:type="dxa"/>
-              <w:left w:w="0" w:type="dxa"/>
-              <w:right w:w="0" w:type="dxa"/>
-            </w:tcMar>
-            <w:vAlign w:val="center"/>
-          </w:tcPr>
-          <w:p>
-            <w:pPr>
-              <w:pStyle w:val="Normal"/>
-              <w:jc w:val="left"/>
-              <w:pBdr>
-                <w:bottom w:val="none" w:sz="0" w:space="0" w:color="000000"/>
-                <w:top w:val="none" w:sz="0" w:space="0" w:color="000000"/>
-                <w:left w:val="none" w:sz="0" w:space="0" w:color="000000"/>
-                <w:right w:val="none" w:sz="0" w:space="0" w:color="000000"/>
-              </w:pBdr>
-              <w:spacing w:after="100" w:before="100" w:line="240"/>
-              <w:ind w:left="100" w:right="100" w:firstLine="0" w:firstLineChars="0"/>
-              <w:rPr>
-                <w:rFonts w:ascii="Times New Roman" w:hAnsi="Times New Roman" w:eastAsia="Times New Roman" w:cs="Times New Roman"/>
-                <w:i w:val="false"/>
-                <w:b w:val="false"/>
-                <w:u w:val="none"/>
-                <w:strike w:val="false"/>
-                <w:sz w:val="12"/>
-                <w:szCs w:val="12"/>
-                <w:color w:val="000000"/>
-              </w:rPr>
-            </w:pPr>
-            <w:r>
-              <w:rPr>
-                <w:rFonts w:ascii="Times New Roman" w:hAnsi="Times New Roman" w:eastAsia="Times New Roman" w:cs="Times New Roman"/>
-                <w:i w:val="false"/>
-                <w:b w:val="false"/>
-                <w:u w:val="none"/>
-                <w:strike w:val="false"/>
-                <w:sz w:val="12"/>
-                <w:szCs w:val="12"/>
-                <w:color w:val="000000"/>
-              </w:rPr>
-              <w:t xml:space="preserve">0.36 (0.13–1.01)</w:t>
-            </w:r>
-          </w:p>
-        </w:tc>
-        <w:tc>
-          <w:tcPr>
-            <w:tcBorders>
-              <w:bottom w:val="none" w:sz="0" w:space="0" w:color="000000"/>
-              <w:top w:val="none" w:sz="0" w:space="0" w:color="000000"/>
-              <w:left w:val="none" w:sz="0" w:space="0" w:color="000000"/>
-              <w:right w:val="none" w:sz="0" w:space="0" w:color="000000"/>
-            </w:tcBorders>
-            <w:shd w:val="clear" w:color="auto" w:fill="FFFFFF"/>
-            <w:tcMar>
-              <w:top w:w="0" w:type="dxa"/>
-              <w:bottom w:w="0" w:type="dxa"/>
-              <w:left w:w="0" w:type="dxa"/>
-              <w:right w:w="0" w:type="dxa"/>
-            </w:tcMar>
-            <w:vAlign w:val="center"/>
-          </w:tcPr>
-          <w:p>
-            <w:pPr>
-              <w:pStyle w:val="Normal"/>
-              <w:jc w:val="left"/>
-              <w:pBdr>
-                <w:bottom w:val="none" w:sz="0" w:space="0" w:color="000000"/>
-                <w:top w:val="none" w:sz="0" w:space="0" w:color="000000"/>
-                <w:left w:val="none" w:sz="0" w:space="0" w:color="000000"/>
-                <w:right w:val="none" w:sz="0" w:space="0" w:color="000000"/>
-              </w:pBdr>
-              <w:spacing w:after="100" w:before="100" w:line="240"/>
-              <w:ind w:left="100" w:right="100" w:firstLine="0" w:firstLineChars="0"/>
-              <w:rPr>
-                <w:rFonts w:ascii="Times New Roman" w:hAnsi="Times New Roman" w:eastAsia="Times New Roman" w:cs="Times New Roman"/>
-                <w:i w:val="false"/>
-                <w:b w:val="false"/>
-                <w:u w:val="none"/>
-                <w:strike w:val="false"/>
-                <w:sz w:val="12"/>
-                <w:szCs w:val="12"/>
-                <w:color w:val="000000"/>
-              </w:rPr>
-            </w:pPr>
-            <w:r>
-              <w:rPr>
-                <w:rFonts w:ascii="Times New Roman" w:hAnsi="Times New Roman" w:eastAsia="Times New Roman" w:cs="Times New Roman"/>
-                <w:i w:val="false"/>
-                <w:b w:val="false"/>
-                <w:u w:val="none"/>
-                <w:strike w:val="false"/>
-                <w:sz w:val="12"/>
-                <w:szCs w:val="12"/>
-                <w:color w:val="000000"/>
-              </w:rPr>
-              <w:t xml:space="preserve">0.052</w:t>
+              <w:t xml:space="preserve">0.97 (0.48–1.96)</w:t>
+            </w:r>
+          </w:p>
+        </w:tc>
+        <w:tc>
+          <w:tcPr>
+            <w:tcBorders>
+              <w:bottom w:val="none" w:sz="0" w:space="0" w:color="000000"/>
+              <w:top w:val="none" w:sz="0" w:space="0" w:color="000000"/>
+              <w:left w:val="none" w:sz="0" w:space="0" w:color="000000"/>
+              <w:right w:val="none" w:sz="0" w:space="0" w:color="000000"/>
+            </w:tcBorders>
+            <w:shd w:val="clear" w:color="auto" w:fill="FFFFFF"/>
+            <w:tcMar>
+              <w:top w:w="0" w:type="dxa"/>
+              <w:bottom w:w="0" w:type="dxa"/>
+              <w:left w:w="0" w:type="dxa"/>
+              <w:right w:w="0" w:type="dxa"/>
+            </w:tcMar>
+            <w:vAlign w:val="center"/>
+          </w:tcPr>
+          <w:p>
+            <w:pPr>
+              <w:pStyle w:val="Normal"/>
+              <w:jc w:val="left"/>
+              <w:pBdr>
+                <w:bottom w:val="none" w:sz="0" w:space="0" w:color="000000"/>
+                <w:top w:val="none" w:sz="0" w:space="0" w:color="000000"/>
+                <w:left w:val="none" w:sz="0" w:space="0" w:color="000000"/>
+                <w:right w:val="none" w:sz="0" w:space="0" w:color="000000"/>
+              </w:pBdr>
+              <w:spacing w:after="100" w:before="100" w:line="240"/>
+              <w:ind w:left="100" w:right="100" w:firstLine="0" w:firstLineChars="0"/>
+              <w:rPr>
+                <w:rFonts w:ascii="Times New Roman" w:hAnsi="Times New Roman" w:eastAsia="Times New Roman" w:cs="Times New Roman"/>
+                <w:i w:val="false"/>
+                <w:b w:val="false"/>
+                <w:u w:val="none"/>
+                <w:strike w:val="false"/>
+                <w:sz w:val="12"/>
+                <w:szCs w:val="12"/>
+                <w:color w:val="000000"/>
+              </w:rPr>
+            </w:pPr>
+            <w:r>
+              <w:rPr>
+                <w:rFonts w:ascii="Times New Roman" w:hAnsi="Times New Roman" w:eastAsia="Times New Roman" w:cs="Times New Roman"/>
+                <w:i w:val="false"/>
+                <w:b w:val="false"/>
+                <w:u w:val="none"/>
+                <w:strike w:val="false"/>
+                <w:sz w:val="12"/>
+                <w:szCs w:val="12"/>
+                <w:color w:val="000000"/>
+              </w:rPr>
+              <w:t xml:space="preserve">0.932</w:t>
+            </w:r>
+          </w:p>
+        </w:tc>
+        <w:tc>
+          <w:tcPr>
+            <w:tcBorders>
+              <w:bottom w:val="none" w:sz="0" w:space="0" w:color="000000"/>
+              <w:top w:val="none" w:sz="0" w:space="0" w:color="000000"/>
+              <w:left w:val="none" w:sz="0" w:space="0" w:color="000000"/>
+              <w:right w:val="none" w:sz="0" w:space="0" w:color="000000"/>
+            </w:tcBorders>
+            <w:shd w:val="clear" w:color="auto" w:fill="FFFFFF"/>
+            <w:tcMar>
+              <w:top w:w="0" w:type="dxa"/>
+              <w:bottom w:w="0" w:type="dxa"/>
+              <w:left w:w="0" w:type="dxa"/>
+              <w:right w:w="0" w:type="dxa"/>
+            </w:tcMar>
+            <w:vAlign w:val="center"/>
+          </w:tcPr>
+          <w:p>
+            <w:pPr>
+              <w:pStyle w:val="Normal"/>
+              <w:jc w:val="left"/>
+              <w:pBdr>
+                <w:bottom w:val="none" w:sz="0" w:space="0" w:color="000000"/>
+                <w:top w:val="none" w:sz="0" w:space="0" w:color="000000"/>
+                <w:left w:val="none" w:sz="0" w:space="0" w:color="000000"/>
+                <w:right w:val="none" w:sz="0" w:space="0" w:color="000000"/>
+              </w:pBdr>
+              <w:spacing w:after="100" w:before="100" w:line="240"/>
+              <w:ind w:left="100" w:right="100" w:firstLine="0" w:firstLineChars="0"/>
+              <w:rPr>
+                <w:rFonts w:ascii="Times New Roman" w:hAnsi="Times New Roman" w:eastAsia="Times New Roman" w:cs="Times New Roman"/>
+                <w:i w:val="false"/>
+                <w:b w:val="false"/>
+                <w:u w:val="none"/>
+                <w:strike w:val="false"/>
+                <w:sz w:val="12"/>
+                <w:szCs w:val="12"/>
+                <w:color w:val="000000"/>
+              </w:rPr>
+            </w:pPr>
+            <w:r>
+              <w:rPr>
+                <w:rFonts w:ascii="Times New Roman" w:hAnsi="Times New Roman" w:eastAsia="Times New Roman" w:cs="Times New Roman"/>
+                <w:i w:val="false"/>
+                <w:b w:val="false"/>
+                <w:u w:val="none"/>
+                <w:strike w:val="false"/>
+                <w:sz w:val="12"/>
+                <w:szCs w:val="12"/>
+                <w:color w:val="000000"/>
+              </w:rPr>
+              <w:t xml:space="preserve">0.057</w:t>
+            </w:r>
+          </w:p>
+        </w:tc>
+        <w:tc>
+          <w:tcPr>
+            <w:tcBorders>
+              <w:bottom w:val="none" w:sz="0" w:space="0" w:color="000000"/>
+              <w:top w:val="none" w:sz="0" w:space="0" w:color="000000"/>
+              <w:left w:val="none" w:sz="0" w:space="0" w:color="000000"/>
+              <w:right w:val="none" w:sz="0" w:space="0" w:color="000000"/>
+            </w:tcBorders>
+            <w:shd w:val="clear" w:color="auto" w:fill="FFFFFF"/>
+            <w:tcMar>
+              <w:top w:w="0" w:type="dxa"/>
+              <w:bottom w:w="0" w:type="dxa"/>
+              <w:left w:w="0" w:type="dxa"/>
+              <w:right w:w="0" w:type="dxa"/>
+            </w:tcMar>
+            <w:vAlign w:val="center"/>
+          </w:tcPr>
+          <w:p>
+            <w:pPr>
+              <w:pStyle w:val="Normal"/>
+              <w:jc w:val="left"/>
+              <w:pBdr>
+                <w:bottom w:val="none" w:sz="0" w:space="0" w:color="000000"/>
+                <w:top w:val="none" w:sz="0" w:space="0" w:color="000000"/>
+                <w:left w:val="none" w:sz="0" w:space="0" w:color="000000"/>
+                <w:right w:val="none" w:sz="0" w:space="0" w:color="000000"/>
+              </w:pBdr>
+              <w:spacing w:after="100" w:before="100" w:line="240"/>
+              <w:ind w:left="100" w:right="100" w:firstLine="0" w:firstLineChars="0"/>
+              <w:rPr>
+                <w:rFonts w:ascii="Times New Roman" w:hAnsi="Times New Roman" w:eastAsia="Times New Roman" w:cs="Times New Roman"/>
+                <w:i w:val="false"/>
+                <w:b w:val="false"/>
+                <w:u w:val="none"/>
+                <w:strike w:val="false"/>
+                <w:sz w:val="12"/>
+                <w:szCs w:val="12"/>
+                <w:color w:val="000000"/>
+              </w:rPr>
+            </w:pPr>
+            <w:r>
+              <w:rPr>
+                <w:rFonts w:ascii="Times New Roman" w:hAnsi="Times New Roman" w:eastAsia="Times New Roman" w:cs="Times New Roman"/>
+                <w:i w:val="false"/>
+                <w:b w:val="false"/>
+                <w:u w:val="none"/>
+                <w:strike w:val="false"/>
+                <w:sz w:val="12"/>
+                <w:szCs w:val="12"/>
+                <w:color w:val="000000"/>
+              </w:rPr>
+              <w:t xml:space="preserve">1.24 (0.54–2.84)</w:t>
+            </w:r>
+          </w:p>
+        </w:tc>
+        <w:tc>
+          <w:tcPr>
+            <w:tcBorders>
+              <w:bottom w:val="none" w:sz="0" w:space="0" w:color="000000"/>
+              <w:top w:val="none" w:sz="0" w:space="0" w:color="000000"/>
+              <w:left w:val="none" w:sz="0" w:space="0" w:color="000000"/>
+              <w:right w:val="none" w:sz="0" w:space="0" w:color="000000"/>
+            </w:tcBorders>
+            <w:shd w:val="clear" w:color="auto" w:fill="FFFFFF"/>
+            <w:tcMar>
+              <w:top w:w="0" w:type="dxa"/>
+              <w:bottom w:w="0" w:type="dxa"/>
+              <w:left w:w="0" w:type="dxa"/>
+              <w:right w:w="0" w:type="dxa"/>
+            </w:tcMar>
+            <w:vAlign w:val="center"/>
+          </w:tcPr>
+          <w:p>
+            <w:pPr>
+              <w:pStyle w:val="Normal"/>
+              <w:jc w:val="left"/>
+              <w:pBdr>
+                <w:bottom w:val="none" w:sz="0" w:space="0" w:color="000000"/>
+                <w:top w:val="none" w:sz="0" w:space="0" w:color="000000"/>
+                <w:left w:val="none" w:sz="0" w:space="0" w:color="000000"/>
+                <w:right w:val="none" w:sz="0" w:space="0" w:color="000000"/>
+              </w:pBdr>
+              <w:spacing w:after="100" w:before="100" w:line="240"/>
+              <w:ind w:left="100" w:right="100" w:firstLine="0" w:firstLineChars="0"/>
+              <w:rPr>
+                <w:rFonts w:ascii="Times New Roman" w:hAnsi="Times New Roman" w:eastAsia="Times New Roman" w:cs="Times New Roman"/>
+                <w:i w:val="false"/>
+                <w:b w:val="false"/>
+                <w:u w:val="none"/>
+                <w:strike w:val="false"/>
+                <w:sz w:val="12"/>
+                <w:szCs w:val="12"/>
+                <w:color w:val="000000"/>
+              </w:rPr>
+            </w:pPr>
+            <w:r>
+              <w:rPr>
+                <w:rFonts w:ascii="Times New Roman" w:hAnsi="Times New Roman" w:eastAsia="Times New Roman" w:cs="Times New Roman"/>
+                <w:i w:val="false"/>
+                <w:b w:val="false"/>
+                <w:u w:val="none"/>
+                <w:strike w:val="false"/>
+                <w:sz w:val="12"/>
+                <w:szCs w:val="12"/>
+                <w:color w:val="000000"/>
+              </w:rPr>
+              <w:t xml:space="preserve">0.612</w:t>
+            </w:r>
+          </w:p>
+        </w:tc>
+        <w:tc>
+          <w:tcPr>
+            <w:tcBorders>
+              <w:bottom w:val="none" w:sz="0" w:space="0" w:color="000000"/>
+              <w:top w:val="none" w:sz="0" w:space="0" w:color="000000"/>
+              <w:left w:val="none" w:sz="0" w:space="0" w:color="000000"/>
+              <w:right w:val="none" w:sz="0" w:space="0" w:color="000000"/>
+            </w:tcBorders>
+            <w:shd w:val="clear" w:color="auto" w:fill="FFFFFF"/>
+            <w:tcMar>
+              <w:top w:w="0" w:type="dxa"/>
+              <w:bottom w:w="0" w:type="dxa"/>
+              <w:left w:w="0" w:type="dxa"/>
+              <w:right w:w="0" w:type="dxa"/>
+            </w:tcMar>
+            <w:vAlign w:val="center"/>
+          </w:tcPr>
+          <w:p>
+            <w:pPr>
+              <w:pStyle w:val="Normal"/>
+              <w:jc w:val="left"/>
+              <w:pBdr>
+                <w:bottom w:val="none" w:sz="0" w:space="0" w:color="000000"/>
+                <w:top w:val="none" w:sz="0" w:space="0" w:color="000000"/>
+                <w:left w:val="none" w:sz="0" w:space="0" w:color="000000"/>
+                <w:right w:val="none" w:sz="0" w:space="0" w:color="000000"/>
+              </w:pBdr>
+              <w:spacing w:after="100" w:before="100" w:line="240"/>
+              <w:ind w:left="100" w:right="100" w:firstLine="0" w:firstLineChars="0"/>
+              <w:rPr>
+                <w:rFonts w:ascii="Times New Roman" w:hAnsi="Times New Roman" w:eastAsia="Times New Roman" w:cs="Times New Roman"/>
+                <w:i w:val="false"/>
+                <w:b w:val="false"/>
+                <w:u w:val="none"/>
+                <w:strike w:val="false"/>
+                <w:sz w:val="12"/>
+                <w:szCs w:val="12"/>
+                <w:color w:val="000000"/>
+              </w:rPr>
+            </w:pPr>
+            <w:r>
+              <w:rPr>
+                <w:rFonts w:ascii="Times New Roman" w:hAnsi="Times New Roman" w:eastAsia="Times New Roman" w:cs="Times New Roman"/>
+                <w:i w:val="false"/>
+                <w:b w:val="false"/>
+                <w:u w:val="none"/>
+                <w:strike w:val="false"/>
+                <w:sz w:val="12"/>
+                <w:szCs w:val="12"/>
+                <w:color w:val="000000"/>
+              </w:rPr>
+              <w:t xml:space="preserve">0.41 (0.15–1.14)</w:t>
+            </w:r>
+          </w:p>
+        </w:tc>
+        <w:tc>
+          <w:tcPr>
+            <w:tcBorders>
+              <w:bottom w:val="none" w:sz="0" w:space="0" w:color="000000"/>
+              <w:top w:val="none" w:sz="0" w:space="0" w:color="000000"/>
+              <w:left w:val="none" w:sz="0" w:space="0" w:color="000000"/>
+              <w:right w:val="none" w:sz="0" w:space="0" w:color="000000"/>
+            </w:tcBorders>
+            <w:shd w:val="clear" w:color="auto" w:fill="FFFFFF"/>
+            <w:tcMar>
+              <w:top w:w="0" w:type="dxa"/>
+              <w:bottom w:w="0" w:type="dxa"/>
+              <w:left w:w="0" w:type="dxa"/>
+              <w:right w:w="0" w:type="dxa"/>
+            </w:tcMar>
+            <w:vAlign w:val="center"/>
+          </w:tcPr>
+          <w:p>
+            <w:pPr>
+              <w:pStyle w:val="Normal"/>
+              <w:jc w:val="left"/>
+              <w:pBdr>
+                <w:bottom w:val="none" w:sz="0" w:space="0" w:color="000000"/>
+                <w:top w:val="none" w:sz="0" w:space="0" w:color="000000"/>
+                <w:left w:val="none" w:sz="0" w:space="0" w:color="000000"/>
+                <w:right w:val="none" w:sz="0" w:space="0" w:color="000000"/>
+              </w:pBdr>
+              <w:spacing w:after="100" w:before="100" w:line="240"/>
+              <w:ind w:left="100" w:right="100" w:firstLine="0" w:firstLineChars="0"/>
+              <w:rPr>
+                <w:rFonts w:ascii="Times New Roman" w:hAnsi="Times New Roman" w:eastAsia="Times New Roman" w:cs="Times New Roman"/>
+                <w:i w:val="false"/>
+                <w:b w:val="false"/>
+                <w:u w:val="none"/>
+                <w:strike w:val="false"/>
+                <w:sz w:val="12"/>
+                <w:szCs w:val="12"/>
+                <w:color w:val="000000"/>
+              </w:rPr>
+            </w:pPr>
+            <w:r>
+              <w:rPr>
+                <w:rFonts w:ascii="Times New Roman" w:hAnsi="Times New Roman" w:eastAsia="Times New Roman" w:cs="Times New Roman"/>
+                <w:i w:val="false"/>
+                <w:b w:val="false"/>
+                <w:u w:val="none"/>
+                <w:strike w:val="false"/>
+                <w:sz w:val="12"/>
+                <w:szCs w:val="12"/>
+                <w:color w:val="000000"/>
+              </w:rPr>
+              <w:t xml:space="preserve">0.087</w:t>
             </w:r>
           </w:p>
         </w:tc>
@@ -9664,172 +9664,172 @@
                 <w:szCs w:val="12"/>
                 <w:color w:val="000000"/>
               </w:rPr>
-              <w:t xml:space="preserve">0.36 (0.12–1.09)</w:t>
-            </w:r>
-          </w:p>
-        </w:tc>
-        <w:tc>
-          <w:tcPr>
-            <w:tcBorders>
-              <w:bottom w:val="none" w:sz="0" w:space="0" w:color="000000"/>
-              <w:top w:val="none" w:sz="0" w:space="0" w:color="000000"/>
-              <w:left w:val="none" w:sz="0" w:space="0" w:color="000000"/>
-              <w:right w:val="none" w:sz="0" w:space="0" w:color="000000"/>
-            </w:tcBorders>
-            <w:shd w:val="clear" w:color="auto" w:fill="FFFFFF"/>
-            <w:tcMar>
-              <w:top w:w="0" w:type="dxa"/>
-              <w:bottom w:w="0" w:type="dxa"/>
-              <w:left w:w="0" w:type="dxa"/>
-              <w:right w:w="0" w:type="dxa"/>
-            </w:tcMar>
-            <w:vAlign w:val="center"/>
-          </w:tcPr>
-          <w:p>
-            <w:pPr>
-              <w:pStyle w:val="Normal"/>
-              <w:jc w:val="left"/>
-              <w:pBdr>
-                <w:bottom w:val="none" w:sz="0" w:space="0" w:color="000000"/>
-                <w:top w:val="none" w:sz="0" w:space="0" w:color="000000"/>
-                <w:left w:val="none" w:sz="0" w:space="0" w:color="000000"/>
-                <w:right w:val="none" w:sz="0" w:space="0" w:color="000000"/>
-              </w:pBdr>
-              <w:spacing w:after="100" w:before="100" w:line="240"/>
-              <w:ind w:left="100" w:right="100" w:firstLine="0" w:firstLineChars="0"/>
-              <w:rPr>
-                <w:rFonts w:ascii="Times New Roman" w:hAnsi="Times New Roman" w:eastAsia="Times New Roman" w:cs="Times New Roman"/>
-                <w:i w:val="false"/>
-                <w:b w:val="false"/>
-                <w:u w:val="none"/>
-                <w:strike w:val="false"/>
-                <w:sz w:val="12"/>
-                <w:szCs w:val="12"/>
-                <w:color w:val="000000"/>
-              </w:rPr>
-            </w:pPr>
-            <w:r>
-              <w:rPr>
-                <w:rFonts w:ascii="Times New Roman" w:hAnsi="Times New Roman" w:eastAsia="Times New Roman" w:cs="Times New Roman"/>
-                <w:i w:val="false"/>
-                <w:b w:val="false"/>
-                <w:u w:val="none"/>
-                <w:strike w:val="false"/>
-                <w:sz w:val="12"/>
-                <w:szCs w:val="12"/>
-                <w:color w:val="000000"/>
-              </w:rPr>
-              <w:t xml:space="preserve">0.071</w:t>
-            </w:r>
-          </w:p>
-        </w:tc>
-        <w:tc>
-          <w:tcPr>
-            <w:tcBorders>
-              <w:bottom w:val="none" w:sz="0" w:space="0" w:color="000000"/>
-              <w:top w:val="none" w:sz="0" w:space="0" w:color="000000"/>
-              <w:left w:val="none" w:sz="0" w:space="0" w:color="000000"/>
-              <w:right w:val="none" w:sz="0" w:space="0" w:color="000000"/>
-            </w:tcBorders>
-            <w:shd w:val="clear" w:color="auto" w:fill="FFFFFF"/>
-            <w:tcMar>
-              <w:top w:w="0" w:type="dxa"/>
-              <w:bottom w:w="0" w:type="dxa"/>
-              <w:left w:w="0" w:type="dxa"/>
-              <w:right w:w="0" w:type="dxa"/>
-            </w:tcMar>
-            <w:vAlign w:val="center"/>
-          </w:tcPr>
-          <w:p>
-            <w:pPr>
-              <w:pStyle w:val="Normal"/>
-              <w:jc w:val="left"/>
-              <w:pBdr>
-                <w:bottom w:val="none" w:sz="0" w:space="0" w:color="000000"/>
-                <w:top w:val="none" w:sz="0" w:space="0" w:color="000000"/>
-                <w:left w:val="none" w:sz="0" w:space="0" w:color="000000"/>
-                <w:right w:val="none" w:sz="0" w:space="0" w:color="000000"/>
-              </w:pBdr>
-              <w:spacing w:after="100" w:before="100" w:line="240"/>
-              <w:ind w:left="100" w:right="100" w:firstLine="0" w:firstLineChars="0"/>
-              <w:rPr>
-                <w:rFonts w:ascii="Times New Roman" w:hAnsi="Times New Roman" w:eastAsia="Times New Roman" w:cs="Times New Roman"/>
-                <w:i w:val="false"/>
-                <w:b w:val="false"/>
-                <w:u w:val="none"/>
-                <w:strike w:val="false"/>
-                <w:sz w:val="12"/>
-                <w:szCs w:val="12"/>
-                <w:color w:val="000000"/>
-              </w:rPr>
-            </w:pPr>
-            <w:r>
-              <w:rPr>
-                <w:rFonts w:ascii="Times New Roman" w:hAnsi="Times New Roman" w:eastAsia="Times New Roman" w:cs="Times New Roman"/>
-                <w:i w:val="false"/>
-                <w:b w:val="false"/>
-                <w:u w:val="none"/>
-                <w:strike w:val="false"/>
-                <w:sz w:val="12"/>
-                <w:szCs w:val="12"/>
-                <w:color w:val="000000"/>
-              </w:rPr>
-              <w:t xml:space="preserve">0.261</w:t>
-            </w:r>
-          </w:p>
-        </w:tc>
-        <w:tc>
-          <w:tcPr>
-            <w:tcBorders>
-              <w:bottom w:val="none" w:sz="0" w:space="0" w:color="000000"/>
-              <w:top w:val="none" w:sz="0" w:space="0" w:color="000000"/>
-              <w:left w:val="none" w:sz="0" w:space="0" w:color="000000"/>
-              <w:right w:val="none" w:sz="0" w:space="0" w:color="000000"/>
-            </w:tcBorders>
-            <w:shd w:val="clear" w:color="auto" w:fill="FFFFFF"/>
-            <w:tcMar>
-              <w:top w:w="0" w:type="dxa"/>
-              <w:bottom w:w="0" w:type="dxa"/>
-              <w:left w:w="0" w:type="dxa"/>
-              <w:right w:w="0" w:type="dxa"/>
-            </w:tcMar>
-            <w:vAlign w:val="center"/>
-          </w:tcPr>
-          <w:p>
-            <w:pPr>
-              <w:pStyle w:val="Normal"/>
-              <w:jc w:val="left"/>
-              <w:pBdr>
-                <w:bottom w:val="none" w:sz="0" w:space="0" w:color="000000"/>
-                <w:top w:val="none" w:sz="0" w:space="0" w:color="000000"/>
-                <w:left w:val="none" w:sz="0" w:space="0" w:color="000000"/>
-                <w:right w:val="none" w:sz="0" w:space="0" w:color="000000"/>
-              </w:pBdr>
-              <w:spacing w:after="100" w:before="100" w:line="240"/>
-              <w:ind w:left="100" w:right="100" w:firstLine="0" w:firstLineChars="0"/>
-              <w:rPr>
-                <w:rFonts w:ascii="Times New Roman" w:hAnsi="Times New Roman" w:eastAsia="Times New Roman" w:cs="Times New Roman"/>
-                <w:i w:val="false"/>
-                <w:b w:val="false"/>
-                <w:u w:val="none"/>
-                <w:strike w:val="false"/>
-                <w:sz w:val="12"/>
-                <w:szCs w:val="12"/>
-                <w:color w:val="000000"/>
-              </w:rPr>
-            </w:pPr>
-            <w:r>
-              <w:rPr>
-                <w:rFonts w:ascii="Times New Roman" w:hAnsi="Times New Roman" w:eastAsia="Times New Roman" w:cs="Times New Roman"/>
-                <w:i w:val="false"/>
-                <w:b w:val="false"/>
-                <w:u w:val="none"/>
-                <w:strike w:val="false"/>
-                <w:sz w:val="12"/>
-                <w:szCs w:val="12"/>
-                <w:color w:val="000000"/>
-              </w:rPr>
-              <w:t xml:space="preserve">3.2</w:t>
+              <w:t xml:space="preserve">0.44 (0.14–1.37)</w:t>
+            </w:r>
+          </w:p>
+        </w:tc>
+        <w:tc>
+          <w:tcPr>
+            <w:tcBorders>
+              <w:bottom w:val="none" w:sz="0" w:space="0" w:color="000000"/>
+              <w:top w:val="none" w:sz="0" w:space="0" w:color="000000"/>
+              <w:left w:val="none" w:sz="0" w:space="0" w:color="000000"/>
+              <w:right w:val="none" w:sz="0" w:space="0" w:color="000000"/>
+            </w:tcBorders>
+            <w:shd w:val="clear" w:color="auto" w:fill="FFFFFF"/>
+            <w:tcMar>
+              <w:top w:w="0" w:type="dxa"/>
+              <w:bottom w:w="0" w:type="dxa"/>
+              <w:left w:w="0" w:type="dxa"/>
+              <w:right w:w="0" w:type="dxa"/>
+            </w:tcMar>
+            <w:vAlign w:val="center"/>
+          </w:tcPr>
+          <w:p>
+            <w:pPr>
+              <w:pStyle w:val="Normal"/>
+              <w:jc w:val="left"/>
+              <w:pBdr>
+                <w:bottom w:val="none" w:sz="0" w:space="0" w:color="000000"/>
+                <w:top w:val="none" w:sz="0" w:space="0" w:color="000000"/>
+                <w:left w:val="none" w:sz="0" w:space="0" w:color="000000"/>
+                <w:right w:val="none" w:sz="0" w:space="0" w:color="000000"/>
+              </w:pBdr>
+              <w:spacing w:after="100" w:before="100" w:line="240"/>
+              <w:ind w:left="100" w:right="100" w:firstLine="0" w:firstLineChars="0"/>
+              <w:rPr>
+                <w:rFonts w:ascii="Times New Roman" w:hAnsi="Times New Roman" w:eastAsia="Times New Roman" w:cs="Times New Roman"/>
+                <w:i w:val="false"/>
+                <w:b w:val="false"/>
+                <w:u w:val="none"/>
+                <w:strike w:val="false"/>
+                <w:sz w:val="12"/>
+                <w:szCs w:val="12"/>
+                <w:color w:val="000000"/>
+              </w:rPr>
+            </w:pPr>
+            <w:r>
+              <w:rPr>
+                <w:rFonts w:ascii="Times New Roman" w:hAnsi="Times New Roman" w:eastAsia="Times New Roman" w:cs="Times New Roman"/>
+                <w:i w:val="false"/>
+                <w:b w:val="false"/>
+                <w:u w:val="none"/>
+                <w:strike w:val="false"/>
+                <w:sz w:val="12"/>
+                <w:szCs w:val="12"/>
+                <w:color w:val="000000"/>
+              </w:rPr>
+              <w:t xml:space="preserve">0.155</w:t>
+            </w:r>
+          </w:p>
+        </w:tc>
+        <w:tc>
+          <w:tcPr>
+            <w:tcBorders>
+              <w:bottom w:val="none" w:sz="0" w:space="0" w:color="000000"/>
+              <w:top w:val="none" w:sz="0" w:space="0" w:color="000000"/>
+              <w:left w:val="none" w:sz="0" w:space="0" w:color="000000"/>
+              <w:right w:val="none" w:sz="0" w:space="0" w:color="000000"/>
+            </w:tcBorders>
+            <w:shd w:val="clear" w:color="auto" w:fill="FFFFFF"/>
+            <w:tcMar>
+              <w:top w:w="0" w:type="dxa"/>
+              <w:bottom w:w="0" w:type="dxa"/>
+              <w:left w:w="0" w:type="dxa"/>
+              <w:right w:w="0" w:type="dxa"/>
+            </w:tcMar>
+            <w:vAlign w:val="center"/>
+          </w:tcPr>
+          <w:p>
+            <w:pPr>
+              <w:pStyle w:val="Normal"/>
+              <w:jc w:val="left"/>
+              <w:pBdr>
+                <w:bottom w:val="none" w:sz="0" w:space="0" w:color="000000"/>
+                <w:top w:val="none" w:sz="0" w:space="0" w:color="000000"/>
+                <w:left w:val="none" w:sz="0" w:space="0" w:color="000000"/>
+                <w:right w:val="none" w:sz="0" w:space="0" w:color="000000"/>
+              </w:pBdr>
+              <w:spacing w:after="100" w:before="100" w:line="240"/>
+              <w:ind w:left="100" w:right="100" w:firstLine="0" w:firstLineChars="0"/>
+              <w:rPr>
+                <w:rFonts w:ascii="Times New Roman" w:hAnsi="Times New Roman" w:eastAsia="Times New Roman" w:cs="Times New Roman"/>
+                <w:i w:val="false"/>
+                <w:b w:val="false"/>
+                <w:u w:val="none"/>
+                <w:strike w:val="false"/>
+                <w:sz w:val="12"/>
+                <w:szCs w:val="12"/>
+                <w:color w:val="000000"/>
+              </w:rPr>
+            </w:pPr>
+            <w:r>
+              <w:rPr>
+                <w:rFonts w:ascii="Times New Roman" w:hAnsi="Times New Roman" w:eastAsia="Times New Roman" w:cs="Times New Roman"/>
+                <w:i w:val="false"/>
+                <w:b w:val="false"/>
+                <w:u w:val="none"/>
+                <w:strike w:val="false"/>
+                <w:sz w:val="12"/>
+                <w:szCs w:val="12"/>
+                <w:color w:val="000000"/>
+              </w:rPr>
+              <w:t xml:space="preserve">0.379</w:t>
+            </w:r>
+          </w:p>
+        </w:tc>
+        <w:tc>
+          <w:tcPr>
+            <w:tcBorders>
+              <w:bottom w:val="none" w:sz="0" w:space="0" w:color="000000"/>
+              <w:top w:val="none" w:sz="0" w:space="0" w:color="000000"/>
+              <w:left w:val="none" w:sz="0" w:space="0" w:color="000000"/>
+              <w:right w:val="none" w:sz="0" w:space="0" w:color="000000"/>
+            </w:tcBorders>
+            <w:shd w:val="clear" w:color="auto" w:fill="FFFFFF"/>
+            <w:tcMar>
+              <w:top w:w="0" w:type="dxa"/>
+              <w:bottom w:w="0" w:type="dxa"/>
+              <w:left w:w="0" w:type="dxa"/>
+              <w:right w:w="0" w:type="dxa"/>
+            </w:tcMar>
+            <w:vAlign w:val="center"/>
+          </w:tcPr>
+          <w:p>
+            <w:pPr>
+              <w:pStyle w:val="Normal"/>
+              <w:jc w:val="left"/>
+              <w:pBdr>
+                <w:bottom w:val="none" w:sz="0" w:space="0" w:color="000000"/>
+                <w:top w:val="none" w:sz="0" w:space="0" w:color="000000"/>
+                <w:left w:val="none" w:sz="0" w:space="0" w:color="000000"/>
+                <w:right w:val="none" w:sz="0" w:space="0" w:color="000000"/>
+              </w:pBdr>
+              <w:spacing w:after="100" w:before="100" w:line="240"/>
+              <w:ind w:left="100" w:right="100" w:firstLine="0" w:firstLineChars="0"/>
+              <w:rPr>
+                <w:rFonts w:ascii="Times New Roman" w:hAnsi="Times New Roman" w:eastAsia="Times New Roman" w:cs="Times New Roman"/>
+                <w:i w:val="false"/>
+                <w:b w:val="false"/>
+                <w:u w:val="none"/>
+                <w:strike w:val="false"/>
+                <w:sz w:val="12"/>
+                <w:szCs w:val="12"/>
+                <w:color w:val="000000"/>
+              </w:rPr>
+            </w:pPr>
+            <w:r>
+              <w:rPr>
+                <w:rFonts w:ascii="Times New Roman" w:hAnsi="Times New Roman" w:eastAsia="Times New Roman" w:cs="Times New Roman"/>
+                <w:i w:val="false"/>
+                <w:b w:val="false"/>
+                <w:u w:val="none"/>
+                <w:strike w:val="false"/>
+                <w:sz w:val="12"/>
+                <w:szCs w:val="12"/>
+                <w:color w:val="000000"/>
+              </w:rPr>
+              <w:t xml:space="preserve">2.6</w:t>
             </w:r>
           </w:p>
         </w:tc>
@@ -9939,117 +9939,117 @@
                 <w:szCs w:val="12"/>
                 <w:color w:val="000000"/>
               </w:rPr>
-              <w:t xml:space="preserve">0.42 (0.13–1.42)</w:t>
-            </w:r>
-          </w:p>
-        </w:tc>
-        <w:tc>
-          <w:tcPr>
-            <w:tcBorders>
-              <w:bottom w:val="none" w:sz="0" w:space="0" w:color="000000"/>
-              <w:top w:val="none" w:sz="0" w:space="0" w:color="000000"/>
-              <w:left w:val="none" w:sz="0" w:space="0" w:color="000000"/>
-              <w:right w:val="none" w:sz="0" w:space="0" w:color="000000"/>
-            </w:tcBorders>
-            <w:shd w:val="clear" w:color="auto" w:fill="FFFFFF"/>
-            <w:tcMar>
-              <w:top w:w="0" w:type="dxa"/>
-              <w:bottom w:w="0" w:type="dxa"/>
-              <w:left w:w="0" w:type="dxa"/>
-              <w:right w:w="0" w:type="dxa"/>
-            </w:tcMar>
-            <w:vAlign w:val="center"/>
-          </w:tcPr>
-          <w:p>
-            <w:pPr>
-              <w:pStyle w:val="Normal"/>
-              <w:jc w:val="left"/>
-              <w:pBdr>
-                <w:bottom w:val="none" w:sz="0" w:space="0" w:color="000000"/>
-                <w:top w:val="none" w:sz="0" w:space="0" w:color="000000"/>
-                <w:left w:val="none" w:sz="0" w:space="0" w:color="000000"/>
-                <w:right w:val="none" w:sz="0" w:space="0" w:color="000000"/>
-              </w:pBdr>
-              <w:spacing w:after="100" w:before="100" w:line="240"/>
-              <w:ind w:left="100" w:right="100" w:firstLine="0" w:firstLineChars="0"/>
-              <w:rPr>
-                <w:rFonts w:ascii="Times New Roman" w:hAnsi="Times New Roman" w:eastAsia="Times New Roman" w:cs="Times New Roman"/>
-                <w:i w:val="false"/>
-                <w:b w:val="false"/>
-                <w:u w:val="none"/>
-                <w:strike w:val="false"/>
-                <w:sz w:val="12"/>
-                <w:szCs w:val="12"/>
-                <w:color w:val="000000"/>
-              </w:rPr>
-            </w:pPr>
-            <w:r>
-              <w:rPr>
-                <w:rFonts w:ascii="Times New Roman" w:hAnsi="Times New Roman" w:eastAsia="Times New Roman" w:cs="Times New Roman"/>
-                <w:i w:val="false"/>
-                <w:b w:val="false"/>
-                <w:u w:val="none"/>
-                <w:strike w:val="false"/>
-                <w:sz w:val="12"/>
-                <w:szCs w:val="12"/>
-                <w:color w:val="000000"/>
-              </w:rPr>
-              <w:t xml:space="preserve">0.164</w:t>
-            </w:r>
-          </w:p>
-        </w:tc>
-        <w:tc>
-          <w:tcPr>
-            <w:tcBorders>
-              <w:bottom w:val="none" w:sz="0" w:space="0" w:color="000000"/>
-              <w:top w:val="none" w:sz="0" w:space="0" w:color="000000"/>
-              <w:left w:val="none" w:sz="0" w:space="0" w:color="000000"/>
-              <w:right w:val="none" w:sz="0" w:space="0" w:color="000000"/>
-            </w:tcBorders>
-            <w:shd w:val="clear" w:color="auto" w:fill="FFFFFF"/>
-            <w:tcMar>
-              <w:top w:w="0" w:type="dxa"/>
-              <w:bottom w:w="0" w:type="dxa"/>
-              <w:left w:w="0" w:type="dxa"/>
-              <w:right w:w="0" w:type="dxa"/>
-            </w:tcMar>
-            <w:vAlign w:val="center"/>
-          </w:tcPr>
-          <w:p>
-            <w:pPr>
-              <w:pStyle w:val="Normal"/>
-              <w:jc w:val="left"/>
-              <w:pBdr>
-                <w:bottom w:val="none" w:sz="0" w:space="0" w:color="000000"/>
-                <w:top w:val="none" w:sz="0" w:space="0" w:color="000000"/>
-                <w:left w:val="none" w:sz="0" w:space="0" w:color="000000"/>
-                <w:right w:val="none" w:sz="0" w:space="0" w:color="000000"/>
-              </w:pBdr>
-              <w:spacing w:after="100" w:before="100" w:line="240"/>
-              <w:ind w:left="100" w:right="100" w:firstLine="0" w:firstLineChars="0"/>
-              <w:rPr>
-                <w:rFonts w:ascii="Times New Roman" w:hAnsi="Times New Roman" w:eastAsia="Times New Roman" w:cs="Times New Roman"/>
-                <w:i w:val="false"/>
-                <w:b w:val="false"/>
-                <w:u w:val="none"/>
-                <w:strike w:val="false"/>
-                <w:sz w:val="12"/>
-                <w:szCs w:val="12"/>
-                <w:color w:val="000000"/>
-              </w:rPr>
-            </w:pPr>
-            <w:r>
-              <w:rPr>
-                <w:rFonts w:ascii="Times New Roman" w:hAnsi="Times New Roman" w:eastAsia="Times New Roman" w:cs="Times New Roman"/>
-                <w:i w:val="false"/>
-                <w:b w:val="false"/>
-                <w:u w:val="none"/>
-                <w:strike w:val="false"/>
-                <w:sz w:val="12"/>
-                <w:szCs w:val="12"/>
-                <w:color w:val="000000"/>
-              </w:rPr>
-              <w:t xml:space="preserve">0.218</w:t>
+              <w:t xml:space="preserve">0.47 (0.13–1.66)</w:t>
+            </w:r>
+          </w:p>
+        </w:tc>
+        <w:tc>
+          <w:tcPr>
+            <w:tcBorders>
+              <w:bottom w:val="none" w:sz="0" w:space="0" w:color="000000"/>
+              <w:top w:val="none" w:sz="0" w:space="0" w:color="000000"/>
+              <w:left w:val="none" w:sz="0" w:space="0" w:color="000000"/>
+              <w:right w:val="none" w:sz="0" w:space="0" w:color="000000"/>
+            </w:tcBorders>
+            <w:shd w:val="clear" w:color="auto" w:fill="FFFFFF"/>
+            <w:tcMar>
+              <w:top w:w="0" w:type="dxa"/>
+              <w:bottom w:w="0" w:type="dxa"/>
+              <w:left w:w="0" w:type="dxa"/>
+              <w:right w:w="0" w:type="dxa"/>
+            </w:tcMar>
+            <w:vAlign w:val="center"/>
+          </w:tcPr>
+          <w:p>
+            <w:pPr>
+              <w:pStyle w:val="Normal"/>
+              <w:jc w:val="left"/>
+              <w:pBdr>
+                <w:bottom w:val="none" w:sz="0" w:space="0" w:color="000000"/>
+                <w:top w:val="none" w:sz="0" w:space="0" w:color="000000"/>
+                <w:left w:val="none" w:sz="0" w:space="0" w:color="000000"/>
+                <w:right w:val="none" w:sz="0" w:space="0" w:color="000000"/>
+              </w:pBdr>
+              <w:spacing w:after="100" w:before="100" w:line="240"/>
+              <w:ind w:left="100" w:right="100" w:firstLine="0" w:firstLineChars="0"/>
+              <w:rPr>
+                <w:rFonts w:ascii="Times New Roman" w:hAnsi="Times New Roman" w:eastAsia="Times New Roman" w:cs="Times New Roman"/>
+                <w:i w:val="false"/>
+                <w:b w:val="false"/>
+                <w:u w:val="none"/>
+                <w:strike w:val="false"/>
+                <w:sz w:val="12"/>
+                <w:szCs w:val="12"/>
+                <w:color w:val="000000"/>
+              </w:rPr>
+            </w:pPr>
+            <w:r>
+              <w:rPr>
+                <w:rFonts w:ascii="Times New Roman" w:hAnsi="Times New Roman" w:eastAsia="Times New Roman" w:cs="Times New Roman"/>
+                <w:i w:val="false"/>
+                <w:b w:val="false"/>
+                <w:u w:val="none"/>
+                <w:strike w:val="false"/>
+                <w:sz w:val="12"/>
+                <w:szCs w:val="12"/>
+                <w:color w:val="000000"/>
+              </w:rPr>
+              <w:t xml:space="preserve">0.243</w:t>
+            </w:r>
+          </w:p>
+        </w:tc>
+        <w:tc>
+          <w:tcPr>
+            <w:tcBorders>
+              <w:bottom w:val="none" w:sz="0" w:space="0" w:color="000000"/>
+              <w:top w:val="none" w:sz="0" w:space="0" w:color="000000"/>
+              <w:left w:val="none" w:sz="0" w:space="0" w:color="000000"/>
+              <w:right w:val="none" w:sz="0" w:space="0" w:color="000000"/>
+            </w:tcBorders>
+            <w:shd w:val="clear" w:color="auto" w:fill="FFFFFF"/>
+            <w:tcMar>
+              <w:top w:w="0" w:type="dxa"/>
+              <w:bottom w:w="0" w:type="dxa"/>
+              <w:left w:w="0" w:type="dxa"/>
+              <w:right w:w="0" w:type="dxa"/>
+            </w:tcMar>
+            <w:vAlign w:val="center"/>
+          </w:tcPr>
+          <w:p>
+            <w:pPr>
+              <w:pStyle w:val="Normal"/>
+              <w:jc w:val="left"/>
+              <w:pBdr>
+                <w:bottom w:val="none" w:sz="0" w:space="0" w:color="000000"/>
+                <w:top w:val="none" w:sz="0" w:space="0" w:color="000000"/>
+                <w:left w:val="none" w:sz="0" w:space="0" w:color="000000"/>
+                <w:right w:val="none" w:sz="0" w:space="0" w:color="000000"/>
+              </w:pBdr>
+              <w:spacing w:after="100" w:before="100" w:line="240"/>
+              <w:ind w:left="100" w:right="100" w:firstLine="0" w:firstLineChars="0"/>
+              <w:rPr>
+                <w:rFonts w:ascii="Times New Roman" w:hAnsi="Times New Roman" w:eastAsia="Times New Roman" w:cs="Times New Roman"/>
+                <w:i w:val="false"/>
+                <w:b w:val="false"/>
+                <w:u w:val="none"/>
+                <w:strike w:val="false"/>
+                <w:sz w:val="12"/>
+                <w:szCs w:val="12"/>
+                <w:color w:val="000000"/>
+              </w:rPr>
+            </w:pPr>
+            <w:r>
+              <w:rPr>
+                <w:rFonts w:ascii="Times New Roman" w:hAnsi="Times New Roman" w:eastAsia="Times New Roman" w:cs="Times New Roman"/>
+                <w:i w:val="false"/>
+                <w:b w:val="false"/>
+                <w:u w:val="none"/>
+                <w:strike w:val="false"/>
+                <w:sz w:val="12"/>
+                <w:szCs w:val="12"/>
+                <w:color w:val="000000"/>
+              </w:rPr>
+              <w:t xml:space="preserve">0.151</w:t>
             </w:r>
           </w:p>
         </w:tc>
@@ -11154,172 +11154,172 @@
                 <w:szCs w:val="12"/>
                 <w:color w:val="000000"/>
               </w:rPr>
-              <w:t xml:space="preserve">0.57 (0.30–1.11)</w:t>
-            </w:r>
-          </w:p>
-        </w:tc>
-        <w:tc>
-          <w:tcPr>
-            <w:tcBorders>
-              <w:bottom w:val="none" w:sz="0" w:space="0" w:color="000000"/>
-              <w:top w:val="none" w:sz="0" w:space="0" w:color="000000"/>
-              <w:left w:val="none" w:sz="0" w:space="0" w:color="000000"/>
-              <w:right w:val="none" w:sz="0" w:space="0" w:color="000000"/>
-            </w:tcBorders>
-            <w:shd w:val="clear" w:color="auto" w:fill="FFFFFF"/>
-            <w:tcMar>
-              <w:top w:w="0" w:type="dxa"/>
-              <w:bottom w:w="0" w:type="dxa"/>
-              <w:left w:w="0" w:type="dxa"/>
-              <w:right w:w="0" w:type="dxa"/>
-            </w:tcMar>
-            <w:vAlign w:val="center"/>
-          </w:tcPr>
-          <w:p>
-            <w:pPr>
-              <w:pStyle w:val="Normal"/>
-              <w:jc w:val="left"/>
-              <w:pBdr>
-                <w:bottom w:val="none" w:sz="0" w:space="0" w:color="000000"/>
-                <w:top w:val="none" w:sz="0" w:space="0" w:color="000000"/>
-                <w:left w:val="none" w:sz="0" w:space="0" w:color="000000"/>
-                <w:right w:val="none" w:sz="0" w:space="0" w:color="000000"/>
-              </w:pBdr>
-              <w:spacing w:after="100" w:before="100" w:line="240"/>
-              <w:ind w:left="100" w:right="100" w:firstLine="0" w:firstLineChars="0"/>
-              <w:rPr>
-                <w:rFonts w:ascii="Times New Roman" w:hAnsi="Times New Roman" w:eastAsia="Times New Roman" w:cs="Times New Roman"/>
-                <w:i w:val="false"/>
-                <w:b w:val="false"/>
-                <w:u w:val="none"/>
-                <w:strike w:val="false"/>
-                <w:sz w:val="12"/>
-                <w:szCs w:val="12"/>
-                <w:color w:val="000000"/>
-              </w:rPr>
-            </w:pPr>
-            <w:r>
-              <w:rPr>
-                <w:rFonts w:ascii="Times New Roman" w:hAnsi="Times New Roman" w:eastAsia="Times New Roman" w:cs="Times New Roman"/>
-                <w:i w:val="false"/>
-                <w:b w:val="false"/>
-                <w:u w:val="none"/>
-                <w:strike w:val="false"/>
-                <w:sz w:val="12"/>
-                <w:szCs w:val="12"/>
-                <w:color w:val="000000"/>
-              </w:rPr>
-              <w:t xml:space="preserve">0.098</w:t>
-            </w:r>
-          </w:p>
-        </w:tc>
-        <w:tc>
-          <w:tcPr>
-            <w:tcBorders>
-              <w:bottom w:val="none" w:sz="0" w:space="0" w:color="000000"/>
-              <w:top w:val="none" w:sz="0" w:space="0" w:color="000000"/>
-              <w:left w:val="none" w:sz="0" w:space="0" w:color="000000"/>
-              <w:right w:val="none" w:sz="0" w:space="0" w:color="000000"/>
-            </w:tcBorders>
-            <w:shd w:val="clear" w:color="auto" w:fill="FFFFFF"/>
-            <w:tcMar>
-              <w:top w:w="0" w:type="dxa"/>
-              <w:bottom w:w="0" w:type="dxa"/>
-              <w:left w:w="0" w:type="dxa"/>
-              <w:right w:w="0" w:type="dxa"/>
-            </w:tcMar>
-            <w:vAlign w:val="center"/>
-          </w:tcPr>
-          <w:p>
-            <w:pPr>
-              <w:pStyle w:val="Normal"/>
-              <w:jc w:val="left"/>
-              <w:pBdr>
-                <w:bottom w:val="none" w:sz="0" w:space="0" w:color="000000"/>
-                <w:top w:val="none" w:sz="0" w:space="0" w:color="000000"/>
-                <w:left w:val="none" w:sz="0" w:space="0" w:color="000000"/>
-                <w:right w:val="none" w:sz="0" w:space="0" w:color="000000"/>
-              </w:pBdr>
-              <w:spacing w:after="100" w:before="100" w:line="240"/>
-              <w:ind w:left="100" w:right="100" w:firstLine="0" w:firstLineChars="0"/>
-              <w:rPr>
-                <w:rFonts w:ascii="Times New Roman" w:hAnsi="Times New Roman" w:eastAsia="Times New Roman" w:cs="Times New Roman"/>
-                <w:i w:val="false"/>
-                <w:b w:val="false"/>
-                <w:u w:val="none"/>
-                <w:strike w:val="false"/>
-                <w:sz w:val="12"/>
-                <w:szCs w:val="12"/>
-                <w:color w:val="000000"/>
-              </w:rPr>
-            </w:pPr>
-            <w:r>
-              <w:rPr>
-                <w:rFonts w:ascii="Times New Roman" w:hAnsi="Times New Roman" w:eastAsia="Times New Roman" w:cs="Times New Roman"/>
-                <w:i w:val="false"/>
-                <w:b w:val="false"/>
-                <w:u w:val="none"/>
-                <w:strike w:val="false"/>
-                <w:sz w:val="12"/>
-                <w:szCs w:val="12"/>
-                <w:color w:val="000000"/>
-              </w:rPr>
-              <w:t xml:space="preserve">0.271</w:t>
-            </w:r>
-          </w:p>
-        </w:tc>
-        <w:tc>
-          <w:tcPr>
-            <w:tcBorders>
-              <w:bottom w:val="none" w:sz="0" w:space="0" w:color="000000"/>
-              <w:top w:val="none" w:sz="0" w:space="0" w:color="000000"/>
-              <w:left w:val="none" w:sz="0" w:space="0" w:color="000000"/>
-              <w:right w:val="none" w:sz="0" w:space="0" w:color="000000"/>
-            </w:tcBorders>
-            <w:shd w:val="clear" w:color="auto" w:fill="FFFFFF"/>
-            <w:tcMar>
-              <w:top w:w="0" w:type="dxa"/>
-              <w:bottom w:w="0" w:type="dxa"/>
-              <w:left w:w="0" w:type="dxa"/>
-              <w:right w:w="0" w:type="dxa"/>
-            </w:tcMar>
-            <w:vAlign w:val="center"/>
-          </w:tcPr>
-          <w:p>
-            <w:pPr>
-              <w:pStyle w:val="Normal"/>
-              <w:jc w:val="left"/>
-              <w:pBdr>
-                <w:bottom w:val="none" w:sz="0" w:space="0" w:color="000000"/>
-                <w:top w:val="none" w:sz="0" w:space="0" w:color="000000"/>
-                <w:left w:val="none" w:sz="0" w:space="0" w:color="000000"/>
-                <w:right w:val="none" w:sz="0" w:space="0" w:color="000000"/>
-              </w:pBdr>
-              <w:spacing w:after="100" w:before="100" w:line="240"/>
-              <w:ind w:left="100" w:right="100" w:firstLine="0" w:firstLineChars="0"/>
-              <w:rPr>
-                <w:rFonts w:ascii="Times New Roman" w:hAnsi="Times New Roman" w:eastAsia="Times New Roman" w:cs="Times New Roman"/>
-                <w:i w:val="false"/>
-                <w:b w:val="false"/>
-                <w:u w:val="none"/>
-                <w:strike w:val="false"/>
-                <w:sz w:val="12"/>
-                <w:szCs w:val="12"/>
-                <w:color w:val="000000"/>
-              </w:rPr>
-            </w:pPr>
-            <w:r>
-              <w:rPr>
-                <w:rFonts w:ascii="Times New Roman" w:hAnsi="Times New Roman" w:eastAsia="Times New Roman" w:cs="Times New Roman"/>
-                <w:i w:val="false"/>
-                <w:b w:val="false"/>
-                <w:u w:val="none"/>
-                <w:strike w:val="false"/>
-                <w:sz w:val="12"/>
-                <w:szCs w:val="12"/>
-                <w:color w:val="000000"/>
-              </w:rPr>
-              <w:t xml:space="preserve">3.2</w:t>
+              <w:t xml:space="preserve">0.65 (0.35–1.21)</w:t>
+            </w:r>
+          </w:p>
+        </w:tc>
+        <w:tc>
+          <w:tcPr>
+            <w:tcBorders>
+              <w:bottom w:val="none" w:sz="0" w:space="0" w:color="000000"/>
+              <w:top w:val="none" w:sz="0" w:space="0" w:color="000000"/>
+              <w:left w:val="none" w:sz="0" w:space="0" w:color="000000"/>
+              <w:right w:val="none" w:sz="0" w:space="0" w:color="000000"/>
+            </w:tcBorders>
+            <w:shd w:val="clear" w:color="auto" w:fill="FFFFFF"/>
+            <w:tcMar>
+              <w:top w:w="0" w:type="dxa"/>
+              <w:bottom w:w="0" w:type="dxa"/>
+              <w:left w:w="0" w:type="dxa"/>
+              <w:right w:w="0" w:type="dxa"/>
+            </w:tcMar>
+            <w:vAlign w:val="center"/>
+          </w:tcPr>
+          <w:p>
+            <w:pPr>
+              <w:pStyle w:val="Normal"/>
+              <w:jc w:val="left"/>
+              <w:pBdr>
+                <w:bottom w:val="none" w:sz="0" w:space="0" w:color="000000"/>
+                <w:top w:val="none" w:sz="0" w:space="0" w:color="000000"/>
+                <w:left w:val="none" w:sz="0" w:space="0" w:color="000000"/>
+                <w:right w:val="none" w:sz="0" w:space="0" w:color="000000"/>
+              </w:pBdr>
+              <w:spacing w:after="100" w:before="100" w:line="240"/>
+              <w:ind w:left="100" w:right="100" w:firstLine="0" w:firstLineChars="0"/>
+              <w:rPr>
+                <w:rFonts w:ascii="Times New Roman" w:hAnsi="Times New Roman" w:eastAsia="Times New Roman" w:cs="Times New Roman"/>
+                <w:i w:val="false"/>
+                <w:b w:val="false"/>
+                <w:u w:val="none"/>
+                <w:strike w:val="false"/>
+                <w:sz w:val="12"/>
+                <w:szCs w:val="12"/>
+                <w:color w:val="000000"/>
+              </w:rPr>
+            </w:pPr>
+            <w:r>
+              <w:rPr>
+                <w:rFonts w:ascii="Times New Roman" w:hAnsi="Times New Roman" w:eastAsia="Times New Roman" w:cs="Times New Roman"/>
+                <w:i w:val="false"/>
+                <w:b w:val="false"/>
+                <w:u w:val="none"/>
+                <w:strike w:val="false"/>
+                <w:sz w:val="12"/>
+                <w:szCs w:val="12"/>
+                <w:color w:val="000000"/>
+              </w:rPr>
+              <w:t xml:space="preserve">0.172</w:t>
+            </w:r>
+          </w:p>
+        </w:tc>
+        <w:tc>
+          <w:tcPr>
+            <w:tcBorders>
+              <w:bottom w:val="none" w:sz="0" w:space="0" w:color="000000"/>
+              <w:top w:val="none" w:sz="0" w:space="0" w:color="000000"/>
+              <w:left w:val="none" w:sz="0" w:space="0" w:color="000000"/>
+              <w:right w:val="none" w:sz="0" w:space="0" w:color="000000"/>
+            </w:tcBorders>
+            <w:shd w:val="clear" w:color="auto" w:fill="FFFFFF"/>
+            <w:tcMar>
+              <w:top w:w="0" w:type="dxa"/>
+              <w:bottom w:w="0" w:type="dxa"/>
+              <w:left w:w="0" w:type="dxa"/>
+              <w:right w:w="0" w:type="dxa"/>
+            </w:tcMar>
+            <w:vAlign w:val="center"/>
+          </w:tcPr>
+          <w:p>
+            <w:pPr>
+              <w:pStyle w:val="Normal"/>
+              <w:jc w:val="left"/>
+              <w:pBdr>
+                <w:bottom w:val="none" w:sz="0" w:space="0" w:color="000000"/>
+                <w:top w:val="none" w:sz="0" w:space="0" w:color="000000"/>
+                <w:left w:val="none" w:sz="0" w:space="0" w:color="000000"/>
+                <w:right w:val="none" w:sz="0" w:space="0" w:color="000000"/>
+              </w:pBdr>
+              <w:spacing w:after="100" w:before="100" w:line="240"/>
+              <w:ind w:left="100" w:right="100" w:firstLine="0" w:firstLineChars="0"/>
+              <w:rPr>
+                <w:rFonts w:ascii="Times New Roman" w:hAnsi="Times New Roman" w:eastAsia="Times New Roman" w:cs="Times New Roman"/>
+                <w:i w:val="false"/>
+                <w:b w:val="false"/>
+                <w:u w:val="none"/>
+                <w:strike w:val="false"/>
+                <w:sz w:val="12"/>
+                <w:szCs w:val="12"/>
+                <w:color w:val="000000"/>
+              </w:rPr>
+            </w:pPr>
+            <w:r>
+              <w:rPr>
+                <w:rFonts w:ascii="Times New Roman" w:hAnsi="Times New Roman" w:eastAsia="Times New Roman" w:cs="Times New Roman"/>
+                <w:i w:val="false"/>
+                <w:b w:val="false"/>
+                <w:u w:val="none"/>
+                <w:strike w:val="false"/>
+                <w:sz w:val="12"/>
+                <w:szCs w:val="12"/>
+                <w:color w:val="000000"/>
+              </w:rPr>
+              <w:t xml:space="preserve">0.379</w:t>
+            </w:r>
+          </w:p>
+        </w:tc>
+        <w:tc>
+          <w:tcPr>
+            <w:tcBorders>
+              <w:bottom w:val="none" w:sz="0" w:space="0" w:color="000000"/>
+              <w:top w:val="none" w:sz="0" w:space="0" w:color="000000"/>
+              <w:left w:val="none" w:sz="0" w:space="0" w:color="000000"/>
+              <w:right w:val="none" w:sz="0" w:space="0" w:color="000000"/>
+            </w:tcBorders>
+            <w:shd w:val="clear" w:color="auto" w:fill="FFFFFF"/>
+            <w:tcMar>
+              <w:top w:w="0" w:type="dxa"/>
+              <w:bottom w:w="0" w:type="dxa"/>
+              <w:left w:w="0" w:type="dxa"/>
+              <w:right w:w="0" w:type="dxa"/>
+            </w:tcMar>
+            <w:vAlign w:val="center"/>
+          </w:tcPr>
+          <w:p>
+            <w:pPr>
+              <w:pStyle w:val="Normal"/>
+              <w:jc w:val="left"/>
+              <w:pBdr>
+                <w:bottom w:val="none" w:sz="0" w:space="0" w:color="000000"/>
+                <w:top w:val="none" w:sz="0" w:space="0" w:color="000000"/>
+                <w:left w:val="none" w:sz="0" w:space="0" w:color="000000"/>
+                <w:right w:val="none" w:sz="0" w:space="0" w:color="000000"/>
+              </w:pBdr>
+              <w:spacing w:after="100" w:before="100" w:line="240"/>
+              <w:ind w:left="100" w:right="100" w:firstLine="0" w:firstLineChars="0"/>
+              <w:rPr>
+                <w:rFonts w:ascii="Times New Roman" w:hAnsi="Times New Roman" w:eastAsia="Times New Roman" w:cs="Times New Roman"/>
+                <w:i w:val="false"/>
+                <w:b w:val="false"/>
+                <w:u w:val="none"/>
+                <w:strike w:val="false"/>
+                <w:sz w:val="12"/>
+                <w:szCs w:val="12"/>
+                <w:color w:val="000000"/>
+              </w:rPr>
+            </w:pPr>
+            <w:r>
+              <w:rPr>
+                <w:rFonts w:ascii="Times New Roman" w:hAnsi="Times New Roman" w:eastAsia="Times New Roman" w:cs="Times New Roman"/>
+                <w:i w:val="false"/>
+                <w:b w:val="false"/>
+                <w:u w:val="none"/>
+                <w:strike w:val="false"/>
+                <w:sz w:val="12"/>
+                <w:szCs w:val="12"/>
+                <w:color w:val="000000"/>
+              </w:rPr>
+              <w:t xml:space="preserve">2.6</w:t>
             </w:r>
           </w:p>
         </w:tc>
@@ -11429,337 +11429,337 @@
                 <w:szCs w:val="12"/>
                 <w:color w:val="000000"/>
               </w:rPr>
-              <w:t xml:space="preserve">0.67 (0.31–1.46)</w:t>
-            </w:r>
-          </w:p>
-        </w:tc>
-        <w:tc>
-          <w:tcPr>
-            <w:tcBorders>
-              <w:bottom w:val="none" w:sz="0" w:space="0" w:color="000000"/>
-              <w:top w:val="none" w:sz="0" w:space="0" w:color="000000"/>
-              <w:left w:val="none" w:sz="0" w:space="0" w:color="000000"/>
-              <w:right w:val="none" w:sz="0" w:space="0" w:color="000000"/>
-            </w:tcBorders>
-            <w:shd w:val="clear" w:color="auto" w:fill="FFFFFF"/>
-            <w:tcMar>
-              <w:top w:w="0" w:type="dxa"/>
-              <w:bottom w:w="0" w:type="dxa"/>
-              <w:left w:w="0" w:type="dxa"/>
-              <w:right w:w="0" w:type="dxa"/>
-            </w:tcMar>
-            <w:vAlign w:val="center"/>
-          </w:tcPr>
-          <w:p>
-            <w:pPr>
-              <w:pStyle w:val="Normal"/>
-              <w:jc w:val="left"/>
-              <w:pBdr>
-                <w:bottom w:val="none" w:sz="0" w:space="0" w:color="000000"/>
-                <w:top w:val="none" w:sz="0" w:space="0" w:color="000000"/>
-                <w:left w:val="none" w:sz="0" w:space="0" w:color="000000"/>
-                <w:right w:val="none" w:sz="0" w:space="0" w:color="000000"/>
-              </w:pBdr>
-              <w:spacing w:after="100" w:before="100" w:line="240"/>
-              <w:ind w:left="100" w:right="100" w:firstLine="0" w:firstLineChars="0"/>
-              <w:rPr>
-                <w:rFonts w:ascii="Times New Roman" w:hAnsi="Times New Roman" w:eastAsia="Times New Roman" w:cs="Times New Roman"/>
-                <w:i w:val="false"/>
-                <w:b w:val="false"/>
-                <w:u w:val="none"/>
-                <w:strike w:val="false"/>
-                <w:sz w:val="12"/>
-                <w:szCs w:val="12"/>
-                <w:color w:val="000000"/>
-              </w:rPr>
-            </w:pPr>
-            <w:r>
-              <w:rPr>
-                <w:rFonts w:ascii="Times New Roman" w:hAnsi="Times New Roman" w:eastAsia="Times New Roman" w:cs="Times New Roman"/>
-                <w:i w:val="false"/>
-                <w:b w:val="false"/>
-                <w:u w:val="none"/>
-                <w:strike w:val="false"/>
-                <w:sz w:val="12"/>
-                <w:szCs w:val="12"/>
-                <w:color w:val="000000"/>
-              </w:rPr>
-              <w:t xml:space="preserve">0.316</w:t>
-            </w:r>
-          </w:p>
-        </w:tc>
-        <w:tc>
-          <w:tcPr>
-            <w:tcBorders>
-              <w:bottom w:val="none" w:sz="0" w:space="0" w:color="000000"/>
-              <w:top w:val="none" w:sz="0" w:space="0" w:color="000000"/>
-              <w:left w:val="none" w:sz="0" w:space="0" w:color="000000"/>
-              <w:right w:val="none" w:sz="0" w:space="0" w:color="000000"/>
-            </w:tcBorders>
-            <w:shd w:val="clear" w:color="auto" w:fill="FFFFFF"/>
-            <w:tcMar>
-              <w:top w:w="0" w:type="dxa"/>
-              <w:bottom w:w="0" w:type="dxa"/>
-              <w:left w:w="0" w:type="dxa"/>
-              <w:right w:w="0" w:type="dxa"/>
-            </w:tcMar>
-            <w:vAlign w:val="center"/>
-          </w:tcPr>
-          <w:p>
-            <w:pPr>
-              <w:pStyle w:val="Normal"/>
-              <w:jc w:val="left"/>
-              <w:pBdr>
-                <w:bottom w:val="none" w:sz="0" w:space="0" w:color="000000"/>
-                <w:top w:val="none" w:sz="0" w:space="0" w:color="000000"/>
-                <w:left w:val="none" w:sz="0" w:space="0" w:color="000000"/>
-                <w:right w:val="none" w:sz="0" w:space="0" w:color="000000"/>
-              </w:pBdr>
-              <w:spacing w:after="100" w:before="100" w:line="240"/>
-              <w:ind w:left="100" w:right="100" w:firstLine="0" w:firstLineChars="0"/>
-              <w:rPr>
-                <w:rFonts w:ascii="Times New Roman" w:hAnsi="Times New Roman" w:eastAsia="Times New Roman" w:cs="Times New Roman"/>
-                <w:i w:val="false"/>
-                <w:b w:val="false"/>
-                <w:u w:val="none"/>
-                <w:strike w:val="false"/>
-                <w:sz w:val="12"/>
-                <w:szCs w:val="12"/>
-                <w:color w:val="000000"/>
-              </w:rPr>
-            </w:pPr>
-            <w:r>
-              <w:rPr>
-                <w:rFonts w:ascii="Times New Roman" w:hAnsi="Times New Roman" w:eastAsia="Times New Roman" w:cs="Times New Roman"/>
-                <w:i w:val="false"/>
-                <w:b w:val="false"/>
-                <w:u w:val="none"/>
-                <w:strike w:val="false"/>
-                <w:sz w:val="12"/>
-                <w:szCs w:val="12"/>
-                <w:color w:val="000000"/>
-              </w:rPr>
-              <w:t xml:space="preserve">0.158</w:t>
-            </w:r>
-          </w:p>
-        </w:tc>
-        <w:tc>
-          <w:tcPr>
-            <w:tcBorders>
-              <w:bottom w:val="none" w:sz="0" w:space="0" w:color="000000"/>
-              <w:top w:val="none" w:sz="0" w:space="0" w:color="000000"/>
-              <w:left w:val="none" w:sz="0" w:space="0" w:color="000000"/>
-              <w:right w:val="none" w:sz="0" w:space="0" w:color="000000"/>
-            </w:tcBorders>
-            <w:shd w:val="clear" w:color="auto" w:fill="FFFFFF"/>
-            <w:tcMar>
-              <w:top w:w="0" w:type="dxa"/>
-              <w:bottom w:w="0" w:type="dxa"/>
-              <w:left w:w="0" w:type="dxa"/>
-              <w:right w:w="0" w:type="dxa"/>
-            </w:tcMar>
-            <w:vAlign w:val="center"/>
-          </w:tcPr>
-          <w:p>
-            <w:pPr>
-              <w:pStyle w:val="Normal"/>
-              <w:jc w:val="left"/>
-              <w:pBdr>
-                <w:bottom w:val="none" w:sz="0" w:space="0" w:color="000000"/>
-                <w:top w:val="none" w:sz="0" w:space="0" w:color="000000"/>
-                <w:left w:val="none" w:sz="0" w:space="0" w:color="000000"/>
-                <w:right w:val="none" w:sz="0" w:space="0" w:color="000000"/>
-              </w:pBdr>
-              <w:spacing w:after="100" w:before="100" w:line="240"/>
-              <w:ind w:left="100" w:right="100" w:firstLine="0" w:firstLineChars="0"/>
-              <w:rPr>
-                <w:rFonts w:ascii="Times New Roman" w:hAnsi="Times New Roman" w:eastAsia="Times New Roman" w:cs="Times New Roman"/>
-                <w:i w:val="false"/>
-                <w:b w:val="false"/>
-                <w:u w:val="none"/>
-                <w:strike w:val="false"/>
-                <w:sz w:val="12"/>
-                <w:szCs w:val="12"/>
-                <w:color w:val="000000"/>
-              </w:rPr>
-            </w:pPr>
-            <w:r>
-              <w:rPr>
-                <w:rFonts w:ascii="Times New Roman" w:hAnsi="Times New Roman" w:eastAsia="Times New Roman" w:cs="Times New Roman"/>
-                <w:i w:val="false"/>
-                <w:b w:val="false"/>
-                <w:u w:val="none"/>
-                <w:strike w:val="false"/>
-                <w:sz w:val="12"/>
-                <w:szCs w:val="12"/>
-                <w:color w:val="000000"/>
-              </w:rPr>
-              <w:t xml:space="preserve">0.75 (0.33–1.71)</w:t>
-            </w:r>
-          </w:p>
-        </w:tc>
-        <w:tc>
-          <w:tcPr>
-            <w:tcBorders>
-              <w:bottom w:val="none" w:sz="0" w:space="0" w:color="000000"/>
-              <w:top w:val="none" w:sz="0" w:space="0" w:color="000000"/>
-              <w:left w:val="none" w:sz="0" w:space="0" w:color="000000"/>
-              <w:right w:val="none" w:sz="0" w:space="0" w:color="000000"/>
-            </w:tcBorders>
-            <w:shd w:val="clear" w:color="auto" w:fill="FFFFFF"/>
-            <w:tcMar>
-              <w:top w:w="0" w:type="dxa"/>
-              <w:bottom w:w="0" w:type="dxa"/>
-              <w:left w:w="0" w:type="dxa"/>
-              <w:right w:w="0" w:type="dxa"/>
-            </w:tcMar>
-            <w:vAlign w:val="center"/>
-          </w:tcPr>
-          <w:p>
-            <w:pPr>
-              <w:pStyle w:val="Normal"/>
-              <w:jc w:val="left"/>
-              <w:pBdr>
-                <w:bottom w:val="none" w:sz="0" w:space="0" w:color="000000"/>
-                <w:top w:val="none" w:sz="0" w:space="0" w:color="000000"/>
-                <w:left w:val="none" w:sz="0" w:space="0" w:color="000000"/>
-                <w:right w:val="none" w:sz="0" w:space="0" w:color="000000"/>
-              </w:pBdr>
-              <w:spacing w:after="100" w:before="100" w:line="240"/>
-              <w:ind w:left="100" w:right="100" w:firstLine="0" w:firstLineChars="0"/>
-              <w:rPr>
-                <w:rFonts w:ascii="Times New Roman" w:hAnsi="Times New Roman" w:eastAsia="Times New Roman" w:cs="Times New Roman"/>
-                <w:i w:val="false"/>
-                <w:b w:val="false"/>
-                <w:u w:val="none"/>
-                <w:strike w:val="false"/>
-                <w:sz w:val="12"/>
-                <w:szCs w:val="12"/>
-                <w:color w:val="000000"/>
-              </w:rPr>
-            </w:pPr>
-            <w:r>
-              <w:rPr>
-                <w:rFonts w:ascii="Times New Roman" w:hAnsi="Times New Roman" w:eastAsia="Times New Roman" w:cs="Times New Roman"/>
-                <w:i w:val="false"/>
-                <w:b w:val="false"/>
-                <w:u w:val="none"/>
-                <w:strike w:val="false"/>
-                <w:sz w:val="12"/>
-                <w:szCs w:val="12"/>
-                <w:color w:val="000000"/>
-              </w:rPr>
-              <w:t xml:space="preserve">0.495</w:t>
-            </w:r>
-          </w:p>
-        </w:tc>
-        <w:tc>
-          <w:tcPr>
-            <w:tcBorders>
-              <w:bottom w:val="none" w:sz="0" w:space="0" w:color="000000"/>
-              <w:top w:val="none" w:sz="0" w:space="0" w:color="000000"/>
-              <w:left w:val="none" w:sz="0" w:space="0" w:color="000000"/>
-              <w:right w:val="none" w:sz="0" w:space="0" w:color="000000"/>
-            </w:tcBorders>
-            <w:shd w:val="clear" w:color="auto" w:fill="FFFFFF"/>
-            <w:tcMar>
-              <w:top w:w="0" w:type="dxa"/>
-              <w:bottom w:w="0" w:type="dxa"/>
-              <w:left w:w="0" w:type="dxa"/>
-              <w:right w:w="0" w:type="dxa"/>
-            </w:tcMar>
-            <w:vAlign w:val="center"/>
-          </w:tcPr>
-          <w:p>
-            <w:pPr>
-              <w:pStyle w:val="Normal"/>
-              <w:jc w:val="left"/>
-              <w:pBdr>
-                <w:bottom w:val="none" w:sz="0" w:space="0" w:color="000000"/>
-                <w:top w:val="none" w:sz="0" w:space="0" w:color="000000"/>
-                <w:left w:val="none" w:sz="0" w:space="0" w:color="000000"/>
-                <w:right w:val="none" w:sz="0" w:space="0" w:color="000000"/>
-              </w:pBdr>
-              <w:spacing w:after="100" w:before="100" w:line="240"/>
-              <w:ind w:left="100" w:right="100" w:firstLine="0" w:firstLineChars="0"/>
-              <w:rPr>
-                <w:rFonts w:ascii="Times New Roman" w:hAnsi="Times New Roman" w:eastAsia="Times New Roman" w:cs="Times New Roman"/>
-                <w:i w:val="false"/>
-                <w:b w:val="false"/>
-                <w:u w:val="none"/>
-                <w:strike w:val="false"/>
-                <w:sz w:val="12"/>
-                <w:szCs w:val="12"/>
-                <w:color w:val="000000"/>
-              </w:rPr>
-            </w:pPr>
-            <w:r>
-              <w:rPr>
-                <w:rFonts w:ascii="Times New Roman" w:hAnsi="Times New Roman" w:eastAsia="Times New Roman" w:cs="Times New Roman"/>
-                <w:i w:val="false"/>
-                <w:b w:val="false"/>
-                <w:u w:val="none"/>
-                <w:strike w:val="false"/>
-                <w:sz w:val="12"/>
-                <w:szCs w:val="12"/>
-                <w:color w:val="000000"/>
-              </w:rPr>
-              <w:t xml:space="preserve">0.04 (0.00–0.84)</w:t>
-            </w:r>
-          </w:p>
-        </w:tc>
-        <w:tc>
-          <w:tcPr>
-            <w:tcBorders>
-              <w:bottom w:val="none" w:sz="0" w:space="0" w:color="000000"/>
-              <w:top w:val="none" w:sz="0" w:space="0" w:color="000000"/>
-              <w:left w:val="none" w:sz="0" w:space="0" w:color="000000"/>
-              <w:right w:val="none" w:sz="0" w:space="0" w:color="000000"/>
-            </w:tcBorders>
-            <w:shd w:val="clear" w:color="auto" w:fill="FFFFFF"/>
-            <w:tcMar>
-              <w:top w:w="0" w:type="dxa"/>
-              <w:bottom w:w="0" w:type="dxa"/>
-              <w:left w:w="0" w:type="dxa"/>
-              <w:right w:w="0" w:type="dxa"/>
-            </w:tcMar>
-            <w:vAlign w:val="center"/>
-          </w:tcPr>
-          <w:p>
-            <w:pPr>
-              <w:pStyle w:val="Normal"/>
-              <w:jc w:val="left"/>
-              <w:pBdr>
-                <w:bottom w:val="none" w:sz="0" w:space="0" w:color="000000"/>
-                <w:top w:val="none" w:sz="0" w:space="0" w:color="000000"/>
-                <w:left w:val="none" w:sz="0" w:space="0" w:color="000000"/>
-                <w:right w:val="none" w:sz="0" w:space="0" w:color="000000"/>
-              </w:pBdr>
-              <w:spacing w:after="100" w:before="100" w:line="240"/>
-              <w:ind w:left="100" w:right="100" w:firstLine="0" w:firstLineChars="0"/>
-              <w:rPr>
-                <w:rFonts w:ascii="Times New Roman" w:hAnsi="Times New Roman" w:eastAsia="Times New Roman" w:cs="Times New Roman"/>
-                <w:i w:val="false"/>
-                <w:b w:val="false"/>
-                <w:u w:val="none"/>
-                <w:strike w:val="false"/>
-                <w:sz w:val="12"/>
-                <w:szCs w:val="12"/>
-                <w:color w:val="000000"/>
-              </w:rPr>
-            </w:pPr>
-            <w:r>
-              <w:rPr>
-                <w:rFonts w:ascii="Times New Roman" w:hAnsi="Times New Roman" w:eastAsia="Times New Roman" w:cs="Times New Roman"/>
-                <w:i w:val="false"/>
-                <w:b w:val="false"/>
-                <w:u w:val="none"/>
-                <w:strike w:val="false"/>
-                <w:sz w:val="12"/>
-                <w:szCs w:val="12"/>
-                <w:color w:val="000000"/>
-              </w:rPr>
-              <w:t xml:space="preserve">0.039</w:t>
+              <w:t xml:space="preserve">0.71 (0.32–1.55)</w:t>
+            </w:r>
+          </w:p>
+        </w:tc>
+        <w:tc>
+          <w:tcPr>
+            <w:tcBorders>
+              <w:bottom w:val="none" w:sz="0" w:space="0" w:color="000000"/>
+              <w:top w:val="none" w:sz="0" w:space="0" w:color="000000"/>
+              <w:left w:val="none" w:sz="0" w:space="0" w:color="000000"/>
+              <w:right w:val="none" w:sz="0" w:space="0" w:color="000000"/>
+            </w:tcBorders>
+            <w:shd w:val="clear" w:color="auto" w:fill="FFFFFF"/>
+            <w:tcMar>
+              <w:top w:w="0" w:type="dxa"/>
+              <w:bottom w:w="0" w:type="dxa"/>
+              <w:left w:w="0" w:type="dxa"/>
+              <w:right w:w="0" w:type="dxa"/>
+            </w:tcMar>
+            <w:vAlign w:val="center"/>
+          </w:tcPr>
+          <w:p>
+            <w:pPr>
+              <w:pStyle w:val="Normal"/>
+              <w:jc w:val="left"/>
+              <w:pBdr>
+                <w:bottom w:val="none" w:sz="0" w:space="0" w:color="000000"/>
+                <w:top w:val="none" w:sz="0" w:space="0" w:color="000000"/>
+                <w:left w:val="none" w:sz="0" w:space="0" w:color="000000"/>
+                <w:right w:val="none" w:sz="0" w:space="0" w:color="000000"/>
+              </w:pBdr>
+              <w:spacing w:after="100" w:before="100" w:line="240"/>
+              <w:ind w:left="100" w:right="100" w:firstLine="0" w:firstLineChars="0"/>
+              <w:rPr>
+                <w:rFonts w:ascii="Times New Roman" w:hAnsi="Times New Roman" w:eastAsia="Times New Roman" w:cs="Times New Roman"/>
+                <w:i w:val="false"/>
+                <w:b w:val="false"/>
+                <w:u w:val="none"/>
+                <w:strike w:val="false"/>
+                <w:sz w:val="12"/>
+                <w:szCs w:val="12"/>
+                <w:color w:val="000000"/>
+              </w:rPr>
+            </w:pPr>
+            <w:r>
+              <w:rPr>
+                <w:rFonts w:ascii="Times New Roman" w:hAnsi="Times New Roman" w:eastAsia="Times New Roman" w:cs="Times New Roman"/>
+                <w:i w:val="false"/>
+                <w:b w:val="false"/>
+                <w:u w:val="none"/>
+                <w:strike w:val="false"/>
+                <w:sz w:val="12"/>
+                <w:szCs w:val="12"/>
+                <w:color w:val="000000"/>
+              </w:rPr>
+              <w:t xml:space="preserve">0.390</w:t>
+            </w:r>
+          </w:p>
+        </w:tc>
+        <w:tc>
+          <w:tcPr>
+            <w:tcBorders>
+              <w:bottom w:val="none" w:sz="0" w:space="0" w:color="000000"/>
+              <w:top w:val="none" w:sz="0" w:space="0" w:color="000000"/>
+              <w:left w:val="none" w:sz="0" w:space="0" w:color="000000"/>
+              <w:right w:val="none" w:sz="0" w:space="0" w:color="000000"/>
+            </w:tcBorders>
+            <w:shd w:val="clear" w:color="auto" w:fill="FFFFFF"/>
+            <w:tcMar>
+              <w:top w:w="0" w:type="dxa"/>
+              <w:bottom w:w="0" w:type="dxa"/>
+              <w:left w:w="0" w:type="dxa"/>
+              <w:right w:w="0" w:type="dxa"/>
+            </w:tcMar>
+            <w:vAlign w:val="center"/>
+          </w:tcPr>
+          <w:p>
+            <w:pPr>
+              <w:pStyle w:val="Normal"/>
+              <w:jc w:val="left"/>
+              <w:pBdr>
+                <w:bottom w:val="none" w:sz="0" w:space="0" w:color="000000"/>
+                <w:top w:val="none" w:sz="0" w:space="0" w:color="000000"/>
+                <w:left w:val="none" w:sz="0" w:space="0" w:color="000000"/>
+                <w:right w:val="none" w:sz="0" w:space="0" w:color="000000"/>
+              </w:pBdr>
+              <w:spacing w:after="100" w:before="100" w:line="240"/>
+              <w:ind w:left="100" w:right="100" w:firstLine="0" w:firstLineChars="0"/>
+              <w:rPr>
+                <w:rFonts w:ascii="Times New Roman" w:hAnsi="Times New Roman" w:eastAsia="Times New Roman" w:cs="Times New Roman"/>
+                <w:i w:val="false"/>
+                <w:b w:val="false"/>
+                <w:u w:val="none"/>
+                <w:strike w:val="false"/>
+                <w:sz w:val="12"/>
+                <w:szCs w:val="12"/>
+                <w:color w:val="000000"/>
+              </w:rPr>
+            </w:pPr>
+            <w:r>
+              <w:rPr>
+                <w:rFonts w:ascii="Times New Roman" w:hAnsi="Times New Roman" w:eastAsia="Times New Roman" w:cs="Times New Roman"/>
+                <w:i w:val="false"/>
+                <w:b w:val="false"/>
+                <w:u w:val="none"/>
+                <w:strike w:val="false"/>
+                <w:sz w:val="12"/>
+                <w:szCs w:val="12"/>
+                <w:color w:val="000000"/>
+              </w:rPr>
+              <w:t xml:space="preserve">0.129</w:t>
+            </w:r>
+          </w:p>
+        </w:tc>
+        <w:tc>
+          <w:tcPr>
+            <w:tcBorders>
+              <w:bottom w:val="none" w:sz="0" w:space="0" w:color="000000"/>
+              <w:top w:val="none" w:sz="0" w:space="0" w:color="000000"/>
+              <w:left w:val="none" w:sz="0" w:space="0" w:color="000000"/>
+              <w:right w:val="none" w:sz="0" w:space="0" w:color="000000"/>
+            </w:tcBorders>
+            <w:shd w:val="clear" w:color="auto" w:fill="FFFFFF"/>
+            <w:tcMar>
+              <w:top w:w="0" w:type="dxa"/>
+              <w:bottom w:w="0" w:type="dxa"/>
+              <w:left w:w="0" w:type="dxa"/>
+              <w:right w:w="0" w:type="dxa"/>
+            </w:tcMar>
+            <w:vAlign w:val="center"/>
+          </w:tcPr>
+          <w:p>
+            <w:pPr>
+              <w:pStyle w:val="Normal"/>
+              <w:jc w:val="left"/>
+              <w:pBdr>
+                <w:bottom w:val="none" w:sz="0" w:space="0" w:color="000000"/>
+                <w:top w:val="none" w:sz="0" w:space="0" w:color="000000"/>
+                <w:left w:val="none" w:sz="0" w:space="0" w:color="000000"/>
+                <w:right w:val="none" w:sz="0" w:space="0" w:color="000000"/>
+              </w:pBdr>
+              <w:spacing w:after="100" w:before="100" w:line="240"/>
+              <w:ind w:left="100" w:right="100" w:firstLine="0" w:firstLineChars="0"/>
+              <w:rPr>
+                <w:rFonts w:ascii="Times New Roman" w:hAnsi="Times New Roman" w:eastAsia="Times New Roman" w:cs="Times New Roman"/>
+                <w:i w:val="false"/>
+                <w:b w:val="false"/>
+                <w:u w:val="none"/>
+                <w:strike w:val="false"/>
+                <w:sz w:val="12"/>
+                <w:szCs w:val="12"/>
+                <w:color w:val="000000"/>
+              </w:rPr>
+            </w:pPr>
+            <w:r>
+              <w:rPr>
+                <w:rFonts w:ascii="Times New Roman" w:hAnsi="Times New Roman" w:eastAsia="Times New Roman" w:cs="Times New Roman"/>
+                <w:i w:val="false"/>
+                <w:b w:val="false"/>
+                <w:u w:val="none"/>
+                <w:strike w:val="false"/>
+                <w:sz w:val="12"/>
+                <w:szCs w:val="12"/>
+                <w:color w:val="000000"/>
+              </w:rPr>
+              <w:t xml:space="preserve">0.87 (0.40–1.89)</w:t>
+            </w:r>
+          </w:p>
+        </w:tc>
+        <w:tc>
+          <w:tcPr>
+            <w:tcBorders>
+              <w:bottom w:val="none" w:sz="0" w:space="0" w:color="000000"/>
+              <w:top w:val="none" w:sz="0" w:space="0" w:color="000000"/>
+              <w:left w:val="none" w:sz="0" w:space="0" w:color="000000"/>
+              <w:right w:val="none" w:sz="0" w:space="0" w:color="000000"/>
+            </w:tcBorders>
+            <w:shd w:val="clear" w:color="auto" w:fill="FFFFFF"/>
+            <w:tcMar>
+              <w:top w:w="0" w:type="dxa"/>
+              <w:bottom w:w="0" w:type="dxa"/>
+              <w:left w:w="0" w:type="dxa"/>
+              <w:right w:w="0" w:type="dxa"/>
+            </w:tcMar>
+            <w:vAlign w:val="center"/>
+          </w:tcPr>
+          <w:p>
+            <w:pPr>
+              <w:pStyle w:val="Normal"/>
+              <w:jc w:val="left"/>
+              <w:pBdr>
+                <w:bottom w:val="none" w:sz="0" w:space="0" w:color="000000"/>
+                <w:top w:val="none" w:sz="0" w:space="0" w:color="000000"/>
+                <w:left w:val="none" w:sz="0" w:space="0" w:color="000000"/>
+                <w:right w:val="none" w:sz="0" w:space="0" w:color="000000"/>
+              </w:pBdr>
+              <w:spacing w:after="100" w:before="100" w:line="240"/>
+              <w:ind w:left="100" w:right="100" w:firstLine="0" w:firstLineChars="0"/>
+              <w:rPr>
+                <w:rFonts w:ascii="Times New Roman" w:hAnsi="Times New Roman" w:eastAsia="Times New Roman" w:cs="Times New Roman"/>
+                <w:i w:val="false"/>
+                <w:b w:val="false"/>
+                <w:u w:val="none"/>
+                <w:strike w:val="false"/>
+                <w:sz w:val="12"/>
+                <w:szCs w:val="12"/>
+                <w:color w:val="000000"/>
+              </w:rPr>
+            </w:pPr>
+            <w:r>
+              <w:rPr>
+                <w:rFonts w:ascii="Times New Roman" w:hAnsi="Times New Roman" w:eastAsia="Times New Roman" w:cs="Times New Roman"/>
+                <w:i w:val="false"/>
+                <w:b w:val="false"/>
+                <w:u w:val="none"/>
+                <w:strike w:val="false"/>
+                <w:sz w:val="12"/>
+                <w:szCs w:val="12"/>
+                <w:color w:val="000000"/>
+              </w:rPr>
+              <w:t xml:space="preserve">0.731</w:t>
+            </w:r>
+          </w:p>
+        </w:tc>
+        <w:tc>
+          <w:tcPr>
+            <w:tcBorders>
+              <w:bottom w:val="none" w:sz="0" w:space="0" w:color="000000"/>
+              <w:top w:val="none" w:sz="0" w:space="0" w:color="000000"/>
+              <w:left w:val="none" w:sz="0" w:space="0" w:color="000000"/>
+              <w:right w:val="none" w:sz="0" w:space="0" w:color="000000"/>
+            </w:tcBorders>
+            <w:shd w:val="clear" w:color="auto" w:fill="FFFFFF"/>
+            <w:tcMar>
+              <w:top w:w="0" w:type="dxa"/>
+              <w:bottom w:w="0" w:type="dxa"/>
+              <w:left w:w="0" w:type="dxa"/>
+              <w:right w:w="0" w:type="dxa"/>
+            </w:tcMar>
+            <w:vAlign w:val="center"/>
+          </w:tcPr>
+          <w:p>
+            <w:pPr>
+              <w:pStyle w:val="Normal"/>
+              <w:jc w:val="left"/>
+              <w:pBdr>
+                <w:bottom w:val="none" w:sz="0" w:space="0" w:color="000000"/>
+                <w:top w:val="none" w:sz="0" w:space="0" w:color="000000"/>
+                <w:left w:val="none" w:sz="0" w:space="0" w:color="000000"/>
+                <w:right w:val="none" w:sz="0" w:space="0" w:color="000000"/>
+              </w:pBdr>
+              <w:spacing w:after="100" w:before="100" w:line="240"/>
+              <w:ind w:left="100" w:right="100" w:firstLine="0" w:firstLineChars="0"/>
+              <w:rPr>
+                <w:rFonts w:ascii="Times New Roman" w:hAnsi="Times New Roman" w:eastAsia="Times New Roman" w:cs="Times New Roman"/>
+                <w:i w:val="false"/>
+                <w:b w:val="false"/>
+                <w:u w:val="none"/>
+                <w:strike w:val="false"/>
+                <w:sz w:val="12"/>
+                <w:szCs w:val="12"/>
+                <w:color w:val="000000"/>
+              </w:rPr>
+            </w:pPr>
+            <w:r>
+              <w:rPr>
+                <w:rFonts w:ascii="Times New Roman" w:hAnsi="Times New Roman" w:eastAsia="Times New Roman" w:cs="Times New Roman"/>
+                <w:i w:val="false"/>
+                <w:b w:val="false"/>
+                <w:u w:val="none"/>
+                <w:strike w:val="false"/>
+                <w:sz w:val="12"/>
+                <w:szCs w:val="12"/>
+                <w:color w:val="000000"/>
+              </w:rPr>
+              <w:t xml:space="preserve">0.04 (0.00–1.11)</w:t>
+            </w:r>
+          </w:p>
+        </w:tc>
+        <w:tc>
+          <w:tcPr>
+            <w:tcBorders>
+              <w:bottom w:val="none" w:sz="0" w:space="0" w:color="000000"/>
+              <w:top w:val="none" w:sz="0" w:space="0" w:color="000000"/>
+              <w:left w:val="none" w:sz="0" w:space="0" w:color="000000"/>
+              <w:right w:val="none" w:sz="0" w:space="0" w:color="000000"/>
+            </w:tcBorders>
+            <w:shd w:val="clear" w:color="auto" w:fill="FFFFFF"/>
+            <w:tcMar>
+              <w:top w:w="0" w:type="dxa"/>
+              <w:bottom w:w="0" w:type="dxa"/>
+              <w:left w:w="0" w:type="dxa"/>
+              <w:right w:w="0" w:type="dxa"/>
+            </w:tcMar>
+            <w:vAlign w:val="center"/>
+          </w:tcPr>
+          <w:p>
+            <w:pPr>
+              <w:pStyle w:val="Normal"/>
+              <w:jc w:val="left"/>
+              <w:pBdr>
+                <w:bottom w:val="none" w:sz="0" w:space="0" w:color="000000"/>
+                <w:top w:val="none" w:sz="0" w:space="0" w:color="000000"/>
+                <w:left w:val="none" w:sz="0" w:space="0" w:color="000000"/>
+                <w:right w:val="none" w:sz="0" w:space="0" w:color="000000"/>
+              </w:pBdr>
+              <w:spacing w:after="100" w:before="100" w:line="240"/>
+              <w:ind w:left="100" w:right="100" w:firstLine="0" w:firstLineChars="0"/>
+              <w:rPr>
+                <w:rFonts w:ascii="Times New Roman" w:hAnsi="Times New Roman" w:eastAsia="Times New Roman" w:cs="Times New Roman"/>
+                <w:i w:val="false"/>
+                <w:b w:val="false"/>
+                <w:u w:val="none"/>
+                <w:strike w:val="false"/>
+                <w:sz w:val="12"/>
+                <w:szCs w:val="12"/>
+                <w:color w:val="000000"/>
+              </w:rPr>
+            </w:pPr>
+            <w:r>
+              <w:rPr>
+                <w:rFonts w:ascii="Times New Roman" w:hAnsi="Times New Roman" w:eastAsia="Times New Roman" w:cs="Times New Roman"/>
+                <w:i w:val="false"/>
+                <w:b w:val="false"/>
+                <w:u w:val="none"/>
+                <w:strike w:val="false"/>
+                <w:sz w:val="12"/>
+                <w:szCs w:val="12"/>
+                <w:color w:val="000000"/>
+              </w:rPr>
+              <w:t xml:space="preserve">0.057</w:t>
             </w:r>
           </w:p>
         </w:tc>
@@ -12644,172 +12644,172 @@
                 <w:szCs w:val="12"/>
                 <w:color w:val="000000"/>
               </w:rPr>
-              <w:t xml:space="preserve">0.56 (0.23–1.41)</w:t>
-            </w:r>
-          </w:p>
-        </w:tc>
-        <w:tc>
-          <w:tcPr>
-            <w:tcBorders>
-              <w:bottom w:val="none" w:sz="0" w:space="0" w:color="000000"/>
-              <w:top w:val="none" w:sz="0" w:space="0" w:color="000000"/>
-              <w:left w:val="none" w:sz="0" w:space="0" w:color="000000"/>
-              <w:right w:val="none" w:sz="0" w:space="0" w:color="000000"/>
-            </w:tcBorders>
-            <w:shd w:val="clear" w:color="auto" w:fill="FFFFFF"/>
-            <w:tcMar>
-              <w:top w:w="0" w:type="dxa"/>
-              <w:bottom w:w="0" w:type="dxa"/>
-              <w:left w:w="0" w:type="dxa"/>
-              <w:right w:w="0" w:type="dxa"/>
-            </w:tcMar>
-            <w:vAlign w:val="center"/>
-          </w:tcPr>
-          <w:p>
-            <w:pPr>
-              <w:pStyle w:val="Normal"/>
-              <w:jc w:val="left"/>
-              <w:pBdr>
-                <w:bottom w:val="none" w:sz="0" w:space="0" w:color="000000"/>
-                <w:top w:val="none" w:sz="0" w:space="0" w:color="000000"/>
-                <w:left w:val="none" w:sz="0" w:space="0" w:color="000000"/>
-                <w:right w:val="none" w:sz="0" w:space="0" w:color="000000"/>
-              </w:pBdr>
-              <w:spacing w:after="100" w:before="100" w:line="240"/>
-              <w:ind w:left="100" w:right="100" w:firstLine="0" w:firstLineChars="0"/>
-              <w:rPr>
-                <w:rFonts w:ascii="Times New Roman" w:hAnsi="Times New Roman" w:eastAsia="Times New Roman" w:cs="Times New Roman"/>
-                <w:i w:val="false"/>
-                <w:b w:val="false"/>
-                <w:u w:val="none"/>
-                <w:strike w:val="false"/>
-                <w:sz w:val="12"/>
-                <w:szCs w:val="12"/>
-                <w:color w:val="000000"/>
-              </w:rPr>
-            </w:pPr>
-            <w:r>
-              <w:rPr>
-                <w:rFonts w:ascii="Times New Roman" w:hAnsi="Times New Roman" w:eastAsia="Times New Roman" w:cs="Times New Roman"/>
-                <w:i w:val="false"/>
-                <w:b w:val="false"/>
-                <w:u w:val="none"/>
-                <w:strike w:val="false"/>
-                <w:sz w:val="12"/>
-                <w:szCs w:val="12"/>
-                <w:color w:val="000000"/>
-              </w:rPr>
-              <w:t xml:space="preserve">0.222</w:t>
-            </w:r>
-          </w:p>
-        </w:tc>
-        <w:tc>
-          <w:tcPr>
-            <w:tcBorders>
-              <w:bottom w:val="none" w:sz="0" w:space="0" w:color="000000"/>
-              <w:top w:val="none" w:sz="0" w:space="0" w:color="000000"/>
-              <w:left w:val="none" w:sz="0" w:space="0" w:color="000000"/>
-              <w:right w:val="none" w:sz="0" w:space="0" w:color="000000"/>
-            </w:tcBorders>
-            <w:shd w:val="clear" w:color="auto" w:fill="FFFFFF"/>
-            <w:tcMar>
-              <w:top w:w="0" w:type="dxa"/>
-              <w:bottom w:w="0" w:type="dxa"/>
-              <w:left w:w="0" w:type="dxa"/>
-              <w:right w:w="0" w:type="dxa"/>
-            </w:tcMar>
-            <w:vAlign w:val="center"/>
-          </w:tcPr>
-          <w:p>
-            <w:pPr>
-              <w:pStyle w:val="Normal"/>
-              <w:jc w:val="left"/>
-              <w:pBdr>
-                <w:bottom w:val="none" w:sz="0" w:space="0" w:color="000000"/>
-                <w:top w:val="none" w:sz="0" w:space="0" w:color="000000"/>
-                <w:left w:val="none" w:sz="0" w:space="0" w:color="000000"/>
-                <w:right w:val="none" w:sz="0" w:space="0" w:color="000000"/>
-              </w:pBdr>
-              <w:spacing w:after="100" w:before="100" w:line="240"/>
-              <w:ind w:left="100" w:right="100" w:firstLine="0" w:firstLineChars="0"/>
-              <w:rPr>
-                <w:rFonts w:ascii="Times New Roman" w:hAnsi="Times New Roman" w:eastAsia="Times New Roman" w:cs="Times New Roman"/>
-                <w:i w:val="false"/>
-                <w:b w:val="false"/>
-                <w:u w:val="none"/>
-                <w:strike w:val="false"/>
-                <w:sz w:val="12"/>
-                <w:szCs w:val="12"/>
-                <w:color w:val="000000"/>
-              </w:rPr>
-            </w:pPr>
-            <w:r>
-              <w:rPr>
-                <w:rFonts w:ascii="Times New Roman" w:hAnsi="Times New Roman" w:eastAsia="Times New Roman" w:cs="Times New Roman"/>
-                <w:i w:val="false"/>
-                <w:b w:val="false"/>
-                <w:u w:val="none"/>
-                <w:strike w:val="false"/>
-                <w:sz w:val="12"/>
-                <w:szCs w:val="12"/>
-                <w:color w:val="000000"/>
-              </w:rPr>
-              <w:t xml:space="preserve">0.406</w:t>
-            </w:r>
-          </w:p>
-        </w:tc>
-        <w:tc>
-          <w:tcPr>
-            <w:tcBorders>
-              <w:bottom w:val="none" w:sz="0" w:space="0" w:color="000000"/>
-              <w:top w:val="none" w:sz="0" w:space="0" w:color="000000"/>
-              <w:left w:val="none" w:sz="0" w:space="0" w:color="000000"/>
-              <w:right w:val="none" w:sz="0" w:space="0" w:color="000000"/>
-            </w:tcBorders>
-            <w:shd w:val="clear" w:color="auto" w:fill="FFFFFF"/>
-            <w:tcMar>
-              <w:top w:w="0" w:type="dxa"/>
-              <w:bottom w:w="0" w:type="dxa"/>
-              <w:left w:w="0" w:type="dxa"/>
-              <w:right w:w="0" w:type="dxa"/>
-            </w:tcMar>
-            <w:vAlign w:val="center"/>
-          </w:tcPr>
-          <w:p>
-            <w:pPr>
-              <w:pStyle w:val="Normal"/>
-              <w:jc w:val="left"/>
-              <w:pBdr>
-                <w:bottom w:val="none" w:sz="0" w:space="0" w:color="000000"/>
-                <w:top w:val="none" w:sz="0" w:space="0" w:color="000000"/>
-                <w:left w:val="none" w:sz="0" w:space="0" w:color="000000"/>
-                <w:right w:val="none" w:sz="0" w:space="0" w:color="000000"/>
-              </w:pBdr>
-              <w:spacing w:after="100" w:before="100" w:line="240"/>
-              <w:ind w:left="100" w:right="100" w:firstLine="0" w:firstLineChars="0"/>
-              <w:rPr>
-                <w:rFonts w:ascii="Times New Roman" w:hAnsi="Times New Roman" w:eastAsia="Times New Roman" w:cs="Times New Roman"/>
-                <w:i w:val="false"/>
-                <w:b w:val="false"/>
-                <w:u w:val="none"/>
-                <w:strike w:val="false"/>
-                <w:sz w:val="12"/>
-                <w:szCs w:val="12"/>
-                <w:color w:val="000000"/>
-              </w:rPr>
-            </w:pPr>
-            <w:r>
-              <w:rPr>
-                <w:rFonts w:ascii="Times New Roman" w:hAnsi="Times New Roman" w:eastAsia="Times New Roman" w:cs="Times New Roman"/>
-                <w:i w:val="false"/>
-                <w:b w:val="false"/>
-                <w:u w:val="none"/>
-                <w:strike w:val="false"/>
-                <w:sz w:val="12"/>
-                <w:szCs w:val="12"/>
-                <w:color w:val="000000"/>
-              </w:rPr>
-              <w:t xml:space="preserve">3.2</w:t>
+              <w:t xml:space="preserve">0.69 (0.27–1.76)</w:t>
+            </w:r>
+          </w:p>
+        </w:tc>
+        <w:tc>
+          <w:tcPr>
+            <w:tcBorders>
+              <w:bottom w:val="none" w:sz="0" w:space="0" w:color="000000"/>
+              <w:top w:val="none" w:sz="0" w:space="0" w:color="000000"/>
+              <w:left w:val="none" w:sz="0" w:space="0" w:color="000000"/>
+              <w:right w:val="none" w:sz="0" w:space="0" w:color="000000"/>
+            </w:tcBorders>
+            <w:shd w:val="clear" w:color="auto" w:fill="FFFFFF"/>
+            <w:tcMar>
+              <w:top w:w="0" w:type="dxa"/>
+              <w:bottom w:w="0" w:type="dxa"/>
+              <w:left w:w="0" w:type="dxa"/>
+              <w:right w:w="0" w:type="dxa"/>
+            </w:tcMar>
+            <w:vAlign w:val="center"/>
+          </w:tcPr>
+          <w:p>
+            <w:pPr>
+              <w:pStyle w:val="Normal"/>
+              <w:jc w:val="left"/>
+              <w:pBdr>
+                <w:bottom w:val="none" w:sz="0" w:space="0" w:color="000000"/>
+                <w:top w:val="none" w:sz="0" w:space="0" w:color="000000"/>
+                <w:left w:val="none" w:sz="0" w:space="0" w:color="000000"/>
+                <w:right w:val="none" w:sz="0" w:space="0" w:color="000000"/>
+              </w:pBdr>
+              <w:spacing w:after="100" w:before="100" w:line="240"/>
+              <w:ind w:left="100" w:right="100" w:firstLine="0" w:firstLineChars="0"/>
+              <w:rPr>
+                <w:rFonts w:ascii="Times New Roman" w:hAnsi="Times New Roman" w:eastAsia="Times New Roman" w:cs="Times New Roman"/>
+                <w:i w:val="false"/>
+                <w:b w:val="false"/>
+                <w:u w:val="none"/>
+                <w:strike w:val="false"/>
+                <w:sz w:val="12"/>
+                <w:szCs w:val="12"/>
+                <w:color w:val="000000"/>
+              </w:rPr>
+            </w:pPr>
+            <w:r>
+              <w:rPr>
+                <w:rFonts w:ascii="Times New Roman" w:hAnsi="Times New Roman" w:eastAsia="Times New Roman" w:cs="Times New Roman"/>
+                <w:i w:val="false"/>
+                <w:b w:val="false"/>
+                <w:u w:val="none"/>
+                <w:strike w:val="false"/>
+                <w:sz w:val="12"/>
+                <w:szCs w:val="12"/>
+                <w:color w:val="000000"/>
+              </w:rPr>
+              <w:t xml:space="preserve">0.433</w:t>
+            </w:r>
+          </w:p>
+        </w:tc>
+        <w:tc>
+          <w:tcPr>
+            <w:tcBorders>
+              <w:bottom w:val="none" w:sz="0" w:space="0" w:color="000000"/>
+              <w:top w:val="none" w:sz="0" w:space="0" w:color="000000"/>
+              <w:left w:val="none" w:sz="0" w:space="0" w:color="000000"/>
+              <w:right w:val="none" w:sz="0" w:space="0" w:color="000000"/>
+            </w:tcBorders>
+            <w:shd w:val="clear" w:color="auto" w:fill="FFFFFF"/>
+            <w:tcMar>
+              <w:top w:w="0" w:type="dxa"/>
+              <w:bottom w:w="0" w:type="dxa"/>
+              <w:left w:w="0" w:type="dxa"/>
+              <w:right w:w="0" w:type="dxa"/>
+            </w:tcMar>
+            <w:vAlign w:val="center"/>
+          </w:tcPr>
+          <w:p>
+            <w:pPr>
+              <w:pStyle w:val="Normal"/>
+              <w:jc w:val="left"/>
+              <w:pBdr>
+                <w:bottom w:val="none" w:sz="0" w:space="0" w:color="000000"/>
+                <w:top w:val="none" w:sz="0" w:space="0" w:color="000000"/>
+                <w:left w:val="none" w:sz="0" w:space="0" w:color="000000"/>
+                <w:right w:val="none" w:sz="0" w:space="0" w:color="000000"/>
+              </w:pBdr>
+              <w:spacing w:after="100" w:before="100" w:line="240"/>
+              <w:ind w:left="100" w:right="100" w:firstLine="0" w:firstLineChars="0"/>
+              <w:rPr>
+                <w:rFonts w:ascii="Times New Roman" w:hAnsi="Times New Roman" w:eastAsia="Times New Roman" w:cs="Times New Roman"/>
+                <w:i w:val="false"/>
+                <w:b w:val="false"/>
+                <w:u w:val="none"/>
+                <w:strike w:val="false"/>
+                <w:sz w:val="12"/>
+                <w:szCs w:val="12"/>
+                <w:color w:val="000000"/>
+              </w:rPr>
+            </w:pPr>
+            <w:r>
+              <w:rPr>
+                <w:rFonts w:ascii="Times New Roman" w:hAnsi="Times New Roman" w:eastAsia="Times New Roman" w:cs="Times New Roman"/>
+                <w:i w:val="false"/>
+                <w:b w:val="false"/>
+                <w:u w:val="none"/>
+                <w:strike w:val="false"/>
+                <w:sz w:val="12"/>
+                <w:szCs w:val="12"/>
+                <w:color w:val="000000"/>
+              </w:rPr>
+              <w:t xml:space="preserve">0.741</w:t>
+            </w:r>
+          </w:p>
+        </w:tc>
+        <w:tc>
+          <w:tcPr>
+            <w:tcBorders>
+              <w:bottom w:val="none" w:sz="0" w:space="0" w:color="000000"/>
+              <w:top w:val="none" w:sz="0" w:space="0" w:color="000000"/>
+              <w:left w:val="none" w:sz="0" w:space="0" w:color="000000"/>
+              <w:right w:val="none" w:sz="0" w:space="0" w:color="000000"/>
+            </w:tcBorders>
+            <w:shd w:val="clear" w:color="auto" w:fill="FFFFFF"/>
+            <w:tcMar>
+              <w:top w:w="0" w:type="dxa"/>
+              <w:bottom w:w="0" w:type="dxa"/>
+              <w:left w:w="0" w:type="dxa"/>
+              <w:right w:w="0" w:type="dxa"/>
+            </w:tcMar>
+            <w:vAlign w:val="center"/>
+          </w:tcPr>
+          <w:p>
+            <w:pPr>
+              <w:pStyle w:val="Normal"/>
+              <w:jc w:val="left"/>
+              <w:pBdr>
+                <w:bottom w:val="none" w:sz="0" w:space="0" w:color="000000"/>
+                <w:top w:val="none" w:sz="0" w:space="0" w:color="000000"/>
+                <w:left w:val="none" w:sz="0" w:space="0" w:color="000000"/>
+                <w:right w:val="none" w:sz="0" w:space="0" w:color="000000"/>
+              </w:pBdr>
+              <w:spacing w:after="100" w:before="100" w:line="240"/>
+              <w:ind w:left="100" w:right="100" w:firstLine="0" w:firstLineChars="0"/>
+              <w:rPr>
+                <w:rFonts w:ascii="Times New Roman" w:hAnsi="Times New Roman" w:eastAsia="Times New Roman" w:cs="Times New Roman"/>
+                <w:i w:val="false"/>
+                <w:b w:val="false"/>
+                <w:u w:val="none"/>
+                <w:strike w:val="false"/>
+                <w:sz w:val="12"/>
+                <w:szCs w:val="12"/>
+                <w:color w:val="000000"/>
+              </w:rPr>
+            </w:pPr>
+            <w:r>
+              <w:rPr>
+                <w:rFonts w:ascii="Times New Roman" w:hAnsi="Times New Roman" w:eastAsia="Times New Roman" w:cs="Times New Roman"/>
+                <w:i w:val="false"/>
+                <w:b w:val="false"/>
+                <w:u w:val="none"/>
+                <w:strike w:val="false"/>
+                <w:sz w:val="12"/>
+                <w:szCs w:val="12"/>
+                <w:color w:val="000000"/>
+              </w:rPr>
+              <w:t xml:space="preserve">2.6</w:t>
             </w:r>
           </w:p>
         </w:tc>
@@ -12919,337 +12919,337 @@
                 <w:szCs w:val="12"/>
                 <w:color w:val="000000"/>
               </w:rPr>
-              <w:t xml:space="preserve">0.80 (0.28–2.31)</w:t>
-            </w:r>
-          </w:p>
-        </w:tc>
-        <w:tc>
-          <w:tcPr>
-            <w:tcBorders>
-              <w:bottom w:val="none" w:sz="0" w:space="0" w:color="000000"/>
-              <w:top w:val="none" w:sz="0" w:space="0" w:color="000000"/>
-              <w:left w:val="none" w:sz="0" w:space="0" w:color="000000"/>
-              <w:right w:val="none" w:sz="0" w:space="0" w:color="000000"/>
-            </w:tcBorders>
-            <w:shd w:val="clear" w:color="auto" w:fill="FFFFFF"/>
-            <w:tcMar>
-              <w:top w:w="0" w:type="dxa"/>
-              <w:bottom w:w="0" w:type="dxa"/>
-              <w:left w:w="0" w:type="dxa"/>
-              <w:right w:w="0" w:type="dxa"/>
-            </w:tcMar>
-            <w:vAlign w:val="center"/>
-          </w:tcPr>
-          <w:p>
-            <w:pPr>
-              <w:pStyle w:val="Normal"/>
-              <w:jc w:val="left"/>
-              <w:pBdr>
-                <w:bottom w:val="none" w:sz="0" w:space="0" w:color="000000"/>
-                <w:top w:val="none" w:sz="0" w:space="0" w:color="000000"/>
-                <w:left w:val="none" w:sz="0" w:space="0" w:color="000000"/>
-                <w:right w:val="none" w:sz="0" w:space="0" w:color="000000"/>
-              </w:pBdr>
-              <w:spacing w:after="100" w:before="100" w:line="240"/>
-              <w:ind w:left="100" w:right="100" w:firstLine="0" w:firstLineChars="0"/>
-              <w:rPr>
-                <w:rFonts w:ascii="Times New Roman" w:hAnsi="Times New Roman" w:eastAsia="Times New Roman" w:cs="Times New Roman"/>
-                <w:i w:val="false"/>
-                <w:b w:val="false"/>
-                <w:u w:val="none"/>
-                <w:strike w:val="false"/>
-                <w:sz w:val="12"/>
-                <w:szCs w:val="12"/>
-                <w:color w:val="000000"/>
-              </w:rPr>
-            </w:pPr>
-            <w:r>
-              <w:rPr>
-                <w:rFonts w:ascii="Times New Roman" w:hAnsi="Times New Roman" w:eastAsia="Times New Roman" w:cs="Times New Roman"/>
-                <w:i w:val="false"/>
-                <w:b w:val="false"/>
-                <w:u w:val="none"/>
-                <w:strike w:val="false"/>
-                <w:sz w:val="12"/>
-                <w:szCs w:val="12"/>
-                <w:color w:val="000000"/>
-              </w:rPr>
-              <w:t xml:space="preserve">0.678</w:t>
-            </w:r>
-          </w:p>
-        </w:tc>
-        <w:tc>
-          <w:tcPr>
-            <w:tcBorders>
-              <w:bottom w:val="none" w:sz="0" w:space="0" w:color="000000"/>
-              <w:top w:val="none" w:sz="0" w:space="0" w:color="000000"/>
-              <w:left w:val="none" w:sz="0" w:space="0" w:color="000000"/>
-              <w:right w:val="none" w:sz="0" w:space="0" w:color="000000"/>
-            </w:tcBorders>
-            <w:shd w:val="clear" w:color="auto" w:fill="FFFFFF"/>
-            <w:tcMar>
-              <w:top w:w="0" w:type="dxa"/>
-              <w:bottom w:w="0" w:type="dxa"/>
-              <w:left w:w="0" w:type="dxa"/>
-              <w:right w:w="0" w:type="dxa"/>
-            </w:tcMar>
-            <w:vAlign w:val="center"/>
-          </w:tcPr>
-          <w:p>
-            <w:pPr>
-              <w:pStyle w:val="Normal"/>
-              <w:jc w:val="left"/>
-              <w:pBdr>
-                <w:bottom w:val="none" w:sz="0" w:space="0" w:color="000000"/>
-                <w:top w:val="none" w:sz="0" w:space="0" w:color="000000"/>
-                <w:left w:val="none" w:sz="0" w:space="0" w:color="000000"/>
-                <w:right w:val="none" w:sz="0" w:space="0" w:color="000000"/>
-              </w:pBdr>
-              <w:spacing w:after="100" w:before="100" w:line="240"/>
-              <w:ind w:left="100" w:right="100" w:firstLine="0" w:firstLineChars="0"/>
-              <w:rPr>
-                <w:rFonts w:ascii="Times New Roman" w:hAnsi="Times New Roman" w:eastAsia="Times New Roman" w:cs="Times New Roman"/>
-                <w:i w:val="false"/>
-                <w:b w:val="false"/>
-                <w:u w:val="none"/>
-                <w:strike w:val="false"/>
-                <w:sz w:val="12"/>
-                <w:szCs w:val="12"/>
-                <w:color w:val="000000"/>
-              </w:rPr>
-            </w:pPr>
-            <w:r>
-              <w:rPr>
-                <w:rFonts w:ascii="Times New Roman" w:hAnsi="Times New Roman" w:eastAsia="Times New Roman" w:cs="Times New Roman"/>
-                <w:i w:val="false"/>
-                <w:b w:val="false"/>
-                <w:u w:val="none"/>
-                <w:strike w:val="false"/>
-                <w:sz w:val="12"/>
-                <w:szCs w:val="12"/>
-                <w:color w:val="000000"/>
-              </w:rPr>
-              <w:t xml:space="preserve">0.122</w:t>
-            </w:r>
-          </w:p>
-        </w:tc>
-        <w:tc>
-          <w:tcPr>
-            <w:tcBorders>
-              <w:bottom w:val="none" w:sz="0" w:space="0" w:color="000000"/>
-              <w:top w:val="none" w:sz="0" w:space="0" w:color="000000"/>
-              <w:left w:val="none" w:sz="0" w:space="0" w:color="000000"/>
-              <w:right w:val="none" w:sz="0" w:space="0" w:color="000000"/>
-            </w:tcBorders>
-            <w:shd w:val="clear" w:color="auto" w:fill="FFFFFF"/>
-            <w:tcMar>
-              <w:top w:w="0" w:type="dxa"/>
-              <w:bottom w:w="0" w:type="dxa"/>
-              <w:left w:w="0" w:type="dxa"/>
-              <w:right w:w="0" w:type="dxa"/>
-            </w:tcMar>
-            <w:vAlign w:val="center"/>
-          </w:tcPr>
-          <w:p>
-            <w:pPr>
-              <w:pStyle w:val="Normal"/>
-              <w:jc w:val="left"/>
-              <w:pBdr>
-                <w:bottom w:val="none" w:sz="0" w:space="0" w:color="000000"/>
-                <w:top w:val="none" w:sz="0" w:space="0" w:color="000000"/>
-                <w:left w:val="none" w:sz="0" w:space="0" w:color="000000"/>
-                <w:right w:val="none" w:sz="0" w:space="0" w:color="000000"/>
-              </w:pBdr>
-              <w:spacing w:after="100" w:before="100" w:line="240"/>
-              <w:ind w:left="100" w:right="100" w:firstLine="0" w:firstLineChars="0"/>
-              <w:rPr>
-                <w:rFonts w:ascii="Times New Roman" w:hAnsi="Times New Roman" w:eastAsia="Times New Roman" w:cs="Times New Roman"/>
-                <w:i w:val="false"/>
-                <w:b w:val="false"/>
-                <w:u w:val="none"/>
-                <w:strike w:val="false"/>
-                <w:sz w:val="12"/>
-                <w:szCs w:val="12"/>
-                <w:color w:val="000000"/>
-              </w:rPr>
-            </w:pPr>
-            <w:r>
-              <w:rPr>
-                <w:rFonts w:ascii="Times New Roman" w:hAnsi="Times New Roman" w:eastAsia="Times New Roman" w:cs="Times New Roman"/>
-                <w:i w:val="false"/>
-                <w:b w:val="false"/>
-                <w:u w:val="none"/>
-                <w:strike w:val="false"/>
-                <w:sz w:val="12"/>
-                <w:szCs w:val="12"/>
-                <w:color w:val="000000"/>
-              </w:rPr>
-              <w:t xml:space="preserve">0.85 (0.28–2.55)</w:t>
-            </w:r>
-          </w:p>
-        </w:tc>
-        <w:tc>
-          <w:tcPr>
-            <w:tcBorders>
-              <w:bottom w:val="none" w:sz="0" w:space="0" w:color="000000"/>
-              <w:top w:val="none" w:sz="0" w:space="0" w:color="000000"/>
-              <w:left w:val="none" w:sz="0" w:space="0" w:color="000000"/>
-              <w:right w:val="none" w:sz="0" w:space="0" w:color="000000"/>
-            </w:tcBorders>
-            <w:shd w:val="clear" w:color="auto" w:fill="FFFFFF"/>
-            <w:tcMar>
-              <w:top w:w="0" w:type="dxa"/>
-              <w:bottom w:w="0" w:type="dxa"/>
-              <w:left w:w="0" w:type="dxa"/>
-              <w:right w:w="0" w:type="dxa"/>
-            </w:tcMar>
-            <w:vAlign w:val="center"/>
-          </w:tcPr>
-          <w:p>
-            <w:pPr>
-              <w:pStyle w:val="Normal"/>
-              <w:jc w:val="left"/>
-              <w:pBdr>
-                <w:bottom w:val="none" w:sz="0" w:space="0" w:color="000000"/>
-                <w:top w:val="none" w:sz="0" w:space="0" w:color="000000"/>
-                <w:left w:val="none" w:sz="0" w:space="0" w:color="000000"/>
-                <w:right w:val="none" w:sz="0" w:space="0" w:color="000000"/>
-              </w:pBdr>
-              <w:spacing w:after="100" w:before="100" w:line="240"/>
-              <w:ind w:left="100" w:right="100" w:firstLine="0" w:firstLineChars="0"/>
-              <w:rPr>
-                <w:rFonts w:ascii="Times New Roman" w:hAnsi="Times New Roman" w:eastAsia="Times New Roman" w:cs="Times New Roman"/>
-                <w:i w:val="false"/>
-                <w:b w:val="false"/>
-                <w:u w:val="none"/>
-                <w:strike w:val="false"/>
-                <w:sz w:val="12"/>
-                <w:szCs w:val="12"/>
-                <w:color w:val="000000"/>
-              </w:rPr>
-            </w:pPr>
-            <w:r>
-              <w:rPr>
-                <w:rFonts w:ascii="Times New Roman" w:hAnsi="Times New Roman" w:eastAsia="Times New Roman" w:cs="Times New Roman"/>
-                <w:i w:val="false"/>
-                <w:b w:val="false"/>
-                <w:u w:val="none"/>
-                <w:strike w:val="false"/>
-                <w:sz w:val="12"/>
-                <w:szCs w:val="12"/>
-                <w:color w:val="000000"/>
-              </w:rPr>
-              <w:t xml:space="preserve">0.768</w:t>
-            </w:r>
-          </w:p>
-        </w:tc>
-        <w:tc>
-          <w:tcPr>
-            <w:tcBorders>
-              <w:bottom w:val="none" w:sz="0" w:space="0" w:color="000000"/>
-              <w:top w:val="none" w:sz="0" w:space="0" w:color="000000"/>
-              <w:left w:val="none" w:sz="0" w:space="0" w:color="000000"/>
-              <w:right w:val="none" w:sz="0" w:space="0" w:color="000000"/>
-            </w:tcBorders>
-            <w:shd w:val="clear" w:color="auto" w:fill="FFFFFF"/>
-            <w:tcMar>
-              <w:top w:w="0" w:type="dxa"/>
-              <w:bottom w:w="0" w:type="dxa"/>
-              <w:left w:w="0" w:type="dxa"/>
-              <w:right w:w="0" w:type="dxa"/>
-            </w:tcMar>
-            <w:vAlign w:val="center"/>
-          </w:tcPr>
-          <w:p>
-            <w:pPr>
-              <w:pStyle w:val="Normal"/>
-              <w:jc w:val="left"/>
-              <w:pBdr>
-                <w:bottom w:val="none" w:sz="0" w:space="0" w:color="000000"/>
-                <w:top w:val="none" w:sz="0" w:space="0" w:color="000000"/>
-                <w:left w:val="none" w:sz="0" w:space="0" w:color="000000"/>
-                <w:right w:val="none" w:sz="0" w:space="0" w:color="000000"/>
-              </w:pBdr>
-              <w:spacing w:after="100" w:before="100" w:line="240"/>
-              <w:ind w:left="100" w:right="100" w:firstLine="0" w:firstLineChars="0"/>
-              <w:rPr>
-                <w:rFonts w:ascii="Times New Roman" w:hAnsi="Times New Roman" w:eastAsia="Times New Roman" w:cs="Times New Roman"/>
-                <w:i w:val="false"/>
-                <w:b w:val="false"/>
-                <w:u w:val="none"/>
-                <w:strike w:val="false"/>
-                <w:sz w:val="12"/>
-                <w:szCs w:val="12"/>
-                <w:color w:val="000000"/>
-              </w:rPr>
-            </w:pPr>
-            <w:r>
-              <w:rPr>
-                <w:rFonts w:ascii="Times New Roman" w:hAnsi="Times New Roman" w:eastAsia="Times New Roman" w:cs="Times New Roman"/>
-                <w:i w:val="false"/>
-                <w:b w:val="false"/>
-                <w:u w:val="none"/>
-                <w:strike w:val="false"/>
-                <w:sz w:val="12"/>
-                <w:szCs w:val="12"/>
-                <w:color w:val="000000"/>
-              </w:rPr>
-              <w:t xml:space="preserve">0.03 (0.00–1.36)</w:t>
-            </w:r>
-          </w:p>
-        </w:tc>
-        <w:tc>
-          <w:tcPr>
-            <w:tcBorders>
-              <w:bottom w:val="none" w:sz="0" w:space="0" w:color="000000"/>
-              <w:top w:val="none" w:sz="0" w:space="0" w:color="000000"/>
-              <w:left w:val="none" w:sz="0" w:space="0" w:color="000000"/>
-              <w:right w:val="none" w:sz="0" w:space="0" w:color="000000"/>
-            </w:tcBorders>
-            <w:shd w:val="clear" w:color="auto" w:fill="FFFFFF"/>
-            <w:tcMar>
-              <w:top w:w="0" w:type="dxa"/>
-              <w:bottom w:w="0" w:type="dxa"/>
-              <w:left w:w="0" w:type="dxa"/>
-              <w:right w:w="0" w:type="dxa"/>
-            </w:tcMar>
-            <w:vAlign w:val="center"/>
-          </w:tcPr>
-          <w:p>
-            <w:pPr>
-              <w:pStyle w:val="Normal"/>
-              <w:jc w:val="left"/>
-              <w:pBdr>
-                <w:bottom w:val="none" w:sz="0" w:space="0" w:color="000000"/>
-                <w:top w:val="none" w:sz="0" w:space="0" w:color="000000"/>
-                <w:left w:val="none" w:sz="0" w:space="0" w:color="000000"/>
-                <w:right w:val="none" w:sz="0" w:space="0" w:color="000000"/>
-              </w:pBdr>
-              <w:spacing w:after="100" w:before="100" w:line="240"/>
-              <w:ind w:left="100" w:right="100" w:firstLine="0" w:firstLineChars="0"/>
-              <w:rPr>
-                <w:rFonts w:ascii="Times New Roman" w:hAnsi="Times New Roman" w:eastAsia="Times New Roman" w:cs="Times New Roman"/>
-                <w:i w:val="false"/>
-                <w:b w:val="false"/>
-                <w:u w:val="none"/>
-                <w:strike w:val="false"/>
-                <w:sz w:val="12"/>
-                <w:szCs w:val="12"/>
-                <w:color w:val="000000"/>
-              </w:rPr>
-            </w:pPr>
-            <w:r>
-              <w:rPr>
-                <w:rFonts w:ascii="Times New Roman" w:hAnsi="Times New Roman" w:eastAsia="Times New Roman" w:cs="Times New Roman"/>
-                <w:i w:val="false"/>
-                <w:b w:val="false"/>
-                <w:u w:val="none"/>
-                <w:strike w:val="false"/>
-                <w:sz w:val="12"/>
-                <w:szCs w:val="12"/>
-                <w:color w:val="000000"/>
-              </w:rPr>
-              <w:t xml:space="preserve">0.072</w:t>
+              <w:t xml:space="preserve">0.86 (0.29–2.54)</w:t>
+            </w:r>
+          </w:p>
+        </w:tc>
+        <w:tc>
+          <w:tcPr>
+            <w:tcBorders>
+              <w:bottom w:val="none" w:sz="0" w:space="0" w:color="000000"/>
+              <w:top w:val="none" w:sz="0" w:space="0" w:color="000000"/>
+              <w:left w:val="none" w:sz="0" w:space="0" w:color="000000"/>
+              <w:right w:val="none" w:sz="0" w:space="0" w:color="000000"/>
+            </w:tcBorders>
+            <w:shd w:val="clear" w:color="auto" w:fill="FFFFFF"/>
+            <w:tcMar>
+              <w:top w:w="0" w:type="dxa"/>
+              <w:bottom w:w="0" w:type="dxa"/>
+              <w:left w:w="0" w:type="dxa"/>
+              <w:right w:w="0" w:type="dxa"/>
+            </w:tcMar>
+            <w:vAlign w:val="center"/>
+          </w:tcPr>
+          <w:p>
+            <w:pPr>
+              <w:pStyle w:val="Normal"/>
+              <w:jc w:val="left"/>
+              <w:pBdr>
+                <w:bottom w:val="none" w:sz="0" w:space="0" w:color="000000"/>
+                <w:top w:val="none" w:sz="0" w:space="0" w:color="000000"/>
+                <w:left w:val="none" w:sz="0" w:space="0" w:color="000000"/>
+                <w:right w:val="none" w:sz="0" w:space="0" w:color="000000"/>
+              </w:pBdr>
+              <w:spacing w:after="100" w:before="100" w:line="240"/>
+              <w:ind w:left="100" w:right="100" w:firstLine="0" w:firstLineChars="0"/>
+              <w:rPr>
+                <w:rFonts w:ascii="Times New Roman" w:hAnsi="Times New Roman" w:eastAsia="Times New Roman" w:cs="Times New Roman"/>
+                <w:i w:val="false"/>
+                <w:b w:val="false"/>
+                <w:u w:val="none"/>
+                <w:strike w:val="false"/>
+                <w:sz w:val="12"/>
+                <w:szCs w:val="12"/>
+                <w:color w:val="000000"/>
+              </w:rPr>
+            </w:pPr>
+            <w:r>
+              <w:rPr>
+                <w:rFonts w:ascii="Times New Roman" w:hAnsi="Times New Roman" w:eastAsia="Times New Roman" w:cs="Times New Roman"/>
+                <w:i w:val="false"/>
+                <w:b w:val="false"/>
+                <w:u w:val="none"/>
+                <w:strike w:val="false"/>
+                <w:sz w:val="12"/>
+                <w:szCs w:val="12"/>
+                <w:color w:val="000000"/>
+              </w:rPr>
+              <w:t xml:space="preserve">0.786</w:t>
+            </w:r>
+          </w:p>
+        </w:tc>
+        <w:tc>
+          <w:tcPr>
+            <w:tcBorders>
+              <w:bottom w:val="none" w:sz="0" w:space="0" w:color="000000"/>
+              <w:top w:val="none" w:sz="0" w:space="0" w:color="000000"/>
+              <w:left w:val="none" w:sz="0" w:space="0" w:color="000000"/>
+              <w:right w:val="none" w:sz="0" w:space="0" w:color="000000"/>
+            </w:tcBorders>
+            <w:shd w:val="clear" w:color="auto" w:fill="FFFFFF"/>
+            <w:tcMar>
+              <w:top w:w="0" w:type="dxa"/>
+              <w:bottom w:w="0" w:type="dxa"/>
+              <w:left w:w="0" w:type="dxa"/>
+              <w:right w:w="0" w:type="dxa"/>
+            </w:tcMar>
+            <w:vAlign w:val="center"/>
+          </w:tcPr>
+          <w:p>
+            <w:pPr>
+              <w:pStyle w:val="Normal"/>
+              <w:jc w:val="left"/>
+              <w:pBdr>
+                <w:bottom w:val="none" w:sz="0" w:space="0" w:color="000000"/>
+                <w:top w:val="none" w:sz="0" w:space="0" w:color="000000"/>
+                <w:left w:val="none" w:sz="0" w:space="0" w:color="000000"/>
+                <w:right w:val="none" w:sz="0" w:space="0" w:color="000000"/>
+              </w:pBdr>
+              <w:spacing w:after="100" w:before="100" w:line="240"/>
+              <w:ind w:left="100" w:right="100" w:firstLine="0" w:firstLineChars="0"/>
+              <w:rPr>
+                <w:rFonts w:ascii="Times New Roman" w:hAnsi="Times New Roman" w:eastAsia="Times New Roman" w:cs="Times New Roman"/>
+                <w:i w:val="false"/>
+                <w:b w:val="false"/>
+                <w:u w:val="none"/>
+                <w:strike w:val="false"/>
+                <w:sz w:val="12"/>
+                <w:szCs w:val="12"/>
+                <w:color w:val="000000"/>
+              </w:rPr>
+            </w:pPr>
+            <w:r>
+              <w:rPr>
+                <w:rFonts w:ascii="Times New Roman" w:hAnsi="Times New Roman" w:eastAsia="Times New Roman" w:cs="Times New Roman"/>
+                <w:i w:val="false"/>
+                <w:b w:val="false"/>
+                <w:u w:val="none"/>
+                <w:strike w:val="false"/>
+                <w:sz w:val="12"/>
+                <w:szCs w:val="12"/>
+                <w:color w:val="000000"/>
+              </w:rPr>
+              <w:t xml:space="preserve">0.068</w:t>
+            </w:r>
+          </w:p>
+        </w:tc>
+        <w:tc>
+          <w:tcPr>
+            <w:tcBorders>
+              <w:bottom w:val="none" w:sz="0" w:space="0" w:color="000000"/>
+              <w:top w:val="none" w:sz="0" w:space="0" w:color="000000"/>
+              <w:left w:val="none" w:sz="0" w:space="0" w:color="000000"/>
+              <w:right w:val="none" w:sz="0" w:space="0" w:color="000000"/>
+            </w:tcBorders>
+            <w:shd w:val="clear" w:color="auto" w:fill="FFFFFF"/>
+            <w:tcMar>
+              <w:top w:w="0" w:type="dxa"/>
+              <w:bottom w:w="0" w:type="dxa"/>
+              <w:left w:w="0" w:type="dxa"/>
+              <w:right w:w="0" w:type="dxa"/>
+            </w:tcMar>
+            <w:vAlign w:val="center"/>
+          </w:tcPr>
+          <w:p>
+            <w:pPr>
+              <w:pStyle w:val="Normal"/>
+              <w:jc w:val="left"/>
+              <w:pBdr>
+                <w:bottom w:val="none" w:sz="0" w:space="0" w:color="000000"/>
+                <w:top w:val="none" w:sz="0" w:space="0" w:color="000000"/>
+                <w:left w:val="none" w:sz="0" w:space="0" w:color="000000"/>
+                <w:right w:val="none" w:sz="0" w:space="0" w:color="000000"/>
+              </w:pBdr>
+              <w:spacing w:after="100" w:before="100" w:line="240"/>
+              <w:ind w:left="100" w:right="100" w:firstLine="0" w:firstLineChars="0"/>
+              <w:rPr>
+                <w:rFonts w:ascii="Times New Roman" w:hAnsi="Times New Roman" w:eastAsia="Times New Roman" w:cs="Times New Roman"/>
+                <w:i w:val="false"/>
+                <w:b w:val="false"/>
+                <w:u w:val="none"/>
+                <w:strike w:val="false"/>
+                <w:sz w:val="12"/>
+                <w:szCs w:val="12"/>
+                <w:color w:val="000000"/>
+              </w:rPr>
+            </w:pPr>
+            <w:r>
+              <w:rPr>
+                <w:rFonts w:ascii="Times New Roman" w:hAnsi="Times New Roman" w:eastAsia="Times New Roman" w:cs="Times New Roman"/>
+                <w:i w:val="false"/>
+                <w:b w:val="false"/>
+                <w:u w:val="none"/>
+                <w:strike w:val="false"/>
+                <w:sz w:val="12"/>
+                <w:szCs w:val="12"/>
+                <w:color w:val="000000"/>
+              </w:rPr>
+              <w:t xml:space="preserve">1.06 (0.34–3.35)</w:t>
+            </w:r>
+          </w:p>
+        </w:tc>
+        <w:tc>
+          <w:tcPr>
+            <w:tcBorders>
+              <w:bottom w:val="none" w:sz="0" w:space="0" w:color="000000"/>
+              <w:top w:val="none" w:sz="0" w:space="0" w:color="000000"/>
+              <w:left w:val="none" w:sz="0" w:space="0" w:color="000000"/>
+              <w:right w:val="none" w:sz="0" w:space="0" w:color="000000"/>
+            </w:tcBorders>
+            <w:shd w:val="clear" w:color="auto" w:fill="FFFFFF"/>
+            <w:tcMar>
+              <w:top w:w="0" w:type="dxa"/>
+              <w:bottom w:w="0" w:type="dxa"/>
+              <w:left w:w="0" w:type="dxa"/>
+              <w:right w:w="0" w:type="dxa"/>
+            </w:tcMar>
+            <w:vAlign w:val="center"/>
+          </w:tcPr>
+          <w:p>
+            <w:pPr>
+              <w:pStyle w:val="Normal"/>
+              <w:jc w:val="left"/>
+              <w:pBdr>
+                <w:bottom w:val="none" w:sz="0" w:space="0" w:color="000000"/>
+                <w:top w:val="none" w:sz="0" w:space="0" w:color="000000"/>
+                <w:left w:val="none" w:sz="0" w:space="0" w:color="000000"/>
+                <w:right w:val="none" w:sz="0" w:space="0" w:color="000000"/>
+              </w:pBdr>
+              <w:spacing w:after="100" w:before="100" w:line="240"/>
+              <w:ind w:left="100" w:right="100" w:firstLine="0" w:firstLineChars="0"/>
+              <w:rPr>
+                <w:rFonts w:ascii="Times New Roman" w:hAnsi="Times New Roman" w:eastAsia="Times New Roman" w:cs="Times New Roman"/>
+                <w:i w:val="false"/>
+                <w:b w:val="false"/>
+                <w:u w:val="none"/>
+                <w:strike w:val="false"/>
+                <w:sz w:val="12"/>
+                <w:szCs w:val="12"/>
+                <w:color w:val="000000"/>
+              </w:rPr>
+            </w:pPr>
+            <w:r>
+              <w:rPr>
+                <w:rFonts w:ascii="Times New Roman" w:hAnsi="Times New Roman" w:eastAsia="Times New Roman" w:cs="Times New Roman"/>
+                <w:i w:val="false"/>
+                <w:b w:val="false"/>
+                <w:u w:val="none"/>
+                <w:strike w:val="false"/>
+                <w:sz w:val="12"/>
+                <w:szCs w:val="12"/>
+                <w:color w:val="000000"/>
+              </w:rPr>
+              <w:t xml:space="preserve">0.919</w:t>
+            </w:r>
+          </w:p>
+        </w:tc>
+        <w:tc>
+          <w:tcPr>
+            <w:tcBorders>
+              <w:bottom w:val="none" w:sz="0" w:space="0" w:color="000000"/>
+              <w:top w:val="none" w:sz="0" w:space="0" w:color="000000"/>
+              <w:left w:val="none" w:sz="0" w:space="0" w:color="000000"/>
+              <w:right w:val="none" w:sz="0" w:space="0" w:color="000000"/>
+            </w:tcBorders>
+            <w:shd w:val="clear" w:color="auto" w:fill="FFFFFF"/>
+            <w:tcMar>
+              <w:top w:w="0" w:type="dxa"/>
+              <w:bottom w:w="0" w:type="dxa"/>
+              <w:left w:w="0" w:type="dxa"/>
+              <w:right w:w="0" w:type="dxa"/>
+            </w:tcMar>
+            <w:vAlign w:val="center"/>
+          </w:tcPr>
+          <w:p>
+            <w:pPr>
+              <w:pStyle w:val="Normal"/>
+              <w:jc w:val="left"/>
+              <w:pBdr>
+                <w:bottom w:val="none" w:sz="0" w:space="0" w:color="000000"/>
+                <w:top w:val="none" w:sz="0" w:space="0" w:color="000000"/>
+                <w:left w:val="none" w:sz="0" w:space="0" w:color="000000"/>
+                <w:right w:val="none" w:sz="0" w:space="0" w:color="000000"/>
+              </w:pBdr>
+              <w:spacing w:after="100" w:before="100" w:line="240"/>
+              <w:ind w:left="100" w:right="100" w:firstLine="0" w:firstLineChars="0"/>
+              <w:rPr>
+                <w:rFonts w:ascii="Times New Roman" w:hAnsi="Times New Roman" w:eastAsia="Times New Roman" w:cs="Times New Roman"/>
+                <w:i w:val="false"/>
+                <w:b w:val="false"/>
+                <w:u w:val="none"/>
+                <w:strike w:val="false"/>
+                <w:sz w:val="12"/>
+                <w:szCs w:val="12"/>
+                <w:color w:val="000000"/>
+              </w:rPr>
+            </w:pPr>
+            <w:r>
+              <w:rPr>
+                <w:rFonts w:ascii="Times New Roman" w:hAnsi="Times New Roman" w:eastAsia="Times New Roman" w:cs="Times New Roman"/>
+                <w:i w:val="false"/>
+                <w:b w:val="false"/>
+                <w:u w:val="none"/>
+                <w:strike w:val="false"/>
+                <w:sz w:val="12"/>
+                <w:szCs w:val="12"/>
+                <w:color w:val="000000"/>
+              </w:rPr>
+              <w:t xml:space="preserve">0.06 (0.00–1.96)</w:t>
+            </w:r>
+          </w:p>
+        </w:tc>
+        <w:tc>
+          <w:tcPr>
+            <w:tcBorders>
+              <w:bottom w:val="none" w:sz="0" w:space="0" w:color="000000"/>
+              <w:top w:val="none" w:sz="0" w:space="0" w:color="000000"/>
+              <w:left w:val="none" w:sz="0" w:space="0" w:color="000000"/>
+              <w:right w:val="none" w:sz="0" w:space="0" w:color="000000"/>
+            </w:tcBorders>
+            <w:shd w:val="clear" w:color="auto" w:fill="FFFFFF"/>
+            <w:tcMar>
+              <w:top w:w="0" w:type="dxa"/>
+              <w:bottom w:w="0" w:type="dxa"/>
+              <w:left w:w="0" w:type="dxa"/>
+              <w:right w:w="0" w:type="dxa"/>
+            </w:tcMar>
+            <w:vAlign w:val="center"/>
+          </w:tcPr>
+          <w:p>
+            <w:pPr>
+              <w:pStyle w:val="Normal"/>
+              <w:jc w:val="left"/>
+              <w:pBdr>
+                <w:bottom w:val="none" w:sz="0" w:space="0" w:color="000000"/>
+                <w:top w:val="none" w:sz="0" w:space="0" w:color="000000"/>
+                <w:left w:val="none" w:sz="0" w:space="0" w:color="000000"/>
+                <w:right w:val="none" w:sz="0" w:space="0" w:color="000000"/>
+              </w:pBdr>
+              <w:spacing w:after="100" w:before="100" w:line="240"/>
+              <w:ind w:left="100" w:right="100" w:firstLine="0" w:firstLineChars="0"/>
+              <w:rPr>
+                <w:rFonts w:ascii="Times New Roman" w:hAnsi="Times New Roman" w:eastAsia="Times New Roman" w:cs="Times New Roman"/>
+                <w:i w:val="false"/>
+                <w:b w:val="false"/>
+                <w:u w:val="none"/>
+                <w:strike w:val="false"/>
+                <w:sz w:val="12"/>
+                <w:szCs w:val="12"/>
+                <w:color w:val="000000"/>
+              </w:rPr>
+            </w:pPr>
+            <w:r>
+              <w:rPr>
+                <w:rFonts w:ascii="Times New Roman" w:hAnsi="Times New Roman" w:eastAsia="Times New Roman" w:cs="Times New Roman"/>
+                <w:i w:val="false"/>
+                <w:b w:val="false"/>
+                <w:u w:val="none"/>
+                <w:strike w:val="false"/>
+                <w:sz w:val="12"/>
+                <w:szCs w:val="12"/>
+                <w:color w:val="000000"/>
+              </w:rPr>
+              <w:t xml:space="preserve">0.112</w:t>
             </w:r>
           </w:p>
         </w:tc>
@@ -14134,172 +14134,172 @@
                 <w:szCs w:val="12"/>
                 <w:color w:val="000000"/>
               </w:rPr>
-              <w:t xml:space="preserve">1.11 (0.71–1.73)</w:t>
-            </w:r>
-          </w:p>
-        </w:tc>
-        <w:tc>
-          <w:tcPr>
-            <w:tcBorders>
-              <w:bottom w:val="none" w:sz="0" w:space="0" w:color="000000"/>
-              <w:top w:val="none" w:sz="0" w:space="0" w:color="000000"/>
-              <w:left w:val="none" w:sz="0" w:space="0" w:color="000000"/>
-              <w:right w:val="none" w:sz="0" w:space="0" w:color="000000"/>
-            </w:tcBorders>
-            <w:shd w:val="clear" w:color="auto" w:fill="FFFFFF"/>
-            <w:tcMar>
-              <w:top w:w="0" w:type="dxa"/>
-              <w:bottom w:w="0" w:type="dxa"/>
-              <w:left w:w="0" w:type="dxa"/>
-              <w:right w:w="0" w:type="dxa"/>
-            </w:tcMar>
-            <w:vAlign w:val="center"/>
-          </w:tcPr>
-          <w:p>
-            <w:pPr>
-              <w:pStyle w:val="Normal"/>
-              <w:jc w:val="left"/>
-              <w:pBdr>
-                <w:bottom w:val="none" w:sz="0" w:space="0" w:color="000000"/>
-                <w:top w:val="none" w:sz="0" w:space="0" w:color="000000"/>
-                <w:left w:val="none" w:sz="0" w:space="0" w:color="000000"/>
-                <w:right w:val="none" w:sz="0" w:space="0" w:color="000000"/>
-              </w:pBdr>
-              <w:spacing w:after="100" w:before="100" w:line="240"/>
-              <w:ind w:left="100" w:right="100" w:firstLine="0" w:firstLineChars="0"/>
-              <w:rPr>
-                <w:rFonts w:ascii="Times New Roman" w:hAnsi="Times New Roman" w:eastAsia="Times New Roman" w:cs="Times New Roman"/>
-                <w:i w:val="false"/>
-                <w:b w:val="false"/>
-                <w:u w:val="none"/>
-                <w:strike w:val="false"/>
-                <w:sz w:val="12"/>
-                <w:szCs w:val="12"/>
-                <w:color w:val="000000"/>
-              </w:rPr>
-            </w:pPr>
-            <w:r>
-              <w:rPr>
-                <w:rFonts w:ascii="Times New Roman" w:hAnsi="Times New Roman" w:eastAsia="Times New Roman" w:cs="Times New Roman"/>
-                <w:i w:val="false"/>
-                <w:b w:val="false"/>
-                <w:u w:val="none"/>
-                <w:strike w:val="false"/>
-                <w:sz w:val="12"/>
-                <w:szCs w:val="12"/>
-                <w:color w:val="000000"/>
-              </w:rPr>
-              <w:t xml:space="preserve">0.640</w:t>
-            </w:r>
-          </w:p>
-        </w:tc>
-        <w:tc>
-          <w:tcPr>
-            <w:tcBorders>
-              <w:bottom w:val="none" w:sz="0" w:space="0" w:color="000000"/>
-              <w:top w:val="none" w:sz="0" w:space="0" w:color="000000"/>
-              <w:left w:val="none" w:sz="0" w:space="0" w:color="000000"/>
-              <w:right w:val="none" w:sz="0" w:space="0" w:color="000000"/>
-            </w:tcBorders>
-            <w:shd w:val="clear" w:color="auto" w:fill="FFFFFF"/>
-            <w:tcMar>
-              <w:top w:w="0" w:type="dxa"/>
-              <w:bottom w:w="0" w:type="dxa"/>
-              <w:left w:w="0" w:type="dxa"/>
-              <w:right w:w="0" w:type="dxa"/>
-            </w:tcMar>
-            <w:vAlign w:val="center"/>
-          </w:tcPr>
-          <w:p>
-            <w:pPr>
-              <w:pStyle w:val="Normal"/>
-              <w:jc w:val="left"/>
-              <w:pBdr>
-                <w:bottom w:val="none" w:sz="0" w:space="0" w:color="000000"/>
-                <w:top w:val="none" w:sz="0" w:space="0" w:color="000000"/>
-                <w:left w:val="none" w:sz="0" w:space="0" w:color="000000"/>
-                <w:right w:val="none" w:sz="0" w:space="0" w:color="000000"/>
-              </w:pBdr>
-              <w:spacing w:after="100" w:before="100" w:line="240"/>
-              <w:ind w:left="100" w:right="100" w:firstLine="0" w:firstLineChars="0"/>
-              <w:rPr>
-                <w:rFonts w:ascii="Times New Roman" w:hAnsi="Times New Roman" w:eastAsia="Times New Roman" w:cs="Times New Roman"/>
-                <w:i w:val="false"/>
-                <w:b w:val="false"/>
-                <w:u w:val="none"/>
-                <w:strike w:val="false"/>
-                <w:sz w:val="12"/>
-                <w:szCs w:val="12"/>
-                <w:color w:val="000000"/>
-              </w:rPr>
-            </w:pPr>
-            <w:r>
-              <w:rPr>
-                <w:rFonts w:ascii="Times New Roman" w:hAnsi="Times New Roman" w:eastAsia="Times New Roman" w:cs="Times New Roman"/>
-                <w:i w:val="false"/>
-                <w:b w:val="false"/>
-                <w:u w:val="none"/>
-                <w:strike w:val="false"/>
-                <w:sz w:val="12"/>
-                <w:szCs w:val="12"/>
-                <w:color w:val="000000"/>
-              </w:rPr>
-              <w:t xml:space="preserve">0.704</w:t>
-            </w:r>
-          </w:p>
-        </w:tc>
-        <w:tc>
-          <w:tcPr>
-            <w:tcBorders>
-              <w:bottom w:val="none" w:sz="0" w:space="0" w:color="000000"/>
-              <w:top w:val="none" w:sz="0" w:space="0" w:color="000000"/>
-              <w:left w:val="none" w:sz="0" w:space="0" w:color="000000"/>
-              <w:right w:val="none" w:sz="0" w:space="0" w:color="000000"/>
-            </w:tcBorders>
-            <w:shd w:val="clear" w:color="auto" w:fill="FFFFFF"/>
-            <w:tcMar>
-              <w:top w:w="0" w:type="dxa"/>
-              <w:bottom w:w="0" w:type="dxa"/>
-              <w:left w:w="0" w:type="dxa"/>
-              <w:right w:w="0" w:type="dxa"/>
-            </w:tcMar>
-            <w:vAlign w:val="center"/>
-          </w:tcPr>
-          <w:p>
-            <w:pPr>
-              <w:pStyle w:val="Normal"/>
-              <w:jc w:val="left"/>
-              <w:pBdr>
-                <w:bottom w:val="none" w:sz="0" w:space="0" w:color="000000"/>
-                <w:top w:val="none" w:sz="0" w:space="0" w:color="000000"/>
-                <w:left w:val="none" w:sz="0" w:space="0" w:color="000000"/>
-                <w:right w:val="none" w:sz="0" w:space="0" w:color="000000"/>
-              </w:pBdr>
-              <w:spacing w:after="100" w:before="100" w:line="240"/>
-              <w:ind w:left="100" w:right="100" w:firstLine="0" w:firstLineChars="0"/>
-              <w:rPr>
-                <w:rFonts w:ascii="Times New Roman" w:hAnsi="Times New Roman" w:eastAsia="Times New Roman" w:cs="Times New Roman"/>
-                <w:i w:val="false"/>
-                <w:b w:val="false"/>
-                <w:u w:val="none"/>
-                <w:strike w:val="false"/>
-                <w:sz w:val="12"/>
-                <w:szCs w:val="12"/>
-                <w:color w:val="000000"/>
-              </w:rPr>
-            </w:pPr>
-            <w:r>
-              <w:rPr>
-                <w:rFonts w:ascii="Times New Roman" w:hAnsi="Times New Roman" w:eastAsia="Times New Roman" w:cs="Times New Roman"/>
-                <w:i w:val="false"/>
-                <w:b w:val="false"/>
-                <w:u w:val="none"/>
-                <w:strike w:val="false"/>
-                <w:sz w:val="12"/>
-                <w:szCs w:val="12"/>
-                <w:color w:val="000000"/>
-              </w:rPr>
-              <w:t xml:space="preserve">3.0</w:t>
+              <w:t xml:space="preserve">1.17 (0.74–1.85)</w:t>
+            </w:r>
+          </w:p>
+        </w:tc>
+        <w:tc>
+          <w:tcPr>
+            <w:tcBorders>
+              <w:bottom w:val="none" w:sz="0" w:space="0" w:color="000000"/>
+              <w:top w:val="none" w:sz="0" w:space="0" w:color="000000"/>
+              <w:left w:val="none" w:sz="0" w:space="0" w:color="000000"/>
+              <w:right w:val="none" w:sz="0" w:space="0" w:color="000000"/>
+            </w:tcBorders>
+            <w:shd w:val="clear" w:color="auto" w:fill="FFFFFF"/>
+            <w:tcMar>
+              <w:top w:w="0" w:type="dxa"/>
+              <w:bottom w:w="0" w:type="dxa"/>
+              <w:left w:w="0" w:type="dxa"/>
+              <w:right w:w="0" w:type="dxa"/>
+            </w:tcMar>
+            <w:vAlign w:val="center"/>
+          </w:tcPr>
+          <w:p>
+            <w:pPr>
+              <w:pStyle w:val="Normal"/>
+              <w:jc w:val="left"/>
+              <w:pBdr>
+                <w:bottom w:val="none" w:sz="0" w:space="0" w:color="000000"/>
+                <w:top w:val="none" w:sz="0" w:space="0" w:color="000000"/>
+                <w:left w:val="none" w:sz="0" w:space="0" w:color="000000"/>
+                <w:right w:val="none" w:sz="0" w:space="0" w:color="000000"/>
+              </w:pBdr>
+              <w:spacing w:after="100" w:before="100" w:line="240"/>
+              <w:ind w:left="100" w:right="100" w:firstLine="0" w:firstLineChars="0"/>
+              <w:rPr>
+                <w:rFonts w:ascii="Times New Roman" w:hAnsi="Times New Roman" w:eastAsia="Times New Roman" w:cs="Times New Roman"/>
+                <w:i w:val="false"/>
+                <w:b w:val="false"/>
+                <w:u w:val="none"/>
+                <w:strike w:val="false"/>
+                <w:sz w:val="12"/>
+                <w:szCs w:val="12"/>
+                <w:color w:val="000000"/>
+              </w:rPr>
+            </w:pPr>
+            <w:r>
+              <w:rPr>
+                <w:rFonts w:ascii="Times New Roman" w:hAnsi="Times New Roman" w:eastAsia="Times New Roman" w:cs="Times New Roman"/>
+                <w:i w:val="false"/>
+                <w:b w:val="false"/>
+                <w:u w:val="none"/>
+                <w:strike w:val="false"/>
+                <w:sz w:val="12"/>
+                <w:szCs w:val="12"/>
+                <w:color w:val="000000"/>
+              </w:rPr>
+              <w:t xml:space="preserve">0.498</w:t>
+            </w:r>
+          </w:p>
+        </w:tc>
+        <w:tc>
+          <w:tcPr>
+            <w:tcBorders>
+              <w:bottom w:val="none" w:sz="0" w:space="0" w:color="000000"/>
+              <w:top w:val="none" w:sz="0" w:space="0" w:color="000000"/>
+              <w:left w:val="none" w:sz="0" w:space="0" w:color="000000"/>
+              <w:right w:val="none" w:sz="0" w:space="0" w:color="000000"/>
+            </w:tcBorders>
+            <w:shd w:val="clear" w:color="auto" w:fill="FFFFFF"/>
+            <w:tcMar>
+              <w:top w:w="0" w:type="dxa"/>
+              <w:bottom w:w="0" w:type="dxa"/>
+              <w:left w:w="0" w:type="dxa"/>
+              <w:right w:w="0" w:type="dxa"/>
+            </w:tcMar>
+            <w:vAlign w:val="center"/>
+          </w:tcPr>
+          <w:p>
+            <w:pPr>
+              <w:pStyle w:val="Normal"/>
+              <w:jc w:val="left"/>
+              <w:pBdr>
+                <w:bottom w:val="none" w:sz="0" w:space="0" w:color="000000"/>
+                <w:top w:val="none" w:sz="0" w:space="0" w:color="000000"/>
+                <w:left w:val="none" w:sz="0" w:space="0" w:color="000000"/>
+                <w:right w:val="none" w:sz="0" w:space="0" w:color="000000"/>
+              </w:pBdr>
+              <w:spacing w:after="100" w:before="100" w:line="240"/>
+              <w:ind w:left="100" w:right="100" w:firstLine="0" w:firstLineChars="0"/>
+              <w:rPr>
+                <w:rFonts w:ascii="Times New Roman" w:hAnsi="Times New Roman" w:eastAsia="Times New Roman" w:cs="Times New Roman"/>
+                <w:i w:val="false"/>
+                <w:b w:val="false"/>
+                <w:u w:val="none"/>
+                <w:strike w:val="false"/>
+                <w:sz w:val="12"/>
+                <w:szCs w:val="12"/>
+                <w:color w:val="000000"/>
+              </w:rPr>
+            </w:pPr>
+            <w:r>
+              <w:rPr>
+                <w:rFonts w:ascii="Times New Roman" w:hAnsi="Times New Roman" w:eastAsia="Times New Roman" w:cs="Times New Roman"/>
+                <w:i w:val="false"/>
+                <w:b w:val="false"/>
+                <w:u w:val="none"/>
+                <w:strike w:val="false"/>
+                <w:sz w:val="12"/>
+                <w:szCs w:val="12"/>
+                <w:color w:val="000000"/>
+              </w:rPr>
+              <w:t xml:space="preserve">0.741</w:t>
+            </w:r>
+          </w:p>
+        </w:tc>
+        <w:tc>
+          <w:tcPr>
+            <w:tcBorders>
+              <w:bottom w:val="none" w:sz="0" w:space="0" w:color="000000"/>
+              <w:top w:val="none" w:sz="0" w:space="0" w:color="000000"/>
+              <w:left w:val="none" w:sz="0" w:space="0" w:color="000000"/>
+              <w:right w:val="none" w:sz="0" w:space="0" w:color="000000"/>
+            </w:tcBorders>
+            <w:shd w:val="clear" w:color="auto" w:fill="FFFFFF"/>
+            <w:tcMar>
+              <w:top w:w="0" w:type="dxa"/>
+              <w:bottom w:w="0" w:type="dxa"/>
+              <w:left w:w="0" w:type="dxa"/>
+              <w:right w:w="0" w:type="dxa"/>
+            </w:tcMar>
+            <w:vAlign w:val="center"/>
+          </w:tcPr>
+          <w:p>
+            <w:pPr>
+              <w:pStyle w:val="Normal"/>
+              <w:jc w:val="left"/>
+              <w:pBdr>
+                <w:bottom w:val="none" w:sz="0" w:space="0" w:color="000000"/>
+                <w:top w:val="none" w:sz="0" w:space="0" w:color="000000"/>
+                <w:left w:val="none" w:sz="0" w:space="0" w:color="000000"/>
+                <w:right w:val="none" w:sz="0" w:space="0" w:color="000000"/>
+              </w:pBdr>
+              <w:spacing w:after="100" w:before="100" w:line="240"/>
+              <w:ind w:left="100" w:right="100" w:firstLine="0" w:firstLineChars="0"/>
+              <w:rPr>
+                <w:rFonts w:ascii="Times New Roman" w:hAnsi="Times New Roman" w:eastAsia="Times New Roman" w:cs="Times New Roman"/>
+                <w:i w:val="false"/>
+                <w:b w:val="false"/>
+                <w:u w:val="none"/>
+                <w:strike w:val="false"/>
+                <w:sz w:val="12"/>
+                <w:szCs w:val="12"/>
+                <w:color w:val="000000"/>
+              </w:rPr>
+            </w:pPr>
+            <w:r>
+              <w:rPr>
+                <w:rFonts w:ascii="Times New Roman" w:hAnsi="Times New Roman" w:eastAsia="Times New Roman" w:cs="Times New Roman"/>
+                <w:i w:val="false"/>
+                <w:b w:val="false"/>
+                <w:u w:val="none"/>
+                <w:strike w:val="false"/>
+                <w:sz w:val="12"/>
+                <w:szCs w:val="12"/>
+                <w:color w:val="000000"/>
+              </w:rPr>
+              <w:t xml:space="preserve">2.4</w:t>
             </w:r>
           </w:p>
         </w:tc>
@@ -14409,117 +14409,117 @@
                 <w:szCs w:val="12"/>
                 <w:color w:val="000000"/>
               </w:rPr>
-              <w:t xml:space="preserve">1.10 (0.68–1.77)</w:t>
-            </w:r>
-          </w:p>
-        </w:tc>
-        <w:tc>
-          <w:tcPr>
-            <w:tcBorders>
-              <w:bottom w:val="none" w:sz="0" w:space="0" w:color="000000"/>
-              <w:top w:val="none" w:sz="0" w:space="0" w:color="000000"/>
-              <w:left w:val="none" w:sz="0" w:space="0" w:color="000000"/>
-              <w:right w:val="none" w:sz="0" w:space="0" w:color="000000"/>
-            </w:tcBorders>
-            <w:shd w:val="clear" w:color="auto" w:fill="FFFFFF"/>
-            <w:tcMar>
-              <w:top w:w="0" w:type="dxa"/>
-              <w:bottom w:w="0" w:type="dxa"/>
-              <w:left w:w="0" w:type="dxa"/>
-              <w:right w:w="0" w:type="dxa"/>
-            </w:tcMar>
-            <w:vAlign w:val="center"/>
-          </w:tcPr>
-          <w:p>
-            <w:pPr>
-              <w:pStyle w:val="Normal"/>
-              <w:jc w:val="left"/>
-              <w:pBdr>
-                <w:bottom w:val="none" w:sz="0" w:space="0" w:color="000000"/>
-                <w:top w:val="none" w:sz="0" w:space="0" w:color="000000"/>
-                <w:left w:val="none" w:sz="0" w:space="0" w:color="000000"/>
-                <w:right w:val="none" w:sz="0" w:space="0" w:color="000000"/>
-              </w:pBdr>
-              <w:spacing w:after="100" w:before="100" w:line="240"/>
-              <w:ind w:left="100" w:right="100" w:firstLine="0" w:firstLineChars="0"/>
-              <w:rPr>
-                <w:rFonts w:ascii="Times New Roman" w:hAnsi="Times New Roman" w:eastAsia="Times New Roman" w:cs="Times New Roman"/>
-                <w:i w:val="false"/>
-                <w:b w:val="false"/>
-                <w:u w:val="none"/>
-                <w:strike w:val="false"/>
-                <w:sz w:val="12"/>
-                <w:szCs w:val="12"/>
-                <w:color w:val="000000"/>
-              </w:rPr>
-            </w:pPr>
-            <w:r>
-              <w:rPr>
-                <w:rFonts w:ascii="Times New Roman" w:hAnsi="Times New Roman" w:eastAsia="Times New Roman" w:cs="Times New Roman"/>
-                <w:i w:val="false"/>
-                <w:b w:val="false"/>
-                <w:u w:val="none"/>
-                <w:strike w:val="false"/>
-                <w:sz w:val="12"/>
-                <w:szCs w:val="12"/>
-                <w:color w:val="000000"/>
-              </w:rPr>
-              <w:t xml:space="preserve">0.699</w:t>
-            </w:r>
-          </w:p>
-        </w:tc>
-        <w:tc>
-          <w:tcPr>
-            <w:tcBorders>
-              <w:bottom w:val="none" w:sz="0" w:space="0" w:color="000000"/>
-              <w:top w:val="none" w:sz="0" w:space="0" w:color="000000"/>
-              <w:left w:val="none" w:sz="0" w:space="0" w:color="000000"/>
-              <w:right w:val="none" w:sz="0" w:space="0" w:color="000000"/>
-            </w:tcBorders>
-            <w:shd w:val="clear" w:color="auto" w:fill="FFFFFF"/>
-            <w:tcMar>
-              <w:top w:w="0" w:type="dxa"/>
-              <w:bottom w:w="0" w:type="dxa"/>
-              <w:left w:w="0" w:type="dxa"/>
-              <w:right w:w="0" w:type="dxa"/>
-            </w:tcMar>
-            <w:vAlign w:val="center"/>
-          </w:tcPr>
-          <w:p>
-            <w:pPr>
-              <w:pStyle w:val="Normal"/>
-              <w:jc w:val="left"/>
-              <w:pBdr>
-                <w:bottom w:val="none" w:sz="0" w:space="0" w:color="000000"/>
-                <w:top w:val="none" w:sz="0" w:space="0" w:color="000000"/>
-                <w:left w:val="none" w:sz="0" w:space="0" w:color="000000"/>
-                <w:right w:val="none" w:sz="0" w:space="0" w:color="000000"/>
-              </w:pBdr>
-              <w:spacing w:after="100" w:before="100" w:line="240"/>
-              <w:ind w:left="100" w:right="100" w:firstLine="0" w:firstLineChars="0"/>
-              <w:rPr>
-                <w:rFonts w:ascii="Times New Roman" w:hAnsi="Times New Roman" w:eastAsia="Times New Roman" w:cs="Times New Roman"/>
-                <w:i w:val="false"/>
-                <w:b w:val="false"/>
-                <w:u w:val="none"/>
-                <w:strike w:val="false"/>
-                <w:sz w:val="12"/>
-                <w:szCs w:val="12"/>
-                <w:color w:val="000000"/>
-              </w:rPr>
-            </w:pPr>
-            <w:r>
-              <w:rPr>
-                <w:rFonts w:ascii="Times New Roman" w:hAnsi="Times New Roman" w:eastAsia="Times New Roman" w:cs="Times New Roman"/>
-                <w:i w:val="false"/>
-                <w:b w:val="false"/>
-                <w:u w:val="none"/>
-                <w:strike w:val="false"/>
-                <w:sz w:val="12"/>
-                <w:szCs w:val="12"/>
-                <w:color w:val="000000"/>
-              </w:rPr>
-              <w:t xml:space="preserve">0.423</w:t>
+              <w:t xml:space="preserve">1.17 (0.69–2.01)</w:t>
+            </w:r>
+          </w:p>
+        </w:tc>
+        <w:tc>
+          <w:tcPr>
+            <w:tcBorders>
+              <w:bottom w:val="none" w:sz="0" w:space="0" w:color="000000"/>
+              <w:top w:val="none" w:sz="0" w:space="0" w:color="000000"/>
+              <w:left w:val="none" w:sz="0" w:space="0" w:color="000000"/>
+              <w:right w:val="none" w:sz="0" w:space="0" w:color="000000"/>
+            </w:tcBorders>
+            <w:shd w:val="clear" w:color="auto" w:fill="FFFFFF"/>
+            <w:tcMar>
+              <w:top w:w="0" w:type="dxa"/>
+              <w:bottom w:w="0" w:type="dxa"/>
+              <w:left w:w="0" w:type="dxa"/>
+              <w:right w:w="0" w:type="dxa"/>
+            </w:tcMar>
+            <w:vAlign w:val="center"/>
+          </w:tcPr>
+          <w:p>
+            <w:pPr>
+              <w:pStyle w:val="Normal"/>
+              <w:jc w:val="left"/>
+              <w:pBdr>
+                <w:bottom w:val="none" w:sz="0" w:space="0" w:color="000000"/>
+                <w:top w:val="none" w:sz="0" w:space="0" w:color="000000"/>
+                <w:left w:val="none" w:sz="0" w:space="0" w:color="000000"/>
+                <w:right w:val="none" w:sz="0" w:space="0" w:color="000000"/>
+              </w:pBdr>
+              <w:spacing w:after="100" w:before="100" w:line="240"/>
+              <w:ind w:left="100" w:right="100" w:firstLine="0" w:firstLineChars="0"/>
+              <w:rPr>
+                <w:rFonts w:ascii="Times New Roman" w:hAnsi="Times New Roman" w:eastAsia="Times New Roman" w:cs="Times New Roman"/>
+                <w:i w:val="false"/>
+                <w:b w:val="false"/>
+                <w:u w:val="none"/>
+                <w:strike w:val="false"/>
+                <w:sz w:val="12"/>
+                <w:szCs w:val="12"/>
+                <w:color w:val="000000"/>
+              </w:rPr>
+            </w:pPr>
+            <w:r>
+              <w:rPr>
+                <w:rFonts w:ascii="Times New Roman" w:hAnsi="Times New Roman" w:eastAsia="Times New Roman" w:cs="Times New Roman"/>
+                <w:i w:val="false"/>
+                <w:b w:val="false"/>
+                <w:u w:val="none"/>
+                <w:strike w:val="false"/>
+                <w:sz w:val="12"/>
+                <w:szCs w:val="12"/>
+                <w:color w:val="000000"/>
+              </w:rPr>
+              <w:t xml:space="preserve">0.558</w:t>
+            </w:r>
+          </w:p>
+        </w:tc>
+        <w:tc>
+          <w:tcPr>
+            <w:tcBorders>
+              <w:bottom w:val="none" w:sz="0" w:space="0" w:color="000000"/>
+              <w:top w:val="none" w:sz="0" w:space="0" w:color="000000"/>
+              <w:left w:val="none" w:sz="0" w:space="0" w:color="000000"/>
+              <w:right w:val="none" w:sz="0" w:space="0" w:color="000000"/>
+            </w:tcBorders>
+            <w:shd w:val="clear" w:color="auto" w:fill="FFFFFF"/>
+            <w:tcMar>
+              <w:top w:w="0" w:type="dxa"/>
+              <w:bottom w:w="0" w:type="dxa"/>
+              <w:left w:w="0" w:type="dxa"/>
+              <w:right w:w="0" w:type="dxa"/>
+            </w:tcMar>
+            <w:vAlign w:val="center"/>
+          </w:tcPr>
+          <w:p>
+            <w:pPr>
+              <w:pStyle w:val="Normal"/>
+              <w:jc w:val="left"/>
+              <w:pBdr>
+                <w:bottom w:val="none" w:sz="0" w:space="0" w:color="000000"/>
+                <w:top w:val="none" w:sz="0" w:space="0" w:color="000000"/>
+                <w:left w:val="none" w:sz="0" w:space="0" w:color="000000"/>
+                <w:right w:val="none" w:sz="0" w:space="0" w:color="000000"/>
+              </w:pBdr>
+              <w:spacing w:after="100" w:before="100" w:line="240"/>
+              <w:ind w:left="100" w:right="100" w:firstLine="0" w:firstLineChars="0"/>
+              <w:rPr>
+                <w:rFonts w:ascii="Times New Roman" w:hAnsi="Times New Roman" w:eastAsia="Times New Roman" w:cs="Times New Roman"/>
+                <w:i w:val="false"/>
+                <w:b w:val="false"/>
+                <w:u w:val="none"/>
+                <w:strike w:val="false"/>
+                <w:sz w:val="12"/>
+                <w:szCs w:val="12"/>
+                <w:color w:val="000000"/>
+              </w:rPr>
+            </w:pPr>
+            <w:r>
+              <w:rPr>
+                <w:rFonts w:ascii="Times New Roman" w:hAnsi="Times New Roman" w:eastAsia="Times New Roman" w:cs="Times New Roman"/>
+                <w:i w:val="false"/>
+                <w:b w:val="false"/>
+                <w:u w:val="none"/>
+                <w:strike w:val="false"/>
+                <w:sz w:val="12"/>
+                <w:szCs w:val="12"/>
+                <w:color w:val="000000"/>
+              </w:rPr>
+              <w:t xml:space="preserve">0.414</w:t>
             </w:r>
           </w:p>
         </w:tc>
@@ -15624,172 +15624,172 @@
                 <w:szCs w:val="12"/>
                 <w:color w:val="000000"/>
               </w:rPr>
-              <w:t xml:space="preserve">0.75 (0.39–1.43)</w:t>
-            </w:r>
-          </w:p>
-        </w:tc>
-        <w:tc>
-          <w:tcPr>
-            <w:tcBorders>
-              <w:bottom w:val="none" w:sz="0" w:space="0" w:color="000000"/>
-              <w:top w:val="none" w:sz="0" w:space="0" w:color="000000"/>
-              <w:left w:val="none" w:sz="0" w:space="0" w:color="000000"/>
-              <w:right w:val="none" w:sz="0" w:space="0" w:color="000000"/>
-            </w:tcBorders>
-            <w:shd w:val="clear" w:color="auto" w:fill="FFFFFF"/>
-            <w:tcMar>
-              <w:top w:w="0" w:type="dxa"/>
-              <w:bottom w:w="0" w:type="dxa"/>
-              <w:left w:w="0" w:type="dxa"/>
-              <w:right w:w="0" w:type="dxa"/>
-            </w:tcMar>
-            <w:vAlign w:val="center"/>
-          </w:tcPr>
-          <w:p>
-            <w:pPr>
-              <w:pStyle w:val="Normal"/>
-              <w:jc w:val="left"/>
-              <w:pBdr>
-                <w:bottom w:val="none" w:sz="0" w:space="0" w:color="000000"/>
-                <w:top w:val="none" w:sz="0" w:space="0" w:color="000000"/>
-                <w:left w:val="none" w:sz="0" w:space="0" w:color="000000"/>
-                <w:right w:val="none" w:sz="0" w:space="0" w:color="000000"/>
-              </w:pBdr>
-              <w:spacing w:after="100" w:before="100" w:line="240"/>
-              <w:ind w:left="100" w:right="100" w:firstLine="0" w:firstLineChars="0"/>
-              <w:rPr>
-                <w:rFonts w:ascii="Times New Roman" w:hAnsi="Times New Roman" w:eastAsia="Times New Roman" w:cs="Times New Roman"/>
-                <w:i w:val="false"/>
-                <w:b w:val="false"/>
-                <w:u w:val="none"/>
-                <w:strike w:val="false"/>
-                <w:sz w:val="12"/>
-                <w:szCs w:val="12"/>
-                <w:color w:val="000000"/>
-              </w:rPr>
-            </w:pPr>
-            <w:r>
-              <w:rPr>
-                <w:rFonts w:ascii="Times New Roman" w:hAnsi="Times New Roman" w:eastAsia="Times New Roman" w:cs="Times New Roman"/>
-                <w:i w:val="false"/>
-                <w:b w:val="false"/>
-                <w:u w:val="none"/>
-                <w:strike w:val="false"/>
-                <w:sz w:val="12"/>
-                <w:szCs w:val="12"/>
-                <w:color w:val="000000"/>
-              </w:rPr>
-              <w:t xml:space="preserve">0.382</w:t>
-            </w:r>
-          </w:p>
-        </w:tc>
-        <w:tc>
-          <w:tcPr>
-            <w:tcBorders>
-              <w:bottom w:val="none" w:sz="0" w:space="0" w:color="000000"/>
-              <w:top w:val="none" w:sz="0" w:space="0" w:color="000000"/>
-              <w:left w:val="none" w:sz="0" w:space="0" w:color="000000"/>
-              <w:right w:val="none" w:sz="0" w:space="0" w:color="000000"/>
-            </w:tcBorders>
-            <w:shd w:val="clear" w:color="auto" w:fill="FFFFFF"/>
-            <w:tcMar>
-              <w:top w:w="0" w:type="dxa"/>
-              <w:bottom w:w="0" w:type="dxa"/>
-              <w:left w:w="0" w:type="dxa"/>
-              <w:right w:w="0" w:type="dxa"/>
-            </w:tcMar>
-            <w:vAlign w:val="center"/>
-          </w:tcPr>
-          <w:p>
-            <w:pPr>
-              <w:pStyle w:val="Normal"/>
-              <w:jc w:val="left"/>
-              <w:pBdr>
-                <w:bottom w:val="none" w:sz="0" w:space="0" w:color="000000"/>
-                <w:top w:val="none" w:sz="0" w:space="0" w:color="000000"/>
-                <w:left w:val="none" w:sz="0" w:space="0" w:color="000000"/>
-                <w:right w:val="none" w:sz="0" w:space="0" w:color="000000"/>
-              </w:pBdr>
-              <w:spacing w:after="100" w:before="100" w:line="240"/>
-              <w:ind w:left="100" w:right="100" w:firstLine="0" w:firstLineChars="0"/>
-              <w:rPr>
-                <w:rFonts w:ascii="Times New Roman" w:hAnsi="Times New Roman" w:eastAsia="Times New Roman" w:cs="Times New Roman"/>
-                <w:i w:val="false"/>
-                <w:b w:val="false"/>
-                <w:u w:val="none"/>
-                <w:strike w:val="false"/>
-                <w:sz w:val="12"/>
-                <w:szCs w:val="12"/>
-                <w:color w:val="000000"/>
-              </w:rPr>
-            </w:pPr>
-            <w:r>
-              <w:rPr>
-                <w:rFonts w:ascii="Times New Roman" w:hAnsi="Times New Roman" w:eastAsia="Times New Roman" w:cs="Times New Roman"/>
-                <w:i w:val="false"/>
-                <w:b w:val="false"/>
-                <w:u w:val="none"/>
-                <w:strike w:val="false"/>
-                <w:sz w:val="12"/>
-                <w:szCs w:val="12"/>
-                <w:color w:val="000000"/>
-              </w:rPr>
-              <w:t xml:space="preserve">0.525</w:t>
-            </w:r>
-          </w:p>
-        </w:tc>
-        <w:tc>
-          <w:tcPr>
-            <w:tcBorders>
-              <w:bottom w:val="none" w:sz="0" w:space="0" w:color="000000"/>
-              <w:top w:val="none" w:sz="0" w:space="0" w:color="000000"/>
-              <w:left w:val="none" w:sz="0" w:space="0" w:color="000000"/>
-              <w:right w:val="none" w:sz="0" w:space="0" w:color="000000"/>
-            </w:tcBorders>
-            <w:shd w:val="clear" w:color="auto" w:fill="FFFFFF"/>
-            <w:tcMar>
-              <w:top w:w="0" w:type="dxa"/>
-              <w:bottom w:w="0" w:type="dxa"/>
-              <w:left w:w="0" w:type="dxa"/>
-              <w:right w:w="0" w:type="dxa"/>
-            </w:tcMar>
-            <w:vAlign w:val="center"/>
-          </w:tcPr>
-          <w:p>
-            <w:pPr>
-              <w:pStyle w:val="Normal"/>
-              <w:jc w:val="left"/>
-              <w:pBdr>
-                <w:bottom w:val="none" w:sz="0" w:space="0" w:color="000000"/>
-                <w:top w:val="none" w:sz="0" w:space="0" w:color="000000"/>
-                <w:left w:val="none" w:sz="0" w:space="0" w:color="000000"/>
-                <w:right w:val="none" w:sz="0" w:space="0" w:color="000000"/>
-              </w:pBdr>
-              <w:spacing w:after="100" w:before="100" w:line="240"/>
-              <w:ind w:left="100" w:right="100" w:firstLine="0" w:firstLineChars="0"/>
-              <w:rPr>
-                <w:rFonts w:ascii="Times New Roman" w:hAnsi="Times New Roman" w:eastAsia="Times New Roman" w:cs="Times New Roman"/>
-                <w:i w:val="false"/>
-                <w:b w:val="false"/>
-                <w:u w:val="none"/>
-                <w:strike w:val="false"/>
-                <w:sz w:val="12"/>
-                <w:szCs w:val="12"/>
-                <w:color w:val="000000"/>
-              </w:rPr>
-            </w:pPr>
-            <w:r>
-              <w:rPr>
-                <w:rFonts w:ascii="Times New Roman" w:hAnsi="Times New Roman" w:eastAsia="Times New Roman" w:cs="Times New Roman"/>
-                <w:i w:val="false"/>
-                <w:b w:val="false"/>
-                <w:u w:val="none"/>
-                <w:strike w:val="false"/>
-                <w:sz w:val="12"/>
-                <w:szCs w:val="12"/>
-                <w:color w:val="000000"/>
-              </w:rPr>
-              <w:t xml:space="preserve">3.2</w:t>
+              <w:t xml:space="preserve">0.84 (0.44–1.59)</w:t>
+            </w:r>
+          </w:p>
+        </w:tc>
+        <w:tc>
+          <w:tcPr>
+            <w:tcBorders>
+              <w:bottom w:val="none" w:sz="0" w:space="0" w:color="000000"/>
+              <w:top w:val="none" w:sz="0" w:space="0" w:color="000000"/>
+              <w:left w:val="none" w:sz="0" w:space="0" w:color="000000"/>
+              <w:right w:val="none" w:sz="0" w:space="0" w:color="000000"/>
+            </w:tcBorders>
+            <w:shd w:val="clear" w:color="auto" w:fill="FFFFFF"/>
+            <w:tcMar>
+              <w:top w:w="0" w:type="dxa"/>
+              <w:bottom w:w="0" w:type="dxa"/>
+              <w:left w:w="0" w:type="dxa"/>
+              <w:right w:w="0" w:type="dxa"/>
+            </w:tcMar>
+            <w:vAlign w:val="center"/>
+          </w:tcPr>
+          <w:p>
+            <w:pPr>
+              <w:pStyle w:val="Normal"/>
+              <w:jc w:val="left"/>
+              <w:pBdr>
+                <w:bottom w:val="none" w:sz="0" w:space="0" w:color="000000"/>
+                <w:top w:val="none" w:sz="0" w:space="0" w:color="000000"/>
+                <w:left w:val="none" w:sz="0" w:space="0" w:color="000000"/>
+                <w:right w:val="none" w:sz="0" w:space="0" w:color="000000"/>
+              </w:pBdr>
+              <w:spacing w:after="100" w:before="100" w:line="240"/>
+              <w:ind w:left="100" w:right="100" w:firstLine="0" w:firstLineChars="0"/>
+              <w:rPr>
+                <w:rFonts w:ascii="Times New Roman" w:hAnsi="Times New Roman" w:eastAsia="Times New Roman" w:cs="Times New Roman"/>
+                <w:i w:val="false"/>
+                <w:b w:val="false"/>
+                <w:u w:val="none"/>
+                <w:strike w:val="false"/>
+                <w:sz w:val="12"/>
+                <w:szCs w:val="12"/>
+                <w:color w:val="000000"/>
+              </w:rPr>
+            </w:pPr>
+            <w:r>
+              <w:rPr>
+                <w:rFonts w:ascii="Times New Roman" w:hAnsi="Times New Roman" w:eastAsia="Times New Roman" w:cs="Times New Roman"/>
+                <w:i w:val="false"/>
+                <w:b w:val="false"/>
+                <w:u w:val="none"/>
+                <w:strike w:val="false"/>
+                <w:sz w:val="12"/>
+                <w:szCs w:val="12"/>
+                <w:color w:val="000000"/>
+              </w:rPr>
+              <w:t xml:space="preserve">0.591</w:t>
+            </w:r>
+          </w:p>
+        </w:tc>
+        <w:tc>
+          <w:tcPr>
+            <w:tcBorders>
+              <w:bottom w:val="none" w:sz="0" w:space="0" w:color="000000"/>
+              <w:top w:val="none" w:sz="0" w:space="0" w:color="000000"/>
+              <w:left w:val="none" w:sz="0" w:space="0" w:color="000000"/>
+              <w:right w:val="none" w:sz="0" w:space="0" w:color="000000"/>
+            </w:tcBorders>
+            <w:shd w:val="clear" w:color="auto" w:fill="FFFFFF"/>
+            <w:tcMar>
+              <w:top w:w="0" w:type="dxa"/>
+              <w:bottom w:w="0" w:type="dxa"/>
+              <w:left w:w="0" w:type="dxa"/>
+              <w:right w:w="0" w:type="dxa"/>
+            </w:tcMar>
+            <w:vAlign w:val="center"/>
+          </w:tcPr>
+          <w:p>
+            <w:pPr>
+              <w:pStyle w:val="Normal"/>
+              <w:jc w:val="left"/>
+              <w:pBdr>
+                <w:bottom w:val="none" w:sz="0" w:space="0" w:color="000000"/>
+                <w:top w:val="none" w:sz="0" w:space="0" w:color="000000"/>
+                <w:left w:val="none" w:sz="0" w:space="0" w:color="000000"/>
+                <w:right w:val="none" w:sz="0" w:space="0" w:color="000000"/>
+              </w:pBdr>
+              <w:spacing w:after="100" w:before="100" w:line="240"/>
+              <w:ind w:left="100" w:right="100" w:firstLine="0" w:firstLineChars="0"/>
+              <w:rPr>
+                <w:rFonts w:ascii="Times New Roman" w:hAnsi="Times New Roman" w:eastAsia="Times New Roman" w:cs="Times New Roman"/>
+                <w:i w:val="false"/>
+                <w:b w:val="false"/>
+                <w:u w:val="none"/>
+                <w:strike w:val="false"/>
+                <w:sz w:val="12"/>
+                <w:szCs w:val="12"/>
+                <w:color w:val="000000"/>
+              </w:rPr>
+            </w:pPr>
+            <w:r>
+              <w:rPr>
+                <w:rFonts w:ascii="Times New Roman" w:hAnsi="Times New Roman" w:eastAsia="Times New Roman" w:cs="Times New Roman"/>
+                <w:i w:val="false"/>
+                <w:b w:val="false"/>
+                <w:u w:val="none"/>
+                <w:strike w:val="false"/>
+                <w:sz w:val="12"/>
+                <w:szCs w:val="12"/>
+                <w:color w:val="000000"/>
+              </w:rPr>
+              <w:t xml:space="preserve">0.741</w:t>
+            </w:r>
+          </w:p>
+        </w:tc>
+        <w:tc>
+          <w:tcPr>
+            <w:tcBorders>
+              <w:bottom w:val="none" w:sz="0" w:space="0" w:color="000000"/>
+              <w:top w:val="none" w:sz="0" w:space="0" w:color="000000"/>
+              <w:left w:val="none" w:sz="0" w:space="0" w:color="000000"/>
+              <w:right w:val="none" w:sz="0" w:space="0" w:color="000000"/>
+            </w:tcBorders>
+            <w:shd w:val="clear" w:color="auto" w:fill="FFFFFF"/>
+            <w:tcMar>
+              <w:top w:w="0" w:type="dxa"/>
+              <w:bottom w:w="0" w:type="dxa"/>
+              <w:left w:w="0" w:type="dxa"/>
+              <w:right w:w="0" w:type="dxa"/>
+            </w:tcMar>
+            <w:vAlign w:val="center"/>
+          </w:tcPr>
+          <w:p>
+            <w:pPr>
+              <w:pStyle w:val="Normal"/>
+              <w:jc w:val="left"/>
+              <w:pBdr>
+                <w:bottom w:val="none" w:sz="0" w:space="0" w:color="000000"/>
+                <w:top w:val="none" w:sz="0" w:space="0" w:color="000000"/>
+                <w:left w:val="none" w:sz="0" w:space="0" w:color="000000"/>
+                <w:right w:val="none" w:sz="0" w:space="0" w:color="000000"/>
+              </w:pBdr>
+              <w:spacing w:after="100" w:before="100" w:line="240"/>
+              <w:ind w:left="100" w:right="100" w:firstLine="0" w:firstLineChars="0"/>
+              <w:rPr>
+                <w:rFonts w:ascii="Times New Roman" w:hAnsi="Times New Roman" w:eastAsia="Times New Roman" w:cs="Times New Roman"/>
+                <w:i w:val="false"/>
+                <w:b w:val="false"/>
+                <w:u w:val="none"/>
+                <w:strike w:val="false"/>
+                <w:sz w:val="12"/>
+                <w:szCs w:val="12"/>
+                <w:color w:val="000000"/>
+              </w:rPr>
+            </w:pPr>
+            <w:r>
+              <w:rPr>
+                <w:rFonts w:ascii="Times New Roman" w:hAnsi="Times New Roman" w:eastAsia="Times New Roman" w:cs="Times New Roman"/>
+                <w:i w:val="false"/>
+                <w:b w:val="false"/>
+                <w:u w:val="none"/>
+                <w:strike w:val="false"/>
+                <w:sz w:val="12"/>
+                <w:szCs w:val="12"/>
+                <w:color w:val="000000"/>
+              </w:rPr>
+              <w:t xml:space="preserve">2.6</w:t>
             </w:r>
           </w:p>
         </w:tc>
@@ -15899,337 +15899,337 @@
                 <w:szCs w:val="12"/>
                 <w:color w:val="000000"/>
               </w:rPr>
-              <w:t xml:space="preserve">1.07 (0.45–2.51)</w:t>
-            </w:r>
-          </w:p>
-        </w:tc>
-        <w:tc>
-          <w:tcPr>
-            <w:tcBorders>
-              <w:bottom w:val="none" w:sz="0" w:space="0" w:color="000000"/>
-              <w:top w:val="none" w:sz="0" w:space="0" w:color="000000"/>
-              <w:left w:val="none" w:sz="0" w:space="0" w:color="000000"/>
-              <w:right w:val="none" w:sz="0" w:space="0" w:color="000000"/>
-            </w:tcBorders>
-            <w:shd w:val="clear" w:color="auto" w:fill="FFFFFF"/>
-            <w:tcMar>
-              <w:top w:w="0" w:type="dxa"/>
-              <w:bottom w:w="0" w:type="dxa"/>
-              <w:left w:w="0" w:type="dxa"/>
-              <w:right w:w="0" w:type="dxa"/>
-            </w:tcMar>
-            <w:vAlign w:val="center"/>
-          </w:tcPr>
-          <w:p>
-            <w:pPr>
-              <w:pStyle w:val="Normal"/>
-              <w:jc w:val="left"/>
-              <w:pBdr>
-                <w:bottom w:val="none" w:sz="0" w:space="0" w:color="000000"/>
-                <w:top w:val="none" w:sz="0" w:space="0" w:color="000000"/>
-                <w:left w:val="none" w:sz="0" w:space="0" w:color="000000"/>
-                <w:right w:val="none" w:sz="0" w:space="0" w:color="000000"/>
-              </w:pBdr>
-              <w:spacing w:after="100" w:before="100" w:line="240"/>
-              <w:ind w:left="100" w:right="100" w:firstLine="0" w:firstLineChars="0"/>
-              <w:rPr>
-                <w:rFonts w:ascii="Times New Roman" w:hAnsi="Times New Roman" w:eastAsia="Times New Roman" w:cs="Times New Roman"/>
-                <w:i w:val="false"/>
-                <w:b w:val="false"/>
-                <w:u w:val="none"/>
-                <w:strike w:val="false"/>
-                <w:sz w:val="12"/>
-                <w:szCs w:val="12"/>
-                <w:color w:val="000000"/>
-              </w:rPr>
-            </w:pPr>
-            <w:r>
-              <w:rPr>
-                <w:rFonts w:ascii="Times New Roman" w:hAnsi="Times New Roman" w:eastAsia="Times New Roman" w:cs="Times New Roman"/>
-                <w:i w:val="false"/>
-                <w:b w:val="false"/>
-                <w:u w:val="none"/>
-                <w:strike w:val="false"/>
-                <w:sz w:val="12"/>
-                <w:szCs w:val="12"/>
-                <w:color w:val="000000"/>
-              </w:rPr>
-              <w:t xml:space="preserve">0.881</w:t>
-            </w:r>
-          </w:p>
-        </w:tc>
-        <w:tc>
-          <w:tcPr>
-            <w:tcBorders>
-              <w:bottom w:val="none" w:sz="0" w:space="0" w:color="000000"/>
-              <w:top w:val="none" w:sz="0" w:space="0" w:color="000000"/>
-              <w:left w:val="none" w:sz="0" w:space="0" w:color="000000"/>
-              <w:right w:val="none" w:sz="0" w:space="0" w:color="000000"/>
-            </w:tcBorders>
-            <w:shd w:val="clear" w:color="auto" w:fill="FFFFFF"/>
-            <w:tcMar>
-              <w:top w:w="0" w:type="dxa"/>
-              <w:bottom w:w="0" w:type="dxa"/>
-              <w:left w:w="0" w:type="dxa"/>
-              <w:right w:w="0" w:type="dxa"/>
-            </w:tcMar>
-            <w:vAlign w:val="center"/>
-          </w:tcPr>
-          <w:p>
-            <w:pPr>
-              <w:pStyle w:val="Normal"/>
-              <w:jc w:val="left"/>
-              <w:pBdr>
-                <w:bottom w:val="none" w:sz="0" w:space="0" w:color="000000"/>
-                <w:top w:val="none" w:sz="0" w:space="0" w:color="000000"/>
-                <w:left w:val="none" w:sz="0" w:space="0" w:color="000000"/>
-                <w:right w:val="none" w:sz="0" w:space="0" w:color="000000"/>
-              </w:pBdr>
-              <w:spacing w:after="100" w:before="100" w:line="240"/>
-              <w:ind w:left="100" w:right="100" w:firstLine="0" w:firstLineChars="0"/>
-              <w:rPr>
-                <w:rFonts w:ascii="Times New Roman" w:hAnsi="Times New Roman" w:eastAsia="Times New Roman" w:cs="Times New Roman"/>
-                <w:i w:val="false"/>
-                <w:b w:val="false"/>
-                <w:u w:val="none"/>
-                <w:strike w:val="false"/>
-                <w:sz w:val="12"/>
-                <w:szCs w:val="12"/>
-                <w:color w:val="000000"/>
-              </w:rPr>
-            </w:pPr>
-            <w:r>
-              <w:rPr>
-                <w:rFonts w:ascii="Times New Roman" w:hAnsi="Times New Roman" w:eastAsia="Times New Roman" w:cs="Times New Roman"/>
-                <w:i w:val="false"/>
-                <w:b w:val="false"/>
-                <w:u w:val="none"/>
-                <w:strike w:val="false"/>
-                <w:sz w:val="12"/>
-                <w:szCs w:val="12"/>
-                <w:color w:val="000000"/>
-              </w:rPr>
-              <w:t xml:space="preserve">0.209</w:t>
-            </w:r>
-          </w:p>
-        </w:tc>
-        <w:tc>
-          <w:tcPr>
-            <w:tcBorders>
-              <w:bottom w:val="none" w:sz="0" w:space="0" w:color="000000"/>
-              <w:top w:val="none" w:sz="0" w:space="0" w:color="000000"/>
-              <w:left w:val="none" w:sz="0" w:space="0" w:color="000000"/>
-              <w:right w:val="none" w:sz="0" w:space="0" w:color="000000"/>
-            </w:tcBorders>
-            <w:shd w:val="clear" w:color="auto" w:fill="FFFFFF"/>
-            <w:tcMar>
-              <w:top w:w="0" w:type="dxa"/>
-              <w:bottom w:w="0" w:type="dxa"/>
-              <w:left w:w="0" w:type="dxa"/>
-              <w:right w:w="0" w:type="dxa"/>
-            </w:tcMar>
-            <w:vAlign w:val="center"/>
-          </w:tcPr>
-          <w:p>
-            <w:pPr>
-              <w:pStyle w:val="Normal"/>
-              <w:jc w:val="left"/>
-              <w:pBdr>
-                <w:bottom w:val="none" w:sz="0" w:space="0" w:color="000000"/>
-                <w:top w:val="none" w:sz="0" w:space="0" w:color="000000"/>
-                <w:left w:val="none" w:sz="0" w:space="0" w:color="000000"/>
-                <w:right w:val="none" w:sz="0" w:space="0" w:color="000000"/>
-              </w:pBdr>
-              <w:spacing w:after="100" w:before="100" w:line="240"/>
-              <w:ind w:left="100" w:right="100" w:firstLine="0" w:firstLineChars="0"/>
-              <w:rPr>
-                <w:rFonts w:ascii="Times New Roman" w:hAnsi="Times New Roman" w:eastAsia="Times New Roman" w:cs="Times New Roman"/>
-                <w:i w:val="false"/>
-                <w:b w:val="false"/>
-                <w:u w:val="none"/>
-                <w:strike w:val="false"/>
-                <w:sz w:val="12"/>
-                <w:szCs w:val="12"/>
-                <w:color w:val="000000"/>
-              </w:rPr>
-            </w:pPr>
-            <w:r>
-              <w:rPr>
-                <w:rFonts w:ascii="Times New Roman" w:hAnsi="Times New Roman" w:eastAsia="Times New Roman" w:cs="Times New Roman"/>
-                <w:i w:val="false"/>
-                <w:b w:val="false"/>
-                <w:u w:val="none"/>
-                <w:strike w:val="false"/>
-                <w:sz w:val="12"/>
-                <w:szCs w:val="12"/>
-                <w:color w:val="000000"/>
-              </w:rPr>
-              <w:t xml:space="preserve">0.91 (0.42–1.98)</w:t>
-            </w:r>
-          </w:p>
-        </w:tc>
-        <w:tc>
-          <w:tcPr>
-            <w:tcBorders>
-              <w:bottom w:val="none" w:sz="0" w:space="0" w:color="000000"/>
-              <w:top w:val="none" w:sz="0" w:space="0" w:color="000000"/>
-              <w:left w:val="none" w:sz="0" w:space="0" w:color="000000"/>
-              <w:right w:val="none" w:sz="0" w:space="0" w:color="000000"/>
-            </w:tcBorders>
-            <w:shd w:val="clear" w:color="auto" w:fill="FFFFFF"/>
-            <w:tcMar>
-              <w:top w:w="0" w:type="dxa"/>
-              <w:bottom w:w="0" w:type="dxa"/>
-              <w:left w:w="0" w:type="dxa"/>
-              <w:right w:w="0" w:type="dxa"/>
-            </w:tcMar>
-            <w:vAlign w:val="center"/>
-          </w:tcPr>
-          <w:p>
-            <w:pPr>
-              <w:pStyle w:val="Normal"/>
-              <w:jc w:val="left"/>
-              <w:pBdr>
-                <w:bottom w:val="none" w:sz="0" w:space="0" w:color="000000"/>
-                <w:top w:val="none" w:sz="0" w:space="0" w:color="000000"/>
-                <w:left w:val="none" w:sz="0" w:space="0" w:color="000000"/>
-                <w:right w:val="none" w:sz="0" w:space="0" w:color="000000"/>
-              </w:pBdr>
-              <w:spacing w:after="100" w:before="100" w:line="240"/>
-              <w:ind w:left="100" w:right="100" w:firstLine="0" w:firstLineChars="0"/>
-              <w:rPr>
-                <w:rFonts w:ascii="Times New Roman" w:hAnsi="Times New Roman" w:eastAsia="Times New Roman" w:cs="Times New Roman"/>
-                <w:i w:val="false"/>
-                <w:b w:val="false"/>
-                <w:u w:val="none"/>
-                <w:strike w:val="false"/>
-                <w:sz w:val="12"/>
-                <w:szCs w:val="12"/>
-                <w:color w:val="000000"/>
-              </w:rPr>
-            </w:pPr>
-            <w:r>
-              <w:rPr>
-                <w:rFonts w:ascii="Times New Roman" w:hAnsi="Times New Roman" w:eastAsia="Times New Roman" w:cs="Times New Roman"/>
-                <w:i w:val="false"/>
-                <w:b w:val="false"/>
-                <w:u w:val="none"/>
-                <w:strike w:val="false"/>
-                <w:sz w:val="12"/>
-                <w:szCs w:val="12"/>
-                <w:color w:val="000000"/>
-              </w:rPr>
-              <w:t xml:space="preserve">0.809</w:t>
-            </w:r>
-          </w:p>
-        </w:tc>
-        <w:tc>
-          <w:tcPr>
-            <w:tcBorders>
-              <w:bottom w:val="none" w:sz="0" w:space="0" w:color="000000"/>
-              <w:top w:val="none" w:sz="0" w:space="0" w:color="000000"/>
-              <w:left w:val="none" w:sz="0" w:space="0" w:color="000000"/>
-              <w:right w:val="none" w:sz="0" w:space="0" w:color="000000"/>
-            </w:tcBorders>
-            <w:shd w:val="clear" w:color="auto" w:fill="FFFFFF"/>
-            <w:tcMar>
-              <w:top w:w="0" w:type="dxa"/>
-              <w:bottom w:w="0" w:type="dxa"/>
-              <w:left w:w="0" w:type="dxa"/>
-              <w:right w:w="0" w:type="dxa"/>
-            </w:tcMar>
-            <w:vAlign w:val="center"/>
-          </w:tcPr>
-          <w:p>
-            <w:pPr>
-              <w:pStyle w:val="Normal"/>
-              <w:jc w:val="left"/>
-              <w:pBdr>
-                <w:bottom w:val="none" w:sz="0" w:space="0" w:color="000000"/>
-                <w:top w:val="none" w:sz="0" w:space="0" w:color="000000"/>
-                <w:left w:val="none" w:sz="0" w:space="0" w:color="000000"/>
-                <w:right w:val="none" w:sz="0" w:space="0" w:color="000000"/>
-              </w:pBdr>
-              <w:spacing w:after="100" w:before="100" w:line="240"/>
-              <w:ind w:left="100" w:right="100" w:firstLine="0" w:firstLineChars="0"/>
-              <w:rPr>
-                <w:rFonts w:ascii="Times New Roman" w:hAnsi="Times New Roman" w:eastAsia="Times New Roman" w:cs="Times New Roman"/>
-                <w:i w:val="false"/>
-                <w:b w:val="false"/>
-                <w:u w:val="none"/>
-                <w:strike w:val="false"/>
-                <w:sz w:val="12"/>
-                <w:szCs w:val="12"/>
-                <w:color w:val="000000"/>
-              </w:rPr>
-            </w:pPr>
-            <w:r>
-              <w:rPr>
-                <w:rFonts w:ascii="Times New Roman" w:hAnsi="Times New Roman" w:eastAsia="Times New Roman" w:cs="Times New Roman"/>
-                <w:i w:val="false"/>
-                <w:b w:val="false"/>
-                <w:u w:val="none"/>
-                <w:strike w:val="false"/>
-                <w:sz w:val="12"/>
-                <w:szCs w:val="12"/>
-                <w:color w:val="000000"/>
-              </w:rPr>
-              <w:t xml:space="preserve">0.22 (0.03–1.72)</w:t>
-            </w:r>
-          </w:p>
-        </w:tc>
-        <w:tc>
-          <w:tcPr>
-            <w:tcBorders>
-              <w:bottom w:val="none" w:sz="0" w:space="0" w:color="000000"/>
-              <w:top w:val="none" w:sz="0" w:space="0" w:color="000000"/>
-              <w:left w:val="none" w:sz="0" w:space="0" w:color="000000"/>
-              <w:right w:val="none" w:sz="0" w:space="0" w:color="000000"/>
-            </w:tcBorders>
-            <w:shd w:val="clear" w:color="auto" w:fill="FFFFFF"/>
-            <w:tcMar>
-              <w:top w:w="0" w:type="dxa"/>
-              <w:bottom w:w="0" w:type="dxa"/>
-              <w:left w:w="0" w:type="dxa"/>
-              <w:right w:w="0" w:type="dxa"/>
-            </w:tcMar>
-            <w:vAlign w:val="center"/>
-          </w:tcPr>
-          <w:p>
-            <w:pPr>
-              <w:pStyle w:val="Normal"/>
-              <w:jc w:val="left"/>
-              <w:pBdr>
-                <w:bottom w:val="none" w:sz="0" w:space="0" w:color="000000"/>
-                <w:top w:val="none" w:sz="0" w:space="0" w:color="000000"/>
-                <w:left w:val="none" w:sz="0" w:space="0" w:color="000000"/>
-                <w:right w:val="none" w:sz="0" w:space="0" w:color="000000"/>
-              </w:pBdr>
-              <w:spacing w:after="100" w:before="100" w:line="240"/>
-              <w:ind w:left="100" w:right="100" w:firstLine="0" w:firstLineChars="0"/>
-              <w:rPr>
-                <w:rFonts w:ascii="Times New Roman" w:hAnsi="Times New Roman" w:eastAsia="Times New Roman" w:cs="Times New Roman"/>
-                <w:i w:val="false"/>
-                <w:b w:val="false"/>
-                <w:u w:val="none"/>
-                <w:strike w:val="false"/>
-                <w:sz w:val="12"/>
-                <w:szCs w:val="12"/>
-                <w:color w:val="000000"/>
-              </w:rPr>
-            </w:pPr>
-            <w:r>
-              <w:rPr>
-                <w:rFonts w:ascii="Times New Roman" w:hAnsi="Times New Roman" w:eastAsia="Times New Roman" w:cs="Times New Roman"/>
-                <w:i w:val="false"/>
-                <w:b w:val="false"/>
-                <w:u w:val="none"/>
-                <w:strike w:val="false"/>
-                <w:sz w:val="12"/>
-                <w:szCs w:val="12"/>
-                <w:color w:val="000000"/>
-              </w:rPr>
-              <w:t xml:space="preserve">0.148</w:t>
+              <w:t xml:space="preserve">1.13 (0.47–2.68)</w:t>
+            </w:r>
+          </w:p>
+        </w:tc>
+        <w:tc>
+          <w:tcPr>
+            <w:tcBorders>
+              <w:bottom w:val="none" w:sz="0" w:space="0" w:color="000000"/>
+              <w:top w:val="none" w:sz="0" w:space="0" w:color="000000"/>
+              <w:left w:val="none" w:sz="0" w:space="0" w:color="000000"/>
+              <w:right w:val="none" w:sz="0" w:space="0" w:color="000000"/>
+            </w:tcBorders>
+            <w:shd w:val="clear" w:color="auto" w:fill="FFFFFF"/>
+            <w:tcMar>
+              <w:top w:w="0" w:type="dxa"/>
+              <w:bottom w:w="0" w:type="dxa"/>
+              <w:left w:w="0" w:type="dxa"/>
+              <w:right w:w="0" w:type="dxa"/>
+            </w:tcMar>
+            <w:vAlign w:val="center"/>
+          </w:tcPr>
+          <w:p>
+            <w:pPr>
+              <w:pStyle w:val="Normal"/>
+              <w:jc w:val="left"/>
+              <w:pBdr>
+                <w:bottom w:val="none" w:sz="0" w:space="0" w:color="000000"/>
+                <w:top w:val="none" w:sz="0" w:space="0" w:color="000000"/>
+                <w:left w:val="none" w:sz="0" w:space="0" w:color="000000"/>
+                <w:right w:val="none" w:sz="0" w:space="0" w:color="000000"/>
+              </w:pBdr>
+              <w:spacing w:after="100" w:before="100" w:line="240"/>
+              <w:ind w:left="100" w:right="100" w:firstLine="0" w:firstLineChars="0"/>
+              <w:rPr>
+                <w:rFonts w:ascii="Times New Roman" w:hAnsi="Times New Roman" w:eastAsia="Times New Roman" w:cs="Times New Roman"/>
+                <w:i w:val="false"/>
+                <w:b w:val="false"/>
+                <w:u w:val="none"/>
+                <w:strike w:val="false"/>
+                <w:sz w:val="12"/>
+                <w:szCs w:val="12"/>
+                <w:color w:val="000000"/>
+              </w:rPr>
+            </w:pPr>
+            <w:r>
+              <w:rPr>
+                <w:rFonts w:ascii="Times New Roman" w:hAnsi="Times New Roman" w:eastAsia="Times New Roman" w:cs="Times New Roman"/>
+                <w:i w:val="false"/>
+                <w:b w:val="false"/>
+                <w:u w:val="none"/>
+                <w:strike w:val="false"/>
+                <w:sz w:val="12"/>
+                <w:szCs w:val="12"/>
+                <w:color w:val="000000"/>
+              </w:rPr>
+              <w:t xml:space="preserve">0.786</w:t>
+            </w:r>
+          </w:p>
+        </w:tc>
+        <w:tc>
+          <w:tcPr>
+            <w:tcBorders>
+              <w:bottom w:val="none" w:sz="0" w:space="0" w:color="000000"/>
+              <w:top w:val="none" w:sz="0" w:space="0" w:color="000000"/>
+              <w:left w:val="none" w:sz="0" w:space="0" w:color="000000"/>
+              <w:right w:val="none" w:sz="0" w:space="0" w:color="000000"/>
+            </w:tcBorders>
+            <w:shd w:val="clear" w:color="auto" w:fill="FFFFFF"/>
+            <w:tcMar>
+              <w:top w:w="0" w:type="dxa"/>
+              <w:bottom w:w="0" w:type="dxa"/>
+              <w:left w:w="0" w:type="dxa"/>
+              <w:right w:w="0" w:type="dxa"/>
+            </w:tcMar>
+            <w:vAlign w:val="center"/>
+          </w:tcPr>
+          <w:p>
+            <w:pPr>
+              <w:pStyle w:val="Normal"/>
+              <w:jc w:val="left"/>
+              <w:pBdr>
+                <w:bottom w:val="none" w:sz="0" w:space="0" w:color="000000"/>
+                <w:top w:val="none" w:sz="0" w:space="0" w:color="000000"/>
+                <w:left w:val="none" w:sz="0" w:space="0" w:color="000000"/>
+                <w:right w:val="none" w:sz="0" w:space="0" w:color="000000"/>
+              </w:pBdr>
+              <w:spacing w:after="100" w:before="100" w:line="240"/>
+              <w:ind w:left="100" w:right="100" w:firstLine="0" w:firstLineChars="0"/>
+              <w:rPr>
+                <w:rFonts w:ascii="Times New Roman" w:hAnsi="Times New Roman" w:eastAsia="Times New Roman" w:cs="Times New Roman"/>
+                <w:i w:val="false"/>
+                <w:b w:val="false"/>
+                <w:u w:val="none"/>
+                <w:strike w:val="false"/>
+                <w:sz w:val="12"/>
+                <w:szCs w:val="12"/>
+                <w:color w:val="000000"/>
+              </w:rPr>
+            </w:pPr>
+            <w:r>
+              <w:rPr>
+                <w:rFonts w:ascii="Times New Roman" w:hAnsi="Times New Roman" w:eastAsia="Times New Roman" w:cs="Times New Roman"/>
+                <w:i w:val="false"/>
+                <w:b w:val="false"/>
+                <w:u w:val="none"/>
+                <w:strike w:val="false"/>
+                <w:sz w:val="12"/>
+                <w:szCs w:val="12"/>
+                <w:color w:val="000000"/>
+              </w:rPr>
+              <w:t xml:space="preserve">0.120</w:t>
+            </w:r>
+          </w:p>
+        </w:tc>
+        <w:tc>
+          <w:tcPr>
+            <w:tcBorders>
+              <w:bottom w:val="none" w:sz="0" w:space="0" w:color="000000"/>
+              <w:top w:val="none" w:sz="0" w:space="0" w:color="000000"/>
+              <w:left w:val="none" w:sz="0" w:space="0" w:color="000000"/>
+              <w:right w:val="none" w:sz="0" w:space="0" w:color="000000"/>
+            </w:tcBorders>
+            <w:shd w:val="clear" w:color="auto" w:fill="FFFFFF"/>
+            <w:tcMar>
+              <w:top w:w="0" w:type="dxa"/>
+              <w:bottom w:w="0" w:type="dxa"/>
+              <w:left w:w="0" w:type="dxa"/>
+              <w:right w:w="0" w:type="dxa"/>
+            </w:tcMar>
+            <w:vAlign w:val="center"/>
+          </w:tcPr>
+          <w:p>
+            <w:pPr>
+              <w:pStyle w:val="Normal"/>
+              <w:jc w:val="left"/>
+              <w:pBdr>
+                <w:bottom w:val="none" w:sz="0" w:space="0" w:color="000000"/>
+                <w:top w:val="none" w:sz="0" w:space="0" w:color="000000"/>
+                <w:left w:val="none" w:sz="0" w:space="0" w:color="000000"/>
+                <w:right w:val="none" w:sz="0" w:space="0" w:color="000000"/>
+              </w:pBdr>
+              <w:spacing w:after="100" w:before="100" w:line="240"/>
+              <w:ind w:left="100" w:right="100" w:firstLine="0" w:firstLineChars="0"/>
+              <w:rPr>
+                <w:rFonts w:ascii="Times New Roman" w:hAnsi="Times New Roman" w:eastAsia="Times New Roman" w:cs="Times New Roman"/>
+                <w:i w:val="false"/>
+                <w:b w:val="false"/>
+                <w:u w:val="none"/>
+                <w:strike w:val="false"/>
+                <w:sz w:val="12"/>
+                <w:szCs w:val="12"/>
+                <w:color w:val="000000"/>
+              </w:rPr>
+            </w:pPr>
+            <w:r>
+              <w:rPr>
+                <w:rFonts w:ascii="Times New Roman" w:hAnsi="Times New Roman" w:eastAsia="Times New Roman" w:cs="Times New Roman"/>
+                <w:i w:val="false"/>
+                <w:b w:val="false"/>
+                <w:u w:val="none"/>
+                <w:strike w:val="false"/>
+                <w:sz w:val="12"/>
+                <w:szCs w:val="12"/>
+                <w:color w:val="000000"/>
+              </w:rPr>
+              <w:t xml:space="preserve">1.01 (0.47–2.20)</w:t>
+            </w:r>
+          </w:p>
+        </w:tc>
+        <w:tc>
+          <w:tcPr>
+            <w:tcBorders>
+              <w:bottom w:val="none" w:sz="0" w:space="0" w:color="000000"/>
+              <w:top w:val="none" w:sz="0" w:space="0" w:color="000000"/>
+              <w:left w:val="none" w:sz="0" w:space="0" w:color="000000"/>
+              <w:right w:val="none" w:sz="0" w:space="0" w:color="000000"/>
+            </w:tcBorders>
+            <w:shd w:val="clear" w:color="auto" w:fill="FFFFFF"/>
+            <w:tcMar>
+              <w:top w:w="0" w:type="dxa"/>
+              <w:bottom w:w="0" w:type="dxa"/>
+              <w:left w:w="0" w:type="dxa"/>
+              <w:right w:w="0" w:type="dxa"/>
+            </w:tcMar>
+            <w:vAlign w:val="center"/>
+          </w:tcPr>
+          <w:p>
+            <w:pPr>
+              <w:pStyle w:val="Normal"/>
+              <w:jc w:val="left"/>
+              <w:pBdr>
+                <w:bottom w:val="none" w:sz="0" w:space="0" w:color="000000"/>
+                <w:top w:val="none" w:sz="0" w:space="0" w:color="000000"/>
+                <w:left w:val="none" w:sz="0" w:space="0" w:color="000000"/>
+                <w:right w:val="none" w:sz="0" w:space="0" w:color="000000"/>
+              </w:pBdr>
+              <w:spacing w:after="100" w:before="100" w:line="240"/>
+              <w:ind w:left="100" w:right="100" w:firstLine="0" w:firstLineChars="0"/>
+              <w:rPr>
+                <w:rFonts w:ascii="Times New Roman" w:hAnsi="Times New Roman" w:eastAsia="Times New Roman" w:cs="Times New Roman"/>
+                <w:i w:val="false"/>
+                <w:b w:val="false"/>
+                <w:u w:val="none"/>
+                <w:strike w:val="false"/>
+                <w:sz w:val="12"/>
+                <w:szCs w:val="12"/>
+                <w:color w:val="000000"/>
+              </w:rPr>
+            </w:pPr>
+            <w:r>
+              <w:rPr>
+                <w:rFonts w:ascii="Times New Roman" w:hAnsi="Times New Roman" w:eastAsia="Times New Roman" w:cs="Times New Roman"/>
+                <w:i w:val="false"/>
+                <w:b w:val="false"/>
+                <w:u w:val="none"/>
+                <w:strike w:val="false"/>
+                <w:sz w:val="12"/>
+                <w:szCs w:val="12"/>
+                <w:color w:val="000000"/>
+              </w:rPr>
+              <w:t xml:space="preserve">0.970</w:t>
+            </w:r>
+          </w:p>
+        </w:tc>
+        <w:tc>
+          <w:tcPr>
+            <w:tcBorders>
+              <w:bottom w:val="none" w:sz="0" w:space="0" w:color="000000"/>
+              <w:top w:val="none" w:sz="0" w:space="0" w:color="000000"/>
+              <w:left w:val="none" w:sz="0" w:space="0" w:color="000000"/>
+              <w:right w:val="none" w:sz="0" w:space="0" w:color="000000"/>
+            </w:tcBorders>
+            <w:shd w:val="clear" w:color="auto" w:fill="FFFFFF"/>
+            <w:tcMar>
+              <w:top w:w="0" w:type="dxa"/>
+              <w:bottom w:w="0" w:type="dxa"/>
+              <w:left w:w="0" w:type="dxa"/>
+              <w:right w:w="0" w:type="dxa"/>
+            </w:tcMar>
+            <w:vAlign w:val="center"/>
+          </w:tcPr>
+          <w:p>
+            <w:pPr>
+              <w:pStyle w:val="Normal"/>
+              <w:jc w:val="left"/>
+              <w:pBdr>
+                <w:bottom w:val="none" w:sz="0" w:space="0" w:color="000000"/>
+                <w:top w:val="none" w:sz="0" w:space="0" w:color="000000"/>
+                <w:left w:val="none" w:sz="0" w:space="0" w:color="000000"/>
+                <w:right w:val="none" w:sz="0" w:space="0" w:color="000000"/>
+              </w:pBdr>
+              <w:spacing w:after="100" w:before="100" w:line="240"/>
+              <w:ind w:left="100" w:right="100" w:firstLine="0" w:firstLineChars="0"/>
+              <w:rPr>
+                <w:rFonts w:ascii="Times New Roman" w:hAnsi="Times New Roman" w:eastAsia="Times New Roman" w:cs="Times New Roman"/>
+                <w:i w:val="false"/>
+                <w:b w:val="false"/>
+                <w:u w:val="none"/>
+                <w:strike w:val="false"/>
+                <w:sz w:val="12"/>
+                <w:szCs w:val="12"/>
+                <w:color w:val="000000"/>
+              </w:rPr>
+            </w:pPr>
+            <w:r>
+              <w:rPr>
+                <w:rFonts w:ascii="Times New Roman" w:hAnsi="Times New Roman" w:eastAsia="Times New Roman" w:cs="Times New Roman"/>
+                <w:i w:val="false"/>
+                <w:b w:val="false"/>
+                <w:u w:val="none"/>
+                <w:strike w:val="false"/>
+                <w:sz w:val="12"/>
+                <w:szCs w:val="12"/>
+                <w:color w:val="000000"/>
+              </w:rPr>
+              <w:t xml:space="preserve">0.28 (0.04–2.00)</w:t>
+            </w:r>
+          </w:p>
+        </w:tc>
+        <w:tc>
+          <w:tcPr>
+            <w:tcBorders>
+              <w:bottom w:val="none" w:sz="0" w:space="0" w:color="000000"/>
+              <w:top w:val="none" w:sz="0" w:space="0" w:color="000000"/>
+              <w:left w:val="none" w:sz="0" w:space="0" w:color="000000"/>
+              <w:right w:val="none" w:sz="0" w:space="0" w:color="000000"/>
+            </w:tcBorders>
+            <w:shd w:val="clear" w:color="auto" w:fill="FFFFFF"/>
+            <w:tcMar>
+              <w:top w:w="0" w:type="dxa"/>
+              <w:bottom w:w="0" w:type="dxa"/>
+              <w:left w:w="0" w:type="dxa"/>
+              <w:right w:w="0" w:type="dxa"/>
+            </w:tcMar>
+            <w:vAlign w:val="center"/>
+          </w:tcPr>
+          <w:p>
+            <w:pPr>
+              <w:pStyle w:val="Normal"/>
+              <w:jc w:val="left"/>
+              <w:pBdr>
+                <w:bottom w:val="none" w:sz="0" w:space="0" w:color="000000"/>
+                <w:top w:val="none" w:sz="0" w:space="0" w:color="000000"/>
+                <w:left w:val="none" w:sz="0" w:space="0" w:color="000000"/>
+                <w:right w:val="none" w:sz="0" w:space="0" w:color="000000"/>
+              </w:pBdr>
+              <w:spacing w:after="100" w:before="100" w:line="240"/>
+              <w:ind w:left="100" w:right="100" w:firstLine="0" w:firstLineChars="0"/>
+              <w:rPr>
+                <w:rFonts w:ascii="Times New Roman" w:hAnsi="Times New Roman" w:eastAsia="Times New Roman" w:cs="Times New Roman"/>
+                <w:i w:val="false"/>
+                <w:b w:val="false"/>
+                <w:u w:val="none"/>
+                <w:strike w:val="false"/>
+                <w:sz w:val="12"/>
+                <w:szCs w:val="12"/>
+                <w:color w:val="000000"/>
+              </w:rPr>
+            </w:pPr>
+            <w:r>
+              <w:rPr>
+                <w:rFonts w:ascii="Times New Roman" w:hAnsi="Times New Roman" w:eastAsia="Times New Roman" w:cs="Times New Roman"/>
+                <w:i w:val="false"/>
+                <w:b w:val="false"/>
+                <w:u w:val="none"/>
+                <w:strike w:val="false"/>
+                <w:sz w:val="12"/>
+                <w:szCs w:val="12"/>
+                <w:color w:val="000000"/>
+              </w:rPr>
+              <w:t xml:space="preserve">0.203</w:t>
             </w:r>
           </w:p>
         </w:tc>
@@ -17114,172 +17114,172 @@
                 <w:szCs w:val="12"/>
                 <w:color w:val="000000"/>
               </w:rPr>
-              <w:t xml:space="preserve">0.71 (0.51–0.98)</w:t>
-            </w:r>
-          </w:p>
-        </w:tc>
-        <w:tc>
-          <w:tcPr>
-            <w:tcBorders>
-              <w:bottom w:val="none" w:sz="0" w:space="0" w:color="000000"/>
-              <w:top w:val="none" w:sz="0" w:space="0" w:color="000000"/>
-              <w:left w:val="none" w:sz="0" w:space="0" w:color="000000"/>
-              <w:right w:val="none" w:sz="0" w:space="0" w:color="000000"/>
-            </w:tcBorders>
-            <w:shd w:val="clear" w:color="auto" w:fill="FFFFFF"/>
-            <w:tcMar>
-              <w:top w:w="0" w:type="dxa"/>
-              <w:bottom w:w="0" w:type="dxa"/>
-              <w:left w:w="0" w:type="dxa"/>
-              <w:right w:w="0" w:type="dxa"/>
-            </w:tcMar>
-            <w:vAlign w:val="center"/>
-          </w:tcPr>
-          <w:p>
-            <w:pPr>
-              <w:pStyle w:val="Normal"/>
-              <w:jc w:val="left"/>
-              <w:pBdr>
-                <w:bottom w:val="none" w:sz="0" w:space="0" w:color="000000"/>
-                <w:top w:val="none" w:sz="0" w:space="0" w:color="000000"/>
-                <w:left w:val="none" w:sz="0" w:space="0" w:color="000000"/>
-                <w:right w:val="none" w:sz="0" w:space="0" w:color="000000"/>
-              </w:pBdr>
-              <w:spacing w:after="100" w:before="100" w:line="240"/>
-              <w:ind w:left="100" w:right="100" w:firstLine="0" w:firstLineChars="0"/>
-              <w:rPr>
-                <w:rFonts w:ascii="Times New Roman" w:hAnsi="Times New Roman" w:eastAsia="Times New Roman" w:cs="Times New Roman"/>
-                <w:i w:val="false"/>
-                <w:b w:val="false"/>
-                <w:u w:val="none"/>
-                <w:strike w:val="false"/>
-                <w:sz w:val="12"/>
-                <w:szCs w:val="12"/>
-                <w:color w:val="000000"/>
-              </w:rPr>
-            </w:pPr>
-            <w:r>
-              <w:rPr>
-                <w:rFonts w:ascii="Times New Roman" w:hAnsi="Times New Roman" w:eastAsia="Times New Roman" w:cs="Times New Roman"/>
-                <w:i w:val="false"/>
-                <w:b w:val="false"/>
-                <w:u w:val="none"/>
-                <w:strike w:val="false"/>
-                <w:sz w:val="12"/>
-                <w:szCs w:val="12"/>
-                <w:color w:val="000000"/>
-              </w:rPr>
-              <w:t xml:space="preserve">0.040</w:t>
-            </w:r>
-          </w:p>
-        </w:tc>
-        <w:tc>
-          <w:tcPr>
-            <w:tcBorders>
-              <w:bottom w:val="none" w:sz="0" w:space="0" w:color="000000"/>
-              <w:top w:val="none" w:sz="0" w:space="0" w:color="000000"/>
-              <w:left w:val="none" w:sz="0" w:space="0" w:color="000000"/>
-              <w:right w:val="none" w:sz="0" w:space="0" w:color="000000"/>
-            </w:tcBorders>
-            <w:shd w:val="clear" w:color="auto" w:fill="FFFFFF"/>
-            <w:tcMar>
-              <w:top w:w="0" w:type="dxa"/>
-              <w:bottom w:w="0" w:type="dxa"/>
-              <w:left w:w="0" w:type="dxa"/>
-              <w:right w:w="0" w:type="dxa"/>
-            </w:tcMar>
-            <w:vAlign w:val="center"/>
-          </w:tcPr>
-          <w:p>
-            <w:pPr>
-              <w:pStyle w:val="Normal"/>
-              <w:jc w:val="left"/>
-              <w:pBdr>
-                <w:bottom w:val="none" w:sz="0" w:space="0" w:color="000000"/>
-                <w:top w:val="none" w:sz="0" w:space="0" w:color="000000"/>
-                <w:left w:val="none" w:sz="0" w:space="0" w:color="000000"/>
-                <w:right w:val="none" w:sz="0" w:space="0" w:color="000000"/>
-              </w:pBdr>
-              <w:spacing w:after="100" w:before="100" w:line="240"/>
-              <w:ind w:left="100" w:right="100" w:firstLine="0" w:firstLineChars="0"/>
-              <w:rPr>
-                <w:rFonts w:ascii="Times New Roman" w:hAnsi="Times New Roman" w:eastAsia="Times New Roman" w:cs="Times New Roman"/>
-                <w:i w:val="false"/>
-                <w:b w:val="false"/>
-                <w:u w:val="none"/>
-                <w:strike w:val="false"/>
-                <w:sz w:val="12"/>
-                <w:szCs w:val="12"/>
-                <w:color w:val="000000"/>
-              </w:rPr>
-            </w:pPr>
-            <w:r>
-              <w:rPr>
-                <w:rFonts w:ascii="Times New Roman" w:hAnsi="Times New Roman" w:eastAsia="Times New Roman" w:cs="Times New Roman"/>
-                <w:i w:val="false"/>
-                <w:b w:val="false"/>
-                <w:u w:val="none"/>
-                <w:strike w:val="false"/>
-                <w:sz w:val="12"/>
-                <w:szCs w:val="12"/>
-                <w:color w:val="000000"/>
-              </w:rPr>
-              <w:t xml:space="preserve">0.261</w:t>
-            </w:r>
-          </w:p>
-        </w:tc>
-        <w:tc>
-          <w:tcPr>
-            <w:tcBorders>
-              <w:bottom w:val="none" w:sz="0" w:space="0" w:color="000000"/>
-              <w:top w:val="none" w:sz="0" w:space="0" w:color="000000"/>
-              <w:left w:val="none" w:sz="0" w:space="0" w:color="000000"/>
-              <w:right w:val="none" w:sz="0" w:space="0" w:color="000000"/>
-            </w:tcBorders>
-            <w:shd w:val="clear" w:color="auto" w:fill="FFFFFF"/>
-            <w:tcMar>
-              <w:top w:w="0" w:type="dxa"/>
-              <w:bottom w:w="0" w:type="dxa"/>
-              <w:left w:w="0" w:type="dxa"/>
-              <w:right w:w="0" w:type="dxa"/>
-            </w:tcMar>
-            <w:vAlign w:val="center"/>
-          </w:tcPr>
-          <w:p>
-            <w:pPr>
-              <w:pStyle w:val="Normal"/>
-              <w:jc w:val="left"/>
-              <w:pBdr>
-                <w:bottom w:val="none" w:sz="0" w:space="0" w:color="000000"/>
-                <w:top w:val="none" w:sz="0" w:space="0" w:color="000000"/>
-                <w:left w:val="none" w:sz="0" w:space="0" w:color="000000"/>
-                <w:right w:val="none" w:sz="0" w:space="0" w:color="000000"/>
-              </w:pBdr>
-              <w:spacing w:after="100" w:before="100" w:line="240"/>
-              <w:ind w:left="100" w:right="100" w:firstLine="0" w:firstLineChars="0"/>
-              <w:rPr>
-                <w:rFonts w:ascii="Times New Roman" w:hAnsi="Times New Roman" w:eastAsia="Times New Roman" w:cs="Times New Roman"/>
-                <w:i w:val="false"/>
-                <w:b w:val="false"/>
-                <w:u w:val="none"/>
-                <w:strike w:val="false"/>
-                <w:sz w:val="12"/>
-                <w:szCs w:val="12"/>
-                <w:color w:val="000000"/>
-              </w:rPr>
-            </w:pPr>
-            <w:r>
-              <w:rPr>
-                <w:rFonts w:ascii="Times New Roman" w:hAnsi="Times New Roman" w:eastAsia="Times New Roman" w:cs="Times New Roman"/>
-                <w:i w:val="false"/>
-                <w:b w:val="false"/>
-                <w:u w:val="none"/>
-                <w:strike w:val="false"/>
-                <w:sz w:val="12"/>
-                <w:szCs w:val="12"/>
-                <w:color w:val="000000"/>
-              </w:rPr>
-              <w:t xml:space="preserve">3.2</w:t>
+              <w:t xml:space="preserve">0.71 (0.51–0.99)</w:t>
+            </w:r>
+          </w:p>
+        </w:tc>
+        <w:tc>
+          <w:tcPr>
+            <w:tcBorders>
+              <w:bottom w:val="none" w:sz="0" w:space="0" w:color="000000"/>
+              <w:top w:val="none" w:sz="0" w:space="0" w:color="000000"/>
+              <w:left w:val="none" w:sz="0" w:space="0" w:color="000000"/>
+              <w:right w:val="none" w:sz="0" w:space="0" w:color="000000"/>
+            </w:tcBorders>
+            <w:shd w:val="clear" w:color="auto" w:fill="FFFFFF"/>
+            <w:tcMar>
+              <w:top w:w="0" w:type="dxa"/>
+              <w:bottom w:w="0" w:type="dxa"/>
+              <w:left w:w="0" w:type="dxa"/>
+              <w:right w:w="0" w:type="dxa"/>
+            </w:tcMar>
+            <w:vAlign w:val="center"/>
+          </w:tcPr>
+          <w:p>
+            <w:pPr>
+              <w:pStyle w:val="Normal"/>
+              <w:jc w:val="left"/>
+              <w:pBdr>
+                <w:bottom w:val="none" w:sz="0" w:space="0" w:color="000000"/>
+                <w:top w:val="none" w:sz="0" w:space="0" w:color="000000"/>
+                <w:left w:val="none" w:sz="0" w:space="0" w:color="000000"/>
+                <w:right w:val="none" w:sz="0" w:space="0" w:color="000000"/>
+              </w:pBdr>
+              <w:spacing w:after="100" w:before="100" w:line="240"/>
+              <w:ind w:left="100" w:right="100" w:firstLine="0" w:firstLineChars="0"/>
+              <w:rPr>
+                <w:rFonts w:ascii="Times New Roman" w:hAnsi="Times New Roman" w:eastAsia="Times New Roman" w:cs="Times New Roman"/>
+                <w:i w:val="false"/>
+                <w:b w:val="false"/>
+                <w:u w:val="none"/>
+                <w:strike w:val="false"/>
+                <w:sz w:val="12"/>
+                <w:szCs w:val="12"/>
+                <w:color w:val="000000"/>
+              </w:rPr>
+            </w:pPr>
+            <w:r>
+              <w:rPr>
+                <w:rFonts w:ascii="Times New Roman" w:hAnsi="Times New Roman" w:eastAsia="Times New Roman" w:cs="Times New Roman"/>
+                <w:i w:val="false"/>
+                <w:b w:val="false"/>
+                <w:u w:val="none"/>
+                <w:strike w:val="false"/>
+                <w:sz w:val="12"/>
+                <w:szCs w:val="12"/>
+                <w:color w:val="000000"/>
+              </w:rPr>
+              <w:t xml:space="preserve">0.042</w:t>
+            </w:r>
+          </w:p>
+        </w:tc>
+        <w:tc>
+          <w:tcPr>
+            <w:tcBorders>
+              <w:bottom w:val="none" w:sz="0" w:space="0" w:color="000000"/>
+              <w:top w:val="none" w:sz="0" w:space="0" w:color="000000"/>
+              <w:left w:val="none" w:sz="0" w:space="0" w:color="000000"/>
+              <w:right w:val="none" w:sz="0" w:space="0" w:color="000000"/>
+            </w:tcBorders>
+            <w:shd w:val="clear" w:color="auto" w:fill="FFFFFF"/>
+            <w:tcMar>
+              <w:top w:w="0" w:type="dxa"/>
+              <w:bottom w:w="0" w:type="dxa"/>
+              <w:left w:w="0" w:type="dxa"/>
+              <w:right w:w="0" w:type="dxa"/>
+            </w:tcMar>
+            <w:vAlign w:val="center"/>
+          </w:tcPr>
+          <w:p>
+            <w:pPr>
+              <w:pStyle w:val="Normal"/>
+              <w:jc w:val="left"/>
+              <w:pBdr>
+                <w:bottom w:val="none" w:sz="0" w:space="0" w:color="000000"/>
+                <w:top w:val="none" w:sz="0" w:space="0" w:color="000000"/>
+                <w:left w:val="none" w:sz="0" w:space="0" w:color="000000"/>
+                <w:right w:val="none" w:sz="0" w:space="0" w:color="000000"/>
+              </w:pBdr>
+              <w:spacing w:after="100" w:before="100" w:line="240"/>
+              <w:ind w:left="100" w:right="100" w:firstLine="0" w:firstLineChars="0"/>
+              <w:rPr>
+                <w:rFonts w:ascii="Times New Roman" w:hAnsi="Times New Roman" w:eastAsia="Times New Roman" w:cs="Times New Roman"/>
+                <w:i w:val="false"/>
+                <w:b w:val="false"/>
+                <w:u w:val="none"/>
+                <w:strike w:val="false"/>
+                <w:sz w:val="12"/>
+                <w:szCs w:val="12"/>
+                <w:color w:val="000000"/>
+              </w:rPr>
+            </w:pPr>
+            <w:r>
+              <w:rPr>
+                <w:rFonts w:ascii="Times New Roman" w:hAnsi="Times New Roman" w:eastAsia="Times New Roman" w:cs="Times New Roman"/>
+                <w:i w:val="false"/>
+                <w:b w:val="false"/>
+                <w:u w:val="none"/>
+                <w:strike w:val="false"/>
+                <w:sz w:val="12"/>
+                <w:szCs w:val="12"/>
+                <w:color w:val="000000"/>
+              </w:rPr>
+              <w:t xml:space="preserve">0.379</w:t>
+            </w:r>
+          </w:p>
+        </w:tc>
+        <w:tc>
+          <w:tcPr>
+            <w:tcBorders>
+              <w:bottom w:val="none" w:sz="0" w:space="0" w:color="000000"/>
+              <w:top w:val="none" w:sz="0" w:space="0" w:color="000000"/>
+              <w:left w:val="none" w:sz="0" w:space="0" w:color="000000"/>
+              <w:right w:val="none" w:sz="0" w:space="0" w:color="000000"/>
+            </w:tcBorders>
+            <w:shd w:val="clear" w:color="auto" w:fill="FFFFFF"/>
+            <w:tcMar>
+              <w:top w:w="0" w:type="dxa"/>
+              <w:bottom w:w="0" w:type="dxa"/>
+              <w:left w:w="0" w:type="dxa"/>
+              <w:right w:w="0" w:type="dxa"/>
+            </w:tcMar>
+            <w:vAlign w:val="center"/>
+          </w:tcPr>
+          <w:p>
+            <w:pPr>
+              <w:pStyle w:val="Normal"/>
+              <w:jc w:val="left"/>
+              <w:pBdr>
+                <w:bottom w:val="none" w:sz="0" w:space="0" w:color="000000"/>
+                <w:top w:val="none" w:sz="0" w:space="0" w:color="000000"/>
+                <w:left w:val="none" w:sz="0" w:space="0" w:color="000000"/>
+                <w:right w:val="none" w:sz="0" w:space="0" w:color="000000"/>
+              </w:pBdr>
+              <w:spacing w:after="100" w:before="100" w:line="240"/>
+              <w:ind w:left="100" w:right="100" w:firstLine="0" w:firstLineChars="0"/>
+              <w:rPr>
+                <w:rFonts w:ascii="Times New Roman" w:hAnsi="Times New Roman" w:eastAsia="Times New Roman" w:cs="Times New Roman"/>
+                <w:i w:val="false"/>
+                <w:b w:val="false"/>
+                <w:u w:val="none"/>
+                <w:strike w:val="false"/>
+                <w:sz w:val="12"/>
+                <w:szCs w:val="12"/>
+                <w:color w:val="000000"/>
+              </w:rPr>
+            </w:pPr>
+            <w:r>
+              <w:rPr>
+                <w:rFonts w:ascii="Times New Roman" w:hAnsi="Times New Roman" w:eastAsia="Times New Roman" w:cs="Times New Roman"/>
+                <w:i w:val="false"/>
+                <w:b w:val="false"/>
+                <w:u w:val="none"/>
+                <w:strike w:val="false"/>
+                <w:sz w:val="12"/>
+                <w:szCs w:val="12"/>
+                <w:color w:val="000000"/>
+              </w:rPr>
+              <w:t xml:space="preserve">2.6</w:t>
             </w:r>
           </w:p>
         </w:tc>
@@ -17389,337 +17389,337 @@
                 <w:szCs w:val="12"/>
                 <w:color w:val="000000"/>
               </w:rPr>
-              <w:t xml:space="preserve">0.65 (0.45–0.92)</w:t>
-            </w:r>
-          </w:p>
-        </w:tc>
-        <w:tc>
-          <w:tcPr>
-            <w:tcBorders>
-              <w:bottom w:val="none" w:sz="0" w:space="0" w:color="000000"/>
-              <w:top w:val="none" w:sz="0" w:space="0" w:color="000000"/>
-              <w:left w:val="none" w:sz="0" w:space="0" w:color="000000"/>
-              <w:right w:val="none" w:sz="0" w:space="0" w:color="000000"/>
-            </w:tcBorders>
-            <w:shd w:val="clear" w:color="auto" w:fill="FFFFFF"/>
-            <w:tcMar>
-              <w:top w:w="0" w:type="dxa"/>
-              <w:bottom w:w="0" w:type="dxa"/>
-              <w:left w:w="0" w:type="dxa"/>
-              <w:right w:w="0" w:type="dxa"/>
-            </w:tcMar>
-            <w:vAlign w:val="center"/>
-          </w:tcPr>
-          <w:p>
-            <w:pPr>
-              <w:pStyle w:val="Normal"/>
-              <w:jc w:val="left"/>
-              <w:pBdr>
-                <w:bottom w:val="none" w:sz="0" w:space="0" w:color="000000"/>
-                <w:top w:val="none" w:sz="0" w:space="0" w:color="000000"/>
-                <w:left w:val="none" w:sz="0" w:space="0" w:color="000000"/>
-                <w:right w:val="none" w:sz="0" w:space="0" w:color="000000"/>
-              </w:pBdr>
-              <w:spacing w:after="100" w:before="100" w:line="240"/>
-              <w:ind w:left="100" w:right="100" w:firstLine="0" w:firstLineChars="0"/>
-              <w:rPr>
-                <w:rFonts w:ascii="Times New Roman" w:hAnsi="Times New Roman" w:eastAsia="Times New Roman" w:cs="Times New Roman"/>
-                <w:i w:val="false"/>
-                <w:b w:val="false"/>
-                <w:u w:val="none"/>
-                <w:strike w:val="false"/>
-                <w:sz w:val="12"/>
-                <w:szCs w:val="12"/>
-                <w:color w:val="000000"/>
-              </w:rPr>
-            </w:pPr>
-            <w:r>
-              <w:rPr>
-                <w:rFonts w:ascii="Times New Roman" w:hAnsi="Times New Roman" w:eastAsia="Times New Roman" w:cs="Times New Roman"/>
-                <w:i w:val="false"/>
-                <w:b w:val="false"/>
-                <w:u w:val="none"/>
-                <w:strike w:val="false"/>
-                <w:sz w:val="12"/>
-                <w:szCs w:val="12"/>
-                <w:color w:val="000000"/>
-              </w:rPr>
-              <w:t xml:space="preserve">0.015</w:t>
-            </w:r>
-          </w:p>
-        </w:tc>
-        <w:tc>
-          <w:tcPr>
-            <w:tcBorders>
-              <w:bottom w:val="none" w:sz="0" w:space="0" w:color="000000"/>
-              <w:top w:val="none" w:sz="0" w:space="0" w:color="000000"/>
-              <w:left w:val="none" w:sz="0" w:space="0" w:color="000000"/>
-              <w:right w:val="none" w:sz="0" w:space="0" w:color="000000"/>
-            </w:tcBorders>
-            <w:shd w:val="clear" w:color="auto" w:fill="FFFFFF"/>
-            <w:tcMar>
-              <w:top w:w="0" w:type="dxa"/>
-              <w:bottom w:w="0" w:type="dxa"/>
-              <w:left w:w="0" w:type="dxa"/>
-              <w:right w:w="0" w:type="dxa"/>
-            </w:tcMar>
-            <w:vAlign w:val="center"/>
-          </w:tcPr>
-          <w:p>
-            <w:pPr>
-              <w:pStyle w:val="Normal"/>
-              <w:jc w:val="left"/>
-              <w:pBdr>
-                <w:bottom w:val="none" w:sz="0" w:space="0" w:color="000000"/>
-                <w:top w:val="none" w:sz="0" w:space="0" w:color="000000"/>
-                <w:left w:val="none" w:sz="0" w:space="0" w:color="000000"/>
-                <w:right w:val="none" w:sz="0" w:space="0" w:color="000000"/>
-              </w:pBdr>
-              <w:spacing w:after="100" w:before="100" w:line="240"/>
-              <w:ind w:left="100" w:right="100" w:firstLine="0" w:firstLineChars="0"/>
-              <w:rPr>
-                <w:rFonts w:ascii="Times New Roman" w:hAnsi="Times New Roman" w:eastAsia="Times New Roman" w:cs="Times New Roman"/>
-                <w:i w:val="false"/>
-                <w:b w:val="false"/>
-                <w:u w:val="none"/>
-                <w:strike w:val="false"/>
-                <w:sz w:val="12"/>
-                <w:szCs w:val="12"/>
-                <w:color w:val="000000"/>
-              </w:rPr>
-            </w:pPr>
-            <w:r>
-              <w:rPr>
-                <w:rFonts w:ascii="Times New Roman" w:hAnsi="Times New Roman" w:eastAsia="Times New Roman" w:cs="Times New Roman"/>
-                <w:i w:val="false"/>
-                <w:b w:val="false"/>
-                <w:u w:val="none"/>
-                <w:strike w:val="false"/>
-                <w:sz w:val="12"/>
-                <w:szCs w:val="12"/>
-                <w:color w:val="000000"/>
-              </w:rPr>
-              <w:t xml:space="preserve">0.039</w:t>
-            </w:r>
-          </w:p>
-        </w:tc>
-        <w:tc>
-          <w:tcPr>
-            <w:tcBorders>
-              <w:bottom w:val="none" w:sz="0" w:space="0" w:color="000000"/>
-              <w:top w:val="none" w:sz="0" w:space="0" w:color="000000"/>
-              <w:left w:val="none" w:sz="0" w:space="0" w:color="000000"/>
-              <w:right w:val="none" w:sz="0" w:space="0" w:color="000000"/>
-            </w:tcBorders>
-            <w:shd w:val="clear" w:color="auto" w:fill="FFFFFF"/>
-            <w:tcMar>
-              <w:top w:w="0" w:type="dxa"/>
-              <w:bottom w:w="0" w:type="dxa"/>
-              <w:left w:w="0" w:type="dxa"/>
-              <w:right w:w="0" w:type="dxa"/>
-            </w:tcMar>
-            <w:vAlign w:val="center"/>
-          </w:tcPr>
-          <w:p>
-            <w:pPr>
-              <w:pStyle w:val="Normal"/>
-              <w:jc w:val="left"/>
-              <w:pBdr>
-                <w:bottom w:val="none" w:sz="0" w:space="0" w:color="000000"/>
-                <w:top w:val="none" w:sz="0" w:space="0" w:color="000000"/>
-                <w:left w:val="none" w:sz="0" w:space="0" w:color="000000"/>
-                <w:right w:val="none" w:sz="0" w:space="0" w:color="000000"/>
-              </w:pBdr>
-              <w:spacing w:after="100" w:before="100" w:line="240"/>
-              <w:ind w:left="100" w:right="100" w:firstLine="0" w:firstLineChars="0"/>
-              <w:rPr>
-                <w:rFonts w:ascii="Times New Roman" w:hAnsi="Times New Roman" w:eastAsia="Times New Roman" w:cs="Times New Roman"/>
-                <w:i w:val="false"/>
-                <w:b w:val="false"/>
-                <w:u w:val="none"/>
-                <w:strike w:val="false"/>
-                <w:sz w:val="12"/>
-                <w:szCs w:val="12"/>
-                <w:color w:val="000000"/>
-              </w:rPr>
-            </w:pPr>
-            <w:r>
-              <w:rPr>
-                <w:rFonts w:ascii="Times New Roman" w:hAnsi="Times New Roman" w:eastAsia="Times New Roman" w:cs="Times New Roman"/>
-                <w:i w:val="false"/>
-                <w:b w:val="false"/>
-                <w:u w:val="none"/>
-                <w:strike w:val="false"/>
-                <w:sz w:val="12"/>
-                <w:szCs w:val="12"/>
-                <w:color w:val="000000"/>
-              </w:rPr>
-              <w:t xml:space="preserve">0.59 (0.39–0.90)</w:t>
-            </w:r>
-          </w:p>
-        </w:tc>
-        <w:tc>
-          <w:tcPr>
-            <w:tcBorders>
-              <w:bottom w:val="none" w:sz="0" w:space="0" w:color="000000"/>
-              <w:top w:val="none" w:sz="0" w:space="0" w:color="000000"/>
-              <w:left w:val="none" w:sz="0" w:space="0" w:color="000000"/>
-              <w:right w:val="none" w:sz="0" w:space="0" w:color="000000"/>
-            </w:tcBorders>
-            <w:shd w:val="clear" w:color="auto" w:fill="FFFFFF"/>
-            <w:tcMar>
-              <w:top w:w="0" w:type="dxa"/>
-              <w:bottom w:w="0" w:type="dxa"/>
-              <w:left w:w="0" w:type="dxa"/>
-              <w:right w:w="0" w:type="dxa"/>
-            </w:tcMar>
-            <w:vAlign w:val="center"/>
-          </w:tcPr>
-          <w:p>
-            <w:pPr>
-              <w:pStyle w:val="Normal"/>
-              <w:jc w:val="left"/>
-              <w:pBdr>
-                <w:bottom w:val="none" w:sz="0" w:space="0" w:color="000000"/>
-                <w:top w:val="none" w:sz="0" w:space="0" w:color="000000"/>
-                <w:left w:val="none" w:sz="0" w:space="0" w:color="000000"/>
-                <w:right w:val="none" w:sz="0" w:space="0" w:color="000000"/>
-              </w:pBdr>
-              <w:spacing w:after="100" w:before="100" w:line="240"/>
-              <w:ind w:left="100" w:right="100" w:firstLine="0" w:firstLineChars="0"/>
-              <w:rPr>
-                <w:rFonts w:ascii="Times New Roman" w:hAnsi="Times New Roman" w:eastAsia="Times New Roman" w:cs="Times New Roman"/>
-                <w:i w:val="false"/>
-                <w:b w:val="false"/>
-                <w:u w:val="none"/>
-                <w:strike w:val="false"/>
-                <w:sz w:val="12"/>
-                <w:szCs w:val="12"/>
-                <w:color w:val="000000"/>
-              </w:rPr>
-            </w:pPr>
-            <w:r>
-              <w:rPr>
-                <w:rFonts w:ascii="Times New Roman" w:hAnsi="Times New Roman" w:eastAsia="Times New Roman" w:cs="Times New Roman"/>
-                <w:i w:val="false"/>
-                <w:b w:val="false"/>
-                <w:u w:val="none"/>
-                <w:strike w:val="false"/>
-                <w:sz w:val="12"/>
-                <w:szCs w:val="12"/>
-                <w:color w:val="000000"/>
-              </w:rPr>
-              <w:t xml:space="preserve">0.015</w:t>
-            </w:r>
-          </w:p>
-        </w:tc>
-        <w:tc>
-          <w:tcPr>
-            <w:tcBorders>
-              <w:bottom w:val="none" w:sz="0" w:space="0" w:color="000000"/>
-              <w:top w:val="none" w:sz="0" w:space="0" w:color="000000"/>
-              <w:left w:val="none" w:sz="0" w:space="0" w:color="000000"/>
-              <w:right w:val="none" w:sz="0" w:space="0" w:color="000000"/>
-            </w:tcBorders>
-            <w:shd w:val="clear" w:color="auto" w:fill="FFFFFF"/>
-            <w:tcMar>
-              <w:top w:w="0" w:type="dxa"/>
-              <w:bottom w:w="0" w:type="dxa"/>
-              <w:left w:w="0" w:type="dxa"/>
-              <w:right w:w="0" w:type="dxa"/>
-            </w:tcMar>
-            <w:vAlign w:val="center"/>
-          </w:tcPr>
-          <w:p>
-            <w:pPr>
-              <w:pStyle w:val="Normal"/>
-              <w:jc w:val="left"/>
-              <w:pBdr>
-                <w:bottom w:val="none" w:sz="0" w:space="0" w:color="000000"/>
-                <w:top w:val="none" w:sz="0" w:space="0" w:color="000000"/>
-                <w:left w:val="none" w:sz="0" w:space="0" w:color="000000"/>
-                <w:right w:val="none" w:sz="0" w:space="0" w:color="000000"/>
-              </w:pBdr>
-              <w:spacing w:after="100" w:before="100" w:line="240"/>
-              <w:ind w:left="100" w:right="100" w:firstLine="0" w:firstLineChars="0"/>
-              <w:rPr>
-                <w:rFonts w:ascii="Times New Roman" w:hAnsi="Times New Roman" w:eastAsia="Times New Roman" w:cs="Times New Roman"/>
-                <w:i w:val="false"/>
-                <w:b w:val="false"/>
-                <w:u w:val="none"/>
-                <w:strike w:val="false"/>
-                <w:sz w:val="12"/>
-                <w:szCs w:val="12"/>
-                <w:color w:val="000000"/>
-              </w:rPr>
-            </w:pPr>
-            <w:r>
-              <w:rPr>
-                <w:rFonts w:ascii="Times New Roman" w:hAnsi="Times New Roman" w:eastAsia="Times New Roman" w:cs="Times New Roman"/>
-                <w:i w:val="false"/>
-                <w:b w:val="false"/>
-                <w:u w:val="none"/>
-                <w:strike w:val="false"/>
-                <w:sz w:val="12"/>
-                <w:szCs w:val="12"/>
-                <w:color w:val="000000"/>
-              </w:rPr>
-              <w:t xml:space="preserve">0.97 (0.56–1.70)</w:t>
-            </w:r>
-          </w:p>
-        </w:tc>
-        <w:tc>
-          <w:tcPr>
-            <w:tcBorders>
-              <w:bottom w:val="none" w:sz="0" w:space="0" w:color="000000"/>
-              <w:top w:val="none" w:sz="0" w:space="0" w:color="000000"/>
-              <w:left w:val="none" w:sz="0" w:space="0" w:color="000000"/>
-              <w:right w:val="none" w:sz="0" w:space="0" w:color="000000"/>
-            </w:tcBorders>
-            <w:shd w:val="clear" w:color="auto" w:fill="FFFFFF"/>
-            <w:tcMar>
-              <w:top w:w="0" w:type="dxa"/>
-              <w:bottom w:w="0" w:type="dxa"/>
-              <w:left w:w="0" w:type="dxa"/>
-              <w:right w:w="0" w:type="dxa"/>
-            </w:tcMar>
-            <w:vAlign w:val="center"/>
-          </w:tcPr>
-          <w:p>
-            <w:pPr>
-              <w:pStyle w:val="Normal"/>
-              <w:jc w:val="left"/>
-              <w:pBdr>
-                <w:bottom w:val="none" w:sz="0" w:space="0" w:color="000000"/>
-                <w:top w:val="none" w:sz="0" w:space="0" w:color="000000"/>
-                <w:left w:val="none" w:sz="0" w:space="0" w:color="000000"/>
-                <w:right w:val="none" w:sz="0" w:space="0" w:color="000000"/>
-              </w:pBdr>
-              <w:spacing w:after="100" w:before="100" w:line="240"/>
-              <w:ind w:left="100" w:right="100" w:firstLine="0" w:firstLineChars="0"/>
-              <w:rPr>
-                <w:rFonts w:ascii="Times New Roman" w:hAnsi="Times New Roman" w:eastAsia="Times New Roman" w:cs="Times New Roman"/>
-                <w:i w:val="false"/>
-                <w:b w:val="false"/>
-                <w:u w:val="none"/>
-                <w:strike w:val="false"/>
-                <w:sz w:val="12"/>
-                <w:szCs w:val="12"/>
-                <w:color w:val="000000"/>
-              </w:rPr>
-            </w:pPr>
-            <w:r>
-              <w:rPr>
-                <w:rFonts w:ascii="Times New Roman" w:hAnsi="Times New Roman" w:eastAsia="Times New Roman" w:cs="Times New Roman"/>
-                <w:i w:val="false"/>
-                <w:b w:val="false"/>
-                <w:u w:val="none"/>
-                <w:strike w:val="false"/>
-                <w:sz w:val="12"/>
-                <w:szCs w:val="12"/>
-                <w:color w:val="000000"/>
-              </w:rPr>
-              <w:t xml:space="preserve">0.927</w:t>
+              <w:t xml:space="preserve">0.66 (0.46–0.93)</w:t>
+            </w:r>
+          </w:p>
+        </w:tc>
+        <w:tc>
+          <w:tcPr>
+            <w:tcBorders>
+              <w:bottom w:val="none" w:sz="0" w:space="0" w:color="000000"/>
+              <w:top w:val="none" w:sz="0" w:space="0" w:color="000000"/>
+              <w:left w:val="none" w:sz="0" w:space="0" w:color="000000"/>
+              <w:right w:val="none" w:sz="0" w:space="0" w:color="000000"/>
+            </w:tcBorders>
+            <w:shd w:val="clear" w:color="auto" w:fill="FFFFFF"/>
+            <w:tcMar>
+              <w:top w:w="0" w:type="dxa"/>
+              <w:bottom w:w="0" w:type="dxa"/>
+              <w:left w:w="0" w:type="dxa"/>
+              <w:right w:w="0" w:type="dxa"/>
+            </w:tcMar>
+            <w:vAlign w:val="center"/>
+          </w:tcPr>
+          <w:p>
+            <w:pPr>
+              <w:pStyle w:val="Normal"/>
+              <w:jc w:val="left"/>
+              <w:pBdr>
+                <w:bottom w:val="none" w:sz="0" w:space="0" w:color="000000"/>
+                <w:top w:val="none" w:sz="0" w:space="0" w:color="000000"/>
+                <w:left w:val="none" w:sz="0" w:space="0" w:color="000000"/>
+                <w:right w:val="none" w:sz="0" w:space="0" w:color="000000"/>
+              </w:pBdr>
+              <w:spacing w:after="100" w:before="100" w:line="240"/>
+              <w:ind w:left="100" w:right="100" w:firstLine="0" w:firstLineChars="0"/>
+              <w:rPr>
+                <w:rFonts w:ascii="Times New Roman" w:hAnsi="Times New Roman" w:eastAsia="Times New Roman" w:cs="Times New Roman"/>
+                <w:i w:val="false"/>
+                <w:b w:val="false"/>
+                <w:u w:val="none"/>
+                <w:strike w:val="false"/>
+                <w:sz w:val="12"/>
+                <w:szCs w:val="12"/>
+                <w:color w:val="000000"/>
+              </w:rPr>
+            </w:pPr>
+            <w:r>
+              <w:rPr>
+                <w:rFonts w:ascii="Times New Roman" w:hAnsi="Times New Roman" w:eastAsia="Times New Roman" w:cs="Times New Roman"/>
+                <w:i w:val="false"/>
+                <w:b w:val="false"/>
+                <w:u w:val="none"/>
+                <w:strike w:val="false"/>
+                <w:sz w:val="12"/>
+                <w:szCs w:val="12"/>
+                <w:color w:val="000000"/>
+              </w:rPr>
+              <w:t xml:space="preserve">0.019</w:t>
+            </w:r>
+          </w:p>
+        </w:tc>
+        <w:tc>
+          <w:tcPr>
+            <w:tcBorders>
+              <w:bottom w:val="none" w:sz="0" w:space="0" w:color="000000"/>
+              <w:top w:val="none" w:sz="0" w:space="0" w:color="000000"/>
+              <w:left w:val="none" w:sz="0" w:space="0" w:color="000000"/>
+              <w:right w:val="none" w:sz="0" w:space="0" w:color="000000"/>
+            </w:tcBorders>
+            <w:shd w:val="clear" w:color="auto" w:fill="FFFFFF"/>
+            <w:tcMar>
+              <w:top w:w="0" w:type="dxa"/>
+              <w:bottom w:w="0" w:type="dxa"/>
+              <w:left w:w="0" w:type="dxa"/>
+              <w:right w:w="0" w:type="dxa"/>
+            </w:tcMar>
+            <w:vAlign w:val="center"/>
+          </w:tcPr>
+          <w:p>
+            <w:pPr>
+              <w:pStyle w:val="Normal"/>
+              <w:jc w:val="left"/>
+              <w:pBdr>
+                <w:bottom w:val="none" w:sz="0" w:space="0" w:color="000000"/>
+                <w:top w:val="none" w:sz="0" w:space="0" w:color="000000"/>
+                <w:left w:val="none" w:sz="0" w:space="0" w:color="000000"/>
+                <w:right w:val="none" w:sz="0" w:space="0" w:color="000000"/>
+              </w:pBdr>
+              <w:spacing w:after="100" w:before="100" w:line="240"/>
+              <w:ind w:left="100" w:right="100" w:firstLine="0" w:firstLineChars="0"/>
+              <w:rPr>
+                <w:rFonts w:ascii="Times New Roman" w:hAnsi="Times New Roman" w:eastAsia="Times New Roman" w:cs="Times New Roman"/>
+                <w:i w:val="false"/>
+                <w:b w:val="false"/>
+                <w:u w:val="none"/>
+                <w:strike w:val="false"/>
+                <w:sz w:val="12"/>
+                <w:szCs w:val="12"/>
+                <w:color w:val="000000"/>
+              </w:rPr>
+            </w:pPr>
+            <w:r>
+              <w:rPr>
+                <w:rFonts w:ascii="Times New Roman" w:hAnsi="Times New Roman" w:eastAsia="Times New Roman" w:cs="Times New Roman"/>
+                <w:i w:val="false"/>
+                <w:b w:val="false"/>
+                <w:u w:val="none"/>
+                <w:strike w:val="false"/>
+                <w:sz w:val="12"/>
+                <w:szCs w:val="12"/>
+                <w:color w:val="000000"/>
+              </w:rPr>
+              <w:t xml:space="preserve">0.004</w:t>
+            </w:r>
+          </w:p>
+        </w:tc>
+        <w:tc>
+          <w:tcPr>
+            <w:tcBorders>
+              <w:bottom w:val="none" w:sz="0" w:space="0" w:color="000000"/>
+              <w:top w:val="none" w:sz="0" w:space="0" w:color="000000"/>
+              <w:left w:val="none" w:sz="0" w:space="0" w:color="000000"/>
+              <w:right w:val="none" w:sz="0" w:space="0" w:color="000000"/>
+            </w:tcBorders>
+            <w:shd w:val="clear" w:color="auto" w:fill="FFFFFF"/>
+            <w:tcMar>
+              <w:top w:w="0" w:type="dxa"/>
+              <w:bottom w:w="0" w:type="dxa"/>
+              <w:left w:w="0" w:type="dxa"/>
+              <w:right w:w="0" w:type="dxa"/>
+            </w:tcMar>
+            <w:vAlign w:val="center"/>
+          </w:tcPr>
+          <w:p>
+            <w:pPr>
+              <w:pStyle w:val="Normal"/>
+              <w:jc w:val="left"/>
+              <w:pBdr>
+                <w:bottom w:val="none" w:sz="0" w:space="0" w:color="000000"/>
+                <w:top w:val="none" w:sz="0" w:space="0" w:color="000000"/>
+                <w:left w:val="none" w:sz="0" w:space="0" w:color="000000"/>
+                <w:right w:val="none" w:sz="0" w:space="0" w:color="000000"/>
+              </w:pBdr>
+              <w:spacing w:after="100" w:before="100" w:line="240"/>
+              <w:ind w:left="100" w:right="100" w:firstLine="0" w:firstLineChars="0"/>
+              <w:rPr>
+                <w:rFonts w:ascii="Times New Roman" w:hAnsi="Times New Roman" w:eastAsia="Times New Roman" w:cs="Times New Roman"/>
+                <w:i w:val="false"/>
+                <w:b w:val="false"/>
+                <w:u w:val="none"/>
+                <w:strike w:val="false"/>
+                <w:sz w:val="12"/>
+                <w:szCs w:val="12"/>
+                <w:color w:val="000000"/>
+              </w:rPr>
+            </w:pPr>
+            <w:r>
+              <w:rPr>
+                <w:rFonts w:ascii="Times New Roman" w:hAnsi="Times New Roman" w:eastAsia="Times New Roman" w:cs="Times New Roman"/>
+                <w:i w:val="false"/>
+                <w:b w:val="false"/>
+                <w:u w:val="none"/>
+                <w:strike w:val="false"/>
+                <w:sz w:val="12"/>
+                <w:szCs w:val="12"/>
+                <w:color w:val="000000"/>
+              </w:rPr>
+              <w:t xml:space="preserve">0.59 (0.39–0.89)</w:t>
+            </w:r>
+          </w:p>
+        </w:tc>
+        <w:tc>
+          <w:tcPr>
+            <w:tcBorders>
+              <w:bottom w:val="none" w:sz="0" w:space="0" w:color="000000"/>
+              <w:top w:val="none" w:sz="0" w:space="0" w:color="000000"/>
+              <w:left w:val="none" w:sz="0" w:space="0" w:color="000000"/>
+              <w:right w:val="none" w:sz="0" w:space="0" w:color="000000"/>
+            </w:tcBorders>
+            <w:shd w:val="clear" w:color="auto" w:fill="FFFFFF"/>
+            <w:tcMar>
+              <w:top w:w="0" w:type="dxa"/>
+              <w:bottom w:w="0" w:type="dxa"/>
+              <w:left w:w="0" w:type="dxa"/>
+              <w:right w:w="0" w:type="dxa"/>
+            </w:tcMar>
+            <w:vAlign w:val="center"/>
+          </w:tcPr>
+          <w:p>
+            <w:pPr>
+              <w:pStyle w:val="Normal"/>
+              <w:jc w:val="left"/>
+              <w:pBdr>
+                <w:bottom w:val="none" w:sz="0" w:space="0" w:color="000000"/>
+                <w:top w:val="none" w:sz="0" w:space="0" w:color="000000"/>
+                <w:left w:val="none" w:sz="0" w:space="0" w:color="000000"/>
+                <w:right w:val="none" w:sz="0" w:space="0" w:color="000000"/>
+              </w:pBdr>
+              <w:spacing w:after="100" w:before="100" w:line="240"/>
+              <w:ind w:left="100" w:right="100" w:firstLine="0" w:firstLineChars="0"/>
+              <w:rPr>
+                <w:rFonts w:ascii="Times New Roman" w:hAnsi="Times New Roman" w:eastAsia="Times New Roman" w:cs="Times New Roman"/>
+                <w:i w:val="false"/>
+                <w:b w:val="false"/>
+                <w:u w:val="none"/>
+                <w:strike w:val="false"/>
+                <w:sz w:val="12"/>
+                <w:szCs w:val="12"/>
+                <w:color w:val="000000"/>
+              </w:rPr>
+            </w:pPr>
+            <w:r>
+              <w:rPr>
+                <w:rFonts w:ascii="Times New Roman" w:hAnsi="Times New Roman" w:eastAsia="Times New Roman" w:cs="Times New Roman"/>
+                <w:i w:val="false"/>
+                <w:b w:val="false"/>
+                <w:u w:val="none"/>
+                <w:strike w:val="false"/>
+                <w:sz w:val="12"/>
+                <w:szCs w:val="12"/>
+                <w:color w:val="000000"/>
+              </w:rPr>
+              <w:t xml:space="preserve">0.012</w:t>
+            </w:r>
+          </w:p>
+        </w:tc>
+        <w:tc>
+          <w:tcPr>
+            <w:tcBorders>
+              <w:bottom w:val="none" w:sz="0" w:space="0" w:color="000000"/>
+              <w:top w:val="none" w:sz="0" w:space="0" w:color="000000"/>
+              <w:left w:val="none" w:sz="0" w:space="0" w:color="000000"/>
+              <w:right w:val="none" w:sz="0" w:space="0" w:color="000000"/>
+            </w:tcBorders>
+            <w:shd w:val="clear" w:color="auto" w:fill="FFFFFF"/>
+            <w:tcMar>
+              <w:top w:w="0" w:type="dxa"/>
+              <w:bottom w:w="0" w:type="dxa"/>
+              <w:left w:w="0" w:type="dxa"/>
+              <w:right w:w="0" w:type="dxa"/>
+            </w:tcMar>
+            <w:vAlign w:val="center"/>
+          </w:tcPr>
+          <w:p>
+            <w:pPr>
+              <w:pStyle w:val="Normal"/>
+              <w:jc w:val="left"/>
+              <w:pBdr>
+                <w:bottom w:val="none" w:sz="0" w:space="0" w:color="000000"/>
+                <w:top w:val="none" w:sz="0" w:space="0" w:color="000000"/>
+                <w:left w:val="none" w:sz="0" w:space="0" w:color="000000"/>
+                <w:right w:val="none" w:sz="0" w:space="0" w:color="000000"/>
+              </w:pBdr>
+              <w:spacing w:after="100" w:before="100" w:line="240"/>
+              <w:ind w:left="100" w:right="100" w:firstLine="0" w:firstLineChars="0"/>
+              <w:rPr>
+                <w:rFonts w:ascii="Times New Roman" w:hAnsi="Times New Roman" w:eastAsia="Times New Roman" w:cs="Times New Roman"/>
+                <w:i w:val="false"/>
+                <w:b w:val="false"/>
+                <w:u w:val="none"/>
+                <w:strike w:val="false"/>
+                <w:sz w:val="12"/>
+                <w:szCs w:val="12"/>
+                <w:color w:val="000000"/>
+              </w:rPr>
+            </w:pPr>
+            <w:r>
+              <w:rPr>
+                <w:rFonts w:ascii="Times New Roman" w:hAnsi="Times New Roman" w:eastAsia="Times New Roman" w:cs="Times New Roman"/>
+                <w:i w:val="false"/>
+                <w:b w:val="false"/>
+                <w:u w:val="none"/>
+                <w:strike w:val="false"/>
+                <w:sz w:val="12"/>
+                <w:szCs w:val="12"/>
+                <w:color w:val="000000"/>
+              </w:rPr>
+              <w:t xml:space="preserve">1.02 (0.57–1.83)</w:t>
+            </w:r>
+          </w:p>
+        </w:tc>
+        <w:tc>
+          <w:tcPr>
+            <w:tcBorders>
+              <w:bottom w:val="none" w:sz="0" w:space="0" w:color="000000"/>
+              <w:top w:val="none" w:sz="0" w:space="0" w:color="000000"/>
+              <w:left w:val="none" w:sz="0" w:space="0" w:color="000000"/>
+              <w:right w:val="none" w:sz="0" w:space="0" w:color="000000"/>
+            </w:tcBorders>
+            <w:shd w:val="clear" w:color="auto" w:fill="FFFFFF"/>
+            <w:tcMar>
+              <w:top w:w="0" w:type="dxa"/>
+              <w:bottom w:w="0" w:type="dxa"/>
+              <w:left w:w="0" w:type="dxa"/>
+              <w:right w:w="0" w:type="dxa"/>
+            </w:tcMar>
+            <w:vAlign w:val="center"/>
+          </w:tcPr>
+          <w:p>
+            <w:pPr>
+              <w:pStyle w:val="Normal"/>
+              <w:jc w:val="left"/>
+              <w:pBdr>
+                <w:bottom w:val="none" w:sz="0" w:space="0" w:color="000000"/>
+                <w:top w:val="none" w:sz="0" w:space="0" w:color="000000"/>
+                <w:left w:val="none" w:sz="0" w:space="0" w:color="000000"/>
+                <w:right w:val="none" w:sz="0" w:space="0" w:color="000000"/>
+              </w:pBdr>
+              <w:spacing w:after="100" w:before="100" w:line="240"/>
+              <w:ind w:left="100" w:right="100" w:firstLine="0" w:firstLineChars="0"/>
+              <w:rPr>
+                <w:rFonts w:ascii="Times New Roman" w:hAnsi="Times New Roman" w:eastAsia="Times New Roman" w:cs="Times New Roman"/>
+                <w:i w:val="false"/>
+                <w:b w:val="false"/>
+                <w:u w:val="none"/>
+                <w:strike w:val="false"/>
+                <w:sz w:val="12"/>
+                <w:szCs w:val="12"/>
+                <w:color w:val="000000"/>
+              </w:rPr>
+            </w:pPr>
+            <w:r>
+              <w:rPr>
+                <w:rFonts w:ascii="Times New Roman" w:hAnsi="Times New Roman" w:eastAsia="Times New Roman" w:cs="Times New Roman"/>
+                <w:i w:val="false"/>
+                <w:b w:val="false"/>
+                <w:u w:val="none"/>
+                <w:strike w:val="false"/>
+                <w:sz w:val="12"/>
+                <w:szCs w:val="12"/>
+                <w:color w:val="000000"/>
+              </w:rPr>
+              <w:t xml:space="preserve">0.947</w:t>
             </w:r>
           </w:p>
         </w:tc>
@@ -18604,7 +18604,7 @@
                 <w:szCs w:val="12"/>
                 <w:color w:val="000000"/>
               </w:rPr>
-              <w:t xml:space="preserve">1.17 (0.64–2.12)</w:t>
+              <w:t xml:space="preserve">1.13 (0.59–2.16)</w:t>
             </w:r>
           </w:p>
         </w:tc>
@@ -18659,7 +18659,7 @@
                 <w:szCs w:val="12"/>
                 <w:color w:val="000000"/>
               </w:rPr>
-              <w:t xml:space="preserve">0.611</w:t>
+              <w:t xml:space="preserve">0.711</w:t>
             </w:r>
           </w:p>
         </w:tc>
@@ -18714,7 +18714,7 @@
                 <w:szCs w:val="12"/>
                 <w:color w:val="000000"/>
               </w:rPr>
-              <w:t xml:space="preserve">0.704</w:t>
+              <w:t xml:space="preserve">0.783</w:t>
             </w:r>
           </w:p>
         </w:tc>
@@ -18769,7 +18769,7 @@
                 <w:szCs w:val="12"/>
                 <w:color w:val="000000"/>
               </w:rPr>
-              <w:t xml:space="preserve">3.2</w:t>
+              <w:t xml:space="preserve">2.6</w:t>
             </w:r>
           </w:p>
         </w:tc>
@@ -18879,7 +18879,7 @@
                 <w:szCs w:val="12"/>
                 <w:color w:val="000000"/>
               </w:rPr>
-              <w:t xml:space="preserve">1.07 (0.56–2.06)</w:t>
+              <w:t xml:space="preserve">1.07 (0.54–2.13)</w:t>
             </w:r>
           </w:p>
         </w:tc>
@@ -18934,7 +18934,7 @@
                 <w:szCs w:val="12"/>
                 <w:color w:val="000000"/>
               </w:rPr>
-              <w:t xml:space="preserve">0.828</w:t>
+              <w:t xml:space="preserve">0.842</w:t>
             </w:r>
           </w:p>
         </w:tc>
@@ -18989,7 +18989,7 @@
                 <w:szCs w:val="12"/>
                 <w:color w:val="000000"/>
               </w:rPr>
-              <w:t xml:space="preserve">0.465</w:t>
+              <w:t xml:space="preserve">0.334</w:t>
             </w:r>
           </w:p>
         </w:tc>

--- a/output/tables/READ/READ_survival_summary.docx
+++ b/output/tables/READ/READ_survival_summary.docx
@@ -25,7 +25,7 @@
         <w:ind w:left="60" w:right="60" w:firstLine="0" w:firstLineChars="0"/>
       </w:pPr>
       <w:r>
-        <w:t xml:space="preserve">Overall survival by gene expression (High vs Low), TCGA-READ. HR from Cox regression; gene HRs (univariable, multivariable, strata, time-split) are per 1 log2 unit of expression; multivariable model adjusted for age group, years, sex, pathologic stage group and pretreatment cea. Sensitivity: stratified by tss. q = Benjamini–Hochberg across exploratory genes only; the primary gene (MAD2L1) is reported with its unadjusted p. Time-split HRs (0–24 / &gt;24 months, adjusted) are shown only for genes whose expression term violated proportional hazards. RMST difference = High − Low restricted mean survival time up to 60 months.</w:t>
+        <w:t xml:space="preserve">Overall survival by gene expression (High vs Low), TCGA-READ. HR from Cox regression; gene HRs (univariable, multivariable, strata, time-split) are per 1 log2 unit of expression; multivariable model adjusted for age group, years, sex, pathologic stage group and pretreatment cea. Sensitivity: stratified by tss. q = Benjamini–Hochberg across exploratory genes only; the primary gene (HIST1H2AC) is reported with its unadjusted p. Time-split HRs (0–24 / &gt;24 months, adjusted) are shown only for genes whose expression term violated proportional hazards. RMST difference = High − Low restricted mean survival time up to 60 months.</w:t>
       </w:r>
     </w:p>
     <w:tbl xmlns:a="http://schemas.openxmlformats.org/drawingml/2006/main" xmlns:pic="http://schemas.openxmlformats.org/drawingml/2006/picture">
@@ -1609,7 +1609,7 @@
                 <w:szCs w:val="12"/>
                 <w:color w:val="000000"/>
               </w:rPr>
-              <w:t xml:space="preserve">MAD2L1</w:t>
+              <w:t xml:space="preserve">HIST1H2AC</w:t>
             </w:r>
           </w:p>
         </w:tc>
@@ -1829,7 +1829,7 @@
                 <w:szCs w:val="12"/>
                 <w:color w:val="000000"/>
               </w:rPr>
-              <w:t xml:space="preserve">47.0 (43.2–NR)</w:t>
+              <w:t xml:space="preserve">NR (57.2–NR)</w:t>
             </w:r>
           </w:p>
         </w:tc>
@@ -1884,7 +1884,7 @@
                 <w:szCs w:val="12"/>
                 <w:color w:val="000000"/>
               </w:rPr>
-              <w:t xml:space="preserve">NR (NR–NR)</w:t>
+              <w:t xml:space="preserve">51.4 (41.3–NR)</w:t>
             </w:r>
           </w:p>
         </w:tc>
@@ -1939,7 +1939,7 @@
                 <w:szCs w:val="12"/>
                 <w:color w:val="000000"/>
               </w:rPr>
-              <w:t xml:space="preserve">0.027</w:t>
+              <w:t xml:space="preserve">0.016</w:t>
             </w:r>
           </w:p>
         </w:tc>
@@ -2049,7 +2049,7 @@
                 <w:szCs w:val="12"/>
                 <w:color w:val="000000"/>
               </w:rPr>
-              <w:t xml:space="preserve">0.59 (0.34–1.03)</w:t>
+              <w:t xml:space="preserve">1.36 (0.88–2.09)</w:t>
             </w:r>
           </w:p>
         </w:tc>
@@ -2104,7 +2104,7 @@
                 <w:szCs w:val="12"/>
                 <w:color w:val="000000"/>
               </w:rPr>
-              <w:t xml:space="preserve">0.061</w:t>
+              <w:t xml:space="preserve">0.165</w:t>
             </w:r>
           </w:p>
         </w:tc>
@@ -2214,7 +2214,7 @@
                 <w:szCs w:val="12"/>
                 <w:color w:val="000000"/>
               </w:rPr>
-              <w:t xml:space="preserve">0.74 (0.35–1.59)</w:t>
+              <w:t xml:space="preserve">1.13 (0.59–2.16)</w:t>
             </w:r>
           </w:p>
         </w:tc>
@@ -2269,7 +2269,7 @@
                 <w:szCs w:val="12"/>
                 <w:color w:val="000000"/>
               </w:rPr>
-              <w:t xml:space="preserve">0.445</w:t>
+              <w:t xml:space="preserve">0.711</w:t>
             </w:r>
           </w:p>
         </w:tc>
@@ -2489,7 +2489,7 @@
                 <w:szCs w:val="12"/>
                 <w:color w:val="000000"/>
               </w:rPr>
-              <w:t xml:space="preserve">0.78 (0.34–1.79)</w:t>
+              <w:t xml:space="preserve">1.07 (0.54–2.13)</w:t>
             </w:r>
           </w:p>
         </w:tc>
@@ -2544,7 +2544,7 @@
                 <w:szCs w:val="12"/>
                 <w:color w:val="000000"/>
               </w:rPr>
-              <w:t xml:space="preserve">0.560</w:t>
+              <w:t xml:space="preserve">0.842</w:t>
             </w:r>
           </w:p>
         </w:tc>
@@ -2599,7 +2599,7 @@
                 <w:szCs w:val="12"/>
                 <w:color w:val="000000"/>
               </w:rPr>
-              <w:t xml:space="preserve">0.233</w:t>
+              <w:t xml:space="preserve">0.334</w:t>
             </w:r>
           </w:p>
         </w:tc>
@@ -2874,7 +2874,7 @@
                 <w:szCs w:val="12"/>
                 <w:color w:val="000000"/>
               </w:rPr>
-              <w:t xml:space="preserve">8.29 (1.38, 15.20)</w:t>
+              <w:t xml:space="preserve">-9.23 (-16.12, -2.34)</w:t>
             </w:r>
           </w:p>
         </w:tc>
@@ -2929,7 +2929,7 @@
                 <w:szCs w:val="12"/>
                 <w:color w:val="000000"/>
               </w:rPr>
-              <w:t xml:space="preserve">0.019</w:t>
+              <w:t xml:space="preserve">0.009</w:t>
             </w:r>
           </w:p>
         </w:tc>
@@ -4974,7 +4974,7 @@
                 <w:szCs w:val="12"/>
                 <w:color w:val="000000"/>
               </w:rPr>
-              <w:t xml:space="preserve">0.064</w:t>
+              <w:t xml:space="preserve">0.074</w:t>
             </w:r>
           </w:p>
         </w:tc>
@@ -6464,7 +6464,7 @@
                 <w:szCs w:val="12"/>
                 <w:color w:val="000000"/>
               </w:rPr>
-              <w:t xml:space="preserve">0.066</w:t>
+              <w:t xml:space="preserve">0.074</w:t>
             </w:r>
           </w:p>
         </w:tc>
@@ -8284,7 +8284,7 @@
                 <w:szCs w:val="12"/>
                 <w:color w:val="000000"/>
               </w:rPr>
-              <w:t xml:space="preserve">0.741</w:t>
+              <w:t xml:space="preserve">0.667</w:t>
             </w:r>
           </w:p>
         </w:tc>
@@ -12754,7 +12754,7 @@
                 <w:szCs w:val="12"/>
                 <w:color w:val="000000"/>
               </w:rPr>
-              <w:t xml:space="preserve">0.741</w:t>
+              <w:t xml:space="preserve">0.667</w:t>
             </w:r>
           </w:p>
         </w:tc>
@@ -14244,7 +14244,7 @@
                 <w:szCs w:val="12"/>
                 <w:color w:val="000000"/>
               </w:rPr>
-              <w:t xml:space="preserve">0.741</w:t>
+              <w:t xml:space="preserve">0.667</w:t>
             </w:r>
           </w:p>
         </w:tc>
@@ -15734,7 +15734,7 @@
                 <w:szCs w:val="12"/>
                 <w:color w:val="000000"/>
               </w:rPr>
-              <w:t xml:space="preserve">0.741</w:t>
+              <w:t xml:space="preserve">0.667</w:t>
             </w:r>
           </w:p>
         </w:tc>
@@ -16894,7 +16894,7 @@
                 <w:szCs w:val="12"/>
                 <w:color w:val="000000"/>
               </w:rPr>
-              <w:t xml:space="preserve">0.064</w:t>
+              <w:t xml:space="preserve">0.074</w:t>
             </w:r>
           </w:p>
         </w:tc>
@@ -17059,7 +17059,7 @@
                 <w:szCs w:val="12"/>
                 <w:color w:val="000000"/>
               </w:rPr>
-              <w:t xml:space="preserve">0.238</w:t>
+              <w:t xml:space="preserve">0.178</w:t>
             </w:r>
           </w:p>
         </w:tc>
@@ -17999,7 +17999,7 @@
                 <w:szCs w:val="12"/>
                 <w:color w:val="000000"/>
               </w:rPr>
-              <w:t xml:space="preserve">HIST1H2AC</w:t>
+              <w:t xml:space="preserve">MAD2L1</w:t>
             </w:r>
           </w:p>
         </w:tc>
@@ -18219,7 +18219,7 @@
                 <w:szCs w:val="12"/>
                 <w:color w:val="000000"/>
               </w:rPr>
-              <w:t xml:space="preserve">NR (57.2–NR)</w:t>
+              <w:t xml:space="preserve">47.0 (43.2–NR)</w:t>
             </w:r>
           </w:p>
         </w:tc>
@@ -18274,7 +18274,7 @@
                 <w:szCs w:val="12"/>
                 <w:color w:val="000000"/>
               </w:rPr>
-              <w:t xml:space="preserve">51.4 (41.3–NR)</w:t>
+              <w:t xml:space="preserve">NR (NR–NR)</w:t>
             </w:r>
           </w:p>
         </w:tc>
@@ -18329,7 +18329,7 @@
                 <w:szCs w:val="12"/>
                 <w:color w:val="000000"/>
               </w:rPr>
-              <w:t xml:space="preserve">0.016</w:t>
+              <w:t xml:space="preserve">0.027</w:t>
             </w:r>
           </w:p>
         </w:tc>
@@ -18384,7 +18384,7 @@
                 <w:szCs w:val="12"/>
                 <w:color w:val="000000"/>
               </w:rPr>
-              <w:t xml:space="preserve">0.064</w:t>
+              <w:t xml:space="preserve">0.074</w:t>
             </w:r>
           </w:p>
         </w:tc>
@@ -18439,7 +18439,7 @@
                 <w:szCs w:val="12"/>
                 <w:color w:val="000000"/>
               </w:rPr>
-              <w:t xml:space="preserve">1.36 (0.88–2.09)</w:t>
+              <w:t xml:space="preserve">0.59 (0.34–1.03)</w:t>
             </w:r>
           </w:p>
         </w:tc>
@@ -18494,7 +18494,7 @@
                 <w:szCs w:val="12"/>
                 <w:color w:val="000000"/>
               </w:rPr>
-              <w:t xml:space="preserve">0.165</w:t>
+              <w:t xml:space="preserve">0.061</w:t>
             </w:r>
           </w:p>
         </w:tc>
@@ -18549,7 +18549,7 @@
                 <w:szCs w:val="12"/>
                 <w:color w:val="000000"/>
               </w:rPr>
-              <w:t xml:space="preserve">0.309</w:t>
+              <w:t xml:space="preserve">0.178</w:t>
             </w:r>
           </w:p>
         </w:tc>
@@ -18604,7 +18604,7 @@
                 <w:szCs w:val="12"/>
                 <w:color w:val="000000"/>
               </w:rPr>
-              <w:t xml:space="preserve">1.13 (0.59–2.16)</w:t>
+              <w:t xml:space="preserve">0.74 (0.35–1.59)</w:t>
             </w:r>
           </w:p>
         </w:tc>
@@ -18659,7 +18659,7 @@
                 <w:szCs w:val="12"/>
                 <w:color w:val="000000"/>
               </w:rPr>
-              <w:t xml:space="preserve">0.711</w:t>
+              <w:t xml:space="preserve">0.445</w:t>
             </w:r>
           </w:p>
         </w:tc>
@@ -18714,7 +18714,7 @@
                 <w:szCs w:val="12"/>
                 <w:color w:val="000000"/>
               </w:rPr>
-              <w:t xml:space="preserve">0.783</w:t>
+              <w:t xml:space="preserve">0.667</w:t>
             </w:r>
           </w:p>
         </w:tc>
@@ -18879,7 +18879,7 @@
                 <w:szCs w:val="12"/>
                 <w:color w:val="000000"/>
               </w:rPr>
-              <w:t xml:space="preserve">1.07 (0.54–2.13)</w:t>
+              <w:t xml:space="preserve">0.78 (0.34–1.79)</w:t>
             </w:r>
           </w:p>
         </w:tc>
@@ -18934,7 +18934,7 @@
                 <w:szCs w:val="12"/>
                 <w:color w:val="000000"/>
               </w:rPr>
-              <w:t xml:space="preserve">0.842</w:t>
+              <w:t xml:space="preserve">0.560</w:t>
             </w:r>
           </w:p>
         </w:tc>
@@ -18989,7 +18989,7 @@
                 <w:szCs w:val="12"/>
                 <w:color w:val="000000"/>
               </w:rPr>
-              <w:t xml:space="preserve">0.334</w:t>
+              <w:t xml:space="preserve">0.233</w:t>
             </w:r>
           </w:p>
         </w:tc>
@@ -19264,7 +19264,7 @@
                 <w:szCs w:val="12"/>
                 <w:color w:val="000000"/>
               </w:rPr>
-              <w:t xml:space="preserve">-9.23 (-16.12, -2.34)</w:t>
+              <w:t xml:space="preserve">8.29 (1.38, 15.20)</w:t>
             </w:r>
           </w:p>
         </w:tc>
@@ -19319,7 +19319,7 @@
                 <w:szCs w:val="12"/>
                 <w:color w:val="000000"/>
               </w:rPr>
-              <w:t xml:space="preserve">0.009</w:t>
+              <w:t xml:space="preserve">0.019</w:t>
             </w:r>
           </w:p>
         </w:tc>

--- a/output/tables/READ/READ_survival_summary.docx
+++ b/output/tables/READ/READ_survival_summary.docx
@@ -25,7 +25,7 @@
         <w:ind w:left="60" w:right="60" w:firstLine="0" w:firstLineChars="0"/>
       </w:pPr>
       <w:r>
-        <w:t xml:space="preserve">Overall survival by gene expression (High vs Low), TCGA-READ. HR from Cox regression; gene HRs (univariable, multivariable, strata, time-split) are per 1 log2 unit of expression; multivariable model adjusted for age group, years, sex, pathologic stage group and pretreatment cea. Sensitivity: stratified by tss. q = Benjamini–Hochberg across exploratory genes only; the primary gene (HIST1H2AC) is reported with its unadjusted p. Time-split HRs (0–24 / &gt;24 months, adjusted) are shown only for genes whose expression term violated proportional hazards. RMST difference = High − Low restricted mean survival time up to 60 months.</w:t>
+        <w:t xml:space="preserve">Overall survival by gene expression (High vs Low), TCGA-READ. HR from Cox regression; gene HRs (univariable, multivariable, strata, time-split) are per 1 log2 unit of expression; multivariable model adjusted for age group, years, sex, pathologic stage group and pretreatment cea. Sensitivity: stratified by tss. q = Benjamini–Hochberg across exploratory genes only; the primary gene (MS4A1) is reported with its unadjusted p. Time-split HRs (0–24 / &gt;24 months, adjusted) are shown only for genes whose expression term violated proportional hazards. RMST difference = High − Low restricted mean survival time up to 60 months.</w:t>
       </w:r>
     </w:p>
     <w:tbl xmlns:a="http://schemas.openxmlformats.org/drawingml/2006/main" xmlns:pic="http://schemas.openxmlformats.org/drawingml/2006/picture">
@@ -1609,7 +1609,7 @@
                 <w:szCs w:val="12"/>
                 <w:color w:val="000000"/>
               </w:rPr>
-              <w:t xml:space="preserve">HIST1H2AC</w:t>
+              <w:t xml:space="preserve">MS4A1</w:t>
             </w:r>
           </w:p>
         </w:tc>
@@ -1829,7 +1829,7 @@
                 <w:szCs w:val="12"/>
                 <w:color w:val="000000"/>
               </w:rPr>
-              <w:t xml:space="preserve">NR (57.2–NR)</w:t>
+              <w:t xml:space="preserve">51.4 (43.2–NR)</w:t>
             </w:r>
           </w:p>
         </w:tc>
@@ -1884,7 +1884,7 @@
                 <w:szCs w:val="12"/>
                 <w:color w:val="000000"/>
               </w:rPr>
-              <w:t xml:space="preserve">51.4 (41.3–NR)</w:t>
+              <w:t xml:space="preserve">NR (51.9–NR)</w:t>
             </w:r>
           </w:p>
         </w:tc>
@@ -1939,7 +1939,7 @@
                 <w:szCs w:val="12"/>
                 <w:color w:val="000000"/>
               </w:rPr>
-              <w:t xml:space="preserve">0.016</w:t>
+              <w:t xml:space="preserve">0.007</w:t>
             </w:r>
           </w:p>
         </w:tc>
@@ -2049,7 +2049,7 @@
                 <w:szCs w:val="12"/>
                 <w:color w:val="000000"/>
               </w:rPr>
-              <w:t xml:space="preserve">1.36 (0.88–2.09)</w:t>
+              <w:t xml:space="preserve">0.83 (0.68–1.01)</w:t>
             </w:r>
           </w:p>
         </w:tc>
@@ -2104,7 +2104,7 @@
                 <w:szCs w:val="12"/>
                 <w:color w:val="000000"/>
               </w:rPr>
-              <w:t xml:space="preserve">0.165</w:t>
+              <w:t xml:space="preserve">0.065</w:t>
             </w:r>
           </w:p>
         </w:tc>
@@ -2214,7 +2214,7 @@
                 <w:szCs w:val="12"/>
                 <w:color w:val="000000"/>
               </w:rPr>
-              <w:t xml:space="preserve">1.13 (0.59–2.16)</w:t>
+              <w:t xml:space="preserve">0.71 (0.51–0.99)</w:t>
             </w:r>
           </w:p>
         </w:tc>
@@ -2269,7 +2269,7 @@
                 <w:szCs w:val="12"/>
                 <w:color w:val="000000"/>
               </w:rPr>
-              <w:t xml:space="preserve">0.711</w:t>
+              <w:t xml:space="preserve">0.042</w:t>
             </w:r>
           </w:p>
         </w:tc>
@@ -2489,7 +2489,7 @@
                 <w:szCs w:val="12"/>
                 <w:color w:val="000000"/>
               </w:rPr>
-              <w:t xml:space="preserve">1.07 (0.54–2.13)</w:t>
+              <w:t xml:space="preserve">0.66 (0.46–0.93)</w:t>
             </w:r>
           </w:p>
         </w:tc>
@@ -2544,7 +2544,7 @@
                 <w:szCs w:val="12"/>
                 <w:color w:val="000000"/>
               </w:rPr>
-              <w:t xml:space="preserve">0.842</w:t>
+              <w:t xml:space="preserve">0.019</w:t>
             </w:r>
           </w:p>
         </w:tc>
@@ -2599,7 +2599,7 @@
                 <w:szCs w:val="12"/>
                 <w:color w:val="000000"/>
               </w:rPr>
-              <w:t xml:space="preserve">0.334</w:t>
+              <w:t xml:space="preserve">0.004</w:t>
             </w:r>
           </w:p>
         </w:tc>
@@ -2654,7 +2654,7 @@
                 <w:szCs w:val="12"/>
                 <w:color w:val="000000"/>
               </w:rPr>
-              <w:t xml:space="preserve"/>
+              <w:t xml:space="preserve">0.59 (0.39–0.89)</w:t>
             </w:r>
           </w:p>
         </w:tc>
@@ -2709,7 +2709,7 @@
                 <w:szCs w:val="12"/>
                 <w:color w:val="000000"/>
               </w:rPr>
-              <w:t xml:space="preserve"/>
+              <w:t xml:space="preserve">0.012</w:t>
             </w:r>
           </w:p>
         </w:tc>
@@ -2764,7 +2764,7 @@
                 <w:szCs w:val="12"/>
                 <w:color w:val="000000"/>
               </w:rPr>
-              <w:t xml:space="preserve"/>
+              <w:t xml:space="preserve">1.02 (0.57–1.83)</w:t>
             </w:r>
           </w:p>
         </w:tc>
@@ -2819,7 +2819,7 @@
                 <w:szCs w:val="12"/>
                 <w:color w:val="000000"/>
               </w:rPr>
-              <w:t xml:space="preserve"/>
+              <w:t xml:space="preserve">0.947</w:t>
             </w:r>
           </w:p>
         </w:tc>
@@ -2874,7 +2874,7 @@
                 <w:szCs w:val="12"/>
                 <w:color w:val="000000"/>
               </w:rPr>
-              <w:t xml:space="preserve">-9.23 (-16.12, -2.34)</w:t>
+              <w:t xml:space="preserve">9.16 (2.22, 16.09)</w:t>
             </w:r>
           </w:p>
         </w:tc>
@@ -2929,7 +2929,7 @@
                 <w:szCs w:val="12"/>
                 <w:color w:val="000000"/>
               </w:rPr>
-              <w:t xml:space="preserve">0.009</w:t>
+              <w:t xml:space="preserve">0.010</w:t>
             </w:r>
           </w:p>
         </w:tc>
@@ -5304,7 +5304,7 @@
                 <w:szCs w:val="12"/>
                 <w:color w:val="000000"/>
               </w:rPr>
-              <w:t xml:space="preserve">0.379</w:t>
+              <w:t xml:space="preserve">0.474</w:t>
             </w:r>
           </w:p>
         </w:tc>
@@ -6794,7 +6794,7 @@
                 <w:szCs w:val="12"/>
                 <w:color w:val="000000"/>
               </w:rPr>
-              <w:t xml:space="preserve">0.379</w:t>
+              <w:t xml:space="preserve">0.474</w:t>
             </w:r>
           </w:p>
         </w:tc>
@@ -8284,7 +8284,7 @@
                 <w:szCs w:val="12"/>
                 <w:color w:val="000000"/>
               </w:rPr>
-              <w:t xml:space="preserve">0.667</w:t>
+              <w:t xml:space="preserve">0.741</w:t>
             </w:r>
           </w:p>
         </w:tc>
@@ -9774,7 +9774,7 @@
                 <w:szCs w:val="12"/>
                 <w:color w:val="000000"/>
               </w:rPr>
-              <w:t xml:space="preserve">0.379</w:t>
+              <w:t xml:space="preserve">0.474</w:t>
             </w:r>
           </w:p>
         </w:tc>
@@ -11264,7 +11264,7 @@
                 <w:szCs w:val="12"/>
                 <w:color w:val="000000"/>
               </w:rPr>
-              <w:t xml:space="preserve">0.379</w:t>
+              <w:t xml:space="preserve">0.474</w:t>
             </w:r>
           </w:p>
         </w:tc>
@@ -12754,7 +12754,7 @@
                 <w:szCs w:val="12"/>
                 <w:color w:val="000000"/>
               </w:rPr>
-              <w:t xml:space="preserve">0.667</w:t>
+              <w:t xml:space="preserve">0.741</w:t>
             </w:r>
           </w:p>
         </w:tc>
@@ -14244,7 +14244,7 @@
                 <w:szCs w:val="12"/>
                 <w:color w:val="000000"/>
               </w:rPr>
-              <w:t xml:space="preserve">0.667</w:t>
+              <w:t xml:space="preserve">0.741</w:t>
             </w:r>
           </w:p>
         </w:tc>
@@ -15734,7 +15734,7 @@
                 <w:szCs w:val="12"/>
                 <w:color w:val="000000"/>
               </w:rPr>
-              <w:t xml:space="preserve">0.667</w:t>
+              <w:t xml:space="preserve">0.741</w:t>
             </w:r>
           </w:p>
         </w:tc>
@@ -16509,7 +16509,7 @@
                 <w:szCs w:val="12"/>
                 <w:color w:val="000000"/>
               </w:rPr>
-              <w:t xml:space="preserve">MS4A1</w:t>
+              <w:t xml:space="preserve">HIST1H2AC</w:t>
             </w:r>
           </w:p>
         </w:tc>
@@ -16729,117 +16729,117 @@
                 <w:szCs w:val="12"/>
                 <w:color w:val="000000"/>
               </w:rPr>
-              <w:t xml:space="preserve">51.4 (43.2–NR)</w:t>
-            </w:r>
-          </w:p>
-        </w:tc>
-        <w:tc>
-          <w:tcPr>
-            <w:tcBorders>
-              <w:bottom w:val="none" w:sz="0" w:space="0" w:color="000000"/>
-              <w:top w:val="none" w:sz="0" w:space="0" w:color="000000"/>
-              <w:left w:val="none" w:sz="0" w:space="0" w:color="000000"/>
-              <w:right w:val="none" w:sz="0" w:space="0" w:color="000000"/>
-            </w:tcBorders>
-            <w:shd w:val="clear" w:color="auto" w:fill="FFFFFF"/>
-            <w:tcMar>
-              <w:top w:w="0" w:type="dxa"/>
-              <w:bottom w:w="0" w:type="dxa"/>
-              <w:left w:w="0" w:type="dxa"/>
-              <w:right w:w="0" w:type="dxa"/>
-            </w:tcMar>
-            <w:vAlign w:val="center"/>
-          </w:tcPr>
-          <w:p>
-            <w:pPr>
-              <w:pStyle w:val="Normal"/>
-              <w:jc w:val="left"/>
-              <w:pBdr>
-                <w:bottom w:val="none" w:sz="0" w:space="0" w:color="000000"/>
-                <w:top w:val="none" w:sz="0" w:space="0" w:color="000000"/>
-                <w:left w:val="none" w:sz="0" w:space="0" w:color="000000"/>
-                <w:right w:val="none" w:sz="0" w:space="0" w:color="000000"/>
-              </w:pBdr>
-              <w:spacing w:after="100" w:before="100" w:line="240"/>
-              <w:ind w:left="100" w:right="100" w:firstLine="0" w:firstLineChars="0"/>
-              <w:rPr>
-                <w:rFonts w:ascii="Times New Roman" w:hAnsi="Times New Roman" w:eastAsia="Times New Roman" w:cs="Times New Roman"/>
-                <w:i w:val="false"/>
-                <w:b w:val="false"/>
-                <w:u w:val="none"/>
-                <w:strike w:val="false"/>
-                <w:sz w:val="12"/>
-                <w:szCs w:val="12"/>
-                <w:color w:val="000000"/>
-              </w:rPr>
-            </w:pPr>
-            <w:r>
-              <w:rPr>
-                <w:rFonts w:ascii="Times New Roman" w:hAnsi="Times New Roman" w:eastAsia="Times New Roman" w:cs="Times New Roman"/>
-                <w:i w:val="false"/>
-                <w:b w:val="false"/>
-                <w:u w:val="none"/>
-                <w:strike w:val="false"/>
-                <w:sz w:val="12"/>
-                <w:szCs w:val="12"/>
-                <w:color w:val="000000"/>
-              </w:rPr>
-              <w:t xml:space="preserve">NR (51.9–NR)</w:t>
-            </w:r>
-          </w:p>
-        </w:tc>
-        <w:tc>
-          <w:tcPr>
-            <w:tcBorders>
-              <w:bottom w:val="none" w:sz="0" w:space="0" w:color="000000"/>
-              <w:top w:val="none" w:sz="0" w:space="0" w:color="000000"/>
-              <w:left w:val="none" w:sz="0" w:space="0" w:color="000000"/>
-              <w:right w:val="none" w:sz="0" w:space="0" w:color="000000"/>
-            </w:tcBorders>
-            <w:shd w:val="clear" w:color="auto" w:fill="FFFFFF"/>
-            <w:tcMar>
-              <w:top w:w="0" w:type="dxa"/>
-              <w:bottom w:w="0" w:type="dxa"/>
-              <w:left w:w="0" w:type="dxa"/>
-              <w:right w:w="0" w:type="dxa"/>
-            </w:tcMar>
-            <w:vAlign w:val="center"/>
-          </w:tcPr>
-          <w:p>
-            <w:pPr>
-              <w:pStyle w:val="Normal"/>
-              <w:jc w:val="left"/>
-              <w:pBdr>
-                <w:bottom w:val="none" w:sz="0" w:space="0" w:color="000000"/>
-                <w:top w:val="none" w:sz="0" w:space="0" w:color="000000"/>
-                <w:left w:val="none" w:sz="0" w:space="0" w:color="000000"/>
-                <w:right w:val="none" w:sz="0" w:space="0" w:color="000000"/>
-              </w:pBdr>
-              <w:spacing w:after="100" w:before="100" w:line="240"/>
-              <w:ind w:left="100" w:right="100" w:firstLine="0" w:firstLineChars="0"/>
-              <w:rPr>
-                <w:rFonts w:ascii="Times New Roman" w:hAnsi="Times New Roman" w:eastAsia="Times New Roman" w:cs="Times New Roman"/>
-                <w:i w:val="false"/>
-                <w:b w:val="false"/>
-                <w:u w:val="none"/>
-                <w:strike w:val="false"/>
-                <w:sz w:val="12"/>
-                <w:szCs w:val="12"/>
-                <w:color w:val="000000"/>
-              </w:rPr>
-            </w:pPr>
-            <w:r>
-              <w:rPr>
-                <w:rFonts w:ascii="Times New Roman" w:hAnsi="Times New Roman" w:eastAsia="Times New Roman" w:cs="Times New Roman"/>
-                <w:i w:val="false"/>
-                <w:b w:val="false"/>
-                <w:u w:val="none"/>
-                <w:strike w:val="false"/>
-                <w:sz w:val="12"/>
-                <w:szCs w:val="12"/>
-                <w:color w:val="000000"/>
-              </w:rPr>
-              <w:t xml:space="preserve">0.007</w:t>
+              <w:t xml:space="preserve">NR (57.2–NR)</w:t>
+            </w:r>
+          </w:p>
+        </w:tc>
+        <w:tc>
+          <w:tcPr>
+            <w:tcBorders>
+              <w:bottom w:val="none" w:sz="0" w:space="0" w:color="000000"/>
+              <w:top w:val="none" w:sz="0" w:space="0" w:color="000000"/>
+              <w:left w:val="none" w:sz="0" w:space="0" w:color="000000"/>
+              <w:right w:val="none" w:sz="0" w:space="0" w:color="000000"/>
+            </w:tcBorders>
+            <w:shd w:val="clear" w:color="auto" w:fill="FFFFFF"/>
+            <w:tcMar>
+              <w:top w:w="0" w:type="dxa"/>
+              <w:bottom w:w="0" w:type="dxa"/>
+              <w:left w:w="0" w:type="dxa"/>
+              <w:right w:w="0" w:type="dxa"/>
+            </w:tcMar>
+            <w:vAlign w:val="center"/>
+          </w:tcPr>
+          <w:p>
+            <w:pPr>
+              <w:pStyle w:val="Normal"/>
+              <w:jc w:val="left"/>
+              <w:pBdr>
+                <w:bottom w:val="none" w:sz="0" w:space="0" w:color="000000"/>
+                <w:top w:val="none" w:sz="0" w:space="0" w:color="000000"/>
+                <w:left w:val="none" w:sz="0" w:space="0" w:color="000000"/>
+                <w:right w:val="none" w:sz="0" w:space="0" w:color="000000"/>
+              </w:pBdr>
+              <w:spacing w:after="100" w:before="100" w:line="240"/>
+              <w:ind w:left="100" w:right="100" w:firstLine="0" w:firstLineChars="0"/>
+              <w:rPr>
+                <w:rFonts w:ascii="Times New Roman" w:hAnsi="Times New Roman" w:eastAsia="Times New Roman" w:cs="Times New Roman"/>
+                <w:i w:val="false"/>
+                <w:b w:val="false"/>
+                <w:u w:val="none"/>
+                <w:strike w:val="false"/>
+                <w:sz w:val="12"/>
+                <w:szCs w:val="12"/>
+                <w:color w:val="000000"/>
+              </w:rPr>
+            </w:pPr>
+            <w:r>
+              <w:rPr>
+                <w:rFonts w:ascii="Times New Roman" w:hAnsi="Times New Roman" w:eastAsia="Times New Roman" w:cs="Times New Roman"/>
+                <w:i w:val="false"/>
+                <w:b w:val="false"/>
+                <w:u w:val="none"/>
+                <w:strike w:val="false"/>
+                <w:sz w:val="12"/>
+                <w:szCs w:val="12"/>
+                <w:color w:val="000000"/>
+              </w:rPr>
+              <w:t xml:space="preserve">51.4 (41.3–NR)</w:t>
+            </w:r>
+          </w:p>
+        </w:tc>
+        <w:tc>
+          <w:tcPr>
+            <w:tcBorders>
+              <w:bottom w:val="none" w:sz="0" w:space="0" w:color="000000"/>
+              <w:top w:val="none" w:sz="0" w:space="0" w:color="000000"/>
+              <w:left w:val="none" w:sz="0" w:space="0" w:color="000000"/>
+              <w:right w:val="none" w:sz="0" w:space="0" w:color="000000"/>
+            </w:tcBorders>
+            <w:shd w:val="clear" w:color="auto" w:fill="FFFFFF"/>
+            <w:tcMar>
+              <w:top w:w="0" w:type="dxa"/>
+              <w:bottom w:w="0" w:type="dxa"/>
+              <w:left w:w="0" w:type="dxa"/>
+              <w:right w:w="0" w:type="dxa"/>
+            </w:tcMar>
+            <w:vAlign w:val="center"/>
+          </w:tcPr>
+          <w:p>
+            <w:pPr>
+              <w:pStyle w:val="Normal"/>
+              <w:jc w:val="left"/>
+              <w:pBdr>
+                <w:bottom w:val="none" w:sz="0" w:space="0" w:color="000000"/>
+                <w:top w:val="none" w:sz="0" w:space="0" w:color="000000"/>
+                <w:left w:val="none" w:sz="0" w:space="0" w:color="000000"/>
+                <w:right w:val="none" w:sz="0" w:space="0" w:color="000000"/>
+              </w:pBdr>
+              <w:spacing w:after="100" w:before="100" w:line="240"/>
+              <w:ind w:left="100" w:right="100" w:firstLine="0" w:firstLineChars="0"/>
+              <w:rPr>
+                <w:rFonts w:ascii="Times New Roman" w:hAnsi="Times New Roman" w:eastAsia="Times New Roman" w:cs="Times New Roman"/>
+                <w:i w:val="false"/>
+                <w:b w:val="false"/>
+                <w:u w:val="none"/>
+                <w:strike w:val="false"/>
+                <w:sz w:val="12"/>
+                <w:szCs w:val="12"/>
+                <w:color w:val="000000"/>
+              </w:rPr>
+            </w:pPr>
+            <w:r>
+              <w:rPr>
+                <w:rFonts w:ascii="Times New Roman" w:hAnsi="Times New Roman" w:eastAsia="Times New Roman" w:cs="Times New Roman"/>
+                <w:i w:val="false"/>
+                <w:b w:val="false"/>
+                <w:u w:val="none"/>
+                <w:strike w:val="false"/>
+                <w:sz w:val="12"/>
+                <w:szCs w:val="12"/>
+                <w:color w:val="000000"/>
+              </w:rPr>
+              <w:t xml:space="preserve">0.016</w:t>
             </w:r>
           </w:p>
         </w:tc>
@@ -16949,282 +16949,282 @@
                 <w:szCs w:val="12"/>
                 <w:color w:val="000000"/>
               </w:rPr>
-              <w:t xml:space="preserve">0.83 (0.68–1.01)</w:t>
-            </w:r>
-          </w:p>
-        </w:tc>
-        <w:tc>
-          <w:tcPr>
-            <w:tcBorders>
-              <w:bottom w:val="none" w:sz="0" w:space="0" w:color="000000"/>
-              <w:top w:val="none" w:sz="0" w:space="0" w:color="000000"/>
-              <w:left w:val="none" w:sz="0" w:space="0" w:color="000000"/>
-              <w:right w:val="none" w:sz="0" w:space="0" w:color="000000"/>
-            </w:tcBorders>
-            <w:shd w:val="clear" w:color="auto" w:fill="FFFFFF"/>
-            <w:tcMar>
-              <w:top w:w="0" w:type="dxa"/>
-              <w:bottom w:w="0" w:type="dxa"/>
-              <w:left w:w="0" w:type="dxa"/>
-              <w:right w:w="0" w:type="dxa"/>
-            </w:tcMar>
-            <w:vAlign w:val="center"/>
-          </w:tcPr>
-          <w:p>
-            <w:pPr>
-              <w:pStyle w:val="Normal"/>
-              <w:jc w:val="left"/>
-              <w:pBdr>
-                <w:bottom w:val="none" w:sz="0" w:space="0" w:color="000000"/>
-                <w:top w:val="none" w:sz="0" w:space="0" w:color="000000"/>
-                <w:left w:val="none" w:sz="0" w:space="0" w:color="000000"/>
-                <w:right w:val="none" w:sz="0" w:space="0" w:color="000000"/>
-              </w:pBdr>
-              <w:spacing w:after="100" w:before="100" w:line="240"/>
-              <w:ind w:left="100" w:right="100" w:firstLine="0" w:firstLineChars="0"/>
-              <w:rPr>
-                <w:rFonts w:ascii="Times New Roman" w:hAnsi="Times New Roman" w:eastAsia="Times New Roman" w:cs="Times New Roman"/>
-                <w:i w:val="false"/>
-                <w:b w:val="false"/>
-                <w:u w:val="none"/>
-                <w:strike w:val="false"/>
-                <w:sz w:val="12"/>
-                <w:szCs w:val="12"/>
-                <w:color w:val="000000"/>
-              </w:rPr>
-            </w:pPr>
-            <w:r>
-              <w:rPr>
-                <w:rFonts w:ascii="Times New Roman" w:hAnsi="Times New Roman" w:eastAsia="Times New Roman" w:cs="Times New Roman"/>
-                <w:i w:val="false"/>
-                <w:b w:val="false"/>
-                <w:u w:val="none"/>
-                <w:strike w:val="false"/>
-                <w:sz w:val="12"/>
-                <w:szCs w:val="12"/>
-                <w:color w:val="000000"/>
-              </w:rPr>
-              <w:t xml:space="preserve">0.065</w:t>
-            </w:r>
-          </w:p>
-        </w:tc>
-        <w:tc>
-          <w:tcPr>
-            <w:tcBorders>
-              <w:bottom w:val="none" w:sz="0" w:space="0" w:color="000000"/>
-              <w:top w:val="none" w:sz="0" w:space="0" w:color="000000"/>
-              <w:left w:val="none" w:sz="0" w:space="0" w:color="000000"/>
-              <w:right w:val="none" w:sz="0" w:space="0" w:color="000000"/>
-            </w:tcBorders>
-            <w:shd w:val="clear" w:color="auto" w:fill="FFFFFF"/>
-            <w:tcMar>
-              <w:top w:w="0" w:type="dxa"/>
-              <w:bottom w:w="0" w:type="dxa"/>
-              <w:left w:w="0" w:type="dxa"/>
-              <w:right w:w="0" w:type="dxa"/>
-            </w:tcMar>
-            <w:vAlign w:val="center"/>
-          </w:tcPr>
-          <w:p>
-            <w:pPr>
-              <w:pStyle w:val="Normal"/>
-              <w:jc w:val="left"/>
-              <w:pBdr>
-                <w:bottom w:val="none" w:sz="0" w:space="0" w:color="000000"/>
-                <w:top w:val="none" w:sz="0" w:space="0" w:color="000000"/>
-                <w:left w:val="none" w:sz="0" w:space="0" w:color="000000"/>
-                <w:right w:val="none" w:sz="0" w:space="0" w:color="000000"/>
-              </w:pBdr>
-              <w:spacing w:after="100" w:before="100" w:line="240"/>
-              <w:ind w:left="100" w:right="100" w:firstLine="0" w:firstLineChars="0"/>
-              <w:rPr>
-                <w:rFonts w:ascii="Times New Roman" w:hAnsi="Times New Roman" w:eastAsia="Times New Roman" w:cs="Times New Roman"/>
-                <w:i w:val="false"/>
-                <w:b w:val="false"/>
-                <w:u w:val="none"/>
-                <w:strike w:val="false"/>
-                <w:sz w:val="12"/>
-                <w:szCs w:val="12"/>
-                <w:color w:val="000000"/>
-              </w:rPr>
-            </w:pPr>
-            <w:r>
-              <w:rPr>
-                <w:rFonts w:ascii="Times New Roman" w:hAnsi="Times New Roman" w:eastAsia="Times New Roman" w:cs="Times New Roman"/>
-                <w:i w:val="false"/>
-                <w:b w:val="false"/>
-                <w:u w:val="none"/>
-                <w:strike w:val="false"/>
-                <w:sz w:val="12"/>
-                <w:szCs w:val="12"/>
-                <w:color w:val="000000"/>
-              </w:rPr>
-              <w:t xml:space="preserve">0.178</w:t>
-            </w:r>
-          </w:p>
-        </w:tc>
-        <w:tc>
-          <w:tcPr>
-            <w:tcBorders>
-              <w:bottom w:val="none" w:sz="0" w:space="0" w:color="000000"/>
-              <w:top w:val="none" w:sz="0" w:space="0" w:color="000000"/>
-              <w:left w:val="none" w:sz="0" w:space="0" w:color="000000"/>
-              <w:right w:val="none" w:sz="0" w:space="0" w:color="000000"/>
-            </w:tcBorders>
-            <w:shd w:val="clear" w:color="auto" w:fill="FFFFFF"/>
-            <w:tcMar>
-              <w:top w:w="0" w:type="dxa"/>
-              <w:bottom w:w="0" w:type="dxa"/>
-              <w:left w:w="0" w:type="dxa"/>
-              <w:right w:w="0" w:type="dxa"/>
-            </w:tcMar>
-            <w:vAlign w:val="center"/>
-          </w:tcPr>
-          <w:p>
-            <w:pPr>
-              <w:pStyle w:val="Normal"/>
-              <w:jc w:val="left"/>
-              <w:pBdr>
-                <w:bottom w:val="none" w:sz="0" w:space="0" w:color="000000"/>
-                <w:top w:val="none" w:sz="0" w:space="0" w:color="000000"/>
-                <w:left w:val="none" w:sz="0" w:space="0" w:color="000000"/>
-                <w:right w:val="none" w:sz="0" w:space="0" w:color="000000"/>
-              </w:pBdr>
-              <w:spacing w:after="100" w:before="100" w:line="240"/>
-              <w:ind w:left="100" w:right="100" w:firstLine="0" w:firstLineChars="0"/>
-              <w:rPr>
-                <w:rFonts w:ascii="Times New Roman" w:hAnsi="Times New Roman" w:eastAsia="Times New Roman" w:cs="Times New Roman"/>
-                <w:i w:val="false"/>
-                <w:b w:val="false"/>
-                <w:u w:val="none"/>
-                <w:strike w:val="false"/>
-                <w:sz w:val="12"/>
-                <w:szCs w:val="12"/>
-                <w:color w:val="000000"/>
-              </w:rPr>
-            </w:pPr>
-            <w:r>
-              <w:rPr>
-                <w:rFonts w:ascii="Times New Roman" w:hAnsi="Times New Roman" w:eastAsia="Times New Roman" w:cs="Times New Roman"/>
-                <w:i w:val="false"/>
-                <w:b w:val="false"/>
-                <w:u w:val="none"/>
-                <w:strike w:val="false"/>
-                <w:sz w:val="12"/>
-                <w:szCs w:val="12"/>
-                <w:color w:val="000000"/>
-              </w:rPr>
-              <w:t xml:space="preserve">0.71 (0.51–0.99)</w:t>
-            </w:r>
-          </w:p>
-        </w:tc>
-        <w:tc>
-          <w:tcPr>
-            <w:tcBorders>
-              <w:bottom w:val="none" w:sz="0" w:space="0" w:color="000000"/>
-              <w:top w:val="none" w:sz="0" w:space="0" w:color="000000"/>
-              <w:left w:val="none" w:sz="0" w:space="0" w:color="000000"/>
-              <w:right w:val="none" w:sz="0" w:space="0" w:color="000000"/>
-            </w:tcBorders>
-            <w:shd w:val="clear" w:color="auto" w:fill="FFFFFF"/>
-            <w:tcMar>
-              <w:top w:w="0" w:type="dxa"/>
-              <w:bottom w:w="0" w:type="dxa"/>
-              <w:left w:w="0" w:type="dxa"/>
-              <w:right w:w="0" w:type="dxa"/>
-            </w:tcMar>
-            <w:vAlign w:val="center"/>
-          </w:tcPr>
-          <w:p>
-            <w:pPr>
-              <w:pStyle w:val="Normal"/>
-              <w:jc w:val="left"/>
-              <w:pBdr>
-                <w:bottom w:val="none" w:sz="0" w:space="0" w:color="000000"/>
-                <w:top w:val="none" w:sz="0" w:space="0" w:color="000000"/>
-                <w:left w:val="none" w:sz="0" w:space="0" w:color="000000"/>
-                <w:right w:val="none" w:sz="0" w:space="0" w:color="000000"/>
-              </w:pBdr>
-              <w:spacing w:after="100" w:before="100" w:line="240"/>
-              <w:ind w:left="100" w:right="100" w:firstLine="0" w:firstLineChars="0"/>
-              <w:rPr>
-                <w:rFonts w:ascii="Times New Roman" w:hAnsi="Times New Roman" w:eastAsia="Times New Roman" w:cs="Times New Roman"/>
-                <w:i w:val="false"/>
-                <w:b w:val="false"/>
-                <w:u w:val="none"/>
-                <w:strike w:val="false"/>
-                <w:sz w:val="12"/>
-                <w:szCs w:val="12"/>
-                <w:color w:val="000000"/>
-              </w:rPr>
-            </w:pPr>
-            <w:r>
-              <w:rPr>
-                <w:rFonts w:ascii="Times New Roman" w:hAnsi="Times New Roman" w:eastAsia="Times New Roman" w:cs="Times New Roman"/>
-                <w:i w:val="false"/>
-                <w:b w:val="false"/>
-                <w:u w:val="none"/>
-                <w:strike w:val="false"/>
-                <w:sz w:val="12"/>
-                <w:szCs w:val="12"/>
-                <w:color w:val="000000"/>
-              </w:rPr>
-              <w:t xml:space="preserve">0.042</w:t>
-            </w:r>
-          </w:p>
-        </w:tc>
-        <w:tc>
-          <w:tcPr>
-            <w:tcBorders>
-              <w:bottom w:val="none" w:sz="0" w:space="0" w:color="000000"/>
-              <w:top w:val="none" w:sz="0" w:space="0" w:color="000000"/>
-              <w:left w:val="none" w:sz="0" w:space="0" w:color="000000"/>
-              <w:right w:val="none" w:sz="0" w:space="0" w:color="000000"/>
-            </w:tcBorders>
-            <w:shd w:val="clear" w:color="auto" w:fill="FFFFFF"/>
-            <w:tcMar>
-              <w:top w:w="0" w:type="dxa"/>
-              <w:bottom w:w="0" w:type="dxa"/>
-              <w:left w:w="0" w:type="dxa"/>
-              <w:right w:w="0" w:type="dxa"/>
-            </w:tcMar>
-            <w:vAlign w:val="center"/>
-          </w:tcPr>
-          <w:p>
-            <w:pPr>
-              <w:pStyle w:val="Normal"/>
-              <w:jc w:val="left"/>
-              <w:pBdr>
-                <w:bottom w:val="none" w:sz="0" w:space="0" w:color="000000"/>
-                <w:top w:val="none" w:sz="0" w:space="0" w:color="000000"/>
-                <w:left w:val="none" w:sz="0" w:space="0" w:color="000000"/>
-                <w:right w:val="none" w:sz="0" w:space="0" w:color="000000"/>
-              </w:pBdr>
-              <w:spacing w:after="100" w:before="100" w:line="240"/>
-              <w:ind w:left="100" w:right="100" w:firstLine="0" w:firstLineChars="0"/>
-              <w:rPr>
-                <w:rFonts w:ascii="Times New Roman" w:hAnsi="Times New Roman" w:eastAsia="Times New Roman" w:cs="Times New Roman"/>
-                <w:i w:val="false"/>
-                <w:b w:val="false"/>
-                <w:u w:val="none"/>
-                <w:strike w:val="false"/>
-                <w:sz w:val="12"/>
-                <w:szCs w:val="12"/>
-                <w:color w:val="000000"/>
-              </w:rPr>
-            </w:pPr>
-            <w:r>
-              <w:rPr>
-                <w:rFonts w:ascii="Times New Roman" w:hAnsi="Times New Roman" w:eastAsia="Times New Roman" w:cs="Times New Roman"/>
-                <w:i w:val="false"/>
-                <w:b w:val="false"/>
-                <w:u w:val="none"/>
-                <w:strike w:val="false"/>
-                <w:sz w:val="12"/>
-                <w:szCs w:val="12"/>
-                <w:color w:val="000000"/>
-              </w:rPr>
-              <w:t xml:space="preserve">0.379</w:t>
+              <w:t xml:space="preserve">1.36 (0.88–2.09)</w:t>
+            </w:r>
+          </w:p>
+        </w:tc>
+        <w:tc>
+          <w:tcPr>
+            <w:tcBorders>
+              <w:bottom w:val="none" w:sz="0" w:space="0" w:color="000000"/>
+              <w:top w:val="none" w:sz="0" w:space="0" w:color="000000"/>
+              <w:left w:val="none" w:sz="0" w:space="0" w:color="000000"/>
+              <w:right w:val="none" w:sz="0" w:space="0" w:color="000000"/>
+            </w:tcBorders>
+            <w:shd w:val="clear" w:color="auto" w:fill="FFFFFF"/>
+            <w:tcMar>
+              <w:top w:w="0" w:type="dxa"/>
+              <w:bottom w:w="0" w:type="dxa"/>
+              <w:left w:w="0" w:type="dxa"/>
+              <w:right w:w="0" w:type="dxa"/>
+            </w:tcMar>
+            <w:vAlign w:val="center"/>
+          </w:tcPr>
+          <w:p>
+            <w:pPr>
+              <w:pStyle w:val="Normal"/>
+              <w:jc w:val="left"/>
+              <w:pBdr>
+                <w:bottom w:val="none" w:sz="0" w:space="0" w:color="000000"/>
+                <w:top w:val="none" w:sz="0" w:space="0" w:color="000000"/>
+                <w:left w:val="none" w:sz="0" w:space="0" w:color="000000"/>
+                <w:right w:val="none" w:sz="0" w:space="0" w:color="000000"/>
+              </w:pBdr>
+              <w:spacing w:after="100" w:before="100" w:line="240"/>
+              <w:ind w:left="100" w:right="100" w:firstLine="0" w:firstLineChars="0"/>
+              <w:rPr>
+                <w:rFonts w:ascii="Times New Roman" w:hAnsi="Times New Roman" w:eastAsia="Times New Roman" w:cs="Times New Roman"/>
+                <w:i w:val="false"/>
+                <w:b w:val="false"/>
+                <w:u w:val="none"/>
+                <w:strike w:val="false"/>
+                <w:sz w:val="12"/>
+                <w:szCs w:val="12"/>
+                <w:color w:val="000000"/>
+              </w:rPr>
+            </w:pPr>
+            <w:r>
+              <w:rPr>
+                <w:rFonts w:ascii="Times New Roman" w:hAnsi="Times New Roman" w:eastAsia="Times New Roman" w:cs="Times New Roman"/>
+                <w:i w:val="false"/>
+                <w:b w:val="false"/>
+                <w:u w:val="none"/>
+                <w:strike w:val="false"/>
+                <w:sz w:val="12"/>
+                <w:szCs w:val="12"/>
+                <w:color w:val="000000"/>
+              </w:rPr>
+              <w:t xml:space="preserve">0.165</w:t>
+            </w:r>
+          </w:p>
+        </w:tc>
+        <w:tc>
+          <w:tcPr>
+            <w:tcBorders>
+              <w:bottom w:val="none" w:sz="0" w:space="0" w:color="000000"/>
+              <w:top w:val="none" w:sz="0" w:space="0" w:color="000000"/>
+              <w:left w:val="none" w:sz="0" w:space="0" w:color="000000"/>
+              <w:right w:val="none" w:sz="0" w:space="0" w:color="000000"/>
+            </w:tcBorders>
+            <w:shd w:val="clear" w:color="auto" w:fill="FFFFFF"/>
+            <w:tcMar>
+              <w:top w:w="0" w:type="dxa"/>
+              <w:bottom w:w="0" w:type="dxa"/>
+              <w:left w:w="0" w:type="dxa"/>
+              <w:right w:w="0" w:type="dxa"/>
+            </w:tcMar>
+            <w:vAlign w:val="center"/>
+          </w:tcPr>
+          <w:p>
+            <w:pPr>
+              <w:pStyle w:val="Normal"/>
+              <w:jc w:val="left"/>
+              <w:pBdr>
+                <w:bottom w:val="none" w:sz="0" w:space="0" w:color="000000"/>
+                <w:top w:val="none" w:sz="0" w:space="0" w:color="000000"/>
+                <w:left w:val="none" w:sz="0" w:space="0" w:color="000000"/>
+                <w:right w:val="none" w:sz="0" w:space="0" w:color="000000"/>
+              </w:pBdr>
+              <w:spacing w:after="100" w:before="100" w:line="240"/>
+              <w:ind w:left="100" w:right="100" w:firstLine="0" w:firstLineChars="0"/>
+              <w:rPr>
+                <w:rFonts w:ascii="Times New Roman" w:hAnsi="Times New Roman" w:eastAsia="Times New Roman" w:cs="Times New Roman"/>
+                <w:i w:val="false"/>
+                <w:b w:val="false"/>
+                <w:u w:val="none"/>
+                <w:strike w:val="false"/>
+                <w:sz w:val="12"/>
+                <w:szCs w:val="12"/>
+                <w:color w:val="000000"/>
+              </w:rPr>
+            </w:pPr>
+            <w:r>
+              <w:rPr>
+                <w:rFonts w:ascii="Times New Roman" w:hAnsi="Times New Roman" w:eastAsia="Times New Roman" w:cs="Times New Roman"/>
+                <w:i w:val="false"/>
+                <w:b w:val="false"/>
+                <w:u w:val="none"/>
+                <w:strike w:val="false"/>
+                <w:sz w:val="12"/>
+                <w:szCs w:val="12"/>
+                <w:color w:val="000000"/>
+              </w:rPr>
+              <w:t xml:space="preserve">0.309</w:t>
+            </w:r>
+          </w:p>
+        </w:tc>
+        <w:tc>
+          <w:tcPr>
+            <w:tcBorders>
+              <w:bottom w:val="none" w:sz="0" w:space="0" w:color="000000"/>
+              <w:top w:val="none" w:sz="0" w:space="0" w:color="000000"/>
+              <w:left w:val="none" w:sz="0" w:space="0" w:color="000000"/>
+              <w:right w:val="none" w:sz="0" w:space="0" w:color="000000"/>
+            </w:tcBorders>
+            <w:shd w:val="clear" w:color="auto" w:fill="FFFFFF"/>
+            <w:tcMar>
+              <w:top w:w="0" w:type="dxa"/>
+              <w:bottom w:w="0" w:type="dxa"/>
+              <w:left w:w="0" w:type="dxa"/>
+              <w:right w:w="0" w:type="dxa"/>
+            </w:tcMar>
+            <w:vAlign w:val="center"/>
+          </w:tcPr>
+          <w:p>
+            <w:pPr>
+              <w:pStyle w:val="Normal"/>
+              <w:jc w:val="left"/>
+              <w:pBdr>
+                <w:bottom w:val="none" w:sz="0" w:space="0" w:color="000000"/>
+                <w:top w:val="none" w:sz="0" w:space="0" w:color="000000"/>
+                <w:left w:val="none" w:sz="0" w:space="0" w:color="000000"/>
+                <w:right w:val="none" w:sz="0" w:space="0" w:color="000000"/>
+              </w:pBdr>
+              <w:spacing w:after="100" w:before="100" w:line="240"/>
+              <w:ind w:left="100" w:right="100" w:firstLine="0" w:firstLineChars="0"/>
+              <w:rPr>
+                <w:rFonts w:ascii="Times New Roman" w:hAnsi="Times New Roman" w:eastAsia="Times New Roman" w:cs="Times New Roman"/>
+                <w:i w:val="false"/>
+                <w:b w:val="false"/>
+                <w:u w:val="none"/>
+                <w:strike w:val="false"/>
+                <w:sz w:val="12"/>
+                <w:szCs w:val="12"/>
+                <w:color w:val="000000"/>
+              </w:rPr>
+            </w:pPr>
+            <w:r>
+              <w:rPr>
+                <w:rFonts w:ascii="Times New Roman" w:hAnsi="Times New Roman" w:eastAsia="Times New Roman" w:cs="Times New Roman"/>
+                <w:i w:val="false"/>
+                <w:b w:val="false"/>
+                <w:u w:val="none"/>
+                <w:strike w:val="false"/>
+                <w:sz w:val="12"/>
+                <w:szCs w:val="12"/>
+                <w:color w:val="000000"/>
+              </w:rPr>
+              <w:t xml:space="preserve">1.13 (0.59–2.16)</w:t>
+            </w:r>
+          </w:p>
+        </w:tc>
+        <w:tc>
+          <w:tcPr>
+            <w:tcBorders>
+              <w:bottom w:val="none" w:sz="0" w:space="0" w:color="000000"/>
+              <w:top w:val="none" w:sz="0" w:space="0" w:color="000000"/>
+              <w:left w:val="none" w:sz="0" w:space="0" w:color="000000"/>
+              <w:right w:val="none" w:sz="0" w:space="0" w:color="000000"/>
+            </w:tcBorders>
+            <w:shd w:val="clear" w:color="auto" w:fill="FFFFFF"/>
+            <w:tcMar>
+              <w:top w:w="0" w:type="dxa"/>
+              <w:bottom w:w="0" w:type="dxa"/>
+              <w:left w:w="0" w:type="dxa"/>
+              <w:right w:w="0" w:type="dxa"/>
+            </w:tcMar>
+            <w:vAlign w:val="center"/>
+          </w:tcPr>
+          <w:p>
+            <w:pPr>
+              <w:pStyle w:val="Normal"/>
+              <w:jc w:val="left"/>
+              <w:pBdr>
+                <w:bottom w:val="none" w:sz="0" w:space="0" w:color="000000"/>
+                <w:top w:val="none" w:sz="0" w:space="0" w:color="000000"/>
+                <w:left w:val="none" w:sz="0" w:space="0" w:color="000000"/>
+                <w:right w:val="none" w:sz="0" w:space="0" w:color="000000"/>
+              </w:pBdr>
+              <w:spacing w:after="100" w:before="100" w:line="240"/>
+              <w:ind w:left="100" w:right="100" w:firstLine="0" w:firstLineChars="0"/>
+              <w:rPr>
+                <w:rFonts w:ascii="Times New Roman" w:hAnsi="Times New Roman" w:eastAsia="Times New Roman" w:cs="Times New Roman"/>
+                <w:i w:val="false"/>
+                <w:b w:val="false"/>
+                <w:u w:val="none"/>
+                <w:strike w:val="false"/>
+                <w:sz w:val="12"/>
+                <w:szCs w:val="12"/>
+                <w:color w:val="000000"/>
+              </w:rPr>
+            </w:pPr>
+            <w:r>
+              <w:rPr>
+                <w:rFonts w:ascii="Times New Roman" w:hAnsi="Times New Roman" w:eastAsia="Times New Roman" w:cs="Times New Roman"/>
+                <w:i w:val="false"/>
+                <w:b w:val="false"/>
+                <w:u w:val="none"/>
+                <w:strike w:val="false"/>
+                <w:sz w:val="12"/>
+                <w:szCs w:val="12"/>
+                <w:color w:val="000000"/>
+              </w:rPr>
+              <w:t xml:space="preserve">0.711</w:t>
+            </w:r>
+          </w:p>
+        </w:tc>
+        <w:tc>
+          <w:tcPr>
+            <w:tcBorders>
+              <w:bottom w:val="none" w:sz="0" w:space="0" w:color="000000"/>
+              <w:top w:val="none" w:sz="0" w:space="0" w:color="000000"/>
+              <w:left w:val="none" w:sz="0" w:space="0" w:color="000000"/>
+              <w:right w:val="none" w:sz="0" w:space="0" w:color="000000"/>
+            </w:tcBorders>
+            <w:shd w:val="clear" w:color="auto" w:fill="FFFFFF"/>
+            <w:tcMar>
+              <w:top w:w="0" w:type="dxa"/>
+              <w:bottom w:w="0" w:type="dxa"/>
+              <w:left w:w="0" w:type="dxa"/>
+              <w:right w:w="0" w:type="dxa"/>
+            </w:tcMar>
+            <w:vAlign w:val="center"/>
+          </w:tcPr>
+          <w:p>
+            <w:pPr>
+              <w:pStyle w:val="Normal"/>
+              <w:jc w:val="left"/>
+              <w:pBdr>
+                <w:bottom w:val="none" w:sz="0" w:space="0" w:color="000000"/>
+                <w:top w:val="none" w:sz="0" w:space="0" w:color="000000"/>
+                <w:left w:val="none" w:sz="0" w:space="0" w:color="000000"/>
+                <w:right w:val="none" w:sz="0" w:space="0" w:color="000000"/>
+              </w:pBdr>
+              <w:spacing w:after="100" w:before="100" w:line="240"/>
+              <w:ind w:left="100" w:right="100" w:firstLine="0" w:firstLineChars="0"/>
+              <w:rPr>
+                <w:rFonts w:ascii="Times New Roman" w:hAnsi="Times New Roman" w:eastAsia="Times New Roman" w:cs="Times New Roman"/>
+                <w:i w:val="false"/>
+                <w:b w:val="false"/>
+                <w:u w:val="none"/>
+                <w:strike w:val="false"/>
+                <w:sz w:val="12"/>
+                <w:szCs w:val="12"/>
+                <w:color w:val="000000"/>
+              </w:rPr>
+            </w:pPr>
+            <w:r>
+              <w:rPr>
+                <w:rFonts w:ascii="Times New Roman" w:hAnsi="Times New Roman" w:eastAsia="Times New Roman" w:cs="Times New Roman"/>
+                <w:i w:val="false"/>
+                <w:b w:val="false"/>
+                <w:u w:val="none"/>
+                <w:strike w:val="false"/>
+                <w:sz w:val="12"/>
+                <w:szCs w:val="12"/>
+                <w:color w:val="000000"/>
+              </w:rPr>
+              <w:t xml:space="preserve">0.783</w:t>
             </w:r>
           </w:p>
         </w:tc>
@@ -17389,447 +17389,447 @@
                 <w:szCs w:val="12"/>
                 <w:color w:val="000000"/>
               </w:rPr>
-              <w:t xml:space="preserve">0.66 (0.46–0.93)</w:t>
-            </w:r>
-          </w:p>
-        </w:tc>
-        <w:tc>
-          <w:tcPr>
-            <w:tcBorders>
-              <w:bottom w:val="none" w:sz="0" w:space="0" w:color="000000"/>
-              <w:top w:val="none" w:sz="0" w:space="0" w:color="000000"/>
-              <w:left w:val="none" w:sz="0" w:space="0" w:color="000000"/>
-              <w:right w:val="none" w:sz="0" w:space="0" w:color="000000"/>
-            </w:tcBorders>
-            <w:shd w:val="clear" w:color="auto" w:fill="FFFFFF"/>
-            <w:tcMar>
-              <w:top w:w="0" w:type="dxa"/>
-              <w:bottom w:w="0" w:type="dxa"/>
-              <w:left w:w="0" w:type="dxa"/>
-              <w:right w:w="0" w:type="dxa"/>
-            </w:tcMar>
-            <w:vAlign w:val="center"/>
-          </w:tcPr>
-          <w:p>
-            <w:pPr>
-              <w:pStyle w:val="Normal"/>
-              <w:jc w:val="left"/>
-              <w:pBdr>
-                <w:bottom w:val="none" w:sz="0" w:space="0" w:color="000000"/>
-                <w:top w:val="none" w:sz="0" w:space="0" w:color="000000"/>
-                <w:left w:val="none" w:sz="0" w:space="0" w:color="000000"/>
-                <w:right w:val="none" w:sz="0" w:space="0" w:color="000000"/>
-              </w:pBdr>
-              <w:spacing w:after="100" w:before="100" w:line="240"/>
-              <w:ind w:left="100" w:right="100" w:firstLine="0" w:firstLineChars="0"/>
-              <w:rPr>
-                <w:rFonts w:ascii="Times New Roman" w:hAnsi="Times New Roman" w:eastAsia="Times New Roman" w:cs="Times New Roman"/>
-                <w:i w:val="false"/>
-                <w:b w:val="false"/>
-                <w:u w:val="none"/>
-                <w:strike w:val="false"/>
-                <w:sz w:val="12"/>
-                <w:szCs w:val="12"/>
-                <w:color w:val="000000"/>
-              </w:rPr>
-            </w:pPr>
-            <w:r>
-              <w:rPr>
-                <w:rFonts w:ascii="Times New Roman" w:hAnsi="Times New Roman" w:eastAsia="Times New Roman" w:cs="Times New Roman"/>
-                <w:i w:val="false"/>
-                <w:b w:val="false"/>
-                <w:u w:val="none"/>
-                <w:strike w:val="false"/>
-                <w:sz w:val="12"/>
-                <w:szCs w:val="12"/>
-                <w:color w:val="000000"/>
-              </w:rPr>
-              <w:t xml:space="preserve">0.019</w:t>
-            </w:r>
-          </w:p>
-        </w:tc>
-        <w:tc>
-          <w:tcPr>
-            <w:tcBorders>
-              <w:bottom w:val="none" w:sz="0" w:space="0" w:color="000000"/>
-              <w:top w:val="none" w:sz="0" w:space="0" w:color="000000"/>
-              <w:left w:val="none" w:sz="0" w:space="0" w:color="000000"/>
-              <w:right w:val="none" w:sz="0" w:space="0" w:color="000000"/>
-            </w:tcBorders>
-            <w:shd w:val="clear" w:color="auto" w:fill="FFFFFF"/>
-            <w:tcMar>
-              <w:top w:w="0" w:type="dxa"/>
-              <w:bottom w:w="0" w:type="dxa"/>
-              <w:left w:w="0" w:type="dxa"/>
-              <w:right w:w="0" w:type="dxa"/>
-            </w:tcMar>
-            <w:vAlign w:val="center"/>
-          </w:tcPr>
-          <w:p>
-            <w:pPr>
-              <w:pStyle w:val="Normal"/>
-              <w:jc w:val="left"/>
-              <w:pBdr>
-                <w:bottom w:val="none" w:sz="0" w:space="0" w:color="000000"/>
-                <w:top w:val="none" w:sz="0" w:space="0" w:color="000000"/>
-                <w:left w:val="none" w:sz="0" w:space="0" w:color="000000"/>
-                <w:right w:val="none" w:sz="0" w:space="0" w:color="000000"/>
-              </w:pBdr>
-              <w:spacing w:after="100" w:before="100" w:line="240"/>
-              <w:ind w:left="100" w:right="100" w:firstLine="0" w:firstLineChars="0"/>
-              <w:rPr>
-                <w:rFonts w:ascii="Times New Roman" w:hAnsi="Times New Roman" w:eastAsia="Times New Roman" w:cs="Times New Roman"/>
-                <w:i w:val="false"/>
-                <w:b w:val="false"/>
-                <w:u w:val="none"/>
-                <w:strike w:val="false"/>
-                <w:sz w:val="12"/>
-                <w:szCs w:val="12"/>
-                <w:color w:val="000000"/>
-              </w:rPr>
-            </w:pPr>
-            <w:r>
-              <w:rPr>
-                <w:rFonts w:ascii="Times New Roman" w:hAnsi="Times New Roman" w:eastAsia="Times New Roman" w:cs="Times New Roman"/>
-                <w:i w:val="false"/>
-                <w:b w:val="false"/>
-                <w:u w:val="none"/>
-                <w:strike w:val="false"/>
-                <w:sz w:val="12"/>
-                <w:szCs w:val="12"/>
-                <w:color w:val="000000"/>
-              </w:rPr>
-              <w:t xml:space="preserve">0.004</w:t>
-            </w:r>
-          </w:p>
-        </w:tc>
-        <w:tc>
-          <w:tcPr>
-            <w:tcBorders>
-              <w:bottom w:val="none" w:sz="0" w:space="0" w:color="000000"/>
-              <w:top w:val="none" w:sz="0" w:space="0" w:color="000000"/>
-              <w:left w:val="none" w:sz="0" w:space="0" w:color="000000"/>
-              <w:right w:val="none" w:sz="0" w:space="0" w:color="000000"/>
-            </w:tcBorders>
-            <w:shd w:val="clear" w:color="auto" w:fill="FFFFFF"/>
-            <w:tcMar>
-              <w:top w:w="0" w:type="dxa"/>
-              <w:bottom w:w="0" w:type="dxa"/>
-              <w:left w:w="0" w:type="dxa"/>
-              <w:right w:w="0" w:type="dxa"/>
-            </w:tcMar>
-            <w:vAlign w:val="center"/>
-          </w:tcPr>
-          <w:p>
-            <w:pPr>
-              <w:pStyle w:val="Normal"/>
-              <w:jc w:val="left"/>
-              <w:pBdr>
-                <w:bottom w:val="none" w:sz="0" w:space="0" w:color="000000"/>
-                <w:top w:val="none" w:sz="0" w:space="0" w:color="000000"/>
-                <w:left w:val="none" w:sz="0" w:space="0" w:color="000000"/>
-                <w:right w:val="none" w:sz="0" w:space="0" w:color="000000"/>
-              </w:pBdr>
-              <w:spacing w:after="100" w:before="100" w:line="240"/>
-              <w:ind w:left="100" w:right="100" w:firstLine="0" w:firstLineChars="0"/>
-              <w:rPr>
-                <w:rFonts w:ascii="Times New Roman" w:hAnsi="Times New Roman" w:eastAsia="Times New Roman" w:cs="Times New Roman"/>
-                <w:i w:val="false"/>
-                <w:b w:val="false"/>
-                <w:u w:val="none"/>
-                <w:strike w:val="false"/>
-                <w:sz w:val="12"/>
-                <w:szCs w:val="12"/>
-                <w:color w:val="000000"/>
-              </w:rPr>
-            </w:pPr>
-            <w:r>
-              <w:rPr>
-                <w:rFonts w:ascii="Times New Roman" w:hAnsi="Times New Roman" w:eastAsia="Times New Roman" w:cs="Times New Roman"/>
-                <w:i w:val="false"/>
-                <w:b w:val="false"/>
-                <w:u w:val="none"/>
-                <w:strike w:val="false"/>
-                <w:sz w:val="12"/>
-                <w:szCs w:val="12"/>
-                <w:color w:val="000000"/>
-              </w:rPr>
-              <w:t xml:space="preserve">0.59 (0.39–0.89)</w:t>
-            </w:r>
-          </w:p>
-        </w:tc>
-        <w:tc>
-          <w:tcPr>
-            <w:tcBorders>
-              <w:bottom w:val="none" w:sz="0" w:space="0" w:color="000000"/>
-              <w:top w:val="none" w:sz="0" w:space="0" w:color="000000"/>
-              <w:left w:val="none" w:sz="0" w:space="0" w:color="000000"/>
-              <w:right w:val="none" w:sz="0" w:space="0" w:color="000000"/>
-            </w:tcBorders>
-            <w:shd w:val="clear" w:color="auto" w:fill="FFFFFF"/>
-            <w:tcMar>
-              <w:top w:w="0" w:type="dxa"/>
-              <w:bottom w:w="0" w:type="dxa"/>
-              <w:left w:w="0" w:type="dxa"/>
-              <w:right w:w="0" w:type="dxa"/>
-            </w:tcMar>
-            <w:vAlign w:val="center"/>
-          </w:tcPr>
-          <w:p>
-            <w:pPr>
-              <w:pStyle w:val="Normal"/>
-              <w:jc w:val="left"/>
-              <w:pBdr>
-                <w:bottom w:val="none" w:sz="0" w:space="0" w:color="000000"/>
-                <w:top w:val="none" w:sz="0" w:space="0" w:color="000000"/>
-                <w:left w:val="none" w:sz="0" w:space="0" w:color="000000"/>
-                <w:right w:val="none" w:sz="0" w:space="0" w:color="000000"/>
-              </w:pBdr>
-              <w:spacing w:after="100" w:before="100" w:line="240"/>
-              <w:ind w:left="100" w:right="100" w:firstLine="0" w:firstLineChars="0"/>
-              <w:rPr>
-                <w:rFonts w:ascii="Times New Roman" w:hAnsi="Times New Roman" w:eastAsia="Times New Roman" w:cs="Times New Roman"/>
-                <w:i w:val="false"/>
-                <w:b w:val="false"/>
-                <w:u w:val="none"/>
-                <w:strike w:val="false"/>
-                <w:sz w:val="12"/>
-                <w:szCs w:val="12"/>
-                <w:color w:val="000000"/>
-              </w:rPr>
-            </w:pPr>
-            <w:r>
-              <w:rPr>
-                <w:rFonts w:ascii="Times New Roman" w:hAnsi="Times New Roman" w:eastAsia="Times New Roman" w:cs="Times New Roman"/>
-                <w:i w:val="false"/>
-                <w:b w:val="false"/>
-                <w:u w:val="none"/>
-                <w:strike w:val="false"/>
-                <w:sz w:val="12"/>
-                <w:szCs w:val="12"/>
-                <w:color w:val="000000"/>
-              </w:rPr>
-              <w:t xml:space="preserve">0.012</w:t>
-            </w:r>
-          </w:p>
-        </w:tc>
-        <w:tc>
-          <w:tcPr>
-            <w:tcBorders>
-              <w:bottom w:val="none" w:sz="0" w:space="0" w:color="000000"/>
-              <w:top w:val="none" w:sz="0" w:space="0" w:color="000000"/>
-              <w:left w:val="none" w:sz="0" w:space="0" w:color="000000"/>
-              <w:right w:val="none" w:sz="0" w:space="0" w:color="000000"/>
-            </w:tcBorders>
-            <w:shd w:val="clear" w:color="auto" w:fill="FFFFFF"/>
-            <w:tcMar>
-              <w:top w:w="0" w:type="dxa"/>
-              <w:bottom w:w="0" w:type="dxa"/>
-              <w:left w:w="0" w:type="dxa"/>
-              <w:right w:w="0" w:type="dxa"/>
-            </w:tcMar>
-            <w:vAlign w:val="center"/>
-          </w:tcPr>
-          <w:p>
-            <w:pPr>
-              <w:pStyle w:val="Normal"/>
-              <w:jc w:val="left"/>
-              <w:pBdr>
-                <w:bottom w:val="none" w:sz="0" w:space="0" w:color="000000"/>
-                <w:top w:val="none" w:sz="0" w:space="0" w:color="000000"/>
-                <w:left w:val="none" w:sz="0" w:space="0" w:color="000000"/>
-                <w:right w:val="none" w:sz="0" w:space="0" w:color="000000"/>
-              </w:pBdr>
-              <w:spacing w:after="100" w:before="100" w:line="240"/>
-              <w:ind w:left="100" w:right="100" w:firstLine="0" w:firstLineChars="0"/>
-              <w:rPr>
-                <w:rFonts w:ascii="Times New Roman" w:hAnsi="Times New Roman" w:eastAsia="Times New Roman" w:cs="Times New Roman"/>
-                <w:i w:val="false"/>
-                <w:b w:val="false"/>
-                <w:u w:val="none"/>
-                <w:strike w:val="false"/>
-                <w:sz w:val="12"/>
-                <w:szCs w:val="12"/>
-                <w:color w:val="000000"/>
-              </w:rPr>
-            </w:pPr>
-            <w:r>
-              <w:rPr>
-                <w:rFonts w:ascii="Times New Roman" w:hAnsi="Times New Roman" w:eastAsia="Times New Roman" w:cs="Times New Roman"/>
-                <w:i w:val="false"/>
-                <w:b w:val="false"/>
-                <w:u w:val="none"/>
-                <w:strike w:val="false"/>
-                <w:sz w:val="12"/>
-                <w:szCs w:val="12"/>
-                <w:color w:val="000000"/>
-              </w:rPr>
-              <w:t xml:space="preserve">1.02 (0.57–1.83)</w:t>
-            </w:r>
-          </w:p>
-        </w:tc>
-        <w:tc>
-          <w:tcPr>
-            <w:tcBorders>
-              <w:bottom w:val="none" w:sz="0" w:space="0" w:color="000000"/>
-              <w:top w:val="none" w:sz="0" w:space="0" w:color="000000"/>
-              <w:left w:val="none" w:sz="0" w:space="0" w:color="000000"/>
-              <w:right w:val="none" w:sz="0" w:space="0" w:color="000000"/>
-            </w:tcBorders>
-            <w:shd w:val="clear" w:color="auto" w:fill="FFFFFF"/>
-            <w:tcMar>
-              <w:top w:w="0" w:type="dxa"/>
-              <w:bottom w:w="0" w:type="dxa"/>
-              <w:left w:w="0" w:type="dxa"/>
-              <w:right w:w="0" w:type="dxa"/>
-            </w:tcMar>
-            <w:vAlign w:val="center"/>
-          </w:tcPr>
-          <w:p>
-            <w:pPr>
-              <w:pStyle w:val="Normal"/>
-              <w:jc w:val="left"/>
-              <w:pBdr>
-                <w:bottom w:val="none" w:sz="0" w:space="0" w:color="000000"/>
-                <w:top w:val="none" w:sz="0" w:space="0" w:color="000000"/>
-                <w:left w:val="none" w:sz="0" w:space="0" w:color="000000"/>
-                <w:right w:val="none" w:sz="0" w:space="0" w:color="000000"/>
-              </w:pBdr>
-              <w:spacing w:after="100" w:before="100" w:line="240"/>
-              <w:ind w:left="100" w:right="100" w:firstLine="0" w:firstLineChars="0"/>
-              <w:rPr>
-                <w:rFonts w:ascii="Times New Roman" w:hAnsi="Times New Roman" w:eastAsia="Times New Roman" w:cs="Times New Roman"/>
-                <w:i w:val="false"/>
-                <w:b w:val="false"/>
-                <w:u w:val="none"/>
-                <w:strike w:val="false"/>
-                <w:sz w:val="12"/>
-                <w:szCs w:val="12"/>
-                <w:color w:val="000000"/>
-              </w:rPr>
-            </w:pPr>
-            <w:r>
-              <w:rPr>
-                <w:rFonts w:ascii="Times New Roman" w:hAnsi="Times New Roman" w:eastAsia="Times New Roman" w:cs="Times New Roman"/>
-                <w:i w:val="false"/>
-                <w:b w:val="false"/>
-                <w:u w:val="none"/>
-                <w:strike w:val="false"/>
-                <w:sz w:val="12"/>
-                <w:szCs w:val="12"/>
-                <w:color w:val="000000"/>
-              </w:rPr>
-              <w:t xml:space="preserve">0.947</w:t>
-            </w:r>
-          </w:p>
-        </w:tc>
-        <w:tc>
-          <w:tcPr>
-            <w:tcBorders>
-              <w:bottom w:val="none" w:sz="0" w:space="0" w:color="000000"/>
-              <w:top w:val="none" w:sz="0" w:space="0" w:color="000000"/>
-              <w:left w:val="none" w:sz="0" w:space="0" w:color="000000"/>
-              <w:right w:val="none" w:sz="0" w:space="0" w:color="000000"/>
-            </w:tcBorders>
-            <w:shd w:val="clear" w:color="auto" w:fill="FFFFFF"/>
-            <w:tcMar>
-              <w:top w:w="0" w:type="dxa"/>
-              <w:bottom w:w="0" w:type="dxa"/>
-              <w:left w:w="0" w:type="dxa"/>
-              <w:right w:w="0" w:type="dxa"/>
-            </w:tcMar>
-            <w:vAlign w:val="center"/>
-          </w:tcPr>
-          <w:p>
-            <w:pPr>
-              <w:pStyle w:val="Normal"/>
-              <w:jc w:val="left"/>
-              <w:pBdr>
-                <w:bottom w:val="none" w:sz="0" w:space="0" w:color="000000"/>
-                <w:top w:val="none" w:sz="0" w:space="0" w:color="000000"/>
-                <w:left w:val="none" w:sz="0" w:space="0" w:color="000000"/>
-                <w:right w:val="none" w:sz="0" w:space="0" w:color="000000"/>
-              </w:pBdr>
-              <w:spacing w:after="100" w:before="100" w:line="240"/>
-              <w:ind w:left="100" w:right="100" w:firstLine="0" w:firstLineChars="0"/>
-              <w:rPr>
-                <w:rFonts w:ascii="Times New Roman" w:hAnsi="Times New Roman" w:eastAsia="Times New Roman" w:cs="Times New Roman"/>
-                <w:i w:val="false"/>
-                <w:b w:val="false"/>
-                <w:u w:val="none"/>
-                <w:strike w:val="false"/>
-                <w:sz w:val="12"/>
-                <w:szCs w:val="12"/>
-                <w:color w:val="000000"/>
-              </w:rPr>
-            </w:pPr>
-            <w:r>
-              <w:rPr>
-                <w:rFonts w:ascii="Times New Roman" w:hAnsi="Times New Roman" w:eastAsia="Times New Roman" w:cs="Times New Roman"/>
-                <w:i w:val="false"/>
-                <w:b w:val="false"/>
-                <w:u w:val="none"/>
-                <w:strike w:val="false"/>
-                <w:sz w:val="12"/>
-                <w:szCs w:val="12"/>
-                <w:color w:val="000000"/>
-              </w:rPr>
-              <w:t xml:space="preserve">9.16 (2.22, 16.09)</w:t>
-            </w:r>
-          </w:p>
-        </w:tc>
-        <w:tc>
-          <w:tcPr>
-            <w:tcBorders>
-              <w:bottom w:val="none" w:sz="0" w:space="0" w:color="000000"/>
-              <w:top w:val="none" w:sz="0" w:space="0" w:color="000000"/>
-              <w:left w:val="none" w:sz="0" w:space="0" w:color="000000"/>
-              <w:right w:val="none" w:sz="0" w:space="0" w:color="000000"/>
-            </w:tcBorders>
-            <w:shd w:val="clear" w:color="auto" w:fill="FFFFFF"/>
-            <w:tcMar>
-              <w:top w:w="0" w:type="dxa"/>
-              <w:bottom w:w="0" w:type="dxa"/>
-              <w:left w:w="0" w:type="dxa"/>
-              <w:right w:w="0" w:type="dxa"/>
-            </w:tcMar>
-            <w:vAlign w:val="center"/>
-          </w:tcPr>
-          <w:p>
-            <w:pPr>
-              <w:pStyle w:val="Normal"/>
-              <w:jc w:val="left"/>
-              <w:pBdr>
-                <w:bottom w:val="none" w:sz="0" w:space="0" w:color="000000"/>
-                <w:top w:val="none" w:sz="0" w:space="0" w:color="000000"/>
-                <w:left w:val="none" w:sz="0" w:space="0" w:color="000000"/>
-                <w:right w:val="none" w:sz="0" w:space="0" w:color="000000"/>
-              </w:pBdr>
-              <w:spacing w:after="100" w:before="100" w:line="240"/>
-              <w:ind w:left="100" w:right="100" w:firstLine="0" w:firstLineChars="0"/>
-              <w:rPr>
-                <w:rFonts w:ascii="Times New Roman" w:hAnsi="Times New Roman" w:eastAsia="Times New Roman" w:cs="Times New Roman"/>
-                <w:i w:val="false"/>
-                <w:b w:val="false"/>
-                <w:u w:val="none"/>
-                <w:strike w:val="false"/>
-                <w:sz w:val="12"/>
-                <w:szCs w:val="12"/>
-                <w:color w:val="000000"/>
-              </w:rPr>
-            </w:pPr>
-            <w:r>
-              <w:rPr>
-                <w:rFonts w:ascii="Times New Roman" w:hAnsi="Times New Roman" w:eastAsia="Times New Roman" w:cs="Times New Roman"/>
-                <w:i w:val="false"/>
-                <w:b w:val="false"/>
-                <w:u w:val="none"/>
-                <w:strike w:val="false"/>
-                <w:sz w:val="12"/>
-                <w:szCs w:val="12"/>
-                <w:color w:val="000000"/>
-              </w:rPr>
-              <w:t xml:space="preserve">0.010</w:t>
+              <w:t xml:space="preserve">1.07 (0.54–2.13)</w:t>
+            </w:r>
+          </w:p>
+        </w:tc>
+        <w:tc>
+          <w:tcPr>
+            <w:tcBorders>
+              <w:bottom w:val="none" w:sz="0" w:space="0" w:color="000000"/>
+              <w:top w:val="none" w:sz="0" w:space="0" w:color="000000"/>
+              <w:left w:val="none" w:sz="0" w:space="0" w:color="000000"/>
+              <w:right w:val="none" w:sz="0" w:space="0" w:color="000000"/>
+            </w:tcBorders>
+            <w:shd w:val="clear" w:color="auto" w:fill="FFFFFF"/>
+            <w:tcMar>
+              <w:top w:w="0" w:type="dxa"/>
+              <w:bottom w:w="0" w:type="dxa"/>
+              <w:left w:w="0" w:type="dxa"/>
+              <w:right w:w="0" w:type="dxa"/>
+            </w:tcMar>
+            <w:vAlign w:val="center"/>
+          </w:tcPr>
+          <w:p>
+            <w:pPr>
+              <w:pStyle w:val="Normal"/>
+              <w:jc w:val="left"/>
+              <w:pBdr>
+                <w:bottom w:val="none" w:sz="0" w:space="0" w:color="000000"/>
+                <w:top w:val="none" w:sz="0" w:space="0" w:color="000000"/>
+                <w:left w:val="none" w:sz="0" w:space="0" w:color="000000"/>
+                <w:right w:val="none" w:sz="0" w:space="0" w:color="000000"/>
+              </w:pBdr>
+              <w:spacing w:after="100" w:before="100" w:line="240"/>
+              <w:ind w:left="100" w:right="100" w:firstLine="0" w:firstLineChars="0"/>
+              <w:rPr>
+                <w:rFonts w:ascii="Times New Roman" w:hAnsi="Times New Roman" w:eastAsia="Times New Roman" w:cs="Times New Roman"/>
+                <w:i w:val="false"/>
+                <w:b w:val="false"/>
+                <w:u w:val="none"/>
+                <w:strike w:val="false"/>
+                <w:sz w:val="12"/>
+                <w:szCs w:val="12"/>
+                <w:color w:val="000000"/>
+              </w:rPr>
+            </w:pPr>
+            <w:r>
+              <w:rPr>
+                <w:rFonts w:ascii="Times New Roman" w:hAnsi="Times New Roman" w:eastAsia="Times New Roman" w:cs="Times New Roman"/>
+                <w:i w:val="false"/>
+                <w:b w:val="false"/>
+                <w:u w:val="none"/>
+                <w:strike w:val="false"/>
+                <w:sz w:val="12"/>
+                <w:szCs w:val="12"/>
+                <w:color w:val="000000"/>
+              </w:rPr>
+              <w:t xml:space="preserve">0.842</w:t>
+            </w:r>
+          </w:p>
+        </w:tc>
+        <w:tc>
+          <w:tcPr>
+            <w:tcBorders>
+              <w:bottom w:val="none" w:sz="0" w:space="0" w:color="000000"/>
+              <w:top w:val="none" w:sz="0" w:space="0" w:color="000000"/>
+              <w:left w:val="none" w:sz="0" w:space="0" w:color="000000"/>
+              <w:right w:val="none" w:sz="0" w:space="0" w:color="000000"/>
+            </w:tcBorders>
+            <w:shd w:val="clear" w:color="auto" w:fill="FFFFFF"/>
+            <w:tcMar>
+              <w:top w:w="0" w:type="dxa"/>
+              <w:bottom w:w="0" w:type="dxa"/>
+              <w:left w:w="0" w:type="dxa"/>
+              <w:right w:w="0" w:type="dxa"/>
+            </w:tcMar>
+            <w:vAlign w:val="center"/>
+          </w:tcPr>
+          <w:p>
+            <w:pPr>
+              <w:pStyle w:val="Normal"/>
+              <w:jc w:val="left"/>
+              <w:pBdr>
+                <w:bottom w:val="none" w:sz="0" w:space="0" w:color="000000"/>
+                <w:top w:val="none" w:sz="0" w:space="0" w:color="000000"/>
+                <w:left w:val="none" w:sz="0" w:space="0" w:color="000000"/>
+                <w:right w:val="none" w:sz="0" w:space="0" w:color="000000"/>
+              </w:pBdr>
+              <w:spacing w:after="100" w:before="100" w:line="240"/>
+              <w:ind w:left="100" w:right="100" w:firstLine="0" w:firstLineChars="0"/>
+              <w:rPr>
+                <w:rFonts w:ascii="Times New Roman" w:hAnsi="Times New Roman" w:eastAsia="Times New Roman" w:cs="Times New Roman"/>
+                <w:i w:val="false"/>
+                <w:b w:val="false"/>
+                <w:u w:val="none"/>
+                <w:strike w:val="false"/>
+                <w:sz w:val="12"/>
+                <w:szCs w:val="12"/>
+                <w:color w:val="000000"/>
+              </w:rPr>
+            </w:pPr>
+            <w:r>
+              <w:rPr>
+                <w:rFonts w:ascii="Times New Roman" w:hAnsi="Times New Roman" w:eastAsia="Times New Roman" w:cs="Times New Roman"/>
+                <w:i w:val="false"/>
+                <w:b w:val="false"/>
+                <w:u w:val="none"/>
+                <w:strike w:val="false"/>
+                <w:sz w:val="12"/>
+                <w:szCs w:val="12"/>
+                <w:color w:val="000000"/>
+              </w:rPr>
+              <w:t xml:space="preserve">0.334</w:t>
+            </w:r>
+          </w:p>
+        </w:tc>
+        <w:tc>
+          <w:tcPr>
+            <w:tcBorders>
+              <w:bottom w:val="none" w:sz="0" w:space="0" w:color="000000"/>
+              <w:top w:val="none" w:sz="0" w:space="0" w:color="000000"/>
+              <w:left w:val="none" w:sz="0" w:space="0" w:color="000000"/>
+              <w:right w:val="none" w:sz="0" w:space="0" w:color="000000"/>
+            </w:tcBorders>
+            <w:shd w:val="clear" w:color="auto" w:fill="FFFFFF"/>
+            <w:tcMar>
+              <w:top w:w="0" w:type="dxa"/>
+              <w:bottom w:w="0" w:type="dxa"/>
+              <w:left w:w="0" w:type="dxa"/>
+              <w:right w:w="0" w:type="dxa"/>
+            </w:tcMar>
+            <w:vAlign w:val="center"/>
+          </w:tcPr>
+          <w:p>
+            <w:pPr>
+              <w:pStyle w:val="Normal"/>
+              <w:jc w:val="left"/>
+              <w:pBdr>
+                <w:bottom w:val="none" w:sz="0" w:space="0" w:color="000000"/>
+                <w:top w:val="none" w:sz="0" w:space="0" w:color="000000"/>
+                <w:left w:val="none" w:sz="0" w:space="0" w:color="000000"/>
+                <w:right w:val="none" w:sz="0" w:space="0" w:color="000000"/>
+              </w:pBdr>
+              <w:spacing w:after="100" w:before="100" w:line="240"/>
+              <w:ind w:left="100" w:right="100" w:firstLine="0" w:firstLineChars="0"/>
+              <w:rPr>
+                <w:rFonts w:ascii="Times New Roman" w:hAnsi="Times New Roman" w:eastAsia="Times New Roman" w:cs="Times New Roman"/>
+                <w:i w:val="false"/>
+                <w:b w:val="false"/>
+                <w:u w:val="none"/>
+                <w:strike w:val="false"/>
+                <w:sz w:val="12"/>
+                <w:szCs w:val="12"/>
+                <w:color w:val="000000"/>
+              </w:rPr>
+            </w:pPr>
+            <w:r>
+              <w:rPr>
+                <w:rFonts w:ascii="Times New Roman" w:hAnsi="Times New Roman" w:eastAsia="Times New Roman" w:cs="Times New Roman"/>
+                <w:i w:val="false"/>
+                <w:b w:val="false"/>
+                <w:u w:val="none"/>
+                <w:strike w:val="false"/>
+                <w:sz w:val="12"/>
+                <w:szCs w:val="12"/>
+                <w:color w:val="000000"/>
+              </w:rPr>
+              <w:t xml:space="preserve"/>
+            </w:r>
+          </w:p>
+        </w:tc>
+        <w:tc>
+          <w:tcPr>
+            <w:tcBorders>
+              <w:bottom w:val="none" w:sz="0" w:space="0" w:color="000000"/>
+              <w:top w:val="none" w:sz="0" w:space="0" w:color="000000"/>
+              <w:left w:val="none" w:sz="0" w:space="0" w:color="000000"/>
+              <w:right w:val="none" w:sz="0" w:space="0" w:color="000000"/>
+            </w:tcBorders>
+            <w:shd w:val="clear" w:color="auto" w:fill="FFFFFF"/>
+            <w:tcMar>
+              <w:top w:w="0" w:type="dxa"/>
+              <w:bottom w:w="0" w:type="dxa"/>
+              <w:left w:w="0" w:type="dxa"/>
+              <w:right w:w="0" w:type="dxa"/>
+            </w:tcMar>
+            <w:vAlign w:val="center"/>
+          </w:tcPr>
+          <w:p>
+            <w:pPr>
+              <w:pStyle w:val="Normal"/>
+              <w:jc w:val="left"/>
+              <w:pBdr>
+                <w:bottom w:val="none" w:sz="0" w:space="0" w:color="000000"/>
+                <w:top w:val="none" w:sz="0" w:space="0" w:color="000000"/>
+                <w:left w:val="none" w:sz="0" w:space="0" w:color="000000"/>
+                <w:right w:val="none" w:sz="0" w:space="0" w:color="000000"/>
+              </w:pBdr>
+              <w:spacing w:after="100" w:before="100" w:line="240"/>
+              <w:ind w:left="100" w:right="100" w:firstLine="0" w:firstLineChars="0"/>
+              <w:rPr>
+                <w:rFonts w:ascii="Times New Roman" w:hAnsi="Times New Roman" w:eastAsia="Times New Roman" w:cs="Times New Roman"/>
+                <w:i w:val="false"/>
+                <w:b w:val="false"/>
+                <w:u w:val="none"/>
+                <w:strike w:val="false"/>
+                <w:sz w:val="12"/>
+                <w:szCs w:val="12"/>
+                <w:color w:val="000000"/>
+              </w:rPr>
+            </w:pPr>
+            <w:r>
+              <w:rPr>
+                <w:rFonts w:ascii="Times New Roman" w:hAnsi="Times New Roman" w:eastAsia="Times New Roman" w:cs="Times New Roman"/>
+                <w:i w:val="false"/>
+                <w:b w:val="false"/>
+                <w:u w:val="none"/>
+                <w:strike w:val="false"/>
+                <w:sz w:val="12"/>
+                <w:szCs w:val="12"/>
+                <w:color w:val="000000"/>
+              </w:rPr>
+              <w:t xml:space="preserve"/>
+            </w:r>
+          </w:p>
+        </w:tc>
+        <w:tc>
+          <w:tcPr>
+            <w:tcBorders>
+              <w:bottom w:val="none" w:sz="0" w:space="0" w:color="000000"/>
+              <w:top w:val="none" w:sz="0" w:space="0" w:color="000000"/>
+              <w:left w:val="none" w:sz="0" w:space="0" w:color="000000"/>
+              <w:right w:val="none" w:sz="0" w:space="0" w:color="000000"/>
+            </w:tcBorders>
+            <w:shd w:val="clear" w:color="auto" w:fill="FFFFFF"/>
+            <w:tcMar>
+              <w:top w:w="0" w:type="dxa"/>
+              <w:bottom w:w="0" w:type="dxa"/>
+              <w:left w:w="0" w:type="dxa"/>
+              <w:right w:w="0" w:type="dxa"/>
+            </w:tcMar>
+            <w:vAlign w:val="center"/>
+          </w:tcPr>
+          <w:p>
+            <w:pPr>
+              <w:pStyle w:val="Normal"/>
+              <w:jc w:val="left"/>
+              <w:pBdr>
+                <w:bottom w:val="none" w:sz="0" w:space="0" w:color="000000"/>
+                <w:top w:val="none" w:sz="0" w:space="0" w:color="000000"/>
+                <w:left w:val="none" w:sz="0" w:space="0" w:color="000000"/>
+                <w:right w:val="none" w:sz="0" w:space="0" w:color="000000"/>
+              </w:pBdr>
+              <w:spacing w:after="100" w:before="100" w:line="240"/>
+              <w:ind w:left="100" w:right="100" w:firstLine="0" w:firstLineChars="0"/>
+              <w:rPr>
+                <w:rFonts w:ascii="Times New Roman" w:hAnsi="Times New Roman" w:eastAsia="Times New Roman" w:cs="Times New Roman"/>
+                <w:i w:val="false"/>
+                <w:b w:val="false"/>
+                <w:u w:val="none"/>
+                <w:strike w:val="false"/>
+                <w:sz w:val="12"/>
+                <w:szCs w:val="12"/>
+                <w:color w:val="000000"/>
+              </w:rPr>
+            </w:pPr>
+            <w:r>
+              <w:rPr>
+                <w:rFonts w:ascii="Times New Roman" w:hAnsi="Times New Roman" w:eastAsia="Times New Roman" w:cs="Times New Roman"/>
+                <w:i w:val="false"/>
+                <w:b w:val="false"/>
+                <w:u w:val="none"/>
+                <w:strike w:val="false"/>
+                <w:sz w:val="12"/>
+                <w:szCs w:val="12"/>
+                <w:color w:val="000000"/>
+              </w:rPr>
+              <w:t xml:space="preserve"/>
+            </w:r>
+          </w:p>
+        </w:tc>
+        <w:tc>
+          <w:tcPr>
+            <w:tcBorders>
+              <w:bottom w:val="none" w:sz="0" w:space="0" w:color="000000"/>
+              <w:top w:val="none" w:sz="0" w:space="0" w:color="000000"/>
+              <w:left w:val="none" w:sz="0" w:space="0" w:color="000000"/>
+              <w:right w:val="none" w:sz="0" w:space="0" w:color="000000"/>
+            </w:tcBorders>
+            <w:shd w:val="clear" w:color="auto" w:fill="FFFFFF"/>
+            <w:tcMar>
+              <w:top w:w="0" w:type="dxa"/>
+              <w:bottom w:w="0" w:type="dxa"/>
+              <w:left w:w="0" w:type="dxa"/>
+              <w:right w:w="0" w:type="dxa"/>
+            </w:tcMar>
+            <w:vAlign w:val="center"/>
+          </w:tcPr>
+          <w:p>
+            <w:pPr>
+              <w:pStyle w:val="Normal"/>
+              <w:jc w:val="left"/>
+              <w:pBdr>
+                <w:bottom w:val="none" w:sz="0" w:space="0" w:color="000000"/>
+                <w:top w:val="none" w:sz="0" w:space="0" w:color="000000"/>
+                <w:left w:val="none" w:sz="0" w:space="0" w:color="000000"/>
+                <w:right w:val="none" w:sz="0" w:space="0" w:color="000000"/>
+              </w:pBdr>
+              <w:spacing w:after="100" w:before="100" w:line="240"/>
+              <w:ind w:left="100" w:right="100" w:firstLine="0" w:firstLineChars="0"/>
+              <w:rPr>
+                <w:rFonts w:ascii="Times New Roman" w:hAnsi="Times New Roman" w:eastAsia="Times New Roman" w:cs="Times New Roman"/>
+                <w:i w:val="false"/>
+                <w:b w:val="false"/>
+                <w:u w:val="none"/>
+                <w:strike w:val="false"/>
+                <w:sz w:val="12"/>
+                <w:szCs w:val="12"/>
+                <w:color w:val="000000"/>
+              </w:rPr>
+            </w:pPr>
+            <w:r>
+              <w:rPr>
+                <w:rFonts w:ascii="Times New Roman" w:hAnsi="Times New Roman" w:eastAsia="Times New Roman" w:cs="Times New Roman"/>
+                <w:i w:val="false"/>
+                <w:b w:val="false"/>
+                <w:u w:val="none"/>
+                <w:strike w:val="false"/>
+                <w:sz w:val="12"/>
+                <w:szCs w:val="12"/>
+                <w:color w:val="000000"/>
+              </w:rPr>
+              <w:t xml:space="preserve"/>
+            </w:r>
+          </w:p>
+        </w:tc>
+        <w:tc>
+          <w:tcPr>
+            <w:tcBorders>
+              <w:bottom w:val="none" w:sz="0" w:space="0" w:color="000000"/>
+              <w:top w:val="none" w:sz="0" w:space="0" w:color="000000"/>
+              <w:left w:val="none" w:sz="0" w:space="0" w:color="000000"/>
+              <w:right w:val="none" w:sz="0" w:space="0" w:color="000000"/>
+            </w:tcBorders>
+            <w:shd w:val="clear" w:color="auto" w:fill="FFFFFF"/>
+            <w:tcMar>
+              <w:top w:w="0" w:type="dxa"/>
+              <w:bottom w:w="0" w:type="dxa"/>
+              <w:left w:w="0" w:type="dxa"/>
+              <w:right w:w="0" w:type="dxa"/>
+            </w:tcMar>
+            <w:vAlign w:val="center"/>
+          </w:tcPr>
+          <w:p>
+            <w:pPr>
+              <w:pStyle w:val="Normal"/>
+              <w:jc w:val="left"/>
+              <w:pBdr>
+                <w:bottom w:val="none" w:sz="0" w:space="0" w:color="000000"/>
+                <w:top w:val="none" w:sz="0" w:space="0" w:color="000000"/>
+                <w:left w:val="none" w:sz="0" w:space="0" w:color="000000"/>
+                <w:right w:val="none" w:sz="0" w:space="0" w:color="000000"/>
+              </w:pBdr>
+              <w:spacing w:after="100" w:before="100" w:line="240"/>
+              <w:ind w:left="100" w:right="100" w:firstLine="0" w:firstLineChars="0"/>
+              <w:rPr>
+                <w:rFonts w:ascii="Times New Roman" w:hAnsi="Times New Roman" w:eastAsia="Times New Roman" w:cs="Times New Roman"/>
+                <w:i w:val="false"/>
+                <w:b w:val="false"/>
+                <w:u w:val="none"/>
+                <w:strike w:val="false"/>
+                <w:sz w:val="12"/>
+                <w:szCs w:val="12"/>
+                <w:color w:val="000000"/>
+              </w:rPr>
+            </w:pPr>
+            <w:r>
+              <w:rPr>
+                <w:rFonts w:ascii="Times New Roman" w:hAnsi="Times New Roman" w:eastAsia="Times New Roman" w:cs="Times New Roman"/>
+                <w:i w:val="false"/>
+                <w:b w:val="false"/>
+                <w:u w:val="none"/>
+                <w:strike w:val="false"/>
+                <w:sz w:val="12"/>
+                <w:szCs w:val="12"/>
+                <w:color w:val="000000"/>
+              </w:rPr>
+              <w:t xml:space="preserve">-9.23 (-16.12, -2.34)</w:t>
+            </w:r>
+          </w:p>
+        </w:tc>
+        <w:tc>
+          <w:tcPr>
+            <w:tcBorders>
+              <w:bottom w:val="none" w:sz="0" w:space="0" w:color="000000"/>
+              <w:top w:val="none" w:sz="0" w:space="0" w:color="000000"/>
+              <w:left w:val="none" w:sz="0" w:space="0" w:color="000000"/>
+              <w:right w:val="none" w:sz="0" w:space="0" w:color="000000"/>
+            </w:tcBorders>
+            <w:shd w:val="clear" w:color="auto" w:fill="FFFFFF"/>
+            <w:tcMar>
+              <w:top w:w="0" w:type="dxa"/>
+              <w:bottom w:w="0" w:type="dxa"/>
+              <w:left w:w="0" w:type="dxa"/>
+              <w:right w:w="0" w:type="dxa"/>
+            </w:tcMar>
+            <w:vAlign w:val="center"/>
+          </w:tcPr>
+          <w:p>
+            <w:pPr>
+              <w:pStyle w:val="Normal"/>
+              <w:jc w:val="left"/>
+              <w:pBdr>
+                <w:bottom w:val="none" w:sz="0" w:space="0" w:color="000000"/>
+                <w:top w:val="none" w:sz="0" w:space="0" w:color="000000"/>
+                <w:left w:val="none" w:sz="0" w:space="0" w:color="000000"/>
+                <w:right w:val="none" w:sz="0" w:space="0" w:color="000000"/>
+              </w:pBdr>
+              <w:spacing w:after="100" w:before="100" w:line="240"/>
+              <w:ind w:left="100" w:right="100" w:firstLine="0" w:firstLineChars="0"/>
+              <w:rPr>
+                <w:rFonts w:ascii="Times New Roman" w:hAnsi="Times New Roman" w:eastAsia="Times New Roman" w:cs="Times New Roman"/>
+                <w:i w:val="false"/>
+                <w:b w:val="false"/>
+                <w:u w:val="none"/>
+                <w:strike w:val="false"/>
+                <w:sz w:val="12"/>
+                <w:szCs w:val="12"/>
+                <w:color w:val="000000"/>
+              </w:rPr>
+            </w:pPr>
+            <w:r>
+              <w:rPr>
+                <w:rFonts w:ascii="Times New Roman" w:hAnsi="Times New Roman" w:eastAsia="Times New Roman" w:cs="Times New Roman"/>
+                <w:i w:val="false"/>
+                <w:b w:val="false"/>
+                <w:u w:val="none"/>
+                <w:strike w:val="false"/>
+                <w:sz w:val="12"/>
+                <w:szCs w:val="12"/>
+                <w:color w:val="000000"/>
+              </w:rPr>
+              <w:t xml:space="preserve">0.009</w:t>
             </w:r>
           </w:p>
         </w:tc>
@@ -18549,7 +18549,7 @@
                 <w:szCs w:val="12"/>
                 <w:color w:val="000000"/>
               </w:rPr>
-              <w:t xml:space="preserve">0.178</w:t>
+              <w:t xml:space="preserve">0.225</w:t>
             </w:r>
           </w:p>
         </w:tc>
@@ -18714,7 +18714,7 @@
                 <w:szCs w:val="12"/>
                 <w:color w:val="000000"/>
               </w:rPr>
-              <w:t xml:space="preserve">0.667</w:t>
+              <w:t xml:space="preserve">0.741</w:t>
             </w:r>
           </w:p>
         </w:tc>
